--- a/documentation/thesis text.docx
+++ b/documentation/thesis text.docx
@@ -139,8 +139,6 @@
         </w:rPr>
         <w:t xml:space="preserve">mainly </w:t>
       </w:r>
-      <w:bookmarkStart w:id="0" w:name="_GoBack"/>
-      <w:bookmarkEnd w:id="0"/>
       <w:r>
         <w:rPr>
           <w:sz w:val="24"/>
@@ -179,7 +177,25 @@
           <w:szCs w:val="24"/>
           <w:lang w:bidi="ar-EG"/>
         </w:rPr>
-        <w:t>For this reason, most previous efforts were using multirotors. Recent works by [3],[4]</w:t>
+        <w:t>For this reason, most previous efforts were using multirotors. Recent works by [3]</w:t>
+      </w:r>
+      <w:proofErr w:type="gramStart"/>
+      <w:r>
+        <w:rPr>
+          <w:sz w:val="24"/>
+          <w:szCs w:val="24"/>
+          <w:lang w:bidi="ar-EG"/>
+        </w:rPr>
+        <w:t>,[</w:t>
+      </w:r>
+      <w:proofErr w:type="gramEnd"/>
+      <w:r>
+        <w:rPr>
+          <w:sz w:val="24"/>
+          <w:szCs w:val="24"/>
+          <w:lang w:bidi="ar-EG"/>
+        </w:rPr>
+        <w:t>4]</w:t>
       </w:r>
       <w:r>
         <w:rPr>
@@ -321,31 +337,7 @@
           <w:szCs w:val="24"/>
           <w:lang w:bidi="ar-EG"/>
         </w:rPr>
-        <w:t xml:space="preserve"> out </w:t>
-      </w:r>
-      <w:r>
-        <w:rPr>
-          <w:sz w:val="24"/>
-          <w:szCs w:val="24"/>
-          <w:lang w:bidi="ar-EG"/>
-        </w:rPr>
-        <w:t>forces (we re</w:t>
-      </w:r>
-      <w:r>
-        <w:rPr>
-          <w:sz w:val="24"/>
-          <w:szCs w:val="24"/>
-          <w:lang w:bidi="ar-EG"/>
-        </w:rPr>
-        <w:t>fer to these as internal forces</w:t>
-      </w:r>
-      <w:r>
-        <w:rPr>
-          <w:sz w:val="24"/>
-          <w:szCs w:val="24"/>
-          <w:lang w:bidi="ar-EG"/>
-        </w:rPr>
-        <w:t>)</w:t>
+        <w:t xml:space="preserve"> out forces (we refer to these as internal forces)</w:t>
       </w:r>
       <w:r>
         <w:rPr>
@@ -394,6 +386,22 @@
           <w:szCs w:val="24"/>
           <w:lang w:bidi="ar-EG"/>
         </w:rPr>
+        <w:t xml:space="preserve"> Consequently, the drone needs to take decisions based on memory or some understanding of time. </w:t>
+      </w:r>
+      <w:r>
+        <w:rPr>
+          <w:sz w:val="24"/>
+          <w:szCs w:val="24"/>
+          <w:lang w:bidi="ar-EG"/>
+        </w:rPr>
+        <w:t xml:space="preserve"> Moreover, the actions of the drones are not identical at the same moment in time and at the same payload state.</w:t>
+      </w:r>
+      <w:r>
+        <w:rPr>
+          <w:sz w:val="24"/>
+          <w:szCs w:val="24"/>
+          <w:lang w:bidi="ar-EG"/>
+        </w:rPr>
         <w:t xml:space="preserve"> </w:t>
       </w:r>
       <w:r>
@@ -402,7 +410,88 @@
           <w:szCs w:val="24"/>
           <w:lang w:bidi="ar-EG"/>
         </w:rPr>
-        <w:t>Consequently, the drone needs to take decisions based on memory or some understanding of time</w:t>
+        <w:t>This</w:t>
+      </w:r>
+      <w:r>
+        <w:rPr>
+          <w:sz w:val="24"/>
+          <w:szCs w:val="24"/>
+          <w:lang w:bidi="ar-EG"/>
+        </w:rPr>
+        <w:t xml:space="preserve"> </w:t>
+      </w:r>
+      <w:r>
+        <w:rPr>
+          <w:sz w:val="24"/>
+          <w:szCs w:val="24"/>
+          <w:lang w:bidi="ar-EG"/>
+        </w:rPr>
+        <w:t xml:space="preserve">is due to the fact that </w:t>
+      </w:r>
+      <w:r>
+        <w:rPr>
+          <w:sz w:val="24"/>
+          <w:szCs w:val="24"/>
+          <w:lang w:bidi="ar-EG"/>
+        </w:rPr>
+        <w:t xml:space="preserve">the internal forces that will cancel each other need to be produced by different drone trajectories. Furthermore, since the policy is decentralized, each drone will have to make its own observation of the load (we can imagine using an </w:t>
+      </w:r>
+      <w:proofErr w:type="spellStart"/>
+      <w:r>
+        <w:rPr>
+          <w:sz w:val="24"/>
+          <w:szCs w:val="24"/>
+          <w:lang w:bidi="ar-EG"/>
+        </w:rPr>
+        <w:t>AprilTag</w:t>
+      </w:r>
+      <w:proofErr w:type="spellEnd"/>
+      <w:r>
+        <w:rPr>
+          <w:sz w:val="24"/>
+          <w:szCs w:val="24"/>
+          <w:lang w:bidi="ar-EG"/>
+        </w:rPr>
+        <w:t xml:space="preserve"> on the load and each drone has its own camera that sees it). Each observation is going to be subject to its own noise and delay, leading to desynchronization in the load state between the different drones. </w:t>
+      </w:r>
+      <w:r>
+        <w:rPr>
+          <w:sz w:val="24"/>
+          <w:szCs w:val="24"/>
+          <w:lang w:bidi="ar-EG"/>
+        </w:rPr>
+        <w:t>Therefore, the policy needs to learn good actions with limited and poten</w:t>
+      </w:r>
+      <w:r>
+        <w:rPr>
+          <w:sz w:val="24"/>
+          <w:szCs w:val="24"/>
+          <w:lang w:bidi="ar-EG"/>
+        </w:rPr>
+        <w:t xml:space="preserve">tially outdated information. This naturally leads to </w:t>
+      </w:r>
+      <w:r>
+        <w:rPr>
+          <w:sz w:val="24"/>
+          <w:szCs w:val="24"/>
+          <w:lang w:bidi="ar-EG"/>
+        </w:rPr>
+        <w:t>a Partially Observable Markov Decision Process (POMDP)</w:t>
+      </w:r>
+      <w:r>
+        <w:rPr>
+          <w:sz w:val="24"/>
+          <w:szCs w:val="24"/>
+        </w:rPr>
+        <w:t xml:space="preserve"> </w:t>
+      </w:r>
+      <w:r>
+        <w:rPr>
+          <w:sz w:val="24"/>
+          <w:szCs w:val="24"/>
+          <w:lang w:bidi="ar-EG"/>
+        </w:rPr>
+        <w:t>problem formulation</w:t>
       </w:r>
       <w:r>
         <w:rPr>
@@ -418,7 +507,84 @@
           <w:szCs w:val="24"/>
           <w:lang w:bidi="ar-EG"/>
         </w:rPr>
-        <w:t xml:space="preserve"> Moreover, the actions of the drones are not identical at the same moment in time and at the same payload state.</w:t>
+        <w:t>_____might add some sentences here about the history thing___</w:t>
+      </w:r>
+      <w:proofErr w:type="gramStart"/>
+      <w:r>
+        <w:rPr>
+          <w:sz w:val="24"/>
+          <w:szCs w:val="24"/>
+          <w:lang w:bidi="ar-EG"/>
+        </w:rPr>
+        <w:t>_ .</w:t>
+      </w:r>
+      <w:proofErr w:type="gramEnd"/>
+      <w:r>
+        <w:rPr>
+          <w:sz w:val="24"/>
+          <w:szCs w:val="24"/>
+          <w:lang w:bidi="ar-EG"/>
+        </w:rPr>
+        <w:t xml:space="preserve"> Finally, the problem has many other aspects that are beyond the scope of this thesis (e.g. enforcing a minimum turning radius).</w:t>
+      </w:r>
+    </w:p>
+    <w:p>
+      <w:pPr>
+        <w:pStyle w:val="ListParagraph"/>
+        <w:ind w:left="360"/>
+        <w:rPr>
+          <w:sz w:val="24"/>
+          <w:szCs w:val="24"/>
+          <w:lang w:bidi="ar-EG"/>
+        </w:rPr>
+      </w:pPr>
+    </w:p>
+    <w:p>
+      <w:pPr>
+        <w:pStyle w:val="ListParagraph"/>
+        <w:ind w:left="360"/>
+        <w:rPr>
+          <w:sz w:val="24"/>
+          <w:szCs w:val="24"/>
+          <w:lang w:bidi="ar-EG"/>
+        </w:rPr>
+      </w:pPr>
+      <w:r>
+        <w:rPr>
+          <w:sz w:val="24"/>
+          <w:szCs w:val="24"/>
+          <w:lang w:bidi="ar-EG"/>
+        </w:rPr>
+        <w:t>T</w:t>
+      </w:r>
+      <w:r>
+        <w:rPr>
+          <w:sz w:val="24"/>
+          <w:szCs w:val="24"/>
+          <w:lang w:bidi="ar-EG"/>
+        </w:rPr>
+        <w:t xml:space="preserve">he goal of this thesis is to answer whether </w:t>
+      </w:r>
+      <w:r>
+        <w:rPr>
+          <w:sz w:val="24"/>
+          <w:szCs w:val="24"/>
+        </w:rPr>
+        <w:t xml:space="preserve">a fully decentralized policy (using a combination of learning-based and classical methods) is able to coordinate the carrier trajectories even when the drones do not fully agree on the state of the system. Can they still learn a reactive policy that is able to stabilize the load and maintain their coordinated trajectories based on their own local and noisy observations instead of relying on a centralized controller that has access to the full and true state? Additionally, it must be lightweight enough to deploy onboard </w:t>
+      </w:r>
+      <w:r>
+        <w:rPr>
+          <w:sz w:val="24"/>
+          <w:szCs w:val="24"/>
+        </w:rPr>
+        <w:t>and execute</w:t>
+      </w:r>
+      <w:r>
+        <w:rPr>
+          <w:sz w:val="24"/>
+          <w:szCs w:val="24"/>
+        </w:rPr>
+        <w:t xml:space="preserve"> in real time.</w:t>
       </w:r>
       <w:r>
         <w:rPr>
@@ -428,285 +594,3444 @@
         </w:rPr>
         <w:t xml:space="preserve"> </w:t>
       </w:r>
-      <w:r>
-        <w:rPr>
-          <w:sz w:val="24"/>
-          <w:szCs w:val="24"/>
-          <w:lang w:bidi="ar-EG"/>
-        </w:rPr>
-        <w:t>This</w:t>
-      </w:r>
-      <w:r>
-        <w:rPr>
-          <w:sz w:val="24"/>
-          <w:szCs w:val="24"/>
+    </w:p>
+    <w:p>
+      <w:pPr>
+        <w:pStyle w:val="ListParagraph"/>
+        <w:ind w:left="360"/>
+        <w:rPr>
+          <w:lang w:bidi="ar-EG"/>
+        </w:rPr>
+      </w:pPr>
+    </w:p>
+    <w:p>
+      <w:pPr>
+        <w:pStyle w:val="ListParagraph"/>
+        <w:ind w:left="360"/>
+        <w:rPr>
+          <w:lang w:bidi="ar-EG"/>
+        </w:rPr>
+      </w:pPr>
+    </w:p>
+    <w:p>
+      <w:pPr>
+        <w:pStyle w:val="ListParagraph"/>
+        <w:ind w:left="360"/>
+        <w:rPr>
+          <w:lang w:bidi="ar-EG"/>
+        </w:rPr>
+      </w:pPr>
+    </w:p>
+    <w:p>
+      <w:pPr>
+        <w:pStyle w:val="ListParagraph"/>
+        <w:ind w:left="360"/>
+        <w:rPr>
+          <w:lang w:bidi="ar-EG"/>
+        </w:rPr>
+      </w:pPr>
+    </w:p>
+    <w:p>
+      <w:pPr>
+        <w:pStyle w:val="ListParagraph"/>
+        <w:ind w:left="360"/>
+        <w:rPr>
+          <w:lang w:bidi="ar-EG"/>
+        </w:rPr>
+      </w:pPr>
+    </w:p>
+    <w:p>
+      <w:pPr>
+        <w:pStyle w:val="ListParagraph"/>
+        <w:ind w:left="360"/>
+        <w:rPr>
+          <w:lang w:bidi="ar-EG"/>
+        </w:rPr>
+      </w:pPr>
+    </w:p>
+    <w:p>
+      <w:pPr>
+        <w:pStyle w:val="ListParagraph"/>
+        <w:ind w:left="360"/>
+        <w:rPr>
+          <w:lang w:bidi="ar-EG"/>
+        </w:rPr>
+      </w:pPr>
+    </w:p>
+    <w:p>
+      <w:pPr>
+        <w:pStyle w:val="ListParagraph"/>
+        <w:ind w:left="360"/>
+        <w:rPr>
+          <w:lang w:bidi="ar-EG"/>
+        </w:rPr>
+      </w:pPr>
+    </w:p>
+    <w:p>
+      <w:pPr>
+        <w:pStyle w:val="ListParagraph"/>
+        <w:ind w:left="360"/>
+        <w:rPr>
+          <w:lang w:bidi="ar-EG"/>
+        </w:rPr>
+      </w:pPr>
+    </w:p>
+    <w:p>
+      <w:pPr>
+        <w:pStyle w:val="ListParagraph"/>
+        <w:ind w:left="360"/>
+        <w:rPr>
+          <w:lang w:bidi="ar-EG"/>
+        </w:rPr>
+      </w:pPr>
+    </w:p>
+    <w:p>
+      <w:pPr>
+        <w:pStyle w:val="ListParagraph"/>
+        <w:ind w:left="360"/>
+        <w:rPr>
+          <w:lang w:bidi="ar-EG"/>
+        </w:rPr>
+      </w:pPr>
+    </w:p>
+    <w:p>
+      <w:pPr>
+        <w:pStyle w:val="ListParagraph"/>
+        <w:ind w:left="360"/>
+        <w:rPr>
+          <w:lang w:bidi="ar-EG"/>
+        </w:rPr>
+      </w:pPr>
+    </w:p>
+    <w:p>
+      <w:pPr>
+        <w:pStyle w:val="ListParagraph"/>
+        <w:ind w:left="360"/>
+        <w:rPr>
+          <w:lang w:bidi="ar-EG"/>
+        </w:rPr>
+      </w:pPr>
+    </w:p>
+    <w:p>
+      <w:pPr>
+        <w:pStyle w:val="ListParagraph"/>
+        <w:ind w:left="360"/>
+        <w:rPr>
+          <w:lang w:bidi="ar-EG"/>
+        </w:rPr>
+      </w:pPr>
+    </w:p>
+    <w:p>
+      <w:pPr>
+        <w:pStyle w:val="ListParagraph"/>
+        <w:ind w:left="360"/>
+        <w:rPr>
+          <w:lang w:bidi="ar-EG"/>
+        </w:rPr>
+      </w:pPr>
+    </w:p>
+    <w:p>
+      <w:pPr>
+        <w:pStyle w:val="ListParagraph"/>
+        <w:ind w:left="360"/>
+        <w:rPr>
+          <w:lang w:bidi="ar-EG"/>
+        </w:rPr>
+      </w:pPr>
+    </w:p>
+    <w:p>
+      <w:pPr>
+        <w:pStyle w:val="ListParagraph"/>
+        <w:ind w:left="360"/>
+        <w:rPr>
+          <w:lang w:bidi="ar-EG"/>
+        </w:rPr>
+      </w:pPr>
+    </w:p>
+    <w:p>
+      <w:pPr>
+        <w:pStyle w:val="ListParagraph"/>
+        <w:ind w:left="360"/>
+        <w:rPr>
+          <w:lang w:bidi="ar-EG"/>
+        </w:rPr>
+      </w:pPr>
+    </w:p>
+    <w:p>
+      <w:pPr>
+        <w:pStyle w:val="ListParagraph"/>
+        <w:ind w:left="360"/>
+        <w:rPr>
+          <w:lang w:bidi="ar-EG"/>
+        </w:rPr>
+      </w:pPr>
+    </w:p>
+    <w:p>
+      <w:pPr>
+        <w:pStyle w:val="ListParagraph"/>
+        <w:ind w:left="360"/>
+        <w:rPr>
+          <w:lang w:bidi="ar-EG"/>
+        </w:rPr>
+      </w:pPr>
+    </w:p>
+    <w:p>
+      <w:pPr>
+        <w:pStyle w:val="ListParagraph"/>
+        <w:ind w:left="360"/>
+        <w:rPr>
+          <w:lang w:bidi="ar-EG"/>
+        </w:rPr>
+      </w:pPr>
+      <w:r>
+        <w:rPr>
+          <w:lang w:bidi="ar-EG"/>
+        </w:rPr>
+        <w:lastRenderedPageBreak/>
+        <w:t>System Modelling and Problem formulation</w:t>
+      </w:r>
+      <w:r>
+        <w:rPr>
+          <w:lang w:bidi="ar-EG"/>
+        </w:rPr>
+        <w:t xml:space="preserve">: </w:t>
+      </w:r>
+    </w:p>
+    <w:p>
+      <w:pPr>
+        <w:pStyle w:val="ListParagraph"/>
+        <w:ind w:left="360"/>
+        <w:rPr>
+          <w:lang w:bidi="ar-EG"/>
+        </w:rPr>
+      </w:pPr>
+    </w:p>
+    <w:p>
+      <w:pPr>
+        <w:pStyle w:val="ListParagraph"/>
+        <w:ind w:left="360"/>
+        <w:rPr>
+          <w:lang w:bidi="ar-EG"/>
+        </w:rPr>
+      </w:pPr>
+      <w:r>
+        <w:rPr>
+          <w:lang w:bidi="ar-EG"/>
+        </w:rPr>
+        <w:t xml:space="preserve">The most straightforward way to test the decentralization hypothesis is to build upon the classical control stack (controller + optimizer) that </w:t>
+      </w:r>
+      <w:r>
+        <w:rPr>
+          <w:lang w:bidi="ar-EG"/>
+        </w:rPr>
+        <w:t>was introduced in [4]</w:t>
+      </w:r>
+      <w:r>
+        <w:rPr>
+          <w:lang w:bidi="ar-EG"/>
+        </w:rPr>
+        <w:t xml:space="preserve"> instead of forcing the policy to learn everything from scratch. </w:t>
+      </w:r>
+      <w:r>
+        <w:rPr>
+          <w:lang w:bidi="ar-EG"/>
+        </w:rPr>
+        <w:t>The solution</w:t>
+      </w:r>
+      <w:r>
+        <w:rPr>
+          <w:lang w:bidi="ar-EG"/>
+        </w:rPr>
+        <w:t xml:space="preserve"> can already fly and generate trajectories in a centralized fashion, we just need to make the policy learn to mimic, correct and augment its behavior under loss and reconstruction of some information. The structure of the classical control stack lends itself easily to </w:t>
+      </w:r>
+      <w:r>
+        <w:rPr>
+          <w:lang w:bidi="ar-EG"/>
+        </w:rPr>
+        <w:t>decentralization, hence, we will exploit this property</w:t>
+      </w:r>
+      <w:r>
+        <w:rPr>
+          <w:lang w:bidi="ar-EG"/>
+        </w:rPr>
+        <w:t xml:space="preserve"> and use parts of it and its architecture</w:t>
+      </w:r>
+      <w:r>
+        <w:rPr>
+          <w:lang w:bidi="ar-EG"/>
+        </w:rPr>
+        <w:t xml:space="preserve">. This will be discussed in detail in later sections, for now we start by defining the problem, how the classical control pipeline solves it and what will be our modifications to decentralize it. </w:t>
+      </w:r>
+      <w:r>
+        <w:rPr>
+          <w:lang w:bidi="ar-EG"/>
+        </w:rPr>
+        <w:t xml:space="preserve">This work was mainly developed </w:t>
+      </w:r>
+      <w:proofErr w:type="gramStart"/>
+      <w:r>
+        <w:rPr>
+          <w:lang w:bidi="ar-EG"/>
+        </w:rPr>
+        <w:t>in[</w:t>
+      </w:r>
+      <w:proofErr w:type="gramEnd"/>
+      <w:r>
+        <w:rPr>
+          <w:lang w:bidi="ar-EG"/>
+        </w:rPr>
+        <w:t xml:space="preserve">3] and [4]. </w:t>
+      </w:r>
+    </w:p>
+    <w:p>
+      <w:pPr>
+        <w:pStyle w:val="ListParagraph"/>
+        <w:ind w:left="360"/>
+        <w:rPr>
+          <w:lang w:bidi="ar-EG"/>
+        </w:rPr>
+      </w:pPr>
+    </w:p>
+    <w:p>
+      <w:pPr>
+        <w:pStyle w:val="ListParagraph"/>
+        <w:ind w:left="360"/>
+        <w:rPr>
+          <w:lang w:bidi="ar-EG"/>
+        </w:rPr>
+      </w:pPr>
+      <w:r>
+        <w:rPr>
+          <w:lang w:bidi="ar-EG"/>
+        </w:rPr>
+        <w:t>System Model:</w:t>
+      </w:r>
+    </w:p>
+    <w:p>
+      <w:pPr>
+        <w:pStyle w:val="ListParagraph"/>
+        <w:ind w:left="360"/>
+        <w:rPr>
+          <w:lang w:bidi="ar-EG"/>
+        </w:rPr>
+      </w:pPr>
+      <w:r>
+        <w:rPr>
           <w:lang w:bidi="ar-EG"/>
         </w:rPr>
         <w:t xml:space="preserve"> </w:t>
       </w:r>
-      <w:r>
-        <w:rPr>
-          <w:sz w:val="24"/>
-          <w:szCs w:val="24"/>
-          <w:lang w:bidi="ar-EG"/>
-        </w:rPr>
-        <w:t xml:space="preserve">is due to the fact that </w:t>
-      </w:r>
-      <w:r>
-        <w:rPr>
-          <w:sz w:val="24"/>
-          <w:szCs w:val="24"/>
-          <w:lang w:bidi="ar-EG"/>
-        </w:rPr>
-        <w:t xml:space="preserve">the internal forces that will cancel each other need to be produced by different drone trajectories. Furthermore, since the policy is decentralized, each drone will have to make its own observation of the load (we can imagine using an AprilTag on the load and each drone has its own camera that sees it). Each observation is going to be subject to its own noise and delay, leading to desynchronization in the load state between the different drones. </w:t>
-      </w:r>
-      <w:r>
-        <w:rPr>
-          <w:sz w:val="24"/>
-          <w:szCs w:val="24"/>
-          <w:lang w:bidi="ar-EG"/>
-        </w:rPr>
-        <w:t>Therefore, the policy needs to learn good actions with limited and poten</w:t>
-      </w:r>
-      <w:r>
-        <w:rPr>
-          <w:sz w:val="24"/>
-          <w:szCs w:val="24"/>
-          <w:lang w:bidi="ar-EG"/>
-        </w:rPr>
-        <w:t xml:space="preserve">tially outdated information. This naturally leads to </w:t>
-      </w:r>
-      <w:r>
-        <w:rPr>
-          <w:sz w:val="24"/>
-          <w:szCs w:val="24"/>
-          <w:lang w:bidi="ar-EG"/>
-        </w:rPr>
-        <w:t>a Partially Observable Markov Decision Process (POMDP)</w:t>
-      </w:r>
-      <w:r>
-        <w:rPr>
-          <w:sz w:val="24"/>
-          <w:szCs w:val="24"/>
-        </w:rPr>
-        <w:t xml:space="preserve"> </w:t>
-      </w:r>
-      <w:r>
-        <w:rPr>
-          <w:sz w:val="24"/>
-          <w:szCs w:val="24"/>
-          <w:lang w:bidi="ar-EG"/>
-        </w:rPr>
-        <w:t>problem formulation</w:t>
-      </w:r>
-      <w:r>
-        <w:rPr>
-          <w:sz w:val="24"/>
-          <w:szCs w:val="24"/>
-          <w:lang w:bidi="ar-EG"/>
-        </w:rPr>
-        <w:t xml:space="preserve">. </w:t>
-      </w:r>
-      <w:r>
-        <w:rPr>
-          <w:sz w:val="24"/>
-          <w:szCs w:val="24"/>
-          <w:lang w:bidi="ar-EG"/>
-        </w:rPr>
-        <w:t>_____might add some sentences here about the history thing____ .</w:t>
-      </w:r>
-      <w:r>
-        <w:rPr>
-          <w:sz w:val="24"/>
-          <w:szCs w:val="24"/>
-          <w:lang w:bidi="ar-EG"/>
-        </w:rPr>
-        <w:t xml:space="preserve"> Finally, </w:t>
-      </w:r>
-      <w:r>
-        <w:rPr>
-          <w:sz w:val="24"/>
-          <w:szCs w:val="24"/>
-          <w:lang w:bidi="ar-EG"/>
-        </w:rPr>
-        <w:t>the problem has many other aspects that are beyond the scope of this thesis (e.g. enforcing a minimum turning radius).</w:t>
-      </w:r>
-    </w:p>
-    <w:p>
-      <w:pPr>
-        <w:pStyle w:val="ListParagraph"/>
-        <w:ind w:left="360"/>
-        <w:rPr>
-          <w:sz w:val="24"/>
-          <w:szCs w:val="24"/>
-          <w:lang w:bidi="ar-EG"/>
-        </w:rPr>
-      </w:pPr>
-    </w:p>
-    <w:p>
-      <w:pPr>
-        <w:pStyle w:val="ListParagraph"/>
-        <w:ind w:left="360"/>
-        <w:rPr>
-          <w:sz w:val="24"/>
-          <w:szCs w:val="24"/>
-          <w:lang w:bidi="ar-EG"/>
-        </w:rPr>
-      </w:pPr>
-      <w:r>
-        <w:rPr>
-          <w:sz w:val="24"/>
-          <w:szCs w:val="24"/>
-          <w:lang w:bidi="ar-EG"/>
-        </w:rPr>
-        <w:t>T</w:t>
-      </w:r>
-      <w:r>
-        <w:rPr>
-          <w:sz w:val="24"/>
-          <w:szCs w:val="24"/>
-          <w:lang w:bidi="ar-EG"/>
-        </w:rPr>
-        <w:t xml:space="preserve">he goal of this thesis is to answer whether </w:t>
-      </w:r>
-      <w:r>
-        <w:rPr>
-          <w:sz w:val="24"/>
-          <w:szCs w:val="24"/>
-        </w:rPr>
-        <w:t>a fully decentralized policy (using a combination of learning-based and classical methods) is able to coordinate the carrier trajec</w:t>
-      </w:r>
-      <w:r>
-        <w:rPr>
-          <w:sz w:val="24"/>
-          <w:szCs w:val="24"/>
-        </w:rPr>
-        <w:t>tories even when the drones do not fully</w:t>
-      </w:r>
-      <w:r>
-        <w:rPr>
-          <w:sz w:val="24"/>
-          <w:szCs w:val="24"/>
-        </w:rPr>
-        <w:t xml:space="preserve"> a</w:t>
-      </w:r>
-      <w:r>
-        <w:rPr>
-          <w:sz w:val="24"/>
-          <w:szCs w:val="24"/>
-        </w:rPr>
-        <w:t>gree on the state of the system. C</w:t>
-      </w:r>
-      <w:r>
-        <w:rPr>
-          <w:sz w:val="24"/>
-          <w:szCs w:val="24"/>
-        </w:rPr>
-        <w:t xml:space="preserve">an they still learn a reactive policy that is able to stabilize the load and maintain their coordinated trajectories based on their own local and noisy observations instead of relying on a centralized controller that has access to the full and true </w:t>
-      </w:r>
-      <w:r>
-        <w:rPr>
-          <w:sz w:val="24"/>
-          <w:szCs w:val="24"/>
-        </w:rPr>
-        <w:t>state?</w:t>
-      </w:r>
-      <w:r>
-        <w:rPr>
-          <w:sz w:val="24"/>
-          <w:szCs w:val="24"/>
-        </w:rPr>
-        <w:t xml:space="preserve"> Additionally, it must </w:t>
-      </w:r>
-      <w:r>
-        <w:rPr>
-          <w:sz w:val="24"/>
-          <w:szCs w:val="24"/>
-        </w:rPr>
-        <w:t xml:space="preserve">be </w:t>
-      </w:r>
-      <w:r>
-        <w:rPr>
-          <w:sz w:val="24"/>
-          <w:szCs w:val="24"/>
-        </w:rPr>
-        <w:t xml:space="preserve">lightweight enough to deploy onboard </w:t>
-      </w:r>
-      <w:r>
-        <w:rPr>
-          <w:sz w:val="24"/>
-          <w:szCs w:val="24"/>
-        </w:rPr>
-        <w:t>and execute</w:t>
-      </w:r>
-      <w:r>
-        <w:rPr>
-          <w:sz w:val="24"/>
-          <w:szCs w:val="24"/>
-        </w:rPr>
-        <w:t xml:space="preserve"> in real time.</w:t>
-      </w:r>
-      <w:r>
-        <w:rPr>
-          <w:sz w:val="24"/>
-          <w:szCs w:val="24"/>
-          <w:lang w:bidi="ar-EG"/>
-        </w:rPr>
-        <w:t xml:space="preserve"> </w:t>
-      </w:r>
-    </w:p>
-    <w:p>
-      <w:pPr>
-        <w:pStyle w:val="ListParagraph"/>
-        <w:ind w:left="360"/>
-        <w:rPr>
-          <w:lang w:bidi="ar-EG"/>
-        </w:rPr>
-      </w:pPr>
-    </w:p>
-    <w:p>
-      <w:pPr>
-        <w:pStyle w:val="ListParagraph"/>
-        <w:ind w:left="360"/>
-        <w:rPr>
-          <w:lang w:bidi="ar-EG"/>
-        </w:rPr>
-      </w:pPr>
-    </w:p>
-    <w:p>
-      <w:pPr>
-        <w:pStyle w:val="ListParagraph"/>
-        <w:ind w:left="360"/>
-      </w:pPr>
-      <w:r>
-        <w:t>[1]</w:t>
-      </w:r>
-      <w:r>
-        <w:t>E. N. Barmpounakis, E. I. Vlahogianni, and J. C. Golias. Unmanned aerial aircraft systems for transportation engineering: Current practice and future challenges.</w:t>
-      </w:r>
-    </w:p>
-    <w:p>
-      <w:pPr>
-        <w:pStyle w:val="ListParagraph"/>
-        <w:ind w:left="360"/>
-      </w:pPr>
-      <w:r>
-        <w:t>[2] citation needed</w:t>
-      </w:r>
-    </w:p>
-    <w:p>
-      <w:pPr>
-        <w:pStyle w:val="ListParagraph"/>
-        <w:ind w:left="360"/>
+    </w:p>
+    <w:p>
+      <w:pPr>
+        <w:pStyle w:val="ListParagraph"/>
+        <w:ind w:left="360"/>
+      </w:pPr>
+      <w:r>
+        <w:rPr>
+          <w:lang w:bidi="ar-EG"/>
+        </w:rPr>
+        <w:t xml:space="preserve">Consider a system of n </w:t>
+      </w:r>
+      <w:r>
+        <w:t xml:space="preserve">≥ 3 non-stopping </w:t>
+      </w:r>
+      <w:r>
+        <w:t xml:space="preserve">rigid </w:t>
+      </w:r>
+      <w:r>
+        <w:t xml:space="preserve">carriers collaboratively carrying a rigid payload using cables. The carriers are required to maintain a strictly positive velocity to avoid stalling. </w:t>
+      </w:r>
+      <w:r>
+        <w:t>The connection positions between the cables and the</w:t>
+      </w:r>
+      <w:r>
         <w:rPr>
           <w:rFonts w:hint="cs"/>
           <w:rtl/>
-          <w:lang w:bidi="ar-EG"/>
-        </w:rPr>
-      </w:pPr>
-      <w:r>
-        <w:t>[3],[4]</w:t>
-      </w:r>
+        </w:rPr>
+        <w:t xml:space="preserve"> </w:t>
+      </w:r>
+      <w:r>
+        <w:t>payload are known.</w:t>
+      </w:r>
+      <w:r>
+        <w:t xml:space="preserve">  </w:t>
+      </w:r>
+      <w:r>
+        <w:t>Refer to Figure ____number here____ for a schematic representation of the considered scenario.</w:t>
+      </w:r>
+    </w:p>
+    <w:p>
+      <w:pPr>
+        <w:pStyle w:val="ListParagraph"/>
+        <w:ind w:left="360"/>
+      </w:pPr>
+    </w:p>
+    <w:p>
+      <w:pPr>
+        <w:pStyle w:val="ListParagraph"/>
+        <w:ind w:left="360"/>
+        <w:rPr>
+          <w:rtl/>
+        </w:rPr>
+      </w:pPr>
+      <w:r>
+        <w:t xml:space="preserve">Remark 1: In [3], it is established that a minimum of three non-stopping carriers are needed to maintain a cable suspended load static while allowing for each carrier to maintain a loitering positive velocity norm. </w:t>
+      </w:r>
+    </w:p>
+    <w:p>
+      <w:pPr>
+        <w:pStyle w:val="ListParagraph"/>
+        <w:ind w:left="360"/>
+        <w:rPr>
+          <w:lang w:bidi="ar-EG"/>
+        </w:rPr>
+      </w:pPr>
+    </w:p>
+    <w:p>
+      <w:pPr>
+        <w:pStyle w:val="ListParagraph"/>
+        <w:ind w:left="360"/>
+        <w:rPr>
+          <w:lang w:bidi="ar-EG"/>
+        </w:rPr>
+      </w:pPr>
+      <w:r>
+        <w:rPr>
+          <w:lang w:bidi="ar-EG"/>
+        </w:rPr>
+        <w:t xml:space="preserve">Modelling assumptions: </w:t>
+      </w:r>
+    </w:p>
+    <w:p>
+      <w:pPr>
+        <w:pStyle w:val="ListParagraph"/>
+        <w:numPr>
+          <w:ilvl w:val="0"/>
+          <w:numId w:val="4"/>
+        </w:numPr>
+        <w:rPr>
+          <w:lang w:bidi="ar-EG"/>
+        </w:rPr>
+      </w:pPr>
+      <w:r>
+        <w:t>The cables are massless and inextensible</w:t>
+      </w:r>
+    </w:p>
+    <w:p>
+      <w:pPr>
+        <w:pStyle w:val="ListParagraph"/>
+        <w:numPr>
+          <w:ilvl w:val="0"/>
+          <w:numId w:val="4"/>
+        </w:numPr>
+        <w:rPr>
+          <w:lang w:bidi="ar-EG"/>
+        </w:rPr>
+      </w:pPr>
+      <w:r>
+        <w:rPr>
+          <w:lang w:bidi="ar-EG"/>
+        </w:rPr>
+        <w:t xml:space="preserve">The cables are taut and can only transmit tensile forces </w:t>
+      </w:r>
+    </w:p>
+    <w:p>
+      <w:pPr>
+        <w:pStyle w:val="ListParagraph"/>
+        <w:numPr>
+          <w:ilvl w:val="0"/>
+          <w:numId w:val="4"/>
+        </w:numPr>
+        <w:rPr>
+          <w:lang w:bidi="ar-EG"/>
+        </w:rPr>
+      </w:pPr>
+      <w:r>
+        <w:rPr>
+          <w:lang w:bidi="ar-EG"/>
+        </w:rPr>
+        <w:t>The carriers and the load are rigid bodies</w:t>
+      </w:r>
+    </w:p>
+    <w:p>
+      <w:pPr>
+        <w:pStyle w:val="ListParagraph"/>
+        <w:ind w:left="360"/>
+      </w:pPr>
+    </w:p>
+    <w:p>
+      <w:pPr>
+        <w:pStyle w:val="ListParagraph"/>
+        <w:ind w:left="360"/>
+      </w:pPr>
+      <w:r>
+        <w:t>Let the inertial world frame FW = {</w:t>
+      </w:r>
+      <w:proofErr w:type="gramStart"/>
+      <w:r>
+        <w:t>OW ,(</w:t>
+      </w:r>
+      <w:proofErr w:type="spellStart"/>
+      <w:proofErr w:type="gramEnd"/>
+      <w:r>
+        <w:t>xW</w:t>
+      </w:r>
+      <w:proofErr w:type="spellEnd"/>
+      <w:r>
+        <w:t xml:space="preserve"> , </w:t>
+      </w:r>
+      <w:proofErr w:type="spellStart"/>
+      <w:r>
+        <w:t>yW</w:t>
+      </w:r>
+      <w:proofErr w:type="spellEnd"/>
+      <w:r>
+        <w:t xml:space="preserve"> , </w:t>
+      </w:r>
+      <w:proofErr w:type="spellStart"/>
+      <w:r>
+        <w:t>zW</w:t>
+      </w:r>
+      <w:proofErr w:type="spellEnd"/>
+      <w:r>
+        <w:t xml:space="preserve"> )}, with gravity acting along the opposed direction of </w:t>
+      </w:r>
+      <w:proofErr w:type="spellStart"/>
+      <w:r>
+        <w:t>zW</w:t>
+      </w:r>
+      <w:proofErr w:type="spellEnd"/>
+      <w:r>
+        <w:t xml:space="preserve"> –axis, and let the payload’s body-fixed frame </w:t>
+      </w:r>
+      <w:r>
+        <w:rPr>
+          <w:rFonts w:ascii="Cambria Math" w:hAnsi="Cambria Math" w:cs="Cambria Math"/>
+        </w:rPr>
+        <w:t>ℱL</w:t>
+      </w:r>
+      <w:r>
+        <w:t xml:space="preserve"> be attached to the payload’s center of mass</w:t>
+      </w:r>
+      <w:r>
+        <w:t xml:space="preserve"> (</w:t>
+      </w:r>
+      <w:proofErr w:type="spellStart"/>
+      <w:r>
+        <w:t>CoM</w:t>
+      </w:r>
+      <w:proofErr w:type="spellEnd"/>
+      <w:r>
+        <w:t>)</w:t>
+      </w:r>
+      <w:r>
+        <w:t xml:space="preserve">. </w:t>
+      </w:r>
+      <w:r>
+        <w:t xml:space="preserve">Let the payload mass be mL </w:t>
+      </w:r>
+      <w:r>
+        <w:rPr>
+          <w:rFonts w:ascii="Cambria Math" w:hAnsi="Cambria Math" w:cs="Cambria Math"/>
+        </w:rPr>
+        <w:t>∈</w:t>
+      </w:r>
+      <w:r>
+        <w:t xml:space="preserve"> R&gt;0 and inertia matrix JL </w:t>
+      </w:r>
+      <w:r>
+        <w:rPr>
+          <w:rFonts w:ascii="Cambria Math" w:hAnsi="Cambria Math" w:cs="Cambria Math"/>
+        </w:rPr>
+        <w:t>∈</w:t>
+      </w:r>
+      <w:r>
+        <w:t xml:space="preserve"> R 3×3. </w:t>
+      </w:r>
+      <w:r>
+        <w:rPr>
+          <w:lang w:bidi="ar-EG"/>
+        </w:rPr>
+        <w:t xml:space="preserve">Let the </w:t>
+      </w:r>
+      <w:proofErr w:type="spellStart"/>
+      <w:r>
+        <w:rPr>
+          <w:lang w:bidi="ar-EG"/>
+        </w:rPr>
+        <w:t>i-th</w:t>
+      </w:r>
+      <w:proofErr w:type="spellEnd"/>
+      <w:r>
+        <w:rPr>
+          <w:lang w:bidi="ar-EG"/>
+        </w:rPr>
+        <w:t xml:space="preserve">, </w:t>
+      </w:r>
+      <w:proofErr w:type="spellStart"/>
+      <w:r>
+        <w:rPr>
+          <w:lang w:bidi="ar-EG"/>
+        </w:rPr>
+        <w:t>i</w:t>
+      </w:r>
+      <w:proofErr w:type="spellEnd"/>
+      <w:r>
+        <w:rPr>
+          <w:lang w:bidi="ar-EG"/>
+        </w:rPr>
+        <w:t xml:space="preserve"> </w:t>
+      </w:r>
+      <w:proofErr w:type="gramStart"/>
+      <w:r>
+        <w:rPr>
+          <w:rFonts w:ascii="Cambria Math" w:hAnsi="Cambria Math" w:cs="Cambria Math"/>
+        </w:rPr>
+        <w:t>∈{</w:t>
+      </w:r>
+      <w:proofErr w:type="gramEnd"/>
+      <w:r>
+        <w:rPr>
+          <w:rFonts w:ascii="Cambria Math" w:hAnsi="Cambria Math" w:cs="Cambria Math"/>
+        </w:rPr>
+        <w:t>1,...,n}, carrier</w:t>
+      </w:r>
+      <w:r>
+        <w:rPr>
+          <w:lang w:bidi="ar-EG"/>
+        </w:rPr>
+        <w:t xml:space="preserve"> </w:t>
+      </w:r>
+      <w:r>
+        <w:rPr>
+          <w:lang w:bidi="ar-EG"/>
+        </w:rPr>
+        <w:t xml:space="preserve">mass be </w:t>
+      </w:r>
+      <w:r>
+        <w:t xml:space="preserve">mi </w:t>
+      </w:r>
+      <w:r>
+        <w:rPr>
+          <w:rFonts w:ascii="Cambria Math" w:hAnsi="Cambria Math" w:cs="Cambria Math"/>
+        </w:rPr>
+        <w:t>∈</w:t>
+      </w:r>
+      <w:r>
+        <w:t xml:space="preserve"> R&gt; 0. The </w:t>
+      </w:r>
+      <w:proofErr w:type="spellStart"/>
+      <w:r>
+        <w:t>i-th</w:t>
+      </w:r>
+      <w:proofErr w:type="spellEnd"/>
+      <w:r>
+        <w:t xml:space="preserve"> carrier is connected to a fixed attachment point Bi on the payload via a cable of constant length Li </w:t>
+      </w:r>
+      <w:r>
+        <w:rPr>
+          <w:rFonts w:ascii="Cambria Math" w:hAnsi="Cambria Math" w:cs="Cambria Math"/>
+        </w:rPr>
+        <w:t>∈</w:t>
+      </w:r>
+      <w:r>
+        <w:t xml:space="preserve"> R&gt;0, with unit direction vector qi(t) </w:t>
+      </w:r>
+      <w:r>
+        <w:rPr>
+          <w:rFonts w:ascii="Cambria Math" w:hAnsi="Cambria Math" w:cs="Cambria Math"/>
+        </w:rPr>
+        <w:t>∈</w:t>
+      </w:r>
+      <w:r>
+        <w:t xml:space="preserve"> S 2 pointing from the attachment point to the carrier (representing the cable direction in the inertial frame).</w:t>
+      </w:r>
+    </w:p>
+    <w:p>
+      <w:pPr>
+        <w:pStyle w:val="ListParagraph"/>
+        <w:ind w:left="360"/>
+      </w:pPr>
+    </w:p>
+    <w:p>
+      <w:pPr>
+        <w:pStyle w:val="ListParagraph"/>
+        <w:ind w:left="360"/>
+      </w:pPr>
+      <w:r>
+        <w:t xml:space="preserve">We can then calculate the position of </w:t>
+      </w:r>
+      <w:proofErr w:type="gramStart"/>
+      <w:r>
+        <w:t xml:space="preserve">the </w:t>
+      </w:r>
+      <w:proofErr w:type="spellStart"/>
+      <w:r>
+        <w:t>i</w:t>
+      </w:r>
+      <w:proofErr w:type="gramEnd"/>
+      <w:r>
+        <w:t>-th</w:t>
+      </w:r>
+      <w:proofErr w:type="spellEnd"/>
+      <w:r>
+        <w:t xml:space="preserve"> carrier </w:t>
+      </w:r>
+      <w:proofErr w:type="spellStart"/>
+      <w:r>
+        <w:t>pRi</w:t>
+      </w:r>
+      <w:proofErr w:type="spellEnd"/>
+      <w:r>
+        <w:t xml:space="preserve"> (t) </w:t>
+      </w:r>
+      <w:r>
+        <w:rPr>
+          <w:rFonts w:ascii="Cambria Math" w:hAnsi="Cambria Math" w:cs="Cambria Math"/>
+        </w:rPr>
+        <w:t>∈</w:t>
+      </w:r>
+      <w:r>
+        <w:t xml:space="preserve"> R 3 expressed in FW using:</w:t>
+      </w:r>
+    </w:p>
+    <w:p>
+      <w:pPr>
+        <w:pStyle w:val="ListParagraph"/>
+        <w:ind w:left="360"/>
+      </w:pPr>
+      <w:proofErr w:type="spellStart"/>
+      <w:proofErr w:type="gramStart"/>
+      <w:r>
+        <w:t>pRi</w:t>
+      </w:r>
+      <w:proofErr w:type="spellEnd"/>
+      <w:proofErr w:type="gramEnd"/>
+      <w:r>
+        <w:t xml:space="preserve"> (t) = </w:t>
+      </w:r>
+      <w:proofErr w:type="spellStart"/>
+      <w:r>
+        <w:t>pL</w:t>
+      </w:r>
+      <w:proofErr w:type="spellEnd"/>
+      <w:r>
+        <w:t xml:space="preserve">(t) + RL(t) </w:t>
+      </w:r>
+      <w:proofErr w:type="spellStart"/>
+      <w:r>
+        <w:t>Bbi</w:t>
+      </w:r>
+      <w:proofErr w:type="spellEnd"/>
+      <w:r>
+        <w:t xml:space="preserve"> + Li qi(t)</w:t>
+      </w:r>
+      <w:r>
+        <w:t xml:space="preserve">  ____(1)____</w:t>
+      </w:r>
+    </w:p>
+    <w:p>
+      <w:pPr>
+        <w:pStyle w:val="ListParagraph"/>
+        <w:ind w:left="360"/>
+      </w:pPr>
+    </w:p>
+    <w:p>
+      <w:pPr>
+        <w:pStyle w:val="ListParagraph"/>
+        <w:ind w:left="360"/>
+      </w:pPr>
+      <w:proofErr w:type="gramStart"/>
+      <w:r>
+        <w:t>where</w:t>
+      </w:r>
+      <w:proofErr w:type="gramEnd"/>
+      <w:r>
+        <w:t xml:space="preserve"> </w:t>
+      </w:r>
+      <w:proofErr w:type="spellStart"/>
+      <w:r>
+        <w:t>pL</w:t>
+      </w:r>
+      <w:proofErr w:type="spellEnd"/>
+      <w:r>
+        <w:t xml:space="preserve">(t) </w:t>
+      </w:r>
+      <w:r>
+        <w:rPr>
+          <w:rFonts w:ascii="Cambria Math" w:hAnsi="Cambria Math" w:cs="Cambria Math"/>
+        </w:rPr>
+        <w:t>∈</w:t>
+      </w:r>
+      <w:r>
+        <w:t xml:space="preserve"> R 3 and RL(t) </w:t>
+      </w:r>
+      <w:r>
+        <w:rPr>
+          <w:rFonts w:ascii="Cambria Math" w:hAnsi="Cambria Math" w:cs="Cambria Math"/>
+        </w:rPr>
+        <w:t>∈</w:t>
+      </w:r>
+      <w:r>
+        <w:t xml:space="preserve"> SO(3) denote the payload position and orientation in FW , and </w:t>
+      </w:r>
+      <w:proofErr w:type="spellStart"/>
+      <w:r>
+        <w:t>Bbi</w:t>
+      </w:r>
+      <w:proofErr w:type="spellEnd"/>
+      <w:r>
+        <w:t xml:space="preserve"> </w:t>
+      </w:r>
+      <w:r>
+        <w:rPr>
+          <w:rFonts w:ascii="Cambria Math" w:hAnsi="Cambria Math" w:cs="Cambria Math"/>
+        </w:rPr>
+        <w:t>∈</w:t>
+      </w:r>
+      <w:r>
+        <w:t xml:space="preserve"> R 3 represent the cable attachment points expressed in FL. By differentiating (1) we get</w:t>
+      </w:r>
+    </w:p>
+    <w:p>
+      <w:pPr>
+        <w:pStyle w:val="ListParagraph"/>
+        <w:ind w:left="360"/>
+      </w:pPr>
+      <w:proofErr w:type="spellStart"/>
+      <w:r>
+        <w:t>p˙Ri</w:t>
+      </w:r>
+      <w:proofErr w:type="spellEnd"/>
+      <w:r>
+        <w:t xml:space="preserve"> (t) = ˙</w:t>
+      </w:r>
+      <w:proofErr w:type="spellStart"/>
+      <w:proofErr w:type="gramStart"/>
+      <w:r>
+        <w:t>pL</w:t>
+      </w:r>
+      <w:proofErr w:type="spellEnd"/>
+      <w:r>
+        <w:t>(</w:t>
+      </w:r>
+      <w:proofErr w:type="gramEnd"/>
+      <w:r>
+        <w:t xml:space="preserve">t) + R˙ L(t) </w:t>
+      </w:r>
+      <w:proofErr w:type="spellStart"/>
+      <w:r>
+        <w:t>Bbi</w:t>
+      </w:r>
+      <w:proofErr w:type="spellEnd"/>
+      <w:r>
+        <w:t xml:space="preserve"> + Li </w:t>
+      </w:r>
+      <w:proofErr w:type="spellStart"/>
+      <w:r>
+        <w:t>q˙i</w:t>
+      </w:r>
+      <w:proofErr w:type="spellEnd"/>
+      <w:r>
+        <w:t>(t) ______ (2)______</w:t>
+      </w:r>
+    </w:p>
+    <w:p>
+      <w:pPr>
+        <w:pStyle w:val="ListParagraph"/>
+        <w:ind w:left="360"/>
+      </w:pPr>
+      <w:r>
+        <w:t>with R˙ L(t) = RL(t)S(</w:t>
+      </w:r>
+      <w:proofErr w:type="spellStart"/>
+      <w:r>
+        <w:t>ωL</w:t>
+      </w:r>
+      <w:proofErr w:type="spellEnd"/>
+      <w:r>
+        <w:t xml:space="preserve">(t)) where </w:t>
+      </w:r>
+      <w:proofErr w:type="spellStart"/>
+      <w:r>
+        <w:t>ωL</w:t>
+      </w:r>
+      <w:proofErr w:type="spellEnd"/>
+      <w:r>
+        <w:t xml:space="preserve">(t) </w:t>
+      </w:r>
+      <w:r>
+        <w:rPr>
+          <w:rFonts w:ascii="Cambria Math" w:hAnsi="Cambria Math" w:cs="Cambria Math"/>
+        </w:rPr>
+        <w:t>∈</w:t>
+      </w:r>
+      <w:r>
+        <w:t xml:space="preserve"> R 3 is the payload angular velocity w.r.t. FW , expressed in FL, and S(·) is the skew-symmetric operator</w:t>
+      </w:r>
+    </w:p>
+    <w:p>
+      <w:pPr>
+        <w:pStyle w:val="ListParagraph"/>
+        <w:ind w:left="360"/>
+      </w:pPr>
+    </w:p>
+    <w:p>
+      <w:pPr>
+        <w:pStyle w:val="ListParagraph"/>
+        <w:ind w:left="360"/>
+        <w:rPr>
+          <w:lang w:bidi="ar-EG"/>
+        </w:rPr>
+      </w:pPr>
+      <w:r>
+        <w:lastRenderedPageBreak/>
+        <w:t>Equations __</w:t>
+      </w:r>
+      <w:proofErr w:type="gramStart"/>
+      <w:r>
+        <w:t>_(</w:t>
+      </w:r>
+      <w:proofErr w:type="gramEnd"/>
+      <w:r>
+        <w:t xml:space="preserve">1) and (2)___ show that the carriers’ position and velocity are inherently constrained by </w:t>
+      </w:r>
+      <w:r>
+        <w:rPr>
+          <w:lang w:bidi="ar-EG"/>
+        </w:rPr>
+        <w:t>the load state and the</w:t>
+      </w:r>
+      <w:r>
+        <w:rPr>
+          <w:lang w:bidi="ar-EG"/>
+        </w:rPr>
+        <w:t xml:space="preserve"> geometrical configuration</w:t>
+      </w:r>
+      <w:r>
+        <w:rPr>
+          <w:lang w:bidi="ar-EG"/>
+        </w:rPr>
+        <w:t xml:space="preserve"> of the </w:t>
+      </w:r>
+      <w:r>
+        <w:rPr>
+          <w:lang w:bidi="ar-EG"/>
+        </w:rPr>
+        <w:t>attachment point and the cable.</w:t>
+      </w:r>
+    </w:p>
+    <w:p>
+      <w:pPr>
+        <w:pStyle w:val="ListParagraph"/>
+        <w:ind w:left="360"/>
+        <w:rPr>
+          <w:lang w:bidi="ar-EG"/>
+        </w:rPr>
+      </w:pPr>
+    </w:p>
+    <w:p>
+      <w:pPr>
+        <w:pStyle w:val="ListParagraph"/>
+        <w:ind w:left="360"/>
+      </w:pPr>
+      <w:r>
+        <w:rPr>
+          <w:lang w:bidi="ar-EG"/>
+        </w:rPr>
+        <w:t xml:space="preserve">This means that the forces are the real command from </w:t>
+      </w:r>
+      <w:r>
+        <w:rPr>
+          <w:lang w:bidi="ar-EG"/>
+        </w:rPr>
+        <w:t>whatever control strategy we design</w:t>
+      </w:r>
+      <w:r>
+        <w:rPr>
+          <w:lang w:bidi="ar-EG"/>
+        </w:rPr>
+        <w:t>, and determining the desired position and velocity is a matter of solving the kinematic equations __</w:t>
+      </w:r>
+      <w:proofErr w:type="gramStart"/>
+      <w:r>
+        <w:rPr>
+          <w:lang w:bidi="ar-EG"/>
+        </w:rPr>
+        <w:t>_(</w:t>
+      </w:r>
+      <w:proofErr w:type="gramEnd"/>
+      <w:r>
+        <w:rPr>
+          <w:lang w:bidi="ar-EG"/>
+        </w:rPr>
+        <w:t>1) and (2)___. This</w:t>
+      </w:r>
+      <w:r>
+        <w:rPr>
+          <w:lang w:bidi="ar-EG"/>
+        </w:rPr>
+        <w:t xml:space="preserve"> is</w:t>
+      </w:r>
+      <w:r>
+        <w:rPr>
+          <w:lang w:bidi="ar-EG"/>
+        </w:rPr>
+        <w:t xml:space="preserve"> also relevant for choosing the action space of the policy</w:t>
+      </w:r>
+      <w:r>
+        <w:rPr>
+          <w:lang w:bidi="ar-EG"/>
+        </w:rPr>
+        <w:t>. I</w:t>
+      </w:r>
+      <w:r>
+        <w:rPr>
+          <w:lang w:bidi="ar-EG"/>
+        </w:rPr>
+        <w:t xml:space="preserve">nstead of </w:t>
+      </w:r>
+      <w:r>
+        <w:rPr>
+          <w:lang w:bidi="ar-EG"/>
+        </w:rPr>
+        <w:t>trying to output position/velocity/acceleration set points for the drones, we will output forces directly since this is the true independent variable that determine the carriers’ and the payload’s state</w:t>
+      </w:r>
+      <w:r>
+        <w:rPr>
+          <w:lang w:bidi="ar-EG"/>
+        </w:rPr>
+        <w:t>.</w:t>
+      </w:r>
+      <w:r>
+        <w:rPr>
+          <w:lang w:bidi="ar-EG"/>
+        </w:rPr>
+        <w:t xml:space="preserve"> </w:t>
+      </w:r>
+      <w:r>
+        <w:rPr>
+          <w:lang w:bidi="ar-EG"/>
+        </w:rPr>
+        <w:t>I</w:t>
+      </w:r>
+      <w:r>
+        <w:rPr>
+          <w:lang w:bidi="ar-EG"/>
+        </w:rPr>
+        <w:t>n particular</w:t>
+      </w:r>
+      <w:r>
+        <w:rPr>
+          <w:lang w:bidi="ar-EG"/>
+        </w:rPr>
+        <w:t>,</w:t>
+      </w:r>
+      <w:r>
+        <w:rPr>
+          <w:lang w:bidi="ar-EG"/>
+        </w:rPr>
+        <w:t xml:space="preserve"> </w:t>
+      </w:r>
+      <w:proofErr w:type="gramStart"/>
+      <w:r>
+        <w:t>qi(</w:t>
+      </w:r>
+      <w:proofErr w:type="gramEnd"/>
+      <w:r>
+        <w:t xml:space="preserve">t) and </w:t>
+      </w:r>
+      <w:proofErr w:type="spellStart"/>
+      <w:r>
+        <w:t>q˙i</w:t>
+      </w:r>
+      <w:proofErr w:type="spellEnd"/>
+      <w:r>
+        <w:t>(t)</w:t>
+      </w:r>
+      <w:r>
+        <w:t xml:space="preserve"> control the carriers’ state. While they </w:t>
+      </w:r>
+      <w:r>
+        <w:t xml:space="preserve">can be seen as the cable direction and its </w:t>
+      </w:r>
+      <w:r>
+        <w:t>derivati</w:t>
+      </w:r>
+      <w:r>
+        <w:t>ve, they also serve as unit vectors defining the directions of the forces.</w:t>
+      </w:r>
+    </w:p>
+    <w:p>
+      <w:pPr>
+        <w:pStyle w:val="ListParagraph"/>
+        <w:ind w:left="360"/>
+      </w:pPr>
+      <w:proofErr w:type="gramStart"/>
+      <w:r>
+        <w:t>fi(</w:t>
+      </w:r>
+      <w:proofErr w:type="gramEnd"/>
+      <w:r>
+        <w:t>t) = Ti(t)qi(t), (3)</w:t>
+      </w:r>
+    </w:p>
+    <w:p>
+      <w:pPr>
+        <w:pStyle w:val="ListParagraph"/>
+        <w:ind w:left="360"/>
+        <w:rPr>
+          <w:rtl/>
+        </w:rPr>
+      </w:pPr>
+      <w:proofErr w:type="gramStart"/>
+      <w:r>
+        <w:t>where</w:t>
+      </w:r>
+      <w:proofErr w:type="gramEnd"/>
+      <w:r>
+        <w:t xml:space="preserve"> Ti(t) </w:t>
+      </w:r>
+      <w:r>
+        <w:rPr>
+          <w:rFonts w:ascii="Cambria Math" w:hAnsi="Cambria Math" w:cs="Cambria Math"/>
+        </w:rPr>
+        <w:t>∈</w:t>
+      </w:r>
+      <w:r>
+        <w:t xml:space="preserve"> R</w:t>
+      </w:r>
+      <w:r>
+        <w:rPr>
+          <w:rFonts w:ascii="Calibri" w:hAnsi="Calibri" w:cs="Calibri"/>
+        </w:rPr>
+        <w:t>≥</w:t>
+      </w:r>
+      <w:r>
+        <w:t xml:space="preserve">0 is the tension in the </w:t>
+      </w:r>
+      <w:proofErr w:type="spellStart"/>
+      <w:r>
+        <w:t>i-th</w:t>
+      </w:r>
+      <w:proofErr w:type="spellEnd"/>
+      <w:r>
+        <w:t xml:space="preserve"> cable and it generates a force fi(t) </w:t>
+      </w:r>
+      <w:r>
+        <w:rPr>
+          <w:rFonts w:ascii="Cambria Math" w:hAnsi="Cambria Math" w:cs="Cambria Math"/>
+        </w:rPr>
+        <w:t>∈</w:t>
+      </w:r>
+      <w:r>
+        <w:t xml:space="preserve"> R 3 on the payload along the direction qi. </w:t>
+      </w:r>
+    </w:p>
+    <w:p>
+      <w:pPr>
+        <w:pStyle w:val="ListParagraph"/>
+        <w:ind w:left="360"/>
+        <w:rPr>
+          <w:rtl/>
+        </w:rPr>
+      </w:pPr>
+    </w:p>
+    <w:p>
+      <w:pPr>
+        <w:pStyle w:val="ListParagraph"/>
+        <w:ind w:left="360"/>
+      </w:pPr>
+      <w:r>
+        <w:t xml:space="preserve">The payload dynamics follow the Newton–Euler equations: </w:t>
+      </w:r>
+      <w:proofErr w:type="spellStart"/>
+      <w:r>
+        <w:t>mLp¨L</w:t>
+      </w:r>
+      <w:proofErr w:type="spellEnd"/>
+      <w:r>
+        <w:t xml:space="preserve">(t) = −mLge3 + </w:t>
+      </w:r>
+      <w:proofErr w:type="spellStart"/>
+      <w:r>
+        <w:t>Xn</w:t>
+      </w:r>
+      <w:proofErr w:type="spellEnd"/>
+      <w:r>
+        <w:t xml:space="preserve"> </w:t>
+      </w:r>
+      <w:proofErr w:type="spellStart"/>
+      <w:r>
+        <w:t>i</w:t>
+      </w:r>
+      <w:proofErr w:type="spellEnd"/>
+      <w:r>
+        <w:t xml:space="preserve">=1 fi(t), (5) </w:t>
+      </w:r>
+      <w:proofErr w:type="spellStart"/>
+      <w:r>
+        <w:t>JLω</w:t>
+      </w:r>
+      <w:proofErr w:type="spellEnd"/>
+      <w:r>
+        <w:t>˙ L(t) = −</w:t>
+      </w:r>
+      <w:proofErr w:type="spellStart"/>
+      <w:r>
+        <w:t>ωL</w:t>
+      </w:r>
+      <w:proofErr w:type="spellEnd"/>
+      <w:r>
+        <w:t xml:space="preserve">(t) × </w:t>
+      </w:r>
+      <w:proofErr w:type="spellStart"/>
+      <w:r>
+        <w:t>JLωL</w:t>
+      </w:r>
+      <w:proofErr w:type="spellEnd"/>
+      <w:r>
+        <w:t>(t) +</w:t>
+      </w:r>
+      <w:proofErr w:type="spellStart"/>
+      <w:r>
+        <w:t>Xn</w:t>
+      </w:r>
+      <w:proofErr w:type="spellEnd"/>
+      <w:r>
+        <w:t xml:space="preserve"> </w:t>
+      </w:r>
+      <w:proofErr w:type="spellStart"/>
+      <w:r>
+        <w:t>i</w:t>
+      </w:r>
+      <w:proofErr w:type="spellEnd"/>
+      <w:r>
+        <w:t xml:space="preserve">=1 S( </w:t>
+      </w:r>
+      <w:proofErr w:type="spellStart"/>
+      <w:r>
+        <w:t>Bbi</w:t>
+      </w:r>
+      <w:proofErr w:type="spellEnd"/>
+      <w:r>
+        <w:t xml:space="preserve">) RL(t) </w:t>
+      </w:r>
+      <w:r>
+        <w:rPr>
+          <w:rFonts w:ascii="Cambria Math" w:hAnsi="Cambria Math" w:cs="Cambria Math"/>
+        </w:rPr>
+        <w:t>⊤</w:t>
+      </w:r>
+      <w:r>
+        <w:t>fi(t).</w:t>
+      </w:r>
+    </w:p>
+    <w:p>
+      <w:pPr>
+        <w:pStyle w:val="ListParagraph"/>
+        <w:ind w:left="360"/>
+        <w:rPr>
+          <w:lang w:bidi="ar-EG"/>
+        </w:rPr>
+      </w:pPr>
+    </w:p>
+    <w:p>
+      <w:pPr>
+        <w:pStyle w:val="ListParagraph"/>
+        <w:ind w:left="360"/>
+      </w:pPr>
+      <w:r>
+        <w:rPr>
+          <w:lang w:bidi="ar-EG"/>
+        </w:rPr>
+        <w:t xml:space="preserve">Let </w:t>
+      </w:r>
+      <w:proofErr w:type="gramStart"/>
+      <w:r>
+        <w:t>f(</w:t>
+      </w:r>
+      <w:proofErr w:type="gramEnd"/>
+      <w:r>
+        <w:t xml:space="preserve">t) = [f1(t) </w:t>
+      </w:r>
+      <w:r>
+        <w:rPr>
+          <w:rFonts w:ascii="Cambria Math" w:hAnsi="Cambria Math" w:cs="Cambria Math"/>
+        </w:rPr>
+        <w:t>⊤</w:t>
+      </w:r>
+      <w:r>
+        <w:t xml:space="preserve"> . . . fn(t) </w:t>
+      </w:r>
+      <w:r>
+        <w:rPr>
+          <w:rFonts w:ascii="Cambria Math" w:hAnsi="Cambria Math" w:cs="Cambria Math"/>
+        </w:rPr>
+        <w:t>⊤]</w:t>
+      </w:r>
+      <w:r>
+        <w:t xml:space="preserve"> </w:t>
+      </w:r>
+      <w:r>
+        <w:rPr>
+          <w:rFonts w:ascii="Cambria Math" w:hAnsi="Cambria Math" w:cs="Cambria Math"/>
+        </w:rPr>
+        <w:t>⊤</w:t>
+      </w:r>
+      <w:r>
+        <w:t xml:space="preserve"> </w:t>
+      </w:r>
+      <w:r>
+        <w:rPr>
+          <w:rFonts w:ascii="Cambria Math" w:hAnsi="Cambria Math" w:cs="Cambria Math"/>
+        </w:rPr>
+        <w:t>∈</w:t>
+      </w:r>
+      <w:r>
+        <w:t xml:space="preserve"> R 3n be the collection of the cable forces. And let w(t) = </w:t>
+      </w:r>
+      <w:proofErr w:type="spellStart"/>
+      <w:r>
+        <w:t>fL</w:t>
+      </w:r>
+      <w:proofErr w:type="spellEnd"/>
+      <w:r>
+        <w:t xml:space="preserve">(t) </w:t>
+      </w:r>
+      <w:r>
+        <w:rPr>
+          <w:rFonts w:ascii="Cambria Math" w:hAnsi="Cambria Math" w:cs="Cambria Math"/>
+        </w:rPr>
+        <w:t>⊤</w:t>
+      </w:r>
+      <w:r>
+        <w:t xml:space="preserve"> </w:t>
+      </w:r>
+      <w:proofErr w:type="spellStart"/>
+      <w:r>
+        <w:t>τL</w:t>
+      </w:r>
+      <w:proofErr w:type="spellEnd"/>
+      <w:r>
+        <w:t xml:space="preserve">(t) </w:t>
+      </w:r>
+      <w:r>
+        <w:rPr>
+          <w:rFonts w:ascii="Cambria Math" w:hAnsi="Cambria Math" w:cs="Cambria Math"/>
+        </w:rPr>
+        <w:t>⊤</w:t>
+      </w:r>
+      <w:r>
+        <w:t xml:space="preserve"> </w:t>
+      </w:r>
+      <w:r>
+        <w:rPr>
+          <w:rFonts w:ascii="Cambria Math" w:hAnsi="Cambria Math" w:cs="Cambria Math"/>
+        </w:rPr>
+        <w:t>⊤</w:t>
+      </w:r>
+      <w:r>
+        <w:t xml:space="preserve"> </w:t>
+      </w:r>
+      <w:r>
+        <w:rPr>
+          <w:rFonts w:ascii="Cambria Math" w:hAnsi="Cambria Math" w:cs="Cambria Math"/>
+        </w:rPr>
+        <w:t>∈</w:t>
+      </w:r>
+      <w:r>
+        <w:t xml:space="preserve"> R 6 representing the wrench at the load </w:t>
+      </w:r>
+      <w:proofErr w:type="spellStart"/>
+      <w:r>
+        <w:t>CoM</w:t>
+      </w:r>
+      <w:proofErr w:type="spellEnd"/>
+      <w:r>
+        <w:t xml:space="preserve">, where </w:t>
+      </w:r>
+      <w:proofErr w:type="spellStart"/>
+      <w:r>
+        <w:t>fL</w:t>
+      </w:r>
+      <w:proofErr w:type="spellEnd"/>
+      <w:r>
+        <w:t xml:space="preserve">(t) </w:t>
+      </w:r>
+      <w:r>
+        <w:rPr>
+          <w:rFonts w:ascii="Cambria Math" w:hAnsi="Cambria Math" w:cs="Cambria Math"/>
+        </w:rPr>
+        <w:t>∈</w:t>
+      </w:r>
+      <w:r>
+        <w:t xml:space="preserve"> R 3 and </w:t>
+      </w:r>
+      <w:proofErr w:type="spellStart"/>
+      <w:r>
+        <w:t>τL</w:t>
+      </w:r>
+      <w:proofErr w:type="spellEnd"/>
+      <w:r>
+        <w:t xml:space="preserve">(t) </w:t>
+      </w:r>
+      <w:r>
+        <w:rPr>
+          <w:rFonts w:ascii="Cambria Math" w:hAnsi="Cambria Math" w:cs="Cambria Math"/>
+        </w:rPr>
+        <w:t>∈</w:t>
+      </w:r>
+      <w:r>
+        <w:t xml:space="preserve"> R 3 denote the force and the moment components, respectively. The relation between the these vectors is given by w(t) = G(RL(t))f(t), (7) where G(RL(t)) </w:t>
+      </w:r>
+      <w:r>
+        <w:rPr>
+          <w:rFonts w:ascii="Cambria Math" w:hAnsi="Cambria Math" w:cs="Cambria Math"/>
+        </w:rPr>
+        <w:t>∈</w:t>
+      </w:r>
+      <w:r>
+        <w:t xml:space="preserve"> R 6×3n is the grasp matrix defined as G(RL(t)) = </w:t>
+      </w:r>
+      <w:r>
+        <w:t xml:space="preserve"> I3 · · · I3 S( Bb1)RL(t) </w:t>
+      </w:r>
+      <w:r>
+        <w:rPr>
+          <w:rFonts w:ascii="Cambria Math" w:hAnsi="Cambria Math" w:cs="Cambria Math"/>
+        </w:rPr>
+        <w:t>⊤</w:t>
+      </w:r>
+      <w:r>
+        <w:t xml:space="preserve"> · · · S( </w:t>
+      </w:r>
+      <w:proofErr w:type="spellStart"/>
+      <w:r>
+        <w:t>Bbn</w:t>
+      </w:r>
+      <w:proofErr w:type="spellEnd"/>
+      <w:r>
+        <w:t xml:space="preserve">)RL(t) </w:t>
+      </w:r>
+      <w:r>
+        <w:rPr>
+          <w:rFonts w:ascii="Cambria Math" w:hAnsi="Cambria Math" w:cs="Cambria Math"/>
+        </w:rPr>
+        <w:t>⊤</w:t>
+      </w:r>
+      <w:r>
+        <w:t xml:space="preserve"> </w:t>
+      </w:r>
+      <w:r>
+        <w:t xml:space="preserve"> . (8)</w:t>
+      </w:r>
+    </w:p>
+    <w:p>
+      <w:pPr>
+        <w:pStyle w:val="ListParagraph"/>
+        <w:ind w:left="360"/>
+      </w:pPr>
+    </w:p>
+    <w:p>
+      <w:pPr>
+        <w:pStyle w:val="ListParagraph"/>
+        <w:ind w:left="360"/>
+      </w:pPr>
+      <w:r>
+        <w:t xml:space="preserve">It is easy to see that the first three rows map the forces f to translational force </w:t>
+      </w:r>
+      <w:proofErr w:type="spellStart"/>
+      <w:proofErr w:type="gramStart"/>
+      <w:r>
+        <w:t>fL</w:t>
+      </w:r>
+      <w:proofErr w:type="spellEnd"/>
+      <w:r>
+        <w:t>(</w:t>
+      </w:r>
+      <w:proofErr w:type="gramEnd"/>
+      <w:r>
+        <w:t>t)</w:t>
+      </w:r>
+      <w:r>
+        <w:t xml:space="preserve">. On the other hand, the last three rows map them to the moment </w:t>
+      </w:r>
+      <w:proofErr w:type="spellStart"/>
+      <w:proofErr w:type="gramStart"/>
+      <w:r>
+        <w:t>τL</w:t>
+      </w:r>
+      <w:proofErr w:type="spellEnd"/>
+      <w:r>
+        <w:t>(</w:t>
+      </w:r>
+      <w:proofErr w:type="gramEnd"/>
+      <w:r>
+        <w:t xml:space="preserve">t) about the payload </w:t>
+      </w:r>
+      <w:proofErr w:type="spellStart"/>
+      <w:r>
+        <w:t>CoM.</w:t>
+      </w:r>
+      <w:proofErr w:type="spellEnd"/>
+      <w:r>
+        <w:t xml:space="preserve"> </w:t>
+      </w:r>
+      <w:r>
+        <w:rPr>
+          <w:lang w:bidi="ar-EG"/>
+        </w:rPr>
+        <w:t xml:space="preserve">We can see that this map depends on the </w:t>
+      </w:r>
+      <w:r>
+        <w:t xml:space="preserve">load orientation </w:t>
+      </w:r>
+      <w:r>
+        <w:rPr>
+          <w:rFonts w:ascii="Cambria Math" w:hAnsi="Cambria Math" w:cs="Cambria Math"/>
+        </w:rPr>
+        <w:t>𝑅𝐿</w:t>
+      </w:r>
+      <w:r>
+        <w:t xml:space="preserve"> and the fixed attachment </w:t>
+      </w:r>
+      <w:proofErr w:type="gramStart"/>
+      <w:r>
+        <w:t>points</w:t>
+      </w:r>
+      <w:proofErr w:type="gramEnd"/>
+      <w:r>
+        <w:t xml:space="preserve"> </w:t>
+      </w:r>
+      <w:r>
+        <w:rPr>
+          <w:rFonts w:ascii="Cambria Math" w:hAnsi="Cambria Math" w:cs="Cambria Math"/>
+        </w:rPr>
+        <w:t>𝐵</w:t>
+      </w:r>
+      <w:r>
+        <w:t xml:space="preserve"> </w:t>
+      </w:r>
+      <w:r>
+        <w:rPr>
+          <w:rFonts w:ascii="Cambria Math" w:hAnsi="Cambria Math" w:cs="Cambria Math"/>
+        </w:rPr>
+        <w:t>𝑏𝑖</w:t>
+      </w:r>
+      <w:r>
+        <w:t xml:space="preserve"> in the body frame. </w:t>
+      </w:r>
+    </w:p>
+    <w:p>
+      <w:pPr>
+        <w:pStyle w:val="ListParagraph"/>
+        <w:ind w:left="360"/>
+      </w:pPr>
+    </w:p>
+    <w:p>
+      <w:pPr>
+        <w:pStyle w:val="ListParagraph"/>
+        <w:ind w:left="360"/>
+      </w:pPr>
+      <w:r>
+        <w:t>This formulation enables efficient computation of the cable forces required to generate a desired load wrench, while providing the basis for internal force allocation and coordinated control of the carriers.</w:t>
+      </w:r>
+    </w:p>
+    <w:p>
+      <w:pPr>
+        <w:pStyle w:val="ListParagraph"/>
+        <w:ind w:left="360"/>
+      </w:pPr>
+      <w:r>
+        <w:t>Indeed, we have that f(t) = G(RL(t))†w | {z } =:</w:t>
+      </w:r>
+      <w:proofErr w:type="spellStart"/>
+      <w:r>
+        <w:t>fg</w:t>
+      </w:r>
+      <w:proofErr w:type="spellEnd"/>
+      <w:r>
+        <w:t>(t) + N(RL(t))λ(t) | {z } =:</w:t>
+      </w:r>
+      <w:proofErr w:type="spellStart"/>
+      <w:r>
+        <w:t>fλ</w:t>
+      </w:r>
+      <w:proofErr w:type="spellEnd"/>
+      <w:r>
+        <w:t>(t) , (9)</w:t>
+      </w:r>
+    </w:p>
+    <w:p>
+      <w:pPr>
+        <w:pStyle w:val="ListParagraph"/>
+        <w:ind w:left="360"/>
+      </w:pPr>
+      <w:proofErr w:type="gramStart"/>
+      <w:r>
+        <w:t>where</w:t>
+      </w:r>
+      <w:proofErr w:type="gramEnd"/>
+      <w:r>
+        <w:t xml:space="preserve"> ()† indicates the right pseudo inverse and N(RL(t)) is a matrix whose columns identify a basis of the </w:t>
+      </w:r>
+      <w:proofErr w:type="spellStart"/>
+      <w:r>
+        <w:t>nullspace</w:t>
+      </w:r>
+      <w:proofErr w:type="spellEnd"/>
+      <w:r>
+        <w:t xml:space="preserve"> of G(RL(t)).</w:t>
+      </w:r>
+    </w:p>
+    <w:p>
+      <w:pPr>
+        <w:pStyle w:val="ListParagraph"/>
+        <w:ind w:left="360"/>
+      </w:pPr>
+    </w:p>
+    <w:p>
+      <w:pPr>
+        <w:pStyle w:val="ListParagraph"/>
+        <w:ind w:left="360"/>
+      </w:pPr>
+      <w:r>
+        <w:t xml:space="preserve">Assuming that the attachment points on the load are well designed, we can guarantee that </w:t>
+      </w:r>
+      <w:proofErr w:type="gramStart"/>
+      <w:r>
+        <w:t>rank(</w:t>
+      </w:r>
+      <w:proofErr w:type="gramEnd"/>
+      <w:r>
+        <w:t xml:space="preserve">G(RL(t))) = 6. Consequently, dimension of </w:t>
+      </w:r>
+      <w:proofErr w:type="gramStart"/>
+      <w:r>
+        <w:t>null(</w:t>
+      </w:r>
+      <w:proofErr w:type="gramEnd"/>
+      <w:r>
+        <w:t xml:space="preserve">G(RL(t))) is 3n – 6 which is equal to the number of columns of N(RL(t)) and the number of independent internal forces component. This number of independent internal force components defines how many degrees of redundancy are available in the system. This redundancy allows for internal forces </w:t>
+      </w:r>
+      <w:proofErr w:type="spellStart"/>
+      <w:r>
+        <w:t>fλ</w:t>
+      </w:r>
+      <w:proofErr w:type="spellEnd"/>
+      <w:r>
+        <w:t xml:space="preserve">(t) </w:t>
+      </w:r>
+      <w:r>
+        <w:rPr>
+          <w:rFonts w:ascii="Cambria Math" w:hAnsi="Cambria Math" w:cs="Cambria Math"/>
+        </w:rPr>
+        <w:t>∈</w:t>
+      </w:r>
+      <w:r>
+        <w:t xml:space="preserve"> R 3n belonging to null(G(RL(t))) to redistribute the cable tension forces without changi</w:t>
+      </w:r>
+      <w:r>
+        <w:t xml:space="preserve">ng the applied wrench on the </w:t>
+      </w:r>
+      <w:r>
+        <w:t>load</w:t>
+      </w:r>
+      <w:r>
+        <w:t xml:space="preserve"> and by extension its motion. Since this work doesn’t go into the design of the classical control pipeline, the choice of </w:t>
+      </w:r>
+      <w:proofErr w:type="gramStart"/>
+      <w:r>
+        <w:t>N(</w:t>
+      </w:r>
+      <w:proofErr w:type="gramEnd"/>
+      <w:r>
+        <w:t>RL(t)) to parameterize these internal forces by a set λ(t) of n functions was used as is from [3].</w:t>
+      </w:r>
+    </w:p>
+    <w:p>
+      <w:pPr>
+        <w:pStyle w:val="ListParagraph"/>
+        <w:ind w:left="360"/>
+      </w:pPr>
+      <w:r>
+        <w:lastRenderedPageBreak/>
+        <w:t xml:space="preserve">As a consequence of this architecture, the load trajectory tracking is cleanly isolated from the carrier trajectory feasibility (i.e. maintaining the velocity norms of all the carriers above a certain threshold ε &gt;0). </w:t>
+      </w:r>
+    </w:p>
+    <w:p>
+      <w:pPr>
+        <w:pStyle w:val="ListParagraph"/>
+        <w:ind w:left="360"/>
+      </w:pPr>
+      <w:r>
+        <w:rPr>
+          <w:rFonts w:ascii="Cambria Math" w:hAnsi="Cambria Math" w:cs="Cambria Math"/>
+        </w:rPr>
+        <w:t>∥</w:t>
+      </w:r>
+      <w:proofErr w:type="spellStart"/>
+      <w:r>
+        <w:t>p</w:t>
+      </w:r>
+      <w:r>
+        <w:rPr>
+          <w:rFonts w:ascii="Calibri" w:hAnsi="Calibri" w:cs="Calibri"/>
+        </w:rPr>
+        <w:t>˙</w:t>
+      </w:r>
+      <w:proofErr w:type="gramStart"/>
+      <w:r>
+        <w:t>Ri</w:t>
+      </w:r>
+      <w:proofErr w:type="spellEnd"/>
+      <w:r>
+        <w:t>(</w:t>
+      </w:r>
+      <w:proofErr w:type="gramEnd"/>
+      <w:r>
+        <w:t>t)</w:t>
+      </w:r>
+      <w:r>
+        <w:rPr>
+          <w:rFonts w:ascii="Cambria Math" w:hAnsi="Cambria Math" w:cs="Cambria Math"/>
+        </w:rPr>
+        <w:t>∥</w:t>
+      </w:r>
+      <w:r>
+        <w:t xml:space="preserve"> </w:t>
+      </w:r>
+      <w:r>
+        <w:rPr>
+          <w:rFonts w:ascii="Calibri" w:hAnsi="Calibri" w:cs="Calibri"/>
+        </w:rPr>
+        <w:t>≥</w:t>
+      </w:r>
+      <w:r>
+        <w:t xml:space="preserve"> ε &gt; 0. __</w:t>
+      </w:r>
+      <w:proofErr w:type="gramStart"/>
+      <w:r>
+        <w:t>_(</w:t>
+      </w:r>
+      <w:proofErr w:type="gramEnd"/>
+      <w:r>
+        <w:t>10)___</w:t>
+      </w:r>
+    </w:p>
+    <w:p>
+      <w:pPr>
+        <w:pStyle w:val="ListParagraph"/>
+        <w:ind w:left="360"/>
+        <w:rPr>
+          <w:lang w:bidi="ar-EG"/>
+        </w:rPr>
+      </w:pPr>
+      <w:r>
+        <w:t xml:space="preserve">Precisely, the load tracking will be completely achieved by controlling </w:t>
+      </w:r>
+      <w:proofErr w:type="spellStart"/>
+      <w:proofErr w:type="gramStart"/>
+      <w:r>
+        <w:t>fg</w:t>
+      </w:r>
+      <w:proofErr w:type="spellEnd"/>
+      <w:r>
+        <w:t>(</w:t>
+      </w:r>
+      <w:proofErr w:type="gramEnd"/>
+      <w:r>
+        <w:t>t) while, the</w:t>
+      </w:r>
+      <w:r>
+        <w:t xml:space="preserve"> </w:t>
+      </w:r>
+      <w:r>
+        <w:t xml:space="preserve">carrier trajectory feasibility will be done by controlling the internal forces. </w:t>
+      </w:r>
+    </w:p>
+    <w:p>
+      <w:pPr>
+        <w:pStyle w:val="ListParagraph"/>
+        <w:ind w:left="360"/>
+      </w:pPr>
+    </w:p>
+    <w:p>
+      <w:pPr>
+        <w:pStyle w:val="ListParagraph"/>
+        <w:ind w:left="360"/>
+      </w:pPr>
+      <w:r>
+        <w:t>Classical Control Stack:</w:t>
+      </w:r>
+    </w:p>
+    <w:p>
+      <w:pPr>
+        <w:pStyle w:val="ListParagraph"/>
+        <w:ind w:left="360"/>
+      </w:pPr>
+      <w:r>
+        <w:t xml:space="preserve">Load tracking: </w:t>
+      </w:r>
+    </w:p>
+    <w:p>
+      <w:pPr>
+        <w:pStyle w:val="ListParagraph"/>
+        <w:ind w:left="360"/>
+      </w:pPr>
+      <w:r>
+        <w:t xml:space="preserve">The load tracking is achieved by calculating the desired wrench, the forces necessary to apply this wrench can then be calculated using the grasp matrix G(RL(t)) using equation ___(7)___ . To calculate the desired wrench, </w:t>
+      </w:r>
+      <w:r>
+        <w:t xml:space="preserve">simple PID controllers can be used (one for the forces and one for the torques). But first the error signal must be provided to these controllers. The desired load trajectory is characterized by the desired position, orientation, and corresponding velocities over time, denoted by </w:t>
+      </w:r>
+      <w:proofErr w:type="spellStart"/>
+      <w:r>
+        <w:rPr>
+          <w:rStyle w:val="mord"/>
+        </w:rPr>
+        <w:t>pLd</w:t>
+      </w:r>
+      <w:proofErr w:type="spellEnd"/>
+      <w:r>
+        <w:rPr>
+          <w:rStyle w:val="vlist-s"/>
+        </w:rPr>
+        <w:t>​</w:t>
+      </w:r>
+      <w:r>
+        <w:rPr>
+          <w:rStyle w:val="mopen"/>
+        </w:rPr>
+        <w:t>(</w:t>
+      </w:r>
+      <w:r>
+        <w:rPr>
+          <w:rStyle w:val="mord"/>
+        </w:rPr>
+        <w:t>t</w:t>
+      </w:r>
+      <w:proofErr w:type="gramStart"/>
+      <w:r>
+        <w:rPr>
+          <w:rStyle w:val="mclose"/>
+        </w:rPr>
+        <w:t>)</w:t>
+      </w:r>
+      <w:r>
+        <w:rPr>
+          <w:rStyle w:val="mrel"/>
+          <w:rFonts w:ascii="Cambria Math" w:hAnsi="Cambria Math" w:cs="Cambria Math"/>
+        </w:rPr>
+        <w:t>∈</w:t>
+      </w:r>
+      <w:proofErr w:type="gramEnd"/>
+      <w:r>
+        <w:rPr>
+          <w:rStyle w:val="mord"/>
+        </w:rPr>
+        <w:t>R3</w:t>
+      </w:r>
+      <w:r>
+        <w:t xml:space="preserve">, </w:t>
+      </w:r>
+      <w:proofErr w:type="spellStart"/>
+      <w:r>
+        <w:rPr>
+          <w:rStyle w:val="mord"/>
+        </w:rPr>
+        <w:t>RLd</w:t>
+      </w:r>
+      <w:proofErr w:type="spellEnd"/>
+      <w:r>
+        <w:rPr>
+          <w:rStyle w:val="vlist-s"/>
+        </w:rPr>
+        <w:t>​</w:t>
+      </w:r>
+      <w:r>
+        <w:rPr>
+          <w:rStyle w:val="mopen"/>
+        </w:rPr>
+        <w:t>(</w:t>
+      </w:r>
+      <w:r>
+        <w:rPr>
+          <w:rStyle w:val="mord"/>
+        </w:rPr>
+        <w:t>t</w:t>
+      </w:r>
+      <w:r>
+        <w:rPr>
+          <w:rStyle w:val="mclose"/>
+        </w:rPr>
+        <w:t>)</w:t>
+      </w:r>
+      <w:r>
+        <w:rPr>
+          <w:rStyle w:val="mrel"/>
+          <w:rFonts w:ascii="Cambria Math" w:hAnsi="Cambria Math" w:cs="Cambria Math"/>
+        </w:rPr>
+        <w:t>∈</w:t>
+      </w:r>
+      <w:r>
+        <w:rPr>
+          <w:rStyle w:val="mord"/>
+        </w:rPr>
+        <w:t>SO</w:t>
+      </w:r>
+      <w:r>
+        <w:rPr>
+          <w:rStyle w:val="mopen"/>
+        </w:rPr>
+        <w:t>(</w:t>
+      </w:r>
+      <w:r>
+        <w:rPr>
+          <w:rStyle w:val="mord"/>
+        </w:rPr>
+        <w:t>3</w:t>
+      </w:r>
+      <w:r>
+        <w:rPr>
+          <w:rStyle w:val="mclose"/>
+        </w:rPr>
+        <w:t>)</w:t>
+      </w:r>
+      <w:r>
+        <w:t xml:space="preserve">, </w:t>
+      </w:r>
+      <w:r>
+        <w:rPr>
+          <w:rStyle w:val="mord"/>
+        </w:rPr>
+        <w:t>p˙</w:t>
+      </w:r>
+      <w:r>
+        <w:rPr>
+          <w:rStyle w:val="vlist-s"/>
+        </w:rPr>
+        <w:t>​</w:t>
+      </w:r>
+      <w:proofErr w:type="spellStart"/>
+      <w:r>
+        <w:rPr>
+          <w:rStyle w:val="mord"/>
+        </w:rPr>
+        <w:t>Ld</w:t>
+      </w:r>
+      <w:proofErr w:type="spellEnd"/>
+      <w:r>
+        <w:rPr>
+          <w:rStyle w:val="vlist-s"/>
+        </w:rPr>
+        <w:t>​</w:t>
+      </w:r>
+      <w:r>
+        <w:rPr>
+          <w:rStyle w:val="mopen"/>
+        </w:rPr>
+        <w:t>(</w:t>
+      </w:r>
+      <w:r>
+        <w:rPr>
+          <w:rStyle w:val="mord"/>
+        </w:rPr>
+        <w:t>t</w:t>
+      </w:r>
+      <w:r>
+        <w:rPr>
+          <w:rStyle w:val="mclose"/>
+        </w:rPr>
+        <w:t>)</w:t>
+      </w:r>
+      <w:r>
+        <w:t xml:space="preserve">, and </w:t>
+      </w:r>
+      <w:proofErr w:type="spellStart"/>
+      <w:r>
+        <w:rPr>
+          <w:rStyle w:val="mord"/>
+        </w:rPr>
+        <w:t>ωLd</w:t>
+      </w:r>
+      <w:proofErr w:type="spellEnd"/>
+      <w:r>
+        <w:rPr>
+          <w:rStyle w:val="vlist-s"/>
+        </w:rPr>
+        <w:t>​</w:t>
+      </w:r>
+      <w:r>
+        <w:rPr>
+          <w:rStyle w:val="mopen"/>
+        </w:rPr>
+        <w:t>(</w:t>
+      </w:r>
+      <w:r>
+        <w:rPr>
+          <w:rStyle w:val="mord"/>
+        </w:rPr>
+        <w:t>t</w:t>
+      </w:r>
+      <w:r>
+        <w:rPr>
+          <w:rStyle w:val="mclose"/>
+        </w:rPr>
+        <w:t>)</w:t>
+      </w:r>
+      <w:r>
+        <w:rPr>
+          <w:rStyle w:val="mrel"/>
+          <w:rFonts w:ascii="Cambria Math" w:hAnsi="Cambria Math" w:cs="Cambria Math"/>
+        </w:rPr>
+        <w:t>∈</w:t>
+      </w:r>
+      <w:r>
+        <w:rPr>
+          <w:rStyle w:val="mord"/>
+        </w:rPr>
+        <w:t>R3</w:t>
+      </w:r>
+      <w:r>
+        <w:t>, respectively. The pose and velocity errors of the load relative to this desired trajectory are defined as follows:</w:t>
+      </w:r>
+    </w:p>
+    <w:p>
+      <w:pPr>
+        <w:pStyle w:val="ListParagraph"/>
+        <w:ind w:left="360"/>
+      </w:pPr>
+    </w:p>
+    <w:p>
+      <w:pPr>
+        <w:pStyle w:val="ListParagraph"/>
+        <w:ind w:left="360"/>
+      </w:pPr>
+      <w:proofErr w:type="spellStart"/>
+      <w:proofErr w:type="gramStart"/>
+      <w:r>
+        <w:t>ep</w:t>
+      </w:r>
+      <w:proofErr w:type="spellEnd"/>
+      <w:r>
+        <w:t>(</w:t>
+      </w:r>
+      <w:proofErr w:type="gramEnd"/>
+      <w:r>
+        <w:t xml:space="preserve">t) = </w:t>
+      </w:r>
+      <w:proofErr w:type="spellStart"/>
+      <w:r>
+        <w:t>pL</w:t>
+      </w:r>
+      <w:proofErr w:type="spellEnd"/>
+      <w:r>
+        <w:t xml:space="preserve">(t) − </w:t>
+      </w:r>
+      <w:proofErr w:type="spellStart"/>
+      <w:r>
+        <w:t>pLd</w:t>
+      </w:r>
+      <w:proofErr w:type="spellEnd"/>
+      <w:r>
+        <w:t xml:space="preserve">(t) (10) </w:t>
+      </w:r>
+    </w:p>
+    <w:p>
+      <w:pPr>
+        <w:pStyle w:val="ListParagraph"/>
+        <w:ind w:left="360"/>
+      </w:pPr>
+      <w:proofErr w:type="spellStart"/>
+      <w:proofErr w:type="gramStart"/>
+      <w:r>
+        <w:t>eR</w:t>
+      </w:r>
+      <w:proofErr w:type="spellEnd"/>
+      <w:r>
+        <w:t>(</w:t>
+      </w:r>
+      <w:proofErr w:type="gramEnd"/>
+      <w:r>
+        <w:t>t) = 1/2 (</w:t>
+      </w:r>
+      <w:proofErr w:type="spellStart"/>
+      <w:r>
+        <w:t>RLd</w:t>
+      </w:r>
+      <w:proofErr w:type="spellEnd"/>
+      <w:r>
+        <w:t xml:space="preserve">(t) </w:t>
+      </w:r>
+      <w:r>
+        <w:rPr>
+          <w:rFonts w:ascii="Cambria Math" w:hAnsi="Cambria Math" w:cs="Cambria Math"/>
+        </w:rPr>
+        <w:t>⊤</w:t>
+      </w:r>
+      <w:r>
+        <w:t xml:space="preserve">RL(t) − RL(t) </w:t>
+      </w:r>
+      <w:r>
+        <w:rPr>
+          <w:rFonts w:ascii="Cambria Math" w:hAnsi="Cambria Math" w:cs="Cambria Math"/>
+        </w:rPr>
+        <w:t>⊤</w:t>
+      </w:r>
+      <w:proofErr w:type="spellStart"/>
+      <w:r>
+        <w:t>RLd</w:t>
+      </w:r>
+      <w:proofErr w:type="spellEnd"/>
+      <w:r>
+        <w:t>(t))</w:t>
+      </w:r>
+      <w:r>
+        <w:rPr>
+          <w:rFonts w:ascii="Cambria Math" w:hAnsi="Cambria Math" w:cs="Cambria Math"/>
+        </w:rPr>
+        <w:t>∨</w:t>
+      </w:r>
+      <w:r>
+        <w:t xml:space="preserve"> (11) </w:t>
+      </w:r>
+    </w:p>
+    <w:p>
+      <w:pPr>
+        <w:pStyle w:val="ListParagraph"/>
+        <w:ind w:left="360"/>
+      </w:pPr>
+      <w:proofErr w:type="spellStart"/>
+      <w:proofErr w:type="gramStart"/>
+      <w:r>
+        <w:t>ev</w:t>
+      </w:r>
+      <w:proofErr w:type="spellEnd"/>
+      <w:r>
+        <w:t>(</w:t>
+      </w:r>
+      <w:proofErr w:type="gramEnd"/>
+      <w:r>
+        <w:t>t) = ˙</w:t>
+      </w:r>
+      <w:proofErr w:type="spellStart"/>
+      <w:r>
+        <w:t>pL</w:t>
+      </w:r>
+      <w:proofErr w:type="spellEnd"/>
+      <w:r>
+        <w:t xml:space="preserve">(t) − </w:t>
+      </w:r>
+      <w:proofErr w:type="spellStart"/>
+      <w:r>
+        <w:t>p˙Ld</w:t>
+      </w:r>
+      <w:proofErr w:type="spellEnd"/>
+      <w:r>
+        <w:t xml:space="preserve">(t) (12) </w:t>
+      </w:r>
+    </w:p>
+    <w:p>
+      <w:pPr>
+        <w:pStyle w:val="ListParagraph"/>
+        <w:ind w:left="360"/>
+      </w:pPr>
+      <w:proofErr w:type="spellStart"/>
+      <w:proofErr w:type="gramStart"/>
+      <w:r>
+        <w:t>eω</w:t>
+      </w:r>
+      <w:proofErr w:type="spellEnd"/>
+      <w:r>
+        <w:t>(</w:t>
+      </w:r>
+      <w:proofErr w:type="gramEnd"/>
+      <w:r>
+        <w:t xml:space="preserve">t) = </w:t>
+      </w:r>
+      <w:proofErr w:type="spellStart"/>
+      <w:r>
+        <w:t>ωLd</w:t>
+      </w:r>
+      <w:proofErr w:type="spellEnd"/>
+      <w:r>
+        <w:t xml:space="preserve">(t) − </w:t>
+      </w:r>
+      <w:proofErr w:type="spellStart"/>
+      <w:r>
+        <w:t>ωL</w:t>
+      </w:r>
+      <w:proofErr w:type="spellEnd"/>
+      <w:r>
+        <w:t xml:space="preserve">(t), (13) </w:t>
+      </w:r>
+    </w:p>
+    <w:p>
+      <w:pPr>
+        <w:pStyle w:val="ListParagraph"/>
+        <w:ind w:left="360"/>
+      </w:pPr>
+      <w:r>
+        <w:t xml:space="preserve">Where (·) </w:t>
+      </w:r>
+      <w:r>
+        <w:rPr>
+          <w:rFonts w:ascii="Cambria Math" w:hAnsi="Cambria Math" w:cs="Cambria Math"/>
+        </w:rPr>
+        <w:t>∨</w:t>
+      </w:r>
+      <w:r>
+        <w:t xml:space="preserve"> is the inverse of the skew-symmetric operator</w:t>
+      </w:r>
+    </w:p>
+    <w:p>
+      <w:pPr>
+        <w:pStyle w:val="ListParagraph"/>
+        <w:ind w:left="360"/>
+      </w:pPr>
+    </w:p>
+    <w:p>
+      <w:pPr>
+        <w:pStyle w:val="ListParagraph"/>
+        <w:ind w:left="360"/>
+        <w:rPr>
+          <w:rFonts w:ascii="Cambria Math" w:hAnsi="Cambria Math" w:cs="Cambria Math"/>
+        </w:rPr>
+      </w:pPr>
+      <w:r>
+        <w:t xml:space="preserve">Given these errors, the desired load wrench </w:t>
+      </w:r>
+      <w:proofErr w:type="spellStart"/>
+      <w:r>
+        <w:rPr>
+          <w:rStyle w:val="mord"/>
+        </w:rPr>
+        <w:t>wd</w:t>
+      </w:r>
+      <w:proofErr w:type="spellEnd"/>
+      <w:r>
+        <w:rPr>
+          <w:rStyle w:val="vlist-s"/>
+        </w:rPr>
+        <w:t>​</w:t>
+      </w:r>
+      <w:r>
+        <w:rPr>
+          <w:rStyle w:val="mopen"/>
+        </w:rPr>
+        <w:t>(</w:t>
+      </w:r>
+      <w:r>
+        <w:rPr>
+          <w:rStyle w:val="mord"/>
+        </w:rPr>
+        <w:t>t</w:t>
+      </w:r>
+      <w:r>
+        <w:rPr>
+          <w:rStyle w:val="mclose"/>
+        </w:rPr>
+        <w:t xml:space="preserve">) </w:t>
+      </w:r>
+      <w:r>
+        <w:rPr>
+          <w:rStyle w:val="mrel"/>
+        </w:rPr>
+        <w:t xml:space="preserve">= </w:t>
+      </w:r>
+      <w:r>
+        <w:rPr>
+          <w:rStyle w:val="mopen"/>
+        </w:rPr>
+        <w:t>[</w:t>
+      </w:r>
+      <w:proofErr w:type="spellStart"/>
+      <w:r>
+        <w:rPr>
+          <w:rStyle w:val="mord"/>
+        </w:rPr>
+        <w:t>fL</w:t>
+      </w:r>
+      <w:proofErr w:type="gramStart"/>
+      <w:r>
+        <w:rPr>
+          <w:rStyle w:val="mpunct"/>
+        </w:rPr>
+        <w:t>,</w:t>
+      </w:r>
+      <w:r>
+        <w:rPr>
+          <w:rStyle w:val="mord"/>
+        </w:rPr>
+        <w:t>d</w:t>
+      </w:r>
+      <w:proofErr w:type="spellEnd"/>
+      <w:proofErr w:type="gramEnd"/>
+      <w:r>
+        <w:rPr>
+          <w:rStyle w:val="vlist-s"/>
+        </w:rPr>
+        <w:t>​</w:t>
+      </w:r>
+      <w:r>
+        <w:rPr>
+          <w:rStyle w:val="mopen"/>
+        </w:rPr>
+        <w:t>(</w:t>
+      </w:r>
+      <w:r>
+        <w:rPr>
+          <w:rStyle w:val="mord"/>
+        </w:rPr>
+        <w:t>t</w:t>
+      </w:r>
+      <w:r>
+        <w:rPr>
+          <w:rStyle w:val="mclose"/>
+        </w:rPr>
+        <w:t>)</w:t>
+      </w:r>
+      <w:r>
+        <w:rPr>
+          <w:rStyle w:val="mord"/>
+          <w:rFonts w:ascii="Cambria Math" w:hAnsi="Cambria Math" w:cs="Cambria Math"/>
+        </w:rPr>
+        <w:t>⊤</w:t>
+      </w:r>
+      <w:proofErr w:type="spellStart"/>
+      <w:r>
+        <w:rPr>
+          <w:rStyle w:val="mord"/>
+        </w:rPr>
+        <w:t>τL</w:t>
+      </w:r>
+      <w:r>
+        <w:rPr>
+          <w:rStyle w:val="mpunct"/>
+        </w:rPr>
+        <w:t>,</w:t>
+      </w:r>
+      <w:r>
+        <w:rPr>
+          <w:rStyle w:val="mord"/>
+        </w:rPr>
+        <w:t>d</w:t>
+      </w:r>
+      <w:proofErr w:type="spellEnd"/>
+      <w:r>
+        <w:rPr>
+          <w:rStyle w:val="vlist-s"/>
+        </w:rPr>
+        <w:t>​</w:t>
+      </w:r>
+      <w:r>
+        <w:rPr>
+          <w:rStyle w:val="mopen"/>
+        </w:rPr>
+        <w:t>(</w:t>
+      </w:r>
+      <w:r>
+        <w:rPr>
+          <w:rStyle w:val="mord"/>
+        </w:rPr>
+        <w:t>t</w:t>
+      </w:r>
+      <w:r>
+        <w:rPr>
+          <w:rStyle w:val="mclose"/>
+        </w:rPr>
+        <w:t>)</w:t>
+      </w:r>
+      <w:r>
+        <w:rPr>
+          <w:rStyle w:val="mord"/>
+          <w:rFonts w:ascii="Cambria Math" w:hAnsi="Cambria Math" w:cs="Cambria Math"/>
+        </w:rPr>
+        <w:t>⊤</w:t>
+      </w:r>
+      <w:r>
+        <w:rPr>
+          <w:rStyle w:val="mclose"/>
+        </w:rPr>
+        <w:t>]</w:t>
+      </w:r>
+      <w:r>
+        <w:rPr>
+          <w:rStyle w:val="mord"/>
+          <w:rFonts w:ascii="Cambria Math" w:hAnsi="Cambria Math" w:cs="Cambria Math"/>
+        </w:rPr>
+        <w:t>⊤</w:t>
+      </w:r>
+      <w:r>
+        <w:t xml:space="preserve"> can be calculated using the PID controllers as follows:</w:t>
+      </w:r>
+      <w:r>
+        <w:rPr>
+          <w:rFonts w:ascii="Cambria Math" w:hAnsi="Cambria Math" w:cs="Cambria Math"/>
+        </w:rPr>
+        <w:t xml:space="preserve"> </w:t>
+      </w:r>
+    </w:p>
+    <w:p>
+      <w:pPr>
+        <w:pStyle w:val="ListParagraph"/>
+        <w:ind w:left="360"/>
+        <w:rPr>
+          <w:rFonts w:ascii="Cambria Math" w:hAnsi="Cambria Math" w:cs="Cambria Math"/>
+        </w:rPr>
+      </w:pPr>
+    </w:p>
+    <w:p>
+      <w:pPr>
+        <w:pStyle w:val="ListParagraph"/>
+        <w:ind w:left="360"/>
+      </w:pPr>
+      <w:proofErr w:type="spellStart"/>
+      <w:r>
+        <w:t>fL,d</w:t>
+      </w:r>
+      <w:proofErr w:type="spellEnd"/>
+      <w:r>
+        <w:t xml:space="preserve">(t) = mLge3+ − </w:t>
+      </w:r>
+      <w:proofErr w:type="spellStart"/>
+      <w:r>
+        <w:t>Kpep</w:t>
+      </w:r>
+      <w:proofErr w:type="spellEnd"/>
+      <w:r>
+        <w:t xml:space="preserve">(t) − </w:t>
+      </w:r>
+      <w:proofErr w:type="spellStart"/>
+      <w:r>
+        <w:t>Kvev</w:t>
+      </w:r>
+      <w:proofErr w:type="spellEnd"/>
+      <w:r>
+        <w:t xml:space="preserve">(t) − Ki Z t 0 </w:t>
+      </w:r>
+      <w:proofErr w:type="spellStart"/>
+      <w:r>
+        <w:t>ep</w:t>
+      </w:r>
+      <w:proofErr w:type="spellEnd"/>
+      <w:r>
+        <w:t>(τ )</w:t>
+      </w:r>
+      <w:proofErr w:type="spellStart"/>
+      <w:r>
+        <w:t>dτ</w:t>
+      </w:r>
+      <w:proofErr w:type="spellEnd"/>
+      <w:r>
+        <w:t>,  ____(14)____</w:t>
+      </w:r>
+    </w:p>
+    <w:p>
+      <w:pPr>
+        <w:pStyle w:val="ListParagraph"/>
+        <w:ind w:left="360"/>
+      </w:pPr>
+      <w:r>
+        <w:t xml:space="preserve"> </w:t>
+      </w:r>
+      <w:proofErr w:type="spellStart"/>
+      <w:r>
+        <w:t>τL,d</w:t>
+      </w:r>
+      <w:proofErr w:type="spellEnd"/>
+      <w:r>
+        <w:t xml:space="preserve">(t) = </w:t>
+      </w:r>
+      <w:proofErr w:type="spellStart"/>
+      <w:r>
+        <w:t>ωL</w:t>
+      </w:r>
+      <w:proofErr w:type="spellEnd"/>
+      <w:r>
+        <w:t xml:space="preserve">(t) × </w:t>
+      </w:r>
+      <w:proofErr w:type="spellStart"/>
+      <w:r>
+        <w:t>JLωL</w:t>
+      </w:r>
+      <w:proofErr w:type="spellEnd"/>
+      <w:r>
+        <w:t xml:space="preserve">(t)+ − </w:t>
+      </w:r>
+      <w:proofErr w:type="spellStart"/>
+      <w:r>
+        <w:t>KReR</w:t>
+      </w:r>
+      <w:proofErr w:type="spellEnd"/>
+      <w:r>
+        <w:t xml:space="preserve">(t) − </w:t>
+      </w:r>
+      <w:proofErr w:type="spellStart"/>
+      <w:r>
+        <w:t>Kωeω</w:t>
+      </w:r>
+      <w:proofErr w:type="spellEnd"/>
+      <w:r>
+        <w:t xml:space="preserve">(t) − </w:t>
+      </w:r>
+      <w:proofErr w:type="spellStart"/>
+      <w:r>
+        <w:t>KiR</w:t>
+      </w:r>
+      <w:proofErr w:type="spellEnd"/>
+      <w:r>
+        <w:t xml:space="preserve"> Z t 0 </w:t>
+      </w:r>
+      <w:proofErr w:type="spellStart"/>
+      <w:r>
+        <w:t>eR</w:t>
+      </w:r>
+      <w:proofErr w:type="spellEnd"/>
+      <w:r>
+        <w:t>(τ )</w:t>
+      </w:r>
+      <w:proofErr w:type="spellStart"/>
+      <w:r>
+        <w:t>dτ</w:t>
+      </w:r>
+      <w:proofErr w:type="spellEnd"/>
+      <w:r>
+        <w:t>, ___(15)___</w:t>
+      </w:r>
+    </w:p>
+    <w:p>
+      <w:pPr>
+        <w:pStyle w:val="ListParagraph"/>
+        <w:ind w:left="360"/>
+      </w:pPr>
+      <w:proofErr w:type="gramStart"/>
+      <w:r>
+        <w:t>with</w:t>
+      </w:r>
+      <w:proofErr w:type="gramEnd"/>
+      <w:r>
+        <w:t xml:space="preserve"> tunable gains </w:t>
+      </w:r>
+      <w:proofErr w:type="spellStart"/>
+      <w:r>
+        <w:t>Kp</w:t>
+      </w:r>
+      <w:proofErr w:type="spellEnd"/>
+      <w:r>
+        <w:t xml:space="preserve">, </w:t>
+      </w:r>
+      <w:proofErr w:type="spellStart"/>
+      <w:r>
+        <w:t>Kv</w:t>
+      </w:r>
+      <w:proofErr w:type="spellEnd"/>
+      <w:r>
+        <w:t xml:space="preserve">, Ki , KR, </w:t>
+      </w:r>
+      <w:proofErr w:type="spellStart"/>
+      <w:r>
+        <w:t>Kω</w:t>
+      </w:r>
+      <w:proofErr w:type="spellEnd"/>
+      <w:r>
+        <w:t xml:space="preserve">, </w:t>
+      </w:r>
+      <w:proofErr w:type="spellStart"/>
+      <w:r>
+        <w:t>KiR</w:t>
+      </w:r>
+      <w:proofErr w:type="spellEnd"/>
+      <w:r>
+        <w:t xml:space="preserve"> </w:t>
+      </w:r>
+      <w:r>
+        <w:rPr>
+          <w:rFonts w:ascii="Cambria Math" w:hAnsi="Cambria Math" w:cs="Cambria Math"/>
+        </w:rPr>
+        <w:t>∈</w:t>
+      </w:r>
+      <w:r>
+        <w:t xml:space="preserve"> R 3×3</w:t>
+      </w:r>
+    </w:p>
+    <w:p>
+      <w:pPr>
+        <w:pStyle w:val="ListParagraph"/>
+        <w:ind w:left="360"/>
+      </w:pPr>
+    </w:p>
+    <w:p>
+      <w:pPr>
+        <w:pStyle w:val="ListParagraph"/>
+        <w:ind w:left="360"/>
+      </w:pPr>
+      <w:r>
+        <w:t>Carrier Trajectory /</w:t>
+      </w:r>
+      <w:r>
+        <w:t xml:space="preserve"> </w:t>
+      </w:r>
+      <w:r>
+        <w:t xml:space="preserve">Internal Force Calculation: Optimization layer </w:t>
+      </w:r>
+    </w:p>
+    <w:p>
+      <w:pPr>
+        <w:pStyle w:val="ListParagraph"/>
+        <w:ind w:left="360"/>
+      </w:pPr>
+    </w:p>
+    <w:p>
+      <w:pPr>
+        <w:pStyle w:val="ListParagraph"/>
+        <w:ind w:left="360"/>
+      </w:pPr>
+      <w:r>
+        <w:t xml:space="preserve">By construction, the internal cable force components </w:t>
+      </w:r>
+      <w:proofErr w:type="spellStart"/>
+      <w:proofErr w:type="gramStart"/>
+      <w:r>
+        <w:t>fλ</w:t>
+      </w:r>
+      <w:proofErr w:type="spellEnd"/>
+      <w:r>
+        <w:t>(</w:t>
+      </w:r>
+      <w:proofErr w:type="gramEnd"/>
+      <w:r>
+        <w:t xml:space="preserve">t) in (9) do not have an effect on the wrench applied to the load </w:t>
+      </w:r>
+      <w:proofErr w:type="spellStart"/>
+      <w:r>
+        <w:t>CoM.</w:t>
+      </w:r>
+      <w:proofErr w:type="spellEnd"/>
+      <w:r>
+        <w:t xml:space="preserve"> In [4], a method of controlling these forces online is formulated. An optimization problem is solved at each time step to keep the carrier velocities above a specified threshold. </w:t>
+      </w:r>
+    </w:p>
+    <w:p>
+      <w:pPr>
+        <w:pStyle w:val="ListParagraph"/>
+        <w:ind w:left="360"/>
+      </w:pPr>
+      <w:r>
+        <w:t xml:space="preserve">While we do not intend to </w:t>
+      </w:r>
+      <w:r>
+        <w:t xml:space="preserve">use this optimizer in the solution presented in this work, its structure is still relevant because we will attempt to mimic its behavior (we will expand on this point in a later section). Consequently, it is worth to briefly cover it. </w:t>
+      </w:r>
+    </w:p>
+    <w:p>
+      <w:pPr>
+        <w:pStyle w:val="ListParagraph"/>
+        <w:ind w:left="360"/>
+      </w:pPr>
+    </w:p>
+    <w:p>
+      <w:pPr>
+        <w:pStyle w:val="ListParagraph"/>
+        <w:ind w:left="360"/>
+      </w:pPr>
+      <w:bookmarkStart w:id="0" w:name="_GoBack"/>
+      <w:bookmarkEnd w:id="0"/>
+      <w:r>
+        <w:t xml:space="preserve"> </w:t>
+      </w:r>
+    </w:p>
+    <w:p>
+      <w:pPr>
+        <w:pStyle w:val="ListParagraph"/>
+        <w:ind w:left="360"/>
+        <w:rPr>
+          <w:lang w:bidi="ar-EG"/>
+        </w:rPr>
+      </w:pPr>
+      <w:r>
+        <w:rPr>
+          <w:lang w:bidi="ar-EG"/>
+        </w:rPr>
+        <w:t xml:space="preserve">Methodology: </w:t>
+      </w:r>
+    </w:p>
+    <w:p>
+      <w:pPr>
+        <w:pStyle w:val="ListParagraph"/>
+        <w:ind w:left="360"/>
+        <w:rPr>
+          <w:lang w:bidi="ar-EG"/>
+        </w:rPr>
+      </w:pPr>
+    </w:p>
+    <w:p>
+      <w:pPr>
+        <w:pStyle w:val="ListParagraph"/>
+        <w:ind w:left="360"/>
+      </w:pPr>
+      <w:r>
+        <w:rPr>
+          <w:rFonts w:ascii="Cambria Math" w:hAnsi="Cambria Math" w:cs="Cambria Math"/>
+        </w:rPr>
+        <w:lastRenderedPageBreak/>
+        <w:t xml:space="preserve">In order to decentralize the controller, </w:t>
+      </w:r>
+      <w:r>
+        <w:rPr>
+          <w:rFonts w:ascii="Cambria Math" w:hAnsi="Cambria Math" w:cs="Cambria Math"/>
+        </w:rPr>
+        <w:t xml:space="preserve">we need to recalculate the full force vector using only local observations </w:t>
+      </w:r>
+      <w:r>
+        <w:rPr>
+          <w:rFonts w:ascii="Cambria Math" w:hAnsi="Cambria Math" w:cs="Cambria Math"/>
+        </w:rPr>
+        <w:t>𝑓</w:t>
+      </w:r>
+      <w:r>
+        <w:t xml:space="preserve"> (</w:t>
+      </w:r>
+      <w:r>
+        <w:rPr>
+          <w:rFonts w:ascii="Cambria Math" w:hAnsi="Cambria Math" w:cs="Cambria Math"/>
+        </w:rPr>
+        <w:t>𝑡</w:t>
+      </w:r>
+      <w:r>
+        <w:t xml:space="preserve">) = </w:t>
+      </w:r>
+      <w:r>
+        <w:rPr>
+          <w:rFonts w:ascii="Cambria Math" w:hAnsi="Cambria Math" w:cs="Cambria Math"/>
+        </w:rPr>
+        <w:t>𝑓𝑔</w:t>
+      </w:r>
+      <w:r>
+        <w:t xml:space="preserve"> (</w:t>
+      </w:r>
+      <w:r>
+        <w:rPr>
+          <w:rFonts w:ascii="Cambria Math" w:hAnsi="Cambria Math" w:cs="Cambria Math"/>
+        </w:rPr>
+        <w:t>𝑡</w:t>
+      </w:r>
+      <w:proofErr w:type="gramStart"/>
+      <w:r>
+        <w:t>)+</w:t>
+      </w:r>
+      <w:proofErr w:type="gramEnd"/>
+      <w:r>
+        <w:t xml:space="preserve"> </w:t>
+      </w:r>
+      <w:r>
+        <w:rPr>
+          <w:rFonts w:ascii="Cambria Math" w:hAnsi="Cambria Math" w:cs="Cambria Math"/>
+        </w:rPr>
+        <w:t>𝑓𝜆</w:t>
+      </w:r>
+      <w:r>
+        <w:t xml:space="preserve"> (</w:t>
+      </w:r>
+      <w:r>
+        <w:rPr>
+          <w:rFonts w:ascii="Cambria Math" w:hAnsi="Cambria Math" w:cs="Cambria Math"/>
+        </w:rPr>
+        <w:t>𝑡</w:t>
+      </w:r>
+      <w:r>
+        <w:t>)</w:t>
+      </w:r>
+    </w:p>
+    <w:p>
+      <w:pPr>
+        <w:pStyle w:val="ListParagraph"/>
+        <w:ind w:left="360"/>
+      </w:pPr>
+      <w:r>
+        <w:rPr>
+          <w:rFonts w:ascii="Cambria Math" w:hAnsi="Cambria Math" w:cs="Cambria Math"/>
+        </w:rPr>
+        <w:t>𝑓𝑔</w:t>
+      </w:r>
+      <w:r>
+        <w:t xml:space="preserve"> </w:t>
+      </w:r>
+      <w:r>
+        <w:t>is directly calculated from the load state</w:t>
+      </w:r>
+      <w:r>
+        <w:t xml:space="preserve"> and reference using a PID controller</w:t>
+      </w:r>
+      <w:r>
+        <w:t xml:space="preserve">, so no global observations about the other drone states are required. </w:t>
+      </w:r>
+    </w:p>
+    <w:p>
+      <w:pPr>
+        <w:pStyle w:val="ListParagraph"/>
+        <w:ind w:left="360"/>
+      </w:pPr>
+      <w:r>
+        <w:rPr>
+          <w:rFonts w:ascii="Cambria Math" w:hAnsi="Cambria Math" w:cs="Cambria Math"/>
+        </w:rPr>
+        <w:t>𝑓𝜆 is a little bit more</w:t>
+      </w:r>
+      <w:r>
+        <w:rPr>
+          <w:rFonts w:ascii="Cambria Math" w:hAnsi="Cambria Math" w:cs="Cambria Math"/>
+        </w:rPr>
+        <w:t xml:space="preserve"> complicated</w:t>
+      </w:r>
+      <w:r>
+        <w:rPr>
+          <w:rFonts w:ascii="Cambria Math" w:hAnsi="Cambria Math" w:cs="Cambria Math"/>
+        </w:rPr>
+        <w:t>, because it relies on a combination of the load state, drone velocities, and the optimizer’</w:t>
+      </w:r>
+      <w:r>
+        <w:rPr>
+          <w:rFonts w:ascii="Cambria Math" w:hAnsi="Cambria Math" w:cs="Cambria Math"/>
+        </w:rPr>
+        <w:t>s internal state of A and</w:t>
+      </w:r>
+      <w:r>
+        <w:rPr>
+          <w:rFonts w:ascii="Cambria Math" w:hAnsi="Cambria Math" w:cs="Cambria Math"/>
+        </w:rPr>
+        <w:t xml:space="preserve"> </w:t>
+      </w:r>
+      <w:proofErr w:type="spellStart"/>
+      <w:r>
+        <w:rPr>
+          <w:rFonts w:ascii="Cambria Math" w:hAnsi="Cambria Math" w:cs="Cambria Math"/>
+        </w:rPr>
+        <w:t>ksi</w:t>
+      </w:r>
+      <w:proofErr w:type="spellEnd"/>
+      <w:r>
+        <w:rPr>
+          <w:rFonts w:ascii="Cambria Math" w:hAnsi="Cambria Math" w:cs="Cambria Math"/>
+        </w:rPr>
+        <w:t xml:space="preserve">, </w:t>
+      </w:r>
+      <w:r>
+        <w:rPr>
+          <w:rFonts w:ascii="Cambria Math" w:hAnsi="Cambria Math" w:cs="Cambria Math"/>
+        </w:rPr>
+        <w:t>a phase assigned to each drone</w:t>
+      </w:r>
+      <w:r>
+        <w:rPr>
+          <w:rFonts w:ascii="Cambria Math" w:hAnsi="Cambria Math" w:cs="Cambria Math"/>
+        </w:rPr>
+        <w:t xml:space="preserve"> and time</w:t>
+      </w:r>
+      <w:r>
+        <w:rPr>
+          <w:rFonts w:ascii="Cambria Math" w:hAnsi="Cambria Math" w:cs="Cambria Math"/>
+        </w:rPr>
+        <w:t>. The load state is locally observable to each drone so it is not an issue. The drone velocities are needed due to the nature of calculating</w:t>
+      </w:r>
+      <w:r>
+        <w:rPr>
+          <w:kern w:val="0"/>
+          <w14:ligatures w14:val="none"/>
+        </w:rPr>
+        <w:t xml:space="preserve"> </w:t>
+      </w:r>
+      <w:r>
+        <w:rPr>
+          <w:rFonts w:ascii="Cambria Math" w:hAnsi="Cambria Math" w:cs="Cambria Math"/>
+          <w:kern w:val="0"/>
+          <w14:ligatures w14:val="none"/>
+        </w:rPr>
+        <w:t xml:space="preserve">𝑓𝜆. Since </w:t>
+      </w:r>
+      <w:r>
+        <w:rPr>
+          <w:rFonts w:ascii="Cambria Math" w:hAnsi="Cambria Math" w:cs="Cambria Math"/>
+        </w:rPr>
+        <w:t>𝑓𝜆</w:t>
+      </w:r>
+      <w:r>
+        <w:t xml:space="preserve"> (</w:t>
+      </w:r>
+      <w:r>
+        <w:rPr>
+          <w:rFonts w:ascii="Cambria Math" w:hAnsi="Cambria Math" w:cs="Cambria Math"/>
+        </w:rPr>
+        <w:t>𝑡</w:t>
+      </w:r>
+      <w:proofErr w:type="gramStart"/>
+      <w:r>
+        <w:t>)=</w:t>
+      </w:r>
+      <w:proofErr w:type="gramEnd"/>
+      <w:r>
+        <w:t xml:space="preserve"> N(</w:t>
+      </w:r>
+      <w:proofErr w:type="spellStart"/>
+      <w:r>
+        <w:t>H,t</w:t>
+      </w:r>
+      <w:proofErr w:type="spellEnd"/>
+      <w:r>
+        <w:t xml:space="preserve">) · λ(t) , the whole lambda vector is </w:t>
+      </w:r>
+      <w:r>
+        <w:t xml:space="preserve">needed even just to calculate the </w:t>
+      </w:r>
+      <w:r>
+        <w:rPr>
+          <w:rFonts w:ascii="Cambria Math" w:hAnsi="Cambria Math" w:cs="Cambria Math"/>
+        </w:rPr>
+        <w:t>𝑓𝜆</w:t>
+      </w:r>
+      <w:proofErr w:type="spellStart"/>
+      <w:r>
+        <w:t>i</w:t>
+      </w:r>
+      <w:proofErr w:type="spellEnd"/>
+      <w:r>
+        <w:t xml:space="preserve"> slice of one drone. This depends on the structure of matrix N but for the purposes of this thesis it is enough to say it is not diagonal. Therefore </w:t>
+      </w:r>
+      <w:r>
+        <w:rPr>
+          <w:rFonts w:ascii="Cambria Math" w:hAnsi="Cambria Math" w:cs="Cambria Math"/>
+        </w:rPr>
+        <w:t>𝑓𝜆</w:t>
+      </w:r>
+      <w:proofErr w:type="spellStart"/>
+      <w:r>
+        <w:t>i</w:t>
+      </w:r>
+      <w:proofErr w:type="spellEnd"/>
+      <w:r>
+        <w:t xml:space="preserve"> is not only dependent on </w:t>
+      </w:r>
+      <w:r>
+        <w:rPr>
+          <w:rFonts w:ascii="Cambria Math" w:hAnsi="Cambria Math" w:cs="Cambria Math"/>
+        </w:rPr>
+        <w:t>𝜆</w:t>
+      </w:r>
+      <w:proofErr w:type="spellStart"/>
+      <w:r>
+        <w:t>i</w:t>
+      </w:r>
+      <w:proofErr w:type="spellEnd"/>
+      <w:r>
+        <w:t xml:space="preserve"> but also on other </w:t>
+      </w:r>
+      <w:r>
+        <w:rPr>
+          <w:rFonts w:ascii="Cambria Math" w:hAnsi="Cambria Math" w:cs="Cambria Math"/>
+        </w:rPr>
+        <w:t>𝜆</w:t>
+      </w:r>
+      <w:r>
+        <w:t xml:space="preserve">s. </w:t>
+      </w:r>
+      <w:r>
+        <w:t xml:space="preserve">The lambda vector comes directly from the optimizer, the optimizer depends on the drone velocities and its own memory of the A, </w:t>
+      </w:r>
+      <w:proofErr w:type="spellStart"/>
+      <w:r>
+        <w:t>ksi</w:t>
+      </w:r>
+      <w:proofErr w:type="spellEnd"/>
+      <w:r>
+        <w:t xml:space="preserve"> and the phase of each drone. The phases are constant for a given configuration so the </w:t>
+      </w:r>
+      <w:r>
+        <w:t xml:space="preserve">policy can just memorize it for each lambda. A and </w:t>
+      </w:r>
+      <w:proofErr w:type="spellStart"/>
+      <w:r>
+        <w:t>ksi</w:t>
+      </w:r>
+      <w:proofErr w:type="spellEnd"/>
+      <w:r>
+        <w:t xml:space="preserve"> are more intricate because they depend on the drone velocities. Precisely, any drop in the velocity of any drone leads to the increase of A and </w:t>
+      </w:r>
+      <w:proofErr w:type="spellStart"/>
+      <w:r>
+        <w:t>ksi</w:t>
+      </w:r>
+      <w:proofErr w:type="spellEnd"/>
+      <w:r>
+        <w:t xml:space="preserve"> for the whole </w:t>
+      </w:r>
+      <w:r>
+        <w:t>formation. Making a</w:t>
+      </w:r>
+      <w:r>
+        <w:t xml:space="preserve"> neural network learn the internal states (A and </w:t>
+      </w:r>
+      <w:proofErr w:type="spellStart"/>
+      <w:r>
+        <w:t>ksi</w:t>
+      </w:r>
+      <w:proofErr w:type="spellEnd"/>
+      <w:r>
+        <w:t>) is possible either using smart desig</w:t>
+      </w:r>
+      <w:r>
+        <w:t>n of the observation space if a</w:t>
+      </w:r>
+      <w:r>
+        <w:t xml:space="preserve"> Multi-Layer </w:t>
+      </w:r>
+      <w:r>
+        <w:t>Perceptron (</w:t>
+      </w:r>
+      <w:r>
+        <w:t>MLP)</w:t>
+      </w:r>
+      <w:r>
+        <w:t xml:space="preserve"> </w:t>
+      </w:r>
+      <w:r>
+        <w:t xml:space="preserve">is used or using a Gated Recurrent Unit (GRU). In this work an MLP is chosen </w:t>
+      </w:r>
+      <w:r>
+        <w:t>___ at least for phase one</w:t>
+      </w:r>
+      <w:r>
+        <w:t>___ due to its simplicity and lightweight nature. To compensate for the lack of an internal state, multiple historical data points of specific features are stacked and fed together as input to the MLP</w:t>
+      </w:r>
+      <w:r>
+        <w:t xml:space="preserve">, more on this will be discussed later. </w:t>
+      </w:r>
+      <w:r>
+        <w:t>The drones’ velocities were shown to be analytically computable in [4] from the</w:t>
+      </w:r>
+      <w:r>
+        <w:t xml:space="preserve"> observed</w:t>
+      </w:r>
+      <w:r>
+        <w:t xml:space="preserve"> load state and the </w:t>
+      </w:r>
+      <w:r>
+        <w:t xml:space="preserve">commanded </w:t>
+      </w:r>
+      <w:r>
+        <w:t xml:space="preserve">full force vector and </w:t>
+      </w:r>
+      <w:r>
+        <w:t xml:space="preserve">its derivative. The resulting velocities will remain reasonably accurate </w:t>
+      </w:r>
+      <w:r>
+        <w:t xml:space="preserve">as long as the drones agree on the load state measurement. For phase one, this agreement is assumed. </w:t>
+      </w:r>
+      <w:r>
+        <w:t xml:space="preserve">These calculated velocities can then be fed into the MLP as a proxy for global information. </w:t>
+      </w:r>
+    </w:p>
+    <w:p>
+      <w:pPr>
+        <w:pStyle w:val="ListParagraph"/>
+        <w:ind w:left="360"/>
+      </w:pPr>
+    </w:p>
+    <w:p>
+      <w:pPr>
+        <w:pStyle w:val="ListParagraph"/>
+        <w:ind w:left="360"/>
+        <w:rPr>
+          <w:lang w:bidi="ar-EG"/>
+        </w:rPr>
+      </w:pPr>
+      <w:r>
+        <w:rPr>
+          <w:lang w:bidi="ar-EG"/>
+        </w:rPr>
+        <w:t>Lastly, while the optimizer uses time</w:t>
+      </w:r>
+      <w:r>
+        <w:rPr>
+          <w:lang w:bidi="ar-EG"/>
+        </w:rPr>
+        <w:t xml:space="preserve"> explicitly, it is not actually needed, what is actually needed is </w:t>
+      </w:r>
+      <w:r>
+        <w:rPr>
+          <w:lang w:bidi="ar-EG"/>
+        </w:rPr>
+        <w:t xml:space="preserve">to time the periodic nature of the lambdas. This policy can learn this periodicity again using intelligent observation space design, by feeding </w:t>
+      </w:r>
+      <w:r>
+        <w:t xml:space="preserve">multiple historical data points of specific features and by using time embedding techniques such as Fourier time encoding, this idea will be discussed in detail in a later section.  </w:t>
+      </w:r>
+    </w:p>
+    <w:p>
+      <w:pPr>
+        <w:pStyle w:val="ListParagraph"/>
+        <w:ind w:left="360"/>
+        <w:rPr>
+          <w:lang w:bidi="ar-EG"/>
+        </w:rPr>
+      </w:pPr>
+    </w:p>
+    <w:p>
+      <w:pPr>
+        <w:pStyle w:val="ListParagraph"/>
+        <w:ind w:left="360"/>
+        <w:rPr>
+          <w:lang w:bidi="ar-EG"/>
+        </w:rPr>
+      </w:pPr>
+      <w:r>
+        <w:rPr>
+          <w:lang w:bidi="ar-EG"/>
+        </w:rPr>
+        <w:t xml:space="preserve">By employing all these techniques together, we can reasonably aim to train an MLP using Behavioral Cloning (BC) to learn mimicking the </w:t>
+      </w:r>
+      <w:r>
+        <w:rPr>
+          <w:lang w:bidi="ar-EG"/>
+        </w:rPr>
+        <w:t>optimizer. This MLP can then be deployed on each drone separately. It will output the full lambda vector, and then we calculate the full force vector using the classical pipeline math. Finally, each drone applies its own slice of the force vector, this requires that each drone knows its ID in order to know which slice to select. But this information can be communicated only once in the beginning.</w:t>
+      </w:r>
+    </w:p>
+    <w:p>
+      <w:pPr>
+        <w:pStyle w:val="ListParagraph"/>
+        <w:ind w:left="360"/>
+        <w:rPr>
+          <w:lang w:bidi="ar-EG"/>
+        </w:rPr>
+      </w:pPr>
+      <w:r>
+        <w:rPr>
+          <w:lang w:bidi="ar-EG"/>
+        </w:rPr>
+        <w:t>This achieves two major advantages over the optimizer:</w:t>
+      </w:r>
+    </w:p>
+    <w:p>
+      <w:pPr>
+        <w:pStyle w:val="ListParagraph"/>
+        <w:numPr>
+          <w:ilvl w:val="0"/>
+          <w:numId w:val="3"/>
+        </w:numPr>
+        <w:rPr>
+          <w:lang w:bidi="ar-EG"/>
+        </w:rPr>
+      </w:pPr>
+      <w:r>
+        <w:rPr>
+          <w:lang w:bidi="ar-EG"/>
+        </w:rPr>
+        <w:t xml:space="preserve">We cut the runtime dramatically. </w:t>
+      </w:r>
+      <w:r>
+        <w:t xml:space="preserve">Optimizer takes ~3-4 </w:t>
+      </w:r>
+      <w:proofErr w:type="spellStart"/>
+      <w:r>
+        <w:t>ms</w:t>
+      </w:r>
+      <w:proofErr w:type="spellEnd"/>
+      <w:r>
+        <w:t>/step (benchmarked on my laptop ______add specs____) while a trained NN inference time takes &lt;&lt; 1ms/step*.</w:t>
+      </w:r>
+    </w:p>
+    <w:p>
+      <w:pPr>
+        <w:pStyle w:val="ListParagraph"/>
+        <w:numPr>
+          <w:ilvl w:val="0"/>
+          <w:numId w:val="3"/>
+        </w:numPr>
+        <w:rPr>
+          <w:lang w:bidi="ar-EG"/>
+        </w:rPr>
+      </w:pPr>
+      <w:r>
+        <w:t xml:space="preserve">Cutting the runtime is not only necessary for onboard deployment </w:t>
+      </w:r>
+      <w:r>
+        <w:t xml:space="preserve">but also practically a requirement if we want to do Residual RL on top of the whole pipeline as in phase 2. In order to do RL we need to simulate millions of steps, therefore any extra computational cost per </w:t>
+      </w:r>
+      <w:r>
+        <w:lastRenderedPageBreak/>
+        <w:t>step quickly add</w:t>
+      </w:r>
+      <w:r>
+        <w:t>s</w:t>
+      </w:r>
+      <w:r>
+        <w:t xml:space="preserve"> up. A single component in the pipeline taking 3-4 </w:t>
+      </w:r>
+      <w:proofErr w:type="spellStart"/>
+      <w:r>
+        <w:t>ms</w:t>
+      </w:r>
+      <w:proofErr w:type="spellEnd"/>
+      <w:r>
+        <w:t xml:space="preserve"> makes the RL practically infeasible. </w:t>
+      </w:r>
+    </w:p>
+    <w:p>
+      <w:pPr>
+        <w:ind w:left="720"/>
+      </w:pPr>
+      <w:r>
+        <w:t>*The theoretical compute time, based on FLOP count and peak GPU throughput, is on the order of microseconds. However, in practice, the total inference latency would be dominated by GPU overhead</w:t>
+      </w:r>
+    </w:p>
+    <w:p>
+      <w:pPr>
+        <w:pStyle w:val="ListParagraph"/>
+        <w:numPr>
+          <w:ilvl w:val="0"/>
+          <w:numId w:val="3"/>
+        </w:numPr>
+      </w:pPr>
+      <w:r>
+        <w:t xml:space="preserve">We can do RL and warm start our actor from this behaviorally cloned policy </w:t>
+      </w:r>
+      <w:r>
+        <w:t>so we can mold it to our needs (if it turns out to be helpful or required).</w:t>
+      </w:r>
+    </w:p>
+    <w:p>
+      <w:pPr>
+        <w:pStyle w:val="ListParagraph"/>
+        <w:ind w:left="1080"/>
+      </w:pPr>
+    </w:p>
+    <w:p>
+      <w:pPr>
+        <w:pStyle w:val="ListParagraph"/>
+        <w:ind w:left="360"/>
+        <w:rPr>
+          <w:lang w:bidi="ar-EG"/>
+        </w:rPr>
+      </w:pPr>
+      <w:r>
+        <w:rPr>
+          <w:lang w:bidi="ar-EG"/>
+        </w:rPr>
+        <w:t xml:space="preserve">Stuff to write in problem formulation before </w:t>
+      </w:r>
+      <w:r>
+        <w:rPr>
+          <w:lang w:bidi="ar-EG"/>
+        </w:rPr>
+        <w:t xml:space="preserve">methodology: </w:t>
+      </w:r>
+    </w:p>
+    <w:p>
+      <w:pPr>
+        <w:pStyle w:val="ListParagraph"/>
+        <w:ind w:left="360"/>
+        <w:rPr>
+          <w:lang w:bidi="ar-EG"/>
+        </w:rPr>
+      </w:pPr>
+      <w:r>
+        <w:rPr>
+          <w:lang w:bidi="ar-EG"/>
+        </w:rPr>
+        <w:t xml:space="preserve">What are phase 1 and phase 2(or formulation 1 and </w:t>
+      </w:r>
+      <w:proofErr w:type="gramStart"/>
+      <w:r>
+        <w:rPr>
+          <w:lang w:bidi="ar-EG"/>
+        </w:rPr>
+        <w:t>2</w:t>
+      </w:r>
+      <w:proofErr w:type="gramEnd"/>
+      <w:r>
+        <w:rPr>
+          <w:lang w:bidi="ar-EG"/>
+        </w:rPr>
+        <w:t>)</w:t>
+      </w:r>
+    </w:p>
+    <w:p>
+      <w:pPr>
+        <w:pStyle w:val="ListParagraph"/>
+        <w:ind w:left="360"/>
+        <w:rPr>
+          <w:lang w:bidi="ar-EG"/>
+        </w:rPr>
+      </w:pPr>
+      <w:r>
+        <w:rPr>
+          <w:lang w:bidi="ar-EG"/>
+        </w:rPr>
+        <w:t>Say we will tackle phase 1 using IL mainly but we can still use RL on top if needed</w:t>
+      </w:r>
+    </w:p>
+    <w:p>
+      <w:pPr>
+        <w:pStyle w:val="ListParagraph"/>
+        <w:ind w:left="360"/>
+        <w:rPr>
+          <w:lang w:bidi="ar-EG"/>
+        </w:rPr>
+      </w:pPr>
+    </w:p>
+    <w:p>
+      <w:pPr>
+        <w:pStyle w:val="ListParagraph"/>
+        <w:ind w:left="360"/>
+        <w:rPr>
+          <w:lang w:bidi="ar-EG"/>
+        </w:rPr>
+      </w:pPr>
+    </w:p>
+    <w:p>
+      <w:pPr>
+        <w:pStyle w:val="ListParagraph"/>
+        <w:ind w:left="360"/>
+        <w:rPr>
+          <w:rtl/>
+          <w:lang w:bidi="ar-EG"/>
+        </w:rPr>
+      </w:pPr>
+      <w:r>
+        <w:rPr>
+          <w:lang w:bidi="ar-EG"/>
+        </w:rPr>
+        <w:t xml:space="preserve">It’s not just about a noisy load state, what’s </w:t>
+      </w:r>
+      <w:proofErr w:type="spellStart"/>
+      <w:r>
+        <w:rPr>
+          <w:lang w:bidi="ar-EG"/>
+        </w:rPr>
+        <w:t>kinda</w:t>
+      </w:r>
+      <w:proofErr w:type="spellEnd"/>
+      <w:r>
+        <w:rPr>
+          <w:lang w:bidi="ar-EG"/>
+        </w:rPr>
+        <w:t xml:space="preserve"> hidden, is that with the load state and wrench command, the controller used to be able to calculate the drone velocities (using kinematics) with high accuracy. So now under this noisy and delayed load state, this calculation becomes completely unreliable and the policy is forced to learn its action solely based on that noisy load state and its own state, the other drone states are practically inaccessible (and I don’t even do the math and feed them to the f2 policy because I know they are completely unreliable, they rely on the load state and the full force and its derivative (which we don’t have locally) so it’s going to be much more unreliable than the load state)</w:t>
+      </w:r>
+    </w:p>
+    <w:p>
+      <w:pPr>
+        <w:pStyle w:val="ListParagraph"/>
+        <w:ind w:left="360"/>
+        <w:rPr>
+          <w:rtl/>
+          <w:lang w:bidi="ar-EG"/>
+        </w:rPr>
+      </w:pPr>
+    </w:p>
+    <w:p>
+      <w:pPr>
+        <w:pStyle w:val="ListParagraph"/>
+        <w:ind w:left="360"/>
+        <w:rPr>
+          <w:lang w:bidi="ar-EG"/>
+        </w:rPr>
+      </w:pPr>
+    </w:p>
+    <w:p>
+      <w:pPr>
+        <w:pStyle w:val="ListParagraph"/>
+        <w:ind w:left="360"/>
+      </w:pPr>
+      <w:r>
+        <w:t xml:space="preserve">[1]E. N. </w:t>
+      </w:r>
+      <w:proofErr w:type="spellStart"/>
+      <w:r>
+        <w:t>Barmpounakis</w:t>
+      </w:r>
+      <w:proofErr w:type="spellEnd"/>
+      <w:r>
+        <w:t xml:space="preserve">, E. I. </w:t>
+      </w:r>
+      <w:proofErr w:type="spellStart"/>
+      <w:r>
+        <w:t>Vlahogianni</w:t>
+      </w:r>
+      <w:proofErr w:type="spellEnd"/>
+      <w:r>
+        <w:t xml:space="preserve">, and J. C. </w:t>
+      </w:r>
+      <w:proofErr w:type="spellStart"/>
+      <w:r>
+        <w:t>Golias</w:t>
+      </w:r>
+      <w:proofErr w:type="spellEnd"/>
+      <w:r>
+        <w:t>. Unmanned aerial aircraft systems for transportation engineering: Current practice and future challenges.</w:t>
+      </w:r>
+    </w:p>
+    <w:p>
+      <w:pPr>
+        <w:pStyle w:val="ListParagraph"/>
+        <w:ind w:left="360"/>
+      </w:pPr>
+      <w:r>
+        <w:t xml:space="preserve">[2] </w:t>
+      </w:r>
+      <w:proofErr w:type="gramStart"/>
+      <w:r>
+        <w:t>citation</w:t>
+      </w:r>
+      <w:proofErr w:type="gramEnd"/>
+      <w:r>
+        <w:t xml:space="preserve"> needed</w:t>
+      </w:r>
+    </w:p>
+    <w:p>
+      <w:pPr>
+        <w:pStyle w:val="ListParagraph"/>
+        <w:ind w:left="360"/>
+        <w:rPr>
+          <w:rtl/>
+        </w:rPr>
+      </w:pPr>
+      <w:r>
+        <w:t>[3]</w:t>
+      </w:r>
+      <w:proofErr w:type="gramStart"/>
+      <w:r>
+        <w:t>,[</w:t>
+      </w:r>
+      <w:proofErr w:type="gramEnd"/>
+      <w:r>
+        <w:t>4]</w:t>
+      </w:r>
+      <w:r>
+        <w:t xml:space="preserve"> old papers and </w:t>
+      </w:r>
+      <w:proofErr w:type="spellStart"/>
+      <w:r>
+        <w:t>sofia’s</w:t>
+      </w:r>
+      <w:proofErr w:type="spellEnd"/>
+      <w:r>
+        <w:t xml:space="preserve"> work</w:t>
+      </w:r>
+    </w:p>
+    <w:p>
+      <w:pPr>
+        <w:pStyle w:val="ListParagraph"/>
+        <w:ind w:left="360"/>
+        <w:rPr>
+          <w:rFonts w:hint="cs"/>
+          <w:rtl/>
+          <w:lang w:bidi="ar-EG"/>
+        </w:rPr>
+      </w:pPr>
     </w:p>
     <w:sectPr>
       <w:pgSz w:w="12240" w:h="15840"/>
@@ -721,9 +4046,9 @@
 <file path=word/numbering.xml><?xml version="1.0" encoding="utf-8"?>
 <w:numbering xmlns:wpc="http://schemas.microsoft.com/office/word/2010/wordprocessingCanvas" xmlns:mc="http://schemas.openxmlformats.org/markup-compatibility/2006" xmlns:o="urn:schemas-microsoft-com:office:office" xmlns:r="http://schemas.openxmlformats.org/officeDocument/2006/relationships" xmlns:m="http://schemas.openxmlformats.org/officeDocument/2006/math" xmlns:v="urn:schemas-microsoft-com:vml" xmlns:wp14="http://schemas.microsoft.com/office/word/2010/wordprocessingDrawing" xmlns:wp="http://schemas.openxmlformats.org/drawingml/2006/wordprocessingDrawing" xmlns:w10="urn:schemas-microsoft-com:office:word" xmlns:w="http://schemas.openxmlformats.org/wordprocessingml/2006/main" xmlns:w14="http://schemas.microsoft.com/office/word/2010/wordml" xmlns:w15="http://schemas.microsoft.com/office/word/2012/wordml" xmlns:wpg="http://schemas.microsoft.com/office/word/2010/wordprocessingGroup" xmlns:wpi="http://schemas.microsoft.com/office/word/2010/wordprocessingInk" xmlns:wne="http://schemas.microsoft.com/office/word/2006/wordml" xmlns:wps="http://schemas.microsoft.com/office/word/2010/wordprocessingShape" mc:Ignorable="w14 w15 wp14">
   <w:abstractNum w:abstractNumId="0">
-    <w:nsid w:val="5CD40A6E"/>
+    <w:nsid w:val="54201208"/>
     <w:multiLevelType w:val="hybridMultilevel"/>
-    <w:tmpl w:val="7A6AD6AE"/>
+    <w:tmpl w:val="714E4A98"/>
     <w:lvl w:ilvl="0" w:tplc="04090001">
       <w:start w:val="1"/>
       <w:numFmt w:val="bullet"/>
@@ -834,6 +4159,119 @@
     </w:lvl>
   </w:abstractNum>
   <w:abstractNum w:abstractNumId="1">
+    <w:nsid w:val="5CD40A6E"/>
+    <w:multiLevelType w:val="hybridMultilevel"/>
+    <w:tmpl w:val="7A6AD6AE"/>
+    <w:lvl w:ilvl="0" w:tplc="04090001">
+      <w:start w:val="1"/>
+      <w:numFmt w:val="bullet"/>
+      <w:lvlText w:val=""/>
+      <w:lvlJc w:val="left"/>
+      <w:pPr>
+        <w:ind w:left="1080" w:hanging="360"/>
+      </w:pPr>
+      <w:rPr>
+        <w:rFonts w:ascii="Symbol" w:hAnsi="Symbol" w:hint="default"/>
+      </w:rPr>
+    </w:lvl>
+    <w:lvl w:ilvl="1" w:tplc="04090003" w:tentative="1">
+      <w:start w:val="1"/>
+      <w:numFmt w:val="bullet"/>
+      <w:lvlText w:val="o"/>
+      <w:lvlJc w:val="left"/>
+      <w:pPr>
+        <w:ind w:left="1800" w:hanging="360"/>
+      </w:pPr>
+      <w:rPr>
+        <w:rFonts w:ascii="Courier New" w:hAnsi="Courier New" w:cs="Courier New" w:hint="default"/>
+      </w:rPr>
+    </w:lvl>
+    <w:lvl w:ilvl="2" w:tplc="04090005" w:tentative="1">
+      <w:start w:val="1"/>
+      <w:numFmt w:val="bullet"/>
+      <w:lvlText w:val=""/>
+      <w:lvlJc w:val="left"/>
+      <w:pPr>
+        <w:ind w:left="2520" w:hanging="360"/>
+      </w:pPr>
+      <w:rPr>
+        <w:rFonts w:ascii="Wingdings" w:hAnsi="Wingdings" w:hint="default"/>
+      </w:rPr>
+    </w:lvl>
+    <w:lvl w:ilvl="3" w:tplc="04090001" w:tentative="1">
+      <w:start w:val="1"/>
+      <w:numFmt w:val="bullet"/>
+      <w:lvlText w:val=""/>
+      <w:lvlJc w:val="left"/>
+      <w:pPr>
+        <w:ind w:left="3240" w:hanging="360"/>
+      </w:pPr>
+      <w:rPr>
+        <w:rFonts w:ascii="Symbol" w:hAnsi="Symbol" w:hint="default"/>
+      </w:rPr>
+    </w:lvl>
+    <w:lvl w:ilvl="4" w:tplc="04090003" w:tentative="1">
+      <w:start w:val="1"/>
+      <w:numFmt w:val="bullet"/>
+      <w:lvlText w:val="o"/>
+      <w:lvlJc w:val="left"/>
+      <w:pPr>
+        <w:ind w:left="3960" w:hanging="360"/>
+      </w:pPr>
+      <w:rPr>
+        <w:rFonts w:ascii="Courier New" w:hAnsi="Courier New" w:cs="Courier New" w:hint="default"/>
+      </w:rPr>
+    </w:lvl>
+    <w:lvl w:ilvl="5" w:tplc="04090005" w:tentative="1">
+      <w:start w:val="1"/>
+      <w:numFmt w:val="bullet"/>
+      <w:lvlText w:val=""/>
+      <w:lvlJc w:val="left"/>
+      <w:pPr>
+        <w:ind w:left="4680" w:hanging="360"/>
+      </w:pPr>
+      <w:rPr>
+        <w:rFonts w:ascii="Wingdings" w:hAnsi="Wingdings" w:hint="default"/>
+      </w:rPr>
+    </w:lvl>
+    <w:lvl w:ilvl="6" w:tplc="04090001" w:tentative="1">
+      <w:start w:val="1"/>
+      <w:numFmt w:val="bullet"/>
+      <w:lvlText w:val=""/>
+      <w:lvlJc w:val="left"/>
+      <w:pPr>
+        <w:ind w:left="5400" w:hanging="360"/>
+      </w:pPr>
+      <w:rPr>
+        <w:rFonts w:ascii="Symbol" w:hAnsi="Symbol" w:hint="default"/>
+      </w:rPr>
+    </w:lvl>
+    <w:lvl w:ilvl="7" w:tplc="04090003" w:tentative="1">
+      <w:start w:val="1"/>
+      <w:numFmt w:val="bullet"/>
+      <w:lvlText w:val="o"/>
+      <w:lvlJc w:val="left"/>
+      <w:pPr>
+        <w:ind w:left="6120" w:hanging="360"/>
+      </w:pPr>
+      <w:rPr>
+        <w:rFonts w:ascii="Courier New" w:hAnsi="Courier New" w:cs="Courier New" w:hint="default"/>
+      </w:rPr>
+    </w:lvl>
+    <w:lvl w:ilvl="8" w:tplc="04090005" w:tentative="1">
+      <w:start w:val="1"/>
+      <w:numFmt w:val="bullet"/>
+      <w:lvlText w:val=""/>
+      <w:lvlJc w:val="left"/>
+      <w:pPr>
+        <w:ind w:left="6840" w:hanging="360"/>
+      </w:pPr>
+      <w:rPr>
+        <w:rFonts w:ascii="Wingdings" w:hAnsi="Wingdings" w:hint="default"/>
+      </w:rPr>
+    </w:lvl>
+  </w:abstractNum>
+  <w:abstractNum w:abstractNumId="2">
     <w:nsid w:val="6EEE7131"/>
     <w:multiLevelType w:val="multilevel"/>
     <w:tmpl w:val="839A258E"/>
@@ -946,11 +4384,130 @@
       </w:rPr>
     </w:lvl>
   </w:abstractNum>
+  <w:abstractNum w:abstractNumId="3">
+    <w:nsid w:val="70DD2613"/>
+    <w:multiLevelType w:val="hybridMultilevel"/>
+    <w:tmpl w:val="B2A0485C"/>
+    <w:lvl w:ilvl="0" w:tplc="04090001">
+      <w:start w:val="1"/>
+      <w:numFmt w:val="bullet"/>
+      <w:lvlText w:val=""/>
+      <w:lvlJc w:val="left"/>
+      <w:pPr>
+        <w:ind w:left="1080" w:hanging="360"/>
+      </w:pPr>
+      <w:rPr>
+        <w:rFonts w:ascii="Symbol" w:hAnsi="Symbol" w:hint="default"/>
+      </w:rPr>
+    </w:lvl>
+    <w:lvl w:ilvl="1" w:tplc="04090003" w:tentative="1">
+      <w:start w:val="1"/>
+      <w:numFmt w:val="bullet"/>
+      <w:lvlText w:val="o"/>
+      <w:lvlJc w:val="left"/>
+      <w:pPr>
+        <w:ind w:left="1800" w:hanging="360"/>
+      </w:pPr>
+      <w:rPr>
+        <w:rFonts w:ascii="Courier New" w:hAnsi="Courier New" w:cs="Courier New" w:hint="default"/>
+      </w:rPr>
+    </w:lvl>
+    <w:lvl w:ilvl="2" w:tplc="04090005" w:tentative="1">
+      <w:start w:val="1"/>
+      <w:numFmt w:val="bullet"/>
+      <w:lvlText w:val=""/>
+      <w:lvlJc w:val="left"/>
+      <w:pPr>
+        <w:ind w:left="2520" w:hanging="360"/>
+      </w:pPr>
+      <w:rPr>
+        <w:rFonts w:ascii="Wingdings" w:hAnsi="Wingdings" w:hint="default"/>
+      </w:rPr>
+    </w:lvl>
+    <w:lvl w:ilvl="3" w:tplc="04090001" w:tentative="1">
+      <w:start w:val="1"/>
+      <w:numFmt w:val="bullet"/>
+      <w:lvlText w:val=""/>
+      <w:lvlJc w:val="left"/>
+      <w:pPr>
+        <w:ind w:left="3240" w:hanging="360"/>
+      </w:pPr>
+      <w:rPr>
+        <w:rFonts w:ascii="Symbol" w:hAnsi="Symbol" w:hint="default"/>
+      </w:rPr>
+    </w:lvl>
+    <w:lvl w:ilvl="4" w:tplc="04090003" w:tentative="1">
+      <w:start w:val="1"/>
+      <w:numFmt w:val="bullet"/>
+      <w:lvlText w:val="o"/>
+      <w:lvlJc w:val="left"/>
+      <w:pPr>
+        <w:ind w:left="3960" w:hanging="360"/>
+      </w:pPr>
+      <w:rPr>
+        <w:rFonts w:ascii="Courier New" w:hAnsi="Courier New" w:cs="Courier New" w:hint="default"/>
+      </w:rPr>
+    </w:lvl>
+    <w:lvl w:ilvl="5" w:tplc="04090005" w:tentative="1">
+      <w:start w:val="1"/>
+      <w:numFmt w:val="bullet"/>
+      <w:lvlText w:val=""/>
+      <w:lvlJc w:val="left"/>
+      <w:pPr>
+        <w:ind w:left="4680" w:hanging="360"/>
+      </w:pPr>
+      <w:rPr>
+        <w:rFonts w:ascii="Wingdings" w:hAnsi="Wingdings" w:hint="default"/>
+      </w:rPr>
+    </w:lvl>
+    <w:lvl w:ilvl="6" w:tplc="04090001" w:tentative="1">
+      <w:start w:val="1"/>
+      <w:numFmt w:val="bullet"/>
+      <w:lvlText w:val=""/>
+      <w:lvlJc w:val="left"/>
+      <w:pPr>
+        <w:ind w:left="5400" w:hanging="360"/>
+      </w:pPr>
+      <w:rPr>
+        <w:rFonts w:ascii="Symbol" w:hAnsi="Symbol" w:hint="default"/>
+      </w:rPr>
+    </w:lvl>
+    <w:lvl w:ilvl="7" w:tplc="04090003" w:tentative="1">
+      <w:start w:val="1"/>
+      <w:numFmt w:val="bullet"/>
+      <w:lvlText w:val="o"/>
+      <w:lvlJc w:val="left"/>
+      <w:pPr>
+        <w:ind w:left="6120" w:hanging="360"/>
+      </w:pPr>
+      <w:rPr>
+        <w:rFonts w:ascii="Courier New" w:hAnsi="Courier New" w:cs="Courier New" w:hint="default"/>
+      </w:rPr>
+    </w:lvl>
+    <w:lvl w:ilvl="8" w:tplc="04090005" w:tentative="1">
+      <w:start w:val="1"/>
+      <w:numFmt w:val="bullet"/>
+      <w:lvlText w:val=""/>
+      <w:lvlJc w:val="left"/>
+      <w:pPr>
+        <w:ind w:left="6840" w:hanging="360"/>
+      </w:pPr>
+      <w:rPr>
+        <w:rFonts w:ascii="Wingdings" w:hAnsi="Wingdings" w:hint="default"/>
+      </w:rPr>
+    </w:lvl>
+  </w:abstractNum>
   <w:num w:numId="1">
+    <w:abstractNumId w:val="2"/>
+  </w:num>
+  <w:num w:numId="2">
     <w:abstractNumId w:val="1"/>
   </w:num>
-  <w:num w:numId="2">
+  <w:num w:numId="3">
     <w:abstractNumId w:val="0"/>
+  </w:num>
+  <w:num w:numId="4">
+    <w:abstractNumId w:val="3"/>
   </w:num>
 </w:numbering>
 </file>
@@ -1388,6 +4945,48 @@
       <w:contextualSpacing/>
     </w:pPr>
   </w:style>
+  <w:style w:type="character" w:styleId="IntenseEmphasis">
+    <w:name w:val="Intense Emphasis"/>
+    <w:basedOn w:val="DefaultParagraphFont"/>
+    <w:uiPriority w:val="21"/>
+    <w:qFormat/>
+    <w:rsid w:val="00A11CA2"/>
+    <w:rPr>
+      <w:i/>
+      <w:iCs/>
+      <w:color w:val="4472C4" w:themeColor="accent1"/>
+    </w:rPr>
+  </w:style>
+  <w:style w:type="character" w:customStyle="1" w:styleId="mord">
+    <w:name w:val="mord"/>
+    <w:basedOn w:val="DefaultParagraphFont"/>
+    <w:rsid w:val="00642CCB"/>
+  </w:style>
+  <w:style w:type="character" w:customStyle="1" w:styleId="vlist-s">
+    <w:name w:val="vlist-s"/>
+    <w:basedOn w:val="DefaultParagraphFont"/>
+    <w:rsid w:val="00642CCB"/>
+  </w:style>
+  <w:style w:type="character" w:customStyle="1" w:styleId="mopen">
+    <w:name w:val="mopen"/>
+    <w:basedOn w:val="DefaultParagraphFont"/>
+    <w:rsid w:val="00642CCB"/>
+  </w:style>
+  <w:style w:type="character" w:customStyle="1" w:styleId="mclose">
+    <w:name w:val="mclose"/>
+    <w:basedOn w:val="DefaultParagraphFont"/>
+    <w:rsid w:val="00642CCB"/>
+  </w:style>
+  <w:style w:type="character" w:customStyle="1" w:styleId="mrel">
+    <w:name w:val="mrel"/>
+    <w:basedOn w:val="DefaultParagraphFont"/>
+    <w:rsid w:val="00642CCB"/>
+  </w:style>
+  <w:style w:type="character" w:customStyle="1" w:styleId="mpunct">
+    <w:name w:val="mpunct"/>
+    <w:basedOn w:val="DefaultParagraphFont"/>
+    <w:rsid w:val="00087180"/>
+  </w:style>
 </w:styles>
 </file>
 

--- a/documentation/thesis text.docx
+++ b/documentation/thesis text.docx
@@ -3239,9 +3239,46 @@
         <w:pStyle w:val="ListParagraph"/>
         <w:ind w:left="360"/>
       </w:pPr>
+      <w:r>
+        <w:t xml:space="preserve">Given </w:t>
+      </w:r>
+      <w:proofErr w:type="spellStart"/>
+      <w:r>
+        <w:t>wd</w:t>
+      </w:r>
+      <w:proofErr w:type="spellEnd"/>
+      <w:r>
+        <w:t xml:space="preserve">(t) based on (14)-(15), and the corresponding cable </w:t>
+      </w:r>
       <w:bookmarkStart w:id="0" w:name="_GoBack"/>
       <w:bookmarkEnd w:id="0"/>
       <w:r>
+        <w:t xml:space="preserve">forces f(t) </w:t>
+      </w:r>
+      <w:r>
+        <w:rPr>
+          <w:rFonts w:ascii="Cambria Math" w:hAnsi="Cambria Math" w:cs="Cambria Math"/>
+        </w:rPr>
+        <w:t>∈</w:t>
+      </w:r>
+      <w:r>
+        <w:t xml:space="preserve"> R 3n generating such a wrench is: f(t) = G(t) †</w:t>
+      </w:r>
+      <w:proofErr w:type="spellStart"/>
+      <w:r>
+        <w:t>wd</w:t>
+      </w:r>
+      <w:proofErr w:type="spellEnd"/>
+      <w:r>
+        <w:t>(t) + N(t) λ(t), (16) where λ(t) represents a functional variable to be optimized, and we use the short hand G(t) = G(RL(t)) and N(t) = N(RL(t)).</w:t>
+      </w:r>
+    </w:p>
+    <w:p>
+      <w:pPr>
+        <w:pStyle w:val="ListParagraph"/>
+        <w:ind w:left="360"/>
+      </w:pPr>
+      <w:r>
         <w:t xml:space="preserve"> </w:t>
       </w:r>
     </w:p>
@@ -3257,6 +3294,7 @@
         <w:rPr>
           <w:lang w:bidi="ar-EG"/>
         </w:rPr>
+        <w:lastRenderedPageBreak/>
         <w:t xml:space="preserve">Methodology: </w:t>
       </w:r>
     </w:p>
@@ -3278,7 +3316,6 @@
         <w:rPr>
           <w:rFonts w:ascii="Cambria Math" w:hAnsi="Cambria Math" w:cs="Cambria Math"/>
         </w:rPr>
-        <w:lastRenderedPageBreak/>
         <w:t xml:space="preserve">In order to decentralize the controller, </w:t>
       </w:r>
       <w:r>
@@ -3756,14 +3793,11 @@
         </w:rPr>
       </w:pPr>
       <w:r>
+        <w:lastRenderedPageBreak/>
         <w:t xml:space="preserve">Cutting the runtime is not only necessary for onboard deployment </w:t>
       </w:r>
       <w:r>
-        <w:t xml:space="preserve">but also practically a requirement if we want to do Residual RL on top of the whole pipeline as in phase 2. In order to do RL we need to simulate millions of steps, therefore any extra computational cost per </w:t>
-      </w:r>
-      <w:r>
-        <w:lastRenderedPageBreak/>
-        <w:t>step quickly add</w:t>
+        <w:t>but also practically a requirement if we want to do Residual RL on top of the whole pipeline as in phase 2. In order to do RL we need to simulate millions of steps, therefore any extra computational cost per step quickly add</w:t>
       </w:r>
       <w:r>
         <w:t>s</w:t>

--- a/documentation/thesis text.docx
+++ b/documentation/thesis text.docx
@@ -4,14 +4,17 @@
   <w:body>
     <w:p>
       <w:pPr>
-        <w:rPr>
-          <w:sz w:val="24"/>
-          <w:szCs w:val="24"/>
-          <w:lang w:bidi="ar-EG"/>
-        </w:rPr>
-      </w:pPr>
-      <w:r>
-        <w:rPr>
+        <w:spacing w:line="360" w:lineRule="auto"/>
+        <w:rPr>
+          <w:rFonts w:asciiTheme="majorBidi" w:hAnsiTheme="majorBidi" w:cstheme="majorBidi"/>
+          <w:sz w:val="24"/>
+          <w:szCs w:val="24"/>
+          <w:lang w:bidi="ar-EG"/>
+        </w:rPr>
+      </w:pPr>
+      <w:r>
+        <w:rPr>
+          <w:rFonts w:asciiTheme="majorBidi" w:hAnsiTheme="majorBidi" w:cstheme="majorBidi"/>
           <w:sz w:val="24"/>
           <w:szCs w:val="24"/>
           <w:lang w:bidi="ar-EG"/>
@@ -26,14 +29,17 @@
           <w:ilvl w:val="1"/>
           <w:numId w:val="1"/>
         </w:numPr>
-        <w:rPr>
-          <w:sz w:val="24"/>
-          <w:szCs w:val="24"/>
-          <w:lang w:bidi="ar-EG"/>
-        </w:rPr>
-      </w:pPr>
-      <w:r>
-        <w:rPr>
+        <w:spacing w:line="360" w:lineRule="auto"/>
+        <w:rPr>
+          <w:rFonts w:asciiTheme="majorBidi" w:hAnsiTheme="majorBidi" w:cstheme="majorBidi"/>
+          <w:sz w:val="24"/>
+          <w:szCs w:val="24"/>
+          <w:lang w:bidi="ar-EG"/>
+        </w:rPr>
+      </w:pPr>
+      <w:r>
+        <w:rPr>
+          <w:rFonts w:asciiTheme="majorBidi" w:hAnsiTheme="majorBidi" w:cstheme="majorBidi"/>
           <w:sz w:val="24"/>
           <w:szCs w:val="24"/>
           <w:lang w:bidi="ar-EG"/>
@@ -44,15 +50,18 @@
     <w:p>
       <w:pPr>
         <w:pStyle w:val="ListParagraph"/>
-        <w:ind w:left="360"/>
-        <w:rPr>
-          <w:sz w:val="24"/>
-          <w:szCs w:val="24"/>
-          <w:lang w:bidi="ar-EG"/>
-        </w:rPr>
-      </w:pPr>
-      <w:r>
-        <w:rPr>
+        <w:spacing w:line="360" w:lineRule="auto"/>
+        <w:ind w:left="360"/>
+        <w:rPr>
+          <w:rFonts w:asciiTheme="majorBidi" w:hAnsiTheme="majorBidi" w:cstheme="majorBidi"/>
+          <w:sz w:val="24"/>
+          <w:szCs w:val="24"/>
+          <w:lang w:bidi="ar-EG"/>
+        </w:rPr>
+      </w:pPr>
+      <w:r>
+        <w:rPr>
+          <w:rFonts w:asciiTheme="majorBidi" w:hAnsiTheme="majorBidi" w:cstheme="majorBidi"/>
           <w:sz w:val="24"/>
           <w:szCs w:val="24"/>
           <w:lang w:bidi="ar-EG"/>
@@ -61,6 +70,7 @@
       </w:r>
       <w:r>
         <w:rPr>
+          <w:rFonts w:asciiTheme="majorBidi" w:hAnsiTheme="majorBidi" w:cstheme="majorBidi"/>
           <w:sz w:val="24"/>
           <w:szCs w:val="24"/>
           <w:lang w:bidi="ar-EG"/>
@@ -69,6 +79,7 @@
       </w:r>
       <w:r>
         <w:rPr>
+          <w:rFonts w:asciiTheme="majorBidi" w:hAnsiTheme="majorBidi" w:cstheme="majorBidi"/>
           <w:sz w:val="24"/>
           <w:szCs w:val="24"/>
           <w:lang w:bidi="ar-EG"/>
@@ -77,6 +88,7 @@
       </w:r>
       <w:r>
         <w:rPr>
+          <w:rFonts w:asciiTheme="majorBidi" w:hAnsiTheme="majorBidi" w:cstheme="majorBidi"/>
           <w:sz w:val="24"/>
           <w:szCs w:val="24"/>
           <w:lang w:bidi="ar-EG"/>
@@ -85,6 +97,7 @@
       </w:r>
       <w:r>
         <w:rPr>
+          <w:rFonts w:asciiTheme="majorBidi" w:hAnsiTheme="majorBidi" w:cstheme="majorBidi"/>
           <w:sz w:val="24"/>
           <w:szCs w:val="24"/>
           <w:lang w:bidi="ar-EG"/>
@@ -93,6 +106,7 @@
       </w:r>
       <w:r>
         <w:rPr>
+          <w:rFonts w:asciiTheme="majorBidi" w:hAnsiTheme="majorBidi" w:cstheme="majorBidi"/>
           <w:sz w:val="24"/>
           <w:szCs w:val="24"/>
           <w:lang w:bidi="ar-EG"/>
@@ -101,6 +115,7 @@
       </w:r>
       <w:r>
         <w:rPr>
+          <w:rFonts w:asciiTheme="majorBidi" w:hAnsiTheme="majorBidi" w:cstheme="majorBidi"/>
           <w:sz w:val="24"/>
           <w:szCs w:val="24"/>
           <w:lang w:bidi="ar-EG"/>
@@ -109,6 +124,7 @@
       </w:r>
       <w:r>
         <w:rPr>
+          <w:rFonts w:asciiTheme="majorBidi" w:hAnsiTheme="majorBidi" w:cstheme="majorBidi"/>
           <w:sz w:val="24"/>
           <w:szCs w:val="24"/>
           <w:lang w:bidi="ar-EG"/>
@@ -117,6 +133,7 @@
       </w:r>
       <w:r>
         <w:rPr>
+          <w:rFonts w:asciiTheme="majorBidi" w:hAnsiTheme="majorBidi" w:cstheme="majorBidi"/>
           <w:sz w:val="24"/>
           <w:szCs w:val="24"/>
           <w:lang w:bidi="ar-EG"/>
@@ -125,6 +142,7 @@
       </w:r>
       <w:r>
         <w:rPr>
+          <w:rFonts w:asciiTheme="majorBidi" w:hAnsiTheme="majorBidi" w:cstheme="majorBidi"/>
           <w:sz w:val="24"/>
           <w:szCs w:val="24"/>
           <w:lang w:bidi="ar-EG"/>
@@ -133,6 +151,7 @@
       </w:r>
       <w:r>
         <w:rPr>
+          <w:rFonts w:asciiTheme="majorBidi" w:hAnsiTheme="majorBidi" w:cstheme="majorBidi"/>
           <w:sz w:val="24"/>
           <w:szCs w:val="24"/>
           <w:lang w:bidi="ar-EG"/>
@@ -141,6 +160,7 @@
       </w:r>
       <w:r>
         <w:rPr>
+          <w:rFonts w:asciiTheme="majorBidi" w:hAnsiTheme="majorBidi" w:cstheme="majorBidi"/>
           <w:sz w:val="24"/>
           <w:szCs w:val="24"/>
           <w:lang w:bidi="ar-EG"/>
@@ -149,6 +169,7 @@
       </w:r>
       <w:r>
         <w:rPr>
+          <w:rFonts w:asciiTheme="majorBidi" w:hAnsiTheme="majorBidi" w:cstheme="majorBidi"/>
           <w:sz w:val="24"/>
           <w:szCs w:val="24"/>
           <w:lang w:bidi="ar-EG"/>
@@ -157,6 +178,7 @@
       </w:r>
       <w:r>
         <w:rPr>
+          <w:rFonts w:asciiTheme="majorBidi" w:hAnsiTheme="majorBidi" w:cstheme="majorBidi"/>
           <w:sz w:val="24"/>
           <w:szCs w:val="24"/>
           <w:lang w:bidi="ar-EG"/>
@@ -165,6 +187,7 @@
       </w:r>
       <w:r>
         <w:rPr>
+          <w:rFonts w:asciiTheme="majorBidi" w:hAnsiTheme="majorBidi" w:cstheme="majorBidi"/>
           <w:sz w:val="24"/>
           <w:szCs w:val="24"/>
           <w:lang w:bidi="ar-EG"/>
@@ -173,6 +196,7 @@
       </w:r>
       <w:r>
         <w:rPr>
+          <w:rFonts w:asciiTheme="majorBidi" w:hAnsiTheme="majorBidi" w:cstheme="majorBidi"/>
           <w:sz w:val="24"/>
           <w:szCs w:val="24"/>
           <w:lang w:bidi="ar-EG"/>
@@ -182,6 +206,7 @@
       <w:proofErr w:type="gramStart"/>
       <w:r>
         <w:rPr>
+          <w:rFonts w:asciiTheme="majorBidi" w:hAnsiTheme="majorBidi" w:cstheme="majorBidi"/>
           <w:sz w:val="24"/>
           <w:szCs w:val="24"/>
           <w:lang w:bidi="ar-EG"/>
@@ -191,6 +216,7 @@
       <w:proofErr w:type="gramEnd"/>
       <w:r>
         <w:rPr>
+          <w:rFonts w:asciiTheme="majorBidi" w:hAnsiTheme="majorBidi" w:cstheme="majorBidi"/>
           <w:sz w:val="24"/>
           <w:szCs w:val="24"/>
           <w:lang w:bidi="ar-EG"/>
@@ -199,7 +225,7 @@
       </w:r>
       <w:r>
         <w:rPr>
-          <w:rFonts w:hint="cs"/>
+          <w:rFonts w:asciiTheme="majorBidi" w:hAnsiTheme="majorBidi" w:cstheme="majorBidi"/>
           <w:sz w:val="24"/>
           <w:szCs w:val="24"/>
           <w:rtl/>
@@ -209,6 +235,7 @@
       </w:r>
       <w:r>
         <w:rPr>
+          <w:rFonts w:asciiTheme="majorBidi" w:hAnsiTheme="majorBidi" w:cstheme="majorBidi"/>
           <w:sz w:val="24"/>
           <w:szCs w:val="24"/>
           <w:lang w:bidi="ar-EG"/>
@@ -217,6 +244,7 @@
       </w:r>
       <w:r>
         <w:rPr>
+          <w:rFonts w:asciiTheme="majorBidi" w:hAnsiTheme="majorBidi" w:cstheme="majorBidi"/>
           <w:sz w:val="24"/>
           <w:szCs w:val="24"/>
           <w:lang w:bidi="ar-EG"/>
@@ -225,6 +253,7 @@
       </w:r>
       <w:r>
         <w:rPr>
+          <w:rFonts w:asciiTheme="majorBidi" w:hAnsiTheme="majorBidi" w:cstheme="majorBidi"/>
           <w:sz w:val="24"/>
           <w:szCs w:val="24"/>
           <w:lang w:bidi="ar-EG"/>
@@ -233,6 +262,7 @@
       </w:r>
       <w:r>
         <w:rPr>
+          <w:rFonts w:asciiTheme="majorBidi" w:hAnsiTheme="majorBidi" w:cstheme="majorBidi"/>
           <w:sz w:val="24"/>
           <w:szCs w:val="24"/>
           <w:lang w:bidi="ar-EG"/>
@@ -241,6 +271,7 @@
       </w:r>
       <w:r>
         <w:rPr>
+          <w:rFonts w:asciiTheme="majorBidi" w:hAnsiTheme="majorBidi" w:cstheme="majorBidi"/>
           <w:sz w:val="24"/>
           <w:szCs w:val="24"/>
           <w:lang w:bidi="ar-EG"/>
@@ -249,6 +280,7 @@
       </w:r>
       <w:r>
         <w:rPr>
+          <w:rFonts w:asciiTheme="majorBidi" w:hAnsiTheme="majorBidi" w:cstheme="majorBidi"/>
           <w:sz w:val="24"/>
           <w:szCs w:val="24"/>
           <w:lang w:bidi="ar-EG"/>
@@ -257,6 +289,7 @@
       </w:r>
       <w:r>
         <w:rPr>
+          <w:rFonts w:asciiTheme="majorBidi" w:hAnsiTheme="majorBidi" w:cstheme="majorBidi"/>
           <w:sz w:val="24"/>
           <w:szCs w:val="24"/>
           <w:lang w:bidi="ar-EG"/>
@@ -265,6 +298,7 @@
       </w:r>
       <w:r>
         <w:rPr>
+          <w:rFonts w:asciiTheme="majorBidi" w:hAnsiTheme="majorBidi" w:cstheme="majorBidi"/>
           <w:sz w:val="24"/>
           <w:szCs w:val="24"/>
           <w:lang w:bidi="ar-EG"/>
@@ -275,8 +309,10 @@
     <w:p>
       <w:pPr>
         <w:pStyle w:val="ListParagraph"/>
-        <w:ind w:left="360"/>
-        <w:rPr>
+        <w:spacing w:line="360" w:lineRule="auto"/>
+        <w:ind w:left="360"/>
+        <w:rPr>
+          <w:rFonts w:asciiTheme="majorBidi" w:hAnsiTheme="majorBidi" w:cstheme="majorBidi"/>
           <w:sz w:val="24"/>
           <w:szCs w:val="24"/>
           <w:lang w:bidi="ar-EG"/>
@@ -290,14 +326,17 @@
           <w:ilvl w:val="1"/>
           <w:numId w:val="1"/>
         </w:numPr>
-        <w:rPr>
-          <w:sz w:val="24"/>
-          <w:szCs w:val="24"/>
-          <w:lang w:bidi="ar-EG"/>
-        </w:rPr>
-      </w:pPr>
-      <w:r>
-        <w:rPr>
+        <w:spacing w:line="360" w:lineRule="auto"/>
+        <w:rPr>
+          <w:rFonts w:asciiTheme="majorBidi" w:hAnsiTheme="majorBidi" w:cstheme="majorBidi"/>
+          <w:sz w:val="24"/>
+          <w:szCs w:val="24"/>
+          <w:lang w:bidi="ar-EG"/>
+        </w:rPr>
+      </w:pPr>
+      <w:r>
+        <w:rPr>
+          <w:rFonts w:asciiTheme="majorBidi" w:hAnsiTheme="majorBidi" w:cstheme="majorBidi"/>
           <w:sz w:val="24"/>
           <w:szCs w:val="24"/>
           <w:lang w:bidi="ar-EG"/>
@@ -308,23 +347,28 @@
     <w:p>
       <w:pPr>
         <w:pStyle w:val="ListParagraph"/>
-        <w:ind w:left="360"/>
-        <w:rPr>
-          <w:sz w:val="24"/>
-          <w:szCs w:val="24"/>
-          <w:lang w:bidi="ar-EG"/>
-        </w:rPr>
-      </w:pPr>
-      <w:r>
-        <w:rPr>
-          <w:sz w:val="24"/>
-          <w:szCs w:val="24"/>
-          <w:lang w:bidi="ar-EG"/>
-        </w:rPr>
+        <w:spacing w:line="360" w:lineRule="auto"/>
+        <w:ind w:left="360"/>
+        <w:rPr>
+          <w:rFonts w:asciiTheme="majorBidi" w:hAnsiTheme="majorBidi" w:cstheme="majorBidi"/>
+          <w:sz w:val="24"/>
+          <w:szCs w:val="24"/>
+          <w:lang w:bidi="ar-EG"/>
+        </w:rPr>
+      </w:pPr>
+      <w:r>
+        <w:rPr>
+          <w:rFonts w:asciiTheme="majorBidi" w:hAnsiTheme="majorBidi" w:cstheme="majorBidi"/>
+          <w:sz w:val="24"/>
+          <w:szCs w:val="24"/>
+          <w:lang w:bidi="ar-EG"/>
+        </w:rPr>
+        <w:lastRenderedPageBreak/>
         <w:t xml:space="preserve">Fixed-wings UAVs present a unique and underexplored challenge in that they cannot hover. Since they always have to be moving, </w:t>
       </w:r>
       <w:r>
         <w:rPr>
+          <w:rFonts w:asciiTheme="majorBidi" w:hAnsiTheme="majorBidi" w:cstheme="majorBidi"/>
           <w:sz w:val="24"/>
           <w:szCs w:val="24"/>
           <w:lang w:bidi="ar-EG"/>
@@ -333,6 +377,7 @@
       </w:r>
       <w:r>
         <w:rPr>
+          <w:rFonts w:asciiTheme="majorBidi" w:hAnsiTheme="majorBidi" w:cstheme="majorBidi"/>
           <w:sz w:val="24"/>
           <w:szCs w:val="24"/>
           <w:lang w:bidi="ar-EG"/>
@@ -341,6 +386,7 @@
       </w:r>
       <w:r>
         <w:rPr>
+          <w:rFonts w:asciiTheme="majorBidi" w:hAnsiTheme="majorBidi" w:cstheme="majorBidi"/>
           <w:sz w:val="24"/>
           <w:szCs w:val="24"/>
           <w:lang w:bidi="ar-EG"/>
@@ -349,6 +395,7 @@
       </w:r>
       <w:r>
         <w:rPr>
+          <w:rFonts w:asciiTheme="majorBidi" w:hAnsiTheme="majorBidi" w:cstheme="majorBidi"/>
           <w:sz w:val="24"/>
           <w:szCs w:val="24"/>
           <w:lang w:bidi="ar-EG"/>
@@ -357,23 +404,16 @@
       </w:r>
       <w:r>
         <w:rPr>
-          <w:sz w:val="24"/>
-          <w:szCs w:val="24"/>
-          <w:lang w:bidi="ar-EG"/>
-        </w:rPr>
-        <w:t xml:space="preserve">UAVs also present a subtle but nontrivial problem, since the drone needs to be always moving, the load state to drone action map is not a well-defined </w:t>
-      </w:r>
-      <w:r>
-        <w:rPr>
-          <w:sz w:val="24"/>
-          <w:szCs w:val="24"/>
-          <w:lang w:bidi="ar-EG"/>
-        </w:rPr>
-        <w:lastRenderedPageBreak/>
-        <w:t>function. In other words, we can have the same load state but different drone actions in different times</w:t>
-      </w:r>
-      <w:r>
-        <w:rPr>
+          <w:rFonts w:asciiTheme="majorBidi" w:hAnsiTheme="majorBidi" w:cstheme="majorBidi"/>
+          <w:sz w:val="24"/>
+          <w:szCs w:val="24"/>
+          <w:lang w:bidi="ar-EG"/>
+        </w:rPr>
+        <w:t>UAVs also present a subtle but nontrivial problem, since the drone needs to be always moving, the load state to drone action map is not a well-defined function. In other words, we can have the same load state but different drone actions in different times</w:t>
+      </w:r>
+      <w:r>
+        <w:rPr>
+          <w:rFonts w:asciiTheme="majorBidi" w:hAnsiTheme="majorBidi" w:cstheme="majorBidi"/>
           <w:sz w:val="24"/>
           <w:szCs w:val="24"/>
           <w:lang w:bidi="ar-EG"/>
@@ -382,6 +422,7 @@
       </w:r>
       <w:r>
         <w:rPr>
+          <w:rFonts w:asciiTheme="majorBidi" w:hAnsiTheme="majorBidi" w:cstheme="majorBidi"/>
           <w:sz w:val="24"/>
           <w:szCs w:val="24"/>
           <w:lang w:bidi="ar-EG"/>
@@ -390,6 +431,7 @@
       </w:r>
       <w:r>
         <w:rPr>
+          <w:rFonts w:asciiTheme="majorBidi" w:hAnsiTheme="majorBidi" w:cstheme="majorBidi"/>
           <w:sz w:val="24"/>
           <w:szCs w:val="24"/>
           <w:lang w:bidi="ar-EG"/>
@@ -398,6 +440,7 @@
       </w:r>
       <w:r>
         <w:rPr>
+          <w:rFonts w:asciiTheme="majorBidi" w:hAnsiTheme="majorBidi" w:cstheme="majorBidi"/>
           <w:sz w:val="24"/>
           <w:szCs w:val="24"/>
           <w:lang w:bidi="ar-EG"/>
@@ -406,6 +449,7 @@
       </w:r>
       <w:r>
         <w:rPr>
+          <w:rFonts w:asciiTheme="majorBidi" w:hAnsiTheme="majorBidi" w:cstheme="majorBidi"/>
           <w:sz w:val="24"/>
           <w:szCs w:val="24"/>
           <w:lang w:bidi="ar-EG"/>
@@ -414,6 +458,7 @@
       </w:r>
       <w:r>
         <w:rPr>
+          <w:rFonts w:asciiTheme="majorBidi" w:hAnsiTheme="majorBidi" w:cstheme="majorBidi"/>
           <w:sz w:val="24"/>
           <w:szCs w:val="24"/>
           <w:lang w:bidi="ar-EG"/>
@@ -422,6 +467,7 @@
       </w:r>
       <w:r>
         <w:rPr>
+          <w:rFonts w:asciiTheme="majorBidi" w:hAnsiTheme="majorBidi" w:cstheme="majorBidi"/>
           <w:sz w:val="24"/>
           <w:szCs w:val="24"/>
           <w:lang w:bidi="ar-EG"/>
@@ -430,6 +476,7 @@
       </w:r>
       <w:r>
         <w:rPr>
+          <w:rFonts w:asciiTheme="majorBidi" w:hAnsiTheme="majorBidi" w:cstheme="majorBidi"/>
           <w:sz w:val="24"/>
           <w:szCs w:val="24"/>
           <w:lang w:bidi="ar-EG"/>
@@ -439,6 +486,7 @@
       <w:proofErr w:type="spellStart"/>
       <w:r>
         <w:rPr>
+          <w:rFonts w:asciiTheme="majorBidi" w:hAnsiTheme="majorBidi" w:cstheme="majorBidi"/>
           <w:sz w:val="24"/>
           <w:szCs w:val="24"/>
           <w:lang w:bidi="ar-EG"/>
@@ -448,6 +496,7 @@
       <w:proofErr w:type="spellEnd"/>
       <w:r>
         <w:rPr>
+          <w:rFonts w:asciiTheme="majorBidi" w:hAnsiTheme="majorBidi" w:cstheme="majorBidi"/>
           <w:sz w:val="24"/>
           <w:szCs w:val="24"/>
           <w:lang w:bidi="ar-EG"/>
@@ -456,6 +505,7 @@
       </w:r>
       <w:r>
         <w:rPr>
+          <w:rFonts w:asciiTheme="majorBidi" w:hAnsiTheme="majorBidi" w:cstheme="majorBidi"/>
           <w:sz w:val="24"/>
           <w:szCs w:val="24"/>
           <w:lang w:bidi="ar-EG"/>
@@ -464,6 +514,7 @@
       </w:r>
       <w:r>
         <w:rPr>
+          <w:rFonts w:asciiTheme="majorBidi" w:hAnsiTheme="majorBidi" w:cstheme="majorBidi"/>
           <w:sz w:val="24"/>
           <w:szCs w:val="24"/>
           <w:lang w:bidi="ar-EG"/>
@@ -472,6 +523,7 @@
       </w:r>
       <w:r>
         <w:rPr>
+          <w:rFonts w:asciiTheme="majorBidi" w:hAnsiTheme="majorBidi" w:cstheme="majorBidi"/>
           <w:sz w:val="24"/>
           <w:szCs w:val="24"/>
           <w:lang w:bidi="ar-EG"/>
@@ -480,6 +532,7 @@
       </w:r>
       <w:r>
         <w:rPr>
+          <w:rFonts w:asciiTheme="majorBidi" w:hAnsiTheme="majorBidi" w:cstheme="majorBidi"/>
           <w:sz w:val="24"/>
           <w:szCs w:val="24"/>
         </w:rPr>
@@ -487,6 +540,7 @@
       </w:r>
       <w:r>
         <w:rPr>
+          <w:rFonts w:asciiTheme="majorBidi" w:hAnsiTheme="majorBidi" w:cstheme="majorBidi"/>
           <w:sz w:val="24"/>
           <w:szCs w:val="24"/>
           <w:lang w:bidi="ar-EG"/>
@@ -495,6 +549,7 @@
       </w:r>
       <w:r>
         <w:rPr>
+          <w:rFonts w:asciiTheme="majorBidi" w:hAnsiTheme="majorBidi" w:cstheme="majorBidi"/>
           <w:sz w:val="24"/>
           <w:szCs w:val="24"/>
           <w:lang w:bidi="ar-EG"/>
@@ -503,6 +558,7 @@
       </w:r>
       <w:r>
         <w:rPr>
+          <w:rFonts w:asciiTheme="majorBidi" w:hAnsiTheme="majorBidi" w:cstheme="majorBidi"/>
           <w:sz w:val="24"/>
           <w:szCs w:val="24"/>
           <w:lang w:bidi="ar-EG"/>
@@ -512,6 +568,7 @@
       <w:proofErr w:type="gramStart"/>
       <w:r>
         <w:rPr>
+          <w:rFonts w:asciiTheme="majorBidi" w:hAnsiTheme="majorBidi" w:cstheme="majorBidi"/>
           <w:sz w:val="24"/>
           <w:szCs w:val="24"/>
           <w:lang w:bidi="ar-EG"/>
@@ -521,6 +578,7 @@
       <w:proofErr w:type="gramEnd"/>
       <w:r>
         <w:rPr>
+          <w:rFonts w:asciiTheme="majorBidi" w:hAnsiTheme="majorBidi" w:cstheme="majorBidi"/>
           <w:sz w:val="24"/>
           <w:szCs w:val="24"/>
           <w:lang w:bidi="ar-EG"/>
@@ -531,26 +589,31 @@
     <w:p>
       <w:pPr>
         <w:pStyle w:val="ListParagraph"/>
-        <w:ind w:left="360"/>
-        <w:rPr>
-          <w:sz w:val="24"/>
-          <w:szCs w:val="24"/>
-          <w:lang w:bidi="ar-EG"/>
-        </w:rPr>
-      </w:pPr>
-    </w:p>
-    <w:p>
-      <w:pPr>
-        <w:pStyle w:val="ListParagraph"/>
-        <w:ind w:left="360"/>
-        <w:rPr>
-          <w:sz w:val="24"/>
-          <w:szCs w:val="24"/>
-          <w:lang w:bidi="ar-EG"/>
-        </w:rPr>
-      </w:pPr>
-      <w:r>
-        <w:rPr>
+        <w:spacing w:line="360" w:lineRule="auto"/>
+        <w:ind w:left="360"/>
+        <w:rPr>
+          <w:rFonts w:asciiTheme="majorBidi" w:hAnsiTheme="majorBidi" w:cstheme="majorBidi"/>
+          <w:sz w:val="24"/>
+          <w:szCs w:val="24"/>
+          <w:lang w:bidi="ar-EG"/>
+        </w:rPr>
+      </w:pPr>
+    </w:p>
+    <w:p>
+      <w:pPr>
+        <w:pStyle w:val="ListParagraph"/>
+        <w:spacing w:line="360" w:lineRule="auto"/>
+        <w:ind w:left="360"/>
+        <w:rPr>
+          <w:rFonts w:asciiTheme="majorBidi" w:hAnsiTheme="majorBidi" w:cstheme="majorBidi"/>
+          <w:sz w:val="24"/>
+          <w:szCs w:val="24"/>
+          <w:lang w:bidi="ar-EG"/>
+        </w:rPr>
+      </w:pPr>
+      <w:r>
+        <w:rPr>
+          <w:rFonts w:asciiTheme="majorBidi" w:hAnsiTheme="majorBidi" w:cstheme="majorBidi"/>
           <w:sz w:val="24"/>
           <w:szCs w:val="24"/>
           <w:lang w:bidi="ar-EG"/>
@@ -559,6 +622,7 @@
       </w:r>
       <w:r>
         <w:rPr>
+          <w:rFonts w:asciiTheme="majorBidi" w:hAnsiTheme="majorBidi" w:cstheme="majorBidi"/>
           <w:sz w:val="24"/>
           <w:szCs w:val="24"/>
           <w:lang w:bidi="ar-EG"/>
@@ -567,6 +631,7 @@
       </w:r>
       <w:r>
         <w:rPr>
+          <w:rFonts w:asciiTheme="majorBidi" w:hAnsiTheme="majorBidi" w:cstheme="majorBidi"/>
           <w:sz w:val="24"/>
           <w:szCs w:val="24"/>
         </w:rPr>
@@ -574,6 +639,7 @@
       </w:r>
       <w:r>
         <w:rPr>
+          <w:rFonts w:asciiTheme="majorBidi" w:hAnsiTheme="majorBidi" w:cstheme="majorBidi"/>
           <w:sz w:val="24"/>
           <w:szCs w:val="24"/>
         </w:rPr>
@@ -581,6 +647,7 @@
       </w:r>
       <w:r>
         <w:rPr>
+          <w:rFonts w:asciiTheme="majorBidi" w:hAnsiTheme="majorBidi" w:cstheme="majorBidi"/>
           <w:sz w:val="24"/>
           <w:szCs w:val="24"/>
         </w:rPr>
@@ -588,6 +655,7 @@
       </w:r>
       <w:r>
         <w:rPr>
+          <w:rFonts w:asciiTheme="majorBidi" w:hAnsiTheme="majorBidi" w:cstheme="majorBidi"/>
           <w:sz w:val="24"/>
           <w:szCs w:val="24"/>
           <w:lang w:bidi="ar-EG"/>
@@ -598,193 +666,20 @@
     <w:p>
       <w:pPr>
         <w:pStyle w:val="ListParagraph"/>
-        <w:ind w:left="360"/>
-        <w:rPr>
-          <w:lang w:bidi="ar-EG"/>
-        </w:rPr>
-      </w:pPr>
-    </w:p>
-    <w:p>
-      <w:pPr>
-        <w:pStyle w:val="ListParagraph"/>
-        <w:ind w:left="360"/>
-        <w:rPr>
-          <w:lang w:bidi="ar-EG"/>
-        </w:rPr>
-      </w:pPr>
-    </w:p>
-    <w:p>
-      <w:pPr>
-        <w:pStyle w:val="ListParagraph"/>
-        <w:ind w:left="360"/>
-        <w:rPr>
-          <w:lang w:bidi="ar-EG"/>
-        </w:rPr>
-      </w:pPr>
-    </w:p>
-    <w:p>
-      <w:pPr>
-        <w:pStyle w:val="ListParagraph"/>
-        <w:ind w:left="360"/>
-        <w:rPr>
-          <w:lang w:bidi="ar-EG"/>
-        </w:rPr>
-      </w:pPr>
-    </w:p>
-    <w:p>
-      <w:pPr>
-        <w:pStyle w:val="ListParagraph"/>
-        <w:ind w:left="360"/>
-        <w:rPr>
-          <w:lang w:bidi="ar-EG"/>
-        </w:rPr>
-      </w:pPr>
-    </w:p>
-    <w:p>
-      <w:pPr>
-        <w:pStyle w:val="ListParagraph"/>
-        <w:ind w:left="360"/>
-        <w:rPr>
-          <w:lang w:bidi="ar-EG"/>
-        </w:rPr>
-      </w:pPr>
-    </w:p>
-    <w:p>
-      <w:pPr>
-        <w:pStyle w:val="ListParagraph"/>
-        <w:ind w:left="360"/>
-        <w:rPr>
-          <w:lang w:bidi="ar-EG"/>
-        </w:rPr>
-      </w:pPr>
-    </w:p>
-    <w:p>
-      <w:pPr>
-        <w:pStyle w:val="ListParagraph"/>
-        <w:ind w:left="360"/>
-        <w:rPr>
-          <w:lang w:bidi="ar-EG"/>
-        </w:rPr>
-      </w:pPr>
-    </w:p>
-    <w:p>
-      <w:pPr>
-        <w:pStyle w:val="ListParagraph"/>
-        <w:ind w:left="360"/>
-        <w:rPr>
-          <w:lang w:bidi="ar-EG"/>
-        </w:rPr>
-      </w:pPr>
-    </w:p>
-    <w:p>
-      <w:pPr>
-        <w:pStyle w:val="ListParagraph"/>
-        <w:ind w:left="360"/>
-        <w:rPr>
-          <w:lang w:bidi="ar-EG"/>
-        </w:rPr>
-      </w:pPr>
-    </w:p>
-    <w:p>
-      <w:pPr>
-        <w:pStyle w:val="ListParagraph"/>
-        <w:ind w:left="360"/>
-        <w:rPr>
-          <w:lang w:bidi="ar-EG"/>
-        </w:rPr>
-      </w:pPr>
-    </w:p>
-    <w:p>
-      <w:pPr>
-        <w:pStyle w:val="ListParagraph"/>
-        <w:ind w:left="360"/>
-        <w:rPr>
-          <w:lang w:bidi="ar-EG"/>
-        </w:rPr>
-      </w:pPr>
-    </w:p>
-    <w:p>
-      <w:pPr>
-        <w:pStyle w:val="ListParagraph"/>
-        <w:ind w:left="360"/>
-        <w:rPr>
-          <w:lang w:bidi="ar-EG"/>
-        </w:rPr>
-      </w:pPr>
-    </w:p>
-    <w:p>
-      <w:pPr>
-        <w:pStyle w:val="ListParagraph"/>
-        <w:ind w:left="360"/>
-        <w:rPr>
-          <w:lang w:bidi="ar-EG"/>
-        </w:rPr>
-      </w:pPr>
-    </w:p>
-    <w:p>
-      <w:pPr>
-        <w:pStyle w:val="ListParagraph"/>
-        <w:ind w:left="360"/>
-        <w:rPr>
-          <w:lang w:bidi="ar-EG"/>
-        </w:rPr>
-      </w:pPr>
-    </w:p>
-    <w:p>
-      <w:pPr>
-        <w:pStyle w:val="ListParagraph"/>
-        <w:ind w:left="360"/>
-        <w:rPr>
-          <w:lang w:bidi="ar-EG"/>
-        </w:rPr>
-      </w:pPr>
-    </w:p>
-    <w:p>
-      <w:pPr>
-        <w:pStyle w:val="ListParagraph"/>
-        <w:ind w:left="360"/>
-        <w:rPr>
-          <w:lang w:bidi="ar-EG"/>
-        </w:rPr>
-      </w:pPr>
-    </w:p>
-    <w:p>
-      <w:pPr>
-        <w:pStyle w:val="ListParagraph"/>
-        <w:ind w:left="360"/>
-        <w:rPr>
-          <w:lang w:bidi="ar-EG"/>
-        </w:rPr>
-      </w:pPr>
-    </w:p>
-    <w:p>
-      <w:pPr>
-        <w:pStyle w:val="ListParagraph"/>
-        <w:ind w:left="360"/>
-        <w:rPr>
-          <w:lang w:bidi="ar-EG"/>
-        </w:rPr>
-      </w:pPr>
-    </w:p>
-    <w:p>
-      <w:pPr>
-        <w:pStyle w:val="ListParagraph"/>
-        <w:ind w:left="360"/>
-        <w:rPr>
-          <w:lang w:bidi="ar-EG"/>
-        </w:rPr>
-      </w:pPr>
-    </w:p>
-    <w:p>
-      <w:pPr>
-        <w:pStyle w:val="ListParagraph"/>
-        <w:ind w:left="360"/>
-        <w:rPr>
-          <w:lang w:bidi="ar-EG"/>
-        </w:rPr>
-      </w:pPr>
-      <w:r>
-        <w:rPr>
+        <w:spacing w:line="360" w:lineRule="auto"/>
+        <w:ind w:left="360"/>
+        <w:rPr>
+          <w:rFonts w:asciiTheme="majorBidi" w:hAnsiTheme="majorBidi" w:cstheme="majorBidi"/>
+          <w:sz w:val="24"/>
+          <w:szCs w:val="24"/>
+          <w:lang w:bidi="ar-EG"/>
+        </w:rPr>
+      </w:pPr>
+      <w:r>
+        <w:rPr>
+          <w:rFonts w:asciiTheme="majorBidi" w:hAnsiTheme="majorBidi" w:cstheme="majorBidi"/>
+          <w:sz w:val="24"/>
+          <w:szCs w:val="24"/>
           <w:lang w:bidi="ar-EG"/>
         </w:rPr>
         <w:lastRenderedPageBreak/>
@@ -792,6 +687,9 @@
       </w:r>
       <w:r>
         <w:rPr>
+          <w:rFonts w:asciiTheme="majorBidi" w:hAnsiTheme="majorBidi" w:cstheme="majorBidi"/>
+          <w:sz w:val="24"/>
+          <w:szCs w:val="24"/>
           <w:lang w:bidi="ar-EG"/>
         </w:rPr>
         <w:t xml:space="preserve">: </w:t>
@@ -800,70 +698,105 @@
     <w:p>
       <w:pPr>
         <w:pStyle w:val="ListParagraph"/>
-        <w:ind w:left="360"/>
-        <w:rPr>
-          <w:lang w:bidi="ar-EG"/>
-        </w:rPr>
-      </w:pPr>
-    </w:p>
-    <w:p>
-      <w:pPr>
-        <w:pStyle w:val="ListParagraph"/>
-        <w:ind w:left="360"/>
-        <w:rPr>
-          <w:lang w:bidi="ar-EG"/>
-        </w:rPr>
-      </w:pPr>
-      <w:r>
-        <w:rPr>
+        <w:spacing w:line="360" w:lineRule="auto"/>
+        <w:ind w:left="360"/>
+        <w:rPr>
+          <w:rFonts w:asciiTheme="majorBidi" w:hAnsiTheme="majorBidi" w:cstheme="majorBidi"/>
+          <w:sz w:val="24"/>
+          <w:szCs w:val="24"/>
+          <w:lang w:bidi="ar-EG"/>
+        </w:rPr>
+      </w:pPr>
+    </w:p>
+    <w:p>
+      <w:pPr>
+        <w:pStyle w:val="ListParagraph"/>
+        <w:spacing w:line="360" w:lineRule="auto"/>
+        <w:ind w:left="360"/>
+        <w:rPr>
+          <w:rFonts w:asciiTheme="majorBidi" w:hAnsiTheme="majorBidi" w:cstheme="majorBidi"/>
+          <w:sz w:val="24"/>
+          <w:szCs w:val="24"/>
+          <w:lang w:bidi="ar-EG"/>
+        </w:rPr>
+      </w:pPr>
+      <w:r>
+        <w:rPr>
+          <w:rFonts w:asciiTheme="majorBidi" w:hAnsiTheme="majorBidi" w:cstheme="majorBidi"/>
+          <w:sz w:val="24"/>
+          <w:szCs w:val="24"/>
           <w:lang w:bidi="ar-EG"/>
         </w:rPr>
         <w:t xml:space="preserve">The most straightforward way to test the decentralization hypothesis is to build upon the classical control stack (controller + optimizer) that </w:t>
       </w:r>
       <w:r>
         <w:rPr>
+          <w:rFonts w:asciiTheme="majorBidi" w:hAnsiTheme="majorBidi" w:cstheme="majorBidi"/>
+          <w:sz w:val="24"/>
+          <w:szCs w:val="24"/>
           <w:lang w:bidi="ar-EG"/>
         </w:rPr>
         <w:t>was introduced in [4]</w:t>
       </w:r>
       <w:r>
         <w:rPr>
+          <w:rFonts w:asciiTheme="majorBidi" w:hAnsiTheme="majorBidi" w:cstheme="majorBidi"/>
+          <w:sz w:val="24"/>
+          <w:szCs w:val="24"/>
           <w:lang w:bidi="ar-EG"/>
         </w:rPr>
         <w:t xml:space="preserve"> instead of forcing the policy to learn everything from scratch. </w:t>
       </w:r>
       <w:r>
         <w:rPr>
+          <w:rFonts w:asciiTheme="majorBidi" w:hAnsiTheme="majorBidi" w:cstheme="majorBidi"/>
+          <w:sz w:val="24"/>
+          <w:szCs w:val="24"/>
           <w:lang w:bidi="ar-EG"/>
         </w:rPr>
         <w:t>The solution</w:t>
       </w:r>
       <w:r>
         <w:rPr>
+          <w:rFonts w:asciiTheme="majorBidi" w:hAnsiTheme="majorBidi" w:cstheme="majorBidi"/>
+          <w:sz w:val="24"/>
+          <w:szCs w:val="24"/>
           <w:lang w:bidi="ar-EG"/>
         </w:rPr>
         <w:t xml:space="preserve"> can already fly and generate trajectories in a centralized fashion, we just need to make the policy learn to mimic, correct and augment its behavior under loss and reconstruction of some information. The structure of the classical control stack lends itself easily to </w:t>
       </w:r>
       <w:r>
         <w:rPr>
+          <w:rFonts w:asciiTheme="majorBidi" w:hAnsiTheme="majorBidi" w:cstheme="majorBidi"/>
+          <w:sz w:val="24"/>
+          <w:szCs w:val="24"/>
           <w:lang w:bidi="ar-EG"/>
         </w:rPr>
         <w:t>decentralization, hence, we will exploit this property</w:t>
       </w:r>
       <w:r>
         <w:rPr>
+          <w:rFonts w:asciiTheme="majorBidi" w:hAnsiTheme="majorBidi" w:cstheme="majorBidi"/>
+          <w:sz w:val="24"/>
+          <w:szCs w:val="24"/>
           <w:lang w:bidi="ar-EG"/>
         </w:rPr>
         <w:t xml:space="preserve"> and use parts of it and its architecture</w:t>
       </w:r>
       <w:r>
         <w:rPr>
+          <w:rFonts w:asciiTheme="majorBidi" w:hAnsiTheme="majorBidi" w:cstheme="majorBidi"/>
+          <w:sz w:val="24"/>
+          <w:szCs w:val="24"/>
           <w:lang w:bidi="ar-EG"/>
         </w:rPr>
         <w:t xml:space="preserve">. This will be discussed in detail in later sections, for now we start by defining the problem, how the classical control pipeline solves it and what will be our modifications to decentralize it. </w:t>
       </w:r>
       <w:r>
         <w:rPr>
+          <w:rFonts w:asciiTheme="majorBidi" w:hAnsiTheme="majorBidi" w:cstheme="majorBidi"/>
+          <w:sz w:val="24"/>
+          <w:szCs w:val="24"/>
           <w:lang w:bidi="ar-EG"/>
         </w:rPr>
         <w:t xml:space="preserve">This work was mainly developed </w:t>
@@ -871,6 +804,9 @@
       <w:proofErr w:type="gramStart"/>
       <w:r>
         <w:rPr>
+          <w:rFonts w:asciiTheme="majorBidi" w:hAnsiTheme="majorBidi" w:cstheme="majorBidi"/>
+          <w:sz w:val="24"/>
+          <w:szCs w:val="24"/>
           <w:lang w:bidi="ar-EG"/>
         </w:rPr>
         <w:t>in[</w:t>
@@ -878,6 +814,9 @@
       <w:proofErr w:type="gramEnd"/>
       <w:r>
         <w:rPr>
+          <w:rFonts w:asciiTheme="majorBidi" w:hAnsiTheme="majorBidi" w:cstheme="majorBidi"/>
+          <w:sz w:val="24"/>
+          <w:szCs w:val="24"/>
           <w:lang w:bidi="ar-EG"/>
         </w:rPr>
         <w:t xml:space="preserve">3] and [4]. </w:t>
@@ -886,22 +825,33 @@
     <w:p>
       <w:pPr>
         <w:pStyle w:val="ListParagraph"/>
-        <w:ind w:left="360"/>
-        <w:rPr>
-          <w:lang w:bidi="ar-EG"/>
-        </w:rPr>
-      </w:pPr>
-    </w:p>
-    <w:p>
-      <w:pPr>
-        <w:pStyle w:val="ListParagraph"/>
-        <w:ind w:left="360"/>
-        <w:rPr>
-          <w:lang w:bidi="ar-EG"/>
-        </w:rPr>
-      </w:pPr>
-      <w:r>
-        <w:rPr>
+        <w:spacing w:line="360" w:lineRule="auto"/>
+        <w:ind w:left="360"/>
+        <w:rPr>
+          <w:rFonts w:asciiTheme="majorBidi" w:hAnsiTheme="majorBidi" w:cstheme="majorBidi"/>
+          <w:sz w:val="24"/>
+          <w:szCs w:val="24"/>
+          <w:lang w:bidi="ar-EG"/>
+        </w:rPr>
+      </w:pPr>
+    </w:p>
+    <w:p>
+      <w:pPr>
+        <w:pStyle w:val="ListParagraph"/>
+        <w:spacing w:line="360" w:lineRule="auto"/>
+        <w:ind w:left="360"/>
+        <w:rPr>
+          <w:rFonts w:asciiTheme="majorBidi" w:hAnsiTheme="majorBidi" w:cstheme="majorBidi"/>
+          <w:sz w:val="24"/>
+          <w:szCs w:val="24"/>
+          <w:lang w:bidi="ar-EG"/>
+        </w:rPr>
+      </w:pPr>
+      <w:r>
+        <w:rPr>
+          <w:rFonts w:asciiTheme="majorBidi" w:hAnsiTheme="majorBidi" w:cstheme="majorBidi"/>
+          <w:sz w:val="24"/>
+          <w:szCs w:val="24"/>
           <w:lang w:bidi="ar-EG"/>
         </w:rPr>
         <w:t>System Model:</w:t>
@@ -910,13 +860,20 @@
     <w:p>
       <w:pPr>
         <w:pStyle w:val="ListParagraph"/>
-        <w:ind w:left="360"/>
-        <w:rPr>
-          <w:lang w:bidi="ar-EG"/>
-        </w:rPr>
-      </w:pPr>
-      <w:r>
-        <w:rPr>
+        <w:spacing w:line="360" w:lineRule="auto"/>
+        <w:ind w:left="360"/>
+        <w:rPr>
+          <w:rFonts w:asciiTheme="majorBidi" w:hAnsiTheme="majorBidi" w:cstheme="majorBidi"/>
+          <w:sz w:val="24"/>
+          <w:szCs w:val="24"/>
+          <w:lang w:bidi="ar-EG"/>
+        </w:rPr>
+      </w:pPr>
+      <w:r>
+        <w:rPr>
+          <w:rFonts w:asciiTheme="majorBidi" w:hAnsiTheme="majorBidi" w:cstheme="majorBidi"/>
+          <w:sz w:val="24"/>
+          <w:szCs w:val="24"/>
           <w:lang w:bidi="ar-EG"/>
         </w:rPr>
         <w:t xml:space="preserve"> </w:t>
@@ -925,80 +882,152 @@
     <w:p>
       <w:pPr>
         <w:pStyle w:val="ListParagraph"/>
-        <w:ind w:left="360"/>
-      </w:pPr>
-      <w:r>
-        <w:rPr>
+        <w:spacing w:line="360" w:lineRule="auto"/>
+        <w:ind w:left="360"/>
+        <w:rPr>
+          <w:rFonts w:asciiTheme="majorBidi" w:hAnsiTheme="majorBidi" w:cstheme="majorBidi"/>
+          <w:sz w:val="24"/>
+          <w:szCs w:val="24"/>
+        </w:rPr>
+      </w:pPr>
+      <w:r>
+        <w:rPr>
+          <w:rFonts w:asciiTheme="majorBidi" w:hAnsiTheme="majorBidi" w:cstheme="majorBidi"/>
+          <w:sz w:val="24"/>
+          <w:szCs w:val="24"/>
           <w:lang w:bidi="ar-EG"/>
         </w:rPr>
         <w:t xml:space="preserve">Consider a system of n </w:t>
       </w:r>
       <w:r>
+        <w:rPr>
+          <w:rFonts w:asciiTheme="majorBidi" w:hAnsiTheme="majorBidi" w:cstheme="majorBidi"/>
+          <w:sz w:val="24"/>
+          <w:szCs w:val="24"/>
+        </w:rPr>
         <w:t xml:space="preserve">≥ 3 non-stopping </w:t>
       </w:r>
       <w:r>
+        <w:rPr>
+          <w:rFonts w:asciiTheme="majorBidi" w:hAnsiTheme="majorBidi" w:cstheme="majorBidi"/>
+          <w:sz w:val="24"/>
+          <w:szCs w:val="24"/>
+        </w:rPr>
         <w:t xml:space="preserve">rigid </w:t>
       </w:r>
       <w:r>
+        <w:rPr>
+          <w:rFonts w:asciiTheme="majorBidi" w:hAnsiTheme="majorBidi" w:cstheme="majorBidi"/>
+          <w:sz w:val="24"/>
+          <w:szCs w:val="24"/>
+        </w:rPr>
         <w:t xml:space="preserve">carriers collaboratively carrying a rigid payload using cables. The carriers are required to maintain a strictly positive velocity to avoid stalling. </w:t>
       </w:r>
       <w:r>
+        <w:rPr>
+          <w:rFonts w:asciiTheme="majorBidi" w:hAnsiTheme="majorBidi" w:cstheme="majorBidi"/>
+          <w:sz w:val="24"/>
+          <w:szCs w:val="24"/>
+        </w:rPr>
         <w:t>The connection positions between the cables and the</w:t>
       </w:r>
       <w:r>
         <w:rPr>
-          <w:rFonts w:hint="cs"/>
+          <w:rFonts w:asciiTheme="majorBidi" w:hAnsiTheme="majorBidi" w:cstheme="majorBidi"/>
+          <w:sz w:val="24"/>
+          <w:szCs w:val="24"/>
           <w:rtl/>
         </w:rPr>
         <w:t xml:space="preserve"> </w:t>
       </w:r>
       <w:r>
+        <w:rPr>
+          <w:rFonts w:asciiTheme="majorBidi" w:hAnsiTheme="majorBidi" w:cstheme="majorBidi"/>
+          <w:sz w:val="24"/>
+          <w:szCs w:val="24"/>
+        </w:rPr>
         <w:t>payload are known.</w:t>
       </w:r>
       <w:r>
+        <w:rPr>
+          <w:rFonts w:asciiTheme="majorBidi" w:hAnsiTheme="majorBidi" w:cstheme="majorBidi"/>
+          <w:sz w:val="24"/>
+          <w:szCs w:val="24"/>
+        </w:rPr>
         <w:t xml:space="preserve">  </w:t>
       </w:r>
       <w:r>
+        <w:rPr>
+          <w:rFonts w:asciiTheme="majorBidi" w:hAnsiTheme="majorBidi" w:cstheme="majorBidi"/>
+          <w:sz w:val="24"/>
+          <w:szCs w:val="24"/>
+        </w:rPr>
         <w:t>Refer to Figure ____number here____ for a schematic representation of the considered scenario.</w:t>
       </w:r>
     </w:p>
     <w:p>
       <w:pPr>
         <w:pStyle w:val="ListParagraph"/>
-        <w:ind w:left="360"/>
-      </w:pPr>
-    </w:p>
-    <w:p>
-      <w:pPr>
-        <w:pStyle w:val="ListParagraph"/>
-        <w:ind w:left="360"/>
-        <w:rPr>
+        <w:spacing w:line="360" w:lineRule="auto"/>
+        <w:ind w:left="360"/>
+        <w:rPr>
+          <w:rFonts w:asciiTheme="majorBidi" w:hAnsiTheme="majorBidi" w:cstheme="majorBidi"/>
+          <w:sz w:val="24"/>
+          <w:szCs w:val="24"/>
+        </w:rPr>
+      </w:pPr>
+    </w:p>
+    <w:p>
+      <w:pPr>
+        <w:pStyle w:val="ListParagraph"/>
+        <w:spacing w:line="360" w:lineRule="auto"/>
+        <w:ind w:left="360"/>
+        <w:rPr>
+          <w:rFonts w:asciiTheme="majorBidi" w:hAnsiTheme="majorBidi" w:cstheme="majorBidi"/>
+          <w:sz w:val="24"/>
+          <w:szCs w:val="24"/>
           <w:rtl/>
         </w:rPr>
       </w:pPr>
       <w:r>
+        <w:rPr>
+          <w:rFonts w:asciiTheme="majorBidi" w:hAnsiTheme="majorBidi" w:cstheme="majorBidi"/>
+          <w:sz w:val="24"/>
+          <w:szCs w:val="24"/>
+        </w:rPr>
         <w:t xml:space="preserve">Remark 1: In [3], it is established that a minimum of three non-stopping carriers are needed to maintain a cable suspended load static while allowing for each carrier to maintain a loitering positive velocity norm. </w:t>
       </w:r>
     </w:p>
     <w:p>
       <w:pPr>
         <w:pStyle w:val="ListParagraph"/>
-        <w:ind w:left="360"/>
-        <w:rPr>
-          <w:lang w:bidi="ar-EG"/>
-        </w:rPr>
-      </w:pPr>
-    </w:p>
-    <w:p>
-      <w:pPr>
-        <w:pStyle w:val="ListParagraph"/>
-        <w:ind w:left="360"/>
-        <w:rPr>
-          <w:lang w:bidi="ar-EG"/>
-        </w:rPr>
-      </w:pPr>
-      <w:r>
-        <w:rPr>
+        <w:spacing w:line="360" w:lineRule="auto"/>
+        <w:ind w:left="360"/>
+        <w:rPr>
+          <w:rFonts w:asciiTheme="majorBidi" w:hAnsiTheme="majorBidi" w:cstheme="majorBidi"/>
+          <w:sz w:val="24"/>
+          <w:szCs w:val="24"/>
+          <w:lang w:bidi="ar-EG"/>
+        </w:rPr>
+      </w:pPr>
+    </w:p>
+    <w:p>
+      <w:pPr>
+        <w:pStyle w:val="ListParagraph"/>
+        <w:spacing w:line="360" w:lineRule="auto"/>
+        <w:ind w:left="360"/>
+        <w:rPr>
+          <w:rFonts w:asciiTheme="majorBidi" w:hAnsiTheme="majorBidi" w:cstheme="majorBidi"/>
+          <w:sz w:val="24"/>
+          <w:szCs w:val="24"/>
+          <w:lang w:bidi="ar-EG"/>
+        </w:rPr>
+      </w:pPr>
+      <w:r>
+        <w:rPr>
+          <w:rFonts w:asciiTheme="majorBidi" w:hAnsiTheme="majorBidi" w:cstheme="majorBidi"/>
+          <w:sz w:val="24"/>
+          <w:szCs w:val="24"/>
           <w:lang w:bidi="ar-EG"/>
         </w:rPr>
         <w:t xml:space="preserve">Modelling assumptions: </w:t>
@@ -1011,11 +1040,20 @@
           <w:ilvl w:val="0"/>
           <w:numId w:val="4"/>
         </w:numPr>
-        <w:rPr>
-          <w:lang w:bidi="ar-EG"/>
-        </w:rPr>
-      </w:pPr>
-      <w:r>
+        <w:spacing w:line="360" w:lineRule="auto"/>
+        <w:rPr>
+          <w:rFonts w:asciiTheme="majorBidi" w:hAnsiTheme="majorBidi" w:cstheme="majorBidi"/>
+          <w:sz w:val="24"/>
+          <w:szCs w:val="24"/>
+          <w:lang w:bidi="ar-EG"/>
+        </w:rPr>
+      </w:pPr>
+      <w:r>
+        <w:rPr>
+          <w:rFonts w:asciiTheme="majorBidi" w:hAnsiTheme="majorBidi" w:cstheme="majorBidi"/>
+          <w:sz w:val="24"/>
+          <w:szCs w:val="24"/>
+        </w:rPr>
         <w:t>The cables are massless and inextensible</w:t>
       </w:r>
     </w:p>
@@ -1026,12 +1064,19 @@
           <w:ilvl w:val="0"/>
           <w:numId w:val="4"/>
         </w:numPr>
-        <w:rPr>
-          <w:lang w:bidi="ar-EG"/>
-        </w:rPr>
-      </w:pPr>
-      <w:r>
-        <w:rPr>
+        <w:spacing w:line="360" w:lineRule="auto"/>
+        <w:rPr>
+          <w:rFonts w:asciiTheme="majorBidi" w:hAnsiTheme="majorBidi" w:cstheme="majorBidi"/>
+          <w:sz w:val="24"/>
+          <w:szCs w:val="24"/>
+          <w:lang w:bidi="ar-EG"/>
+        </w:rPr>
+      </w:pPr>
+      <w:r>
+        <w:rPr>
+          <w:rFonts w:asciiTheme="majorBidi" w:hAnsiTheme="majorBidi" w:cstheme="majorBidi"/>
+          <w:sz w:val="24"/>
+          <w:szCs w:val="24"/>
           <w:lang w:bidi="ar-EG"/>
         </w:rPr>
         <w:t xml:space="preserve">The cables are taut and can only transmit tensile forces </w:t>
@@ -1044,12 +1089,19 @@
           <w:ilvl w:val="0"/>
           <w:numId w:val="4"/>
         </w:numPr>
-        <w:rPr>
-          <w:lang w:bidi="ar-EG"/>
-        </w:rPr>
-      </w:pPr>
-      <w:r>
-        <w:rPr>
+        <w:spacing w:line="360" w:lineRule="auto"/>
+        <w:rPr>
+          <w:rFonts w:asciiTheme="majorBidi" w:hAnsiTheme="majorBidi" w:cstheme="majorBidi"/>
+          <w:sz w:val="24"/>
+          <w:szCs w:val="24"/>
+          <w:lang w:bidi="ar-EG"/>
+        </w:rPr>
+      </w:pPr>
+      <w:r>
+        <w:rPr>
+          <w:rFonts w:asciiTheme="majorBidi" w:hAnsiTheme="majorBidi" w:cstheme="majorBidi"/>
+          <w:sz w:val="24"/>
+          <w:szCs w:val="24"/>
           <w:lang w:bidi="ar-EG"/>
         </w:rPr>
         <w:t>The carriers and the load are rigid bodies</w:t>
@@ -1058,1366 +1110,2631 @@
     <w:p>
       <w:pPr>
         <w:pStyle w:val="ListParagraph"/>
-        <w:ind w:left="360"/>
-      </w:pPr>
-    </w:p>
-    <w:p>
-      <w:pPr>
-        <w:pStyle w:val="ListParagraph"/>
-        <w:ind w:left="360"/>
-      </w:pPr>
-      <w:r>
+        <w:spacing w:line="360" w:lineRule="auto"/>
+        <w:ind w:left="360"/>
+        <w:rPr>
+          <w:rFonts w:asciiTheme="majorBidi" w:hAnsiTheme="majorBidi" w:cstheme="majorBidi"/>
+          <w:sz w:val="24"/>
+          <w:szCs w:val="24"/>
+        </w:rPr>
+      </w:pPr>
+    </w:p>
+    <w:p>
+      <w:pPr>
+        <w:pStyle w:val="ListParagraph"/>
+        <w:spacing w:line="360" w:lineRule="auto"/>
+        <w:ind w:left="360"/>
+        <w:rPr>
+          <w:rFonts w:asciiTheme="majorBidi" w:hAnsiTheme="majorBidi" w:cstheme="majorBidi"/>
+          <w:sz w:val="24"/>
+          <w:szCs w:val="24"/>
+        </w:rPr>
+      </w:pPr>
+      <w:r>
+        <w:rPr>
+          <w:rFonts w:asciiTheme="majorBidi" w:hAnsiTheme="majorBidi" w:cstheme="majorBidi"/>
+          <w:sz w:val="24"/>
+          <w:szCs w:val="24"/>
+        </w:rPr>
+        <w:lastRenderedPageBreak/>
         <w:t>Let the inertial world frame FW = {</w:t>
       </w:r>
       <w:proofErr w:type="gramStart"/>
       <w:r>
+        <w:rPr>
+          <w:rFonts w:asciiTheme="majorBidi" w:hAnsiTheme="majorBidi" w:cstheme="majorBidi"/>
+          <w:sz w:val="24"/>
+          <w:szCs w:val="24"/>
+        </w:rPr>
         <w:t>OW ,(</w:t>
       </w:r>
       <w:proofErr w:type="spellStart"/>
       <w:proofErr w:type="gramEnd"/>
       <w:r>
+        <w:rPr>
+          <w:rFonts w:asciiTheme="majorBidi" w:hAnsiTheme="majorBidi" w:cstheme="majorBidi"/>
+          <w:sz w:val="24"/>
+          <w:szCs w:val="24"/>
+        </w:rPr>
         <w:t>xW</w:t>
       </w:r>
       <w:proofErr w:type="spellEnd"/>
       <w:r>
+        <w:rPr>
+          <w:rFonts w:asciiTheme="majorBidi" w:hAnsiTheme="majorBidi" w:cstheme="majorBidi"/>
+          <w:sz w:val="24"/>
+          <w:szCs w:val="24"/>
+        </w:rPr>
         <w:t xml:space="preserve"> , </w:t>
       </w:r>
       <w:proofErr w:type="spellStart"/>
       <w:r>
+        <w:rPr>
+          <w:rFonts w:asciiTheme="majorBidi" w:hAnsiTheme="majorBidi" w:cstheme="majorBidi"/>
+          <w:sz w:val="24"/>
+          <w:szCs w:val="24"/>
+        </w:rPr>
         <w:t>yW</w:t>
       </w:r>
       <w:proofErr w:type="spellEnd"/>
       <w:r>
+        <w:rPr>
+          <w:rFonts w:asciiTheme="majorBidi" w:hAnsiTheme="majorBidi" w:cstheme="majorBidi"/>
+          <w:sz w:val="24"/>
+          <w:szCs w:val="24"/>
+        </w:rPr>
         <w:t xml:space="preserve"> , </w:t>
       </w:r>
       <w:proofErr w:type="spellStart"/>
       <w:r>
+        <w:rPr>
+          <w:rFonts w:asciiTheme="majorBidi" w:hAnsiTheme="majorBidi" w:cstheme="majorBidi"/>
+          <w:sz w:val="24"/>
+          <w:szCs w:val="24"/>
+        </w:rPr>
         <w:t>zW</w:t>
       </w:r>
       <w:proofErr w:type="spellEnd"/>
       <w:r>
+        <w:rPr>
+          <w:rFonts w:asciiTheme="majorBidi" w:hAnsiTheme="majorBidi" w:cstheme="majorBidi"/>
+          <w:sz w:val="24"/>
+          <w:szCs w:val="24"/>
+        </w:rPr>
         <w:t xml:space="preserve"> )}, with gravity acting along the opposed direction of </w:t>
       </w:r>
       <w:proofErr w:type="spellStart"/>
       <w:r>
+        <w:rPr>
+          <w:rFonts w:asciiTheme="majorBidi" w:hAnsiTheme="majorBidi" w:cstheme="majorBidi"/>
+          <w:sz w:val="24"/>
+          <w:szCs w:val="24"/>
+        </w:rPr>
         <w:t>zW</w:t>
       </w:r>
       <w:proofErr w:type="spellEnd"/>
       <w:r>
-        <w:t xml:space="preserve"> –axis, and let the payload’s body-fixed frame </w:t>
+        <w:rPr>
+          <w:rFonts w:asciiTheme="majorBidi" w:hAnsiTheme="majorBidi" w:cstheme="majorBidi"/>
+          <w:sz w:val="24"/>
+          <w:szCs w:val="24"/>
+        </w:rPr>
+        <w:t xml:space="preserve"> –axis, and let the payload’s body-fixed frame ℱL be attached to the payload’s center of mass</w:t>
+      </w:r>
+      <w:r>
+        <w:rPr>
+          <w:rFonts w:asciiTheme="majorBidi" w:hAnsiTheme="majorBidi" w:cstheme="majorBidi"/>
+          <w:sz w:val="24"/>
+          <w:szCs w:val="24"/>
+        </w:rPr>
+        <w:t xml:space="preserve"> (</w:t>
+      </w:r>
+      <w:proofErr w:type="spellStart"/>
+      <w:r>
+        <w:rPr>
+          <w:rFonts w:asciiTheme="majorBidi" w:hAnsiTheme="majorBidi" w:cstheme="majorBidi"/>
+          <w:sz w:val="24"/>
+          <w:szCs w:val="24"/>
+        </w:rPr>
+        <w:t>CoM</w:t>
+      </w:r>
+      <w:proofErr w:type="spellEnd"/>
+      <w:r>
+        <w:rPr>
+          <w:rFonts w:asciiTheme="majorBidi" w:hAnsiTheme="majorBidi" w:cstheme="majorBidi"/>
+          <w:sz w:val="24"/>
+          <w:szCs w:val="24"/>
+        </w:rPr>
+        <w:t>)</w:t>
+      </w:r>
+      <w:r>
+        <w:rPr>
+          <w:rFonts w:asciiTheme="majorBidi" w:hAnsiTheme="majorBidi" w:cstheme="majorBidi"/>
+          <w:sz w:val="24"/>
+          <w:szCs w:val="24"/>
+        </w:rPr>
+        <w:t xml:space="preserve">. </w:t>
+      </w:r>
+      <w:r>
+        <w:rPr>
+          <w:rFonts w:asciiTheme="majorBidi" w:hAnsiTheme="majorBidi" w:cstheme="majorBidi"/>
+          <w:sz w:val="24"/>
+          <w:szCs w:val="24"/>
+        </w:rPr>
+        <w:t xml:space="preserve">Let the payload mass be mL </w:t>
       </w:r>
       <w:r>
         <w:rPr>
           <w:rFonts w:ascii="Cambria Math" w:hAnsi="Cambria Math" w:cs="Cambria Math"/>
-        </w:rPr>
-        <w:t>ℱL</w:t>
-      </w:r>
-      <w:r>
-        <w:t xml:space="preserve"> be attached to the payload’s center of mass</w:t>
-      </w:r>
-      <w:r>
-        <w:t xml:space="preserve"> (</w:t>
-      </w:r>
-      <w:proofErr w:type="spellStart"/>
-      <w:r>
+          <w:sz w:val="24"/>
+          <w:szCs w:val="24"/>
+        </w:rPr>
+        <w:t>∈</w:t>
+      </w:r>
+      <w:r>
+        <w:rPr>
+          <w:rFonts w:asciiTheme="majorBidi" w:hAnsiTheme="majorBidi" w:cstheme="majorBidi"/>
+          <w:sz w:val="24"/>
+          <w:szCs w:val="24"/>
+        </w:rPr>
+        <w:t xml:space="preserve"> R&gt;0 and inertia matrix JL </w:t>
+      </w:r>
+      <w:r>
+        <w:rPr>
+          <w:rFonts w:ascii="Cambria Math" w:hAnsi="Cambria Math" w:cs="Cambria Math"/>
+          <w:sz w:val="24"/>
+          <w:szCs w:val="24"/>
+        </w:rPr>
+        <w:t>∈</w:t>
+      </w:r>
+      <w:r>
+        <w:rPr>
+          <w:rFonts w:asciiTheme="majorBidi" w:hAnsiTheme="majorBidi" w:cstheme="majorBidi"/>
+          <w:sz w:val="24"/>
+          <w:szCs w:val="24"/>
+        </w:rPr>
+        <w:t xml:space="preserve"> R 3×3. </w:t>
+      </w:r>
+      <w:r>
+        <w:rPr>
+          <w:rFonts w:asciiTheme="majorBidi" w:hAnsiTheme="majorBidi" w:cstheme="majorBidi"/>
+          <w:sz w:val="24"/>
+          <w:szCs w:val="24"/>
+          <w:lang w:bidi="ar-EG"/>
+        </w:rPr>
+        <w:t xml:space="preserve">Let the </w:t>
+      </w:r>
+      <w:proofErr w:type="spellStart"/>
+      <w:r>
+        <w:rPr>
+          <w:rFonts w:asciiTheme="majorBidi" w:hAnsiTheme="majorBidi" w:cstheme="majorBidi"/>
+          <w:sz w:val="24"/>
+          <w:szCs w:val="24"/>
+          <w:lang w:bidi="ar-EG"/>
+        </w:rPr>
+        <w:t>i-th</w:t>
+      </w:r>
+      <w:proofErr w:type="spellEnd"/>
+      <w:r>
+        <w:rPr>
+          <w:rFonts w:asciiTheme="majorBidi" w:hAnsiTheme="majorBidi" w:cstheme="majorBidi"/>
+          <w:sz w:val="24"/>
+          <w:szCs w:val="24"/>
+          <w:lang w:bidi="ar-EG"/>
+        </w:rPr>
+        <w:t xml:space="preserve">, </w:t>
+      </w:r>
+      <w:proofErr w:type="spellStart"/>
+      <w:r>
+        <w:rPr>
+          <w:rFonts w:asciiTheme="majorBidi" w:hAnsiTheme="majorBidi" w:cstheme="majorBidi"/>
+          <w:sz w:val="24"/>
+          <w:szCs w:val="24"/>
+          <w:lang w:bidi="ar-EG"/>
+        </w:rPr>
+        <w:t>i</w:t>
+      </w:r>
+      <w:proofErr w:type="spellEnd"/>
+      <w:r>
+        <w:rPr>
+          <w:rFonts w:asciiTheme="majorBidi" w:hAnsiTheme="majorBidi" w:cstheme="majorBidi"/>
+          <w:sz w:val="24"/>
+          <w:szCs w:val="24"/>
+          <w:lang w:bidi="ar-EG"/>
+        </w:rPr>
+        <w:t xml:space="preserve"> </w:t>
+      </w:r>
+      <w:proofErr w:type="gramStart"/>
+      <w:r>
+        <w:rPr>
+          <w:rFonts w:ascii="Cambria Math" w:hAnsi="Cambria Math" w:cs="Cambria Math"/>
+          <w:sz w:val="24"/>
+          <w:szCs w:val="24"/>
+        </w:rPr>
+        <w:t>∈</w:t>
+      </w:r>
+      <w:r>
+        <w:rPr>
+          <w:rFonts w:asciiTheme="majorBidi" w:hAnsiTheme="majorBidi" w:cstheme="majorBidi"/>
+          <w:sz w:val="24"/>
+          <w:szCs w:val="24"/>
+        </w:rPr>
+        <w:t>{</w:t>
+      </w:r>
+      <w:proofErr w:type="gramEnd"/>
+      <w:r>
+        <w:rPr>
+          <w:rFonts w:asciiTheme="majorBidi" w:hAnsiTheme="majorBidi" w:cstheme="majorBidi"/>
+          <w:sz w:val="24"/>
+          <w:szCs w:val="24"/>
+        </w:rPr>
+        <w:t>1,...,n}, carrier</w:t>
+      </w:r>
+      <w:r>
+        <w:rPr>
+          <w:rFonts w:asciiTheme="majorBidi" w:hAnsiTheme="majorBidi" w:cstheme="majorBidi"/>
+          <w:sz w:val="24"/>
+          <w:szCs w:val="24"/>
+          <w:lang w:bidi="ar-EG"/>
+        </w:rPr>
+        <w:t xml:space="preserve"> </w:t>
+      </w:r>
+      <w:r>
+        <w:rPr>
+          <w:rFonts w:asciiTheme="majorBidi" w:hAnsiTheme="majorBidi" w:cstheme="majorBidi"/>
+          <w:sz w:val="24"/>
+          <w:szCs w:val="24"/>
+          <w:lang w:bidi="ar-EG"/>
+        </w:rPr>
+        <w:t xml:space="preserve">mass be </w:t>
+      </w:r>
+      <w:r>
+        <w:rPr>
+          <w:rFonts w:asciiTheme="majorBidi" w:hAnsiTheme="majorBidi" w:cstheme="majorBidi"/>
+          <w:sz w:val="24"/>
+          <w:szCs w:val="24"/>
+        </w:rPr>
+        <w:t xml:space="preserve">mi </w:t>
+      </w:r>
+      <w:r>
+        <w:rPr>
+          <w:rFonts w:ascii="Cambria Math" w:hAnsi="Cambria Math" w:cs="Cambria Math"/>
+          <w:sz w:val="24"/>
+          <w:szCs w:val="24"/>
+        </w:rPr>
+        <w:t>∈</w:t>
+      </w:r>
+      <w:r>
+        <w:rPr>
+          <w:rFonts w:asciiTheme="majorBidi" w:hAnsiTheme="majorBidi" w:cstheme="majorBidi"/>
+          <w:sz w:val="24"/>
+          <w:szCs w:val="24"/>
+        </w:rPr>
+        <w:t xml:space="preserve"> R&gt; 0. The </w:t>
+      </w:r>
+      <w:proofErr w:type="spellStart"/>
+      <w:r>
+        <w:rPr>
+          <w:rFonts w:asciiTheme="majorBidi" w:hAnsiTheme="majorBidi" w:cstheme="majorBidi"/>
+          <w:sz w:val="24"/>
+          <w:szCs w:val="24"/>
+        </w:rPr>
+        <w:t>i-th</w:t>
+      </w:r>
+      <w:proofErr w:type="spellEnd"/>
+      <w:r>
+        <w:rPr>
+          <w:rFonts w:asciiTheme="majorBidi" w:hAnsiTheme="majorBidi" w:cstheme="majorBidi"/>
+          <w:sz w:val="24"/>
+          <w:szCs w:val="24"/>
+        </w:rPr>
+        <w:t xml:space="preserve"> carrier is connected to a fixed attachment point Bi on the payload via a cable of constant length Li </w:t>
+      </w:r>
+      <w:r>
+        <w:rPr>
+          <w:rFonts w:ascii="Cambria Math" w:hAnsi="Cambria Math" w:cs="Cambria Math"/>
+          <w:sz w:val="24"/>
+          <w:szCs w:val="24"/>
+        </w:rPr>
+        <w:t>∈</w:t>
+      </w:r>
+      <w:r>
+        <w:rPr>
+          <w:rFonts w:asciiTheme="majorBidi" w:hAnsiTheme="majorBidi" w:cstheme="majorBidi"/>
+          <w:sz w:val="24"/>
+          <w:szCs w:val="24"/>
+        </w:rPr>
+        <w:t xml:space="preserve"> R&gt;0, with unit direction vector qi(t) </w:t>
+      </w:r>
+      <w:r>
+        <w:rPr>
+          <w:rFonts w:ascii="Cambria Math" w:hAnsi="Cambria Math" w:cs="Cambria Math"/>
+          <w:sz w:val="24"/>
+          <w:szCs w:val="24"/>
+        </w:rPr>
+        <w:t>∈</w:t>
+      </w:r>
+      <w:r>
+        <w:rPr>
+          <w:rFonts w:asciiTheme="majorBidi" w:hAnsiTheme="majorBidi" w:cstheme="majorBidi"/>
+          <w:sz w:val="24"/>
+          <w:szCs w:val="24"/>
+        </w:rPr>
+        <w:t xml:space="preserve"> S 2 pointing from the attachment point to the carrier (representing the cable direction in the inertial frame).</w:t>
+      </w:r>
+    </w:p>
+    <w:p>
+      <w:pPr>
+        <w:pStyle w:val="ListParagraph"/>
+        <w:spacing w:line="360" w:lineRule="auto"/>
+        <w:ind w:left="360"/>
+        <w:rPr>
+          <w:rFonts w:asciiTheme="majorBidi" w:hAnsiTheme="majorBidi" w:cstheme="majorBidi"/>
+          <w:sz w:val="24"/>
+          <w:szCs w:val="24"/>
+        </w:rPr>
+      </w:pPr>
+    </w:p>
+    <w:p>
+      <w:pPr>
+        <w:pStyle w:val="ListParagraph"/>
+        <w:spacing w:line="360" w:lineRule="auto"/>
+        <w:ind w:left="360"/>
+        <w:rPr>
+          <w:rFonts w:asciiTheme="majorBidi" w:hAnsiTheme="majorBidi" w:cstheme="majorBidi"/>
+          <w:sz w:val="24"/>
+          <w:szCs w:val="24"/>
+        </w:rPr>
+      </w:pPr>
+      <w:r>
+        <w:rPr>
+          <w:rFonts w:asciiTheme="majorBidi" w:hAnsiTheme="majorBidi" w:cstheme="majorBidi"/>
+          <w:sz w:val="24"/>
+          <w:szCs w:val="24"/>
+        </w:rPr>
+        <w:t xml:space="preserve">We can then calculate the position of </w:t>
+      </w:r>
+      <w:proofErr w:type="gramStart"/>
+      <w:r>
+        <w:rPr>
+          <w:rFonts w:asciiTheme="majorBidi" w:hAnsiTheme="majorBidi" w:cstheme="majorBidi"/>
+          <w:sz w:val="24"/>
+          <w:szCs w:val="24"/>
+        </w:rPr>
+        <w:t xml:space="preserve">the </w:t>
+      </w:r>
+      <w:proofErr w:type="spellStart"/>
+      <w:r>
+        <w:rPr>
+          <w:rFonts w:asciiTheme="majorBidi" w:hAnsiTheme="majorBidi" w:cstheme="majorBidi"/>
+          <w:sz w:val="24"/>
+          <w:szCs w:val="24"/>
+        </w:rPr>
+        <w:t>i</w:t>
+      </w:r>
+      <w:proofErr w:type="gramEnd"/>
+      <w:r>
+        <w:rPr>
+          <w:rFonts w:asciiTheme="majorBidi" w:hAnsiTheme="majorBidi" w:cstheme="majorBidi"/>
+          <w:sz w:val="24"/>
+          <w:szCs w:val="24"/>
+        </w:rPr>
+        <w:t>-th</w:t>
+      </w:r>
+      <w:proofErr w:type="spellEnd"/>
+      <w:r>
+        <w:rPr>
+          <w:rFonts w:asciiTheme="majorBidi" w:hAnsiTheme="majorBidi" w:cstheme="majorBidi"/>
+          <w:sz w:val="24"/>
+          <w:szCs w:val="24"/>
+        </w:rPr>
+        <w:t xml:space="preserve"> carrier </w:t>
+      </w:r>
+      <w:proofErr w:type="spellStart"/>
+      <w:r>
+        <w:rPr>
+          <w:rFonts w:asciiTheme="majorBidi" w:hAnsiTheme="majorBidi" w:cstheme="majorBidi"/>
+          <w:sz w:val="24"/>
+          <w:szCs w:val="24"/>
+        </w:rPr>
+        <w:t>pRi</w:t>
+      </w:r>
+      <w:proofErr w:type="spellEnd"/>
+      <w:r>
+        <w:rPr>
+          <w:rFonts w:asciiTheme="majorBidi" w:hAnsiTheme="majorBidi" w:cstheme="majorBidi"/>
+          <w:sz w:val="24"/>
+          <w:szCs w:val="24"/>
+        </w:rPr>
+        <w:t xml:space="preserve"> (t) </w:t>
+      </w:r>
+      <w:r>
+        <w:rPr>
+          <w:rFonts w:ascii="Cambria Math" w:hAnsi="Cambria Math" w:cs="Cambria Math"/>
+          <w:sz w:val="24"/>
+          <w:szCs w:val="24"/>
+        </w:rPr>
+        <w:t>∈</w:t>
+      </w:r>
+      <w:r>
+        <w:rPr>
+          <w:rFonts w:asciiTheme="majorBidi" w:hAnsiTheme="majorBidi" w:cstheme="majorBidi"/>
+          <w:sz w:val="24"/>
+          <w:szCs w:val="24"/>
+        </w:rPr>
+        <w:t xml:space="preserve"> R 3 expressed in FW using:</w:t>
+      </w:r>
+    </w:p>
+    <w:p>
+      <w:pPr>
+        <w:pStyle w:val="ListParagraph"/>
+        <w:spacing w:line="360" w:lineRule="auto"/>
+        <w:ind w:left="360"/>
+        <w:rPr>
+          <w:rFonts w:asciiTheme="majorBidi" w:hAnsiTheme="majorBidi" w:cstheme="majorBidi"/>
+          <w:sz w:val="24"/>
+          <w:szCs w:val="24"/>
+        </w:rPr>
+      </w:pPr>
+      <w:proofErr w:type="spellStart"/>
+      <w:proofErr w:type="gramStart"/>
+      <w:r>
+        <w:rPr>
+          <w:rFonts w:asciiTheme="majorBidi" w:hAnsiTheme="majorBidi" w:cstheme="majorBidi"/>
+          <w:sz w:val="24"/>
+          <w:szCs w:val="24"/>
+        </w:rPr>
+        <w:t>pRi</w:t>
+      </w:r>
+      <w:proofErr w:type="spellEnd"/>
+      <w:proofErr w:type="gramEnd"/>
+      <w:r>
+        <w:rPr>
+          <w:rFonts w:asciiTheme="majorBidi" w:hAnsiTheme="majorBidi" w:cstheme="majorBidi"/>
+          <w:sz w:val="24"/>
+          <w:szCs w:val="24"/>
+        </w:rPr>
+        <w:t xml:space="preserve"> (t) = </w:t>
+      </w:r>
+      <w:proofErr w:type="spellStart"/>
+      <w:r>
+        <w:rPr>
+          <w:rFonts w:asciiTheme="majorBidi" w:hAnsiTheme="majorBidi" w:cstheme="majorBidi"/>
+          <w:sz w:val="24"/>
+          <w:szCs w:val="24"/>
+        </w:rPr>
+        <w:t>pL</w:t>
+      </w:r>
+      <w:proofErr w:type="spellEnd"/>
+      <w:r>
+        <w:rPr>
+          <w:rFonts w:asciiTheme="majorBidi" w:hAnsiTheme="majorBidi" w:cstheme="majorBidi"/>
+          <w:sz w:val="24"/>
+          <w:szCs w:val="24"/>
+        </w:rPr>
+        <w:t xml:space="preserve">(t) + RL(t) </w:t>
+      </w:r>
+      <w:proofErr w:type="spellStart"/>
+      <w:r>
+        <w:rPr>
+          <w:rFonts w:asciiTheme="majorBidi" w:hAnsiTheme="majorBidi" w:cstheme="majorBidi"/>
+          <w:sz w:val="24"/>
+          <w:szCs w:val="24"/>
+        </w:rPr>
+        <w:t>Bbi</w:t>
+      </w:r>
+      <w:proofErr w:type="spellEnd"/>
+      <w:r>
+        <w:rPr>
+          <w:rFonts w:asciiTheme="majorBidi" w:hAnsiTheme="majorBidi" w:cstheme="majorBidi"/>
+          <w:sz w:val="24"/>
+          <w:szCs w:val="24"/>
+        </w:rPr>
+        <w:t xml:space="preserve"> + Li qi(t)</w:t>
+      </w:r>
+      <w:r>
+        <w:rPr>
+          <w:rFonts w:asciiTheme="majorBidi" w:hAnsiTheme="majorBidi" w:cstheme="majorBidi"/>
+          <w:sz w:val="24"/>
+          <w:szCs w:val="24"/>
+        </w:rPr>
+        <w:t xml:space="preserve">  ____(1)____</w:t>
+      </w:r>
+    </w:p>
+    <w:p>
+      <w:pPr>
+        <w:pStyle w:val="ListParagraph"/>
+        <w:spacing w:line="360" w:lineRule="auto"/>
+        <w:ind w:left="360"/>
+        <w:rPr>
+          <w:rFonts w:asciiTheme="majorBidi" w:hAnsiTheme="majorBidi" w:cstheme="majorBidi"/>
+          <w:sz w:val="24"/>
+          <w:szCs w:val="24"/>
+        </w:rPr>
+      </w:pPr>
+    </w:p>
+    <w:p>
+      <w:pPr>
+        <w:pStyle w:val="ListParagraph"/>
+        <w:spacing w:line="360" w:lineRule="auto"/>
+        <w:ind w:left="360"/>
+        <w:rPr>
+          <w:rFonts w:asciiTheme="majorBidi" w:hAnsiTheme="majorBidi" w:cstheme="majorBidi"/>
+          <w:sz w:val="24"/>
+          <w:szCs w:val="24"/>
+        </w:rPr>
+      </w:pPr>
+      <w:proofErr w:type="gramStart"/>
+      <w:r>
+        <w:rPr>
+          <w:rFonts w:asciiTheme="majorBidi" w:hAnsiTheme="majorBidi" w:cstheme="majorBidi"/>
+          <w:sz w:val="24"/>
+          <w:szCs w:val="24"/>
+        </w:rPr>
+        <w:t>where</w:t>
+      </w:r>
+      <w:proofErr w:type="gramEnd"/>
+      <w:r>
+        <w:rPr>
+          <w:rFonts w:asciiTheme="majorBidi" w:hAnsiTheme="majorBidi" w:cstheme="majorBidi"/>
+          <w:sz w:val="24"/>
+          <w:szCs w:val="24"/>
+        </w:rPr>
+        <w:t xml:space="preserve"> </w:t>
+      </w:r>
+      <w:proofErr w:type="spellStart"/>
+      <w:r>
+        <w:rPr>
+          <w:rFonts w:asciiTheme="majorBidi" w:hAnsiTheme="majorBidi" w:cstheme="majorBidi"/>
+          <w:sz w:val="24"/>
+          <w:szCs w:val="24"/>
+        </w:rPr>
+        <w:t>pL</w:t>
+      </w:r>
+      <w:proofErr w:type="spellEnd"/>
+      <w:r>
+        <w:rPr>
+          <w:rFonts w:asciiTheme="majorBidi" w:hAnsiTheme="majorBidi" w:cstheme="majorBidi"/>
+          <w:sz w:val="24"/>
+          <w:szCs w:val="24"/>
+        </w:rPr>
+        <w:t xml:space="preserve">(t) </w:t>
+      </w:r>
+      <w:r>
+        <w:rPr>
+          <w:rFonts w:ascii="Cambria Math" w:hAnsi="Cambria Math" w:cs="Cambria Math"/>
+          <w:sz w:val="24"/>
+          <w:szCs w:val="24"/>
+        </w:rPr>
+        <w:t>∈</w:t>
+      </w:r>
+      <w:r>
+        <w:rPr>
+          <w:rFonts w:asciiTheme="majorBidi" w:hAnsiTheme="majorBidi" w:cstheme="majorBidi"/>
+          <w:sz w:val="24"/>
+          <w:szCs w:val="24"/>
+        </w:rPr>
+        <w:t xml:space="preserve"> R 3 and RL(t) </w:t>
+      </w:r>
+      <w:r>
+        <w:rPr>
+          <w:rFonts w:ascii="Cambria Math" w:hAnsi="Cambria Math" w:cs="Cambria Math"/>
+          <w:sz w:val="24"/>
+          <w:szCs w:val="24"/>
+        </w:rPr>
+        <w:t>∈</w:t>
+      </w:r>
+      <w:r>
+        <w:rPr>
+          <w:rFonts w:asciiTheme="majorBidi" w:hAnsiTheme="majorBidi" w:cstheme="majorBidi"/>
+          <w:sz w:val="24"/>
+          <w:szCs w:val="24"/>
+        </w:rPr>
+        <w:t xml:space="preserve"> SO(3) denote the payload position and orientation in FW , and </w:t>
+      </w:r>
+      <w:proofErr w:type="spellStart"/>
+      <w:r>
+        <w:rPr>
+          <w:rFonts w:asciiTheme="majorBidi" w:hAnsiTheme="majorBidi" w:cstheme="majorBidi"/>
+          <w:sz w:val="24"/>
+          <w:szCs w:val="24"/>
+        </w:rPr>
+        <w:t>Bbi</w:t>
+      </w:r>
+      <w:proofErr w:type="spellEnd"/>
+      <w:r>
+        <w:rPr>
+          <w:rFonts w:asciiTheme="majorBidi" w:hAnsiTheme="majorBidi" w:cstheme="majorBidi"/>
+          <w:sz w:val="24"/>
+          <w:szCs w:val="24"/>
+        </w:rPr>
+        <w:t xml:space="preserve"> </w:t>
+      </w:r>
+      <w:r>
+        <w:rPr>
+          <w:rFonts w:ascii="Cambria Math" w:hAnsi="Cambria Math" w:cs="Cambria Math"/>
+          <w:sz w:val="24"/>
+          <w:szCs w:val="24"/>
+        </w:rPr>
+        <w:t>∈</w:t>
+      </w:r>
+      <w:r>
+        <w:rPr>
+          <w:rFonts w:asciiTheme="majorBidi" w:hAnsiTheme="majorBidi" w:cstheme="majorBidi"/>
+          <w:sz w:val="24"/>
+          <w:szCs w:val="24"/>
+        </w:rPr>
+        <w:t xml:space="preserve"> R 3 represent the cable attachment points expressed in FL. By differentiating (1) we get</w:t>
+      </w:r>
+    </w:p>
+    <w:p>
+      <w:pPr>
+        <w:pStyle w:val="ListParagraph"/>
+        <w:spacing w:line="360" w:lineRule="auto"/>
+        <w:ind w:left="360"/>
+        <w:rPr>
+          <w:rFonts w:asciiTheme="majorBidi" w:hAnsiTheme="majorBidi" w:cstheme="majorBidi"/>
+          <w:sz w:val="24"/>
+          <w:szCs w:val="24"/>
+        </w:rPr>
+      </w:pPr>
+      <w:proofErr w:type="spellStart"/>
+      <w:r>
+        <w:rPr>
+          <w:rFonts w:asciiTheme="majorBidi" w:hAnsiTheme="majorBidi" w:cstheme="majorBidi"/>
+          <w:sz w:val="24"/>
+          <w:szCs w:val="24"/>
+        </w:rPr>
+        <w:t>p˙Ri</w:t>
+      </w:r>
+      <w:proofErr w:type="spellEnd"/>
+      <w:r>
+        <w:rPr>
+          <w:rFonts w:asciiTheme="majorBidi" w:hAnsiTheme="majorBidi" w:cstheme="majorBidi"/>
+          <w:sz w:val="24"/>
+          <w:szCs w:val="24"/>
+        </w:rPr>
+        <w:t xml:space="preserve"> (t) = ˙</w:t>
+      </w:r>
+      <w:proofErr w:type="spellStart"/>
+      <w:proofErr w:type="gramStart"/>
+      <w:r>
+        <w:rPr>
+          <w:rFonts w:asciiTheme="majorBidi" w:hAnsiTheme="majorBidi" w:cstheme="majorBidi"/>
+          <w:sz w:val="24"/>
+          <w:szCs w:val="24"/>
+        </w:rPr>
+        <w:t>pL</w:t>
+      </w:r>
+      <w:proofErr w:type="spellEnd"/>
+      <w:r>
+        <w:rPr>
+          <w:rFonts w:asciiTheme="majorBidi" w:hAnsiTheme="majorBidi" w:cstheme="majorBidi"/>
+          <w:sz w:val="24"/>
+          <w:szCs w:val="24"/>
+        </w:rPr>
+        <w:t>(</w:t>
+      </w:r>
+      <w:proofErr w:type="gramEnd"/>
+      <w:r>
+        <w:rPr>
+          <w:rFonts w:asciiTheme="majorBidi" w:hAnsiTheme="majorBidi" w:cstheme="majorBidi"/>
+          <w:sz w:val="24"/>
+          <w:szCs w:val="24"/>
+        </w:rPr>
+        <w:t xml:space="preserve">t) + R˙ L(t) </w:t>
+      </w:r>
+      <w:proofErr w:type="spellStart"/>
+      <w:r>
+        <w:rPr>
+          <w:rFonts w:asciiTheme="majorBidi" w:hAnsiTheme="majorBidi" w:cstheme="majorBidi"/>
+          <w:sz w:val="24"/>
+          <w:szCs w:val="24"/>
+        </w:rPr>
+        <w:t>Bbi</w:t>
+      </w:r>
+      <w:proofErr w:type="spellEnd"/>
+      <w:r>
+        <w:rPr>
+          <w:rFonts w:asciiTheme="majorBidi" w:hAnsiTheme="majorBidi" w:cstheme="majorBidi"/>
+          <w:sz w:val="24"/>
+          <w:szCs w:val="24"/>
+        </w:rPr>
+        <w:t xml:space="preserve"> + Li </w:t>
+      </w:r>
+      <w:proofErr w:type="spellStart"/>
+      <w:r>
+        <w:rPr>
+          <w:rFonts w:asciiTheme="majorBidi" w:hAnsiTheme="majorBidi" w:cstheme="majorBidi"/>
+          <w:sz w:val="24"/>
+          <w:szCs w:val="24"/>
+        </w:rPr>
+        <w:t>q˙i</w:t>
+      </w:r>
+      <w:proofErr w:type="spellEnd"/>
+      <w:r>
+        <w:rPr>
+          <w:rFonts w:asciiTheme="majorBidi" w:hAnsiTheme="majorBidi" w:cstheme="majorBidi"/>
+          <w:sz w:val="24"/>
+          <w:szCs w:val="24"/>
+        </w:rPr>
+        <w:t>(t) ______ (2)______</w:t>
+      </w:r>
+    </w:p>
+    <w:p>
+      <w:pPr>
+        <w:pStyle w:val="ListParagraph"/>
+        <w:spacing w:line="360" w:lineRule="auto"/>
+        <w:ind w:left="360"/>
+        <w:rPr>
+          <w:rFonts w:asciiTheme="majorBidi" w:hAnsiTheme="majorBidi" w:cstheme="majorBidi"/>
+          <w:sz w:val="24"/>
+          <w:szCs w:val="24"/>
+        </w:rPr>
+      </w:pPr>
+      <w:r>
+        <w:rPr>
+          <w:rFonts w:asciiTheme="majorBidi" w:hAnsiTheme="majorBidi" w:cstheme="majorBidi"/>
+          <w:sz w:val="24"/>
+          <w:szCs w:val="24"/>
+        </w:rPr>
+        <w:t>with R˙ L(t) = RL(t)S(</w:t>
+      </w:r>
+      <w:proofErr w:type="spellStart"/>
+      <w:r>
+        <w:rPr>
+          <w:rFonts w:asciiTheme="majorBidi" w:hAnsiTheme="majorBidi" w:cstheme="majorBidi"/>
+          <w:sz w:val="24"/>
+          <w:szCs w:val="24"/>
+        </w:rPr>
+        <w:t>ωL</w:t>
+      </w:r>
+      <w:proofErr w:type="spellEnd"/>
+      <w:r>
+        <w:rPr>
+          <w:rFonts w:asciiTheme="majorBidi" w:hAnsiTheme="majorBidi" w:cstheme="majorBidi"/>
+          <w:sz w:val="24"/>
+          <w:szCs w:val="24"/>
+        </w:rPr>
+        <w:t xml:space="preserve">(t)) where </w:t>
+      </w:r>
+      <w:proofErr w:type="spellStart"/>
+      <w:r>
+        <w:rPr>
+          <w:rFonts w:asciiTheme="majorBidi" w:hAnsiTheme="majorBidi" w:cstheme="majorBidi"/>
+          <w:sz w:val="24"/>
+          <w:szCs w:val="24"/>
+        </w:rPr>
+        <w:t>ωL</w:t>
+      </w:r>
+      <w:proofErr w:type="spellEnd"/>
+      <w:r>
+        <w:rPr>
+          <w:rFonts w:asciiTheme="majorBidi" w:hAnsiTheme="majorBidi" w:cstheme="majorBidi"/>
+          <w:sz w:val="24"/>
+          <w:szCs w:val="24"/>
+        </w:rPr>
+        <w:t xml:space="preserve">(t) </w:t>
+      </w:r>
+      <w:r>
+        <w:rPr>
+          <w:rFonts w:ascii="Cambria Math" w:hAnsi="Cambria Math" w:cs="Cambria Math"/>
+          <w:sz w:val="24"/>
+          <w:szCs w:val="24"/>
+        </w:rPr>
+        <w:t>∈</w:t>
+      </w:r>
+      <w:r>
+        <w:rPr>
+          <w:rFonts w:asciiTheme="majorBidi" w:hAnsiTheme="majorBidi" w:cstheme="majorBidi"/>
+          <w:sz w:val="24"/>
+          <w:szCs w:val="24"/>
+        </w:rPr>
+        <w:t xml:space="preserve"> R 3 is the payload angular velocity w.r.t. FW , expressed in FL, and S(·) is the skew-symmetric operator</w:t>
+      </w:r>
+    </w:p>
+    <w:p>
+      <w:pPr>
+        <w:pStyle w:val="ListParagraph"/>
+        <w:spacing w:line="360" w:lineRule="auto"/>
+        <w:ind w:left="360"/>
+        <w:rPr>
+          <w:rFonts w:asciiTheme="majorBidi" w:hAnsiTheme="majorBidi" w:cstheme="majorBidi"/>
+          <w:sz w:val="24"/>
+          <w:szCs w:val="24"/>
+        </w:rPr>
+      </w:pPr>
+    </w:p>
+    <w:p>
+      <w:pPr>
+        <w:pStyle w:val="ListParagraph"/>
+        <w:spacing w:line="360" w:lineRule="auto"/>
+        <w:ind w:left="360"/>
+        <w:rPr>
+          <w:rFonts w:asciiTheme="majorBidi" w:hAnsiTheme="majorBidi" w:cstheme="majorBidi"/>
+          <w:sz w:val="24"/>
+          <w:szCs w:val="24"/>
+          <w:lang w:bidi="ar-EG"/>
+        </w:rPr>
+      </w:pPr>
+      <w:r>
+        <w:rPr>
+          <w:rFonts w:asciiTheme="majorBidi" w:hAnsiTheme="majorBidi" w:cstheme="majorBidi"/>
+          <w:sz w:val="24"/>
+          <w:szCs w:val="24"/>
+        </w:rPr>
+        <w:t>Equations __</w:t>
+      </w:r>
+      <w:proofErr w:type="gramStart"/>
+      <w:r>
+        <w:rPr>
+          <w:rFonts w:asciiTheme="majorBidi" w:hAnsiTheme="majorBidi" w:cstheme="majorBidi"/>
+          <w:sz w:val="24"/>
+          <w:szCs w:val="24"/>
+        </w:rPr>
+        <w:t>_(</w:t>
+      </w:r>
+      <w:proofErr w:type="gramEnd"/>
+      <w:r>
+        <w:rPr>
+          <w:rFonts w:asciiTheme="majorBidi" w:hAnsiTheme="majorBidi" w:cstheme="majorBidi"/>
+          <w:sz w:val="24"/>
+          <w:szCs w:val="24"/>
+        </w:rPr>
+        <w:t xml:space="preserve">1) and (2)___ show that the carriers’ position and velocity are inherently constrained by </w:t>
+      </w:r>
+      <w:r>
+        <w:rPr>
+          <w:rFonts w:asciiTheme="majorBidi" w:hAnsiTheme="majorBidi" w:cstheme="majorBidi"/>
+          <w:sz w:val="24"/>
+          <w:szCs w:val="24"/>
+          <w:lang w:bidi="ar-EG"/>
+        </w:rPr>
+        <w:t>the load state and the</w:t>
+      </w:r>
+      <w:r>
+        <w:rPr>
+          <w:rFonts w:asciiTheme="majorBidi" w:hAnsiTheme="majorBidi" w:cstheme="majorBidi"/>
+          <w:sz w:val="24"/>
+          <w:szCs w:val="24"/>
+          <w:lang w:bidi="ar-EG"/>
+        </w:rPr>
+        <w:t xml:space="preserve"> geometrical configuration</w:t>
+      </w:r>
+      <w:r>
+        <w:rPr>
+          <w:rFonts w:asciiTheme="majorBidi" w:hAnsiTheme="majorBidi" w:cstheme="majorBidi"/>
+          <w:sz w:val="24"/>
+          <w:szCs w:val="24"/>
+          <w:lang w:bidi="ar-EG"/>
+        </w:rPr>
+        <w:t xml:space="preserve"> of the </w:t>
+      </w:r>
+      <w:r>
+        <w:rPr>
+          <w:rFonts w:asciiTheme="majorBidi" w:hAnsiTheme="majorBidi" w:cstheme="majorBidi"/>
+          <w:sz w:val="24"/>
+          <w:szCs w:val="24"/>
+          <w:lang w:bidi="ar-EG"/>
+        </w:rPr>
+        <w:t>attachment point and the cable.</w:t>
+      </w:r>
+    </w:p>
+    <w:p>
+      <w:pPr>
+        <w:pStyle w:val="ListParagraph"/>
+        <w:spacing w:line="360" w:lineRule="auto"/>
+        <w:ind w:left="360"/>
+        <w:rPr>
+          <w:rFonts w:asciiTheme="majorBidi" w:hAnsiTheme="majorBidi" w:cstheme="majorBidi"/>
+          <w:sz w:val="24"/>
+          <w:szCs w:val="24"/>
+          <w:lang w:bidi="ar-EG"/>
+        </w:rPr>
+      </w:pPr>
+    </w:p>
+    <w:p>
+      <w:pPr>
+        <w:pStyle w:val="ListParagraph"/>
+        <w:spacing w:line="360" w:lineRule="auto"/>
+        <w:ind w:left="360"/>
+        <w:rPr>
+          <w:rFonts w:asciiTheme="majorBidi" w:hAnsiTheme="majorBidi" w:cstheme="majorBidi"/>
+          <w:sz w:val="24"/>
+          <w:szCs w:val="24"/>
+        </w:rPr>
+      </w:pPr>
+      <w:r>
+        <w:rPr>
+          <w:rFonts w:asciiTheme="majorBidi" w:hAnsiTheme="majorBidi" w:cstheme="majorBidi"/>
+          <w:sz w:val="24"/>
+          <w:szCs w:val="24"/>
+          <w:lang w:bidi="ar-EG"/>
+        </w:rPr>
+        <w:t xml:space="preserve">This means that the forces are the real command from </w:t>
+      </w:r>
+      <w:r>
+        <w:rPr>
+          <w:rFonts w:asciiTheme="majorBidi" w:hAnsiTheme="majorBidi" w:cstheme="majorBidi"/>
+          <w:sz w:val="24"/>
+          <w:szCs w:val="24"/>
+          <w:lang w:bidi="ar-EG"/>
+        </w:rPr>
+        <w:t>whatever control strategy we design</w:t>
+      </w:r>
+      <w:r>
+        <w:rPr>
+          <w:rFonts w:asciiTheme="majorBidi" w:hAnsiTheme="majorBidi" w:cstheme="majorBidi"/>
+          <w:sz w:val="24"/>
+          <w:szCs w:val="24"/>
+          <w:lang w:bidi="ar-EG"/>
+        </w:rPr>
+        <w:t>, and determining the desired position and velocity is a matter of solving the kinematic equations __</w:t>
+      </w:r>
+      <w:proofErr w:type="gramStart"/>
+      <w:r>
+        <w:rPr>
+          <w:rFonts w:asciiTheme="majorBidi" w:hAnsiTheme="majorBidi" w:cstheme="majorBidi"/>
+          <w:sz w:val="24"/>
+          <w:szCs w:val="24"/>
+          <w:lang w:bidi="ar-EG"/>
+        </w:rPr>
+        <w:t>_(</w:t>
+      </w:r>
+      <w:proofErr w:type="gramEnd"/>
+      <w:r>
+        <w:rPr>
+          <w:rFonts w:asciiTheme="majorBidi" w:hAnsiTheme="majorBidi" w:cstheme="majorBidi"/>
+          <w:sz w:val="24"/>
+          <w:szCs w:val="24"/>
+          <w:lang w:bidi="ar-EG"/>
+        </w:rPr>
+        <w:t>1) and (2)___. This</w:t>
+      </w:r>
+      <w:r>
+        <w:rPr>
+          <w:rFonts w:asciiTheme="majorBidi" w:hAnsiTheme="majorBidi" w:cstheme="majorBidi"/>
+          <w:sz w:val="24"/>
+          <w:szCs w:val="24"/>
+          <w:lang w:bidi="ar-EG"/>
+        </w:rPr>
+        <w:t xml:space="preserve"> is</w:t>
+      </w:r>
+      <w:r>
+        <w:rPr>
+          <w:rFonts w:asciiTheme="majorBidi" w:hAnsiTheme="majorBidi" w:cstheme="majorBidi"/>
+          <w:sz w:val="24"/>
+          <w:szCs w:val="24"/>
+          <w:lang w:bidi="ar-EG"/>
+        </w:rPr>
+        <w:t xml:space="preserve"> also relevant for choosing the action space of the policy</w:t>
+      </w:r>
+      <w:r>
+        <w:rPr>
+          <w:rFonts w:asciiTheme="majorBidi" w:hAnsiTheme="majorBidi" w:cstheme="majorBidi"/>
+          <w:sz w:val="24"/>
+          <w:szCs w:val="24"/>
+          <w:lang w:bidi="ar-EG"/>
+        </w:rPr>
+        <w:t>. I</w:t>
+      </w:r>
+      <w:r>
+        <w:rPr>
+          <w:rFonts w:asciiTheme="majorBidi" w:hAnsiTheme="majorBidi" w:cstheme="majorBidi"/>
+          <w:sz w:val="24"/>
+          <w:szCs w:val="24"/>
+          <w:lang w:bidi="ar-EG"/>
+        </w:rPr>
+        <w:t xml:space="preserve">nstead of </w:t>
+      </w:r>
+      <w:r>
+        <w:rPr>
+          <w:rFonts w:asciiTheme="majorBidi" w:hAnsiTheme="majorBidi" w:cstheme="majorBidi"/>
+          <w:sz w:val="24"/>
+          <w:szCs w:val="24"/>
+          <w:lang w:bidi="ar-EG"/>
+        </w:rPr>
+        <w:t>trying to output position/velocity/acceleration set points for the drones, we will output forces directly since this is the true independent variable that determine the carriers’ and the payload’s state</w:t>
+      </w:r>
+      <w:r>
+        <w:rPr>
+          <w:rFonts w:asciiTheme="majorBidi" w:hAnsiTheme="majorBidi" w:cstheme="majorBidi"/>
+          <w:sz w:val="24"/>
+          <w:szCs w:val="24"/>
+          <w:lang w:bidi="ar-EG"/>
+        </w:rPr>
+        <w:t>.</w:t>
+      </w:r>
+      <w:r>
+        <w:rPr>
+          <w:rFonts w:asciiTheme="majorBidi" w:hAnsiTheme="majorBidi" w:cstheme="majorBidi"/>
+          <w:sz w:val="24"/>
+          <w:szCs w:val="24"/>
+          <w:lang w:bidi="ar-EG"/>
+        </w:rPr>
+        <w:t xml:space="preserve"> </w:t>
+      </w:r>
+      <w:r>
+        <w:rPr>
+          <w:rFonts w:asciiTheme="majorBidi" w:hAnsiTheme="majorBidi" w:cstheme="majorBidi"/>
+          <w:sz w:val="24"/>
+          <w:szCs w:val="24"/>
+          <w:lang w:bidi="ar-EG"/>
+        </w:rPr>
+        <w:t>I</w:t>
+      </w:r>
+      <w:r>
+        <w:rPr>
+          <w:rFonts w:asciiTheme="majorBidi" w:hAnsiTheme="majorBidi" w:cstheme="majorBidi"/>
+          <w:sz w:val="24"/>
+          <w:szCs w:val="24"/>
+          <w:lang w:bidi="ar-EG"/>
+        </w:rPr>
+        <w:t>n particular</w:t>
+      </w:r>
+      <w:r>
+        <w:rPr>
+          <w:rFonts w:asciiTheme="majorBidi" w:hAnsiTheme="majorBidi" w:cstheme="majorBidi"/>
+          <w:sz w:val="24"/>
+          <w:szCs w:val="24"/>
+          <w:lang w:bidi="ar-EG"/>
+        </w:rPr>
+        <w:t>,</w:t>
+      </w:r>
+      <w:r>
+        <w:rPr>
+          <w:rFonts w:asciiTheme="majorBidi" w:hAnsiTheme="majorBidi" w:cstheme="majorBidi"/>
+          <w:sz w:val="24"/>
+          <w:szCs w:val="24"/>
+          <w:lang w:bidi="ar-EG"/>
+        </w:rPr>
+        <w:t xml:space="preserve"> </w:t>
+      </w:r>
+      <w:proofErr w:type="gramStart"/>
+      <w:r>
+        <w:rPr>
+          <w:rFonts w:asciiTheme="majorBidi" w:hAnsiTheme="majorBidi" w:cstheme="majorBidi"/>
+          <w:sz w:val="24"/>
+          <w:szCs w:val="24"/>
+        </w:rPr>
+        <w:t>qi(</w:t>
+      </w:r>
+      <w:proofErr w:type="gramEnd"/>
+      <w:r>
+        <w:rPr>
+          <w:rFonts w:asciiTheme="majorBidi" w:hAnsiTheme="majorBidi" w:cstheme="majorBidi"/>
+          <w:sz w:val="24"/>
+          <w:szCs w:val="24"/>
+        </w:rPr>
+        <w:t xml:space="preserve">t) and </w:t>
+      </w:r>
+      <w:proofErr w:type="spellStart"/>
+      <w:r>
+        <w:rPr>
+          <w:rFonts w:asciiTheme="majorBidi" w:hAnsiTheme="majorBidi" w:cstheme="majorBidi"/>
+          <w:sz w:val="24"/>
+          <w:szCs w:val="24"/>
+        </w:rPr>
+        <w:t>q˙i</w:t>
+      </w:r>
+      <w:proofErr w:type="spellEnd"/>
+      <w:r>
+        <w:rPr>
+          <w:rFonts w:asciiTheme="majorBidi" w:hAnsiTheme="majorBidi" w:cstheme="majorBidi"/>
+          <w:sz w:val="24"/>
+          <w:szCs w:val="24"/>
+        </w:rPr>
+        <w:t>(t)</w:t>
+      </w:r>
+      <w:r>
+        <w:rPr>
+          <w:rFonts w:asciiTheme="majorBidi" w:hAnsiTheme="majorBidi" w:cstheme="majorBidi"/>
+          <w:sz w:val="24"/>
+          <w:szCs w:val="24"/>
+        </w:rPr>
+        <w:t xml:space="preserve"> control the carriers’ state. While they </w:t>
+      </w:r>
+      <w:r>
+        <w:rPr>
+          <w:rFonts w:asciiTheme="majorBidi" w:hAnsiTheme="majorBidi" w:cstheme="majorBidi"/>
+          <w:sz w:val="24"/>
+          <w:szCs w:val="24"/>
+        </w:rPr>
+        <w:t xml:space="preserve">can be seen as the cable direction and its </w:t>
+      </w:r>
+      <w:r>
+        <w:rPr>
+          <w:rFonts w:asciiTheme="majorBidi" w:hAnsiTheme="majorBidi" w:cstheme="majorBidi"/>
+          <w:sz w:val="24"/>
+          <w:szCs w:val="24"/>
+        </w:rPr>
+        <w:t>derivati</w:t>
+      </w:r>
+      <w:r>
+        <w:rPr>
+          <w:rFonts w:asciiTheme="majorBidi" w:hAnsiTheme="majorBidi" w:cstheme="majorBidi"/>
+          <w:sz w:val="24"/>
+          <w:szCs w:val="24"/>
+        </w:rPr>
+        <w:t>ve, they also serve as unit vectors defining the directions of the forces.</w:t>
+      </w:r>
+    </w:p>
+    <w:p>
+      <w:pPr>
+        <w:pStyle w:val="ListParagraph"/>
+        <w:spacing w:line="360" w:lineRule="auto"/>
+        <w:ind w:left="360"/>
+        <w:rPr>
+          <w:rFonts w:asciiTheme="majorBidi" w:hAnsiTheme="majorBidi" w:cstheme="majorBidi"/>
+          <w:sz w:val="24"/>
+          <w:szCs w:val="24"/>
+        </w:rPr>
+      </w:pPr>
+      <w:proofErr w:type="gramStart"/>
+      <w:r>
+        <w:rPr>
+          <w:rFonts w:asciiTheme="majorBidi" w:hAnsiTheme="majorBidi" w:cstheme="majorBidi"/>
+          <w:sz w:val="24"/>
+          <w:szCs w:val="24"/>
+        </w:rPr>
+        <w:t>fi(</w:t>
+      </w:r>
+      <w:proofErr w:type="gramEnd"/>
+      <w:r>
+        <w:rPr>
+          <w:rFonts w:asciiTheme="majorBidi" w:hAnsiTheme="majorBidi" w:cstheme="majorBidi"/>
+          <w:sz w:val="24"/>
+          <w:szCs w:val="24"/>
+        </w:rPr>
+        <w:t>t) = Ti(t)qi(t), (3)</w:t>
+      </w:r>
+    </w:p>
+    <w:p>
+      <w:pPr>
+        <w:pStyle w:val="ListParagraph"/>
+        <w:spacing w:line="360" w:lineRule="auto"/>
+        <w:ind w:left="360"/>
+        <w:rPr>
+          <w:rFonts w:asciiTheme="majorBidi" w:hAnsiTheme="majorBidi" w:cstheme="majorBidi"/>
+          <w:sz w:val="24"/>
+          <w:szCs w:val="24"/>
+          <w:rtl/>
+        </w:rPr>
+      </w:pPr>
+      <w:proofErr w:type="gramStart"/>
+      <w:r>
+        <w:rPr>
+          <w:rFonts w:asciiTheme="majorBidi" w:hAnsiTheme="majorBidi" w:cstheme="majorBidi"/>
+          <w:sz w:val="24"/>
+          <w:szCs w:val="24"/>
+        </w:rPr>
+        <w:lastRenderedPageBreak/>
+        <w:t>where</w:t>
+      </w:r>
+      <w:proofErr w:type="gramEnd"/>
+      <w:r>
+        <w:rPr>
+          <w:rFonts w:asciiTheme="majorBidi" w:hAnsiTheme="majorBidi" w:cstheme="majorBidi"/>
+          <w:sz w:val="24"/>
+          <w:szCs w:val="24"/>
+        </w:rPr>
+        <w:t xml:space="preserve"> Ti(t) </w:t>
+      </w:r>
+      <w:r>
+        <w:rPr>
+          <w:rFonts w:ascii="Cambria Math" w:hAnsi="Cambria Math" w:cs="Cambria Math"/>
+          <w:sz w:val="24"/>
+          <w:szCs w:val="24"/>
+        </w:rPr>
+        <w:t>∈</w:t>
+      </w:r>
+      <w:r>
+        <w:rPr>
+          <w:rFonts w:asciiTheme="majorBidi" w:hAnsiTheme="majorBidi" w:cstheme="majorBidi"/>
+          <w:sz w:val="24"/>
+          <w:szCs w:val="24"/>
+        </w:rPr>
+        <w:t xml:space="preserve"> R≥0 is the tension in the </w:t>
+      </w:r>
+      <w:proofErr w:type="spellStart"/>
+      <w:r>
+        <w:rPr>
+          <w:rFonts w:asciiTheme="majorBidi" w:hAnsiTheme="majorBidi" w:cstheme="majorBidi"/>
+          <w:sz w:val="24"/>
+          <w:szCs w:val="24"/>
+        </w:rPr>
+        <w:t>i-th</w:t>
+      </w:r>
+      <w:proofErr w:type="spellEnd"/>
+      <w:r>
+        <w:rPr>
+          <w:rFonts w:asciiTheme="majorBidi" w:hAnsiTheme="majorBidi" w:cstheme="majorBidi"/>
+          <w:sz w:val="24"/>
+          <w:szCs w:val="24"/>
+        </w:rPr>
+        <w:t xml:space="preserve"> cable and it generates a force fi(t) </w:t>
+      </w:r>
+      <w:r>
+        <w:rPr>
+          <w:rFonts w:ascii="Cambria Math" w:hAnsi="Cambria Math" w:cs="Cambria Math"/>
+          <w:sz w:val="24"/>
+          <w:szCs w:val="24"/>
+        </w:rPr>
+        <w:t>∈</w:t>
+      </w:r>
+      <w:r>
+        <w:rPr>
+          <w:rFonts w:asciiTheme="majorBidi" w:hAnsiTheme="majorBidi" w:cstheme="majorBidi"/>
+          <w:sz w:val="24"/>
+          <w:szCs w:val="24"/>
+        </w:rPr>
+        <w:t xml:space="preserve"> R 3 on the payload along the direction qi. </w:t>
+      </w:r>
+    </w:p>
+    <w:p>
+      <w:pPr>
+        <w:pStyle w:val="ListParagraph"/>
+        <w:spacing w:line="360" w:lineRule="auto"/>
+        <w:ind w:left="360"/>
+        <w:rPr>
+          <w:rFonts w:asciiTheme="majorBidi" w:hAnsiTheme="majorBidi" w:cstheme="majorBidi"/>
+          <w:sz w:val="24"/>
+          <w:szCs w:val="24"/>
+          <w:rtl/>
+        </w:rPr>
+      </w:pPr>
+    </w:p>
+    <w:p>
+      <w:pPr>
+        <w:pStyle w:val="ListParagraph"/>
+        <w:spacing w:line="360" w:lineRule="auto"/>
+        <w:ind w:left="360"/>
+        <w:rPr>
+          <w:rFonts w:asciiTheme="majorBidi" w:hAnsiTheme="majorBidi" w:cstheme="majorBidi"/>
+          <w:sz w:val="24"/>
+          <w:szCs w:val="24"/>
+        </w:rPr>
+      </w:pPr>
+      <w:r>
+        <w:rPr>
+          <w:rFonts w:asciiTheme="majorBidi" w:hAnsiTheme="majorBidi" w:cstheme="majorBidi"/>
+          <w:sz w:val="24"/>
+          <w:szCs w:val="24"/>
+        </w:rPr>
+        <w:t xml:space="preserve">The payload dynamics follow the Newton–Euler equations: </w:t>
+      </w:r>
+      <w:proofErr w:type="spellStart"/>
+      <w:r>
+        <w:rPr>
+          <w:rFonts w:asciiTheme="majorBidi" w:hAnsiTheme="majorBidi" w:cstheme="majorBidi"/>
+          <w:sz w:val="24"/>
+          <w:szCs w:val="24"/>
+        </w:rPr>
+        <w:t>mLp¨L</w:t>
+      </w:r>
+      <w:proofErr w:type="spellEnd"/>
+      <w:r>
+        <w:rPr>
+          <w:rFonts w:asciiTheme="majorBidi" w:hAnsiTheme="majorBidi" w:cstheme="majorBidi"/>
+          <w:sz w:val="24"/>
+          <w:szCs w:val="24"/>
+        </w:rPr>
+        <w:t xml:space="preserve">(t) = −mLge3 + </w:t>
+      </w:r>
+      <w:proofErr w:type="spellStart"/>
+      <w:r>
+        <w:rPr>
+          <w:rFonts w:asciiTheme="majorBidi" w:hAnsiTheme="majorBidi" w:cstheme="majorBidi"/>
+          <w:sz w:val="24"/>
+          <w:szCs w:val="24"/>
+        </w:rPr>
+        <w:t>Xn</w:t>
+      </w:r>
+      <w:proofErr w:type="spellEnd"/>
+      <w:r>
+        <w:rPr>
+          <w:rFonts w:asciiTheme="majorBidi" w:hAnsiTheme="majorBidi" w:cstheme="majorBidi"/>
+          <w:sz w:val="24"/>
+          <w:szCs w:val="24"/>
+        </w:rPr>
+        <w:t xml:space="preserve"> </w:t>
+      </w:r>
+      <w:proofErr w:type="spellStart"/>
+      <w:r>
+        <w:rPr>
+          <w:rFonts w:asciiTheme="majorBidi" w:hAnsiTheme="majorBidi" w:cstheme="majorBidi"/>
+          <w:sz w:val="24"/>
+          <w:szCs w:val="24"/>
+        </w:rPr>
+        <w:t>i</w:t>
+      </w:r>
+      <w:proofErr w:type="spellEnd"/>
+      <w:r>
+        <w:rPr>
+          <w:rFonts w:asciiTheme="majorBidi" w:hAnsiTheme="majorBidi" w:cstheme="majorBidi"/>
+          <w:sz w:val="24"/>
+          <w:szCs w:val="24"/>
+        </w:rPr>
+        <w:t xml:space="preserve">=1 fi(t), (5) </w:t>
+      </w:r>
+      <w:proofErr w:type="spellStart"/>
+      <w:r>
+        <w:rPr>
+          <w:rFonts w:asciiTheme="majorBidi" w:hAnsiTheme="majorBidi" w:cstheme="majorBidi"/>
+          <w:sz w:val="24"/>
+          <w:szCs w:val="24"/>
+        </w:rPr>
+        <w:t>JLω</w:t>
+      </w:r>
+      <w:proofErr w:type="spellEnd"/>
+      <w:r>
+        <w:rPr>
+          <w:rFonts w:asciiTheme="majorBidi" w:hAnsiTheme="majorBidi" w:cstheme="majorBidi"/>
+          <w:sz w:val="24"/>
+          <w:szCs w:val="24"/>
+        </w:rPr>
+        <w:t>˙ L(t) = −</w:t>
+      </w:r>
+      <w:proofErr w:type="spellStart"/>
+      <w:r>
+        <w:rPr>
+          <w:rFonts w:asciiTheme="majorBidi" w:hAnsiTheme="majorBidi" w:cstheme="majorBidi"/>
+          <w:sz w:val="24"/>
+          <w:szCs w:val="24"/>
+        </w:rPr>
+        <w:t>ωL</w:t>
+      </w:r>
+      <w:proofErr w:type="spellEnd"/>
+      <w:r>
+        <w:rPr>
+          <w:rFonts w:asciiTheme="majorBidi" w:hAnsiTheme="majorBidi" w:cstheme="majorBidi"/>
+          <w:sz w:val="24"/>
+          <w:szCs w:val="24"/>
+        </w:rPr>
+        <w:t xml:space="preserve">(t) × </w:t>
+      </w:r>
+      <w:proofErr w:type="spellStart"/>
+      <w:r>
+        <w:rPr>
+          <w:rFonts w:asciiTheme="majorBidi" w:hAnsiTheme="majorBidi" w:cstheme="majorBidi"/>
+          <w:sz w:val="24"/>
+          <w:szCs w:val="24"/>
+        </w:rPr>
+        <w:t>JLωL</w:t>
+      </w:r>
+      <w:proofErr w:type="spellEnd"/>
+      <w:r>
+        <w:rPr>
+          <w:rFonts w:asciiTheme="majorBidi" w:hAnsiTheme="majorBidi" w:cstheme="majorBidi"/>
+          <w:sz w:val="24"/>
+          <w:szCs w:val="24"/>
+        </w:rPr>
+        <w:t>(t) +</w:t>
+      </w:r>
+      <w:proofErr w:type="spellStart"/>
+      <w:r>
+        <w:rPr>
+          <w:rFonts w:asciiTheme="majorBidi" w:hAnsiTheme="majorBidi" w:cstheme="majorBidi"/>
+          <w:sz w:val="24"/>
+          <w:szCs w:val="24"/>
+        </w:rPr>
+        <w:t>Xn</w:t>
+      </w:r>
+      <w:proofErr w:type="spellEnd"/>
+      <w:r>
+        <w:rPr>
+          <w:rFonts w:asciiTheme="majorBidi" w:hAnsiTheme="majorBidi" w:cstheme="majorBidi"/>
+          <w:sz w:val="24"/>
+          <w:szCs w:val="24"/>
+        </w:rPr>
+        <w:t xml:space="preserve"> </w:t>
+      </w:r>
+      <w:proofErr w:type="spellStart"/>
+      <w:r>
+        <w:rPr>
+          <w:rFonts w:asciiTheme="majorBidi" w:hAnsiTheme="majorBidi" w:cstheme="majorBidi"/>
+          <w:sz w:val="24"/>
+          <w:szCs w:val="24"/>
+        </w:rPr>
+        <w:t>i</w:t>
+      </w:r>
+      <w:proofErr w:type="spellEnd"/>
+      <w:r>
+        <w:rPr>
+          <w:rFonts w:asciiTheme="majorBidi" w:hAnsiTheme="majorBidi" w:cstheme="majorBidi"/>
+          <w:sz w:val="24"/>
+          <w:szCs w:val="24"/>
+        </w:rPr>
+        <w:t xml:space="preserve">=1 S( </w:t>
+      </w:r>
+      <w:proofErr w:type="spellStart"/>
+      <w:r>
+        <w:rPr>
+          <w:rFonts w:asciiTheme="majorBidi" w:hAnsiTheme="majorBidi" w:cstheme="majorBidi"/>
+          <w:sz w:val="24"/>
+          <w:szCs w:val="24"/>
+        </w:rPr>
+        <w:t>Bbi</w:t>
+      </w:r>
+      <w:proofErr w:type="spellEnd"/>
+      <w:r>
+        <w:rPr>
+          <w:rFonts w:asciiTheme="majorBidi" w:hAnsiTheme="majorBidi" w:cstheme="majorBidi"/>
+          <w:sz w:val="24"/>
+          <w:szCs w:val="24"/>
+        </w:rPr>
+        <w:t xml:space="preserve">) RL(t) </w:t>
+      </w:r>
+      <w:r>
+        <w:rPr>
+          <w:rFonts w:ascii="Cambria Math" w:hAnsi="Cambria Math" w:cs="Cambria Math"/>
+          <w:sz w:val="24"/>
+          <w:szCs w:val="24"/>
+        </w:rPr>
+        <w:t>⊤</w:t>
+      </w:r>
+      <w:r>
+        <w:rPr>
+          <w:rFonts w:asciiTheme="majorBidi" w:hAnsiTheme="majorBidi" w:cstheme="majorBidi"/>
+          <w:sz w:val="24"/>
+          <w:szCs w:val="24"/>
+        </w:rPr>
+        <w:t>fi(t).</w:t>
+      </w:r>
+    </w:p>
+    <w:p>
+      <w:pPr>
+        <w:pStyle w:val="ListParagraph"/>
+        <w:spacing w:line="360" w:lineRule="auto"/>
+        <w:ind w:left="360"/>
+        <w:rPr>
+          <w:rFonts w:asciiTheme="majorBidi" w:hAnsiTheme="majorBidi" w:cstheme="majorBidi"/>
+          <w:sz w:val="24"/>
+          <w:szCs w:val="24"/>
+          <w:lang w:bidi="ar-EG"/>
+        </w:rPr>
+      </w:pPr>
+    </w:p>
+    <w:p>
+      <w:pPr>
+        <w:pStyle w:val="ListParagraph"/>
+        <w:spacing w:line="360" w:lineRule="auto"/>
+        <w:ind w:left="360"/>
+        <w:rPr>
+          <w:rFonts w:asciiTheme="majorBidi" w:hAnsiTheme="majorBidi" w:cstheme="majorBidi"/>
+          <w:sz w:val="24"/>
+          <w:szCs w:val="24"/>
+        </w:rPr>
+      </w:pPr>
+      <w:r>
+        <w:rPr>
+          <w:rFonts w:asciiTheme="majorBidi" w:hAnsiTheme="majorBidi" w:cstheme="majorBidi"/>
+          <w:sz w:val="24"/>
+          <w:szCs w:val="24"/>
+          <w:lang w:bidi="ar-EG"/>
+        </w:rPr>
+        <w:t xml:space="preserve">Let </w:t>
+      </w:r>
+      <w:proofErr w:type="gramStart"/>
+      <w:r>
+        <w:rPr>
+          <w:rFonts w:asciiTheme="majorBidi" w:hAnsiTheme="majorBidi" w:cstheme="majorBidi"/>
+          <w:sz w:val="24"/>
+          <w:szCs w:val="24"/>
+        </w:rPr>
+        <w:t>f(</w:t>
+      </w:r>
+      <w:proofErr w:type="gramEnd"/>
+      <w:r>
+        <w:rPr>
+          <w:rFonts w:asciiTheme="majorBidi" w:hAnsiTheme="majorBidi" w:cstheme="majorBidi"/>
+          <w:sz w:val="24"/>
+          <w:szCs w:val="24"/>
+        </w:rPr>
+        <w:t xml:space="preserve">t) = [f1(t) </w:t>
+      </w:r>
+      <w:r>
+        <w:rPr>
+          <w:rFonts w:ascii="Cambria Math" w:hAnsi="Cambria Math" w:cs="Cambria Math"/>
+          <w:sz w:val="24"/>
+          <w:szCs w:val="24"/>
+        </w:rPr>
+        <w:t>⊤</w:t>
+      </w:r>
+      <w:r>
+        <w:rPr>
+          <w:rFonts w:asciiTheme="majorBidi" w:hAnsiTheme="majorBidi" w:cstheme="majorBidi"/>
+          <w:sz w:val="24"/>
+          <w:szCs w:val="24"/>
+        </w:rPr>
+        <w:t xml:space="preserve"> . . . fn(t) </w:t>
+      </w:r>
+      <w:r>
+        <w:rPr>
+          <w:rFonts w:ascii="Cambria Math" w:hAnsi="Cambria Math" w:cs="Cambria Math"/>
+          <w:sz w:val="24"/>
+          <w:szCs w:val="24"/>
+        </w:rPr>
+        <w:t>⊤</w:t>
+      </w:r>
+      <w:r>
+        <w:rPr>
+          <w:rFonts w:asciiTheme="majorBidi" w:hAnsiTheme="majorBidi" w:cstheme="majorBidi"/>
+          <w:sz w:val="24"/>
+          <w:szCs w:val="24"/>
+        </w:rPr>
+        <w:t xml:space="preserve">] </w:t>
+      </w:r>
+      <w:r>
+        <w:rPr>
+          <w:rFonts w:ascii="Cambria Math" w:hAnsi="Cambria Math" w:cs="Cambria Math"/>
+          <w:sz w:val="24"/>
+          <w:szCs w:val="24"/>
+        </w:rPr>
+        <w:t>⊤</w:t>
+      </w:r>
+      <w:r>
+        <w:rPr>
+          <w:rFonts w:asciiTheme="majorBidi" w:hAnsiTheme="majorBidi" w:cstheme="majorBidi"/>
+          <w:sz w:val="24"/>
+          <w:szCs w:val="24"/>
+        </w:rPr>
+        <w:t xml:space="preserve"> </w:t>
+      </w:r>
+      <w:r>
+        <w:rPr>
+          <w:rFonts w:ascii="Cambria Math" w:hAnsi="Cambria Math" w:cs="Cambria Math"/>
+          <w:sz w:val="24"/>
+          <w:szCs w:val="24"/>
+        </w:rPr>
+        <w:t>∈</w:t>
+      </w:r>
+      <w:r>
+        <w:rPr>
+          <w:rFonts w:asciiTheme="majorBidi" w:hAnsiTheme="majorBidi" w:cstheme="majorBidi"/>
+          <w:sz w:val="24"/>
+          <w:szCs w:val="24"/>
+        </w:rPr>
+        <w:t xml:space="preserve"> R 3n be the collection of the cable forces. And let w(t) = </w:t>
+      </w:r>
+      <w:proofErr w:type="spellStart"/>
+      <w:r>
+        <w:rPr>
+          <w:rFonts w:asciiTheme="majorBidi" w:hAnsiTheme="majorBidi" w:cstheme="majorBidi"/>
+          <w:sz w:val="24"/>
+          <w:szCs w:val="24"/>
+        </w:rPr>
+        <w:t>fL</w:t>
+      </w:r>
+      <w:proofErr w:type="spellEnd"/>
+      <w:r>
+        <w:rPr>
+          <w:rFonts w:asciiTheme="majorBidi" w:hAnsiTheme="majorBidi" w:cstheme="majorBidi"/>
+          <w:sz w:val="24"/>
+          <w:szCs w:val="24"/>
+        </w:rPr>
+        <w:t xml:space="preserve">(t) </w:t>
+      </w:r>
+      <w:r>
+        <w:rPr>
+          <w:rFonts w:ascii="Cambria Math" w:hAnsi="Cambria Math" w:cs="Cambria Math"/>
+          <w:sz w:val="24"/>
+          <w:szCs w:val="24"/>
+        </w:rPr>
+        <w:t>⊤</w:t>
+      </w:r>
+      <w:r>
+        <w:rPr>
+          <w:rFonts w:asciiTheme="majorBidi" w:hAnsiTheme="majorBidi" w:cstheme="majorBidi"/>
+          <w:sz w:val="24"/>
+          <w:szCs w:val="24"/>
+        </w:rPr>
+        <w:t xml:space="preserve"> </w:t>
+      </w:r>
+      <w:proofErr w:type="spellStart"/>
+      <w:r>
+        <w:rPr>
+          <w:rFonts w:asciiTheme="majorBidi" w:hAnsiTheme="majorBidi" w:cstheme="majorBidi"/>
+          <w:sz w:val="24"/>
+          <w:szCs w:val="24"/>
+        </w:rPr>
+        <w:t>τL</w:t>
+      </w:r>
+      <w:proofErr w:type="spellEnd"/>
+      <w:r>
+        <w:rPr>
+          <w:rFonts w:asciiTheme="majorBidi" w:hAnsiTheme="majorBidi" w:cstheme="majorBidi"/>
+          <w:sz w:val="24"/>
+          <w:szCs w:val="24"/>
+        </w:rPr>
+        <w:t xml:space="preserve">(t) </w:t>
+      </w:r>
+      <w:r>
+        <w:rPr>
+          <w:rFonts w:ascii="Cambria Math" w:hAnsi="Cambria Math" w:cs="Cambria Math"/>
+          <w:sz w:val="24"/>
+          <w:szCs w:val="24"/>
+        </w:rPr>
+        <w:t>⊤</w:t>
+      </w:r>
+      <w:r>
+        <w:rPr>
+          <w:rFonts w:asciiTheme="majorBidi" w:hAnsiTheme="majorBidi" w:cstheme="majorBidi"/>
+          <w:sz w:val="24"/>
+          <w:szCs w:val="24"/>
+        </w:rPr>
+        <w:t xml:space="preserve"> </w:t>
+      </w:r>
+      <w:r>
+        <w:rPr>
+          <w:rFonts w:ascii="Cambria Math" w:hAnsi="Cambria Math" w:cs="Cambria Math"/>
+          <w:sz w:val="24"/>
+          <w:szCs w:val="24"/>
+        </w:rPr>
+        <w:t>⊤</w:t>
+      </w:r>
+      <w:r>
+        <w:rPr>
+          <w:rFonts w:asciiTheme="majorBidi" w:hAnsiTheme="majorBidi" w:cstheme="majorBidi"/>
+          <w:sz w:val="24"/>
+          <w:szCs w:val="24"/>
+        </w:rPr>
+        <w:t xml:space="preserve"> </w:t>
+      </w:r>
+      <w:r>
+        <w:rPr>
+          <w:rFonts w:ascii="Cambria Math" w:hAnsi="Cambria Math" w:cs="Cambria Math"/>
+          <w:sz w:val="24"/>
+          <w:szCs w:val="24"/>
+        </w:rPr>
+        <w:t>∈</w:t>
+      </w:r>
+      <w:r>
+        <w:rPr>
+          <w:rFonts w:asciiTheme="majorBidi" w:hAnsiTheme="majorBidi" w:cstheme="majorBidi"/>
+          <w:sz w:val="24"/>
+          <w:szCs w:val="24"/>
+        </w:rPr>
+        <w:t xml:space="preserve"> R 6 representing the wrench at the load </w:t>
+      </w:r>
+      <w:proofErr w:type="spellStart"/>
+      <w:r>
+        <w:rPr>
+          <w:rFonts w:asciiTheme="majorBidi" w:hAnsiTheme="majorBidi" w:cstheme="majorBidi"/>
+          <w:sz w:val="24"/>
+          <w:szCs w:val="24"/>
+        </w:rPr>
         <w:t>CoM</w:t>
       </w:r>
       <w:proofErr w:type="spellEnd"/>
       <w:r>
-        <w:t>)</w:t>
-      </w:r>
-      <w:r>
-        <w:t xml:space="preserve">. </w:t>
-      </w:r>
-      <w:r>
-        <w:t xml:space="preserve">Let the payload mass be mL </w:t>
+        <w:rPr>
+          <w:rFonts w:asciiTheme="majorBidi" w:hAnsiTheme="majorBidi" w:cstheme="majorBidi"/>
+          <w:sz w:val="24"/>
+          <w:szCs w:val="24"/>
+        </w:rPr>
+        <w:t xml:space="preserve">, where </w:t>
+      </w:r>
+      <w:proofErr w:type="spellStart"/>
+      <w:r>
+        <w:rPr>
+          <w:rFonts w:asciiTheme="majorBidi" w:hAnsiTheme="majorBidi" w:cstheme="majorBidi"/>
+          <w:sz w:val="24"/>
+          <w:szCs w:val="24"/>
+        </w:rPr>
+        <w:t>fL</w:t>
+      </w:r>
+      <w:proofErr w:type="spellEnd"/>
+      <w:r>
+        <w:rPr>
+          <w:rFonts w:asciiTheme="majorBidi" w:hAnsiTheme="majorBidi" w:cstheme="majorBidi"/>
+          <w:sz w:val="24"/>
+          <w:szCs w:val="24"/>
+        </w:rPr>
+        <w:t xml:space="preserve">(t) </w:t>
       </w:r>
       <w:r>
         <w:rPr>
           <w:rFonts w:ascii="Cambria Math" w:hAnsi="Cambria Math" w:cs="Cambria Math"/>
+          <w:sz w:val="24"/>
+          <w:szCs w:val="24"/>
         </w:rPr>
         <w:t>∈</w:t>
       </w:r>
       <w:r>
-        <w:t xml:space="preserve"> R&gt;0 and inertia matrix JL </w:t>
+        <w:rPr>
+          <w:rFonts w:asciiTheme="majorBidi" w:hAnsiTheme="majorBidi" w:cstheme="majorBidi"/>
+          <w:sz w:val="24"/>
+          <w:szCs w:val="24"/>
+        </w:rPr>
+        <w:t xml:space="preserve"> R 3 and </w:t>
+      </w:r>
+      <w:proofErr w:type="spellStart"/>
+      <w:r>
+        <w:rPr>
+          <w:rFonts w:asciiTheme="majorBidi" w:hAnsiTheme="majorBidi" w:cstheme="majorBidi"/>
+          <w:sz w:val="24"/>
+          <w:szCs w:val="24"/>
+        </w:rPr>
+        <w:t>τL</w:t>
+      </w:r>
+      <w:proofErr w:type="spellEnd"/>
+      <w:r>
+        <w:rPr>
+          <w:rFonts w:asciiTheme="majorBidi" w:hAnsiTheme="majorBidi" w:cstheme="majorBidi"/>
+          <w:sz w:val="24"/>
+          <w:szCs w:val="24"/>
+        </w:rPr>
+        <w:t xml:space="preserve">(t) </w:t>
       </w:r>
       <w:r>
         <w:rPr>
           <w:rFonts w:ascii="Cambria Math" w:hAnsi="Cambria Math" w:cs="Cambria Math"/>
+          <w:sz w:val="24"/>
+          <w:szCs w:val="24"/>
         </w:rPr>
         <w:t>∈</w:t>
       </w:r>
       <w:r>
-        <w:t xml:space="preserve"> R 3×3. </w:t>
-      </w:r>
-      <w:r>
-        <w:rPr>
-          <w:lang w:bidi="ar-EG"/>
-        </w:rPr>
-        <w:t xml:space="preserve">Let the </w:t>
-      </w:r>
-      <w:proofErr w:type="spellStart"/>
-      <w:r>
-        <w:rPr>
-          <w:lang w:bidi="ar-EG"/>
-        </w:rPr>
-        <w:t>i-th</w:t>
-      </w:r>
-      <w:proofErr w:type="spellEnd"/>
-      <w:r>
-        <w:rPr>
-          <w:lang w:bidi="ar-EG"/>
-        </w:rPr>
-        <w:t xml:space="preserve">, </w:t>
-      </w:r>
-      <w:proofErr w:type="spellStart"/>
-      <w:r>
-        <w:rPr>
-          <w:lang w:bidi="ar-EG"/>
-        </w:rPr>
-        <w:t>i</w:t>
-      </w:r>
-      <w:proofErr w:type="spellEnd"/>
-      <w:r>
-        <w:rPr>
-          <w:lang w:bidi="ar-EG"/>
+        <w:rPr>
+          <w:rFonts w:asciiTheme="majorBidi" w:hAnsiTheme="majorBidi" w:cstheme="majorBidi"/>
+          <w:sz w:val="24"/>
+          <w:szCs w:val="24"/>
+        </w:rPr>
+        <w:t xml:space="preserve"> R 3 denote the force and the moment components, respectively. The relation between the these vectors is given by w(t) = G(RL(t))f(t), (7) where G(RL(t)) </w:t>
+      </w:r>
+      <w:r>
+        <w:rPr>
+          <w:rFonts w:ascii="Cambria Math" w:hAnsi="Cambria Math" w:cs="Cambria Math"/>
+          <w:sz w:val="24"/>
+          <w:szCs w:val="24"/>
+        </w:rPr>
+        <w:t>∈</w:t>
+      </w:r>
+      <w:r>
+        <w:rPr>
+          <w:rFonts w:asciiTheme="majorBidi" w:hAnsiTheme="majorBidi" w:cstheme="majorBidi"/>
+          <w:sz w:val="24"/>
+          <w:szCs w:val="24"/>
+        </w:rPr>
+        <w:t xml:space="preserve"> R 6×3n is the grasp matrix defined as G(RL(t)) = </w:t>
+      </w:r>
+      <w:r>
+        <w:rPr>
+          <w:rFonts w:asciiTheme="majorBidi" w:hAnsiTheme="majorBidi" w:cstheme="majorBidi"/>
+          <w:sz w:val="24"/>
+          <w:szCs w:val="24"/>
+        </w:rPr>
+        <w:t xml:space="preserve"> I3 · · · I3 S( Bb1)RL(t) </w:t>
+      </w:r>
+      <w:r>
+        <w:rPr>
+          <w:rFonts w:ascii="Cambria Math" w:hAnsi="Cambria Math" w:cs="Cambria Math"/>
+          <w:sz w:val="24"/>
+          <w:szCs w:val="24"/>
+        </w:rPr>
+        <w:t>⊤</w:t>
+      </w:r>
+      <w:r>
+        <w:rPr>
+          <w:rFonts w:asciiTheme="majorBidi" w:hAnsiTheme="majorBidi" w:cstheme="majorBidi"/>
+          <w:sz w:val="24"/>
+          <w:szCs w:val="24"/>
+        </w:rPr>
+        <w:t xml:space="preserve"> · · · S( </w:t>
+      </w:r>
+      <w:proofErr w:type="spellStart"/>
+      <w:r>
+        <w:rPr>
+          <w:rFonts w:asciiTheme="majorBidi" w:hAnsiTheme="majorBidi" w:cstheme="majorBidi"/>
+          <w:sz w:val="24"/>
+          <w:szCs w:val="24"/>
+        </w:rPr>
+        <w:t>Bbn</w:t>
+      </w:r>
+      <w:proofErr w:type="spellEnd"/>
+      <w:r>
+        <w:rPr>
+          <w:rFonts w:asciiTheme="majorBidi" w:hAnsiTheme="majorBidi" w:cstheme="majorBidi"/>
+          <w:sz w:val="24"/>
+          <w:szCs w:val="24"/>
+        </w:rPr>
+        <w:t xml:space="preserve">)RL(t) </w:t>
+      </w:r>
+      <w:r>
+        <w:rPr>
+          <w:rFonts w:ascii="Cambria Math" w:hAnsi="Cambria Math" w:cs="Cambria Math"/>
+          <w:sz w:val="24"/>
+          <w:szCs w:val="24"/>
+        </w:rPr>
+        <w:t>⊤</w:t>
+      </w:r>
+      <w:r>
+        <w:rPr>
+          <w:rFonts w:asciiTheme="majorBidi" w:hAnsiTheme="majorBidi" w:cstheme="majorBidi"/>
+          <w:sz w:val="24"/>
+          <w:szCs w:val="24"/>
         </w:rPr>
         <w:t xml:space="preserve"> </w:t>
       </w:r>
+      <w:r>
+        <w:rPr>
+          <w:rFonts w:asciiTheme="majorBidi" w:hAnsiTheme="majorBidi" w:cstheme="majorBidi"/>
+          <w:sz w:val="24"/>
+          <w:szCs w:val="24"/>
+        </w:rPr>
+        <w:t xml:space="preserve"> . (8)</w:t>
+      </w:r>
+    </w:p>
+    <w:p>
+      <w:pPr>
+        <w:pStyle w:val="ListParagraph"/>
+        <w:spacing w:line="360" w:lineRule="auto"/>
+        <w:ind w:left="360"/>
+        <w:rPr>
+          <w:rFonts w:asciiTheme="majorBidi" w:hAnsiTheme="majorBidi" w:cstheme="majorBidi"/>
+          <w:sz w:val="24"/>
+          <w:szCs w:val="24"/>
+        </w:rPr>
+      </w:pPr>
+    </w:p>
+    <w:p>
+      <w:pPr>
+        <w:pStyle w:val="ListParagraph"/>
+        <w:spacing w:line="360" w:lineRule="auto"/>
+        <w:ind w:left="360"/>
+        <w:rPr>
+          <w:rFonts w:asciiTheme="majorBidi" w:hAnsiTheme="majorBidi" w:cstheme="majorBidi"/>
+          <w:sz w:val="24"/>
+          <w:szCs w:val="24"/>
+        </w:rPr>
+      </w:pPr>
+      <w:r>
+        <w:rPr>
+          <w:rFonts w:asciiTheme="majorBidi" w:hAnsiTheme="majorBidi" w:cstheme="majorBidi"/>
+          <w:sz w:val="24"/>
+          <w:szCs w:val="24"/>
+        </w:rPr>
+        <w:t xml:space="preserve">It is easy to see that the first three rows map the forces f to translational force </w:t>
+      </w:r>
+      <w:proofErr w:type="spellStart"/>
       <w:proofErr w:type="gramStart"/>
       <w:r>
         <w:rPr>
+          <w:rFonts w:asciiTheme="majorBidi" w:hAnsiTheme="majorBidi" w:cstheme="majorBidi"/>
+          <w:sz w:val="24"/>
+          <w:szCs w:val="24"/>
+        </w:rPr>
+        <w:t>fL</w:t>
+      </w:r>
+      <w:proofErr w:type="spellEnd"/>
+      <w:r>
+        <w:rPr>
+          <w:rFonts w:asciiTheme="majorBidi" w:hAnsiTheme="majorBidi" w:cstheme="majorBidi"/>
+          <w:sz w:val="24"/>
+          <w:szCs w:val="24"/>
+        </w:rPr>
+        <w:t>(</w:t>
+      </w:r>
+      <w:proofErr w:type="gramEnd"/>
+      <w:r>
+        <w:rPr>
+          <w:rFonts w:asciiTheme="majorBidi" w:hAnsiTheme="majorBidi" w:cstheme="majorBidi"/>
+          <w:sz w:val="24"/>
+          <w:szCs w:val="24"/>
+        </w:rPr>
+        <w:t>t)</w:t>
+      </w:r>
+      <w:r>
+        <w:rPr>
+          <w:rFonts w:asciiTheme="majorBidi" w:hAnsiTheme="majorBidi" w:cstheme="majorBidi"/>
+          <w:sz w:val="24"/>
+          <w:szCs w:val="24"/>
+        </w:rPr>
+        <w:t xml:space="preserve">. On the other hand, the last three rows map them to the moment </w:t>
+      </w:r>
+      <w:proofErr w:type="spellStart"/>
+      <w:proofErr w:type="gramStart"/>
+      <w:r>
+        <w:rPr>
+          <w:rFonts w:asciiTheme="majorBidi" w:hAnsiTheme="majorBidi" w:cstheme="majorBidi"/>
+          <w:sz w:val="24"/>
+          <w:szCs w:val="24"/>
+        </w:rPr>
+        <w:t>τL</w:t>
+      </w:r>
+      <w:proofErr w:type="spellEnd"/>
+      <w:r>
+        <w:rPr>
+          <w:rFonts w:asciiTheme="majorBidi" w:hAnsiTheme="majorBidi" w:cstheme="majorBidi"/>
+          <w:sz w:val="24"/>
+          <w:szCs w:val="24"/>
+        </w:rPr>
+        <w:t>(</w:t>
+      </w:r>
+      <w:proofErr w:type="gramEnd"/>
+      <w:r>
+        <w:rPr>
+          <w:rFonts w:asciiTheme="majorBidi" w:hAnsiTheme="majorBidi" w:cstheme="majorBidi"/>
+          <w:sz w:val="24"/>
+          <w:szCs w:val="24"/>
+        </w:rPr>
+        <w:t xml:space="preserve">t) about the payload </w:t>
+      </w:r>
+      <w:proofErr w:type="spellStart"/>
+      <w:r>
+        <w:rPr>
+          <w:rFonts w:asciiTheme="majorBidi" w:hAnsiTheme="majorBidi" w:cstheme="majorBidi"/>
+          <w:sz w:val="24"/>
+          <w:szCs w:val="24"/>
+        </w:rPr>
+        <w:t>CoM.</w:t>
+      </w:r>
+      <w:proofErr w:type="spellEnd"/>
+      <w:r>
+        <w:rPr>
+          <w:rFonts w:asciiTheme="majorBidi" w:hAnsiTheme="majorBidi" w:cstheme="majorBidi"/>
+          <w:sz w:val="24"/>
+          <w:szCs w:val="24"/>
+        </w:rPr>
+        <w:t xml:space="preserve"> </w:t>
+      </w:r>
+      <w:r>
+        <w:rPr>
+          <w:rFonts w:asciiTheme="majorBidi" w:hAnsiTheme="majorBidi" w:cstheme="majorBidi"/>
+          <w:sz w:val="24"/>
+          <w:szCs w:val="24"/>
+          <w:lang w:bidi="ar-EG"/>
+        </w:rPr>
+        <w:t xml:space="preserve">We can see that this map depends on the </w:t>
+      </w:r>
+      <w:r>
+        <w:rPr>
+          <w:rFonts w:asciiTheme="majorBidi" w:hAnsiTheme="majorBidi" w:cstheme="majorBidi"/>
+          <w:sz w:val="24"/>
+          <w:szCs w:val="24"/>
+        </w:rPr>
+        <w:t xml:space="preserve">load orientation </w:t>
+      </w:r>
+      <w:r>
+        <w:rPr>
           <w:rFonts w:ascii="Cambria Math" w:hAnsi="Cambria Math" w:cs="Cambria Math"/>
-        </w:rPr>
-        <w:t>∈{</w:t>
+          <w:sz w:val="24"/>
+          <w:szCs w:val="24"/>
+        </w:rPr>
+        <w:t>𝑅𝐿</w:t>
+      </w:r>
+      <w:r>
+        <w:rPr>
+          <w:rFonts w:asciiTheme="majorBidi" w:hAnsiTheme="majorBidi" w:cstheme="majorBidi"/>
+          <w:sz w:val="24"/>
+          <w:szCs w:val="24"/>
+        </w:rPr>
+        <w:t xml:space="preserve"> and the fixed attachment </w:t>
+      </w:r>
+      <w:proofErr w:type="gramStart"/>
+      <w:r>
+        <w:rPr>
+          <w:rFonts w:asciiTheme="majorBidi" w:hAnsiTheme="majorBidi" w:cstheme="majorBidi"/>
+          <w:sz w:val="24"/>
+          <w:szCs w:val="24"/>
+        </w:rPr>
+        <w:t>points</w:t>
       </w:r>
       <w:proofErr w:type="gramEnd"/>
       <w:r>
         <w:rPr>
+          <w:rFonts w:asciiTheme="majorBidi" w:hAnsiTheme="majorBidi" w:cstheme="majorBidi"/>
+          <w:sz w:val="24"/>
+          <w:szCs w:val="24"/>
+        </w:rPr>
+        <w:t xml:space="preserve"> </w:t>
+      </w:r>
+      <w:r>
+        <w:rPr>
           <w:rFonts w:ascii="Cambria Math" w:hAnsi="Cambria Math" w:cs="Cambria Math"/>
-        </w:rPr>
-        <w:t>1,...,n}, carrier</w:t>
-      </w:r>
-      <w:r>
-        <w:rPr>
-          <w:lang w:bidi="ar-EG"/>
+          <w:sz w:val="24"/>
+          <w:szCs w:val="24"/>
+        </w:rPr>
+        <w:t>𝐵</w:t>
+      </w:r>
+      <w:r>
+        <w:rPr>
+          <w:rFonts w:asciiTheme="majorBidi" w:hAnsiTheme="majorBidi" w:cstheme="majorBidi"/>
+          <w:sz w:val="24"/>
+          <w:szCs w:val="24"/>
         </w:rPr>
         <w:t xml:space="preserve"> </w:t>
       </w:r>
       <w:r>
         <w:rPr>
-          <w:lang w:bidi="ar-EG"/>
-        </w:rPr>
-        <w:t xml:space="preserve">mass be </w:t>
-      </w:r>
-      <w:r>
-        <w:t xml:space="preserve">mi </w:t>
-      </w:r>
-      <w:r>
-        <w:rPr>
           <w:rFonts w:ascii="Cambria Math" w:hAnsi="Cambria Math" w:cs="Cambria Math"/>
+          <w:sz w:val="24"/>
+          <w:szCs w:val="24"/>
+        </w:rPr>
+        <w:t>𝑏𝑖</w:t>
+      </w:r>
+      <w:r>
+        <w:rPr>
+          <w:rFonts w:asciiTheme="majorBidi" w:hAnsiTheme="majorBidi" w:cstheme="majorBidi"/>
+          <w:sz w:val="24"/>
+          <w:szCs w:val="24"/>
+        </w:rPr>
+        <w:t xml:space="preserve"> in the body frame. </w:t>
+      </w:r>
+    </w:p>
+    <w:p>
+      <w:pPr>
+        <w:pStyle w:val="ListParagraph"/>
+        <w:spacing w:line="360" w:lineRule="auto"/>
+        <w:ind w:left="360"/>
+        <w:rPr>
+          <w:rFonts w:asciiTheme="majorBidi" w:hAnsiTheme="majorBidi" w:cstheme="majorBidi"/>
+          <w:sz w:val="24"/>
+          <w:szCs w:val="24"/>
+        </w:rPr>
+      </w:pPr>
+    </w:p>
+    <w:p>
+      <w:pPr>
+        <w:pStyle w:val="ListParagraph"/>
+        <w:spacing w:line="360" w:lineRule="auto"/>
+        <w:ind w:left="360"/>
+        <w:rPr>
+          <w:rFonts w:asciiTheme="majorBidi" w:hAnsiTheme="majorBidi" w:cstheme="majorBidi"/>
+          <w:sz w:val="24"/>
+          <w:szCs w:val="24"/>
+        </w:rPr>
+      </w:pPr>
+      <w:r>
+        <w:rPr>
+          <w:rFonts w:asciiTheme="majorBidi" w:hAnsiTheme="majorBidi" w:cstheme="majorBidi"/>
+          <w:sz w:val="24"/>
+          <w:szCs w:val="24"/>
+        </w:rPr>
+        <w:t>This formulation enables efficient computation of the cable forces required to generate a desired load wrench, while providing the basis for internal force allocation and coordinated control of the carriers.</w:t>
+      </w:r>
+    </w:p>
+    <w:p>
+      <w:pPr>
+        <w:pStyle w:val="ListParagraph"/>
+        <w:spacing w:line="360" w:lineRule="auto"/>
+        <w:ind w:left="360"/>
+        <w:rPr>
+          <w:rFonts w:asciiTheme="majorBidi" w:hAnsiTheme="majorBidi" w:cstheme="majorBidi"/>
+          <w:sz w:val="24"/>
+          <w:szCs w:val="24"/>
+        </w:rPr>
+      </w:pPr>
+      <w:r>
+        <w:rPr>
+          <w:rFonts w:asciiTheme="majorBidi" w:hAnsiTheme="majorBidi" w:cstheme="majorBidi"/>
+          <w:sz w:val="24"/>
+          <w:szCs w:val="24"/>
+        </w:rPr>
+        <w:t>Indeed, we have that f(t) = G(RL(t))†w | {z } =:</w:t>
+      </w:r>
+      <w:proofErr w:type="spellStart"/>
+      <w:r>
+        <w:rPr>
+          <w:rFonts w:asciiTheme="majorBidi" w:hAnsiTheme="majorBidi" w:cstheme="majorBidi"/>
+          <w:sz w:val="24"/>
+          <w:szCs w:val="24"/>
+        </w:rPr>
+        <w:t>fg</w:t>
+      </w:r>
+      <w:proofErr w:type="spellEnd"/>
+      <w:r>
+        <w:rPr>
+          <w:rFonts w:asciiTheme="majorBidi" w:hAnsiTheme="majorBidi" w:cstheme="majorBidi"/>
+          <w:sz w:val="24"/>
+          <w:szCs w:val="24"/>
+        </w:rPr>
+        <w:t>(t) + N(RL(t))λ(t) | {z } =:</w:t>
+      </w:r>
+      <w:proofErr w:type="spellStart"/>
+      <w:r>
+        <w:rPr>
+          <w:rFonts w:asciiTheme="majorBidi" w:hAnsiTheme="majorBidi" w:cstheme="majorBidi"/>
+          <w:sz w:val="24"/>
+          <w:szCs w:val="24"/>
+        </w:rPr>
+        <w:t>fλ</w:t>
+      </w:r>
+      <w:proofErr w:type="spellEnd"/>
+      <w:r>
+        <w:rPr>
+          <w:rFonts w:asciiTheme="majorBidi" w:hAnsiTheme="majorBidi" w:cstheme="majorBidi"/>
+          <w:sz w:val="24"/>
+          <w:szCs w:val="24"/>
+        </w:rPr>
+        <w:t>(t) , (9)</w:t>
+      </w:r>
+    </w:p>
+    <w:p>
+      <w:pPr>
+        <w:pStyle w:val="ListParagraph"/>
+        <w:spacing w:line="360" w:lineRule="auto"/>
+        <w:ind w:left="360"/>
+        <w:rPr>
+          <w:rFonts w:asciiTheme="majorBidi" w:hAnsiTheme="majorBidi" w:cstheme="majorBidi"/>
+          <w:sz w:val="24"/>
+          <w:szCs w:val="24"/>
+        </w:rPr>
+      </w:pPr>
+      <w:proofErr w:type="gramStart"/>
+      <w:r>
+        <w:rPr>
+          <w:rFonts w:asciiTheme="majorBidi" w:hAnsiTheme="majorBidi" w:cstheme="majorBidi"/>
+          <w:sz w:val="24"/>
+          <w:szCs w:val="24"/>
+        </w:rPr>
+        <w:t>where</w:t>
+      </w:r>
+      <w:proofErr w:type="gramEnd"/>
+      <w:r>
+        <w:rPr>
+          <w:rFonts w:asciiTheme="majorBidi" w:hAnsiTheme="majorBidi" w:cstheme="majorBidi"/>
+          <w:sz w:val="24"/>
+          <w:szCs w:val="24"/>
+        </w:rPr>
+        <w:t xml:space="preserve"> ()† indicates the right pseudo inverse and N(RL(t)) is a matrix whose columns identify a basis of the </w:t>
+      </w:r>
+      <w:proofErr w:type="spellStart"/>
+      <w:r>
+        <w:rPr>
+          <w:rFonts w:asciiTheme="majorBidi" w:hAnsiTheme="majorBidi" w:cstheme="majorBidi"/>
+          <w:sz w:val="24"/>
+          <w:szCs w:val="24"/>
+        </w:rPr>
+        <w:t>nullspace</w:t>
+      </w:r>
+      <w:proofErr w:type="spellEnd"/>
+      <w:r>
+        <w:rPr>
+          <w:rFonts w:asciiTheme="majorBidi" w:hAnsiTheme="majorBidi" w:cstheme="majorBidi"/>
+          <w:sz w:val="24"/>
+          <w:szCs w:val="24"/>
+        </w:rPr>
+        <w:t xml:space="preserve"> of G(RL(t)).</w:t>
+      </w:r>
+    </w:p>
+    <w:p>
+      <w:pPr>
+        <w:pStyle w:val="ListParagraph"/>
+        <w:spacing w:line="360" w:lineRule="auto"/>
+        <w:ind w:left="360"/>
+        <w:rPr>
+          <w:rFonts w:asciiTheme="majorBidi" w:hAnsiTheme="majorBidi" w:cstheme="majorBidi"/>
+          <w:sz w:val="24"/>
+          <w:szCs w:val="24"/>
+        </w:rPr>
+      </w:pPr>
+    </w:p>
+    <w:p>
+      <w:pPr>
+        <w:pStyle w:val="ListParagraph"/>
+        <w:spacing w:line="360" w:lineRule="auto"/>
+        <w:ind w:left="360"/>
+        <w:rPr>
+          <w:rFonts w:asciiTheme="majorBidi" w:hAnsiTheme="majorBidi" w:cstheme="majorBidi"/>
+          <w:sz w:val="24"/>
+          <w:szCs w:val="24"/>
+        </w:rPr>
+      </w:pPr>
+      <w:r>
+        <w:rPr>
+          <w:rFonts w:asciiTheme="majorBidi" w:hAnsiTheme="majorBidi" w:cstheme="majorBidi"/>
+          <w:sz w:val="24"/>
+          <w:szCs w:val="24"/>
+        </w:rPr>
+        <w:t xml:space="preserve">Assuming that the attachment points on the load are well designed, we can guarantee that </w:t>
+      </w:r>
+      <w:proofErr w:type="gramStart"/>
+      <w:r>
+        <w:rPr>
+          <w:rFonts w:asciiTheme="majorBidi" w:hAnsiTheme="majorBidi" w:cstheme="majorBidi"/>
+          <w:sz w:val="24"/>
+          <w:szCs w:val="24"/>
+        </w:rPr>
+        <w:t>rank(</w:t>
+      </w:r>
+      <w:proofErr w:type="gramEnd"/>
+      <w:r>
+        <w:rPr>
+          <w:rFonts w:asciiTheme="majorBidi" w:hAnsiTheme="majorBidi" w:cstheme="majorBidi"/>
+          <w:sz w:val="24"/>
+          <w:szCs w:val="24"/>
+        </w:rPr>
+        <w:t xml:space="preserve">G(RL(t))) = 6. Consequently, dimension of </w:t>
+      </w:r>
+      <w:proofErr w:type="gramStart"/>
+      <w:r>
+        <w:rPr>
+          <w:rFonts w:asciiTheme="majorBidi" w:hAnsiTheme="majorBidi" w:cstheme="majorBidi"/>
+          <w:sz w:val="24"/>
+          <w:szCs w:val="24"/>
+        </w:rPr>
+        <w:t>null(</w:t>
+      </w:r>
+      <w:proofErr w:type="gramEnd"/>
+      <w:r>
+        <w:rPr>
+          <w:rFonts w:asciiTheme="majorBidi" w:hAnsiTheme="majorBidi" w:cstheme="majorBidi"/>
+          <w:sz w:val="24"/>
+          <w:szCs w:val="24"/>
+        </w:rPr>
+        <w:t xml:space="preserve">G(RL(t))) is 3n – 6 which is equal to the number of columns of N(RL(t)) and the number of independent internal forces component. This number of independent internal force components defines how many degrees of redundancy are available in the system. This redundancy allows for internal forces </w:t>
+      </w:r>
+      <w:proofErr w:type="spellStart"/>
+      <w:r>
+        <w:rPr>
+          <w:rFonts w:asciiTheme="majorBidi" w:hAnsiTheme="majorBidi" w:cstheme="majorBidi"/>
+          <w:sz w:val="24"/>
+          <w:szCs w:val="24"/>
+        </w:rPr>
+        <w:t>fλ</w:t>
+      </w:r>
+      <w:proofErr w:type="spellEnd"/>
+      <w:r>
+        <w:rPr>
+          <w:rFonts w:asciiTheme="majorBidi" w:hAnsiTheme="majorBidi" w:cstheme="majorBidi"/>
+          <w:sz w:val="24"/>
+          <w:szCs w:val="24"/>
+        </w:rPr>
+        <w:t xml:space="preserve">(t) </w:t>
+      </w:r>
+      <w:r>
+        <w:rPr>
+          <w:rFonts w:ascii="Cambria Math" w:hAnsi="Cambria Math" w:cs="Cambria Math"/>
+          <w:sz w:val="24"/>
+          <w:szCs w:val="24"/>
         </w:rPr>
         <w:t>∈</w:t>
       </w:r>
       <w:r>
-        <w:t xml:space="preserve"> R&gt; 0. The </w:t>
-      </w:r>
-      <w:proofErr w:type="spellStart"/>
-      <w:r>
-        <w:t>i-th</w:t>
-      </w:r>
-      <w:proofErr w:type="spellEnd"/>
-      <w:r>
-        <w:t xml:space="preserve"> carrier is connected to a fixed attachment point Bi on the payload via a cable of constant length Li </w:t>
-      </w:r>
+        <w:rPr>
+          <w:rFonts w:asciiTheme="majorBidi" w:hAnsiTheme="majorBidi" w:cstheme="majorBidi"/>
+          <w:sz w:val="24"/>
+          <w:szCs w:val="24"/>
+        </w:rPr>
+        <w:t xml:space="preserve"> R 3n belonging to null(G(RL(t))) to redistribute the cable tension forces without changi</w:t>
+      </w:r>
+      <w:r>
+        <w:rPr>
+          <w:rFonts w:asciiTheme="majorBidi" w:hAnsiTheme="majorBidi" w:cstheme="majorBidi"/>
+          <w:sz w:val="24"/>
+          <w:szCs w:val="24"/>
+        </w:rPr>
+        <w:t xml:space="preserve">ng the applied wrench on the </w:t>
+      </w:r>
+      <w:r>
+        <w:rPr>
+          <w:rFonts w:asciiTheme="majorBidi" w:hAnsiTheme="majorBidi" w:cstheme="majorBidi"/>
+          <w:sz w:val="24"/>
+          <w:szCs w:val="24"/>
+        </w:rPr>
+        <w:t>load</w:t>
+      </w:r>
+      <w:r>
+        <w:rPr>
+          <w:rFonts w:asciiTheme="majorBidi" w:hAnsiTheme="majorBidi" w:cstheme="majorBidi"/>
+          <w:sz w:val="24"/>
+          <w:szCs w:val="24"/>
+        </w:rPr>
+        <w:t xml:space="preserve"> and by extension its motion. Since this work doesn’t </w:t>
+      </w:r>
+      <w:r>
+        <w:rPr>
+          <w:rFonts w:asciiTheme="majorBidi" w:hAnsiTheme="majorBidi" w:cstheme="majorBidi"/>
+          <w:sz w:val="24"/>
+          <w:szCs w:val="24"/>
+        </w:rPr>
+        <w:lastRenderedPageBreak/>
+        <w:t xml:space="preserve">go into the design of the classical control pipeline, the choice of </w:t>
+      </w:r>
+      <w:proofErr w:type="gramStart"/>
+      <w:r>
+        <w:rPr>
+          <w:rFonts w:asciiTheme="majorBidi" w:hAnsiTheme="majorBidi" w:cstheme="majorBidi"/>
+          <w:sz w:val="24"/>
+          <w:szCs w:val="24"/>
+        </w:rPr>
+        <w:t>N(</w:t>
+      </w:r>
+      <w:proofErr w:type="gramEnd"/>
+      <w:r>
+        <w:rPr>
+          <w:rFonts w:asciiTheme="majorBidi" w:hAnsiTheme="majorBidi" w:cstheme="majorBidi"/>
+          <w:sz w:val="24"/>
+          <w:szCs w:val="24"/>
+        </w:rPr>
+        <w:t>RL(t)) to parameterize these internal forces by a set λ(t) of n functions was used as is from [3].</w:t>
+      </w:r>
+    </w:p>
+    <w:p>
+      <w:pPr>
+        <w:pStyle w:val="ListParagraph"/>
+        <w:spacing w:line="360" w:lineRule="auto"/>
+        <w:ind w:left="360"/>
+        <w:rPr>
+          <w:rFonts w:asciiTheme="majorBidi" w:hAnsiTheme="majorBidi" w:cstheme="majorBidi"/>
+          <w:sz w:val="24"/>
+          <w:szCs w:val="24"/>
+        </w:rPr>
+      </w:pPr>
+      <w:r>
+        <w:rPr>
+          <w:rFonts w:asciiTheme="majorBidi" w:hAnsiTheme="majorBidi" w:cstheme="majorBidi"/>
+          <w:sz w:val="24"/>
+          <w:szCs w:val="24"/>
+        </w:rPr>
+        <w:t xml:space="preserve">As a consequence of this architecture, the load trajectory tracking is cleanly isolated from the carrier trajectory feasibility (i.e. maintaining the velocity norms of all the carriers above a certain threshold ε &gt;0). </w:t>
+      </w:r>
+    </w:p>
+    <w:p>
+      <w:pPr>
+        <w:pStyle w:val="ListParagraph"/>
+        <w:spacing w:line="360" w:lineRule="auto"/>
+        <w:ind w:left="360"/>
+        <w:rPr>
+          <w:rFonts w:asciiTheme="majorBidi" w:hAnsiTheme="majorBidi" w:cstheme="majorBidi"/>
+          <w:sz w:val="24"/>
+          <w:szCs w:val="24"/>
+        </w:rPr>
+      </w:pPr>
       <w:r>
         <w:rPr>
           <w:rFonts w:ascii="Cambria Math" w:hAnsi="Cambria Math" w:cs="Cambria Math"/>
-        </w:rPr>
-        <w:t>∈</w:t>
-      </w:r>
-      <w:r>
-        <w:t xml:space="preserve"> R&gt;0, with unit direction vector qi(t) </w:t>
+          <w:sz w:val="24"/>
+          <w:szCs w:val="24"/>
+        </w:rPr>
+        <w:t>∥</w:t>
+      </w:r>
+      <w:proofErr w:type="spellStart"/>
+      <w:r>
+        <w:rPr>
+          <w:rFonts w:asciiTheme="majorBidi" w:hAnsiTheme="majorBidi" w:cstheme="majorBidi"/>
+          <w:sz w:val="24"/>
+          <w:szCs w:val="24"/>
+        </w:rPr>
+        <w:t>p˙</w:t>
+      </w:r>
+      <w:proofErr w:type="gramStart"/>
+      <w:r>
+        <w:rPr>
+          <w:rFonts w:asciiTheme="majorBidi" w:hAnsiTheme="majorBidi" w:cstheme="majorBidi"/>
+          <w:sz w:val="24"/>
+          <w:szCs w:val="24"/>
+        </w:rPr>
+        <w:t>Ri</w:t>
+      </w:r>
+      <w:proofErr w:type="spellEnd"/>
+      <w:r>
+        <w:rPr>
+          <w:rFonts w:asciiTheme="majorBidi" w:hAnsiTheme="majorBidi" w:cstheme="majorBidi"/>
+          <w:sz w:val="24"/>
+          <w:szCs w:val="24"/>
+        </w:rPr>
+        <w:t>(</w:t>
+      </w:r>
+      <w:proofErr w:type="gramEnd"/>
+      <w:r>
+        <w:rPr>
+          <w:rFonts w:asciiTheme="majorBidi" w:hAnsiTheme="majorBidi" w:cstheme="majorBidi"/>
+          <w:sz w:val="24"/>
+          <w:szCs w:val="24"/>
+        </w:rPr>
+        <w:t>t)</w:t>
       </w:r>
       <w:r>
         <w:rPr>
           <w:rFonts w:ascii="Cambria Math" w:hAnsi="Cambria Math" w:cs="Cambria Math"/>
-        </w:rPr>
-        <w:t>∈</w:t>
-      </w:r>
-      <w:r>
-        <w:t xml:space="preserve"> S 2 pointing from the attachment point to the carrier (representing the cable direction in the inertial frame).</w:t>
-      </w:r>
-    </w:p>
-    <w:p>
-      <w:pPr>
-        <w:pStyle w:val="ListParagraph"/>
-        <w:ind w:left="360"/>
-      </w:pPr>
-    </w:p>
-    <w:p>
-      <w:pPr>
-        <w:pStyle w:val="ListParagraph"/>
-        <w:ind w:left="360"/>
-      </w:pPr>
-      <w:r>
-        <w:t xml:space="preserve">We can then calculate the position of </w:t>
+          <w:sz w:val="24"/>
+          <w:szCs w:val="24"/>
+        </w:rPr>
+        <w:t>∥</w:t>
+      </w:r>
+      <w:r>
+        <w:rPr>
+          <w:rFonts w:asciiTheme="majorBidi" w:hAnsiTheme="majorBidi" w:cstheme="majorBidi"/>
+          <w:sz w:val="24"/>
+          <w:szCs w:val="24"/>
+        </w:rPr>
+        <w:t xml:space="preserve"> ≥ ε &gt; 0. __</w:t>
       </w:r>
       <w:proofErr w:type="gramStart"/>
       <w:r>
-        <w:t xml:space="preserve">the </w:t>
-      </w:r>
-      <w:proofErr w:type="spellStart"/>
-      <w:r>
-        <w:t>i</w:t>
+        <w:rPr>
+          <w:rFonts w:asciiTheme="majorBidi" w:hAnsiTheme="majorBidi" w:cstheme="majorBidi"/>
+          <w:sz w:val="24"/>
+          <w:szCs w:val="24"/>
+        </w:rPr>
+        <w:t>_(</w:t>
       </w:r>
       <w:proofErr w:type="gramEnd"/>
       <w:r>
-        <w:t>-th</w:t>
-      </w:r>
-      <w:proofErr w:type="spellEnd"/>
-      <w:r>
-        <w:t xml:space="preserve"> carrier </w:t>
-      </w:r>
-      <w:proofErr w:type="spellStart"/>
-      <w:r>
-        <w:t>pRi</w:t>
-      </w:r>
-      <w:proofErr w:type="spellEnd"/>
-      <w:r>
-        <w:t xml:space="preserve"> (t) </w:t>
-      </w:r>
-      <w:r>
-        <w:rPr>
-          <w:rFonts w:ascii="Cambria Math" w:hAnsi="Cambria Math" w:cs="Cambria Math"/>
-        </w:rPr>
-        <w:t>∈</w:t>
-      </w:r>
-      <w:r>
-        <w:t xml:space="preserve"> R 3 expressed in FW using:</w:t>
-      </w:r>
-    </w:p>
-    <w:p>
-      <w:pPr>
-        <w:pStyle w:val="ListParagraph"/>
-        <w:ind w:left="360"/>
-      </w:pPr>
+        <w:rPr>
+          <w:rFonts w:asciiTheme="majorBidi" w:hAnsiTheme="majorBidi" w:cstheme="majorBidi"/>
+          <w:sz w:val="24"/>
+          <w:szCs w:val="24"/>
+        </w:rPr>
+        <w:t>10)___</w:t>
+      </w:r>
+    </w:p>
+    <w:p>
+      <w:pPr>
+        <w:pStyle w:val="ListParagraph"/>
+        <w:spacing w:line="360" w:lineRule="auto"/>
+        <w:ind w:left="360"/>
+        <w:rPr>
+          <w:rFonts w:asciiTheme="majorBidi" w:hAnsiTheme="majorBidi" w:cstheme="majorBidi"/>
+          <w:sz w:val="24"/>
+          <w:szCs w:val="24"/>
+          <w:lang w:bidi="ar-EG"/>
+        </w:rPr>
+      </w:pPr>
+      <w:r>
+        <w:rPr>
+          <w:rFonts w:asciiTheme="majorBidi" w:hAnsiTheme="majorBidi" w:cstheme="majorBidi"/>
+          <w:sz w:val="24"/>
+          <w:szCs w:val="24"/>
+        </w:rPr>
+        <w:t xml:space="preserve">Precisely, the load tracking will be completely achieved by controlling </w:t>
+      </w:r>
       <w:proofErr w:type="spellStart"/>
       <w:proofErr w:type="gramStart"/>
       <w:r>
-        <w:t>pRi</w:t>
-      </w:r>
-      <w:proofErr w:type="spellEnd"/>
+        <w:rPr>
+          <w:rFonts w:asciiTheme="majorBidi" w:hAnsiTheme="majorBidi" w:cstheme="majorBidi"/>
+          <w:sz w:val="24"/>
+          <w:szCs w:val="24"/>
+        </w:rPr>
+        <w:t>fg</w:t>
+      </w:r>
+      <w:proofErr w:type="spellEnd"/>
+      <w:r>
+        <w:rPr>
+          <w:rFonts w:asciiTheme="majorBidi" w:hAnsiTheme="majorBidi" w:cstheme="majorBidi"/>
+          <w:sz w:val="24"/>
+          <w:szCs w:val="24"/>
+        </w:rPr>
+        <w:t>(</w:t>
+      </w:r>
       <w:proofErr w:type="gramEnd"/>
       <w:r>
-        <w:t xml:space="preserve"> (t) = </w:t>
-      </w:r>
-      <w:proofErr w:type="spellStart"/>
-      <w:r>
-        <w:t>pL</w:t>
-      </w:r>
-      <w:proofErr w:type="spellEnd"/>
-      <w:r>
-        <w:t xml:space="preserve">(t) + RL(t) </w:t>
-      </w:r>
-      <w:proofErr w:type="spellStart"/>
-      <w:r>
-        <w:t>Bbi</w:t>
-      </w:r>
-      <w:proofErr w:type="spellEnd"/>
-      <w:r>
-        <w:t xml:space="preserve"> + Li qi(t)</w:t>
-      </w:r>
-      <w:r>
-        <w:t xml:space="preserve">  ____(1)____</w:t>
-      </w:r>
-    </w:p>
-    <w:p>
-      <w:pPr>
-        <w:pStyle w:val="ListParagraph"/>
-        <w:ind w:left="360"/>
-      </w:pPr>
-    </w:p>
-    <w:p>
-      <w:pPr>
-        <w:pStyle w:val="ListParagraph"/>
-        <w:ind w:left="360"/>
-      </w:pPr>
+        <w:rPr>
+          <w:rFonts w:asciiTheme="majorBidi" w:hAnsiTheme="majorBidi" w:cstheme="majorBidi"/>
+          <w:sz w:val="24"/>
+          <w:szCs w:val="24"/>
+        </w:rPr>
+        <w:t xml:space="preserve">t) while, the carrier trajectory feasibility will be done by controlling the internal forces. </w:t>
+      </w:r>
+    </w:p>
+    <w:p>
+      <w:pPr>
+        <w:pStyle w:val="ListParagraph"/>
+        <w:spacing w:line="360" w:lineRule="auto"/>
+        <w:ind w:left="360"/>
+        <w:rPr>
+          <w:rFonts w:asciiTheme="majorBidi" w:hAnsiTheme="majorBidi" w:cstheme="majorBidi"/>
+          <w:sz w:val="24"/>
+          <w:szCs w:val="24"/>
+        </w:rPr>
+      </w:pPr>
+    </w:p>
+    <w:p>
+      <w:pPr>
+        <w:pStyle w:val="ListParagraph"/>
+        <w:spacing w:line="360" w:lineRule="auto"/>
+        <w:ind w:left="360"/>
+        <w:rPr>
+          <w:rFonts w:asciiTheme="majorBidi" w:hAnsiTheme="majorBidi" w:cstheme="majorBidi"/>
+          <w:sz w:val="24"/>
+          <w:szCs w:val="24"/>
+        </w:rPr>
+      </w:pPr>
+      <w:r>
+        <w:rPr>
+          <w:rFonts w:asciiTheme="majorBidi" w:hAnsiTheme="majorBidi" w:cstheme="majorBidi"/>
+          <w:sz w:val="24"/>
+          <w:szCs w:val="24"/>
+        </w:rPr>
+        <w:t>Classical Control Stack:</w:t>
+      </w:r>
+    </w:p>
+    <w:p>
+      <w:pPr>
+        <w:pStyle w:val="ListParagraph"/>
+        <w:spacing w:line="360" w:lineRule="auto"/>
+        <w:ind w:left="360"/>
+        <w:rPr>
+          <w:rFonts w:asciiTheme="majorBidi" w:hAnsiTheme="majorBidi" w:cstheme="majorBidi"/>
+          <w:sz w:val="24"/>
+          <w:szCs w:val="24"/>
+        </w:rPr>
+      </w:pPr>
+      <w:r>
+        <w:rPr>
+          <w:rFonts w:asciiTheme="majorBidi" w:hAnsiTheme="majorBidi" w:cstheme="majorBidi"/>
+          <w:sz w:val="24"/>
+          <w:szCs w:val="24"/>
+        </w:rPr>
+        <w:t xml:space="preserve">Load tracking: </w:t>
+      </w:r>
+    </w:p>
+    <w:p>
+      <w:pPr>
+        <w:pStyle w:val="ListParagraph"/>
+        <w:spacing w:line="360" w:lineRule="auto"/>
+        <w:ind w:left="360"/>
+        <w:rPr>
+          <w:rFonts w:asciiTheme="majorBidi" w:hAnsiTheme="majorBidi" w:cstheme="majorBidi"/>
+          <w:sz w:val="24"/>
+          <w:szCs w:val="24"/>
+        </w:rPr>
+      </w:pPr>
+      <w:r>
+        <w:rPr>
+          <w:rFonts w:asciiTheme="majorBidi" w:hAnsiTheme="majorBidi" w:cstheme="majorBidi"/>
+          <w:sz w:val="24"/>
+          <w:szCs w:val="24"/>
+        </w:rPr>
+        <w:t xml:space="preserve">The load tracking is achieved by calculating the desired wrench, the forces necessary to apply this wrench can then be calculated using the grasp matrix G(RL(t)) using equation ___(7)___ . To calculate the desired wrench, </w:t>
+      </w:r>
+      <w:r>
+        <w:rPr>
+          <w:rFonts w:asciiTheme="majorBidi" w:hAnsiTheme="majorBidi" w:cstheme="majorBidi"/>
+          <w:sz w:val="24"/>
+          <w:szCs w:val="24"/>
+        </w:rPr>
+        <w:t xml:space="preserve">simple PID controllers can be used (one for the forces and one for the torques). But first the error signal must be provided to these controllers. The desired load trajectory is characterized by the desired position, orientation, and corresponding velocities over time, denoted by </w:t>
+      </w:r>
+      <w:proofErr w:type="spellStart"/>
+      <w:r>
+        <w:rPr>
+          <w:rStyle w:val="mord"/>
+          <w:rFonts w:asciiTheme="majorBidi" w:hAnsiTheme="majorBidi" w:cstheme="majorBidi"/>
+          <w:sz w:val="24"/>
+          <w:szCs w:val="24"/>
+        </w:rPr>
+        <w:t>pLd</w:t>
+      </w:r>
+      <w:proofErr w:type="spellEnd"/>
+      <w:r>
+        <w:rPr>
+          <w:rStyle w:val="vlist-s"/>
+          <w:rFonts w:asciiTheme="majorBidi" w:hAnsiTheme="majorBidi" w:cstheme="majorBidi"/>
+          <w:sz w:val="24"/>
+          <w:szCs w:val="24"/>
+        </w:rPr>
+        <w:t>​</w:t>
+      </w:r>
+      <w:r>
+        <w:rPr>
+          <w:rStyle w:val="mopen"/>
+          <w:rFonts w:asciiTheme="majorBidi" w:hAnsiTheme="majorBidi" w:cstheme="majorBidi"/>
+          <w:sz w:val="24"/>
+          <w:szCs w:val="24"/>
+        </w:rPr>
+        <w:t>(</w:t>
+      </w:r>
+      <w:r>
+        <w:rPr>
+          <w:rStyle w:val="mord"/>
+          <w:rFonts w:asciiTheme="majorBidi" w:hAnsiTheme="majorBidi" w:cstheme="majorBidi"/>
+          <w:sz w:val="24"/>
+          <w:szCs w:val="24"/>
+        </w:rPr>
+        <w:t>t</w:t>
+      </w:r>
       <w:proofErr w:type="gramStart"/>
       <w:r>
-        <w:t>where</w:t>
-      </w:r>
-      <w:proofErr w:type="gramEnd"/>
-      <w:r>
-        <w:t xml:space="preserve"> </w:t>
-      </w:r>
-      <w:proofErr w:type="spellStart"/>
-      <w:r>
-        <w:t>pL</w:t>
-      </w:r>
-      <w:proofErr w:type="spellEnd"/>
-      <w:r>
-        <w:t xml:space="preserve">(t) </w:t>
-      </w:r>
-      <w:r>
-        <w:rPr>
-          <w:rFonts w:ascii="Cambria Math" w:hAnsi="Cambria Math" w:cs="Cambria Math"/>
-        </w:rPr>
-        <w:t>∈</w:t>
-      </w:r>
-      <w:r>
-        <w:t xml:space="preserve"> R 3 and RL(t) </w:t>
-      </w:r>
-      <w:r>
-        <w:rPr>
-          <w:rFonts w:ascii="Cambria Math" w:hAnsi="Cambria Math" w:cs="Cambria Math"/>
-        </w:rPr>
-        <w:t>∈</w:t>
-      </w:r>
-      <w:r>
-        <w:t xml:space="preserve"> SO(3) denote the payload position and orientation in FW , and </w:t>
-      </w:r>
-      <w:proofErr w:type="spellStart"/>
-      <w:r>
-        <w:t>Bbi</w:t>
-      </w:r>
-      <w:proofErr w:type="spellEnd"/>
-      <w:r>
-        <w:t xml:space="preserve"> </w:t>
-      </w:r>
-      <w:r>
-        <w:rPr>
-          <w:rFonts w:ascii="Cambria Math" w:hAnsi="Cambria Math" w:cs="Cambria Math"/>
-        </w:rPr>
-        <w:t>∈</w:t>
-      </w:r>
-      <w:r>
-        <w:t xml:space="preserve"> R 3 represent the cable attachment points expressed in FL. By differentiating (1) we get</w:t>
-      </w:r>
-    </w:p>
-    <w:p>
-      <w:pPr>
-        <w:pStyle w:val="ListParagraph"/>
-        <w:ind w:left="360"/>
-      </w:pPr>
-      <w:proofErr w:type="spellStart"/>
-      <w:r>
-        <w:t>p˙Ri</w:t>
-      </w:r>
-      <w:proofErr w:type="spellEnd"/>
-      <w:r>
-        <w:t xml:space="preserve"> (t) = ˙</w:t>
-      </w:r>
-      <w:proofErr w:type="spellStart"/>
-      <w:proofErr w:type="gramStart"/>
-      <w:r>
-        <w:t>pL</w:t>
-      </w:r>
-      <w:proofErr w:type="spellEnd"/>
-      <w:r>
-        <w:t>(</w:t>
-      </w:r>
-      <w:proofErr w:type="gramEnd"/>
-      <w:r>
-        <w:t xml:space="preserve">t) + R˙ L(t) </w:t>
-      </w:r>
-      <w:proofErr w:type="spellStart"/>
-      <w:r>
-        <w:t>Bbi</w:t>
-      </w:r>
-      <w:proofErr w:type="spellEnd"/>
-      <w:r>
-        <w:t xml:space="preserve"> + Li </w:t>
-      </w:r>
-      <w:proofErr w:type="spellStart"/>
-      <w:r>
-        <w:t>q˙i</w:t>
-      </w:r>
-      <w:proofErr w:type="spellEnd"/>
-      <w:r>
-        <w:t>(t) ______ (2)______</w:t>
-      </w:r>
-    </w:p>
-    <w:p>
-      <w:pPr>
-        <w:pStyle w:val="ListParagraph"/>
-        <w:ind w:left="360"/>
-      </w:pPr>
-      <w:r>
-        <w:t>with R˙ L(t) = RL(t)S(</w:t>
-      </w:r>
-      <w:proofErr w:type="spellStart"/>
-      <w:r>
-        <w:t>ωL</w:t>
-      </w:r>
-      <w:proofErr w:type="spellEnd"/>
-      <w:r>
-        <w:t xml:space="preserve">(t)) where </w:t>
-      </w:r>
-      <w:proofErr w:type="spellStart"/>
-      <w:r>
-        <w:t>ωL</w:t>
-      </w:r>
-      <w:proofErr w:type="spellEnd"/>
-      <w:r>
-        <w:t xml:space="preserve">(t) </w:t>
-      </w:r>
-      <w:r>
-        <w:rPr>
-          <w:rFonts w:ascii="Cambria Math" w:hAnsi="Cambria Math" w:cs="Cambria Math"/>
-        </w:rPr>
-        <w:t>∈</w:t>
-      </w:r>
-      <w:r>
-        <w:t xml:space="preserve"> R 3 is the payload angular velocity w.r.t. FW , expressed in FL, and S(·) is the skew-symmetric operator</w:t>
-      </w:r>
-    </w:p>
-    <w:p>
-      <w:pPr>
-        <w:pStyle w:val="ListParagraph"/>
-        <w:ind w:left="360"/>
-      </w:pPr>
-    </w:p>
-    <w:p>
-      <w:pPr>
-        <w:pStyle w:val="ListParagraph"/>
-        <w:ind w:left="360"/>
-        <w:rPr>
-          <w:lang w:bidi="ar-EG"/>
-        </w:rPr>
-      </w:pPr>
-      <w:r>
-        <w:lastRenderedPageBreak/>
-        <w:t>Equations __</w:t>
-      </w:r>
-      <w:proofErr w:type="gramStart"/>
-      <w:r>
-        <w:t>_(</w:t>
-      </w:r>
-      <w:proofErr w:type="gramEnd"/>
-      <w:r>
-        <w:t xml:space="preserve">1) and (2)___ show that the carriers’ position and velocity are inherently constrained by </w:t>
-      </w:r>
-      <w:r>
-        <w:rPr>
-          <w:lang w:bidi="ar-EG"/>
-        </w:rPr>
-        <w:t>the load state and the</w:t>
-      </w:r>
-      <w:r>
-        <w:rPr>
-          <w:lang w:bidi="ar-EG"/>
-        </w:rPr>
-        <w:t xml:space="preserve"> geometrical configuration</w:t>
-      </w:r>
-      <w:r>
-        <w:rPr>
-          <w:lang w:bidi="ar-EG"/>
-        </w:rPr>
-        <w:t xml:space="preserve"> of the </w:t>
-      </w:r>
-      <w:r>
-        <w:rPr>
-          <w:lang w:bidi="ar-EG"/>
-        </w:rPr>
-        <w:t>attachment point and the cable.</w:t>
-      </w:r>
-    </w:p>
-    <w:p>
-      <w:pPr>
-        <w:pStyle w:val="ListParagraph"/>
-        <w:ind w:left="360"/>
-        <w:rPr>
-          <w:lang w:bidi="ar-EG"/>
-        </w:rPr>
-      </w:pPr>
-    </w:p>
-    <w:p>
-      <w:pPr>
-        <w:pStyle w:val="ListParagraph"/>
-        <w:ind w:left="360"/>
-      </w:pPr>
-      <w:r>
-        <w:rPr>
-          <w:lang w:bidi="ar-EG"/>
-        </w:rPr>
-        <w:t xml:space="preserve">This means that the forces are the real command from </w:t>
-      </w:r>
-      <w:r>
-        <w:rPr>
-          <w:lang w:bidi="ar-EG"/>
-        </w:rPr>
-        <w:t>whatever control strategy we design</w:t>
-      </w:r>
-      <w:r>
-        <w:rPr>
-          <w:lang w:bidi="ar-EG"/>
-        </w:rPr>
-        <w:t>, and determining the desired position and velocity is a matter of solving the kinematic equations __</w:t>
-      </w:r>
-      <w:proofErr w:type="gramStart"/>
-      <w:r>
-        <w:rPr>
-          <w:lang w:bidi="ar-EG"/>
-        </w:rPr>
-        <w:t>_(</w:t>
-      </w:r>
-      <w:proofErr w:type="gramEnd"/>
-      <w:r>
-        <w:rPr>
-          <w:lang w:bidi="ar-EG"/>
-        </w:rPr>
-        <w:t>1) and (2)___. This</w:t>
-      </w:r>
-      <w:r>
-        <w:rPr>
-          <w:lang w:bidi="ar-EG"/>
-        </w:rPr>
-        <w:t xml:space="preserve"> is</w:t>
-      </w:r>
-      <w:r>
-        <w:rPr>
-          <w:lang w:bidi="ar-EG"/>
-        </w:rPr>
-        <w:t xml:space="preserve"> also relevant for choosing the action space of the policy</w:t>
-      </w:r>
-      <w:r>
-        <w:rPr>
-          <w:lang w:bidi="ar-EG"/>
-        </w:rPr>
-        <w:t>. I</w:t>
-      </w:r>
-      <w:r>
-        <w:rPr>
-          <w:lang w:bidi="ar-EG"/>
-        </w:rPr>
-        <w:t xml:space="preserve">nstead of </w:t>
-      </w:r>
-      <w:r>
-        <w:rPr>
-          <w:lang w:bidi="ar-EG"/>
-        </w:rPr>
-        <w:t>trying to output position/velocity/acceleration set points for the drones, we will output forces directly since this is the true independent variable that determine the carriers’ and the payload’s state</w:t>
-      </w:r>
-      <w:r>
-        <w:rPr>
-          <w:lang w:bidi="ar-EG"/>
-        </w:rPr>
-        <w:t>.</w:t>
-      </w:r>
-      <w:r>
-        <w:rPr>
-          <w:lang w:bidi="ar-EG"/>
-        </w:rPr>
-        <w:t xml:space="preserve"> </w:t>
-      </w:r>
-      <w:r>
-        <w:rPr>
-          <w:lang w:bidi="ar-EG"/>
-        </w:rPr>
-        <w:t>I</w:t>
-      </w:r>
-      <w:r>
-        <w:rPr>
-          <w:lang w:bidi="ar-EG"/>
-        </w:rPr>
-        <w:t>n particular</w:t>
-      </w:r>
-      <w:r>
-        <w:rPr>
-          <w:lang w:bidi="ar-EG"/>
-        </w:rPr>
-        <w:t>,</w:t>
-      </w:r>
-      <w:r>
-        <w:rPr>
-          <w:lang w:bidi="ar-EG"/>
-        </w:rPr>
-        <w:t xml:space="preserve"> </w:t>
-      </w:r>
-      <w:proofErr w:type="gramStart"/>
-      <w:r>
-        <w:t>qi(</w:t>
-      </w:r>
-      <w:proofErr w:type="gramEnd"/>
-      <w:r>
-        <w:t xml:space="preserve">t) and </w:t>
-      </w:r>
-      <w:proofErr w:type="spellStart"/>
-      <w:r>
-        <w:t>q˙i</w:t>
-      </w:r>
-      <w:proofErr w:type="spellEnd"/>
-      <w:r>
-        <w:t>(t)</w:t>
-      </w:r>
-      <w:r>
-        <w:t xml:space="preserve"> control the carriers’ state. While they </w:t>
-      </w:r>
-      <w:r>
-        <w:t xml:space="preserve">can be seen as the cable direction and its </w:t>
-      </w:r>
-      <w:r>
-        <w:t>derivati</w:t>
-      </w:r>
-      <w:r>
-        <w:t>ve, they also serve as unit vectors defining the directions of the forces.</w:t>
-      </w:r>
-    </w:p>
-    <w:p>
-      <w:pPr>
-        <w:pStyle w:val="ListParagraph"/>
-        <w:ind w:left="360"/>
-      </w:pPr>
-      <w:proofErr w:type="gramStart"/>
-      <w:r>
-        <w:t>fi(</w:t>
-      </w:r>
-      <w:proofErr w:type="gramEnd"/>
-      <w:r>
-        <w:t>t) = Ti(t)qi(t), (3)</w:t>
-      </w:r>
-    </w:p>
-    <w:p>
-      <w:pPr>
-        <w:pStyle w:val="ListParagraph"/>
-        <w:ind w:left="360"/>
-        <w:rPr>
-          <w:rtl/>
-        </w:rPr>
-      </w:pPr>
-      <w:proofErr w:type="gramStart"/>
-      <w:r>
-        <w:t>where</w:t>
-      </w:r>
-      <w:proofErr w:type="gramEnd"/>
-      <w:r>
-        <w:t xml:space="preserve"> Ti(t) </w:t>
-      </w:r>
-      <w:r>
-        <w:rPr>
-          <w:rFonts w:ascii="Cambria Math" w:hAnsi="Cambria Math" w:cs="Cambria Math"/>
-        </w:rPr>
-        <w:t>∈</w:t>
-      </w:r>
-      <w:r>
-        <w:t xml:space="preserve"> R</w:t>
-      </w:r>
-      <w:r>
-        <w:rPr>
-          <w:rFonts w:ascii="Calibri" w:hAnsi="Calibri" w:cs="Calibri"/>
-        </w:rPr>
-        <w:t>≥</w:t>
-      </w:r>
-      <w:r>
-        <w:t xml:space="preserve">0 is the tension in the </w:t>
-      </w:r>
-      <w:proofErr w:type="spellStart"/>
-      <w:r>
-        <w:t>i-th</w:t>
-      </w:r>
-      <w:proofErr w:type="spellEnd"/>
-      <w:r>
-        <w:t xml:space="preserve"> cable and it generates a force fi(t) </w:t>
-      </w:r>
-      <w:r>
-        <w:rPr>
-          <w:rFonts w:ascii="Cambria Math" w:hAnsi="Cambria Math" w:cs="Cambria Math"/>
-        </w:rPr>
-        <w:t>∈</w:t>
-      </w:r>
-      <w:r>
-        <w:t xml:space="preserve"> R 3 on the payload along the direction qi. </w:t>
-      </w:r>
-    </w:p>
-    <w:p>
-      <w:pPr>
-        <w:pStyle w:val="ListParagraph"/>
-        <w:ind w:left="360"/>
-        <w:rPr>
-          <w:rtl/>
-        </w:rPr>
-      </w:pPr>
-    </w:p>
-    <w:p>
-      <w:pPr>
-        <w:pStyle w:val="ListParagraph"/>
-        <w:ind w:left="360"/>
-      </w:pPr>
-      <w:r>
-        <w:t xml:space="preserve">The payload dynamics follow the Newton–Euler equations: </w:t>
-      </w:r>
-      <w:proofErr w:type="spellStart"/>
-      <w:r>
-        <w:t>mLp¨L</w:t>
-      </w:r>
-      <w:proofErr w:type="spellEnd"/>
-      <w:r>
-        <w:t xml:space="preserve">(t) = −mLge3 + </w:t>
-      </w:r>
-      <w:proofErr w:type="spellStart"/>
-      <w:r>
-        <w:t>Xn</w:t>
-      </w:r>
-      <w:proofErr w:type="spellEnd"/>
-      <w:r>
-        <w:t xml:space="preserve"> </w:t>
-      </w:r>
-      <w:proofErr w:type="spellStart"/>
-      <w:r>
-        <w:t>i</w:t>
-      </w:r>
-      <w:proofErr w:type="spellEnd"/>
-      <w:r>
-        <w:t xml:space="preserve">=1 fi(t), (5) </w:t>
-      </w:r>
-      <w:proofErr w:type="spellStart"/>
-      <w:r>
-        <w:t>JLω</w:t>
-      </w:r>
-      <w:proofErr w:type="spellEnd"/>
-      <w:r>
-        <w:t>˙ L(t) = −</w:t>
-      </w:r>
-      <w:proofErr w:type="spellStart"/>
-      <w:r>
-        <w:t>ωL</w:t>
-      </w:r>
-      <w:proofErr w:type="spellEnd"/>
-      <w:r>
-        <w:t xml:space="preserve">(t) × </w:t>
-      </w:r>
-      <w:proofErr w:type="spellStart"/>
-      <w:r>
-        <w:t>JLωL</w:t>
-      </w:r>
-      <w:proofErr w:type="spellEnd"/>
-      <w:r>
-        <w:t>(t) +</w:t>
-      </w:r>
-      <w:proofErr w:type="spellStart"/>
-      <w:r>
-        <w:t>Xn</w:t>
-      </w:r>
-      <w:proofErr w:type="spellEnd"/>
-      <w:r>
-        <w:t xml:space="preserve"> </w:t>
-      </w:r>
-      <w:proofErr w:type="spellStart"/>
-      <w:r>
-        <w:t>i</w:t>
-      </w:r>
-      <w:proofErr w:type="spellEnd"/>
-      <w:r>
-        <w:t xml:space="preserve">=1 S( </w:t>
-      </w:r>
-      <w:proofErr w:type="spellStart"/>
-      <w:r>
-        <w:t>Bbi</w:t>
-      </w:r>
-      <w:proofErr w:type="spellEnd"/>
-      <w:r>
-        <w:t xml:space="preserve">) RL(t) </w:t>
-      </w:r>
-      <w:r>
-        <w:rPr>
-          <w:rFonts w:ascii="Cambria Math" w:hAnsi="Cambria Math" w:cs="Cambria Math"/>
-        </w:rPr>
-        <w:t>⊤</w:t>
-      </w:r>
-      <w:r>
-        <w:t>fi(t).</w:t>
-      </w:r>
-    </w:p>
-    <w:p>
-      <w:pPr>
-        <w:pStyle w:val="ListParagraph"/>
-        <w:ind w:left="360"/>
-        <w:rPr>
-          <w:lang w:bidi="ar-EG"/>
-        </w:rPr>
-      </w:pPr>
-    </w:p>
-    <w:p>
-      <w:pPr>
-        <w:pStyle w:val="ListParagraph"/>
-        <w:ind w:left="360"/>
-      </w:pPr>
-      <w:r>
-        <w:rPr>
-          <w:lang w:bidi="ar-EG"/>
-        </w:rPr>
-        <w:t xml:space="preserve">Let </w:t>
-      </w:r>
-      <w:proofErr w:type="gramStart"/>
-      <w:r>
-        <w:t>f(</w:t>
-      </w:r>
-      <w:proofErr w:type="gramEnd"/>
-      <w:r>
-        <w:t xml:space="preserve">t) = [f1(t) </w:t>
-      </w:r>
-      <w:r>
-        <w:rPr>
-          <w:rFonts w:ascii="Cambria Math" w:hAnsi="Cambria Math" w:cs="Cambria Math"/>
-        </w:rPr>
-        <w:t>⊤</w:t>
-      </w:r>
-      <w:r>
-        <w:t xml:space="preserve"> . . . fn(t) </w:t>
-      </w:r>
-      <w:r>
-        <w:rPr>
-          <w:rFonts w:ascii="Cambria Math" w:hAnsi="Cambria Math" w:cs="Cambria Math"/>
-        </w:rPr>
-        <w:t>⊤]</w:t>
-      </w:r>
-      <w:r>
-        <w:t xml:space="preserve"> </w:t>
-      </w:r>
-      <w:r>
-        <w:rPr>
-          <w:rFonts w:ascii="Cambria Math" w:hAnsi="Cambria Math" w:cs="Cambria Math"/>
-        </w:rPr>
-        <w:t>⊤</w:t>
-      </w:r>
-      <w:r>
-        <w:t xml:space="preserve"> </w:t>
-      </w:r>
-      <w:r>
-        <w:rPr>
-          <w:rFonts w:ascii="Cambria Math" w:hAnsi="Cambria Math" w:cs="Cambria Math"/>
-        </w:rPr>
-        <w:t>∈</w:t>
-      </w:r>
-      <w:r>
-        <w:t xml:space="preserve"> R 3n be the collection of the cable forces. And let w(t) = </w:t>
-      </w:r>
-      <w:proofErr w:type="spellStart"/>
-      <w:r>
-        <w:t>fL</w:t>
-      </w:r>
-      <w:proofErr w:type="spellEnd"/>
-      <w:r>
-        <w:t xml:space="preserve">(t) </w:t>
-      </w:r>
-      <w:r>
-        <w:rPr>
-          <w:rFonts w:ascii="Cambria Math" w:hAnsi="Cambria Math" w:cs="Cambria Math"/>
-        </w:rPr>
-        <w:t>⊤</w:t>
-      </w:r>
-      <w:r>
-        <w:t xml:space="preserve"> </w:t>
-      </w:r>
-      <w:proofErr w:type="spellStart"/>
-      <w:r>
-        <w:t>τL</w:t>
-      </w:r>
-      <w:proofErr w:type="spellEnd"/>
-      <w:r>
-        <w:t xml:space="preserve">(t) </w:t>
-      </w:r>
-      <w:r>
-        <w:rPr>
-          <w:rFonts w:ascii="Cambria Math" w:hAnsi="Cambria Math" w:cs="Cambria Math"/>
-        </w:rPr>
-        <w:t>⊤</w:t>
-      </w:r>
-      <w:r>
-        <w:t xml:space="preserve"> </w:t>
-      </w:r>
-      <w:r>
-        <w:rPr>
-          <w:rFonts w:ascii="Cambria Math" w:hAnsi="Cambria Math" w:cs="Cambria Math"/>
-        </w:rPr>
-        <w:t>⊤</w:t>
-      </w:r>
-      <w:r>
-        <w:t xml:space="preserve"> </w:t>
-      </w:r>
-      <w:r>
-        <w:rPr>
-          <w:rFonts w:ascii="Cambria Math" w:hAnsi="Cambria Math" w:cs="Cambria Math"/>
-        </w:rPr>
-        <w:t>∈</w:t>
-      </w:r>
-      <w:r>
-        <w:t xml:space="preserve"> R 6 representing the wrench at the load </w:t>
-      </w:r>
-      <w:proofErr w:type="spellStart"/>
-      <w:r>
-        <w:t>CoM</w:t>
-      </w:r>
-      <w:proofErr w:type="spellEnd"/>
-      <w:r>
-        <w:t xml:space="preserve">, where </w:t>
-      </w:r>
-      <w:proofErr w:type="spellStart"/>
-      <w:r>
-        <w:t>fL</w:t>
-      </w:r>
-      <w:proofErr w:type="spellEnd"/>
-      <w:r>
-        <w:t xml:space="preserve">(t) </w:t>
-      </w:r>
-      <w:r>
-        <w:rPr>
-          <w:rFonts w:ascii="Cambria Math" w:hAnsi="Cambria Math" w:cs="Cambria Math"/>
-        </w:rPr>
-        <w:t>∈</w:t>
-      </w:r>
-      <w:r>
-        <w:t xml:space="preserve"> R 3 and </w:t>
-      </w:r>
-      <w:proofErr w:type="spellStart"/>
-      <w:r>
-        <w:t>τL</w:t>
-      </w:r>
-      <w:proofErr w:type="spellEnd"/>
-      <w:r>
-        <w:t xml:space="preserve">(t) </w:t>
-      </w:r>
-      <w:r>
-        <w:rPr>
-          <w:rFonts w:ascii="Cambria Math" w:hAnsi="Cambria Math" w:cs="Cambria Math"/>
-        </w:rPr>
-        <w:t>∈</w:t>
-      </w:r>
-      <w:r>
-        <w:t xml:space="preserve"> R 3 denote the force and the moment components, respectively. The relation between the these vectors is given by w(t) = G(RL(t))f(t), (7) where G(RL(t)) </w:t>
-      </w:r>
-      <w:r>
-        <w:rPr>
-          <w:rFonts w:ascii="Cambria Math" w:hAnsi="Cambria Math" w:cs="Cambria Math"/>
-        </w:rPr>
-        <w:t>∈</w:t>
-      </w:r>
-      <w:r>
-        <w:t xml:space="preserve"> R 6×3n is the grasp matrix defined as G(RL(t)) = </w:t>
-      </w:r>
-      <w:r>
-        <w:t xml:space="preserve"> I3 · · · I3 S( Bb1)RL(t) </w:t>
-      </w:r>
-      <w:r>
-        <w:rPr>
-          <w:rFonts w:ascii="Cambria Math" w:hAnsi="Cambria Math" w:cs="Cambria Math"/>
-        </w:rPr>
-        <w:t>⊤</w:t>
-      </w:r>
-      <w:r>
-        <w:t xml:space="preserve"> · · · S( </w:t>
-      </w:r>
-      <w:proofErr w:type="spellStart"/>
-      <w:r>
-        <w:t>Bbn</w:t>
-      </w:r>
-      <w:proofErr w:type="spellEnd"/>
-      <w:r>
-        <w:t xml:space="preserve">)RL(t) </w:t>
-      </w:r>
-      <w:r>
-        <w:rPr>
-          <w:rFonts w:ascii="Cambria Math" w:hAnsi="Cambria Math" w:cs="Cambria Math"/>
-        </w:rPr>
-        <w:t>⊤</w:t>
-      </w:r>
-      <w:r>
-        <w:t xml:space="preserve"> </w:t>
-      </w:r>
-      <w:r>
-        <w:t xml:space="preserve"> . (8)</w:t>
-      </w:r>
-    </w:p>
-    <w:p>
-      <w:pPr>
-        <w:pStyle w:val="ListParagraph"/>
-        <w:ind w:left="360"/>
-      </w:pPr>
-    </w:p>
-    <w:p>
-      <w:pPr>
-        <w:pStyle w:val="ListParagraph"/>
-        <w:ind w:left="360"/>
-      </w:pPr>
-      <w:r>
-        <w:t xml:space="preserve">It is easy to see that the first three rows map the forces f to translational force </w:t>
-      </w:r>
-      <w:proofErr w:type="spellStart"/>
-      <w:proofErr w:type="gramStart"/>
-      <w:r>
-        <w:t>fL</w:t>
-      </w:r>
-      <w:proofErr w:type="spellEnd"/>
-      <w:r>
-        <w:t>(</w:t>
-      </w:r>
-      <w:proofErr w:type="gramEnd"/>
-      <w:r>
-        <w:t>t)</w:t>
-      </w:r>
-      <w:r>
-        <w:t xml:space="preserve">. On the other hand, the last three rows map them to the moment </w:t>
-      </w:r>
-      <w:proofErr w:type="spellStart"/>
-      <w:proofErr w:type="gramStart"/>
-      <w:r>
-        <w:t>τL</w:t>
-      </w:r>
-      <w:proofErr w:type="spellEnd"/>
-      <w:r>
-        <w:t>(</w:t>
-      </w:r>
-      <w:proofErr w:type="gramEnd"/>
-      <w:r>
-        <w:t xml:space="preserve">t) about the payload </w:t>
-      </w:r>
-      <w:proofErr w:type="spellStart"/>
-      <w:r>
-        <w:t>CoM.</w:t>
-      </w:r>
-      <w:proofErr w:type="spellEnd"/>
-      <w:r>
-        <w:t xml:space="preserve"> </w:t>
-      </w:r>
-      <w:r>
-        <w:rPr>
-          <w:lang w:bidi="ar-EG"/>
-        </w:rPr>
-        <w:t xml:space="preserve">We can see that this map depends on the </w:t>
-      </w:r>
-      <w:r>
-        <w:t xml:space="preserve">load orientation </w:t>
-      </w:r>
-      <w:r>
-        <w:rPr>
-          <w:rFonts w:ascii="Cambria Math" w:hAnsi="Cambria Math" w:cs="Cambria Math"/>
-        </w:rPr>
-        <w:t>𝑅𝐿</w:t>
-      </w:r>
-      <w:r>
-        <w:t xml:space="preserve"> and the fixed attachment </w:t>
-      </w:r>
-      <w:proofErr w:type="gramStart"/>
-      <w:r>
-        <w:t>points</w:t>
-      </w:r>
-      <w:proofErr w:type="gramEnd"/>
-      <w:r>
-        <w:t xml:space="preserve"> </w:t>
-      </w:r>
-      <w:r>
-        <w:rPr>
-          <w:rFonts w:ascii="Cambria Math" w:hAnsi="Cambria Math" w:cs="Cambria Math"/>
-        </w:rPr>
-        <w:t>𝐵</w:t>
-      </w:r>
-      <w:r>
-        <w:t xml:space="preserve"> </w:t>
-      </w:r>
-      <w:r>
-        <w:rPr>
-          <w:rFonts w:ascii="Cambria Math" w:hAnsi="Cambria Math" w:cs="Cambria Math"/>
-        </w:rPr>
-        <w:t>𝑏𝑖</w:t>
-      </w:r>
-      <w:r>
-        <w:t xml:space="preserve"> in the body frame. </w:t>
-      </w:r>
-    </w:p>
-    <w:p>
-      <w:pPr>
-        <w:pStyle w:val="ListParagraph"/>
-        <w:ind w:left="360"/>
-      </w:pPr>
-    </w:p>
-    <w:p>
-      <w:pPr>
-        <w:pStyle w:val="ListParagraph"/>
-        <w:ind w:left="360"/>
-      </w:pPr>
-      <w:r>
-        <w:t>This formulation enables efficient computation of the cable forces required to generate a desired load wrench, while providing the basis for internal force allocation and coordinated control of the carriers.</w:t>
-      </w:r>
-    </w:p>
-    <w:p>
-      <w:pPr>
-        <w:pStyle w:val="ListParagraph"/>
-        <w:ind w:left="360"/>
-      </w:pPr>
-      <w:r>
-        <w:t>Indeed, we have that f(t) = G(RL(t))†w | {z } =:</w:t>
-      </w:r>
-      <w:proofErr w:type="spellStart"/>
-      <w:r>
-        <w:t>fg</w:t>
-      </w:r>
-      <w:proofErr w:type="spellEnd"/>
-      <w:r>
-        <w:t>(t) + N(RL(t))λ(t) | {z } =:</w:t>
-      </w:r>
-      <w:proofErr w:type="spellStart"/>
-      <w:r>
-        <w:t>fλ</w:t>
-      </w:r>
-      <w:proofErr w:type="spellEnd"/>
-      <w:r>
-        <w:t>(t) , (9)</w:t>
-      </w:r>
-    </w:p>
-    <w:p>
-      <w:pPr>
-        <w:pStyle w:val="ListParagraph"/>
-        <w:ind w:left="360"/>
-      </w:pPr>
-      <w:proofErr w:type="gramStart"/>
-      <w:r>
-        <w:t>where</w:t>
-      </w:r>
-      <w:proofErr w:type="gramEnd"/>
-      <w:r>
-        <w:t xml:space="preserve"> ()† indicates the right pseudo inverse and N(RL(t)) is a matrix whose columns identify a basis of the </w:t>
-      </w:r>
-      <w:proofErr w:type="spellStart"/>
-      <w:r>
-        <w:t>nullspace</w:t>
-      </w:r>
-      <w:proofErr w:type="spellEnd"/>
-      <w:r>
-        <w:t xml:space="preserve"> of G(RL(t)).</w:t>
-      </w:r>
-    </w:p>
-    <w:p>
-      <w:pPr>
-        <w:pStyle w:val="ListParagraph"/>
-        <w:ind w:left="360"/>
-      </w:pPr>
-    </w:p>
-    <w:p>
-      <w:pPr>
-        <w:pStyle w:val="ListParagraph"/>
-        <w:ind w:left="360"/>
-      </w:pPr>
-      <w:r>
-        <w:t xml:space="preserve">Assuming that the attachment points on the load are well designed, we can guarantee that </w:t>
-      </w:r>
-      <w:proofErr w:type="gramStart"/>
-      <w:r>
-        <w:t>rank(</w:t>
-      </w:r>
-      <w:proofErr w:type="gramEnd"/>
-      <w:r>
-        <w:t xml:space="preserve">G(RL(t))) = 6. Consequently, dimension of </w:t>
-      </w:r>
-      <w:proofErr w:type="gramStart"/>
-      <w:r>
-        <w:t>null(</w:t>
-      </w:r>
-      <w:proofErr w:type="gramEnd"/>
-      <w:r>
-        <w:t xml:space="preserve">G(RL(t))) is 3n – 6 which is equal to the number of columns of N(RL(t)) and the number of independent internal forces component. This number of independent internal force components defines how many degrees of redundancy are available in the system. This redundancy allows for internal forces </w:t>
-      </w:r>
-      <w:proofErr w:type="spellStart"/>
-      <w:r>
-        <w:t>fλ</w:t>
-      </w:r>
-      <w:proofErr w:type="spellEnd"/>
-      <w:r>
-        <w:t xml:space="preserve">(t) </w:t>
-      </w:r>
-      <w:r>
-        <w:rPr>
-          <w:rFonts w:ascii="Cambria Math" w:hAnsi="Cambria Math" w:cs="Cambria Math"/>
-        </w:rPr>
-        <w:t>∈</w:t>
-      </w:r>
-      <w:r>
-        <w:t xml:space="preserve"> R 3n belonging to null(G(RL(t))) to redistribute the cable tension forces without changi</w:t>
-      </w:r>
-      <w:r>
-        <w:t xml:space="preserve">ng the applied wrench on the </w:t>
-      </w:r>
-      <w:r>
-        <w:t>load</w:t>
-      </w:r>
-      <w:r>
-        <w:t xml:space="preserve"> and by extension its motion. Since this work doesn’t go into the design of the classical control pipeline, the choice of </w:t>
-      </w:r>
-      <w:proofErr w:type="gramStart"/>
-      <w:r>
-        <w:t>N(</w:t>
-      </w:r>
-      <w:proofErr w:type="gramEnd"/>
-      <w:r>
-        <w:t>RL(t)) to parameterize these internal forces by a set λ(t) of n functions was used as is from [3].</w:t>
-      </w:r>
-    </w:p>
-    <w:p>
-      <w:pPr>
-        <w:pStyle w:val="ListParagraph"/>
-        <w:ind w:left="360"/>
-      </w:pPr>
-      <w:r>
-        <w:lastRenderedPageBreak/>
-        <w:t xml:space="preserve">As a consequence of this architecture, the load trajectory tracking is cleanly isolated from the carrier trajectory feasibility (i.e. maintaining the velocity norms of all the carriers above a certain threshold ε &gt;0). </w:t>
-      </w:r>
-    </w:p>
-    <w:p>
-      <w:pPr>
-        <w:pStyle w:val="ListParagraph"/>
-        <w:ind w:left="360"/>
-      </w:pPr>
-      <w:r>
-        <w:rPr>
-          <w:rFonts w:ascii="Cambria Math" w:hAnsi="Cambria Math" w:cs="Cambria Math"/>
-        </w:rPr>
-        <w:t>∥</w:t>
-      </w:r>
-      <w:proofErr w:type="spellStart"/>
-      <w:r>
-        <w:t>p</w:t>
-      </w:r>
-      <w:r>
-        <w:rPr>
-          <w:rFonts w:ascii="Calibri" w:hAnsi="Calibri" w:cs="Calibri"/>
-        </w:rPr>
-        <w:t>˙</w:t>
-      </w:r>
-      <w:proofErr w:type="gramStart"/>
-      <w:r>
-        <w:t>Ri</w:t>
-      </w:r>
-      <w:proofErr w:type="spellEnd"/>
-      <w:r>
-        <w:t>(</w:t>
-      </w:r>
-      <w:proofErr w:type="gramEnd"/>
-      <w:r>
-        <w:t>t)</w:t>
-      </w:r>
-      <w:r>
-        <w:rPr>
-          <w:rFonts w:ascii="Cambria Math" w:hAnsi="Cambria Math" w:cs="Cambria Math"/>
-        </w:rPr>
-        <w:t>∥</w:t>
-      </w:r>
-      <w:r>
-        <w:t xml:space="preserve"> </w:t>
-      </w:r>
-      <w:r>
-        <w:rPr>
-          <w:rFonts w:ascii="Calibri" w:hAnsi="Calibri" w:cs="Calibri"/>
-        </w:rPr>
-        <w:t>≥</w:t>
-      </w:r>
-      <w:r>
-        <w:t xml:space="preserve"> ε &gt; 0. __</w:t>
-      </w:r>
-      <w:proofErr w:type="gramStart"/>
-      <w:r>
-        <w:t>_(</w:t>
-      </w:r>
-      <w:proofErr w:type="gramEnd"/>
-      <w:r>
-        <w:t>10)___</w:t>
-      </w:r>
-    </w:p>
-    <w:p>
-      <w:pPr>
-        <w:pStyle w:val="ListParagraph"/>
-        <w:ind w:left="360"/>
-        <w:rPr>
-          <w:lang w:bidi="ar-EG"/>
-        </w:rPr>
-      </w:pPr>
-      <w:r>
-        <w:t xml:space="preserve">Precisely, the load tracking will be completely achieved by controlling </w:t>
-      </w:r>
-      <w:proofErr w:type="spellStart"/>
-      <w:proofErr w:type="gramStart"/>
-      <w:r>
-        <w:t>fg</w:t>
-      </w:r>
-      <w:proofErr w:type="spellEnd"/>
-      <w:r>
-        <w:t>(</w:t>
-      </w:r>
-      <w:proofErr w:type="gramEnd"/>
-      <w:r>
-        <w:t>t) while, the</w:t>
-      </w:r>
-      <w:r>
-        <w:t xml:space="preserve"> </w:t>
-      </w:r>
-      <w:r>
-        <w:t xml:space="preserve">carrier trajectory feasibility will be done by controlling the internal forces. </w:t>
-      </w:r>
-    </w:p>
-    <w:p>
-      <w:pPr>
-        <w:pStyle w:val="ListParagraph"/>
-        <w:ind w:left="360"/>
-      </w:pPr>
-    </w:p>
-    <w:p>
-      <w:pPr>
-        <w:pStyle w:val="ListParagraph"/>
-        <w:ind w:left="360"/>
-      </w:pPr>
-      <w:r>
-        <w:t>Classical Control Stack:</w:t>
-      </w:r>
-    </w:p>
-    <w:p>
-      <w:pPr>
-        <w:pStyle w:val="ListParagraph"/>
-        <w:ind w:left="360"/>
-      </w:pPr>
-      <w:r>
-        <w:t xml:space="preserve">Load tracking: </w:t>
-      </w:r>
-    </w:p>
-    <w:p>
-      <w:pPr>
-        <w:pStyle w:val="ListParagraph"/>
-        <w:ind w:left="360"/>
-      </w:pPr>
-      <w:r>
-        <w:t xml:space="preserve">The load tracking is achieved by calculating the desired wrench, the forces necessary to apply this wrench can then be calculated using the grasp matrix G(RL(t)) using equation ___(7)___ . To calculate the desired wrench, </w:t>
-      </w:r>
-      <w:r>
-        <w:t xml:space="preserve">simple PID controllers can be used (one for the forces and one for the torques). But first the error signal must be provided to these controllers. The desired load trajectory is characterized by the desired position, orientation, and corresponding velocities over time, denoted by </w:t>
-      </w:r>
-      <w:proofErr w:type="spellStart"/>
-      <w:r>
-        <w:rPr>
-          <w:rStyle w:val="mord"/>
-        </w:rPr>
-        <w:t>pLd</w:t>
-      </w:r>
-      <w:proofErr w:type="spellEnd"/>
-      <w:r>
-        <w:rPr>
-          <w:rStyle w:val="vlist-s"/>
-        </w:rPr>
-        <w:t>​</w:t>
-      </w:r>
-      <w:r>
-        <w:rPr>
-          <w:rStyle w:val="mopen"/>
-        </w:rPr>
-        <w:t>(</w:t>
-      </w:r>
-      <w:r>
-        <w:rPr>
-          <w:rStyle w:val="mord"/>
-        </w:rPr>
-        <w:t>t</w:t>
-      </w:r>
-      <w:proofErr w:type="gramStart"/>
-      <w:r>
         <w:rPr>
           <w:rStyle w:val="mclose"/>
+          <w:rFonts w:asciiTheme="majorBidi" w:hAnsiTheme="majorBidi" w:cstheme="majorBidi"/>
+          <w:sz w:val="24"/>
+          <w:szCs w:val="24"/>
         </w:rPr>
         <w:t>)</w:t>
       </w:r>
@@ -2425,6 +3742,8 @@
         <w:rPr>
           <w:rStyle w:val="mrel"/>
           <w:rFonts w:ascii="Cambria Math" w:hAnsi="Cambria Math" w:cs="Cambria Math"/>
+          <w:sz w:val="24"/>
+          <w:szCs w:val="24"/>
         </w:rPr>
         <w:t>∈</w:t>
       </w:r>
@@ -2432,16 +3751,27 @@
       <w:r>
         <w:rPr>
           <w:rStyle w:val="mord"/>
+          <w:rFonts w:asciiTheme="majorBidi" w:hAnsiTheme="majorBidi" w:cstheme="majorBidi"/>
+          <w:sz w:val="24"/>
+          <w:szCs w:val="24"/>
         </w:rPr>
         <w:t>R3</w:t>
       </w:r>
       <w:r>
+        <w:rPr>
+          <w:rFonts w:asciiTheme="majorBidi" w:hAnsiTheme="majorBidi" w:cstheme="majorBidi"/>
+          <w:sz w:val="24"/>
+          <w:szCs w:val="24"/>
+        </w:rPr>
         <w:t xml:space="preserve">, </w:t>
       </w:r>
       <w:proofErr w:type="spellStart"/>
       <w:r>
         <w:rPr>
           <w:rStyle w:val="mord"/>
+          <w:rFonts w:asciiTheme="majorBidi" w:hAnsiTheme="majorBidi" w:cstheme="majorBidi"/>
+          <w:sz w:val="24"/>
+          <w:szCs w:val="24"/>
         </w:rPr>
         <w:t>RLd</w:t>
       </w:r>
@@ -2449,24 +3779,36 @@
       <w:r>
         <w:rPr>
           <w:rStyle w:val="vlist-s"/>
+          <w:rFonts w:asciiTheme="majorBidi" w:hAnsiTheme="majorBidi" w:cstheme="majorBidi"/>
+          <w:sz w:val="24"/>
+          <w:szCs w:val="24"/>
         </w:rPr>
         <w:t>​</w:t>
       </w:r>
       <w:r>
         <w:rPr>
           <w:rStyle w:val="mopen"/>
+          <w:rFonts w:asciiTheme="majorBidi" w:hAnsiTheme="majorBidi" w:cstheme="majorBidi"/>
+          <w:sz w:val="24"/>
+          <w:szCs w:val="24"/>
         </w:rPr>
         <w:t>(</w:t>
       </w:r>
       <w:r>
         <w:rPr>
           <w:rStyle w:val="mord"/>
+          <w:rFonts w:asciiTheme="majorBidi" w:hAnsiTheme="majorBidi" w:cstheme="majorBidi"/>
+          <w:sz w:val="24"/>
+          <w:szCs w:val="24"/>
         </w:rPr>
         <w:t>t</w:t>
       </w:r>
       <w:r>
         <w:rPr>
           <w:rStyle w:val="mclose"/>
+          <w:rFonts w:asciiTheme="majorBidi" w:hAnsiTheme="majorBidi" w:cstheme="majorBidi"/>
+          <w:sz w:val="24"/>
+          <w:szCs w:val="24"/>
         </w:rPr>
         <w:t>)</w:t>
       </w:r>
@@ -2474,45 +3816,70 @@
         <w:rPr>
           <w:rStyle w:val="mrel"/>
           <w:rFonts w:ascii="Cambria Math" w:hAnsi="Cambria Math" w:cs="Cambria Math"/>
+          <w:sz w:val="24"/>
+          <w:szCs w:val="24"/>
         </w:rPr>
         <w:t>∈</w:t>
       </w:r>
       <w:r>
         <w:rPr>
           <w:rStyle w:val="mord"/>
+          <w:rFonts w:asciiTheme="majorBidi" w:hAnsiTheme="majorBidi" w:cstheme="majorBidi"/>
+          <w:sz w:val="24"/>
+          <w:szCs w:val="24"/>
         </w:rPr>
         <w:t>SO</w:t>
       </w:r>
       <w:r>
         <w:rPr>
           <w:rStyle w:val="mopen"/>
+          <w:rFonts w:asciiTheme="majorBidi" w:hAnsiTheme="majorBidi" w:cstheme="majorBidi"/>
+          <w:sz w:val="24"/>
+          <w:szCs w:val="24"/>
         </w:rPr>
         <w:t>(</w:t>
       </w:r>
       <w:r>
         <w:rPr>
           <w:rStyle w:val="mord"/>
+          <w:rFonts w:asciiTheme="majorBidi" w:hAnsiTheme="majorBidi" w:cstheme="majorBidi"/>
+          <w:sz w:val="24"/>
+          <w:szCs w:val="24"/>
         </w:rPr>
         <w:t>3</w:t>
       </w:r>
       <w:r>
         <w:rPr>
           <w:rStyle w:val="mclose"/>
+          <w:rFonts w:asciiTheme="majorBidi" w:hAnsiTheme="majorBidi" w:cstheme="majorBidi"/>
+          <w:sz w:val="24"/>
+          <w:szCs w:val="24"/>
         </w:rPr>
         <w:t>)</w:t>
       </w:r>
       <w:r>
+        <w:rPr>
+          <w:rFonts w:asciiTheme="majorBidi" w:hAnsiTheme="majorBidi" w:cstheme="majorBidi"/>
+          <w:sz w:val="24"/>
+          <w:szCs w:val="24"/>
+        </w:rPr>
         <w:t xml:space="preserve">, </w:t>
       </w:r>
       <w:r>
         <w:rPr>
           <w:rStyle w:val="mord"/>
+          <w:rFonts w:asciiTheme="majorBidi" w:hAnsiTheme="majorBidi" w:cstheme="majorBidi"/>
+          <w:sz w:val="24"/>
+          <w:szCs w:val="24"/>
         </w:rPr>
         <w:t>p˙</w:t>
       </w:r>
       <w:r>
         <w:rPr>
           <w:rStyle w:val="vlist-s"/>
+          <w:rFonts w:asciiTheme="majorBidi" w:hAnsiTheme="majorBidi" w:cstheme="majorBidi"/>
+          <w:sz w:val="24"/>
+          <w:szCs w:val="24"/>
         </w:rPr>
         <w:t>​</w:t>
       </w:r>
@@ -2520,6 +3887,9 @@
       <w:r>
         <w:rPr>
           <w:rStyle w:val="mord"/>
+          <w:rFonts w:asciiTheme="majorBidi" w:hAnsiTheme="majorBidi" w:cstheme="majorBidi"/>
+          <w:sz w:val="24"/>
+          <w:szCs w:val="24"/>
         </w:rPr>
         <w:t>Ld</w:t>
       </w:r>
@@ -2527,34 +3897,54 @@
       <w:r>
         <w:rPr>
           <w:rStyle w:val="vlist-s"/>
+          <w:rFonts w:asciiTheme="majorBidi" w:hAnsiTheme="majorBidi" w:cstheme="majorBidi"/>
+          <w:sz w:val="24"/>
+          <w:szCs w:val="24"/>
         </w:rPr>
         <w:t>​</w:t>
       </w:r>
       <w:r>
         <w:rPr>
           <w:rStyle w:val="mopen"/>
+          <w:rFonts w:asciiTheme="majorBidi" w:hAnsiTheme="majorBidi" w:cstheme="majorBidi"/>
+          <w:sz w:val="24"/>
+          <w:szCs w:val="24"/>
         </w:rPr>
         <w:t>(</w:t>
       </w:r>
       <w:r>
         <w:rPr>
           <w:rStyle w:val="mord"/>
+          <w:rFonts w:asciiTheme="majorBidi" w:hAnsiTheme="majorBidi" w:cstheme="majorBidi"/>
+          <w:sz w:val="24"/>
+          <w:szCs w:val="24"/>
         </w:rPr>
         <w:t>t</w:t>
       </w:r>
       <w:r>
         <w:rPr>
           <w:rStyle w:val="mclose"/>
+          <w:rFonts w:asciiTheme="majorBidi" w:hAnsiTheme="majorBidi" w:cstheme="majorBidi"/>
+          <w:sz w:val="24"/>
+          <w:szCs w:val="24"/>
         </w:rPr>
         <w:t>)</w:t>
       </w:r>
       <w:r>
+        <w:rPr>
+          <w:rFonts w:asciiTheme="majorBidi" w:hAnsiTheme="majorBidi" w:cstheme="majorBidi"/>
+          <w:sz w:val="24"/>
+          <w:szCs w:val="24"/>
+        </w:rPr>
         <w:t xml:space="preserve">, and </w:t>
       </w:r>
       <w:proofErr w:type="spellStart"/>
       <w:r>
         <w:rPr>
           <w:rStyle w:val="mord"/>
+          <w:rFonts w:asciiTheme="majorBidi" w:hAnsiTheme="majorBidi" w:cstheme="majorBidi"/>
+          <w:sz w:val="24"/>
+          <w:szCs w:val="24"/>
         </w:rPr>
         <w:t>ωLd</w:t>
       </w:r>
@@ -2562,24 +3952,36 @@
       <w:r>
         <w:rPr>
           <w:rStyle w:val="vlist-s"/>
+          <w:rFonts w:asciiTheme="majorBidi" w:hAnsiTheme="majorBidi" w:cstheme="majorBidi"/>
+          <w:sz w:val="24"/>
+          <w:szCs w:val="24"/>
         </w:rPr>
         <w:t>​</w:t>
       </w:r>
       <w:r>
         <w:rPr>
           <w:rStyle w:val="mopen"/>
+          <w:rFonts w:asciiTheme="majorBidi" w:hAnsiTheme="majorBidi" w:cstheme="majorBidi"/>
+          <w:sz w:val="24"/>
+          <w:szCs w:val="24"/>
         </w:rPr>
         <w:t>(</w:t>
       </w:r>
       <w:r>
         <w:rPr>
           <w:rStyle w:val="mord"/>
+          <w:rFonts w:asciiTheme="majorBidi" w:hAnsiTheme="majorBidi" w:cstheme="majorBidi"/>
+          <w:sz w:val="24"/>
+          <w:szCs w:val="24"/>
         </w:rPr>
         <w:t>t</w:t>
       </w:r>
       <w:r>
         <w:rPr>
           <w:rStyle w:val="mclose"/>
+          <w:rFonts w:asciiTheme="majorBidi" w:hAnsiTheme="majorBidi" w:cstheme="majorBidi"/>
+          <w:sz w:val="24"/>
+          <w:szCs w:val="24"/>
         </w:rPr>
         <w:t>)</w:t>
       </w:r>
@@ -2587,228 +3989,459 @@
         <w:rPr>
           <w:rStyle w:val="mrel"/>
           <w:rFonts w:ascii="Cambria Math" w:hAnsi="Cambria Math" w:cs="Cambria Math"/>
+          <w:sz w:val="24"/>
+          <w:szCs w:val="24"/>
         </w:rPr>
         <w:t>∈</w:t>
       </w:r>
       <w:r>
         <w:rPr>
           <w:rStyle w:val="mord"/>
+          <w:rFonts w:asciiTheme="majorBidi" w:hAnsiTheme="majorBidi" w:cstheme="majorBidi"/>
+          <w:sz w:val="24"/>
+          <w:szCs w:val="24"/>
         </w:rPr>
         <w:t>R3</w:t>
       </w:r>
       <w:r>
+        <w:rPr>
+          <w:rFonts w:asciiTheme="majorBidi" w:hAnsiTheme="majorBidi" w:cstheme="majorBidi"/>
+          <w:sz w:val="24"/>
+          <w:szCs w:val="24"/>
+        </w:rPr>
         <w:t>, respectively. The pose and velocity errors of the load relative to this desired trajectory are defined as follows:</w:t>
       </w:r>
     </w:p>
     <w:p>
       <w:pPr>
         <w:pStyle w:val="ListParagraph"/>
-        <w:ind w:left="360"/>
-      </w:pPr>
-    </w:p>
-    <w:p>
-      <w:pPr>
-        <w:pStyle w:val="ListParagraph"/>
-        <w:ind w:left="360"/>
+        <w:spacing w:line="360" w:lineRule="auto"/>
+        <w:ind w:left="360"/>
+        <w:rPr>
+          <w:rFonts w:asciiTheme="majorBidi" w:hAnsiTheme="majorBidi" w:cstheme="majorBidi"/>
+          <w:sz w:val="24"/>
+          <w:szCs w:val="24"/>
+        </w:rPr>
+      </w:pPr>
+    </w:p>
+    <w:p>
+      <w:pPr>
+        <w:pStyle w:val="ListParagraph"/>
+        <w:spacing w:line="360" w:lineRule="auto"/>
+        <w:ind w:left="360"/>
+        <w:rPr>
+          <w:rFonts w:asciiTheme="majorBidi" w:hAnsiTheme="majorBidi" w:cstheme="majorBidi"/>
+          <w:sz w:val="24"/>
+          <w:szCs w:val="24"/>
+        </w:rPr>
       </w:pPr>
       <w:proofErr w:type="spellStart"/>
       <w:proofErr w:type="gramStart"/>
       <w:r>
+        <w:rPr>
+          <w:rFonts w:asciiTheme="majorBidi" w:hAnsiTheme="majorBidi" w:cstheme="majorBidi"/>
+          <w:sz w:val="24"/>
+          <w:szCs w:val="24"/>
+        </w:rPr>
         <w:t>ep</w:t>
       </w:r>
       <w:proofErr w:type="spellEnd"/>
       <w:r>
+        <w:rPr>
+          <w:rFonts w:asciiTheme="majorBidi" w:hAnsiTheme="majorBidi" w:cstheme="majorBidi"/>
+          <w:sz w:val="24"/>
+          <w:szCs w:val="24"/>
+        </w:rPr>
         <w:t>(</w:t>
       </w:r>
       <w:proofErr w:type="gramEnd"/>
       <w:r>
+        <w:rPr>
+          <w:rFonts w:asciiTheme="majorBidi" w:hAnsiTheme="majorBidi" w:cstheme="majorBidi"/>
+          <w:sz w:val="24"/>
+          <w:szCs w:val="24"/>
+        </w:rPr>
         <w:t xml:space="preserve">t) = </w:t>
       </w:r>
       <w:proofErr w:type="spellStart"/>
       <w:r>
+        <w:rPr>
+          <w:rFonts w:asciiTheme="majorBidi" w:hAnsiTheme="majorBidi" w:cstheme="majorBidi"/>
+          <w:sz w:val="24"/>
+          <w:szCs w:val="24"/>
+        </w:rPr>
         <w:t>pL</w:t>
       </w:r>
       <w:proofErr w:type="spellEnd"/>
       <w:r>
+        <w:rPr>
+          <w:rFonts w:asciiTheme="majorBidi" w:hAnsiTheme="majorBidi" w:cstheme="majorBidi"/>
+          <w:sz w:val="24"/>
+          <w:szCs w:val="24"/>
+        </w:rPr>
         <w:t xml:space="preserve">(t) − </w:t>
       </w:r>
       <w:proofErr w:type="spellStart"/>
       <w:r>
+        <w:rPr>
+          <w:rFonts w:asciiTheme="majorBidi" w:hAnsiTheme="majorBidi" w:cstheme="majorBidi"/>
+          <w:sz w:val="24"/>
+          <w:szCs w:val="24"/>
+        </w:rPr>
         <w:t>pLd</w:t>
       </w:r>
       <w:proofErr w:type="spellEnd"/>
       <w:r>
+        <w:rPr>
+          <w:rFonts w:asciiTheme="majorBidi" w:hAnsiTheme="majorBidi" w:cstheme="majorBidi"/>
+          <w:sz w:val="24"/>
+          <w:szCs w:val="24"/>
+        </w:rPr>
         <w:t xml:space="preserve">(t) (10) </w:t>
       </w:r>
     </w:p>
     <w:p>
       <w:pPr>
         <w:pStyle w:val="ListParagraph"/>
-        <w:ind w:left="360"/>
+        <w:spacing w:line="360" w:lineRule="auto"/>
+        <w:ind w:left="360"/>
+        <w:rPr>
+          <w:rFonts w:asciiTheme="majorBidi" w:hAnsiTheme="majorBidi" w:cstheme="majorBidi"/>
+          <w:sz w:val="24"/>
+          <w:szCs w:val="24"/>
+        </w:rPr>
       </w:pPr>
       <w:proofErr w:type="spellStart"/>
       <w:proofErr w:type="gramStart"/>
       <w:r>
+        <w:rPr>
+          <w:rFonts w:asciiTheme="majorBidi" w:hAnsiTheme="majorBidi" w:cstheme="majorBidi"/>
+          <w:sz w:val="24"/>
+          <w:szCs w:val="24"/>
+        </w:rPr>
         <w:t>eR</w:t>
       </w:r>
       <w:proofErr w:type="spellEnd"/>
       <w:r>
+        <w:rPr>
+          <w:rFonts w:asciiTheme="majorBidi" w:hAnsiTheme="majorBidi" w:cstheme="majorBidi"/>
+          <w:sz w:val="24"/>
+          <w:szCs w:val="24"/>
+        </w:rPr>
         <w:t>(</w:t>
       </w:r>
       <w:proofErr w:type="gramEnd"/>
       <w:r>
+        <w:rPr>
+          <w:rFonts w:asciiTheme="majorBidi" w:hAnsiTheme="majorBidi" w:cstheme="majorBidi"/>
+          <w:sz w:val="24"/>
+          <w:szCs w:val="24"/>
+        </w:rPr>
         <w:t>t) = 1/2 (</w:t>
       </w:r>
       <w:proofErr w:type="spellStart"/>
       <w:r>
+        <w:rPr>
+          <w:rFonts w:asciiTheme="majorBidi" w:hAnsiTheme="majorBidi" w:cstheme="majorBidi"/>
+          <w:sz w:val="24"/>
+          <w:szCs w:val="24"/>
+        </w:rPr>
         <w:t>RLd</w:t>
       </w:r>
       <w:proofErr w:type="spellEnd"/>
       <w:r>
+        <w:rPr>
+          <w:rFonts w:asciiTheme="majorBidi" w:hAnsiTheme="majorBidi" w:cstheme="majorBidi"/>
+          <w:sz w:val="24"/>
+          <w:szCs w:val="24"/>
+        </w:rPr>
         <w:t xml:space="preserve">(t) </w:t>
       </w:r>
       <w:r>
         <w:rPr>
           <w:rFonts w:ascii="Cambria Math" w:hAnsi="Cambria Math" w:cs="Cambria Math"/>
+          <w:sz w:val="24"/>
+          <w:szCs w:val="24"/>
         </w:rPr>
         <w:t>⊤</w:t>
       </w:r>
       <w:r>
+        <w:rPr>
+          <w:rFonts w:asciiTheme="majorBidi" w:hAnsiTheme="majorBidi" w:cstheme="majorBidi"/>
+          <w:sz w:val="24"/>
+          <w:szCs w:val="24"/>
+        </w:rPr>
         <w:t xml:space="preserve">RL(t) − RL(t) </w:t>
       </w:r>
       <w:r>
         <w:rPr>
           <w:rFonts w:ascii="Cambria Math" w:hAnsi="Cambria Math" w:cs="Cambria Math"/>
+          <w:sz w:val="24"/>
+          <w:szCs w:val="24"/>
         </w:rPr>
         <w:t>⊤</w:t>
       </w:r>
       <w:proofErr w:type="spellStart"/>
       <w:r>
+        <w:rPr>
+          <w:rFonts w:asciiTheme="majorBidi" w:hAnsiTheme="majorBidi" w:cstheme="majorBidi"/>
+          <w:sz w:val="24"/>
+          <w:szCs w:val="24"/>
+        </w:rPr>
         <w:t>RLd</w:t>
       </w:r>
       <w:proofErr w:type="spellEnd"/>
       <w:r>
+        <w:rPr>
+          <w:rFonts w:asciiTheme="majorBidi" w:hAnsiTheme="majorBidi" w:cstheme="majorBidi"/>
+          <w:sz w:val="24"/>
+          <w:szCs w:val="24"/>
+        </w:rPr>
         <w:t>(t))</w:t>
       </w:r>
       <w:r>
         <w:rPr>
           <w:rFonts w:ascii="Cambria Math" w:hAnsi="Cambria Math" w:cs="Cambria Math"/>
+          <w:sz w:val="24"/>
+          <w:szCs w:val="24"/>
         </w:rPr>
         <w:t>∨</w:t>
       </w:r>
       <w:r>
+        <w:rPr>
+          <w:rFonts w:asciiTheme="majorBidi" w:hAnsiTheme="majorBidi" w:cstheme="majorBidi"/>
+          <w:sz w:val="24"/>
+          <w:szCs w:val="24"/>
+        </w:rPr>
         <w:t xml:space="preserve"> (11) </w:t>
       </w:r>
     </w:p>
     <w:p>
       <w:pPr>
         <w:pStyle w:val="ListParagraph"/>
-        <w:ind w:left="360"/>
+        <w:spacing w:line="360" w:lineRule="auto"/>
+        <w:ind w:left="360"/>
+        <w:rPr>
+          <w:rFonts w:asciiTheme="majorBidi" w:hAnsiTheme="majorBidi" w:cstheme="majorBidi"/>
+          <w:sz w:val="24"/>
+          <w:szCs w:val="24"/>
+        </w:rPr>
       </w:pPr>
       <w:proofErr w:type="spellStart"/>
       <w:proofErr w:type="gramStart"/>
       <w:r>
+        <w:rPr>
+          <w:rFonts w:asciiTheme="majorBidi" w:hAnsiTheme="majorBidi" w:cstheme="majorBidi"/>
+          <w:sz w:val="24"/>
+          <w:szCs w:val="24"/>
+        </w:rPr>
         <w:t>ev</w:t>
       </w:r>
       <w:proofErr w:type="spellEnd"/>
       <w:r>
+        <w:rPr>
+          <w:rFonts w:asciiTheme="majorBidi" w:hAnsiTheme="majorBidi" w:cstheme="majorBidi"/>
+          <w:sz w:val="24"/>
+          <w:szCs w:val="24"/>
+        </w:rPr>
         <w:t>(</w:t>
       </w:r>
       <w:proofErr w:type="gramEnd"/>
       <w:r>
+        <w:rPr>
+          <w:rFonts w:asciiTheme="majorBidi" w:hAnsiTheme="majorBidi" w:cstheme="majorBidi"/>
+          <w:sz w:val="24"/>
+          <w:szCs w:val="24"/>
+        </w:rPr>
         <w:t>t) = ˙</w:t>
       </w:r>
       <w:proofErr w:type="spellStart"/>
       <w:r>
+        <w:rPr>
+          <w:rFonts w:asciiTheme="majorBidi" w:hAnsiTheme="majorBidi" w:cstheme="majorBidi"/>
+          <w:sz w:val="24"/>
+          <w:szCs w:val="24"/>
+        </w:rPr>
         <w:t>pL</w:t>
       </w:r>
       <w:proofErr w:type="spellEnd"/>
       <w:r>
+        <w:rPr>
+          <w:rFonts w:asciiTheme="majorBidi" w:hAnsiTheme="majorBidi" w:cstheme="majorBidi"/>
+          <w:sz w:val="24"/>
+          <w:szCs w:val="24"/>
+        </w:rPr>
         <w:t xml:space="preserve">(t) − </w:t>
       </w:r>
       <w:proofErr w:type="spellStart"/>
       <w:r>
+        <w:rPr>
+          <w:rFonts w:asciiTheme="majorBidi" w:hAnsiTheme="majorBidi" w:cstheme="majorBidi"/>
+          <w:sz w:val="24"/>
+          <w:szCs w:val="24"/>
+        </w:rPr>
         <w:t>p˙Ld</w:t>
       </w:r>
       <w:proofErr w:type="spellEnd"/>
       <w:r>
+        <w:rPr>
+          <w:rFonts w:asciiTheme="majorBidi" w:hAnsiTheme="majorBidi" w:cstheme="majorBidi"/>
+          <w:sz w:val="24"/>
+          <w:szCs w:val="24"/>
+        </w:rPr>
         <w:t xml:space="preserve">(t) (12) </w:t>
       </w:r>
     </w:p>
     <w:p>
       <w:pPr>
         <w:pStyle w:val="ListParagraph"/>
-        <w:ind w:left="360"/>
+        <w:spacing w:line="360" w:lineRule="auto"/>
+        <w:ind w:left="360"/>
+        <w:rPr>
+          <w:rFonts w:asciiTheme="majorBidi" w:hAnsiTheme="majorBidi" w:cstheme="majorBidi"/>
+          <w:sz w:val="24"/>
+          <w:szCs w:val="24"/>
+        </w:rPr>
       </w:pPr>
       <w:proofErr w:type="spellStart"/>
       <w:proofErr w:type="gramStart"/>
       <w:r>
+        <w:rPr>
+          <w:rFonts w:asciiTheme="majorBidi" w:hAnsiTheme="majorBidi" w:cstheme="majorBidi"/>
+          <w:sz w:val="24"/>
+          <w:szCs w:val="24"/>
+        </w:rPr>
         <w:t>eω</w:t>
       </w:r>
       <w:proofErr w:type="spellEnd"/>
       <w:r>
+        <w:rPr>
+          <w:rFonts w:asciiTheme="majorBidi" w:hAnsiTheme="majorBidi" w:cstheme="majorBidi"/>
+          <w:sz w:val="24"/>
+          <w:szCs w:val="24"/>
+        </w:rPr>
         <w:t>(</w:t>
       </w:r>
       <w:proofErr w:type="gramEnd"/>
       <w:r>
+        <w:rPr>
+          <w:rFonts w:asciiTheme="majorBidi" w:hAnsiTheme="majorBidi" w:cstheme="majorBidi"/>
+          <w:sz w:val="24"/>
+          <w:szCs w:val="24"/>
+        </w:rPr>
         <w:t xml:space="preserve">t) = </w:t>
       </w:r>
       <w:proofErr w:type="spellStart"/>
       <w:r>
+        <w:rPr>
+          <w:rFonts w:asciiTheme="majorBidi" w:hAnsiTheme="majorBidi" w:cstheme="majorBidi"/>
+          <w:sz w:val="24"/>
+          <w:szCs w:val="24"/>
+        </w:rPr>
         <w:t>ωLd</w:t>
       </w:r>
       <w:proofErr w:type="spellEnd"/>
       <w:r>
+        <w:rPr>
+          <w:rFonts w:asciiTheme="majorBidi" w:hAnsiTheme="majorBidi" w:cstheme="majorBidi"/>
+          <w:sz w:val="24"/>
+          <w:szCs w:val="24"/>
+        </w:rPr>
         <w:t xml:space="preserve">(t) − </w:t>
       </w:r>
       <w:proofErr w:type="spellStart"/>
       <w:r>
+        <w:rPr>
+          <w:rFonts w:asciiTheme="majorBidi" w:hAnsiTheme="majorBidi" w:cstheme="majorBidi"/>
+          <w:sz w:val="24"/>
+          <w:szCs w:val="24"/>
+        </w:rPr>
         <w:t>ωL</w:t>
       </w:r>
       <w:proofErr w:type="spellEnd"/>
       <w:r>
+        <w:rPr>
+          <w:rFonts w:asciiTheme="majorBidi" w:hAnsiTheme="majorBidi" w:cstheme="majorBidi"/>
+          <w:sz w:val="24"/>
+          <w:szCs w:val="24"/>
+        </w:rPr>
         <w:t xml:space="preserve">(t), (13) </w:t>
       </w:r>
     </w:p>
     <w:p>
       <w:pPr>
         <w:pStyle w:val="ListParagraph"/>
-        <w:ind w:left="360"/>
-      </w:pPr>
-      <w:r>
+        <w:spacing w:line="360" w:lineRule="auto"/>
+        <w:ind w:left="360"/>
+        <w:rPr>
+          <w:rFonts w:asciiTheme="majorBidi" w:hAnsiTheme="majorBidi" w:cstheme="majorBidi"/>
+          <w:sz w:val="24"/>
+          <w:szCs w:val="24"/>
+        </w:rPr>
+      </w:pPr>
+      <w:r>
+        <w:rPr>
+          <w:rFonts w:asciiTheme="majorBidi" w:hAnsiTheme="majorBidi" w:cstheme="majorBidi"/>
+          <w:sz w:val="24"/>
+          <w:szCs w:val="24"/>
+        </w:rPr>
         <w:t xml:space="preserve">Where (·) </w:t>
       </w:r>
       <w:r>
         <w:rPr>
           <w:rFonts w:ascii="Cambria Math" w:hAnsi="Cambria Math" w:cs="Cambria Math"/>
+          <w:sz w:val="24"/>
+          <w:szCs w:val="24"/>
         </w:rPr>
         <w:t>∨</w:t>
       </w:r>
       <w:r>
+        <w:rPr>
+          <w:rFonts w:asciiTheme="majorBidi" w:hAnsiTheme="majorBidi" w:cstheme="majorBidi"/>
+          <w:sz w:val="24"/>
+          <w:szCs w:val="24"/>
+        </w:rPr>
         <w:t xml:space="preserve"> is the inverse of the skew-symmetric operator</w:t>
       </w:r>
     </w:p>
     <w:p>
       <w:pPr>
         <w:pStyle w:val="ListParagraph"/>
-        <w:ind w:left="360"/>
-      </w:pPr>
-    </w:p>
-    <w:p>
-      <w:pPr>
-        <w:pStyle w:val="ListParagraph"/>
-        <w:ind w:left="360"/>
-        <w:rPr>
-          <w:rFonts w:ascii="Cambria Math" w:hAnsi="Cambria Math" w:cs="Cambria Math"/>
-        </w:rPr>
-      </w:pPr>
-      <w:r>
+        <w:spacing w:line="360" w:lineRule="auto"/>
+        <w:ind w:left="360"/>
+        <w:rPr>
+          <w:rFonts w:asciiTheme="majorBidi" w:hAnsiTheme="majorBidi" w:cstheme="majorBidi"/>
+          <w:sz w:val="24"/>
+          <w:szCs w:val="24"/>
+        </w:rPr>
+      </w:pPr>
+    </w:p>
+    <w:p>
+      <w:pPr>
+        <w:pStyle w:val="ListParagraph"/>
+        <w:spacing w:line="360" w:lineRule="auto"/>
+        <w:ind w:left="360"/>
+        <w:rPr>
+          <w:rFonts w:asciiTheme="majorBidi" w:hAnsiTheme="majorBidi" w:cstheme="majorBidi"/>
+          <w:sz w:val="24"/>
+          <w:szCs w:val="24"/>
+        </w:rPr>
+      </w:pPr>
+      <w:r>
+        <w:rPr>
+          <w:rFonts w:asciiTheme="majorBidi" w:hAnsiTheme="majorBidi" w:cstheme="majorBidi"/>
+          <w:sz w:val="24"/>
+          <w:szCs w:val="24"/>
+        </w:rPr>
         <w:t xml:space="preserve">Given these errors, the desired load wrench </w:t>
       </w:r>
       <w:proofErr w:type="spellStart"/>
       <w:r>
         <w:rPr>
           <w:rStyle w:val="mord"/>
+          <w:rFonts w:asciiTheme="majorBidi" w:hAnsiTheme="majorBidi" w:cstheme="majorBidi"/>
+          <w:sz w:val="24"/>
+          <w:szCs w:val="24"/>
         </w:rPr>
         <w:t>wd</w:t>
       </w:r>
@@ -2816,36 +4449,54 @@
       <w:r>
         <w:rPr>
           <w:rStyle w:val="vlist-s"/>
+          <w:rFonts w:asciiTheme="majorBidi" w:hAnsiTheme="majorBidi" w:cstheme="majorBidi"/>
+          <w:sz w:val="24"/>
+          <w:szCs w:val="24"/>
         </w:rPr>
         <w:t>​</w:t>
       </w:r>
       <w:r>
         <w:rPr>
           <w:rStyle w:val="mopen"/>
+          <w:rFonts w:asciiTheme="majorBidi" w:hAnsiTheme="majorBidi" w:cstheme="majorBidi"/>
+          <w:sz w:val="24"/>
+          <w:szCs w:val="24"/>
         </w:rPr>
         <w:t>(</w:t>
       </w:r>
       <w:r>
         <w:rPr>
           <w:rStyle w:val="mord"/>
+          <w:rFonts w:asciiTheme="majorBidi" w:hAnsiTheme="majorBidi" w:cstheme="majorBidi"/>
+          <w:sz w:val="24"/>
+          <w:szCs w:val="24"/>
         </w:rPr>
         <w:t>t</w:t>
       </w:r>
       <w:r>
         <w:rPr>
           <w:rStyle w:val="mclose"/>
+          <w:rFonts w:asciiTheme="majorBidi" w:hAnsiTheme="majorBidi" w:cstheme="majorBidi"/>
+          <w:sz w:val="24"/>
+          <w:szCs w:val="24"/>
         </w:rPr>
         <w:t xml:space="preserve">) </w:t>
       </w:r>
       <w:r>
         <w:rPr>
           <w:rStyle w:val="mrel"/>
+          <w:rFonts w:asciiTheme="majorBidi" w:hAnsiTheme="majorBidi" w:cstheme="majorBidi"/>
+          <w:sz w:val="24"/>
+          <w:szCs w:val="24"/>
         </w:rPr>
         <w:t xml:space="preserve">= </w:t>
       </w:r>
       <w:r>
         <w:rPr>
           <w:rStyle w:val="mopen"/>
+          <w:rFonts w:asciiTheme="majorBidi" w:hAnsiTheme="majorBidi" w:cstheme="majorBidi"/>
+          <w:sz w:val="24"/>
+          <w:szCs w:val="24"/>
         </w:rPr>
         <w:t>[</w:t>
       </w:r>
@@ -2853,6 +4504,9 @@
       <w:r>
         <w:rPr>
           <w:rStyle w:val="mord"/>
+          <w:rFonts w:asciiTheme="majorBidi" w:hAnsiTheme="majorBidi" w:cstheme="majorBidi"/>
+          <w:sz w:val="24"/>
+          <w:szCs w:val="24"/>
         </w:rPr>
         <w:t>fL</w:t>
       </w:r>
@@ -2860,12 +4514,18 @@
       <w:r>
         <w:rPr>
           <w:rStyle w:val="mpunct"/>
+          <w:rFonts w:asciiTheme="majorBidi" w:hAnsiTheme="majorBidi" w:cstheme="majorBidi"/>
+          <w:sz w:val="24"/>
+          <w:szCs w:val="24"/>
         </w:rPr>
         <w:t>,</w:t>
       </w:r>
       <w:r>
         <w:rPr>
           <w:rStyle w:val="mord"/>
+          <w:rFonts w:asciiTheme="majorBidi" w:hAnsiTheme="majorBidi" w:cstheme="majorBidi"/>
+          <w:sz w:val="24"/>
+          <w:szCs w:val="24"/>
         </w:rPr>
         <w:t>d</w:t>
       </w:r>
@@ -2874,24 +4534,36 @@
       <w:r>
         <w:rPr>
           <w:rStyle w:val="vlist-s"/>
+          <w:rFonts w:asciiTheme="majorBidi" w:hAnsiTheme="majorBidi" w:cstheme="majorBidi"/>
+          <w:sz w:val="24"/>
+          <w:szCs w:val="24"/>
         </w:rPr>
         <w:t>​</w:t>
       </w:r>
       <w:r>
         <w:rPr>
           <w:rStyle w:val="mopen"/>
+          <w:rFonts w:asciiTheme="majorBidi" w:hAnsiTheme="majorBidi" w:cstheme="majorBidi"/>
+          <w:sz w:val="24"/>
+          <w:szCs w:val="24"/>
         </w:rPr>
         <w:t>(</w:t>
       </w:r>
       <w:r>
         <w:rPr>
           <w:rStyle w:val="mord"/>
+          <w:rFonts w:asciiTheme="majorBidi" w:hAnsiTheme="majorBidi" w:cstheme="majorBidi"/>
+          <w:sz w:val="24"/>
+          <w:szCs w:val="24"/>
         </w:rPr>
         <w:t>t</w:t>
       </w:r>
       <w:r>
         <w:rPr>
           <w:rStyle w:val="mclose"/>
+          <w:rFonts w:asciiTheme="majorBidi" w:hAnsiTheme="majorBidi" w:cstheme="majorBidi"/>
+          <w:sz w:val="24"/>
+          <w:szCs w:val="24"/>
         </w:rPr>
         <w:t>)</w:t>
       </w:r>
@@ -2899,6 +4571,8 @@
         <w:rPr>
           <w:rStyle w:val="mord"/>
           <w:rFonts w:ascii="Cambria Math" w:hAnsi="Cambria Math" w:cs="Cambria Math"/>
+          <w:sz w:val="24"/>
+          <w:szCs w:val="24"/>
         </w:rPr>
         <w:t>⊤</w:t>
       </w:r>
@@ -2906,18 +4580,27 @@
       <w:r>
         <w:rPr>
           <w:rStyle w:val="mord"/>
+          <w:rFonts w:asciiTheme="majorBidi" w:hAnsiTheme="majorBidi" w:cstheme="majorBidi"/>
+          <w:sz w:val="24"/>
+          <w:szCs w:val="24"/>
         </w:rPr>
         <w:t>τL</w:t>
       </w:r>
       <w:r>
         <w:rPr>
           <w:rStyle w:val="mpunct"/>
+          <w:rFonts w:asciiTheme="majorBidi" w:hAnsiTheme="majorBidi" w:cstheme="majorBidi"/>
+          <w:sz w:val="24"/>
+          <w:szCs w:val="24"/>
         </w:rPr>
         <w:t>,</w:t>
       </w:r>
       <w:r>
         <w:rPr>
           <w:rStyle w:val="mord"/>
+          <w:rFonts w:asciiTheme="majorBidi" w:hAnsiTheme="majorBidi" w:cstheme="majorBidi"/>
+          <w:sz w:val="24"/>
+          <w:szCs w:val="24"/>
         </w:rPr>
         <w:t>d</w:t>
       </w:r>
@@ -2925,24 +4608,36 @@
       <w:r>
         <w:rPr>
           <w:rStyle w:val="vlist-s"/>
+          <w:rFonts w:asciiTheme="majorBidi" w:hAnsiTheme="majorBidi" w:cstheme="majorBidi"/>
+          <w:sz w:val="24"/>
+          <w:szCs w:val="24"/>
         </w:rPr>
         <w:t>​</w:t>
       </w:r>
       <w:r>
         <w:rPr>
           <w:rStyle w:val="mopen"/>
+          <w:rFonts w:asciiTheme="majorBidi" w:hAnsiTheme="majorBidi" w:cstheme="majorBidi"/>
+          <w:sz w:val="24"/>
+          <w:szCs w:val="24"/>
         </w:rPr>
         <w:t>(</w:t>
       </w:r>
       <w:r>
         <w:rPr>
           <w:rStyle w:val="mord"/>
+          <w:rFonts w:asciiTheme="majorBidi" w:hAnsiTheme="majorBidi" w:cstheme="majorBidi"/>
+          <w:sz w:val="24"/>
+          <w:szCs w:val="24"/>
         </w:rPr>
         <w:t>t</w:t>
       </w:r>
       <w:r>
         <w:rPr>
           <w:rStyle w:val="mclose"/>
+          <w:rFonts w:asciiTheme="majorBidi" w:hAnsiTheme="majorBidi" w:cstheme="majorBidi"/>
+          <w:sz w:val="24"/>
+          <w:szCs w:val="24"/>
         </w:rPr>
         <w:t>)</w:t>
       </w:r>
@@ -2950,12 +4645,17 @@
         <w:rPr>
           <w:rStyle w:val="mord"/>
           <w:rFonts w:ascii="Cambria Math" w:hAnsi="Cambria Math" w:cs="Cambria Math"/>
+          <w:sz w:val="24"/>
+          <w:szCs w:val="24"/>
         </w:rPr>
         <w:t>⊤</w:t>
       </w:r>
       <w:r>
         <w:rPr>
           <w:rStyle w:val="mclose"/>
+          <w:rFonts w:asciiTheme="majorBidi" w:hAnsiTheme="majorBidi" w:cstheme="majorBidi"/>
+          <w:sz w:val="24"/>
+          <w:szCs w:val="24"/>
         </w:rPr>
         <w:t>]</w:t>
       </w:r>
@@ -2963,15 +4663,719 @@
         <w:rPr>
           <w:rStyle w:val="mord"/>
           <w:rFonts w:ascii="Cambria Math" w:hAnsi="Cambria Math" w:cs="Cambria Math"/>
+          <w:sz w:val="24"/>
+          <w:szCs w:val="24"/>
         </w:rPr>
         <w:t>⊤</w:t>
       </w:r>
       <w:r>
-        <w:t xml:space="preserve"> can be calculated using the PID controllers as follows:</w:t>
+        <w:rPr>
+          <w:rFonts w:asciiTheme="majorBidi" w:hAnsiTheme="majorBidi" w:cstheme="majorBidi"/>
+          <w:sz w:val="24"/>
+          <w:szCs w:val="24"/>
+        </w:rPr>
+        <w:t xml:space="preserve"> can be calculated using the PID controllers as follows: </w:t>
+      </w:r>
+    </w:p>
+    <w:p>
+      <w:pPr>
+        <w:pStyle w:val="ListParagraph"/>
+        <w:spacing w:line="360" w:lineRule="auto"/>
+        <w:ind w:left="360"/>
+        <w:rPr>
+          <w:rFonts w:asciiTheme="majorBidi" w:hAnsiTheme="majorBidi" w:cstheme="majorBidi"/>
+          <w:sz w:val="24"/>
+          <w:szCs w:val="24"/>
+        </w:rPr>
+      </w:pPr>
+    </w:p>
+    <w:p>
+      <w:pPr>
+        <w:pStyle w:val="ListParagraph"/>
+        <w:spacing w:line="360" w:lineRule="auto"/>
+        <w:ind w:left="360"/>
+        <w:rPr>
+          <w:rFonts w:asciiTheme="majorBidi" w:hAnsiTheme="majorBidi" w:cstheme="majorBidi"/>
+          <w:sz w:val="24"/>
+          <w:szCs w:val="24"/>
+        </w:rPr>
+      </w:pPr>
+      <w:proofErr w:type="spellStart"/>
+      <w:r>
+        <w:rPr>
+          <w:rFonts w:asciiTheme="majorBidi" w:hAnsiTheme="majorBidi" w:cstheme="majorBidi"/>
+          <w:sz w:val="24"/>
+          <w:szCs w:val="24"/>
+        </w:rPr>
+        <w:t>fL,d</w:t>
+      </w:r>
+      <w:proofErr w:type="spellEnd"/>
+      <w:r>
+        <w:rPr>
+          <w:rFonts w:asciiTheme="majorBidi" w:hAnsiTheme="majorBidi" w:cstheme="majorBidi"/>
+          <w:sz w:val="24"/>
+          <w:szCs w:val="24"/>
+        </w:rPr>
+        <w:t xml:space="preserve">(t) = mLge3+ − </w:t>
+      </w:r>
+      <w:proofErr w:type="spellStart"/>
+      <w:r>
+        <w:rPr>
+          <w:rFonts w:asciiTheme="majorBidi" w:hAnsiTheme="majorBidi" w:cstheme="majorBidi"/>
+          <w:sz w:val="24"/>
+          <w:szCs w:val="24"/>
+        </w:rPr>
+        <w:t>Kpep</w:t>
+      </w:r>
+      <w:proofErr w:type="spellEnd"/>
+      <w:r>
+        <w:rPr>
+          <w:rFonts w:asciiTheme="majorBidi" w:hAnsiTheme="majorBidi" w:cstheme="majorBidi"/>
+          <w:sz w:val="24"/>
+          <w:szCs w:val="24"/>
+        </w:rPr>
+        <w:t xml:space="preserve">(t) − </w:t>
+      </w:r>
+      <w:proofErr w:type="spellStart"/>
+      <w:r>
+        <w:rPr>
+          <w:rFonts w:asciiTheme="majorBidi" w:hAnsiTheme="majorBidi" w:cstheme="majorBidi"/>
+          <w:sz w:val="24"/>
+          <w:szCs w:val="24"/>
+        </w:rPr>
+        <w:t>Kvev</w:t>
+      </w:r>
+      <w:proofErr w:type="spellEnd"/>
+      <w:r>
+        <w:rPr>
+          <w:rFonts w:asciiTheme="majorBidi" w:hAnsiTheme="majorBidi" w:cstheme="majorBidi"/>
+          <w:sz w:val="24"/>
+          <w:szCs w:val="24"/>
+        </w:rPr>
+        <w:t xml:space="preserve">(t) − Ki Z t 0 </w:t>
+      </w:r>
+      <w:proofErr w:type="spellStart"/>
+      <w:r>
+        <w:rPr>
+          <w:rFonts w:asciiTheme="majorBidi" w:hAnsiTheme="majorBidi" w:cstheme="majorBidi"/>
+          <w:sz w:val="24"/>
+          <w:szCs w:val="24"/>
+        </w:rPr>
+        <w:t>ep</w:t>
+      </w:r>
+      <w:proofErr w:type="spellEnd"/>
+      <w:r>
+        <w:rPr>
+          <w:rFonts w:asciiTheme="majorBidi" w:hAnsiTheme="majorBidi" w:cstheme="majorBidi"/>
+          <w:sz w:val="24"/>
+          <w:szCs w:val="24"/>
+        </w:rPr>
+        <w:t>(τ )</w:t>
+      </w:r>
+      <w:proofErr w:type="spellStart"/>
+      <w:r>
+        <w:rPr>
+          <w:rFonts w:asciiTheme="majorBidi" w:hAnsiTheme="majorBidi" w:cstheme="majorBidi"/>
+          <w:sz w:val="24"/>
+          <w:szCs w:val="24"/>
+        </w:rPr>
+        <w:t>dτ</w:t>
+      </w:r>
+      <w:proofErr w:type="spellEnd"/>
+      <w:r>
+        <w:rPr>
+          <w:rFonts w:asciiTheme="majorBidi" w:hAnsiTheme="majorBidi" w:cstheme="majorBidi"/>
+          <w:sz w:val="24"/>
+          <w:szCs w:val="24"/>
+        </w:rPr>
+        <w:t>,  ____(14)____</w:t>
+      </w:r>
+    </w:p>
+    <w:p>
+      <w:pPr>
+        <w:pStyle w:val="ListParagraph"/>
+        <w:spacing w:line="360" w:lineRule="auto"/>
+        <w:ind w:left="360"/>
+        <w:rPr>
+          <w:rFonts w:asciiTheme="majorBidi" w:hAnsiTheme="majorBidi" w:cstheme="majorBidi"/>
+          <w:sz w:val="24"/>
+          <w:szCs w:val="24"/>
+        </w:rPr>
+      </w:pPr>
+      <w:r>
+        <w:rPr>
+          <w:rFonts w:asciiTheme="majorBidi" w:hAnsiTheme="majorBidi" w:cstheme="majorBidi"/>
+          <w:sz w:val="24"/>
+          <w:szCs w:val="24"/>
+        </w:rPr>
+        <w:t xml:space="preserve"> </w:t>
+      </w:r>
+      <w:proofErr w:type="spellStart"/>
+      <w:r>
+        <w:rPr>
+          <w:rFonts w:asciiTheme="majorBidi" w:hAnsiTheme="majorBidi" w:cstheme="majorBidi"/>
+          <w:sz w:val="24"/>
+          <w:szCs w:val="24"/>
+        </w:rPr>
+        <w:t>τL,d</w:t>
+      </w:r>
+      <w:proofErr w:type="spellEnd"/>
+      <w:r>
+        <w:rPr>
+          <w:rFonts w:asciiTheme="majorBidi" w:hAnsiTheme="majorBidi" w:cstheme="majorBidi"/>
+          <w:sz w:val="24"/>
+          <w:szCs w:val="24"/>
+        </w:rPr>
+        <w:t xml:space="preserve">(t) = </w:t>
+      </w:r>
+      <w:proofErr w:type="spellStart"/>
+      <w:r>
+        <w:rPr>
+          <w:rFonts w:asciiTheme="majorBidi" w:hAnsiTheme="majorBidi" w:cstheme="majorBidi"/>
+          <w:sz w:val="24"/>
+          <w:szCs w:val="24"/>
+        </w:rPr>
+        <w:t>ωL</w:t>
+      </w:r>
+      <w:proofErr w:type="spellEnd"/>
+      <w:r>
+        <w:rPr>
+          <w:rFonts w:asciiTheme="majorBidi" w:hAnsiTheme="majorBidi" w:cstheme="majorBidi"/>
+          <w:sz w:val="24"/>
+          <w:szCs w:val="24"/>
+        </w:rPr>
+        <w:t xml:space="preserve">(t) × </w:t>
+      </w:r>
+      <w:proofErr w:type="spellStart"/>
+      <w:r>
+        <w:rPr>
+          <w:rFonts w:asciiTheme="majorBidi" w:hAnsiTheme="majorBidi" w:cstheme="majorBidi"/>
+          <w:sz w:val="24"/>
+          <w:szCs w:val="24"/>
+        </w:rPr>
+        <w:t>JLωL</w:t>
+      </w:r>
+      <w:proofErr w:type="spellEnd"/>
+      <w:r>
+        <w:rPr>
+          <w:rFonts w:asciiTheme="majorBidi" w:hAnsiTheme="majorBidi" w:cstheme="majorBidi"/>
+          <w:sz w:val="24"/>
+          <w:szCs w:val="24"/>
+        </w:rPr>
+        <w:t xml:space="preserve">(t)+ − </w:t>
+      </w:r>
+      <w:proofErr w:type="spellStart"/>
+      <w:r>
+        <w:rPr>
+          <w:rFonts w:asciiTheme="majorBidi" w:hAnsiTheme="majorBidi" w:cstheme="majorBidi"/>
+          <w:sz w:val="24"/>
+          <w:szCs w:val="24"/>
+        </w:rPr>
+        <w:t>KReR</w:t>
+      </w:r>
+      <w:proofErr w:type="spellEnd"/>
+      <w:r>
+        <w:rPr>
+          <w:rFonts w:asciiTheme="majorBidi" w:hAnsiTheme="majorBidi" w:cstheme="majorBidi"/>
+          <w:sz w:val="24"/>
+          <w:szCs w:val="24"/>
+        </w:rPr>
+        <w:t xml:space="preserve">(t) − </w:t>
+      </w:r>
+      <w:proofErr w:type="spellStart"/>
+      <w:r>
+        <w:rPr>
+          <w:rFonts w:asciiTheme="majorBidi" w:hAnsiTheme="majorBidi" w:cstheme="majorBidi"/>
+          <w:sz w:val="24"/>
+          <w:szCs w:val="24"/>
+        </w:rPr>
+        <w:t>Kωeω</w:t>
+      </w:r>
+      <w:proofErr w:type="spellEnd"/>
+      <w:r>
+        <w:rPr>
+          <w:rFonts w:asciiTheme="majorBidi" w:hAnsiTheme="majorBidi" w:cstheme="majorBidi"/>
+          <w:sz w:val="24"/>
+          <w:szCs w:val="24"/>
+        </w:rPr>
+        <w:t xml:space="preserve">(t) − </w:t>
+      </w:r>
+      <w:proofErr w:type="spellStart"/>
+      <w:r>
+        <w:rPr>
+          <w:rFonts w:asciiTheme="majorBidi" w:hAnsiTheme="majorBidi" w:cstheme="majorBidi"/>
+          <w:sz w:val="24"/>
+          <w:szCs w:val="24"/>
+        </w:rPr>
+        <w:t>KiR</w:t>
+      </w:r>
+      <w:proofErr w:type="spellEnd"/>
+      <w:r>
+        <w:rPr>
+          <w:rFonts w:asciiTheme="majorBidi" w:hAnsiTheme="majorBidi" w:cstheme="majorBidi"/>
+          <w:sz w:val="24"/>
+          <w:szCs w:val="24"/>
+        </w:rPr>
+        <w:t xml:space="preserve"> Z t 0 </w:t>
+      </w:r>
+      <w:proofErr w:type="spellStart"/>
+      <w:r>
+        <w:rPr>
+          <w:rFonts w:asciiTheme="majorBidi" w:hAnsiTheme="majorBidi" w:cstheme="majorBidi"/>
+          <w:sz w:val="24"/>
+          <w:szCs w:val="24"/>
+        </w:rPr>
+        <w:t>eR</w:t>
+      </w:r>
+      <w:proofErr w:type="spellEnd"/>
+      <w:r>
+        <w:rPr>
+          <w:rFonts w:asciiTheme="majorBidi" w:hAnsiTheme="majorBidi" w:cstheme="majorBidi"/>
+          <w:sz w:val="24"/>
+          <w:szCs w:val="24"/>
+        </w:rPr>
+        <w:t>(τ )</w:t>
+      </w:r>
+      <w:proofErr w:type="spellStart"/>
+      <w:r>
+        <w:rPr>
+          <w:rFonts w:asciiTheme="majorBidi" w:hAnsiTheme="majorBidi" w:cstheme="majorBidi"/>
+          <w:sz w:val="24"/>
+          <w:szCs w:val="24"/>
+        </w:rPr>
+        <w:t>dτ</w:t>
+      </w:r>
+      <w:proofErr w:type="spellEnd"/>
+      <w:r>
+        <w:rPr>
+          <w:rFonts w:asciiTheme="majorBidi" w:hAnsiTheme="majorBidi" w:cstheme="majorBidi"/>
+          <w:sz w:val="24"/>
+          <w:szCs w:val="24"/>
+        </w:rPr>
+        <w:t>, ___(15)___</w:t>
+      </w:r>
+    </w:p>
+    <w:p>
+      <w:pPr>
+        <w:pStyle w:val="ListParagraph"/>
+        <w:spacing w:line="360" w:lineRule="auto"/>
+        <w:ind w:left="360"/>
+        <w:rPr>
+          <w:rFonts w:asciiTheme="majorBidi" w:hAnsiTheme="majorBidi" w:cstheme="majorBidi"/>
+          <w:sz w:val="24"/>
+          <w:szCs w:val="24"/>
+        </w:rPr>
+      </w:pPr>
+      <w:proofErr w:type="gramStart"/>
+      <w:r>
+        <w:rPr>
+          <w:rFonts w:asciiTheme="majorBidi" w:hAnsiTheme="majorBidi" w:cstheme="majorBidi"/>
+          <w:sz w:val="24"/>
+          <w:szCs w:val="24"/>
+        </w:rPr>
+        <w:lastRenderedPageBreak/>
+        <w:t>with</w:t>
+      </w:r>
+      <w:proofErr w:type="gramEnd"/>
+      <w:r>
+        <w:rPr>
+          <w:rFonts w:asciiTheme="majorBidi" w:hAnsiTheme="majorBidi" w:cstheme="majorBidi"/>
+          <w:sz w:val="24"/>
+          <w:szCs w:val="24"/>
+        </w:rPr>
+        <w:t xml:space="preserve"> tunable gains </w:t>
+      </w:r>
+      <w:proofErr w:type="spellStart"/>
+      <w:r>
+        <w:rPr>
+          <w:rFonts w:asciiTheme="majorBidi" w:hAnsiTheme="majorBidi" w:cstheme="majorBidi"/>
+          <w:sz w:val="24"/>
+          <w:szCs w:val="24"/>
+        </w:rPr>
+        <w:t>Kp</w:t>
+      </w:r>
+      <w:proofErr w:type="spellEnd"/>
+      <w:r>
+        <w:rPr>
+          <w:rFonts w:asciiTheme="majorBidi" w:hAnsiTheme="majorBidi" w:cstheme="majorBidi"/>
+          <w:sz w:val="24"/>
+          <w:szCs w:val="24"/>
+        </w:rPr>
+        <w:t xml:space="preserve">, </w:t>
+      </w:r>
+      <w:proofErr w:type="spellStart"/>
+      <w:r>
+        <w:rPr>
+          <w:rFonts w:asciiTheme="majorBidi" w:hAnsiTheme="majorBidi" w:cstheme="majorBidi"/>
+          <w:sz w:val="24"/>
+          <w:szCs w:val="24"/>
+        </w:rPr>
+        <w:t>Kv</w:t>
+      </w:r>
+      <w:proofErr w:type="spellEnd"/>
+      <w:r>
+        <w:rPr>
+          <w:rFonts w:asciiTheme="majorBidi" w:hAnsiTheme="majorBidi" w:cstheme="majorBidi"/>
+          <w:sz w:val="24"/>
+          <w:szCs w:val="24"/>
+        </w:rPr>
+        <w:t xml:space="preserve">, Ki , KR, </w:t>
+      </w:r>
+      <w:proofErr w:type="spellStart"/>
+      <w:r>
+        <w:rPr>
+          <w:rFonts w:asciiTheme="majorBidi" w:hAnsiTheme="majorBidi" w:cstheme="majorBidi"/>
+          <w:sz w:val="24"/>
+          <w:szCs w:val="24"/>
+        </w:rPr>
+        <w:t>Kω</w:t>
+      </w:r>
+      <w:proofErr w:type="spellEnd"/>
+      <w:r>
+        <w:rPr>
+          <w:rFonts w:asciiTheme="majorBidi" w:hAnsiTheme="majorBidi" w:cstheme="majorBidi"/>
+          <w:sz w:val="24"/>
+          <w:szCs w:val="24"/>
+        </w:rPr>
+        <w:t xml:space="preserve">, </w:t>
+      </w:r>
+      <w:proofErr w:type="spellStart"/>
+      <w:r>
+        <w:rPr>
+          <w:rFonts w:asciiTheme="majorBidi" w:hAnsiTheme="majorBidi" w:cstheme="majorBidi"/>
+          <w:sz w:val="24"/>
+          <w:szCs w:val="24"/>
+        </w:rPr>
+        <w:t>KiR</w:t>
+      </w:r>
+      <w:proofErr w:type="spellEnd"/>
+      <w:r>
+        <w:rPr>
+          <w:rFonts w:asciiTheme="majorBidi" w:hAnsiTheme="majorBidi" w:cstheme="majorBidi"/>
+          <w:sz w:val="24"/>
+          <w:szCs w:val="24"/>
+        </w:rPr>
+        <w:t xml:space="preserve"> </w:t>
       </w:r>
       <w:r>
         <w:rPr>
           <w:rFonts w:ascii="Cambria Math" w:hAnsi="Cambria Math" w:cs="Cambria Math"/>
+          <w:sz w:val="24"/>
+          <w:szCs w:val="24"/>
+        </w:rPr>
+        <w:t>∈</w:t>
+      </w:r>
+      <w:r>
+        <w:rPr>
+          <w:rFonts w:asciiTheme="majorBidi" w:hAnsiTheme="majorBidi" w:cstheme="majorBidi"/>
+          <w:sz w:val="24"/>
+          <w:szCs w:val="24"/>
+        </w:rPr>
+        <w:t xml:space="preserve"> R 3×3</w:t>
+      </w:r>
+    </w:p>
+    <w:p>
+      <w:pPr>
+        <w:pStyle w:val="ListParagraph"/>
+        <w:spacing w:line="360" w:lineRule="auto"/>
+        <w:ind w:left="360"/>
+        <w:rPr>
+          <w:rFonts w:asciiTheme="majorBidi" w:hAnsiTheme="majorBidi" w:cstheme="majorBidi"/>
+          <w:sz w:val="24"/>
+          <w:szCs w:val="24"/>
+        </w:rPr>
+      </w:pPr>
+    </w:p>
+    <w:p>
+      <w:pPr>
+        <w:pStyle w:val="ListParagraph"/>
+        <w:spacing w:line="360" w:lineRule="auto"/>
+        <w:ind w:left="360"/>
+        <w:rPr>
+          <w:rFonts w:asciiTheme="majorBidi" w:hAnsiTheme="majorBidi" w:cstheme="majorBidi"/>
+          <w:sz w:val="24"/>
+          <w:szCs w:val="24"/>
+        </w:rPr>
+      </w:pPr>
+      <w:r>
+        <w:rPr>
+          <w:rFonts w:asciiTheme="majorBidi" w:hAnsiTheme="majorBidi" w:cstheme="majorBidi"/>
+          <w:sz w:val="24"/>
+          <w:szCs w:val="24"/>
+        </w:rPr>
+        <w:t xml:space="preserve">Carrier Trajectory / Internal Force Calculation: Optimization layer </w:t>
+      </w:r>
+    </w:p>
+    <w:p>
+      <w:pPr>
+        <w:pStyle w:val="ListParagraph"/>
+        <w:spacing w:line="360" w:lineRule="auto"/>
+        <w:ind w:left="360"/>
+        <w:rPr>
+          <w:rFonts w:asciiTheme="majorBidi" w:hAnsiTheme="majorBidi" w:cstheme="majorBidi"/>
+          <w:sz w:val="24"/>
+          <w:szCs w:val="24"/>
+        </w:rPr>
+      </w:pPr>
+    </w:p>
+    <w:p>
+      <w:pPr>
+        <w:pStyle w:val="ListParagraph"/>
+        <w:spacing w:line="360" w:lineRule="auto"/>
+        <w:ind w:left="360"/>
+        <w:rPr>
+          <w:rFonts w:asciiTheme="majorBidi" w:hAnsiTheme="majorBidi" w:cstheme="majorBidi"/>
+          <w:sz w:val="24"/>
+          <w:szCs w:val="24"/>
+        </w:rPr>
+      </w:pPr>
+      <w:r>
+        <w:rPr>
+          <w:rFonts w:asciiTheme="majorBidi" w:hAnsiTheme="majorBidi" w:cstheme="majorBidi"/>
+          <w:sz w:val="24"/>
+          <w:szCs w:val="24"/>
+        </w:rPr>
+        <w:t xml:space="preserve">By construction, the internal cable force components </w:t>
+      </w:r>
+      <w:proofErr w:type="spellStart"/>
+      <w:proofErr w:type="gramStart"/>
+      <w:r>
+        <w:rPr>
+          <w:rFonts w:asciiTheme="majorBidi" w:hAnsiTheme="majorBidi" w:cstheme="majorBidi"/>
+          <w:sz w:val="24"/>
+          <w:szCs w:val="24"/>
+        </w:rPr>
+        <w:t>fλ</w:t>
+      </w:r>
+      <w:proofErr w:type="spellEnd"/>
+      <w:r>
+        <w:rPr>
+          <w:rFonts w:asciiTheme="majorBidi" w:hAnsiTheme="majorBidi" w:cstheme="majorBidi"/>
+          <w:sz w:val="24"/>
+          <w:szCs w:val="24"/>
+        </w:rPr>
+        <w:t>(</w:t>
+      </w:r>
+      <w:proofErr w:type="gramEnd"/>
+      <w:r>
+        <w:rPr>
+          <w:rFonts w:asciiTheme="majorBidi" w:hAnsiTheme="majorBidi" w:cstheme="majorBidi"/>
+          <w:sz w:val="24"/>
+          <w:szCs w:val="24"/>
+        </w:rPr>
+        <w:t xml:space="preserve">t) in (9) do not have an effect on the wrench applied to the load </w:t>
+      </w:r>
+      <w:proofErr w:type="spellStart"/>
+      <w:r>
+        <w:rPr>
+          <w:rFonts w:asciiTheme="majorBidi" w:hAnsiTheme="majorBidi" w:cstheme="majorBidi"/>
+          <w:sz w:val="24"/>
+          <w:szCs w:val="24"/>
+        </w:rPr>
+        <w:t>CoM.</w:t>
+      </w:r>
+      <w:proofErr w:type="spellEnd"/>
+      <w:r>
+        <w:rPr>
+          <w:rFonts w:asciiTheme="majorBidi" w:hAnsiTheme="majorBidi" w:cstheme="majorBidi"/>
+          <w:sz w:val="24"/>
+          <w:szCs w:val="24"/>
+        </w:rPr>
+        <w:t xml:space="preserve"> In [4], a method of controlling these forces online is formulated. An optimization problem is solved at each time step to keep the carrier velocities above a specified threshold. </w:t>
+      </w:r>
+    </w:p>
+    <w:p>
+      <w:pPr>
+        <w:pStyle w:val="ListParagraph"/>
+        <w:spacing w:line="360" w:lineRule="auto"/>
+        <w:ind w:left="360"/>
+        <w:rPr>
+          <w:rFonts w:asciiTheme="majorBidi" w:hAnsiTheme="majorBidi" w:cstheme="majorBidi"/>
+          <w:sz w:val="24"/>
+          <w:szCs w:val="24"/>
+        </w:rPr>
+      </w:pPr>
+      <w:r>
+        <w:rPr>
+          <w:rFonts w:asciiTheme="majorBidi" w:hAnsiTheme="majorBidi" w:cstheme="majorBidi"/>
+          <w:sz w:val="24"/>
+          <w:szCs w:val="24"/>
+        </w:rPr>
+        <w:t xml:space="preserve">While we do not intend to </w:t>
+      </w:r>
+      <w:r>
+        <w:rPr>
+          <w:rFonts w:asciiTheme="majorBidi" w:hAnsiTheme="majorBidi" w:cstheme="majorBidi"/>
+          <w:sz w:val="24"/>
+          <w:szCs w:val="24"/>
+        </w:rPr>
+        <w:t xml:space="preserve">use this optimizer in the solution presented in this work, its structure is still relevant because we will attempt to mimic its behavior (we will expand on this point in a later section). Consequently, it is worth to briefly cover it. </w:t>
+      </w:r>
+    </w:p>
+    <w:p>
+      <w:pPr>
+        <w:pStyle w:val="ListParagraph"/>
+        <w:spacing w:line="360" w:lineRule="auto"/>
+        <w:ind w:left="360"/>
+        <w:rPr>
+          <w:rFonts w:asciiTheme="majorBidi" w:hAnsiTheme="majorBidi" w:cstheme="majorBidi"/>
+          <w:sz w:val="24"/>
+          <w:szCs w:val="24"/>
+        </w:rPr>
+      </w:pPr>
+    </w:p>
+    <w:p>
+      <w:pPr>
+        <w:pStyle w:val="ListParagraph"/>
+        <w:spacing w:line="360" w:lineRule="auto"/>
+        <w:ind w:left="360"/>
+        <w:rPr>
+          <w:rFonts w:asciiTheme="majorBidi" w:hAnsiTheme="majorBidi" w:cstheme="majorBidi"/>
+          <w:sz w:val="24"/>
+          <w:szCs w:val="24"/>
+        </w:rPr>
+      </w:pPr>
+      <w:r>
+        <w:rPr>
+          <w:rFonts w:asciiTheme="majorBidi" w:hAnsiTheme="majorBidi" w:cstheme="majorBidi"/>
+          <w:sz w:val="24"/>
+          <w:szCs w:val="24"/>
+        </w:rPr>
+        <w:t xml:space="preserve">Given </w:t>
+      </w:r>
+      <w:proofErr w:type="spellStart"/>
+      <w:r>
+        <w:rPr>
+          <w:rFonts w:asciiTheme="majorBidi" w:hAnsiTheme="majorBidi" w:cstheme="majorBidi"/>
+          <w:sz w:val="24"/>
+          <w:szCs w:val="24"/>
+        </w:rPr>
+        <w:t>wd</w:t>
+      </w:r>
+      <w:proofErr w:type="spellEnd"/>
+      <w:r>
+        <w:rPr>
+          <w:rFonts w:asciiTheme="majorBidi" w:hAnsiTheme="majorBidi" w:cstheme="majorBidi"/>
+          <w:sz w:val="24"/>
+          <w:szCs w:val="24"/>
+        </w:rPr>
+        <w:t xml:space="preserve">(t) based on (14)-(15), and the corresponding cable forces f(t) </w:t>
+      </w:r>
+      <w:r>
+        <w:rPr>
+          <w:rFonts w:ascii="Cambria Math" w:hAnsi="Cambria Math" w:cs="Cambria Math"/>
+          <w:sz w:val="24"/>
+          <w:szCs w:val="24"/>
+        </w:rPr>
+        <w:t>∈</w:t>
+      </w:r>
+      <w:r>
+        <w:rPr>
+          <w:rFonts w:asciiTheme="majorBidi" w:hAnsiTheme="majorBidi" w:cstheme="majorBidi"/>
+          <w:sz w:val="24"/>
+          <w:szCs w:val="24"/>
+        </w:rPr>
+        <w:t xml:space="preserve"> R 3n generating such a wrench is: f(t) = G(t) </w:t>
+      </w:r>
+      <w:r>
+        <w:rPr>
+          <w:rFonts w:ascii="Times New Roman" w:hAnsi="Times New Roman" w:cs="Times New Roman"/>
+          <w:sz w:val="24"/>
+          <w:szCs w:val="24"/>
+        </w:rPr>
+        <w:t>†</w:t>
+      </w:r>
+      <w:proofErr w:type="spellStart"/>
+      <w:r>
+        <w:rPr>
+          <w:rFonts w:asciiTheme="majorBidi" w:hAnsiTheme="majorBidi" w:cstheme="majorBidi"/>
+          <w:sz w:val="24"/>
+          <w:szCs w:val="24"/>
+        </w:rPr>
+        <w:t>wd</w:t>
+      </w:r>
+      <w:proofErr w:type="spellEnd"/>
+      <w:r>
+        <w:rPr>
+          <w:rFonts w:asciiTheme="majorBidi" w:hAnsiTheme="majorBidi" w:cstheme="majorBidi"/>
+          <w:sz w:val="24"/>
+          <w:szCs w:val="24"/>
+        </w:rPr>
+        <w:t xml:space="preserve">(t) + N(t) </w:t>
+      </w:r>
+      <w:r>
+        <w:rPr>
+          <w:rFonts w:ascii="Times New Roman" w:hAnsi="Times New Roman" w:cs="Times New Roman"/>
+          <w:sz w:val="24"/>
+          <w:szCs w:val="24"/>
+        </w:rPr>
+        <w:t>λ</w:t>
+      </w:r>
+      <w:r>
+        <w:rPr>
+          <w:rFonts w:asciiTheme="majorBidi" w:hAnsiTheme="majorBidi" w:cstheme="majorBidi"/>
+          <w:sz w:val="24"/>
+          <w:szCs w:val="24"/>
+        </w:rPr>
+        <w:t xml:space="preserve">(t), (16) where </w:t>
+      </w:r>
+      <w:r>
+        <w:rPr>
+          <w:rFonts w:ascii="Times New Roman" w:hAnsi="Times New Roman" w:cs="Times New Roman"/>
+          <w:sz w:val="24"/>
+          <w:szCs w:val="24"/>
+        </w:rPr>
+        <w:t>λ</w:t>
+      </w:r>
+      <w:r>
+        <w:rPr>
+          <w:rFonts w:asciiTheme="majorBidi" w:hAnsiTheme="majorBidi" w:cstheme="majorBidi"/>
+          <w:sz w:val="24"/>
+          <w:szCs w:val="24"/>
+        </w:rPr>
+        <w:t>(t) represents a functional variable to be optimized, and we use the short hand G(t) = G(RL(t)) and N(t) = N(RL(t)).</w:t>
+      </w:r>
+    </w:p>
+    <w:p>
+      <w:pPr>
+        <w:pStyle w:val="ListParagraph"/>
+        <w:spacing w:line="360" w:lineRule="auto"/>
+        <w:ind w:left="360"/>
+        <w:rPr>
+          <w:rFonts w:asciiTheme="majorBidi" w:hAnsiTheme="majorBidi" w:cstheme="majorBidi"/>
+          <w:sz w:val="24"/>
+          <w:szCs w:val="24"/>
+        </w:rPr>
+      </w:pPr>
+    </w:p>
+    <w:p>
+      <w:pPr>
+        <w:pStyle w:val="ListParagraph"/>
+        <w:spacing w:line="360" w:lineRule="auto"/>
+        <w:ind w:left="360"/>
+        <w:rPr>
+          <w:rFonts w:asciiTheme="majorBidi" w:hAnsiTheme="majorBidi" w:cstheme="majorBidi"/>
+          <w:sz w:val="24"/>
+          <w:szCs w:val="24"/>
+        </w:rPr>
+      </w:pPr>
+    </w:p>
+    <w:p>
+      <w:pPr>
+        <w:pStyle w:val="ListParagraph"/>
+        <w:spacing w:line="360" w:lineRule="auto"/>
+        <w:ind w:left="360"/>
+        <w:rPr>
+          <w:rFonts w:asciiTheme="majorBidi" w:hAnsiTheme="majorBidi" w:cstheme="majorBidi"/>
+          <w:sz w:val="24"/>
+          <w:szCs w:val="24"/>
+        </w:rPr>
+      </w:pPr>
+      <w:r>
+        <w:rPr>
+          <w:rFonts w:asciiTheme="majorBidi" w:hAnsiTheme="majorBidi" w:cstheme="majorBidi"/>
+          <w:sz w:val="24"/>
+          <w:szCs w:val="24"/>
         </w:rPr>
         <w:t xml:space="preserve"> </w:t>
       </w:r>
@@ -2979,505 +5383,331 @@
     <w:p>
       <w:pPr>
         <w:pStyle w:val="ListParagraph"/>
-        <w:ind w:left="360"/>
+        <w:spacing w:line="360" w:lineRule="auto"/>
+        <w:ind w:left="360"/>
+        <w:rPr>
+          <w:rFonts w:asciiTheme="majorBidi" w:hAnsiTheme="majorBidi" w:cstheme="majorBidi"/>
+          <w:sz w:val="24"/>
+          <w:szCs w:val="24"/>
+          <w:lang w:bidi="ar-EG"/>
+        </w:rPr>
+      </w:pPr>
+      <w:r>
+        <w:rPr>
+          <w:rFonts w:asciiTheme="majorBidi" w:hAnsiTheme="majorBidi" w:cstheme="majorBidi"/>
+          <w:sz w:val="24"/>
+          <w:szCs w:val="24"/>
+          <w:lang w:bidi="ar-EG"/>
+        </w:rPr>
+        <w:t xml:space="preserve">Methodology: </w:t>
+      </w:r>
+    </w:p>
+    <w:p>
+      <w:pPr>
+        <w:pStyle w:val="ListParagraph"/>
+        <w:spacing w:line="360" w:lineRule="auto"/>
+        <w:ind w:left="360"/>
+        <w:rPr>
+          <w:rFonts w:asciiTheme="majorBidi" w:hAnsiTheme="majorBidi" w:cstheme="majorBidi"/>
+          <w:sz w:val="24"/>
+          <w:szCs w:val="24"/>
+          <w:lang w:bidi="ar-EG"/>
+        </w:rPr>
+      </w:pPr>
+    </w:p>
+    <w:p>
+      <w:pPr>
+        <w:pStyle w:val="ListParagraph"/>
+        <w:spacing w:line="360" w:lineRule="auto"/>
+        <w:ind w:left="360"/>
+        <w:rPr>
+          <w:rFonts w:asciiTheme="majorBidi" w:hAnsiTheme="majorBidi" w:cstheme="majorBidi"/>
+          <w:sz w:val="24"/>
+          <w:szCs w:val="24"/>
+        </w:rPr>
+      </w:pPr>
+      <w:r>
+        <w:rPr>
+          <w:rFonts w:asciiTheme="majorBidi" w:hAnsiTheme="majorBidi" w:cstheme="majorBidi"/>
+          <w:sz w:val="24"/>
+          <w:szCs w:val="24"/>
+        </w:rPr>
+        <w:t xml:space="preserve">In order to decentralize the controller, </w:t>
+      </w:r>
+      <w:r>
+        <w:rPr>
+          <w:rFonts w:asciiTheme="majorBidi" w:hAnsiTheme="majorBidi" w:cstheme="majorBidi"/>
+          <w:sz w:val="24"/>
+          <w:szCs w:val="24"/>
+        </w:rPr>
+        <w:t xml:space="preserve">we need to recalculate the full force vector using only local observations </w:t>
+      </w:r>
+      <w:r>
         <w:rPr>
           <w:rFonts w:ascii="Cambria Math" w:hAnsi="Cambria Math" w:cs="Cambria Math"/>
-        </w:rPr>
-      </w:pPr>
-    </w:p>
-    <w:p>
-      <w:pPr>
-        <w:pStyle w:val="ListParagraph"/>
-        <w:ind w:left="360"/>
-      </w:pPr>
-      <w:proofErr w:type="spellStart"/>
-      <w:r>
-        <w:t>fL,d</w:t>
-      </w:r>
-      <w:proofErr w:type="spellEnd"/>
-      <w:r>
-        <w:t xml:space="preserve">(t) = mLge3+ − </w:t>
-      </w:r>
-      <w:proofErr w:type="spellStart"/>
-      <w:r>
-        <w:t>Kpep</w:t>
-      </w:r>
-      <w:proofErr w:type="spellEnd"/>
-      <w:r>
-        <w:t xml:space="preserve">(t) − </w:t>
-      </w:r>
-      <w:proofErr w:type="spellStart"/>
-      <w:r>
-        <w:t>Kvev</w:t>
-      </w:r>
-      <w:proofErr w:type="spellEnd"/>
-      <w:r>
-        <w:t xml:space="preserve">(t) − Ki Z t 0 </w:t>
-      </w:r>
-      <w:proofErr w:type="spellStart"/>
-      <w:r>
-        <w:t>ep</w:t>
-      </w:r>
-      <w:proofErr w:type="spellEnd"/>
-      <w:r>
-        <w:t>(τ )</w:t>
-      </w:r>
-      <w:proofErr w:type="spellStart"/>
-      <w:r>
-        <w:t>dτ</w:t>
-      </w:r>
-      <w:proofErr w:type="spellEnd"/>
-      <w:r>
-        <w:t>,  ____(14)____</w:t>
-      </w:r>
-    </w:p>
-    <w:p>
-      <w:pPr>
-        <w:pStyle w:val="ListParagraph"/>
-        <w:ind w:left="360"/>
-      </w:pPr>
-      <w:r>
+          <w:sz w:val="24"/>
+          <w:szCs w:val="24"/>
+        </w:rPr>
+        <w:t>𝑓</w:t>
+      </w:r>
+      <w:r>
+        <w:rPr>
+          <w:rFonts w:asciiTheme="majorBidi" w:hAnsiTheme="majorBidi" w:cstheme="majorBidi"/>
+          <w:sz w:val="24"/>
+          <w:szCs w:val="24"/>
+        </w:rPr>
+        <w:t xml:space="preserve"> (</w:t>
+      </w:r>
+      <w:r>
+        <w:rPr>
+          <w:rFonts w:ascii="Cambria Math" w:hAnsi="Cambria Math" w:cs="Cambria Math"/>
+          <w:sz w:val="24"/>
+          <w:szCs w:val="24"/>
+        </w:rPr>
+        <w:t>𝑡</w:t>
+      </w:r>
+      <w:r>
+        <w:rPr>
+          <w:rFonts w:asciiTheme="majorBidi" w:hAnsiTheme="majorBidi" w:cstheme="majorBidi"/>
+          <w:sz w:val="24"/>
+          <w:szCs w:val="24"/>
+        </w:rPr>
+        <w:t xml:space="preserve">) = </w:t>
+      </w:r>
+      <w:r>
+        <w:rPr>
+          <w:rFonts w:ascii="Cambria Math" w:hAnsi="Cambria Math" w:cs="Cambria Math"/>
+          <w:sz w:val="24"/>
+          <w:szCs w:val="24"/>
+        </w:rPr>
+        <w:t>𝑓𝑔</w:t>
+      </w:r>
+      <w:r>
+        <w:rPr>
+          <w:rFonts w:asciiTheme="majorBidi" w:hAnsiTheme="majorBidi" w:cstheme="majorBidi"/>
+          <w:sz w:val="24"/>
+          <w:szCs w:val="24"/>
+        </w:rPr>
+        <w:t xml:space="preserve"> (</w:t>
+      </w:r>
+      <w:r>
+        <w:rPr>
+          <w:rFonts w:ascii="Cambria Math" w:hAnsi="Cambria Math" w:cs="Cambria Math"/>
+          <w:sz w:val="24"/>
+          <w:szCs w:val="24"/>
+        </w:rPr>
+        <w:t>𝑡</w:t>
+      </w:r>
+      <w:proofErr w:type="gramStart"/>
+      <w:r>
+        <w:rPr>
+          <w:rFonts w:asciiTheme="majorBidi" w:hAnsiTheme="majorBidi" w:cstheme="majorBidi"/>
+          <w:sz w:val="24"/>
+          <w:szCs w:val="24"/>
+        </w:rPr>
+        <w:t>)+</w:t>
+      </w:r>
+      <w:proofErr w:type="gramEnd"/>
+      <w:r>
+        <w:rPr>
+          <w:rFonts w:asciiTheme="majorBidi" w:hAnsiTheme="majorBidi" w:cstheme="majorBidi"/>
+          <w:sz w:val="24"/>
+          <w:szCs w:val="24"/>
+        </w:rPr>
         <w:t xml:space="preserve"> </w:t>
       </w:r>
-      <w:proofErr w:type="spellStart"/>
-      <w:r>
-        <w:t>τL,d</w:t>
-      </w:r>
-      <w:proofErr w:type="spellEnd"/>
-      <w:r>
-        <w:t xml:space="preserve">(t) = </w:t>
-      </w:r>
-      <w:proofErr w:type="spellStart"/>
-      <w:r>
-        <w:t>ωL</w:t>
-      </w:r>
-      <w:proofErr w:type="spellEnd"/>
-      <w:r>
-        <w:t xml:space="preserve">(t) × </w:t>
-      </w:r>
-      <w:proofErr w:type="spellStart"/>
-      <w:r>
-        <w:t>JLωL</w:t>
-      </w:r>
-      <w:proofErr w:type="spellEnd"/>
-      <w:r>
-        <w:t xml:space="preserve">(t)+ − </w:t>
-      </w:r>
-      <w:proofErr w:type="spellStart"/>
-      <w:r>
-        <w:t>KReR</w:t>
-      </w:r>
-      <w:proofErr w:type="spellEnd"/>
-      <w:r>
-        <w:t xml:space="preserve">(t) − </w:t>
-      </w:r>
-      <w:proofErr w:type="spellStart"/>
-      <w:r>
-        <w:t>Kωeω</w:t>
-      </w:r>
-      <w:proofErr w:type="spellEnd"/>
-      <w:r>
-        <w:t xml:space="preserve">(t) − </w:t>
-      </w:r>
-      <w:proofErr w:type="spellStart"/>
-      <w:r>
-        <w:t>KiR</w:t>
-      </w:r>
-      <w:proofErr w:type="spellEnd"/>
-      <w:r>
-        <w:t xml:space="preserve"> Z t 0 </w:t>
-      </w:r>
-      <w:proofErr w:type="spellStart"/>
-      <w:r>
-        <w:t>eR</w:t>
-      </w:r>
-      <w:proofErr w:type="spellEnd"/>
-      <w:r>
-        <w:t>(τ )</w:t>
-      </w:r>
-      <w:proofErr w:type="spellStart"/>
-      <w:r>
-        <w:t>dτ</w:t>
-      </w:r>
-      <w:proofErr w:type="spellEnd"/>
-      <w:r>
-        <w:t>, ___(15)___</w:t>
-      </w:r>
-    </w:p>
-    <w:p>
-      <w:pPr>
-        <w:pStyle w:val="ListParagraph"/>
-        <w:ind w:left="360"/>
-      </w:pPr>
-      <w:proofErr w:type="gramStart"/>
-      <w:r>
-        <w:t>with</w:t>
-      </w:r>
-      <w:proofErr w:type="gramEnd"/>
-      <w:r>
-        <w:t xml:space="preserve"> tunable gains </w:t>
-      </w:r>
-      <w:proofErr w:type="spellStart"/>
-      <w:r>
-        <w:t>Kp</w:t>
-      </w:r>
-      <w:proofErr w:type="spellEnd"/>
-      <w:r>
+      <w:r>
+        <w:rPr>
+          <w:rFonts w:ascii="Cambria Math" w:hAnsi="Cambria Math" w:cs="Cambria Math"/>
+          <w:sz w:val="24"/>
+          <w:szCs w:val="24"/>
+        </w:rPr>
+        <w:t>𝑓𝜆</w:t>
+      </w:r>
+      <w:r>
+        <w:rPr>
+          <w:rFonts w:asciiTheme="majorBidi" w:hAnsiTheme="majorBidi" w:cstheme="majorBidi"/>
+          <w:sz w:val="24"/>
+          <w:szCs w:val="24"/>
+        </w:rPr>
+        <w:t xml:space="preserve"> (</w:t>
+      </w:r>
+      <w:r>
+        <w:rPr>
+          <w:rFonts w:ascii="Cambria Math" w:hAnsi="Cambria Math" w:cs="Cambria Math"/>
+          <w:sz w:val="24"/>
+          <w:szCs w:val="24"/>
+        </w:rPr>
+        <w:t>𝑡</w:t>
+      </w:r>
+      <w:r>
+        <w:rPr>
+          <w:rFonts w:asciiTheme="majorBidi" w:hAnsiTheme="majorBidi" w:cstheme="majorBidi"/>
+          <w:sz w:val="24"/>
+          <w:szCs w:val="24"/>
+        </w:rPr>
+        <w:t>)</w:t>
+      </w:r>
+    </w:p>
+    <w:p>
+      <w:pPr>
+        <w:pStyle w:val="ListParagraph"/>
+        <w:spacing w:line="360" w:lineRule="auto"/>
+        <w:ind w:left="360"/>
+        <w:rPr>
+          <w:rFonts w:asciiTheme="majorBidi" w:hAnsiTheme="majorBidi" w:cstheme="majorBidi"/>
+          <w:sz w:val="24"/>
+          <w:szCs w:val="24"/>
+        </w:rPr>
+      </w:pPr>
+      <w:r>
+        <w:rPr>
+          <w:rFonts w:ascii="Cambria Math" w:hAnsi="Cambria Math" w:cs="Cambria Math"/>
+          <w:sz w:val="24"/>
+          <w:szCs w:val="24"/>
+        </w:rPr>
+        <w:t>𝑓𝑔</w:t>
+      </w:r>
+      <w:r>
+        <w:rPr>
+          <w:rFonts w:asciiTheme="majorBidi" w:hAnsiTheme="majorBidi" w:cstheme="majorBidi"/>
+          <w:sz w:val="24"/>
+          <w:szCs w:val="24"/>
+        </w:rPr>
+        <w:t xml:space="preserve"> </w:t>
+      </w:r>
+      <w:r>
+        <w:rPr>
+          <w:rFonts w:asciiTheme="majorBidi" w:hAnsiTheme="majorBidi" w:cstheme="majorBidi"/>
+          <w:sz w:val="24"/>
+          <w:szCs w:val="24"/>
+        </w:rPr>
+        <w:t>is directly calculated from the load state</w:t>
+      </w:r>
+      <w:r>
+        <w:rPr>
+          <w:rFonts w:asciiTheme="majorBidi" w:hAnsiTheme="majorBidi" w:cstheme="majorBidi"/>
+          <w:sz w:val="24"/>
+          <w:szCs w:val="24"/>
+        </w:rPr>
+        <w:t xml:space="preserve"> and reference using a PID controller</w:t>
+      </w:r>
+      <w:r>
+        <w:rPr>
+          <w:rFonts w:asciiTheme="majorBidi" w:hAnsiTheme="majorBidi" w:cstheme="majorBidi"/>
+          <w:sz w:val="24"/>
+          <w:szCs w:val="24"/>
+        </w:rPr>
+        <w:t xml:space="preserve">, so no global observations about the other drone states are required. </w:t>
+      </w:r>
+    </w:p>
+    <w:p>
+      <w:pPr>
+        <w:pStyle w:val="ListParagraph"/>
+        <w:spacing w:line="360" w:lineRule="auto"/>
+        <w:ind w:left="360"/>
+        <w:rPr>
+          <w:rFonts w:asciiTheme="majorBidi" w:hAnsiTheme="majorBidi" w:cstheme="majorBidi"/>
+          <w:sz w:val="24"/>
+          <w:szCs w:val="24"/>
+        </w:rPr>
+      </w:pPr>
+      <w:r>
+        <w:rPr>
+          <w:rFonts w:ascii="Cambria Math" w:hAnsi="Cambria Math" w:cs="Cambria Math"/>
+          <w:sz w:val="24"/>
+          <w:szCs w:val="24"/>
+        </w:rPr>
+        <w:t>𝑓𝜆</w:t>
+      </w:r>
+      <w:r>
+        <w:rPr>
+          <w:rFonts w:asciiTheme="majorBidi" w:hAnsiTheme="majorBidi" w:cstheme="majorBidi"/>
+          <w:sz w:val="24"/>
+          <w:szCs w:val="24"/>
+        </w:rPr>
+        <w:t xml:space="preserve"> is a little bit more</w:t>
+      </w:r>
+      <w:r>
+        <w:rPr>
+          <w:rFonts w:asciiTheme="majorBidi" w:hAnsiTheme="majorBidi" w:cstheme="majorBidi"/>
+          <w:sz w:val="24"/>
+          <w:szCs w:val="24"/>
+        </w:rPr>
+        <w:t xml:space="preserve"> complicated</w:t>
+      </w:r>
+      <w:r>
+        <w:rPr>
+          <w:rFonts w:asciiTheme="majorBidi" w:hAnsiTheme="majorBidi" w:cstheme="majorBidi"/>
+          <w:sz w:val="24"/>
+          <w:szCs w:val="24"/>
+        </w:rPr>
+        <w:t>, because it relies on a combination of the load state, drone velocities, and the optimizer’</w:t>
+      </w:r>
+      <w:r>
+        <w:rPr>
+          <w:rFonts w:asciiTheme="majorBidi" w:hAnsiTheme="majorBidi" w:cstheme="majorBidi"/>
+          <w:sz w:val="24"/>
+          <w:szCs w:val="24"/>
+        </w:rPr>
+        <w:t>s internal state of A and</w:t>
+      </w:r>
+      <w:r>
+        <w:rPr>
+          <w:rFonts w:asciiTheme="majorBidi" w:hAnsiTheme="majorBidi" w:cstheme="majorBidi"/>
+          <w:sz w:val="24"/>
+          <w:szCs w:val="24"/>
+        </w:rPr>
+        <w:t xml:space="preserve"> </w:t>
+      </w:r>
+      <w:proofErr w:type="spellStart"/>
+      <w:r>
+        <w:rPr>
+          <w:rFonts w:asciiTheme="majorBidi" w:hAnsiTheme="majorBidi" w:cstheme="majorBidi"/>
+          <w:sz w:val="24"/>
+          <w:szCs w:val="24"/>
+        </w:rPr>
+        <w:t>ksi</w:t>
+      </w:r>
+      <w:proofErr w:type="spellEnd"/>
+      <w:r>
+        <w:rPr>
+          <w:rFonts w:asciiTheme="majorBidi" w:hAnsiTheme="majorBidi" w:cstheme="majorBidi"/>
+          <w:sz w:val="24"/>
+          <w:szCs w:val="24"/>
+        </w:rPr>
         <w:t xml:space="preserve">, </w:t>
       </w:r>
-      <w:proofErr w:type="spellStart"/>
-      <w:r>
-        <w:t>Kv</w:t>
-      </w:r>
-      <w:proofErr w:type="spellEnd"/>
-      <w:r>
-        <w:t xml:space="preserve">, Ki , KR, </w:t>
-      </w:r>
-      <w:proofErr w:type="spellStart"/>
-      <w:r>
-        <w:t>Kω</w:t>
-      </w:r>
-      <w:proofErr w:type="spellEnd"/>
-      <w:r>
-        <w:t xml:space="preserve">, </w:t>
-      </w:r>
-      <w:proofErr w:type="spellStart"/>
-      <w:r>
-        <w:t>KiR</w:t>
-      </w:r>
-      <w:proofErr w:type="spellEnd"/>
-      <w:r>
-        <w:t xml:space="preserve"> </w:t>
-      </w:r>
-      <w:r>
-        <w:rPr>
-          <w:rFonts w:ascii="Cambria Math" w:hAnsi="Cambria Math" w:cs="Cambria Math"/>
-        </w:rPr>
-        <w:t>∈</w:t>
-      </w:r>
-      <w:r>
-        <w:t xml:space="preserve"> R 3×3</w:t>
-      </w:r>
-    </w:p>
-    <w:p>
-      <w:pPr>
-        <w:pStyle w:val="ListParagraph"/>
-        <w:ind w:left="360"/>
-      </w:pPr>
-    </w:p>
-    <w:p>
-      <w:pPr>
-        <w:pStyle w:val="ListParagraph"/>
-        <w:ind w:left="360"/>
-      </w:pPr>
-      <w:r>
-        <w:t>Carrier Trajectory /</w:t>
-      </w:r>
-      <w:r>
-        <w:t xml:space="preserve"> </w:t>
-      </w:r>
-      <w:r>
-        <w:t xml:space="preserve">Internal Force Calculation: Optimization layer </w:t>
-      </w:r>
-    </w:p>
-    <w:p>
-      <w:pPr>
-        <w:pStyle w:val="ListParagraph"/>
-        <w:ind w:left="360"/>
-      </w:pPr>
-    </w:p>
-    <w:p>
-      <w:pPr>
-        <w:pStyle w:val="ListParagraph"/>
-        <w:ind w:left="360"/>
-      </w:pPr>
-      <w:r>
-        <w:t xml:space="preserve">By construction, the internal cable force components </w:t>
-      </w:r>
-      <w:proofErr w:type="spellStart"/>
-      <w:proofErr w:type="gramStart"/>
-      <w:r>
-        <w:t>fλ</w:t>
-      </w:r>
-      <w:proofErr w:type="spellEnd"/>
-      <w:r>
-        <w:t>(</w:t>
-      </w:r>
-      <w:proofErr w:type="gramEnd"/>
-      <w:r>
-        <w:t xml:space="preserve">t) in (9) do not have an effect on the wrench applied to the load </w:t>
-      </w:r>
-      <w:proofErr w:type="spellStart"/>
-      <w:r>
-        <w:t>CoM.</w:t>
-      </w:r>
-      <w:proofErr w:type="spellEnd"/>
-      <w:r>
-        <w:t xml:space="preserve"> In [4], a method of controlling these forces online is formulated. An optimization problem is solved at each time step to keep the carrier velocities above a specified threshold. </w:t>
-      </w:r>
-    </w:p>
-    <w:p>
-      <w:pPr>
-        <w:pStyle w:val="ListParagraph"/>
-        <w:ind w:left="360"/>
-      </w:pPr>
-      <w:r>
-        <w:t xml:space="preserve">While we do not intend to </w:t>
-      </w:r>
-      <w:r>
-        <w:t xml:space="preserve">use this optimizer in the solution presented in this work, its structure is still relevant because we will attempt to mimic its behavior (we will expand on this point in a later section). Consequently, it is worth to briefly cover it. </w:t>
-      </w:r>
-    </w:p>
-    <w:p>
-      <w:pPr>
-        <w:pStyle w:val="ListParagraph"/>
-        <w:ind w:left="360"/>
-      </w:pPr>
-    </w:p>
-    <w:p>
-      <w:pPr>
-        <w:pStyle w:val="ListParagraph"/>
-        <w:ind w:left="360"/>
-      </w:pPr>
-      <w:r>
-        <w:t xml:space="preserve">Given </w:t>
-      </w:r>
-      <w:proofErr w:type="spellStart"/>
-      <w:r>
-        <w:t>wd</w:t>
-      </w:r>
-      <w:proofErr w:type="spellEnd"/>
-      <w:r>
-        <w:t xml:space="preserve">(t) based on (14)-(15), and the corresponding cable </w:t>
-      </w:r>
-      <w:bookmarkStart w:id="0" w:name="_GoBack"/>
-      <w:bookmarkEnd w:id="0"/>
-      <w:r>
-        <w:t xml:space="preserve">forces f(t) </w:t>
-      </w:r>
-      <w:r>
-        <w:rPr>
-          <w:rFonts w:ascii="Cambria Math" w:hAnsi="Cambria Math" w:cs="Cambria Math"/>
-        </w:rPr>
-        <w:t>∈</w:t>
-      </w:r>
-      <w:r>
-        <w:t xml:space="preserve"> R 3n generating such a wrench is: f(t) = G(t) †</w:t>
-      </w:r>
-      <w:proofErr w:type="spellStart"/>
-      <w:r>
-        <w:t>wd</w:t>
-      </w:r>
-      <w:proofErr w:type="spellEnd"/>
-      <w:r>
-        <w:t>(t) + N(t) λ(t), (16) where λ(t) represents a functional variable to be optimized, and we use the short hand G(t) = G(RL(t)) and N(t) = N(RL(t)).</w:t>
-      </w:r>
-    </w:p>
-    <w:p>
-      <w:pPr>
-        <w:pStyle w:val="ListParagraph"/>
-        <w:ind w:left="360"/>
-      </w:pPr>
-      <w:r>
-        <w:t xml:space="preserve"> </w:t>
-      </w:r>
-    </w:p>
-    <w:p>
-      <w:pPr>
-        <w:pStyle w:val="ListParagraph"/>
-        <w:ind w:left="360"/>
-        <w:rPr>
-          <w:lang w:bidi="ar-EG"/>
-        </w:rPr>
-      </w:pPr>
-      <w:r>
-        <w:rPr>
-          <w:lang w:bidi="ar-EG"/>
-        </w:rPr>
-        <w:lastRenderedPageBreak/>
-        <w:t xml:space="preserve">Methodology: </w:t>
-      </w:r>
-    </w:p>
-    <w:p>
-      <w:pPr>
-        <w:pStyle w:val="ListParagraph"/>
-        <w:ind w:left="360"/>
-        <w:rPr>
-          <w:lang w:bidi="ar-EG"/>
-        </w:rPr>
-      </w:pPr>
-    </w:p>
-    <w:p>
-      <w:pPr>
-        <w:pStyle w:val="ListParagraph"/>
-        <w:ind w:left="360"/>
-      </w:pPr>
-      <w:r>
-        <w:rPr>
-          <w:rFonts w:ascii="Cambria Math" w:hAnsi="Cambria Math" w:cs="Cambria Math"/>
-        </w:rPr>
-        <w:t xml:space="preserve">In order to decentralize the controller, </w:t>
-      </w:r>
-      <w:r>
-        <w:rPr>
-          <w:rFonts w:ascii="Cambria Math" w:hAnsi="Cambria Math" w:cs="Cambria Math"/>
-        </w:rPr>
-        <w:t xml:space="preserve">we need to recalculate the full force vector using only local observations </w:t>
-      </w:r>
-      <w:r>
-        <w:rPr>
-          <w:rFonts w:ascii="Cambria Math" w:hAnsi="Cambria Math" w:cs="Cambria Math"/>
-        </w:rPr>
-        <w:t>𝑓</w:t>
-      </w:r>
-      <w:r>
-        <w:t xml:space="preserve"> (</w:t>
-      </w:r>
-      <w:r>
-        <w:rPr>
-          <w:rFonts w:ascii="Cambria Math" w:hAnsi="Cambria Math" w:cs="Cambria Math"/>
-        </w:rPr>
-        <w:t>𝑡</w:t>
-      </w:r>
-      <w:r>
-        <w:t xml:space="preserve">) = </w:t>
-      </w:r>
-      <w:r>
-        <w:rPr>
-          <w:rFonts w:ascii="Cambria Math" w:hAnsi="Cambria Math" w:cs="Cambria Math"/>
-        </w:rPr>
-        <w:t>𝑓𝑔</w:t>
-      </w:r>
-      <w:r>
-        <w:t xml:space="preserve"> (</w:t>
-      </w:r>
-      <w:r>
-        <w:rPr>
-          <w:rFonts w:ascii="Cambria Math" w:hAnsi="Cambria Math" w:cs="Cambria Math"/>
-        </w:rPr>
-        <w:t>𝑡</w:t>
-      </w:r>
-      <w:proofErr w:type="gramStart"/>
-      <w:r>
-        <w:t>)+</w:t>
-      </w:r>
-      <w:proofErr w:type="gramEnd"/>
-      <w:r>
-        <w:t xml:space="preserve"> </w:t>
-      </w:r>
-      <w:r>
-        <w:rPr>
-          <w:rFonts w:ascii="Cambria Math" w:hAnsi="Cambria Math" w:cs="Cambria Math"/>
-        </w:rPr>
-        <w:t>𝑓𝜆</w:t>
-      </w:r>
-      <w:r>
-        <w:t xml:space="preserve"> (</w:t>
-      </w:r>
-      <w:r>
-        <w:rPr>
-          <w:rFonts w:ascii="Cambria Math" w:hAnsi="Cambria Math" w:cs="Cambria Math"/>
-        </w:rPr>
-        <w:t>𝑡</w:t>
-      </w:r>
-      <w:r>
-        <w:t>)</w:t>
-      </w:r>
-    </w:p>
-    <w:p>
-      <w:pPr>
-        <w:pStyle w:val="ListParagraph"/>
-        <w:ind w:left="360"/>
-      </w:pPr>
-      <w:r>
-        <w:rPr>
-          <w:rFonts w:ascii="Cambria Math" w:hAnsi="Cambria Math" w:cs="Cambria Math"/>
-        </w:rPr>
-        <w:t>𝑓𝑔</w:t>
-      </w:r>
-      <w:r>
-        <w:t xml:space="preserve"> </w:t>
-      </w:r>
-      <w:r>
-        <w:t>is directly calculated from the load state</w:t>
-      </w:r>
-      <w:r>
-        <w:t xml:space="preserve"> and reference using a PID controller</w:t>
-      </w:r>
-      <w:r>
-        <w:t xml:space="preserve">, so no global observations about the other drone states are required. </w:t>
-      </w:r>
-    </w:p>
-    <w:p>
-      <w:pPr>
-        <w:pStyle w:val="ListParagraph"/>
-        <w:ind w:left="360"/>
-      </w:pPr>
-      <w:r>
-        <w:rPr>
-          <w:rFonts w:ascii="Cambria Math" w:hAnsi="Cambria Math" w:cs="Cambria Math"/>
-        </w:rPr>
-        <w:t>𝑓𝜆 is a little bit more</w:t>
-      </w:r>
-      <w:r>
-        <w:rPr>
-          <w:rFonts w:ascii="Cambria Math" w:hAnsi="Cambria Math" w:cs="Cambria Math"/>
-        </w:rPr>
-        <w:t xml:space="preserve"> complicated</w:t>
-      </w:r>
-      <w:r>
-        <w:rPr>
-          <w:rFonts w:ascii="Cambria Math" w:hAnsi="Cambria Math" w:cs="Cambria Math"/>
-        </w:rPr>
-        <w:t>, because it relies on a combination of the load state, drone velocities, and the optimizer’</w:t>
-      </w:r>
-      <w:r>
-        <w:rPr>
-          <w:rFonts w:ascii="Cambria Math" w:hAnsi="Cambria Math" w:cs="Cambria Math"/>
-        </w:rPr>
-        <w:t>s internal state of A and</w:t>
-      </w:r>
-      <w:r>
-        <w:rPr>
-          <w:rFonts w:ascii="Cambria Math" w:hAnsi="Cambria Math" w:cs="Cambria Math"/>
-        </w:rPr>
-        <w:t xml:space="preserve"> </w:t>
-      </w:r>
-      <w:proofErr w:type="spellStart"/>
-      <w:r>
-        <w:rPr>
-          <w:rFonts w:ascii="Cambria Math" w:hAnsi="Cambria Math" w:cs="Cambria Math"/>
-        </w:rPr>
-        <w:t>ksi</w:t>
-      </w:r>
-      <w:proofErr w:type="spellEnd"/>
-      <w:r>
-        <w:rPr>
-          <w:rFonts w:ascii="Cambria Math" w:hAnsi="Cambria Math" w:cs="Cambria Math"/>
-        </w:rPr>
-        <w:t xml:space="preserve">, </w:t>
-      </w:r>
-      <w:r>
-        <w:rPr>
-          <w:rFonts w:ascii="Cambria Math" w:hAnsi="Cambria Math" w:cs="Cambria Math"/>
+      <w:r>
+        <w:rPr>
+          <w:rFonts w:asciiTheme="majorBidi" w:hAnsiTheme="majorBidi" w:cstheme="majorBidi"/>
+          <w:sz w:val="24"/>
+          <w:szCs w:val="24"/>
         </w:rPr>
         <w:t>a phase assigned to each drone</w:t>
       </w:r>
       <w:r>
         <w:rPr>
-          <w:rFonts w:ascii="Cambria Math" w:hAnsi="Cambria Math" w:cs="Cambria Math"/>
+          <w:rFonts w:asciiTheme="majorBidi" w:hAnsiTheme="majorBidi" w:cstheme="majorBidi"/>
+          <w:sz w:val="24"/>
+          <w:szCs w:val="24"/>
         </w:rPr>
         <w:t xml:space="preserve"> and time</w:t>
       </w:r>
       <w:r>
         <w:rPr>
-          <w:rFonts w:ascii="Cambria Math" w:hAnsi="Cambria Math" w:cs="Cambria Math"/>
+          <w:rFonts w:asciiTheme="majorBidi" w:hAnsiTheme="majorBidi" w:cstheme="majorBidi"/>
+          <w:sz w:val="24"/>
+          <w:szCs w:val="24"/>
         </w:rPr>
         <w:t>. The load state is locally observable to each drone so it is not an issue. The drone velocities are needed due to the nature of calculating</w:t>
       </w:r>
       <w:r>
         <w:rPr>
+          <w:rFonts w:asciiTheme="majorBidi" w:hAnsiTheme="majorBidi" w:cstheme="majorBidi"/>
           <w:kern w:val="0"/>
+          <w:sz w:val="24"/>
+          <w:szCs w:val="24"/>
           <w14:ligatures w14:val="none"/>
         </w:rPr>
         <w:t xml:space="preserve"> </w:t>
@@ -3486,252 +5716,551 @@
         <w:rPr>
           <w:rFonts w:ascii="Cambria Math" w:hAnsi="Cambria Math" w:cs="Cambria Math"/>
           <w:kern w:val="0"/>
+          <w:sz w:val="24"/>
+          <w:szCs w:val="24"/>
           <w14:ligatures w14:val="none"/>
         </w:rPr>
-        <w:t xml:space="preserve">𝑓𝜆. Since </w:t>
+        <w:t>𝑓𝜆</w:t>
+      </w:r>
+      <w:r>
+        <w:rPr>
+          <w:rFonts w:asciiTheme="majorBidi" w:hAnsiTheme="majorBidi" w:cstheme="majorBidi"/>
+          <w:kern w:val="0"/>
+          <w:sz w:val="24"/>
+          <w:szCs w:val="24"/>
+          <w14:ligatures w14:val="none"/>
+        </w:rPr>
+        <w:t xml:space="preserve">. Since </w:t>
       </w:r>
       <w:r>
         <w:rPr>
           <w:rFonts w:ascii="Cambria Math" w:hAnsi="Cambria Math" w:cs="Cambria Math"/>
+          <w:sz w:val="24"/>
+          <w:szCs w:val="24"/>
         </w:rPr>
         <w:t>𝑓𝜆</w:t>
       </w:r>
       <w:r>
+        <w:rPr>
+          <w:rFonts w:asciiTheme="majorBidi" w:hAnsiTheme="majorBidi" w:cstheme="majorBidi"/>
+          <w:sz w:val="24"/>
+          <w:szCs w:val="24"/>
+        </w:rPr>
         <w:t xml:space="preserve"> (</w:t>
       </w:r>
       <w:r>
         <w:rPr>
           <w:rFonts w:ascii="Cambria Math" w:hAnsi="Cambria Math" w:cs="Cambria Math"/>
+          <w:sz w:val="24"/>
+          <w:szCs w:val="24"/>
         </w:rPr>
         <w:t>𝑡</w:t>
       </w:r>
       <w:proofErr w:type="gramStart"/>
       <w:r>
+        <w:rPr>
+          <w:rFonts w:asciiTheme="majorBidi" w:hAnsiTheme="majorBidi" w:cstheme="majorBidi"/>
+          <w:sz w:val="24"/>
+          <w:szCs w:val="24"/>
+        </w:rPr>
         <w:t>)=</w:t>
       </w:r>
       <w:proofErr w:type="gramEnd"/>
       <w:r>
+        <w:rPr>
+          <w:rFonts w:asciiTheme="majorBidi" w:hAnsiTheme="majorBidi" w:cstheme="majorBidi"/>
+          <w:sz w:val="24"/>
+          <w:szCs w:val="24"/>
+        </w:rPr>
         <w:t xml:space="preserve"> N(</w:t>
       </w:r>
       <w:proofErr w:type="spellStart"/>
       <w:r>
+        <w:rPr>
+          <w:rFonts w:asciiTheme="majorBidi" w:hAnsiTheme="majorBidi" w:cstheme="majorBidi"/>
+          <w:sz w:val="24"/>
+          <w:szCs w:val="24"/>
+        </w:rPr>
         <w:t>H,t</w:t>
       </w:r>
       <w:proofErr w:type="spellEnd"/>
       <w:r>
+        <w:rPr>
+          <w:rFonts w:asciiTheme="majorBidi" w:hAnsiTheme="majorBidi" w:cstheme="majorBidi"/>
+          <w:sz w:val="24"/>
+          <w:szCs w:val="24"/>
+        </w:rPr>
         <w:t xml:space="preserve">) · λ(t) , the whole lambda vector is </w:t>
       </w:r>
       <w:r>
+        <w:rPr>
+          <w:rFonts w:asciiTheme="majorBidi" w:hAnsiTheme="majorBidi" w:cstheme="majorBidi"/>
+          <w:sz w:val="24"/>
+          <w:szCs w:val="24"/>
+        </w:rPr>
         <w:t xml:space="preserve">needed even just to calculate the </w:t>
       </w:r>
       <w:r>
         <w:rPr>
           <w:rFonts w:ascii="Cambria Math" w:hAnsi="Cambria Math" w:cs="Cambria Math"/>
+          <w:sz w:val="24"/>
+          <w:szCs w:val="24"/>
         </w:rPr>
         <w:t>𝑓𝜆</w:t>
       </w:r>
       <w:proofErr w:type="spellStart"/>
       <w:r>
+        <w:rPr>
+          <w:rFonts w:asciiTheme="majorBidi" w:hAnsiTheme="majorBidi" w:cstheme="majorBidi"/>
+          <w:sz w:val="24"/>
+          <w:szCs w:val="24"/>
+        </w:rPr>
         <w:t>i</w:t>
       </w:r>
       <w:proofErr w:type="spellEnd"/>
       <w:r>
+        <w:rPr>
+          <w:rFonts w:asciiTheme="majorBidi" w:hAnsiTheme="majorBidi" w:cstheme="majorBidi"/>
+          <w:sz w:val="24"/>
+          <w:szCs w:val="24"/>
+        </w:rPr>
         <w:t xml:space="preserve"> slice of one drone. This depends on the structure of matrix N but for the purposes of this thesis it is enough to say it is not diagonal. Therefore </w:t>
       </w:r>
       <w:r>
         <w:rPr>
           <w:rFonts w:ascii="Cambria Math" w:hAnsi="Cambria Math" w:cs="Cambria Math"/>
+          <w:sz w:val="24"/>
+          <w:szCs w:val="24"/>
         </w:rPr>
         <w:t>𝑓𝜆</w:t>
       </w:r>
       <w:proofErr w:type="spellStart"/>
       <w:r>
+        <w:rPr>
+          <w:rFonts w:asciiTheme="majorBidi" w:hAnsiTheme="majorBidi" w:cstheme="majorBidi"/>
+          <w:sz w:val="24"/>
+          <w:szCs w:val="24"/>
+        </w:rPr>
         <w:t>i</w:t>
       </w:r>
       <w:proofErr w:type="spellEnd"/>
       <w:r>
+        <w:rPr>
+          <w:rFonts w:asciiTheme="majorBidi" w:hAnsiTheme="majorBidi" w:cstheme="majorBidi"/>
+          <w:sz w:val="24"/>
+          <w:szCs w:val="24"/>
+        </w:rPr>
         <w:t xml:space="preserve"> is not only dependent on </w:t>
       </w:r>
       <w:r>
         <w:rPr>
           <w:rFonts w:ascii="Cambria Math" w:hAnsi="Cambria Math" w:cs="Cambria Math"/>
+          <w:sz w:val="24"/>
+          <w:szCs w:val="24"/>
         </w:rPr>
         <w:t>𝜆</w:t>
       </w:r>
       <w:proofErr w:type="spellStart"/>
       <w:r>
+        <w:rPr>
+          <w:rFonts w:asciiTheme="majorBidi" w:hAnsiTheme="majorBidi" w:cstheme="majorBidi"/>
+          <w:sz w:val="24"/>
+          <w:szCs w:val="24"/>
+        </w:rPr>
         <w:t>i</w:t>
       </w:r>
       <w:proofErr w:type="spellEnd"/>
       <w:r>
+        <w:rPr>
+          <w:rFonts w:asciiTheme="majorBidi" w:hAnsiTheme="majorBidi" w:cstheme="majorBidi"/>
+          <w:sz w:val="24"/>
+          <w:szCs w:val="24"/>
+        </w:rPr>
         <w:t xml:space="preserve"> but also on other </w:t>
       </w:r>
       <w:r>
         <w:rPr>
           <w:rFonts w:ascii="Cambria Math" w:hAnsi="Cambria Math" w:cs="Cambria Math"/>
+          <w:sz w:val="24"/>
+          <w:szCs w:val="24"/>
         </w:rPr>
         <w:t>𝜆</w:t>
       </w:r>
       <w:r>
+        <w:rPr>
+          <w:rFonts w:asciiTheme="majorBidi" w:hAnsiTheme="majorBidi" w:cstheme="majorBidi"/>
+          <w:sz w:val="24"/>
+          <w:szCs w:val="24"/>
+        </w:rPr>
         <w:t xml:space="preserve">s. </w:t>
       </w:r>
       <w:r>
-        <w:t xml:space="preserve">The lambda vector comes directly from the optimizer, the optimizer depends on the drone velocities and its own memory of the A, </w:t>
-      </w:r>
-      <w:proofErr w:type="spellStart"/>
-      <w:r>
+        <w:rPr>
+          <w:rFonts w:asciiTheme="majorBidi" w:hAnsiTheme="majorBidi" w:cstheme="majorBidi"/>
+          <w:sz w:val="24"/>
+          <w:szCs w:val="24"/>
+        </w:rPr>
+        <w:t xml:space="preserve">The lambda vector </w:t>
+      </w:r>
+      <w:r>
+        <w:rPr>
+          <w:rFonts w:asciiTheme="majorBidi" w:hAnsiTheme="majorBidi" w:cstheme="majorBidi"/>
+          <w:sz w:val="24"/>
+          <w:szCs w:val="24"/>
+        </w:rPr>
+        <w:lastRenderedPageBreak/>
+        <w:t xml:space="preserve">comes directly from the optimizer, the optimizer depends on the drone velocities and its own memory of the A, </w:t>
+      </w:r>
+      <w:proofErr w:type="spellStart"/>
+      <w:r>
+        <w:rPr>
+          <w:rFonts w:asciiTheme="majorBidi" w:hAnsiTheme="majorBidi" w:cstheme="majorBidi"/>
+          <w:sz w:val="24"/>
+          <w:szCs w:val="24"/>
+        </w:rPr>
         <w:t>ksi</w:t>
       </w:r>
       <w:proofErr w:type="spellEnd"/>
       <w:r>
+        <w:rPr>
+          <w:rFonts w:asciiTheme="majorBidi" w:hAnsiTheme="majorBidi" w:cstheme="majorBidi"/>
+          <w:sz w:val="24"/>
+          <w:szCs w:val="24"/>
+        </w:rPr>
         <w:t xml:space="preserve"> and the phase of each drone. The phases are constant for a given configuration so the </w:t>
       </w:r>
       <w:r>
-        <w:t xml:space="preserve">policy can just memorize it for each lambda. A and </w:t>
-      </w:r>
-      <w:proofErr w:type="spellStart"/>
-      <w:r>
+        <w:rPr>
+          <w:rFonts w:asciiTheme="majorBidi" w:hAnsiTheme="majorBidi" w:cstheme="majorBidi"/>
+          <w:sz w:val="24"/>
+          <w:szCs w:val="24"/>
+        </w:rPr>
+        <w:t xml:space="preserve">policy can just memorize it for each lambda. </w:t>
+      </w:r>
+      <w:proofErr w:type="gramStart"/>
+      <w:r>
+        <w:rPr>
+          <w:rFonts w:asciiTheme="majorBidi" w:hAnsiTheme="majorBidi" w:cstheme="majorBidi"/>
+          <w:sz w:val="24"/>
+          <w:szCs w:val="24"/>
+        </w:rPr>
+        <w:t>A and</w:t>
+      </w:r>
+      <w:proofErr w:type="gramEnd"/>
+      <w:r>
+        <w:rPr>
+          <w:rFonts w:asciiTheme="majorBidi" w:hAnsiTheme="majorBidi" w:cstheme="majorBidi"/>
+          <w:sz w:val="24"/>
+          <w:szCs w:val="24"/>
+        </w:rPr>
+        <w:t xml:space="preserve"> </w:t>
+      </w:r>
+      <w:proofErr w:type="spellStart"/>
+      <w:r>
+        <w:rPr>
+          <w:rFonts w:asciiTheme="majorBidi" w:hAnsiTheme="majorBidi" w:cstheme="majorBidi"/>
+          <w:sz w:val="24"/>
+          <w:szCs w:val="24"/>
+        </w:rPr>
         <w:t>ksi</w:t>
       </w:r>
       <w:proofErr w:type="spellEnd"/>
       <w:r>
+        <w:rPr>
+          <w:rFonts w:asciiTheme="majorBidi" w:hAnsiTheme="majorBidi" w:cstheme="majorBidi"/>
+          <w:sz w:val="24"/>
+          <w:szCs w:val="24"/>
+        </w:rPr>
         <w:t xml:space="preserve"> are more intricate because they depend on the drone velocities. Precisely, any drop in the velocity of any drone leads to the increase of A and </w:t>
       </w:r>
       <w:proofErr w:type="spellStart"/>
       <w:r>
+        <w:rPr>
+          <w:rFonts w:asciiTheme="majorBidi" w:hAnsiTheme="majorBidi" w:cstheme="majorBidi"/>
+          <w:sz w:val="24"/>
+          <w:szCs w:val="24"/>
+        </w:rPr>
         <w:t>ksi</w:t>
       </w:r>
       <w:proofErr w:type="spellEnd"/>
       <w:r>
+        <w:rPr>
+          <w:rFonts w:asciiTheme="majorBidi" w:hAnsiTheme="majorBidi" w:cstheme="majorBidi"/>
+          <w:sz w:val="24"/>
+          <w:szCs w:val="24"/>
+        </w:rPr>
         <w:t xml:space="preserve"> for the whole </w:t>
       </w:r>
       <w:r>
+        <w:rPr>
+          <w:rFonts w:asciiTheme="majorBidi" w:hAnsiTheme="majorBidi" w:cstheme="majorBidi"/>
+          <w:sz w:val="24"/>
+          <w:szCs w:val="24"/>
+        </w:rPr>
         <w:t>formation. Making a</w:t>
       </w:r>
       <w:r>
+        <w:rPr>
+          <w:rFonts w:asciiTheme="majorBidi" w:hAnsiTheme="majorBidi" w:cstheme="majorBidi"/>
+          <w:sz w:val="24"/>
+          <w:szCs w:val="24"/>
+        </w:rPr>
         <w:t xml:space="preserve"> neural network learn the internal states (A and </w:t>
       </w:r>
       <w:proofErr w:type="spellStart"/>
       <w:r>
+        <w:rPr>
+          <w:rFonts w:asciiTheme="majorBidi" w:hAnsiTheme="majorBidi" w:cstheme="majorBidi"/>
+          <w:sz w:val="24"/>
+          <w:szCs w:val="24"/>
+        </w:rPr>
         <w:t>ksi</w:t>
       </w:r>
       <w:proofErr w:type="spellEnd"/>
       <w:r>
+        <w:rPr>
+          <w:rFonts w:asciiTheme="majorBidi" w:hAnsiTheme="majorBidi" w:cstheme="majorBidi"/>
+          <w:sz w:val="24"/>
+          <w:szCs w:val="24"/>
+        </w:rPr>
         <w:t>) is possible either using smart desig</w:t>
       </w:r>
       <w:r>
+        <w:rPr>
+          <w:rFonts w:asciiTheme="majorBidi" w:hAnsiTheme="majorBidi" w:cstheme="majorBidi"/>
+          <w:sz w:val="24"/>
+          <w:szCs w:val="24"/>
+        </w:rPr>
         <w:t>n of the observation space if a</w:t>
       </w:r>
       <w:r>
+        <w:rPr>
+          <w:rFonts w:asciiTheme="majorBidi" w:hAnsiTheme="majorBidi" w:cstheme="majorBidi"/>
+          <w:sz w:val="24"/>
+          <w:szCs w:val="24"/>
+        </w:rPr>
         <w:t xml:space="preserve"> Multi-Layer </w:t>
       </w:r>
       <w:r>
+        <w:rPr>
+          <w:rFonts w:asciiTheme="majorBidi" w:hAnsiTheme="majorBidi" w:cstheme="majorBidi"/>
+          <w:sz w:val="24"/>
+          <w:szCs w:val="24"/>
+        </w:rPr>
         <w:t>Perceptron (</w:t>
       </w:r>
       <w:r>
+        <w:rPr>
+          <w:rFonts w:asciiTheme="majorBidi" w:hAnsiTheme="majorBidi" w:cstheme="majorBidi"/>
+          <w:sz w:val="24"/>
+          <w:szCs w:val="24"/>
+        </w:rPr>
         <w:t>MLP)</w:t>
       </w:r>
       <w:r>
+        <w:rPr>
+          <w:rFonts w:asciiTheme="majorBidi" w:hAnsiTheme="majorBidi" w:cstheme="majorBidi"/>
+          <w:sz w:val="24"/>
+          <w:szCs w:val="24"/>
+        </w:rPr>
         <w:t xml:space="preserve"> </w:t>
       </w:r>
       <w:r>
+        <w:rPr>
+          <w:rFonts w:asciiTheme="majorBidi" w:hAnsiTheme="majorBidi" w:cstheme="majorBidi"/>
+          <w:sz w:val="24"/>
+          <w:szCs w:val="24"/>
+        </w:rPr>
         <w:t xml:space="preserve">is used or using a Gated Recurrent Unit (GRU). In this work an MLP is chosen </w:t>
       </w:r>
       <w:r>
+        <w:rPr>
+          <w:rFonts w:asciiTheme="majorBidi" w:hAnsiTheme="majorBidi" w:cstheme="majorBidi"/>
+          <w:sz w:val="24"/>
+          <w:szCs w:val="24"/>
+        </w:rPr>
         <w:t>___ at least for phase one</w:t>
       </w:r>
       <w:r>
+        <w:rPr>
+          <w:rFonts w:asciiTheme="majorBidi" w:hAnsiTheme="majorBidi" w:cstheme="majorBidi"/>
+          <w:sz w:val="24"/>
+          <w:szCs w:val="24"/>
+        </w:rPr>
         <w:t>___ due to its simplicity and lightweight nature. To compensate for the lack of an internal state, multiple historical data points of specific features are stacked and fed together as input to the MLP</w:t>
       </w:r>
       <w:r>
+        <w:rPr>
+          <w:rFonts w:asciiTheme="majorBidi" w:hAnsiTheme="majorBidi" w:cstheme="majorBidi"/>
+          <w:sz w:val="24"/>
+          <w:szCs w:val="24"/>
+        </w:rPr>
         <w:t xml:space="preserve">, more on this will be discussed later. </w:t>
       </w:r>
       <w:r>
+        <w:rPr>
+          <w:rFonts w:asciiTheme="majorBidi" w:hAnsiTheme="majorBidi" w:cstheme="majorBidi"/>
+          <w:sz w:val="24"/>
+          <w:szCs w:val="24"/>
+        </w:rPr>
         <w:t>The drones’ velocities were shown to be analytically computable in [4] from the</w:t>
       </w:r>
       <w:r>
+        <w:rPr>
+          <w:rFonts w:asciiTheme="majorBidi" w:hAnsiTheme="majorBidi" w:cstheme="majorBidi"/>
+          <w:sz w:val="24"/>
+          <w:szCs w:val="24"/>
+        </w:rPr>
         <w:t xml:space="preserve"> observed</w:t>
       </w:r>
       <w:r>
+        <w:rPr>
+          <w:rFonts w:asciiTheme="majorBidi" w:hAnsiTheme="majorBidi" w:cstheme="majorBidi"/>
+          <w:sz w:val="24"/>
+          <w:szCs w:val="24"/>
+        </w:rPr>
         <w:t xml:space="preserve"> load state and the </w:t>
       </w:r>
       <w:r>
+        <w:rPr>
+          <w:rFonts w:asciiTheme="majorBidi" w:hAnsiTheme="majorBidi" w:cstheme="majorBidi"/>
+          <w:sz w:val="24"/>
+          <w:szCs w:val="24"/>
+        </w:rPr>
         <w:t xml:space="preserve">commanded </w:t>
       </w:r>
       <w:r>
+        <w:rPr>
+          <w:rFonts w:asciiTheme="majorBidi" w:hAnsiTheme="majorBidi" w:cstheme="majorBidi"/>
+          <w:sz w:val="24"/>
+          <w:szCs w:val="24"/>
+        </w:rPr>
         <w:t xml:space="preserve">full force vector and </w:t>
       </w:r>
       <w:r>
+        <w:rPr>
+          <w:rFonts w:asciiTheme="majorBidi" w:hAnsiTheme="majorBidi" w:cstheme="majorBidi"/>
+          <w:sz w:val="24"/>
+          <w:szCs w:val="24"/>
+        </w:rPr>
         <w:t xml:space="preserve">its derivative. The resulting velocities will remain reasonably accurate </w:t>
       </w:r>
       <w:r>
+        <w:rPr>
+          <w:rFonts w:asciiTheme="majorBidi" w:hAnsiTheme="majorBidi" w:cstheme="majorBidi"/>
+          <w:sz w:val="24"/>
+          <w:szCs w:val="24"/>
+        </w:rPr>
         <w:t xml:space="preserve">as long as the drones agree on the load state measurement. For phase one, this agreement is assumed. </w:t>
       </w:r>
       <w:r>
+        <w:rPr>
+          <w:rFonts w:asciiTheme="majorBidi" w:hAnsiTheme="majorBidi" w:cstheme="majorBidi"/>
+          <w:sz w:val="24"/>
+          <w:szCs w:val="24"/>
+        </w:rPr>
         <w:t xml:space="preserve">These calculated velocities can then be fed into the MLP as a proxy for global information. </w:t>
       </w:r>
     </w:p>
     <w:p>
       <w:pPr>
         <w:pStyle w:val="ListParagraph"/>
-        <w:ind w:left="360"/>
-      </w:pPr>
-    </w:p>
-    <w:p>
-      <w:pPr>
-        <w:pStyle w:val="ListParagraph"/>
-        <w:ind w:left="360"/>
-        <w:rPr>
-          <w:lang w:bidi="ar-EG"/>
-        </w:rPr>
-      </w:pPr>
-      <w:r>
-        <w:rPr>
+        <w:spacing w:line="360" w:lineRule="auto"/>
+        <w:ind w:left="360"/>
+        <w:rPr>
+          <w:rFonts w:asciiTheme="majorBidi" w:hAnsiTheme="majorBidi" w:cstheme="majorBidi"/>
+          <w:sz w:val="24"/>
+          <w:szCs w:val="24"/>
+        </w:rPr>
+      </w:pPr>
+    </w:p>
+    <w:p>
+      <w:pPr>
+        <w:pStyle w:val="ListParagraph"/>
+        <w:spacing w:line="360" w:lineRule="auto"/>
+        <w:ind w:left="360"/>
+        <w:rPr>
+          <w:rFonts w:asciiTheme="majorBidi" w:hAnsiTheme="majorBidi" w:cstheme="majorBidi"/>
+          <w:sz w:val="24"/>
+          <w:szCs w:val="24"/>
+          <w:lang w:bidi="ar-EG"/>
+        </w:rPr>
+      </w:pPr>
+      <w:r>
+        <w:rPr>
+          <w:rFonts w:asciiTheme="majorBidi" w:hAnsiTheme="majorBidi" w:cstheme="majorBidi"/>
+          <w:sz w:val="24"/>
+          <w:szCs w:val="24"/>
           <w:lang w:bidi="ar-EG"/>
         </w:rPr>
         <w:t>Lastly, while the optimizer uses time</w:t>
       </w:r>
       <w:r>
         <w:rPr>
+          <w:rFonts w:asciiTheme="majorBidi" w:hAnsiTheme="majorBidi" w:cstheme="majorBidi"/>
+          <w:sz w:val="24"/>
+          <w:szCs w:val="24"/>
           <w:lang w:bidi="ar-EG"/>
         </w:rPr>
         <w:t xml:space="preserve"> explicitly, it is not actually needed, what is actually needed is </w:t>
       </w:r>
       <w:r>
         <w:rPr>
+          <w:rFonts w:asciiTheme="majorBidi" w:hAnsiTheme="majorBidi" w:cstheme="majorBidi"/>
+          <w:sz w:val="24"/>
+          <w:szCs w:val="24"/>
           <w:lang w:bidi="ar-EG"/>
         </w:rPr>
         <w:t xml:space="preserve">to time the periodic nature of the lambdas. This policy can learn this periodicity again using intelligent observation space design, by feeding </w:t>
       </w:r>
       <w:r>
+        <w:rPr>
+          <w:rFonts w:asciiTheme="majorBidi" w:hAnsiTheme="majorBidi" w:cstheme="majorBidi"/>
+          <w:sz w:val="24"/>
+          <w:szCs w:val="24"/>
+        </w:rPr>
         <w:t xml:space="preserve">multiple historical data points of specific features and by using time embedding techniques such as Fourier time encoding, this idea will be discussed in detail in a later section.  </w:t>
       </w:r>
     </w:p>
     <w:p>
       <w:pPr>
         <w:pStyle w:val="ListParagraph"/>
-        <w:ind w:left="360"/>
-        <w:rPr>
-          <w:lang w:bidi="ar-EG"/>
-        </w:rPr>
-      </w:pPr>
-    </w:p>
-    <w:p>
-      <w:pPr>
-        <w:pStyle w:val="ListParagraph"/>
-        <w:ind w:left="360"/>
-        <w:rPr>
-          <w:lang w:bidi="ar-EG"/>
-        </w:rPr>
-      </w:pPr>
-      <w:r>
-        <w:rPr>
+        <w:spacing w:line="360" w:lineRule="auto"/>
+        <w:ind w:left="360"/>
+        <w:rPr>
+          <w:rFonts w:asciiTheme="majorBidi" w:hAnsiTheme="majorBidi" w:cstheme="majorBidi"/>
+          <w:sz w:val="24"/>
+          <w:szCs w:val="24"/>
+          <w:lang w:bidi="ar-EG"/>
+        </w:rPr>
+      </w:pPr>
+    </w:p>
+    <w:p>
+      <w:pPr>
+        <w:pStyle w:val="ListParagraph"/>
+        <w:spacing w:line="360" w:lineRule="auto"/>
+        <w:ind w:left="360"/>
+        <w:rPr>
+          <w:rFonts w:asciiTheme="majorBidi" w:hAnsiTheme="majorBidi" w:cstheme="majorBidi"/>
+          <w:sz w:val="24"/>
+          <w:szCs w:val="24"/>
+          <w:lang w:bidi="ar-EG"/>
+        </w:rPr>
+      </w:pPr>
+      <w:r>
+        <w:rPr>
+          <w:rFonts w:asciiTheme="majorBidi" w:hAnsiTheme="majorBidi" w:cstheme="majorBidi"/>
+          <w:sz w:val="24"/>
+          <w:szCs w:val="24"/>
           <w:lang w:bidi="ar-EG"/>
         </w:rPr>
         <w:t xml:space="preserve">By employing all these techniques together, we can reasonably aim to train an MLP using Behavioral Cloning (BC) to learn mimicking the </w:t>
       </w:r>
       <w:r>
         <w:rPr>
+          <w:rFonts w:asciiTheme="majorBidi" w:hAnsiTheme="majorBidi" w:cstheme="majorBidi"/>
+          <w:sz w:val="24"/>
+          <w:szCs w:val="24"/>
           <w:lang w:bidi="ar-EG"/>
         </w:rPr>
         <w:t>optimizer. This MLP can then be deployed on each drone separately. It will output the full lambda vector, and then we calculate the full force vector using the classical pipeline math. Finally, each drone applies its own slice of the force vector, this requires that each drone knows its ID in order to know which slice to select. But this information can be communicated only once in the beginning.</w:t>
@@ -3740,13 +6269,20 @@
     <w:p>
       <w:pPr>
         <w:pStyle w:val="ListParagraph"/>
-        <w:ind w:left="360"/>
-        <w:rPr>
-          <w:lang w:bidi="ar-EG"/>
-        </w:rPr>
-      </w:pPr>
-      <w:r>
-        <w:rPr>
+        <w:spacing w:line="360" w:lineRule="auto"/>
+        <w:ind w:left="360"/>
+        <w:rPr>
+          <w:rFonts w:asciiTheme="majorBidi" w:hAnsiTheme="majorBidi" w:cstheme="majorBidi"/>
+          <w:sz w:val="24"/>
+          <w:szCs w:val="24"/>
+          <w:lang w:bidi="ar-EG"/>
+        </w:rPr>
+      </w:pPr>
+      <w:r>
+        <w:rPr>
+          <w:rFonts w:asciiTheme="majorBidi" w:hAnsiTheme="majorBidi" w:cstheme="majorBidi"/>
+          <w:sz w:val="24"/>
+          <w:szCs w:val="24"/>
           <w:lang w:bidi="ar-EG"/>
         </w:rPr>
         <w:t>This achieves two major advantages over the optimizer:</w:t>
@@ -3759,25 +6295,47 @@
           <w:ilvl w:val="0"/>
           <w:numId w:val="3"/>
         </w:numPr>
-        <w:rPr>
-          <w:lang w:bidi="ar-EG"/>
-        </w:rPr>
-      </w:pPr>
-      <w:r>
-        <w:rPr>
+        <w:spacing w:line="360" w:lineRule="auto"/>
+        <w:rPr>
+          <w:rFonts w:asciiTheme="majorBidi" w:hAnsiTheme="majorBidi" w:cstheme="majorBidi"/>
+          <w:sz w:val="24"/>
+          <w:szCs w:val="24"/>
+          <w:lang w:bidi="ar-EG"/>
+        </w:rPr>
+      </w:pPr>
+      <w:r>
+        <w:rPr>
+          <w:rFonts w:asciiTheme="majorBidi" w:hAnsiTheme="majorBidi" w:cstheme="majorBidi"/>
+          <w:sz w:val="24"/>
+          <w:szCs w:val="24"/>
           <w:lang w:bidi="ar-EG"/>
         </w:rPr>
         <w:t xml:space="preserve">We cut the runtime dramatically. </w:t>
       </w:r>
       <w:r>
+        <w:rPr>
+          <w:rFonts w:asciiTheme="majorBidi" w:hAnsiTheme="majorBidi" w:cstheme="majorBidi"/>
+          <w:sz w:val="24"/>
+          <w:szCs w:val="24"/>
+        </w:rPr>
         <w:t xml:space="preserve">Optimizer takes ~3-4 </w:t>
       </w:r>
       <w:proofErr w:type="spellStart"/>
       <w:r>
+        <w:rPr>
+          <w:rFonts w:asciiTheme="majorBidi" w:hAnsiTheme="majorBidi" w:cstheme="majorBidi"/>
+          <w:sz w:val="24"/>
+          <w:szCs w:val="24"/>
+        </w:rPr>
         <w:t>ms</w:t>
       </w:r>
       <w:proofErr w:type="spellEnd"/>
       <w:r>
+        <w:rPr>
+          <w:rFonts w:asciiTheme="majorBidi" w:hAnsiTheme="majorBidi" w:cstheme="majorBidi"/>
+          <w:sz w:val="24"/>
+          <w:szCs w:val="24"/>
+        </w:rPr>
         <w:t>/step (benchmarked on my laptop ______add specs____) while a trained NN inference time takes &lt;&lt; 1ms/step*.</w:t>
       </w:r>
     </w:p>
@@ -3788,37 +6346,82 @@
           <w:ilvl w:val="0"/>
           <w:numId w:val="3"/>
         </w:numPr>
-        <w:rPr>
-          <w:lang w:bidi="ar-EG"/>
-        </w:rPr>
-      </w:pPr>
-      <w:r>
+        <w:spacing w:line="360" w:lineRule="auto"/>
+        <w:rPr>
+          <w:rFonts w:asciiTheme="majorBidi" w:hAnsiTheme="majorBidi" w:cstheme="majorBidi"/>
+          <w:sz w:val="24"/>
+          <w:szCs w:val="24"/>
+          <w:lang w:bidi="ar-EG"/>
+        </w:rPr>
+      </w:pPr>
+      <w:r>
+        <w:rPr>
+          <w:rFonts w:asciiTheme="majorBidi" w:hAnsiTheme="majorBidi" w:cstheme="majorBidi"/>
+          <w:sz w:val="24"/>
+          <w:szCs w:val="24"/>
+        </w:rPr>
         <w:lastRenderedPageBreak/>
         <w:t xml:space="preserve">Cutting the runtime is not only necessary for onboard deployment </w:t>
       </w:r>
       <w:r>
+        <w:rPr>
+          <w:rFonts w:asciiTheme="majorBidi" w:hAnsiTheme="majorBidi" w:cstheme="majorBidi"/>
+          <w:sz w:val="24"/>
+          <w:szCs w:val="24"/>
+        </w:rPr>
         <w:t>but also practically a requirement if we want to do Residual RL on top of the whole pipeline as in phase 2. In order to do RL we need to simulate millions of steps, therefore any extra computational cost per step quickly add</w:t>
       </w:r>
       <w:r>
+        <w:rPr>
+          <w:rFonts w:asciiTheme="majorBidi" w:hAnsiTheme="majorBidi" w:cstheme="majorBidi"/>
+          <w:sz w:val="24"/>
+          <w:szCs w:val="24"/>
+        </w:rPr>
         <w:t>s</w:t>
       </w:r>
       <w:r>
+        <w:rPr>
+          <w:rFonts w:asciiTheme="majorBidi" w:hAnsiTheme="majorBidi" w:cstheme="majorBidi"/>
+          <w:sz w:val="24"/>
+          <w:szCs w:val="24"/>
+        </w:rPr>
         <w:t xml:space="preserve"> up. A single component in the pipeline taking 3-4 </w:t>
       </w:r>
       <w:proofErr w:type="spellStart"/>
       <w:r>
+        <w:rPr>
+          <w:rFonts w:asciiTheme="majorBidi" w:hAnsiTheme="majorBidi" w:cstheme="majorBidi"/>
+          <w:sz w:val="24"/>
+          <w:szCs w:val="24"/>
+        </w:rPr>
         <w:t>ms</w:t>
       </w:r>
       <w:proofErr w:type="spellEnd"/>
       <w:r>
+        <w:rPr>
+          <w:rFonts w:asciiTheme="majorBidi" w:hAnsiTheme="majorBidi" w:cstheme="majorBidi"/>
+          <w:sz w:val="24"/>
+          <w:szCs w:val="24"/>
+        </w:rPr>
         <w:t xml:space="preserve"> makes the RL practically infeasible. </w:t>
       </w:r>
     </w:p>
     <w:p>
       <w:pPr>
+        <w:spacing w:line="360" w:lineRule="auto"/>
         <w:ind w:left="720"/>
-      </w:pPr>
-      <w:r>
+        <w:rPr>
+          <w:rFonts w:asciiTheme="majorBidi" w:hAnsiTheme="majorBidi" w:cstheme="majorBidi"/>
+          <w:sz w:val="24"/>
+          <w:szCs w:val="24"/>
+        </w:rPr>
+      </w:pPr>
+      <w:r>
+        <w:rPr>
+          <w:rFonts w:asciiTheme="majorBidi" w:hAnsiTheme="majorBidi" w:cstheme="majorBidi"/>
+          <w:sz w:val="24"/>
+          <w:szCs w:val="24"/>
+        </w:rPr>
         <w:t>*The theoretical compute time, based on FLOP count and peak GPU throughput, is on the order of microseconds. However, in practice, the total inference latency would be dominated by GPU overhead</w:t>
       </w:r>
     </w:p>
@@ -3829,36 +6432,68 @@
           <w:ilvl w:val="0"/>
           <w:numId w:val="3"/>
         </w:numPr>
-      </w:pPr>
-      <w:r>
+        <w:spacing w:line="360" w:lineRule="auto"/>
+        <w:rPr>
+          <w:rFonts w:asciiTheme="majorBidi" w:hAnsiTheme="majorBidi" w:cstheme="majorBidi"/>
+          <w:sz w:val="24"/>
+          <w:szCs w:val="24"/>
+        </w:rPr>
+      </w:pPr>
+      <w:r>
+        <w:rPr>
+          <w:rFonts w:asciiTheme="majorBidi" w:hAnsiTheme="majorBidi" w:cstheme="majorBidi"/>
+          <w:sz w:val="24"/>
+          <w:szCs w:val="24"/>
+        </w:rPr>
         <w:t xml:space="preserve">We can do RL and warm start our actor from this behaviorally cloned policy </w:t>
       </w:r>
       <w:r>
+        <w:rPr>
+          <w:rFonts w:asciiTheme="majorBidi" w:hAnsiTheme="majorBidi" w:cstheme="majorBidi"/>
+          <w:sz w:val="24"/>
+          <w:szCs w:val="24"/>
+        </w:rPr>
         <w:t>so we can mold it to our needs (if it turns out to be helpful or required).</w:t>
       </w:r>
     </w:p>
     <w:p>
       <w:pPr>
         <w:pStyle w:val="ListParagraph"/>
+        <w:spacing w:line="360" w:lineRule="auto"/>
         <w:ind w:left="1080"/>
-      </w:pPr>
-    </w:p>
-    <w:p>
-      <w:pPr>
-        <w:pStyle w:val="ListParagraph"/>
-        <w:ind w:left="360"/>
-        <w:rPr>
-          <w:lang w:bidi="ar-EG"/>
-        </w:rPr>
-      </w:pPr>
-      <w:r>
-        <w:rPr>
+        <w:rPr>
+          <w:rFonts w:asciiTheme="majorBidi" w:hAnsiTheme="majorBidi" w:cstheme="majorBidi"/>
+          <w:sz w:val="24"/>
+          <w:szCs w:val="24"/>
+        </w:rPr>
+      </w:pPr>
+    </w:p>
+    <w:p>
+      <w:pPr>
+        <w:pStyle w:val="ListParagraph"/>
+        <w:spacing w:line="360" w:lineRule="auto"/>
+        <w:ind w:left="360"/>
+        <w:rPr>
+          <w:rFonts w:asciiTheme="majorBidi" w:hAnsiTheme="majorBidi" w:cstheme="majorBidi"/>
+          <w:sz w:val="24"/>
+          <w:szCs w:val="24"/>
+          <w:lang w:bidi="ar-EG"/>
+        </w:rPr>
+      </w:pPr>
+      <w:r>
+        <w:rPr>
+          <w:rFonts w:asciiTheme="majorBidi" w:hAnsiTheme="majorBidi" w:cstheme="majorBidi"/>
+          <w:sz w:val="24"/>
+          <w:szCs w:val="24"/>
           <w:lang w:bidi="ar-EG"/>
         </w:rPr>
         <w:t xml:space="preserve">Stuff to write in problem formulation before </w:t>
       </w:r>
       <w:r>
         <w:rPr>
+          <w:rFonts w:asciiTheme="majorBidi" w:hAnsiTheme="majorBidi" w:cstheme="majorBidi"/>
+          <w:sz w:val="24"/>
+          <w:szCs w:val="24"/>
           <w:lang w:bidi="ar-EG"/>
         </w:rPr>
         <w:t xml:space="preserve">methodology: </w:t>
@@ -3867,13 +6502,20 @@
     <w:p>
       <w:pPr>
         <w:pStyle w:val="ListParagraph"/>
-        <w:ind w:left="360"/>
-        <w:rPr>
-          <w:lang w:bidi="ar-EG"/>
-        </w:rPr>
-      </w:pPr>
-      <w:r>
-        <w:rPr>
+        <w:spacing w:line="360" w:lineRule="auto"/>
+        <w:ind w:left="360"/>
+        <w:rPr>
+          <w:rFonts w:asciiTheme="majorBidi" w:hAnsiTheme="majorBidi" w:cstheme="majorBidi"/>
+          <w:sz w:val="24"/>
+          <w:szCs w:val="24"/>
+          <w:lang w:bidi="ar-EG"/>
+        </w:rPr>
+      </w:pPr>
+      <w:r>
+        <w:rPr>
+          <w:rFonts w:asciiTheme="majorBidi" w:hAnsiTheme="majorBidi" w:cstheme="majorBidi"/>
+          <w:sz w:val="24"/>
+          <w:szCs w:val="24"/>
           <w:lang w:bidi="ar-EG"/>
         </w:rPr>
         <w:t xml:space="preserve">What are phase 1 and phase 2(or formulation 1 and </w:t>
@@ -3881,6 +6523,9 @@
       <w:proofErr w:type="gramStart"/>
       <w:r>
         <w:rPr>
+          <w:rFonts w:asciiTheme="majorBidi" w:hAnsiTheme="majorBidi" w:cstheme="majorBidi"/>
+          <w:sz w:val="24"/>
+          <w:szCs w:val="24"/>
           <w:lang w:bidi="ar-EG"/>
         </w:rPr>
         <w:t>2</w:t>
@@ -3888,6 +6533,9 @@
       <w:proofErr w:type="gramEnd"/>
       <w:r>
         <w:rPr>
+          <w:rFonts w:asciiTheme="majorBidi" w:hAnsiTheme="majorBidi" w:cstheme="majorBidi"/>
+          <w:sz w:val="24"/>
+          <w:szCs w:val="24"/>
           <w:lang w:bidi="ar-EG"/>
         </w:rPr>
         <w:t>)</w:t>
@@ -3896,13 +6544,20 @@
     <w:p>
       <w:pPr>
         <w:pStyle w:val="ListParagraph"/>
-        <w:ind w:left="360"/>
-        <w:rPr>
-          <w:lang w:bidi="ar-EG"/>
-        </w:rPr>
-      </w:pPr>
-      <w:r>
-        <w:rPr>
+        <w:spacing w:line="360" w:lineRule="auto"/>
+        <w:ind w:left="360"/>
+        <w:rPr>
+          <w:rFonts w:asciiTheme="majorBidi" w:hAnsiTheme="majorBidi" w:cstheme="majorBidi"/>
+          <w:sz w:val="24"/>
+          <w:szCs w:val="24"/>
+          <w:lang w:bidi="ar-EG"/>
+        </w:rPr>
+      </w:pPr>
+      <w:r>
+        <w:rPr>
+          <w:rFonts w:asciiTheme="majorBidi" w:hAnsiTheme="majorBidi" w:cstheme="majorBidi"/>
+          <w:sz w:val="24"/>
+          <w:szCs w:val="24"/>
           <w:lang w:bidi="ar-EG"/>
         </w:rPr>
         <w:t>Say we will tackle phase 1 using IL mainly but we can still use RL on top if needed</w:t>
@@ -3911,32 +6566,47 @@
     <w:p>
       <w:pPr>
         <w:pStyle w:val="ListParagraph"/>
-        <w:ind w:left="360"/>
-        <w:rPr>
-          <w:lang w:bidi="ar-EG"/>
-        </w:rPr>
-      </w:pPr>
-    </w:p>
-    <w:p>
-      <w:pPr>
-        <w:pStyle w:val="ListParagraph"/>
-        <w:ind w:left="360"/>
-        <w:rPr>
-          <w:lang w:bidi="ar-EG"/>
-        </w:rPr>
-      </w:pPr>
-    </w:p>
-    <w:p>
-      <w:pPr>
-        <w:pStyle w:val="ListParagraph"/>
-        <w:ind w:left="360"/>
-        <w:rPr>
+        <w:spacing w:line="360" w:lineRule="auto"/>
+        <w:ind w:left="360"/>
+        <w:rPr>
+          <w:rFonts w:asciiTheme="majorBidi" w:hAnsiTheme="majorBidi" w:cstheme="majorBidi"/>
+          <w:sz w:val="24"/>
+          <w:szCs w:val="24"/>
+          <w:lang w:bidi="ar-EG"/>
+        </w:rPr>
+      </w:pPr>
+    </w:p>
+    <w:p>
+      <w:pPr>
+        <w:pStyle w:val="ListParagraph"/>
+        <w:spacing w:line="360" w:lineRule="auto"/>
+        <w:ind w:left="360"/>
+        <w:rPr>
+          <w:rFonts w:asciiTheme="majorBidi" w:hAnsiTheme="majorBidi" w:cstheme="majorBidi"/>
+          <w:sz w:val="24"/>
+          <w:szCs w:val="24"/>
+          <w:lang w:bidi="ar-EG"/>
+        </w:rPr>
+      </w:pPr>
+    </w:p>
+    <w:p>
+      <w:pPr>
+        <w:pStyle w:val="ListParagraph"/>
+        <w:spacing w:line="360" w:lineRule="auto"/>
+        <w:ind w:left="360"/>
+        <w:rPr>
+          <w:rFonts w:asciiTheme="majorBidi" w:hAnsiTheme="majorBidi" w:cstheme="majorBidi"/>
+          <w:sz w:val="24"/>
+          <w:szCs w:val="24"/>
           <w:rtl/>
           <w:lang w:bidi="ar-EG"/>
         </w:rPr>
       </w:pPr>
       <w:r>
         <w:rPr>
+          <w:rFonts w:asciiTheme="majorBidi" w:hAnsiTheme="majorBidi" w:cstheme="majorBidi"/>
+          <w:sz w:val="24"/>
+          <w:szCs w:val="24"/>
           <w:lang w:bidi="ar-EG"/>
         </w:rPr>
         <w:t xml:space="preserve">It’s not just about a noisy load state, what’s </w:t>
@@ -3944,6 +6614,9 @@
       <w:proofErr w:type="spellStart"/>
       <w:r>
         <w:rPr>
+          <w:rFonts w:asciiTheme="majorBidi" w:hAnsiTheme="majorBidi" w:cstheme="majorBidi"/>
+          <w:sz w:val="24"/>
+          <w:szCs w:val="24"/>
           <w:lang w:bidi="ar-EG"/>
         </w:rPr>
         <w:t>kinda</w:t>
@@ -3951,6 +6624,9 @@
       <w:proofErr w:type="spellEnd"/>
       <w:r>
         <w:rPr>
+          <w:rFonts w:asciiTheme="majorBidi" w:hAnsiTheme="majorBidi" w:cstheme="majorBidi"/>
+          <w:sz w:val="24"/>
+          <w:szCs w:val="24"/>
           <w:lang w:bidi="ar-EG"/>
         </w:rPr>
         <w:t xml:space="preserve"> hidden, is that with the load state and wrench command, the controller used to be able to calculate the drone velocities (using kinematics) with high accuracy. So now under this noisy and delayed load state, this calculation becomes completely unreliable and the policy is forced to learn its action solely based on that noisy load state and its own state, the other drone states are practically inaccessible (and I don’t even do the math and feed them to the f2 policy because I know they are completely unreliable, they rely on the load state and the full force and its derivative (which we don’t have locally) so it’s going to be much more unreliable than the load state)</w:t>
@@ -3959,8 +6635,12 @@
     <w:p>
       <w:pPr>
         <w:pStyle w:val="ListParagraph"/>
-        <w:ind w:left="360"/>
-        <w:rPr>
+        <w:spacing w:line="360" w:lineRule="auto"/>
+        <w:ind w:left="360"/>
+        <w:rPr>
+          <w:rFonts w:asciiTheme="majorBidi" w:hAnsiTheme="majorBidi" w:cstheme="majorBidi"/>
+          <w:sz w:val="24"/>
+          <w:szCs w:val="24"/>
           <w:rtl/>
           <w:lang w:bidi="ar-EG"/>
         </w:rPr>
@@ -3969,103 +6649,194 @@
     <w:p>
       <w:pPr>
         <w:pStyle w:val="ListParagraph"/>
-        <w:ind w:left="360"/>
-        <w:rPr>
-          <w:lang w:bidi="ar-EG"/>
-        </w:rPr>
-      </w:pPr>
-    </w:p>
-    <w:p>
-      <w:pPr>
-        <w:pStyle w:val="ListParagraph"/>
-        <w:ind w:left="360"/>
-      </w:pPr>
-      <w:r>
+        <w:spacing w:line="360" w:lineRule="auto"/>
+        <w:ind w:left="360"/>
+        <w:rPr>
+          <w:rFonts w:asciiTheme="majorBidi" w:hAnsiTheme="majorBidi" w:cstheme="majorBidi"/>
+          <w:sz w:val="24"/>
+          <w:szCs w:val="24"/>
+          <w:lang w:bidi="ar-EG"/>
+        </w:rPr>
+      </w:pPr>
+    </w:p>
+    <w:p>
+      <w:pPr>
+        <w:pStyle w:val="ListParagraph"/>
+        <w:spacing w:line="360" w:lineRule="auto"/>
+        <w:ind w:left="360"/>
+        <w:rPr>
+          <w:rFonts w:asciiTheme="majorBidi" w:hAnsiTheme="majorBidi" w:cstheme="majorBidi"/>
+          <w:sz w:val="24"/>
+          <w:szCs w:val="24"/>
+        </w:rPr>
+      </w:pPr>
+      <w:r>
+        <w:rPr>
+          <w:rFonts w:asciiTheme="majorBidi" w:hAnsiTheme="majorBidi" w:cstheme="majorBidi"/>
+          <w:sz w:val="24"/>
+          <w:szCs w:val="24"/>
+        </w:rPr>
         <w:t xml:space="preserve">[1]E. N. </w:t>
       </w:r>
       <w:proofErr w:type="spellStart"/>
       <w:r>
+        <w:rPr>
+          <w:rFonts w:asciiTheme="majorBidi" w:hAnsiTheme="majorBidi" w:cstheme="majorBidi"/>
+          <w:sz w:val="24"/>
+          <w:szCs w:val="24"/>
+        </w:rPr>
         <w:t>Barmpounakis</w:t>
       </w:r>
       <w:proofErr w:type="spellEnd"/>
       <w:r>
+        <w:rPr>
+          <w:rFonts w:asciiTheme="majorBidi" w:hAnsiTheme="majorBidi" w:cstheme="majorBidi"/>
+          <w:sz w:val="24"/>
+          <w:szCs w:val="24"/>
+        </w:rPr>
         <w:t xml:space="preserve">, E. I. </w:t>
       </w:r>
       <w:proofErr w:type="spellStart"/>
       <w:r>
+        <w:rPr>
+          <w:rFonts w:asciiTheme="majorBidi" w:hAnsiTheme="majorBidi" w:cstheme="majorBidi"/>
+          <w:sz w:val="24"/>
+          <w:szCs w:val="24"/>
+        </w:rPr>
         <w:t>Vlahogianni</w:t>
       </w:r>
       <w:proofErr w:type="spellEnd"/>
       <w:r>
+        <w:rPr>
+          <w:rFonts w:asciiTheme="majorBidi" w:hAnsiTheme="majorBidi" w:cstheme="majorBidi"/>
+          <w:sz w:val="24"/>
+          <w:szCs w:val="24"/>
+        </w:rPr>
         <w:t xml:space="preserve">, and J. C. </w:t>
       </w:r>
       <w:proofErr w:type="spellStart"/>
       <w:r>
+        <w:rPr>
+          <w:rFonts w:asciiTheme="majorBidi" w:hAnsiTheme="majorBidi" w:cstheme="majorBidi"/>
+          <w:sz w:val="24"/>
+          <w:szCs w:val="24"/>
+        </w:rPr>
         <w:t>Golias</w:t>
       </w:r>
       <w:proofErr w:type="spellEnd"/>
       <w:r>
+        <w:rPr>
+          <w:rFonts w:asciiTheme="majorBidi" w:hAnsiTheme="majorBidi" w:cstheme="majorBidi"/>
+          <w:sz w:val="24"/>
+          <w:szCs w:val="24"/>
+        </w:rPr>
         <w:t>. Unmanned aerial aircraft systems for transportation engineering: Current practice and future challenges.</w:t>
       </w:r>
     </w:p>
     <w:p>
       <w:pPr>
         <w:pStyle w:val="ListParagraph"/>
-        <w:ind w:left="360"/>
-      </w:pPr>
-      <w:r>
+        <w:spacing w:line="360" w:lineRule="auto"/>
+        <w:ind w:left="360"/>
+        <w:rPr>
+          <w:rFonts w:asciiTheme="majorBidi" w:hAnsiTheme="majorBidi" w:cstheme="majorBidi"/>
+          <w:sz w:val="24"/>
+          <w:szCs w:val="24"/>
+        </w:rPr>
+      </w:pPr>
+      <w:r>
+        <w:rPr>
+          <w:rFonts w:asciiTheme="majorBidi" w:hAnsiTheme="majorBidi" w:cstheme="majorBidi"/>
+          <w:sz w:val="24"/>
+          <w:szCs w:val="24"/>
+        </w:rPr>
         <w:t xml:space="preserve">[2] </w:t>
       </w:r>
       <w:proofErr w:type="gramStart"/>
       <w:r>
+        <w:rPr>
+          <w:rFonts w:asciiTheme="majorBidi" w:hAnsiTheme="majorBidi" w:cstheme="majorBidi"/>
+          <w:sz w:val="24"/>
+          <w:szCs w:val="24"/>
+        </w:rPr>
         <w:t>citation</w:t>
       </w:r>
       <w:proofErr w:type="gramEnd"/>
       <w:r>
+        <w:rPr>
+          <w:rFonts w:asciiTheme="majorBidi" w:hAnsiTheme="majorBidi" w:cstheme="majorBidi"/>
+          <w:sz w:val="24"/>
+          <w:szCs w:val="24"/>
+        </w:rPr>
         <w:t xml:space="preserve"> needed</w:t>
       </w:r>
     </w:p>
     <w:p>
       <w:pPr>
         <w:pStyle w:val="ListParagraph"/>
-        <w:ind w:left="360"/>
-        <w:rPr>
-          <w:rtl/>
-        </w:rPr>
-      </w:pPr>
-      <w:r>
+        <w:spacing w:line="360" w:lineRule="auto"/>
+        <w:ind w:left="360"/>
+        <w:rPr>
+          <w:rFonts w:asciiTheme="majorBidi" w:hAnsiTheme="majorBidi" w:cstheme="majorBidi"/>
+          <w:sz w:val="24"/>
+          <w:szCs w:val="24"/>
+          <w:lang w:bidi="ar-EG"/>
+        </w:rPr>
+      </w:pPr>
+      <w:r>
+        <w:rPr>
+          <w:rFonts w:asciiTheme="majorBidi" w:hAnsiTheme="majorBidi" w:cstheme="majorBidi"/>
+          <w:sz w:val="24"/>
+          <w:szCs w:val="24"/>
+        </w:rPr>
         <w:t>[3]</w:t>
       </w:r>
       <w:proofErr w:type="gramStart"/>
       <w:r>
+        <w:rPr>
+          <w:rFonts w:asciiTheme="majorBidi" w:hAnsiTheme="majorBidi" w:cstheme="majorBidi"/>
+          <w:sz w:val="24"/>
+          <w:szCs w:val="24"/>
+        </w:rPr>
         <w:t>,[</w:t>
       </w:r>
       <w:proofErr w:type="gramEnd"/>
       <w:r>
+        <w:rPr>
+          <w:rFonts w:asciiTheme="majorBidi" w:hAnsiTheme="majorBidi" w:cstheme="majorBidi"/>
+          <w:sz w:val="24"/>
+          <w:szCs w:val="24"/>
+        </w:rPr>
         <w:t>4]</w:t>
       </w:r>
       <w:r>
+        <w:rPr>
+          <w:rFonts w:asciiTheme="majorBidi" w:hAnsiTheme="majorBidi" w:cstheme="majorBidi"/>
+          <w:sz w:val="24"/>
+          <w:szCs w:val="24"/>
+        </w:rPr>
         <w:t xml:space="preserve"> old papers and </w:t>
       </w:r>
       <w:proofErr w:type="spellStart"/>
       <w:r>
+        <w:rPr>
+          <w:rFonts w:asciiTheme="majorBidi" w:hAnsiTheme="majorBidi" w:cstheme="majorBidi"/>
+          <w:sz w:val="24"/>
+          <w:szCs w:val="24"/>
+        </w:rPr>
         <w:t>sofia’s</w:t>
       </w:r>
       <w:proofErr w:type="spellEnd"/>
       <w:r>
+        <w:rPr>
+          <w:rFonts w:asciiTheme="majorBidi" w:hAnsiTheme="majorBidi" w:cstheme="majorBidi"/>
+          <w:sz w:val="24"/>
+          <w:szCs w:val="24"/>
+        </w:rPr>
         <w:t xml:space="preserve"> work</w:t>
       </w:r>
-    </w:p>
-    <w:p>
-      <w:pPr>
-        <w:pStyle w:val="ListParagraph"/>
-        <w:ind w:left="360"/>
-        <w:rPr>
-          <w:rFonts w:hint="cs"/>
-          <w:rtl/>
-          <w:lang w:bidi="ar-EG"/>
-        </w:rPr>
-      </w:pPr>
+      <w:bookmarkStart w:id="0" w:name="_GoBack"/>
+      <w:bookmarkEnd w:id="0"/>
     </w:p>
     <w:sectPr>
       <w:pgSz w:w="12240" w:h="15840"/>

--- a/documentation/thesis text.docx
+++ b/documentation/thesis text.docx
@@ -635,7 +635,23 @@
           <w:sz w:val="24"/>
           <w:szCs w:val="24"/>
         </w:rPr>
-        <w:t xml:space="preserve">a fully decentralized policy (using a combination of learning-based and classical methods) is able to coordinate the carrier trajectories even when the drones do not fully agree on the state of the system. Can they still learn a reactive policy that is able to stabilize the load and maintain their coordinated trajectories based on their own local and noisy observations instead of relying on a centralized controller that has access to the full and true state? Additionally, it must be lightweight enough to deploy onboard </w:t>
+        <w:t xml:space="preserve">a fully decentralized policy (using a combination of learning-based and classical methods) is able to coordinate the carrier trajectories even when the drones do not fully agree on the state of the system. Can they still learn a reactive policy that is able to stabilize the load and maintain their coordinated trajectories based on their </w:t>
+      </w:r>
+      <w:r>
+        <w:rPr>
+          <w:rFonts w:asciiTheme="majorBidi" w:hAnsiTheme="majorBidi" w:cstheme="majorBidi"/>
+          <w:sz w:val="24"/>
+          <w:szCs w:val="24"/>
+        </w:rPr>
+        <w:t>own local heterogeneous asynchronous observations</w:t>
+      </w:r>
+      <w:r>
+        <w:rPr>
+          <w:rFonts w:asciiTheme="majorBidi" w:hAnsiTheme="majorBidi" w:cstheme="majorBidi"/>
+          <w:sz w:val="24"/>
+          <w:szCs w:val="24"/>
+        </w:rPr>
+        <w:t xml:space="preserve"> instead of relying on a centralized controller that has access to the full and true state? Additionally, it must be lightweight enough to deploy onboard </w:t>
       </w:r>
       <w:r>
         <w:rPr>
@@ -2897,15 +2913,7 @@
           <w:sz w:val="24"/>
           <w:szCs w:val="24"/>
         </w:rPr>
-        <w:t xml:space="preserve"> R 6×3n is the grasp matrix defined as G(RL(t)) = </w:t>
-      </w:r>
-      <w:r>
-        <w:rPr>
-          <w:rFonts w:asciiTheme="majorBidi" w:hAnsiTheme="majorBidi" w:cstheme="majorBidi"/>
-          <w:sz w:val="24"/>
-          <w:szCs w:val="24"/>
-        </w:rPr>
-        <w:t xml:space="preserve"> I3 · · · I3 S( Bb1)RL(t) </w:t>
+        <w:t xml:space="preserve"> R 6×3n is the grasp matrix defined as G(RL(t)) =  I3 · · · I3 S( Bb1)RL(t) </w:t>
       </w:r>
       <w:r>
         <w:rPr>
@@ -2955,15 +2963,7 @@
           <w:sz w:val="24"/>
           <w:szCs w:val="24"/>
         </w:rPr>
-        <w:t xml:space="preserve"> </w:t>
-      </w:r>
-      <w:r>
-        <w:rPr>
-          <w:rFonts w:asciiTheme="majorBidi" w:hAnsiTheme="majorBidi" w:cstheme="majorBidi"/>
-          <w:sz w:val="24"/>
-          <w:szCs w:val="24"/>
-        </w:rPr>
-        <w:t xml:space="preserve"> . (8)</w:t>
+        <w:t xml:space="preserve">  . (8)</w:t>
       </w:r>
     </w:p>
     <w:p>
@@ -3640,7 +3640,23 @@
           <w:sz w:val="24"/>
           <w:szCs w:val="24"/>
         </w:rPr>
-        <w:t>Classical Control Stack:</w:t>
+        <w:t>Classical Control Stack</w:t>
+      </w:r>
+      <w:r>
+        <w:rPr>
+          <w:rFonts w:asciiTheme="majorBidi" w:hAnsiTheme="majorBidi" w:cstheme="majorBidi"/>
+          <w:sz w:val="24"/>
+          <w:szCs w:val="24"/>
+        </w:rPr>
+        <w:t xml:space="preserve"> (CCS)</w:t>
+      </w:r>
+      <w:r>
+        <w:rPr>
+          <w:rFonts w:asciiTheme="majorBidi" w:hAnsiTheme="majorBidi" w:cstheme="majorBidi"/>
+          <w:sz w:val="24"/>
+          <w:szCs w:val="24"/>
+        </w:rPr>
+        <w:t>:</w:t>
       </w:r>
     </w:p>
     <w:p>
@@ -5233,6 +5249,7 @@
           <w:rFonts w:asciiTheme="majorBidi" w:hAnsiTheme="majorBidi" w:cstheme="majorBidi"/>
           <w:sz w:val="24"/>
           <w:szCs w:val="24"/>
+          <w:rtl/>
         </w:rPr>
       </w:pPr>
       <w:r>
@@ -5275,7 +5292,281 @@
           <w:sz w:val="24"/>
           <w:szCs w:val="24"/>
         </w:rPr>
-        <w:t xml:space="preserve"> R 3n generating such a wrench is: f(t) = G(t) </w:t>
+        <w:t xml:space="preserve"> R 3n generating such a wrench is: f(t) = G(t) †</w:t>
+      </w:r>
+      <w:proofErr w:type="spellStart"/>
+      <w:r>
+        <w:rPr>
+          <w:rFonts w:asciiTheme="majorBidi" w:hAnsiTheme="majorBidi" w:cstheme="majorBidi"/>
+          <w:sz w:val="24"/>
+          <w:szCs w:val="24"/>
+        </w:rPr>
+        <w:t>wd</w:t>
+      </w:r>
+      <w:proofErr w:type="spellEnd"/>
+      <w:r>
+        <w:rPr>
+          <w:rFonts w:asciiTheme="majorBidi" w:hAnsiTheme="majorBidi" w:cstheme="majorBidi"/>
+          <w:sz w:val="24"/>
+          <w:szCs w:val="24"/>
+        </w:rPr>
+        <w:t xml:space="preserve">(t) + N(t) λ(t), (16) </w:t>
+      </w:r>
+    </w:p>
+    <w:p>
+      <w:pPr>
+        <w:pStyle w:val="ListParagraph"/>
+        <w:spacing w:line="360" w:lineRule="auto"/>
+        <w:ind w:left="360"/>
+        <w:rPr>
+          <w:rFonts w:asciiTheme="majorBidi" w:hAnsiTheme="majorBidi" w:cstheme="majorBidi"/>
+          <w:sz w:val="24"/>
+          <w:szCs w:val="24"/>
+        </w:rPr>
+      </w:pPr>
+      <w:proofErr w:type="gramStart"/>
+      <w:r>
+        <w:rPr>
+          <w:rFonts w:asciiTheme="majorBidi" w:hAnsiTheme="majorBidi" w:cstheme="majorBidi"/>
+          <w:sz w:val="24"/>
+          <w:szCs w:val="24"/>
+        </w:rPr>
+        <w:t>where</w:t>
+      </w:r>
+      <w:proofErr w:type="gramEnd"/>
+      <w:r>
+        <w:rPr>
+          <w:rFonts w:asciiTheme="majorBidi" w:hAnsiTheme="majorBidi" w:cstheme="majorBidi"/>
+          <w:sz w:val="24"/>
+          <w:szCs w:val="24"/>
+        </w:rPr>
+        <w:t xml:space="preserve"> λ(t) represents a functional variable to be optimized, and we use the short hand G(t) = G(RL(t)) and N(t) = N(RL(t)).</w:t>
+      </w:r>
+    </w:p>
+    <w:p>
+      <w:pPr>
+        <w:pStyle w:val="ListParagraph"/>
+        <w:spacing w:line="360" w:lineRule="auto"/>
+        <w:ind w:left="360"/>
+        <w:rPr>
+          <w:rFonts w:asciiTheme="majorBidi" w:hAnsiTheme="majorBidi" w:cstheme="majorBidi"/>
+          <w:sz w:val="24"/>
+          <w:szCs w:val="24"/>
+        </w:rPr>
+      </w:pPr>
+    </w:p>
+    <w:p>
+      <w:pPr>
+        <w:pStyle w:val="ListParagraph"/>
+        <w:spacing w:line="360" w:lineRule="auto"/>
+        <w:ind w:left="360"/>
+        <w:rPr>
+          <w:rFonts w:asciiTheme="majorBidi" w:hAnsiTheme="majorBidi" w:cstheme="majorBidi"/>
+          <w:sz w:val="24"/>
+          <w:szCs w:val="24"/>
+        </w:rPr>
+      </w:pPr>
+      <w:r>
+        <w:rPr>
+          <w:rFonts w:asciiTheme="majorBidi" w:hAnsiTheme="majorBidi" w:cstheme="majorBidi"/>
+          <w:sz w:val="24"/>
+          <w:szCs w:val="24"/>
+        </w:rPr>
+        <w:t xml:space="preserve">The choice of </w:t>
+      </w:r>
+      <w:proofErr w:type="gramStart"/>
+      <w:r>
+        <w:rPr>
+          <w:rFonts w:asciiTheme="majorBidi" w:hAnsiTheme="majorBidi" w:cstheme="majorBidi"/>
+          <w:sz w:val="24"/>
+          <w:szCs w:val="24"/>
+        </w:rPr>
+        <w:t>λ(</w:t>
+      </w:r>
+      <w:proofErr w:type="gramEnd"/>
+      <w:r>
+        <w:rPr>
+          <w:rFonts w:asciiTheme="majorBidi" w:hAnsiTheme="majorBidi" w:cstheme="majorBidi"/>
+          <w:sz w:val="24"/>
+          <w:szCs w:val="24"/>
+        </w:rPr>
+        <w:t>t)</w:t>
+      </w:r>
+      <w:r>
+        <w:rPr>
+          <w:rFonts w:asciiTheme="majorBidi" w:hAnsiTheme="majorBidi" w:cstheme="majorBidi"/>
+          <w:sz w:val="24"/>
+          <w:szCs w:val="24"/>
+        </w:rPr>
+        <w:t xml:space="preserve"> and design of N(t) was extensively studied in [3] and [4]. In this work, it is sufficient for us to just take them as inputs.</w:t>
+      </w:r>
+      <w:r>
+        <w:rPr>
+          <w:rFonts w:asciiTheme="majorBidi" w:hAnsiTheme="majorBidi" w:cstheme="majorBidi"/>
+          <w:sz w:val="24"/>
+          <w:szCs w:val="24"/>
+        </w:rPr>
+        <w:t xml:space="preserve"> </w:t>
+      </w:r>
+      <w:proofErr w:type="gramStart"/>
+      <w:r>
+        <w:rPr>
+          <w:rFonts w:asciiTheme="majorBidi" w:hAnsiTheme="majorBidi" w:cstheme="majorBidi"/>
+          <w:sz w:val="24"/>
+          <w:szCs w:val="24"/>
+        </w:rPr>
+        <w:t>λ(</w:t>
+      </w:r>
+      <w:proofErr w:type="gramEnd"/>
+      <w:r>
+        <w:rPr>
+          <w:rFonts w:asciiTheme="majorBidi" w:hAnsiTheme="majorBidi" w:cstheme="majorBidi"/>
+          <w:sz w:val="24"/>
+          <w:szCs w:val="24"/>
+        </w:rPr>
+        <w:t>t)</w:t>
+      </w:r>
+      <w:r>
+        <w:rPr>
+          <w:rFonts w:asciiTheme="majorBidi" w:hAnsiTheme="majorBidi" w:cstheme="majorBidi"/>
+          <w:sz w:val="24"/>
+          <w:szCs w:val="24"/>
+        </w:rPr>
+        <w:t xml:space="preserve"> is of particular interest, since it will be the main lever to shape the internal forces of the carriers. It is chosen to be:</w:t>
+      </w:r>
+    </w:p>
+    <w:p>
+      <w:pPr>
+        <w:pStyle w:val="ListParagraph"/>
+        <w:spacing w:line="360" w:lineRule="auto"/>
+        <w:ind w:left="360"/>
+        <w:rPr>
+          <w:rFonts w:asciiTheme="majorBidi" w:hAnsiTheme="majorBidi" w:cstheme="majorBidi"/>
+          <w:sz w:val="24"/>
+          <w:szCs w:val="24"/>
+        </w:rPr>
+      </w:pPr>
+      <w:proofErr w:type="spellStart"/>
+      <w:r>
+        <w:rPr>
+          <w:rFonts w:asciiTheme="majorBidi" w:hAnsiTheme="majorBidi" w:cstheme="majorBidi"/>
+          <w:sz w:val="24"/>
+          <w:szCs w:val="24"/>
+        </w:rPr>
+        <w:t>λi</w:t>
+      </w:r>
+      <w:proofErr w:type="spellEnd"/>
+      <w:r>
+        <w:rPr>
+          <w:rFonts w:asciiTheme="majorBidi" w:hAnsiTheme="majorBidi" w:cstheme="majorBidi"/>
+          <w:sz w:val="24"/>
+          <w:szCs w:val="24"/>
+        </w:rPr>
+        <w:t xml:space="preserve">(ξ(t), A(t), t) = A(t) </w:t>
+      </w:r>
+      <w:proofErr w:type="spellStart"/>
+      <w:r>
+        <w:rPr>
+          <w:rFonts w:asciiTheme="majorBidi" w:hAnsiTheme="majorBidi" w:cstheme="majorBidi"/>
+          <w:sz w:val="24"/>
+          <w:szCs w:val="24"/>
+        </w:rPr>
+        <w:t>cos</w:t>
+      </w:r>
+      <w:proofErr w:type="spellEnd"/>
+      <w:r>
+        <w:rPr>
+          <w:rFonts w:asciiTheme="majorBidi" w:hAnsiTheme="majorBidi" w:cstheme="majorBidi"/>
+          <w:sz w:val="24"/>
+          <w:szCs w:val="24"/>
+        </w:rPr>
+        <w:t xml:space="preserve">(ξ(t)t + </w:t>
+      </w:r>
+      <w:proofErr w:type="spellStart"/>
+      <w:r>
+        <w:rPr>
+          <w:rFonts w:asciiTheme="majorBidi" w:hAnsiTheme="majorBidi" w:cstheme="majorBidi"/>
+          <w:sz w:val="24"/>
+          <w:szCs w:val="24"/>
+        </w:rPr>
+        <w:t>ϕi</w:t>
+      </w:r>
+      <w:proofErr w:type="spellEnd"/>
+      <w:r>
+        <w:rPr>
+          <w:rFonts w:asciiTheme="majorBidi" w:hAnsiTheme="majorBidi" w:cstheme="majorBidi"/>
+          <w:sz w:val="24"/>
+          <w:szCs w:val="24"/>
+        </w:rPr>
+        <w:t>)</w:t>
+      </w:r>
+      <w:r>
+        <w:rPr>
+          <w:rFonts w:asciiTheme="majorBidi" w:hAnsiTheme="majorBidi" w:cstheme="majorBidi"/>
+          <w:sz w:val="24"/>
+          <w:szCs w:val="24"/>
+        </w:rPr>
+        <w:t xml:space="preserve"> ___(17)____</w:t>
+      </w:r>
+    </w:p>
+    <w:p>
+      <w:pPr>
+        <w:ind w:left="360"/>
+        <w:rPr>
+          <w:rFonts w:asciiTheme="majorBidi" w:hAnsiTheme="majorBidi" w:cstheme="majorBidi"/>
+          <w:sz w:val="24"/>
+          <w:szCs w:val="24"/>
+        </w:rPr>
+      </w:pPr>
+      <w:r>
+        <w:rPr>
+          <w:rFonts w:asciiTheme="majorBidi" w:hAnsiTheme="majorBidi" w:cstheme="majorBidi"/>
+          <w:sz w:val="24"/>
+          <w:szCs w:val="24"/>
+        </w:rPr>
+        <w:t>W</w:t>
+      </w:r>
+      <w:r>
+        <w:rPr>
+          <w:rFonts w:asciiTheme="majorBidi" w:hAnsiTheme="majorBidi" w:cstheme="majorBidi"/>
+          <w:sz w:val="24"/>
+          <w:szCs w:val="24"/>
+        </w:rPr>
+        <w:t xml:space="preserve">here the parameters </w:t>
+      </w:r>
+      <w:proofErr w:type="spellStart"/>
+      <w:r>
+        <w:rPr>
+          <w:rFonts w:asciiTheme="majorBidi" w:hAnsiTheme="majorBidi" w:cstheme="majorBidi"/>
+          <w:sz w:val="24"/>
+          <w:szCs w:val="24"/>
+        </w:rPr>
+        <w:t>ϕi</w:t>
+      </w:r>
+      <w:proofErr w:type="spellEnd"/>
+      <w:r>
+        <w:rPr>
+          <w:rFonts w:asciiTheme="majorBidi" w:hAnsiTheme="majorBidi" w:cstheme="majorBidi"/>
+          <w:sz w:val="24"/>
+          <w:szCs w:val="24"/>
+        </w:rPr>
+        <w:t xml:space="preserve"> </w:t>
+      </w:r>
+      <w:r>
+        <w:rPr>
+          <w:rFonts w:ascii="Cambria Math" w:hAnsi="Cambria Math" w:cs="Cambria Math"/>
+          <w:sz w:val="24"/>
+          <w:szCs w:val="24"/>
+        </w:rPr>
+        <w:t>∈</w:t>
+      </w:r>
+      <w:r>
+        <w:rPr>
+          <w:rFonts w:asciiTheme="majorBidi" w:hAnsiTheme="majorBidi" w:cstheme="majorBidi"/>
+          <w:sz w:val="24"/>
+          <w:szCs w:val="24"/>
+        </w:rPr>
+        <w:t xml:space="preserve"> [</w:t>
       </w:r>
       <w:r>
         <w:rPr>
@@ -5283,25 +5574,15 @@
           <w:sz w:val="24"/>
           <w:szCs w:val="24"/>
         </w:rPr>
-        <w:t>†</w:t>
-      </w:r>
-      <w:proofErr w:type="spellStart"/>
-      <w:r>
-        <w:rPr>
-          <w:rFonts w:asciiTheme="majorBidi" w:hAnsiTheme="majorBidi" w:cstheme="majorBidi"/>
-          <w:sz w:val="24"/>
-          <w:szCs w:val="24"/>
-        </w:rPr>
-        <w:t>wd</w:t>
-      </w:r>
-      <w:proofErr w:type="spellEnd"/>
-      <w:r>
-        <w:rPr>
-          <w:rFonts w:asciiTheme="majorBidi" w:hAnsiTheme="majorBidi" w:cstheme="majorBidi"/>
-          <w:sz w:val="24"/>
-          <w:szCs w:val="24"/>
-        </w:rPr>
-        <w:t xml:space="preserve">(t) + N(t) </w:t>
+        <w:t>−π</w:t>
+      </w:r>
+      <w:r>
+        <w:rPr>
+          <w:rFonts w:asciiTheme="majorBidi" w:hAnsiTheme="majorBidi" w:cstheme="majorBidi"/>
+          <w:sz w:val="24"/>
+          <w:szCs w:val="24"/>
+        </w:rPr>
+        <w:t xml:space="preserve">, </w:t>
       </w:r>
       <w:r>
         <w:rPr>
@@ -5309,6 +5590,697 @@
           <w:sz w:val="24"/>
           <w:szCs w:val="24"/>
         </w:rPr>
+        <w:t>π</w:t>
+      </w:r>
+      <w:r>
+        <w:rPr>
+          <w:rFonts w:asciiTheme="majorBidi" w:hAnsiTheme="majorBidi" w:cstheme="majorBidi"/>
+          <w:sz w:val="24"/>
+          <w:szCs w:val="24"/>
+        </w:rPr>
+        <w:t xml:space="preserve">), </w:t>
+      </w:r>
+      <w:proofErr w:type="spellStart"/>
+      <w:r>
+        <w:rPr>
+          <w:rFonts w:asciiTheme="majorBidi" w:hAnsiTheme="majorBidi" w:cstheme="majorBidi"/>
+          <w:sz w:val="24"/>
+          <w:szCs w:val="24"/>
+        </w:rPr>
+        <w:t>i</w:t>
+      </w:r>
+      <w:proofErr w:type="spellEnd"/>
+      <w:r>
+        <w:rPr>
+          <w:rFonts w:asciiTheme="majorBidi" w:hAnsiTheme="majorBidi" w:cstheme="majorBidi"/>
+          <w:sz w:val="24"/>
+          <w:szCs w:val="24"/>
+        </w:rPr>
+        <w:t xml:space="preserve"> = 1</w:t>
+      </w:r>
+      <w:proofErr w:type="gramStart"/>
+      <w:r>
+        <w:rPr>
+          <w:rFonts w:asciiTheme="majorBidi" w:hAnsiTheme="majorBidi" w:cstheme="majorBidi"/>
+          <w:sz w:val="24"/>
+          <w:szCs w:val="24"/>
+        </w:rPr>
+        <w:t>, . . . ,</w:t>
+      </w:r>
+      <w:proofErr w:type="gramEnd"/>
+      <w:r>
+        <w:rPr>
+          <w:rFonts w:asciiTheme="majorBidi" w:hAnsiTheme="majorBidi" w:cstheme="majorBidi"/>
+          <w:sz w:val="24"/>
+          <w:szCs w:val="24"/>
+        </w:rPr>
+        <w:t xml:space="preserve"> n</w:t>
+      </w:r>
+      <w:r>
+        <w:rPr>
+          <w:rFonts w:asciiTheme="majorBidi" w:hAnsiTheme="majorBidi" w:cstheme="majorBidi"/>
+          <w:sz w:val="24"/>
+          <w:szCs w:val="24"/>
+        </w:rPr>
+        <w:t xml:space="preserve"> represent the </w:t>
+      </w:r>
+      <w:r>
+        <w:rPr>
+          <w:rFonts w:asciiTheme="majorBidi" w:hAnsiTheme="majorBidi" w:cstheme="majorBidi"/>
+          <w:sz w:val="24"/>
+          <w:szCs w:val="24"/>
+        </w:rPr>
+        <w:t>constant</w:t>
+      </w:r>
+      <w:r>
+        <w:rPr>
+          <w:rFonts w:asciiTheme="majorBidi" w:hAnsiTheme="majorBidi" w:cstheme="majorBidi"/>
+          <w:sz w:val="24"/>
+          <w:szCs w:val="24"/>
+        </w:rPr>
+        <w:t xml:space="preserve"> </w:t>
+      </w:r>
+      <w:r>
+        <w:rPr>
+          <w:rFonts w:asciiTheme="majorBidi" w:hAnsiTheme="majorBidi" w:cstheme="majorBidi"/>
+          <w:sz w:val="24"/>
+          <w:szCs w:val="24"/>
+        </w:rPr>
+        <w:t>phase shift</w:t>
+      </w:r>
+      <w:r>
+        <w:rPr>
+          <w:rFonts w:asciiTheme="majorBidi" w:hAnsiTheme="majorBidi" w:cstheme="majorBidi"/>
+          <w:sz w:val="24"/>
+          <w:szCs w:val="24"/>
+        </w:rPr>
+        <w:t>s</w:t>
+      </w:r>
+      <w:r>
+        <w:rPr>
+          <w:rFonts w:asciiTheme="majorBidi" w:hAnsiTheme="majorBidi" w:cstheme="majorBidi"/>
+          <w:sz w:val="24"/>
+          <w:szCs w:val="24"/>
+        </w:rPr>
+        <w:t xml:space="preserve"> </w:t>
+      </w:r>
+      <w:r>
+        <w:rPr>
+          <w:rFonts w:asciiTheme="majorBidi" w:hAnsiTheme="majorBidi" w:cstheme="majorBidi"/>
+          <w:sz w:val="24"/>
+          <w:szCs w:val="24"/>
+        </w:rPr>
+        <w:t>of the carrier (</w:t>
+      </w:r>
+      <w:r>
+        <w:rPr>
+          <w:rFonts w:asciiTheme="majorBidi" w:eastAsia="Times New Roman" w:hAnsiTheme="majorBidi" w:cstheme="majorBidi"/>
+          <w:kern w:val="0"/>
+          <w:sz w:val="24"/>
+          <w:szCs w:val="24"/>
+          <w14:ligatures w14:val="none"/>
+        </w:rPr>
+        <w:t>not necessarily distinct but some have to be</w:t>
+      </w:r>
+      <w:r>
+        <w:rPr>
+          <w:rFonts w:asciiTheme="majorBidi" w:hAnsiTheme="majorBidi" w:cstheme="majorBidi"/>
+          <w:sz w:val="24"/>
+          <w:szCs w:val="24"/>
+        </w:rPr>
+        <w:t xml:space="preserve">). </w:t>
+      </w:r>
+    </w:p>
+    <w:p>
+      <w:pPr>
+        <w:ind w:left="360"/>
+        <w:rPr>
+          <w:rFonts w:asciiTheme="majorBidi" w:hAnsiTheme="majorBidi" w:cstheme="majorBidi"/>
+          <w:sz w:val="24"/>
+          <w:szCs w:val="24"/>
+        </w:rPr>
+      </w:pPr>
+      <w:r>
+        <w:rPr>
+          <w:rFonts w:asciiTheme="majorBidi" w:hAnsiTheme="majorBidi" w:cstheme="majorBidi"/>
+          <w:sz w:val="24"/>
+          <w:szCs w:val="24"/>
+        </w:rPr>
+        <w:t>W</w:t>
+      </w:r>
+      <w:r>
+        <w:rPr>
+          <w:rFonts w:asciiTheme="majorBidi" w:hAnsiTheme="majorBidi" w:cstheme="majorBidi"/>
+          <w:sz w:val="24"/>
+          <w:szCs w:val="24"/>
+        </w:rPr>
+        <w:t>here</w:t>
+      </w:r>
+      <w:r>
+        <w:rPr>
+          <w:rFonts w:asciiTheme="majorBidi" w:hAnsiTheme="majorBidi" w:cstheme="majorBidi"/>
+          <w:sz w:val="24"/>
+          <w:szCs w:val="24"/>
+        </w:rPr>
+        <w:t xml:space="preserve">as the pair </w:t>
+      </w:r>
+      <w:proofErr w:type="gramStart"/>
+      <w:r>
+        <w:rPr>
+          <w:rFonts w:asciiTheme="majorBidi" w:hAnsiTheme="majorBidi" w:cstheme="majorBidi"/>
+          <w:sz w:val="24"/>
+          <w:szCs w:val="24"/>
+        </w:rPr>
+        <w:t>x(</w:t>
+      </w:r>
+      <w:proofErr w:type="gramEnd"/>
+      <w:r>
+        <w:rPr>
+          <w:rFonts w:asciiTheme="majorBidi" w:hAnsiTheme="majorBidi" w:cstheme="majorBidi"/>
+          <w:sz w:val="24"/>
+          <w:szCs w:val="24"/>
+        </w:rPr>
+        <w:t>t) = (ξ(t), A(t)) represent the magnitude and the frequency and are</w:t>
+      </w:r>
+      <w:r>
+        <w:rPr>
+          <w:rFonts w:asciiTheme="majorBidi" w:hAnsiTheme="majorBidi" w:cstheme="majorBidi"/>
+          <w:sz w:val="24"/>
+          <w:szCs w:val="24"/>
+        </w:rPr>
+        <w:t xml:space="preserve"> optimized online to enforce</w:t>
+      </w:r>
+      <w:r>
+        <w:rPr>
+          <w:rFonts w:asciiTheme="majorBidi" w:hAnsiTheme="majorBidi" w:cstheme="majorBidi"/>
+          <w:sz w:val="24"/>
+          <w:szCs w:val="24"/>
+        </w:rPr>
+        <w:t xml:space="preserve"> </w:t>
+      </w:r>
+      <w:r>
+        <w:rPr>
+          <w:rFonts w:asciiTheme="majorBidi" w:hAnsiTheme="majorBidi" w:cstheme="majorBidi"/>
+          <w:sz w:val="24"/>
+          <w:szCs w:val="24"/>
+        </w:rPr>
+        <w:t>a desired lower-bound on the norm of the carrier velocities</w:t>
+      </w:r>
+      <w:r>
+        <w:rPr>
+          <w:rFonts w:asciiTheme="majorBidi" w:hAnsiTheme="majorBidi" w:cstheme="majorBidi"/>
+          <w:sz w:val="24"/>
+          <w:szCs w:val="24"/>
+        </w:rPr>
+        <w:t xml:space="preserve"> as in eq. (10)</w:t>
+      </w:r>
+      <w:r>
+        <w:rPr>
+          <w:rFonts w:asciiTheme="majorBidi" w:hAnsiTheme="majorBidi" w:cstheme="majorBidi"/>
+          <w:sz w:val="24"/>
+          <w:szCs w:val="24"/>
+        </w:rPr>
+        <w:t xml:space="preserve"> (they are shared among the carriers)</w:t>
+      </w:r>
+      <w:r>
+        <w:rPr>
+          <w:rFonts w:asciiTheme="majorBidi" w:hAnsiTheme="majorBidi" w:cstheme="majorBidi"/>
+          <w:sz w:val="24"/>
+          <w:szCs w:val="24"/>
+        </w:rPr>
+        <w:t>.</w:t>
+      </w:r>
+    </w:p>
+    <w:p>
+      <w:pPr>
+        <w:ind w:left="360"/>
+        <w:rPr>
+          <w:rFonts w:asciiTheme="majorBidi" w:hAnsiTheme="majorBidi" w:cstheme="majorBidi"/>
+          <w:sz w:val="24"/>
+          <w:szCs w:val="24"/>
+        </w:rPr>
+      </w:pPr>
+      <w:r>
+        <w:rPr>
+          <w:rFonts w:asciiTheme="majorBidi" w:hAnsiTheme="majorBidi" w:cstheme="majorBidi"/>
+          <w:sz w:val="24"/>
+          <w:szCs w:val="24"/>
+        </w:rPr>
+        <w:t xml:space="preserve">Moreover, it can be shown that the force derivative (required to calculate </w:t>
+      </w:r>
+      <w:proofErr w:type="spellStart"/>
+      <w:r>
+        <w:rPr>
+          <w:rFonts w:asciiTheme="majorBidi" w:hAnsiTheme="majorBidi" w:cstheme="majorBidi"/>
+          <w:sz w:val="24"/>
+          <w:szCs w:val="24"/>
+        </w:rPr>
+        <w:t>q˙</w:t>
+      </w:r>
+      <w:proofErr w:type="gramStart"/>
+      <w:r>
+        <w:rPr>
+          <w:rFonts w:asciiTheme="majorBidi" w:hAnsiTheme="majorBidi" w:cstheme="majorBidi"/>
+          <w:sz w:val="24"/>
+          <w:szCs w:val="24"/>
+        </w:rPr>
+        <w:t>i</w:t>
+      </w:r>
+      <w:r>
+        <w:rPr>
+          <w:rFonts w:asciiTheme="majorBidi" w:hAnsiTheme="majorBidi" w:cstheme="majorBidi"/>
+          <w:sz w:val="24"/>
+          <w:szCs w:val="24"/>
+        </w:rPr>
+        <w:t>d</w:t>
+      </w:r>
+      <w:proofErr w:type="spellEnd"/>
+      <w:r>
+        <w:rPr>
+          <w:rFonts w:asciiTheme="majorBidi" w:hAnsiTheme="majorBidi" w:cstheme="majorBidi"/>
+          <w:sz w:val="24"/>
+          <w:szCs w:val="24"/>
+        </w:rPr>
+        <w:t>(</w:t>
+      </w:r>
+      <w:proofErr w:type="gramEnd"/>
+      <w:r>
+        <w:rPr>
+          <w:rFonts w:asciiTheme="majorBidi" w:hAnsiTheme="majorBidi" w:cstheme="majorBidi"/>
+          <w:sz w:val="24"/>
+          <w:szCs w:val="24"/>
+        </w:rPr>
+        <w:t>t)</w:t>
+      </w:r>
+      <w:r>
+        <w:rPr>
+          <w:rFonts w:asciiTheme="majorBidi" w:hAnsiTheme="majorBidi" w:cstheme="majorBidi"/>
+          <w:sz w:val="24"/>
+          <w:szCs w:val="24"/>
+        </w:rPr>
+        <w:t xml:space="preserve"> and hence </w:t>
+      </w:r>
+      <w:proofErr w:type="spellStart"/>
+      <w:r>
+        <w:rPr>
+          <w:rFonts w:asciiTheme="majorBidi" w:hAnsiTheme="majorBidi" w:cstheme="majorBidi"/>
+          <w:sz w:val="24"/>
+          <w:szCs w:val="24"/>
+        </w:rPr>
+        <w:t>p˙Ri</w:t>
+      </w:r>
+      <w:r>
+        <w:rPr>
+          <w:rFonts w:asciiTheme="majorBidi" w:hAnsiTheme="majorBidi" w:cstheme="majorBidi"/>
+          <w:sz w:val="24"/>
+          <w:szCs w:val="24"/>
+        </w:rPr>
+        <w:t>d</w:t>
+      </w:r>
+      <w:proofErr w:type="spellEnd"/>
+      <w:r>
+        <w:rPr>
+          <w:rFonts w:asciiTheme="majorBidi" w:hAnsiTheme="majorBidi" w:cstheme="majorBidi"/>
+          <w:sz w:val="24"/>
+          <w:szCs w:val="24"/>
+        </w:rPr>
+        <w:t xml:space="preserve"> (t)</w:t>
+      </w:r>
+      <w:r>
+        <w:rPr>
+          <w:rFonts w:asciiTheme="majorBidi" w:hAnsiTheme="majorBidi" w:cstheme="majorBidi"/>
+          <w:sz w:val="24"/>
+          <w:szCs w:val="24"/>
+        </w:rPr>
+        <w:t>) can be calculated analytically and numerically</w:t>
+      </w:r>
+      <w:r>
+        <w:rPr>
+          <w:rFonts w:asciiTheme="majorBidi" w:hAnsiTheme="majorBidi" w:cstheme="majorBidi"/>
+          <w:sz w:val="24"/>
+          <w:szCs w:val="24"/>
+        </w:rPr>
+        <w:t xml:space="preserve"> from the previous equations</w:t>
+      </w:r>
+      <w:r>
+        <w:rPr>
+          <w:rFonts w:asciiTheme="majorBidi" w:hAnsiTheme="majorBidi" w:cstheme="majorBidi"/>
+          <w:sz w:val="24"/>
+          <w:szCs w:val="24"/>
+        </w:rPr>
+        <w:t xml:space="preserve">.  </w:t>
+      </w:r>
+    </w:p>
+    <w:p>
+      <w:pPr>
+        <w:pStyle w:val="ListParagraph"/>
+        <w:spacing w:line="360" w:lineRule="auto"/>
+        <w:ind w:left="360"/>
+        <w:rPr>
+          <w:rFonts w:asciiTheme="majorBidi" w:hAnsiTheme="majorBidi" w:cstheme="majorBidi"/>
+          <w:sz w:val="24"/>
+          <w:szCs w:val="24"/>
+        </w:rPr>
+      </w:pPr>
+    </w:p>
+    <w:p>
+      <w:pPr>
+        <w:pStyle w:val="ListParagraph"/>
+        <w:spacing w:line="360" w:lineRule="auto"/>
+        <w:ind w:left="360"/>
+        <w:rPr>
+          <w:rFonts w:asciiTheme="majorBidi" w:hAnsiTheme="majorBidi" w:cstheme="majorBidi"/>
+          <w:sz w:val="24"/>
+          <w:szCs w:val="24"/>
+        </w:rPr>
+      </w:pPr>
+    </w:p>
+    <w:p>
+      <w:pPr>
+        <w:pStyle w:val="ListParagraph"/>
+        <w:spacing w:line="360" w:lineRule="auto"/>
+        <w:ind w:left="360"/>
+        <w:rPr>
+          <w:rFonts w:asciiTheme="majorBidi" w:hAnsiTheme="majorBidi" w:cstheme="majorBidi"/>
+          <w:sz w:val="24"/>
+          <w:szCs w:val="24"/>
+        </w:rPr>
+      </w:pPr>
+    </w:p>
+    <w:p>
+      <w:pPr>
+        <w:pStyle w:val="ListParagraph"/>
+        <w:spacing w:line="360" w:lineRule="auto"/>
+        <w:ind w:left="360"/>
+        <w:rPr>
+          <w:rFonts w:asciiTheme="majorBidi" w:hAnsiTheme="majorBidi" w:cstheme="majorBidi"/>
+          <w:sz w:val="24"/>
+          <w:szCs w:val="24"/>
+        </w:rPr>
+      </w:pPr>
+    </w:p>
+    <w:p>
+      <w:pPr>
+        <w:pStyle w:val="ListParagraph"/>
+        <w:spacing w:line="360" w:lineRule="auto"/>
+        <w:ind w:left="360"/>
+        <w:rPr>
+          <w:rFonts w:asciiTheme="majorBidi" w:hAnsiTheme="majorBidi" w:cstheme="majorBidi"/>
+          <w:sz w:val="24"/>
+          <w:szCs w:val="24"/>
+        </w:rPr>
+      </w:pPr>
+      <w:r>
+        <w:rPr>
+          <w:rFonts w:asciiTheme="majorBidi" w:hAnsiTheme="majorBidi" w:cstheme="majorBidi"/>
+          <w:sz w:val="24"/>
+          <w:szCs w:val="24"/>
+        </w:rPr>
+        <w:lastRenderedPageBreak/>
+        <w:t>The optimization problem solved online is</w:t>
+      </w:r>
+    </w:p>
+    <w:p>
+      <w:pPr>
+        <w:pStyle w:val="ListParagraph"/>
+        <w:spacing w:line="360" w:lineRule="auto"/>
+        <w:ind w:left="360"/>
+        <w:rPr>
+          <w:rFonts w:asciiTheme="majorBidi" w:hAnsiTheme="majorBidi" w:cstheme="majorBidi"/>
+          <w:sz w:val="24"/>
+          <w:szCs w:val="24"/>
+        </w:rPr>
+      </w:pPr>
+      <w:r>
+        <w:rPr>
+          <w:rFonts w:asciiTheme="majorBidi" w:hAnsiTheme="majorBidi" w:cstheme="majorBidi"/>
+          <w:sz w:val="24"/>
+          <w:szCs w:val="24"/>
+        </w:rPr>
+        <w:t>x</w:t>
+      </w:r>
+      <w:proofErr w:type="gramStart"/>
+      <w:r>
+        <w:rPr>
+          <w:rFonts w:ascii="Cambria Math" w:hAnsi="Cambria Math" w:cs="Cambria Math"/>
+          <w:sz w:val="24"/>
+          <w:szCs w:val="24"/>
+        </w:rPr>
+        <w:t>⋆</w:t>
+      </w:r>
+      <w:r>
+        <w:rPr>
+          <w:rFonts w:asciiTheme="majorBidi" w:hAnsiTheme="majorBidi" w:cstheme="majorBidi"/>
+          <w:sz w:val="24"/>
+          <w:szCs w:val="24"/>
+        </w:rPr>
+        <w:t>(</w:t>
+      </w:r>
+      <w:proofErr w:type="gramEnd"/>
+      <w:r>
+        <w:rPr>
+          <w:rFonts w:asciiTheme="majorBidi" w:hAnsiTheme="majorBidi" w:cstheme="majorBidi"/>
+          <w:sz w:val="24"/>
+          <w:szCs w:val="24"/>
+        </w:rPr>
+        <w:t xml:space="preserve">t) = </w:t>
+      </w:r>
+      <w:proofErr w:type="spellStart"/>
+      <w:r>
+        <w:rPr>
+          <w:rFonts w:asciiTheme="majorBidi" w:hAnsiTheme="majorBidi" w:cstheme="majorBidi"/>
+          <w:sz w:val="24"/>
+          <w:szCs w:val="24"/>
+        </w:rPr>
+        <w:t>arg</w:t>
+      </w:r>
+      <w:proofErr w:type="spellEnd"/>
+      <w:r>
+        <w:rPr>
+          <w:rFonts w:asciiTheme="majorBidi" w:hAnsiTheme="majorBidi" w:cstheme="majorBidi"/>
+          <w:sz w:val="24"/>
+          <w:szCs w:val="24"/>
+        </w:rPr>
+        <w:t xml:space="preserve"> min</w:t>
+      </w:r>
+      <w:r>
+        <w:rPr>
+          <w:rFonts w:asciiTheme="majorBidi" w:hAnsiTheme="majorBidi" w:cstheme="majorBidi"/>
+          <w:sz w:val="24"/>
+          <w:szCs w:val="24"/>
+        </w:rPr>
+        <w:t xml:space="preserve"> </w:t>
+      </w:r>
+      <w:r>
+        <w:rPr>
+          <w:rFonts w:asciiTheme="majorBidi" w:hAnsiTheme="majorBidi" w:cstheme="majorBidi"/>
+          <w:sz w:val="24"/>
+          <w:szCs w:val="24"/>
+        </w:rPr>
+        <w:t>x(t)</w:t>
+      </w:r>
+      <w:r>
+        <w:rPr>
+          <w:rFonts w:ascii="Cambria Math" w:hAnsi="Cambria Math" w:cs="Cambria Math"/>
+          <w:sz w:val="24"/>
+          <w:szCs w:val="24"/>
+        </w:rPr>
+        <w:t>∈</w:t>
+      </w:r>
+      <w:r>
+        <w:rPr>
+          <w:rFonts w:asciiTheme="majorBidi" w:hAnsiTheme="majorBidi" w:cstheme="majorBidi"/>
+          <w:sz w:val="24"/>
+          <w:szCs w:val="24"/>
+        </w:rPr>
+        <w:t>R2</w:t>
+      </w:r>
+      <w:r>
+        <w:rPr>
+          <w:rFonts w:asciiTheme="majorBidi" w:hAnsiTheme="majorBidi" w:cstheme="majorBidi"/>
+          <w:sz w:val="24"/>
+          <w:szCs w:val="24"/>
+        </w:rPr>
+        <w:t xml:space="preserve">     </w:t>
+      </w:r>
+      <w:r>
+        <w:rPr>
+          <w:rFonts w:asciiTheme="majorBidi" w:hAnsiTheme="majorBidi" w:cstheme="majorBidi"/>
+          <w:sz w:val="24"/>
+          <w:szCs w:val="24"/>
+        </w:rPr>
+        <w:t>J(x(t))</w:t>
+      </w:r>
+    </w:p>
+    <w:p>
+      <w:pPr>
+        <w:pStyle w:val="ListParagraph"/>
+        <w:spacing w:line="360" w:lineRule="auto"/>
+        <w:ind w:left="360"/>
+        <w:rPr>
+          <w:rFonts w:asciiTheme="majorBidi" w:hAnsiTheme="majorBidi" w:cstheme="majorBidi"/>
+          <w:sz w:val="24"/>
+          <w:szCs w:val="24"/>
+        </w:rPr>
+      </w:pPr>
+      <w:proofErr w:type="spellStart"/>
+      <w:r>
+        <w:rPr>
+          <w:rFonts w:asciiTheme="majorBidi" w:hAnsiTheme="majorBidi" w:cstheme="majorBidi"/>
+          <w:sz w:val="24"/>
+          <w:szCs w:val="24"/>
+        </w:rPr>
+        <w:t>s.t.</w:t>
+      </w:r>
+      <w:proofErr w:type="spellEnd"/>
+      <w:r>
+        <w:rPr>
+          <w:rFonts w:asciiTheme="majorBidi" w:hAnsiTheme="majorBidi" w:cstheme="majorBidi"/>
+          <w:sz w:val="24"/>
+          <w:szCs w:val="24"/>
+        </w:rPr>
+        <w:t xml:space="preserve"> eq</w:t>
+      </w:r>
+      <w:proofErr w:type="gramStart"/>
+      <w:r>
+        <w:rPr>
+          <w:rFonts w:asciiTheme="majorBidi" w:hAnsiTheme="majorBidi" w:cstheme="majorBidi"/>
+          <w:sz w:val="24"/>
+          <w:szCs w:val="24"/>
+        </w:rPr>
+        <w:t>.(</w:t>
+      </w:r>
+      <w:proofErr w:type="gramEnd"/>
+      <w:r>
+        <w:rPr>
+          <w:rFonts w:asciiTheme="majorBidi" w:hAnsiTheme="majorBidi" w:cstheme="majorBidi"/>
+          <w:sz w:val="24"/>
+          <w:szCs w:val="24"/>
+        </w:rPr>
+        <w:t>10</w:t>
+      </w:r>
+      <w:r>
+        <w:rPr>
+          <w:rFonts w:asciiTheme="majorBidi" w:hAnsiTheme="majorBidi" w:cstheme="majorBidi"/>
+          <w:sz w:val="24"/>
+          <w:szCs w:val="24"/>
+        </w:rPr>
+        <w:t xml:space="preserve">) </w:t>
+      </w:r>
+      <w:r>
+        <w:rPr>
+          <w:rFonts w:ascii="Cambria Math" w:hAnsi="Cambria Math" w:cs="Cambria Math"/>
+          <w:sz w:val="24"/>
+          <w:szCs w:val="24"/>
+        </w:rPr>
+        <w:t>∀</w:t>
+      </w:r>
+      <w:proofErr w:type="spellStart"/>
+      <w:r>
+        <w:rPr>
+          <w:rFonts w:asciiTheme="majorBidi" w:hAnsiTheme="majorBidi" w:cstheme="majorBidi"/>
+          <w:sz w:val="24"/>
+          <w:szCs w:val="24"/>
+        </w:rPr>
+        <w:t>i</w:t>
+      </w:r>
+      <w:proofErr w:type="spellEnd"/>
+      <w:r>
+        <w:rPr>
+          <w:rFonts w:asciiTheme="majorBidi" w:hAnsiTheme="majorBidi" w:cstheme="majorBidi"/>
+          <w:sz w:val="24"/>
+          <w:szCs w:val="24"/>
+        </w:rPr>
+        <w:t xml:space="preserve"> = 1, . . . , n,</w:t>
+      </w:r>
+      <w:r>
+        <w:rPr>
+          <w:rFonts w:asciiTheme="majorBidi" w:hAnsiTheme="majorBidi" w:cstheme="majorBidi"/>
+          <w:sz w:val="24"/>
+          <w:szCs w:val="24"/>
+        </w:rPr>
+        <w:t xml:space="preserve">  ____(18</w:t>
+      </w:r>
+      <w:r>
+        <w:rPr>
+          <w:rFonts w:asciiTheme="majorBidi" w:hAnsiTheme="majorBidi" w:cstheme="majorBidi"/>
+          <w:sz w:val="24"/>
+          <w:szCs w:val="24"/>
+        </w:rPr>
+        <w:t>)</w:t>
+      </w:r>
+      <w:r>
+        <w:rPr>
+          <w:rFonts w:asciiTheme="majorBidi" w:hAnsiTheme="majorBidi" w:cstheme="majorBidi"/>
+          <w:sz w:val="24"/>
+          <w:szCs w:val="24"/>
+        </w:rPr>
+        <w:t>____</w:t>
+      </w:r>
+    </w:p>
+    <w:p>
+      <w:pPr>
+        <w:pStyle w:val="ListParagraph"/>
+        <w:spacing w:line="360" w:lineRule="auto"/>
+        <w:ind w:left="360"/>
+        <w:rPr>
+          <w:rFonts w:asciiTheme="majorBidi" w:hAnsiTheme="majorBidi" w:cstheme="majorBidi"/>
+          <w:sz w:val="24"/>
+          <w:szCs w:val="24"/>
+        </w:rPr>
+      </w:pPr>
+    </w:p>
+    <w:p>
+      <w:pPr>
+        <w:pStyle w:val="ListParagraph"/>
+        <w:spacing w:line="360" w:lineRule="auto"/>
+        <w:ind w:left="360"/>
+        <w:rPr>
+          <w:rFonts w:asciiTheme="majorBidi" w:hAnsiTheme="majorBidi" w:cstheme="majorBidi"/>
+          <w:sz w:val="24"/>
+          <w:szCs w:val="24"/>
+        </w:rPr>
+      </w:pPr>
+      <w:r>
+        <w:rPr>
+          <w:rFonts w:asciiTheme="majorBidi" w:hAnsiTheme="majorBidi" w:cstheme="majorBidi"/>
+          <w:sz w:val="24"/>
+          <w:szCs w:val="24"/>
+        </w:rPr>
+        <w:t xml:space="preserve">with the objective function J(x(t)) =(ξ(t) − ξ(t −))2 + (A(t) − A(t −))2 + </w:t>
+      </w:r>
+      <w:proofErr w:type="spellStart"/>
+      <w:r>
+        <w:rPr>
+          <w:rFonts w:asciiTheme="majorBidi" w:hAnsiTheme="majorBidi" w:cstheme="majorBidi"/>
+          <w:sz w:val="24"/>
+          <w:szCs w:val="24"/>
+        </w:rPr>
+        <w:t>wpos</w:t>
+      </w:r>
+      <w:proofErr w:type="spellEnd"/>
+      <w:r>
+        <w:rPr>
+          <w:rFonts w:asciiTheme="majorBidi" w:hAnsiTheme="majorBidi" w:cstheme="majorBidi"/>
+          <w:sz w:val="24"/>
+          <w:szCs w:val="24"/>
+        </w:rPr>
+        <w:t xml:space="preserve"> </w:t>
+      </w:r>
+      <w:r>
+        <w:rPr>
+          <w:rFonts w:ascii="Cambria Math" w:hAnsi="Cambria Math" w:cs="Cambria Math"/>
+          <w:sz w:val="24"/>
+          <w:szCs w:val="24"/>
+        </w:rPr>
+        <w:t>∥</w:t>
+      </w:r>
+      <w:r>
+        <w:rPr>
+          <w:rFonts w:ascii="Times New Roman" w:hAnsi="Times New Roman" w:cs="Times New Roman"/>
+          <w:sz w:val="24"/>
+          <w:szCs w:val="24"/>
+        </w:rPr>
         <w:t>λ</w:t>
       </w:r>
       <w:r>
@@ -5317,7 +6289,7 @@
           <w:sz w:val="24"/>
           <w:szCs w:val="24"/>
         </w:rPr>
-        <w:t xml:space="preserve">(t), (16) where </w:t>
+        <w:t xml:space="preserve">(x(t)) </w:t>
       </w:r>
       <w:r>
         <w:rPr>
@@ -5325,6 +6297,22 @@
           <w:sz w:val="24"/>
           <w:szCs w:val="24"/>
         </w:rPr>
+        <w:t>−</w:t>
+      </w:r>
+      <w:r>
+        <w:rPr>
+          <w:rFonts w:asciiTheme="majorBidi" w:hAnsiTheme="majorBidi" w:cstheme="majorBidi"/>
+          <w:sz w:val="24"/>
+          <w:szCs w:val="24"/>
+        </w:rPr>
+        <w:t xml:space="preserve"> </w:t>
+      </w:r>
+      <w:r>
+        <w:rPr>
+          <w:rFonts w:ascii="Times New Roman" w:hAnsi="Times New Roman" w:cs="Times New Roman"/>
+          <w:sz w:val="24"/>
+          <w:szCs w:val="24"/>
+        </w:rPr>
         <w:t>λ</w:t>
       </w:r>
       <w:r>
@@ -5333,44 +6321,50 @@
           <w:sz w:val="24"/>
           <w:szCs w:val="24"/>
         </w:rPr>
-        <w:t>(t) represents a functional variable to be optimized, and we use the short hand G(t) = G(RL(t)) and N(t) = N(RL(t)).</w:t>
-      </w:r>
-    </w:p>
-    <w:p>
-      <w:pPr>
-        <w:pStyle w:val="ListParagraph"/>
-        <w:spacing w:line="360" w:lineRule="auto"/>
-        <w:ind w:left="360"/>
-        <w:rPr>
-          <w:rFonts w:asciiTheme="majorBidi" w:hAnsiTheme="majorBidi" w:cstheme="majorBidi"/>
-          <w:sz w:val="24"/>
-          <w:szCs w:val="24"/>
-        </w:rPr>
-      </w:pPr>
-    </w:p>
-    <w:p>
-      <w:pPr>
-        <w:pStyle w:val="ListParagraph"/>
-        <w:spacing w:line="360" w:lineRule="auto"/>
-        <w:ind w:left="360"/>
-        <w:rPr>
-          <w:rFonts w:asciiTheme="majorBidi" w:hAnsiTheme="majorBidi" w:cstheme="majorBidi"/>
-          <w:sz w:val="24"/>
-          <w:szCs w:val="24"/>
-        </w:rPr>
-      </w:pPr>
-    </w:p>
-    <w:p>
-      <w:pPr>
-        <w:pStyle w:val="ListParagraph"/>
-        <w:spacing w:line="360" w:lineRule="auto"/>
-        <w:ind w:left="360"/>
-        <w:rPr>
-          <w:rFonts w:asciiTheme="majorBidi" w:hAnsiTheme="majorBidi" w:cstheme="majorBidi"/>
-          <w:sz w:val="24"/>
-          <w:szCs w:val="24"/>
-        </w:rPr>
-      </w:pPr>
+        <w:t xml:space="preserve">(x(t </w:t>
+      </w:r>
+      <w:r>
+        <w:rPr>
+          <w:rFonts w:ascii="Times New Roman" w:hAnsi="Times New Roman" w:cs="Times New Roman"/>
+          <w:sz w:val="24"/>
+          <w:szCs w:val="24"/>
+        </w:rPr>
+        <w:t>−</w:t>
+      </w:r>
+      <w:r>
+        <w:rPr>
+          <w:rFonts w:asciiTheme="majorBidi" w:hAnsiTheme="majorBidi" w:cstheme="majorBidi"/>
+          <w:sz w:val="24"/>
+          <w:szCs w:val="24"/>
+        </w:rPr>
+        <w:t>))</w:t>
+      </w:r>
+      <w:r>
+        <w:rPr>
+          <w:rFonts w:ascii="Cambria Math" w:hAnsi="Cambria Math" w:cs="Cambria Math"/>
+          <w:sz w:val="24"/>
+          <w:szCs w:val="24"/>
+        </w:rPr>
+        <w:t>∥</w:t>
+      </w:r>
+      <w:r>
+        <w:rPr>
+          <w:rFonts w:asciiTheme="majorBidi" w:hAnsiTheme="majorBidi" w:cstheme="majorBidi"/>
+          <w:sz w:val="24"/>
+          <w:szCs w:val="24"/>
+        </w:rPr>
+        <w:t xml:space="preserve"> 2 2 + </w:t>
+      </w:r>
+      <w:proofErr w:type="spellStart"/>
+      <w:r>
+        <w:rPr>
+          <w:rFonts w:asciiTheme="majorBidi" w:hAnsiTheme="majorBidi" w:cstheme="majorBidi"/>
+          <w:sz w:val="24"/>
+          <w:szCs w:val="24"/>
+        </w:rPr>
+        <w:t>wvel</w:t>
+      </w:r>
+      <w:proofErr w:type="spellEnd"/>
       <w:r>
         <w:rPr>
           <w:rFonts w:asciiTheme="majorBidi" w:hAnsiTheme="majorBidi" w:cstheme="majorBidi"/>
@@ -5379,6 +6373,2399 @@
         </w:rPr>
         <w:t xml:space="preserve"> </w:t>
       </w:r>
+      <w:r>
+        <w:rPr>
+          <w:rFonts w:ascii="Cambria Math" w:hAnsi="Cambria Math" w:cs="Cambria Math"/>
+          <w:sz w:val="24"/>
+          <w:szCs w:val="24"/>
+        </w:rPr>
+        <w:t>∥</w:t>
+      </w:r>
+      <w:r>
+        <w:rPr>
+          <w:rFonts w:ascii="Times New Roman" w:hAnsi="Times New Roman" w:cs="Times New Roman"/>
+          <w:sz w:val="24"/>
+          <w:szCs w:val="24"/>
+        </w:rPr>
+        <w:t>λ˙</w:t>
+      </w:r>
+      <w:r>
+        <w:rPr>
+          <w:rFonts w:asciiTheme="majorBidi" w:hAnsiTheme="majorBidi" w:cstheme="majorBidi"/>
+          <w:sz w:val="24"/>
+          <w:szCs w:val="24"/>
+        </w:rPr>
+        <w:t xml:space="preserve">(x(t)) </w:t>
+      </w:r>
+      <w:r>
+        <w:rPr>
+          <w:rFonts w:ascii="Times New Roman" w:hAnsi="Times New Roman" w:cs="Times New Roman"/>
+          <w:sz w:val="24"/>
+          <w:szCs w:val="24"/>
+        </w:rPr>
+        <w:t>−</w:t>
+      </w:r>
+      <w:r>
+        <w:rPr>
+          <w:rFonts w:asciiTheme="majorBidi" w:hAnsiTheme="majorBidi" w:cstheme="majorBidi"/>
+          <w:sz w:val="24"/>
+          <w:szCs w:val="24"/>
+        </w:rPr>
+        <w:t xml:space="preserve"> </w:t>
+      </w:r>
+      <w:r>
+        <w:rPr>
+          <w:rFonts w:ascii="Times New Roman" w:hAnsi="Times New Roman" w:cs="Times New Roman"/>
+          <w:sz w:val="24"/>
+          <w:szCs w:val="24"/>
+        </w:rPr>
+        <w:t>λ˙</w:t>
+      </w:r>
+      <w:r>
+        <w:rPr>
+          <w:rFonts w:asciiTheme="majorBidi" w:hAnsiTheme="majorBidi" w:cstheme="majorBidi"/>
+          <w:sz w:val="24"/>
+          <w:szCs w:val="24"/>
+        </w:rPr>
+        <w:t>(x(t −))</w:t>
+      </w:r>
+      <w:r>
+        <w:rPr>
+          <w:rFonts w:ascii="Cambria Math" w:hAnsi="Cambria Math" w:cs="Cambria Math"/>
+          <w:sz w:val="24"/>
+          <w:szCs w:val="24"/>
+        </w:rPr>
+        <w:t>∥</w:t>
+      </w:r>
+      <w:r>
+        <w:rPr>
+          <w:rFonts w:asciiTheme="majorBidi" w:hAnsiTheme="majorBidi" w:cstheme="majorBidi"/>
+          <w:sz w:val="24"/>
+          <w:szCs w:val="24"/>
+        </w:rPr>
+        <w:t xml:space="preserve"> 2 2 . </w:t>
+      </w:r>
+      <w:r>
+        <w:rPr>
+          <w:rFonts w:asciiTheme="majorBidi" w:hAnsiTheme="majorBidi" w:cstheme="majorBidi"/>
+          <w:sz w:val="24"/>
+          <w:szCs w:val="24"/>
+        </w:rPr>
+        <w:t>__</w:t>
+      </w:r>
+      <w:proofErr w:type="gramStart"/>
+      <w:r>
+        <w:rPr>
+          <w:rFonts w:asciiTheme="majorBidi" w:hAnsiTheme="majorBidi" w:cstheme="majorBidi"/>
+          <w:sz w:val="24"/>
+          <w:szCs w:val="24"/>
+        </w:rPr>
+        <w:t>_(</w:t>
+      </w:r>
+      <w:proofErr w:type="gramEnd"/>
+      <w:r>
+        <w:rPr>
+          <w:rFonts w:asciiTheme="majorBidi" w:hAnsiTheme="majorBidi" w:cstheme="majorBidi"/>
+          <w:sz w:val="24"/>
+          <w:szCs w:val="24"/>
+        </w:rPr>
+        <w:t>18</w:t>
+      </w:r>
+      <w:r>
+        <w:rPr>
+          <w:rFonts w:asciiTheme="majorBidi" w:hAnsiTheme="majorBidi" w:cstheme="majorBidi"/>
+          <w:sz w:val="24"/>
+          <w:szCs w:val="24"/>
+        </w:rPr>
+        <w:t>)</w:t>
+      </w:r>
+      <w:r>
+        <w:rPr>
+          <w:rFonts w:asciiTheme="majorBidi" w:hAnsiTheme="majorBidi" w:cstheme="majorBidi"/>
+          <w:sz w:val="24"/>
+          <w:szCs w:val="24"/>
+        </w:rPr>
+        <w:t>___</w:t>
+      </w:r>
+    </w:p>
+    <w:p>
+      <w:pPr>
+        <w:pStyle w:val="ListParagraph"/>
+        <w:spacing w:line="360" w:lineRule="auto"/>
+        <w:ind w:left="360"/>
+        <w:rPr>
+          <w:rFonts w:asciiTheme="majorBidi" w:hAnsiTheme="majorBidi" w:cstheme="majorBidi"/>
+          <w:sz w:val="24"/>
+          <w:szCs w:val="24"/>
+        </w:rPr>
+      </w:pPr>
+    </w:p>
+    <w:p>
+      <w:pPr>
+        <w:pStyle w:val="ListParagraph"/>
+        <w:spacing w:line="360" w:lineRule="auto"/>
+        <w:ind w:left="360"/>
+        <w:rPr>
+          <w:rFonts w:asciiTheme="majorBidi" w:hAnsiTheme="majorBidi" w:cstheme="majorBidi"/>
+          <w:sz w:val="24"/>
+          <w:szCs w:val="24"/>
+        </w:rPr>
+      </w:pPr>
+      <w:r>
+        <w:rPr>
+          <w:rFonts w:asciiTheme="majorBidi" w:hAnsiTheme="majorBidi" w:cstheme="majorBidi"/>
+          <w:sz w:val="24"/>
+          <w:szCs w:val="24"/>
+        </w:rPr>
+        <w:t xml:space="preserve">where </w:t>
+      </w:r>
+      <w:r>
+        <w:rPr>
+          <w:rStyle w:val="katex-mathml"/>
+          <w:rFonts w:asciiTheme="majorBidi" w:hAnsiTheme="majorBidi" w:cstheme="majorBidi"/>
+          <w:sz w:val="24"/>
+          <w:szCs w:val="24"/>
+        </w:rPr>
+        <w:t>t−t^{-}</w:t>
+      </w:r>
+      <w:r>
+        <w:rPr>
+          <w:rStyle w:val="mord"/>
+          <w:rFonts w:asciiTheme="majorBidi" w:hAnsiTheme="majorBidi" w:cstheme="majorBidi"/>
+          <w:sz w:val="24"/>
+          <w:szCs w:val="24"/>
+        </w:rPr>
+        <w:t>t−</w:t>
+      </w:r>
+      <w:r>
+        <w:rPr>
+          <w:rFonts w:asciiTheme="majorBidi" w:hAnsiTheme="majorBidi" w:cstheme="majorBidi"/>
+          <w:sz w:val="24"/>
+          <w:szCs w:val="24"/>
+        </w:rPr>
+        <w:t xml:space="preserve"> denotes the previous time instant, and </w:t>
+      </w:r>
+      <w:proofErr w:type="spellStart"/>
+      <w:r>
+        <w:rPr>
+          <w:rStyle w:val="katex-mathml"/>
+          <w:rFonts w:asciiTheme="majorBidi" w:hAnsiTheme="majorBidi" w:cstheme="majorBidi"/>
+          <w:sz w:val="24"/>
+          <w:szCs w:val="24"/>
+        </w:rPr>
+        <w:t>wposw</w:t>
+      </w:r>
+      <w:proofErr w:type="spellEnd"/>
+      <w:r>
+        <w:rPr>
+          <w:rStyle w:val="katex-mathml"/>
+          <w:rFonts w:asciiTheme="majorBidi" w:hAnsiTheme="majorBidi" w:cstheme="majorBidi"/>
+          <w:sz w:val="24"/>
+          <w:szCs w:val="24"/>
+        </w:rPr>
+        <w:t>_{\</w:t>
+      </w:r>
+      <w:proofErr w:type="spellStart"/>
+      <w:r>
+        <w:rPr>
+          <w:rStyle w:val="katex-mathml"/>
+          <w:rFonts w:asciiTheme="majorBidi" w:hAnsiTheme="majorBidi" w:cstheme="majorBidi"/>
+          <w:sz w:val="24"/>
+          <w:szCs w:val="24"/>
+        </w:rPr>
+        <w:t>mathrm</w:t>
+      </w:r>
+      <w:proofErr w:type="spellEnd"/>
+      <w:r>
+        <w:rPr>
+          <w:rStyle w:val="katex-mathml"/>
+          <w:rFonts w:asciiTheme="majorBidi" w:hAnsiTheme="majorBidi" w:cstheme="majorBidi"/>
+          <w:sz w:val="24"/>
+          <w:szCs w:val="24"/>
+        </w:rPr>
+        <w:t>{</w:t>
+      </w:r>
+      <w:proofErr w:type="spellStart"/>
+      <w:r>
+        <w:rPr>
+          <w:rStyle w:val="katex-mathml"/>
+          <w:rFonts w:asciiTheme="majorBidi" w:hAnsiTheme="majorBidi" w:cstheme="majorBidi"/>
+          <w:sz w:val="24"/>
+          <w:szCs w:val="24"/>
+        </w:rPr>
+        <w:t>pos</w:t>
+      </w:r>
+      <w:proofErr w:type="spellEnd"/>
+      <w:r>
+        <w:rPr>
+          <w:rStyle w:val="katex-mathml"/>
+          <w:rFonts w:asciiTheme="majorBidi" w:hAnsiTheme="majorBidi" w:cstheme="majorBidi"/>
+          <w:sz w:val="24"/>
+          <w:szCs w:val="24"/>
+        </w:rPr>
+        <w:t>}}</w:t>
+      </w:r>
+      <w:proofErr w:type="spellStart"/>
+      <w:r>
+        <w:rPr>
+          <w:rStyle w:val="mord"/>
+          <w:rFonts w:asciiTheme="majorBidi" w:hAnsiTheme="majorBidi" w:cstheme="majorBidi"/>
+          <w:sz w:val="24"/>
+          <w:szCs w:val="24"/>
+        </w:rPr>
+        <w:t>wpos</w:t>
+      </w:r>
+      <w:proofErr w:type="spellEnd"/>
+      <w:r>
+        <w:rPr>
+          <w:rStyle w:val="vlist-s"/>
+          <w:rFonts w:asciiTheme="majorBidi" w:hAnsiTheme="majorBidi" w:cstheme="majorBidi"/>
+          <w:sz w:val="24"/>
+          <w:szCs w:val="24"/>
+        </w:rPr>
+        <w:t>​</w:t>
+      </w:r>
+      <w:r>
+        <w:rPr>
+          <w:rFonts w:asciiTheme="majorBidi" w:hAnsiTheme="majorBidi" w:cstheme="majorBidi"/>
+          <w:sz w:val="24"/>
+          <w:szCs w:val="24"/>
+        </w:rPr>
+        <w:t xml:space="preserve"> and </w:t>
+      </w:r>
+      <w:proofErr w:type="spellStart"/>
+      <w:r>
+        <w:rPr>
+          <w:rStyle w:val="katex-mathml"/>
+          <w:rFonts w:asciiTheme="majorBidi" w:hAnsiTheme="majorBidi" w:cstheme="majorBidi"/>
+          <w:sz w:val="24"/>
+          <w:szCs w:val="24"/>
+        </w:rPr>
+        <w:t>wvelw</w:t>
+      </w:r>
+      <w:proofErr w:type="spellEnd"/>
+      <w:r>
+        <w:rPr>
+          <w:rStyle w:val="katex-mathml"/>
+          <w:rFonts w:asciiTheme="majorBidi" w:hAnsiTheme="majorBidi" w:cstheme="majorBidi"/>
+          <w:sz w:val="24"/>
+          <w:szCs w:val="24"/>
+        </w:rPr>
+        <w:t>_{\</w:t>
+      </w:r>
+      <w:proofErr w:type="spellStart"/>
+      <w:r>
+        <w:rPr>
+          <w:rStyle w:val="katex-mathml"/>
+          <w:rFonts w:asciiTheme="majorBidi" w:hAnsiTheme="majorBidi" w:cstheme="majorBidi"/>
+          <w:sz w:val="24"/>
+          <w:szCs w:val="24"/>
+        </w:rPr>
+        <w:t>mathrm</w:t>
+      </w:r>
+      <w:proofErr w:type="spellEnd"/>
+      <w:r>
+        <w:rPr>
+          <w:rStyle w:val="katex-mathml"/>
+          <w:rFonts w:asciiTheme="majorBidi" w:hAnsiTheme="majorBidi" w:cstheme="majorBidi"/>
+          <w:sz w:val="24"/>
+          <w:szCs w:val="24"/>
+        </w:rPr>
+        <w:t>{</w:t>
+      </w:r>
+      <w:proofErr w:type="spellStart"/>
+      <w:r>
+        <w:rPr>
+          <w:rStyle w:val="katex-mathml"/>
+          <w:rFonts w:asciiTheme="majorBidi" w:hAnsiTheme="majorBidi" w:cstheme="majorBidi"/>
+          <w:sz w:val="24"/>
+          <w:szCs w:val="24"/>
+        </w:rPr>
+        <w:t>vel</w:t>
+      </w:r>
+      <w:proofErr w:type="spellEnd"/>
+      <w:r>
+        <w:rPr>
+          <w:rStyle w:val="katex-mathml"/>
+          <w:rFonts w:asciiTheme="majorBidi" w:hAnsiTheme="majorBidi" w:cstheme="majorBidi"/>
+          <w:sz w:val="24"/>
+          <w:szCs w:val="24"/>
+        </w:rPr>
+        <w:t>}}</w:t>
+      </w:r>
+      <w:proofErr w:type="spellStart"/>
+      <w:r>
+        <w:rPr>
+          <w:rStyle w:val="mord"/>
+          <w:rFonts w:asciiTheme="majorBidi" w:hAnsiTheme="majorBidi" w:cstheme="majorBidi"/>
+          <w:sz w:val="24"/>
+          <w:szCs w:val="24"/>
+        </w:rPr>
+        <w:t>wvel</w:t>
+      </w:r>
+      <w:proofErr w:type="spellEnd"/>
+      <w:r>
+        <w:rPr>
+          <w:rStyle w:val="vlist-s"/>
+          <w:rFonts w:asciiTheme="majorBidi" w:hAnsiTheme="majorBidi" w:cstheme="majorBidi"/>
+          <w:sz w:val="24"/>
+          <w:szCs w:val="24"/>
+        </w:rPr>
+        <w:t>​</w:t>
+      </w:r>
+      <w:r>
+        <w:rPr>
+          <w:rFonts w:asciiTheme="majorBidi" w:hAnsiTheme="majorBidi" w:cstheme="majorBidi"/>
+          <w:sz w:val="24"/>
+          <w:szCs w:val="24"/>
+        </w:rPr>
+        <w:t xml:space="preserve"> weighting factors</w:t>
+      </w:r>
+      <w:r>
+        <w:rPr>
+          <w:rFonts w:asciiTheme="majorBidi" w:hAnsiTheme="majorBidi" w:cstheme="majorBidi"/>
+          <w:sz w:val="24"/>
+          <w:szCs w:val="24"/>
+        </w:rPr>
+        <w:t xml:space="preserve"> (in this implementation they were observed to be not helpful therefore set to zero)</w:t>
+      </w:r>
+      <w:r>
+        <w:rPr>
+          <w:rFonts w:asciiTheme="majorBidi" w:hAnsiTheme="majorBidi" w:cstheme="majorBidi"/>
+          <w:sz w:val="24"/>
+          <w:szCs w:val="24"/>
+        </w:rPr>
+        <w:t xml:space="preserve">. The cost function is designed to penalize large instantaneous variations in the cable forces, thereby reducing abrupt changes in the carriers' trajectories. Solving the optimization problem yields the optimal coefficients </w:t>
+      </w:r>
+      <w:r>
+        <w:rPr>
+          <w:rFonts w:asciiTheme="majorBidi" w:hAnsiTheme="majorBidi" w:cstheme="majorBidi"/>
+          <w:sz w:val="24"/>
+          <w:szCs w:val="24"/>
+        </w:rPr>
+        <w:t>of the internal force function</w:t>
+      </w:r>
+      <w:r>
+        <w:rPr>
+          <w:rFonts w:asciiTheme="majorBidi" w:hAnsiTheme="majorBidi" w:cstheme="majorBidi"/>
+          <w:sz w:val="24"/>
+          <w:szCs w:val="24"/>
+        </w:rPr>
+        <w:t xml:space="preserve">, </w:t>
+      </w:r>
+      <w:r>
+        <w:rPr>
+          <w:rStyle w:val="katex-mathml"/>
+          <w:rFonts w:asciiTheme="majorBidi" w:hAnsiTheme="majorBidi" w:cstheme="majorBidi"/>
+          <w:sz w:val="24"/>
+          <w:szCs w:val="24"/>
+        </w:rPr>
+        <w:t>λi(ξ</w:t>
+      </w:r>
+      <w:r>
+        <w:rPr>
+          <w:rStyle w:val="katex-mathml"/>
+          <w:rFonts w:ascii="Cambria Math" w:hAnsi="Cambria Math" w:cs="Cambria Math"/>
+          <w:sz w:val="24"/>
+          <w:szCs w:val="24"/>
+        </w:rPr>
+        <w:t>∗</w:t>
+      </w:r>
+      <w:r>
+        <w:rPr>
+          <w:rStyle w:val="katex-mathml"/>
+          <w:rFonts w:asciiTheme="majorBidi" w:hAnsiTheme="majorBidi" w:cstheme="majorBidi"/>
+          <w:sz w:val="24"/>
+          <w:szCs w:val="24"/>
+        </w:rPr>
+        <w:t>(t),A</w:t>
+      </w:r>
+      <w:r>
+        <w:rPr>
+          <w:rStyle w:val="katex-mathml"/>
+          <w:rFonts w:ascii="Cambria Math" w:hAnsi="Cambria Math" w:cs="Cambria Math"/>
+          <w:sz w:val="24"/>
+          <w:szCs w:val="24"/>
+        </w:rPr>
+        <w:t>∗</w:t>
+      </w:r>
+      <w:r>
+        <w:rPr>
+          <w:rStyle w:val="katex-mathml"/>
+          <w:rFonts w:asciiTheme="majorBidi" w:hAnsiTheme="majorBidi" w:cstheme="majorBidi"/>
+          <w:sz w:val="24"/>
+          <w:szCs w:val="24"/>
+        </w:rPr>
+        <w:t>(t),t)≡λi</w:t>
+      </w:r>
+      <w:r>
+        <w:rPr>
+          <w:rStyle w:val="katex-mathml"/>
+          <w:rFonts w:ascii="Cambria Math" w:hAnsi="Cambria Math" w:cs="Cambria Math"/>
+          <w:sz w:val="24"/>
+          <w:szCs w:val="24"/>
+        </w:rPr>
+        <w:t>∗</w:t>
+      </w:r>
+      <w:r>
+        <w:rPr>
+          <w:rStyle w:val="katex-mathml"/>
+          <w:rFonts w:asciiTheme="majorBidi" w:hAnsiTheme="majorBidi" w:cstheme="majorBidi"/>
+          <w:sz w:val="24"/>
+          <w:szCs w:val="24"/>
+        </w:rPr>
+        <w:t>(t)\lambda_i(\xi^*(t),A^*(t),t)\equiv\lambda_i^*(t)</w:t>
+      </w:r>
+      <w:r>
+        <w:rPr>
+          <w:rStyle w:val="mord"/>
+          <w:rFonts w:asciiTheme="majorBidi" w:hAnsiTheme="majorBidi" w:cstheme="majorBidi"/>
+          <w:sz w:val="24"/>
+          <w:szCs w:val="24"/>
+        </w:rPr>
+        <w:t>λi</w:t>
+      </w:r>
+      <w:r>
+        <w:rPr>
+          <w:rStyle w:val="vlist-s"/>
+          <w:rFonts w:asciiTheme="majorBidi" w:hAnsiTheme="majorBidi" w:cstheme="majorBidi"/>
+          <w:sz w:val="24"/>
+          <w:szCs w:val="24"/>
+        </w:rPr>
+        <w:t>​</w:t>
+      </w:r>
+      <w:r>
+        <w:rPr>
+          <w:rStyle w:val="mopen"/>
+          <w:rFonts w:asciiTheme="majorBidi" w:hAnsiTheme="majorBidi" w:cstheme="majorBidi"/>
+          <w:sz w:val="24"/>
+          <w:szCs w:val="24"/>
+        </w:rPr>
+        <w:t>(</w:t>
+      </w:r>
+      <w:r>
+        <w:rPr>
+          <w:rStyle w:val="mord"/>
+          <w:rFonts w:asciiTheme="majorBidi" w:hAnsiTheme="majorBidi" w:cstheme="majorBidi"/>
+          <w:sz w:val="24"/>
+          <w:szCs w:val="24"/>
+        </w:rPr>
+        <w:t>ξ</w:t>
+      </w:r>
+      <w:r>
+        <w:rPr>
+          <w:rStyle w:val="mbin"/>
+          <w:rFonts w:ascii="Cambria Math" w:hAnsi="Cambria Math" w:cs="Cambria Math"/>
+          <w:sz w:val="24"/>
+          <w:szCs w:val="24"/>
+        </w:rPr>
+        <w:t>∗</w:t>
+      </w:r>
+      <w:r>
+        <w:rPr>
+          <w:rStyle w:val="mopen"/>
+          <w:rFonts w:asciiTheme="majorBidi" w:hAnsiTheme="majorBidi" w:cstheme="majorBidi"/>
+          <w:sz w:val="24"/>
+          <w:szCs w:val="24"/>
+        </w:rPr>
+        <w:t>(</w:t>
+      </w:r>
+      <w:r>
+        <w:rPr>
+          <w:rStyle w:val="mord"/>
+          <w:rFonts w:asciiTheme="majorBidi" w:hAnsiTheme="majorBidi" w:cstheme="majorBidi"/>
+          <w:sz w:val="24"/>
+          <w:szCs w:val="24"/>
+        </w:rPr>
+        <w:t>t</w:t>
+      </w:r>
+      <w:r>
+        <w:rPr>
+          <w:rStyle w:val="mclose"/>
+          <w:rFonts w:asciiTheme="majorBidi" w:hAnsiTheme="majorBidi" w:cstheme="majorBidi"/>
+          <w:sz w:val="24"/>
+          <w:szCs w:val="24"/>
+        </w:rPr>
+        <w:t>)</w:t>
+      </w:r>
+      <w:r>
+        <w:rPr>
+          <w:rStyle w:val="mpunct"/>
+          <w:rFonts w:asciiTheme="majorBidi" w:hAnsiTheme="majorBidi" w:cstheme="majorBidi"/>
+          <w:sz w:val="24"/>
+          <w:szCs w:val="24"/>
+        </w:rPr>
+        <w:t>,</w:t>
+      </w:r>
+      <w:r>
+        <w:rPr>
+          <w:rStyle w:val="mord"/>
+          <w:rFonts w:asciiTheme="majorBidi" w:hAnsiTheme="majorBidi" w:cstheme="majorBidi"/>
+          <w:sz w:val="24"/>
+          <w:szCs w:val="24"/>
+        </w:rPr>
+        <w:t>A</w:t>
+      </w:r>
+      <w:r>
+        <w:rPr>
+          <w:rStyle w:val="mbin"/>
+          <w:rFonts w:ascii="Cambria Math" w:hAnsi="Cambria Math" w:cs="Cambria Math"/>
+          <w:sz w:val="24"/>
+          <w:szCs w:val="24"/>
+        </w:rPr>
+        <w:t>∗</w:t>
+      </w:r>
+      <w:r>
+        <w:rPr>
+          <w:rStyle w:val="mopen"/>
+          <w:rFonts w:asciiTheme="majorBidi" w:hAnsiTheme="majorBidi" w:cstheme="majorBidi"/>
+          <w:sz w:val="24"/>
+          <w:szCs w:val="24"/>
+        </w:rPr>
+        <w:t>(</w:t>
+      </w:r>
+      <w:r>
+        <w:rPr>
+          <w:rStyle w:val="mord"/>
+          <w:rFonts w:asciiTheme="majorBidi" w:hAnsiTheme="majorBidi" w:cstheme="majorBidi"/>
+          <w:sz w:val="24"/>
+          <w:szCs w:val="24"/>
+        </w:rPr>
+        <w:t>t</w:t>
+      </w:r>
+      <w:r>
+        <w:rPr>
+          <w:rStyle w:val="mclose"/>
+          <w:rFonts w:asciiTheme="majorBidi" w:hAnsiTheme="majorBidi" w:cstheme="majorBidi"/>
+          <w:sz w:val="24"/>
+          <w:szCs w:val="24"/>
+        </w:rPr>
+        <w:t>)</w:t>
+      </w:r>
+      <w:r>
+        <w:rPr>
+          <w:rStyle w:val="mpunct"/>
+          <w:rFonts w:asciiTheme="majorBidi" w:hAnsiTheme="majorBidi" w:cstheme="majorBidi"/>
+          <w:sz w:val="24"/>
+          <w:szCs w:val="24"/>
+        </w:rPr>
+        <w:t>,</w:t>
+      </w:r>
+      <w:r>
+        <w:rPr>
+          <w:rStyle w:val="mord"/>
+          <w:rFonts w:asciiTheme="majorBidi" w:hAnsiTheme="majorBidi" w:cstheme="majorBidi"/>
+          <w:sz w:val="24"/>
+          <w:szCs w:val="24"/>
+        </w:rPr>
+        <w:t>t</w:t>
+      </w:r>
+      <w:r>
+        <w:rPr>
+          <w:rStyle w:val="mclose"/>
+          <w:rFonts w:asciiTheme="majorBidi" w:hAnsiTheme="majorBidi" w:cstheme="majorBidi"/>
+          <w:sz w:val="24"/>
+          <w:szCs w:val="24"/>
+        </w:rPr>
+        <w:t>)</w:t>
+      </w:r>
+      <w:r>
+        <w:rPr>
+          <w:rStyle w:val="mrel"/>
+          <w:rFonts w:asciiTheme="majorBidi" w:hAnsiTheme="majorBidi" w:cstheme="majorBidi"/>
+          <w:sz w:val="24"/>
+          <w:szCs w:val="24"/>
+        </w:rPr>
+        <w:t>≡</w:t>
+      </w:r>
+      <w:r>
+        <w:rPr>
+          <w:rStyle w:val="mord"/>
+          <w:rFonts w:asciiTheme="majorBidi" w:hAnsiTheme="majorBidi" w:cstheme="majorBidi"/>
+          <w:sz w:val="24"/>
+          <w:szCs w:val="24"/>
+        </w:rPr>
+        <w:t>λi</w:t>
+      </w:r>
+      <w:r>
+        <w:rPr>
+          <w:rStyle w:val="mbin"/>
+          <w:rFonts w:ascii="Cambria Math" w:hAnsi="Cambria Math" w:cs="Cambria Math"/>
+          <w:sz w:val="24"/>
+          <w:szCs w:val="24"/>
+        </w:rPr>
+        <w:t>∗</w:t>
+      </w:r>
+      <w:r>
+        <w:rPr>
+          <w:rStyle w:val="vlist-s"/>
+          <w:rFonts w:asciiTheme="majorBidi" w:hAnsiTheme="majorBidi" w:cstheme="majorBidi"/>
+          <w:sz w:val="24"/>
+          <w:szCs w:val="24"/>
+        </w:rPr>
+        <w:t>​</w:t>
+      </w:r>
+      <w:r>
+        <w:rPr>
+          <w:rStyle w:val="mopen"/>
+          <w:rFonts w:asciiTheme="majorBidi" w:hAnsiTheme="majorBidi" w:cstheme="majorBidi"/>
+          <w:sz w:val="24"/>
+          <w:szCs w:val="24"/>
+        </w:rPr>
+        <w:t>(</w:t>
+      </w:r>
+      <w:r>
+        <w:rPr>
+          <w:rStyle w:val="mord"/>
+          <w:rFonts w:asciiTheme="majorBidi" w:hAnsiTheme="majorBidi" w:cstheme="majorBidi"/>
+          <w:sz w:val="24"/>
+          <w:szCs w:val="24"/>
+        </w:rPr>
+        <w:t>t</w:t>
+      </w:r>
+      <w:r>
+        <w:rPr>
+          <w:rStyle w:val="mclose"/>
+          <w:rFonts w:asciiTheme="majorBidi" w:hAnsiTheme="majorBidi" w:cstheme="majorBidi"/>
+          <w:sz w:val="24"/>
+          <w:szCs w:val="24"/>
+        </w:rPr>
+        <w:t>)</w:t>
+      </w:r>
+      <w:r>
+        <w:rPr>
+          <w:rFonts w:asciiTheme="majorBidi" w:hAnsiTheme="majorBidi" w:cstheme="majorBidi"/>
+          <w:sz w:val="24"/>
+          <w:szCs w:val="24"/>
+        </w:rPr>
+        <w:t xml:space="preserve">, for </w:t>
+      </w:r>
+      <w:proofErr w:type="spellStart"/>
+      <w:r>
+        <w:rPr>
+          <w:rStyle w:val="katex-mathml"/>
+          <w:rFonts w:asciiTheme="majorBidi" w:hAnsiTheme="majorBidi" w:cstheme="majorBidi"/>
+          <w:sz w:val="24"/>
+          <w:szCs w:val="24"/>
+        </w:rPr>
+        <w:t>i</w:t>
+      </w:r>
+      <w:proofErr w:type="spellEnd"/>
+      <w:r>
+        <w:rPr>
+          <w:rStyle w:val="katex-mathml"/>
+          <w:rFonts w:asciiTheme="majorBidi" w:hAnsiTheme="majorBidi" w:cstheme="majorBidi"/>
+          <w:sz w:val="24"/>
+          <w:szCs w:val="24"/>
+        </w:rPr>
+        <w:t>=1,…,</w:t>
+      </w:r>
+      <w:proofErr w:type="spellStart"/>
+      <w:r>
+        <w:rPr>
+          <w:rStyle w:val="katex-mathml"/>
+          <w:rFonts w:asciiTheme="majorBidi" w:hAnsiTheme="majorBidi" w:cstheme="majorBidi"/>
+          <w:sz w:val="24"/>
+          <w:szCs w:val="24"/>
+        </w:rPr>
+        <w:t>ni</w:t>
+      </w:r>
+      <w:proofErr w:type="spellEnd"/>
+      <w:r>
+        <w:rPr>
+          <w:rStyle w:val="katex-mathml"/>
+          <w:rFonts w:asciiTheme="majorBidi" w:hAnsiTheme="majorBidi" w:cstheme="majorBidi"/>
+          <w:sz w:val="24"/>
+          <w:szCs w:val="24"/>
+        </w:rPr>
+        <w:t>=1,\</w:t>
+      </w:r>
+      <w:proofErr w:type="spellStart"/>
+      <w:r>
+        <w:rPr>
+          <w:rStyle w:val="katex-mathml"/>
+          <w:rFonts w:asciiTheme="majorBidi" w:hAnsiTheme="majorBidi" w:cstheme="majorBidi"/>
+          <w:sz w:val="24"/>
+          <w:szCs w:val="24"/>
+        </w:rPr>
+        <w:t>ldots,n</w:t>
+      </w:r>
+      <w:r>
+        <w:rPr>
+          <w:rStyle w:val="mord"/>
+          <w:rFonts w:asciiTheme="majorBidi" w:hAnsiTheme="majorBidi" w:cstheme="majorBidi"/>
+          <w:sz w:val="24"/>
+          <w:szCs w:val="24"/>
+        </w:rPr>
+        <w:t>i</w:t>
+      </w:r>
+      <w:proofErr w:type="spellEnd"/>
+      <w:r>
+        <w:rPr>
+          <w:rStyle w:val="mrel"/>
+          <w:rFonts w:asciiTheme="majorBidi" w:hAnsiTheme="majorBidi" w:cstheme="majorBidi"/>
+          <w:sz w:val="24"/>
+          <w:szCs w:val="24"/>
+        </w:rPr>
+        <w:t>=</w:t>
+      </w:r>
+      <w:r>
+        <w:rPr>
+          <w:rStyle w:val="mord"/>
+          <w:rFonts w:asciiTheme="majorBidi" w:hAnsiTheme="majorBidi" w:cstheme="majorBidi"/>
+          <w:sz w:val="24"/>
+          <w:szCs w:val="24"/>
+        </w:rPr>
+        <w:t>1</w:t>
+      </w:r>
+      <w:r>
+        <w:rPr>
+          <w:rStyle w:val="mpunct"/>
+          <w:rFonts w:asciiTheme="majorBidi" w:hAnsiTheme="majorBidi" w:cstheme="majorBidi"/>
+          <w:sz w:val="24"/>
+          <w:szCs w:val="24"/>
+        </w:rPr>
+        <w:t>,</w:t>
+      </w:r>
+      <w:r>
+        <w:rPr>
+          <w:rStyle w:val="minner"/>
+          <w:rFonts w:asciiTheme="majorBidi" w:hAnsiTheme="majorBidi" w:cstheme="majorBidi"/>
+          <w:sz w:val="24"/>
+          <w:szCs w:val="24"/>
+        </w:rPr>
+        <w:t>…</w:t>
+      </w:r>
+      <w:r>
+        <w:rPr>
+          <w:rStyle w:val="mpunct"/>
+          <w:rFonts w:asciiTheme="majorBidi" w:hAnsiTheme="majorBidi" w:cstheme="majorBidi"/>
+          <w:sz w:val="24"/>
+          <w:szCs w:val="24"/>
+        </w:rPr>
+        <w:t>,</w:t>
+      </w:r>
+      <w:r>
+        <w:rPr>
+          <w:rStyle w:val="mord"/>
+          <w:rFonts w:asciiTheme="majorBidi" w:hAnsiTheme="majorBidi" w:cstheme="majorBidi"/>
+          <w:sz w:val="24"/>
+          <w:szCs w:val="24"/>
+        </w:rPr>
+        <w:t>n</w:t>
+      </w:r>
+      <w:r>
+        <w:rPr>
+          <w:rFonts w:asciiTheme="majorBidi" w:hAnsiTheme="majorBidi" w:cstheme="majorBidi"/>
+          <w:sz w:val="24"/>
+          <w:szCs w:val="24"/>
+        </w:rPr>
+        <w:t>.</w:t>
+      </w:r>
+    </w:p>
+    <w:p>
+      <w:pPr>
+        <w:pStyle w:val="ListParagraph"/>
+        <w:spacing w:line="360" w:lineRule="auto"/>
+        <w:ind w:left="360"/>
+        <w:rPr>
+          <w:rFonts w:asciiTheme="majorBidi" w:hAnsiTheme="majorBidi" w:cstheme="majorBidi"/>
+          <w:sz w:val="24"/>
+          <w:szCs w:val="24"/>
+        </w:rPr>
+      </w:pPr>
+    </w:p>
+    <w:p>
+      <w:pPr>
+        <w:pStyle w:val="ListParagraph"/>
+        <w:spacing w:line="360" w:lineRule="auto"/>
+        <w:ind w:left="360"/>
+        <w:rPr>
+          <w:rFonts w:asciiTheme="majorBidi" w:hAnsiTheme="majorBidi" w:cstheme="majorBidi"/>
+          <w:kern w:val="0"/>
+          <w:sz w:val="24"/>
+          <w:szCs w:val="24"/>
+          <w14:ligatures w14:val="none"/>
+        </w:rPr>
+      </w:pPr>
+      <w:r>
+        <w:rPr>
+          <w:rFonts w:asciiTheme="majorBidi" w:hAnsiTheme="majorBidi" w:cstheme="majorBidi"/>
+          <w:sz w:val="24"/>
+          <w:szCs w:val="24"/>
+        </w:rPr>
+        <w:t xml:space="preserve">In summary, the load state and its reference are used to calculate the desired wrench wd. Additionally, the load state is also used to calculate </w:t>
+      </w:r>
+      <w:proofErr w:type="gramStart"/>
+      <w:r>
+        <w:rPr>
+          <w:rFonts w:asciiTheme="majorBidi" w:hAnsiTheme="majorBidi" w:cstheme="majorBidi"/>
+          <w:sz w:val="24"/>
+          <w:szCs w:val="24"/>
+        </w:rPr>
+        <w:t>G(</w:t>
+      </w:r>
+      <w:proofErr w:type="gramEnd"/>
+      <w:r>
+        <w:rPr>
+          <w:rFonts w:asciiTheme="majorBidi" w:hAnsiTheme="majorBidi" w:cstheme="majorBidi"/>
+          <w:sz w:val="24"/>
+          <w:szCs w:val="24"/>
+        </w:rPr>
+        <w:t>t)</w:t>
+      </w:r>
+      <w:r>
+        <w:rPr>
+          <w:rFonts w:asciiTheme="majorBidi" w:hAnsiTheme="majorBidi" w:cstheme="majorBidi"/>
+          <w:sz w:val="24"/>
+          <w:szCs w:val="24"/>
+        </w:rPr>
+        <w:t xml:space="preserve"> and </w:t>
+      </w:r>
+      <w:r>
+        <w:rPr>
+          <w:rFonts w:asciiTheme="majorBidi" w:hAnsiTheme="majorBidi" w:cstheme="majorBidi"/>
+          <w:kern w:val="0"/>
+          <w:sz w:val="24"/>
+          <w:szCs w:val="24"/>
+          <w14:ligatures w14:val="none"/>
+        </w:rPr>
+        <w:t>N(t)</w:t>
+      </w:r>
+      <w:r>
+        <w:rPr>
+          <w:rFonts w:asciiTheme="majorBidi" w:hAnsiTheme="majorBidi" w:cstheme="majorBidi"/>
+          <w:kern w:val="0"/>
+          <w:sz w:val="24"/>
+          <w:szCs w:val="24"/>
+          <w14:ligatures w14:val="none"/>
+        </w:rPr>
+        <w:t xml:space="preserve">. Finally, the optimizer calculates </w:t>
+      </w:r>
+      <w:proofErr w:type="gramStart"/>
+      <w:r>
+        <w:rPr>
+          <w:rFonts w:asciiTheme="majorBidi" w:hAnsiTheme="majorBidi" w:cstheme="majorBidi"/>
+          <w:kern w:val="0"/>
+          <w:sz w:val="24"/>
+          <w:szCs w:val="24"/>
+          <w14:ligatures w14:val="none"/>
+        </w:rPr>
+        <w:t>λ(</w:t>
+      </w:r>
+      <w:proofErr w:type="gramEnd"/>
+      <w:r>
+        <w:rPr>
+          <w:rFonts w:asciiTheme="majorBidi" w:hAnsiTheme="majorBidi" w:cstheme="majorBidi"/>
+          <w:kern w:val="0"/>
+          <w:sz w:val="24"/>
+          <w:szCs w:val="24"/>
+          <w14:ligatures w14:val="none"/>
+        </w:rPr>
+        <w:t>t)</w:t>
+      </w:r>
+      <w:r>
+        <w:rPr>
+          <w:rFonts w:asciiTheme="majorBidi" w:hAnsiTheme="majorBidi" w:cstheme="majorBidi"/>
+          <w:kern w:val="0"/>
+          <w:sz w:val="24"/>
+          <w:szCs w:val="24"/>
+          <w14:ligatures w14:val="none"/>
+        </w:rPr>
+        <w:t xml:space="preserve">. They are combined as in eq. (9) to generate the desired force which is then used in eq. (1) and (3) to calculate the desired position. The desired velocity is calculated from the desired force derivative which can be calculated in a similar albeit more involved manner. </w:t>
+      </w:r>
+      <w:r>
+        <w:rPr>
+          <w:rFonts w:asciiTheme="majorBidi" w:hAnsiTheme="majorBidi" w:cstheme="majorBidi"/>
+          <w:kern w:val="0"/>
+          <w:sz w:val="24"/>
+          <w:szCs w:val="24"/>
+          <w14:ligatures w14:val="none"/>
+        </w:rPr>
+        <w:t>The desired positions and velocities are then passed to the low level controller of each drone.</w:t>
+      </w:r>
+    </w:p>
+    <w:p>
+      <w:pPr>
+        <w:pStyle w:val="ListParagraph"/>
+        <w:spacing w:line="360" w:lineRule="auto"/>
+        <w:ind w:left="360"/>
+        <w:rPr>
+          <w:rFonts w:asciiTheme="majorBidi" w:hAnsiTheme="majorBidi" w:cstheme="majorBidi"/>
+          <w:kern w:val="0"/>
+          <w:sz w:val="24"/>
+          <w:szCs w:val="24"/>
+          <w14:ligatures w14:val="none"/>
+        </w:rPr>
+      </w:pPr>
+    </w:p>
+    <w:p>
+      <w:pPr>
+        <w:pStyle w:val="ListParagraph"/>
+        <w:spacing w:line="360" w:lineRule="auto"/>
+        <w:ind w:left="360"/>
+        <w:rPr>
+          <w:rFonts w:asciiTheme="majorBidi" w:hAnsiTheme="majorBidi" w:cstheme="majorBidi"/>
+          <w:kern w:val="0"/>
+          <w:sz w:val="24"/>
+          <w:szCs w:val="24"/>
+          <w14:ligatures w14:val="none"/>
+        </w:rPr>
+      </w:pPr>
+      <w:r>
+        <w:rPr>
+          <w:rFonts w:asciiTheme="majorBidi" w:hAnsiTheme="majorBidi" w:cstheme="majorBidi"/>
+          <w:kern w:val="0"/>
+          <w:sz w:val="24"/>
+          <w:szCs w:val="24"/>
+          <w14:ligatures w14:val="none"/>
+        </w:rPr>
+        <w:t xml:space="preserve">Put Figure 2 here, </w:t>
+      </w:r>
+      <w:r>
+        <w:rPr>
+          <w:rFonts w:asciiTheme="majorBidi" w:hAnsiTheme="majorBidi" w:cstheme="majorBidi"/>
+          <w:kern w:val="0"/>
+          <w:sz w:val="24"/>
+          <w:szCs w:val="24"/>
+          <w14:ligatures w14:val="none"/>
+        </w:rPr>
+        <w:t>Overall</w:t>
+      </w:r>
+      <w:r>
+        <w:rPr>
+          <w:rFonts w:asciiTheme="majorBidi" w:hAnsiTheme="majorBidi" w:cstheme="majorBidi"/>
+          <w:kern w:val="0"/>
+          <w:sz w:val="24"/>
+          <w:szCs w:val="24"/>
+          <w14:ligatures w14:val="none"/>
+        </w:rPr>
+        <w:t xml:space="preserve"> classical</w:t>
+      </w:r>
+      <w:r>
+        <w:rPr>
+          <w:rFonts w:asciiTheme="majorBidi" w:hAnsiTheme="majorBidi" w:cstheme="majorBidi"/>
+          <w:kern w:val="0"/>
+          <w:sz w:val="24"/>
+          <w:szCs w:val="24"/>
+          <w14:ligatures w14:val="none"/>
+        </w:rPr>
+        <w:t xml:space="preserve"> control</w:t>
+      </w:r>
+      <w:r>
+        <w:rPr>
+          <w:rFonts w:asciiTheme="majorBidi" w:hAnsiTheme="majorBidi" w:cstheme="majorBidi"/>
+          <w:kern w:val="0"/>
+          <w:sz w:val="24"/>
+          <w:szCs w:val="24"/>
+          <w14:ligatures w14:val="none"/>
+        </w:rPr>
+        <w:t xml:space="preserve"> pipeline</w:t>
+      </w:r>
+      <w:r>
+        <w:rPr>
+          <w:rFonts w:asciiTheme="majorBidi" w:hAnsiTheme="majorBidi" w:cstheme="majorBidi"/>
+          <w:kern w:val="0"/>
+          <w:sz w:val="24"/>
+          <w:szCs w:val="24"/>
+          <w14:ligatures w14:val="none"/>
+        </w:rPr>
+        <w:t xml:space="preserve"> scheme including load-wrench controller (green block), </w:t>
+      </w:r>
+      <w:r>
+        <w:rPr>
+          <w:rFonts w:asciiTheme="majorBidi" w:hAnsiTheme="majorBidi" w:cstheme="majorBidi"/>
+          <w:kern w:val="0"/>
+          <w:sz w:val="24"/>
+          <w:szCs w:val="24"/>
+          <w14:ligatures w14:val="none"/>
+        </w:rPr>
+        <w:t xml:space="preserve">the </w:t>
+      </w:r>
+      <w:r>
+        <w:rPr>
+          <w:rFonts w:asciiTheme="majorBidi" w:hAnsiTheme="majorBidi" w:cstheme="majorBidi"/>
+          <w:kern w:val="0"/>
+          <w:sz w:val="24"/>
+          <w:szCs w:val="24"/>
+          <w14:ligatures w14:val="none"/>
+        </w:rPr>
+        <w:t>carrier-trajectory generator</w:t>
+      </w:r>
+      <w:r>
+        <w:rPr>
+          <w:rFonts w:asciiTheme="majorBidi" w:hAnsiTheme="majorBidi" w:cstheme="majorBidi"/>
+          <w:kern w:val="0"/>
+          <w:sz w:val="24"/>
+          <w:szCs w:val="24"/>
+          <w14:ligatures w14:val="none"/>
+        </w:rPr>
+        <w:t xml:space="preserve"> </w:t>
+      </w:r>
+      <w:r>
+        <w:rPr>
+          <w:rFonts w:asciiTheme="majorBidi" w:hAnsiTheme="majorBidi" w:cstheme="majorBidi"/>
+          <w:kern w:val="0"/>
+          <w:sz w:val="24"/>
+          <w:szCs w:val="24"/>
+          <w14:ligatures w14:val="none"/>
+        </w:rPr>
+        <w:t>(blue blocks), and the optimization layer (red block).</w:t>
+      </w:r>
+    </w:p>
+    <w:p>
+      <w:pPr>
+        <w:pStyle w:val="ListParagraph"/>
+        <w:spacing w:line="360" w:lineRule="auto"/>
+        <w:ind w:left="360"/>
+        <w:rPr>
+          <w:rFonts w:asciiTheme="majorBidi" w:hAnsiTheme="majorBidi" w:cstheme="majorBidi"/>
+          <w:kern w:val="0"/>
+          <w:sz w:val="24"/>
+          <w:szCs w:val="24"/>
+          <w14:ligatures w14:val="none"/>
+        </w:rPr>
+      </w:pPr>
+    </w:p>
+    <w:p>
+      <w:pPr>
+        <w:pStyle w:val="ListParagraph"/>
+        <w:spacing w:line="360" w:lineRule="auto"/>
+        <w:ind w:left="360"/>
+        <w:rPr>
+          <w:rFonts w:asciiTheme="majorBidi" w:hAnsiTheme="majorBidi" w:cstheme="majorBidi"/>
+          <w:kern w:val="0"/>
+          <w:sz w:val="24"/>
+          <w:szCs w:val="24"/>
+          <w14:ligatures w14:val="none"/>
+        </w:rPr>
+      </w:pPr>
+      <w:r>
+        <w:rPr>
+          <w:rFonts w:asciiTheme="majorBidi" w:hAnsiTheme="majorBidi" w:cstheme="majorBidi"/>
+          <w:kern w:val="0"/>
+          <w:sz w:val="24"/>
+          <w:szCs w:val="24"/>
+          <w14:ligatures w14:val="none"/>
+        </w:rPr>
+        <w:t>Learning-based methods:</w:t>
+      </w:r>
+    </w:p>
+    <w:p>
+      <w:pPr>
+        <w:pStyle w:val="ListParagraph"/>
+        <w:spacing w:line="360" w:lineRule="auto"/>
+        <w:ind w:left="360"/>
+        <w:rPr>
+          <w:rFonts w:asciiTheme="majorBidi" w:hAnsiTheme="majorBidi" w:cstheme="majorBidi"/>
+          <w:kern w:val="0"/>
+          <w:sz w:val="24"/>
+          <w:szCs w:val="24"/>
+          <w14:ligatures w14:val="none"/>
+        </w:rPr>
+      </w:pPr>
+      <w:r>
+        <w:rPr>
+          <w:rFonts w:asciiTheme="majorBidi" w:hAnsiTheme="majorBidi" w:cstheme="majorBidi"/>
+          <w:kern w:val="0"/>
+          <w:sz w:val="24"/>
+          <w:szCs w:val="24"/>
+          <w14:ligatures w14:val="none"/>
+        </w:rPr>
+        <w:t xml:space="preserve">This section contains the main problem formulation of the contribution of this work. To achieve that, we split the work in two phases. Phase one will mainly target </w:t>
+      </w:r>
+      <w:r>
+        <w:rPr>
+          <w:rFonts w:asciiTheme="majorBidi" w:hAnsiTheme="majorBidi" w:cstheme="majorBidi"/>
+          <w:kern w:val="0"/>
+          <w:sz w:val="24"/>
+          <w:szCs w:val="24"/>
+          <w14:ligatures w14:val="none"/>
+        </w:rPr>
+        <w:t>eliminating the optimizer since it takes the bulk of the computational time per step</w:t>
+      </w:r>
+      <w:r>
+        <w:rPr>
+          <w:rFonts w:asciiTheme="majorBidi" w:hAnsiTheme="majorBidi" w:cstheme="majorBidi"/>
+          <w:kern w:val="0"/>
+          <w:sz w:val="24"/>
+          <w:szCs w:val="24"/>
+          <w14:ligatures w14:val="none"/>
+        </w:rPr>
+        <w:t xml:space="preserve"> </w:t>
+      </w:r>
+      <w:r>
+        <w:rPr>
+          <w:rFonts w:asciiTheme="majorBidi" w:hAnsiTheme="majorBidi" w:cstheme="majorBidi"/>
+          <w:kern w:val="0"/>
+          <w:sz w:val="24"/>
+          <w:szCs w:val="24"/>
+          <w14:ligatures w14:val="none"/>
+        </w:rPr>
+        <w:t xml:space="preserve">and therefore it is the </w:t>
+      </w:r>
+      <w:r>
+        <w:rPr>
+          <w:rFonts w:asciiTheme="majorBidi" w:hAnsiTheme="majorBidi" w:cstheme="majorBidi"/>
+          <w:kern w:val="0"/>
+          <w:sz w:val="24"/>
+          <w:szCs w:val="24"/>
+          <w14:ligatures w14:val="none"/>
+        </w:rPr>
+        <w:lastRenderedPageBreak/>
+        <w:t xml:space="preserve">biggest obstacle to onboard deployment. Phase two will focus on </w:t>
+      </w:r>
+      <w:r>
+        <w:rPr>
+          <w:rFonts w:asciiTheme="majorBidi" w:hAnsiTheme="majorBidi" w:cstheme="majorBidi"/>
+          <w:kern w:val="0"/>
+          <w:sz w:val="24"/>
+          <w:szCs w:val="24"/>
+          <w14:ligatures w14:val="none"/>
+        </w:rPr>
+        <w:t>modify</w:t>
+      </w:r>
+      <w:r>
+        <w:rPr>
+          <w:rFonts w:asciiTheme="majorBidi" w:hAnsiTheme="majorBidi" w:cstheme="majorBidi"/>
+          <w:kern w:val="0"/>
+          <w:sz w:val="24"/>
+          <w:szCs w:val="24"/>
+          <w14:ligatures w14:val="none"/>
+        </w:rPr>
+        <w:t>ing</w:t>
+      </w:r>
+      <w:r>
+        <w:rPr>
+          <w:rFonts w:asciiTheme="majorBidi" w:hAnsiTheme="majorBidi" w:cstheme="majorBidi"/>
+          <w:kern w:val="0"/>
+          <w:sz w:val="24"/>
+          <w:szCs w:val="24"/>
+          <w14:ligatures w14:val="none"/>
+        </w:rPr>
+        <w:t xml:space="preserve"> the </w:t>
+      </w:r>
+      <w:r>
+        <w:rPr>
+          <w:rFonts w:asciiTheme="majorBidi" w:hAnsiTheme="majorBidi" w:cstheme="majorBidi"/>
+          <w:kern w:val="0"/>
+          <w:sz w:val="24"/>
+          <w:szCs w:val="24"/>
+          <w14:ligatures w14:val="none"/>
+        </w:rPr>
+        <w:t>architecture</w:t>
+      </w:r>
+      <w:r>
+        <w:rPr>
+          <w:rFonts w:asciiTheme="majorBidi" w:hAnsiTheme="majorBidi" w:cstheme="majorBidi"/>
+          <w:kern w:val="0"/>
+          <w:sz w:val="24"/>
+          <w:szCs w:val="24"/>
+          <w14:ligatures w14:val="none"/>
+        </w:rPr>
+        <w:t xml:space="preserve"> </w:t>
+      </w:r>
+      <w:r>
+        <w:rPr>
+          <w:rFonts w:asciiTheme="majorBidi" w:hAnsiTheme="majorBidi" w:cstheme="majorBidi"/>
+          <w:kern w:val="0"/>
+          <w:sz w:val="24"/>
+          <w:szCs w:val="24"/>
+          <w14:ligatures w14:val="none"/>
+        </w:rPr>
+        <w:t xml:space="preserve">and using Multi Agent Reinforcement Learning (MARL) </w:t>
+      </w:r>
+      <w:r>
+        <w:rPr>
+          <w:rFonts w:asciiTheme="majorBidi" w:hAnsiTheme="majorBidi" w:cstheme="majorBidi"/>
+          <w:kern w:val="0"/>
+          <w:sz w:val="24"/>
+          <w:szCs w:val="24"/>
+          <w14:ligatures w14:val="none"/>
+        </w:rPr>
+        <w:t>to make it</w:t>
+      </w:r>
+      <w:r>
+        <w:rPr>
+          <w:rFonts w:asciiTheme="majorBidi" w:hAnsiTheme="majorBidi" w:cstheme="majorBidi"/>
+          <w:kern w:val="0"/>
+          <w:sz w:val="24"/>
+          <w:szCs w:val="24"/>
+          <w14:ligatures w14:val="none"/>
+        </w:rPr>
+        <w:t xml:space="preserve"> fully</w:t>
+      </w:r>
+      <w:r>
+        <w:rPr>
+          <w:rFonts w:asciiTheme="majorBidi" w:hAnsiTheme="majorBidi" w:cstheme="majorBidi"/>
+          <w:kern w:val="0"/>
+          <w:sz w:val="24"/>
+          <w:szCs w:val="24"/>
+          <w14:ligatures w14:val="none"/>
+        </w:rPr>
+        <w:t xml:space="preserve"> decentralized</w:t>
+      </w:r>
+      <w:r>
+        <w:rPr>
+          <w:rFonts w:asciiTheme="majorBidi" w:hAnsiTheme="majorBidi" w:cstheme="majorBidi"/>
+          <w:kern w:val="0"/>
+          <w:sz w:val="24"/>
+          <w:szCs w:val="24"/>
+          <w14:ligatures w14:val="none"/>
+        </w:rPr>
+        <w:t xml:space="preserve"> (no communication between the carriers with heterogeneous asynchronous observations). </w:t>
+      </w:r>
+    </w:p>
+    <w:p>
+      <w:pPr>
+        <w:pStyle w:val="ListParagraph"/>
+        <w:spacing w:line="360" w:lineRule="auto"/>
+        <w:ind w:left="360"/>
+        <w:rPr>
+          <w:rFonts w:asciiTheme="majorBidi" w:hAnsiTheme="majorBidi" w:cstheme="majorBidi"/>
+          <w:sz w:val="24"/>
+          <w:szCs w:val="24"/>
+          <w:lang w:bidi="ar-EG"/>
+        </w:rPr>
+      </w:pPr>
+    </w:p>
+    <w:p>
+      <w:pPr>
+        <w:pStyle w:val="ListParagraph"/>
+        <w:spacing w:line="360" w:lineRule="auto"/>
+        <w:ind w:left="360"/>
+        <w:rPr>
+          <w:rFonts w:asciiTheme="majorBidi" w:hAnsiTheme="majorBidi" w:cstheme="majorBidi"/>
+          <w:sz w:val="24"/>
+          <w:szCs w:val="24"/>
+          <w:lang w:bidi="ar-EG"/>
+        </w:rPr>
+      </w:pPr>
+    </w:p>
+    <w:p>
+      <w:pPr>
+        <w:pStyle w:val="ListParagraph"/>
+        <w:spacing w:line="360" w:lineRule="auto"/>
+        <w:ind w:left="360"/>
+        <w:rPr>
+          <w:rFonts w:asciiTheme="majorBidi" w:hAnsiTheme="majorBidi" w:cstheme="majorBidi"/>
+          <w:sz w:val="24"/>
+          <w:szCs w:val="24"/>
+          <w:lang w:bidi="ar-EG"/>
+        </w:rPr>
+      </w:pPr>
+      <w:r>
+        <w:rPr>
+          <w:rFonts w:asciiTheme="majorBidi" w:hAnsiTheme="majorBidi" w:cstheme="majorBidi"/>
+          <w:sz w:val="24"/>
+          <w:szCs w:val="24"/>
+          <w:lang w:bidi="ar-EG"/>
+        </w:rPr>
+        <w:t>Phase One:</w:t>
+      </w:r>
+      <w:r>
+        <w:rPr>
+          <w:rFonts w:asciiTheme="majorBidi" w:hAnsiTheme="majorBidi" w:cstheme="majorBidi"/>
+          <w:sz w:val="24"/>
+          <w:szCs w:val="24"/>
+          <w:lang w:bidi="ar-EG"/>
+        </w:rPr>
+        <w:t xml:space="preserve"> Imitation </w:t>
+      </w:r>
+      <w:proofErr w:type="gramStart"/>
+      <w:r>
+        <w:rPr>
+          <w:rFonts w:asciiTheme="majorBidi" w:hAnsiTheme="majorBidi" w:cstheme="majorBidi"/>
+          <w:sz w:val="24"/>
+          <w:szCs w:val="24"/>
+          <w:lang w:bidi="ar-EG"/>
+        </w:rPr>
+        <w:t>Learning(</w:t>
+      </w:r>
+      <w:proofErr w:type="gramEnd"/>
+      <w:r>
+        <w:rPr>
+          <w:rFonts w:asciiTheme="majorBidi" w:hAnsiTheme="majorBidi" w:cstheme="majorBidi"/>
+          <w:sz w:val="24"/>
+          <w:szCs w:val="24"/>
+          <w:lang w:bidi="ar-EG"/>
+        </w:rPr>
+        <w:t>IL)/Behavioral Cloning(BC)</w:t>
+      </w:r>
+    </w:p>
+    <w:p>
+      <w:pPr>
+        <w:pStyle w:val="ListParagraph"/>
+        <w:spacing w:line="360" w:lineRule="auto"/>
+        <w:ind w:left="360"/>
+        <w:rPr>
+          <w:rFonts w:asciiTheme="majorBidi" w:hAnsiTheme="majorBidi" w:cstheme="majorBidi"/>
+          <w:sz w:val="24"/>
+          <w:szCs w:val="24"/>
+        </w:rPr>
+      </w:pPr>
+      <w:r>
+        <w:rPr>
+          <w:rFonts w:asciiTheme="majorBidi" w:hAnsiTheme="majorBidi" w:cstheme="majorBidi"/>
+          <w:sz w:val="24"/>
+          <w:szCs w:val="24"/>
+        </w:rPr>
+        <w:t xml:space="preserve">Action Space: </w:t>
+      </w:r>
+      <w:proofErr w:type="gramStart"/>
+      <w:r>
+        <w:rPr>
+          <w:rFonts w:asciiTheme="majorBidi" w:hAnsiTheme="majorBidi" w:cstheme="majorBidi"/>
+          <w:sz w:val="24"/>
+          <w:szCs w:val="24"/>
+        </w:rPr>
+        <w:t>λ</w:t>
+      </w:r>
+      <w:r>
+        <w:rPr>
+          <w:rFonts w:asciiTheme="majorBidi" w:hAnsiTheme="majorBidi" w:cstheme="majorBidi"/>
+          <w:sz w:val="24"/>
+          <w:szCs w:val="24"/>
+        </w:rPr>
+        <w:t>(</w:t>
+      </w:r>
+      <w:proofErr w:type="gramEnd"/>
+      <w:r>
+        <w:rPr>
+          <w:rFonts w:asciiTheme="majorBidi" w:hAnsiTheme="majorBidi" w:cstheme="majorBidi"/>
+          <w:sz w:val="24"/>
+          <w:szCs w:val="24"/>
+        </w:rPr>
+        <w:t>t)</w:t>
+      </w:r>
+      <w:r>
+        <w:rPr>
+          <w:rFonts w:asciiTheme="majorBidi" w:hAnsiTheme="majorBidi" w:cstheme="majorBidi"/>
+          <w:sz w:val="24"/>
+          <w:szCs w:val="24"/>
+        </w:rPr>
+        <w:t xml:space="preserve"> </w:t>
+      </w:r>
+      <w:r>
+        <w:rPr>
+          <w:rFonts w:ascii="Cambria Math" w:hAnsi="Cambria Math" w:cs="Cambria Math"/>
+          <w:sz w:val="24"/>
+          <w:szCs w:val="24"/>
+        </w:rPr>
+        <w:t>∈</w:t>
+      </w:r>
+      <w:r>
+        <w:rPr>
+          <w:rFonts w:asciiTheme="majorBidi" w:hAnsiTheme="majorBidi" w:cstheme="majorBidi"/>
+          <w:sz w:val="24"/>
+          <w:szCs w:val="24"/>
+        </w:rPr>
+        <w:t xml:space="preserve"> </w:t>
+      </w:r>
+      <w:proofErr w:type="spellStart"/>
+      <w:r>
+        <w:rPr>
+          <w:rFonts w:asciiTheme="majorBidi" w:hAnsiTheme="majorBidi" w:cstheme="majorBidi"/>
+          <w:sz w:val="24"/>
+          <w:szCs w:val="24"/>
+        </w:rPr>
+        <w:t>Rn</w:t>
+      </w:r>
+      <w:proofErr w:type="spellEnd"/>
+    </w:p>
+    <w:p>
+      <w:pPr>
+        <w:pStyle w:val="ListParagraph"/>
+        <w:spacing w:line="360" w:lineRule="auto"/>
+        <w:ind w:left="360"/>
+        <w:rPr>
+          <w:rFonts w:asciiTheme="majorBidi" w:hAnsiTheme="majorBidi" w:cstheme="majorBidi"/>
+          <w:sz w:val="24"/>
+          <w:szCs w:val="24"/>
+        </w:rPr>
+      </w:pPr>
+      <w:r>
+        <w:rPr>
+          <w:rFonts w:asciiTheme="majorBidi" w:hAnsiTheme="majorBidi" w:cstheme="majorBidi"/>
+          <w:sz w:val="24"/>
+          <w:szCs w:val="24"/>
+        </w:rPr>
+        <w:t xml:space="preserve"> • Keep wrench controller and </w:t>
+      </w:r>
+      <w:proofErr w:type="spellStart"/>
+      <w:r>
+        <w:rPr>
+          <w:rFonts w:asciiTheme="majorBidi" w:hAnsiTheme="majorBidi" w:cstheme="majorBidi"/>
+          <w:sz w:val="24"/>
+          <w:szCs w:val="24"/>
+        </w:rPr>
+        <w:t>nullspace</w:t>
+      </w:r>
+      <w:proofErr w:type="spellEnd"/>
+      <w:r>
+        <w:rPr>
+          <w:rFonts w:asciiTheme="majorBidi" w:hAnsiTheme="majorBidi" w:cstheme="majorBidi"/>
+          <w:sz w:val="24"/>
+          <w:szCs w:val="24"/>
+        </w:rPr>
+        <w:t xml:space="preserve"> matrix </w:t>
+      </w:r>
+    </w:p>
+    <w:p>
+      <w:pPr>
+        <w:pStyle w:val="ListParagraph"/>
+        <w:spacing w:line="360" w:lineRule="auto"/>
+        <w:ind w:left="360"/>
+        <w:rPr>
+          <w:rFonts w:asciiTheme="majorBidi" w:hAnsiTheme="majorBidi" w:cstheme="majorBidi"/>
+          <w:sz w:val="24"/>
+          <w:szCs w:val="24"/>
+        </w:rPr>
+      </w:pPr>
+      <w:r>
+        <w:rPr>
+          <w:rFonts w:ascii="Cambria Math" w:hAnsi="Cambria Math" w:cs="Cambria Math"/>
+          <w:sz w:val="24"/>
+          <w:szCs w:val="24"/>
+        </w:rPr>
+        <w:t>𝑓</w:t>
+      </w:r>
+      <w:r>
+        <w:rPr>
+          <w:rFonts w:asciiTheme="majorBidi" w:hAnsiTheme="majorBidi" w:cstheme="majorBidi"/>
+          <w:sz w:val="24"/>
+          <w:szCs w:val="24"/>
+        </w:rPr>
+        <w:t xml:space="preserve"> (</w:t>
+      </w:r>
+      <w:r>
+        <w:rPr>
+          <w:rFonts w:ascii="Cambria Math" w:hAnsi="Cambria Math" w:cs="Cambria Math"/>
+          <w:sz w:val="24"/>
+          <w:szCs w:val="24"/>
+        </w:rPr>
+        <w:t>𝑡</w:t>
+      </w:r>
+      <w:r>
+        <w:rPr>
+          <w:rFonts w:asciiTheme="majorBidi" w:hAnsiTheme="majorBidi" w:cstheme="majorBidi"/>
+          <w:sz w:val="24"/>
+          <w:szCs w:val="24"/>
+        </w:rPr>
+        <w:t xml:space="preserve">) = </w:t>
+      </w:r>
+      <w:r>
+        <w:rPr>
+          <w:rFonts w:ascii="Cambria Math" w:hAnsi="Cambria Math" w:cs="Cambria Math"/>
+          <w:sz w:val="24"/>
+          <w:szCs w:val="24"/>
+        </w:rPr>
+        <w:t>𝑓𝑔</w:t>
+      </w:r>
+      <w:r>
+        <w:rPr>
+          <w:rFonts w:asciiTheme="majorBidi" w:hAnsiTheme="majorBidi" w:cstheme="majorBidi"/>
+          <w:sz w:val="24"/>
+          <w:szCs w:val="24"/>
+        </w:rPr>
+        <w:t xml:space="preserve"> (</w:t>
+      </w:r>
+      <w:r>
+        <w:rPr>
+          <w:rFonts w:ascii="Cambria Math" w:hAnsi="Cambria Math" w:cs="Cambria Math"/>
+          <w:sz w:val="24"/>
+          <w:szCs w:val="24"/>
+        </w:rPr>
+        <w:t>𝑡</w:t>
+      </w:r>
+      <w:r>
+        <w:rPr>
+          <w:rFonts w:asciiTheme="majorBidi" w:hAnsiTheme="majorBidi" w:cstheme="majorBidi"/>
+          <w:sz w:val="24"/>
+          <w:szCs w:val="24"/>
+        </w:rPr>
+        <w:t xml:space="preserve">)+ </w:t>
+      </w:r>
+      <w:r>
+        <w:rPr>
+          <w:rFonts w:ascii="Cambria Math" w:hAnsi="Cambria Math" w:cs="Cambria Math"/>
+          <w:sz w:val="24"/>
+          <w:szCs w:val="24"/>
+          <w:u w:val="single"/>
+        </w:rPr>
+        <w:t>𝑓𝜆</w:t>
+      </w:r>
+      <w:r>
+        <w:rPr>
+          <w:rFonts w:asciiTheme="majorBidi" w:hAnsiTheme="majorBidi" w:cstheme="majorBidi"/>
+          <w:sz w:val="24"/>
+          <w:szCs w:val="24"/>
+          <w:u w:val="single"/>
+        </w:rPr>
+        <w:t xml:space="preserve"> (</w:t>
+      </w:r>
+      <w:r>
+        <w:rPr>
+          <w:rFonts w:ascii="Cambria Math" w:hAnsi="Cambria Math" w:cs="Cambria Math"/>
+          <w:sz w:val="24"/>
+          <w:szCs w:val="24"/>
+          <w:u w:val="single"/>
+        </w:rPr>
+        <w:t>𝑡</w:t>
+      </w:r>
+      <w:r>
+        <w:rPr>
+          <w:rFonts w:asciiTheme="majorBidi" w:hAnsiTheme="majorBidi" w:cstheme="majorBidi"/>
+          <w:sz w:val="24"/>
+          <w:szCs w:val="24"/>
+          <w:u w:val="single"/>
+        </w:rPr>
+        <w:t>)</w:t>
+      </w:r>
+    </w:p>
+    <w:p>
+      <w:pPr>
+        <w:pStyle w:val="ListParagraph"/>
+        <w:spacing w:line="360" w:lineRule="auto"/>
+        <w:ind w:left="360"/>
+        <w:rPr>
+          <w:rFonts w:asciiTheme="majorBidi" w:hAnsiTheme="majorBidi" w:cstheme="majorBidi"/>
+          <w:sz w:val="24"/>
+          <w:szCs w:val="24"/>
+          <w:u w:val="single"/>
+        </w:rPr>
+      </w:pPr>
+      <w:r>
+        <w:rPr>
+          <w:rFonts w:asciiTheme="majorBidi" w:hAnsiTheme="majorBidi" w:cstheme="majorBidi"/>
+          <w:sz w:val="24"/>
+          <w:szCs w:val="24"/>
+        </w:rPr>
+        <w:t xml:space="preserve"> </w:t>
+      </w:r>
+      <w:r>
+        <w:rPr>
+          <w:rFonts w:ascii="Cambria Math" w:hAnsi="Cambria Math" w:cs="Cambria Math"/>
+          <w:sz w:val="24"/>
+          <w:szCs w:val="24"/>
+        </w:rPr>
+        <w:t>𝑓𝜆</w:t>
+      </w:r>
+      <w:r>
+        <w:rPr>
+          <w:rFonts w:asciiTheme="majorBidi" w:hAnsiTheme="majorBidi" w:cstheme="majorBidi"/>
+          <w:sz w:val="24"/>
+          <w:szCs w:val="24"/>
+        </w:rPr>
+        <w:t xml:space="preserve"> (</w:t>
+      </w:r>
+      <w:r>
+        <w:rPr>
+          <w:rFonts w:ascii="Cambria Math" w:hAnsi="Cambria Math" w:cs="Cambria Math"/>
+          <w:sz w:val="24"/>
+          <w:szCs w:val="24"/>
+        </w:rPr>
+        <w:t>𝑡</w:t>
+      </w:r>
+      <w:proofErr w:type="gramStart"/>
+      <w:r>
+        <w:rPr>
+          <w:rFonts w:asciiTheme="majorBidi" w:hAnsiTheme="majorBidi" w:cstheme="majorBidi"/>
+          <w:sz w:val="24"/>
+          <w:szCs w:val="24"/>
+        </w:rPr>
+        <w:t>)=</w:t>
+      </w:r>
+      <w:proofErr w:type="gramEnd"/>
+      <w:r>
+        <w:rPr>
+          <w:rFonts w:asciiTheme="majorBidi" w:hAnsiTheme="majorBidi" w:cstheme="majorBidi"/>
+          <w:sz w:val="24"/>
+          <w:szCs w:val="24"/>
+        </w:rPr>
+        <w:t xml:space="preserve"> N(</w:t>
+      </w:r>
+      <w:proofErr w:type="spellStart"/>
+      <w:r>
+        <w:rPr>
+          <w:rFonts w:asciiTheme="majorBidi" w:hAnsiTheme="majorBidi" w:cstheme="majorBidi"/>
+          <w:sz w:val="24"/>
+          <w:szCs w:val="24"/>
+        </w:rPr>
+        <w:t>H,t</w:t>
+      </w:r>
+      <w:proofErr w:type="spellEnd"/>
+      <w:r>
+        <w:rPr>
+          <w:rFonts w:asciiTheme="majorBidi" w:hAnsiTheme="majorBidi" w:cstheme="majorBidi"/>
+          <w:sz w:val="24"/>
+          <w:szCs w:val="24"/>
+        </w:rPr>
+        <w:t xml:space="preserve">) · </w:t>
+      </w:r>
+      <w:r>
+        <w:rPr>
+          <w:rFonts w:asciiTheme="majorBidi" w:hAnsiTheme="majorBidi" w:cstheme="majorBidi"/>
+          <w:sz w:val="24"/>
+          <w:szCs w:val="24"/>
+          <w:u w:val="single"/>
+        </w:rPr>
+        <w:t>λ(t)</w:t>
+      </w:r>
+    </w:p>
+    <w:p>
+      <w:pPr>
+        <w:pStyle w:val="ListParagraph"/>
+        <w:spacing w:line="360" w:lineRule="auto"/>
+        <w:ind w:left="360"/>
+        <w:rPr>
+          <w:rFonts w:asciiTheme="majorBidi" w:hAnsiTheme="majorBidi" w:cstheme="majorBidi"/>
+          <w:sz w:val="24"/>
+          <w:szCs w:val="24"/>
+        </w:rPr>
+      </w:pPr>
+      <w:r>
+        <w:rPr>
+          <w:rFonts w:asciiTheme="majorBidi" w:hAnsiTheme="majorBidi" w:cstheme="majorBidi"/>
+          <w:sz w:val="24"/>
+          <w:szCs w:val="24"/>
+        </w:rPr>
+        <w:t xml:space="preserve">• Load tracking guaranteed by construction (G·N = 0) </w:t>
+      </w:r>
+    </w:p>
+    <w:p>
+      <w:pPr>
+        <w:pStyle w:val="ListParagraph"/>
+        <w:spacing w:line="360" w:lineRule="auto"/>
+        <w:ind w:left="360"/>
+        <w:rPr>
+          <w:rFonts w:asciiTheme="majorBidi" w:hAnsiTheme="majorBidi" w:cstheme="majorBidi"/>
+          <w:sz w:val="24"/>
+          <w:szCs w:val="24"/>
+        </w:rPr>
+      </w:pPr>
+      <w:r>
+        <w:rPr>
+          <w:rFonts w:asciiTheme="majorBidi" w:hAnsiTheme="majorBidi" w:cstheme="majorBidi"/>
+          <w:sz w:val="24"/>
+          <w:szCs w:val="24"/>
+        </w:rPr>
+        <w:t xml:space="preserve">• </w:t>
+      </w:r>
+      <w:r>
+        <w:rPr>
+          <w:rFonts w:asciiTheme="majorBidi" w:hAnsiTheme="majorBidi" w:cstheme="majorBidi"/>
+          <w:sz w:val="24"/>
+          <w:szCs w:val="24"/>
+        </w:rPr>
+        <w:t>Doesn’t handle desynchronized or heterogeneous observations</w:t>
+      </w:r>
+    </w:p>
+    <w:p>
+      <w:pPr>
+        <w:pStyle w:val="ListParagraph"/>
+        <w:spacing w:line="360" w:lineRule="auto"/>
+        <w:ind w:left="360"/>
+        <w:rPr>
+          <w:rFonts w:asciiTheme="majorBidi" w:hAnsiTheme="majorBidi" w:cstheme="majorBidi"/>
+          <w:sz w:val="24"/>
+          <w:szCs w:val="24"/>
+        </w:rPr>
+      </w:pPr>
+      <w:r>
+        <w:rPr>
+          <w:rFonts w:asciiTheme="majorBidi" w:hAnsiTheme="majorBidi" w:cstheme="majorBidi"/>
+          <w:sz w:val="24"/>
+          <w:szCs w:val="24"/>
+        </w:rPr>
+        <w:t xml:space="preserve">Since the optimizer was already shown to work well, the proposed solution in this phase is to distill its behavior using </w:t>
+      </w:r>
+      <w:r>
+        <w:rPr>
+          <w:rFonts w:asciiTheme="majorBidi" w:hAnsiTheme="majorBidi" w:cstheme="majorBidi"/>
+          <w:sz w:val="24"/>
+          <w:szCs w:val="24"/>
+        </w:rPr>
+        <w:t>IL</w:t>
+      </w:r>
+      <w:r>
+        <w:rPr>
+          <w:rFonts w:asciiTheme="majorBidi" w:hAnsiTheme="majorBidi" w:cstheme="majorBidi"/>
+          <w:sz w:val="24"/>
+          <w:szCs w:val="24"/>
+        </w:rPr>
+        <w:t xml:space="preserve">. The goal would be to train a Neural Network (NN) to mimic the output of the optimizer. We face an interesting choice here, either to train the NN to output </w:t>
+      </w:r>
+      <w:r>
+        <w:rPr>
+          <w:rFonts w:asciiTheme="majorBidi" w:hAnsiTheme="majorBidi" w:cstheme="majorBidi"/>
+          <w:sz w:val="24"/>
+          <w:szCs w:val="24"/>
+        </w:rPr>
+        <w:t>λ(t)</w:t>
+      </w:r>
+      <w:r>
+        <w:rPr>
+          <w:rFonts w:asciiTheme="majorBidi" w:hAnsiTheme="majorBidi" w:cstheme="majorBidi"/>
+          <w:sz w:val="24"/>
+          <w:szCs w:val="24"/>
+        </w:rPr>
+        <w:t xml:space="preserve"> directly or output just </w:t>
+      </w:r>
+      <w:r>
+        <w:rPr>
+          <w:rFonts w:asciiTheme="majorBidi" w:hAnsiTheme="majorBidi" w:cstheme="majorBidi"/>
+          <w:sz w:val="24"/>
+          <w:szCs w:val="24"/>
+        </w:rPr>
+        <w:t>ξ(t), A(t</w:t>
+      </w:r>
+      <w:r>
+        <w:rPr>
+          <w:rFonts w:asciiTheme="majorBidi" w:hAnsiTheme="majorBidi" w:cstheme="majorBidi"/>
+          <w:sz w:val="24"/>
+          <w:szCs w:val="24"/>
+        </w:rPr>
+        <w:t xml:space="preserve">) and we can then reconstruct </w:t>
+      </w:r>
+      <w:r>
+        <w:rPr>
+          <w:rFonts w:asciiTheme="majorBidi" w:hAnsiTheme="majorBidi" w:cstheme="majorBidi"/>
+          <w:sz w:val="24"/>
+          <w:szCs w:val="24"/>
+        </w:rPr>
+        <w:t>λ(t)</w:t>
+      </w:r>
+      <w:r>
+        <w:rPr>
+          <w:rFonts w:asciiTheme="majorBidi" w:hAnsiTheme="majorBidi" w:cstheme="majorBidi"/>
+          <w:sz w:val="24"/>
+          <w:szCs w:val="24"/>
+        </w:rPr>
+        <w:t xml:space="preserve"> using the time t and phases </w:t>
+      </w:r>
+      <w:proofErr w:type="spellStart"/>
+      <w:r>
+        <w:rPr>
+          <w:rFonts w:asciiTheme="majorBidi" w:hAnsiTheme="majorBidi" w:cstheme="majorBidi"/>
+          <w:sz w:val="24"/>
+          <w:szCs w:val="24"/>
+        </w:rPr>
+        <w:t>ϕi</w:t>
+      </w:r>
+      <w:proofErr w:type="spellEnd"/>
+      <w:r>
+        <w:rPr>
+          <w:rFonts w:asciiTheme="majorBidi" w:hAnsiTheme="majorBidi" w:cstheme="majorBidi"/>
+          <w:sz w:val="24"/>
+          <w:szCs w:val="24"/>
+        </w:rPr>
+        <w:t xml:space="preserve"> using eq. (17). Outputting </w:t>
+      </w:r>
+      <w:proofErr w:type="gramStart"/>
+      <w:r>
+        <w:rPr>
+          <w:rFonts w:asciiTheme="majorBidi" w:hAnsiTheme="majorBidi" w:cstheme="majorBidi"/>
+          <w:sz w:val="24"/>
+          <w:szCs w:val="24"/>
+        </w:rPr>
+        <w:t>ξ(</w:t>
+      </w:r>
+      <w:proofErr w:type="gramEnd"/>
+      <w:r>
+        <w:rPr>
+          <w:rFonts w:asciiTheme="majorBidi" w:hAnsiTheme="majorBidi" w:cstheme="majorBidi"/>
+          <w:sz w:val="24"/>
+          <w:szCs w:val="24"/>
+        </w:rPr>
+        <w:t>t) and</w:t>
+      </w:r>
+      <w:r>
+        <w:rPr>
+          <w:rFonts w:asciiTheme="majorBidi" w:hAnsiTheme="majorBidi" w:cstheme="majorBidi"/>
+          <w:sz w:val="24"/>
+          <w:szCs w:val="24"/>
+        </w:rPr>
+        <w:t xml:space="preserve"> A(t)</w:t>
+      </w:r>
+      <w:r>
+        <w:rPr>
+          <w:rFonts w:asciiTheme="majorBidi" w:hAnsiTheme="majorBidi" w:cstheme="majorBidi"/>
+          <w:sz w:val="24"/>
+          <w:szCs w:val="24"/>
+        </w:rPr>
+        <w:t xml:space="preserve"> would be easier since they are not as dynamic as </w:t>
+      </w:r>
+      <w:r>
+        <w:rPr>
+          <w:rFonts w:asciiTheme="majorBidi" w:hAnsiTheme="majorBidi" w:cstheme="majorBidi"/>
+          <w:kern w:val="0"/>
+          <w:sz w:val="24"/>
+          <w:szCs w:val="24"/>
+          <w14:ligatures w14:val="none"/>
+        </w:rPr>
+        <w:t>λ(t)</w:t>
+      </w:r>
+      <w:r>
+        <w:rPr>
+          <w:rFonts w:asciiTheme="majorBidi" w:hAnsiTheme="majorBidi" w:cstheme="majorBidi"/>
+          <w:kern w:val="0"/>
+          <w:sz w:val="24"/>
+          <w:szCs w:val="24"/>
+          <w14:ligatures w14:val="none"/>
+        </w:rPr>
+        <w:t xml:space="preserve"> and don’t have a periodic nature. However, in this work we chose to learn</w:t>
+      </w:r>
+      <w:r>
+        <w:rPr>
+          <w:rFonts w:asciiTheme="majorBidi" w:hAnsiTheme="majorBidi" w:cstheme="majorBidi"/>
+          <w:kern w:val="0"/>
+          <w:sz w:val="24"/>
+          <w:szCs w:val="24"/>
+          <w14:ligatures w14:val="none"/>
+        </w:rPr>
+        <w:t xml:space="preserve"> </w:t>
+      </w:r>
+      <w:proofErr w:type="gramStart"/>
+      <w:r>
+        <w:rPr>
+          <w:rFonts w:asciiTheme="majorBidi" w:hAnsiTheme="majorBidi" w:cstheme="majorBidi"/>
+          <w:kern w:val="0"/>
+          <w:sz w:val="24"/>
+          <w:szCs w:val="24"/>
+          <w14:ligatures w14:val="none"/>
+        </w:rPr>
+        <w:t>λ(</w:t>
+      </w:r>
+      <w:proofErr w:type="gramEnd"/>
+      <w:r>
+        <w:rPr>
+          <w:rFonts w:asciiTheme="majorBidi" w:hAnsiTheme="majorBidi" w:cstheme="majorBidi"/>
+          <w:kern w:val="0"/>
+          <w:sz w:val="24"/>
+          <w:szCs w:val="24"/>
+          <w14:ligatures w14:val="none"/>
+        </w:rPr>
+        <w:t>t)</w:t>
+      </w:r>
+      <w:r>
+        <w:rPr>
+          <w:rFonts w:asciiTheme="majorBidi" w:hAnsiTheme="majorBidi" w:cstheme="majorBidi"/>
+          <w:kern w:val="0"/>
+          <w:sz w:val="24"/>
+          <w:szCs w:val="24"/>
+          <w14:ligatures w14:val="none"/>
+        </w:rPr>
+        <w:t xml:space="preserve"> since this gives the NN control over the internal forces shape. The NN behavior can then be modified and fine-tuned using Reinforcement Learning (RL)</w:t>
+      </w:r>
+      <w:r>
+        <w:rPr>
+          <w:rFonts w:asciiTheme="majorBidi" w:hAnsiTheme="majorBidi" w:cstheme="majorBidi"/>
+          <w:kern w:val="0"/>
+          <w:sz w:val="24"/>
+          <w:szCs w:val="24"/>
+          <w14:ligatures w14:val="none"/>
+        </w:rPr>
+        <w:t xml:space="preserve"> to achieve certain requirements. </w:t>
+      </w:r>
+      <w:r>
+        <w:rPr>
+          <w:rFonts w:asciiTheme="majorBidi" w:hAnsiTheme="majorBidi" w:cstheme="majorBidi"/>
+          <w:sz w:val="24"/>
+          <w:szCs w:val="24"/>
+        </w:rPr>
+        <w:t xml:space="preserve">A possible extension would be </w:t>
+      </w:r>
+      <w:r>
+        <w:rPr>
+          <w:rFonts w:asciiTheme="majorBidi" w:hAnsiTheme="majorBidi" w:cstheme="majorBidi"/>
+          <w:sz w:val="24"/>
+          <w:szCs w:val="24"/>
+        </w:rPr>
+        <w:t>shaping</w:t>
+      </w:r>
+      <w:r>
+        <w:rPr>
+          <w:rFonts w:asciiTheme="majorBidi" w:hAnsiTheme="majorBidi" w:cstheme="majorBidi"/>
+          <w:sz w:val="24"/>
+          <w:szCs w:val="24"/>
+        </w:rPr>
+        <w:t xml:space="preserve"> the reward function to account for fixed-wings </w:t>
+      </w:r>
+      <w:r>
+        <w:rPr>
+          <w:rFonts w:asciiTheme="majorBidi" w:hAnsiTheme="majorBidi" w:cstheme="majorBidi"/>
+          <w:sz w:val="24"/>
+          <w:szCs w:val="24"/>
+        </w:rPr>
+        <w:t>dynamics</w:t>
+      </w:r>
+      <w:r>
+        <w:rPr>
+          <w:rFonts w:asciiTheme="majorBidi" w:hAnsiTheme="majorBidi" w:cstheme="majorBidi"/>
+          <w:sz w:val="24"/>
+          <w:szCs w:val="24"/>
+        </w:rPr>
+        <w:t xml:space="preserve"> other than the non-stopping constraint</w:t>
+      </w:r>
+      <w:r>
+        <w:rPr>
+          <w:rFonts w:asciiTheme="majorBidi" w:hAnsiTheme="majorBidi" w:cstheme="majorBidi"/>
+          <w:sz w:val="24"/>
+          <w:szCs w:val="24"/>
+        </w:rPr>
+        <w:t xml:space="preserve"> (</w:t>
+      </w:r>
+      <w:r>
+        <w:rPr>
+          <w:rFonts w:asciiTheme="majorBidi" w:hAnsiTheme="majorBidi" w:cstheme="majorBidi"/>
+          <w:sz w:val="24"/>
+          <w:szCs w:val="24"/>
+        </w:rPr>
+        <w:t>e.g. minimum turning radius)</w:t>
+      </w:r>
+      <w:r>
+        <w:rPr>
+          <w:rFonts w:asciiTheme="majorBidi" w:hAnsiTheme="majorBidi" w:cstheme="majorBidi"/>
+          <w:sz w:val="24"/>
+          <w:szCs w:val="24"/>
+        </w:rPr>
+        <w:t xml:space="preserve">. </w:t>
+      </w:r>
+      <w:r>
+        <w:rPr>
+          <w:rFonts w:asciiTheme="majorBidi" w:hAnsiTheme="majorBidi" w:cstheme="majorBidi"/>
+          <w:kern w:val="0"/>
+          <w:sz w:val="24"/>
+          <w:szCs w:val="24"/>
+          <w14:ligatures w14:val="none"/>
+        </w:rPr>
+        <w:t xml:space="preserve"> </w:t>
+      </w:r>
+      <w:r>
+        <w:rPr>
+          <w:rFonts w:asciiTheme="majorBidi" w:hAnsiTheme="majorBidi" w:cstheme="majorBidi"/>
+          <w:sz w:val="24"/>
+          <w:szCs w:val="24"/>
+        </w:rPr>
+        <w:t xml:space="preserve">Outputting </w:t>
+      </w:r>
+      <w:proofErr w:type="gramStart"/>
+      <w:r>
+        <w:rPr>
+          <w:rFonts w:asciiTheme="majorBidi" w:hAnsiTheme="majorBidi" w:cstheme="majorBidi"/>
+          <w:sz w:val="24"/>
+          <w:szCs w:val="24"/>
+        </w:rPr>
+        <w:t>ξ(</w:t>
+      </w:r>
+      <w:proofErr w:type="gramEnd"/>
+      <w:r>
+        <w:rPr>
+          <w:rFonts w:asciiTheme="majorBidi" w:hAnsiTheme="majorBidi" w:cstheme="majorBidi"/>
+          <w:sz w:val="24"/>
+          <w:szCs w:val="24"/>
+        </w:rPr>
+        <w:t>t) and</w:t>
+      </w:r>
+      <w:r>
+        <w:rPr>
+          <w:rFonts w:asciiTheme="majorBidi" w:hAnsiTheme="majorBidi" w:cstheme="majorBidi"/>
+          <w:sz w:val="24"/>
+          <w:szCs w:val="24"/>
+        </w:rPr>
+        <w:t xml:space="preserve"> A(t)</w:t>
+      </w:r>
+      <w:r>
+        <w:rPr>
+          <w:rFonts w:asciiTheme="majorBidi" w:hAnsiTheme="majorBidi" w:cstheme="majorBidi"/>
+          <w:sz w:val="24"/>
+          <w:szCs w:val="24"/>
+        </w:rPr>
+        <w:t xml:space="preserve"> would lock us into using eq. (17) with the frequency and amplitude being our only two degrees of freedom. </w:t>
+      </w:r>
+    </w:p>
+    <w:p>
+      <w:pPr>
+        <w:spacing w:line="360" w:lineRule="auto"/>
+        <w:rPr>
+          <w:rFonts w:asciiTheme="majorBidi" w:hAnsiTheme="majorBidi" w:cstheme="majorBidi"/>
+          <w:sz w:val="24"/>
+          <w:szCs w:val="24"/>
+          <w:lang w:bidi="ar-EG"/>
+        </w:rPr>
+      </w:pPr>
+    </w:p>
+    <w:p>
+      <w:pPr>
+        <w:pStyle w:val="ListParagraph"/>
+        <w:spacing w:line="360" w:lineRule="auto"/>
+        <w:ind w:left="360"/>
+        <w:rPr>
+          <w:rFonts w:asciiTheme="majorBidi" w:hAnsiTheme="majorBidi" w:cstheme="majorBidi"/>
+          <w:sz w:val="24"/>
+          <w:szCs w:val="24"/>
+          <w:lang w:bidi="ar-EG"/>
+        </w:rPr>
+      </w:pPr>
+      <w:r>
+        <w:rPr>
+          <w:rFonts w:asciiTheme="majorBidi" w:hAnsiTheme="majorBidi" w:cstheme="majorBidi"/>
+          <w:sz w:val="24"/>
+          <w:szCs w:val="24"/>
+          <w:lang w:bidi="ar-EG"/>
+        </w:rPr>
+        <w:t xml:space="preserve">Phase two: </w:t>
+      </w:r>
+      <w:r>
+        <w:rPr>
+          <w:rFonts w:asciiTheme="majorBidi" w:hAnsiTheme="majorBidi" w:cstheme="majorBidi"/>
+          <w:sz w:val="24"/>
+          <w:szCs w:val="24"/>
+          <w:lang w:bidi="ar-EG"/>
+        </w:rPr>
+        <w:t xml:space="preserve"> Residual MARL</w:t>
+      </w:r>
+    </w:p>
+    <w:p>
+      <w:pPr>
+        <w:pStyle w:val="ListParagraph"/>
+        <w:spacing w:line="360" w:lineRule="auto"/>
+        <w:ind w:left="360"/>
+        <w:rPr>
+          <w:sz w:val="24"/>
+          <w:szCs w:val="24"/>
+        </w:rPr>
+      </w:pPr>
+      <w:r>
+        <w:rPr>
+          <w:sz w:val="24"/>
+          <w:szCs w:val="24"/>
+        </w:rPr>
+        <w:t>Action Space: δ</w:t>
+      </w:r>
+      <w:r>
+        <w:rPr>
+          <w:rFonts w:ascii="Cambria Math" w:hAnsi="Cambria Math" w:cs="Cambria Math"/>
+          <w:sz w:val="24"/>
+          <w:szCs w:val="24"/>
+        </w:rPr>
+        <w:t>𝑓</w:t>
+      </w:r>
+      <w:r>
+        <w:rPr>
+          <w:sz w:val="24"/>
+          <w:szCs w:val="24"/>
+        </w:rPr>
+        <w:t xml:space="preserve"> </w:t>
+      </w:r>
+      <w:r>
+        <w:rPr>
+          <w:rFonts w:ascii="Cambria Math" w:hAnsi="Cambria Math" w:cs="Cambria Math"/>
+          <w:sz w:val="24"/>
+          <w:szCs w:val="24"/>
+        </w:rPr>
+        <w:t>∈</w:t>
+      </w:r>
+      <w:r>
+        <w:rPr>
+          <w:sz w:val="24"/>
+          <w:szCs w:val="24"/>
+        </w:rPr>
+        <w:t xml:space="preserve"> R3n </w:t>
+      </w:r>
+    </w:p>
+    <w:p>
+      <w:pPr>
+        <w:pStyle w:val="ListParagraph"/>
+        <w:numPr>
+          <w:ilvl w:val="0"/>
+          <w:numId w:val="9"/>
+        </w:numPr>
+        <w:spacing w:line="360" w:lineRule="auto"/>
+        <w:rPr>
+          <w:rFonts w:asciiTheme="majorBidi" w:hAnsiTheme="majorBidi" w:cstheme="majorBidi"/>
+          <w:sz w:val="24"/>
+          <w:szCs w:val="24"/>
+          <w:lang w:bidi="ar-EG"/>
+        </w:rPr>
+      </w:pPr>
+      <w:r>
+        <w:rPr>
+          <w:sz w:val="24"/>
+          <w:szCs w:val="24"/>
+        </w:rPr>
+        <w:t xml:space="preserve">Keep wrench controller and </w:t>
+      </w:r>
+      <w:r>
+        <w:rPr>
+          <w:sz w:val="24"/>
+          <w:szCs w:val="24"/>
+        </w:rPr>
+        <w:t>use the NN that behaviorally clones the optimizer</w:t>
+      </w:r>
+      <w:r>
+        <w:rPr>
+          <w:sz w:val="24"/>
+          <w:szCs w:val="24"/>
+        </w:rPr>
+        <w:t>.</w:t>
+      </w:r>
+    </w:p>
+    <w:p>
+      <w:pPr>
+        <w:pStyle w:val="ListParagraph"/>
+        <w:numPr>
+          <w:ilvl w:val="0"/>
+          <w:numId w:val="9"/>
+        </w:numPr>
+        <w:spacing w:line="360" w:lineRule="auto"/>
+        <w:rPr>
+          <w:rFonts w:asciiTheme="majorBidi" w:hAnsiTheme="majorBidi" w:cstheme="majorBidi"/>
+          <w:sz w:val="24"/>
+          <w:szCs w:val="24"/>
+          <w:lang w:bidi="ar-EG"/>
+        </w:rPr>
+      </w:pPr>
+      <w:r>
+        <w:rPr>
+          <w:sz w:val="24"/>
+          <w:szCs w:val="24"/>
+        </w:rPr>
+        <w:t>Run decentralized</w:t>
+      </w:r>
+    </w:p>
+    <w:p>
+      <w:pPr>
+        <w:pStyle w:val="ListParagraph"/>
+        <w:spacing w:line="360" w:lineRule="auto"/>
+        <w:ind w:left="1080"/>
+        <w:rPr>
+          <w:sz w:val="24"/>
+          <w:szCs w:val="24"/>
+          <w:u w:val="single"/>
+        </w:rPr>
+      </w:pPr>
+      <w:r>
+        <w:rPr>
+          <w:sz w:val="24"/>
+          <w:szCs w:val="24"/>
+        </w:rPr>
+        <w:t xml:space="preserve"> </w:t>
+      </w:r>
+      <w:r>
+        <w:rPr>
+          <w:rFonts w:ascii="Cambria Math" w:hAnsi="Cambria Math" w:cs="Cambria Math"/>
+          <w:sz w:val="24"/>
+          <w:szCs w:val="24"/>
+        </w:rPr>
+        <w:t>𝑓</w:t>
+      </w:r>
+      <w:r>
+        <w:rPr>
+          <w:sz w:val="24"/>
+          <w:szCs w:val="24"/>
+        </w:rPr>
+        <w:t xml:space="preserve"> (</w:t>
+      </w:r>
+      <w:r>
+        <w:rPr>
+          <w:rFonts w:ascii="Cambria Math" w:hAnsi="Cambria Math" w:cs="Cambria Math"/>
+          <w:sz w:val="24"/>
+          <w:szCs w:val="24"/>
+        </w:rPr>
+        <w:t>𝑡</w:t>
+      </w:r>
+      <w:r>
+        <w:rPr>
+          <w:sz w:val="24"/>
+          <w:szCs w:val="24"/>
+        </w:rPr>
+        <w:t xml:space="preserve">) = </w:t>
+      </w:r>
+      <w:r>
+        <w:rPr>
+          <w:rFonts w:ascii="Cambria Math" w:hAnsi="Cambria Math" w:cs="Cambria Math"/>
+          <w:sz w:val="24"/>
+          <w:szCs w:val="24"/>
+        </w:rPr>
+        <w:t>𝑓𝑔</w:t>
+      </w:r>
+      <w:r>
+        <w:rPr>
+          <w:sz w:val="24"/>
+          <w:szCs w:val="24"/>
+        </w:rPr>
+        <w:t xml:space="preserve"> (</w:t>
+      </w:r>
+      <w:r>
+        <w:rPr>
+          <w:rFonts w:ascii="Cambria Math" w:hAnsi="Cambria Math" w:cs="Cambria Math"/>
+          <w:sz w:val="24"/>
+          <w:szCs w:val="24"/>
+        </w:rPr>
+        <w:t>𝑡</w:t>
+      </w:r>
+      <w:proofErr w:type="gramStart"/>
+      <w:r>
+        <w:rPr>
+          <w:sz w:val="24"/>
+          <w:szCs w:val="24"/>
+        </w:rPr>
+        <w:t>)+</w:t>
+      </w:r>
+      <w:proofErr w:type="gramEnd"/>
+      <w:r>
+        <w:rPr>
+          <w:sz w:val="24"/>
+          <w:szCs w:val="24"/>
+        </w:rPr>
+        <w:t xml:space="preserve"> </w:t>
+      </w:r>
+      <w:r>
+        <w:rPr>
+          <w:rFonts w:ascii="Cambria Math" w:hAnsi="Cambria Math" w:cs="Cambria Math"/>
+          <w:sz w:val="24"/>
+          <w:szCs w:val="24"/>
+        </w:rPr>
+        <w:t>𝑓𝜆</w:t>
+      </w:r>
+      <w:r>
+        <w:rPr>
+          <w:sz w:val="24"/>
+          <w:szCs w:val="24"/>
+        </w:rPr>
+        <w:t xml:space="preserve"> (</w:t>
+      </w:r>
+      <w:r>
+        <w:rPr>
+          <w:rFonts w:ascii="Cambria Math" w:hAnsi="Cambria Math" w:cs="Cambria Math"/>
+          <w:sz w:val="24"/>
+          <w:szCs w:val="24"/>
+        </w:rPr>
+        <w:t>𝑡</w:t>
+      </w:r>
+      <w:r>
+        <w:rPr>
+          <w:sz w:val="24"/>
+          <w:szCs w:val="24"/>
+        </w:rPr>
+        <w:t xml:space="preserve">) + </w:t>
+      </w:r>
+      <w:r>
+        <w:rPr>
+          <w:sz w:val="24"/>
+          <w:szCs w:val="24"/>
+          <w:u w:val="single"/>
+        </w:rPr>
+        <w:t>δ</w:t>
+      </w:r>
+      <w:r>
+        <w:rPr>
+          <w:rFonts w:ascii="Cambria Math" w:hAnsi="Cambria Math" w:cs="Cambria Math"/>
+          <w:sz w:val="24"/>
+          <w:szCs w:val="24"/>
+          <w:u w:val="single"/>
+        </w:rPr>
+        <w:t>𝑓</w:t>
+      </w:r>
+      <w:r>
+        <w:rPr>
+          <w:sz w:val="24"/>
+          <w:szCs w:val="24"/>
+          <w:u w:val="single"/>
+        </w:rPr>
+        <w:t>(t)</w:t>
+      </w:r>
+    </w:p>
+    <w:p>
+      <w:pPr>
+        <w:pStyle w:val="ListParagraph"/>
+        <w:numPr>
+          <w:ilvl w:val="0"/>
+          <w:numId w:val="9"/>
+        </w:numPr>
+        <w:spacing w:line="360" w:lineRule="auto"/>
+        <w:rPr>
+          <w:rFonts w:asciiTheme="majorBidi" w:hAnsiTheme="majorBidi" w:cstheme="majorBidi"/>
+          <w:sz w:val="24"/>
+          <w:szCs w:val="24"/>
+        </w:rPr>
+      </w:pPr>
+      <w:r>
+        <w:rPr>
+          <w:rFonts w:asciiTheme="majorBidi" w:hAnsiTheme="majorBidi" w:cstheme="majorBidi"/>
+          <w:sz w:val="24"/>
+          <w:szCs w:val="24"/>
+        </w:rPr>
+        <w:lastRenderedPageBreak/>
+        <w:t>H</w:t>
+      </w:r>
+      <w:r>
+        <w:rPr>
+          <w:rFonts w:asciiTheme="majorBidi" w:hAnsiTheme="majorBidi" w:cstheme="majorBidi"/>
+          <w:sz w:val="24"/>
+          <w:szCs w:val="24"/>
+        </w:rPr>
+        <w:t>andle</w:t>
+      </w:r>
+      <w:r>
+        <w:rPr>
+          <w:rFonts w:asciiTheme="majorBidi" w:hAnsiTheme="majorBidi" w:cstheme="majorBidi"/>
+          <w:sz w:val="24"/>
+          <w:szCs w:val="24"/>
+        </w:rPr>
+        <w:t>s</w:t>
+      </w:r>
+      <w:r>
+        <w:rPr>
+          <w:rFonts w:asciiTheme="majorBidi" w:hAnsiTheme="majorBidi" w:cstheme="majorBidi"/>
+          <w:sz w:val="24"/>
+          <w:szCs w:val="24"/>
+        </w:rPr>
+        <w:t xml:space="preserve"> desynchronized or heterogeneous observations</w:t>
+      </w:r>
+    </w:p>
+    <w:p>
+      <w:pPr>
+        <w:pStyle w:val="ListParagraph"/>
+        <w:numPr>
+          <w:ilvl w:val="0"/>
+          <w:numId w:val="9"/>
+        </w:numPr>
+        <w:spacing w:line="360" w:lineRule="auto"/>
+        <w:rPr>
+          <w:rFonts w:asciiTheme="majorBidi" w:hAnsiTheme="majorBidi" w:cstheme="majorBidi"/>
+          <w:sz w:val="24"/>
+          <w:szCs w:val="24"/>
+        </w:rPr>
+      </w:pPr>
+      <w:r>
+        <w:rPr>
+          <w:rFonts w:asciiTheme="majorBidi" w:hAnsiTheme="majorBidi" w:cstheme="majorBidi"/>
+          <w:sz w:val="24"/>
+          <w:szCs w:val="24"/>
+        </w:rPr>
+        <w:t>Uses the residual force to maintain sensible carrier trajectories and load trajectory tracking</w:t>
+      </w:r>
+    </w:p>
+    <w:p>
+      <w:pPr>
+        <w:spacing w:line="360" w:lineRule="auto"/>
+        <w:rPr>
+          <w:rFonts w:asciiTheme="majorBidi" w:hAnsiTheme="majorBidi" w:cstheme="majorBidi"/>
+          <w:sz w:val="24"/>
+          <w:szCs w:val="24"/>
+        </w:rPr>
+      </w:pPr>
+      <w:r>
+        <w:rPr>
+          <w:rFonts w:asciiTheme="majorBidi" w:hAnsiTheme="majorBidi" w:cstheme="majorBidi"/>
+          <w:sz w:val="24"/>
+          <w:szCs w:val="24"/>
+        </w:rPr>
+        <w:t xml:space="preserve">The main motivation behind doing phase one first is to ease the computational burden of phase two. </w:t>
+      </w:r>
     </w:p>
     <w:p>
       <w:pPr>
@@ -5424,6 +8811,28 @@
           <w:rFonts w:asciiTheme="majorBidi" w:hAnsiTheme="majorBidi" w:cstheme="majorBidi"/>
           <w:sz w:val="24"/>
           <w:szCs w:val="24"/>
+          <w:lang w:bidi="ar-EG"/>
+        </w:rPr>
+      </w:pPr>
+      <w:r>
+        <w:rPr>
+          <w:rFonts w:asciiTheme="majorBidi" w:hAnsiTheme="majorBidi" w:cstheme="majorBidi"/>
+          <w:sz w:val="24"/>
+          <w:szCs w:val="24"/>
+          <w:lang w:bidi="ar-EG"/>
+        </w:rPr>
+        <w:t xml:space="preserve">General discussion on the decentralization of the controller: </w:t>
+      </w:r>
+    </w:p>
+    <w:p>
+      <w:pPr>
+        <w:pStyle w:val="ListParagraph"/>
+        <w:spacing w:line="360" w:lineRule="auto"/>
+        <w:ind w:left="360"/>
+        <w:rPr>
+          <w:rFonts w:asciiTheme="majorBidi" w:hAnsiTheme="majorBidi" w:cstheme="majorBidi"/>
+          <w:sz w:val="24"/>
+          <w:szCs w:val="24"/>
         </w:rPr>
       </w:pPr>
       <w:r>
@@ -5498,6 +8907,166 @@
         </w:rPr>
         <w:t>𝑡</w:t>
       </w:r>
+      <w:r>
+        <w:rPr>
+          <w:rFonts w:asciiTheme="majorBidi" w:hAnsiTheme="majorBidi" w:cstheme="majorBidi"/>
+          <w:sz w:val="24"/>
+          <w:szCs w:val="24"/>
+        </w:rPr>
+        <w:t>)</w:t>
+      </w:r>
+      <w:r>
+        <w:rPr>
+          <w:rFonts w:asciiTheme="majorBidi" w:hAnsiTheme="majorBidi" w:cstheme="majorBidi"/>
+          <w:sz w:val="24"/>
+          <w:szCs w:val="24"/>
+        </w:rPr>
+        <w:t xml:space="preserve"> </w:t>
+      </w:r>
+      <w:r>
+        <w:rPr>
+          <w:rFonts w:asciiTheme="majorBidi" w:hAnsiTheme="majorBidi" w:cstheme="majorBidi"/>
+          <w:sz w:val="24"/>
+          <w:szCs w:val="24"/>
+        </w:rPr>
+        <w:t xml:space="preserve">+ </w:t>
+      </w:r>
+      <w:r>
+        <w:rPr>
+          <w:rFonts w:ascii="Cambria Math" w:hAnsi="Cambria Math" w:cs="Cambria Math"/>
+          <w:sz w:val="24"/>
+          <w:szCs w:val="24"/>
+        </w:rPr>
+        <w:t>𝑓𝜆</w:t>
+      </w:r>
+      <w:r>
+        <w:rPr>
+          <w:rFonts w:asciiTheme="majorBidi" w:hAnsiTheme="majorBidi" w:cstheme="majorBidi"/>
+          <w:sz w:val="24"/>
+          <w:szCs w:val="24"/>
+        </w:rPr>
+        <w:t xml:space="preserve"> (</w:t>
+      </w:r>
+      <w:r>
+        <w:rPr>
+          <w:rFonts w:ascii="Cambria Math" w:hAnsi="Cambria Math" w:cs="Cambria Math"/>
+          <w:sz w:val="24"/>
+          <w:szCs w:val="24"/>
+        </w:rPr>
+        <w:t>𝑡</w:t>
+      </w:r>
+      <w:r>
+        <w:rPr>
+          <w:rFonts w:asciiTheme="majorBidi" w:hAnsiTheme="majorBidi" w:cstheme="majorBidi"/>
+          <w:sz w:val="24"/>
+          <w:szCs w:val="24"/>
+        </w:rPr>
+        <w:t>)</w:t>
+      </w:r>
+    </w:p>
+    <w:p>
+      <w:pPr>
+        <w:pStyle w:val="ListParagraph"/>
+        <w:spacing w:line="360" w:lineRule="auto"/>
+        <w:ind w:left="360"/>
+        <w:rPr>
+          <w:rFonts w:asciiTheme="majorBidi" w:hAnsiTheme="majorBidi" w:cstheme="majorBidi"/>
+          <w:sz w:val="24"/>
+          <w:szCs w:val="24"/>
+        </w:rPr>
+      </w:pPr>
+      <w:r>
+        <w:rPr>
+          <w:rFonts w:ascii="Cambria Math" w:hAnsi="Cambria Math" w:cs="Cambria Math"/>
+          <w:sz w:val="24"/>
+          <w:szCs w:val="24"/>
+        </w:rPr>
+        <w:t>𝑓𝑔</w:t>
+      </w:r>
+      <w:r>
+        <w:rPr>
+          <w:rFonts w:asciiTheme="majorBidi" w:hAnsiTheme="majorBidi" w:cstheme="majorBidi"/>
+          <w:sz w:val="24"/>
+          <w:szCs w:val="24"/>
+        </w:rPr>
+        <w:t xml:space="preserve"> </w:t>
+      </w:r>
+      <w:r>
+        <w:rPr>
+          <w:rFonts w:asciiTheme="majorBidi" w:hAnsiTheme="majorBidi" w:cstheme="majorBidi"/>
+          <w:sz w:val="24"/>
+          <w:szCs w:val="24"/>
+        </w:rPr>
+        <w:t>is directly calculated from the load state</w:t>
+      </w:r>
+      <w:r>
+        <w:rPr>
+          <w:rFonts w:asciiTheme="majorBidi" w:hAnsiTheme="majorBidi" w:cstheme="majorBidi"/>
+          <w:sz w:val="24"/>
+          <w:szCs w:val="24"/>
+        </w:rPr>
+        <w:t xml:space="preserve"> and reference using a PID controller</w:t>
+      </w:r>
+      <w:r>
+        <w:rPr>
+          <w:rFonts w:asciiTheme="majorBidi" w:hAnsiTheme="majorBidi" w:cstheme="majorBidi"/>
+          <w:sz w:val="24"/>
+          <w:szCs w:val="24"/>
+        </w:rPr>
+        <w:t xml:space="preserve"> eq. (10) to eq. (15)</w:t>
+      </w:r>
+      <w:r>
+        <w:rPr>
+          <w:rFonts w:asciiTheme="majorBidi" w:hAnsiTheme="majorBidi" w:cstheme="majorBidi"/>
+          <w:sz w:val="24"/>
+          <w:szCs w:val="24"/>
+        </w:rPr>
+        <w:t xml:space="preserve">, so no global observations about the other drone states are required. </w:t>
+      </w:r>
+    </w:p>
+    <w:p>
+      <w:pPr>
+        <w:pStyle w:val="ListParagraph"/>
+        <w:spacing w:line="360" w:lineRule="auto"/>
+        <w:ind w:left="360"/>
+        <w:rPr>
+          <w:rFonts w:asciiTheme="majorBidi" w:hAnsiTheme="majorBidi" w:cstheme="majorBidi"/>
+          <w:sz w:val="24"/>
+          <w:szCs w:val="24"/>
+        </w:rPr>
+      </w:pPr>
+      <w:r>
+        <w:rPr>
+          <w:rFonts w:ascii="Cambria Math" w:hAnsi="Cambria Math" w:cs="Cambria Math"/>
+          <w:sz w:val="24"/>
+          <w:szCs w:val="24"/>
+        </w:rPr>
+        <w:t>𝑓𝜆</w:t>
+      </w:r>
+      <w:r>
+        <w:rPr>
+          <w:rFonts w:asciiTheme="majorBidi" w:hAnsiTheme="majorBidi" w:cstheme="majorBidi"/>
+          <w:sz w:val="24"/>
+          <w:szCs w:val="24"/>
+        </w:rPr>
+        <w:t xml:space="preserve"> is a little bit more</w:t>
+      </w:r>
+      <w:r>
+        <w:rPr>
+          <w:rFonts w:asciiTheme="majorBidi" w:hAnsiTheme="majorBidi" w:cstheme="majorBidi"/>
+          <w:sz w:val="24"/>
+          <w:szCs w:val="24"/>
+        </w:rPr>
+        <w:t xml:space="preserve"> complicated</w:t>
+      </w:r>
+      <w:r>
+        <w:rPr>
+          <w:rFonts w:asciiTheme="majorBidi" w:hAnsiTheme="majorBidi" w:cstheme="majorBidi"/>
+          <w:sz w:val="24"/>
+          <w:szCs w:val="24"/>
+        </w:rPr>
+        <w:t xml:space="preserve">, because it relies on a combination of the load state, drone </w:t>
+      </w:r>
       <w:proofErr w:type="gramStart"/>
       <w:r>
         <w:rPr>
@@ -5505,7 +9074,7 @@
           <w:sz w:val="24"/>
           <w:szCs w:val="24"/>
         </w:rPr>
-        <w:t>)+</w:t>
+        <w:t>velocities</w:t>
       </w:r>
       <w:proofErr w:type="gramEnd"/>
       <w:r>
@@ -5514,135 +9083,7 @@
           <w:sz w:val="24"/>
           <w:szCs w:val="24"/>
         </w:rPr>
-        <w:t xml:space="preserve"> </w:t>
-      </w:r>
-      <w:r>
-        <w:rPr>
-          <w:rFonts w:ascii="Cambria Math" w:hAnsi="Cambria Math" w:cs="Cambria Math"/>
-          <w:sz w:val="24"/>
-          <w:szCs w:val="24"/>
-        </w:rPr>
-        <w:t>𝑓𝜆</w:t>
-      </w:r>
-      <w:r>
-        <w:rPr>
-          <w:rFonts w:asciiTheme="majorBidi" w:hAnsiTheme="majorBidi" w:cstheme="majorBidi"/>
-          <w:sz w:val="24"/>
-          <w:szCs w:val="24"/>
-        </w:rPr>
-        <w:t xml:space="preserve"> (</w:t>
-      </w:r>
-      <w:r>
-        <w:rPr>
-          <w:rFonts w:ascii="Cambria Math" w:hAnsi="Cambria Math" w:cs="Cambria Math"/>
-          <w:sz w:val="24"/>
-          <w:szCs w:val="24"/>
-        </w:rPr>
-        <w:t>𝑡</w:t>
-      </w:r>
-      <w:r>
-        <w:rPr>
-          <w:rFonts w:asciiTheme="majorBidi" w:hAnsiTheme="majorBidi" w:cstheme="majorBidi"/>
-          <w:sz w:val="24"/>
-          <w:szCs w:val="24"/>
-        </w:rPr>
-        <w:t>)</w:t>
-      </w:r>
-    </w:p>
-    <w:p>
-      <w:pPr>
-        <w:pStyle w:val="ListParagraph"/>
-        <w:spacing w:line="360" w:lineRule="auto"/>
-        <w:ind w:left="360"/>
-        <w:rPr>
-          <w:rFonts w:asciiTheme="majorBidi" w:hAnsiTheme="majorBidi" w:cstheme="majorBidi"/>
-          <w:sz w:val="24"/>
-          <w:szCs w:val="24"/>
-        </w:rPr>
-      </w:pPr>
-      <w:r>
-        <w:rPr>
-          <w:rFonts w:ascii="Cambria Math" w:hAnsi="Cambria Math" w:cs="Cambria Math"/>
-          <w:sz w:val="24"/>
-          <w:szCs w:val="24"/>
-        </w:rPr>
-        <w:t>𝑓𝑔</w:t>
-      </w:r>
-      <w:r>
-        <w:rPr>
-          <w:rFonts w:asciiTheme="majorBidi" w:hAnsiTheme="majorBidi" w:cstheme="majorBidi"/>
-          <w:sz w:val="24"/>
-          <w:szCs w:val="24"/>
-        </w:rPr>
-        <w:t xml:space="preserve"> </w:t>
-      </w:r>
-      <w:r>
-        <w:rPr>
-          <w:rFonts w:asciiTheme="majorBidi" w:hAnsiTheme="majorBidi" w:cstheme="majorBidi"/>
-          <w:sz w:val="24"/>
-          <w:szCs w:val="24"/>
-        </w:rPr>
-        <w:t>is directly calculated from the load state</w:t>
-      </w:r>
-      <w:r>
-        <w:rPr>
-          <w:rFonts w:asciiTheme="majorBidi" w:hAnsiTheme="majorBidi" w:cstheme="majorBidi"/>
-          <w:sz w:val="24"/>
-          <w:szCs w:val="24"/>
-        </w:rPr>
-        <w:t xml:space="preserve"> and reference using a PID controller</w:t>
-      </w:r>
-      <w:r>
-        <w:rPr>
-          <w:rFonts w:asciiTheme="majorBidi" w:hAnsiTheme="majorBidi" w:cstheme="majorBidi"/>
-          <w:sz w:val="24"/>
-          <w:szCs w:val="24"/>
-        </w:rPr>
-        <w:t xml:space="preserve">, so no global observations about the other drone states are required. </w:t>
-      </w:r>
-    </w:p>
-    <w:p>
-      <w:pPr>
-        <w:pStyle w:val="ListParagraph"/>
-        <w:spacing w:line="360" w:lineRule="auto"/>
-        <w:ind w:left="360"/>
-        <w:rPr>
-          <w:rFonts w:asciiTheme="majorBidi" w:hAnsiTheme="majorBidi" w:cstheme="majorBidi"/>
-          <w:sz w:val="24"/>
-          <w:szCs w:val="24"/>
-        </w:rPr>
-      </w:pPr>
-      <w:r>
-        <w:rPr>
-          <w:rFonts w:ascii="Cambria Math" w:hAnsi="Cambria Math" w:cs="Cambria Math"/>
-          <w:sz w:val="24"/>
-          <w:szCs w:val="24"/>
-        </w:rPr>
-        <w:t>𝑓𝜆</w:t>
-      </w:r>
-      <w:r>
-        <w:rPr>
-          <w:rFonts w:asciiTheme="majorBidi" w:hAnsiTheme="majorBidi" w:cstheme="majorBidi"/>
-          <w:sz w:val="24"/>
-          <w:szCs w:val="24"/>
-        </w:rPr>
-        <w:t xml:space="preserve"> is a little bit more</w:t>
-      </w:r>
-      <w:r>
-        <w:rPr>
-          <w:rFonts w:asciiTheme="majorBidi" w:hAnsiTheme="majorBidi" w:cstheme="majorBidi"/>
-          <w:sz w:val="24"/>
-          <w:szCs w:val="24"/>
-        </w:rPr>
-        <w:t xml:space="preserve"> complicated</w:t>
-      </w:r>
-      <w:r>
-        <w:rPr>
-          <w:rFonts w:asciiTheme="majorBidi" w:hAnsiTheme="majorBidi" w:cstheme="majorBidi"/>
-          <w:sz w:val="24"/>
-          <w:szCs w:val="24"/>
-        </w:rPr>
-        <w:t>, because it relies on a combination of the load state, drone velocities, and the optimizer’</w:t>
+        <w:t>, and the optimizer’</w:t>
       </w:r>
       <w:r>
         <w:rPr>
@@ -5824,7 +9265,23 @@
           <w:sz w:val="24"/>
           <w:szCs w:val="24"/>
         </w:rPr>
-        <w:t xml:space="preserve"> slice of one drone. This depends on the structure of matrix N but for the purposes of this thesis it is enough to say it is not diagonal. Therefore </w:t>
+        <w:t xml:space="preserve"> slice of one drone. This depends on the structure of matrix N but for the purposes of this thesis it is enough to say </w:t>
+      </w:r>
+      <w:r>
+        <w:rPr>
+          <w:rFonts w:asciiTheme="majorBidi" w:hAnsiTheme="majorBidi" w:cstheme="majorBidi"/>
+          <w:sz w:val="24"/>
+          <w:szCs w:val="24"/>
+        </w:rPr>
+        <w:t xml:space="preserve">that </w:t>
+      </w:r>
+      <w:r>
+        <w:rPr>
+          <w:rFonts w:asciiTheme="majorBidi" w:hAnsiTheme="majorBidi" w:cstheme="majorBidi"/>
+          <w:sz w:val="24"/>
+          <w:szCs w:val="24"/>
+        </w:rPr>
+        <w:t xml:space="preserve">it is not diagonal. Therefore </w:t>
       </w:r>
       <w:r>
         <w:rPr>
@@ -5888,6 +9345,14 @@
       </w:r>
       <w:r>
         <w:rPr>
+          <w:rFonts w:ascii="Cambria Math" w:hAnsi="Cambria Math" w:cs="Cambria Math"/>
+          <w:sz w:val="24"/>
+          <w:szCs w:val="24"/>
+        </w:rPr>
+        <w:t>i</w:t>
+      </w:r>
+      <w:r>
+        <w:rPr>
           <w:rFonts w:asciiTheme="majorBidi" w:hAnsiTheme="majorBidi" w:cstheme="majorBidi"/>
           <w:sz w:val="24"/>
           <w:szCs w:val="24"/>
@@ -5900,7 +9365,249 @@
           <w:sz w:val="24"/>
           <w:szCs w:val="24"/>
         </w:rPr>
-        <w:t xml:space="preserve">The lambda vector </w:t>
+        <w:t xml:space="preserve">The lambda vector comes directly from the optimizer, the optimizer depends on the drone velocities and its own memory of the A, </w:t>
+      </w:r>
+      <w:proofErr w:type="spellStart"/>
+      <w:r>
+        <w:rPr>
+          <w:rFonts w:asciiTheme="majorBidi" w:hAnsiTheme="majorBidi" w:cstheme="majorBidi"/>
+          <w:sz w:val="24"/>
+          <w:szCs w:val="24"/>
+        </w:rPr>
+        <w:t>ksi</w:t>
+      </w:r>
+      <w:proofErr w:type="spellEnd"/>
+      <w:r>
+        <w:rPr>
+          <w:rFonts w:asciiTheme="majorBidi" w:hAnsiTheme="majorBidi" w:cstheme="majorBidi"/>
+          <w:sz w:val="24"/>
+          <w:szCs w:val="24"/>
+        </w:rPr>
+        <w:t xml:space="preserve"> and the phase of each drone. The phases are constant for a given configuration so the </w:t>
+      </w:r>
+      <w:r>
+        <w:rPr>
+          <w:rFonts w:asciiTheme="majorBidi" w:hAnsiTheme="majorBidi" w:cstheme="majorBidi"/>
+          <w:sz w:val="24"/>
+          <w:szCs w:val="24"/>
+        </w:rPr>
+        <w:t xml:space="preserve">policy can just memorize it for each lambda. </w:t>
+      </w:r>
+      <w:proofErr w:type="gramStart"/>
+      <w:r>
+        <w:rPr>
+          <w:rFonts w:asciiTheme="majorBidi" w:hAnsiTheme="majorBidi" w:cstheme="majorBidi"/>
+          <w:sz w:val="24"/>
+          <w:szCs w:val="24"/>
+        </w:rPr>
+        <w:t>A and</w:t>
+      </w:r>
+      <w:proofErr w:type="gramEnd"/>
+      <w:r>
+        <w:rPr>
+          <w:rFonts w:asciiTheme="majorBidi" w:hAnsiTheme="majorBidi" w:cstheme="majorBidi"/>
+          <w:sz w:val="24"/>
+          <w:szCs w:val="24"/>
+        </w:rPr>
+        <w:t xml:space="preserve"> </w:t>
+      </w:r>
+      <w:proofErr w:type="spellStart"/>
+      <w:r>
+        <w:rPr>
+          <w:rFonts w:asciiTheme="majorBidi" w:hAnsiTheme="majorBidi" w:cstheme="majorBidi"/>
+          <w:sz w:val="24"/>
+          <w:szCs w:val="24"/>
+        </w:rPr>
+        <w:t>ksi</w:t>
+      </w:r>
+      <w:proofErr w:type="spellEnd"/>
+      <w:r>
+        <w:rPr>
+          <w:rFonts w:asciiTheme="majorBidi" w:hAnsiTheme="majorBidi" w:cstheme="majorBidi"/>
+          <w:sz w:val="24"/>
+          <w:szCs w:val="24"/>
+        </w:rPr>
+        <w:t xml:space="preserve"> are more intricate because they depend on the drone velocities. Precisely, any drop in the velocity of any drone leads to the increase of A and </w:t>
+      </w:r>
+      <w:proofErr w:type="spellStart"/>
+      <w:r>
+        <w:rPr>
+          <w:rFonts w:asciiTheme="majorBidi" w:hAnsiTheme="majorBidi" w:cstheme="majorBidi"/>
+          <w:sz w:val="24"/>
+          <w:szCs w:val="24"/>
+        </w:rPr>
+        <w:t>ksi</w:t>
+      </w:r>
+      <w:proofErr w:type="spellEnd"/>
+      <w:r>
+        <w:rPr>
+          <w:rFonts w:asciiTheme="majorBidi" w:hAnsiTheme="majorBidi" w:cstheme="majorBidi"/>
+          <w:sz w:val="24"/>
+          <w:szCs w:val="24"/>
+        </w:rPr>
+        <w:t xml:space="preserve"> for the whole </w:t>
+      </w:r>
+      <w:r>
+        <w:rPr>
+          <w:rFonts w:asciiTheme="majorBidi" w:hAnsiTheme="majorBidi" w:cstheme="majorBidi"/>
+          <w:sz w:val="24"/>
+          <w:szCs w:val="24"/>
+        </w:rPr>
+        <w:t>formation. Making a</w:t>
+      </w:r>
+      <w:r>
+        <w:rPr>
+          <w:rFonts w:asciiTheme="majorBidi" w:hAnsiTheme="majorBidi" w:cstheme="majorBidi"/>
+          <w:sz w:val="24"/>
+          <w:szCs w:val="24"/>
+        </w:rPr>
+        <w:t xml:space="preserve"> neural network learn the internal states (A and </w:t>
+      </w:r>
+      <w:proofErr w:type="spellStart"/>
+      <w:r>
+        <w:rPr>
+          <w:rFonts w:asciiTheme="majorBidi" w:hAnsiTheme="majorBidi" w:cstheme="majorBidi"/>
+          <w:sz w:val="24"/>
+          <w:szCs w:val="24"/>
+        </w:rPr>
+        <w:t>ksi</w:t>
+      </w:r>
+      <w:proofErr w:type="spellEnd"/>
+      <w:r>
+        <w:rPr>
+          <w:rFonts w:asciiTheme="majorBidi" w:hAnsiTheme="majorBidi" w:cstheme="majorBidi"/>
+          <w:sz w:val="24"/>
+          <w:szCs w:val="24"/>
+        </w:rPr>
+        <w:t>) is possible either using smart desig</w:t>
+      </w:r>
+      <w:r>
+        <w:rPr>
+          <w:rFonts w:asciiTheme="majorBidi" w:hAnsiTheme="majorBidi" w:cstheme="majorBidi"/>
+          <w:sz w:val="24"/>
+          <w:szCs w:val="24"/>
+        </w:rPr>
+        <w:t>n of the observation space if a</w:t>
+      </w:r>
+      <w:r>
+        <w:rPr>
+          <w:rFonts w:asciiTheme="majorBidi" w:hAnsiTheme="majorBidi" w:cstheme="majorBidi"/>
+          <w:sz w:val="24"/>
+          <w:szCs w:val="24"/>
+        </w:rPr>
+        <w:t xml:space="preserve"> Multi-Layer </w:t>
+      </w:r>
+      <w:r>
+        <w:rPr>
+          <w:rFonts w:asciiTheme="majorBidi" w:hAnsiTheme="majorBidi" w:cstheme="majorBidi"/>
+          <w:sz w:val="24"/>
+          <w:szCs w:val="24"/>
+        </w:rPr>
+        <w:t>Perceptron (</w:t>
+      </w:r>
+      <w:r>
+        <w:rPr>
+          <w:rFonts w:asciiTheme="majorBidi" w:hAnsiTheme="majorBidi" w:cstheme="majorBidi"/>
+          <w:sz w:val="24"/>
+          <w:szCs w:val="24"/>
+        </w:rPr>
+        <w:t>MLP)</w:t>
+      </w:r>
+      <w:r>
+        <w:rPr>
+          <w:rFonts w:asciiTheme="majorBidi" w:hAnsiTheme="majorBidi" w:cstheme="majorBidi"/>
+          <w:sz w:val="24"/>
+          <w:szCs w:val="24"/>
+        </w:rPr>
+        <w:t xml:space="preserve"> </w:t>
+      </w:r>
+      <w:r>
+        <w:rPr>
+          <w:rFonts w:asciiTheme="majorBidi" w:hAnsiTheme="majorBidi" w:cstheme="majorBidi"/>
+          <w:sz w:val="24"/>
+          <w:szCs w:val="24"/>
+        </w:rPr>
+        <w:t xml:space="preserve">is used or using a Gated Recurrent Unit (GRU). In this work an MLP is chosen </w:t>
+      </w:r>
+      <w:r>
+        <w:rPr>
+          <w:rFonts w:asciiTheme="majorBidi" w:hAnsiTheme="majorBidi" w:cstheme="majorBidi"/>
+          <w:sz w:val="24"/>
+          <w:szCs w:val="24"/>
+        </w:rPr>
+        <w:t>for phase one</w:t>
+      </w:r>
+      <w:r>
+        <w:rPr>
+          <w:rFonts w:asciiTheme="majorBidi" w:hAnsiTheme="majorBidi" w:cstheme="majorBidi"/>
+          <w:sz w:val="24"/>
+          <w:szCs w:val="24"/>
+        </w:rPr>
+        <w:t xml:space="preserve"> due to its simplicity and lightweight nature. To compensate for the lack of an internal state, multiple historical data points of specific features are stacked and fed together as input to the MLP</w:t>
+      </w:r>
+      <w:r>
+        <w:rPr>
+          <w:rFonts w:asciiTheme="majorBidi" w:hAnsiTheme="majorBidi" w:cstheme="majorBidi"/>
+          <w:sz w:val="24"/>
+          <w:szCs w:val="24"/>
+        </w:rPr>
+        <w:t xml:space="preserve">, more on this will be discussed later. </w:t>
+      </w:r>
+      <w:r>
+        <w:rPr>
+          <w:rFonts w:asciiTheme="majorBidi" w:hAnsiTheme="majorBidi" w:cstheme="majorBidi"/>
+          <w:sz w:val="24"/>
+          <w:szCs w:val="24"/>
+        </w:rPr>
+        <w:t xml:space="preserve">An approximation of the drones’ velocities can </w:t>
+      </w:r>
+      <w:r>
+        <w:rPr>
+          <w:rFonts w:asciiTheme="majorBidi" w:hAnsiTheme="majorBidi" w:cstheme="majorBidi"/>
+          <w:sz w:val="24"/>
+          <w:szCs w:val="24"/>
+        </w:rPr>
+        <w:t xml:space="preserve">be analytically </w:t>
+      </w:r>
+      <w:r>
+        <w:rPr>
+          <w:rFonts w:asciiTheme="majorBidi" w:hAnsiTheme="majorBidi" w:cstheme="majorBidi"/>
+          <w:sz w:val="24"/>
+          <w:szCs w:val="24"/>
+        </w:rPr>
+        <w:t>computed</w:t>
+      </w:r>
+      <w:r>
+        <w:rPr>
+          <w:rFonts w:asciiTheme="majorBidi" w:hAnsiTheme="majorBidi" w:cstheme="majorBidi"/>
+          <w:sz w:val="24"/>
+          <w:szCs w:val="24"/>
+        </w:rPr>
+        <w:t xml:space="preserve"> in</w:t>
+      </w:r>
+      <w:r>
+        <w:rPr>
+          <w:rFonts w:asciiTheme="majorBidi" w:hAnsiTheme="majorBidi" w:cstheme="majorBidi"/>
+          <w:sz w:val="24"/>
+          <w:szCs w:val="24"/>
+        </w:rPr>
+        <w:t xml:space="preserve"> a m</w:t>
+      </w:r>
+      <w:r>
+        <w:rPr>
+          <w:rFonts w:asciiTheme="majorBidi" w:hAnsiTheme="majorBidi" w:cstheme="majorBidi"/>
+          <w:sz w:val="24"/>
+          <w:szCs w:val="24"/>
+        </w:rPr>
+        <w:t>anner similar to what is done in</w:t>
+      </w:r>
+      <w:r>
+        <w:rPr>
+          <w:rFonts w:asciiTheme="majorBidi" w:hAnsiTheme="majorBidi" w:cstheme="majorBidi"/>
+          <w:sz w:val="24"/>
+          <w:szCs w:val="24"/>
+        </w:rPr>
+        <w:t xml:space="preserve"> </w:t>
       </w:r>
       <w:r>
         <w:rPr>
@@ -5909,241 +9616,132 @@
           <w:szCs w:val="24"/>
         </w:rPr>
         <w:lastRenderedPageBreak/>
-        <w:t xml:space="preserve">comes directly from the optimizer, the optimizer depends on the drone velocities and its own memory of the A, </w:t>
-      </w:r>
-      <w:proofErr w:type="spellStart"/>
-      <w:r>
-        <w:rPr>
-          <w:rFonts w:asciiTheme="majorBidi" w:hAnsiTheme="majorBidi" w:cstheme="majorBidi"/>
-          <w:sz w:val="24"/>
-          <w:szCs w:val="24"/>
-        </w:rPr>
-        <w:t>ksi</w:t>
-      </w:r>
-      <w:proofErr w:type="spellEnd"/>
-      <w:r>
-        <w:rPr>
-          <w:rFonts w:asciiTheme="majorBidi" w:hAnsiTheme="majorBidi" w:cstheme="majorBidi"/>
-          <w:sz w:val="24"/>
-          <w:szCs w:val="24"/>
-        </w:rPr>
-        <w:t xml:space="preserve"> and the phase of each drone. The phases are constant for a given configuration so the </w:t>
-      </w:r>
-      <w:r>
-        <w:rPr>
-          <w:rFonts w:asciiTheme="majorBidi" w:hAnsiTheme="majorBidi" w:cstheme="majorBidi"/>
-          <w:sz w:val="24"/>
-          <w:szCs w:val="24"/>
-        </w:rPr>
-        <w:t xml:space="preserve">policy can just memorize it for each lambda. </w:t>
+        <w:t>[4]</w:t>
+      </w:r>
+      <w:r>
+        <w:rPr>
+          <w:rFonts w:asciiTheme="majorBidi" w:hAnsiTheme="majorBidi" w:cstheme="majorBidi"/>
+          <w:sz w:val="24"/>
+          <w:szCs w:val="24"/>
+        </w:rPr>
+        <w:t xml:space="preserve">. This calculation uses as input: </w:t>
+      </w:r>
+      <w:r>
+        <w:rPr>
+          <w:rFonts w:asciiTheme="majorBidi" w:hAnsiTheme="majorBidi" w:cstheme="majorBidi"/>
+          <w:sz w:val="24"/>
+          <w:szCs w:val="24"/>
+        </w:rPr>
+        <w:t>the</w:t>
+      </w:r>
+      <w:r>
+        <w:rPr>
+          <w:rFonts w:asciiTheme="majorBidi" w:hAnsiTheme="majorBidi" w:cstheme="majorBidi"/>
+          <w:sz w:val="24"/>
+          <w:szCs w:val="24"/>
+        </w:rPr>
+        <w:t xml:space="preserve"> observed</w:t>
+      </w:r>
+      <w:r>
+        <w:rPr>
+          <w:rFonts w:asciiTheme="majorBidi" w:hAnsiTheme="majorBidi" w:cstheme="majorBidi"/>
+          <w:sz w:val="24"/>
+          <w:szCs w:val="24"/>
+        </w:rPr>
+        <w:t xml:space="preserve"> load state, </w:t>
+      </w:r>
+      <w:r>
+        <w:rPr>
+          <w:rFonts w:asciiTheme="majorBidi" w:hAnsiTheme="majorBidi" w:cstheme="majorBidi"/>
+          <w:sz w:val="24"/>
+          <w:szCs w:val="24"/>
+        </w:rPr>
+        <w:t xml:space="preserve">the </w:t>
+      </w:r>
+      <w:r>
+        <w:rPr>
+          <w:rFonts w:asciiTheme="majorBidi" w:hAnsiTheme="majorBidi" w:cstheme="majorBidi"/>
+          <w:sz w:val="24"/>
+          <w:szCs w:val="24"/>
+        </w:rPr>
+        <w:t xml:space="preserve">commanded </w:t>
+      </w:r>
+      <w:r>
+        <w:rPr>
+          <w:rFonts w:asciiTheme="majorBidi" w:hAnsiTheme="majorBidi" w:cstheme="majorBidi"/>
+          <w:sz w:val="24"/>
+          <w:szCs w:val="24"/>
+        </w:rPr>
+        <w:t xml:space="preserve">full force vector and </w:t>
+      </w:r>
+      <w:r>
+        <w:rPr>
+          <w:rFonts w:asciiTheme="majorBidi" w:hAnsiTheme="majorBidi" w:cstheme="majorBidi"/>
+          <w:sz w:val="24"/>
+          <w:szCs w:val="24"/>
+        </w:rPr>
+        <w:t>its derivative</w:t>
+      </w:r>
+      <w:r>
+        <w:rPr>
+          <w:rFonts w:asciiTheme="majorBidi" w:hAnsiTheme="majorBidi" w:cstheme="majorBidi"/>
+          <w:sz w:val="24"/>
+          <w:szCs w:val="24"/>
+        </w:rPr>
+        <w:t xml:space="preserve">, </w:t>
+      </w:r>
+      <w:r>
+        <w:rPr>
+          <w:rFonts w:asciiTheme="majorBidi" w:hAnsiTheme="majorBidi" w:cstheme="majorBidi"/>
+          <w:sz w:val="24"/>
+          <w:szCs w:val="24"/>
+        </w:rPr>
+        <w:t>the commanded wrench</w:t>
+      </w:r>
+      <w:r>
+        <w:rPr>
+          <w:rFonts w:asciiTheme="majorBidi" w:hAnsiTheme="majorBidi" w:cstheme="majorBidi"/>
+          <w:sz w:val="24"/>
+          <w:szCs w:val="24"/>
+        </w:rPr>
+        <w:t xml:space="preserve"> and </w:t>
       </w:r>
       <w:proofErr w:type="gramStart"/>
       <w:r>
         <w:rPr>
-          <w:rFonts w:asciiTheme="majorBidi" w:hAnsiTheme="majorBidi" w:cstheme="majorBidi"/>
-          <w:sz w:val="24"/>
-          <w:szCs w:val="24"/>
-        </w:rPr>
-        <w:t>A and</w:t>
+          <w:kern w:val="0"/>
+          <w:sz w:val="24"/>
+          <w:szCs w:val="24"/>
+          <w14:ligatures w14:val="none"/>
+        </w:rPr>
+        <w:t>λ(</w:t>
       </w:r>
       <w:proofErr w:type="gramEnd"/>
       <w:r>
         <w:rPr>
-          <w:rFonts w:asciiTheme="majorBidi" w:hAnsiTheme="majorBidi" w:cstheme="majorBidi"/>
-          <w:sz w:val="24"/>
-          <w:szCs w:val="24"/>
-        </w:rPr>
-        <w:t xml:space="preserve"> </w:t>
-      </w:r>
-      <w:proofErr w:type="spellStart"/>
-      <w:r>
-        <w:rPr>
-          <w:rFonts w:asciiTheme="majorBidi" w:hAnsiTheme="majorBidi" w:cstheme="majorBidi"/>
-          <w:sz w:val="24"/>
-          <w:szCs w:val="24"/>
-        </w:rPr>
-        <w:t>ksi</w:t>
-      </w:r>
-      <w:proofErr w:type="spellEnd"/>
-      <w:r>
-        <w:rPr>
-          <w:rFonts w:asciiTheme="majorBidi" w:hAnsiTheme="majorBidi" w:cstheme="majorBidi"/>
-          <w:sz w:val="24"/>
-          <w:szCs w:val="24"/>
-        </w:rPr>
-        <w:t xml:space="preserve"> are more intricate because they depend on the drone velocities. Precisely, any drop in the velocity of any drone leads to the increase of A and </w:t>
-      </w:r>
-      <w:proofErr w:type="spellStart"/>
-      <w:r>
-        <w:rPr>
-          <w:rFonts w:asciiTheme="majorBidi" w:hAnsiTheme="majorBidi" w:cstheme="majorBidi"/>
-          <w:sz w:val="24"/>
-          <w:szCs w:val="24"/>
-        </w:rPr>
-        <w:t>ksi</w:t>
-      </w:r>
-      <w:proofErr w:type="spellEnd"/>
-      <w:r>
-        <w:rPr>
-          <w:rFonts w:asciiTheme="majorBidi" w:hAnsiTheme="majorBidi" w:cstheme="majorBidi"/>
-          <w:sz w:val="24"/>
-          <w:szCs w:val="24"/>
-        </w:rPr>
-        <w:t xml:space="preserve"> for the whole </w:t>
-      </w:r>
-      <w:r>
-        <w:rPr>
-          <w:rFonts w:asciiTheme="majorBidi" w:hAnsiTheme="majorBidi" w:cstheme="majorBidi"/>
-          <w:sz w:val="24"/>
-          <w:szCs w:val="24"/>
-        </w:rPr>
-        <w:t>formation. Making a</w:t>
-      </w:r>
-      <w:r>
-        <w:rPr>
-          <w:rFonts w:asciiTheme="majorBidi" w:hAnsiTheme="majorBidi" w:cstheme="majorBidi"/>
-          <w:sz w:val="24"/>
-          <w:szCs w:val="24"/>
-        </w:rPr>
-        <w:t xml:space="preserve"> neural network learn the internal states (A and </w:t>
-      </w:r>
-      <w:proofErr w:type="spellStart"/>
-      <w:r>
-        <w:rPr>
-          <w:rFonts w:asciiTheme="majorBidi" w:hAnsiTheme="majorBidi" w:cstheme="majorBidi"/>
-          <w:sz w:val="24"/>
-          <w:szCs w:val="24"/>
-        </w:rPr>
-        <w:t>ksi</w:t>
-      </w:r>
-      <w:proofErr w:type="spellEnd"/>
-      <w:r>
-        <w:rPr>
-          <w:rFonts w:asciiTheme="majorBidi" w:hAnsiTheme="majorBidi" w:cstheme="majorBidi"/>
-          <w:sz w:val="24"/>
-          <w:szCs w:val="24"/>
-        </w:rPr>
-        <w:t>) is possible either using smart desig</w:t>
-      </w:r>
-      <w:r>
-        <w:rPr>
-          <w:rFonts w:asciiTheme="majorBidi" w:hAnsiTheme="majorBidi" w:cstheme="majorBidi"/>
-          <w:sz w:val="24"/>
-          <w:szCs w:val="24"/>
-        </w:rPr>
-        <w:t>n of the observation space if a</w:t>
-      </w:r>
-      <w:r>
-        <w:rPr>
-          <w:rFonts w:asciiTheme="majorBidi" w:hAnsiTheme="majorBidi" w:cstheme="majorBidi"/>
-          <w:sz w:val="24"/>
-          <w:szCs w:val="24"/>
-        </w:rPr>
-        <w:t xml:space="preserve"> Multi-Layer </w:t>
-      </w:r>
-      <w:r>
-        <w:rPr>
-          <w:rFonts w:asciiTheme="majorBidi" w:hAnsiTheme="majorBidi" w:cstheme="majorBidi"/>
-          <w:sz w:val="24"/>
-          <w:szCs w:val="24"/>
-        </w:rPr>
-        <w:t>Perceptron (</w:t>
-      </w:r>
-      <w:r>
-        <w:rPr>
-          <w:rFonts w:asciiTheme="majorBidi" w:hAnsiTheme="majorBidi" w:cstheme="majorBidi"/>
-          <w:sz w:val="24"/>
-          <w:szCs w:val="24"/>
-        </w:rPr>
-        <w:t>MLP)</w:t>
-      </w:r>
-      <w:r>
-        <w:rPr>
-          <w:rFonts w:asciiTheme="majorBidi" w:hAnsiTheme="majorBidi" w:cstheme="majorBidi"/>
-          <w:sz w:val="24"/>
-          <w:szCs w:val="24"/>
-        </w:rPr>
-        <w:t xml:space="preserve"> </w:t>
-      </w:r>
-      <w:r>
-        <w:rPr>
-          <w:rFonts w:asciiTheme="majorBidi" w:hAnsiTheme="majorBidi" w:cstheme="majorBidi"/>
-          <w:sz w:val="24"/>
-          <w:szCs w:val="24"/>
-        </w:rPr>
-        <w:t xml:space="preserve">is used or using a Gated Recurrent Unit (GRU). In this work an MLP is chosen </w:t>
-      </w:r>
-      <w:r>
-        <w:rPr>
-          <w:rFonts w:asciiTheme="majorBidi" w:hAnsiTheme="majorBidi" w:cstheme="majorBidi"/>
-          <w:sz w:val="24"/>
-          <w:szCs w:val="24"/>
-        </w:rPr>
-        <w:t>___ at least for phase one</w:t>
-      </w:r>
-      <w:r>
-        <w:rPr>
-          <w:rFonts w:asciiTheme="majorBidi" w:hAnsiTheme="majorBidi" w:cstheme="majorBidi"/>
-          <w:sz w:val="24"/>
-          <w:szCs w:val="24"/>
-        </w:rPr>
-        <w:t>___ due to its simplicity and lightweight nature. To compensate for the lack of an internal state, multiple historical data points of specific features are stacked and fed together as input to the MLP</w:t>
-      </w:r>
-      <w:r>
-        <w:rPr>
-          <w:rFonts w:asciiTheme="majorBidi" w:hAnsiTheme="majorBidi" w:cstheme="majorBidi"/>
-          <w:sz w:val="24"/>
-          <w:szCs w:val="24"/>
-        </w:rPr>
-        <w:t xml:space="preserve">, more on this will be discussed later. </w:t>
-      </w:r>
-      <w:r>
-        <w:rPr>
-          <w:rFonts w:asciiTheme="majorBidi" w:hAnsiTheme="majorBidi" w:cstheme="majorBidi"/>
-          <w:sz w:val="24"/>
-          <w:szCs w:val="24"/>
-        </w:rPr>
-        <w:t>The drones’ velocities were shown to be analytically computable in [4] from the</w:t>
-      </w:r>
-      <w:r>
-        <w:rPr>
-          <w:rFonts w:asciiTheme="majorBidi" w:hAnsiTheme="majorBidi" w:cstheme="majorBidi"/>
-          <w:sz w:val="24"/>
-          <w:szCs w:val="24"/>
-        </w:rPr>
-        <w:t xml:space="preserve"> observed</w:t>
-      </w:r>
-      <w:r>
-        <w:rPr>
-          <w:rFonts w:asciiTheme="majorBidi" w:hAnsiTheme="majorBidi" w:cstheme="majorBidi"/>
-          <w:sz w:val="24"/>
-          <w:szCs w:val="24"/>
-        </w:rPr>
-        <w:t xml:space="preserve"> load state and the </w:t>
-      </w:r>
-      <w:r>
-        <w:rPr>
-          <w:rFonts w:asciiTheme="majorBidi" w:hAnsiTheme="majorBidi" w:cstheme="majorBidi"/>
-          <w:sz w:val="24"/>
-          <w:szCs w:val="24"/>
-        </w:rPr>
-        <w:t xml:space="preserve">commanded </w:t>
-      </w:r>
-      <w:r>
-        <w:rPr>
-          <w:rFonts w:asciiTheme="majorBidi" w:hAnsiTheme="majorBidi" w:cstheme="majorBidi"/>
-          <w:sz w:val="24"/>
-          <w:szCs w:val="24"/>
-        </w:rPr>
-        <w:t xml:space="preserve">full force vector and </w:t>
-      </w:r>
-      <w:r>
-        <w:rPr>
-          <w:rFonts w:asciiTheme="majorBidi" w:hAnsiTheme="majorBidi" w:cstheme="majorBidi"/>
-          <w:sz w:val="24"/>
-          <w:szCs w:val="24"/>
-        </w:rPr>
-        <w:t xml:space="preserve">its derivative. The resulting velocities will remain reasonably accurate </w:t>
+          <w:kern w:val="0"/>
+          <w:sz w:val="24"/>
+          <w:szCs w:val="24"/>
+          <w14:ligatures w14:val="none"/>
+        </w:rPr>
+        <w:t>t)</w:t>
+      </w:r>
+      <w:r>
+        <w:rPr>
+          <w:kern w:val="0"/>
+          <w:sz w:val="24"/>
+          <w:szCs w:val="24"/>
+          <w14:ligatures w14:val="none"/>
+        </w:rPr>
+        <w:t xml:space="preserve"> and its derivative</w:t>
+      </w:r>
+      <w:r>
+        <w:rPr>
+          <w:rFonts w:asciiTheme="majorBidi" w:hAnsiTheme="majorBidi" w:cstheme="majorBidi"/>
+          <w:sz w:val="24"/>
+          <w:szCs w:val="24"/>
+        </w:rPr>
+        <w:t xml:space="preserve">. The resulting velocities will remain reasonably accurate </w:t>
       </w:r>
       <w:r>
         <w:rPr>
@@ -6263,7 +9861,25 @@
           <w:szCs w:val="24"/>
           <w:lang w:bidi="ar-EG"/>
         </w:rPr>
-        <w:t>optimizer. This MLP can then be deployed on each drone separately. It will output the full lambda vector, and then we calculate the full force vector using the classical pipeline math. Finally, each drone applies its own slice of the force vector, this requires that each drone knows its ID in order to know which slice to select. But this information can be communicated only once in the beginning.</w:t>
+        <w:t>optimizer. This MLP can then be deployed on each drone separately. It will output the full lambda vector, and then we calculate the full force vector using the classical pipeline math. Finally, each drone applies its own slice of the force vector, this requires that each drone knows its ID in order to know which slice to select. But this information can be communicated</w:t>
+      </w:r>
+      <w:r>
+        <w:rPr>
+          <w:rFonts w:asciiTheme="majorBidi" w:hAnsiTheme="majorBidi" w:cstheme="majorBidi"/>
+          <w:sz w:val="24"/>
+          <w:szCs w:val="24"/>
+          <w:lang w:bidi="ar-EG"/>
+        </w:rPr>
+        <w:t>/agreed upon</w:t>
+      </w:r>
+      <w:r>
+        <w:rPr>
+          <w:rFonts w:asciiTheme="majorBidi" w:hAnsiTheme="majorBidi" w:cstheme="majorBidi"/>
+          <w:sz w:val="24"/>
+          <w:szCs w:val="24"/>
+          <w:lang w:bidi="ar-EG"/>
+        </w:rPr>
+        <w:t xml:space="preserve"> only once in the beginning.</w:t>
       </w:r>
     </w:p>
     <w:p>
@@ -6360,7 +9976,6 @@
           <w:sz w:val="24"/>
           <w:szCs w:val="24"/>
         </w:rPr>
-        <w:lastRenderedPageBreak/>
         <w:t xml:space="preserve">Cutting the runtime is not only necessary for onboard deployment </w:t>
       </w:r>
       <w:r>
@@ -6445,6 +10060,7 @@
           <w:sz w:val="24"/>
           <w:szCs w:val="24"/>
         </w:rPr>
+        <w:lastRenderedPageBreak/>
         <w:t xml:space="preserve">We can do RL and warm start our actor from this behaviorally cloned policy </w:t>
       </w:r>
       <w:r>
@@ -6455,6 +10071,22 @@
         </w:rPr>
         <w:t>so we can mold it to our needs (if it turns out to be helpful or required).</w:t>
       </w:r>
+      <w:r>
+        <w:rPr>
+          <w:rFonts w:asciiTheme="majorBidi" w:hAnsiTheme="majorBidi" w:cstheme="majorBidi"/>
+          <w:sz w:val="24"/>
+          <w:szCs w:val="24"/>
+        </w:rPr>
+        <w:t xml:space="preserve"> </w:t>
+      </w:r>
+      <w:r>
+        <w:rPr>
+          <w:rFonts w:asciiTheme="majorBidi" w:hAnsiTheme="majorBidi" w:cstheme="majorBidi"/>
+          <w:sz w:val="24"/>
+          <w:szCs w:val="24"/>
+        </w:rPr>
+        <w:t>This was not pursued in the present work, but it could be considered in future work.</w:t>
+      </w:r>
     </w:p>
     <w:p>
       <w:pPr>
@@ -6470,122 +10102,295 @@
     </w:p>
     <w:p>
       <w:pPr>
-        <w:pStyle w:val="ListParagraph"/>
-        <w:spacing w:line="360" w:lineRule="auto"/>
-        <w:ind w:left="360"/>
-        <w:rPr>
-          <w:rFonts w:asciiTheme="majorBidi" w:hAnsiTheme="majorBidi" w:cstheme="majorBidi"/>
-          <w:sz w:val="24"/>
-          <w:szCs w:val="24"/>
-          <w:lang w:bidi="ar-EG"/>
-        </w:rPr>
-      </w:pPr>
-      <w:r>
-        <w:rPr>
-          <w:rFonts w:asciiTheme="majorBidi" w:hAnsiTheme="majorBidi" w:cstheme="majorBidi"/>
-          <w:sz w:val="24"/>
-          <w:szCs w:val="24"/>
-          <w:lang w:bidi="ar-EG"/>
-        </w:rPr>
-        <w:t xml:space="preserve">Stuff to write in problem formulation before </w:t>
-      </w:r>
-      <w:r>
-        <w:rPr>
-          <w:rFonts w:asciiTheme="majorBidi" w:hAnsiTheme="majorBidi" w:cstheme="majorBidi"/>
-          <w:sz w:val="24"/>
-          <w:szCs w:val="24"/>
-          <w:lang w:bidi="ar-EG"/>
-        </w:rPr>
-        <w:t xml:space="preserve">methodology: </w:t>
-      </w:r>
-    </w:p>
-    <w:p>
-      <w:pPr>
-        <w:pStyle w:val="ListParagraph"/>
-        <w:spacing w:line="360" w:lineRule="auto"/>
-        <w:ind w:left="360"/>
-        <w:rPr>
-          <w:rFonts w:asciiTheme="majorBidi" w:hAnsiTheme="majorBidi" w:cstheme="majorBidi"/>
-          <w:sz w:val="24"/>
-          <w:szCs w:val="24"/>
-          <w:lang w:bidi="ar-EG"/>
-        </w:rPr>
-      </w:pPr>
-      <w:r>
-        <w:rPr>
-          <w:rFonts w:asciiTheme="majorBidi" w:hAnsiTheme="majorBidi" w:cstheme="majorBidi"/>
-          <w:sz w:val="24"/>
-          <w:szCs w:val="24"/>
-          <w:lang w:bidi="ar-EG"/>
-        </w:rPr>
-        <w:t xml:space="preserve">What are phase 1 and phase 2(or formulation 1 and </w:t>
-      </w:r>
-      <w:proofErr w:type="gramStart"/>
-      <w:r>
-        <w:rPr>
-          <w:rFonts w:asciiTheme="majorBidi" w:hAnsiTheme="majorBidi" w:cstheme="majorBidi"/>
-          <w:sz w:val="24"/>
-          <w:szCs w:val="24"/>
-          <w:lang w:bidi="ar-EG"/>
-        </w:rPr>
-        <w:t>2</w:t>
-      </w:r>
-      <w:proofErr w:type="gramEnd"/>
-      <w:r>
-        <w:rPr>
-          <w:rFonts w:asciiTheme="majorBidi" w:hAnsiTheme="majorBidi" w:cstheme="majorBidi"/>
-          <w:sz w:val="24"/>
-          <w:szCs w:val="24"/>
-          <w:lang w:bidi="ar-EG"/>
-        </w:rPr>
-        <w:t>)</w:t>
-      </w:r>
-    </w:p>
-    <w:p>
-      <w:pPr>
-        <w:pStyle w:val="ListParagraph"/>
-        <w:spacing w:line="360" w:lineRule="auto"/>
-        <w:ind w:left="360"/>
-        <w:rPr>
-          <w:rFonts w:asciiTheme="majorBidi" w:hAnsiTheme="majorBidi" w:cstheme="majorBidi"/>
-          <w:sz w:val="24"/>
-          <w:szCs w:val="24"/>
-          <w:lang w:bidi="ar-EG"/>
-        </w:rPr>
-      </w:pPr>
-      <w:r>
-        <w:rPr>
-          <w:rFonts w:asciiTheme="majorBidi" w:hAnsiTheme="majorBidi" w:cstheme="majorBidi"/>
-          <w:sz w:val="24"/>
-          <w:szCs w:val="24"/>
-          <w:lang w:bidi="ar-EG"/>
-        </w:rPr>
-        <w:t>Say we will tackle phase 1 using IL mainly but we can still use RL on top if needed</w:t>
-      </w:r>
-    </w:p>
-    <w:p>
-      <w:pPr>
-        <w:pStyle w:val="ListParagraph"/>
-        <w:spacing w:line="360" w:lineRule="auto"/>
-        <w:ind w:left="360"/>
-        <w:rPr>
-          <w:rFonts w:asciiTheme="majorBidi" w:hAnsiTheme="majorBidi" w:cstheme="majorBidi"/>
-          <w:sz w:val="24"/>
-          <w:szCs w:val="24"/>
-          <w:lang w:bidi="ar-EG"/>
-        </w:rPr>
-      </w:pPr>
-    </w:p>
-    <w:p>
-      <w:pPr>
-        <w:pStyle w:val="ListParagraph"/>
-        <w:spacing w:line="360" w:lineRule="auto"/>
-        <w:ind w:left="360"/>
-        <w:rPr>
-          <w:rFonts w:asciiTheme="majorBidi" w:hAnsiTheme="majorBidi" w:cstheme="majorBidi"/>
-          <w:sz w:val="24"/>
-          <w:szCs w:val="24"/>
-          <w:lang w:bidi="ar-EG"/>
+        <w:spacing w:line="360" w:lineRule="auto"/>
+        <w:ind w:left="360"/>
+        <w:rPr>
+          <w:rFonts w:asciiTheme="majorBidi" w:hAnsiTheme="majorBidi" w:cstheme="majorBidi"/>
+          <w:sz w:val="24"/>
+          <w:szCs w:val="24"/>
+        </w:rPr>
+      </w:pPr>
+      <w:r>
+        <w:rPr>
+          <w:rFonts w:asciiTheme="majorBidi" w:hAnsiTheme="majorBidi" w:cstheme="majorBidi"/>
+          <w:sz w:val="24"/>
+          <w:szCs w:val="24"/>
+        </w:rPr>
+        <w:t xml:space="preserve">Implementation details: </w:t>
+      </w:r>
+    </w:p>
+    <w:p>
+      <w:pPr>
+        <w:spacing w:line="360" w:lineRule="auto"/>
+        <w:ind w:left="360"/>
+        <w:rPr>
+          <w:rFonts w:asciiTheme="majorBidi" w:hAnsiTheme="majorBidi" w:cstheme="majorBidi"/>
+          <w:sz w:val="24"/>
+          <w:szCs w:val="24"/>
+        </w:rPr>
+      </w:pPr>
+      <w:r>
+        <w:rPr>
+          <w:rFonts w:asciiTheme="majorBidi" w:hAnsiTheme="majorBidi" w:cstheme="majorBidi"/>
+          <w:sz w:val="24"/>
+          <w:szCs w:val="24"/>
+        </w:rPr>
+        <w:t xml:space="preserve">The system model/plant was developed entirely inside Simulink. </w:t>
+      </w:r>
+      <w:r>
+        <w:rPr>
+          <w:rFonts w:asciiTheme="majorBidi" w:hAnsiTheme="majorBidi" w:cstheme="majorBidi"/>
+          <w:sz w:val="24"/>
+          <w:szCs w:val="24"/>
+        </w:rPr>
+        <w:t xml:space="preserve">It was then exported as an FMU that python can step through to develop the optimizer on top (using </w:t>
+      </w:r>
+      <w:proofErr w:type="spellStart"/>
+      <w:r>
+        <w:rPr>
+          <w:rFonts w:asciiTheme="majorBidi" w:hAnsiTheme="majorBidi" w:cstheme="majorBidi"/>
+          <w:sz w:val="24"/>
+          <w:szCs w:val="24"/>
+          <w:lang w:bidi="ar-EG"/>
+        </w:rPr>
+        <w:t>CasADi</w:t>
+      </w:r>
+      <w:proofErr w:type="spellEnd"/>
+      <w:r>
+        <w:rPr>
+          <w:rFonts w:asciiTheme="majorBidi" w:hAnsiTheme="majorBidi" w:cstheme="majorBidi"/>
+          <w:sz w:val="24"/>
+          <w:szCs w:val="24"/>
+        </w:rPr>
+        <w:t>).</w:t>
+      </w:r>
+      <w:r>
+        <w:rPr>
+          <w:rFonts w:asciiTheme="majorBidi" w:hAnsiTheme="majorBidi" w:cstheme="majorBidi"/>
+          <w:sz w:val="24"/>
+          <w:szCs w:val="24"/>
+        </w:rPr>
+        <w:t xml:space="preserve"> </w:t>
+      </w:r>
+      <w:r>
+        <w:rPr>
+          <w:rFonts w:asciiTheme="majorBidi" w:hAnsiTheme="majorBidi" w:cstheme="majorBidi"/>
+          <w:sz w:val="24"/>
+          <w:szCs w:val="24"/>
+        </w:rPr>
+        <w:t xml:space="preserve">The FMU can also be wrapped in a gymnasium environment to allow easy interface with </w:t>
+      </w:r>
+      <w:proofErr w:type="spellStart"/>
+      <w:r>
+        <w:rPr>
+          <w:rFonts w:asciiTheme="majorBidi" w:hAnsiTheme="majorBidi" w:cstheme="majorBidi"/>
+          <w:sz w:val="24"/>
+          <w:szCs w:val="24"/>
+        </w:rPr>
+        <w:t>PyTorch</w:t>
+      </w:r>
+      <w:proofErr w:type="spellEnd"/>
+      <w:r>
+        <w:rPr>
+          <w:rFonts w:asciiTheme="majorBidi" w:hAnsiTheme="majorBidi" w:cstheme="majorBidi"/>
+          <w:sz w:val="24"/>
+          <w:szCs w:val="24"/>
+        </w:rPr>
+        <w:t xml:space="preserve"> for IL and RL. However</w:t>
+      </w:r>
+      <w:r>
+        <w:rPr>
+          <w:rFonts w:asciiTheme="majorBidi" w:hAnsiTheme="majorBidi" w:cstheme="majorBidi"/>
+          <w:sz w:val="24"/>
+          <w:szCs w:val="24"/>
+        </w:rPr>
+        <w:t>, the FMU cannot be run on GPU (___need to check___) so the number of parallel environments is limited by the CPU cores.</w:t>
+      </w:r>
+      <w:r>
+        <w:rPr>
+          <w:rFonts w:asciiTheme="majorBidi" w:hAnsiTheme="majorBidi" w:cstheme="majorBidi"/>
+          <w:sz w:val="24"/>
+          <w:szCs w:val="24"/>
+        </w:rPr>
+        <w:t xml:space="preserve"> This was chosen because the modeling of cable-suspended </w:t>
+      </w:r>
+      <w:proofErr w:type="spellStart"/>
+      <w:r>
+        <w:rPr>
+          <w:rFonts w:asciiTheme="majorBidi" w:hAnsiTheme="majorBidi" w:cstheme="majorBidi"/>
+          <w:sz w:val="24"/>
+          <w:szCs w:val="24"/>
+        </w:rPr>
+        <w:t>multibody</w:t>
+      </w:r>
+      <w:proofErr w:type="spellEnd"/>
+      <w:r>
+        <w:rPr>
+          <w:rFonts w:asciiTheme="majorBidi" w:hAnsiTheme="majorBidi" w:cstheme="majorBidi"/>
+          <w:sz w:val="24"/>
+          <w:szCs w:val="24"/>
+        </w:rPr>
+        <w:t xml:space="preserve"> systems is susceptible to subtle formulation and implementation errors when performed manually. In contrast, Simulink provides a framework that facilitates the consistent and accurate formulation of such systems. Since the PID controller, the optimizer were going to be developed on top of it. A reliable ground-truth plant to validate them necessary. Additionally, the main bottleneck in phase </w:t>
+      </w:r>
+      <w:r>
+        <w:rPr>
+          <w:rFonts w:asciiTheme="majorBidi" w:hAnsiTheme="majorBidi" w:cstheme="majorBidi"/>
+          <w:sz w:val="24"/>
+          <w:szCs w:val="24"/>
+        </w:rPr>
+        <w:t xml:space="preserve">one was running the </w:t>
+      </w:r>
+      <w:proofErr w:type="spellStart"/>
+      <w:r>
+        <w:rPr>
+          <w:rFonts w:asciiTheme="majorBidi" w:hAnsiTheme="majorBidi" w:cstheme="majorBidi"/>
+          <w:sz w:val="24"/>
+          <w:szCs w:val="24"/>
+          <w:lang w:bidi="ar-EG"/>
+        </w:rPr>
+        <w:t>CasADi</w:t>
+      </w:r>
+      <w:proofErr w:type="spellEnd"/>
+      <w:r>
+        <w:rPr>
+          <w:rFonts w:asciiTheme="majorBidi" w:hAnsiTheme="majorBidi" w:cstheme="majorBidi"/>
+          <w:sz w:val="24"/>
+          <w:szCs w:val="24"/>
+          <w:lang w:bidi="ar-EG"/>
+        </w:rPr>
+        <w:t xml:space="preserve"> optimizer that the net needs to imitate. The optimizer runs on the CPU and takes 3-4ms/step while the </w:t>
+      </w:r>
+      <w:r>
+        <w:rPr>
+          <w:rFonts w:asciiTheme="majorBidi" w:hAnsiTheme="majorBidi" w:cstheme="majorBidi"/>
+          <w:sz w:val="24"/>
+          <w:szCs w:val="24"/>
+        </w:rPr>
+        <w:t xml:space="preserve">FMU alone takes </w:t>
+      </w:r>
+      <w:r>
+        <w:rPr>
+          <w:rFonts w:asciiTheme="majorBidi" w:hAnsiTheme="majorBidi" w:cstheme="majorBidi"/>
+          <w:sz w:val="24"/>
+          <w:szCs w:val="24"/>
+        </w:rPr>
+        <w:t>&gt;1</w:t>
+      </w:r>
+      <w:r>
+        <w:rPr>
+          <w:rFonts w:asciiTheme="majorBidi" w:hAnsiTheme="majorBidi" w:cstheme="majorBidi"/>
+          <w:sz w:val="24"/>
+          <w:szCs w:val="24"/>
+        </w:rPr>
+        <w:t xml:space="preserve"> </w:t>
+      </w:r>
+      <w:proofErr w:type="spellStart"/>
+      <w:r>
+        <w:rPr>
+          <w:rFonts w:asciiTheme="majorBidi" w:hAnsiTheme="majorBidi" w:cstheme="majorBidi"/>
+          <w:sz w:val="24"/>
+          <w:szCs w:val="24"/>
+        </w:rPr>
+        <w:t>ms</w:t>
+      </w:r>
+      <w:proofErr w:type="spellEnd"/>
+      <w:r>
+        <w:rPr>
+          <w:rFonts w:asciiTheme="majorBidi" w:hAnsiTheme="majorBidi" w:cstheme="majorBidi"/>
+          <w:sz w:val="24"/>
+          <w:szCs w:val="24"/>
+        </w:rPr>
+        <w:t>/step</w:t>
+      </w:r>
+      <w:r>
+        <w:rPr>
+          <w:rFonts w:asciiTheme="majorBidi" w:hAnsiTheme="majorBidi" w:cstheme="majorBidi"/>
+          <w:sz w:val="24"/>
+          <w:szCs w:val="24"/>
+        </w:rPr>
+        <w:t xml:space="preserve">. This means that parallelizing the environment and running thousands of instances on the GPU would be useless anyway. </w:t>
+      </w:r>
+      <w:r>
+        <w:rPr>
+          <w:rFonts w:asciiTheme="majorBidi" w:hAnsiTheme="majorBidi" w:cstheme="majorBidi"/>
+          <w:sz w:val="24"/>
+          <w:szCs w:val="24"/>
+        </w:rPr>
+        <w:t>For phase 2 (the MARL phase), since the optimizer is not used anymore</w:t>
+      </w:r>
+      <w:r>
+        <w:rPr>
+          <w:rFonts w:asciiTheme="majorBidi" w:hAnsiTheme="majorBidi" w:cstheme="majorBidi"/>
+          <w:sz w:val="24"/>
+          <w:szCs w:val="24"/>
+        </w:rPr>
+        <w:t xml:space="preserve">, the bottleneck shifted to simulating the environment. </w:t>
+      </w:r>
+      <w:r>
+        <w:rPr>
+          <w:rFonts w:asciiTheme="majorBidi" w:hAnsiTheme="majorBidi" w:cstheme="majorBidi"/>
+          <w:sz w:val="24"/>
+          <w:szCs w:val="24"/>
+        </w:rPr>
+        <w:t>This marked the point</w:t>
+      </w:r>
+      <w:r>
+        <w:rPr>
+          <w:rFonts w:asciiTheme="majorBidi" w:hAnsiTheme="majorBidi" w:cstheme="majorBidi"/>
+          <w:sz w:val="24"/>
+          <w:szCs w:val="24"/>
+        </w:rPr>
+        <w:t xml:space="preserve"> at which the Simulink generated FMU</w:t>
+      </w:r>
+      <w:r>
+        <w:rPr>
+          <w:rFonts w:asciiTheme="majorBidi" w:hAnsiTheme="majorBidi" w:cstheme="majorBidi"/>
+          <w:sz w:val="24"/>
+          <w:szCs w:val="24"/>
+        </w:rPr>
+        <w:t xml:space="preserve"> choice became increasingly burdensome</w:t>
+      </w:r>
+      <w:r>
+        <w:rPr>
+          <w:rFonts w:asciiTheme="majorBidi" w:hAnsiTheme="majorBidi" w:cstheme="majorBidi"/>
+          <w:sz w:val="24"/>
+          <w:szCs w:val="24"/>
+        </w:rPr>
+        <w:t xml:space="preserve">. However, it was still possible to train a prototype agent that </w:t>
+      </w:r>
+      <w:r>
+        <w:rPr>
+          <w:rFonts w:asciiTheme="majorBidi" w:hAnsiTheme="majorBidi" w:cstheme="majorBidi"/>
+          <w:sz w:val="24"/>
+          <w:szCs w:val="24"/>
+        </w:rPr>
+        <w:t>demonstrates the feasibility of the proposed approach</w:t>
+      </w:r>
+      <w:r>
+        <w:rPr>
+          <w:rFonts w:asciiTheme="majorBidi" w:hAnsiTheme="majorBidi" w:cstheme="majorBidi"/>
+          <w:sz w:val="24"/>
+          <w:szCs w:val="24"/>
+        </w:rPr>
+        <w:t xml:space="preserve">. </w:t>
+      </w:r>
+      <w:r>
+        <w:rPr>
+          <w:rFonts w:asciiTheme="majorBidi" w:hAnsiTheme="majorBidi" w:cstheme="majorBidi"/>
+          <w:sz w:val="24"/>
+          <w:szCs w:val="24"/>
+        </w:rPr>
+        <w:t>For future work, the system model should be implemented within a GPU-parallelizable environment, such as Isaac Gym.</w:t>
+      </w:r>
+    </w:p>
+    <w:p>
+      <w:pPr>
+        <w:spacing w:line="360" w:lineRule="auto"/>
+        <w:ind w:left="360"/>
+        <w:rPr>
+          <w:rFonts w:asciiTheme="majorBidi" w:hAnsiTheme="majorBidi" w:cstheme="majorBidi"/>
+          <w:sz w:val="24"/>
+          <w:szCs w:val="24"/>
         </w:rPr>
       </w:pPr>
     </w:p>
@@ -6602,35 +10407,6 @@
           <w:lang w:bidi="ar-EG"/>
         </w:rPr>
       </w:pPr>
-      <w:r>
-        <w:rPr>
-          <w:rFonts w:asciiTheme="majorBidi" w:hAnsiTheme="majorBidi" w:cstheme="majorBidi"/>
-          <w:sz w:val="24"/>
-          <w:szCs w:val="24"/>
-          <w:lang w:bidi="ar-EG"/>
-        </w:rPr>
-        <w:t xml:space="preserve">It’s not just about a noisy load state, what’s </w:t>
-      </w:r>
-      <w:proofErr w:type="spellStart"/>
-      <w:r>
-        <w:rPr>
-          <w:rFonts w:asciiTheme="majorBidi" w:hAnsiTheme="majorBidi" w:cstheme="majorBidi"/>
-          <w:sz w:val="24"/>
-          <w:szCs w:val="24"/>
-          <w:lang w:bidi="ar-EG"/>
-        </w:rPr>
-        <w:t>kinda</w:t>
-      </w:r>
-      <w:proofErr w:type="spellEnd"/>
-      <w:r>
-        <w:rPr>
-          <w:rFonts w:asciiTheme="majorBidi" w:hAnsiTheme="majorBidi" w:cstheme="majorBidi"/>
-          <w:sz w:val="24"/>
-          <w:szCs w:val="24"/>
-          <w:lang w:bidi="ar-EG"/>
-        </w:rPr>
-        <w:t xml:space="preserve"> hidden, is that with the load state and wrench command, the controller used to be able to calculate the drone velocities (using kinematics) with high accuracy. So now under this noisy and delayed load state, this calculation becomes completely unreliable and the policy is forced to learn its action solely based on that noisy load state and its own state, the other drone states are practically inaccessible (and I don’t even do the math and feed them to the f2 policy because I know they are completely unreliable, they rely on the load state and the full force and its derivative (which we don’t have locally) so it’s going to be much more unreliable than the load state)</w:t>
-      </w:r>
     </w:p>
     <w:p>
       <w:pPr>
@@ -6648,195 +10424,277 @@
     </w:p>
     <w:p>
       <w:pPr>
-        <w:pStyle w:val="ListParagraph"/>
-        <w:spacing w:line="360" w:lineRule="auto"/>
-        <w:ind w:left="360"/>
-        <w:rPr>
-          <w:rFonts w:asciiTheme="majorBidi" w:hAnsiTheme="majorBidi" w:cstheme="majorBidi"/>
-          <w:sz w:val="24"/>
-          <w:szCs w:val="24"/>
-          <w:lang w:bidi="ar-EG"/>
-        </w:rPr>
-      </w:pPr>
-    </w:p>
-    <w:p>
-      <w:pPr>
-        <w:pStyle w:val="ListParagraph"/>
-        <w:spacing w:line="360" w:lineRule="auto"/>
-        <w:ind w:left="360"/>
-        <w:rPr>
-          <w:rFonts w:asciiTheme="majorBidi" w:hAnsiTheme="majorBidi" w:cstheme="majorBidi"/>
-          <w:sz w:val="24"/>
-          <w:szCs w:val="24"/>
-        </w:rPr>
-      </w:pPr>
-      <w:r>
-        <w:rPr>
-          <w:rFonts w:asciiTheme="majorBidi" w:hAnsiTheme="majorBidi" w:cstheme="majorBidi"/>
-          <w:sz w:val="24"/>
-          <w:szCs w:val="24"/>
-        </w:rPr>
-        <w:t xml:space="preserve">[1]E. N. </w:t>
-      </w:r>
-      <w:proofErr w:type="spellStart"/>
-      <w:r>
-        <w:rPr>
-          <w:rFonts w:asciiTheme="majorBidi" w:hAnsiTheme="majorBidi" w:cstheme="majorBidi"/>
-          <w:sz w:val="24"/>
-          <w:szCs w:val="24"/>
-        </w:rPr>
-        <w:t>Barmpounakis</w:t>
-      </w:r>
-      <w:proofErr w:type="spellEnd"/>
-      <w:r>
-        <w:rPr>
-          <w:rFonts w:asciiTheme="majorBidi" w:hAnsiTheme="majorBidi" w:cstheme="majorBidi"/>
-          <w:sz w:val="24"/>
-          <w:szCs w:val="24"/>
-        </w:rPr>
-        <w:t xml:space="preserve">, E. I. </w:t>
-      </w:r>
-      <w:proofErr w:type="spellStart"/>
-      <w:r>
-        <w:rPr>
-          <w:rFonts w:asciiTheme="majorBidi" w:hAnsiTheme="majorBidi" w:cstheme="majorBidi"/>
-          <w:sz w:val="24"/>
-          <w:szCs w:val="24"/>
-        </w:rPr>
-        <w:t>Vlahogianni</w:t>
-      </w:r>
-      <w:proofErr w:type="spellEnd"/>
-      <w:r>
-        <w:rPr>
-          <w:rFonts w:asciiTheme="majorBidi" w:hAnsiTheme="majorBidi" w:cstheme="majorBidi"/>
-          <w:sz w:val="24"/>
-          <w:szCs w:val="24"/>
-        </w:rPr>
-        <w:t xml:space="preserve">, and J. C. </w:t>
-      </w:r>
-      <w:proofErr w:type="spellStart"/>
-      <w:r>
-        <w:rPr>
-          <w:rFonts w:asciiTheme="majorBidi" w:hAnsiTheme="majorBidi" w:cstheme="majorBidi"/>
-          <w:sz w:val="24"/>
-          <w:szCs w:val="24"/>
-        </w:rPr>
-        <w:t>Golias</w:t>
-      </w:r>
-      <w:proofErr w:type="spellEnd"/>
-      <w:r>
-        <w:rPr>
-          <w:rFonts w:asciiTheme="majorBidi" w:hAnsiTheme="majorBidi" w:cstheme="majorBidi"/>
-          <w:sz w:val="24"/>
-          <w:szCs w:val="24"/>
-        </w:rPr>
-        <w:t>. Unmanned aerial aircraft systems for transportation engineering: Current practice and future challenges.</w:t>
-      </w:r>
-    </w:p>
-    <w:p>
-      <w:pPr>
-        <w:pStyle w:val="ListParagraph"/>
-        <w:spacing w:line="360" w:lineRule="auto"/>
-        <w:ind w:left="360"/>
-        <w:rPr>
-          <w:rFonts w:asciiTheme="majorBidi" w:hAnsiTheme="majorBidi" w:cstheme="majorBidi"/>
-          <w:sz w:val="24"/>
-          <w:szCs w:val="24"/>
-        </w:rPr>
-      </w:pPr>
-      <w:r>
-        <w:rPr>
-          <w:rFonts w:asciiTheme="majorBidi" w:hAnsiTheme="majorBidi" w:cstheme="majorBidi"/>
-          <w:sz w:val="24"/>
-          <w:szCs w:val="24"/>
-        </w:rPr>
-        <w:t xml:space="preserve">[2] </w:t>
-      </w:r>
-      <w:proofErr w:type="gramStart"/>
-      <w:r>
-        <w:rPr>
-          <w:rFonts w:asciiTheme="majorBidi" w:hAnsiTheme="majorBidi" w:cstheme="majorBidi"/>
-          <w:sz w:val="24"/>
-          <w:szCs w:val="24"/>
-        </w:rPr>
-        <w:t>citation</w:t>
-      </w:r>
-      <w:proofErr w:type="gramEnd"/>
-      <w:r>
-        <w:rPr>
-          <w:rFonts w:asciiTheme="majorBidi" w:hAnsiTheme="majorBidi" w:cstheme="majorBidi"/>
-          <w:sz w:val="24"/>
-          <w:szCs w:val="24"/>
-        </w:rPr>
-        <w:t xml:space="preserve"> needed</w:t>
-      </w:r>
-    </w:p>
-    <w:p>
-      <w:pPr>
-        <w:pStyle w:val="ListParagraph"/>
-        <w:spacing w:line="360" w:lineRule="auto"/>
-        <w:ind w:left="360"/>
-        <w:rPr>
-          <w:rFonts w:asciiTheme="majorBidi" w:hAnsiTheme="majorBidi" w:cstheme="majorBidi"/>
-          <w:sz w:val="24"/>
-          <w:szCs w:val="24"/>
-          <w:lang w:bidi="ar-EG"/>
-        </w:rPr>
-      </w:pPr>
-      <w:r>
-        <w:rPr>
-          <w:rFonts w:asciiTheme="majorBidi" w:hAnsiTheme="majorBidi" w:cstheme="majorBidi"/>
-          <w:sz w:val="24"/>
-          <w:szCs w:val="24"/>
-        </w:rPr>
-        <w:t>[3]</w:t>
-      </w:r>
-      <w:proofErr w:type="gramStart"/>
-      <w:r>
-        <w:rPr>
-          <w:rFonts w:asciiTheme="majorBidi" w:hAnsiTheme="majorBidi" w:cstheme="majorBidi"/>
-          <w:sz w:val="24"/>
-          <w:szCs w:val="24"/>
-        </w:rPr>
-        <w:t>,[</w:t>
-      </w:r>
-      <w:proofErr w:type="gramEnd"/>
-      <w:r>
-        <w:rPr>
-          <w:rFonts w:asciiTheme="majorBidi" w:hAnsiTheme="majorBidi" w:cstheme="majorBidi"/>
-          <w:sz w:val="24"/>
-          <w:szCs w:val="24"/>
-        </w:rPr>
-        <w:t>4]</w:t>
-      </w:r>
-      <w:r>
-        <w:rPr>
-          <w:rFonts w:asciiTheme="majorBidi" w:hAnsiTheme="majorBidi" w:cstheme="majorBidi"/>
-          <w:sz w:val="24"/>
-          <w:szCs w:val="24"/>
-        </w:rPr>
-        <w:t xml:space="preserve"> old papers and </w:t>
-      </w:r>
-      <w:proofErr w:type="spellStart"/>
-      <w:r>
-        <w:rPr>
-          <w:rFonts w:asciiTheme="majorBidi" w:hAnsiTheme="majorBidi" w:cstheme="majorBidi"/>
-          <w:sz w:val="24"/>
-          <w:szCs w:val="24"/>
-        </w:rPr>
-        <w:t>sofia’s</w:t>
-      </w:r>
-      <w:proofErr w:type="spellEnd"/>
-      <w:r>
-        <w:rPr>
-          <w:rFonts w:asciiTheme="majorBidi" w:hAnsiTheme="majorBidi" w:cstheme="majorBidi"/>
-          <w:sz w:val="24"/>
-          <w:szCs w:val="24"/>
-        </w:rPr>
-        <w:t xml:space="preserve"> work</w:t>
-      </w:r>
+        <w:spacing w:line="360" w:lineRule="auto"/>
+        <w:rPr>
+          <w:rFonts w:asciiTheme="majorBidi" w:hAnsiTheme="majorBidi" w:cstheme="majorBidi"/>
+          <w:sz w:val="24"/>
+          <w:szCs w:val="24"/>
+          <w:rtl/>
+          <w:lang w:bidi="ar-EG"/>
+        </w:rPr>
+      </w:pPr>
+    </w:p>
+    <w:p>
+      <w:pPr>
+        <w:spacing w:line="360" w:lineRule="auto"/>
+        <w:rPr>
+          <w:rFonts w:asciiTheme="majorBidi" w:hAnsiTheme="majorBidi" w:cstheme="majorBidi"/>
+          <w:sz w:val="24"/>
+          <w:szCs w:val="24"/>
+          <w:rtl/>
+          <w:lang w:bidi="ar-EG"/>
+        </w:rPr>
+      </w:pPr>
       <w:bookmarkStart w:id="0" w:name="_GoBack"/>
       <w:bookmarkEnd w:id="0"/>
+    </w:p>
+    <w:p>
+      <w:pPr>
+        <w:pStyle w:val="ListParagraph"/>
+        <w:spacing w:line="360" w:lineRule="auto"/>
+        <w:ind w:left="360"/>
+        <w:rPr>
+          <w:rFonts w:asciiTheme="majorBidi" w:hAnsiTheme="majorBidi" w:cstheme="majorBidi"/>
+          <w:sz w:val="24"/>
+          <w:szCs w:val="24"/>
+          <w:rtl/>
+          <w:lang w:bidi="ar-EG"/>
+        </w:rPr>
+      </w:pPr>
+      <w:r>
+        <w:rPr>
+          <w:rFonts w:asciiTheme="majorBidi" w:hAnsiTheme="majorBidi" w:cstheme="majorBidi"/>
+          <w:sz w:val="24"/>
+          <w:szCs w:val="24"/>
+          <w:lang w:bidi="ar-EG"/>
+        </w:rPr>
+        <w:lastRenderedPageBreak/>
+        <w:t xml:space="preserve">It’s not just about a noisy load state, what’s </w:t>
+      </w:r>
+      <w:proofErr w:type="spellStart"/>
+      <w:r>
+        <w:rPr>
+          <w:rFonts w:asciiTheme="majorBidi" w:hAnsiTheme="majorBidi" w:cstheme="majorBidi"/>
+          <w:sz w:val="24"/>
+          <w:szCs w:val="24"/>
+          <w:lang w:bidi="ar-EG"/>
+        </w:rPr>
+        <w:t>kinda</w:t>
+      </w:r>
+      <w:proofErr w:type="spellEnd"/>
+      <w:r>
+        <w:rPr>
+          <w:rFonts w:asciiTheme="majorBidi" w:hAnsiTheme="majorBidi" w:cstheme="majorBidi"/>
+          <w:sz w:val="24"/>
+          <w:szCs w:val="24"/>
+          <w:lang w:bidi="ar-EG"/>
+        </w:rPr>
+        <w:t xml:space="preserve"> hidden, is that with the load state and wrench command, the controller used to be able to calculate the drone velocities (using kinematics) with high accuracy. So now under this noisy and delayed load state, this calculation becomes completely unreliable and the policy is forced to learn its action solely based on that noisy load state and its own state, the other drone states are practically inaccessible (and I don’t even do the math and feed them to the f2 policy because I know they are completely unreliable, they rely on the load state and the full force and its derivative (which we don’t have locally) so it’s going to be much more unreliable than the load state)</w:t>
+      </w:r>
+    </w:p>
+    <w:p>
+      <w:pPr>
+        <w:pStyle w:val="ListParagraph"/>
+        <w:spacing w:line="360" w:lineRule="auto"/>
+        <w:ind w:left="360"/>
+        <w:rPr>
+          <w:rFonts w:asciiTheme="majorBidi" w:hAnsiTheme="majorBidi" w:cstheme="majorBidi"/>
+          <w:sz w:val="24"/>
+          <w:szCs w:val="24"/>
+          <w:rtl/>
+          <w:lang w:bidi="ar-EG"/>
+        </w:rPr>
+      </w:pPr>
+    </w:p>
+    <w:p>
+      <w:pPr>
+        <w:pStyle w:val="ListParagraph"/>
+        <w:spacing w:line="360" w:lineRule="auto"/>
+        <w:ind w:left="360"/>
+        <w:rPr>
+          <w:rFonts w:asciiTheme="majorBidi" w:hAnsiTheme="majorBidi" w:cstheme="majorBidi"/>
+          <w:sz w:val="24"/>
+          <w:szCs w:val="24"/>
+          <w:lang w:bidi="ar-EG"/>
+        </w:rPr>
+      </w:pPr>
+    </w:p>
+    <w:p>
+      <w:pPr>
+        <w:pStyle w:val="ListParagraph"/>
+        <w:spacing w:line="360" w:lineRule="auto"/>
+        <w:ind w:left="360"/>
+        <w:rPr>
+          <w:rFonts w:asciiTheme="majorBidi" w:hAnsiTheme="majorBidi" w:cstheme="majorBidi"/>
+          <w:sz w:val="24"/>
+          <w:szCs w:val="24"/>
+        </w:rPr>
+      </w:pPr>
+      <w:r>
+        <w:rPr>
+          <w:rFonts w:asciiTheme="majorBidi" w:hAnsiTheme="majorBidi" w:cstheme="majorBidi"/>
+          <w:sz w:val="24"/>
+          <w:szCs w:val="24"/>
+        </w:rPr>
+        <w:t xml:space="preserve">[1]E. N. </w:t>
+      </w:r>
+      <w:proofErr w:type="spellStart"/>
+      <w:r>
+        <w:rPr>
+          <w:rFonts w:asciiTheme="majorBidi" w:hAnsiTheme="majorBidi" w:cstheme="majorBidi"/>
+          <w:sz w:val="24"/>
+          <w:szCs w:val="24"/>
+        </w:rPr>
+        <w:t>Barmpounakis</w:t>
+      </w:r>
+      <w:proofErr w:type="spellEnd"/>
+      <w:r>
+        <w:rPr>
+          <w:rFonts w:asciiTheme="majorBidi" w:hAnsiTheme="majorBidi" w:cstheme="majorBidi"/>
+          <w:sz w:val="24"/>
+          <w:szCs w:val="24"/>
+        </w:rPr>
+        <w:t xml:space="preserve">, E. I. </w:t>
+      </w:r>
+      <w:proofErr w:type="spellStart"/>
+      <w:r>
+        <w:rPr>
+          <w:rFonts w:asciiTheme="majorBidi" w:hAnsiTheme="majorBidi" w:cstheme="majorBidi"/>
+          <w:sz w:val="24"/>
+          <w:szCs w:val="24"/>
+        </w:rPr>
+        <w:t>Vlahogianni</w:t>
+      </w:r>
+      <w:proofErr w:type="spellEnd"/>
+      <w:r>
+        <w:rPr>
+          <w:rFonts w:asciiTheme="majorBidi" w:hAnsiTheme="majorBidi" w:cstheme="majorBidi"/>
+          <w:sz w:val="24"/>
+          <w:szCs w:val="24"/>
+        </w:rPr>
+        <w:t xml:space="preserve">, and J. C. </w:t>
+      </w:r>
+      <w:proofErr w:type="spellStart"/>
+      <w:r>
+        <w:rPr>
+          <w:rFonts w:asciiTheme="majorBidi" w:hAnsiTheme="majorBidi" w:cstheme="majorBidi"/>
+          <w:sz w:val="24"/>
+          <w:szCs w:val="24"/>
+        </w:rPr>
+        <w:t>Golias</w:t>
+      </w:r>
+      <w:proofErr w:type="spellEnd"/>
+      <w:r>
+        <w:rPr>
+          <w:rFonts w:asciiTheme="majorBidi" w:hAnsiTheme="majorBidi" w:cstheme="majorBidi"/>
+          <w:sz w:val="24"/>
+          <w:szCs w:val="24"/>
+        </w:rPr>
+        <w:t>. Unmanned aerial aircraft systems for transportation engineering: Current practice and future challenges.</w:t>
+      </w:r>
+    </w:p>
+    <w:p>
+      <w:pPr>
+        <w:pStyle w:val="ListParagraph"/>
+        <w:spacing w:line="360" w:lineRule="auto"/>
+        <w:ind w:left="360"/>
+        <w:rPr>
+          <w:rFonts w:asciiTheme="majorBidi" w:hAnsiTheme="majorBidi" w:cstheme="majorBidi"/>
+          <w:sz w:val="24"/>
+          <w:szCs w:val="24"/>
+        </w:rPr>
+      </w:pPr>
+      <w:r>
+        <w:rPr>
+          <w:rFonts w:asciiTheme="majorBidi" w:hAnsiTheme="majorBidi" w:cstheme="majorBidi"/>
+          <w:sz w:val="24"/>
+          <w:szCs w:val="24"/>
+        </w:rPr>
+        <w:t xml:space="preserve">[2] </w:t>
+      </w:r>
+      <w:proofErr w:type="gramStart"/>
+      <w:r>
+        <w:rPr>
+          <w:rFonts w:asciiTheme="majorBidi" w:hAnsiTheme="majorBidi" w:cstheme="majorBidi"/>
+          <w:sz w:val="24"/>
+          <w:szCs w:val="24"/>
+        </w:rPr>
+        <w:t>citation</w:t>
+      </w:r>
+      <w:proofErr w:type="gramEnd"/>
+      <w:r>
+        <w:rPr>
+          <w:rFonts w:asciiTheme="majorBidi" w:hAnsiTheme="majorBidi" w:cstheme="majorBidi"/>
+          <w:sz w:val="24"/>
+          <w:szCs w:val="24"/>
+        </w:rPr>
+        <w:t xml:space="preserve"> needed</w:t>
+      </w:r>
+    </w:p>
+    <w:p>
+      <w:pPr>
+        <w:pStyle w:val="ListParagraph"/>
+        <w:spacing w:line="360" w:lineRule="auto"/>
+        <w:ind w:left="360"/>
+        <w:rPr>
+          <w:rFonts w:asciiTheme="majorBidi" w:hAnsiTheme="majorBidi" w:cstheme="majorBidi"/>
+          <w:sz w:val="24"/>
+          <w:szCs w:val="24"/>
+          <w:lang w:bidi="ar-EG"/>
+        </w:rPr>
+      </w:pPr>
+      <w:r>
+        <w:rPr>
+          <w:rFonts w:asciiTheme="majorBidi" w:hAnsiTheme="majorBidi" w:cstheme="majorBidi"/>
+          <w:sz w:val="24"/>
+          <w:szCs w:val="24"/>
+        </w:rPr>
+        <w:t>[3]</w:t>
+      </w:r>
+      <w:proofErr w:type="gramStart"/>
+      <w:r>
+        <w:rPr>
+          <w:rFonts w:asciiTheme="majorBidi" w:hAnsiTheme="majorBidi" w:cstheme="majorBidi"/>
+          <w:sz w:val="24"/>
+          <w:szCs w:val="24"/>
+        </w:rPr>
+        <w:t>,[</w:t>
+      </w:r>
+      <w:proofErr w:type="gramEnd"/>
+      <w:r>
+        <w:rPr>
+          <w:rFonts w:asciiTheme="majorBidi" w:hAnsiTheme="majorBidi" w:cstheme="majorBidi"/>
+          <w:sz w:val="24"/>
+          <w:szCs w:val="24"/>
+        </w:rPr>
+        <w:t>4]</w:t>
+      </w:r>
+      <w:r>
+        <w:rPr>
+          <w:rFonts w:asciiTheme="majorBidi" w:hAnsiTheme="majorBidi" w:cstheme="majorBidi"/>
+          <w:sz w:val="24"/>
+          <w:szCs w:val="24"/>
+        </w:rPr>
+        <w:t xml:space="preserve"> old papers and </w:t>
+      </w:r>
+      <w:proofErr w:type="spellStart"/>
+      <w:r>
+        <w:rPr>
+          <w:rFonts w:asciiTheme="majorBidi" w:hAnsiTheme="majorBidi" w:cstheme="majorBidi"/>
+          <w:sz w:val="24"/>
+          <w:szCs w:val="24"/>
+        </w:rPr>
+        <w:t>sofia’s</w:t>
+      </w:r>
+      <w:proofErr w:type="spellEnd"/>
+      <w:r>
+        <w:rPr>
+          <w:rFonts w:asciiTheme="majorBidi" w:hAnsiTheme="majorBidi" w:cstheme="majorBidi"/>
+          <w:sz w:val="24"/>
+          <w:szCs w:val="24"/>
+        </w:rPr>
+        <w:t xml:space="preserve"> work</w:t>
+      </w:r>
     </w:p>
     <w:sectPr>
       <w:pgSz w:w="12240" w:h="15840"/>
@@ -6851,9 +10709,9 @@
 <file path=word/numbering.xml><?xml version="1.0" encoding="utf-8"?>
 <w:numbering xmlns:wpc="http://schemas.microsoft.com/office/word/2010/wordprocessingCanvas" xmlns:mc="http://schemas.openxmlformats.org/markup-compatibility/2006" xmlns:o="urn:schemas-microsoft-com:office:office" xmlns:r="http://schemas.openxmlformats.org/officeDocument/2006/relationships" xmlns:m="http://schemas.openxmlformats.org/officeDocument/2006/math" xmlns:v="urn:schemas-microsoft-com:vml" xmlns:wp14="http://schemas.microsoft.com/office/word/2010/wordprocessingDrawing" xmlns:wp="http://schemas.openxmlformats.org/drawingml/2006/wordprocessingDrawing" xmlns:w10="urn:schemas-microsoft-com:office:word" xmlns:w="http://schemas.openxmlformats.org/wordprocessingml/2006/main" xmlns:w14="http://schemas.microsoft.com/office/word/2010/wordml" xmlns:w15="http://schemas.microsoft.com/office/word/2012/wordml" xmlns:wpg="http://schemas.microsoft.com/office/word/2010/wordprocessingGroup" xmlns:wpi="http://schemas.microsoft.com/office/word/2010/wordprocessingInk" xmlns:wne="http://schemas.microsoft.com/office/word/2006/wordml" xmlns:wps="http://schemas.microsoft.com/office/word/2010/wordprocessingShape" mc:Ignorable="w14 w15 wp14">
   <w:abstractNum w:abstractNumId="0">
-    <w:nsid w:val="54201208"/>
+    <w:nsid w:val="25530F06"/>
     <w:multiLevelType w:val="hybridMultilevel"/>
-    <w:tmpl w:val="714E4A98"/>
+    <w:tmpl w:val="2A4E5192"/>
     <w:lvl w:ilvl="0" w:tplc="04090001">
       <w:start w:val="1"/>
       <w:numFmt w:val="bullet"/>
@@ -6964,9 +10822,122 @@
     </w:lvl>
   </w:abstractNum>
   <w:abstractNum w:abstractNumId="1">
-    <w:nsid w:val="5CD40A6E"/>
+    <w:nsid w:val="33DB0638"/>
     <w:multiLevelType w:val="hybridMultilevel"/>
-    <w:tmpl w:val="7A6AD6AE"/>
+    <w:tmpl w:val="0670424C"/>
+    <w:lvl w:ilvl="0" w:tplc="8CBA21C4">
+      <w:numFmt w:val="bullet"/>
+      <w:lvlText w:val="•"/>
+      <w:lvlJc w:val="left"/>
+      <w:pPr>
+        <w:ind w:left="1080" w:hanging="360"/>
+      </w:pPr>
+      <w:rPr>
+        <w:rFonts w:ascii="Calibri" w:eastAsiaTheme="minorHAnsi" w:hAnsi="Calibri" w:cs="Calibri" w:hint="default"/>
+        <w:sz w:val="22"/>
+      </w:rPr>
+    </w:lvl>
+    <w:lvl w:ilvl="1" w:tplc="04090003" w:tentative="1">
+      <w:start w:val="1"/>
+      <w:numFmt w:val="bullet"/>
+      <w:lvlText w:val="o"/>
+      <w:lvlJc w:val="left"/>
+      <w:pPr>
+        <w:ind w:left="1800" w:hanging="360"/>
+      </w:pPr>
+      <w:rPr>
+        <w:rFonts w:ascii="Courier New" w:hAnsi="Courier New" w:cs="Courier New" w:hint="default"/>
+      </w:rPr>
+    </w:lvl>
+    <w:lvl w:ilvl="2" w:tplc="04090005" w:tentative="1">
+      <w:start w:val="1"/>
+      <w:numFmt w:val="bullet"/>
+      <w:lvlText w:val=""/>
+      <w:lvlJc w:val="left"/>
+      <w:pPr>
+        <w:ind w:left="2520" w:hanging="360"/>
+      </w:pPr>
+      <w:rPr>
+        <w:rFonts w:ascii="Wingdings" w:hAnsi="Wingdings" w:hint="default"/>
+      </w:rPr>
+    </w:lvl>
+    <w:lvl w:ilvl="3" w:tplc="04090001" w:tentative="1">
+      <w:start w:val="1"/>
+      <w:numFmt w:val="bullet"/>
+      <w:lvlText w:val=""/>
+      <w:lvlJc w:val="left"/>
+      <w:pPr>
+        <w:ind w:left="3240" w:hanging="360"/>
+      </w:pPr>
+      <w:rPr>
+        <w:rFonts w:ascii="Symbol" w:hAnsi="Symbol" w:hint="default"/>
+      </w:rPr>
+    </w:lvl>
+    <w:lvl w:ilvl="4" w:tplc="04090003" w:tentative="1">
+      <w:start w:val="1"/>
+      <w:numFmt w:val="bullet"/>
+      <w:lvlText w:val="o"/>
+      <w:lvlJc w:val="left"/>
+      <w:pPr>
+        <w:ind w:left="3960" w:hanging="360"/>
+      </w:pPr>
+      <w:rPr>
+        <w:rFonts w:ascii="Courier New" w:hAnsi="Courier New" w:cs="Courier New" w:hint="default"/>
+      </w:rPr>
+    </w:lvl>
+    <w:lvl w:ilvl="5" w:tplc="04090005" w:tentative="1">
+      <w:start w:val="1"/>
+      <w:numFmt w:val="bullet"/>
+      <w:lvlText w:val=""/>
+      <w:lvlJc w:val="left"/>
+      <w:pPr>
+        <w:ind w:left="4680" w:hanging="360"/>
+      </w:pPr>
+      <w:rPr>
+        <w:rFonts w:ascii="Wingdings" w:hAnsi="Wingdings" w:hint="default"/>
+      </w:rPr>
+    </w:lvl>
+    <w:lvl w:ilvl="6" w:tplc="04090001" w:tentative="1">
+      <w:start w:val="1"/>
+      <w:numFmt w:val="bullet"/>
+      <w:lvlText w:val=""/>
+      <w:lvlJc w:val="left"/>
+      <w:pPr>
+        <w:ind w:left="5400" w:hanging="360"/>
+      </w:pPr>
+      <w:rPr>
+        <w:rFonts w:ascii="Symbol" w:hAnsi="Symbol" w:hint="default"/>
+      </w:rPr>
+    </w:lvl>
+    <w:lvl w:ilvl="7" w:tplc="04090003" w:tentative="1">
+      <w:start w:val="1"/>
+      <w:numFmt w:val="bullet"/>
+      <w:lvlText w:val="o"/>
+      <w:lvlJc w:val="left"/>
+      <w:pPr>
+        <w:ind w:left="6120" w:hanging="360"/>
+      </w:pPr>
+      <w:rPr>
+        <w:rFonts w:ascii="Courier New" w:hAnsi="Courier New" w:cs="Courier New" w:hint="default"/>
+      </w:rPr>
+    </w:lvl>
+    <w:lvl w:ilvl="8" w:tplc="04090005" w:tentative="1">
+      <w:start w:val="1"/>
+      <w:numFmt w:val="bullet"/>
+      <w:lvlText w:val=""/>
+      <w:lvlJc w:val="left"/>
+      <w:pPr>
+        <w:ind w:left="6840" w:hanging="360"/>
+      </w:pPr>
+      <w:rPr>
+        <w:rFonts w:ascii="Wingdings" w:hAnsi="Wingdings" w:hint="default"/>
+      </w:rPr>
+    </w:lvl>
+  </w:abstractNum>
+  <w:abstractNum w:abstractNumId="2">
+    <w:nsid w:val="36A35C39"/>
+    <w:multiLevelType w:val="hybridMultilevel"/>
+    <w:tmpl w:val="6EE85496"/>
     <w:lvl w:ilvl="0" w:tplc="04090001">
       <w:start w:val="1"/>
       <w:numFmt w:val="bullet"/>
@@ -7076,7 +11047,459 @@
       </w:rPr>
     </w:lvl>
   </w:abstractNum>
-  <w:abstractNum w:abstractNumId="2">
+  <w:abstractNum w:abstractNumId="3">
+    <w:nsid w:val="54201208"/>
+    <w:multiLevelType w:val="hybridMultilevel"/>
+    <w:tmpl w:val="714E4A98"/>
+    <w:lvl w:ilvl="0" w:tplc="04090001">
+      <w:start w:val="1"/>
+      <w:numFmt w:val="bullet"/>
+      <w:lvlText w:val=""/>
+      <w:lvlJc w:val="left"/>
+      <w:pPr>
+        <w:ind w:left="1080" w:hanging="360"/>
+      </w:pPr>
+      <w:rPr>
+        <w:rFonts w:ascii="Symbol" w:hAnsi="Symbol" w:hint="default"/>
+      </w:rPr>
+    </w:lvl>
+    <w:lvl w:ilvl="1" w:tplc="04090003" w:tentative="1">
+      <w:start w:val="1"/>
+      <w:numFmt w:val="bullet"/>
+      <w:lvlText w:val="o"/>
+      <w:lvlJc w:val="left"/>
+      <w:pPr>
+        <w:ind w:left="1800" w:hanging="360"/>
+      </w:pPr>
+      <w:rPr>
+        <w:rFonts w:ascii="Courier New" w:hAnsi="Courier New" w:cs="Courier New" w:hint="default"/>
+      </w:rPr>
+    </w:lvl>
+    <w:lvl w:ilvl="2" w:tplc="04090005" w:tentative="1">
+      <w:start w:val="1"/>
+      <w:numFmt w:val="bullet"/>
+      <w:lvlText w:val=""/>
+      <w:lvlJc w:val="left"/>
+      <w:pPr>
+        <w:ind w:left="2520" w:hanging="360"/>
+      </w:pPr>
+      <w:rPr>
+        <w:rFonts w:ascii="Wingdings" w:hAnsi="Wingdings" w:hint="default"/>
+      </w:rPr>
+    </w:lvl>
+    <w:lvl w:ilvl="3" w:tplc="04090001" w:tentative="1">
+      <w:start w:val="1"/>
+      <w:numFmt w:val="bullet"/>
+      <w:lvlText w:val=""/>
+      <w:lvlJc w:val="left"/>
+      <w:pPr>
+        <w:ind w:left="3240" w:hanging="360"/>
+      </w:pPr>
+      <w:rPr>
+        <w:rFonts w:ascii="Symbol" w:hAnsi="Symbol" w:hint="default"/>
+      </w:rPr>
+    </w:lvl>
+    <w:lvl w:ilvl="4" w:tplc="04090003" w:tentative="1">
+      <w:start w:val="1"/>
+      <w:numFmt w:val="bullet"/>
+      <w:lvlText w:val="o"/>
+      <w:lvlJc w:val="left"/>
+      <w:pPr>
+        <w:ind w:left="3960" w:hanging="360"/>
+      </w:pPr>
+      <w:rPr>
+        <w:rFonts w:ascii="Courier New" w:hAnsi="Courier New" w:cs="Courier New" w:hint="default"/>
+      </w:rPr>
+    </w:lvl>
+    <w:lvl w:ilvl="5" w:tplc="04090005" w:tentative="1">
+      <w:start w:val="1"/>
+      <w:numFmt w:val="bullet"/>
+      <w:lvlText w:val=""/>
+      <w:lvlJc w:val="left"/>
+      <w:pPr>
+        <w:ind w:left="4680" w:hanging="360"/>
+      </w:pPr>
+      <w:rPr>
+        <w:rFonts w:ascii="Wingdings" w:hAnsi="Wingdings" w:hint="default"/>
+      </w:rPr>
+    </w:lvl>
+    <w:lvl w:ilvl="6" w:tplc="04090001" w:tentative="1">
+      <w:start w:val="1"/>
+      <w:numFmt w:val="bullet"/>
+      <w:lvlText w:val=""/>
+      <w:lvlJc w:val="left"/>
+      <w:pPr>
+        <w:ind w:left="5400" w:hanging="360"/>
+      </w:pPr>
+      <w:rPr>
+        <w:rFonts w:ascii="Symbol" w:hAnsi="Symbol" w:hint="default"/>
+      </w:rPr>
+    </w:lvl>
+    <w:lvl w:ilvl="7" w:tplc="04090003" w:tentative="1">
+      <w:start w:val="1"/>
+      <w:numFmt w:val="bullet"/>
+      <w:lvlText w:val="o"/>
+      <w:lvlJc w:val="left"/>
+      <w:pPr>
+        <w:ind w:left="6120" w:hanging="360"/>
+      </w:pPr>
+      <w:rPr>
+        <w:rFonts w:ascii="Courier New" w:hAnsi="Courier New" w:cs="Courier New" w:hint="default"/>
+      </w:rPr>
+    </w:lvl>
+    <w:lvl w:ilvl="8" w:tplc="04090005" w:tentative="1">
+      <w:start w:val="1"/>
+      <w:numFmt w:val="bullet"/>
+      <w:lvlText w:val=""/>
+      <w:lvlJc w:val="left"/>
+      <w:pPr>
+        <w:ind w:left="6840" w:hanging="360"/>
+      </w:pPr>
+      <w:rPr>
+        <w:rFonts w:ascii="Wingdings" w:hAnsi="Wingdings" w:hint="default"/>
+      </w:rPr>
+    </w:lvl>
+  </w:abstractNum>
+  <w:abstractNum w:abstractNumId="4">
+    <w:nsid w:val="5CD40A6E"/>
+    <w:multiLevelType w:val="hybridMultilevel"/>
+    <w:tmpl w:val="7A6AD6AE"/>
+    <w:lvl w:ilvl="0" w:tplc="04090001">
+      <w:start w:val="1"/>
+      <w:numFmt w:val="bullet"/>
+      <w:lvlText w:val=""/>
+      <w:lvlJc w:val="left"/>
+      <w:pPr>
+        <w:ind w:left="1080" w:hanging="360"/>
+      </w:pPr>
+      <w:rPr>
+        <w:rFonts w:ascii="Symbol" w:hAnsi="Symbol" w:hint="default"/>
+      </w:rPr>
+    </w:lvl>
+    <w:lvl w:ilvl="1" w:tplc="04090003" w:tentative="1">
+      <w:start w:val="1"/>
+      <w:numFmt w:val="bullet"/>
+      <w:lvlText w:val="o"/>
+      <w:lvlJc w:val="left"/>
+      <w:pPr>
+        <w:ind w:left="1800" w:hanging="360"/>
+      </w:pPr>
+      <w:rPr>
+        <w:rFonts w:ascii="Courier New" w:hAnsi="Courier New" w:cs="Courier New" w:hint="default"/>
+      </w:rPr>
+    </w:lvl>
+    <w:lvl w:ilvl="2" w:tplc="04090005" w:tentative="1">
+      <w:start w:val="1"/>
+      <w:numFmt w:val="bullet"/>
+      <w:lvlText w:val=""/>
+      <w:lvlJc w:val="left"/>
+      <w:pPr>
+        <w:ind w:left="2520" w:hanging="360"/>
+      </w:pPr>
+      <w:rPr>
+        <w:rFonts w:ascii="Wingdings" w:hAnsi="Wingdings" w:hint="default"/>
+      </w:rPr>
+    </w:lvl>
+    <w:lvl w:ilvl="3" w:tplc="04090001" w:tentative="1">
+      <w:start w:val="1"/>
+      <w:numFmt w:val="bullet"/>
+      <w:lvlText w:val=""/>
+      <w:lvlJc w:val="left"/>
+      <w:pPr>
+        <w:ind w:left="3240" w:hanging="360"/>
+      </w:pPr>
+      <w:rPr>
+        <w:rFonts w:ascii="Symbol" w:hAnsi="Symbol" w:hint="default"/>
+      </w:rPr>
+    </w:lvl>
+    <w:lvl w:ilvl="4" w:tplc="04090003" w:tentative="1">
+      <w:start w:val="1"/>
+      <w:numFmt w:val="bullet"/>
+      <w:lvlText w:val="o"/>
+      <w:lvlJc w:val="left"/>
+      <w:pPr>
+        <w:ind w:left="3960" w:hanging="360"/>
+      </w:pPr>
+      <w:rPr>
+        <w:rFonts w:ascii="Courier New" w:hAnsi="Courier New" w:cs="Courier New" w:hint="default"/>
+      </w:rPr>
+    </w:lvl>
+    <w:lvl w:ilvl="5" w:tplc="04090005" w:tentative="1">
+      <w:start w:val="1"/>
+      <w:numFmt w:val="bullet"/>
+      <w:lvlText w:val=""/>
+      <w:lvlJc w:val="left"/>
+      <w:pPr>
+        <w:ind w:left="4680" w:hanging="360"/>
+      </w:pPr>
+      <w:rPr>
+        <w:rFonts w:ascii="Wingdings" w:hAnsi="Wingdings" w:hint="default"/>
+      </w:rPr>
+    </w:lvl>
+    <w:lvl w:ilvl="6" w:tplc="04090001" w:tentative="1">
+      <w:start w:val="1"/>
+      <w:numFmt w:val="bullet"/>
+      <w:lvlText w:val=""/>
+      <w:lvlJc w:val="left"/>
+      <w:pPr>
+        <w:ind w:left="5400" w:hanging="360"/>
+      </w:pPr>
+      <w:rPr>
+        <w:rFonts w:ascii="Symbol" w:hAnsi="Symbol" w:hint="default"/>
+      </w:rPr>
+    </w:lvl>
+    <w:lvl w:ilvl="7" w:tplc="04090003" w:tentative="1">
+      <w:start w:val="1"/>
+      <w:numFmt w:val="bullet"/>
+      <w:lvlText w:val="o"/>
+      <w:lvlJc w:val="left"/>
+      <w:pPr>
+        <w:ind w:left="6120" w:hanging="360"/>
+      </w:pPr>
+      <w:rPr>
+        <w:rFonts w:ascii="Courier New" w:hAnsi="Courier New" w:cs="Courier New" w:hint="default"/>
+      </w:rPr>
+    </w:lvl>
+    <w:lvl w:ilvl="8" w:tplc="04090005" w:tentative="1">
+      <w:start w:val="1"/>
+      <w:numFmt w:val="bullet"/>
+      <w:lvlText w:val=""/>
+      <w:lvlJc w:val="left"/>
+      <w:pPr>
+        <w:ind w:left="6840" w:hanging="360"/>
+      </w:pPr>
+      <w:rPr>
+        <w:rFonts w:ascii="Wingdings" w:hAnsi="Wingdings" w:hint="default"/>
+      </w:rPr>
+    </w:lvl>
+  </w:abstractNum>
+  <w:abstractNum w:abstractNumId="5">
+    <w:nsid w:val="5FC42D68"/>
+    <w:multiLevelType w:val="hybridMultilevel"/>
+    <w:tmpl w:val="33362F8A"/>
+    <w:lvl w:ilvl="0" w:tplc="04090001">
+      <w:start w:val="1"/>
+      <w:numFmt w:val="bullet"/>
+      <w:lvlText w:val=""/>
+      <w:lvlJc w:val="left"/>
+      <w:pPr>
+        <w:ind w:left="1080" w:hanging="360"/>
+      </w:pPr>
+      <w:rPr>
+        <w:rFonts w:ascii="Symbol" w:hAnsi="Symbol" w:hint="default"/>
+      </w:rPr>
+    </w:lvl>
+    <w:lvl w:ilvl="1" w:tplc="04090003" w:tentative="1">
+      <w:start w:val="1"/>
+      <w:numFmt w:val="bullet"/>
+      <w:lvlText w:val="o"/>
+      <w:lvlJc w:val="left"/>
+      <w:pPr>
+        <w:ind w:left="1800" w:hanging="360"/>
+      </w:pPr>
+      <w:rPr>
+        <w:rFonts w:ascii="Courier New" w:hAnsi="Courier New" w:cs="Courier New" w:hint="default"/>
+      </w:rPr>
+    </w:lvl>
+    <w:lvl w:ilvl="2" w:tplc="04090005" w:tentative="1">
+      <w:start w:val="1"/>
+      <w:numFmt w:val="bullet"/>
+      <w:lvlText w:val=""/>
+      <w:lvlJc w:val="left"/>
+      <w:pPr>
+        <w:ind w:left="2520" w:hanging="360"/>
+      </w:pPr>
+      <w:rPr>
+        <w:rFonts w:ascii="Wingdings" w:hAnsi="Wingdings" w:hint="default"/>
+      </w:rPr>
+    </w:lvl>
+    <w:lvl w:ilvl="3" w:tplc="04090001" w:tentative="1">
+      <w:start w:val="1"/>
+      <w:numFmt w:val="bullet"/>
+      <w:lvlText w:val=""/>
+      <w:lvlJc w:val="left"/>
+      <w:pPr>
+        <w:ind w:left="3240" w:hanging="360"/>
+      </w:pPr>
+      <w:rPr>
+        <w:rFonts w:ascii="Symbol" w:hAnsi="Symbol" w:hint="default"/>
+      </w:rPr>
+    </w:lvl>
+    <w:lvl w:ilvl="4" w:tplc="04090003" w:tentative="1">
+      <w:start w:val="1"/>
+      <w:numFmt w:val="bullet"/>
+      <w:lvlText w:val="o"/>
+      <w:lvlJc w:val="left"/>
+      <w:pPr>
+        <w:ind w:left="3960" w:hanging="360"/>
+      </w:pPr>
+      <w:rPr>
+        <w:rFonts w:ascii="Courier New" w:hAnsi="Courier New" w:cs="Courier New" w:hint="default"/>
+      </w:rPr>
+    </w:lvl>
+    <w:lvl w:ilvl="5" w:tplc="04090005" w:tentative="1">
+      <w:start w:val="1"/>
+      <w:numFmt w:val="bullet"/>
+      <w:lvlText w:val=""/>
+      <w:lvlJc w:val="left"/>
+      <w:pPr>
+        <w:ind w:left="4680" w:hanging="360"/>
+      </w:pPr>
+      <w:rPr>
+        <w:rFonts w:ascii="Wingdings" w:hAnsi="Wingdings" w:hint="default"/>
+      </w:rPr>
+    </w:lvl>
+    <w:lvl w:ilvl="6" w:tplc="04090001" w:tentative="1">
+      <w:start w:val="1"/>
+      <w:numFmt w:val="bullet"/>
+      <w:lvlText w:val=""/>
+      <w:lvlJc w:val="left"/>
+      <w:pPr>
+        <w:ind w:left="5400" w:hanging="360"/>
+      </w:pPr>
+      <w:rPr>
+        <w:rFonts w:ascii="Symbol" w:hAnsi="Symbol" w:hint="default"/>
+      </w:rPr>
+    </w:lvl>
+    <w:lvl w:ilvl="7" w:tplc="04090003" w:tentative="1">
+      <w:start w:val="1"/>
+      <w:numFmt w:val="bullet"/>
+      <w:lvlText w:val="o"/>
+      <w:lvlJc w:val="left"/>
+      <w:pPr>
+        <w:ind w:left="6120" w:hanging="360"/>
+      </w:pPr>
+      <w:rPr>
+        <w:rFonts w:ascii="Courier New" w:hAnsi="Courier New" w:cs="Courier New" w:hint="default"/>
+      </w:rPr>
+    </w:lvl>
+    <w:lvl w:ilvl="8" w:tplc="04090005" w:tentative="1">
+      <w:start w:val="1"/>
+      <w:numFmt w:val="bullet"/>
+      <w:lvlText w:val=""/>
+      <w:lvlJc w:val="left"/>
+      <w:pPr>
+        <w:ind w:left="6840" w:hanging="360"/>
+      </w:pPr>
+      <w:rPr>
+        <w:rFonts w:ascii="Wingdings" w:hAnsi="Wingdings" w:hint="default"/>
+      </w:rPr>
+    </w:lvl>
+  </w:abstractNum>
+  <w:abstractNum w:abstractNumId="6">
+    <w:nsid w:val="6397759F"/>
+    <w:multiLevelType w:val="hybridMultilevel"/>
+    <w:tmpl w:val="AE9286A8"/>
+    <w:lvl w:ilvl="0" w:tplc="8CBA21C4">
+      <w:numFmt w:val="bullet"/>
+      <w:lvlText w:val="•"/>
+      <w:lvlJc w:val="left"/>
+      <w:pPr>
+        <w:ind w:left="720" w:hanging="360"/>
+      </w:pPr>
+      <w:rPr>
+        <w:rFonts w:ascii="Calibri" w:eastAsiaTheme="minorHAnsi" w:hAnsi="Calibri" w:cs="Calibri" w:hint="default"/>
+        <w:sz w:val="22"/>
+      </w:rPr>
+    </w:lvl>
+    <w:lvl w:ilvl="1" w:tplc="04090003" w:tentative="1">
+      <w:start w:val="1"/>
+      <w:numFmt w:val="bullet"/>
+      <w:lvlText w:val="o"/>
+      <w:lvlJc w:val="left"/>
+      <w:pPr>
+        <w:ind w:left="1440" w:hanging="360"/>
+      </w:pPr>
+      <w:rPr>
+        <w:rFonts w:ascii="Courier New" w:hAnsi="Courier New" w:cs="Courier New" w:hint="default"/>
+      </w:rPr>
+    </w:lvl>
+    <w:lvl w:ilvl="2" w:tplc="04090005" w:tentative="1">
+      <w:start w:val="1"/>
+      <w:numFmt w:val="bullet"/>
+      <w:lvlText w:val=""/>
+      <w:lvlJc w:val="left"/>
+      <w:pPr>
+        <w:ind w:left="2160" w:hanging="360"/>
+      </w:pPr>
+      <w:rPr>
+        <w:rFonts w:ascii="Wingdings" w:hAnsi="Wingdings" w:hint="default"/>
+      </w:rPr>
+    </w:lvl>
+    <w:lvl w:ilvl="3" w:tplc="04090001" w:tentative="1">
+      <w:start w:val="1"/>
+      <w:numFmt w:val="bullet"/>
+      <w:lvlText w:val=""/>
+      <w:lvlJc w:val="left"/>
+      <w:pPr>
+        <w:ind w:left="2880" w:hanging="360"/>
+      </w:pPr>
+      <w:rPr>
+        <w:rFonts w:ascii="Symbol" w:hAnsi="Symbol" w:hint="default"/>
+      </w:rPr>
+    </w:lvl>
+    <w:lvl w:ilvl="4" w:tplc="04090003" w:tentative="1">
+      <w:start w:val="1"/>
+      <w:numFmt w:val="bullet"/>
+      <w:lvlText w:val="o"/>
+      <w:lvlJc w:val="left"/>
+      <w:pPr>
+        <w:ind w:left="3600" w:hanging="360"/>
+      </w:pPr>
+      <w:rPr>
+        <w:rFonts w:ascii="Courier New" w:hAnsi="Courier New" w:cs="Courier New" w:hint="default"/>
+      </w:rPr>
+    </w:lvl>
+    <w:lvl w:ilvl="5" w:tplc="04090005" w:tentative="1">
+      <w:start w:val="1"/>
+      <w:numFmt w:val="bullet"/>
+      <w:lvlText w:val=""/>
+      <w:lvlJc w:val="left"/>
+      <w:pPr>
+        <w:ind w:left="4320" w:hanging="360"/>
+      </w:pPr>
+      <w:rPr>
+        <w:rFonts w:ascii="Wingdings" w:hAnsi="Wingdings" w:hint="default"/>
+      </w:rPr>
+    </w:lvl>
+    <w:lvl w:ilvl="6" w:tplc="04090001" w:tentative="1">
+      <w:start w:val="1"/>
+      <w:numFmt w:val="bullet"/>
+      <w:lvlText w:val=""/>
+      <w:lvlJc w:val="left"/>
+      <w:pPr>
+        <w:ind w:left="5040" w:hanging="360"/>
+      </w:pPr>
+      <w:rPr>
+        <w:rFonts w:ascii="Symbol" w:hAnsi="Symbol" w:hint="default"/>
+      </w:rPr>
+    </w:lvl>
+    <w:lvl w:ilvl="7" w:tplc="04090003" w:tentative="1">
+      <w:start w:val="1"/>
+      <w:numFmt w:val="bullet"/>
+      <w:lvlText w:val="o"/>
+      <w:lvlJc w:val="left"/>
+      <w:pPr>
+        <w:ind w:left="5760" w:hanging="360"/>
+      </w:pPr>
+      <w:rPr>
+        <w:rFonts w:ascii="Courier New" w:hAnsi="Courier New" w:cs="Courier New" w:hint="default"/>
+      </w:rPr>
+    </w:lvl>
+    <w:lvl w:ilvl="8" w:tplc="04090005" w:tentative="1">
+      <w:start w:val="1"/>
+      <w:numFmt w:val="bullet"/>
+      <w:lvlText w:val=""/>
+      <w:lvlJc w:val="left"/>
+      <w:pPr>
+        <w:ind w:left="6480" w:hanging="360"/>
+      </w:pPr>
+      <w:rPr>
+        <w:rFonts w:ascii="Wingdings" w:hAnsi="Wingdings" w:hint="default"/>
+      </w:rPr>
+    </w:lvl>
+  </w:abstractNum>
+  <w:abstractNum w:abstractNumId="7">
     <w:nsid w:val="6EEE7131"/>
     <w:multiLevelType w:val="multilevel"/>
     <w:tmpl w:val="839A258E"/>
@@ -7189,7 +11612,7 @@
       </w:rPr>
     </w:lvl>
   </w:abstractNum>
-  <w:abstractNum w:abstractNumId="3">
+  <w:abstractNum w:abstractNumId="8">
     <w:nsid w:val="70DD2613"/>
     <w:multiLevelType w:val="hybridMultilevel"/>
     <w:tmpl w:val="B2A0485C"/>
@@ -7303,16 +11726,31 @@
     </w:lvl>
   </w:abstractNum>
   <w:num w:numId="1">
+    <w:abstractNumId w:val="7"/>
+  </w:num>
+  <w:num w:numId="2">
+    <w:abstractNumId w:val="4"/>
+  </w:num>
+  <w:num w:numId="3">
+    <w:abstractNumId w:val="3"/>
+  </w:num>
+  <w:num w:numId="4">
+    <w:abstractNumId w:val="8"/>
+  </w:num>
+  <w:num w:numId="5">
+    <w:abstractNumId w:val="5"/>
+  </w:num>
+  <w:num w:numId="6">
     <w:abstractNumId w:val="2"/>
   </w:num>
-  <w:num w:numId="2">
-    <w:abstractNumId w:val="1"/>
-  </w:num>
-  <w:num w:numId="3">
+  <w:num w:numId="7">
     <w:abstractNumId w:val="0"/>
   </w:num>
-  <w:num w:numId="4">
-    <w:abstractNumId w:val="3"/>
+  <w:num w:numId="8">
+    <w:abstractNumId w:val="6"/>
+  </w:num>
+  <w:num w:numId="9">
+    <w:abstractNumId w:val="1"/>
   </w:num>
 </w:numbering>
 </file>
@@ -7716,6 +12154,7 @@
   <w:style w:type="character" w:default="1" w:styleId="DefaultParagraphFont">
     <w:name w:val="Default Paragraph Font"/>
     <w:uiPriority w:val="1"/>
+    <w:semiHidden/>
     <w:unhideWhenUsed/>
   </w:style>
   <w:style w:type="table" w:default="1" w:styleId="TableNormal">
@@ -7791,6 +12230,21 @@
     <w:name w:val="mpunct"/>
     <w:basedOn w:val="DefaultParagraphFont"/>
     <w:rsid w:val="00087180"/>
+  </w:style>
+  <w:style w:type="character" w:customStyle="1" w:styleId="katex-mathml">
+    <w:name w:val="katex-mathml"/>
+    <w:basedOn w:val="DefaultParagraphFont"/>
+    <w:rsid w:val="00CB28E4"/>
+  </w:style>
+  <w:style w:type="character" w:customStyle="1" w:styleId="mbin">
+    <w:name w:val="mbin"/>
+    <w:basedOn w:val="DefaultParagraphFont"/>
+    <w:rsid w:val="00CB28E4"/>
+  </w:style>
+  <w:style w:type="character" w:customStyle="1" w:styleId="minner">
+    <w:name w:val="minner"/>
+    <w:basedOn w:val="DefaultParagraphFont"/>
+    <w:rsid w:val="00CB28E4"/>
   </w:style>
 </w:styles>
 </file>

--- a/documentation/thesis text.docx
+++ b/documentation/thesis text.docx
@@ -3625,39 +3625,7 @@
           <w:sz w:val="24"/>
           <w:szCs w:val="24"/>
         </w:rPr>
-        <w:t xml:space="preserve"> [</w:t>
-      </w:r>
-      <w:r>
-        <w:rPr>
-          <w:rFonts w:ascii="Times New Roman" w:hAnsi="Times New Roman" w:cs="Times New Roman"/>
-          <w:sz w:val="24"/>
-          <w:szCs w:val="24"/>
-        </w:rPr>
-        <w:t>−π</w:t>
-      </w:r>
-      <w:r>
-        <w:rPr>
-          <w:rFonts w:asciiTheme="majorBidi" w:hAnsiTheme="majorBidi" w:cstheme="majorBidi"/>
-          <w:sz w:val="24"/>
-          <w:szCs w:val="24"/>
-        </w:rPr>
-        <w:t xml:space="preserve">, </w:t>
-      </w:r>
-      <w:r>
-        <w:rPr>
-          <w:rFonts w:ascii="Times New Roman" w:hAnsi="Times New Roman" w:cs="Times New Roman"/>
-          <w:sz w:val="24"/>
-          <w:szCs w:val="24"/>
-        </w:rPr>
-        <w:t>π</w:t>
-      </w:r>
-      <w:r>
-        <w:rPr>
-          <w:rFonts w:asciiTheme="majorBidi" w:hAnsiTheme="majorBidi" w:cstheme="majorBidi"/>
-          <w:sz w:val="24"/>
-          <w:szCs w:val="24"/>
-        </w:rPr>
-        <w:t xml:space="preserve">), i = 1, . . . , n represent the </w:t>
+        <w:t xml:space="preserve"> [−π, π), i = 1, . . . , n represent the </w:t>
       </w:r>
       <w:r>
         <w:rPr>
@@ -4016,67 +3984,11 @@
       </w:r>
       <w:r>
         <w:rPr>
-          <w:rFonts w:ascii="Times New Roman" w:hAnsi="Times New Roman" w:cs="Times New Roman"/>
-          <w:sz w:val="24"/>
-          <w:szCs w:val="24"/>
-        </w:rPr>
-        <w:t>λ</w:t>
-      </w:r>
-      <w:r>
-        <w:rPr>
-          <w:rFonts w:asciiTheme="majorBidi" w:hAnsiTheme="majorBidi" w:cstheme="majorBidi"/>
-          <w:sz w:val="24"/>
-          <w:szCs w:val="24"/>
-        </w:rPr>
-        <w:t xml:space="preserve">(x(t)) </w:t>
-      </w:r>
-      <w:r>
-        <w:rPr>
-          <w:rFonts w:ascii="Times New Roman" w:hAnsi="Times New Roman" w:cs="Times New Roman"/>
-          <w:sz w:val="24"/>
-          <w:szCs w:val="24"/>
-        </w:rPr>
-        <w:t>−</w:t>
-      </w:r>
-      <w:r>
-        <w:rPr>
-          <w:rFonts w:asciiTheme="majorBidi" w:hAnsiTheme="majorBidi" w:cstheme="majorBidi"/>
-          <w:sz w:val="24"/>
-          <w:szCs w:val="24"/>
-        </w:rPr>
-        <w:t xml:space="preserve"> </w:t>
-      </w:r>
-      <w:r>
-        <w:rPr>
-          <w:rFonts w:ascii="Times New Roman" w:hAnsi="Times New Roman" w:cs="Times New Roman"/>
-          <w:sz w:val="24"/>
-          <w:szCs w:val="24"/>
-        </w:rPr>
-        <w:t>λ</w:t>
-      </w:r>
-      <w:r>
-        <w:rPr>
-          <w:rFonts w:asciiTheme="majorBidi" w:hAnsiTheme="majorBidi" w:cstheme="majorBidi"/>
-          <w:sz w:val="24"/>
-          <w:szCs w:val="24"/>
-        </w:rPr>
-        <w:t xml:space="preserve">(x(t </w:t>
-      </w:r>
-      <w:r>
-        <w:rPr>
-          <w:rFonts w:ascii="Times New Roman" w:hAnsi="Times New Roman" w:cs="Times New Roman"/>
-          <w:sz w:val="24"/>
-          <w:szCs w:val="24"/>
-        </w:rPr>
-        <w:t>−</w:t>
-      </w:r>
-      <w:r>
-        <w:rPr>
-          <w:rFonts w:asciiTheme="majorBidi" w:hAnsiTheme="majorBidi" w:cstheme="majorBidi"/>
-          <w:sz w:val="24"/>
-          <w:szCs w:val="24"/>
-        </w:rPr>
-        <w:t>))</w:t>
+          <w:rFonts w:asciiTheme="majorBidi" w:hAnsiTheme="majorBidi" w:cstheme="majorBidi"/>
+          <w:sz w:val="24"/>
+          <w:szCs w:val="24"/>
+        </w:rPr>
+        <w:t>λ(x(t)) − λ(x(t −))</w:t>
       </w:r>
       <w:r>
         <w:rPr>
@@ -4104,51 +4016,11 @@
       </w:r>
       <w:r>
         <w:rPr>
-          <w:rFonts w:ascii="Times New Roman" w:hAnsi="Times New Roman" w:cs="Times New Roman"/>
-          <w:sz w:val="24"/>
-          <w:szCs w:val="24"/>
-        </w:rPr>
-        <w:t>λ˙</w:t>
-      </w:r>
-      <w:r>
-        <w:rPr>
-          <w:rFonts w:asciiTheme="majorBidi" w:hAnsiTheme="majorBidi" w:cstheme="majorBidi"/>
-          <w:sz w:val="24"/>
-          <w:szCs w:val="24"/>
-        </w:rPr>
-        <w:t xml:space="preserve">(x(t)) </w:t>
-      </w:r>
-      <w:r>
-        <w:rPr>
-          <w:rFonts w:ascii="Times New Roman" w:hAnsi="Times New Roman" w:cs="Times New Roman"/>
-          <w:sz w:val="24"/>
-          <w:szCs w:val="24"/>
-        </w:rPr>
-        <w:t>−</w:t>
-      </w:r>
-      <w:r>
-        <w:rPr>
-          <w:rFonts w:asciiTheme="majorBidi" w:hAnsiTheme="majorBidi" w:cstheme="majorBidi"/>
-          <w:sz w:val="24"/>
-          <w:szCs w:val="24"/>
-        </w:rPr>
-        <w:t xml:space="preserve"> </w:t>
-      </w:r>
-      <w:r>
-        <w:rPr>
-          <w:rFonts w:ascii="Times New Roman" w:hAnsi="Times New Roman" w:cs="Times New Roman"/>
-          <w:sz w:val="24"/>
-          <w:szCs w:val="24"/>
-        </w:rPr>
-        <w:t>λ˙</w:t>
-      </w:r>
-      <w:r>
-        <w:rPr>
-          <w:rFonts w:asciiTheme="majorBidi" w:hAnsiTheme="majorBidi" w:cstheme="majorBidi"/>
-          <w:sz w:val="24"/>
-          <w:szCs w:val="24"/>
-        </w:rPr>
-        <w:t>(x(t −))</w:t>
+          <w:rFonts w:asciiTheme="majorBidi" w:hAnsiTheme="majorBidi" w:cstheme="majorBidi"/>
+          <w:sz w:val="24"/>
+          <w:szCs w:val="24"/>
+        </w:rPr>
+        <w:t>λ˙(x(t)) − λ˙(x(t −))</w:t>
       </w:r>
       <w:r>
         <w:rPr>
@@ -4777,97 +4649,7 @@
           <w:szCs w:val="24"/>
           <w14:ligatures w14:val="none"/>
         </w:rPr>
-        <w:t xml:space="preserve">Put Figure 2 here, </w:t>
-      </w:r>
-      <w:r>
-        <w:rPr>
-          <w:rFonts w:asciiTheme="majorBidi" w:hAnsiTheme="majorBidi" w:cstheme="majorBidi"/>
-          <w:kern w:val="0"/>
-          <w:sz w:val="24"/>
-          <w:szCs w:val="24"/>
-          <w14:ligatures w14:val="none"/>
-        </w:rPr>
-        <w:t>Overall</w:t>
-      </w:r>
-      <w:r>
-        <w:rPr>
-          <w:rFonts w:asciiTheme="majorBidi" w:hAnsiTheme="majorBidi" w:cstheme="majorBidi"/>
-          <w:kern w:val="0"/>
-          <w:sz w:val="24"/>
-          <w:szCs w:val="24"/>
-          <w14:ligatures w14:val="none"/>
-        </w:rPr>
-        <w:t xml:space="preserve"> classical</w:t>
-      </w:r>
-      <w:r>
-        <w:rPr>
-          <w:rFonts w:asciiTheme="majorBidi" w:hAnsiTheme="majorBidi" w:cstheme="majorBidi"/>
-          <w:kern w:val="0"/>
-          <w:sz w:val="24"/>
-          <w:szCs w:val="24"/>
-          <w14:ligatures w14:val="none"/>
-        </w:rPr>
-        <w:t xml:space="preserve"> control</w:t>
-      </w:r>
-      <w:r>
-        <w:rPr>
-          <w:rFonts w:asciiTheme="majorBidi" w:hAnsiTheme="majorBidi" w:cstheme="majorBidi"/>
-          <w:kern w:val="0"/>
-          <w:sz w:val="24"/>
-          <w:szCs w:val="24"/>
-          <w14:ligatures w14:val="none"/>
-        </w:rPr>
-        <w:t xml:space="preserve"> pipeline</w:t>
-      </w:r>
-      <w:r>
-        <w:rPr>
-          <w:rFonts w:asciiTheme="majorBidi" w:hAnsiTheme="majorBidi" w:cstheme="majorBidi"/>
-          <w:kern w:val="0"/>
-          <w:sz w:val="24"/>
-          <w:szCs w:val="24"/>
-          <w14:ligatures w14:val="none"/>
-        </w:rPr>
-        <w:t xml:space="preserve"> scheme including load-wrench controller (green block), </w:t>
-      </w:r>
-      <w:r>
-        <w:rPr>
-          <w:rFonts w:asciiTheme="majorBidi" w:hAnsiTheme="majorBidi" w:cstheme="majorBidi"/>
-          <w:kern w:val="0"/>
-          <w:sz w:val="24"/>
-          <w:szCs w:val="24"/>
-          <w14:ligatures w14:val="none"/>
-        </w:rPr>
-        <w:t xml:space="preserve">the </w:t>
-      </w:r>
-      <w:r>
-        <w:rPr>
-          <w:rFonts w:asciiTheme="majorBidi" w:hAnsiTheme="majorBidi" w:cstheme="majorBidi"/>
-          <w:kern w:val="0"/>
-          <w:sz w:val="24"/>
-          <w:szCs w:val="24"/>
-          <w14:ligatures w14:val="none"/>
-        </w:rPr>
-        <w:t>carrier-trajectory generator</w:t>
-      </w:r>
-      <w:r>
-        <w:rPr>
-          <w:rFonts w:asciiTheme="majorBidi" w:hAnsiTheme="majorBidi" w:cstheme="majorBidi"/>
-          <w:kern w:val="0"/>
-          <w:sz w:val="24"/>
-          <w:szCs w:val="24"/>
-          <w14:ligatures w14:val="none"/>
-        </w:rPr>
-        <w:t xml:space="preserve"> </w:t>
-      </w:r>
-      <w:r>
-        <w:rPr>
-          <w:rFonts w:asciiTheme="majorBidi" w:hAnsiTheme="majorBidi" w:cstheme="majorBidi"/>
-          <w:kern w:val="0"/>
-          <w:sz w:val="24"/>
-          <w:szCs w:val="24"/>
-          <w14:ligatures w14:val="none"/>
-        </w:rPr>
-        <w:t>(blue blocks), and the optimization layer (red block).</w:t>
+        <w:t>Put Figure 2 here, Overall classical control pipeline scheme including load-wrench controller (green block), the carrier-trajectory generator (blue blocks), and the optimization layer (red block).</w:t>
       </w:r>
     </w:p>
     <w:p>
@@ -5349,7 +5131,23 @@
           <w:sz w:val="24"/>
           <w:szCs w:val="24"/>
         </w:rPr>
-        <w:t xml:space="preserve">. The goal would be to train a Neural Network (NN) to mimic the output of the optimizer. We face an interesting choice here, either to train the NN to output λ(t) directly or output just ξ(t), A(t) and we can then reconstruct λ(t) using the time t and phases ϕi using eq. (17). Outputting </w:t>
+        <w:t>. The goal would be to train a Neural Network (NN) to mimic the output of the optimizer. We face an interesting choice here, either to train the NN to output λ(t) directly or output just ξ(t), A(t) and we can then reconstruct λ(t) using the time t and phase</w:t>
+      </w:r>
+      <w:r>
+        <w:rPr>
+          <w:rFonts w:asciiTheme="majorBidi" w:hAnsiTheme="majorBidi" w:cstheme="majorBidi"/>
+          <w:sz w:val="24"/>
+          <w:szCs w:val="24"/>
+        </w:rPr>
+        <w:t xml:space="preserve"> shift</w:t>
+      </w:r>
+      <w:r>
+        <w:rPr>
+          <w:rFonts w:asciiTheme="majorBidi" w:hAnsiTheme="majorBidi" w:cstheme="majorBidi"/>
+          <w:sz w:val="24"/>
+          <w:szCs w:val="24"/>
+        </w:rPr>
+        <w:t xml:space="preserve">s ϕi using eq. (17). Outputting </w:t>
       </w:r>
       <w:r>
         <w:rPr>
@@ -5393,23 +5191,7 @@
           <w:sz w:val="24"/>
           <w:szCs w:val="24"/>
         </w:rPr>
-        <w:t>A possible extension would be shaping the reward function to account for fixed-wings dynamics</w:t>
-      </w:r>
-      <w:r>
-        <w:rPr>
-          <w:rFonts w:asciiTheme="majorBidi" w:hAnsiTheme="majorBidi" w:cstheme="majorBidi"/>
-          <w:sz w:val="24"/>
-          <w:szCs w:val="24"/>
-        </w:rPr>
-        <w:t xml:space="preserve"> other than the non-stopping constraint</w:t>
-      </w:r>
-      <w:r>
-        <w:rPr>
-          <w:rFonts w:asciiTheme="majorBidi" w:hAnsiTheme="majorBidi" w:cstheme="majorBidi"/>
-          <w:sz w:val="24"/>
-          <w:szCs w:val="24"/>
-        </w:rPr>
-        <w:t xml:space="preserve"> (e.g. minimum turning radius). </w:t>
+        <w:t xml:space="preserve">A possible extension would be shaping the reward function to account for fixed-wings dynamics other than the non-stopping constraint (e.g. minimum turning radius). </w:t>
       </w:r>
       <w:r>
         <w:rPr>
@@ -5478,12 +5260,14 @@
         <w:spacing w:line="360" w:lineRule="auto"/>
         <w:ind w:left="360"/>
         <w:rPr>
-          <w:sz w:val="24"/>
-          <w:szCs w:val="24"/>
-        </w:rPr>
-      </w:pPr>
-      <w:r>
-        <w:rPr>
+          <w:rFonts w:asciiTheme="majorBidi" w:hAnsiTheme="majorBidi" w:cstheme="majorBidi"/>
+          <w:sz w:val="24"/>
+          <w:szCs w:val="24"/>
+        </w:rPr>
+      </w:pPr>
+      <w:r>
+        <w:rPr>
+          <w:rFonts w:asciiTheme="majorBidi" w:hAnsiTheme="majorBidi" w:cstheme="majorBidi"/>
           <w:sz w:val="24"/>
           <w:szCs w:val="24"/>
         </w:rPr>
@@ -5499,6 +5283,7 @@
       </w:r>
       <w:r>
         <w:rPr>
+          <w:rFonts w:asciiTheme="majorBidi" w:hAnsiTheme="majorBidi" w:cstheme="majorBidi"/>
           <w:sz w:val="24"/>
           <w:szCs w:val="24"/>
         </w:rPr>
@@ -5514,6 +5299,7 @@
       </w:r>
       <w:r>
         <w:rPr>
+          <w:rFonts w:asciiTheme="majorBidi" w:hAnsiTheme="majorBidi" w:cstheme="majorBidi"/>
           <w:sz w:val="24"/>
           <w:szCs w:val="24"/>
         </w:rPr>
@@ -5537,6 +5323,7 @@
       </w:pPr>
       <w:r>
         <w:rPr>
+          <w:rFonts w:asciiTheme="majorBidi" w:hAnsiTheme="majorBidi" w:cstheme="majorBidi"/>
           <w:sz w:val="24"/>
           <w:szCs w:val="24"/>
         </w:rPr>
@@ -5560,6 +5347,7 @@
       </w:pPr>
       <w:r>
         <w:rPr>
+          <w:rFonts w:asciiTheme="majorBidi" w:hAnsiTheme="majorBidi" w:cstheme="majorBidi"/>
           <w:sz w:val="24"/>
           <w:szCs w:val="24"/>
         </w:rPr>
@@ -5572,6 +5360,7 @@
         <w:spacing w:line="360" w:lineRule="auto"/>
         <w:ind w:left="1080"/>
         <w:rPr>
+          <w:rFonts w:asciiTheme="majorBidi" w:hAnsiTheme="majorBidi" w:cstheme="majorBidi"/>
           <w:sz w:val="24"/>
           <w:szCs w:val="24"/>
           <w:u w:val="single"/>
@@ -5579,6 +5368,7 @@
       </w:pPr>
       <w:r>
         <w:rPr>
+          <w:rFonts w:asciiTheme="majorBidi" w:hAnsiTheme="majorBidi" w:cstheme="majorBidi"/>
           <w:sz w:val="24"/>
           <w:szCs w:val="24"/>
         </w:rPr>
@@ -5594,6 +5384,7 @@
       </w:r>
       <w:r>
         <w:rPr>
+          <w:rFonts w:asciiTheme="majorBidi" w:hAnsiTheme="majorBidi" w:cstheme="majorBidi"/>
           <w:sz w:val="24"/>
           <w:szCs w:val="24"/>
         </w:rPr>
@@ -5609,6 +5400,7 @@
       </w:r>
       <w:r>
         <w:rPr>
+          <w:rFonts w:asciiTheme="majorBidi" w:hAnsiTheme="majorBidi" w:cstheme="majorBidi"/>
           <w:sz w:val="24"/>
           <w:szCs w:val="24"/>
         </w:rPr>
@@ -5624,6 +5416,7 @@
       </w:r>
       <w:r>
         <w:rPr>
+          <w:rFonts w:asciiTheme="majorBidi" w:hAnsiTheme="majorBidi" w:cstheme="majorBidi"/>
           <w:sz w:val="24"/>
           <w:szCs w:val="24"/>
         </w:rPr>
@@ -5639,6 +5432,7 @@
       </w:r>
       <w:r>
         <w:rPr>
+          <w:rFonts w:asciiTheme="majorBidi" w:hAnsiTheme="majorBidi" w:cstheme="majorBidi"/>
           <w:sz w:val="24"/>
           <w:szCs w:val="24"/>
         </w:rPr>
@@ -5654,6 +5448,7 @@
       </w:r>
       <w:r>
         <w:rPr>
+          <w:rFonts w:asciiTheme="majorBidi" w:hAnsiTheme="majorBidi" w:cstheme="majorBidi"/>
           <w:sz w:val="24"/>
           <w:szCs w:val="24"/>
         </w:rPr>
@@ -5669,6 +5464,7 @@
       </w:r>
       <w:r>
         <w:rPr>
+          <w:rFonts w:asciiTheme="majorBidi" w:hAnsiTheme="majorBidi" w:cstheme="majorBidi"/>
           <w:sz w:val="24"/>
           <w:szCs w:val="24"/>
         </w:rPr>
@@ -5676,6 +5472,7 @@
       </w:r>
       <w:r>
         <w:rPr>
+          <w:rFonts w:asciiTheme="majorBidi" w:hAnsiTheme="majorBidi" w:cstheme="majorBidi"/>
           <w:sz w:val="24"/>
           <w:szCs w:val="24"/>
           <w:u w:val="single"/>
@@ -5693,6 +5490,7 @@
       </w:r>
       <w:r>
         <w:rPr>
+          <w:rFonts w:asciiTheme="majorBidi" w:hAnsiTheme="majorBidi" w:cstheme="majorBidi"/>
           <w:sz w:val="24"/>
           <w:szCs w:val="24"/>
           <w:u w:val="single"/>
@@ -6119,7 +5917,23 @@
           <w:sz w:val="24"/>
           <w:szCs w:val="24"/>
         </w:rPr>
-        <w:t>a phase assigned to each drone</w:t>
+        <w:t>a phase</w:t>
+      </w:r>
+      <w:r>
+        <w:rPr>
+          <w:rFonts w:asciiTheme="majorBidi" w:hAnsiTheme="majorBidi" w:cstheme="majorBidi"/>
+          <w:sz w:val="24"/>
+          <w:szCs w:val="24"/>
+        </w:rPr>
+        <w:t xml:space="preserve"> shift</w:t>
+      </w:r>
+      <w:r>
+        <w:rPr>
+          <w:rFonts w:asciiTheme="majorBidi" w:hAnsiTheme="majorBidi" w:cstheme="majorBidi"/>
+          <w:sz w:val="24"/>
+          <w:szCs w:val="24"/>
+        </w:rPr>
+        <w:t xml:space="preserve"> assigned to each drone</w:t>
       </w:r>
       <w:r>
         <w:rPr>
@@ -6281,7 +6095,7 @@
       </w:r>
       <w:r>
         <w:rPr>
-          <w:rFonts w:ascii="Cambria Math" w:hAnsi="Cambria Math" w:cs="Cambria Math"/>
+          <w:rFonts w:asciiTheme="majorBidi" w:hAnsiTheme="majorBidi" w:cstheme="majorBidi"/>
           <w:sz w:val="24"/>
           <w:szCs w:val="24"/>
         </w:rPr>
@@ -6301,7 +6115,39 @@
           <w:sz w:val="24"/>
           <w:szCs w:val="24"/>
         </w:rPr>
-        <w:t xml:space="preserve">The lambda vector comes directly from the optimizer, the optimizer depends on the drone velocities and its own memory of the A, ksi and the phase of each drone. The phases are constant for a given configuration so the </w:t>
+        <w:t>The lambda vector comes directly from the optimizer, the optimizer depends on the drone velocities and its own memory of the A, ksi and the phase</w:t>
+      </w:r>
+      <w:r>
+        <w:rPr>
+          <w:rFonts w:asciiTheme="majorBidi" w:hAnsiTheme="majorBidi" w:cstheme="majorBidi"/>
+          <w:sz w:val="24"/>
+          <w:szCs w:val="24"/>
+        </w:rPr>
+        <w:t xml:space="preserve"> shift</w:t>
+      </w:r>
+      <w:r>
+        <w:rPr>
+          <w:rFonts w:asciiTheme="majorBidi" w:hAnsiTheme="majorBidi" w:cstheme="majorBidi"/>
+          <w:sz w:val="24"/>
+          <w:szCs w:val="24"/>
+        </w:rPr>
+        <w:t xml:space="preserve"> of each drone. The phase</w:t>
+      </w:r>
+      <w:r>
+        <w:rPr>
+          <w:rFonts w:asciiTheme="majorBidi" w:hAnsiTheme="majorBidi" w:cstheme="majorBidi"/>
+          <w:sz w:val="24"/>
+          <w:szCs w:val="24"/>
+        </w:rPr>
+        <w:t xml:space="preserve"> shift</w:t>
+      </w:r>
+      <w:r>
+        <w:rPr>
+          <w:rFonts w:asciiTheme="majorBidi" w:hAnsiTheme="majorBidi" w:cstheme="majorBidi"/>
+          <w:sz w:val="24"/>
+          <w:szCs w:val="24"/>
+        </w:rPr>
+        <w:t xml:space="preserve">s are constant for a given configuration so the </w:t>
       </w:r>
       <w:r>
         <w:rPr>
@@ -6437,7 +6283,16 @@
           <w:sz w:val="24"/>
           <w:szCs w:val="24"/>
         </w:rPr>
-        <w:t xml:space="preserve"> a m</w:t>
+        <w:t xml:space="preserve"> a </w:t>
+      </w:r>
+      <w:r>
+        <w:rPr>
+          <w:rFonts w:asciiTheme="majorBidi" w:hAnsiTheme="majorBidi" w:cstheme="majorBidi"/>
+          <w:sz w:val="24"/>
+          <w:szCs w:val="24"/>
+        </w:rPr>
+        <w:lastRenderedPageBreak/>
+        <w:t>m</w:t>
       </w:r>
       <w:r>
         <w:rPr>
@@ -6453,16 +6308,7 @@
           <w:sz w:val="24"/>
           <w:szCs w:val="24"/>
         </w:rPr>
-        <w:t xml:space="preserve"> </w:t>
-      </w:r>
-      <w:r>
-        <w:rPr>
-          <w:rFonts w:asciiTheme="majorBidi" w:hAnsiTheme="majorBidi" w:cstheme="majorBidi"/>
-          <w:sz w:val="24"/>
-          <w:szCs w:val="24"/>
-        </w:rPr>
-        <w:lastRenderedPageBreak/>
-        <w:t>[4]</w:t>
+        <w:t xml:space="preserve"> [4]</w:t>
       </w:r>
       <w:r>
         <w:rPr>
@@ -6554,6 +6400,7 @@
       </w:r>
       <w:r>
         <w:rPr>
+          <w:rFonts w:asciiTheme="majorBidi" w:hAnsiTheme="majorBidi" w:cstheme="majorBidi"/>
           <w:kern w:val="0"/>
           <w:sz w:val="24"/>
           <w:szCs w:val="24"/>
@@ -7023,15 +6870,7 @@
           <w:sz w:val="24"/>
           <w:szCs w:val="24"/>
         </w:rPr>
-        <w:t xml:space="preserve"> ms/step</w:t>
-      </w:r>
-      <w:r>
-        <w:rPr>
-          <w:rFonts w:asciiTheme="majorBidi" w:hAnsiTheme="majorBidi" w:cstheme="majorBidi"/>
-          <w:sz w:val="24"/>
-          <w:szCs w:val="24"/>
-        </w:rPr>
-        <w:t xml:space="preserve">. This means that parallelizing the environment and running thousands of instances on the GPU would be useless anyway. </w:t>
+        <w:t xml:space="preserve"> ms/step. This means that parallelizing the environment and running thousands of instances on the GPU would be useless anyway. </w:t>
       </w:r>
       <w:r>
         <w:rPr>
@@ -7047,55 +6886,7 @@
           <w:sz w:val="24"/>
           <w:szCs w:val="24"/>
         </w:rPr>
-        <w:t xml:space="preserve">, the bottleneck shifted to simulating the environment. </w:t>
-      </w:r>
-      <w:r>
-        <w:rPr>
-          <w:rFonts w:asciiTheme="majorBidi" w:hAnsiTheme="majorBidi" w:cstheme="majorBidi"/>
-          <w:sz w:val="24"/>
-          <w:szCs w:val="24"/>
-        </w:rPr>
-        <w:t>This marked the point</w:t>
-      </w:r>
-      <w:r>
-        <w:rPr>
-          <w:rFonts w:asciiTheme="majorBidi" w:hAnsiTheme="majorBidi" w:cstheme="majorBidi"/>
-          <w:sz w:val="24"/>
-          <w:szCs w:val="24"/>
-        </w:rPr>
-        <w:t xml:space="preserve"> at which the Simulink generated FMU</w:t>
-      </w:r>
-      <w:r>
-        <w:rPr>
-          <w:rFonts w:asciiTheme="majorBidi" w:hAnsiTheme="majorBidi" w:cstheme="majorBidi"/>
-          <w:sz w:val="24"/>
-          <w:szCs w:val="24"/>
-        </w:rPr>
-        <w:t xml:space="preserve"> choice became increasingly burdensome</w:t>
-      </w:r>
-      <w:r>
-        <w:rPr>
-          <w:rFonts w:asciiTheme="majorBidi" w:hAnsiTheme="majorBidi" w:cstheme="majorBidi"/>
-          <w:sz w:val="24"/>
-          <w:szCs w:val="24"/>
-        </w:rPr>
-        <w:t xml:space="preserve">. However, it was still possible to train a prototype agent that </w:t>
-      </w:r>
-      <w:r>
-        <w:rPr>
-          <w:rFonts w:asciiTheme="majorBidi" w:hAnsiTheme="majorBidi" w:cstheme="majorBidi"/>
-          <w:sz w:val="24"/>
-          <w:szCs w:val="24"/>
-        </w:rPr>
-        <w:t>demonstrates the feasibility of the proposed approach</w:t>
-      </w:r>
-      <w:r>
-        <w:rPr>
-          <w:rFonts w:asciiTheme="majorBidi" w:hAnsiTheme="majorBidi" w:cstheme="majorBidi"/>
-          <w:sz w:val="24"/>
-          <w:szCs w:val="24"/>
-        </w:rPr>
-        <w:t xml:space="preserve">. </w:t>
+        <w:t xml:space="preserve">, the bottleneck shifted to simulating the environment. This marked the point at which the Simulink generated FMU choice became increasingly burdensome. However, it was still possible to train a prototype agent that demonstrates the feasibility of the proposed approach. </w:t>
       </w:r>
       <w:r>
         <w:rPr>
@@ -7157,37 +6948,373 @@
         <w:spacing w:line="360" w:lineRule="auto"/>
         <w:ind w:left="360"/>
         <w:rPr>
+          <w:rFonts w:asciiTheme="majorBidi" w:hAnsiTheme="majorBidi" w:cstheme="majorBidi"/>
+          <w:kern w:val="0"/>
+          <w:sz w:val="24"/>
+          <w:szCs w:val="24"/>
+          <w14:ligatures w14:val="none"/>
+        </w:rPr>
+      </w:pPr>
+      <w:r>
+        <w:rPr>
+          <w:rFonts w:asciiTheme="majorBidi" w:hAnsiTheme="majorBidi" w:cstheme="majorBidi"/>
+          <w:sz w:val="24"/>
+          <w:szCs w:val="24"/>
+          <w:lang w:bidi="ar-EG"/>
+        </w:rPr>
+        <w:t>As a starting point,</w:t>
+      </w:r>
+      <w:r>
+        <w:rPr>
+          <w:rFonts w:asciiTheme="majorBidi" w:hAnsiTheme="majorBidi" w:cstheme="majorBidi"/>
+          <w:sz w:val="24"/>
+          <w:szCs w:val="24"/>
+          <w:lang w:bidi="ar-EG"/>
+        </w:rPr>
+        <w:t xml:space="preserve"> we attempted a simple supervised learning setup. We generate a trajectory using the CCS (later referred to</w:t>
+      </w:r>
+      <w:r>
+        <w:rPr>
+          <w:rFonts w:asciiTheme="majorBidi" w:hAnsiTheme="majorBidi" w:cstheme="majorBidi"/>
+          <w:sz w:val="24"/>
+          <w:szCs w:val="24"/>
+          <w:lang w:bidi="ar-EG"/>
+        </w:rPr>
+        <w:t xml:space="preserve"> </w:t>
+      </w:r>
+      <w:r>
+        <w:rPr>
+          <w:rFonts w:asciiTheme="majorBidi" w:hAnsiTheme="majorBidi" w:cstheme="majorBidi"/>
+          <w:sz w:val="24"/>
+          <w:szCs w:val="24"/>
+          <w:lang w:bidi="ar-EG"/>
+        </w:rPr>
+        <w:t xml:space="preserve">as the expert), we collect the inputs that we intend to feed the NN at each time step and finally we record the output </w:t>
+      </w:r>
+      <w:r>
+        <w:rPr>
           <w:rFonts w:ascii="Cambria Math" w:hAnsi="Cambria Math" w:cs="Cambria Math"/>
-          <w:kern w:val="0"/>
-          <w:sz w:val="24"/>
-          <w:szCs w:val="24"/>
-          <w14:ligatures w14:val="none"/>
-        </w:rPr>
-      </w:pPr>
-      <w:r>
-        <w:rPr>
-          <w:rFonts w:asciiTheme="majorBidi" w:hAnsiTheme="majorBidi" w:cstheme="majorBidi"/>
-          <w:sz w:val="24"/>
-          <w:szCs w:val="24"/>
-          <w:lang w:bidi="ar-EG"/>
-        </w:rPr>
-        <w:t>As a starting point,</w:t>
-      </w:r>
-      <w:r>
-        <w:rPr>
-          <w:rFonts w:asciiTheme="majorBidi" w:hAnsiTheme="majorBidi" w:cstheme="majorBidi"/>
-          <w:sz w:val="24"/>
-          <w:szCs w:val="24"/>
-          <w:lang w:bidi="ar-EG"/>
-        </w:rPr>
-        <w:t xml:space="preserve"> we attempted a simple supervised learning setup. We generate a trajectory using the CCS (later referred to</w:t>
-      </w:r>
-      <w:r>
-        <w:rPr>
-          <w:rFonts w:asciiTheme="majorBidi" w:hAnsiTheme="majorBidi" w:cstheme="majorBidi"/>
-          <w:sz w:val="24"/>
-          <w:szCs w:val="24"/>
-          <w:lang w:bidi="ar-EG"/>
+          <w:sz w:val="24"/>
+          <w:szCs w:val="24"/>
+        </w:rPr>
+        <w:t>𝜆</w:t>
+      </w:r>
+      <w:r>
+        <w:rPr>
+          <w:rFonts w:asciiTheme="majorBidi" w:hAnsiTheme="majorBidi" w:cstheme="majorBidi"/>
+          <w:sz w:val="24"/>
+          <w:szCs w:val="24"/>
+        </w:rPr>
+        <w:t xml:space="preserve"> calculated by the expert. This creates a Dataset D={(si​,ai​)}i=1N​, where our state si will be the input and action ai is the </w:t>
+      </w:r>
+      <w:r>
+        <w:rPr>
+          <w:rFonts w:ascii="Cambria Math" w:hAnsi="Cambria Math" w:cs="Cambria Math"/>
+          <w:kern w:val="0"/>
+          <w:sz w:val="24"/>
+          <w:szCs w:val="24"/>
+          <w14:ligatures w14:val="none"/>
+        </w:rPr>
+        <w:t>𝜆</w:t>
+      </w:r>
+      <w:r>
+        <w:rPr>
+          <w:rFonts w:asciiTheme="majorBidi" w:hAnsiTheme="majorBidi" w:cstheme="majorBidi"/>
+          <w:kern w:val="0"/>
+          <w:sz w:val="24"/>
+          <w:szCs w:val="24"/>
+          <w14:ligatures w14:val="none"/>
+        </w:rPr>
+        <w:t xml:space="preserve"> output.</w:t>
+      </w:r>
+    </w:p>
+    <w:p>
+      <w:pPr>
+        <w:spacing w:line="360" w:lineRule="auto"/>
+        <w:ind w:left="360"/>
+        <w:rPr>
+          <w:rFonts w:asciiTheme="majorBidi" w:hAnsiTheme="majorBidi" w:cstheme="majorBidi"/>
+          <w:kern w:val="0"/>
+          <w:sz w:val="24"/>
+          <w:szCs w:val="24"/>
+          <w14:ligatures w14:val="none"/>
+        </w:rPr>
+      </w:pPr>
+      <w:r>
+        <w:rPr>
+          <w:rFonts w:asciiTheme="majorBidi" w:hAnsiTheme="majorBidi" w:cstheme="majorBidi"/>
+          <w:kern w:val="0"/>
+          <w:sz w:val="24"/>
+          <w:szCs w:val="24"/>
+          <w14:ligatures w14:val="none"/>
+        </w:rPr>
+        <w:lastRenderedPageBreak/>
+        <w:t>We can then train the policy neural network in a supervised learning setting, where regression is performed on expert state–action pairs.</w:t>
+      </w:r>
+    </w:p>
+    <w:p>
+      <w:pPr>
+        <w:spacing w:line="360" w:lineRule="auto"/>
+        <w:ind w:left="360"/>
+        <w:rPr>
+          <w:rFonts w:asciiTheme="majorBidi" w:hAnsiTheme="majorBidi" w:cstheme="majorBidi"/>
+          <w:sz w:val="24"/>
+          <w:szCs w:val="24"/>
+        </w:rPr>
+      </w:pPr>
+      <w:r>
+        <w:rPr>
+          <w:rFonts w:asciiTheme="majorBidi" w:hAnsiTheme="majorBidi" w:cstheme="majorBidi"/>
+          <w:kern w:val="0"/>
+          <w:sz w:val="24"/>
+          <w:szCs w:val="24"/>
+          <w14:ligatures w14:val="none"/>
+        </w:rPr>
+        <w:t xml:space="preserve">As a first attempt, only one trajectory was used to simplify computational load and </w:t>
+      </w:r>
+      <w:r>
+        <w:rPr>
+          <w:rFonts w:asciiTheme="majorBidi" w:hAnsiTheme="majorBidi" w:cstheme="majorBidi"/>
+          <w:kern w:val="0"/>
+          <w:sz w:val="24"/>
+          <w:szCs w:val="24"/>
+          <w14:ligatures w14:val="none"/>
+        </w:rPr>
+        <w:t>allows us to investigate whether t</w:t>
+      </w:r>
+      <w:r>
+        <w:rPr>
+          <w:rFonts w:asciiTheme="majorBidi" w:hAnsiTheme="majorBidi" w:cstheme="majorBidi"/>
+          <w:kern w:val="0"/>
+          <w:sz w:val="24"/>
+          <w:szCs w:val="24"/>
+          <w14:ligatures w14:val="none"/>
+        </w:rPr>
+        <w:t>he policy neural network</w:t>
+      </w:r>
+      <w:r>
+        <w:rPr>
+          <w:rFonts w:asciiTheme="majorBidi" w:hAnsiTheme="majorBidi" w:cstheme="majorBidi"/>
+          <w:kern w:val="0"/>
+          <w:sz w:val="24"/>
+          <w:szCs w:val="24"/>
+          <w14:ligatures w14:val="none"/>
+        </w:rPr>
+        <w:t xml:space="preserve"> (an MLP) provide </w:t>
+      </w:r>
+      <w:r>
+        <w:rPr>
+          <w:rFonts w:ascii="Cambria Math" w:hAnsi="Cambria Math" w:cs="Cambria Math"/>
+          <w:kern w:val="0"/>
+          <w:sz w:val="24"/>
+          <w:szCs w:val="24"/>
+          <w14:ligatures w14:val="none"/>
+        </w:rPr>
+        <w:t>𝜆</w:t>
+      </w:r>
+      <w:r>
+        <w:rPr>
+          <w:rFonts w:asciiTheme="majorBidi" w:hAnsiTheme="majorBidi" w:cstheme="majorBidi"/>
+          <w:kern w:val="0"/>
+          <w:sz w:val="24"/>
+          <w:szCs w:val="24"/>
+          <w14:ligatures w14:val="none"/>
+        </w:rPr>
+        <w:t xml:space="preserve"> and fly the carriers successfully in closed loop. The main challenge being that in</w:t>
+      </w:r>
+      <w:r>
+        <w:rPr>
+          <w:rFonts w:asciiTheme="majorBidi" w:hAnsiTheme="majorBidi" w:cstheme="majorBidi"/>
+          <w:sz w:val="24"/>
+          <w:szCs w:val="24"/>
+        </w:rPr>
+        <w:t xml:space="preserve"> this setti</w:t>
+      </w:r>
+      <w:r>
+        <w:rPr>
+          <w:rFonts w:asciiTheme="majorBidi" w:hAnsiTheme="majorBidi" w:cstheme="majorBidi"/>
+          <w:sz w:val="24"/>
+          <w:szCs w:val="24"/>
+        </w:rPr>
+        <w:t xml:space="preserve">ng, the policy receives </w:t>
+      </w:r>
+      <w:r>
+        <w:rPr>
+          <w:rFonts w:asciiTheme="majorBidi" w:hAnsiTheme="majorBidi" w:cstheme="majorBidi"/>
+          <w:sz w:val="24"/>
+          <w:szCs w:val="24"/>
+        </w:rPr>
+        <w:t>states</w:t>
+      </w:r>
+      <w:r>
+        <w:rPr>
+          <w:rFonts w:asciiTheme="majorBidi" w:hAnsiTheme="majorBidi" w:cstheme="majorBidi"/>
+          <w:sz w:val="24"/>
+          <w:szCs w:val="24"/>
+        </w:rPr>
+        <w:t xml:space="preserve"> generated by its actions</w:t>
+      </w:r>
+      <w:r>
+        <w:rPr>
+          <w:rFonts w:asciiTheme="majorBidi" w:hAnsiTheme="majorBidi" w:cstheme="majorBidi"/>
+          <w:sz w:val="24"/>
+          <w:szCs w:val="24"/>
+        </w:rPr>
+        <w:t xml:space="preserve"> as inputs during execution, rather than relying on expert-generated states.</w:t>
+      </w:r>
+      <w:r>
+        <w:rPr>
+          <w:rFonts w:asciiTheme="majorBidi" w:hAnsiTheme="majorBidi" w:cstheme="majorBidi"/>
+          <w:sz w:val="24"/>
+          <w:szCs w:val="24"/>
+        </w:rPr>
+        <w:t xml:space="preserve"> The trajectory was chosen </w:t>
+      </w:r>
+      <w:r>
+        <w:rPr>
+          <w:rFonts w:asciiTheme="majorBidi" w:hAnsiTheme="majorBidi" w:cstheme="majorBidi"/>
+          <w:sz w:val="24"/>
+          <w:szCs w:val="24"/>
+        </w:rPr>
+        <w:t>with to ensure that the optimizer is engaged multiple times during the trajectory so that ξ(t) and A(t) meaningfully change. This is to ensure that the net captures a broad range of the optimizer’s behavior.</w:t>
+      </w:r>
+    </w:p>
+    <w:p>
+      <w:pPr>
+        <w:spacing w:line="360" w:lineRule="auto"/>
+        <w:ind w:left="360"/>
+        <w:rPr>
+          <w:rFonts w:asciiTheme="majorBidi" w:hAnsiTheme="majorBidi" w:cstheme="majorBidi"/>
+          <w:sz w:val="24"/>
+          <w:szCs w:val="24"/>
+        </w:rPr>
+      </w:pPr>
+      <w:r>
+        <w:rPr>
+          <w:rFonts w:asciiTheme="majorBidi" w:hAnsiTheme="majorBidi" w:cstheme="majorBidi"/>
+          <w:sz w:val="24"/>
+          <w:szCs w:val="24"/>
+        </w:rPr>
+        <w:t xml:space="preserve">Figure 3: Components of the initial desired load trajectory used in the first attempt. The load starts from rest, follows a linear trajectory along the x-axis, and then comes to rest at its final position. </w:t>
+      </w:r>
+    </w:p>
+    <w:p>
+      <w:pPr>
+        <w:spacing w:line="360" w:lineRule="auto"/>
+        <w:ind w:left="360"/>
+        <w:rPr>
+          <w:rFonts w:asciiTheme="majorBidi" w:hAnsiTheme="majorBidi" w:cstheme="majorBidi"/>
+          <w:sz w:val="24"/>
+          <w:szCs w:val="24"/>
+        </w:rPr>
+      </w:pPr>
+      <w:r>
+        <w:rPr>
+          <w:rFonts w:asciiTheme="majorBidi" w:hAnsiTheme="majorBidi" w:cstheme="majorBidi"/>
+          <w:sz w:val="24"/>
+          <w:szCs w:val="24"/>
+        </w:rPr>
+        <w:t>After the initial attempt proved successful and the policy was able to closely mimic the optimizer, the approach was generalized to a diverse set of trajectories, as will discussed in following sections.</w:t>
+      </w:r>
+    </w:p>
+    <w:p>
+      <w:pPr>
+        <w:spacing w:line="360" w:lineRule="auto"/>
+        <w:ind w:left="360"/>
+        <w:rPr>
+          <w:rFonts w:asciiTheme="majorBidi" w:hAnsiTheme="majorBidi" w:cstheme="majorBidi"/>
+          <w:sz w:val="24"/>
+          <w:szCs w:val="24"/>
+        </w:rPr>
+      </w:pPr>
+      <w:r>
+        <w:rPr>
+          <w:rFonts w:asciiTheme="majorBidi" w:hAnsiTheme="majorBidi" w:cstheme="majorBidi"/>
+          <w:sz w:val="24"/>
+          <w:szCs w:val="24"/>
+        </w:rPr>
+        <w:t xml:space="preserve">State/Input Design: </w:t>
+      </w:r>
+    </w:p>
+    <w:p>
+      <w:pPr>
+        <w:spacing w:line="360" w:lineRule="auto"/>
+        <w:ind w:left="360"/>
+        <w:rPr>
+          <w:rFonts w:asciiTheme="majorBidi" w:hAnsiTheme="majorBidi" w:cstheme="majorBidi"/>
+          <w:kern w:val="0"/>
+          <w:sz w:val="24"/>
+          <w:szCs w:val="24"/>
+          <w14:ligatures w14:val="none"/>
+        </w:rPr>
+      </w:pPr>
+      <w:r>
+        <w:rPr>
+          <w:rFonts w:asciiTheme="majorBidi" w:hAnsiTheme="majorBidi" w:cstheme="majorBidi"/>
+          <w:sz w:val="24"/>
+          <w:szCs w:val="24"/>
+        </w:rPr>
+        <w:t xml:space="preserve">As discussed earlier, this is a critical design choice since the optimizer has many internal </w:t>
+      </w:r>
+      <w:r>
+        <w:rPr>
+          <w:rFonts w:asciiTheme="majorBidi" w:hAnsiTheme="majorBidi" w:cstheme="majorBidi"/>
+          <w:sz w:val="24"/>
+          <w:szCs w:val="24"/>
+        </w:rPr>
+        <w:t>variables</w:t>
+      </w:r>
+      <w:r>
+        <w:rPr>
+          <w:rFonts w:asciiTheme="majorBidi" w:hAnsiTheme="majorBidi" w:cstheme="majorBidi"/>
+          <w:sz w:val="24"/>
+          <w:szCs w:val="24"/>
+        </w:rPr>
+        <w:t xml:space="preserve"> and the MLP has no memory element.</w:t>
+      </w:r>
+      <w:r>
+        <w:rPr>
+          <w:rFonts w:asciiTheme="majorBidi" w:hAnsiTheme="majorBidi" w:cstheme="majorBidi"/>
+          <w:sz w:val="24"/>
+          <w:szCs w:val="24"/>
+        </w:rPr>
+        <w:t xml:space="preserve"> Furthermore, </w:t>
+      </w:r>
+      <w:r>
+        <w:rPr>
+          <w:rFonts w:ascii="Cambria Math" w:hAnsi="Cambria Math" w:cs="Cambria Math"/>
+          <w:kern w:val="0"/>
+          <w:sz w:val="24"/>
+          <w:szCs w:val="24"/>
+          <w14:ligatures w14:val="none"/>
+        </w:rPr>
+        <w:t>𝜆</w:t>
+      </w:r>
+      <w:r>
+        <w:rPr>
+          <w:rFonts w:asciiTheme="majorBidi" w:hAnsiTheme="majorBidi" w:cstheme="majorBidi"/>
+          <w:kern w:val="0"/>
+          <w:sz w:val="24"/>
+          <w:szCs w:val="24"/>
+          <w14:ligatures w14:val="none"/>
+        </w:rPr>
+        <w:t xml:space="preserve"> is not just a function of these internal states </w:t>
+      </w:r>
+      <w:r>
+        <w:rPr>
+          <w:rFonts w:asciiTheme="majorBidi" w:hAnsiTheme="majorBidi" w:cstheme="majorBidi"/>
+          <w:kern w:val="0"/>
+          <w:sz w:val="24"/>
+          <w:szCs w:val="24"/>
+          <w14:ligatures w14:val="none"/>
+        </w:rPr>
+        <w:t>but also a function of time. Indeed, given fixed</w:t>
+      </w:r>
+      <w:r>
+        <w:rPr>
+          <w:rFonts w:asciiTheme="majorBidi" w:hAnsiTheme="majorBidi" w:cstheme="majorBidi"/>
+          <w:sz w:val="24"/>
+          <w:szCs w:val="24"/>
         </w:rPr>
         <w:t xml:space="preserve"> </w:t>
       </w:r>
@@ -7196,9 +7323,42 @@
           <w:rFonts w:asciiTheme="majorBidi" w:hAnsiTheme="majorBidi" w:cstheme="majorBidi"/>
           <w:sz w:val="24"/>
           <w:szCs w:val="24"/>
-          <w:lang w:bidi="ar-EG"/>
-        </w:rPr>
-        <w:t xml:space="preserve">as the expert), we collect the inputs that we intend to feed the NN at each time step and finally we record the output </w:t>
+        </w:rPr>
+        <w:t>ϕ</w:t>
+      </w:r>
+      <w:r>
+        <w:rPr>
+          <w:rFonts w:asciiTheme="majorBidi" w:hAnsiTheme="majorBidi" w:cstheme="majorBidi"/>
+          <w:sz w:val="24"/>
+          <w:szCs w:val="24"/>
+        </w:rPr>
+        <w:t>,</w:t>
+      </w:r>
+      <w:r>
+        <w:rPr>
+          <w:rFonts w:asciiTheme="majorBidi" w:hAnsiTheme="majorBidi" w:cstheme="majorBidi"/>
+          <w:kern w:val="0"/>
+          <w:sz w:val="24"/>
+          <w:szCs w:val="24"/>
+          <w14:ligatures w14:val="none"/>
+        </w:rPr>
+        <w:t xml:space="preserve"> </w:t>
+      </w:r>
+      <w:r>
+        <w:rPr>
+          <w:rFonts w:asciiTheme="majorBidi" w:hAnsiTheme="majorBidi" w:cstheme="majorBidi"/>
+          <w:sz w:val="24"/>
+          <w:szCs w:val="24"/>
+        </w:rPr>
+        <w:t>ξ and A</w:t>
+      </w:r>
+      <w:r>
+        <w:rPr>
+          <w:rFonts w:asciiTheme="majorBidi" w:hAnsiTheme="majorBidi" w:cstheme="majorBidi"/>
+          <w:sz w:val="24"/>
+          <w:szCs w:val="24"/>
+        </w:rPr>
+        <w:t xml:space="preserve">, </w:t>
       </w:r>
       <w:r>
         <w:rPr>
@@ -7210,40 +7370,40 @@
       </w:r>
       <w:r>
         <w:rPr>
+          <w:rFonts w:asciiTheme="majorBidi" w:hAnsiTheme="majorBidi" w:cstheme="majorBidi"/>
+          <w:kern w:val="0"/>
+          <w:sz w:val="24"/>
+          <w:szCs w:val="24"/>
+          <w14:ligatures w14:val="none"/>
+        </w:rPr>
+        <w:t xml:space="preserve"> is still time varying since it is a sinusoid eq. (17). </w:t>
+      </w:r>
+    </w:p>
+    <w:p>
+      <w:pPr>
+        <w:spacing w:line="360" w:lineRule="auto"/>
+        <w:ind w:left="360"/>
+        <w:rPr>
+          <w:rFonts w:asciiTheme="majorBidi" w:hAnsiTheme="majorBidi" w:cstheme="majorBidi"/>
+          <w:kern w:val="0"/>
+          <w:sz w:val="24"/>
+          <w:szCs w:val="24"/>
+          <w14:ligatures w14:val="none"/>
+        </w:rPr>
+      </w:pPr>
+      <w:r>
+        <w:rPr>
+          <w:rFonts w:asciiTheme="majorBidi" w:hAnsiTheme="majorBidi" w:cstheme="majorBidi"/>
+          <w:kern w:val="0"/>
+          <w:sz w:val="24"/>
+          <w:szCs w:val="24"/>
+          <w14:ligatures w14:val="none"/>
+        </w:rPr>
+        <w:t xml:space="preserve">We can generally split the variables that </w:t>
+      </w:r>
+      <w:r>
+        <w:rPr>
           <w:rFonts w:ascii="Cambria Math" w:hAnsi="Cambria Math" w:cs="Cambria Math"/>
-          <w:sz w:val="24"/>
-          <w:szCs w:val="24"/>
-        </w:rPr>
-        <w:t xml:space="preserve"> calculated by the expert. This </w:t>
-      </w:r>
-      <w:r>
-        <w:rPr>
-          <w:rFonts w:ascii="Cambria Math" w:hAnsi="Cambria Math" w:cs="Cambria Math"/>
-          <w:sz w:val="24"/>
-          <w:szCs w:val="24"/>
-        </w:rPr>
-        <w:lastRenderedPageBreak/>
-        <w:t xml:space="preserve">creates a Dataset </w:t>
-      </w:r>
-      <w:r>
-        <w:rPr>
-          <w:rFonts w:ascii="Cambria Math" w:hAnsi="Cambria Math" w:cs="Cambria Math"/>
-          <w:sz w:val="24"/>
-          <w:szCs w:val="24"/>
-        </w:rPr>
-        <w:t>D={(si​,ai​)}i=1N​</w:t>
-      </w:r>
-      <w:r>
-        <w:rPr>
-          <w:rFonts w:ascii="Cambria Math" w:hAnsi="Cambria Math" w:cs="Cambria Math"/>
-          <w:sz w:val="24"/>
-          <w:szCs w:val="24"/>
-        </w:rPr>
-        <w:t xml:space="preserve">, where our state si will be the input and action ai is the </w:t>
-      </w:r>
-      <w:r>
-        <w:rPr>
-          <w:rFonts w:ascii="Cambria Math" w:hAnsi="Cambria Math" w:cs="Cambria Math"/>
           <w:kern w:val="0"/>
           <w:sz w:val="24"/>
           <w:szCs w:val="24"/>
@@ -7253,448 +7413,7 @@
       </w:r>
       <w:r>
         <w:rPr>
-          <w:rFonts w:ascii="Cambria Math" w:hAnsi="Cambria Math" w:cs="Cambria Math"/>
-          <w:kern w:val="0"/>
-          <w:sz w:val="24"/>
-          <w:szCs w:val="24"/>
-          <w14:ligatures w14:val="none"/>
-        </w:rPr>
-        <w:t xml:space="preserve"> output.</w:t>
-      </w:r>
-    </w:p>
-    <w:p>
-      <w:pPr>
-        <w:spacing w:line="360" w:lineRule="auto"/>
-        <w:ind w:left="360"/>
-        <w:rPr>
-          <w:rFonts w:ascii="Cambria Math" w:hAnsi="Cambria Math" w:cs="Cambria Math"/>
-          <w:kern w:val="0"/>
-          <w:sz w:val="24"/>
-          <w:szCs w:val="24"/>
-          <w14:ligatures w14:val="none"/>
-        </w:rPr>
-      </w:pPr>
-      <w:r>
-        <w:rPr>
-          <w:rFonts w:ascii="Cambria Math" w:hAnsi="Cambria Math" w:cs="Cambria Math"/>
-          <w:kern w:val="0"/>
-          <w:sz w:val="24"/>
-          <w:szCs w:val="24"/>
-          <w14:ligatures w14:val="none"/>
-        </w:rPr>
-        <w:t>We can then train the policy neural network in a supervised learning setting, where regression is performed on expert state–action pairs.</w:t>
-      </w:r>
-    </w:p>
-    <w:p>
-      <w:pPr>
-        <w:spacing w:line="360" w:lineRule="auto"/>
-        <w:ind w:left="360"/>
-        <w:rPr>
-          <w:rFonts w:asciiTheme="majorBidi" w:hAnsiTheme="majorBidi" w:cstheme="majorBidi"/>
-          <w:sz w:val="24"/>
-          <w:szCs w:val="24"/>
-        </w:rPr>
-      </w:pPr>
-      <w:r>
-        <w:rPr>
-          <w:rFonts w:ascii="Cambria Math" w:hAnsi="Cambria Math" w:cs="Cambria Math"/>
-          <w:kern w:val="0"/>
-          <w:sz w:val="24"/>
-          <w:szCs w:val="24"/>
-          <w14:ligatures w14:val="none"/>
-        </w:rPr>
-        <w:t xml:space="preserve">As a first attempt, only one trajectory was used to simplify computational load and </w:t>
-      </w:r>
-      <w:r>
-        <w:rPr>
-          <w:rFonts w:ascii="Cambria Math" w:hAnsi="Cambria Math" w:cs="Cambria Math"/>
-          <w:kern w:val="0"/>
-          <w:sz w:val="24"/>
-          <w:szCs w:val="24"/>
-          <w14:ligatures w14:val="none"/>
-        </w:rPr>
-        <w:t>allows us to investigate whether t</w:t>
-      </w:r>
-      <w:r>
-        <w:rPr>
-          <w:rFonts w:ascii="Cambria Math" w:hAnsi="Cambria Math" w:cs="Cambria Math"/>
-          <w:kern w:val="0"/>
-          <w:sz w:val="24"/>
-          <w:szCs w:val="24"/>
-          <w14:ligatures w14:val="none"/>
-        </w:rPr>
-        <w:t>he policy neural network</w:t>
-      </w:r>
-      <w:r>
-        <w:rPr>
-          <w:rFonts w:ascii="Cambria Math" w:hAnsi="Cambria Math" w:cs="Cambria Math"/>
-          <w:kern w:val="0"/>
-          <w:sz w:val="24"/>
-          <w:szCs w:val="24"/>
-          <w14:ligatures w14:val="none"/>
-        </w:rPr>
-        <w:t xml:space="preserve"> (an MLP) provide </w:t>
-      </w:r>
-      <w:r>
-        <w:rPr>
-          <w:rFonts w:ascii="Cambria Math" w:hAnsi="Cambria Math" w:cs="Cambria Math"/>
-          <w:kern w:val="0"/>
-          <w:sz w:val="24"/>
-          <w:szCs w:val="24"/>
-          <w14:ligatures w14:val="none"/>
-        </w:rPr>
-        <w:t>𝜆</w:t>
-      </w:r>
-      <w:r>
-        <w:rPr>
-          <w:rFonts w:ascii="Cambria Math" w:hAnsi="Cambria Math" w:cs="Cambria Math"/>
-          <w:kern w:val="0"/>
-          <w:sz w:val="24"/>
-          <w:szCs w:val="24"/>
-          <w14:ligatures w14:val="none"/>
-        </w:rPr>
-        <w:t xml:space="preserve"> and fly the carriers successfully in closed loop. The main challenge being that in</w:t>
-      </w:r>
-      <w:r>
-        <w:rPr>
-          <w:rFonts w:asciiTheme="majorBidi" w:hAnsiTheme="majorBidi" w:cstheme="majorBidi"/>
-          <w:sz w:val="24"/>
-          <w:szCs w:val="24"/>
-        </w:rPr>
-        <w:t xml:space="preserve"> this setti</w:t>
-      </w:r>
-      <w:r>
-        <w:rPr>
-          <w:rFonts w:asciiTheme="majorBidi" w:hAnsiTheme="majorBidi" w:cstheme="majorBidi"/>
-          <w:sz w:val="24"/>
-          <w:szCs w:val="24"/>
-        </w:rPr>
-        <w:t xml:space="preserve">ng, the policy receives </w:t>
-      </w:r>
-      <w:r>
-        <w:rPr>
-          <w:rFonts w:asciiTheme="majorBidi" w:hAnsiTheme="majorBidi" w:cstheme="majorBidi"/>
-          <w:sz w:val="24"/>
-          <w:szCs w:val="24"/>
-        </w:rPr>
-        <w:t>states</w:t>
-      </w:r>
-      <w:r>
-        <w:rPr>
-          <w:rFonts w:asciiTheme="majorBidi" w:hAnsiTheme="majorBidi" w:cstheme="majorBidi"/>
-          <w:sz w:val="24"/>
-          <w:szCs w:val="24"/>
-        </w:rPr>
-        <w:t xml:space="preserve"> generated by its actions</w:t>
-      </w:r>
-      <w:r>
-        <w:rPr>
-          <w:rFonts w:asciiTheme="majorBidi" w:hAnsiTheme="majorBidi" w:cstheme="majorBidi"/>
-          <w:sz w:val="24"/>
-          <w:szCs w:val="24"/>
-        </w:rPr>
-        <w:t xml:space="preserve"> as inputs during execution, rather than relying on expert-generated states.</w:t>
-      </w:r>
-      <w:r>
-        <w:rPr>
-          <w:rFonts w:asciiTheme="majorBidi" w:hAnsiTheme="majorBidi" w:cstheme="majorBidi"/>
-          <w:sz w:val="24"/>
-          <w:szCs w:val="24"/>
-        </w:rPr>
-        <w:t xml:space="preserve"> The trajectory was chosen </w:t>
-      </w:r>
-      <w:r>
-        <w:rPr>
-          <w:rFonts w:asciiTheme="majorBidi" w:hAnsiTheme="majorBidi" w:cstheme="majorBidi"/>
-          <w:sz w:val="24"/>
-          <w:szCs w:val="24"/>
-        </w:rPr>
-        <w:t xml:space="preserve">with to ensure that the optimizer is engaged multiple times during the trajectory so that </w:t>
-      </w:r>
-      <w:r>
-        <w:rPr>
-          <w:rFonts w:asciiTheme="majorBidi" w:hAnsiTheme="majorBidi" w:cstheme="majorBidi"/>
-          <w:sz w:val="24"/>
-          <w:szCs w:val="24"/>
-        </w:rPr>
-        <w:t>ξ(t) and A(t)</w:t>
-      </w:r>
-      <w:r>
-        <w:rPr>
-          <w:rFonts w:asciiTheme="majorBidi" w:hAnsiTheme="majorBidi" w:cstheme="majorBidi"/>
-          <w:sz w:val="24"/>
-          <w:szCs w:val="24"/>
-        </w:rPr>
-        <w:t xml:space="preserve"> meaningfully change. This is to ensure that the net captures a broad range of the optimizer’s behavior.</w:t>
-      </w:r>
-    </w:p>
-    <w:p>
-      <w:pPr>
-        <w:spacing w:line="360" w:lineRule="auto"/>
-        <w:ind w:left="360"/>
-        <w:rPr>
-          <w:rFonts w:asciiTheme="majorBidi" w:hAnsiTheme="majorBidi" w:cstheme="majorBidi"/>
-          <w:sz w:val="24"/>
-          <w:szCs w:val="24"/>
-        </w:rPr>
-      </w:pPr>
-      <w:r>
-        <w:rPr>
-          <w:rFonts w:asciiTheme="majorBidi" w:hAnsiTheme="majorBidi" w:cstheme="majorBidi"/>
-          <w:sz w:val="24"/>
-          <w:szCs w:val="24"/>
-        </w:rPr>
-        <w:t xml:space="preserve">Figure 3: </w:t>
-      </w:r>
-      <w:r>
-        <w:rPr>
-          <w:rFonts w:asciiTheme="majorBidi" w:hAnsiTheme="majorBidi" w:cstheme="majorBidi"/>
-          <w:sz w:val="24"/>
-          <w:szCs w:val="24"/>
-        </w:rPr>
-        <w:t>Components of the initial desired load trajectory used in the first attempt. The load starts from rest, follows a linear trajectory along the x-axis, and then comes to rest at its final position.</w:t>
-      </w:r>
-      <w:r>
-        <w:rPr>
-          <w:rFonts w:asciiTheme="majorBidi" w:hAnsiTheme="majorBidi" w:cstheme="majorBidi"/>
-          <w:sz w:val="24"/>
-          <w:szCs w:val="24"/>
-        </w:rPr>
-        <w:t xml:space="preserve"> </w:t>
-      </w:r>
-    </w:p>
-    <w:p>
-      <w:pPr>
-        <w:spacing w:line="360" w:lineRule="auto"/>
-        <w:ind w:left="360"/>
-        <w:rPr>
-          <w:rFonts w:asciiTheme="majorBidi" w:hAnsiTheme="majorBidi" w:cstheme="majorBidi"/>
-          <w:sz w:val="24"/>
-          <w:szCs w:val="24"/>
-        </w:rPr>
-      </w:pPr>
-      <w:r>
-        <w:rPr>
-          <w:rFonts w:asciiTheme="majorBidi" w:hAnsiTheme="majorBidi" w:cstheme="majorBidi"/>
-          <w:sz w:val="24"/>
-          <w:szCs w:val="24"/>
-        </w:rPr>
-        <w:t>After the initial attempt proved successful and the policy was able to closely mimic the optimizer, the approach was generalized to a diverse set of trajectories, as</w:t>
-      </w:r>
-      <w:r>
-        <w:rPr>
-          <w:rFonts w:asciiTheme="majorBidi" w:hAnsiTheme="majorBidi" w:cstheme="majorBidi"/>
-          <w:sz w:val="24"/>
-          <w:szCs w:val="24"/>
-        </w:rPr>
-        <w:t xml:space="preserve"> will</w:t>
-      </w:r>
-      <w:r>
-        <w:rPr>
-          <w:rFonts w:asciiTheme="majorBidi" w:hAnsiTheme="majorBidi" w:cstheme="majorBidi"/>
-          <w:sz w:val="24"/>
-          <w:szCs w:val="24"/>
-        </w:rPr>
-        <w:t xml:space="preserve"> discussed in following</w:t>
-      </w:r>
-      <w:r>
-        <w:rPr>
-          <w:rFonts w:asciiTheme="majorBidi" w:hAnsiTheme="majorBidi" w:cstheme="majorBidi"/>
-          <w:sz w:val="24"/>
-          <w:szCs w:val="24"/>
-        </w:rPr>
-        <w:t xml:space="preserve"> sections.</w:t>
-      </w:r>
-    </w:p>
-    <w:p>
-      <w:pPr>
-        <w:spacing w:line="360" w:lineRule="auto"/>
-        <w:ind w:left="360"/>
-        <w:rPr>
-          <w:rFonts w:asciiTheme="majorBidi" w:hAnsiTheme="majorBidi" w:cstheme="majorBidi"/>
-          <w:sz w:val="24"/>
-          <w:szCs w:val="24"/>
-        </w:rPr>
-      </w:pPr>
-      <w:r>
-        <w:rPr>
-          <w:rFonts w:asciiTheme="majorBidi" w:hAnsiTheme="majorBidi" w:cstheme="majorBidi"/>
-          <w:sz w:val="24"/>
-          <w:szCs w:val="24"/>
-        </w:rPr>
-        <w:t xml:space="preserve">State/Input Design: </w:t>
-      </w:r>
-    </w:p>
-    <w:p>
-      <w:pPr>
-        <w:spacing w:line="360" w:lineRule="auto"/>
-        <w:ind w:left="360"/>
-        <w:rPr>
-          <w:rFonts w:ascii="Cambria Math" w:hAnsi="Cambria Math" w:cs="Cambria Math"/>
-          <w:kern w:val="0"/>
-          <w:sz w:val="24"/>
-          <w:szCs w:val="24"/>
-          <w14:ligatures w14:val="none"/>
-        </w:rPr>
-      </w:pPr>
-      <w:r>
-        <w:rPr>
-          <w:rFonts w:asciiTheme="majorBidi" w:hAnsiTheme="majorBidi" w:cstheme="majorBidi"/>
-          <w:sz w:val="24"/>
-          <w:szCs w:val="24"/>
-        </w:rPr>
-        <w:t xml:space="preserve">As discussed earlier, this is a critical design choice since the optimizer has many internal </w:t>
-      </w:r>
-      <w:r>
-        <w:rPr>
-          <w:rFonts w:asciiTheme="majorBidi" w:hAnsiTheme="majorBidi" w:cstheme="majorBidi"/>
-          <w:sz w:val="24"/>
-          <w:szCs w:val="24"/>
-        </w:rPr>
-        <w:t>variables</w:t>
-      </w:r>
-      <w:r>
-        <w:rPr>
-          <w:rFonts w:asciiTheme="majorBidi" w:hAnsiTheme="majorBidi" w:cstheme="majorBidi"/>
-          <w:sz w:val="24"/>
-          <w:szCs w:val="24"/>
-        </w:rPr>
-        <w:t xml:space="preserve"> and the MLP has no memory element.</w:t>
-      </w:r>
-      <w:r>
-        <w:rPr>
-          <w:rFonts w:asciiTheme="majorBidi" w:hAnsiTheme="majorBidi" w:cstheme="majorBidi"/>
-          <w:sz w:val="24"/>
-          <w:szCs w:val="24"/>
-        </w:rPr>
-        <w:t xml:space="preserve"> Furthermore, </w:t>
-      </w:r>
-      <w:r>
-        <w:rPr>
-          <w:rFonts w:ascii="Cambria Math" w:hAnsi="Cambria Math" w:cs="Cambria Math"/>
-          <w:kern w:val="0"/>
-          <w:sz w:val="24"/>
-          <w:szCs w:val="24"/>
-          <w14:ligatures w14:val="none"/>
-        </w:rPr>
-        <w:t>𝜆</w:t>
-      </w:r>
-      <w:r>
-        <w:rPr>
-          <w:rFonts w:ascii="Cambria Math" w:hAnsi="Cambria Math" w:cs="Cambria Math"/>
-          <w:kern w:val="0"/>
-          <w:sz w:val="24"/>
-          <w:szCs w:val="24"/>
-          <w14:ligatures w14:val="none"/>
-        </w:rPr>
-        <w:t xml:space="preserve"> is not just a function of these internal states </w:t>
-      </w:r>
-      <w:r>
-        <w:rPr>
-          <w:rFonts w:ascii="Cambria Math" w:hAnsi="Cambria Math" w:cs="Cambria Math"/>
-          <w:kern w:val="0"/>
-          <w:sz w:val="24"/>
-          <w:szCs w:val="24"/>
-          <w14:ligatures w14:val="none"/>
-        </w:rPr>
-        <w:t>but also a function of time. Indeed, given fixed</w:t>
-      </w:r>
-      <w:r>
-        <w:rPr>
-          <w:rFonts w:asciiTheme="majorBidi" w:hAnsiTheme="majorBidi" w:cstheme="majorBidi"/>
-          <w:sz w:val="24"/>
-          <w:szCs w:val="24"/>
-        </w:rPr>
-        <w:t xml:space="preserve"> </w:t>
-      </w:r>
-      <w:r>
-        <w:rPr>
-          <w:rFonts w:asciiTheme="majorBidi" w:hAnsiTheme="majorBidi" w:cstheme="majorBidi"/>
-          <w:sz w:val="24"/>
-          <w:szCs w:val="24"/>
-        </w:rPr>
-        <w:t>ϕ</w:t>
-      </w:r>
-      <w:r>
-        <w:rPr>
-          <w:rFonts w:asciiTheme="majorBidi" w:hAnsiTheme="majorBidi" w:cstheme="majorBidi"/>
-          <w:sz w:val="24"/>
-          <w:szCs w:val="24"/>
-        </w:rPr>
-        <w:t>,</w:t>
-      </w:r>
-      <w:r>
-        <w:rPr>
-          <w:rFonts w:ascii="Cambria Math" w:hAnsi="Cambria Math" w:cs="Cambria Math"/>
-          <w:kern w:val="0"/>
-          <w:sz w:val="24"/>
-          <w:szCs w:val="24"/>
-          <w14:ligatures w14:val="none"/>
-        </w:rPr>
-        <w:t xml:space="preserve"> </w:t>
-      </w:r>
-      <w:r>
-        <w:rPr>
-          <w:rFonts w:ascii="Cambria Math" w:hAnsi="Cambria Math" w:cs="Cambria Math"/>
-          <w:sz w:val="24"/>
-          <w:szCs w:val="24"/>
-        </w:rPr>
-        <w:t>ξ and A</w:t>
-      </w:r>
-      <w:r>
-        <w:rPr>
-          <w:rFonts w:ascii="Cambria Math" w:hAnsi="Cambria Math" w:cs="Cambria Math"/>
-          <w:sz w:val="24"/>
-          <w:szCs w:val="24"/>
-        </w:rPr>
-        <w:t>, 𝜆</w:t>
-      </w:r>
-      <w:r>
-        <w:rPr>
-          <w:rFonts w:ascii="Cambria Math" w:hAnsi="Cambria Math" w:cs="Cambria Math"/>
-          <w:kern w:val="0"/>
-          <w:sz w:val="24"/>
-          <w:szCs w:val="24"/>
-          <w14:ligatures w14:val="none"/>
-        </w:rPr>
-        <w:t xml:space="preserve"> is still time varying since it is a sinusoid eq. (17). </w:t>
-      </w:r>
-    </w:p>
-    <w:p>
-      <w:pPr>
-        <w:spacing w:line="360" w:lineRule="auto"/>
-        <w:ind w:left="360"/>
-        <w:rPr>
-          <w:rFonts w:ascii="Cambria Math" w:hAnsi="Cambria Math" w:cs="Cambria Math"/>
-          <w:kern w:val="0"/>
-          <w:sz w:val="24"/>
-          <w:szCs w:val="24"/>
-          <w14:ligatures w14:val="none"/>
-        </w:rPr>
-      </w:pPr>
-      <w:r>
-        <w:rPr>
-          <w:rFonts w:ascii="Cambria Math" w:hAnsi="Cambria Math" w:cs="Cambria Math"/>
-          <w:kern w:val="0"/>
-          <w:sz w:val="24"/>
-          <w:szCs w:val="24"/>
-          <w14:ligatures w14:val="none"/>
-        </w:rPr>
-        <w:t xml:space="preserve">We can generally split the variables that </w:t>
-      </w:r>
-      <w:r>
-        <w:rPr>
-          <w:rFonts w:ascii="Cambria Math" w:hAnsi="Cambria Math" w:cs="Cambria Math"/>
-          <w:kern w:val="0"/>
-          <w:sz w:val="24"/>
-          <w:szCs w:val="24"/>
-          <w14:ligatures w14:val="none"/>
-        </w:rPr>
-        <w:t>𝜆</w:t>
-      </w:r>
-      <w:r>
-        <w:rPr>
-          <w:rFonts w:ascii="Cambria Math" w:hAnsi="Cambria Math" w:cs="Cambria Math"/>
+          <w:rFonts w:asciiTheme="majorBidi" w:hAnsiTheme="majorBidi" w:cstheme="majorBidi"/>
           <w:kern w:val="0"/>
           <w:sz w:val="24"/>
           <w:szCs w:val="24"/>
@@ -7794,7 +7513,7 @@
       </w:r>
       <w:r>
         <w:rPr>
-          <w:rFonts w:ascii="Cambria Math" w:hAnsi="Cambria Math" w:cs="Cambria Math"/>
+          <w:rFonts w:asciiTheme="majorBidi" w:hAnsiTheme="majorBidi" w:cstheme="majorBidi"/>
           <w:kern w:val="0"/>
           <w:sz w:val="24"/>
           <w:szCs w:val="24"/>
@@ -7804,7 +7523,7 @@
       </w:r>
       <w:r>
         <w:rPr>
-          <w:rFonts w:ascii="Cambria Math" w:hAnsi="Cambria Math" w:cs="Cambria Math"/>
+          <w:rFonts w:asciiTheme="majorBidi" w:hAnsiTheme="majorBidi" w:cstheme="majorBidi"/>
           <w:kern w:val="0"/>
           <w:sz w:val="24"/>
           <w:szCs w:val="24"/>
@@ -7829,13 +7548,12 @@
       </w:pPr>
       <w:r>
         <w:rPr>
-          <w:rFonts w:ascii="Cambria Math" w:hAnsi="Cambria Math" w:cs="Cambria Math"/>
-          <w:kern w:val="0"/>
-          <w:sz w:val="24"/>
-          <w:szCs w:val="24"/>
-          <w14:ligatures w14:val="none"/>
-        </w:rPr>
-        <w:lastRenderedPageBreak/>
+          <w:rFonts w:asciiTheme="majorBidi" w:hAnsiTheme="majorBidi" w:cstheme="majorBidi"/>
+          <w:kern w:val="0"/>
+          <w:sz w:val="24"/>
+          <w:szCs w:val="24"/>
+          <w14:ligatures w14:val="none"/>
+        </w:rPr>
         <w:t xml:space="preserve">Time: in order to build the sinusoid after determining all the internal variables. </w:t>
       </w:r>
     </w:p>
@@ -7844,42 +7562,22 @@
         <w:spacing w:before="100" w:beforeAutospacing="1" w:after="100" w:afterAutospacing="1" w:line="240" w:lineRule="auto"/>
         <w:ind w:firstLine="360"/>
         <w:rPr>
-          <w:rFonts w:ascii="Times New Roman" w:eastAsia="Times New Roman" w:hAnsi="Times New Roman" w:cs="Times New Roman"/>
-          <w:kern w:val="0"/>
-          <w:sz w:val="24"/>
-          <w:szCs w:val="24"/>
-          <w14:ligatures w14:val="none"/>
-        </w:rPr>
-      </w:pPr>
-      <w:r>
-        <w:rPr>
-          <w:rFonts w:ascii="Times New Roman" w:eastAsia="Times New Roman" w:hAnsi="Times New Roman" w:cs="Times New Roman"/>
-          <w:kern w:val="0"/>
-          <w:sz w:val="24"/>
-          <w:szCs w:val="24"/>
-          <w14:ligatures w14:val="none"/>
-        </w:rPr>
-        <w:t>We discuss each o</w:t>
-      </w:r>
-      <w:r>
-        <w:rPr>
-          <w:rFonts w:ascii="Times New Roman" w:eastAsia="Times New Roman" w:hAnsi="Times New Roman" w:cs="Times New Roman"/>
-          <w:kern w:val="0"/>
-          <w:sz w:val="24"/>
-          <w:szCs w:val="24"/>
-          <w14:ligatures w14:val="none"/>
-        </w:rPr>
-        <w:t>f them in turn in the remainder of this sub</w:t>
-      </w:r>
-      <w:r>
-        <w:rPr>
-          <w:rFonts w:ascii="Times New Roman" w:eastAsia="Times New Roman" w:hAnsi="Times New Roman" w:cs="Times New Roman"/>
-          <w:kern w:val="0"/>
-          <w:sz w:val="24"/>
-          <w:szCs w:val="24"/>
-          <w14:ligatures w14:val="none"/>
-        </w:rPr>
-        <w:t>section.</w:t>
+          <w:rFonts w:asciiTheme="majorBidi" w:eastAsia="Times New Roman" w:hAnsiTheme="majorBidi" w:cstheme="majorBidi"/>
+          <w:kern w:val="0"/>
+          <w:sz w:val="24"/>
+          <w:szCs w:val="24"/>
+          <w14:ligatures w14:val="none"/>
+        </w:rPr>
+      </w:pPr>
+      <w:r>
+        <w:rPr>
+          <w:rFonts w:asciiTheme="majorBidi" w:eastAsia="Times New Roman" w:hAnsiTheme="majorBidi" w:cstheme="majorBidi"/>
+          <w:kern w:val="0"/>
+          <w:sz w:val="24"/>
+          <w:szCs w:val="24"/>
+          <w14:ligatures w14:val="none"/>
+        </w:rPr>
+        <w:t>We discuss each of them in turn in the remainder of this subsection.</w:t>
       </w:r>
     </w:p>
     <w:p>
@@ -7887,576 +7585,2513 @@
         <w:spacing w:before="100" w:beforeAutospacing="1" w:after="100" w:afterAutospacing="1" w:line="240" w:lineRule="auto"/>
         <w:ind w:firstLine="360"/>
         <w:rPr>
+          <w:rFonts w:asciiTheme="majorBidi" w:eastAsia="Times New Roman" w:hAnsiTheme="majorBidi" w:cstheme="majorBidi"/>
+          <w:kern w:val="0"/>
+          <w:sz w:val="24"/>
+          <w:szCs w:val="24"/>
+          <w14:ligatures w14:val="none"/>
+        </w:rPr>
+      </w:pPr>
+      <w:r>
+        <w:rPr>
+          <w:rFonts w:asciiTheme="majorBidi" w:hAnsiTheme="majorBidi" w:cstheme="majorBidi"/>
+          <w:sz w:val="24"/>
+          <w:szCs w:val="24"/>
+        </w:rPr>
+        <w:lastRenderedPageBreak/>
+        <w:t>Physical system states</w:t>
+      </w:r>
+      <w:r>
+        <w:rPr>
+          <w:rFonts w:asciiTheme="majorBidi" w:hAnsiTheme="majorBidi" w:cstheme="majorBidi"/>
+          <w:sz w:val="24"/>
+          <w:szCs w:val="24"/>
+        </w:rPr>
+        <w:t>:</w:t>
+      </w:r>
+    </w:p>
+    <w:p>
+      <w:pPr>
+        <w:spacing w:line="360" w:lineRule="auto"/>
+        <w:ind w:left="360"/>
+        <w:rPr>
+          <w:rFonts w:asciiTheme="majorBidi" w:hAnsiTheme="majorBidi" w:cstheme="majorBidi"/>
+          <w:sz w:val="24"/>
+          <w:szCs w:val="24"/>
+        </w:rPr>
+      </w:pPr>
+      <w:r>
+        <w:rPr>
+          <w:rFonts w:asciiTheme="majorBidi" w:hAnsiTheme="majorBidi" w:cstheme="majorBidi"/>
+          <w:sz w:val="24"/>
+          <w:szCs w:val="24"/>
+        </w:rPr>
+        <w:t>Naturally,</w:t>
+      </w:r>
+      <w:r>
+        <w:rPr>
+          <w:rFonts w:asciiTheme="majorBidi" w:hAnsiTheme="majorBidi" w:cstheme="majorBidi"/>
+          <w:sz w:val="24"/>
+          <w:szCs w:val="24"/>
+        </w:rPr>
+        <w:t xml:space="preserve"> </w:t>
+      </w:r>
+      <w:r>
+        <w:rPr>
+          <w:rFonts w:asciiTheme="majorBidi" w:hAnsiTheme="majorBidi" w:cstheme="majorBidi"/>
+          <w:sz w:val="24"/>
+          <w:szCs w:val="24"/>
+        </w:rPr>
+        <w:t xml:space="preserve">the reconstructed velocities of the carriers </w:t>
+      </w:r>
+      <w:r>
+        <w:rPr>
+          <w:rFonts w:asciiTheme="majorBidi" w:hAnsiTheme="majorBidi" w:cstheme="majorBidi"/>
+          <w:sz w:val="24"/>
+          <w:szCs w:val="24"/>
+        </w:rPr>
+        <w:t>p˙Ri</w:t>
+      </w:r>
+      <w:r>
+        <w:rPr>
+          <w:rFonts w:asciiTheme="majorBidi" w:hAnsiTheme="majorBidi" w:cstheme="majorBidi"/>
+          <w:sz w:val="24"/>
+          <w:szCs w:val="24"/>
+        </w:rPr>
+        <w:t xml:space="preserve"> , i = 1, … , n are a going to be part of the state. For our particular implementation we chose n = 4, so the first part of our state is p˙R1,2,3,4 </w:t>
+      </w:r>
+      <w:r>
+        <w:rPr>
+          <w:rFonts w:ascii="Cambria Math" w:hAnsi="Cambria Math" w:cs="Cambria Math"/>
+          <w:sz w:val="24"/>
+          <w:szCs w:val="24"/>
+        </w:rPr>
+        <w:t>∈</w:t>
+      </w:r>
+      <w:r>
+        <w:rPr>
+          <w:rFonts w:asciiTheme="majorBidi" w:hAnsiTheme="majorBidi" w:cstheme="majorBidi"/>
+          <w:sz w:val="24"/>
+          <w:szCs w:val="24"/>
+        </w:rPr>
+        <w:t xml:space="preserve"> R12 i.e. the carrier velocity vectors stacked. </w:t>
+      </w:r>
+      <w:r>
+        <w:rPr>
+          <w:rFonts w:asciiTheme="majorBidi" w:hAnsiTheme="majorBidi" w:cstheme="majorBidi"/>
+          <w:sz w:val="24"/>
+          <w:szCs w:val="24"/>
+        </w:rPr>
+        <w:t>While technically only the velocity norms are needed, the whole vectors were provided</w:t>
+      </w:r>
+      <w:r>
+        <w:rPr>
+          <w:rFonts w:asciiTheme="majorBidi" w:hAnsiTheme="majorBidi" w:cstheme="majorBidi"/>
+          <w:sz w:val="24"/>
+          <w:szCs w:val="24"/>
+        </w:rPr>
+        <w:t xml:space="preserve"> thus increasing</w:t>
+      </w:r>
+      <w:r>
+        <w:rPr>
+          <w:rFonts w:asciiTheme="majorBidi" w:hAnsiTheme="majorBidi" w:cstheme="majorBidi"/>
+          <w:sz w:val="24"/>
+          <w:szCs w:val="24"/>
+        </w:rPr>
+        <w:t xml:space="preserve"> the information available to the MLP</w:t>
+      </w:r>
+      <w:r>
+        <w:rPr>
+          <w:rFonts w:asciiTheme="majorBidi" w:hAnsiTheme="majorBidi" w:cstheme="majorBidi"/>
+          <w:sz w:val="24"/>
+          <w:szCs w:val="24"/>
+        </w:rPr>
+        <w:t xml:space="preserve"> and </w:t>
+      </w:r>
+      <w:r>
+        <w:rPr>
+          <w:rFonts w:asciiTheme="majorBidi" w:hAnsiTheme="majorBidi" w:cstheme="majorBidi"/>
+          <w:sz w:val="24"/>
+          <w:szCs w:val="24"/>
+          <w:lang w:bidi="ar-EG"/>
+        </w:rPr>
+        <w:t>allowing</w:t>
+      </w:r>
+      <w:r>
+        <w:rPr>
+          <w:rFonts w:asciiTheme="majorBidi" w:hAnsiTheme="majorBidi" w:cstheme="majorBidi"/>
+          <w:sz w:val="24"/>
+          <w:szCs w:val="24"/>
+        </w:rPr>
+        <w:t xml:space="preserve"> it to</w:t>
+      </w:r>
+      <w:r>
+        <w:rPr>
+          <w:rFonts w:asciiTheme="majorBidi" w:hAnsiTheme="majorBidi" w:cstheme="majorBidi"/>
+          <w:sz w:val="24"/>
+          <w:szCs w:val="24"/>
+        </w:rPr>
+        <w:t xml:space="preserve"> calculate the norm </w:t>
+      </w:r>
+      <w:r>
+        <w:rPr>
+          <w:rFonts w:asciiTheme="majorBidi" w:hAnsiTheme="majorBidi" w:cstheme="majorBidi"/>
+          <w:sz w:val="24"/>
+          <w:szCs w:val="24"/>
+        </w:rPr>
+        <w:t xml:space="preserve">internally. </w:t>
+      </w:r>
+    </w:p>
+    <w:p>
+      <w:pPr>
+        <w:spacing w:line="360" w:lineRule="auto"/>
+        <w:ind w:left="360"/>
+        <w:rPr>
+          <w:rFonts w:asciiTheme="majorBidi" w:hAnsiTheme="majorBidi" w:cstheme="majorBidi"/>
+          <w:sz w:val="24"/>
+          <w:szCs w:val="24"/>
+        </w:rPr>
+      </w:pPr>
+      <w:r>
+        <w:rPr>
+          <w:rFonts w:asciiTheme="majorBidi" w:hAnsiTheme="majorBidi" w:cstheme="majorBidi"/>
+          <w:sz w:val="24"/>
+          <w:szCs w:val="24"/>
+        </w:rPr>
+        <w:t>Internal variables</w:t>
+      </w:r>
+      <w:r>
+        <w:rPr>
+          <w:rFonts w:asciiTheme="majorBidi" w:hAnsiTheme="majorBidi" w:cstheme="majorBidi"/>
+          <w:sz w:val="24"/>
+          <w:szCs w:val="24"/>
+        </w:rPr>
+        <w:t>:</w:t>
+      </w:r>
+    </w:p>
+    <w:p>
+      <w:pPr>
+        <w:spacing w:line="360" w:lineRule="auto"/>
+        <w:ind w:left="360"/>
+        <w:rPr>
+          <w:rFonts w:asciiTheme="majorBidi" w:hAnsiTheme="majorBidi" w:cstheme="majorBidi"/>
+          <w:kern w:val="0"/>
+          <w:sz w:val="24"/>
+          <w:szCs w:val="24"/>
+          <w14:ligatures w14:val="none"/>
+        </w:rPr>
+      </w:pPr>
+      <w:r>
+        <w:rPr>
+          <w:rFonts w:asciiTheme="majorBidi" w:hAnsiTheme="majorBidi" w:cstheme="majorBidi"/>
+          <w:sz w:val="24"/>
+          <w:szCs w:val="24"/>
+        </w:rPr>
+        <w:t>T</w:t>
+      </w:r>
+      <w:r>
+        <w:rPr>
+          <w:rFonts w:asciiTheme="majorBidi" w:hAnsiTheme="majorBidi" w:cstheme="majorBidi"/>
+          <w:sz w:val="24"/>
+          <w:szCs w:val="24"/>
+        </w:rPr>
+        <w:t>he phase shifts</w:t>
+      </w:r>
+      <w:r>
+        <w:rPr>
+          <w:rFonts w:asciiTheme="majorBidi" w:hAnsiTheme="majorBidi" w:cstheme="majorBidi"/>
+          <w:kern w:val="0"/>
+          <w:sz w:val="24"/>
+          <w:szCs w:val="24"/>
+          <w14:ligatures w14:val="none"/>
+        </w:rPr>
+        <w:t xml:space="preserve"> </w:t>
+      </w:r>
+      <w:r>
+        <w:rPr>
+          <w:rFonts w:asciiTheme="majorBidi" w:hAnsiTheme="majorBidi" w:cstheme="majorBidi"/>
+          <w:kern w:val="0"/>
+          <w:sz w:val="24"/>
+          <w:szCs w:val="24"/>
+          <w14:ligatures w14:val="none"/>
+        </w:rPr>
+        <w:t>ϕ</w:t>
+      </w:r>
+      <w:r>
+        <w:rPr>
+          <w:rFonts w:asciiTheme="majorBidi" w:hAnsiTheme="majorBidi" w:cstheme="majorBidi"/>
+          <w:kern w:val="0"/>
+          <w:sz w:val="24"/>
+          <w:szCs w:val="24"/>
+          <w14:ligatures w14:val="none"/>
+        </w:rPr>
+        <w:t>i, i =</w:t>
+      </w:r>
+      <w:r>
+        <w:rPr>
+          <w:rFonts w:asciiTheme="majorBidi" w:hAnsiTheme="majorBidi" w:cstheme="majorBidi"/>
+          <w:sz w:val="24"/>
+          <w:szCs w:val="24"/>
+        </w:rPr>
+        <w:t xml:space="preserve"> </w:t>
+      </w:r>
+      <w:r>
+        <w:rPr>
+          <w:rFonts w:asciiTheme="majorBidi" w:hAnsiTheme="majorBidi" w:cstheme="majorBidi"/>
+          <w:sz w:val="24"/>
+          <w:szCs w:val="24"/>
+        </w:rPr>
+        <w:t xml:space="preserve">1,2,3,4 </w:t>
+      </w:r>
+      <w:r>
+        <w:rPr>
+          <w:rFonts w:asciiTheme="majorBidi" w:hAnsiTheme="majorBidi" w:cstheme="majorBidi"/>
+          <w:sz w:val="24"/>
+          <w:szCs w:val="24"/>
+        </w:rPr>
+        <w:t>are constant for a given configuration</w:t>
+      </w:r>
+      <w:r>
+        <w:rPr>
+          <w:rFonts w:asciiTheme="majorBidi" w:hAnsiTheme="majorBidi" w:cstheme="majorBidi"/>
+          <w:sz w:val="24"/>
+          <w:szCs w:val="24"/>
+        </w:rPr>
+        <w:t xml:space="preserve"> and therefore can be memorized</w:t>
+      </w:r>
+      <w:r>
+        <w:rPr>
+          <w:rFonts w:asciiTheme="majorBidi" w:hAnsiTheme="majorBidi" w:cstheme="majorBidi"/>
+          <w:sz w:val="24"/>
+          <w:szCs w:val="24"/>
+        </w:rPr>
+        <w:t xml:space="preserve">. </w:t>
+      </w:r>
+      <w:r>
+        <w:rPr>
+          <w:rFonts w:asciiTheme="majorBidi" w:hAnsiTheme="majorBidi" w:cstheme="majorBidi"/>
+          <w:sz w:val="24"/>
+          <w:szCs w:val="24"/>
+        </w:rPr>
+        <w:t xml:space="preserve">On the other hand, </w:t>
+      </w:r>
+      <w:r>
+        <w:rPr>
+          <w:rFonts w:asciiTheme="majorBidi" w:hAnsiTheme="majorBidi" w:cstheme="majorBidi"/>
+          <w:sz w:val="24"/>
+          <w:szCs w:val="24"/>
+        </w:rPr>
+        <w:t>ξ(t) and A(t)</w:t>
+      </w:r>
+      <w:r>
+        <w:rPr>
+          <w:rFonts w:asciiTheme="majorBidi" w:hAnsiTheme="majorBidi" w:cstheme="majorBidi"/>
+          <w:sz w:val="24"/>
+          <w:szCs w:val="24"/>
+        </w:rPr>
+        <w:t xml:space="preserve"> are variable </w:t>
+      </w:r>
+      <w:r>
+        <w:rPr>
+          <w:rFonts w:asciiTheme="majorBidi" w:hAnsiTheme="majorBidi" w:cstheme="majorBidi"/>
+          <w:sz w:val="24"/>
+          <w:szCs w:val="24"/>
+        </w:rPr>
+        <w:t>and depend on t</w:t>
+      </w:r>
+      <w:r>
+        <w:rPr>
+          <w:rFonts w:asciiTheme="majorBidi" w:hAnsiTheme="majorBidi" w:cstheme="majorBidi"/>
+          <w:sz w:val="24"/>
+          <w:szCs w:val="24"/>
+          <w:lang w:bidi="ar-EG"/>
+        </w:rPr>
+        <w:t xml:space="preserve">heir previous value </w:t>
+      </w:r>
+      <w:r>
+        <w:rPr>
+          <w:rFonts w:asciiTheme="majorBidi" w:hAnsiTheme="majorBidi" w:cstheme="majorBidi"/>
+          <w:sz w:val="24"/>
+          <w:szCs w:val="24"/>
+        </w:rPr>
+        <w:t xml:space="preserve">and the carrier velocity norms. Since the initial value for them in the optimizer is constant, a reasonable assumption would be that the network can memorize them if they remain unchanged. But since they only change based on the carrier velocities (which are provided to the policy), the policy can just memorize the initial condition and learn to change them similar to the optimizer </w:t>
+      </w:r>
+      <w:r>
+        <w:rPr>
+          <w:rFonts w:asciiTheme="majorBidi" w:hAnsiTheme="majorBidi" w:cstheme="majorBidi"/>
+          <w:sz w:val="24"/>
+          <w:szCs w:val="24"/>
+        </w:rPr>
+        <w:t xml:space="preserve">conditioned on the velocity norms. The challenge is MLPs don’t have any memory or internal state. Consequently, if the policy learns to change </w:t>
+      </w:r>
+      <w:r>
+        <w:rPr>
+          <w:rFonts w:asciiTheme="majorBidi" w:hAnsiTheme="majorBidi" w:cstheme="majorBidi"/>
+          <w:sz w:val="24"/>
+          <w:szCs w:val="24"/>
+        </w:rPr>
+        <w:t>ξ(t) and A(t)</w:t>
+      </w:r>
+      <w:r>
+        <w:rPr>
+          <w:rFonts w:asciiTheme="majorBidi" w:hAnsiTheme="majorBidi" w:cstheme="majorBidi"/>
+          <w:sz w:val="24"/>
+          <w:szCs w:val="24"/>
+        </w:rPr>
+        <w:t xml:space="preserve"> in a given step based on its input and what the expert action was by the next step it will have no memory of this and will fall back to the default/initial </w:t>
+      </w:r>
+      <w:r>
+        <w:rPr>
+          <w:rFonts w:asciiTheme="majorBidi" w:hAnsiTheme="majorBidi" w:cstheme="majorBidi"/>
+          <w:sz w:val="24"/>
+          <w:szCs w:val="24"/>
+        </w:rPr>
+        <w:t>ξ(t) and A(t)</w:t>
+      </w:r>
+      <w:r>
+        <w:rPr>
+          <w:rFonts w:asciiTheme="majorBidi" w:hAnsiTheme="majorBidi" w:cstheme="majorBidi"/>
+          <w:sz w:val="24"/>
+          <w:szCs w:val="24"/>
+        </w:rPr>
+        <w:t xml:space="preserve"> that structurally memorized. A reasonable remedy would be to supply the policy’s last action as part of the current state/input. So </w:t>
+      </w:r>
+      <w:r>
+        <w:rPr>
+          <w:rFonts w:asciiTheme="majorBidi" w:hAnsiTheme="majorBidi" w:cstheme="majorBidi"/>
+          <w:sz w:val="24"/>
+          <w:szCs w:val="24"/>
+        </w:rPr>
+        <w:t xml:space="preserve">a(t) </w:t>
+      </w:r>
+      <w:r>
+        <w:rPr>
+          <w:rFonts w:ascii="Cambria Math" w:hAnsi="Cambria Math" w:cs="Cambria Math"/>
+          <w:sz w:val="24"/>
+          <w:szCs w:val="24"/>
+        </w:rPr>
+        <w:t>∈</w:t>
+      </w:r>
+      <w:r>
+        <w:rPr>
+          <w:rFonts w:asciiTheme="majorBidi" w:hAnsiTheme="majorBidi" w:cstheme="majorBidi"/>
+          <w:sz w:val="24"/>
+          <w:szCs w:val="24"/>
+        </w:rPr>
+        <w:t xml:space="preserve"> s(t+1) or in our case </w:t>
+      </w:r>
+      <w:r>
+        <w:rPr>
+          <w:rFonts w:ascii="Cambria Math" w:hAnsi="Cambria Math" w:cs="Cambria Math"/>
+          <w:kern w:val="0"/>
+          <w:sz w:val="24"/>
+          <w:szCs w:val="24"/>
+          <w14:ligatures w14:val="none"/>
+        </w:rPr>
+        <w:t>𝜆</w:t>
+      </w:r>
+      <w:r>
+        <w:rPr>
+          <w:rFonts w:asciiTheme="majorBidi" w:hAnsiTheme="majorBidi" w:cstheme="majorBidi"/>
+          <w:kern w:val="0"/>
+          <w:sz w:val="24"/>
+          <w:szCs w:val="24"/>
+          <w14:ligatures w14:val="none"/>
+        </w:rPr>
+        <w:t xml:space="preserve">(t) </w:t>
+      </w:r>
+      <w:r>
+        <w:rPr>
+          <w:rFonts w:ascii="Cambria Math" w:hAnsi="Cambria Math" w:cs="Cambria Math"/>
+          <w:kern w:val="0"/>
+          <w:sz w:val="24"/>
+          <w:szCs w:val="24"/>
+          <w14:ligatures w14:val="none"/>
+        </w:rPr>
+        <w:t>∈</w:t>
+      </w:r>
+      <w:r>
+        <w:rPr>
+          <w:rFonts w:asciiTheme="majorBidi" w:hAnsiTheme="majorBidi" w:cstheme="majorBidi"/>
+          <w:kern w:val="0"/>
+          <w:sz w:val="24"/>
+          <w:szCs w:val="24"/>
+          <w14:ligatures w14:val="none"/>
+        </w:rPr>
+        <w:t xml:space="preserve"> s(t+1)</w:t>
+      </w:r>
+      <w:r>
+        <w:rPr>
+          <w:rFonts w:asciiTheme="majorBidi" w:hAnsiTheme="majorBidi" w:cstheme="majorBidi"/>
+          <w:kern w:val="0"/>
+          <w:sz w:val="24"/>
+          <w:szCs w:val="24"/>
+          <w14:ligatures w14:val="none"/>
+        </w:rPr>
+        <w:t xml:space="preserve">. </w:t>
+      </w:r>
+    </w:p>
+    <w:p>
+      <w:pPr>
+        <w:spacing w:line="360" w:lineRule="auto"/>
+        <w:ind w:left="360"/>
+        <w:rPr>
+          <w:rFonts w:asciiTheme="majorBidi" w:hAnsiTheme="majorBidi" w:cstheme="majorBidi"/>
+          <w:sz w:val="24"/>
+          <w:szCs w:val="24"/>
+        </w:rPr>
+      </w:pPr>
+      <w:r>
+        <w:rPr>
+          <w:rFonts w:asciiTheme="majorBidi" w:hAnsiTheme="majorBidi" w:cstheme="majorBidi"/>
+          <w:kern w:val="0"/>
+          <w:sz w:val="24"/>
+          <w:szCs w:val="24"/>
+          <w14:ligatures w14:val="none"/>
+        </w:rPr>
+        <w:t xml:space="preserve">For learning a single trajectory, this proved to be </w:t>
+      </w:r>
+      <w:r>
+        <w:rPr>
+          <w:rFonts w:asciiTheme="majorBidi" w:hAnsiTheme="majorBidi" w:cstheme="majorBidi"/>
+          <w:kern w:val="0"/>
+          <w:sz w:val="24"/>
+          <w:szCs w:val="24"/>
+          <w14:ligatures w14:val="none"/>
+        </w:rPr>
+        <w:t xml:space="preserve">sufficient. However, during </w:t>
+      </w:r>
+      <w:r>
+        <w:rPr>
+          <w:rFonts w:asciiTheme="majorBidi" w:hAnsiTheme="majorBidi" w:cstheme="majorBidi"/>
+          <w:kern w:val="0"/>
+          <w:sz w:val="24"/>
+          <w:szCs w:val="24"/>
+          <w14:ligatures w14:val="none"/>
+        </w:rPr>
+        <w:t>generalization it was not enough</w:t>
+      </w:r>
+      <w:r>
+        <w:rPr>
+          <w:rFonts w:asciiTheme="majorBidi" w:hAnsiTheme="majorBidi" w:cstheme="majorBidi"/>
+          <w:kern w:val="0"/>
+          <w:sz w:val="24"/>
+          <w:szCs w:val="24"/>
+          <w14:ligatures w14:val="none"/>
+        </w:rPr>
+        <w:t xml:space="preserve"> and the policy was not able to accurately mimic the optimizer</w:t>
+      </w:r>
+      <w:r>
+        <w:rPr>
+          <w:rFonts w:asciiTheme="majorBidi" w:hAnsiTheme="majorBidi" w:cstheme="majorBidi"/>
+          <w:kern w:val="0"/>
+          <w:sz w:val="24"/>
+          <w:szCs w:val="24"/>
+          <w14:ligatures w14:val="none"/>
+        </w:rPr>
+        <w:t>. By analyzing it</w:t>
+      </w:r>
+      <w:r>
+        <w:rPr>
+          <w:rFonts w:asciiTheme="majorBidi" w:hAnsiTheme="majorBidi" w:cstheme="majorBidi"/>
+          <w:kern w:val="0"/>
+          <w:sz w:val="24"/>
+          <w:szCs w:val="24"/>
+          <w14:ligatures w14:val="none"/>
+        </w:rPr>
+        <w:t>s failure mode and the underlying causes</w:t>
+      </w:r>
+      <w:r>
+        <w:rPr>
+          <w:rFonts w:asciiTheme="majorBidi" w:hAnsiTheme="majorBidi" w:cstheme="majorBidi"/>
+          <w:kern w:val="0"/>
+          <w:sz w:val="24"/>
+          <w:szCs w:val="24"/>
+          <w14:ligatures w14:val="none"/>
+        </w:rPr>
+        <w:t xml:space="preserve">, more history information </w:t>
+      </w:r>
+      <w:r>
+        <w:rPr>
+          <w:rFonts w:asciiTheme="majorBidi" w:hAnsiTheme="majorBidi" w:cstheme="majorBidi"/>
+          <w:kern w:val="0"/>
+          <w:sz w:val="24"/>
+          <w:szCs w:val="24"/>
+          <w14:ligatures w14:val="none"/>
+        </w:rPr>
+        <w:t>was determined</w:t>
+      </w:r>
+      <w:r>
+        <w:rPr>
+          <w:rFonts w:asciiTheme="majorBidi" w:hAnsiTheme="majorBidi" w:cstheme="majorBidi"/>
+          <w:kern w:val="0"/>
+          <w:sz w:val="24"/>
+          <w:szCs w:val="24"/>
+          <w14:ligatures w14:val="none"/>
+        </w:rPr>
+        <w:t xml:space="preserve"> to be necessary (will be discussed in detail in the results section). As a result, instead of just supplying the last </w:t>
+      </w:r>
+      <w:r>
+        <w:rPr>
+          <w:rFonts w:ascii="Cambria Math" w:hAnsi="Cambria Math" w:cs="Cambria Math"/>
+          <w:kern w:val="0"/>
+          <w:sz w:val="24"/>
+          <w:szCs w:val="24"/>
+          <w14:ligatures w14:val="none"/>
+        </w:rPr>
+        <w:t>𝜆</w:t>
+      </w:r>
+      <w:r>
+        <w:rPr>
+          <w:rFonts w:asciiTheme="majorBidi" w:hAnsiTheme="majorBidi" w:cstheme="majorBidi"/>
+          <w:kern w:val="0"/>
+          <w:sz w:val="24"/>
+          <w:szCs w:val="24"/>
+          <w14:ligatures w14:val="none"/>
+        </w:rPr>
+        <w:t xml:space="preserve"> </w:t>
+      </w:r>
+      <w:r>
+        <w:rPr>
+          <w:rFonts w:asciiTheme="majorBidi" w:hAnsiTheme="majorBidi" w:cstheme="majorBidi"/>
+          <w:kern w:val="0"/>
+          <w:sz w:val="24"/>
+          <w:szCs w:val="24"/>
+          <w14:ligatures w14:val="none"/>
+        </w:rPr>
+        <w:t>as an input to the next time step, log-spaced point taps (λ at lags 1, 2, 4</w:t>
+      </w:r>
+      <w:r>
+        <w:rPr>
+          <w:rFonts w:asciiTheme="majorBidi" w:hAnsiTheme="majorBidi" w:cstheme="majorBidi"/>
+          <w:kern w:val="0"/>
+          <w:sz w:val="24"/>
+          <w:szCs w:val="24"/>
+          <w14:ligatures w14:val="none"/>
+        </w:rPr>
+        <w:t>, 8, 16, 32, 64, 128, 198</w:t>
+      </w:r>
+      <w:r>
+        <w:rPr>
+          <w:rFonts w:asciiTheme="majorBidi" w:hAnsiTheme="majorBidi" w:cstheme="majorBidi"/>
+          <w:kern w:val="0"/>
+          <w:sz w:val="24"/>
+          <w:szCs w:val="24"/>
+          <w14:ligatures w14:val="none"/>
+        </w:rPr>
+        <w:t xml:space="preserve">, </w:t>
+      </w:r>
+      <w:r>
+        <w:rPr>
+          <w:rFonts w:asciiTheme="majorBidi" w:hAnsiTheme="majorBidi" w:cstheme="majorBidi"/>
+          <w:kern w:val="0"/>
+          <w:sz w:val="24"/>
+          <w:szCs w:val="24"/>
+          <w14:ligatures w14:val="none"/>
+        </w:rPr>
+        <w:t>256 steps)</w:t>
+      </w:r>
+      <w:r>
+        <w:rPr>
+          <w:rFonts w:asciiTheme="majorBidi" w:hAnsiTheme="majorBidi" w:cstheme="majorBidi"/>
+          <w:kern w:val="0"/>
+          <w:sz w:val="24"/>
+          <w:szCs w:val="24"/>
+          <w14:ligatures w14:val="none"/>
+        </w:rPr>
+        <w:t xml:space="preserve"> were used.</w:t>
+      </w:r>
+      <w:r>
+        <w:rPr>
+          <w:rFonts w:asciiTheme="majorBidi" w:hAnsiTheme="majorBidi" w:cstheme="majorBidi"/>
+          <w:kern w:val="0"/>
+          <w:sz w:val="24"/>
+          <w:szCs w:val="24"/>
+          <w14:ligatures w14:val="none"/>
+        </w:rPr>
+        <w:t xml:space="preserve"> </w:t>
+      </w:r>
+    </w:p>
+    <w:p>
+      <w:pPr>
+        <w:spacing w:line="360" w:lineRule="auto"/>
+        <w:ind w:left="360"/>
+        <w:rPr>
+          <w:rFonts w:asciiTheme="majorBidi" w:hAnsiTheme="majorBidi" w:cstheme="majorBidi"/>
+          <w:sz w:val="24"/>
+          <w:szCs w:val="24"/>
+        </w:rPr>
+      </w:pPr>
+      <w:r>
+        <w:rPr>
+          <w:rFonts w:asciiTheme="majorBidi" w:hAnsiTheme="majorBidi" w:cstheme="majorBidi"/>
+          <w:sz w:val="24"/>
+          <w:szCs w:val="24"/>
+        </w:rPr>
+        <w:t xml:space="preserve">This technique means we need to provide multiple historical </w:t>
+      </w:r>
+      <w:r>
+        <w:rPr>
+          <w:rFonts w:ascii="Cambria Math" w:hAnsi="Cambria Math" w:cs="Cambria Math"/>
+          <w:kern w:val="0"/>
+          <w:sz w:val="24"/>
+          <w:szCs w:val="24"/>
+          <w14:ligatures w14:val="none"/>
+        </w:rPr>
+        <w:t>𝜆</w:t>
+      </w:r>
+      <w:r>
+        <w:rPr>
+          <w:rFonts w:asciiTheme="majorBidi" w:hAnsiTheme="majorBidi" w:cstheme="majorBidi"/>
+          <w:kern w:val="0"/>
+          <w:sz w:val="24"/>
+          <w:szCs w:val="24"/>
+          <w14:ligatures w14:val="none"/>
+        </w:rPr>
+        <w:t xml:space="preserve">s that did not exist at t=0. To </w:t>
+      </w:r>
+      <w:r>
+        <w:rPr>
+          <w:rFonts w:asciiTheme="majorBidi" w:hAnsiTheme="majorBidi" w:cstheme="majorBidi"/>
+          <w:kern w:val="0"/>
+          <w:sz w:val="24"/>
+          <w:szCs w:val="24"/>
+          <w14:ligatures w14:val="none"/>
+        </w:rPr>
+        <w:t>address</w:t>
+      </w:r>
+      <w:r>
+        <w:rPr>
+          <w:rFonts w:asciiTheme="majorBidi" w:hAnsiTheme="majorBidi" w:cstheme="majorBidi"/>
+          <w:kern w:val="0"/>
+          <w:sz w:val="24"/>
+          <w:szCs w:val="24"/>
+          <w14:ligatures w14:val="none"/>
+        </w:rPr>
+        <w:t xml:space="preserve"> this </w:t>
+      </w:r>
+      <w:r>
+        <w:rPr>
+          <w:rFonts w:asciiTheme="majorBidi" w:hAnsiTheme="majorBidi" w:cstheme="majorBidi"/>
+          <w:kern w:val="0"/>
+          <w:sz w:val="24"/>
+          <w:szCs w:val="24"/>
+          <w14:ligatures w14:val="none"/>
+        </w:rPr>
+        <w:t>challenge</w:t>
+      </w:r>
+      <w:r>
+        <w:rPr>
+          <w:rFonts w:asciiTheme="majorBidi" w:hAnsiTheme="majorBidi" w:cstheme="majorBidi"/>
+          <w:kern w:val="0"/>
+          <w:sz w:val="24"/>
+          <w:szCs w:val="24"/>
+          <w14:ligatures w14:val="none"/>
+        </w:rPr>
+        <w:t xml:space="preserve">, we assume that the initial </w:t>
+      </w:r>
+      <w:r>
+        <w:rPr>
+          <w:rFonts w:asciiTheme="majorBidi" w:hAnsiTheme="majorBidi" w:cstheme="majorBidi"/>
+          <w:sz w:val="24"/>
+          <w:szCs w:val="24"/>
+        </w:rPr>
+        <w:t>ξ(t) and A(t)</w:t>
+      </w:r>
+      <w:r>
+        <w:rPr>
+          <w:rFonts w:asciiTheme="majorBidi" w:hAnsiTheme="majorBidi" w:cstheme="majorBidi"/>
+          <w:sz w:val="24"/>
+          <w:szCs w:val="24"/>
+        </w:rPr>
+        <w:t xml:space="preserve"> are agreed on once in the beginning</w:t>
+      </w:r>
+      <w:r>
+        <w:rPr>
+          <w:rFonts w:asciiTheme="majorBidi" w:hAnsiTheme="majorBidi" w:cstheme="majorBidi"/>
+          <w:sz w:val="24"/>
+          <w:szCs w:val="24"/>
+        </w:rPr>
+        <w:t xml:space="preserve"> (either by communication or just hardcoding) </w:t>
+      </w:r>
+      <w:r>
+        <w:rPr>
+          <w:rFonts w:asciiTheme="majorBidi" w:hAnsiTheme="majorBidi" w:cstheme="majorBidi"/>
+          <w:sz w:val="24"/>
+          <w:szCs w:val="24"/>
+        </w:rPr>
+        <w:t xml:space="preserve">. They are then used to construct the historical </w:t>
+      </w:r>
+      <w:r>
+        <w:rPr>
+          <w:rFonts w:ascii="Cambria Math" w:hAnsi="Cambria Math" w:cs="Cambria Math"/>
+          <w:kern w:val="0"/>
+          <w:sz w:val="24"/>
+          <w:szCs w:val="24"/>
+          <w14:ligatures w14:val="none"/>
+        </w:rPr>
+        <w:t>𝜆</w:t>
+      </w:r>
+      <w:r>
+        <w:rPr>
+          <w:rFonts w:asciiTheme="majorBidi" w:hAnsiTheme="majorBidi" w:cstheme="majorBidi"/>
+          <w:kern w:val="0"/>
+          <w:sz w:val="24"/>
+          <w:szCs w:val="24"/>
+          <w14:ligatures w14:val="none"/>
+        </w:rPr>
+        <w:t xml:space="preserve">s by extrapolation in the past knowing the fixed phase shifts of the configuration. </w:t>
+      </w:r>
+    </w:p>
+    <w:p>
+      <w:pPr>
+        <w:spacing w:line="360" w:lineRule="auto"/>
+        <w:ind w:left="360"/>
+        <w:rPr>
+          <w:rFonts w:asciiTheme="majorBidi" w:hAnsiTheme="majorBidi" w:cstheme="majorBidi"/>
+          <w:sz w:val="24"/>
+          <w:szCs w:val="24"/>
+        </w:rPr>
+      </w:pPr>
+      <w:r>
+        <w:rPr>
+          <w:rFonts w:asciiTheme="majorBidi" w:hAnsiTheme="majorBidi" w:cstheme="majorBidi"/>
+          <w:sz w:val="24"/>
+          <w:szCs w:val="24"/>
+        </w:rPr>
+        <w:lastRenderedPageBreak/>
+        <w:t xml:space="preserve">Time: </w:t>
+      </w:r>
+    </w:p>
+    <w:p>
+      <w:pPr>
+        <w:spacing w:line="360" w:lineRule="auto"/>
+        <w:ind w:left="360"/>
+        <w:rPr>
+          <w:rFonts w:asciiTheme="majorBidi" w:hAnsiTheme="majorBidi" w:cstheme="majorBidi"/>
+          <w:sz w:val="24"/>
+          <w:szCs w:val="24"/>
+        </w:rPr>
+      </w:pPr>
+      <w:r>
+        <w:rPr>
+          <w:rFonts w:asciiTheme="majorBidi" w:hAnsiTheme="majorBidi" w:cstheme="majorBidi"/>
+          <w:sz w:val="24"/>
+          <w:szCs w:val="24"/>
+        </w:rPr>
+        <w:t>Although providing the time directly</w:t>
+      </w:r>
+      <w:r>
+        <w:rPr>
+          <w:rFonts w:asciiTheme="majorBidi" w:hAnsiTheme="majorBidi" w:cstheme="majorBidi"/>
+          <w:sz w:val="24"/>
+          <w:szCs w:val="24"/>
+        </w:rPr>
+        <w:t xml:space="preserve"> to the NN</w:t>
+      </w:r>
+      <w:r>
+        <w:rPr>
+          <w:rFonts w:asciiTheme="majorBidi" w:hAnsiTheme="majorBidi" w:cstheme="majorBidi"/>
+          <w:sz w:val="24"/>
+          <w:szCs w:val="24"/>
+        </w:rPr>
+        <w:t xml:space="preserve"> may appear to be the most straightforward solution</w:t>
+      </w:r>
+      <w:r>
+        <w:rPr>
+          <w:rFonts w:asciiTheme="majorBidi" w:hAnsiTheme="majorBidi" w:cstheme="majorBidi"/>
+          <w:sz w:val="24"/>
+          <w:szCs w:val="24"/>
+        </w:rPr>
+        <w:t xml:space="preserve">, this approach leads to several problems. First of all, during the initial stage when we are training on one trajectory, this risks that the network just memorizes which actions to do just based on time. This completely invalidates the test and compromises the investigation of whether the provided state is enough to make the actions learnable. Secondly, it creates generalization </w:t>
+      </w:r>
+      <w:r>
+        <w:rPr>
+          <w:rFonts w:asciiTheme="majorBidi" w:hAnsiTheme="majorBidi" w:cstheme="majorBidi"/>
+          <w:sz w:val="24"/>
+          <w:szCs w:val="24"/>
+        </w:rPr>
+        <w:t>risks</w:t>
+      </w:r>
+      <w:r>
+        <w:rPr>
+          <w:rFonts w:asciiTheme="majorBidi" w:hAnsiTheme="majorBidi" w:cstheme="majorBidi"/>
+          <w:sz w:val="24"/>
+          <w:szCs w:val="24"/>
+        </w:rPr>
+        <w:t xml:space="preserve"> when we attempt to run episodes </w:t>
+      </w:r>
+      <w:r>
+        <w:rPr>
+          <w:rFonts w:asciiTheme="majorBidi" w:hAnsiTheme="majorBidi" w:cstheme="majorBidi"/>
+          <w:sz w:val="24"/>
+          <w:szCs w:val="24"/>
+        </w:rPr>
+        <w:t>longer</w:t>
+      </w:r>
+      <w:r>
+        <w:rPr>
+          <w:rFonts w:asciiTheme="majorBidi" w:hAnsiTheme="majorBidi" w:cstheme="majorBidi"/>
+          <w:sz w:val="24"/>
+          <w:szCs w:val="24"/>
+        </w:rPr>
+        <w:t xml:space="preserve"> than those used in the training. </w:t>
+      </w:r>
+      <w:r>
+        <w:rPr>
+          <w:rFonts w:asciiTheme="majorBidi" w:hAnsiTheme="majorBidi" w:cstheme="majorBidi"/>
+          <w:sz w:val="24"/>
+          <w:szCs w:val="24"/>
+        </w:rPr>
+        <w:t>Lastly, it creates normalization problems since we normalize our observation space before feeding it to the net, by using larger and larger time stamps we distort this normalization and destabilize the resulting observations.</w:t>
+      </w:r>
+      <w:r>
+        <w:rPr>
+          <w:rFonts w:ascii="Cambria Math" w:hAnsi="Cambria Math" w:cs="Cambria Math"/>
+          <w:kern w:val="0"/>
+          <w:sz w:val="24"/>
+          <w:szCs w:val="24"/>
+          <w14:ligatures w14:val="none"/>
+        </w:rPr>
+        <w:t xml:space="preserve"> </w:t>
+      </w:r>
+    </w:p>
+    <w:p>
+      <w:pPr>
+        <w:spacing w:line="360" w:lineRule="auto"/>
+        <w:ind w:left="360"/>
+        <w:rPr>
+          <w:rFonts w:asciiTheme="majorBidi" w:hAnsiTheme="majorBidi" w:cstheme="majorBidi"/>
+          <w:kern w:val="0"/>
+          <w:sz w:val="24"/>
+          <w:szCs w:val="24"/>
+          <w:lang w:bidi="ar-EG"/>
+          <w14:ligatures w14:val="none"/>
+        </w:rPr>
+      </w:pPr>
+      <w:r>
+        <w:rPr>
+          <w:rFonts w:asciiTheme="majorBidi" w:hAnsiTheme="majorBidi" w:cstheme="majorBidi"/>
+          <w:kern w:val="0"/>
+          <w:sz w:val="24"/>
+          <w:szCs w:val="24"/>
+          <w14:ligatures w14:val="none"/>
+        </w:rPr>
+        <w:t xml:space="preserve">The main goal of using the time to determine the current phase in the sinusoid </w:t>
+      </w:r>
+      <w:r>
+        <w:rPr>
+          <w:rFonts w:asciiTheme="majorBidi" w:hAnsiTheme="majorBidi" w:cstheme="majorBidi"/>
+          <w:kern w:val="0"/>
+          <w:sz w:val="24"/>
+          <w:szCs w:val="24"/>
+          <w14:ligatures w14:val="none"/>
+        </w:rPr>
+        <w:t>function</w:t>
+      </w:r>
+      <w:r>
+        <w:rPr>
+          <w:rFonts w:asciiTheme="majorBidi" w:hAnsiTheme="majorBidi" w:cstheme="majorBidi"/>
+          <w:kern w:val="0"/>
+          <w:sz w:val="24"/>
+          <w:szCs w:val="24"/>
+          <w14:ligatures w14:val="none"/>
+        </w:rPr>
+        <w:t>.</w:t>
+      </w:r>
+      <w:r>
+        <w:rPr>
+          <w:rFonts w:asciiTheme="majorBidi" w:hAnsiTheme="majorBidi" w:cstheme="majorBidi"/>
+          <w:kern w:val="0"/>
+          <w:sz w:val="24"/>
+          <w:szCs w:val="24"/>
+          <w14:ligatures w14:val="none"/>
+        </w:rPr>
+        <w:t xml:space="preserve"> Consequently, </w:t>
+      </w:r>
+      <w:r>
+        <w:rPr>
+          <w:rFonts w:asciiTheme="majorBidi" w:hAnsiTheme="majorBidi" w:cstheme="majorBidi"/>
+          <w:kern w:val="0"/>
+          <w:sz w:val="24"/>
+          <w:szCs w:val="24"/>
+          <w:lang w:bidi="ar-EG"/>
+          <w14:ligatures w14:val="none"/>
+        </w:rPr>
+        <w:t xml:space="preserve">we need only to encode the position in the oscillation. </w:t>
+      </w:r>
+      <w:r>
+        <w:rPr>
+          <w:rFonts w:asciiTheme="majorBidi" w:hAnsiTheme="majorBidi" w:cstheme="majorBidi"/>
+          <w:kern w:val="0"/>
+          <w:sz w:val="24"/>
+          <w:szCs w:val="24"/>
+          <w:lang w:bidi="ar-EG"/>
+          <w14:ligatures w14:val="none"/>
+        </w:rPr>
+        <w:t>It can be</w:t>
+      </w:r>
+      <w:r>
+        <w:rPr>
+          <w:rFonts w:asciiTheme="majorBidi" w:hAnsiTheme="majorBidi" w:cstheme="majorBidi"/>
+          <w:kern w:val="0"/>
+          <w:sz w:val="24"/>
+          <w:szCs w:val="24"/>
+          <w:lang w:bidi="ar-EG"/>
+          <w14:ligatures w14:val="none"/>
+        </w:rPr>
+        <w:t xml:space="preserve"> </w:t>
+      </w:r>
+      <w:r>
+        <w:rPr>
+          <w:rFonts w:asciiTheme="majorBidi" w:hAnsiTheme="majorBidi" w:cstheme="majorBidi"/>
+          <w:kern w:val="0"/>
+          <w:sz w:val="24"/>
+          <w:szCs w:val="24"/>
+          <w:lang w:bidi="ar-EG"/>
+          <w14:ligatures w14:val="none"/>
+        </w:rPr>
+        <w:t>argued</w:t>
+      </w:r>
+      <w:r>
+        <w:rPr>
+          <w:rFonts w:asciiTheme="majorBidi" w:hAnsiTheme="majorBidi" w:cstheme="majorBidi"/>
+          <w:kern w:val="0"/>
+          <w:sz w:val="24"/>
+          <w:szCs w:val="24"/>
+          <w:lang w:bidi="ar-EG"/>
+          <w14:ligatures w14:val="none"/>
+        </w:rPr>
+        <w:t xml:space="preserve"> that the previous </w:t>
+      </w:r>
+      <w:r>
+        <w:rPr>
+          <w:rFonts w:ascii="Cambria Math" w:hAnsi="Cambria Math" w:cs="Cambria Math"/>
+          <w:kern w:val="0"/>
+          <w:sz w:val="24"/>
+          <w:szCs w:val="24"/>
+          <w14:ligatures w14:val="none"/>
+        </w:rPr>
+        <w:t>𝜆</w:t>
+      </w:r>
+      <w:r>
+        <w:rPr>
+          <w:rFonts w:asciiTheme="majorBidi" w:hAnsiTheme="majorBidi" w:cstheme="majorBidi"/>
+          <w:kern w:val="0"/>
+          <w:sz w:val="24"/>
+          <w:szCs w:val="24"/>
+          <w14:ligatures w14:val="none"/>
+        </w:rPr>
+        <w:t xml:space="preserve"> carries this information and therefore should be enough</w:t>
+      </w:r>
+      <w:r>
+        <w:rPr>
+          <w:rFonts w:asciiTheme="majorBidi" w:hAnsiTheme="majorBidi" w:cstheme="majorBidi"/>
+          <w:kern w:val="0"/>
+          <w:sz w:val="24"/>
+          <w:szCs w:val="24"/>
+          <w14:ligatures w14:val="none"/>
+        </w:rPr>
+        <w:t xml:space="preserve">. </w:t>
+      </w:r>
+      <w:r>
+        <w:rPr>
+          <w:rFonts w:asciiTheme="majorBidi" w:hAnsiTheme="majorBidi" w:cstheme="majorBidi"/>
+          <w:kern w:val="0"/>
+          <w:sz w:val="24"/>
+          <w:szCs w:val="24"/>
+          <w14:ligatures w14:val="none"/>
+        </w:rPr>
+        <w:t xml:space="preserve">However, this might be too demanding as any small perturbation or </w:t>
+      </w:r>
+      <w:r>
+        <w:rPr>
+          <w:rFonts w:asciiTheme="majorBidi" w:hAnsiTheme="majorBidi" w:cstheme="majorBidi"/>
+          <w:kern w:val="0"/>
+          <w:sz w:val="24"/>
+          <w:szCs w:val="24"/>
+          <w:lang w:bidi="ar-EG"/>
+          <w14:ligatures w14:val="none"/>
+        </w:rPr>
+        <w:t>noise in the output can cause the NN to deviate and think it is in a different phase</w:t>
+      </w:r>
+      <w:r>
+        <w:rPr>
+          <w:rFonts w:asciiTheme="majorBidi" w:hAnsiTheme="majorBidi" w:cstheme="majorBidi"/>
+          <w:kern w:val="0"/>
+          <w:sz w:val="24"/>
+          <w:szCs w:val="24"/>
+          <w:lang w:bidi="ar-EG"/>
+          <w14:ligatures w14:val="none"/>
+        </w:rPr>
+        <w:t xml:space="preserve"> at the next time step</w:t>
+      </w:r>
+      <w:r>
+        <w:rPr>
+          <w:rFonts w:asciiTheme="majorBidi" w:hAnsiTheme="majorBidi" w:cstheme="majorBidi"/>
+          <w:kern w:val="0"/>
+          <w:sz w:val="24"/>
+          <w:szCs w:val="24"/>
+          <w:lang w:bidi="ar-EG"/>
+          <w14:ligatures w14:val="none"/>
+        </w:rPr>
+        <w:t xml:space="preserve">. </w:t>
+      </w:r>
+      <w:r>
+        <w:rPr>
+          <w:rFonts w:asciiTheme="majorBidi" w:hAnsiTheme="majorBidi" w:cstheme="majorBidi"/>
+          <w:kern w:val="0"/>
+          <w:sz w:val="24"/>
+          <w:szCs w:val="24"/>
+          <w:lang w:bidi="ar-EG"/>
+          <w14:ligatures w14:val="none"/>
+        </w:rPr>
+        <w:t>The</w:t>
+      </w:r>
+      <w:r>
+        <w:rPr>
+          <w:rFonts w:asciiTheme="majorBidi" w:hAnsiTheme="majorBidi" w:cstheme="majorBidi"/>
+          <w:kern w:val="0"/>
+          <w:sz w:val="24"/>
+          <w:szCs w:val="24"/>
+          <w:lang w:bidi="ar-EG"/>
+          <w14:ligatures w14:val="none"/>
+        </w:rPr>
+        <w:t xml:space="preserve"> perturbed output is used as input at the next time step, creating a feedback loop in which the resulting deviation can propagate and compound over subsequent steps. As the policy continues to act on increasingly perturbed observations, the instability can become self-reinforcing, while simultaneously driving the physical system away from its intended state. </w:t>
+      </w:r>
+    </w:p>
+    <w:p>
+      <w:pPr>
+        <w:spacing w:line="360" w:lineRule="auto"/>
+        <w:ind w:left="360"/>
+        <w:rPr>
+          <w:rFonts w:asciiTheme="majorBidi" w:hAnsiTheme="majorBidi" w:cstheme="majorBidi"/>
+          <w:kern w:val="0"/>
+          <w:sz w:val="24"/>
+          <w:szCs w:val="24"/>
+          <w:lang w:bidi="ar-EG"/>
+          <w14:ligatures w14:val="none"/>
+        </w:rPr>
+      </w:pPr>
+      <w:r>
+        <w:rPr>
+          <w:rFonts w:asciiTheme="majorBidi" w:hAnsiTheme="majorBidi" w:cstheme="majorBidi"/>
+          <w:kern w:val="0"/>
+          <w:sz w:val="24"/>
+          <w:szCs w:val="24"/>
+          <w14:ligatures w14:val="none"/>
+        </w:rPr>
+        <w:t xml:space="preserve">It is important to note that this information is not </w:t>
+      </w:r>
+      <w:r>
+        <w:rPr>
+          <w:rFonts w:asciiTheme="majorBidi" w:hAnsiTheme="majorBidi" w:cstheme="majorBidi"/>
+          <w:kern w:val="0"/>
+          <w:sz w:val="24"/>
+          <w:szCs w:val="24"/>
+          <w:lang w:bidi="ar-EG"/>
+          <w14:ligatures w14:val="none"/>
+        </w:rPr>
+        <w:t xml:space="preserve">encoded in any way in the load position, as it can be completely static while </w:t>
+      </w:r>
+      <w:r>
+        <w:rPr>
+          <w:rFonts w:ascii="Cambria Math" w:hAnsi="Cambria Math" w:cs="Cambria Math"/>
+          <w:kern w:val="0"/>
+          <w:sz w:val="24"/>
+          <w:szCs w:val="24"/>
+          <w14:ligatures w14:val="none"/>
+        </w:rPr>
+        <w:t>𝜆</w:t>
+      </w:r>
+      <w:r>
+        <w:rPr>
+          <w:rFonts w:asciiTheme="majorBidi" w:hAnsiTheme="majorBidi" w:cstheme="majorBidi"/>
+          <w:kern w:val="0"/>
+          <w:sz w:val="24"/>
+          <w:szCs w:val="24"/>
+          <w14:ligatures w14:val="none"/>
+        </w:rPr>
+        <w:t xml:space="preserve"> is oscillating.</w:t>
+      </w:r>
+      <w:r>
+        <w:rPr>
+          <w:rFonts w:asciiTheme="majorBidi" w:hAnsiTheme="majorBidi" w:cstheme="majorBidi"/>
+          <w:kern w:val="0"/>
+          <w:sz w:val="24"/>
+          <w:szCs w:val="24"/>
+          <w14:ligatures w14:val="none"/>
+        </w:rPr>
+        <w:t xml:space="preserve"> Nevertheless, </w:t>
+      </w:r>
+      <w:r>
+        <w:rPr>
+          <w:rFonts w:asciiTheme="majorBidi" w:hAnsiTheme="majorBidi" w:cstheme="majorBidi"/>
+          <w:kern w:val="0"/>
+          <w:sz w:val="24"/>
+          <w:szCs w:val="24"/>
+          <w:lang w:bidi="ar-EG"/>
+          <w14:ligatures w14:val="none"/>
+        </w:rPr>
+        <w:t>a</w:t>
+      </w:r>
+      <w:r>
+        <w:rPr>
+          <w:rFonts w:asciiTheme="majorBidi" w:hAnsiTheme="majorBidi" w:cstheme="majorBidi"/>
+          <w:kern w:val="0"/>
+          <w:sz w:val="24"/>
+          <w:szCs w:val="24"/>
+          <w:lang w:bidi="ar-EG"/>
+          <w14:ligatures w14:val="none"/>
+        </w:rPr>
+        <w:t xml:space="preserve">n interesting observation </w:t>
+      </w:r>
+      <w:r>
+        <w:rPr>
+          <w:rFonts w:asciiTheme="majorBidi" w:hAnsiTheme="majorBidi" w:cstheme="majorBidi"/>
+          <w:kern w:val="0"/>
+          <w:sz w:val="24"/>
+          <w:szCs w:val="24"/>
+          <w:lang w:bidi="ar-EG"/>
+          <w14:ligatures w14:val="none"/>
+        </w:rPr>
+        <w:t>is that</w:t>
+      </w:r>
+      <w:r>
+        <w:rPr>
+          <w:rFonts w:asciiTheme="majorBidi" w:hAnsiTheme="majorBidi" w:cstheme="majorBidi"/>
+          <w:kern w:val="0"/>
+          <w:sz w:val="24"/>
+          <w:szCs w:val="24"/>
+          <w:lang w:bidi="ar-EG"/>
+          <w14:ligatures w14:val="none"/>
+        </w:rPr>
+        <w:t xml:space="preserve"> </w:t>
+      </w:r>
+      <w:r>
+        <w:rPr>
+          <w:rFonts w:asciiTheme="majorBidi" w:hAnsiTheme="majorBidi" w:cstheme="majorBidi"/>
+          <w:kern w:val="0"/>
+          <w:sz w:val="24"/>
+          <w:szCs w:val="24"/>
+          <w:lang w:bidi="ar-EG"/>
+          <w14:ligatures w14:val="none"/>
+        </w:rPr>
+        <w:t xml:space="preserve">since each carrier is always orbiting based on </w:t>
+      </w:r>
+      <w:r>
+        <w:rPr>
+          <w:rFonts w:ascii="Cambria Math" w:hAnsi="Cambria Math" w:cs="Cambria Math"/>
+          <w:kern w:val="0"/>
+          <w:sz w:val="24"/>
+          <w:szCs w:val="24"/>
+          <w14:ligatures w14:val="none"/>
+        </w:rPr>
+        <w:t>𝜆</w:t>
+      </w:r>
+      <w:r>
+        <w:rPr>
+          <w:rFonts w:asciiTheme="majorBidi" w:hAnsiTheme="majorBidi" w:cstheme="majorBidi"/>
+          <w:kern w:val="0"/>
+          <w:sz w:val="24"/>
+          <w:szCs w:val="24"/>
+          <w:lang w:bidi="ar-EG"/>
+          <w14:ligatures w14:val="none"/>
+        </w:rPr>
+        <w:t xml:space="preserve">, its position and velocity implicitly encode its phase within the cycle. So the policy does not necessarily need to have access to time. The phase of the periodic signal is recoverable from the observable state of the system. In this sense, the dynamics of the environment effectively integrate the periodic signal into the carrier's physical state, allowing the policy to infer the corresponding phase of </w:t>
+      </w:r>
+      <w:r>
+        <w:rPr>
+          <w:rFonts w:ascii="Cambria Math" w:hAnsi="Cambria Math" w:cs="Cambria Math"/>
+          <w:kern w:val="0"/>
+          <w:sz w:val="24"/>
+          <w:szCs w:val="24"/>
+          <w14:ligatures w14:val="none"/>
+        </w:rPr>
+        <w:t>𝜆</w:t>
+      </w:r>
+      <w:r>
+        <w:rPr>
+          <w:rFonts w:asciiTheme="majorBidi" w:hAnsiTheme="majorBidi" w:cstheme="majorBidi"/>
+          <w:kern w:val="0"/>
+          <w:sz w:val="24"/>
+          <w:szCs w:val="24"/>
+          <w:lang w:bidi="ar-EG"/>
+          <w14:ligatures w14:val="none"/>
+        </w:rPr>
+        <w:t xml:space="preserve"> directly from the observation rather than relying on an external clock.</w:t>
+      </w:r>
+      <w:r>
+        <w:rPr>
+          <w:rFonts w:asciiTheme="majorBidi" w:hAnsiTheme="majorBidi" w:cstheme="majorBidi"/>
+          <w:kern w:val="0"/>
+          <w:sz w:val="24"/>
+          <w:szCs w:val="24"/>
+          <w:lang w:bidi="ar-EG"/>
+          <w14:ligatures w14:val="none"/>
+        </w:rPr>
+        <w:t xml:space="preserve"> The main challenge with this approach, though, is that it suffers from the same sensitivity and instability as depending on </w:t>
+      </w:r>
+      <w:r>
+        <w:rPr>
+          <w:rFonts w:ascii="Cambria Math" w:hAnsi="Cambria Math" w:cs="Cambria Math"/>
+          <w:kern w:val="0"/>
+          <w:sz w:val="24"/>
+          <w:szCs w:val="24"/>
+          <w14:ligatures w14:val="none"/>
+        </w:rPr>
+        <w:t>𝜆</w:t>
+      </w:r>
+      <w:r>
+        <w:rPr>
+          <w:rFonts w:asciiTheme="majorBidi" w:hAnsiTheme="majorBidi" w:cstheme="majorBidi"/>
+          <w:kern w:val="0"/>
+          <w:sz w:val="24"/>
+          <w:szCs w:val="24"/>
+          <w14:ligatures w14:val="none"/>
+        </w:rPr>
+        <w:t xml:space="preserve">(t-1). Once the carrier position and velocity are perturbed or noised in any way, the policy’s </w:t>
+      </w:r>
+      <w:r>
+        <w:rPr>
+          <w:rFonts w:asciiTheme="majorBidi" w:hAnsiTheme="majorBidi" w:cstheme="majorBidi"/>
+          <w:kern w:val="0"/>
+          <w:sz w:val="24"/>
+          <w:szCs w:val="24"/>
+          <w14:ligatures w14:val="none"/>
+        </w:rPr>
+        <w:lastRenderedPageBreak/>
+        <w:t>inference of the phase can deviate in an unrecoverable way</w:t>
+      </w:r>
+      <w:r>
+        <w:rPr>
+          <w:rFonts w:asciiTheme="majorBidi" w:hAnsiTheme="majorBidi" w:cstheme="majorBidi"/>
+          <w:kern w:val="0"/>
+          <w:sz w:val="24"/>
+          <w:szCs w:val="24"/>
+          <w14:ligatures w14:val="none"/>
+        </w:rPr>
+        <w:t xml:space="preserve"> that is similar to what was described in the previous paragraph.</w:t>
+      </w:r>
+    </w:p>
+    <w:p>
+      <w:pPr>
+        <w:spacing w:line="360" w:lineRule="auto"/>
+        <w:ind w:left="360"/>
+        <w:rPr>
+          <w:rFonts w:asciiTheme="majorBidi" w:hAnsiTheme="majorBidi" w:cstheme="majorBidi"/>
+          <w:kern w:val="0"/>
+          <w:sz w:val="24"/>
+          <w:szCs w:val="24"/>
+          <w:lang w:bidi="ar-EG"/>
+          <w14:ligatures w14:val="none"/>
+        </w:rPr>
+      </w:pPr>
+      <w:r>
+        <w:rPr>
+          <w:rFonts w:asciiTheme="majorBidi" w:hAnsiTheme="majorBidi" w:cstheme="majorBidi"/>
+          <w:kern w:val="0"/>
+          <w:sz w:val="24"/>
+          <w:szCs w:val="24"/>
+          <w:lang w:bidi="ar-EG"/>
+          <w14:ligatures w14:val="none"/>
+        </w:rPr>
+        <w:t>A promising solution would be to use the output of a periodic function in time. One possible function can be a saw tooth, but an even better solution can be using sin</w:t>
+      </w:r>
+      <w:r>
+        <w:rPr>
+          <w:rFonts w:asciiTheme="majorBidi" w:hAnsiTheme="majorBidi" w:cstheme="majorBidi"/>
+          <w:kern w:val="0"/>
+          <w:sz w:val="24"/>
+          <w:szCs w:val="24"/>
+          <w:lang w:bidi="ar-EG"/>
+          <w14:ligatures w14:val="none"/>
+        </w:rPr>
+        <w:t>e</w:t>
+      </w:r>
+      <w:r>
+        <w:rPr>
+          <w:rFonts w:asciiTheme="majorBidi" w:hAnsiTheme="majorBidi" w:cstheme="majorBidi"/>
+          <w:kern w:val="0"/>
+          <w:sz w:val="24"/>
+          <w:szCs w:val="24"/>
+          <w:lang w:bidi="ar-EG"/>
+          <w14:ligatures w14:val="none"/>
+        </w:rPr>
+        <w:t xml:space="preserve"> and cos</w:t>
+      </w:r>
+      <w:r>
+        <w:rPr>
+          <w:rFonts w:asciiTheme="majorBidi" w:hAnsiTheme="majorBidi" w:cstheme="majorBidi"/>
+          <w:kern w:val="0"/>
+          <w:sz w:val="24"/>
+          <w:szCs w:val="24"/>
+          <w:lang w:bidi="ar-EG"/>
+          <w14:ligatures w14:val="none"/>
+        </w:rPr>
+        <w:t>ine functions</w:t>
+      </w:r>
+      <w:r>
+        <w:rPr>
+          <w:rFonts w:asciiTheme="majorBidi" w:hAnsiTheme="majorBidi" w:cstheme="majorBidi"/>
+          <w:kern w:val="0"/>
+          <w:sz w:val="24"/>
+          <w:szCs w:val="24"/>
+          <w:lang w:bidi="ar-EG"/>
+          <w14:ligatures w14:val="none"/>
+        </w:rPr>
+        <w:t xml:space="preserve">.  </w:t>
+      </w:r>
+    </w:p>
+    <w:p>
+      <w:pPr>
+        <w:spacing w:line="360" w:lineRule="auto"/>
+        <w:ind w:left="360"/>
+        <w:rPr>
+          <w:rFonts w:asciiTheme="majorBidi" w:hAnsiTheme="majorBidi" w:cstheme="majorBidi"/>
+          <w:sz w:val="24"/>
+          <w:szCs w:val="24"/>
+          <w:lang w:bidi="ar-EG"/>
+        </w:rPr>
+      </w:pPr>
+      <w:r>
+        <w:rPr>
+          <w:rFonts w:asciiTheme="majorBidi" w:hAnsiTheme="majorBidi" w:cstheme="majorBidi"/>
+          <w:sz w:val="24"/>
+          <w:szCs w:val="24"/>
+          <w:lang w:bidi="ar-EG"/>
+        </w:rPr>
+        <w:t>Fourier time encoding</w:t>
+      </w:r>
+      <w:r>
+        <w:rPr>
+          <w:rFonts w:asciiTheme="majorBidi" w:hAnsiTheme="majorBidi" w:cstheme="majorBidi"/>
+          <w:sz w:val="24"/>
+          <w:szCs w:val="24"/>
+          <w:lang w:bidi="ar-EG"/>
+        </w:rPr>
+        <w:t>/</w:t>
+      </w:r>
+      <w:r>
+        <w:t xml:space="preserve"> </w:t>
+      </w:r>
+      <w:r>
+        <w:rPr>
+          <w:rFonts w:asciiTheme="majorBidi" w:hAnsiTheme="majorBidi" w:cstheme="majorBidi"/>
+          <w:sz w:val="24"/>
+          <w:szCs w:val="24"/>
+          <w:lang w:bidi="ar-EG"/>
+        </w:rPr>
+        <w:t>Fourier feature mapping</w:t>
+      </w:r>
+      <w:r>
+        <w:rPr>
+          <w:rFonts w:asciiTheme="majorBidi" w:hAnsiTheme="majorBidi" w:cstheme="majorBidi"/>
+          <w:sz w:val="24"/>
+          <w:szCs w:val="24"/>
+          <w:lang w:bidi="ar-EG"/>
+        </w:rPr>
+        <w:t>:</w:t>
+      </w:r>
+    </w:p>
+    <w:p>
+      <w:pPr>
+        <w:spacing w:line="360" w:lineRule="auto"/>
+        <w:ind w:left="360"/>
+        <w:rPr>
+          <w:rFonts w:asciiTheme="majorBidi" w:hAnsiTheme="majorBidi" w:cstheme="majorBidi"/>
+          <w:sz w:val="24"/>
+          <w:szCs w:val="24"/>
+          <w:lang w:bidi="ar-EG"/>
+        </w:rPr>
+      </w:pPr>
+      <w:r>
+        <w:rPr>
+          <w:rFonts w:asciiTheme="majorBidi" w:hAnsiTheme="majorBidi" w:cstheme="majorBidi"/>
+          <w:sz w:val="24"/>
+          <w:szCs w:val="24"/>
+          <w:lang w:bidi="ar-EG"/>
+        </w:rPr>
+        <w:t>Fourier time encoding (also called trigonometric clock embedding, sinusoidal time embedding, or Fourier feature encoding) is a way of representing time or phase as a vector of periodic functions instead of a single scalar</w:t>
+      </w:r>
+      <w:r>
+        <w:rPr>
+          <w:rFonts w:asciiTheme="majorBidi" w:hAnsiTheme="majorBidi" w:cstheme="majorBidi"/>
+          <w:sz w:val="24"/>
+          <w:szCs w:val="24"/>
+          <w:lang w:bidi="ar-EG"/>
+        </w:rPr>
+        <w:t xml:space="preserve"> [5]</w:t>
+      </w:r>
+      <w:r>
+        <w:rPr>
+          <w:rFonts w:asciiTheme="majorBidi" w:hAnsiTheme="majorBidi" w:cstheme="majorBidi"/>
+          <w:sz w:val="24"/>
+          <w:szCs w:val="24"/>
+          <w:lang w:bidi="ar-EG"/>
+        </w:rPr>
+        <w:t>.</w:t>
+      </w:r>
+    </w:p>
+    <w:p>
+      <w:pPr>
+        <w:spacing w:after="0" w:line="240" w:lineRule="auto"/>
+        <w:ind w:firstLine="360"/>
+        <w:rPr>
           <w:rFonts w:ascii="Times New Roman" w:eastAsia="Times New Roman" w:hAnsi="Times New Roman" w:cs="Times New Roman"/>
           <w:kern w:val="0"/>
           <w:sz w:val="24"/>
           <w:szCs w:val="24"/>
-          <w14:ligatures w14:val="none"/>
-        </w:rPr>
-      </w:pPr>
-      <w:r>
-        <w:rPr>
-          <w:rFonts w:asciiTheme="majorBidi" w:hAnsiTheme="majorBidi" w:cstheme="majorBidi"/>
-          <w:sz w:val="24"/>
-          <w:szCs w:val="24"/>
-        </w:rPr>
-        <w:t>Physical system states</w:t>
-      </w:r>
-      <w:r>
-        <w:rPr>
-          <w:rFonts w:asciiTheme="majorBidi" w:hAnsiTheme="majorBidi" w:cstheme="majorBidi"/>
-          <w:sz w:val="24"/>
-          <w:szCs w:val="24"/>
+          <w:rtl/>
+          <w14:ligatures w14:val="none"/>
+        </w:rPr>
+      </w:pPr>
+      <w:r>
+        <w:rPr>
+          <w:rFonts w:ascii="Times New Roman" w:eastAsia="Times New Roman" w:hAnsi="Times New Roman" w:cs="Times New Roman"/>
+          <w:kern w:val="0"/>
+          <w:sz w:val="24"/>
+          <w:szCs w:val="24"/>
+          <w14:ligatures w14:val="none"/>
+        </w:rPr>
+        <w:t>ϕ(t)</w:t>
+      </w:r>
+      <w:r>
+        <w:rPr>
+          <w:rFonts w:ascii="Times New Roman" w:eastAsia="Times New Roman" w:hAnsi="Times New Roman" w:cs="Times New Roman" w:hint="cs"/>
+          <w:kern w:val="0"/>
+          <w:sz w:val="24"/>
+          <w:szCs w:val="24"/>
+          <w:rtl/>
+          <w14:ligatures w14:val="none"/>
+        </w:rPr>
+        <w:t xml:space="preserve"> </w:t>
+      </w:r>
+      <w:r>
+        <w:rPr>
+          <w:rFonts w:ascii="Times New Roman" w:eastAsia="Times New Roman" w:hAnsi="Times New Roman" w:cs="Times New Roman"/>
+          <w:kern w:val="0"/>
+          <w:sz w:val="24"/>
+          <w:szCs w:val="24"/>
+          <w14:ligatures w14:val="none"/>
+        </w:rPr>
+        <w:t>=</w:t>
+      </w:r>
+      <w:r>
+        <w:rPr>
+          <w:rFonts w:ascii="Times New Roman" w:eastAsia="Times New Roman" w:hAnsi="Times New Roman" w:cs="Times New Roman"/>
+          <w:kern w:val="0"/>
+          <w:sz w:val="24"/>
+          <w:szCs w:val="24"/>
+          <w14:ligatures w14:val="none"/>
+        </w:rPr>
+        <w:t xml:space="preserve"> [sin⁡(ω</w:t>
+      </w:r>
+      <w:r>
+        <w:rPr>
+          <w:rFonts w:ascii="Times New Roman" w:eastAsia="Times New Roman" w:hAnsi="Times New Roman" w:cs="Times New Roman"/>
+          <w:kern w:val="0"/>
+          <w:sz w:val="24"/>
+          <w:szCs w:val="24"/>
+          <w14:ligatures w14:val="none"/>
+        </w:rPr>
+        <w:t>t)</w:t>
+      </w:r>
+      <w:r>
+        <w:rPr>
+          <w:rFonts w:ascii="Times New Roman" w:eastAsia="Times New Roman" w:hAnsi="Times New Roman" w:cs="Times New Roman"/>
+          <w:kern w:val="0"/>
+          <w:sz w:val="24"/>
+          <w:szCs w:val="24"/>
+          <w14:ligatures w14:val="none"/>
+        </w:rPr>
+        <w:t xml:space="preserve"> </w:t>
+      </w:r>
+      <w:r>
+        <w:rPr>
+          <w:rFonts w:ascii="Times New Roman" w:eastAsia="Times New Roman" w:hAnsi="Times New Roman" w:cs="Times New Roman"/>
+          <w:kern w:val="0"/>
+          <w:sz w:val="24"/>
+          <w:szCs w:val="24"/>
+          <w14:ligatures w14:val="none"/>
+        </w:rPr>
+        <w:t>,</w:t>
+      </w:r>
+      <w:r>
+        <w:rPr>
+          <w:rFonts w:ascii="Times New Roman" w:eastAsia="Times New Roman" w:hAnsi="Times New Roman" w:cs="Times New Roman"/>
+          <w:kern w:val="0"/>
+          <w:sz w:val="24"/>
+          <w:szCs w:val="24"/>
+          <w14:ligatures w14:val="none"/>
+        </w:rPr>
+        <w:t xml:space="preserve"> cos⁡(ω</w:t>
+      </w:r>
+      <w:r>
+        <w:rPr>
+          <w:rFonts w:ascii="Times New Roman" w:eastAsia="Times New Roman" w:hAnsi="Times New Roman" w:cs="Times New Roman"/>
+          <w:kern w:val="0"/>
+          <w:sz w:val="24"/>
+          <w:szCs w:val="24"/>
+          <w14:ligatures w14:val="none"/>
+        </w:rPr>
+        <w:t>t</w:t>
+      </w:r>
+      <w:r>
+        <w:rPr>
+          <w:rFonts w:ascii="Times New Roman" w:eastAsia="Times New Roman" w:hAnsi="Times New Roman" w:cs="Times New Roman"/>
+          <w:kern w:val="0"/>
+          <w:sz w:val="24"/>
+          <w:szCs w:val="24"/>
+          <w14:ligatures w14:val="none"/>
+        </w:rPr>
+        <w:t>)</w:t>
+      </w:r>
+      <w:r>
+        <w:rPr>
+          <w:rFonts w:ascii="Times New Roman" w:eastAsia="Times New Roman" w:hAnsi="Times New Roman" w:cs="Times New Roman"/>
+          <w:kern w:val="0"/>
+          <w:sz w:val="24"/>
+          <w:szCs w:val="24"/>
+          <w14:ligatures w14:val="none"/>
+        </w:rPr>
+        <w:t>]</w:t>
+      </w:r>
+      <w:r>
+        <w:rPr>
+          <w:rFonts w:ascii="Times New Roman" w:eastAsia="Times New Roman" w:hAnsi="Times New Roman" w:cs="Times New Roman"/>
+          <w:kern w:val="0"/>
+          <w:sz w:val="24"/>
+          <w:szCs w:val="24"/>
+          <w14:ligatures w14:val="none"/>
+        </w:rPr>
+        <w:t xml:space="preserve"> </w:t>
+      </w:r>
+    </w:p>
+    <w:p>
+      <w:pPr>
+        <w:spacing w:after="0" w:line="240" w:lineRule="auto"/>
+        <w:ind w:firstLine="360"/>
+        <w:rPr>
+          <w:rFonts w:asciiTheme="majorBidi" w:eastAsia="Times New Roman" w:hAnsiTheme="majorBidi" w:cstheme="majorBidi"/>
+          <w:kern w:val="0"/>
+          <w:sz w:val="24"/>
+          <w:szCs w:val="24"/>
+          <w:rtl/>
+          <w14:ligatures w14:val="none"/>
+        </w:rPr>
+      </w:pPr>
+    </w:p>
+    <w:p>
+      <w:pPr>
+        <w:spacing w:after="0" w:line="240" w:lineRule="auto"/>
+        <w:ind w:left="360"/>
+        <w:rPr>
+          <w:rFonts w:asciiTheme="majorBidi" w:eastAsia="Times New Roman" w:hAnsiTheme="majorBidi" w:cstheme="majorBidi"/>
+          <w:kern w:val="0"/>
+          <w:sz w:val="24"/>
+          <w:szCs w:val="24"/>
+          <w:lang w:bidi="ar-EG"/>
+          <w14:ligatures w14:val="none"/>
+        </w:rPr>
+      </w:pPr>
+      <w:r>
+        <w:rPr>
+          <w:rFonts w:asciiTheme="majorBidi" w:eastAsia="Times New Roman" w:hAnsiTheme="majorBidi" w:cstheme="majorBidi"/>
+          <w:kern w:val="0"/>
+          <w:sz w:val="24"/>
+          <w:szCs w:val="24"/>
+          <w14:ligatures w14:val="none"/>
+        </w:rPr>
+        <w:t xml:space="preserve">This anchors the observation </w:t>
+      </w:r>
+      <w:r>
+        <w:rPr>
+          <w:rFonts w:asciiTheme="majorBidi" w:eastAsia="Times New Roman" w:hAnsiTheme="majorBidi" w:cstheme="majorBidi"/>
+          <w:kern w:val="0"/>
+          <w:sz w:val="24"/>
+          <w:szCs w:val="24"/>
+          <w:lang w:bidi="ar-EG"/>
+          <w14:ligatures w14:val="none"/>
+        </w:rPr>
+        <w:t xml:space="preserve">in time, making </w:t>
+      </w:r>
+      <w:r>
+        <w:rPr>
+          <w:rFonts w:asciiTheme="majorBidi" w:eastAsia="Times New Roman" w:hAnsiTheme="majorBidi" w:cstheme="majorBidi"/>
+          <w:kern w:val="0"/>
+          <w:sz w:val="24"/>
+          <w:szCs w:val="24"/>
+          <w:lang w:bidi="ar-EG"/>
+          <w14:ligatures w14:val="none"/>
+        </w:rPr>
+        <w:t xml:space="preserve">any </w:t>
+      </w:r>
+      <w:r>
+        <w:rPr>
+          <w:rFonts w:asciiTheme="majorBidi" w:eastAsia="Times New Roman" w:hAnsiTheme="majorBidi" w:cstheme="majorBidi"/>
+          <w:kern w:val="0"/>
+          <w:sz w:val="24"/>
+          <w:szCs w:val="24"/>
+          <w:lang w:bidi="ar-EG"/>
+          <w14:ligatures w14:val="none"/>
+        </w:rPr>
+        <w:t>deviations recoverable</w:t>
+      </w:r>
+      <w:r>
+        <w:rPr>
+          <w:rFonts w:asciiTheme="majorBidi" w:eastAsia="Times New Roman" w:hAnsiTheme="majorBidi" w:cstheme="majorBidi"/>
+          <w:kern w:val="0"/>
+          <w:sz w:val="24"/>
+          <w:szCs w:val="24"/>
+          <w:lang w:bidi="ar-EG"/>
+          <w14:ligatures w14:val="none"/>
+        </w:rPr>
+        <w:t>. This observation is also immune to noise or perturbations</w:t>
+      </w:r>
+      <w:r>
+        <w:rPr>
+          <w:rFonts w:asciiTheme="majorBidi" w:eastAsia="Times New Roman" w:hAnsiTheme="majorBidi" w:cstheme="majorBidi"/>
+          <w:kern w:val="0"/>
+          <w:sz w:val="24"/>
+          <w:szCs w:val="24"/>
+          <w:lang w:bidi="ar-EG"/>
+          <w14:ligatures w14:val="none"/>
+        </w:rPr>
+        <w:t>.</w:t>
+      </w:r>
+      <w:r>
+        <w:rPr>
+          <w:rFonts w:asciiTheme="majorBidi" w:eastAsia="Times New Roman" w:hAnsiTheme="majorBidi" w:cstheme="majorBidi"/>
+          <w:kern w:val="0"/>
+          <w:sz w:val="24"/>
+          <w:szCs w:val="24"/>
+          <w:lang w:bidi="ar-EG"/>
+          <w14:ligatures w14:val="none"/>
+        </w:rPr>
+        <w:t xml:space="preserve"> Sine and cosine are combined since sine alone (or cosine alone) cannot uniquely iden</w:t>
+      </w:r>
+      <w:r>
+        <w:rPr>
+          <w:rFonts w:asciiTheme="majorBidi" w:eastAsia="Times New Roman" w:hAnsiTheme="majorBidi" w:cstheme="majorBidi"/>
+          <w:kern w:val="0"/>
+          <w:sz w:val="24"/>
+          <w:szCs w:val="24"/>
+          <w:lang w:bidi="ar-EG"/>
+          <w14:ligatures w14:val="none"/>
+        </w:rPr>
+        <w:t>tify the phase.</w:t>
+      </w:r>
+    </w:p>
+    <w:p>
+      <w:pPr>
+        <w:spacing w:after="0" w:line="240" w:lineRule="auto"/>
+        <w:ind w:left="360"/>
+        <w:rPr>
+          <w:rFonts w:asciiTheme="majorBidi" w:eastAsia="Times New Roman" w:hAnsiTheme="majorBidi" w:cstheme="majorBidi"/>
+          <w:kern w:val="0"/>
+          <w:sz w:val="24"/>
+          <w:szCs w:val="24"/>
+          <w:lang w:bidi="ar-EG"/>
+          <w14:ligatures w14:val="none"/>
+        </w:rPr>
+      </w:pPr>
+      <w:r>
+        <w:rPr>
+          <w:rFonts w:asciiTheme="majorBidi" w:eastAsia="Times New Roman" w:hAnsiTheme="majorBidi" w:cstheme="majorBidi"/>
+          <w:kern w:val="0"/>
+          <w:sz w:val="24"/>
+          <w:szCs w:val="24"/>
+          <w:lang w:bidi="ar-EG"/>
+          <w14:ligatures w14:val="none"/>
+        </w:rPr>
+        <w:t xml:space="preserve">sin(θ)=sin(π−θ), </w:t>
+      </w:r>
+      <w:r>
+        <w:rPr>
+          <w:rFonts w:asciiTheme="majorBidi" w:eastAsia="Times New Roman" w:hAnsiTheme="majorBidi" w:cstheme="majorBidi"/>
+          <w:kern w:val="0"/>
+          <w:sz w:val="24"/>
+          <w:szCs w:val="24"/>
+          <w14:ligatures w14:val="none"/>
+        </w:rPr>
+        <w:t>so two different phases can produce the same value.</w:t>
+      </w:r>
+    </w:p>
+    <w:p>
+      <w:pPr>
+        <w:spacing w:before="100" w:beforeAutospacing="1" w:after="100" w:afterAutospacing="1" w:line="240" w:lineRule="auto"/>
+        <w:ind w:left="360"/>
+        <w:rPr>
+          <w:rFonts w:asciiTheme="majorBidi" w:eastAsia="Times New Roman" w:hAnsiTheme="majorBidi" w:cstheme="majorBidi"/>
+          <w:kern w:val="0"/>
+          <w:sz w:val="24"/>
+          <w:szCs w:val="24"/>
+          <w14:ligatures w14:val="none"/>
+        </w:rPr>
+      </w:pPr>
+      <w:r>
+        <w:rPr>
+          <w:rFonts w:asciiTheme="majorBidi" w:eastAsia="Times New Roman" w:hAnsiTheme="majorBidi" w:cstheme="majorBidi"/>
+          <w:kern w:val="0"/>
+          <w:sz w:val="24"/>
+          <w:szCs w:val="24"/>
+          <w14:ligatures w14:val="none"/>
+        </w:rPr>
+        <w:t>With both sine and cosine, each phase corresponds to a unique point on the circle</w:t>
+      </w:r>
+      <w:r>
+        <w:rPr>
+          <w:rFonts w:asciiTheme="majorBidi" w:eastAsia="Times New Roman" w:hAnsiTheme="majorBidi" w:cstheme="majorBidi"/>
+          <w:kern w:val="0"/>
+          <w:sz w:val="24"/>
+          <w:szCs w:val="24"/>
+          <w14:ligatures w14:val="none"/>
+        </w:rPr>
+        <w:t>/phase</w:t>
+      </w:r>
+      <w:r>
+        <w:rPr>
+          <w:rFonts w:asciiTheme="majorBidi" w:eastAsia="Times New Roman" w:hAnsiTheme="majorBidi" w:cstheme="majorBidi"/>
+          <w:kern w:val="0"/>
+          <w:sz w:val="24"/>
+          <w:szCs w:val="24"/>
+          <w14:ligatures w14:val="none"/>
         </w:rPr>
         <w:t>:</w:t>
       </w:r>
-    </w:p>
-    <w:p>
-      <w:pPr>
-        <w:spacing w:line="360" w:lineRule="auto"/>
-        <w:ind w:left="360"/>
-        <w:rPr>
-          <w:rFonts w:ascii="Cambria Math" w:hAnsi="Cambria Math" w:cs="Cambria Math"/>
-          <w:sz w:val="24"/>
-          <w:szCs w:val="24"/>
-        </w:rPr>
-      </w:pPr>
-      <w:r>
-        <w:rPr>
-          <w:rFonts w:asciiTheme="majorBidi" w:hAnsiTheme="majorBidi" w:cstheme="majorBidi"/>
-          <w:sz w:val="24"/>
-          <w:szCs w:val="24"/>
-        </w:rPr>
-        <w:t>Naturally,</w:t>
-      </w:r>
-      <w:r>
-        <w:rPr>
-          <w:rFonts w:asciiTheme="majorBidi" w:hAnsiTheme="majorBidi" w:cstheme="majorBidi"/>
-          <w:sz w:val="24"/>
-          <w:szCs w:val="24"/>
+      <w:r>
+        <w:rPr>
+          <w:rFonts w:asciiTheme="majorBidi" w:eastAsia="Times New Roman" w:hAnsiTheme="majorBidi" w:cstheme="majorBidi"/>
+          <w:kern w:val="0"/>
+          <w:sz w:val="24"/>
+          <w:szCs w:val="24"/>
+          <w14:ligatures w14:val="none"/>
+        </w:rPr>
+        <w:t xml:space="preserve"> θ</w:t>
+      </w:r>
+      <w:r>
+        <w:rPr>
+          <w:rFonts w:asciiTheme="majorBidi" w:eastAsia="Times New Roman" w:hAnsiTheme="majorBidi" w:cstheme="majorBidi"/>
+          <w:kern w:val="0"/>
+          <w:sz w:val="24"/>
+          <w:szCs w:val="24"/>
+          <w14:ligatures w14:val="none"/>
         </w:rPr>
         <w:t xml:space="preserve"> </w:t>
       </w:r>
       <w:r>
         <w:rPr>
-          <w:rFonts w:asciiTheme="majorBidi" w:hAnsiTheme="majorBidi" w:cstheme="majorBidi"/>
-          <w:sz w:val="24"/>
-          <w:szCs w:val="24"/>
-        </w:rPr>
-        <w:t xml:space="preserve">the reconstructed velocities of the carriers </w:t>
-      </w:r>
-      <w:r>
-        <w:rPr>
-          <w:rFonts w:asciiTheme="majorBidi" w:hAnsiTheme="majorBidi" w:cstheme="majorBidi"/>
-          <w:sz w:val="24"/>
-          <w:szCs w:val="24"/>
-        </w:rPr>
-        <w:t>p˙Ri</w:t>
-      </w:r>
-      <w:r>
-        <w:rPr>
-          <w:rFonts w:asciiTheme="majorBidi" w:hAnsiTheme="majorBidi" w:cstheme="majorBidi"/>
-          <w:sz w:val="24"/>
-          <w:szCs w:val="24"/>
-        </w:rPr>
-        <w:t xml:space="preserve"> , i = 1, … , n are a going to be part of the state. For our particular implementation we chose n = 4, so the first part of our state is p˙R1,2,3,4 </w:t>
-      </w:r>
-      <w:r>
-        <w:rPr>
-          <w:rFonts w:ascii="Cambria Math" w:hAnsi="Cambria Math" w:cs="Cambria Math"/>
-          <w:sz w:val="24"/>
-          <w:szCs w:val="24"/>
-        </w:rPr>
-        <w:t>∈</w:t>
-      </w:r>
-      <w:r>
-        <w:rPr>
-          <w:rFonts w:ascii="Cambria Math" w:hAnsi="Cambria Math" w:cs="Cambria Math"/>
-          <w:sz w:val="24"/>
-          <w:szCs w:val="24"/>
-        </w:rPr>
-        <w:t xml:space="preserve"> R12 i.e. the carrier velocity vectors stacked. </w:t>
-      </w:r>
-      <w:r>
-        <w:rPr>
-          <w:rFonts w:ascii="Cambria Math" w:hAnsi="Cambria Math" w:cs="Cambria Math"/>
-          <w:sz w:val="24"/>
-          <w:szCs w:val="24"/>
-        </w:rPr>
-        <w:t>While technically only the velocity norms are needed, the whole vectors were provided</w:t>
-      </w:r>
-      <w:r>
-        <w:rPr>
-          <w:rFonts w:ascii="Cambria Math" w:hAnsi="Cambria Math" w:cs="Cambria Math"/>
-          <w:sz w:val="24"/>
-          <w:szCs w:val="24"/>
-        </w:rPr>
-        <w:t xml:space="preserve"> thus increasing</w:t>
-      </w:r>
-      <w:r>
-        <w:rPr>
-          <w:rFonts w:ascii="Cambria Math" w:hAnsi="Cambria Math" w:cs="Cambria Math"/>
-          <w:sz w:val="24"/>
-          <w:szCs w:val="24"/>
-        </w:rPr>
-        <w:t xml:space="preserve"> the information available to the MLP</w:t>
-      </w:r>
-      <w:r>
-        <w:rPr>
-          <w:rFonts w:ascii="Cambria Math" w:hAnsi="Cambria Math" w:cs="Cambria Math"/>
-          <w:sz w:val="24"/>
-          <w:szCs w:val="24"/>
-        </w:rPr>
-        <w:t xml:space="preserve"> and </w:t>
-      </w:r>
-      <w:r>
-        <w:rPr>
-          <w:rFonts w:ascii="Cambria Math" w:hAnsi="Cambria Math"/>
-          <w:sz w:val="24"/>
-          <w:szCs w:val="24"/>
-          <w:lang w:bidi="ar-EG"/>
-        </w:rPr>
-        <w:t>allowing</w:t>
-      </w:r>
-      <w:r>
-        <w:rPr>
-          <w:rFonts w:ascii="Cambria Math" w:hAnsi="Cambria Math" w:cs="Cambria Math"/>
-          <w:sz w:val="24"/>
-          <w:szCs w:val="24"/>
-        </w:rPr>
-        <w:t xml:space="preserve"> it to</w:t>
-      </w:r>
-      <w:r>
-        <w:rPr>
-          <w:rFonts w:ascii="Cambria Math" w:hAnsi="Cambria Math" w:cs="Cambria Math"/>
-          <w:sz w:val="24"/>
-          <w:szCs w:val="24"/>
-        </w:rPr>
-        <w:t xml:space="preserve"> calculate the norm </w:t>
-      </w:r>
-      <w:r>
-        <w:rPr>
-          <w:rFonts w:ascii="Cambria Math" w:hAnsi="Cambria Math" w:cs="Cambria Math"/>
-          <w:sz w:val="24"/>
-          <w:szCs w:val="24"/>
-        </w:rPr>
-        <w:t xml:space="preserve">internally. </w:t>
-      </w:r>
-    </w:p>
-    <w:p>
-      <w:pPr>
-        <w:spacing w:line="360" w:lineRule="auto"/>
-        <w:ind w:left="360"/>
-        <w:rPr>
-          <w:rFonts w:ascii="Cambria Math" w:hAnsi="Cambria Math" w:cs="Cambria Math"/>
-          <w:sz w:val="24"/>
-          <w:szCs w:val="24"/>
-        </w:rPr>
-      </w:pPr>
-      <w:r>
-        <w:rPr>
-          <w:rFonts w:asciiTheme="majorBidi" w:hAnsiTheme="majorBidi" w:cstheme="majorBidi"/>
-          <w:sz w:val="24"/>
-          <w:szCs w:val="24"/>
-        </w:rPr>
-        <w:t>Internal variables</w:t>
-      </w:r>
-      <w:r>
-        <w:rPr>
-          <w:rFonts w:asciiTheme="majorBidi" w:hAnsiTheme="majorBidi" w:cstheme="majorBidi"/>
-          <w:sz w:val="24"/>
-          <w:szCs w:val="24"/>
-        </w:rPr>
-        <w:t>:</w:t>
-      </w:r>
-    </w:p>
-    <w:p>
-      <w:pPr>
-        <w:spacing w:line="360" w:lineRule="auto"/>
-        <w:ind w:left="360"/>
-        <w:rPr>
-          <w:rFonts w:ascii="Cambria Math" w:hAnsi="Cambria Math" w:cs="Cambria Math"/>
-          <w:kern w:val="0"/>
-          <w:sz w:val="24"/>
-          <w:szCs w:val="24"/>
-          <w14:ligatures w14:val="none"/>
-        </w:rPr>
-      </w:pPr>
-      <w:r>
-        <w:rPr>
-          <w:rFonts w:ascii="Cambria Math" w:hAnsi="Cambria Math" w:cs="Cambria Math"/>
-          <w:sz w:val="24"/>
-          <w:szCs w:val="24"/>
-        </w:rPr>
-        <w:t>T</w:t>
-      </w:r>
-      <w:r>
-        <w:rPr>
-          <w:rFonts w:ascii="Cambria Math" w:hAnsi="Cambria Math" w:cs="Cambria Math"/>
-          <w:sz w:val="24"/>
-          <w:szCs w:val="24"/>
-        </w:rPr>
-        <w:t>he phases</w:t>
-      </w:r>
-      <w:r>
-        <w:rPr>
-          <w:rFonts w:asciiTheme="majorBidi" w:hAnsiTheme="majorBidi" w:cstheme="majorBidi"/>
-          <w:kern w:val="0"/>
-          <w:sz w:val="24"/>
-          <w:szCs w:val="24"/>
-          <w14:ligatures w14:val="none"/>
-        </w:rPr>
+          <w:rFonts w:ascii="Cambria Math" w:eastAsia="Times New Roman" w:hAnsi="Cambria Math" w:cs="Cambria Math"/>
+          <w:kern w:val="0"/>
+          <w:sz w:val="24"/>
+          <w:szCs w:val="24"/>
+          <w14:ligatures w14:val="none"/>
+        </w:rPr>
+        <w:t>⟶</w:t>
+      </w:r>
+      <w:r>
+        <w:rPr>
+          <w:rFonts w:asciiTheme="majorBidi" w:eastAsia="Times New Roman" w:hAnsiTheme="majorBidi" w:cstheme="majorBidi"/>
+          <w:kern w:val="0"/>
+          <w:sz w:val="24"/>
+          <w:szCs w:val="24"/>
+          <w14:ligatures w14:val="none"/>
+        </w:rPr>
+        <w:t xml:space="preserve"> [</w:t>
+      </w:r>
+      <w:r>
+        <w:rPr>
+          <w:rFonts w:asciiTheme="majorBidi" w:eastAsia="Times New Roman" w:hAnsiTheme="majorBidi" w:cstheme="majorBidi"/>
+          <w:kern w:val="0"/>
+          <w:sz w:val="24"/>
+          <w:szCs w:val="24"/>
+          <w14:ligatures w14:val="none"/>
+        </w:rPr>
+        <w:t>sin</w:t>
+      </w:r>
+      <w:r>
+        <w:rPr>
+          <w:rFonts w:asciiTheme="majorBidi" w:eastAsia="Times New Roman" w:hAnsiTheme="majorBidi" w:cstheme="majorBidi"/>
+          <w:kern w:val="0"/>
+          <w:sz w:val="24"/>
+          <w:szCs w:val="24"/>
+          <w14:ligatures w14:val="none"/>
+        </w:rPr>
+        <w:t>(</w:t>
+      </w:r>
+      <w:r>
+        <w:rPr>
+          <w:rFonts w:asciiTheme="majorBidi" w:eastAsia="Times New Roman" w:hAnsiTheme="majorBidi" w:cstheme="majorBidi"/>
+          <w:kern w:val="0"/>
+          <w:sz w:val="24"/>
+          <w:szCs w:val="24"/>
+          <w14:ligatures w14:val="none"/>
+        </w:rPr>
+        <w:t>θ</w:t>
+      </w:r>
+      <w:r>
+        <w:rPr>
+          <w:rFonts w:asciiTheme="majorBidi" w:eastAsia="Times New Roman" w:hAnsiTheme="majorBidi" w:cstheme="majorBidi"/>
+          <w:kern w:val="0"/>
+          <w:sz w:val="24"/>
+          <w:szCs w:val="24"/>
+          <w14:ligatures w14:val="none"/>
+        </w:rPr>
+        <w:t>), cos(θ)]</w:t>
+      </w:r>
+      <w:r>
+        <w:rPr>
+          <w:rFonts w:asciiTheme="majorBidi" w:eastAsia="Times New Roman" w:hAnsiTheme="majorBidi" w:cstheme="majorBidi"/>
+          <w:kern w:val="0"/>
+          <w:sz w:val="24"/>
+          <w:szCs w:val="24"/>
+          <w14:ligatures w14:val="none"/>
+        </w:rPr>
+        <w:t>.</w:t>
+      </w:r>
+    </w:p>
+    <w:p>
+      <w:pPr>
+        <w:spacing w:after="0" w:line="240" w:lineRule="auto"/>
+        <w:ind w:firstLine="360"/>
+        <w:rPr>
+          <w:rFonts w:asciiTheme="majorBidi" w:eastAsia="Times New Roman" w:hAnsiTheme="majorBidi" w:cstheme="majorBidi"/>
+          <w:kern w:val="0"/>
+          <w:sz w:val="24"/>
+          <w:szCs w:val="24"/>
+          <w14:ligatures w14:val="none"/>
+        </w:rPr>
+      </w:pPr>
+      <w:r>
+        <w:rPr>
+          <w:rFonts w:asciiTheme="majorBidi" w:eastAsia="Times New Roman" w:hAnsiTheme="majorBidi" w:cstheme="majorBidi"/>
+          <w:kern w:val="0"/>
+          <w:sz w:val="24"/>
+          <w:szCs w:val="24"/>
+          <w:lang w:bidi="ar-EG"/>
+          <w14:ligatures w14:val="none"/>
+        </w:rPr>
+        <w:t xml:space="preserve">Furthermore, we use a bank frequencies </w:t>
+      </w:r>
+      <w:r>
+        <w:rPr>
+          <w:rFonts w:asciiTheme="majorBidi" w:eastAsia="Times New Roman" w:hAnsiTheme="majorBidi" w:cstheme="majorBidi"/>
+          <w:kern w:val="0"/>
+          <w:sz w:val="24"/>
+          <w:szCs w:val="24"/>
+          <w14:ligatures w14:val="none"/>
+        </w:rPr>
+        <w:t>ω</w:t>
+      </w:r>
+      <w:r>
+        <w:rPr>
+          <w:rFonts w:asciiTheme="majorBidi" w:eastAsia="Times New Roman" w:hAnsiTheme="majorBidi" w:cstheme="majorBidi"/>
+          <w:kern w:val="0"/>
+          <w:sz w:val="24"/>
+          <w:szCs w:val="24"/>
+          <w14:ligatures w14:val="none"/>
+        </w:rPr>
+        <w:t xml:space="preserve"> instead of just one. </w:t>
+      </w:r>
+    </w:p>
+    <w:p>
+      <w:pPr>
+        <w:spacing w:after="0" w:line="240" w:lineRule="auto"/>
+        <w:ind w:firstLine="360"/>
+        <w:rPr>
+          <w:rStyle w:val="mclose"/>
+          <w:rFonts w:asciiTheme="majorBidi" w:hAnsiTheme="majorBidi" w:cstheme="majorBidi"/>
+          <w:sz w:val="24"/>
+          <w:szCs w:val="24"/>
+        </w:rPr>
+      </w:pPr>
+      <w:r>
+        <w:rPr>
+          <w:rFonts w:asciiTheme="majorBidi" w:eastAsia="Times New Roman" w:hAnsiTheme="majorBidi" w:cstheme="majorBidi"/>
+          <w:kern w:val="0"/>
+          <w:sz w:val="24"/>
+          <w:szCs w:val="24"/>
+          <w14:ligatures w14:val="none"/>
+        </w:rPr>
+        <w:t>ϕ(t)</w:t>
+      </w:r>
+      <w:r>
+        <w:rPr>
+          <w:rStyle w:val="mopen"/>
+          <w:rFonts w:asciiTheme="majorBidi" w:hAnsiTheme="majorBidi" w:cstheme="majorBidi"/>
+          <w:sz w:val="24"/>
+          <w:szCs w:val="24"/>
+        </w:rPr>
+        <w:t xml:space="preserve">  = </w:t>
+      </w:r>
+      <w:r>
+        <w:rPr>
+          <w:rStyle w:val="mopen"/>
+          <w:rFonts w:asciiTheme="majorBidi" w:hAnsiTheme="majorBidi" w:cstheme="majorBidi"/>
+          <w:sz w:val="24"/>
+          <w:szCs w:val="24"/>
+        </w:rPr>
+        <w:t>[</w:t>
+      </w:r>
+      <w:r>
+        <w:rPr>
+          <w:rStyle w:val="mop"/>
+          <w:rFonts w:asciiTheme="majorBidi" w:hAnsiTheme="majorBidi" w:cstheme="majorBidi"/>
+          <w:sz w:val="24"/>
+          <w:szCs w:val="24"/>
+        </w:rPr>
+        <w:t>sin</w:t>
+      </w:r>
+      <w:r>
+        <w:rPr>
+          <w:rStyle w:val="mopen"/>
+          <w:rFonts w:asciiTheme="majorBidi" w:hAnsiTheme="majorBidi" w:cstheme="majorBidi"/>
+          <w:sz w:val="24"/>
+          <w:szCs w:val="24"/>
+        </w:rPr>
+        <w:t>(</w:t>
+      </w:r>
+      <w:r>
+        <w:rPr>
+          <w:rStyle w:val="mord"/>
+          <w:rFonts w:asciiTheme="majorBidi" w:hAnsiTheme="majorBidi" w:cstheme="majorBidi"/>
+          <w:sz w:val="24"/>
+          <w:szCs w:val="24"/>
+        </w:rPr>
+        <w:t>ω1</w:t>
+      </w:r>
+      <w:r>
+        <w:rPr>
+          <w:rStyle w:val="vlist-s"/>
+          <w:rFonts w:asciiTheme="majorBidi" w:hAnsiTheme="majorBidi" w:cstheme="majorBidi"/>
+          <w:sz w:val="24"/>
+          <w:szCs w:val="24"/>
+        </w:rPr>
+        <w:t>​</w:t>
+      </w:r>
+      <w:r>
+        <w:rPr>
+          <w:rStyle w:val="mord"/>
+          <w:rFonts w:asciiTheme="majorBidi" w:hAnsiTheme="majorBidi" w:cstheme="majorBidi"/>
+          <w:sz w:val="24"/>
+          <w:szCs w:val="24"/>
+        </w:rPr>
+        <w:t>t</w:t>
+      </w:r>
+      <w:r>
+        <w:rPr>
+          <w:rStyle w:val="mclose"/>
+          <w:rFonts w:asciiTheme="majorBidi" w:hAnsiTheme="majorBidi" w:cstheme="majorBidi"/>
+          <w:sz w:val="24"/>
+          <w:szCs w:val="24"/>
+        </w:rPr>
+        <w:t>)</w:t>
+      </w:r>
+      <w:r>
+        <w:rPr>
+          <w:rStyle w:val="mpunct"/>
+          <w:rFonts w:asciiTheme="majorBidi" w:hAnsiTheme="majorBidi" w:cstheme="majorBidi"/>
+          <w:sz w:val="24"/>
+          <w:szCs w:val="24"/>
+        </w:rPr>
+        <w:t>,</w:t>
+      </w:r>
+      <w:r>
+        <w:rPr>
+          <w:rStyle w:val="mop"/>
+          <w:rFonts w:asciiTheme="majorBidi" w:hAnsiTheme="majorBidi" w:cstheme="majorBidi"/>
+          <w:sz w:val="24"/>
+          <w:szCs w:val="24"/>
+        </w:rPr>
+        <w:t>cos</w:t>
+      </w:r>
+      <w:r>
+        <w:rPr>
+          <w:rStyle w:val="mopen"/>
+          <w:rFonts w:asciiTheme="majorBidi" w:hAnsiTheme="majorBidi" w:cstheme="majorBidi"/>
+          <w:sz w:val="24"/>
+          <w:szCs w:val="24"/>
+        </w:rPr>
+        <w:t>(</w:t>
+      </w:r>
+      <w:r>
+        <w:rPr>
+          <w:rStyle w:val="mord"/>
+          <w:rFonts w:asciiTheme="majorBidi" w:hAnsiTheme="majorBidi" w:cstheme="majorBidi"/>
+          <w:sz w:val="24"/>
+          <w:szCs w:val="24"/>
+        </w:rPr>
+        <w:t>ω1</w:t>
+      </w:r>
+      <w:r>
+        <w:rPr>
+          <w:rStyle w:val="vlist-s"/>
+          <w:rFonts w:asciiTheme="majorBidi" w:hAnsiTheme="majorBidi" w:cstheme="majorBidi"/>
+          <w:sz w:val="24"/>
+          <w:szCs w:val="24"/>
+        </w:rPr>
+        <w:t>​</w:t>
+      </w:r>
+      <w:r>
+        <w:rPr>
+          <w:rStyle w:val="mord"/>
+          <w:rFonts w:asciiTheme="majorBidi" w:hAnsiTheme="majorBidi" w:cstheme="majorBidi"/>
+          <w:sz w:val="24"/>
+          <w:szCs w:val="24"/>
+        </w:rPr>
+        <w:t>t</w:t>
+      </w:r>
+      <w:r>
+        <w:rPr>
+          <w:rStyle w:val="mclose"/>
+          <w:rFonts w:asciiTheme="majorBidi" w:hAnsiTheme="majorBidi" w:cstheme="majorBidi"/>
+          <w:sz w:val="24"/>
+          <w:szCs w:val="24"/>
+        </w:rPr>
+        <w:t>)</w:t>
+      </w:r>
+      <w:r>
+        <w:rPr>
+          <w:rStyle w:val="mpunct"/>
+          <w:rFonts w:asciiTheme="majorBidi" w:hAnsiTheme="majorBidi" w:cstheme="majorBidi"/>
+          <w:sz w:val="24"/>
+          <w:szCs w:val="24"/>
+        </w:rPr>
+        <w:t>,</w:t>
+      </w:r>
+      <w:r>
+        <w:rPr>
+          <w:rStyle w:val="mop"/>
+          <w:rFonts w:asciiTheme="majorBidi" w:hAnsiTheme="majorBidi" w:cstheme="majorBidi"/>
+          <w:sz w:val="24"/>
+          <w:szCs w:val="24"/>
+        </w:rPr>
+        <w:t>sin</w:t>
+      </w:r>
+      <w:r>
+        <w:rPr>
+          <w:rStyle w:val="mopen"/>
+          <w:rFonts w:asciiTheme="majorBidi" w:hAnsiTheme="majorBidi" w:cstheme="majorBidi"/>
+          <w:sz w:val="24"/>
+          <w:szCs w:val="24"/>
+        </w:rPr>
+        <w:t>(</w:t>
+      </w:r>
+      <w:r>
+        <w:rPr>
+          <w:rStyle w:val="mord"/>
+          <w:rFonts w:asciiTheme="majorBidi" w:hAnsiTheme="majorBidi" w:cstheme="majorBidi"/>
+          <w:sz w:val="24"/>
+          <w:szCs w:val="24"/>
+        </w:rPr>
+        <w:t>ω2</w:t>
+      </w:r>
+      <w:r>
+        <w:rPr>
+          <w:rStyle w:val="vlist-s"/>
+          <w:rFonts w:asciiTheme="majorBidi" w:hAnsiTheme="majorBidi" w:cstheme="majorBidi"/>
+          <w:sz w:val="24"/>
+          <w:szCs w:val="24"/>
+        </w:rPr>
+        <w:t>​</w:t>
+      </w:r>
+      <w:r>
+        <w:rPr>
+          <w:rStyle w:val="mord"/>
+          <w:rFonts w:asciiTheme="majorBidi" w:hAnsiTheme="majorBidi" w:cstheme="majorBidi"/>
+          <w:sz w:val="24"/>
+          <w:szCs w:val="24"/>
+        </w:rPr>
+        <w:t>t</w:t>
+      </w:r>
+      <w:r>
+        <w:rPr>
+          <w:rStyle w:val="mclose"/>
+          <w:rFonts w:asciiTheme="majorBidi" w:hAnsiTheme="majorBidi" w:cstheme="majorBidi"/>
+          <w:sz w:val="24"/>
+          <w:szCs w:val="24"/>
+        </w:rPr>
+        <w:t>)</w:t>
+      </w:r>
+      <w:r>
+        <w:rPr>
+          <w:rStyle w:val="mpunct"/>
+          <w:rFonts w:asciiTheme="majorBidi" w:hAnsiTheme="majorBidi" w:cstheme="majorBidi"/>
+          <w:sz w:val="24"/>
+          <w:szCs w:val="24"/>
+        </w:rPr>
+        <w:t>,</w:t>
+      </w:r>
+      <w:r>
+        <w:rPr>
+          <w:rStyle w:val="mop"/>
+          <w:rFonts w:asciiTheme="majorBidi" w:hAnsiTheme="majorBidi" w:cstheme="majorBidi"/>
+          <w:sz w:val="24"/>
+          <w:szCs w:val="24"/>
+        </w:rPr>
+        <w:t>cos</w:t>
+      </w:r>
+      <w:r>
+        <w:rPr>
+          <w:rStyle w:val="mopen"/>
+          <w:rFonts w:asciiTheme="majorBidi" w:hAnsiTheme="majorBidi" w:cstheme="majorBidi"/>
+          <w:sz w:val="24"/>
+          <w:szCs w:val="24"/>
+        </w:rPr>
+        <w:t>(</w:t>
+      </w:r>
+      <w:r>
+        <w:rPr>
+          <w:rStyle w:val="mord"/>
+          <w:rFonts w:asciiTheme="majorBidi" w:hAnsiTheme="majorBidi" w:cstheme="majorBidi"/>
+          <w:sz w:val="24"/>
+          <w:szCs w:val="24"/>
+        </w:rPr>
+        <w:t>ω2</w:t>
+      </w:r>
+      <w:r>
+        <w:rPr>
+          <w:rStyle w:val="vlist-s"/>
+          <w:rFonts w:asciiTheme="majorBidi" w:hAnsiTheme="majorBidi" w:cstheme="majorBidi"/>
+          <w:sz w:val="24"/>
+          <w:szCs w:val="24"/>
+        </w:rPr>
+        <w:t>​</w:t>
+      </w:r>
+      <w:r>
+        <w:rPr>
+          <w:rStyle w:val="mord"/>
+          <w:rFonts w:asciiTheme="majorBidi" w:hAnsiTheme="majorBidi" w:cstheme="majorBidi"/>
+          <w:sz w:val="24"/>
+          <w:szCs w:val="24"/>
+        </w:rPr>
+        <w:t>t</w:t>
+      </w:r>
+      <w:r>
+        <w:rPr>
+          <w:rStyle w:val="mclose"/>
+          <w:rFonts w:asciiTheme="majorBidi" w:hAnsiTheme="majorBidi" w:cstheme="majorBidi"/>
+          <w:sz w:val="24"/>
+          <w:szCs w:val="24"/>
+        </w:rPr>
+        <w:t>)</w:t>
+      </w:r>
+      <w:r>
+        <w:rPr>
+          <w:rStyle w:val="mpunct"/>
+          <w:rFonts w:asciiTheme="majorBidi" w:hAnsiTheme="majorBidi" w:cstheme="majorBidi"/>
+          <w:sz w:val="24"/>
+          <w:szCs w:val="24"/>
+        </w:rPr>
+        <w:t>,</w:t>
+      </w:r>
+      <w:r>
+        <w:rPr>
+          <w:rStyle w:val="minner"/>
+          <w:rFonts w:asciiTheme="majorBidi" w:hAnsiTheme="majorBidi" w:cstheme="majorBidi"/>
+          <w:sz w:val="24"/>
+          <w:szCs w:val="24"/>
+        </w:rPr>
+        <w:t>…</w:t>
+      </w:r>
+      <w:r>
+        <w:rPr>
+          <w:rStyle w:val="mclose"/>
+          <w:rFonts w:asciiTheme="majorBidi" w:hAnsiTheme="majorBidi" w:cstheme="majorBidi"/>
+          <w:sz w:val="24"/>
+          <w:szCs w:val="24"/>
+        </w:rPr>
+        <w:t>]</w:t>
+      </w:r>
+    </w:p>
+    <w:p>
+      <w:pPr>
+        <w:spacing w:after="0" w:line="240" w:lineRule="auto"/>
+        <w:ind w:firstLine="360"/>
+        <w:rPr>
+          <w:rStyle w:val="mclose"/>
+        </w:rPr>
+      </w:pPr>
+    </w:p>
+    <w:p>
+      <w:pPr>
+        <w:tabs>
+          <w:tab w:val="left" w:pos="2700"/>
+        </w:tabs>
+        <w:spacing w:after="0" w:line="240" w:lineRule="auto"/>
+        <w:ind w:left="360"/>
+        <w:rPr>
+          <w:rFonts w:asciiTheme="majorBidi" w:hAnsiTheme="majorBidi" w:cstheme="majorBidi"/>
+          <w:sz w:val="24"/>
+          <w:szCs w:val="24"/>
+          <w:lang w:bidi="ar-EG"/>
+        </w:rPr>
+      </w:pPr>
+      <w:r>
+        <w:rPr>
+          <w:rFonts w:ascii="Times New Roman" w:eastAsia="Times New Roman" w:hAnsi="Times New Roman" w:cs="Times New Roman"/>
+          <w:kern w:val="0"/>
+          <w:sz w:val="24"/>
+          <w:szCs w:val="24"/>
+          <w:lang w:bidi="ar-EG"/>
+          <w14:ligatures w14:val="none"/>
+        </w:rPr>
+        <w:t xml:space="preserve">This is because </w:t>
+      </w:r>
+      <w:r>
+        <w:rPr>
+          <w:rFonts w:asciiTheme="majorBidi" w:hAnsiTheme="majorBidi" w:cstheme="majorBidi"/>
+          <w:sz w:val="24"/>
+          <w:szCs w:val="24"/>
+        </w:rPr>
+        <w:t>ξ(t)</w:t>
+      </w:r>
+      <w:r>
         <w:t xml:space="preserve"> </w:t>
       </w:r>
       <w:r>
         <w:rPr>
           <w:rFonts w:asciiTheme="majorBidi" w:hAnsiTheme="majorBidi" w:cstheme="majorBidi"/>
-          <w:kern w:val="0"/>
-          <w:sz w:val="24"/>
-          <w:szCs w:val="24"/>
-          <w14:ligatures w14:val="none"/>
-        </w:rPr>
-        <w:t>ϕ</w:t>
-      </w:r>
-      <w:r>
-        <w:rPr>
-          <w:rFonts w:asciiTheme="majorBidi" w:hAnsiTheme="majorBidi" w:cstheme="majorBidi"/>
-          <w:kern w:val="0"/>
-          <w:sz w:val="24"/>
-          <w:szCs w:val="24"/>
-          <w14:ligatures w14:val="none"/>
-        </w:rPr>
-        <w:t>i, i =</w:t>
-      </w:r>
-      <w:r>
-        <w:rPr>
-          <w:rFonts w:ascii="Cambria Math" w:hAnsi="Cambria Math" w:cs="Cambria Math"/>
-          <w:sz w:val="24"/>
-          <w:szCs w:val="24"/>
-        </w:rPr>
-        <w:t xml:space="preserve"> </w:t>
-      </w:r>
-      <w:r>
-        <w:rPr>
-          <w:rFonts w:ascii="Cambria Math" w:hAnsi="Cambria Math" w:cs="Cambria Math"/>
-          <w:sz w:val="24"/>
-          <w:szCs w:val="24"/>
-        </w:rPr>
-        <w:t xml:space="preserve">1,2,3,4 </w:t>
-      </w:r>
-      <w:r>
-        <w:rPr>
-          <w:rFonts w:ascii="Cambria Math" w:hAnsi="Cambria Math" w:cs="Cambria Math"/>
-          <w:sz w:val="24"/>
-          <w:szCs w:val="24"/>
-        </w:rPr>
-        <w:t>are constant for a given configuration</w:t>
-      </w:r>
-      <w:r>
-        <w:rPr>
-          <w:rFonts w:ascii="Cambria Math" w:hAnsi="Cambria Math" w:cs="Cambria Math"/>
-          <w:sz w:val="24"/>
-          <w:szCs w:val="24"/>
-        </w:rPr>
-        <w:t xml:space="preserve"> and therefore can be memorized. On the other hand, </w:t>
-      </w:r>
-      <w:r>
-        <w:rPr>
-          <w:rFonts w:ascii="Cambria Math" w:hAnsi="Cambria Math" w:cs="Cambria Math"/>
-          <w:sz w:val="24"/>
-          <w:szCs w:val="24"/>
-        </w:rPr>
-        <w:t>ξ(t) and A(t)</w:t>
-      </w:r>
-      <w:r>
-        <w:rPr>
-          <w:rFonts w:ascii="Cambria Math" w:hAnsi="Cambria Math" w:cs="Cambria Math"/>
-          <w:sz w:val="24"/>
-          <w:szCs w:val="24"/>
-        </w:rPr>
-        <w:t xml:space="preserve"> are variable </w:t>
-      </w:r>
-      <w:r>
-        <w:rPr>
-          <w:rFonts w:ascii="Cambria Math" w:hAnsi="Cambria Math" w:cs="Cambria Math"/>
-          <w:sz w:val="24"/>
-          <w:szCs w:val="24"/>
-        </w:rPr>
-        <w:t>and depend on t</w:t>
-      </w:r>
-      <w:r>
-        <w:rPr>
-          <w:rFonts w:asciiTheme="majorBidi" w:hAnsiTheme="majorBidi" w:cstheme="majorBidi"/>
-          <w:sz w:val="24"/>
-          <w:szCs w:val="24"/>
-          <w:lang w:bidi="ar-EG"/>
-        </w:rPr>
-        <w:t xml:space="preserve">heir previous value </w:t>
-      </w:r>
-      <w:r>
-        <w:rPr>
-          <w:rFonts w:ascii="Cambria Math" w:hAnsi="Cambria Math" w:cs="Cambria Math"/>
-          <w:sz w:val="24"/>
-          <w:szCs w:val="24"/>
-        </w:rPr>
-        <w:t xml:space="preserve">and the carrier velocity norms. Since the initial value for them in the optimizer is constant, a reasonable assumption would be that the network can memorize them if they remain unchanged. But since they only change based on the carrier velocities (which are provided to the policy), the policy can just memorize the initial condition and learn to change them similar to the optimizer </w:t>
-      </w:r>
-      <w:r>
-        <w:rPr>
-          <w:rFonts w:ascii="Cambria Math" w:hAnsi="Cambria Math" w:cs="Cambria Math"/>
-          <w:sz w:val="24"/>
-          <w:szCs w:val="24"/>
-        </w:rPr>
-        <w:t xml:space="preserve">conditioned on the velocity norms. The challenge is MLPs don’t have any memory or internal state. Consequently, if the policy learns to change </w:t>
-      </w:r>
-      <w:r>
-        <w:rPr>
-          <w:rFonts w:ascii="Cambria Math" w:hAnsi="Cambria Math" w:cs="Cambria Math"/>
-          <w:sz w:val="24"/>
-          <w:szCs w:val="24"/>
-        </w:rPr>
-        <w:t>ξ(t) and A(t)</w:t>
-      </w:r>
-      <w:r>
-        <w:rPr>
-          <w:rFonts w:ascii="Cambria Math" w:hAnsi="Cambria Math" w:cs="Cambria Math"/>
-          <w:sz w:val="24"/>
-          <w:szCs w:val="24"/>
-        </w:rPr>
-        <w:t xml:space="preserve"> in a given step based on its input and what the expert action was by the next step it will have no memory of this and will fall back to the default/initial </w:t>
-      </w:r>
-      <w:r>
-        <w:rPr>
-          <w:rFonts w:ascii="Cambria Math" w:hAnsi="Cambria Math" w:cs="Cambria Math"/>
-          <w:sz w:val="24"/>
-          <w:szCs w:val="24"/>
-        </w:rPr>
-        <w:t>ξ(t) and A(t)</w:t>
-      </w:r>
-      <w:r>
-        <w:rPr>
-          <w:rFonts w:ascii="Cambria Math" w:hAnsi="Cambria Math" w:cs="Cambria Math"/>
-          <w:sz w:val="24"/>
-          <w:szCs w:val="24"/>
-        </w:rPr>
-        <w:t xml:space="preserve"> that structurally memorized. A reasonable remedy would be to supply the policy’s last action as part of the current state/input. So </w:t>
-      </w:r>
-      <w:r>
-        <w:rPr>
-          <w:rFonts w:ascii="Cambria Math" w:hAnsi="Cambria Math" w:cs="Cambria Math"/>
-          <w:sz w:val="24"/>
-          <w:szCs w:val="24"/>
-        </w:rPr>
-        <w:t xml:space="preserve">a(t) </w:t>
-      </w:r>
-      <w:r>
-        <w:rPr>
-          <w:rFonts w:ascii="Cambria Math" w:hAnsi="Cambria Math" w:cs="Cambria Math"/>
-          <w:sz w:val="24"/>
-          <w:szCs w:val="24"/>
-        </w:rPr>
-        <w:t>∈</w:t>
-      </w:r>
-      <w:r>
-        <w:rPr>
-          <w:rFonts w:ascii="Cambria Math" w:hAnsi="Cambria Math" w:cs="Cambria Math"/>
-          <w:sz w:val="24"/>
-          <w:szCs w:val="24"/>
-        </w:rPr>
-        <w:t xml:space="preserve"> s(t+1) or in our case </w:t>
-      </w:r>
-      <w:r>
-        <w:rPr>
-          <w:rFonts w:ascii="Cambria Math" w:hAnsi="Cambria Math" w:cs="Cambria Math"/>
-          <w:kern w:val="0"/>
-          <w:sz w:val="24"/>
-          <w:szCs w:val="24"/>
-          <w14:ligatures w14:val="none"/>
-        </w:rPr>
-        <w:t>𝜆</w:t>
-      </w:r>
-      <w:r>
-        <w:rPr>
-          <w:rFonts w:ascii="Cambria Math" w:hAnsi="Cambria Math" w:cs="Cambria Math"/>
-          <w:kern w:val="0"/>
-          <w:sz w:val="24"/>
-          <w:szCs w:val="24"/>
-          <w14:ligatures w14:val="none"/>
-        </w:rPr>
-        <w:t>(t)</w:t>
-      </w:r>
-      <w:r>
-        <w:rPr>
-          <w:rFonts w:ascii="Cambria Math" w:hAnsi="Cambria Math" w:cs="Cambria Math"/>
-          <w:kern w:val="0"/>
-          <w:sz w:val="24"/>
-          <w:szCs w:val="24"/>
-          <w14:ligatures w14:val="none"/>
-        </w:rPr>
-        <w:t xml:space="preserve"> </w:t>
-      </w:r>
-      <w:r>
-        <w:rPr>
-          <w:rFonts w:ascii="Cambria Math" w:hAnsi="Cambria Math" w:cs="Cambria Math"/>
-          <w:kern w:val="0"/>
-          <w:sz w:val="24"/>
-          <w:szCs w:val="24"/>
-          <w14:ligatures w14:val="none"/>
-        </w:rPr>
-        <w:t>∈</w:t>
-      </w:r>
-      <w:r>
-        <w:rPr>
-          <w:rFonts w:ascii="Cambria Math" w:hAnsi="Cambria Math" w:cs="Cambria Math"/>
-          <w:kern w:val="0"/>
-          <w:sz w:val="24"/>
-          <w:szCs w:val="24"/>
-          <w14:ligatures w14:val="none"/>
-        </w:rPr>
-        <w:t xml:space="preserve"> s(t+1)</w:t>
-      </w:r>
-      <w:r>
-        <w:rPr>
-          <w:rFonts w:ascii="Cambria Math" w:hAnsi="Cambria Math" w:cs="Cambria Math"/>
-          <w:kern w:val="0"/>
-          <w:sz w:val="24"/>
-          <w:szCs w:val="24"/>
-          <w14:ligatures w14:val="none"/>
-        </w:rPr>
-        <w:t xml:space="preserve">. </w:t>
-      </w:r>
-    </w:p>
-    <w:p>
-      <w:pPr>
-        <w:spacing w:line="360" w:lineRule="auto"/>
-        <w:ind w:left="360"/>
-        <w:rPr>
-          <w:rFonts w:ascii="Cambria Math" w:hAnsi="Cambria Math" w:cs="Cambria Math" w:hint="cs"/>
+          <w:sz w:val="24"/>
+          <w:szCs w:val="24"/>
+        </w:rPr>
+        <w:t xml:space="preserve">can change from trajectory to another and </w:t>
+      </w:r>
+      <w:r>
+        <w:rPr>
+          <w:rFonts w:asciiTheme="majorBidi" w:hAnsiTheme="majorBidi" w:cstheme="majorBidi"/>
+          <w:sz w:val="24"/>
+          <w:szCs w:val="24"/>
+        </w:rPr>
+        <w:t>within the same trajectory so the policy</w:t>
+      </w:r>
+      <w:r>
+        <w:rPr>
+          <w:rFonts w:asciiTheme="majorBidi" w:hAnsiTheme="majorBidi" w:cstheme="majorBidi"/>
+          <w:sz w:val="24"/>
+          <w:szCs w:val="24"/>
+        </w:rPr>
+        <w:t xml:space="preserve"> needs to learn to switch to a </w:t>
+      </w:r>
+      <w:r>
+        <w:rPr>
+          <w:rFonts w:asciiTheme="majorBidi" w:hAnsiTheme="majorBidi" w:cstheme="majorBidi"/>
+          <w:sz w:val="24"/>
+          <w:szCs w:val="24"/>
+        </w:rPr>
+        <w:t>different</w:t>
+      </w:r>
+      <w:r>
+        <w:rPr>
+          <w:rFonts w:asciiTheme="majorBidi" w:hAnsiTheme="majorBidi" w:cstheme="majorBidi"/>
+          <w:sz w:val="24"/>
+          <w:szCs w:val="24"/>
+        </w:rPr>
+        <w:t xml:space="preserve"> frequency and time itself using it</w:t>
+      </w:r>
+      <w:r>
+        <w:rPr>
+          <w:rFonts w:asciiTheme="majorBidi" w:hAnsiTheme="majorBidi" w:cstheme="majorBidi"/>
+          <w:sz w:val="24"/>
+          <w:szCs w:val="24"/>
+        </w:rPr>
+        <w:t xml:space="preserve">. Specifically, we use seven </w:t>
+      </w:r>
+      <w:r>
+        <w:rPr>
+          <w:rFonts w:asciiTheme="majorBidi" w:hAnsiTheme="majorBidi" w:cstheme="majorBidi"/>
+          <w:sz w:val="24"/>
+          <w:szCs w:val="24"/>
+        </w:rPr>
+        <w:t xml:space="preserve">frequencies </w:t>
+      </w:r>
+      <w:r>
+        <w:rPr>
+          <w:rFonts w:asciiTheme="majorBidi" w:hAnsiTheme="majorBidi" w:cstheme="majorBidi"/>
+          <w:sz w:val="24"/>
+          <w:szCs w:val="24"/>
+        </w:rPr>
+        <w:t>{1.5, 1.75, 2.0, 2.25, 2.5, 2.75</w:t>
+      </w:r>
+      <w:r>
+        <w:rPr>
+          <w:rFonts w:asciiTheme="majorBidi" w:hAnsiTheme="majorBidi" w:cstheme="majorBidi"/>
+          <w:sz w:val="24"/>
+          <w:szCs w:val="24"/>
+        </w:rPr>
+        <w:t xml:space="preserve">, </w:t>
+      </w:r>
+      <w:r>
+        <w:rPr>
+          <w:rFonts w:asciiTheme="majorBidi" w:hAnsiTheme="majorBidi" w:cstheme="majorBidi"/>
+          <w:sz w:val="24"/>
+          <w:szCs w:val="24"/>
+        </w:rPr>
+        <w:t>3.0</w:t>
+      </w:r>
+      <w:r>
+        <w:rPr>
+          <w:rFonts w:asciiTheme="majorBidi" w:hAnsiTheme="majorBidi" w:cstheme="majorBidi"/>
+          <w:sz w:val="24"/>
+          <w:szCs w:val="24"/>
+        </w:rPr>
+        <w:t>}</w:t>
+      </w:r>
+      <w:r>
+        <w:rPr>
+          <w:rFonts w:asciiTheme="majorBidi" w:hAnsiTheme="majorBidi" w:cstheme="majorBidi"/>
+          <w:sz w:val="24"/>
+          <w:szCs w:val="24"/>
+        </w:rPr>
+        <w:t xml:space="preserve"> rad/s</w:t>
+      </w:r>
+      <w:r>
+        <w:rPr>
+          <w:rFonts w:asciiTheme="majorBidi" w:hAnsiTheme="majorBidi" w:cstheme="majorBidi"/>
+          <w:sz w:val="24"/>
+          <w:szCs w:val="24"/>
+        </w:rPr>
+        <w:t>. These</w:t>
+      </w:r>
+      <w:r>
+        <w:rPr>
+          <w:rFonts w:asciiTheme="majorBidi" w:hAnsiTheme="majorBidi" w:cstheme="majorBidi"/>
+          <w:sz w:val="24"/>
+          <w:szCs w:val="24"/>
+        </w:rPr>
+        <w:t xml:space="preserve"> frequencies were selected based on observing </w:t>
+      </w:r>
+      <w:r>
+        <w:rPr>
+          <w:rFonts w:asciiTheme="majorBidi" w:hAnsiTheme="majorBidi" w:cstheme="majorBidi"/>
+          <w:sz w:val="24"/>
+          <w:szCs w:val="24"/>
+        </w:rPr>
+        <w:t>ξ(t)</w:t>
+      </w:r>
+      <w:r>
+        <w:rPr>
+          <w:rFonts w:asciiTheme="majorBidi" w:hAnsiTheme="majorBidi" w:cstheme="majorBidi"/>
+          <w:sz w:val="24"/>
+          <w:szCs w:val="24"/>
+        </w:rPr>
+        <w:t xml:space="preserve"> on a wide variation of trajectories. It was observed that </w:t>
+      </w:r>
+      <w:r>
+        <w:rPr>
+          <w:rFonts w:asciiTheme="majorBidi" w:hAnsiTheme="majorBidi" w:cstheme="majorBidi"/>
+          <w:sz w:val="24"/>
+          <w:szCs w:val="24"/>
+        </w:rPr>
+        <w:t>ξ(t)</w:t>
+      </w:r>
+      <w:r>
+        <w:rPr>
+          <w:rFonts w:asciiTheme="majorBidi" w:hAnsiTheme="majorBidi" w:cstheme="majorBidi"/>
+          <w:sz w:val="24"/>
+          <w:szCs w:val="24"/>
+        </w:rPr>
+        <w:t xml:space="preserve"> never dips below 1.5</w:t>
+      </w:r>
+      <w:r>
+        <w:rPr>
+          <w:rFonts w:asciiTheme="majorBidi" w:hAnsiTheme="majorBidi" w:cstheme="majorBidi"/>
+          <w:sz w:val="24"/>
+          <w:szCs w:val="24"/>
+        </w:rPr>
+        <w:t xml:space="preserve"> rad/s</w:t>
+      </w:r>
+      <w:r>
+        <w:rPr>
+          <w:rFonts w:asciiTheme="majorBidi" w:hAnsiTheme="majorBidi" w:cstheme="majorBidi"/>
+          <w:sz w:val="24"/>
+          <w:szCs w:val="24"/>
+        </w:rPr>
+        <w:t xml:space="preserve"> and never goes above 3.0</w:t>
+      </w:r>
+      <w:r>
+        <w:rPr>
+          <w:rFonts w:asciiTheme="majorBidi" w:hAnsiTheme="majorBidi" w:cstheme="majorBidi"/>
+          <w:sz w:val="24"/>
+          <w:szCs w:val="24"/>
+        </w:rPr>
+        <w:t xml:space="preserve"> rad/s, so that was the appropriate range to provide. </w:t>
+      </w:r>
+      <w:r>
+        <w:rPr>
+          <w:rFonts w:asciiTheme="majorBidi" w:hAnsiTheme="majorBidi" w:cstheme="majorBidi"/>
+          <w:sz w:val="24"/>
+          <w:szCs w:val="24"/>
+        </w:rPr>
+        <w:t>A spacing of 0.25 rad/s was selected to create a densely spaced frequency set, providing a finer representation of temporal variations within our narrow frequency range</w:t>
+      </w:r>
+      <w:r>
+        <w:rPr>
+          <w:rFonts w:asciiTheme="majorBidi" w:hAnsiTheme="majorBidi" w:cstheme="majorBidi"/>
+          <w:sz w:val="24"/>
+          <w:szCs w:val="24"/>
+        </w:rPr>
+        <w:t xml:space="preserve"> while </w:t>
+      </w:r>
+      <w:r>
+        <w:rPr>
+          <w:rFonts w:asciiTheme="majorBidi" w:hAnsiTheme="majorBidi" w:cstheme="majorBidi"/>
+          <w:sz w:val="24"/>
+          <w:szCs w:val="24"/>
+        </w:rPr>
+        <w:t>avoiding redundancy and excessive growth in the dimensionality of the input representation</w:t>
+      </w:r>
+      <w:r>
+        <w:rPr>
+          <w:rFonts w:asciiTheme="majorBidi" w:hAnsiTheme="majorBidi" w:cstheme="majorBidi"/>
+          <w:sz w:val="24"/>
+          <w:szCs w:val="24"/>
+        </w:rPr>
+        <w:t>. This enables the network to better distinguish between closely spaced temporal frequencies without increasing the total numb</w:t>
+      </w:r>
+      <w:r>
+        <w:rPr>
+          <w:rFonts w:asciiTheme="majorBidi" w:hAnsiTheme="majorBidi" w:cstheme="majorBidi"/>
+          <w:sz w:val="24"/>
+          <w:szCs w:val="24"/>
+        </w:rPr>
+        <w:t>er of frequencies unnecessarily</w:t>
+      </w:r>
+      <w:r>
+        <w:rPr>
+          <w:rFonts w:asciiTheme="majorBidi" w:hAnsiTheme="majorBidi" w:cstheme="majorBidi"/>
+          <w:sz w:val="24"/>
+          <w:szCs w:val="24"/>
+        </w:rPr>
+        <w:t>.</w:t>
+      </w:r>
+    </w:p>
+    <w:p>
+      <w:pPr>
+        <w:spacing w:line="360" w:lineRule="auto"/>
+        <w:ind w:left="360"/>
+        <w:rPr>
+          <w:rFonts w:asciiTheme="majorBidi" w:hAnsiTheme="majorBidi" w:cstheme="majorBidi" w:hint="cs"/>
           <w:sz w:val="24"/>
           <w:szCs w:val="24"/>
           <w:rtl/>
-        </w:rPr>
-      </w:pPr>
-      <w:r>
-        <w:rPr>
-          <w:rFonts w:ascii="Cambria Math" w:hAnsi="Cambria Math" w:cs="Cambria Math"/>
-          <w:kern w:val="0"/>
-          <w:sz w:val="24"/>
-          <w:szCs w:val="24"/>
-          <w14:ligatures w14:val="none"/>
-        </w:rPr>
-        <w:t xml:space="preserve">For learning a single trajectory, this proved to be </w:t>
-      </w:r>
-      <w:r>
-        <w:rPr>
-          <w:rFonts w:ascii="Cambria Math" w:hAnsi="Cambria Math" w:cs="Cambria Math"/>
-          <w:kern w:val="0"/>
-          <w:sz w:val="24"/>
-          <w:szCs w:val="24"/>
-          <w14:ligatures w14:val="none"/>
-        </w:rPr>
-        <w:t xml:space="preserve">sufficient. However, during </w:t>
-      </w:r>
-      <w:r>
-        <w:rPr>
-          <w:rFonts w:ascii="Cambria Math" w:hAnsi="Cambria Math" w:cs="Cambria Math"/>
-          <w:kern w:val="0"/>
-          <w:sz w:val="24"/>
-          <w:szCs w:val="24"/>
-          <w14:ligatures w14:val="none"/>
-        </w:rPr>
-        <w:t xml:space="preserve">generalization it was not enough. By analyzing how it fails, more history information were determined to be necessary (will be discussed in detail in the results section). As a result, instead of just supplying the last </w:t>
-      </w:r>
-      <w:r>
-        <w:rPr>
-          <w:rFonts w:ascii="Cambria Math" w:hAnsi="Cambria Math" w:cs="Cambria Math"/>
-          <w:kern w:val="0"/>
-          <w:sz w:val="24"/>
-          <w:szCs w:val="24"/>
-          <w14:ligatures w14:val="none"/>
-        </w:rPr>
-        <w:t xml:space="preserve">𝜆 </w:t>
-      </w:r>
-      <w:r>
-        <w:rPr>
-          <w:rFonts w:ascii="Cambria Math" w:hAnsi="Cambria Math" w:cs="Cambria Math"/>
-          <w:kern w:val="0"/>
-          <w:sz w:val="24"/>
-          <w:szCs w:val="24"/>
-          <w14:ligatures w14:val="none"/>
-        </w:rPr>
-        <w:t>as an input to the next time step, l</w:t>
-      </w:r>
-      <w:r>
-        <w:rPr>
-          <w:rFonts w:ascii="Cambria Math" w:hAnsi="Cambria Math" w:cs="Cambria Math"/>
-          <w:kern w:val="0"/>
-          <w:sz w:val="24"/>
-          <w:szCs w:val="24"/>
-          <w14:ligatures w14:val="none"/>
-        </w:rPr>
-        <w:t>og-spaced point taps (λ at lags 1, 2, 4</w:t>
-      </w:r>
-      <w:r>
-        <w:rPr>
-          <w:rFonts w:ascii="Cambria Math" w:hAnsi="Cambria Math" w:cs="Cambria Math"/>
-          <w:kern w:val="0"/>
-          <w:sz w:val="24"/>
-          <w:szCs w:val="24"/>
-          <w14:ligatures w14:val="none"/>
-        </w:rPr>
-        <w:t xml:space="preserve">, </w:t>
-      </w:r>
-      <w:r>
-        <w:rPr>
-          <w:rFonts w:ascii="Cambria Math" w:hAnsi="Cambria Math" w:cs="Cambria Math"/>
-          <w:kern w:val="0"/>
-          <w:sz w:val="24"/>
-          <w:szCs w:val="24"/>
-          <w14:ligatures w14:val="none"/>
-        </w:rPr>
-        <w:t>…</w:t>
-      </w:r>
-      <w:r>
-        <w:rPr>
-          <w:rFonts w:ascii="Cambria Math" w:hAnsi="Cambria Math" w:cs="Cambria Math"/>
-          <w:kern w:val="0"/>
-          <w:sz w:val="24"/>
-          <w:szCs w:val="24"/>
-          <w14:ligatures w14:val="none"/>
-        </w:rPr>
-        <w:t xml:space="preserve"> , </w:t>
-      </w:r>
-      <w:r>
-        <w:rPr>
-          <w:rFonts w:ascii="Cambria Math" w:hAnsi="Cambria Math" w:cs="Cambria Math"/>
-          <w:kern w:val="0"/>
-          <w:sz w:val="24"/>
-          <w:szCs w:val="24"/>
-          <w14:ligatures w14:val="none"/>
-        </w:rPr>
-        <w:t>256 steps)</w:t>
-      </w:r>
-      <w:r>
-        <w:rPr>
-          <w:rFonts w:ascii="Cambria Math" w:hAnsi="Cambria Math" w:cs="Cambria Math"/>
-          <w:kern w:val="0"/>
-          <w:sz w:val="24"/>
-          <w:szCs w:val="24"/>
-          <w14:ligatures w14:val="none"/>
-        </w:rPr>
-        <w:t xml:space="preserve"> were used.</w:t>
-      </w:r>
-      <w:r>
-        <w:rPr>
-          <w:rFonts w:ascii="Cambria Math" w:hAnsi="Cambria Math" w:cs="Cambria Math"/>
-          <w:kern w:val="0"/>
-          <w:sz w:val="24"/>
-          <w:szCs w:val="24"/>
-          <w14:ligatures w14:val="none"/>
-        </w:rPr>
-        <w:t xml:space="preserve"> </w:t>
-      </w:r>
+          <w:lang w:bidi="ar-EG"/>
+        </w:rPr>
+      </w:pPr>
+    </w:p>
+    <w:p>
+      <w:pPr>
+        <w:spacing w:line="360" w:lineRule="auto"/>
+        <w:ind w:left="360"/>
+        <w:rPr>
+          <w:rFonts w:asciiTheme="majorBidi" w:hAnsiTheme="majorBidi" w:cstheme="majorBidi" w:hint="cs"/>
+          <w:sz w:val="24"/>
+          <w:szCs w:val="24"/>
+          <w:rtl/>
+          <w:lang w:bidi="ar-EG"/>
+        </w:rPr>
+      </w:pPr>
     </w:p>
     <w:p>
       <w:pPr>
@@ -8715,7 +10350,6 @@
           <w:rFonts w:asciiTheme="majorBidi" w:hAnsiTheme="majorBidi" w:cstheme="majorBidi"/>
           <w:sz w:val="24"/>
           <w:szCs w:val="24"/>
-          <w:lang w:bidi="ar-EG"/>
         </w:rPr>
       </w:pPr>
       <w:r>
@@ -8733,6 +10367,43 @@
           <w:szCs w:val="24"/>
         </w:rPr>
         <w:t xml:space="preserve"> old papers and sofia’s work</w:t>
+      </w:r>
+    </w:p>
+    <w:p>
+      <w:pPr>
+        <w:pStyle w:val="ListParagraph"/>
+        <w:spacing w:line="360" w:lineRule="auto"/>
+        <w:ind w:left="360"/>
+        <w:rPr>
+          <w:rFonts w:asciiTheme="majorBidi" w:hAnsiTheme="majorBidi" w:cstheme="majorBidi"/>
+          <w:sz w:val="24"/>
+          <w:szCs w:val="24"/>
+          <w:lang w:bidi="ar-EG"/>
+        </w:rPr>
+      </w:pPr>
+      <w:r>
+        <w:rPr>
+          <w:rFonts w:asciiTheme="majorBidi" w:hAnsiTheme="majorBidi" w:cstheme="majorBidi"/>
+          <w:sz w:val="24"/>
+          <w:szCs w:val="24"/>
+        </w:rPr>
+        <w:t xml:space="preserve">[5] </w:t>
+      </w:r>
+      <w:r>
+        <w:rPr>
+          <w:rFonts w:asciiTheme="majorBidi" w:hAnsiTheme="majorBidi" w:cstheme="majorBidi"/>
+          <w:sz w:val="24"/>
+          <w:szCs w:val="24"/>
+        </w:rPr>
+        <w:t>Tancik et al.</w:t>
+      </w:r>
+      <w:r>
+        <w:rPr>
+          <w:rFonts w:asciiTheme="majorBidi" w:hAnsiTheme="majorBidi" w:cstheme="majorBidi"/>
+          <w:sz w:val="24"/>
+          <w:szCs w:val="24"/>
+        </w:rPr>
+        <w:t xml:space="preserve"> 2020, fourier time enconding</w:t>
       </w:r>
     </w:p>
     <w:sectPr>
@@ -10394,6 +12065,71 @@
     <w:basedOn w:val="DefaultParagraphFont"/>
     <w:rsid w:val="00F122D7"/>
   </w:style>
+  <w:style w:type="paragraph" w:customStyle="1" w:styleId="pdq2pgselectionanchorcontainer">
+    <w:name w:val="pdq2pg_selectionanchorcontainer"/>
+    <w:basedOn w:val="Normal"/>
+    <w:rsid w:val="00AF3DC8"/>
+    <w:pPr>
+      <w:spacing w:before="100" w:beforeAutospacing="1" w:after="100" w:afterAutospacing="1" w:line="240" w:lineRule="auto"/>
+    </w:pPr>
+    <w:rPr>
+      <w:rFonts w:ascii="Times New Roman" w:eastAsia="Times New Roman" w:hAnsi="Times New Roman" w:cs="Times New Roman"/>
+      <w:kern w:val="0"/>
+      <w:sz w:val="24"/>
+      <w:szCs w:val="24"/>
+      <w14:ligatures w14:val="none"/>
+    </w:rPr>
+  </w:style>
+  <w:style w:type="character" w:customStyle="1" w:styleId="katex">
+    <w:name w:val="katex"/>
+    <w:basedOn w:val="DefaultParagraphFont"/>
+    <w:rsid w:val="00AF3DC8"/>
+  </w:style>
+  <w:style w:type="character" w:styleId="Strong">
+    <w:name w:val="Strong"/>
+    <w:basedOn w:val="DefaultParagraphFont"/>
+    <w:uiPriority w:val="22"/>
+    <w:qFormat/>
+    <w:rsid w:val="00AF3DC8"/>
+    <w:rPr>
+      <w:b/>
+      <w:bCs/>
+    </w:rPr>
+  </w:style>
+  <w:style w:type="character" w:styleId="Emphasis">
+    <w:name w:val="Emphasis"/>
+    <w:basedOn w:val="DefaultParagraphFont"/>
+    <w:uiPriority w:val="20"/>
+    <w:qFormat/>
+    <w:rsid w:val="00AF3DC8"/>
+    <w:rPr>
+      <w:i/>
+      <w:iCs/>
+    </w:rPr>
+  </w:style>
+  <w:style w:type="paragraph" w:styleId="NormalWeb">
+    <w:name w:val="Normal (Web)"/>
+    <w:basedOn w:val="Normal"/>
+    <w:uiPriority w:val="99"/>
+    <w:semiHidden/>
+    <w:unhideWhenUsed/>
+    <w:rsid w:val="004F7B98"/>
+    <w:pPr>
+      <w:spacing w:before="100" w:beforeAutospacing="1" w:after="100" w:afterAutospacing="1" w:line="240" w:lineRule="auto"/>
+    </w:pPr>
+    <w:rPr>
+      <w:rFonts w:ascii="Times New Roman" w:eastAsia="Times New Roman" w:hAnsi="Times New Roman" w:cs="Times New Roman"/>
+      <w:kern w:val="0"/>
+      <w:sz w:val="24"/>
+      <w:szCs w:val="24"/>
+      <w14:ligatures w14:val="none"/>
+    </w:rPr>
+  </w:style>
+  <w:style w:type="character" w:customStyle="1" w:styleId="mop">
+    <w:name w:val="mop"/>
+    <w:basedOn w:val="DefaultParagraphFont"/>
+    <w:rsid w:val="004F7B98"/>
+  </w:style>
 </w:styles>
 </file>
 

--- a/documentation/thesis text.docx
+++ b/documentation/thesis text.docx
@@ -201,7 +201,27 @@
           <w:szCs w:val="24"/>
           <w:lang w:bidi="ar-EG"/>
         </w:rPr>
-        <w:t>For this reason, most previous efforts were using multirotors. Recent works by [3],[4]</w:t>
+        <w:t>For this reason, most previous efforts were using multirotors. Recent works by [3]</w:t>
+      </w:r>
+      <w:proofErr w:type="gramStart"/>
+      <w:r>
+        <w:rPr>
+          <w:rFonts w:asciiTheme="majorBidi" w:hAnsiTheme="majorBidi" w:cstheme="majorBidi"/>
+          <w:sz w:val="24"/>
+          <w:szCs w:val="24"/>
+          <w:lang w:bidi="ar-EG"/>
+        </w:rPr>
+        <w:t>,[</w:t>
+      </w:r>
+      <w:proofErr w:type="gramEnd"/>
+      <w:r>
+        <w:rPr>
+          <w:rFonts w:asciiTheme="majorBidi" w:hAnsiTheme="majorBidi" w:cstheme="majorBidi"/>
+          <w:sz w:val="24"/>
+          <w:szCs w:val="24"/>
+          <w:lang w:bidi="ar-EG"/>
+        </w:rPr>
+        <w:t>4]</w:t>
       </w:r>
       <w:r>
         <w:rPr>
@@ -461,7 +481,27 @@
           <w:szCs w:val="24"/>
           <w:lang w:bidi="ar-EG"/>
         </w:rPr>
-        <w:t xml:space="preserve">the internal forces that will cancel each other need to be produced by different drone trajectories. Furthermore, since the policy is decentralized, each drone will have to make its own observation of the load (we can imagine using an AprilTag on the load and each drone has its own camera that sees it). Each observation is going to be subject to its own noise and delay, leading to desynchronization in the load state between the different drones. </w:t>
+        <w:t xml:space="preserve">the internal forces that will cancel each other need to be produced by different drone trajectories. Furthermore, since the policy is decentralized, each drone will have to make its own observation of the load (we can imagine using an </w:t>
+      </w:r>
+      <w:proofErr w:type="spellStart"/>
+      <w:r>
+        <w:rPr>
+          <w:rFonts w:asciiTheme="majorBidi" w:hAnsiTheme="majorBidi" w:cstheme="majorBidi"/>
+          <w:sz w:val="24"/>
+          <w:szCs w:val="24"/>
+          <w:lang w:bidi="ar-EG"/>
+        </w:rPr>
+        <w:t>AprilTag</w:t>
+      </w:r>
+      <w:proofErr w:type="spellEnd"/>
+      <w:r>
+        <w:rPr>
+          <w:rFonts w:asciiTheme="majorBidi" w:hAnsiTheme="majorBidi" w:cstheme="majorBidi"/>
+          <w:sz w:val="24"/>
+          <w:szCs w:val="24"/>
+          <w:lang w:bidi="ar-EG"/>
+        </w:rPr>
+        <w:t xml:space="preserve"> on the load and each drone has its own camera that sees it). Each observation is going to be subject to its own noise and delay, leading to desynchronization in the load state between the different drones. </w:t>
       </w:r>
       <w:r>
         <w:rPr>
@@ -523,8 +563,19 @@
           <w:szCs w:val="24"/>
           <w:lang w:bidi="ar-EG"/>
         </w:rPr>
-        <w:t>_____might add some sentences here about the history thing____ .</w:t>
-      </w:r>
+        <w:t>_____might add some sentences here about the history thing___</w:t>
+      </w:r>
+      <w:proofErr w:type="gramStart"/>
+      <w:r>
+        <w:rPr>
+          <w:rFonts w:asciiTheme="majorBidi" w:hAnsiTheme="majorBidi" w:cstheme="majorBidi"/>
+          <w:sz w:val="24"/>
+          <w:szCs w:val="24"/>
+          <w:lang w:bidi="ar-EG"/>
+        </w:rPr>
+        <w:t>_ .</w:t>
+      </w:r>
+      <w:proofErr w:type="gramEnd"/>
       <w:r>
         <w:rPr>
           <w:rFonts w:asciiTheme="majorBidi" w:hAnsiTheme="majorBidi" w:cstheme="majorBidi"/>
@@ -764,7 +815,27 @@
           <w:szCs w:val="24"/>
           <w:lang w:bidi="ar-EG"/>
         </w:rPr>
-        <w:t xml:space="preserve">This work was mainly developed in[3] and [4]. </w:t>
+        <w:t xml:space="preserve">This work was mainly developed </w:t>
+      </w:r>
+      <w:proofErr w:type="gramStart"/>
+      <w:r>
+        <w:rPr>
+          <w:rFonts w:asciiTheme="majorBidi" w:hAnsiTheme="majorBidi" w:cstheme="majorBidi"/>
+          <w:sz w:val="24"/>
+          <w:szCs w:val="24"/>
+          <w:lang w:bidi="ar-EG"/>
+        </w:rPr>
+        <w:t>in[</w:t>
+      </w:r>
+      <w:proofErr w:type="gramEnd"/>
+      <w:r>
+        <w:rPr>
+          <w:rFonts w:asciiTheme="majorBidi" w:hAnsiTheme="majorBidi" w:cstheme="majorBidi"/>
+          <w:sz w:val="24"/>
+          <w:szCs w:val="24"/>
+          <w:lang w:bidi="ar-EG"/>
+        </w:rPr>
+        <w:t xml:space="preserve">3] and [4]. </w:t>
       </w:r>
     </w:p>
     <w:p>
@@ -1082,15 +1153,115 @@
           <w:szCs w:val="24"/>
         </w:rPr>
         <w:lastRenderedPageBreak/>
-        <w:t>Let the inertial world frame FW = {OW ,(xW , yW , zW )}, with gravity acting along the opposed direction of zW –axis, and let the payload’s body-fixed frame ℱL be attached to the payload’s center of mass</w:t>
-      </w:r>
-      <w:r>
-        <w:rPr>
-          <w:rFonts w:asciiTheme="majorBidi" w:hAnsiTheme="majorBidi" w:cstheme="majorBidi"/>
-          <w:sz w:val="24"/>
-          <w:szCs w:val="24"/>
-        </w:rPr>
-        <w:t xml:space="preserve"> (CoM)</w:t>
+        <w:t>Let the inertial world frame FW = {</w:t>
+      </w:r>
+      <w:proofErr w:type="gramStart"/>
+      <w:r>
+        <w:rPr>
+          <w:rFonts w:asciiTheme="majorBidi" w:hAnsiTheme="majorBidi" w:cstheme="majorBidi"/>
+          <w:sz w:val="24"/>
+          <w:szCs w:val="24"/>
+        </w:rPr>
+        <w:t>OW ,(</w:t>
+      </w:r>
+      <w:proofErr w:type="spellStart"/>
+      <w:proofErr w:type="gramEnd"/>
+      <w:r>
+        <w:rPr>
+          <w:rFonts w:asciiTheme="majorBidi" w:hAnsiTheme="majorBidi" w:cstheme="majorBidi"/>
+          <w:sz w:val="24"/>
+          <w:szCs w:val="24"/>
+        </w:rPr>
+        <w:t>xW</w:t>
+      </w:r>
+      <w:proofErr w:type="spellEnd"/>
+      <w:r>
+        <w:rPr>
+          <w:rFonts w:asciiTheme="majorBidi" w:hAnsiTheme="majorBidi" w:cstheme="majorBidi"/>
+          <w:sz w:val="24"/>
+          <w:szCs w:val="24"/>
+        </w:rPr>
+        <w:t xml:space="preserve"> , </w:t>
+      </w:r>
+      <w:proofErr w:type="spellStart"/>
+      <w:r>
+        <w:rPr>
+          <w:rFonts w:asciiTheme="majorBidi" w:hAnsiTheme="majorBidi" w:cstheme="majorBidi"/>
+          <w:sz w:val="24"/>
+          <w:szCs w:val="24"/>
+        </w:rPr>
+        <w:t>yW</w:t>
+      </w:r>
+      <w:proofErr w:type="spellEnd"/>
+      <w:r>
+        <w:rPr>
+          <w:rFonts w:asciiTheme="majorBidi" w:hAnsiTheme="majorBidi" w:cstheme="majorBidi"/>
+          <w:sz w:val="24"/>
+          <w:szCs w:val="24"/>
+        </w:rPr>
+        <w:t xml:space="preserve"> , </w:t>
+      </w:r>
+      <w:proofErr w:type="spellStart"/>
+      <w:r>
+        <w:rPr>
+          <w:rFonts w:asciiTheme="majorBidi" w:hAnsiTheme="majorBidi" w:cstheme="majorBidi"/>
+          <w:sz w:val="24"/>
+          <w:szCs w:val="24"/>
+        </w:rPr>
+        <w:t>zW</w:t>
+      </w:r>
+      <w:proofErr w:type="spellEnd"/>
+      <w:r>
+        <w:rPr>
+          <w:rFonts w:asciiTheme="majorBidi" w:hAnsiTheme="majorBidi" w:cstheme="majorBidi"/>
+          <w:sz w:val="24"/>
+          <w:szCs w:val="24"/>
+        </w:rPr>
+        <w:t xml:space="preserve"> )}, with gravity acting along the opposed direction of </w:t>
+      </w:r>
+      <w:proofErr w:type="spellStart"/>
+      <w:r>
+        <w:rPr>
+          <w:rFonts w:asciiTheme="majorBidi" w:hAnsiTheme="majorBidi" w:cstheme="majorBidi"/>
+          <w:sz w:val="24"/>
+          <w:szCs w:val="24"/>
+        </w:rPr>
+        <w:t>zW</w:t>
+      </w:r>
+      <w:proofErr w:type="spellEnd"/>
+      <w:r>
+        <w:rPr>
+          <w:rFonts w:asciiTheme="majorBidi" w:hAnsiTheme="majorBidi" w:cstheme="majorBidi"/>
+          <w:sz w:val="24"/>
+          <w:szCs w:val="24"/>
+        </w:rPr>
+        <w:t xml:space="preserve"> –axis, and let the payload’s body-fixed frame ℱL be attached to the payload’s center of mass</w:t>
+      </w:r>
+      <w:r>
+        <w:rPr>
+          <w:rFonts w:asciiTheme="majorBidi" w:hAnsiTheme="majorBidi" w:cstheme="majorBidi"/>
+          <w:sz w:val="24"/>
+          <w:szCs w:val="24"/>
+        </w:rPr>
+        <w:t xml:space="preserve"> (</w:t>
+      </w:r>
+      <w:proofErr w:type="spellStart"/>
+      <w:r>
+        <w:rPr>
+          <w:rFonts w:asciiTheme="majorBidi" w:hAnsiTheme="majorBidi" w:cstheme="majorBidi"/>
+          <w:sz w:val="24"/>
+          <w:szCs w:val="24"/>
+        </w:rPr>
+        <w:t>CoM</w:t>
+      </w:r>
+      <w:proofErr w:type="spellEnd"/>
+      <w:r>
+        <w:rPr>
+          <w:rFonts w:asciiTheme="majorBidi" w:hAnsiTheme="majorBidi" w:cstheme="majorBidi"/>
+          <w:sz w:val="24"/>
+          <w:szCs w:val="24"/>
+        </w:rPr>
+        <w:t>)</w:t>
       </w:r>
       <w:r>
         <w:rPr>
@@ -1147,8 +1318,49 @@
           <w:szCs w:val="24"/>
           <w:lang w:bidi="ar-EG"/>
         </w:rPr>
-        <w:t xml:space="preserve">Let the i-th, i </w:t>
-      </w:r>
+        <w:t xml:space="preserve">Let the </w:t>
+      </w:r>
+      <w:proofErr w:type="spellStart"/>
+      <w:r>
+        <w:rPr>
+          <w:rFonts w:asciiTheme="majorBidi" w:hAnsiTheme="majorBidi" w:cstheme="majorBidi"/>
+          <w:sz w:val="24"/>
+          <w:szCs w:val="24"/>
+          <w:lang w:bidi="ar-EG"/>
+        </w:rPr>
+        <w:t>i-th</w:t>
+      </w:r>
+      <w:proofErr w:type="spellEnd"/>
+      <w:r>
+        <w:rPr>
+          <w:rFonts w:asciiTheme="majorBidi" w:hAnsiTheme="majorBidi" w:cstheme="majorBidi"/>
+          <w:sz w:val="24"/>
+          <w:szCs w:val="24"/>
+          <w:lang w:bidi="ar-EG"/>
+        </w:rPr>
+        <w:t xml:space="preserve">, </w:t>
+      </w:r>
+      <w:proofErr w:type="spellStart"/>
+      <w:r>
+        <w:rPr>
+          <w:rFonts w:asciiTheme="majorBidi" w:hAnsiTheme="majorBidi" w:cstheme="majorBidi"/>
+          <w:sz w:val="24"/>
+          <w:szCs w:val="24"/>
+          <w:lang w:bidi="ar-EG"/>
+        </w:rPr>
+        <w:t>i</w:t>
+      </w:r>
+      <w:proofErr w:type="spellEnd"/>
+      <w:r>
+        <w:rPr>
+          <w:rFonts w:asciiTheme="majorBidi" w:hAnsiTheme="majorBidi" w:cstheme="majorBidi"/>
+          <w:sz w:val="24"/>
+          <w:szCs w:val="24"/>
+          <w:lang w:bidi="ar-EG"/>
+        </w:rPr>
+        <w:t xml:space="preserve"> </w:t>
+      </w:r>
+      <w:proofErr w:type="gramStart"/>
       <w:r>
         <w:rPr>
           <w:rFonts w:ascii="Cambria Math" w:hAnsi="Cambria Math" w:cs="Cambria Math"/>
@@ -1163,7 +1375,16 @@
           <w:sz w:val="24"/>
           <w:szCs w:val="24"/>
         </w:rPr>
-        <w:t>{1,...,n}, carrier</w:t>
+        <w:t>{</w:t>
+      </w:r>
+      <w:proofErr w:type="gramEnd"/>
+      <w:r>
+        <w:rPr>
+          <w:rFonts w:asciiTheme="majorBidi" w:hAnsiTheme="majorBidi" w:cstheme="majorBidi"/>
+          <w:sz w:val="24"/>
+          <w:szCs w:val="24"/>
+        </w:rPr>
+        <w:t>1,...,n}, carrier</w:t>
       </w:r>
       <w:r>
         <w:rPr>
@@ -1205,7 +1426,25 @@
           <w:sz w:val="24"/>
           <w:szCs w:val="24"/>
         </w:rPr>
-        <w:t xml:space="preserve"> R&gt; 0. The i-th carrier is connected to a fixed attachment point Bi on the payload via a cable of constant length Li </w:t>
+        <w:t xml:space="preserve"> R&gt; 0. The </w:t>
+      </w:r>
+      <w:proofErr w:type="spellStart"/>
+      <w:r>
+        <w:rPr>
+          <w:rFonts w:asciiTheme="majorBidi" w:hAnsiTheme="majorBidi" w:cstheme="majorBidi"/>
+          <w:sz w:val="24"/>
+          <w:szCs w:val="24"/>
+        </w:rPr>
+        <w:t>i-th</w:t>
+      </w:r>
+      <w:proofErr w:type="spellEnd"/>
+      <w:r>
+        <w:rPr>
+          <w:rFonts w:asciiTheme="majorBidi" w:hAnsiTheme="majorBidi" w:cstheme="majorBidi"/>
+          <w:sz w:val="24"/>
+          <w:szCs w:val="24"/>
+        </w:rPr>
+        <w:t xml:space="preserve"> carrier is connected to a fixed attachment point Bi on the payload via a cable of constant length Li </w:t>
       </w:r>
       <w:r>
         <w:rPr>
@@ -1269,7 +1508,61 @@
           <w:sz w:val="24"/>
           <w:szCs w:val="24"/>
         </w:rPr>
-        <w:t xml:space="preserve">We can then calculate the position of the i-th carrier pRi (t) </w:t>
+        <w:t xml:space="preserve">We can then calculate the position of </w:t>
+      </w:r>
+      <w:proofErr w:type="gramStart"/>
+      <w:r>
+        <w:rPr>
+          <w:rFonts w:asciiTheme="majorBidi" w:hAnsiTheme="majorBidi" w:cstheme="majorBidi"/>
+          <w:sz w:val="24"/>
+          <w:szCs w:val="24"/>
+        </w:rPr>
+        <w:t xml:space="preserve">the </w:t>
+      </w:r>
+      <w:proofErr w:type="spellStart"/>
+      <w:r>
+        <w:rPr>
+          <w:rFonts w:asciiTheme="majorBidi" w:hAnsiTheme="majorBidi" w:cstheme="majorBidi"/>
+          <w:sz w:val="24"/>
+          <w:szCs w:val="24"/>
+        </w:rPr>
+        <w:t>i</w:t>
+      </w:r>
+      <w:proofErr w:type="gramEnd"/>
+      <w:r>
+        <w:rPr>
+          <w:rFonts w:asciiTheme="majorBidi" w:hAnsiTheme="majorBidi" w:cstheme="majorBidi"/>
+          <w:sz w:val="24"/>
+          <w:szCs w:val="24"/>
+        </w:rPr>
+        <w:t>-th</w:t>
+      </w:r>
+      <w:proofErr w:type="spellEnd"/>
+      <w:r>
+        <w:rPr>
+          <w:rFonts w:asciiTheme="majorBidi" w:hAnsiTheme="majorBidi" w:cstheme="majorBidi"/>
+          <w:sz w:val="24"/>
+          <w:szCs w:val="24"/>
+        </w:rPr>
+        <w:t xml:space="preserve"> carrier </w:t>
+      </w:r>
+      <w:proofErr w:type="spellStart"/>
+      <w:r>
+        <w:rPr>
+          <w:rFonts w:asciiTheme="majorBidi" w:hAnsiTheme="majorBidi" w:cstheme="majorBidi"/>
+          <w:sz w:val="24"/>
+          <w:szCs w:val="24"/>
+        </w:rPr>
+        <w:t>pRi</w:t>
+      </w:r>
+      <w:proofErr w:type="spellEnd"/>
+      <w:r>
+        <w:rPr>
+          <w:rFonts w:asciiTheme="majorBidi" w:hAnsiTheme="majorBidi" w:cstheme="majorBidi"/>
+          <w:sz w:val="24"/>
+          <w:szCs w:val="24"/>
+        </w:rPr>
+        <w:t xml:space="preserve"> (t) </w:t>
       </w:r>
       <w:r>
         <w:rPr>
@@ -1299,13 +1592,61 @@
           <w:szCs w:val="24"/>
         </w:rPr>
       </w:pPr>
-      <w:r>
-        <w:rPr>
-          <w:rFonts w:asciiTheme="majorBidi" w:hAnsiTheme="majorBidi" w:cstheme="majorBidi"/>
-          <w:sz w:val="24"/>
-          <w:szCs w:val="24"/>
-        </w:rPr>
-        <w:t>pRi (t) = pL(t) + RL(t) Bbi + Li qi(t)</w:t>
+      <w:proofErr w:type="spellStart"/>
+      <w:proofErr w:type="gramStart"/>
+      <w:r>
+        <w:rPr>
+          <w:rFonts w:asciiTheme="majorBidi" w:hAnsiTheme="majorBidi" w:cstheme="majorBidi"/>
+          <w:sz w:val="24"/>
+          <w:szCs w:val="24"/>
+        </w:rPr>
+        <w:t>pRi</w:t>
+      </w:r>
+      <w:proofErr w:type="spellEnd"/>
+      <w:proofErr w:type="gramEnd"/>
+      <w:r>
+        <w:rPr>
+          <w:rFonts w:asciiTheme="majorBidi" w:hAnsiTheme="majorBidi" w:cstheme="majorBidi"/>
+          <w:sz w:val="24"/>
+          <w:szCs w:val="24"/>
+        </w:rPr>
+        <w:t xml:space="preserve"> (t) = </w:t>
+      </w:r>
+      <w:proofErr w:type="spellStart"/>
+      <w:r>
+        <w:rPr>
+          <w:rFonts w:asciiTheme="majorBidi" w:hAnsiTheme="majorBidi" w:cstheme="majorBidi"/>
+          <w:sz w:val="24"/>
+          <w:szCs w:val="24"/>
+        </w:rPr>
+        <w:t>pL</w:t>
+      </w:r>
+      <w:proofErr w:type="spellEnd"/>
+      <w:r>
+        <w:rPr>
+          <w:rFonts w:asciiTheme="majorBidi" w:hAnsiTheme="majorBidi" w:cstheme="majorBidi"/>
+          <w:sz w:val="24"/>
+          <w:szCs w:val="24"/>
+        </w:rPr>
+        <w:t xml:space="preserve">(t) + RL(t) </w:t>
+      </w:r>
+      <w:proofErr w:type="spellStart"/>
+      <w:r>
+        <w:rPr>
+          <w:rFonts w:asciiTheme="majorBidi" w:hAnsiTheme="majorBidi" w:cstheme="majorBidi"/>
+          <w:sz w:val="24"/>
+          <w:szCs w:val="24"/>
+        </w:rPr>
+        <w:t>Bbi</w:t>
+      </w:r>
+      <w:proofErr w:type="spellEnd"/>
+      <w:r>
+        <w:rPr>
+          <w:rFonts w:asciiTheme="majorBidi" w:hAnsiTheme="majorBidi" w:cstheme="majorBidi"/>
+          <w:sz w:val="24"/>
+          <w:szCs w:val="24"/>
+        </w:rPr>
+        <w:t xml:space="preserve"> + Li qi(t)</w:t>
       </w:r>
       <w:r>
         <w:rPr>
@@ -1339,13 +1680,41 @@
           <w:szCs w:val="24"/>
         </w:rPr>
       </w:pPr>
-      <w:r>
-        <w:rPr>
-          <w:rFonts w:asciiTheme="majorBidi" w:hAnsiTheme="majorBidi" w:cstheme="majorBidi"/>
-          <w:sz w:val="24"/>
-          <w:szCs w:val="24"/>
-        </w:rPr>
-        <w:t xml:space="preserve">where pL(t) </w:t>
+      <w:proofErr w:type="gramStart"/>
+      <w:r>
+        <w:rPr>
+          <w:rFonts w:asciiTheme="majorBidi" w:hAnsiTheme="majorBidi" w:cstheme="majorBidi"/>
+          <w:sz w:val="24"/>
+          <w:szCs w:val="24"/>
+        </w:rPr>
+        <w:t>where</w:t>
+      </w:r>
+      <w:proofErr w:type="gramEnd"/>
+      <w:r>
+        <w:rPr>
+          <w:rFonts w:asciiTheme="majorBidi" w:hAnsiTheme="majorBidi" w:cstheme="majorBidi"/>
+          <w:sz w:val="24"/>
+          <w:szCs w:val="24"/>
+        </w:rPr>
+        <w:t xml:space="preserve"> </w:t>
+      </w:r>
+      <w:proofErr w:type="spellStart"/>
+      <w:r>
+        <w:rPr>
+          <w:rFonts w:asciiTheme="majorBidi" w:hAnsiTheme="majorBidi" w:cstheme="majorBidi"/>
+          <w:sz w:val="24"/>
+          <w:szCs w:val="24"/>
+        </w:rPr>
+        <w:t>pL</w:t>
+      </w:r>
+      <w:proofErr w:type="spellEnd"/>
+      <w:r>
+        <w:rPr>
+          <w:rFonts w:asciiTheme="majorBidi" w:hAnsiTheme="majorBidi" w:cstheme="majorBidi"/>
+          <w:sz w:val="24"/>
+          <w:szCs w:val="24"/>
+        </w:rPr>
+        <w:t xml:space="preserve">(t) </w:t>
       </w:r>
       <w:r>
         <w:rPr>
@@ -1377,7 +1746,25 @@
           <w:sz w:val="24"/>
           <w:szCs w:val="24"/>
         </w:rPr>
-        <w:t xml:space="preserve"> SO(3) denote the payload position and orientation in FW , and Bbi </w:t>
+        <w:t xml:space="preserve"> SO(3) denote the payload position and orientation in FW , and </w:t>
+      </w:r>
+      <w:proofErr w:type="spellStart"/>
+      <w:r>
+        <w:rPr>
+          <w:rFonts w:asciiTheme="majorBidi" w:hAnsiTheme="majorBidi" w:cstheme="majorBidi"/>
+          <w:sz w:val="24"/>
+          <w:szCs w:val="24"/>
+        </w:rPr>
+        <w:t>Bbi</w:t>
+      </w:r>
+      <w:proofErr w:type="spellEnd"/>
+      <w:r>
+        <w:rPr>
+          <w:rFonts w:asciiTheme="majorBidi" w:hAnsiTheme="majorBidi" w:cstheme="majorBidi"/>
+          <w:sz w:val="24"/>
+          <w:szCs w:val="24"/>
+        </w:rPr>
+        <w:t xml:space="preserve"> </w:t>
       </w:r>
       <w:r>
         <w:rPr>
@@ -1407,13 +1794,87 @@
           <w:szCs w:val="24"/>
         </w:rPr>
       </w:pPr>
-      <w:r>
-        <w:rPr>
-          <w:rFonts w:asciiTheme="majorBidi" w:hAnsiTheme="majorBidi" w:cstheme="majorBidi"/>
-          <w:sz w:val="24"/>
-          <w:szCs w:val="24"/>
-        </w:rPr>
-        <w:t>p˙Ri (t) = ˙pL(t) + R˙ L(t) Bbi + Li q˙i(t) ______ (2)______</w:t>
+      <w:proofErr w:type="spellStart"/>
+      <w:r>
+        <w:rPr>
+          <w:rFonts w:asciiTheme="majorBidi" w:hAnsiTheme="majorBidi" w:cstheme="majorBidi"/>
+          <w:sz w:val="24"/>
+          <w:szCs w:val="24"/>
+        </w:rPr>
+        <w:t>p˙Ri</w:t>
+      </w:r>
+      <w:proofErr w:type="spellEnd"/>
+      <w:r>
+        <w:rPr>
+          <w:rFonts w:asciiTheme="majorBidi" w:hAnsiTheme="majorBidi" w:cstheme="majorBidi"/>
+          <w:sz w:val="24"/>
+          <w:szCs w:val="24"/>
+        </w:rPr>
+        <w:t xml:space="preserve"> (t) = ˙</w:t>
+      </w:r>
+      <w:proofErr w:type="spellStart"/>
+      <w:proofErr w:type="gramStart"/>
+      <w:r>
+        <w:rPr>
+          <w:rFonts w:asciiTheme="majorBidi" w:hAnsiTheme="majorBidi" w:cstheme="majorBidi"/>
+          <w:sz w:val="24"/>
+          <w:szCs w:val="24"/>
+        </w:rPr>
+        <w:t>pL</w:t>
+      </w:r>
+      <w:proofErr w:type="spellEnd"/>
+      <w:r>
+        <w:rPr>
+          <w:rFonts w:asciiTheme="majorBidi" w:hAnsiTheme="majorBidi" w:cstheme="majorBidi"/>
+          <w:sz w:val="24"/>
+          <w:szCs w:val="24"/>
+        </w:rPr>
+        <w:t>(</w:t>
+      </w:r>
+      <w:proofErr w:type="gramEnd"/>
+      <w:r>
+        <w:rPr>
+          <w:rFonts w:asciiTheme="majorBidi" w:hAnsiTheme="majorBidi" w:cstheme="majorBidi"/>
+          <w:sz w:val="24"/>
+          <w:szCs w:val="24"/>
+        </w:rPr>
+        <w:t xml:space="preserve">t) + R˙ L(t) </w:t>
+      </w:r>
+      <w:proofErr w:type="spellStart"/>
+      <w:r>
+        <w:rPr>
+          <w:rFonts w:asciiTheme="majorBidi" w:hAnsiTheme="majorBidi" w:cstheme="majorBidi"/>
+          <w:sz w:val="24"/>
+          <w:szCs w:val="24"/>
+        </w:rPr>
+        <w:t>Bbi</w:t>
+      </w:r>
+      <w:proofErr w:type="spellEnd"/>
+      <w:r>
+        <w:rPr>
+          <w:rFonts w:asciiTheme="majorBidi" w:hAnsiTheme="majorBidi" w:cstheme="majorBidi"/>
+          <w:sz w:val="24"/>
+          <w:szCs w:val="24"/>
+        </w:rPr>
+        <w:t xml:space="preserve"> + Li </w:t>
+      </w:r>
+      <w:proofErr w:type="spellStart"/>
+      <w:r>
+        <w:rPr>
+          <w:rFonts w:asciiTheme="majorBidi" w:hAnsiTheme="majorBidi" w:cstheme="majorBidi"/>
+          <w:sz w:val="24"/>
+          <w:szCs w:val="24"/>
+        </w:rPr>
+        <w:t>q˙i</w:t>
+      </w:r>
+      <w:proofErr w:type="spellEnd"/>
+      <w:r>
+        <w:rPr>
+          <w:rFonts w:asciiTheme="majorBidi" w:hAnsiTheme="majorBidi" w:cstheme="majorBidi"/>
+          <w:sz w:val="24"/>
+          <w:szCs w:val="24"/>
+        </w:rPr>
+        <w:t>(t) ______ (2)______</w:t>
       </w:r>
     </w:p>
     <w:p>
@@ -1433,7 +1894,43 @@
           <w:sz w:val="24"/>
           <w:szCs w:val="24"/>
         </w:rPr>
-        <w:t xml:space="preserve">with R˙ L(t) = RL(t)S(ωL(t)) where ωL(t) </w:t>
+        <w:t>with R˙ L(t) = RL(t)S(</w:t>
+      </w:r>
+      <w:proofErr w:type="spellStart"/>
+      <w:r>
+        <w:rPr>
+          <w:rFonts w:asciiTheme="majorBidi" w:hAnsiTheme="majorBidi" w:cstheme="majorBidi"/>
+          <w:sz w:val="24"/>
+          <w:szCs w:val="24"/>
+        </w:rPr>
+        <w:t>ωL</w:t>
+      </w:r>
+      <w:proofErr w:type="spellEnd"/>
+      <w:r>
+        <w:rPr>
+          <w:rFonts w:asciiTheme="majorBidi" w:hAnsiTheme="majorBidi" w:cstheme="majorBidi"/>
+          <w:sz w:val="24"/>
+          <w:szCs w:val="24"/>
+        </w:rPr>
+        <w:t xml:space="preserve">(t)) where </w:t>
+      </w:r>
+      <w:proofErr w:type="spellStart"/>
+      <w:r>
+        <w:rPr>
+          <w:rFonts w:asciiTheme="majorBidi" w:hAnsiTheme="majorBidi" w:cstheme="majorBidi"/>
+          <w:sz w:val="24"/>
+          <w:szCs w:val="24"/>
+        </w:rPr>
+        <w:t>ωL</w:t>
+      </w:r>
+      <w:proofErr w:type="spellEnd"/>
+      <w:r>
+        <w:rPr>
+          <w:rFonts w:asciiTheme="majorBidi" w:hAnsiTheme="majorBidi" w:cstheme="majorBidi"/>
+          <w:sz w:val="24"/>
+          <w:szCs w:val="24"/>
+        </w:rPr>
+        <w:t xml:space="preserve">(t) </w:t>
       </w:r>
       <w:r>
         <w:rPr>
@@ -1482,7 +1979,25 @@
           <w:sz w:val="24"/>
           <w:szCs w:val="24"/>
         </w:rPr>
-        <w:t xml:space="preserve">Equations ___(1) and (2)___ show that the carriers’ position and velocity are inherently constrained by </w:t>
+        <w:t>Equations __</w:t>
+      </w:r>
+      <w:proofErr w:type="gramStart"/>
+      <w:r>
+        <w:rPr>
+          <w:rFonts w:asciiTheme="majorBidi" w:hAnsiTheme="majorBidi" w:cstheme="majorBidi"/>
+          <w:sz w:val="24"/>
+          <w:szCs w:val="24"/>
+        </w:rPr>
+        <w:t>_(</w:t>
+      </w:r>
+      <w:proofErr w:type="gramEnd"/>
+      <w:r>
+        <w:rPr>
+          <w:rFonts w:asciiTheme="majorBidi" w:hAnsiTheme="majorBidi" w:cstheme="majorBidi"/>
+          <w:sz w:val="24"/>
+          <w:szCs w:val="24"/>
+        </w:rPr>
+        <w:t xml:space="preserve">1) and (2)___ show that the carriers’ position and velocity are inherently constrained by </w:t>
       </w:r>
       <w:r>
         <w:rPr>
@@ -1570,7 +2085,27 @@
           <w:szCs w:val="24"/>
           <w:lang w:bidi="ar-EG"/>
         </w:rPr>
-        <w:t>, and determining the desired position and velocity is a matter of solving the kinematic equations ___(1) and (2)___. This</w:t>
+        <w:t>, and determining the desired position and velocity is a matter of solving the kinematic equations __</w:t>
+      </w:r>
+      <w:proofErr w:type="gramStart"/>
+      <w:r>
+        <w:rPr>
+          <w:rFonts w:asciiTheme="majorBidi" w:hAnsiTheme="majorBidi" w:cstheme="majorBidi"/>
+          <w:sz w:val="24"/>
+          <w:szCs w:val="24"/>
+          <w:lang w:bidi="ar-EG"/>
+        </w:rPr>
+        <w:t>_(</w:t>
+      </w:r>
+      <w:proofErr w:type="gramEnd"/>
+      <w:r>
+        <w:rPr>
+          <w:rFonts w:asciiTheme="majorBidi" w:hAnsiTheme="majorBidi" w:cstheme="majorBidi"/>
+          <w:sz w:val="24"/>
+          <w:szCs w:val="24"/>
+          <w:lang w:bidi="ar-EG"/>
+        </w:rPr>
+        <w:t>1) and (2)___. This</w:t>
       </w:r>
       <w:r>
         <w:rPr>
@@ -1671,13 +2206,41 @@
         </w:rPr>
         <w:t xml:space="preserve"> </w:t>
       </w:r>
-      <w:r>
-        <w:rPr>
-          <w:rFonts w:asciiTheme="majorBidi" w:hAnsiTheme="majorBidi" w:cstheme="majorBidi"/>
-          <w:sz w:val="24"/>
-          <w:szCs w:val="24"/>
-        </w:rPr>
-        <w:t>qi(t) and q˙i(t)</w:t>
+      <w:proofErr w:type="gramStart"/>
+      <w:r>
+        <w:rPr>
+          <w:rFonts w:asciiTheme="majorBidi" w:hAnsiTheme="majorBidi" w:cstheme="majorBidi"/>
+          <w:sz w:val="24"/>
+          <w:szCs w:val="24"/>
+        </w:rPr>
+        <w:t>qi(</w:t>
+      </w:r>
+      <w:proofErr w:type="gramEnd"/>
+      <w:r>
+        <w:rPr>
+          <w:rFonts w:asciiTheme="majorBidi" w:hAnsiTheme="majorBidi" w:cstheme="majorBidi"/>
+          <w:sz w:val="24"/>
+          <w:szCs w:val="24"/>
+        </w:rPr>
+        <w:t xml:space="preserve">t) and </w:t>
+      </w:r>
+      <w:proofErr w:type="spellStart"/>
+      <w:r>
+        <w:rPr>
+          <w:rFonts w:asciiTheme="majorBidi" w:hAnsiTheme="majorBidi" w:cstheme="majorBidi"/>
+          <w:sz w:val="24"/>
+          <w:szCs w:val="24"/>
+        </w:rPr>
+        <w:t>q˙i</w:t>
+      </w:r>
+      <w:proofErr w:type="spellEnd"/>
+      <w:r>
+        <w:rPr>
+          <w:rFonts w:asciiTheme="majorBidi" w:hAnsiTheme="majorBidi" w:cstheme="majorBidi"/>
+          <w:sz w:val="24"/>
+          <w:szCs w:val="24"/>
+        </w:rPr>
+        <w:t>(t)</w:t>
       </w:r>
       <w:r>
         <w:rPr>
@@ -1723,13 +2286,23 @@
           <w:szCs w:val="24"/>
         </w:rPr>
       </w:pPr>
-      <w:r>
-        <w:rPr>
-          <w:rFonts w:asciiTheme="majorBidi" w:hAnsiTheme="majorBidi" w:cstheme="majorBidi"/>
-          <w:sz w:val="24"/>
-          <w:szCs w:val="24"/>
-        </w:rPr>
-        <w:t>fi(t) = Ti(t)qi(t), (3)</w:t>
+      <w:proofErr w:type="gramStart"/>
+      <w:r>
+        <w:rPr>
+          <w:rFonts w:asciiTheme="majorBidi" w:hAnsiTheme="majorBidi" w:cstheme="majorBidi"/>
+          <w:sz w:val="24"/>
+          <w:szCs w:val="24"/>
+        </w:rPr>
+        <w:t>fi(</w:t>
+      </w:r>
+      <w:proofErr w:type="gramEnd"/>
+      <w:r>
+        <w:rPr>
+          <w:rFonts w:asciiTheme="majorBidi" w:hAnsiTheme="majorBidi" w:cstheme="majorBidi"/>
+          <w:sz w:val="24"/>
+          <w:szCs w:val="24"/>
+        </w:rPr>
+        <w:t>t) = Ti(t)qi(t), (3)</w:t>
       </w:r>
     </w:p>
     <w:p>
@@ -1744,6 +2317,7 @@
           <w:rtl/>
         </w:rPr>
       </w:pPr>
+      <w:proofErr w:type="gramStart"/>
       <w:r>
         <w:rPr>
           <w:rFonts w:asciiTheme="majorBidi" w:hAnsiTheme="majorBidi" w:cstheme="majorBidi"/>
@@ -1751,7 +2325,16 @@
           <w:szCs w:val="24"/>
         </w:rPr>
         <w:lastRenderedPageBreak/>
-        <w:t xml:space="preserve">where Ti(t) </w:t>
+        <w:t>where</w:t>
+      </w:r>
+      <w:proofErr w:type="gramEnd"/>
+      <w:r>
+        <w:rPr>
+          <w:rFonts w:asciiTheme="majorBidi" w:hAnsiTheme="majorBidi" w:cstheme="majorBidi"/>
+          <w:sz w:val="24"/>
+          <w:szCs w:val="24"/>
+        </w:rPr>
+        <w:t xml:space="preserve"> Ti(t) </w:t>
       </w:r>
       <w:r>
         <w:rPr>
@@ -1767,7 +2350,25 @@
           <w:sz w:val="24"/>
           <w:szCs w:val="24"/>
         </w:rPr>
-        <w:t xml:space="preserve"> R≥0 is the tension in the i-th cable and it generates a force fi(t) </w:t>
+        <w:t xml:space="preserve"> R≥0 is the tension in the </w:t>
+      </w:r>
+      <w:proofErr w:type="spellStart"/>
+      <w:r>
+        <w:rPr>
+          <w:rFonts w:asciiTheme="majorBidi" w:hAnsiTheme="majorBidi" w:cstheme="majorBidi"/>
+          <w:sz w:val="24"/>
+          <w:szCs w:val="24"/>
+        </w:rPr>
+        <w:t>i-th</w:t>
+      </w:r>
+      <w:proofErr w:type="spellEnd"/>
+      <w:r>
+        <w:rPr>
+          <w:rFonts w:asciiTheme="majorBidi" w:hAnsiTheme="majorBidi" w:cstheme="majorBidi"/>
+          <w:sz w:val="24"/>
+          <w:szCs w:val="24"/>
+        </w:rPr>
+        <w:t xml:space="preserve"> cable and it generates a force fi(t) </w:t>
       </w:r>
       <w:r>
         <w:rPr>
@@ -1816,7 +2417,169 @@
           <w:sz w:val="24"/>
           <w:szCs w:val="24"/>
         </w:rPr>
-        <w:t xml:space="preserve">The payload dynamics follow the Newton–Euler equations: mLp¨L(t) = −mLge3 + Xn i=1 fi(t), (5) JLω˙ L(t) = −ωL(t) × JLωL(t) +Xn i=1 S( Bbi) RL(t) </w:t>
+        <w:t xml:space="preserve">The payload dynamics follow the Newton–Euler equations: </w:t>
+      </w:r>
+      <w:proofErr w:type="spellStart"/>
+      <w:r>
+        <w:rPr>
+          <w:rFonts w:asciiTheme="majorBidi" w:hAnsiTheme="majorBidi" w:cstheme="majorBidi"/>
+          <w:sz w:val="24"/>
+          <w:szCs w:val="24"/>
+        </w:rPr>
+        <w:t>mLp¨L</w:t>
+      </w:r>
+      <w:proofErr w:type="spellEnd"/>
+      <w:r>
+        <w:rPr>
+          <w:rFonts w:asciiTheme="majorBidi" w:hAnsiTheme="majorBidi" w:cstheme="majorBidi"/>
+          <w:sz w:val="24"/>
+          <w:szCs w:val="24"/>
+        </w:rPr>
+        <w:t xml:space="preserve">(t) = −mLge3 + </w:t>
+      </w:r>
+      <w:proofErr w:type="spellStart"/>
+      <w:r>
+        <w:rPr>
+          <w:rFonts w:asciiTheme="majorBidi" w:hAnsiTheme="majorBidi" w:cstheme="majorBidi"/>
+          <w:sz w:val="24"/>
+          <w:szCs w:val="24"/>
+        </w:rPr>
+        <w:t>Xn</w:t>
+      </w:r>
+      <w:proofErr w:type="spellEnd"/>
+      <w:r>
+        <w:rPr>
+          <w:rFonts w:asciiTheme="majorBidi" w:hAnsiTheme="majorBidi" w:cstheme="majorBidi"/>
+          <w:sz w:val="24"/>
+          <w:szCs w:val="24"/>
+        </w:rPr>
+        <w:t xml:space="preserve"> </w:t>
+      </w:r>
+      <w:proofErr w:type="spellStart"/>
+      <w:r>
+        <w:rPr>
+          <w:rFonts w:asciiTheme="majorBidi" w:hAnsiTheme="majorBidi" w:cstheme="majorBidi"/>
+          <w:sz w:val="24"/>
+          <w:szCs w:val="24"/>
+        </w:rPr>
+        <w:t>i</w:t>
+      </w:r>
+      <w:proofErr w:type="spellEnd"/>
+      <w:r>
+        <w:rPr>
+          <w:rFonts w:asciiTheme="majorBidi" w:hAnsiTheme="majorBidi" w:cstheme="majorBidi"/>
+          <w:sz w:val="24"/>
+          <w:szCs w:val="24"/>
+        </w:rPr>
+        <w:t xml:space="preserve">=1 fi(t), (5) </w:t>
+      </w:r>
+      <w:proofErr w:type="spellStart"/>
+      <w:r>
+        <w:rPr>
+          <w:rFonts w:asciiTheme="majorBidi" w:hAnsiTheme="majorBidi" w:cstheme="majorBidi"/>
+          <w:sz w:val="24"/>
+          <w:szCs w:val="24"/>
+        </w:rPr>
+        <w:t>JLω</w:t>
+      </w:r>
+      <w:proofErr w:type="spellEnd"/>
+      <w:r>
+        <w:rPr>
+          <w:rFonts w:asciiTheme="majorBidi" w:hAnsiTheme="majorBidi" w:cstheme="majorBidi"/>
+          <w:sz w:val="24"/>
+          <w:szCs w:val="24"/>
+        </w:rPr>
+        <w:t>˙ L(t) = −</w:t>
+      </w:r>
+      <w:proofErr w:type="spellStart"/>
+      <w:r>
+        <w:rPr>
+          <w:rFonts w:asciiTheme="majorBidi" w:hAnsiTheme="majorBidi" w:cstheme="majorBidi"/>
+          <w:sz w:val="24"/>
+          <w:szCs w:val="24"/>
+        </w:rPr>
+        <w:t>ωL</w:t>
+      </w:r>
+      <w:proofErr w:type="spellEnd"/>
+      <w:r>
+        <w:rPr>
+          <w:rFonts w:asciiTheme="majorBidi" w:hAnsiTheme="majorBidi" w:cstheme="majorBidi"/>
+          <w:sz w:val="24"/>
+          <w:szCs w:val="24"/>
+        </w:rPr>
+        <w:t xml:space="preserve">(t) × </w:t>
+      </w:r>
+      <w:proofErr w:type="spellStart"/>
+      <w:r>
+        <w:rPr>
+          <w:rFonts w:asciiTheme="majorBidi" w:hAnsiTheme="majorBidi" w:cstheme="majorBidi"/>
+          <w:sz w:val="24"/>
+          <w:szCs w:val="24"/>
+        </w:rPr>
+        <w:t>JLωL</w:t>
+      </w:r>
+      <w:proofErr w:type="spellEnd"/>
+      <w:r>
+        <w:rPr>
+          <w:rFonts w:asciiTheme="majorBidi" w:hAnsiTheme="majorBidi" w:cstheme="majorBidi"/>
+          <w:sz w:val="24"/>
+          <w:szCs w:val="24"/>
+        </w:rPr>
+        <w:t>(t) +</w:t>
+      </w:r>
+      <w:proofErr w:type="spellStart"/>
+      <w:r>
+        <w:rPr>
+          <w:rFonts w:asciiTheme="majorBidi" w:hAnsiTheme="majorBidi" w:cstheme="majorBidi"/>
+          <w:sz w:val="24"/>
+          <w:szCs w:val="24"/>
+        </w:rPr>
+        <w:t>Xn</w:t>
+      </w:r>
+      <w:proofErr w:type="spellEnd"/>
+      <w:r>
+        <w:rPr>
+          <w:rFonts w:asciiTheme="majorBidi" w:hAnsiTheme="majorBidi" w:cstheme="majorBidi"/>
+          <w:sz w:val="24"/>
+          <w:szCs w:val="24"/>
+        </w:rPr>
+        <w:t xml:space="preserve"> </w:t>
+      </w:r>
+      <w:proofErr w:type="spellStart"/>
+      <w:r>
+        <w:rPr>
+          <w:rFonts w:asciiTheme="majorBidi" w:hAnsiTheme="majorBidi" w:cstheme="majorBidi"/>
+          <w:sz w:val="24"/>
+          <w:szCs w:val="24"/>
+        </w:rPr>
+        <w:t>i</w:t>
+      </w:r>
+      <w:proofErr w:type="spellEnd"/>
+      <w:r>
+        <w:rPr>
+          <w:rFonts w:asciiTheme="majorBidi" w:hAnsiTheme="majorBidi" w:cstheme="majorBidi"/>
+          <w:sz w:val="24"/>
+          <w:szCs w:val="24"/>
+        </w:rPr>
+        <w:t xml:space="preserve">=1 S( </w:t>
+      </w:r>
+      <w:proofErr w:type="spellStart"/>
+      <w:r>
+        <w:rPr>
+          <w:rFonts w:asciiTheme="majorBidi" w:hAnsiTheme="majorBidi" w:cstheme="majorBidi"/>
+          <w:sz w:val="24"/>
+          <w:szCs w:val="24"/>
+        </w:rPr>
+        <w:t>Bbi</w:t>
+      </w:r>
+      <w:proofErr w:type="spellEnd"/>
+      <w:r>
+        <w:rPr>
+          <w:rFonts w:asciiTheme="majorBidi" w:hAnsiTheme="majorBidi" w:cstheme="majorBidi"/>
+          <w:sz w:val="24"/>
+          <w:szCs w:val="24"/>
+        </w:rPr>
+        <w:t xml:space="preserve">) RL(t) </w:t>
       </w:r>
       <w:r>
         <w:rPr>
@@ -1868,13 +2631,23 @@
         </w:rPr>
         <w:t xml:space="preserve">Let </w:t>
       </w:r>
-      <w:r>
-        <w:rPr>
-          <w:rFonts w:asciiTheme="majorBidi" w:hAnsiTheme="majorBidi" w:cstheme="majorBidi"/>
-          <w:sz w:val="24"/>
-          <w:szCs w:val="24"/>
-        </w:rPr>
-        <w:t xml:space="preserve">f(t) = [f1(t) </w:t>
+      <w:proofErr w:type="gramStart"/>
+      <w:r>
+        <w:rPr>
+          <w:rFonts w:asciiTheme="majorBidi" w:hAnsiTheme="majorBidi" w:cstheme="majorBidi"/>
+          <w:sz w:val="24"/>
+          <w:szCs w:val="24"/>
+        </w:rPr>
+        <w:t>f(</w:t>
+      </w:r>
+      <w:proofErr w:type="gramEnd"/>
+      <w:r>
+        <w:rPr>
+          <w:rFonts w:asciiTheme="majorBidi" w:hAnsiTheme="majorBidi" w:cstheme="majorBidi"/>
+          <w:sz w:val="24"/>
+          <w:szCs w:val="24"/>
+        </w:rPr>
+        <w:t xml:space="preserve">t) = [f1(t) </w:t>
       </w:r>
       <w:r>
         <w:rPr>
@@ -1938,7 +2711,25 @@
           <w:sz w:val="24"/>
           <w:szCs w:val="24"/>
         </w:rPr>
-        <w:t xml:space="preserve"> R 3n be the collection of the cable forces. And let w(t) = fL(t) </w:t>
+        <w:t xml:space="preserve"> R 3n be the collection of the cable forces. And let w(t) = </w:t>
+      </w:r>
+      <w:proofErr w:type="spellStart"/>
+      <w:r>
+        <w:rPr>
+          <w:rFonts w:asciiTheme="majorBidi" w:hAnsiTheme="majorBidi" w:cstheme="majorBidi"/>
+          <w:sz w:val="24"/>
+          <w:szCs w:val="24"/>
+        </w:rPr>
+        <w:t>fL</w:t>
+      </w:r>
+      <w:proofErr w:type="spellEnd"/>
+      <w:r>
+        <w:rPr>
+          <w:rFonts w:asciiTheme="majorBidi" w:hAnsiTheme="majorBidi" w:cstheme="majorBidi"/>
+          <w:sz w:val="24"/>
+          <w:szCs w:val="24"/>
+        </w:rPr>
+        <w:t xml:space="preserve">(t) </w:t>
       </w:r>
       <w:r>
         <w:rPr>
@@ -1954,7 +2745,25 @@
           <w:sz w:val="24"/>
           <w:szCs w:val="24"/>
         </w:rPr>
-        <w:t xml:space="preserve"> τL(t) </w:t>
+        <w:t xml:space="preserve"> </w:t>
+      </w:r>
+      <w:proofErr w:type="spellStart"/>
+      <w:r>
+        <w:rPr>
+          <w:rFonts w:asciiTheme="majorBidi" w:hAnsiTheme="majorBidi" w:cstheme="majorBidi"/>
+          <w:sz w:val="24"/>
+          <w:szCs w:val="24"/>
+        </w:rPr>
+        <w:t>τL</w:t>
+      </w:r>
+      <w:proofErr w:type="spellEnd"/>
+      <w:r>
+        <w:rPr>
+          <w:rFonts w:asciiTheme="majorBidi" w:hAnsiTheme="majorBidi" w:cstheme="majorBidi"/>
+          <w:sz w:val="24"/>
+          <w:szCs w:val="24"/>
+        </w:rPr>
+        <w:t xml:space="preserve">(t) </w:t>
       </w:r>
       <w:r>
         <w:rPr>
@@ -2002,7 +2811,43 @@
           <w:sz w:val="24"/>
           <w:szCs w:val="24"/>
         </w:rPr>
-        <w:t xml:space="preserve"> R 6 representing the wrench at the load CoM, where fL(t) </w:t>
+        <w:t xml:space="preserve"> R 6 representing the wrench at the load </w:t>
+      </w:r>
+      <w:proofErr w:type="spellStart"/>
+      <w:r>
+        <w:rPr>
+          <w:rFonts w:asciiTheme="majorBidi" w:hAnsiTheme="majorBidi" w:cstheme="majorBidi"/>
+          <w:sz w:val="24"/>
+          <w:szCs w:val="24"/>
+        </w:rPr>
+        <w:t>CoM</w:t>
+      </w:r>
+      <w:proofErr w:type="spellEnd"/>
+      <w:r>
+        <w:rPr>
+          <w:rFonts w:asciiTheme="majorBidi" w:hAnsiTheme="majorBidi" w:cstheme="majorBidi"/>
+          <w:sz w:val="24"/>
+          <w:szCs w:val="24"/>
+        </w:rPr>
+        <w:t xml:space="preserve">, where </w:t>
+      </w:r>
+      <w:proofErr w:type="spellStart"/>
+      <w:r>
+        <w:rPr>
+          <w:rFonts w:asciiTheme="majorBidi" w:hAnsiTheme="majorBidi" w:cstheme="majorBidi"/>
+          <w:sz w:val="24"/>
+          <w:szCs w:val="24"/>
+        </w:rPr>
+        <w:t>fL</w:t>
+      </w:r>
+      <w:proofErr w:type="spellEnd"/>
+      <w:r>
+        <w:rPr>
+          <w:rFonts w:asciiTheme="majorBidi" w:hAnsiTheme="majorBidi" w:cstheme="majorBidi"/>
+          <w:sz w:val="24"/>
+          <w:szCs w:val="24"/>
+        </w:rPr>
+        <w:t xml:space="preserve">(t) </w:t>
       </w:r>
       <w:r>
         <w:rPr>
@@ -2018,7 +2863,25 @@
           <w:sz w:val="24"/>
           <w:szCs w:val="24"/>
         </w:rPr>
-        <w:t xml:space="preserve"> R 3 and τL(t) </w:t>
+        <w:t xml:space="preserve"> R 3 and </w:t>
+      </w:r>
+      <w:proofErr w:type="spellStart"/>
+      <w:r>
+        <w:rPr>
+          <w:rFonts w:asciiTheme="majorBidi" w:hAnsiTheme="majorBidi" w:cstheme="majorBidi"/>
+          <w:sz w:val="24"/>
+          <w:szCs w:val="24"/>
+        </w:rPr>
+        <w:t>τL</w:t>
+      </w:r>
+      <w:proofErr w:type="spellEnd"/>
+      <w:r>
+        <w:rPr>
+          <w:rFonts w:asciiTheme="majorBidi" w:hAnsiTheme="majorBidi" w:cstheme="majorBidi"/>
+          <w:sz w:val="24"/>
+          <w:szCs w:val="24"/>
+        </w:rPr>
+        <w:t xml:space="preserve">(t) </w:t>
       </w:r>
       <w:r>
         <w:rPr>
@@ -2066,7 +2929,25 @@
           <w:sz w:val="24"/>
           <w:szCs w:val="24"/>
         </w:rPr>
-        <w:t xml:space="preserve"> · · · S( Bbn)RL(t) </w:t>
+        <w:t xml:space="preserve"> · · · S( </w:t>
+      </w:r>
+      <w:proofErr w:type="spellStart"/>
+      <w:r>
+        <w:rPr>
+          <w:rFonts w:asciiTheme="majorBidi" w:hAnsiTheme="majorBidi" w:cstheme="majorBidi"/>
+          <w:sz w:val="24"/>
+          <w:szCs w:val="24"/>
+        </w:rPr>
+        <w:t>Bbn</w:t>
+      </w:r>
+      <w:proofErr w:type="spellEnd"/>
+      <w:r>
+        <w:rPr>
+          <w:rFonts w:asciiTheme="majorBidi" w:hAnsiTheme="majorBidi" w:cstheme="majorBidi"/>
+          <w:sz w:val="24"/>
+          <w:szCs w:val="24"/>
+        </w:rPr>
+        <w:t xml:space="preserve">)RL(t) </w:t>
       </w:r>
       <w:r>
         <w:rPr>
@@ -2114,15 +2995,89 @@
           <w:sz w:val="24"/>
           <w:szCs w:val="24"/>
         </w:rPr>
-        <w:t>It is easy to see that the first three rows map the forces f to translational force fL(t)</w:t>
-      </w:r>
-      <w:r>
-        <w:rPr>
-          <w:rFonts w:asciiTheme="majorBidi" w:hAnsiTheme="majorBidi" w:cstheme="majorBidi"/>
-          <w:sz w:val="24"/>
-          <w:szCs w:val="24"/>
-        </w:rPr>
-        <w:t xml:space="preserve">. On the other hand, the last three rows map them to the moment τL(t) about the payload CoM. </w:t>
+        <w:t xml:space="preserve">It is easy to see that the first three rows map the forces f to translational force </w:t>
+      </w:r>
+      <w:proofErr w:type="spellStart"/>
+      <w:proofErr w:type="gramStart"/>
+      <w:r>
+        <w:rPr>
+          <w:rFonts w:asciiTheme="majorBidi" w:hAnsiTheme="majorBidi" w:cstheme="majorBidi"/>
+          <w:sz w:val="24"/>
+          <w:szCs w:val="24"/>
+        </w:rPr>
+        <w:t>fL</w:t>
+      </w:r>
+      <w:proofErr w:type="spellEnd"/>
+      <w:r>
+        <w:rPr>
+          <w:rFonts w:asciiTheme="majorBidi" w:hAnsiTheme="majorBidi" w:cstheme="majorBidi"/>
+          <w:sz w:val="24"/>
+          <w:szCs w:val="24"/>
+        </w:rPr>
+        <w:t>(</w:t>
+      </w:r>
+      <w:proofErr w:type="gramEnd"/>
+      <w:r>
+        <w:rPr>
+          <w:rFonts w:asciiTheme="majorBidi" w:hAnsiTheme="majorBidi" w:cstheme="majorBidi"/>
+          <w:sz w:val="24"/>
+          <w:szCs w:val="24"/>
+        </w:rPr>
+        <w:t>t)</w:t>
+      </w:r>
+      <w:r>
+        <w:rPr>
+          <w:rFonts w:asciiTheme="majorBidi" w:hAnsiTheme="majorBidi" w:cstheme="majorBidi"/>
+          <w:sz w:val="24"/>
+          <w:szCs w:val="24"/>
+        </w:rPr>
+        <w:t xml:space="preserve">. On the other hand, the last three rows map them to the moment </w:t>
+      </w:r>
+      <w:proofErr w:type="spellStart"/>
+      <w:proofErr w:type="gramStart"/>
+      <w:r>
+        <w:rPr>
+          <w:rFonts w:asciiTheme="majorBidi" w:hAnsiTheme="majorBidi" w:cstheme="majorBidi"/>
+          <w:sz w:val="24"/>
+          <w:szCs w:val="24"/>
+        </w:rPr>
+        <w:t>τL</w:t>
+      </w:r>
+      <w:proofErr w:type="spellEnd"/>
+      <w:r>
+        <w:rPr>
+          <w:rFonts w:asciiTheme="majorBidi" w:hAnsiTheme="majorBidi" w:cstheme="majorBidi"/>
+          <w:sz w:val="24"/>
+          <w:szCs w:val="24"/>
+        </w:rPr>
+        <w:t>(</w:t>
+      </w:r>
+      <w:proofErr w:type="gramEnd"/>
+      <w:r>
+        <w:rPr>
+          <w:rFonts w:asciiTheme="majorBidi" w:hAnsiTheme="majorBidi" w:cstheme="majorBidi"/>
+          <w:sz w:val="24"/>
+          <w:szCs w:val="24"/>
+        </w:rPr>
+        <w:t xml:space="preserve">t) about the payload </w:t>
+      </w:r>
+      <w:proofErr w:type="spellStart"/>
+      <w:r>
+        <w:rPr>
+          <w:rFonts w:asciiTheme="majorBidi" w:hAnsiTheme="majorBidi" w:cstheme="majorBidi"/>
+          <w:sz w:val="24"/>
+          <w:szCs w:val="24"/>
+        </w:rPr>
+        <w:t>CoM.</w:t>
+      </w:r>
+      <w:proofErr w:type="spellEnd"/>
+      <w:r>
+        <w:rPr>
+          <w:rFonts w:asciiTheme="majorBidi" w:hAnsiTheme="majorBidi" w:cstheme="majorBidi"/>
+          <w:sz w:val="24"/>
+          <w:szCs w:val="24"/>
+        </w:rPr>
+        <w:t xml:space="preserve"> </w:t>
       </w:r>
       <w:r>
         <w:rPr>
@@ -2155,7 +3110,25 @@
           <w:sz w:val="24"/>
           <w:szCs w:val="24"/>
         </w:rPr>
-        <w:t xml:space="preserve"> and the fixed attachment points </w:t>
+        <w:t xml:space="preserve"> and the fixed attachment </w:t>
+      </w:r>
+      <w:proofErr w:type="gramStart"/>
+      <w:r>
+        <w:rPr>
+          <w:rFonts w:asciiTheme="majorBidi" w:hAnsiTheme="majorBidi" w:cstheme="majorBidi"/>
+          <w:sz w:val="24"/>
+          <w:szCs w:val="24"/>
+        </w:rPr>
+        <w:t>points</w:t>
+      </w:r>
+      <w:proofErr w:type="gramEnd"/>
+      <w:r>
+        <w:rPr>
+          <w:rFonts w:asciiTheme="majorBidi" w:hAnsiTheme="majorBidi" w:cstheme="majorBidi"/>
+          <w:sz w:val="24"/>
+          <w:szCs w:val="24"/>
+        </w:rPr>
+        <w:t xml:space="preserve"> </w:t>
       </w:r>
       <w:r>
         <w:rPr>
@@ -2239,7 +3212,43 @@
           <w:sz w:val="24"/>
           <w:szCs w:val="24"/>
         </w:rPr>
-        <w:t>Indeed, we have that f(t) = G(RL(t))†w | {z } =:fg(t) + N(RL(t))λ(t) | {z } =:fλ(t) , (9)</w:t>
+        <w:t>Indeed, we have that f(t) = G(RL(t))†w | {z } =:</w:t>
+      </w:r>
+      <w:proofErr w:type="spellStart"/>
+      <w:r>
+        <w:rPr>
+          <w:rFonts w:asciiTheme="majorBidi" w:hAnsiTheme="majorBidi" w:cstheme="majorBidi"/>
+          <w:sz w:val="24"/>
+          <w:szCs w:val="24"/>
+        </w:rPr>
+        <w:t>fg</w:t>
+      </w:r>
+      <w:proofErr w:type="spellEnd"/>
+      <w:r>
+        <w:rPr>
+          <w:rFonts w:asciiTheme="majorBidi" w:hAnsiTheme="majorBidi" w:cstheme="majorBidi"/>
+          <w:sz w:val="24"/>
+          <w:szCs w:val="24"/>
+        </w:rPr>
+        <w:t>(t) + N(RL(t))λ(t) | {z } =:</w:t>
+      </w:r>
+      <w:proofErr w:type="spellStart"/>
+      <w:r>
+        <w:rPr>
+          <w:rFonts w:asciiTheme="majorBidi" w:hAnsiTheme="majorBidi" w:cstheme="majorBidi"/>
+          <w:sz w:val="24"/>
+          <w:szCs w:val="24"/>
+        </w:rPr>
+        <w:t>fλ</w:t>
+      </w:r>
+      <w:proofErr w:type="spellEnd"/>
+      <w:r>
+        <w:rPr>
+          <w:rFonts w:asciiTheme="majorBidi" w:hAnsiTheme="majorBidi" w:cstheme="majorBidi"/>
+          <w:sz w:val="24"/>
+          <w:szCs w:val="24"/>
+        </w:rPr>
+        <w:t>(t) , (9)</w:t>
       </w:r>
     </w:p>
     <w:p>
@@ -2253,13 +3262,41 @@
           <w:szCs w:val="24"/>
         </w:rPr>
       </w:pPr>
-      <w:r>
-        <w:rPr>
-          <w:rFonts w:asciiTheme="majorBidi" w:hAnsiTheme="majorBidi" w:cstheme="majorBidi"/>
-          <w:sz w:val="24"/>
-          <w:szCs w:val="24"/>
-        </w:rPr>
-        <w:t>where ()† indicates the right pseudo inverse and N(RL(t)) is a matrix whose columns identify a basis of the nullspace of G(RL(t)).</w:t>
+      <w:proofErr w:type="gramStart"/>
+      <w:r>
+        <w:rPr>
+          <w:rFonts w:asciiTheme="majorBidi" w:hAnsiTheme="majorBidi" w:cstheme="majorBidi"/>
+          <w:sz w:val="24"/>
+          <w:szCs w:val="24"/>
+        </w:rPr>
+        <w:t>where</w:t>
+      </w:r>
+      <w:proofErr w:type="gramEnd"/>
+      <w:r>
+        <w:rPr>
+          <w:rFonts w:asciiTheme="majorBidi" w:hAnsiTheme="majorBidi" w:cstheme="majorBidi"/>
+          <w:sz w:val="24"/>
+          <w:szCs w:val="24"/>
+        </w:rPr>
+        <w:t xml:space="preserve"> ()† indicates the right pseudo inverse and N(RL(t)) is a matrix whose columns identify a basis of the </w:t>
+      </w:r>
+      <w:proofErr w:type="spellStart"/>
+      <w:r>
+        <w:rPr>
+          <w:rFonts w:asciiTheme="majorBidi" w:hAnsiTheme="majorBidi" w:cstheme="majorBidi"/>
+          <w:sz w:val="24"/>
+          <w:szCs w:val="24"/>
+        </w:rPr>
+        <w:t>nullspace</w:t>
+      </w:r>
+      <w:proofErr w:type="spellEnd"/>
+      <w:r>
+        <w:rPr>
+          <w:rFonts w:asciiTheme="majorBidi" w:hAnsiTheme="majorBidi" w:cstheme="majorBidi"/>
+          <w:sz w:val="24"/>
+          <w:szCs w:val="24"/>
+        </w:rPr>
+        <w:t xml:space="preserve"> of G(RL(t)).</w:t>
       </w:r>
     </w:p>
     <w:p>
@@ -2291,7 +3328,61 @@
           <w:sz w:val="24"/>
           <w:szCs w:val="24"/>
         </w:rPr>
-        <w:t xml:space="preserve">Assuming that the attachment points on the load are well designed, we can guarantee that rank(G(RL(t))) = 6. Consequently, dimension of null(G(RL(t))) is 3n – 6 which is equal to the number of columns of N(RL(t)) and the number of independent internal forces component. This number of independent internal force components defines how many degrees of redundancy are available in the system. This redundancy allows for internal forces fλ(t) </w:t>
+        <w:t xml:space="preserve">Assuming that the attachment points on the load are well designed, we can guarantee that </w:t>
+      </w:r>
+      <w:proofErr w:type="gramStart"/>
+      <w:r>
+        <w:rPr>
+          <w:rFonts w:asciiTheme="majorBidi" w:hAnsiTheme="majorBidi" w:cstheme="majorBidi"/>
+          <w:sz w:val="24"/>
+          <w:szCs w:val="24"/>
+        </w:rPr>
+        <w:t>rank(</w:t>
+      </w:r>
+      <w:proofErr w:type="gramEnd"/>
+      <w:r>
+        <w:rPr>
+          <w:rFonts w:asciiTheme="majorBidi" w:hAnsiTheme="majorBidi" w:cstheme="majorBidi"/>
+          <w:sz w:val="24"/>
+          <w:szCs w:val="24"/>
+        </w:rPr>
+        <w:t xml:space="preserve">G(RL(t))) = 6. Consequently, dimension of </w:t>
+      </w:r>
+      <w:proofErr w:type="gramStart"/>
+      <w:r>
+        <w:rPr>
+          <w:rFonts w:asciiTheme="majorBidi" w:hAnsiTheme="majorBidi" w:cstheme="majorBidi"/>
+          <w:sz w:val="24"/>
+          <w:szCs w:val="24"/>
+        </w:rPr>
+        <w:t>null(</w:t>
+      </w:r>
+      <w:proofErr w:type="gramEnd"/>
+      <w:r>
+        <w:rPr>
+          <w:rFonts w:asciiTheme="majorBidi" w:hAnsiTheme="majorBidi" w:cstheme="majorBidi"/>
+          <w:sz w:val="24"/>
+          <w:szCs w:val="24"/>
+        </w:rPr>
+        <w:t xml:space="preserve">G(RL(t))) is 3n – 6 which is equal to the number of columns of N(RL(t)) and the number of independent internal forces component. This number of independent internal force components defines how many degrees of redundancy are available in the system. This redundancy allows for internal forces </w:t>
+      </w:r>
+      <w:proofErr w:type="spellStart"/>
+      <w:r>
+        <w:rPr>
+          <w:rFonts w:asciiTheme="majorBidi" w:hAnsiTheme="majorBidi" w:cstheme="majorBidi"/>
+          <w:sz w:val="24"/>
+          <w:szCs w:val="24"/>
+        </w:rPr>
+        <w:t>fλ</w:t>
+      </w:r>
+      <w:proofErr w:type="spellEnd"/>
+      <w:r>
+        <w:rPr>
+          <w:rFonts w:asciiTheme="majorBidi" w:hAnsiTheme="majorBidi" w:cstheme="majorBidi"/>
+          <w:sz w:val="24"/>
+          <w:szCs w:val="24"/>
+        </w:rPr>
+        <w:t xml:space="preserve">(t) </w:t>
       </w:r>
       <w:r>
         <w:rPr>
@@ -2340,7 +3431,25 @@
           <w:szCs w:val="24"/>
         </w:rPr>
         <w:lastRenderedPageBreak/>
-        <w:t>go into the design of the classical control pipeline, the choice of N(RL(t)) to parameterize these internal forces by a set λ(t) of n functions was used as is from [3].</w:t>
+        <w:t xml:space="preserve">go into the design of the classical control pipeline, the choice of </w:t>
+      </w:r>
+      <w:proofErr w:type="gramStart"/>
+      <w:r>
+        <w:rPr>
+          <w:rFonts w:asciiTheme="majorBidi" w:hAnsiTheme="majorBidi" w:cstheme="majorBidi"/>
+          <w:sz w:val="24"/>
+          <w:szCs w:val="24"/>
+        </w:rPr>
+        <w:t>N(</w:t>
+      </w:r>
+      <w:proofErr w:type="gramEnd"/>
+      <w:r>
+        <w:rPr>
+          <w:rFonts w:asciiTheme="majorBidi" w:hAnsiTheme="majorBidi" w:cstheme="majorBidi"/>
+          <w:sz w:val="24"/>
+          <w:szCs w:val="24"/>
+        </w:rPr>
+        <w:t>RL(t)) to parameterize these internal forces by a set λ(t) of n functions was used as is from [3].</w:t>
       </w:r>
     </w:p>
     <w:p>
@@ -2382,13 +3491,41 @@
         </w:rPr>
         <w:t>∥</w:t>
       </w:r>
-      <w:r>
-        <w:rPr>
-          <w:rFonts w:asciiTheme="majorBidi" w:hAnsiTheme="majorBidi" w:cstheme="majorBidi"/>
-          <w:sz w:val="24"/>
-          <w:szCs w:val="24"/>
-        </w:rPr>
-        <w:t>p˙Ri(t)</w:t>
+      <w:proofErr w:type="spellStart"/>
+      <w:r>
+        <w:rPr>
+          <w:rFonts w:asciiTheme="majorBidi" w:hAnsiTheme="majorBidi" w:cstheme="majorBidi"/>
+          <w:sz w:val="24"/>
+          <w:szCs w:val="24"/>
+        </w:rPr>
+        <w:t>p˙</w:t>
+      </w:r>
+      <w:proofErr w:type="gramStart"/>
+      <w:r>
+        <w:rPr>
+          <w:rFonts w:asciiTheme="majorBidi" w:hAnsiTheme="majorBidi" w:cstheme="majorBidi"/>
+          <w:sz w:val="24"/>
+          <w:szCs w:val="24"/>
+        </w:rPr>
+        <w:t>Ri</w:t>
+      </w:r>
+      <w:proofErr w:type="spellEnd"/>
+      <w:r>
+        <w:rPr>
+          <w:rFonts w:asciiTheme="majorBidi" w:hAnsiTheme="majorBidi" w:cstheme="majorBidi"/>
+          <w:sz w:val="24"/>
+          <w:szCs w:val="24"/>
+        </w:rPr>
+        <w:t>(</w:t>
+      </w:r>
+      <w:proofErr w:type="gramEnd"/>
+      <w:r>
+        <w:rPr>
+          <w:rFonts w:asciiTheme="majorBidi" w:hAnsiTheme="majorBidi" w:cstheme="majorBidi"/>
+          <w:sz w:val="24"/>
+          <w:szCs w:val="24"/>
+        </w:rPr>
+        <w:t>t)</w:t>
       </w:r>
       <w:r>
         <w:rPr>
@@ -2404,7 +3541,25 @@
           <w:sz w:val="24"/>
           <w:szCs w:val="24"/>
         </w:rPr>
-        <w:t xml:space="preserve"> ≥ ε &gt; 0. ___(10)___</w:t>
+        <w:t xml:space="preserve"> ≥ ε &gt; 0. __</w:t>
+      </w:r>
+      <w:proofErr w:type="gramStart"/>
+      <w:r>
+        <w:rPr>
+          <w:rFonts w:asciiTheme="majorBidi" w:hAnsiTheme="majorBidi" w:cstheme="majorBidi"/>
+          <w:sz w:val="24"/>
+          <w:szCs w:val="24"/>
+        </w:rPr>
+        <w:t>_(</w:t>
+      </w:r>
+      <w:proofErr w:type="gramEnd"/>
+      <w:r>
+        <w:rPr>
+          <w:rFonts w:asciiTheme="majorBidi" w:hAnsiTheme="majorBidi" w:cstheme="majorBidi"/>
+          <w:sz w:val="24"/>
+          <w:szCs w:val="24"/>
+        </w:rPr>
+        <w:t>10)___</w:t>
       </w:r>
     </w:p>
     <w:p>
@@ -2425,7 +3580,35 @@
           <w:sz w:val="24"/>
           <w:szCs w:val="24"/>
         </w:rPr>
-        <w:t xml:space="preserve">Precisely, the load tracking will be completely achieved by controlling fg(t) while, the carrier trajectory feasibility will be done by controlling the internal forces. </w:t>
+        <w:t xml:space="preserve">Precisely, the load tracking will be completely achieved by controlling </w:t>
+      </w:r>
+      <w:proofErr w:type="spellStart"/>
+      <w:proofErr w:type="gramStart"/>
+      <w:r>
+        <w:rPr>
+          <w:rFonts w:asciiTheme="majorBidi" w:hAnsiTheme="majorBidi" w:cstheme="majorBidi"/>
+          <w:sz w:val="24"/>
+          <w:szCs w:val="24"/>
+        </w:rPr>
+        <w:t>fg</w:t>
+      </w:r>
+      <w:proofErr w:type="spellEnd"/>
+      <w:r>
+        <w:rPr>
+          <w:rFonts w:asciiTheme="majorBidi" w:hAnsiTheme="majorBidi" w:cstheme="majorBidi"/>
+          <w:sz w:val="24"/>
+          <w:szCs w:val="24"/>
+        </w:rPr>
+        <w:t>(</w:t>
+      </w:r>
+      <w:proofErr w:type="gramEnd"/>
+      <w:r>
+        <w:rPr>
+          <w:rFonts w:asciiTheme="majorBidi" w:hAnsiTheme="majorBidi" w:cstheme="majorBidi"/>
+          <w:sz w:val="24"/>
+          <w:szCs w:val="24"/>
+        </w:rPr>
+        <w:t xml:space="preserve">t) while, the carrier trajectory feasibility will be done by controlling the internal forces. </w:t>
       </w:r>
     </w:p>
     <w:p>
@@ -2523,6 +3706,7 @@
         </w:rPr>
         <w:t xml:space="preserve">simple PID controllers can be used (one for the forces and one for the torques). But first the error signal must be provided to these controllers. The desired load trajectory is characterized by the desired position, orientation, and corresponding velocities over time, denoted by </w:t>
       </w:r>
+      <w:proofErr w:type="spellStart"/>
       <w:r>
         <w:rPr>
           <w:rStyle w:val="mord"/>
@@ -2532,6 +3716,7 @@
         </w:rPr>
         <w:t>pLd</w:t>
       </w:r>
+      <w:proofErr w:type="spellEnd"/>
       <w:r>
         <w:rPr>
           <w:rStyle w:val="vlist-s"/>
@@ -2559,6 +3744,7 @@
         </w:rPr>
         <w:t>t</w:t>
       </w:r>
+      <w:proofErr w:type="gramStart"/>
       <w:r>
         <w:rPr>
           <w:rStyle w:val="mclose"/>
@@ -2577,6 +3763,7 @@
         </w:rPr>
         <w:t>∈</w:t>
       </w:r>
+      <w:proofErr w:type="gramEnd"/>
       <w:r>
         <w:rPr>
           <w:rStyle w:val="mord"/>
@@ -2594,6 +3781,7 @@
         </w:rPr>
         <w:t xml:space="preserve">, </w:t>
       </w:r>
+      <w:proofErr w:type="spellStart"/>
       <w:r>
         <w:rPr>
           <w:rStyle w:val="mord"/>
@@ -2603,6 +3791,7 @@
         </w:rPr>
         <w:t>RLd</w:t>
       </w:r>
+      <w:proofErr w:type="spellEnd"/>
       <w:r>
         <w:rPr>
           <w:rStyle w:val="vlist-s"/>
@@ -2710,6 +3899,7 @@
         </w:rPr>
         <w:t>​</w:t>
       </w:r>
+      <w:proofErr w:type="spellStart"/>
       <w:r>
         <w:rPr>
           <w:rStyle w:val="mord"/>
@@ -2719,6 +3909,7 @@
         </w:rPr>
         <w:t>Ld</w:t>
       </w:r>
+      <w:proofErr w:type="spellEnd"/>
       <w:r>
         <w:rPr>
           <w:rStyle w:val="vlist-s"/>
@@ -2763,6 +3954,7 @@
         </w:rPr>
         <w:t xml:space="preserve">, and </w:t>
       </w:r>
+      <w:proofErr w:type="spellStart"/>
       <w:r>
         <w:rPr>
           <w:rStyle w:val="mord"/>
@@ -2772,6 +3964,7 @@
         </w:rPr>
         <w:t>ωLd</w:t>
       </w:r>
+      <w:proofErr w:type="spellEnd"/>
       <w:r>
         <w:rPr>
           <w:rStyle w:val="vlist-s"/>
@@ -2858,13 +4051,69 @@
           <w:szCs w:val="24"/>
         </w:rPr>
       </w:pPr>
-      <w:r>
-        <w:rPr>
-          <w:rFonts w:asciiTheme="majorBidi" w:hAnsiTheme="majorBidi" w:cstheme="majorBidi"/>
-          <w:sz w:val="24"/>
-          <w:szCs w:val="24"/>
-        </w:rPr>
-        <w:t xml:space="preserve">ep(t) = pL(t) − pLd(t) (10) </w:t>
+      <w:proofErr w:type="spellStart"/>
+      <w:proofErr w:type="gramStart"/>
+      <w:r>
+        <w:rPr>
+          <w:rFonts w:asciiTheme="majorBidi" w:hAnsiTheme="majorBidi" w:cstheme="majorBidi"/>
+          <w:sz w:val="24"/>
+          <w:szCs w:val="24"/>
+        </w:rPr>
+        <w:t>ep</w:t>
+      </w:r>
+      <w:proofErr w:type="spellEnd"/>
+      <w:r>
+        <w:rPr>
+          <w:rFonts w:asciiTheme="majorBidi" w:hAnsiTheme="majorBidi" w:cstheme="majorBidi"/>
+          <w:sz w:val="24"/>
+          <w:szCs w:val="24"/>
+        </w:rPr>
+        <w:t>(</w:t>
+      </w:r>
+      <w:proofErr w:type="gramEnd"/>
+      <w:r>
+        <w:rPr>
+          <w:rFonts w:asciiTheme="majorBidi" w:hAnsiTheme="majorBidi" w:cstheme="majorBidi"/>
+          <w:sz w:val="24"/>
+          <w:szCs w:val="24"/>
+        </w:rPr>
+        <w:t xml:space="preserve">t) = </w:t>
+      </w:r>
+      <w:proofErr w:type="spellStart"/>
+      <w:r>
+        <w:rPr>
+          <w:rFonts w:asciiTheme="majorBidi" w:hAnsiTheme="majorBidi" w:cstheme="majorBidi"/>
+          <w:sz w:val="24"/>
+          <w:szCs w:val="24"/>
+        </w:rPr>
+        <w:t>pL</w:t>
+      </w:r>
+      <w:proofErr w:type="spellEnd"/>
+      <w:r>
+        <w:rPr>
+          <w:rFonts w:asciiTheme="majorBidi" w:hAnsiTheme="majorBidi" w:cstheme="majorBidi"/>
+          <w:sz w:val="24"/>
+          <w:szCs w:val="24"/>
+        </w:rPr>
+        <w:t xml:space="preserve">(t) − </w:t>
+      </w:r>
+      <w:proofErr w:type="spellStart"/>
+      <w:r>
+        <w:rPr>
+          <w:rFonts w:asciiTheme="majorBidi" w:hAnsiTheme="majorBidi" w:cstheme="majorBidi"/>
+          <w:sz w:val="24"/>
+          <w:szCs w:val="24"/>
+        </w:rPr>
+        <w:t>pLd</w:t>
+      </w:r>
+      <w:proofErr w:type="spellEnd"/>
+      <w:r>
+        <w:rPr>
+          <w:rFonts w:asciiTheme="majorBidi" w:hAnsiTheme="majorBidi" w:cstheme="majorBidi"/>
+          <w:sz w:val="24"/>
+          <w:szCs w:val="24"/>
+        </w:rPr>
+        <w:t xml:space="preserve">(t) (10) </w:t>
       </w:r>
     </w:p>
     <w:p>
@@ -2878,13 +4127,51 @@
           <w:szCs w:val="24"/>
         </w:rPr>
       </w:pPr>
-      <w:r>
-        <w:rPr>
-          <w:rFonts w:asciiTheme="majorBidi" w:hAnsiTheme="majorBidi" w:cstheme="majorBidi"/>
-          <w:sz w:val="24"/>
-          <w:szCs w:val="24"/>
-        </w:rPr>
-        <w:t xml:space="preserve">eR(t) = 1/2 (RLd(t) </w:t>
+      <w:proofErr w:type="spellStart"/>
+      <w:proofErr w:type="gramStart"/>
+      <w:r>
+        <w:rPr>
+          <w:rFonts w:asciiTheme="majorBidi" w:hAnsiTheme="majorBidi" w:cstheme="majorBidi"/>
+          <w:sz w:val="24"/>
+          <w:szCs w:val="24"/>
+        </w:rPr>
+        <w:t>eR</w:t>
+      </w:r>
+      <w:proofErr w:type="spellEnd"/>
+      <w:r>
+        <w:rPr>
+          <w:rFonts w:asciiTheme="majorBidi" w:hAnsiTheme="majorBidi" w:cstheme="majorBidi"/>
+          <w:sz w:val="24"/>
+          <w:szCs w:val="24"/>
+        </w:rPr>
+        <w:t>(</w:t>
+      </w:r>
+      <w:proofErr w:type="gramEnd"/>
+      <w:r>
+        <w:rPr>
+          <w:rFonts w:asciiTheme="majorBidi" w:hAnsiTheme="majorBidi" w:cstheme="majorBidi"/>
+          <w:sz w:val="24"/>
+          <w:szCs w:val="24"/>
+        </w:rPr>
+        <w:t>t) = 1/2 (</w:t>
+      </w:r>
+      <w:proofErr w:type="spellStart"/>
+      <w:r>
+        <w:rPr>
+          <w:rFonts w:asciiTheme="majorBidi" w:hAnsiTheme="majorBidi" w:cstheme="majorBidi"/>
+          <w:sz w:val="24"/>
+          <w:szCs w:val="24"/>
+        </w:rPr>
+        <w:t>RLd</w:t>
+      </w:r>
+      <w:proofErr w:type="spellEnd"/>
+      <w:r>
+        <w:rPr>
+          <w:rFonts w:asciiTheme="majorBidi" w:hAnsiTheme="majorBidi" w:cstheme="majorBidi"/>
+          <w:sz w:val="24"/>
+          <w:szCs w:val="24"/>
+        </w:rPr>
+        <w:t xml:space="preserve">(t) </w:t>
       </w:r>
       <w:r>
         <w:rPr>
@@ -2910,13 +4197,23 @@
         </w:rPr>
         <w:t>⊤</w:t>
       </w:r>
-      <w:r>
-        <w:rPr>
-          <w:rFonts w:asciiTheme="majorBidi" w:hAnsiTheme="majorBidi" w:cstheme="majorBidi"/>
-          <w:sz w:val="24"/>
-          <w:szCs w:val="24"/>
-        </w:rPr>
-        <w:t>RLd(t))</w:t>
+      <w:proofErr w:type="spellStart"/>
+      <w:r>
+        <w:rPr>
+          <w:rFonts w:asciiTheme="majorBidi" w:hAnsiTheme="majorBidi" w:cstheme="majorBidi"/>
+          <w:sz w:val="24"/>
+          <w:szCs w:val="24"/>
+        </w:rPr>
+        <w:t>RLd</w:t>
+      </w:r>
+      <w:proofErr w:type="spellEnd"/>
+      <w:r>
+        <w:rPr>
+          <w:rFonts w:asciiTheme="majorBidi" w:hAnsiTheme="majorBidi" w:cstheme="majorBidi"/>
+          <w:sz w:val="24"/>
+          <w:szCs w:val="24"/>
+        </w:rPr>
+        <w:t>(t))</w:t>
       </w:r>
       <w:r>
         <w:rPr>
@@ -2946,13 +4243,69 @@
           <w:szCs w:val="24"/>
         </w:rPr>
       </w:pPr>
-      <w:r>
-        <w:rPr>
-          <w:rFonts w:asciiTheme="majorBidi" w:hAnsiTheme="majorBidi" w:cstheme="majorBidi"/>
-          <w:sz w:val="24"/>
-          <w:szCs w:val="24"/>
-        </w:rPr>
-        <w:t xml:space="preserve">ev(t) = ˙pL(t) − p˙Ld(t) (12) </w:t>
+      <w:proofErr w:type="spellStart"/>
+      <w:proofErr w:type="gramStart"/>
+      <w:r>
+        <w:rPr>
+          <w:rFonts w:asciiTheme="majorBidi" w:hAnsiTheme="majorBidi" w:cstheme="majorBidi"/>
+          <w:sz w:val="24"/>
+          <w:szCs w:val="24"/>
+        </w:rPr>
+        <w:t>ev</w:t>
+      </w:r>
+      <w:proofErr w:type="spellEnd"/>
+      <w:r>
+        <w:rPr>
+          <w:rFonts w:asciiTheme="majorBidi" w:hAnsiTheme="majorBidi" w:cstheme="majorBidi"/>
+          <w:sz w:val="24"/>
+          <w:szCs w:val="24"/>
+        </w:rPr>
+        <w:t>(</w:t>
+      </w:r>
+      <w:proofErr w:type="gramEnd"/>
+      <w:r>
+        <w:rPr>
+          <w:rFonts w:asciiTheme="majorBidi" w:hAnsiTheme="majorBidi" w:cstheme="majorBidi"/>
+          <w:sz w:val="24"/>
+          <w:szCs w:val="24"/>
+        </w:rPr>
+        <w:t>t) = ˙</w:t>
+      </w:r>
+      <w:proofErr w:type="spellStart"/>
+      <w:r>
+        <w:rPr>
+          <w:rFonts w:asciiTheme="majorBidi" w:hAnsiTheme="majorBidi" w:cstheme="majorBidi"/>
+          <w:sz w:val="24"/>
+          <w:szCs w:val="24"/>
+        </w:rPr>
+        <w:t>pL</w:t>
+      </w:r>
+      <w:proofErr w:type="spellEnd"/>
+      <w:r>
+        <w:rPr>
+          <w:rFonts w:asciiTheme="majorBidi" w:hAnsiTheme="majorBidi" w:cstheme="majorBidi"/>
+          <w:sz w:val="24"/>
+          <w:szCs w:val="24"/>
+        </w:rPr>
+        <w:t xml:space="preserve">(t) − </w:t>
+      </w:r>
+      <w:proofErr w:type="spellStart"/>
+      <w:r>
+        <w:rPr>
+          <w:rFonts w:asciiTheme="majorBidi" w:hAnsiTheme="majorBidi" w:cstheme="majorBidi"/>
+          <w:sz w:val="24"/>
+          <w:szCs w:val="24"/>
+        </w:rPr>
+        <w:t>p˙Ld</w:t>
+      </w:r>
+      <w:proofErr w:type="spellEnd"/>
+      <w:r>
+        <w:rPr>
+          <w:rFonts w:asciiTheme="majorBidi" w:hAnsiTheme="majorBidi" w:cstheme="majorBidi"/>
+          <w:sz w:val="24"/>
+          <w:szCs w:val="24"/>
+        </w:rPr>
+        <w:t xml:space="preserve">(t) (12) </w:t>
       </w:r>
     </w:p>
     <w:p>
@@ -2966,13 +4319,69 @@
           <w:szCs w:val="24"/>
         </w:rPr>
       </w:pPr>
-      <w:r>
-        <w:rPr>
-          <w:rFonts w:asciiTheme="majorBidi" w:hAnsiTheme="majorBidi" w:cstheme="majorBidi"/>
-          <w:sz w:val="24"/>
-          <w:szCs w:val="24"/>
-        </w:rPr>
-        <w:t xml:space="preserve">eω(t) = ωLd(t) − ωL(t), (13) </w:t>
+      <w:proofErr w:type="spellStart"/>
+      <w:proofErr w:type="gramStart"/>
+      <w:r>
+        <w:rPr>
+          <w:rFonts w:asciiTheme="majorBidi" w:hAnsiTheme="majorBidi" w:cstheme="majorBidi"/>
+          <w:sz w:val="24"/>
+          <w:szCs w:val="24"/>
+        </w:rPr>
+        <w:t>eω</w:t>
+      </w:r>
+      <w:proofErr w:type="spellEnd"/>
+      <w:r>
+        <w:rPr>
+          <w:rFonts w:asciiTheme="majorBidi" w:hAnsiTheme="majorBidi" w:cstheme="majorBidi"/>
+          <w:sz w:val="24"/>
+          <w:szCs w:val="24"/>
+        </w:rPr>
+        <w:t>(</w:t>
+      </w:r>
+      <w:proofErr w:type="gramEnd"/>
+      <w:r>
+        <w:rPr>
+          <w:rFonts w:asciiTheme="majorBidi" w:hAnsiTheme="majorBidi" w:cstheme="majorBidi"/>
+          <w:sz w:val="24"/>
+          <w:szCs w:val="24"/>
+        </w:rPr>
+        <w:t xml:space="preserve">t) = </w:t>
+      </w:r>
+      <w:proofErr w:type="spellStart"/>
+      <w:r>
+        <w:rPr>
+          <w:rFonts w:asciiTheme="majorBidi" w:hAnsiTheme="majorBidi" w:cstheme="majorBidi"/>
+          <w:sz w:val="24"/>
+          <w:szCs w:val="24"/>
+        </w:rPr>
+        <w:t>ωLd</w:t>
+      </w:r>
+      <w:proofErr w:type="spellEnd"/>
+      <w:r>
+        <w:rPr>
+          <w:rFonts w:asciiTheme="majorBidi" w:hAnsiTheme="majorBidi" w:cstheme="majorBidi"/>
+          <w:sz w:val="24"/>
+          <w:szCs w:val="24"/>
+        </w:rPr>
+        <w:t xml:space="preserve">(t) − </w:t>
+      </w:r>
+      <w:proofErr w:type="spellStart"/>
+      <w:r>
+        <w:rPr>
+          <w:rFonts w:asciiTheme="majorBidi" w:hAnsiTheme="majorBidi" w:cstheme="majorBidi"/>
+          <w:sz w:val="24"/>
+          <w:szCs w:val="24"/>
+        </w:rPr>
+        <w:t>ωL</w:t>
+      </w:r>
+      <w:proofErr w:type="spellEnd"/>
+      <w:r>
+        <w:rPr>
+          <w:rFonts w:asciiTheme="majorBidi" w:hAnsiTheme="majorBidi" w:cstheme="majorBidi"/>
+          <w:sz w:val="24"/>
+          <w:szCs w:val="24"/>
+        </w:rPr>
+        <w:t xml:space="preserve">(t), (13) </w:t>
       </w:r>
     </w:p>
     <w:p>
@@ -3042,6 +4451,7 @@
         </w:rPr>
         <w:t xml:space="preserve">Given these errors, the desired load wrench </w:t>
       </w:r>
+      <w:proofErr w:type="spellStart"/>
       <w:r>
         <w:rPr>
           <w:rStyle w:val="mord"/>
@@ -3051,6 +4461,7 @@
         </w:rPr>
         <w:t>wd</w:t>
       </w:r>
+      <w:proofErr w:type="spellEnd"/>
       <w:r>
         <w:rPr>
           <w:rStyle w:val="vlist-s"/>
@@ -3105,6 +4516,7 @@
         </w:rPr>
         <w:t>[</w:t>
       </w:r>
+      <w:proofErr w:type="spellStart"/>
       <w:r>
         <w:rPr>
           <w:rStyle w:val="mord"/>
@@ -3114,6 +4526,7 @@
         </w:rPr>
         <w:t>fL</w:t>
       </w:r>
+      <w:proofErr w:type="gramStart"/>
       <w:r>
         <w:rPr>
           <w:rStyle w:val="mpunct"/>
@@ -3132,6 +4545,8 @@
         </w:rPr>
         <w:t>d</w:t>
       </w:r>
+      <w:proofErr w:type="spellEnd"/>
+      <w:proofErr w:type="gramEnd"/>
       <w:r>
         <w:rPr>
           <w:rStyle w:val="vlist-s"/>
@@ -3177,6 +4592,7 @@
         </w:rPr>
         <w:t>⊤</w:t>
       </w:r>
+      <w:proofErr w:type="spellStart"/>
       <w:r>
         <w:rPr>
           <w:rStyle w:val="mord"/>
@@ -3204,6 +4620,7 @@
         </w:rPr>
         <w:t>d</w:t>
       </w:r>
+      <w:proofErr w:type="spellEnd"/>
       <w:r>
         <w:rPr>
           <w:rStyle w:val="vlist-s"/>
@@ -3299,13 +4716,95 @@
           <w:szCs w:val="24"/>
         </w:rPr>
       </w:pPr>
-      <w:r>
-        <w:rPr>
-          <w:rFonts w:asciiTheme="majorBidi" w:hAnsiTheme="majorBidi" w:cstheme="majorBidi"/>
-          <w:sz w:val="24"/>
-          <w:szCs w:val="24"/>
-        </w:rPr>
-        <w:t>fL,d(t) = mLge3+ − Kpep(t) − Kvev(t) − Ki Z t 0 ep(τ )dτ,  ____(14)____</w:t>
+      <w:proofErr w:type="spellStart"/>
+      <w:r>
+        <w:rPr>
+          <w:rFonts w:asciiTheme="majorBidi" w:hAnsiTheme="majorBidi" w:cstheme="majorBidi"/>
+          <w:sz w:val="24"/>
+          <w:szCs w:val="24"/>
+        </w:rPr>
+        <w:t>fL,d</w:t>
+      </w:r>
+      <w:proofErr w:type="spellEnd"/>
+      <w:r>
+        <w:rPr>
+          <w:rFonts w:asciiTheme="majorBidi" w:hAnsiTheme="majorBidi" w:cstheme="majorBidi"/>
+          <w:sz w:val="24"/>
+          <w:szCs w:val="24"/>
+        </w:rPr>
+        <w:t xml:space="preserve">(t) = mLge3+ − </w:t>
+      </w:r>
+      <w:proofErr w:type="spellStart"/>
+      <w:r>
+        <w:rPr>
+          <w:rFonts w:asciiTheme="majorBidi" w:hAnsiTheme="majorBidi" w:cstheme="majorBidi"/>
+          <w:sz w:val="24"/>
+          <w:szCs w:val="24"/>
+        </w:rPr>
+        <w:t>Kpep</w:t>
+      </w:r>
+      <w:proofErr w:type="spellEnd"/>
+      <w:r>
+        <w:rPr>
+          <w:rFonts w:asciiTheme="majorBidi" w:hAnsiTheme="majorBidi" w:cstheme="majorBidi"/>
+          <w:sz w:val="24"/>
+          <w:szCs w:val="24"/>
+        </w:rPr>
+        <w:t xml:space="preserve">(t) − </w:t>
+      </w:r>
+      <w:proofErr w:type="spellStart"/>
+      <w:r>
+        <w:rPr>
+          <w:rFonts w:asciiTheme="majorBidi" w:hAnsiTheme="majorBidi" w:cstheme="majorBidi"/>
+          <w:sz w:val="24"/>
+          <w:szCs w:val="24"/>
+        </w:rPr>
+        <w:t>Kvev</w:t>
+      </w:r>
+      <w:proofErr w:type="spellEnd"/>
+      <w:r>
+        <w:rPr>
+          <w:rFonts w:asciiTheme="majorBidi" w:hAnsiTheme="majorBidi" w:cstheme="majorBidi"/>
+          <w:sz w:val="24"/>
+          <w:szCs w:val="24"/>
+        </w:rPr>
+        <w:t xml:space="preserve">(t) − Ki Z t 0 </w:t>
+      </w:r>
+      <w:proofErr w:type="spellStart"/>
+      <w:r>
+        <w:rPr>
+          <w:rFonts w:asciiTheme="majorBidi" w:hAnsiTheme="majorBidi" w:cstheme="majorBidi"/>
+          <w:sz w:val="24"/>
+          <w:szCs w:val="24"/>
+        </w:rPr>
+        <w:t>ep</w:t>
+      </w:r>
+      <w:proofErr w:type="spellEnd"/>
+      <w:r>
+        <w:rPr>
+          <w:rFonts w:asciiTheme="majorBidi" w:hAnsiTheme="majorBidi" w:cstheme="majorBidi"/>
+          <w:sz w:val="24"/>
+          <w:szCs w:val="24"/>
+        </w:rPr>
+        <w:t>(τ )</w:t>
+      </w:r>
+      <w:proofErr w:type="spellStart"/>
+      <w:r>
+        <w:rPr>
+          <w:rFonts w:asciiTheme="majorBidi" w:hAnsiTheme="majorBidi" w:cstheme="majorBidi"/>
+          <w:sz w:val="24"/>
+          <w:szCs w:val="24"/>
+        </w:rPr>
+        <w:t>dτ</w:t>
+      </w:r>
+      <w:proofErr w:type="spellEnd"/>
+      <w:r>
+        <w:rPr>
+          <w:rFonts w:asciiTheme="majorBidi" w:hAnsiTheme="majorBidi" w:cstheme="majorBidi"/>
+          <w:sz w:val="24"/>
+          <w:szCs w:val="24"/>
+        </w:rPr>
+        <w:t>,  ____(14)____</w:t>
       </w:r>
     </w:p>
     <w:p>
@@ -3325,7 +4824,151 @@
           <w:sz w:val="24"/>
           <w:szCs w:val="24"/>
         </w:rPr>
-        <w:t xml:space="preserve"> τL,d(t) = ωL(t) × JLωL(t)+ − KReR(t) − Kωeω(t) − KiR Z t 0 eR(τ )dτ, ___(15)___</w:t>
+        <w:t xml:space="preserve"> </w:t>
+      </w:r>
+      <w:proofErr w:type="spellStart"/>
+      <w:r>
+        <w:rPr>
+          <w:rFonts w:asciiTheme="majorBidi" w:hAnsiTheme="majorBidi" w:cstheme="majorBidi"/>
+          <w:sz w:val="24"/>
+          <w:szCs w:val="24"/>
+        </w:rPr>
+        <w:t>τL,d</w:t>
+      </w:r>
+      <w:proofErr w:type="spellEnd"/>
+      <w:r>
+        <w:rPr>
+          <w:rFonts w:asciiTheme="majorBidi" w:hAnsiTheme="majorBidi" w:cstheme="majorBidi"/>
+          <w:sz w:val="24"/>
+          <w:szCs w:val="24"/>
+        </w:rPr>
+        <w:t xml:space="preserve">(t) = </w:t>
+      </w:r>
+      <w:proofErr w:type="spellStart"/>
+      <w:r>
+        <w:rPr>
+          <w:rFonts w:asciiTheme="majorBidi" w:hAnsiTheme="majorBidi" w:cstheme="majorBidi"/>
+          <w:sz w:val="24"/>
+          <w:szCs w:val="24"/>
+        </w:rPr>
+        <w:t>ωL</w:t>
+      </w:r>
+      <w:proofErr w:type="spellEnd"/>
+      <w:r>
+        <w:rPr>
+          <w:rFonts w:asciiTheme="majorBidi" w:hAnsiTheme="majorBidi" w:cstheme="majorBidi"/>
+          <w:sz w:val="24"/>
+          <w:szCs w:val="24"/>
+        </w:rPr>
+        <w:t xml:space="preserve">(t) × </w:t>
+      </w:r>
+      <w:proofErr w:type="spellStart"/>
+      <w:r>
+        <w:rPr>
+          <w:rFonts w:asciiTheme="majorBidi" w:hAnsiTheme="majorBidi" w:cstheme="majorBidi"/>
+          <w:sz w:val="24"/>
+          <w:szCs w:val="24"/>
+        </w:rPr>
+        <w:t>JLωL</w:t>
+      </w:r>
+      <w:proofErr w:type="spellEnd"/>
+      <w:r>
+        <w:rPr>
+          <w:rFonts w:asciiTheme="majorBidi" w:hAnsiTheme="majorBidi" w:cstheme="majorBidi"/>
+          <w:sz w:val="24"/>
+          <w:szCs w:val="24"/>
+        </w:rPr>
+        <w:t xml:space="preserve">(t)+ − </w:t>
+      </w:r>
+      <w:proofErr w:type="spellStart"/>
+      <w:r>
+        <w:rPr>
+          <w:rFonts w:asciiTheme="majorBidi" w:hAnsiTheme="majorBidi" w:cstheme="majorBidi"/>
+          <w:sz w:val="24"/>
+          <w:szCs w:val="24"/>
+        </w:rPr>
+        <w:t>KReR</w:t>
+      </w:r>
+      <w:proofErr w:type="spellEnd"/>
+      <w:r>
+        <w:rPr>
+          <w:rFonts w:asciiTheme="majorBidi" w:hAnsiTheme="majorBidi" w:cstheme="majorBidi"/>
+          <w:sz w:val="24"/>
+          <w:szCs w:val="24"/>
+        </w:rPr>
+        <w:t xml:space="preserve">(t) − </w:t>
+      </w:r>
+      <w:proofErr w:type="spellStart"/>
+      <w:r>
+        <w:rPr>
+          <w:rFonts w:asciiTheme="majorBidi" w:hAnsiTheme="majorBidi" w:cstheme="majorBidi"/>
+          <w:sz w:val="24"/>
+          <w:szCs w:val="24"/>
+        </w:rPr>
+        <w:t>Kωeω</w:t>
+      </w:r>
+      <w:proofErr w:type="spellEnd"/>
+      <w:r>
+        <w:rPr>
+          <w:rFonts w:asciiTheme="majorBidi" w:hAnsiTheme="majorBidi" w:cstheme="majorBidi"/>
+          <w:sz w:val="24"/>
+          <w:szCs w:val="24"/>
+        </w:rPr>
+        <w:t xml:space="preserve">(t) − </w:t>
+      </w:r>
+      <w:proofErr w:type="spellStart"/>
+      <w:r>
+        <w:rPr>
+          <w:rFonts w:asciiTheme="majorBidi" w:hAnsiTheme="majorBidi" w:cstheme="majorBidi"/>
+          <w:sz w:val="24"/>
+          <w:szCs w:val="24"/>
+        </w:rPr>
+        <w:t>KiR</w:t>
+      </w:r>
+      <w:proofErr w:type="spellEnd"/>
+      <w:r>
+        <w:rPr>
+          <w:rFonts w:asciiTheme="majorBidi" w:hAnsiTheme="majorBidi" w:cstheme="majorBidi"/>
+          <w:sz w:val="24"/>
+          <w:szCs w:val="24"/>
+        </w:rPr>
+        <w:t xml:space="preserve"> Z t 0 </w:t>
+      </w:r>
+      <w:proofErr w:type="spellStart"/>
+      <w:r>
+        <w:rPr>
+          <w:rFonts w:asciiTheme="majorBidi" w:hAnsiTheme="majorBidi" w:cstheme="majorBidi"/>
+          <w:sz w:val="24"/>
+          <w:szCs w:val="24"/>
+        </w:rPr>
+        <w:t>eR</w:t>
+      </w:r>
+      <w:proofErr w:type="spellEnd"/>
+      <w:r>
+        <w:rPr>
+          <w:rFonts w:asciiTheme="majorBidi" w:hAnsiTheme="majorBidi" w:cstheme="majorBidi"/>
+          <w:sz w:val="24"/>
+          <w:szCs w:val="24"/>
+        </w:rPr>
+        <w:t>(τ )</w:t>
+      </w:r>
+      <w:proofErr w:type="spellStart"/>
+      <w:r>
+        <w:rPr>
+          <w:rFonts w:asciiTheme="majorBidi" w:hAnsiTheme="majorBidi" w:cstheme="majorBidi"/>
+          <w:sz w:val="24"/>
+          <w:szCs w:val="24"/>
+        </w:rPr>
+        <w:t>dτ</w:t>
+      </w:r>
+      <w:proofErr w:type="spellEnd"/>
+      <w:r>
+        <w:rPr>
+          <w:rFonts w:asciiTheme="majorBidi" w:hAnsiTheme="majorBidi" w:cstheme="majorBidi"/>
+          <w:sz w:val="24"/>
+          <w:szCs w:val="24"/>
+        </w:rPr>
+        <w:t>, ___(15)___</w:t>
       </w:r>
     </w:p>
     <w:p>
@@ -3339,6 +4982,7 @@
           <w:szCs w:val="24"/>
         </w:rPr>
       </w:pPr>
+      <w:proofErr w:type="gramStart"/>
       <w:r>
         <w:rPr>
           <w:rFonts w:asciiTheme="majorBidi" w:hAnsiTheme="majorBidi" w:cstheme="majorBidi"/>
@@ -3346,7 +4990,88 @@
           <w:szCs w:val="24"/>
         </w:rPr>
         <w:lastRenderedPageBreak/>
-        <w:t xml:space="preserve">with tunable gains Kp, Kv, Ki , KR, Kω, KiR </w:t>
+        <w:t>with</w:t>
+      </w:r>
+      <w:proofErr w:type="gramEnd"/>
+      <w:r>
+        <w:rPr>
+          <w:rFonts w:asciiTheme="majorBidi" w:hAnsiTheme="majorBidi" w:cstheme="majorBidi"/>
+          <w:sz w:val="24"/>
+          <w:szCs w:val="24"/>
+        </w:rPr>
+        <w:t xml:space="preserve"> tunable gains </w:t>
+      </w:r>
+      <w:proofErr w:type="spellStart"/>
+      <w:r>
+        <w:rPr>
+          <w:rFonts w:asciiTheme="majorBidi" w:hAnsiTheme="majorBidi" w:cstheme="majorBidi"/>
+          <w:sz w:val="24"/>
+          <w:szCs w:val="24"/>
+        </w:rPr>
+        <w:t>Kp</w:t>
+      </w:r>
+      <w:proofErr w:type="spellEnd"/>
+      <w:r>
+        <w:rPr>
+          <w:rFonts w:asciiTheme="majorBidi" w:hAnsiTheme="majorBidi" w:cstheme="majorBidi"/>
+          <w:sz w:val="24"/>
+          <w:szCs w:val="24"/>
+        </w:rPr>
+        <w:t xml:space="preserve">, </w:t>
+      </w:r>
+      <w:proofErr w:type="spellStart"/>
+      <w:r>
+        <w:rPr>
+          <w:rFonts w:asciiTheme="majorBidi" w:hAnsiTheme="majorBidi" w:cstheme="majorBidi"/>
+          <w:sz w:val="24"/>
+          <w:szCs w:val="24"/>
+        </w:rPr>
+        <w:t>Kv</w:t>
+      </w:r>
+      <w:proofErr w:type="spellEnd"/>
+      <w:r>
+        <w:rPr>
+          <w:rFonts w:asciiTheme="majorBidi" w:hAnsiTheme="majorBidi" w:cstheme="majorBidi"/>
+          <w:sz w:val="24"/>
+          <w:szCs w:val="24"/>
+        </w:rPr>
+        <w:t xml:space="preserve">, Ki , KR, </w:t>
+      </w:r>
+      <w:proofErr w:type="spellStart"/>
+      <w:r>
+        <w:rPr>
+          <w:rFonts w:asciiTheme="majorBidi" w:hAnsiTheme="majorBidi" w:cstheme="majorBidi"/>
+          <w:sz w:val="24"/>
+          <w:szCs w:val="24"/>
+        </w:rPr>
+        <w:t>Kω</w:t>
+      </w:r>
+      <w:proofErr w:type="spellEnd"/>
+      <w:r>
+        <w:rPr>
+          <w:rFonts w:asciiTheme="majorBidi" w:hAnsiTheme="majorBidi" w:cstheme="majorBidi"/>
+          <w:sz w:val="24"/>
+          <w:szCs w:val="24"/>
+        </w:rPr>
+        <w:t xml:space="preserve">, </w:t>
+      </w:r>
+      <w:proofErr w:type="spellStart"/>
+      <w:r>
+        <w:rPr>
+          <w:rFonts w:asciiTheme="majorBidi" w:hAnsiTheme="majorBidi" w:cstheme="majorBidi"/>
+          <w:sz w:val="24"/>
+          <w:szCs w:val="24"/>
+        </w:rPr>
+        <w:t>KiR</w:t>
+      </w:r>
+      <w:proofErr w:type="spellEnd"/>
+      <w:r>
+        <w:rPr>
+          <w:rFonts w:asciiTheme="majorBidi" w:hAnsiTheme="majorBidi" w:cstheme="majorBidi"/>
+          <w:sz w:val="24"/>
+          <w:szCs w:val="24"/>
+        </w:rPr>
+        <w:t xml:space="preserve"> </w:t>
       </w:r>
       <w:r>
         <w:rPr>
@@ -3426,7 +5151,53 @@
           <w:sz w:val="24"/>
           <w:szCs w:val="24"/>
         </w:rPr>
-        <w:t xml:space="preserve">By construction, the internal cable force components fλ(t) in (9) do not have an effect on the wrench applied to the load CoM. In [4], a method of controlling these forces online is formulated. An optimization problem is solved at each time step to keep the carrier velocities above a specified threshold. </w:t>
+        <w:t xml:space="preserve">By construction, the internal cable force components </w:t>
+      </w:r>
+      <w:proofErr w:type="spellStart"/>
+      <w:proofErr w:type="gramStart"/>
+      <w:r>
+        <w:rPr>
+          <w:rFonts w:asciiTheme="majorBidi" w:hAnsiTheme="majorBidi" w:cstheme="majorBidi"/>
+          <w:sz w:val="24"/>
+          <w:szCs w:val="24"/>
+        </w:rPr>
+        <w:t>fλ</w:t>
+      </w:r>
+      <w:proofErr w:type="spellEnd"/>
+      <w:r>
+        <w:rPr>
+          <w:rFonts w:asciiTheme="majorBidi" w:hAnsiTheme="majorBidi" w:cstheme="majorBidi"/>
+          <w:sz w:val="24"/>
+          <w:szCs w:val="24"/>
+        </w:rPr>
+        <w:t>(</w:t>
+      </w:r>
+      <w:proofErr w:type="gramEnd"/>
+      <w:r>
+        <w:rPr>
+          <w:rFonts w:asciiTheme="majorBidi" w:hAnsiTheme="majorBidi" w:cstheme="majorBidi"/>
+          <w:sz w:val="24"/>
+          <w:szCs w:val="24"/>
+        </w:rPr>
+        <w:t xml:space="preserve">t) in (9) do not have an effect on the wrench applied to the load </w:t>
+      </w:r>
+      <w:proofErr w:type="spellStart"/>
+      <w:r>
+        <w:rPr>
+          <w:rFonts w:asciiTheme="majorBidi" w:hAnsiTheme="majorBidi" w:cstheme="majorBidi"/>
+          <w:sz w:val="24"/>
+          <w:szCs w:val="24"/>
+        </w:rPr>
+        <w:t>CoM.</w:t>
+      </w:r>
+      <w:proofErr w:type="spellEnd"/>
+      <w:r>
+        <w:rPr>
+          <w:rFonts w:asciiTheme="majorBidi" w:hAnsiTheme="majorBidi" w:cstheme="majorBidi"/>
+          <w:sz w:val="24"/>
+          <w:szCs w:val="24"/>
+        </w:rPr>
+        <w:t xml:space="preserve"> In [4], a method of controlling these forces online is formulated. An optimization problem is solved at each time step to keep the carrier velocities above a specified threshold. </w:t>
       </w:r>
     </w:p>
     <w:p>
@@ -3487,7 +5258,25 @@
           <w:sz w:val="24"/>
           <w:szCs w:val="24"/>
         </w:rPr>
-        <w:t xml:space="preserve">Given wd(t) based on (14)-(15), and the corresponding cable forces f(t) </w:t>
+        <w:t xml:space="preserve">Given </w:t>
+      </w:r>
+      <w:proofErr w:type="spellStart"/>
+      <w:r>
+        <w:rPr>
+          <w:rFonts w:asciiTheme="majorBidi" w:hAnsiTheme="majorBidi" w:cstheme="majorBidi"/>
+          <w:sz w:val="24"/>
+          <w:szCs w:val="24"/>
+        </w:rPr>
+        <w:t>wd</w:t>
+      </w:r>
+      <w:proofErr w:type="spellEnd"/>
+      <w:r>
+        <w:rPr>
+          <w:rFonts w:asciiTheme="majorBidi" w:hAnsiTheme="majorBidi" w:cstheme="majorBidi"/>
+          <w:sz w:val="24"/>
+          <w:szCs w:val="24"/>
+        </w:rPr>
+        <w:t xml:space="preserve">(t) based on (14)-(15), and the corresponding cable forces f(t) </w:t>
       </w:r>
       <w:r>
         <w:rPr>
@@ -3503,7 +5292,25 @@
           <w:sz w:val="24"/>
           <w:szCs w:val="24"/>
         </w:rPr>
-        <w:t xml:space="preserve"> R 3n generating such a wrench is: f(t) = G(t) †wd(t) + N(t) λ(t), (16) </w:t>
+        <w:t xml:space="preserve"> R 3n generating such a wrench is: f(t) = G(t) †</w:t>
+      </w:r>
+      <w:proofErr w:type="spellStart"/>
+      <w:r>
+        <w:rPr>
+          <w:rFonts w:asciiTheme="majorBidi" w:hAnsiTheme="majorBidi" w:cstheme="majorBidi"/>
+          <w:sz w:val="24"/>
+          <w:szCs w:val="24"/>
+        </w:rPr>
+        <w:t>wd</w:t>
+      </w:r>
+      <w:proofErr w:type="spellEnd"/>
+      <w:r>
+        <w:rPr>
+          <w:rFonts w:asciiTheme="majorBidi" w:hAnsiTheme="majorBidi" w:cstheme="majorBidi"/>
+          <w:sz w:val="24"/>
+          <w:szCs w:val="24"/>
+        </w:rPr>
+        <w:t xml:space="preserve">(t) + N(t) λ(t), (16) </w:t>
       </w:r>
     </w:p>
     <w:p>
@@ -3517,13 +5324,23 @@
           <w:szCs w:val="24"/>
         </w:rPr>
       </w:pPr>
-      <w:r>
-        <w:rPr>
-          <w:rFonts w:asciiTheme="majorBidi" w:hAnsiTheme="majorBidi" w:cstheme="majorBidi"/>
-          <w:sz w:val="24"/>
-          <w:szCs w:val="24"/>
-        </w:rPr>
-        <w:t>where λ(t) represents a functional variable to be optimized, and we use the short hand G(t) = G(RL(t)) and N(t) = N(RL(t)).</w:t>
+      <w:proofErr w:type="gramStart"/>
+      <w:r>
+        <w:rPr>
+          <w:rFonts w:asciiTheme="majorBidi" w:hAnsiTheme="majorBidi" w:cstheme="majorBidi"/>
+          <w:sz w:val="24"/>
+          <w:szCs w:val="24"/>
+        </w:rPr>
+        <w:t>where</w:t>
+      </w:r>
+      <w:proofErr w:type="gramEnd"/>
+      <w:r>
+        <w:rPr>
+          <w:rFonts w:asciiTheme="majorBidi" w:hAnsiTheme="majorBidi" w:cstheme="majorBidi"/>
+          <w:sz w:val="24"/>
+          <w:szCs w:val="24"/>
+        </w:rPr>
+        <w:t xml:space="preserve"> λ(t) represents a functional variable to be optimized, and we use the short hand G(t) = G(RL(t)) and N(t) = N(RL(t)).</w:t>
       </w:r>
     </w:p>
     <w:p>
@@ -3555,7 +5372,43 @@
           <w:sz w:val="24"/>
           <w:szCs w:val="24"/>
         </w:rPr>
-        <w:t>The choice of λ(t) and design of N(t) was extensively studied in [3] and [4]. In this work, it is sufficient for us to just take them as inputs. λ(t) is of particular interest, since it will be the main lever to shape the internal forces of the carriers. It is chosen to be:</w:t>
+        <w:t xml:space="preserve">The choice of </w:t>
+      </w:r>
+      <w:proofErr w:type="gramStart"/>
+      <w:r>
+        <w:rPr>
+          <w:rFonts w:asciiTheme="majorBidi" w:hAnsiTheme="majorBidi" w:cstheme="majorBidi"/>
+          <w:sz w:val="24"/>
+          <w:szCs w:val="24"/>
+        </w:rPr>
+        <w:t>λ(</w:t>
+      </w:r>
+      <w:proofErr w:type="gramEnd"/>
+      <w:r>
+        <w:rPr>
+          <w:rFonts w:asciiTheme="majorBidi" w:hAnsiTheme="majorBidi" w:cstheme="majorBidi"/>
+          <w:sz w:val="24"/>
+          <w:szCs w:val="24"/>
+        </w:rPr>
+        <w:t xml:space="preserve">t) and design of N(t) was extensively studied in [3] and [4]. In this work, it is sufficient for us to just take them as inputs. </w:t>
+      </w:r>
+      <w:proofErr w:type="gramStart"/>
+      <w:r>
+        <w:rPr>
+          <w:rFonts w:asciiTheme="majorBidi" w:hAnsiTheme="majorBidi" w:cstheme="majorBidi"/>
+          <w:sz w:val="24"/>
+          <w:szCs w:val="24"/>
+        </w:rPr>
+        <w:t>λ(</w:t>
+      </w:r>
+      <w:proofErr w:type="gramEnd"/>
+      <w:r>
+        <w:rPr>
+          <w:rFonts w:asciiTheme="majorBidi" w:hAnsiTheme="majorBidi" w:cstheme="majorBidi"/>
+          <w:sz w:val="24"/>
+          <w:szCs w:val="24"/>
+        </w:rPr>
+        <w:t>t) is of particular interest, since it will be the main lever to shape the internal forces of the carriers. It is chosen to be:</w:t>
       </w:r>
     </w:p>
     <w:p>
@@ -3569,13 +5422,41 @@
           <w:szCs w:val="24"/>
         </w:rPr>
       </w:pPr>
-      <w:r>
-        <w:rPr>
-          <w:rFonts w:asciiTheme="majorBidi" w:hAnsiTheme="majorBidi" w:cstheme="majorBidi"/>
-          <w:sz w:val="24"/>
-          <w:szCs w:val="24"/>
-        </w:rPr>
-        <w:t>λi(ξ(t), A(t), t) = A(t) cos(ξ(t)t + ϕi)</w:t>
+      <w:proofErr w:type="spellStart"/>
+      <w:r>
+        <w:rPr>
+          <w:rFonts w:asciiTheme="majorBidi" w:hAnsiTheme="majorBidi" w:cstheme="majorBidi"/>
+          <w:sz w:val="24"/>
+          <w:szCs w:val="24"/>
+        </w:rPr>
+        <w:t>λi</w:t>
+      </w:r>
+      <w:proofErr w:type="spellEnd"/>
+      <w:r>
+        <w:rPr>
+          <w:rFonts w:asciiTheme="majorBidi" w:hAnsiTheme="majorBidi" w:cstheme="majorBidi"/>
+          <w:sz w:val="24"/>
+          <w:szCs w:val="24"/>
+        </w:rPr>
+        <w:t xml:space="preserve">(ξ(t), A(t), t) = A(t) cos(ξ(t)t + </w:t>
+      </w:r>
+      <w:proofErr w:type="spellStart"/>
+      <w:r>
+        <w:rPr>
+          <w:rFonts w:asciiTheme="majorBidi" w:hAnsiTheme="majorBidi" w:cstheme="majorBidi"/>
+          <w:sz w:val="24"/>
+          <w:szCs w:val="24"/>
+        </w:rPr>
+        <w:t>ϕi</w:t>
+      </w:r>
+      <w:proofErr w:type="spellEnd"/>
+      <w:r>
+        <w:rPr>
+          <w:rFonts w:asciiTheme="majorBidi" w:hAnsiTheme="majorBidi" w:cstheme="majorBidi"/>
+          <w:sz w:val="24"/>
+          <w:szCs w:val="24"/>
+        </w:rPr>
+        <w:t>)</w:t>
       </w:r>
       <w:r>
         <w:rPr>
@@ -3609,7 +5490,25 @@
           <w:sz w:val="24"/>
           <w:szCs w:val="24"/>
         </w:rPr>
-        <w:t xml:space="preserve">here the parameters ϕi </w:t>
+        <w:t xml:space="preserve">here the parameters </w:t>
+      </w:r>
+      <w:proofErr w:type="spellStart"/>
+      <w:r>
+        <w:rPr>
+          <w:rFonts w:asciiTheme="majorBidi" w:hAnsiTheme="majorBidi" w:cstheme="majorBidi"/>
+          <w:sz w:val="24"/>
+          <w:szCs w:val="24"/>
+        </w:rPr>
+        <w:t>ϕi</w:t>
+      </w:r>
+      <w:proofErr w:type="spellEnd"/>
+      <w:r>
+        <w:rPr>
+          <w:rFonts w:asciiTheme="majorBidi" w:hAnsiTheme="majorBidi" w:cstheme="majorBidi"/>
+          <w:sz w:val="24"/>
+          <w:szCs w:val="24"/>
+        </w:rPr>
+        <w:t xml:space="preserve"> </w:t>
       </w:r>
       <w:r>
         <w:rPr>
@@ -3625,7 +5524,43 @@
           <w:sz w:val="24"/>
           <w:szCs w:val="24"/>
         </w:rPr>
-        <w:t xml:space="preserve"> [−π, π), i = 1, . . . , n represent the </w:t>
+        <w:t xml:space="preserve"> [−π, π), </w:t>
+      </w:r>
+      <w:proofErr w:type="spellStart"/>
+      <w:r>
+        <w:rPr>
+          <w:rFonts w:asciiTheme="majorBidi" w:hAnsiTheme="majorBidi" w:cstheme="majorBidi"/>
+          <w:sz w:val="24"/>
+          <w:szCs w:val="24"/>
+        </w:rPr>
+        <w:t>i</w:t>
+      </w:r>
+      <w:proofErr w:type="spellEnd"/>
+      <w:r>
+        <w:rPr>
+          <w:rFonts w:asciiTheme="majorBidi" w:hAnsiTheme="majorBidi" w:cstheme="majorBidi"/>
+          <w:sz w:val="24"/>
+          <w:szCs w:val="24"/>
+        </w:rPr>
+        <w:t xml:space="preserve"> = 1</w:t>
+      </w:r>
+      <w:proofErr w:type="gramStart"/>
+      <w:r>
+        <w:rPr>
+          <w:rFonts w:asciiTheme="majorBidi" w:hAnsiTheme="majorBidi" w:cstheme="majorBidi"/>
+          <w:sz w:val="24"/>
+          <w:szCs w:val="24"/>
+        </w:rPr>
+        <w:t>, . . . ,</w:t>
+      </w:r>
+      <w:proofErr w:type="gramEnd"/>
+      <w:r>
+        <w:rPr>
+          <w:rFonts w:asciiTheme="majorBidi" w:hAnsiTheme="majorBidi" w:cstheme="majorBidi"/>
+          <w:sz w:val="24"/>
+          <w:szCs w:val="24"/>
+        </w:rPr>
+        <w:t xml:space="preserve"> n represent the </w:t>
       </w:r>
       <w:r>
         <w:rPr>
@@ -3717,7 +5652,25 @@
           <w:sz w:val="24"/>
           <w:szCs w:val="24"/>
         </w:rPr>
-        <w:t>as the pair x(t) = (ξ(t), A(t)) represent the magnitude and the frequency and are</w:t>
+        <w:t xml:space="preserve">as the pair </w:t>
+      </w:r>
+      <w:proofErr w:type="gramStart"/>
+      <w:r>
+        <w:rPr>
+          <w:rFonts w:asciiTheme="majorBidi" w:hAnsiTheme="majorBidi" w:cstheme="majorBidi"/>
+          <w:sz w:val="24"/>
+          <w:szCs w:val="24"/>
+        </w:rPr>
+        <w:t>x(</w:t>
+      </w:r>
+      <w:proofErr w:type="gramEnd"/>
+      <w:r>
+        <w:rPr>
+          <w:rFonts w:asciiTheme="majorBidi" w:hAnsiTheme="majorBidi" w:cstheme="majorBidi"/>
+          <w:sz w:val="24"/>
+          <w:szCs w:val="24"/>
+        </w:rPr>
+        <w:t>t) = (ξ(t), A(t)) represent the magnitude and the frequency and are</w:t>
       </w:r>
       <w:r>
         <w:rPr>
@@ -3767,7 +5720,61 @@
           <w:sz w:val="24"/>
           <w:szCs w:val="24"/>
         </w:rPr>
-        <w:t>Moreover, it can be shown that the force derivative (required to calculate q˙id(t) and hence p˙Rid (t)) can be calculated analytically and numerically</w:t>
+        <w:t xml:space="preserve">Moreover, it can be shown that the force derivative (required to calculate </w:t>
+      </w:r>
+      <w:proofErr w:type="spellStart"/>
+      <w:r>
+        <w:rPr>
+          <w:rFonts w:asciiTheme="majorBidi" w:hAnsiTheme="majorBidi" w:cstheme="majorBidi"/>
+          <w:sz w:val="24"/>
+          <w:szCs w:val="24"/>
+        </w:rPr>
+        <w:t>q˙</w:t>
+      </w:r>
+      <w:proofErr w:type="gramStart"/>
+      <w:r>
+        <w:rPr>
+          <w:rFonts w:asciiTheme="majorBidi" w:hAnsiTheme="majorBidi" w:cstheme="majorBidi"/>
+          <w:sz w:val="24"/>
+          <w:szCs w:val="24"/>
+        </w:rPr>
+        <w:t>id</w:t>
+      </w:r>
+      <w:proofErr w:type="spellEnd"/>
+      <w:r>
+        <w:rPr>
+          <w:rFonts w:asciiTheme="majorBidi" w:hAnsiTheme="majorBidi" w:cstheme="majorBidi"/>
+          <w:sz w:val="24"/>
+          <w:szCs w:val="24"/>
+        </w:rPr>
+        <w:t>(</w:t>
+      </w:r>
+      <w:proofErr w:type="gramEnd"/>
+      <w:r>
+        <w:rPr>
+          <w:rFonts w:asciiTheme="majorBidi" w:hAnsiTheme="majorBidi" w:cstheme="majorBidi"/>
+          <w:sz w:val="24"/>
+          <w:szCs w:val="24"/>
+        </w:rPr>
+        <w:t xml:space="preserve">t) and hence </w:t>
+      </w:r>
+      <w:proofErr w:type="spellStart"/>
+      <w:r>
+        <w:rPr>
+          <w:rFonts w:asciiTheme="majorBidi" w:hAnsiTheme="majorBidi" w:cstheme="majorBidi"/>
+          <w:sz w:val="24"/>
+          <w:szCs w:val="24"/>
+        </w:rPr>
+        <w:t>p˙Rid</w:t>
+      </w:r>
+      <w:proofErr w:type="spellEnd"/>
+      <w:r>
+        <w:rPr>
+          <w:rFonts w:asciiTheme="majorBidi" w:hAnsiTheme="majorBidi" w:cstheme="majorBidi"/>
+          <w:sz w:val="24"/>
+          <w:szCs w:val="24"/>
+        </w:rPr>
+        <w:t xml:space="preserve"> (t)) can be calculated analytically and numerically</w:t>
       </w:r>
       <w:r>
         <w:rPr>
@@ -3874,6 +5881,7 @@
         </w:rPr>
         <w:t>x</w:t>
       </w:r>
+      <w:proofErr w:type="gramStart"/>
       <w:r>
         <w:rPr>
           <w:rFonts w:ascii="Cambria Math" w:hAnsi="Cambria Math" w:cs="Cambria Math"/>
@@ -3888,7 +5896,34 @@
           <w:sz w:val="24"/>
           <w:szCs w:val="24"/>
         </w:rPr>
-        <w:t>(t) = arg min x(t)</w:t>
+        <w:t>(</w:t>
+      </w:r>
+      <w:proofErr w:type="gramEnd"/>
+      <w:r>
+        <w:rPr>
+          <w:rFonts w:asciiTheme="majorBidi" w:hAnsiTheme="majorBidi" w:cstheme="majorBidi"/>
+          <w:sz w:val="24"/>
+          <w:szCs w:val="24"/>
+        </w:rPr>
+        <w:t xml:space="preserve">t) = </w:t>
+      </w:r>
+      <w:proofErr w:type="spellStart"/>
+      <w:r>
+        <w:rPr>
+          <w:rFonts w:asciiTheme="majorBidi" w:hAnsiTheme="majorBidi" w:cstheme="majorBidi"/>
+          <w:sz w:val="24"/>
+          <w:szCs w:val="24"/>
+        </w:rPr>
+        <w:t>arg</w:t>
+      </w:r>
+      <w:proofErr w:type="spellEnd"/>
+      <w:r>
+        <w:rPr>
+          <w:rFonts w:asciiTheme="majorBidi" w:hAnsiTheme="majorBidi" w:cstheme="majorBidi"/>
+          <w:sz w:val="24"/>
+          <w:szCs w:val="24"/>
+        </w:rPr>
+        <w:t xml:space="preserve"> min x(t)</w:t>
       </w:r>
       <w:r>
         <w:rPr>
@@ -3918,13 +5953,41 @@
           <w:szCs w:val="24"/>
         </w:rPr>
       </w:pPr>
-      <w:r>
-        <w:rPr>
-          <w:rFonts w:asciiTheme="majorBidi" w:hAnsiTheme="majorBidi" w:cstheme="majorBidi"/>
-          <w:sz w:val="24"/>
-          <w:szCs w:val="24"/>
-        </w:rPr>
-        <w:t xml:space="preserve">s.t. eq.(10) </w:t>
+      <w:proofErr w:type="spellStart"/>
+      <w:r>
+        <w:rPr>
+          <w:rFonts w:asciiTheme="majorBidi" w:hAnsiTheme="majorBidi" w:cstheme="majorBidi"/>
+          <w:sz w:val="24"/>
+          <w:szCs w:val="24"/>
+        </w:rPr>
+        <w:t>s.t.</w:t>
+      </w:r>
+      <w:proofErr w:type="spellEnd"/>
+      <w:r>
+        <w:rPr>
+          <w:rFonts w:asciiTheme="majorBidi" w:hAnsiTheme="majorBidi" w:cstheme="majorBidi"/>
+          <w:sz w:val="24"/>
+          <w:szCs w:val="24"/>
+        </w:rPr>
+        <w:t xml:space="preserve"> eq</w:t>
+      </w:r>
+      <w:proofErr w:type="gramStart"/>
+      <w:r>
+        <w:rPr>
+          <w:rFonts w:asciiTheme="majorBidi" w:hAnsiTheme="majorBidi" w:cstheme="majorBidi"/>
+          <w:sz w:val="24"/>
+          <w:szCs w:val="24"/>
+        </w:rPr>
+        <w:t>.(</w:t>
+      </w:r>
+      <w:proofErr w:type="gramEnd"/>
+      <w:r>
+        <w:rPr>
+          <w:rFonts w:asciiTheme="majorBidi" w:hAnsiTheme="majorBidi" w:cstheme="majorBidi"/>
+          <w:sz w:val="24"/>
+          <w:szCs w:val="24"/>
+        </w:rPr>
+        <w:t xml:space="preserve">10) </w:t>
       </w:r>
       <w:r>
         <w:rPr>
@@ -3934,13 +5997,23 @@
         </w:rPr>
         <w:t>∀</w:t>
       </w:r>
-      <w:r>
-        <w:rPr>
-          <w:rFonts w:asciiTheme="majorBidi" w:hAnsiTheme="majorBidi" w:cstheme="majorBidi"/>
-          <w:sz w:val="24"/>
-          <w:szCs w:val="24"/>
-        </w:rPr>
-        <w:t>i = 1, . . . , n,  ____(18)____</w:t>
+      <w:proofErr w:type="spellStart"/>
+      <w:r>
+        <w:rPr>
+          <w:rFonts w:asciiTheme="majorBidi" w:hAnsiTheme="majorBidi" w:cstheme="majorBidi"/>
+          <w:sz w:val="24"/>
+          <w:szCs w:val="24"/>
+        </w:rPr>
+        <w:t>i</w:t>
+      </w:r>
+      <w:proofErr w:type="spellEnd"/>
+      <w:r>
+        <w:rPr>
+          <w:rFonts w:asciiTheme="majorBidi" w:hAnsiTheme="majorBidi" w:cstheme="majorBidi"/>
+          <w:sz w:val="24"/>
+          <w:szCs w:val="24"/>
+        </w:rPr>
+        <w:t xml:space="preserve"> = 1, . . . , n,  ____(18)____</w:t>
       </w:r>
     </w:p>
     <w:p>
@@ -3972,7 +6045,25 @@
           <w:sz w:val="24"/>
           <w:szCs w:val="24"/>
         </w:rPr>
-        <w:t xml:space="preserve">with the objective function J(x(t)) =(ξ(t) − ξ(t −))2 + (A(t) − A(t −))2 + wpos </w:t>
+        <w:t xml:space="preserve">with the objective function J(x(t)) =(ξ(t) − ξ(t −))2 + (A(t) − A(t −))2 + </w:t>
+      </w:r>
+      <w:proofErr w:type="spellStart"/>
+      <w:r>
+        <w:rPr>
+          <w:rFonts w:asciiTheme="majorBidi" w:hAnsiTheme="majorBidi" w:cstheme="majorBidi"/>
+          <w:sz w:val="24"/>
+          <w:szCs w:val="24"/>
+        </w:rPr>
+        <w:t>wpos</w:t>
+      </w:r>
+      <w:proofErr w:type="spellEnd"/>
+      <w:r>
+        <w:rPr>
+          <w:rFonts w:asciiTheme="majorBidi" w:hAnsiTheme="majorBidi" w:cstheme="majorBidi"/>
+          <w:sz w:val="24"/>
+          <w:szCs w:val="24"/>
+        </w:rPr>
+        <w:t xml:space="preserve"> </w:t>
       </w:r>
       <w:r>
         <w:rPr>
@@ -4004,7 +6095,25 @@
           <w:sz w:val="24"/>
           <w:szCs w:val="24"/>
         </w:rPr>
-        <w:t xml:space="preserve"> 2 2 + wvel </w:t>
+        <w:t xml:space="preserve"> 2 2 + </w:t>
+      </w:r>
+      <w:proofErr w:type="spellStart"/>
+      <w:r>
+        <w:rPr>
+          <w:rFonts w:asciiTheme="majorBidi" w:hAnsiTheme="majorBidi" w:cstheme="majorBidi"/>
+          <w:sz w:val="24"/>
+          <w:szCs w:val="24"/>
+        </w:rPr>
+        <w:t>wvel</w:t>
+      </w:r>
+      <w:proofErr w:type="spellEnd"/>
+      <w:r>
+        <w:rPr>
+          <w:rFonts w:asciiTheme="majorBidi" w:hAnsiTheme="majorBidi" w:cstheme="majorBidi"/>
+          <w:sz w:val="24"/>
+          <w:szCs w:val="24"/>
+        </w:rPr>
+        <w:t xml:space="preserve"> </w:t>
       </w:r>
       <w:r>
         <w:rPr>
@@ -4036,7 +6145,25 @@
           <w:sz w:val="24"/>
           <w:szCs w:val="24"/>
         </w:rPr>
-        <w:t xml:space="preserve"> 2 2 . ___(18)___</w:t>
+        <w:t xml:space="preserve"> 2 2 . __</w:t>
+      </w:r>
+      <w:proofErr w:type="gramStart"/>
+      <w:r>
+        <w:rPr>
+          <w:rFonts w:asciiTheme="majorBidi" w:hAnsiTheme="majorBidi" w:cstheme="majorBidi"/>
+          <w:sz w:val="24"/>
+          <w:szCs w:val="24"/>
+        </w:rPr>
+        <w:t>_(</w:t>
+      </w:r>
+      <w:proofErr w:type="gramEnd"/>
+      <w:r>
+        <w:rPr>
+          <w:rFonts w:asciiTheme="majorBidi" w:hAnsiTheme="majorBidi" w:cstheme="majorBidi"/>
+          <w:sz w:val="24"/>
+          <w:szCs w:val="24"/>
+        </w:rPr>
+        <w:t>18)___</w:t>
       </w:r>
     </w:p>
     <w:p>
@@ -4096,6 +6223,7 @@
         </w:rPr>
         <w:t xml:space="preserve"> denotes the previous time instant, and </w:t>
       </w:r>
+      <w:proofErr w:type="spellStart"/>
       <w:r>
         <w:rPr>
           <w:rStyle w:val="katex-mathml"/>
@@ -4103,8 +6231,59 @@
           <w:sz w:val="24"/>
           <w:szCs w:val="24"/>
         </w:rPr>
-        <w:t>wposw_{\mathrm{pos}}</w:t>
-      </w:r>
+        <w:t>wposw</w:t>
+      </w:r>
+      <w:proofErr w:type="spellEnd"/>
+      <w:r>
+        <w:rPr>
+          <w:rStyle w:val="katex-mathml"/>
+          <w:rFonts w:asciiTheme="majorBidi" w:hAnsiTheme="majorBidi" w:cstheme="majorBidi"/>
+          <w:sz w:val="24"/>
+          <w:szCs w:val="24"/>
+        </w:rPr>
+        <w:t>_{\</w:t>
+      </w:r>
+      <w:proofErr w:type="spellStart"/>
+      <w:r>
+        <w:rPr>
+          <w:rStyle w:val="katex-mathml"/>
+          <w:rFonts w:asciiTheme="majorBidi" w:hAnsiTheme="majorBidi" w:cstheme="majorBidi"/>
+          <w:sz w:val="24"/>
+          <w:szCs w:val="24"/>
+        </w:rPr>
+        <w:t>mathrm</w:t>
+      </w:r>
+      <w:proofErr w:type="spellEnd"/>
+      <w:r>
+        <w:rPr>
+          <w:rStyle w:val="katex-mathml"/>
+          <w:rFonts w:asciiTheme="majorBidi" w:hAnsiTheme="majorBidi" w:cstheme="majorBidi"/>
+          <w:sz w:val="24"/>
+          <w:szCs w:val="24"/>
+        </w:rPr>
+        <w:t>{</w:t>
+      </w:r>
+      <w:proofErr w:type="spellStart"/>
+      <w:r>
+        <w:rPr>
+          <w:rStyle w:val="katex-mathml"/>
+          <w:rFonts w:asciiTheme="majorBidi" w:hAnsiTheme="majorBidi" w:cstheme="majorBidi"/>
+          <w:sz w:val="24"/>
+          <w:szCs w:val="24"/>
+        </w:rPr>
+        <w:t>pos</w:t>
+      </w:r>
+      <w:proofErr w:type="spellEnd"/>
+      <w:r>
+        <w:rPr>
+          <w:rStyle w:val="katex-mathml"/>
+          <w:rFonts w:asciiTheme="majorBidi" w:hAnsiTheme="majorBidi" w:cstheme="majorBidi"/>
+          <w:sz w:val="24"/>
+          <w:szCs w:val="24"/>
+        </w:rPr>
+        <w:t>}}</w:t>
+      </w:r>
+      <w:proofErr w:type="spellStart"/>
       <w:r>
         <w:rPr>
           <w:rStyle w:val="mord"/>
@@ -4114,6 +6293,7 @@
         </w:rPr>
         <w:t>wpos</w:t>
       </w:r>
+      <w:proofErr w:type="spellEnd"/>
       <w:r>
         <w:rPr>
           <w:rStyle w:val="vlist-s"/>
@@ -4131,6 +6311,7 @@
         </w:rPr>
         <w:t xml:space="preserve"> and </w:t>
       </w:r>
+      <w:proofErr w:type="spellStart"/>
       <w:r>
         <w:rPr>
           <w:rStyle w:val="katex-mathml"/>
@@ -4138,8 +6319,59 @@
           <w:sz w:val="24"/>
           <w:szCs w:val="24"/>
         </w:rPr>
-        <w:t>wvelw_{\mathrm{vel}}</w:t>
-      </w:r>
+        <w:t>wvelw</w:t>
+      </w:r>
+      <w:proofErr w:type="spellEnd"/>
+      <w:r>
+        <w:rPr>
+          <w:rStyle w:val="katex-mathml"/>
+          <w:rFonts w:asciiTheme="majorBidi" w:hAnsiTheme="majorBidi" w:cstheme="majorBidi"/>
+          <w:sz w:val="24"/>
+          <w:szCs w:val="24"/>
+        </w:rPr>
+        <w:t>_{\</w:t>
+      </w:r>
+      <w:proofErr w:type="spellStart"/>
+      <w:r>
+        <w:rPr>
+          <w:rStyle w:val="katex-mathml"/>
+          <w:rFonts w:asciiTheme="majorBidi" w:hAnsiTheme="majorBidi" w:cstheme="majorBidi"/>
+          <w:sz w:val="24"/>
+          <w:szCs w:val="24"/>
+        </w:rPr>
+        <w:t>mathrm</w:t>
+      </w:r>
+      <w:proofErr w:type="spellEnd"/>
+      <w:r>
+        <w:rPr>
+          <w:rStyle w:val="katex-mathml"/>
+          <w:rFonts w:asciiTheme="majorBidi" w:hAnsiTheme="majorBidi" w:cstheme="majorBidi"/>
+          <w:sz w:val="24"/>
+          <w:szCs w:val="24"/>
+        </w:rPr>
+        <w:t>{</w:t>
+      </w:r>
+      <w:proofErr w:type="spellStart"/>
+      <w:r>
+        <w:rPr>
+          <w:rStyle w:val="katex-mathml"/>
+          <w:rFonts w:asciiTheme="majorBidi" w:hAnsiTheme="majorBidi" w:cstheme="majorBidi"/>
+          <w:sz w:val="24"/>
+          <w:szCs w:val="24"/>
+        </w:rPr>
+        <w:t>vel</w:t>
+      </w:r>
+      <w:proofErr w:type="spellEnd"/>
+      <w:r>
+        <w:rPr>
+          <w:rStyle w:val="katex-mathml"/>
+          <w:rFonts w:asciiTheme="majorBidi" w:hAnsiTheme="majorBidi" w:cstheme="majorBidi"/>
+          <w:sz w:val="24"/>
+          <w:szCs w:val="24"/>
+        </w:rPr>
+        <w:t>}}</w:t>
+      </w:r>
+      <w:proofErr w:type="spellStart"/>
       <w:r>
         <w:rPr>
           <w:rStyle w:val="mord"/>
@@ -4149,6 +6381,7 @@
         </w:rPr>
         <w:t>wvel</w:t>
       </w:r>
+      <w:proofErr w:type="spellEnd"/>
       <w:r>
         <w:rPr>
           <w:rStyle w:val="vlist-s"/>
@@ -4469,6 +6702,7 @@
         </w:rPr>
         <w:t xml:space="preserve">, for </w:t>
       </w:r>
+      <w:proofErr w:type="spellStart"/>
       <w:r>
         <w:rPr>
           <w:rStyle w:val="katex-mathml"/>
@@ -4476,7 +6710,47 @@
           <w:sz w:val="24"/>
           <w:szCs w:val="24"/>
         </w:rPr>
-        <w:t>i=1,…,ni=1,\ldots,n</w:t>
+        <w:t>i</w:t>
+      </w:r>
+      <w:proofErr w:type="spellEnd"/>
+      <w:r>
+        <w:rPr>
+          <w:rStyle w:val="katex-mathml"/>
+          <w:rFonts w:asciiTheme="majorBidi" w:hAnsiTheme="majorBidi" w:cstheme="majorBidi"/>
+          <w:sz w:val="24"/>
+          <w:szCs w:val="24"/>
+        </w:rPr>
+        <w:t>=1,…,</w:t>
+      </w:r>
+      <w:proofErr w:type="spellStart"/>
+      <w:r>
+        <w:rPr>
+          <w:rStyle w:val="katex-mathml"/>
+          <w:rFonts w:asciiTheme="majorBidi" w:hAnsiTheme="majorBidi" w:cstheme="majorBidi"/>
+          <w:sz w:val="24"/>
+          <w:szCs w:val="24"/>
+        </w:rPr>
+        <w:t>ni</w:t>
+      </w:r>
+      <w:proofErr w:type="spellEnd"/>
+      <w:r>
+        <w:rPr>
+          <w:rStyle w:val="katex-mathml"/>
+          <w:rFonts w:asciiTheme="majorBidi" w:hAnsiTheme="majorBidi" w:cstheme="majorBidi"/>
+          <w:sz w:val="24"/>
+          <w:szCs w:val="24"/>
+        </w:rPr>
+        <w:t>=1,\</w:t>
+      </w:r>
+      <w:proofErr w:type="spellStart"/>
+      <w:r>
+        <w:rPr>
+          <w:rStyle w:val="katex-mathml"/>
+          <w:rFonts w:asciiTheme="majorBidi" w:hAnsiTheme="majorBidi" w:cstheme="majorBidi"/>
+          <w:sz w:val="24"/>
+          <w:szCs w:val="24"/>
+        </w:rPr>
+        <w:t>ldots,n</w:t>
       </w:r>
       <w:r>
         <w:rPr>
@@ -4487,6 +6761,7 @@
         </w:rPr>
         <w:t>i</w:t>
       </w:r>
+      <w:proofErr w:type="spellEnd"/>
       <w:r>
         <w:rPr>
           <w:rStyle w:val="mrel"/>
@@ -4581,7 +6856,25 @@
           <w:sz w:val="24"/>
           <w:szCs w:val="24"/>
         </w:rPr>
-        <w:t xml:space="preserve">In summary, the load state and its reference are used to calculate the desired wrench wd. Additionally, the load state is also used to calculate G(t) and </w:t>
+        <w:t xml:space="preserve">In summary, the load state and its reference are used to calculate the desired wrench wd. Additionally, the load state is also used to calculate </w:t>
+      </w:r>
+      <w:proofErr w:type="gramStart"/>
+      <w:r>
+        <w:rPr>
+          <w:rFonts w:asciiTheme="majorBidi" w:hAnsiTheme="majorBidi" w:cstheme="majorBidi"/>
+          <w:sz w:val="24"/>
+          <w:szCs w:val="24"/>
+        </w:rPr>
+        <w:t>G(</w:t>
+      </w:r>
+      <w:proofErr w:type="gramEnd"/>
+      <w:r>
+        <w:rPr>
+          <w:rFonts w:asciiTheme="majorBidi" w:hAnsiTheme="majorBidi" w:cstheme="majorBidi"/>
+          <w:sz w:val="24"/>
+          <w:szCs w:val="24"/>
+        </w:rPr>
+        <w:t xml:space="preserve">t) and </w:t>
       </w:r>
       <w:r>
         <w:rPr>
@@ -4593,15 +6886,27 @@
         </w:rPr>
         <w:t xml:space="preserve">N(t). Finally, the optimizer calculates </w:t>
       </w:r>
-      <w:r>
-        <w:rPr>
-          <w:rFonts w:asciiTheme="majorBidi" w:hAnsiTheme="majorBidi" w:cstheme="majorBidi"/>
-          <w:kern w:val="0"/>
-          <w:sz w:val="24"/>
-          <w:szCs w:val="24"/>
-          <w14:ligatures w14:val="none"/>
-        </w:rPr>
-        <w:t xml:space="preserve">λ(t). They are combined as in eq. (9) to generate the desired force which is then used in eq. (1) and (3) to calculate the desired position. The desired velocity is calculated from the desired force derivative which can be calculated in a similar albeit more involved manner. </w:t>
+      <w:proofErr w:type="gramStart"/>
+      <w:r>
+        <w:rPr>
+          <w:rFonts w:asciiTheme="majorBidi" w:hAnsiTheme="majorBidi" w:cstheme="majorBidi"/>
+          <w:kern w:val="0"/>
+          <w:sz w:val="24"/>
+          <w:szCs w:val="24"/>
+          <w14:ligatures w14:val="none"/>
+        </w:rPr>
+        <w:t>λ(</w:t>
+      </w:r>
+      <w:proofErr w:type="gramEnd"/>
+      <w:r>
+        <w:rPr>
+          <w:rFonts w:asciiTheme="majorBidi" w:hAnsiTheme="majorBidi" w:cstheme="majorBidi"/>
+          <w:kern w:val="0"/>
+          <w:sz w:val="24"/>
+          <w:szCs w:val="24"/>
+          <w14:ligatures w14:val="none"/>
+        </w:rPr>
+        <w:t xml:space="preserve">t). They are combined as in eq. (9) to generate the desired force which is then used in eq. (1) and (3) to calculate the desired position. The desired velocity is calculated from the desired force derivative which can be calculated in a similar albeit more involved manner. </w:t>
       </w:r>
       <w:r>
         <w:rPr>
@@ -4809,7 +7114,27 @@
           <w:szCs w:val="24"/>
           <w:lang w:bidi="ar-EG"/>
         </w:rPr>
-        <w:t xml:space="preserve"> Imitation Learning(IL)/Behavioral Cloning(BC)</w:t>
+        <w:t xml:space="preserve"> Imitation </w:t>
+      </w:r>
+      <w:proofErr w:type="gramStart"/>
+      <w:r>
+        <w:rPr>
+          <w:rFonts w:asciiTheme="majorBidi" w:hAnsiTheme="majorBidi" w:cstheme="majorBidi"/>
+          <w:sz w:val="24"/>
+          <w:szCs w:val="24"/>
+          <w:lang w:bidi="ar-EG"/>
+        </w:rPr>
+        <w:t>Learning(</w:t>
+      </w:r>
+      <w:proofErr w:type="gramEnd"/>
+      <w:r>
+        <w:rPr>
+          <w:rFonts w:asciiTheme="majorBidi" w:hAnsiTheme="majorBidi" w:cstheme="majorBidi"/>
+          <w:sz w:val="24"/>
+          <w:szCs w:val="24"/>
+          <w:lang w:bidi="ar-EG"/>
+        </w:rPr>
+        <w:t>IL)/Behavioral Cloning(BC)</w:t>
       </w:r>
     </w:p>
     <w:p>
@@ -4829,15 +7154,33 @@
           <w:sz w:val="24"/>
           <w:szCs w:val="24"/>
         </w:rPr>
-        <w:t>Action Space: λ</w:t>
-      </w:r>
-      <w:r>
-        <w:rPr>
-          <w:rFonts w:asciiTheme="majorBidi" w:hAnsiTheme="majorBidi" w:cstheme="majorBidi"/>
-          <w:sz w:val="24"/>
-          <w:szCs w:val="24"/>
-        </w:rPr>
-        <w:t>(t)</w:t>
+        <w:t xml:space="preserve">Action Space: </w:t>
+      </w:r>
+      <w:proofErr w:type="gramStart"/>
+      <w:r>
+        <w:rPr>
+          <w:rFonts w:asciiTheme="majorBidi" w:hAnsiTheme="majorBidi" w:cstheme="majorBidi"/>
+          <w:sz w:val="24"/>
+          <w:szCs w:val="24"/>
+        </w:rPr>
+        <w:t>λ</w:t>
+      </w:r>
+      <w:r>
+        <w:rPr>
+          <w:rFonts w:asciiTheme="majorBidi" w:hAnsiTheme="majorBidi" w:cstheme="majorBidi"/>
+          <w:sz w:val="24"/>
+          <w:szCs w:val="24"/>
+        </w:rPr>
+        <w:t>(</w:t>
+      </w:r>
+      <w:proofErr w:type="gramEnd"/>
+      <w:r>
+        <w:rPr>
+          <w:rFonts w:asciiTheme="majorBidi" w:hAnsiTheme="majorBidi" w:cstheme="majorBidi"/>
+          <w:sz w:val="24"/>
+          <w:szCs w:val="24"/>
+        </w:rPr>
+        <w:t>t)</w:t>
       </w:r>
       <w:r>
         <w:rPr>
@@ -4861,8 +7204,18 @@
           <w:sz w:val="24"/>
           <w:szCs w:val="24"/>
         </w:rPr>
-        <w:t xml:space="preserve"> Rn</w:t>
-      </w:r>
+        <w:t xml:space="preserve"> </w:t>
+      </w:r>
+      <w:proofErr w:type="spellStart"/>
+      <w:r>
+        <w:rPr>
+          <w:rFonts w:asciiTheme="majorBidi" w:hAnsiTheme="majorBidi" w:cstheme="majorBidi"/>
+          <w:sz w:val="24"/>
+          <w:szCs w:val="24"/>
+        </w:rPr>
+        <w:t>Rn</w:t>
+      </w:r>
+      <w:proofErr w:type="spellEnd"/>
     </w:p>
     <w:p>
       <w:pPr>
@@ -4881,7 +7234,25 @@
           <w:sz w:val="24"/>
           <w:szCs w:val="24"/>
         </w:rPr>
-        <w:t xml:space="preserve"> • Keep wrench controller and nullspace matrix </w:t>
+        <w:t xml:space="preserve"> • Keep wrench controller and </w:t>
+      </w:r>
+      <w:proofErr w:type="spellStart"/>
+      <w:r>
+        <w:rPr>
+          <w:rFonts w:asciiTheme="majorBidi" w:hAnsiTheme="majorBidi" w:cstheme="majorBidi"/>
+          <w:sz w:val="24"/>
+          <w:szCs w:val="24"/>
+        </w:rPr>
+        <w:t>nullspace</w:t>
+      </w:r>
+      <w:proofErr w:type="spellEnd"/>
+      <w:r>
+        <w:rPr>
+          <w:rFonts w:asciiTheme="majorBidi" w:hAnsiTheme="majorBidi" w:cstheme="majorBidi"/>
+          <w:sz w:val="24"/>
+          <w:szCs w:val="24"/>
+        </w:rPr>
+        <w:t xml:space="preserve"> matrix </w:t>
       </w:r>
     </w:p>
     <w:p>
@@ -5040,13 +7411,41 @@
         </w:rPr>
         <w:t>𝑡</w:t>
       </w:r>
-      <w:r>
-        <w:rPr>
-          <w:rFonts w:asciiTheme="majorBidi" w:hAnsiTheme="majorBidi" w:cstheme="majorBidi"/>
-          <w:sz w:val="24"/>
-          <w:szCs w:val="24"/>
-        </w:rPr>
-        <w:t xml:space="preserve">)= N(H,t) · </w:t>
+      <w:proofErr w:type="gramStart"/>
+      <w:r>
+        <w:rPr>
+          <w:rFonts w:asciiTheme="majorBidi" w:hAnsiTheme="majorBidi" w:cstheme="majorBidi"/>
+          <w:sz w:val="24"/>
+          <w:szCs w:val="24"/>
+        </w:rPr>
+        <w:t>)=</w:t>
+      </w:r>
+      <w:proofErr w:type="gramEnd"/>
+      <w:r>
+        <w:rPr>
+          <w:rFonts w:asciiTheme="majorBidi" w:hAnsiTheme="majorBidi" w:cstheme="majorBidi"/>
+          <w:sz w:val="24"/>
+          <w:szCs w:val="24"/>
+        </w:rPr>
+        <w:t xml:space="preserve"> N(</w:t>
+      </w:r>
+      <w:proofErr w:type="spellStart"/>
+      <w:r>
+        <w:rPr>
+          <w:rFonts w:asciiTheme="majorBidi" w:hAnsiTheme="majorBidi" w:cstheme="majorBidi"/>
+          <w:sz w:val="24"/>
+          <w:szCs w:val="24"/>
+        </w:rPr>
+        <w:t>H,t</w:t>
+      </w:r>
+      <w:proofErr w:type="spellEnd"/>
+      <w:r>
+        <w:rPr>
+          <w:rFonts w:asciiTheme="majorBidi" w:hAnsiTheme="majorBidi" w:cstheme="majorBidi"/>
+          <w:sz w:val="24"/>
+          <w:szCs w:val="24"/>
+        </w:rPr>
+        <w:t xml:space="preserve">) · </w:t>
       </w:r>
       <w:r>
         <w:rPr>
@@ -5147,15 +7546,43 @@
           <w:sz w:val="24"/>
           <w:szCs w:val="24"/>
         </w:rPr>
-        <w:t xml:space="preserve">s ϕi using eq. (17). Outputting </w:t>
-      </w:r>
-      <w:r>
-        <w:rPr>
-          <w:rFonts w:asciiTheme="majorBidi" w:hAnsiTheme="majorBidi" w:cstheme="majorBidi"/>
-          <w:sz w:val="24"/>
-          <w:szCs w:val="24"/>
-        </w:rPr>
-        <w:t>ξ(t) and</w:t>
+        <w:t xml:space="preserve">s </w:t>
+      </w:r>
+      <w:proofErr w:type="spellStart"/>
+      <w:r>
+        <w:rPr>
+          <w:rFonts w:asciiTheme="majorBidi" w:hAnsiTheme="majorBidi" w:cstheme="majorBidi"/>
+          <w:sz w:val="24"/>
+          <w:szCs w:val="24"/>
+        </w:rPr>
+        <w:t>ϕi</w:t>
+      </w:r>
+      <w:proofErr w:type="spellEnd"/>
+      <w:r>
+        <w:rPr>
+          <w:rFonts w:asciiTheme="majorBidi" w:hAnsiTheme="majorBidi" w:cstheme="majorBidi"/>
+          <w:sz w:val="24"/>
+          <w:szCs w:val="24"/>
+        </w:rPr>
+        <w:t xml:space="preserve"> using eq. (17). Outputting </w:t>
+      </w:r>
+      <w:proofErr w:type="gramStart"/>
+      <w:r>
+        <w:rPr>
+          <w:rFonts w:asciiTheme="majorBidi" w:hAnsiTheme="majorBidi" w:cstheme="majorBidi"/>
+          <w:sz w:val="24"/>
+          <w:szCs w:val="24"/>
+        </w:rPr>
+        <w:t>ξ(</w:t>
+      </w:r>
+      <w:proofErr w:type="gramEnd"/>
+      <w:r>
+        <w:rPr>
+          <w:rFonts w:asciiTheme="majorBidi" w:hAnsiTheme="majorBidi" w:cstheme="majorBidi"/>
+          <w:sz w:val="24"/>
+          <w:szCs w:val="24"/>
+        </w:rPr>
+        <w:t>t) and</w:t>
       </w:r>
       <w:r>
         <w:rPr>
@@ -5173,7 +7600,29 @@
           <w:szCs w:val="24"/>
           <w14:ligatures w14:val="none"/>
         </w:rPr>
-        <w:t>λ(t) and don’t have a periodic nature. However, in this work we chose to learn λ(t) since this gives the NN control over the internal forces shape. The NN behavior can then be modified and fine-tuned using Reinforcement Learning (RL)</w:t>
+        <w:t xml:space="preserve">λ(t) and don’t have a periodic nature. However, in this work we chose to learn </w:t>
+      </w:r>
+      <w:proofErr w:type="gramStart"/>
+      <w:r>
+        <w:rPr>
+          <w:rFonts w:asciiTheme="majorBidi" w:hAnsiTheme="majorBidi" w:cstheme="majorBidi"/>
+          <w:kern w:val="0"/>
+          <w:sz w:val="24"/>
+          <w:szCs w:val="24"/>
+          <w14:ligatures w14:val="none"/>
+        </w:rPr>
+        <w:t>λ(</w:t>
+      </w:r>
+      <w:proofErr w:type="gramEnd"/>
+      <w:r>
+        <w:rPr>
+          <w:rFonts w:asciiTheme="majorBidi" w:hAnsiTheme="majorBidi" w:cstheme="majorBidi"/>
+          <w:kern w:val="0"/>
+          <w:sz w:val="24"/>
+          <w:szCs w:val="24"/>
+          <w14:ligatures w14:val="none"/>
+        </w:rPr>
+        <w:t>t) since this gives the NN control over the internal forces shape. The NN behavior can then be modified and fine-tuned using Reinforcement Learning (RL)</w:t>
       </w:r>
       <w:r>
         <w:rPr>
@@ -5209,7 +7658,25 @@
           <w:sz w:val="24"/>
           <w:szCs w:val="24"/>
         </w:rPr>
-        <w:t xml:space="preserve">Outputting ξ(t) and A(t) would lock us into using eq. (17) with the frequency and amplitude being our only two degrees of freedom. </w:t>
+        <w:t xml:space="preserve">Outputting </w:t>
+      </w:r>
+      <w:proofErr w:type="gramStart"/>
+      <w:r>
+        <w:rPr>
+          <w:rFonts w:asciiTheme="majorBidi" w:hAnsiTheme="majorBidi" w:cstheme="majorBidi"/>
+          <w:sz w:val="24"/>
+          <w:szCs w:val="24"/>
+        </w:rPr>
+        <w:t>ξ(</w:t>
+      </w:r>
+      <w:proofErr w:type="gramEnd"/>
+      <w:r>
+        <w:rPr>
+          <w:rFonts w:asciiTheme="majorBidi" w:hAnsiTheme="majorBidi" w:cstheme="majorBidi"/>
+          <w:sz w:val="24"/>
+          <w:szCs w:val="24"/>
+        </w:rPr>
+        <w:t xml:space="preserve">t) and A(t) would lock us into using eq. (17) with the frequency and amplitude being our only two degrees of freedom. </w:t>
       </w:r>
     </w:p>
     <w:p>
@@ -5430,13 +7897,23 @@
         </w:rPr>
         <w:t>𝑡</w:t>
       </w:r>
-      <w:r>
-        <w:rPr>
-          <w:rFonts w:asciiTheme="majorBidi" w:hAnsiTheme="majorBidi" w:cstheme="majorBidi"/>
-          <w:sz w:val="24"/>
-          <w:szCs w:val="24"/>
-        </w:rPr>
-        <w:t xml:space="preserve">)+ </w:t>
+      <w:proofErr w:type="gramStart"/>
+      <w:r>
+        <w:rPr>
+          <w:rFonts w:asciiTheme="majorBidi" w:hAnsiTheme="majorBidi" w:cstheme="majorBidi"/>
+          <w:sz w:val="24"/>
+          <w:szCs w:val="24"/>
+        </w:rPr>
+        <w:t>)+</w:t>
+      </w:r>
+      <w:proofErr w:type="gramEnd"/>
+      <w:r>
+        <w:rPr>
+          <w:rFonts w:asciiTheme="majorBidi" w:hAnsiTheme="majorBidi" w:cstheme="majorBidi"/>
+          <w:sz w:val="24"/>
+          <w:szCs w:val="24"/>
+        </w:rPr>
+        <w:t xml:space="preserve"> </w:t>
       </w:r>
       <w:r>
         <w:rPr>
@@ -5901,8 +8378,18 @@
           <w:sz w:val="24"/>
           <w:szCs w:val="24"/>
         </w:rPr>
-        <w:t xml:space="preserve"> ksi</w:t>
-      </w:r>
+        <w:t xml:space="preserve"> </w:t>
+      </w:r>
+      <w:proofErr w:type="spellStart"/>
+      <w:r>
+        <w:rPr>
+          <w:rFonts w:asciiTheme="majorBidi" w:hAnsiTheme="majorBidi" w:cstheme="majorBidi"/>
+          <w:sz w:val="24"/>
+          <w:szCs w:val="24"/>
+        </w:rPr>
+        <w:t>ksi</w:t>
+      </w:r>
+      <w:proofErr w:type="spellEnd"/>
       <w:r>
         <w:rPr>
           <w:rFonts w:asciiTheme="majorBidi" w:hAnsiTheme="majorBidi" w:cstheme="majorBidi"/>
@@ -6005,13 +8492,41 @@
         </w:rPr>
         <w:t>𝑡</w:t>
       </w:r>
-      <w:r>
-        <w:rPr>
-          <w:rFonts w:asciiTheme="majorBidi" w:hAnsiTheme="majorBidi" w:cstheme="majorBidi"/>
-          <w:sz w:val="24"/>
-          <w:szCs w:val="24"/>
-        </w:rPr>
-        <w:t xml:space="preserve">)= N(H,t) · λ(t) , the whole lambda vector is </w:t>
+      <w:proofErr w:type="gramStart"/>
+      <w:r>
+        <w:rPr>
+          <w:rFonts w:asciiTheme="majorBidi" w:hAnsiTheme="majorBidi" w:cstheme="majorBidi"/>
+          <w:sz w:val="24"/>
+          <w:szCs w:val="24"/>
+        </w:rPr>
+        <w:t>)=</w:t>
+      </w:r>
+      <w:proofErr w:type="gramEnd"/>
+      <w:r>
+        <w:rPr>
+          <w:rFonts w:asciiTheme="majorBidi" w:hAnsiTheme="majorBidi" w:cstheme="majorBidi"/>
+          <w:sz w:val="24"/>
+          <w:szCs w:val="24"/>
+        </w:rPr>
+        <w:t xml:space="preserve"> N(</w:t>
+      </w:r>
+      <w:proofErr w:type="spellStart"/>
+      <w:r>
+        <w:rPr>
+          <w:rFonts w:asciiTheme="majorBidi" w:hAnsiTheme="majorBidi" w:cstheme="majorBidi"/>
+          <w:sz w:val="24"/>
+          <w:szCs w:val="24"/>
+        </w:rPr>
+        <w:t>H,t</w:t>
+      </w:r>
+      <w:proofErr w:type="spellEnd"/>
+      <w:r>
+        <w:rPr>
+          <w:rFonts w:asciiTheme="majorBidi" w:hAnsiTheme="majorBidi" w:cstheme="majorBidi"/>
+          <w:sz w:val="24"/>
+          <w:szCs w:val="24"/>
+        </w:rPr>
+        <w:t xml:space="preserve">) · λ(t) , the whole lambda vector is </w:t>
       </w:r>
       <w:r>
         <w:rPr>
@@ -6029,13 +8544,23 @@
         </w:rPr>
         <w:t>𝑓𝜆</w:t>
       </w:r>
-      <w:r>
-        <w:rPr>
-          <w:rFonts w:asciiTheme="majorBidi" w:hAnsiTheme="majorBidi" w:cstheme="majorBidi"/>
-          <w:sz w:val="24"/>
-          <w:szCs w:val="24"/>
-        </w:rPr>
-        <w:t xml:space="preserve">i slice of one drone. This depends on the structure of matrix N but for the purposes of this thesis it is enough to say </w:t>
+      <w:proofErr w:type="spellStart"/>
+      <w:r>
+        <w:rPr>
+          <w:rFonts w:asciiTheme="majorBidi" w:hAnsiTheme="majorBidi" w:cstheme="majorBidi"/>
+          <w:sz w:val="24"/>
+          <w:szCs w:val="24"/>
+        </w:rPr>
+        <w:t>i</w:t>
+      </w:r>
+      <w:proofErr w:type="spellEnd"/>
+      <w:r>
+        <w:rPr>
+          <w:rFonts w:asciiTheme="majorBidi" w:hAnsiTheme="majorBidi" w:cstheme="majorBidi"/>
+          <w:sz w:val="24"/>
+          <w:szCs w:val="24"/>
+        </w:rPr>
+        <w:t xml:space="preserve"> slice of one drone. This depends on the structure of matrix N but for the purposes of this thesis it is enough to say </w:t>
       </w:r>
       <w:r>
         <w:rPr>
@@ -6061,13 +8586,23 @@
         </w:rPr>
         <w:t>𝑓𝜆</w:t>
       </w:r>
-      <w:r>
-        <w:rPr>
-          <w:rFonts w:asciiTheme="majorBidi" w:hAnsiTheme="majorBidi" w:cstheme="majorBidi"/>
-          <w:sz w:val="24"/>
-          <w:szCs w:val="24"/>
-        </w:rPr>
-        <w:t xml:space="preserve">i is not only dependent on </w:t>
+      <w:proofErr w:type="spellStart"/>
+      <w:r>
+        <w:rPr>
+          <w:rFonts w:asciiTheme="majorBidi" w:hAnsiTheme="majorBidi" w:cstheme="majorBidi"/>
+          <w:sz w:val="24"/>
+          <w:szCs w:val="24"/>
+        </w:rPr>
+        <w:t>i</w:t>
+      </w:r>
+      <w:proofErr w:type="spellEnd"/>
+      <w:r>
+        <w:rPr>
+          <w:rFonts w:asciiTheme="majorBidi" w:hAnsiTheme="majorBidi" w:cstheme="majorBidi"/>
+          <w:sz w:val="24"/>
+          <w:szCs w:val="24"/>
+        </w:rPr>
+        <w:t xml:space="preserve"> is not only dependent on </w:t>
       </w:r>
       <w:r>
         <w:rPr>
@@ -6077,13 +8612,23 @@
         </w:rPr>
         <w:t>𝜆</w:t>
       </w:r>
-      <w:r>
-        <w:rPr>
-          <w:rFonts w:asciiTheme="majorBidi" w:hAnsiTheme="majorBidi" w:cstheme="majorBidi"/>
-          <w:sz w:val="24"/>
-          <w:szCs w:val="24"/>
-        </w:rPr>
-        <w:t xml:space="preserve">i but also on other </w:t>
+      <w:proofErr w:type="spellStart"/>
+      <w:r>
+        <w:rPr>
+          <w:rFonts w:asciiTheme="majorBidi" w:hAnsiTheme="majorBidi" w:cstheme="majorBidi"/>
+          <w:sz w:val="24"/>
+          <w:szCs w:val="24"/>
+        </w:rPr>
+        <w:t>i</w:t>
+      </w:r>
+      <w:proofErr w:type="spellEnd"/>
+      <w:r>
+        <w:rPr>
+          <w:rFonts w:asciiTheme="majorBidi" w:hAnsiTheme="majorBidi" w:cstheme="majorBidi"/>
+          <w:sz w:val="24"/>
+          <w:szCs w:val="24"/>
+        </w:rPr>
+        <w:t xml:space="preserve"> but also on other </w:t>
       </w:r>
       <w:r>
         <w:rPr>
@@ -6115,7 +8660,25 @@
           <w:sz w:val="24"/>
           <w:szCs w:val="24"/>
         </w:rPr>
-        <w:t>The lambda vector comes directly from the optimizer, the optimizer depends on the drone velocities and its own memory of the A, ksi and the phase</w:t>
+        <w:t xml:space="preserve">The lambda vector comes directly from the optimizer, the optimizer depends on the drone velocities and its own memory of the A, </w:t>
+      </w:r>
+      <w:proofErr w:type="spellStart"/>
+      <w:r>
+        <w:rPr>
+          <w:rFonts w:asciiTheme="majorBidi" w:hAnsiTheme="majorBidi" w:cstheme="majorBidi"/>
+          <w:sz w:val="24"/>
+          <w:szCs w:val="24"/>
+        </w:rPr>
+        <w:t>ksi</w:t>
+      </w:r>
+      <w:proofErr w:type="spellEnd"/>
+      <w:r>
+        <w:rPr>
+          <w:rFonts w:asciiTheme="majorBidi" w:hAnsiTheme="majorBidi" w:cstheme="majorBidi"/>
+          <w:sz w:val="24"/>
+          <w:szCs w:val="24"/>
+        </w:rPr>
+        <w:t xml:space="preserve"> and the phase</w:t>
       </w:r>
       <w:r>
         <w:rPr>
@@ -6155,7 +8718,61 @@
           <w:sz w:val="24"/>
           <w:szCs w:val="24"/>
         </w:rPr>
-        <w:t xml:space="preserve">policy can just memorize it for each lambda. A and ksi are more intricate because they depend on the drone velocities. Precisely, any drop in the velocity of any drone leads to the increase of A and ksi for the whole </w:t>
+        <w:t xml:space="preserve">policy can just memorize it for each lambda. </w:t>
+      </w:r>
+      <w:proofErr w:type="gramStart"/>
+      <w:r>
+        <w:rPr>
+          <w:rFonts w:asciiTheme="majorBidi" w:hAnsiTheme="majorBidi" w:cstheme="majorBidi"/>
+          <w:sz w:val="24"/>
+          <w:szCs w:val="24"/>
+        </w:rPr>
+        <w:t>A and</w:t>
+      </w:r>
+      <w:proofErr w:type="gramEnd"/>
+      <w:r>
+        <w:rPr>
+          <w:rFonts w:asciiTheme="majorBidi" w:hAnsiTheme="majorBidi" w:cstheme="majorBidi"/>
+          <w:sz w:val="24"/>
+          <w:szCs w:val="24"/>
+        </w:rPr>
+        <w:t xml:space="preserve"> </w:t>
+      </w:r>
+      <w:proofErr w:type="spellStart"/>
+      <w:r>
+        <w:rPr>
+          <w:rFonts w:asciiTheme="majorBidi" w:hAnsiTheme="majorBidi" w:cstheme="majorBidi"/>
+          <w:sz w:val="24"/>
+          <w:szCs w:val="24"/>
+        </w:rPr>
+        <w:t>ksi</w:t>
+      </w:r>
+      <w:proofErr w:type="spellEnd"/>
+      <w:r>
+        <w:rPr>
+          <w:rFonts w:asciiTheme="majorBidi" w:hAnsiTheme="majorBidi" w:cstheme="majorBidi"/>
+          <w:sz w:val="24"/>
+          <w:szCs w:val="24"/>
+        </w:rPr>
+        <w:t xml:space="preserve"> are more intricate because they depend on the drone velocities. Precisely, any drop in the velocity of any drone leads to the increase of A and </w:t>
+      </w:r>
+      <w:proofErr w:type="spellStart"/>
+      <w:r>
+        <w:rPr>
+          <w:rFonts w:asciiTheme="majorBidi" w:hAnsiTheme="majorBidi" w:cstheme="majorBidi"/>
+          <w:sz w:val="24"/>
+          <w:szCs w:val="24"/>
+        </w:rPr>
+        <w:t>ksi</w:t>
+      </w:r>
+      <w:proofErr w:type="spellEnd"/>
+      <w:r>
+        <w:rPr>
+          <w:rFonts w:asciiTheme="majorBidi" w:hAnsiTheme="majorBidi" w:cstheme="majorBidi"/>
+          <w:sz w:val="24"/>
+          <w:szCs w:val="24"/>
+        </w:rPr>
+        <w:t xml:space="preserve"> for the whole </w:t>
       </w:r>
       <w:r>
         <w:rPr>
@@ -6171,7 +8788,25 @@
           <w:sz w:val="24"/>
           <w:szCs w:val="24"/>
         </w:rPr>
-        <w:t xml:space="preserve"> neural network learn the internal states (A and ksi) is possible either using smart desig</w:t>
+        <w:t xml:space="preserve"> neural network learn the internal states (A and </w:t>
+      </w:r>
+      <w:proofErr w:type="spellStart"/>
+      <w:r>
+        <w:rPr>
+          <w:rFonts w:asciiTheme="majorBidi" w:hAnsiTheme="majorBidi" w:cstheme="majorBidi"/>
+          <w:sz w:val="24"/>
+          <w:szCs w:val="24"/>
+        </w:rPr>
+        <w:t>ksi</w:t>
+      </w:r>
+      <w:proofErr w:type="spellEnd"/>
+      <w:r>
+        <w:rPr>
+          <w:rFonts w:asciiTheme="majorBidi" w:hAnsiTheme="majorBidi" w:cstheme="majorBidi"/>
+          <w:sz w:val="24"/>
+          <w:szCs w:val="24"/>
+        </w:rPr>
+        <w:t>) is possible either using smart desig</w:t>
       </w:r>
       <w:r>
         <w:rPr>
@@ -6398,15 +9033,27 @@
         </w:rPr>
         <w:t xml:space="preserve"> and </w:t>
       </w:r>
-      <w:r>
-        <w:rPr>
-          <w:rFonts w:asciiTheme="majorBidi" w:hAnsiTheme="majorBidi" w:cstheme="majorBidi"/>
-          <w:kern w:val="0"/>
-          <w:sz w:val="24"/>
-          <w:szCs w:val="24"/>
-          <w14:ligatures w14:val="none"/>
-        </w:rPr>
-        <w:t>λ(t) and its derivative</w:t>
+      <w:proofErr w:type="gramStart"/>
+      <w:r>
+        <w:rPr>
+          <w:rFonts w:asciiTheme="majorBidi" w:hAnsiTheme="majorBidi" w:cstheme="majorBidi"/>
+          <w:kern w:val="0"/>
+          <w:sz w:val="24"/>
+          <w:szCs w:val="24"/>
+          <w14:ligatures w14:val="none"/>
+        </w:rPr>
+        <w:t>λ(</w:t>
+      </w:r>
+      <w:proofErr w:type="gramEnd"/>
+      <w:r>
+        <w:rPr>
+          <w:rFonts w:asciiTheme="majorBidi" w:hAnsiTheme="majorBidi" w:cstheme="majorBidi"/>
+          <w:kern w:val="0"/>
+          <w:sz w:val="24"/>
+          <w:szCs w:val="24"/>
+          <w14:ligatures w14:val="none"/>
+        </w:rPr>
+        <w:t>t) and its derivative</w:t>
       </w:r>
       <w:r>
         <w:rPr>
@@ -6607,7 +9254,25 @@
           <w:sz w:val="24"/>
           <w:szCs w:val="24"/>
         </w:rPr>
-        <w:t>Optimizer takes ~3-4 ms/step (benchmarked on my laptop ______add specs____) while a trained NN inference time takes &lt;&lt; 1ms/step*.</w:t>
+        <w:t xml:space="preserve">Optimizer takes ~3-4 </w:t>
+      </w:r>
+      <w:proofErr w:type="spellStart"/>
+      <w:r>
+        <w:rPr>
+          <w:rFonts w:asciiTheme="majorBidi" w:hAnsiTheme="majorBidi" w:cstheme="majorBidi"/>
+          <w:sz w:val="24"/>
+          <w:szCs w:val="24"/>
+        </w:rPr>
+        <w:t>ms</w:t>
+      </w:r>
+      <w:proofErr w:type="spellEnd"/>
+      <w:r>
+        <w:rPr>
+          <w:rFonts w:asciiTheme="majorBidi" w:hAnsiTheme="majorBidi" w:cstheme="majorBidi"/>
+          <w:sz w:val="24"/>
+          <w:szCs w:val="24"/>
+        </w:rPr>
+        <w:t>/step (benchmarked on my laptop ______add specs____) while a trained NN inference time takes &lt;&lt; 1ms/step*.</w:t>
       </w:r>
     </w:p>
     <w:p>
@@ -6655,7 +9320,25 @@
           <w:sz w:val="24"/>
           <w:szCs w:val="24"/>
         </w:rPr>
-        <w:t xml:space="preserve"> up. A single component in the pipeline taking 3-4 ms makes the RL practically infeasible. </w:t>
+        <w:t xml:space="preserve"> up. A single component in the pipeline taking 3-4 </w:t>
+      </w:r>
+      <w:proofErr w:type="spellStart"/>
+      <w:r>
+        <w:rPr>
+          <w:rFonts w:asciiTheme="majorBidi" w:hAnsiTheme="majorBidi" w:cstheme="majorBidi"/>
+          <w:sz w:val="24"/>
+          <w:szCs w:val="24"/>
+        </w:rPr>
+        <w:t>ms</w:t>
+      </w:r>
+      <w:proofErr w:type="spellEnd"/>
+      <w:r>
+        <w:rPr>
+          <w:rFonts w:asciiTheme="majorBidi" w:hAnsiTheme="majorBidi" w:cstheme="majorBidi"/>
+          <w:sz w:val="24"/>
+          <w:szCs w:val="24"/>
+        </w:rPr>
+        <w:t xml:space="preserve"> makes the RL practically infeasible. </w:t>
       </w:r>
     </w:p>
     <w:p>
@@ -6782,6 +9465,7 @@
         </w:rPr>
         <w:t xml:space="preserve">It was then exported as an FMU that python can step through to develop the optimizer on top (using </w:t>
       </w:r>
+      <w:proofErr w:type="spellStart"/>
       <w:r>
         <w:rPr>
           <w:rFonts w:asciiTheme="majorBidi" w:hAnsiTheme="majorBidi" w:cstheme="majorBidi"/>
@@ -6791,6 +9475,7 @@
         </w:rPr>
         <w:t>CasADi</w:t>
       </w:r>
+      <w:proofErr w:type="spellEnd"/>
       <w:r>
         <w:rPr>
           <w:rFonts w:asciiTheme="majorBidi" w:hAnsiTheme="majorBidi" w:cstheme="majorBidi"/>
@@ -6813,7 +9498,25 @@
           <w:sz w:val="24"/>
           <w:szCs w:val="24"/>
         </w:rPr>
-        <w:t>The FMU can also be wrapped in a gymnasium environment to allow easy interface with PyTorch for IL and RL. However</w:t>
+        <w:t xml:space="preserve">The FMU can also be wrapped in a gymnasium environment to allow easy interface with </w:t>
+      </w:r>
+      <w:proofErr w:type="spellStart"/>
+      <w:r>
+        <w:rPr>
+          <w:rFonts w:asciiTheme="majorBidi" w:hAnsiTheme="majorBidi" w:cstheme="majorBidi"/>
+          <w:sz w:val="24"/>
+          <w:szCs w:val="24"/>
+        </w:rPr>
+        <w:t>PyTorch</w:t>
+      </w:r>
+      <w:proofErr w:type="spellEnd"/>
+      <w:r>
+        <w:rPr>
+          <w:rFonts w:asciiTheme="majorBidi" w:hAnsiTheme="majorBidi" w:cstheme="majorBidi"/>
+          <w:sz w:val="24"/>
+          <w:szCs w:val="24"/>
+        </w:rPr>
+        <w:t xml:space="preserve"> for IL and RL. However</w:t>
       </w:r>
       <w:r>
         <w:rPr>
@@ -6829,7 +9532,25 @@
           <w:sz w:val="24"/>
           <w:szCs w:val="24"/>
         </w:rPr>
-        <w:t xml:space="preserve"> This was chosen because the modeling of cable-suspended multibody systems is susceptible to subtle formulation and implementation errors when performed manually. In contrast, Simulink provides a framework that facilitates the consistent and accurate formulation of such systems. Since the PID controller, the optimizer were going to be developed on top of it. A reliable ground-truth plant to validate them necessary. Additionally, the main bottleneck in phase </w:t>
+        <w:t xml:space="preserve"> This was chosen because the modeling of cable-suspended </w:t>
+      </w:r>
+      <w:proofErr w:type="spellStart"/>
+      <w:r>
+        <w:rPr>
+          <w:rFonts w:asciiTheme="majorBidi" w:hAnsiTheme="majorBidi" w:cstheme="majorBidi"/>
+          <w:sz w:val="24"/>
+          <w:szCs w:val="24"/>
+        </w:rPr>
+        <w:t>multibody</w:t>
+      </w:r>
+      <w:proofErr w:type="spellEnd"/>
+      <w:r>
+        <w:rPr>
+          <w:rFonts w:asciiTheme="majorBidi" w:hAnsiTheme="majorBidi" w:cstheme="majorBidi"/>
+          <w:sz w:val="24"/>
+          <w:szCs w:val="24"/>
+        </w:rPr>
+        <w:t xml:space="preserve"> systems is susceptible to subtle formulation and implementation errors when performed manually. In contrast, Simulink provides a framework that facilitates the consistent and accurate formulation of such systems. Since the PID controller, the optimizer were going to be developed on top of it. A reliable ground-truth plant to validate them necessary. Additionally, the main bottleneck in phase </w:t>
       </w:r>
       <w:r>
         <w:rPr>
@@ -6839,14 +9560,25 @@
         </w:rPr>
         <w:t xml:space="preserve">one was running the </w:t>
       </w:r>
-      <w:r>
-        <w:rPr>
-          <w:rFonts w:asciiTheme="majorBidi" w:hAnsiTheme="majorBidi" w:cstheme="majorBidi"/>
-          <w:sz w:val="24"/>
-          <w:szCs w:val="24"/>
-          <w:lang w:bidi="ar-EG"/>
-        </w:rPr>
-        <w:t xml:space="preserve">CasADi optimizer that the net needs to imitate. The optimizer runs on the CPU and takes 3-4ms/step while the </w:t>
+      <w:proofErr w:type="spellStart"/>
+      <w:r>
+        <w:rPr>
+          <w:rFonts w:asciiTheme="majorBidi" w:hAnsiTheme="majorBidi" w:cstheme="majorBidi"/>
+          <w:sz w:val="24"/>
+          <w:szCs w:val="24"/>
+          <w:lang w:bidi="ar-EG"/>
+        </w:rPr>
+        <w:t>CasADi</w:t>
+      </w:r>
+      <w:proofErr w:type="spellEnd"/>
+      <w:r>
+        <w:rPr>
+          <w:rFonts w:asciiTheme="majorBidi" w:hAnsiTheme="majorBidi" w:cstheme="majorBidi"/>
+          <w:sz w:val="24"/>
+          <w:szCs w:val="24"/>
+          <w:lang w:bidi="ar-EG"/>
+        </w:rPr>
+        <w:t xml:space="preserve"> optimizer that the net needs to imitate. The optimizer runs on the CPU and takes 3-4ms/step while the </w:t>
       </w:r>
       <w:r>
         <w:rPr>
@@ -6870,7 +9602,25 @@
           <w:sz w:val="24"/>
           <w:szCs w:val="24"/>
         </w:rPr>
-        <w:t xml:space="preserve"> ms/step. This means that parallelizing the environment and running thousands of instances on the GPU would be useless anyway. </w:t>
+        <w:t xml:space="preserve"> </w:t>
+      </w:r>
+      <w:proofErr w:type="spellStart"/>
+      <w:r>
+        <w:rPr>
+          <w:rFonts w:asciiTheme="majorBidi" w:hAnsiTheme="majorBidi" w:cstheme="majorBidi"/>
+          <w:sz w:val="24"/>
+          <w:szCs w:val="24"/>
+        </w:rPr>
+        <w:t>ms</w:t>
+      </w:r>
+      <w:proofErr w:type="spellEnd"/>
+      <w:r>
+        <w:rPr>
+          <w:rFonts w:asciiTheme="majorBidi" w:hAnsiTheme="majorBidi" w:cstheme="majorBidi"/>
+          <w:sz w:val="24"/>
+          <w:szCs w:val="24"/>
+        </w:rPr>
+        <w:t xml:space="preserve">/step. This means that parallelizing the environment and running thousands of instances on the GPU would be useless anyway. </w:t>
       </w:r>
       <w:r>
         <w:rPr>
@@ -7005,7 +9755,123 @@
           <w:sz w:val="24"/>
           <w:szCs w:val="24"/>
         </w:rPr>
-        <w:t xml:space="preserve"> calculated by the expert. This creates a Dataset D={(si​,ai​)}i=1N​, where our state si will be the input and action ai is the </w:t>
+        <w:t xml:space="preserve"> calculated by the expert. This creates a Dataset D</w:t>
+      </w:r>
+      <w:r>
+        <w:rPr>
+          <w:rFonts w:asciiTheme="majorBidi" w:hAnsiTheme="majorBidi" w:cstheme="majorBidi"/>
+          <w:sz w:val="24"/>
+          <w:szCs w:val="24"/>
+        </w:rPr>
+        <w:t xml:space="preserve"> </w:t>
+      </w:r>
+      <w:proofErr w:type="gramStart"/>
+      <w:r>
+        <w:rPr>
+          <w:rFonts w:asciiTheme="majorBidi" w:hAnsiTheme="majorBidi" w:cstheme="majorBidi"/>
+          <w:sz w:val="24"/>
+          <w:szCs w:val="24"/>
+        </w:rPr>
+        <w:t>={</w:t>
+      </w:r>
+      <w:proofErr w:type="gramEnd"/>
+      <w:r>
+        <w:rPr>
+          <w:rFonts w:asciiTheme="majorBidi" w:hAnsiTheme="majorBidi" w:cstheme="majorBidi"/>
+          <w:sz w:val="24"/>
+          <w:szCs w:val="24"/>
+        </w:rPr>
+        <w:t>(</w:t>
+      </w:r>
+      <w:proofErr w:type="spellStart"/>
+      <w:r>
+        <w:rPr>
+          <w:rFonts w:asciiTheme="majorBidi" w:hAnsiTheme="majorBidi" w:cstheme="majorBidi"/>
+          <w:sz w:val="24"/>
+          <w:szCs w:val="24"/>
+        </w:rPr>
+        <w:t>si</w:t>
+      </w:r>
+      <w:proofErr w:type="spellEnd"/>
+      <w:r>
+        <w:rPr>
+          <w:rFonts w:asciiTheme="majorBidi" w:hAnsiTheme="majorBidi" w:cstheme="majorBidi"/>
+          <w:sz w:val="24"/>
+          <w:szCs w:val="24"/>
+        </w:rPr>
+        <w:t>​,</w:t>
+      </w:r>
+      <w:proofErr w:type="spellStart"/>
+      <w:r>
+        <w:rPr>
+          <w:rFonts w:asciiTheme="majorBidi" w:hAnsiTheme="majorBidi" w:cstheme="majorBidi"/>
+          <w:sz w:val="24"/>
+          <w:szCs w:val="24"/>
+        </w:rPr>
+        <w:t>ai</w:t>
+      </w:r>
+      <w:proofErr w:type="spellEnd"/>
+      <w:r>
+        <w:rPr>
+          <w:rFonts w:asciiTheme="majorBidi" w:hAnsiTheme="majorBidi" w:cstheme="majorBidi"/>
+          <w:sz w:val="24"/>
+          <w:szCs w:val="24"/>
+        </w:rPr>
+        <w:t>​)}</w:t>
+      </w:r>
+      <w:proofErr w:type="spellStart"/>
+      <w:r>
+        <w:rPr>
+          <w:rFonts w:asciiTheme="majorBidi" w:hAnsiTheme="majorBidi" w:cstheme="majorBidi"/>
+          <w:sz w:val="24"/>
+          <w:szCs w:val="24"/>
+        </w:rPr>
+        <w:t>i</w:t>
+      </w:r>
+      <w:proofErr w:type="spellEnd"/>
+      <w:r>
+        <w:rPr>
+          <w:rFonts w:asciiTheme="majorBidi" w:hAnsiTheme="majorBidi" w:cstheme="majorBidi"/>
+          <w:sz w:val="24"/>
+          <w:szCs w:val="24"/>
+        </w:rPr>
+        <w:t xml:space="preserve">=1N​, where our state </w:t>
+      </w:r>
+      <w:proofErr w:type="spellStart"/>
+      <w:r>
+        <w:rPr>
+          <w:rFonts w:asciiTheme="majorBidi" w:hAnsiTheme="majorBidi" w:cstheme="majorBidi"/>
+          <w:sz w:val="24"/>
+          <w:szCs w:val="24"/>
+        </w:rPr>
+        <w:t>si</w:t>
+      </w:r>
+      <w:proofErr w:type="spellEnd"/>
+      <w:r>
+        <w:rPr>
+          <w:rFonts w:asciiTheme="majorBidi" w:hAnsiTheme="majorBidi" w:cstheme="majorBidi"/>
+          <w:sz w:val="24"/>
+          <w:szCs w:val="24"/>
+        </w:rPr>
+        <w:t xml:space="preserve"> will be the input and action </w:t>
+      </w:r>
+      <w:proofErr w:type="spellStart"/>
+      <w:r>
+        <w:rPr>
+          <w:rFonts w:asciiTheme="majorBidi" w:hAnsiTheme="majorBidi" w:cstheme="majorBidi"/>
+          <w:sz w:val="24"/>
+          <w:szCs w:val="24"/>
+        </w:rPr>
+        <w:t>ai</w:t>
+      </w:r>
+      <w:proofErr w:type="spellEnd"/>
+      <w:r>
+        <w:rPr>
+          <w:rFonts w:asciiTheme="majorBidi" w:hAnsiTheme="majorBidi" w:cstheme="majorBidi"/>
+          <w:sz w:val="24"/>
+          <w:szCs w:val="24"/>
+        </w:rPr>
+        <w:t xml:space="preserve"> is the </w:t>
       </w:r>
       <w:r>
         <w:rPr>
@@ -7128,39 +9994,7 @@
           <w:sz w:val="24"/>
           <w:szCs w:val="24"/>
         </w:rPr>
-        <w:t xml:space="preserve"> this setti</w:t>
-      </w:r>
-      <w:r>
-        <w:rPr>
-          <w:rFonts w:asciiTheme="majorBidi" w:hAnsiTheme="majorBidi" w:cstheme="majorBidi"/>
-          <w:sz w:val="24"/>
-          <w:szCs w:val="24"/>
-        </w:rPr>
-        <w:t xml:space="preserve">ng, the policy receives </w:t>
-      </w:r>
-      <w:r>
-        <w:rPr>
-          <w:rFonts w:asciiTheme="majorBidi" w:hAnsiTheme="majorBidi" w:cstheme="majorBidi"/>
-          <w:sz w:val="24"/>
-          <w:szCs w:val="24"/>
-        </w:rPr>
-        <w:t>states</w:t>
-      </w:r>
-      <w:r>
-        <w:rPr>
-          <w:rFonts w:asciiTheme="majorBidi" w:hAnsiTheme="majorBidi" w:cstheme="majorBidi"/>
-          <w:sz w:val="24"/>
-          <w:szCs w:val="24"/>
-        </w:rPr>
-        <w:t xml:space="preserve"> generated by its actions</w:t>
-      </w:r>
-      <w:r>
-        <w:rPr>
-          <w:rFonts w:asciiTheme="majorBidi" w:hAnsiTheme="majorBidi" w:cstheme="majorBidi"/>
-          <w:sz w:val="24"/>
-          <w:szCs w:val="24"/>
-        </w:rPr>
-        <w:t xml:space="preserve"> as inputs during execution, rather than relying on expert-generated states.</w:t>
+        <w:t xml:space="preserve"> this setting, the policy receives states generated by its actions as inputs during execution, rather than relying on expert-generated states.</w:t>
       </w:r>
       <w:r>
         <w:rPr>
@@ -7176,7 +10010,25 @@
           <w:sz w:val="24"/>
           <w:szCs w:val="24"/>
         </w:rPr>
-        <w:t>with to ensure that the optimizer is engaged multiple times during the trajectory so that ξ(t) and A(t) meaningfully change. This is to ensure that the net captures a broad range of the optimizer’s behavior.</w:t>
+        <w:t xml:space="preserve">with to ensure that the optimizer is engaged multiple times during the trajectory so that </w:t>
+      </w:r>
+      <w:proofErr w:type="gramStart"/>
+      <w:r>
+        <w:rPr>
+          <w:rFonts w:asciiTheme="majorBidi" w:hAnsiTheme="majorBidi" w:cstheme="majorBidi"/>
+          <w:sz w:val="24"/>
+          <w:szCs w:val="24"/>
+        </w:rPr>
+        <w:t>ξ(</w:t>
+      </w:r>
+      <w:proofErr w:type="gramEnd"/>
+      <w:r>
+        <w:rPr>
+          <w:rFonts w:asciiTheme="majorBidi" w:hAnsiTheme="majorBidi" w:cstheme="majorBidi"/>
+          <w:sz w:val="24"/>
+          <w:szCs w:val="24"/>
+        </w:rPr>
+        <w:t>t) and A(t) meaningfully change. This is to ensure that the net captures a broad range of the optimizer’s behavior.</w:t>
       </w:r>
     </w:p>
     <w:p>
@@ -7316,23 +10168,7 @@
           <w:sz w:val="24"/>
           <w:szCs w:val="24"/>
         </w:rPr>
-        <w:t xml:space="preserve"> </w:t>
-      </w:r>
-      <w:r>
-        <w:rPr>
-          <w:rFonts w:asciiTheme="majorBidi" w:hAnsiTheme="majorBidi" w:cstheme="majorBidi"/>
-          <w:sz w:val="24"/>
-          <w:szCs w:val="24"/>
-        </w:rPr>
-        <w:t>ϕ</w:t>
-      </w:r>
-      <w:r>
-        <w:rPr>
-          <w:rFonts w:asciiTheme="majorBidi" w:hAnsiTheme="majorBidi" w:cstheme="majorBidi"/>
-          <w:sz w:val="24"/>
-          <w:szCs w:val="24"/>
-        </w:rPr>
-        <w:t>,</w:t>
+        <w:t xml:space="preserve"> ϕ,</w:t>
       </w:r>
       <w:r>
         <w:rPr>
@@ -7491,6 +10327,8 @@
         </w:rPr>
         <w:t xml:space="preserve">g on the physical system states and their past value. For us, these are </w:t>
       </w:r>
+      <w:proofErr w:type="spellStart"/>
+      <w:proofErr w:type="gramStart"/>
       <w:r>
         <w:rPr>
           <w:rFonts w:asciiTheme="majorBidi" w:hAnsiTheme="majorBidi" w:cstheme="majorBidi"/>
@@ -7501,35 +10339,27 @@
         </w:rPr>
         <w:t>ϕi</w:t>
       </w:r>
-      <w:r>
-        <w:rPr>
-          <w:rFonts w:asciiTheme="majorBidi" w:hAnsiTheme="majorBidi" w:cstheme="majorBidi"/>
-          <w:kern w:val="0"/>
-          <w:sz w:val="24"/>
-          <w:szCs w:val="24"/>
-          <w14:ligatures w14:val="none"/>
-        </w:rPr>
-        <w:t xml:space="preserve"> </w:t>
-      </w:r>
-      <w:r>
-        <w:rPr>
-          <w:rFonts w:asciiTheme="majorBidi" w:hAnsiTheme="majorBidi" w:cstheme="majorBidi"/>
-          <w:kern w:val="0"/>
-          <w:sz w:val="24"/>
-          <w:szCs w:val="24"/>
-          <w14:ligatures w14:val="none"/>
-        </w:rPr>
-        <w:t>, ξ(t) and A(t)</w:t>
-      </w:r>
-      <w:r>
-        <w:rPr>
-          <w:rFonts w:asciiTheme="majorBidi" w:hAnsiTheme="majorBidi" w:cstheme="majorBidi"/>
-          <w:kern w:val="0"/>
-          <w:sz w:val="24"/>
-          <w:szCs w:val="24"/>
-          <w14:ligatures w14:val="none"/>
-        </w:rPr>
-        <w:t>.</w:t>
+      <w:proofErr w:type="spellEnd"/>
+      <w:r>
+        <w:rPr>
+          <w:rFonts w:asciiTheme="majorBidi" w:hAnsiTheme="majorBidi" w:cstheme="majorBidi"/>
+          <w:kern w:val="0"/>
+          <w:sz w:val="24"/>
+          <w:szCs w:val="24"/>
+          <w14:ligatures w14:val="none"/>
+        </w:rPr>
+        <w:t xml:space="preserve"> ,</w:t>
+      </w:r>
+      <w:proofErr w:type="gramEnd"/>
+      <w:r>
+        <w:rPr>
+          <w:rFonts w:asciiTheme="majorBidi" w:hAnsiTheme="majorBidi" w:cstheme="majorBidi"/>
+          <w:kern w:val="0"/>
+          <w:sz w:val="24"/>
+          <w:szCs w:val="24"/>
+          <w14:ligatures w14:val="none"/>
+        </w:rPr>
+        <w:t xml:space="preserve"> ξ(t) and A(t).</w:t>
       </w:r>
     </w:p>
     <w:p>
@@ -7599,15 +10429,7 @@
           <w:szCs w:val="24"/>
         </w:rPr>
         <w:lastRenderedPageBreak/>
-        <w:t>Physical system states</w:t>
-      </w:r>
-      <w:r>
-        <w:rPr>
-          <w:rFonts w:asciiTheme="majorBidi" w:hAnsiTheme="majorBidi" w:cstheme="majorBidi"/>
-          <w:sz w:val="24"/>
-          <w:szCs w:val="24"/>
-        </w:rPr>
-        <w:t>:</w:t>
+        <w:t>Physical system states:</w:t>
       </w:r>
     </w:p>
     <w:p>
@@ -7644,21 +10466,77 @@
         </w:rPr>
         <w:t xml:space="preserve">the reconstructed velocities of the carriers </w:t>
       </w:r>
-      <w:r>
-        <w:rPr>
-          <w:rFonts w:asciiTheme="majorBidi" w:hAnsiTheme="majorBidi" w:cstheme="majorBidi"/>
-          <w:sz w:val="24"/>
-          <w:szCs w:val="24"/>
-        </w:rPr>
-        <w:t>p˙Ri</w:t>
-      </w:r>
-      <w:r>
-        <w:rPr>
-          <w:rFonts w:asciiTheme="majorBidi" w:hAnsiTheme="majorBidi" w:cstheme="majorBidi"/>
-          <w:sz w:val="24"/>
-          <w:szCs w:val="24"/>
-        </w:rPr>
-        <w:t xml:space="preserve"> , i = 1, … , n are a going to be part of the state. For our particular implementation we chose n = 4, so the first part of our state is p˙R1,2,3,4 </w:t>
+      <w:proofErr w:type="spellStart"/>
+      <w:r>
+        <w:rPr>
+          <w:rFonts w:asciiTheme="majorBidi" w:hAnsiTheme="majorBidi" w:cstheme="majorBidi"/>
+          <w:sz w:val="24"/>
+          <w:szCs w:val="24"/>
+        </w:rPr>
+        <w:t>p˙</w:t>
+      </w:r>
+      <w:proofErr w:type="gramStart"/>
+      <w:r>
+        <w:rPr>
+          <w:rFonts w:asciiTheme="majorBidi" w:hAnsiTheme="majorBidi" w:cstheme="majorBidi"/>
+          <w:sz w:val="24"/>
+          <w:szCs w:val="24"/>
+        </w:rPr>
+        <w:t>Ri</w:t>
+      </w:r>
+      <w:proofErr w:type="spellEnd"/>
+      <w:r>
+        <w:rPr>
+          <w:rFonts w:asciiTheme="majorBidi" w:hAnsiTheme="majorBidi" w:cstheme="majorBidi"/>
+          <w:sz w:val="24"/>
+          <w:szCs w:val="24"/>
+        </w:rPr>
+        <w:t xml:space="preserve"> ,</w:t>
+      </w:r>
+      <w:proofErr w:type="gramEnd"/>
+      <w:r>
+        <w:rPr>
+          <w:rFonts w:asciiTheme="majorBidi" w:hAnsiTheme="majorBidi" w:cstheme="majorBidi"/>
+          <w:sz w:val="24"/>
+          <w:szCs w:val="24"/>
+        </w:rPr>
+        <w:t xml:space="preserve"> </w:t>
+      </w:r>
+      <w:proofErr w:type="spellStart"/>
+      <w:r>
+        <w:rPr>
+          <w:rFonts w:asciiTheme="majorBidi" w:hAnsiTheme="majorBidi" w:cstheme="majorBidi"/>
+          <w:sz w:val="24"/>
+          <w:szCs w:val="24"/>
+        </w:rPr>
+        <w:t>i</w:t>
+      </w:r>
+      <w:proofErr w:type="spellEnd"/>
+      <w:r>
+        <w:rPr>
+          <w:rFonts w:asciiTheme="majorBidi" w:hAnsiTheme="majorBidi" w:cstheme="majorBidi"/>
+          <w:sz w:val="24"/>
+          <w:szCs w:val="24"/>
+        </w:rPr>
+        <w:t xml:space="preserve"> = 1, … , n are a going to be part of the state. For our particular implementation we chose n = 4, so the first part of our state is p˙R1</w:t>
+      </w:r>
+      <w:proofErr w:type="gramStart"/>
+      <w:r>
+        <w:rPr>
+          <w:rFonts w:asciiTheme="majorBidi" w:hAnsiTheme="majorBidi" w:cstheme="majorBidi"/>
+          <w:sz w:val="24"/>
+          <w:szCs w:val="24"/>
+        </w:rPr>
+        <w:t>,2,3,4</w:t>
+      </w:r>
+      <w:proofErr w:type="gramEnd"/>
+      <w:r>
+        <w:rPr>
+          <w:rFonts w:asciiTheme="majorBidi" w:hAnsiTheme="majorBidi" w:cstheme="majorBidi"/>
+          <w:sz w:val="24"/>
+          <w:szCs w:val="24"/>
+        </w:rPr>
+        <w:t xml:space="preserve"> </w:t>
       </w:r>
       <w:r>
         <w:rPr>
@@ -7758,15 +10636,7 @@
           <w:sz w:val="24"/>
           <w:szCs w:val="24"/>
         </w:rPr>
-        <w:t>Internal variables</w:t>
-      </w:r>
-      <w:r>
-        <w:rPr>
-          <w:rFonts w:asciiTheme="majorBidi" w:hAnsiTheme="majorBidi" w:cstheme="majorBidi"/>
-          <w:sz w:val="24"/>
-          <w:szCs w:val="24"/>
-        </w:rPr>
-        <w:t>:</w:t>
+        <w:t>Internal variables:</w:t>
       </w:r>
     </w:p>
     <w:p>
@@ -7807,25 +10677,49 @@
         </w:rPr>
         <w:t xml:space="preserve"> </w:t>
       </w:r>
-      <w:r>
-        <w:rPr>
-          <w:rFonts w:asciiTheme="majorBidi" w:hAnsiTheme="majorBidi" w:cstheme="majorBidi"/>
-          <w:kern w:val="0"/>
-          <w:sz w:val="24"/>
-          <w:szCs w:val="24"/>
-          <w14:ligatures w14:val="none"/>
-        </w:rPr>
-        <w:t>ϕ</w:t>
-      </w:r>
-      <w:r>
-        <w:rPr>
-          <w:rFonts w:asciiTheme="majorBidi" w:hAnsiTheme="majorBidi" w:cstheme="majorBidi"/>
-          <w:kern w:val="0"/>
-          <w:sz w:val="24"/>
-          <w:szCs w:val="24"/>
-          <w14:ligatures w14:val="none"/>
-        </w:rPr>
-        <w:t>i, i =</w:t>
+      <w:proofErr w:type="spellStart"/>
+      <w:r>
+        <w:rPr>
+          <w:rFonts w:asciiTheme="majorBidi" w:hAnsiTheme="majorBidi" w:cstheme="majorBidi"/>
+          <w:kern w:val="0"/>
+          <w:sz w:val="24"/>
+          <w:szCs w:val="24"/>
+          <w14:ligatures w14:val="none"/>
+        </w:rPr>
+        <w:t>ϕi</w:t>
+      </w:r>
+      <w:proofErr w:type="spellEnd"/>
+      <w:r>
+        <w:rPr>
+          <w:rFonts w:asciiTheme="majorBidi" w:hAnsiTheme="majorBidi" w:cstheme="majorBidi"/>
+          <w:kern w:val="0"/>
+          <w:sz w:val="24"/>
+          <w:szCs w:val="24"/>
+          <w14:ligatures w14:val="none"/>
+        </w:rPr>
+        <w:t xml:space="preserve">, </w:t>
+      </w:r>
+      <w:proofErr w:type="spellStart"/>
+      <w:r>
+        <w:rPr>
+          <w:rFonts w:asciiTheme="majorBidi" w:hAnsiTheme="majorBidi" w:cstheme="majorBidi"/>
+          <w:kern w:val="0"/>
+          <w:sz w:val="24"/>
+          <w:szCs w:val="24"/>
+          <w14:ligatures w14:val="none"/>
+        </w:rPr>
+        <w:t>i</w:t>
+      </w:r>
+      <w:proofErr w:type="spellEnd"/>
+      <w:r>
+        <w:rPr>
+          <w:rFonts w:asciiTheme="majorBidi" w:hAnsiTheme="majorBidi" w:cstheme="majorBidi"/>
+          <w:kern w:val="0"/>
+          <w:sz w:val="24"/>
+          <w:szCs w:val="24"/>
+          <w14:ligatures w14:val="none"/>
+        </w:rPr>
+        <w:t xml:space="preserve"> =</w:t>
       </w:r>
       <w:r>
         <w:rPr>
@@ -7875,13 +10769,23 @@
         </w:rPr>
         <w:t xml:space="preserve">On the other hand, </w:t>
       </w:r>
-      <w:r>
-        <w:rPr>
-          <w:rFonts w:asciiTheme="majorBidi" w:hAnsiTheme="majorBidi" w:cstheme="majorBidi"/>
-          <w:sz w:val="24"/>
-          <w:szCs w:val="24"/>
-        </w:rPr>
-        <w:t>ξ(t) and A(t)</w:t>
+      <w:proofErr w:type="gramStart"/>
+      <w:r>
+        <w:rPr>
+          <w:rFonts w:asciiTheme="majorBidi" w:hAnsiTheme="majorBidi" w:cstheme="majorBidi"/>
+          <w:sz w:val="24"/>
+          <w:szCs w:val="24"/>
+        </w:rPr>
+        <w:t>ξ(</w:t>
+      </w:r>
+      <w:proofErr w:type="gramEnd"/>
+      <w:r>
+        <w:rPr>
+          <w:rFonts w:asciiTheme="majorBidi" w:hAnsiTheme="majorBidi" w:cstheme="majorBidi"/>
+          <w:sz w:val="24"/>
+          <w:szCs w:val="24"/>
+        </w:rPr>
+        <w:t>t) and A(t)</w:t>
       </w:r>
       <w:r>
         <w:rPr>
@@ -7924,45 +10828,41 @@
         </w:rPr>
         <w:t xml:space="preserve">conditioned on the velocity norms. The challenge is MLPs don’t have any memory or internal state. Consequently, if the policy learns to change </w:t>
       </w:r>
-      <w:r>
-        <w:rPr>
-          <w:rFonts w:asciiTheme="majorBidi" w:hAnsiTheme="majorBidi" w:cstheme="majorBidi"/>
-          <w:sz w:val="24"/>
-          <w:szCs w:val="24"/>
-        </w:rPr>
-        <w:t>ξ(t) and A(t)</w:t>
-      </w:r>
-      <w:r>
-        <w:rPr>
-          <w:rFonts w:asciiTheme="majorBidi" w:hAnsiTheme="majorBidi" w:cstheme="majorBidi"/>
-          <w:sz w:val="24"/>
-          <w:szCs w:val="24"/>
-        </w:rPr>
-        <w:t xml:space="preserve"> in a given step based on its input and what the expert action was by the next step it will have no memory of this and will fall back to the default/initial </w:t>
-      </w:r>
-      <w:r>
-        <w:rPr>
-          <w:rFonts w:asciiTheme="majorBidi" w:hAnsiTheme="majorBidi" w:cstheme="majorBidi"/>
-          <w:sz w:val="24"/>
-          <w:szCs w:val="24"/>
-        </w:rPr>
-        <w:t>ξ(t) and A(t)</w:t>
-      </w:r>
-      <w:r>
-        <w:rPr>
-          <w:rFonts w:asciiTheme="majorBidi" w:hAnsiTheme="majorBidi" w:cstheme="majorBidi"/>
-          <w:sz w:val="24"/>
-          <w:szCs w:val="24"/>
-        </w:rPr>
-        <w:t xml:space="preserve"> that structurally memorized. A reasonable remedy would be to supply the policy’s last action as part of the current state/input. So </w:t>
-      </w:r>
-      <w:r>
-        <w:rPr>
-          <w:rFonts w:asciiTheme="majorBidi" w:hAnsiTheme="majorBidi" w:cstheme="majorBidi"/>
-          <w:sz w:val="24"/>
-          <w:szCs w:val="24"/>
-        </w:rPr>
-        <w:t xml:space="preserve">a(t) </w:t>
+      <w:proofErr w:type="gramStart"/>
+      <w:r>
+        <w:rPr>
+          <w:rFonts w:asciiTheme="majorBidi" w:hAnsiTheme="majorBidi" w:cstheme="majorBidi"/>
+          <w:sz w:val="24"/>
+          <w:szCs w:val="24"/>
+        </w:rPr>
+        <w:t>ξ(</w:t>
+      </w:r>
+      <w:proofErr w:type="gramEnd"/>
+      <w:r>
+        <w:rPr>
+          <w:rFonts w:asciiTheme="majorBidi" w:hAnsiTheme="majorBidi" w:cstheme="majorBidi"/>
+          <w:sz w:val="24"/>
+          <w:szCs w:val="24"/>
+        </w:rPr>
+        <w:t xml:space="preserve">t) and A(t) in a given step based on its input and what the expert action was by the next step it will have no memory of this and will fall back to the default/initial ξ(t) and A(t) that structurally memorized. A reasonable remedy would be to supply the policy’s last action as part of the current state/input. So </w:t>
+      </w:r>
+      <w:proofErr w:type="gramStart"/>
+      <w:r>
+        <w:rPr>
+          <w:rFonts w:asciiTheme="majorBidi" w:hAnsiTheme="majorBidi" w:cstheme="majorBidi"/>
+          <w:sz w:val="24"/>
+          <w:szCs w:val="24"/>
+        </w:rPr>
+        <w:t>a(</w:t>
+      </w:r>
+      <w:proofErr w:type="gramEnd"/>
+      <w:r>
+        <w:rPr>
+          <w:rFonts w:asciiTheme="majorBidi" w:hAnsiTheme="majorBidi" w:cstheme="majorBidi"/>
+          <w:sz w:val="24"/>
+          <w:szCs w:val="24"/>
+        </w:rPr>
+        <w:t xml:space="preserve">t) </w:t>
       </w:r>
       <w:r>
         <w:rPr>
@@ -8149,68 +11049,58 @@
           <w:szCs w:val="24"/>
           <w14:ligatures w14:val="none"/>
         </w:rPr>
+        <w:t xml:space="preserve"> as an input to the next time step, log-spaced point taps (λ at lags 1, 2, 4</w:t>
+      </w:r>
+      <w:r>
+        <w:rPr>
+          <w:rFonts w:asciiTheme="majorBidi" w:hAnsiTheme="majorBidi" w:cstheme="majorBidi"/>
+          <w:kern w:val="0"/>
+          <w:sz w:val="24"/>
+          <w:szCs w:val="24"/>
+          <w14:ligatures w14:val="none"/>
+        </w:rPr>
+        <w:t>, 8, 16, 32, 64, 128, 192</w:t>
+      </w:r>
+      <w:r>
+        <w:rPr>
+          <w:rFonts w:asciiTheme="majorBidi" w:hAnsiTheme="majorBidi" w:cstheme="majorBidi"/>
+          <w:kern w:val="0"/>
+          <w:sz w:val="24"/>
+          <w:szCs w:val="24"/>
+          <w14:ligatures w14:val="none"/>
+        </w:rPr>
+        <w:t xml:space="preserve">, </w:t>
+      </w:r>
+      <w:r>
+        <w:rPr>
+          <w:rFonts w:asciiTheme="majorBidi" w:hAnsiTheme="majorBidi" w:cstheme="majorBidi"/>
+          <w:kern w:val="0"/>
+          <w:sz w:val="24"/>
+          <w:szCs w:val="24"/>
+          <w14:ligatures w14:val="none"/>
+        </w:rPr>
+        <w:t>256 steps)</w:t>
+      </w:r>
+      <w:r>
+        <w:rPr>
+          <w:rFonts w:asciiTheme="majorBidi" w:hAnsiTheme="majorBidi" w:cstheme="majorBidi"/>
+          <w:kern w:val="0"/>
+          <w:sz w:val="24"/>
+          <w:szCs w:val="24"/>
+          <w14:ligatures w14:val="none"/>
+        </w:rPr>
+        <w:t xml:space="preserve"> were used.</w:t>
+      </w:r>
+      <w:r>
+        <w:rPr>
+          <w:rFonts w:asciiTheme="majorBidi" w:hAnsiTheme="majorBidi" w:cstheme="majorBidi"/>
+          <w:kern w:val="0"/>
+          <w:sz w:val="24"/>
+          <w:szCs w:val="24"/>
+          <w14:ligatures w14:val="none"/>
+        </w:rPr>
         <w:t xml:space="preserve"> </w:t>
       </w:r>
-      <w:r>
-        <w:rPr>
-          <w:rFonts w:asciiTheme="majorBidi" w:hAnsiTheme="majorBidi" w:cstheme="majorBidi"/>
-          <w:kern w:val="0"/>
-          <w:sz w:val="24"/>
-          <w:szCs w:val="24"/>
-          <w14:ligatures w14:val="none"/>
-        </w:rPr>
-        <w:t>as an input to the next time step, log-spaced point taps (λ at lags 1, 2, 4</w:t>
-      </w:r>
-      <w:r>
-        <w:rPr>
-          <w:rFonts w:asciiTheme="majorBidi" w:hAnsiTheme="majorBidi" w:cstheme="majorBidi"/>
-          <w:kern w:val="0"/>
-          <w:sz w:val="24"/>
-          <w:szCs w:val="24"/>
-          <w14:ligatures w14:val="none"/>
-        </w:rPr>
-        <w:t>, 8, 16, 32, 64, 128, 198</w:t>
-      </w:r>
-      <w:r>
-        <w:rPr>
-          <w:rFonts w:asciiTheme="majorBidi" w:hAnsiTheme="majorBidi" w:cstheme="majorBidi"/>
-          <w:kern w:val="0"/>
-          <w:sz w:val="24"/>
-          <w:szCs w:val="24"/>
-          <w14:ligatures w14:val="none"/>
-        </w:rPr>
-        <w:t xml:space="preserve">, </w:t>
-      </w:r>
-      <w:r>
-        <w:rPr>
-          <w:rFonts w:asciiTheme="majorBidi" w:hAnsiTheme="majorBidi" w:cstheme="majorBidi"/>
-          <w:kern w:val="0"/>
-          <w:sz w:val="24"/>
-          <w:szCs w:val="24"/>
-          <w14:ligatures w14:val="none"/>
-        </w:rPr>
-        <w:t>256 steps)</w:t>
-      </w:r>
-      <w:r>
-        <w:rPr>
-          <w:rFonts w:asciiTheme="majorBidi" w:hAnsiTheme="majorBidi" w:cstheme="majorBidi"/>
-          <w:kern w:val="0"/>
-          <w:sz w:val="24"/>
-          <w:szCs w:val="24"/>
-          <w14:ligatures w14:val="none"/>
-        </w:rPr>
-        <w:t xml:space="preserve"> were used.</w:t>
-      </w:r>
-      <w:r>
-        <w:rPr>
-          <w:rFonts w:asciiTheme="majorBidi" w:hAnsiTheme="majorBidi" w:cstheme="majorBidi"/>
-          <w:kern w:val="0"/>
-          <w:sz w:val="24"/>
-          <w:szCs w:val="24"/>
-          <w14:ligatures w14:val="none"/>
-        </w:rPr>
-        <w:t xml:space="preserve"> </w:t>
-      </w:r>
     </w:p>
     <w:p>
       <w:pPr>
@@ -8290,13 +11180,23 @@
         </w:rPr>
         <w:t xml:space="preserve">, we assume that the initial </w:t>
       </w:r>
-      <w:r>
-        <w:rPr>
-          <w:rFonts w:asciiTheme="majorBidi" w:hAnsiTheme="majorBidi" w:cstheme="majorBidi"/>
-          <w:sz w:val="24"/>
-          <w:szCs w:val="24"/>
-        </w:rPr>
-        <w:t>ξ(t) and A(t)</w:t>
+      <w:proofErr w:type="gramStart"/>
+      <w:r>
+        <w:rPr>
+          <w:rFonts w:asciiTheme="majorBidi" w:hAnsiTheme="majorBidi" w:cstheme="majorBidi"/>
+          <w:sz w:val="24"/>
+          <w:szCs w:val="24"/>
+        </w:rPr>
+        <w:t>ξ(</w:t>
+      </w:r>
+      <w:proofErr w:type="gramEnd"/>
+      <w:r>
+        <w:rPr>
+          <w:rFonts w:asciiTheme="majorBidi" w:hAnsiTheme="majorBidi" w:cstheme="majorBidi"/>
+          <w:sz w:val="24"/>
+          <w:szCs w:val="24"/>
+        </w:rPr>
+        <w:t>t) and A(t)</w:t>
       </w:r>
       <w:r>
         <w:rPr>
@@ -8419,23 +11319,7 @@
           <w:sz w:val="24"/>
           <w:szCs w:val="24"/>
         </w:rPr>
-        <w:t xml:space="preserve"> when we attempt to run episodes </w:t>
-      </w:r>
-      <w:r>
-        <w:rPr>
-          <w:rFonts w:asciiTheme="majorBidi" w:hAnsiTheme="majorBidi" w:cstheme="majorBidi"/>
-          <w:sz w:val="24"/>
-          <w:szCs w:val="24"/>
-        </w:rPr>
-        <w:t>longer</w:t>
-      </w:r>
-      <w:r>
-        <w:rPr>
-          <w:rFonts w:asciiTheme="majorBidi" w:hAnsiTheme="majorBidi" w:cstheme="majorBidi"/>
-          <w:sz w:val="24"/>
-          <w:szCs w:val="24"/>
-        </w:rPr>
-        <w:t xml:space="preserve"> than those used in the training. </w:t>
+        <w:t xml:space="preserve"> when we attempt to run episodes longer than those used in the training. </w:t>
       </w:r>
       <w:r>
         <w:rPr>
@@ -8497,17 +11381,7 @@
           <w:szCs w:val="24"/>
           <w14:ligatures w14:val="none"/>
         </w:rPr>
-        <w:t>.</w:t>
-      </w:r>
-      <w:r>
-        <w:rPr>
-          <w:rFonts w:asciiTheme="majorBidi" w:hAnsiTheme="majorBidi" w:cstheme="majorBidi"/>
-          <w:kern w:val="0"/>
-          <w:sz w:val="24"/>
-          <w:szCs w:val="24"/>
-          <w14:ligatures w14:val="none"/>
-        </w:rPr>
-        <w:t xml:space="preserve"> Consequently, </w:t>
+        <w:t xml:space="preserve">. Consequently, </w:t>
       </w:r>
       <w:r>
         <w:rPr>
@@ -8712,17 +11586,7 @@
           <w:szCs w:val="24"/>
           <w14:ligatures w14:val="none"/>
         </w:rPr>
-        <w:t xml:space="preserve"> is oscillating.</w:t>
-      </w:r>
-      <w:r>
-        <w:rPr>
-          <w:rFonts w:asciiTheme="majorBidi" w:hAnsiTheme="majorBidi" w:cstheme="majorBidi"/>
-          <w:kern w:val="0"/>
-          <w:sz w:val="24"/>
-          <w:szCs w:val="24"/>
-          <w14:ligatures w14:val="none"/>
-        </w:rPr>
-        <w:t xml:space="preserve"> Nevertheless, </w:t>
+        <w:t xml:space="preserve"> is oscillating. Nevertheless, </w:t>
       </w:r>
       <w:r>
         <w:rPr>
@@ -8840,17 +11704,39 @@
           <w:szCs w:val="24"/>
           <w14:ligatures w14:val="none"/>
         </w:rPr>
-        <w:t>𝜆</w:t>
-      </w:r>
-      <w:r>
-        <w:rPr>
-          <w:rFonts w:asciiTheme="majorBidi" w:hAnsiTheme="majorBidi" w:cstheme="majorBidi"/>
-          <w:kern w:val="0"/>
-          <w:sz w:val="24"/>
-          <w:szCs w:val="24"/>
-          <w14:ligatures w14:val="none"/>
-        </w:rPr>
-        <w:t xml:space="preserve">(t-1). Once the carrier position and velocity are perturbed or noised in any way, the policy’s </w:t>
+        <w:t/>
+      </w:r>
+      <w:proofErr w:type="gramStart"/>
+      <w:r>
+        <w:rPr>
+          <w:rFonts w:ascii="Cambria Math" w:hAnsi="Cambria Math" w:cs="Cambria Math"/>
+          <w:kern w:val="0"/>
+          <w:sz w:val="24"/>
+          <w:szCs w:val="24"/>
+          <w14:ligatures w14:val="none"/>
+        </w:rPr>
+        <w:t/>
+      </w:r>
+      <w:r>
+        <w:rPr>
+          <w:rFonts w:asciiTheme="majorBidi" w:hAnsiTheme="majorBidi" w:cstheme="majorBidi"/>
+          <w:kern w:val="0"/>
+          <w:sz w:val="24"/>
+          <w:szCs w:val="24"/>
+          <w14:ligatures w14:val="none"/>
+        </w:rPr>
+        <w:t>(</w:t>
+      </w:r>
+      <w:proofErr w:type="gramEnd"/>
+      <w:r>
+        <w:rPr>
+          <w:rFonts w:asciiTheme="majorBidi" w:hAnsiTheme="majorBidi" w:cstheme="majorBidi"/>
+          <w:kern w:val="0"/>
+          <w:sz w:val="24"/>
+          <w:szCs w:val="24"/>
+          <w14:ligatures w14:val="none"/>
+        </w:rPr>
+        <w:t xml:space="preserve">t-1). Once the carrier position and velocity are perturbed or noised in any way, the policy’s </w:t>
       </w:r>
       <w:r>
         <w:rPr>
@@ -9046,6 +11932,7 @@
           <w14:ligatures w14:val="none"/>
         </w:rPr>
       </w:pPr>
+      <w:proofErr w:type="gramStart"/>
       <w:r>
         <w:rPr>
           <w:rFonts w:ascii="Times New Roman" w:eastAsia="Times New Roman" w:hAnsi="Times New Roman" w:cs="Times New Roman"/>
@@ -9054,7 +11941,18 @@
           <w:szCs w:val="24"/>
           <w14:ligatures w14:val="none"/>
         </w:rPr>
-        <w:t>ϕ(t)</w:t>
+        <w:t>ϕ(</w:t>
+      </w:r>
+      <w:proofErr w:type="gramEnd"/>
+      <w:r>
+        <w:rPr>
+          <w:rFonts w:ascii="Times New Roman" w:eastAsia="Times New Roman" w:hAnsi="Times New Roman" w:cs="Times New Roman"/>
+          <w:kern w:val="0"/>
+          <w:sz w:val="24"/>
+          <w:szCs w:val="24"/>
+          <w14:ligatures w14:val="none"/>
+        </w:rPr>
+        <w:t>t)</w:t>
       </w:r>
       <w:r>
         <w:rPr>
@@ -9085,8 +11983,9 @@
           <w:szCs w:val="24"/>
           <w14:ligatures w14:val="none"/>
         </w:rPr>
-        <w:t xml:space="preserve"> [sin⁡(ω</w:t>
-      </w:r>
+        <w:t xml:space="preserve"> [sin⁡(</w:t>
+      </w:r>
+      <w:proofErr w:type="spellStart"/>
       <w:r>
         <w:rPr>
           <w:rFonts w:ascii="Times New Roman" w:eastAsia="Times New Roman" w:hAnsi="Times New Roman" w:cs="Times New Roman"/>
@@ -9095,7 +11994,7 @@
           <w:szCs w:val="24"/>
           <w14:ligatures w14:val="none"/>
         </w:rPr>
-        <w:t>t)</w:t>
+        <w:t>ω</w:t>
       </w:r>
       <w:r>
         <w:rPr>
@@ -9105,6 +12004,27 @@
           <w:szCs w:val="24"/>
           <w14:ligatures w14:val="none"/>
         </w:rPr>
+        <w:t>t</w:t>
+      </w:r>
+      <w:proofErr w:type="spellEnd"/>
+      <w:r>
+        <w:rPr>
+          <w:rFonts w:ascii="Times New Roman" w:eastAsia="Times New Roman" w:hAnsi="Times New Roman" w:cs="Times New Roman"/>
+          <w:kern w:val="0"/>
+          <w:sz w:val="24"/>
+          <w:szCs w:val="24"/>
+          <w14:ligatures w14:val="none"/>
+        </w:rPr>
+        <w:t>)</w:t>
+      </w:r>
+      <w:r>
+        <w:rPr>
+          <w:rFonts w:ascii="Times New Roman" w:eastAsia="Times New Roman" w:hAnsi="Times New Roman" w:cs="Times New Roman"/>
+          <w:kern w:val="0"/>
+          <w:sz w:val="24"/>
+          <w:szCs w:val="24"/>
+          <w14:ligatures w14:val="none"/>
+        </w:rPr>
         <w:t xml:space="preserve"> </w:t>
       </w:r>
       <w:r>
@@ -9125,8 +12045,9 @@
           <w:szCs w:val="24"/>
           <w14:ligatures w14:val="none"/>
         </w:rPr>
-        <w:t xml:space="preserve"> cos⁡(ω</w:t>
-      </w:r>
+        <w:t xml:space="preserve"> cos⁡(</w:t>
+      </w:r>
+      <w:proofErr w:type="spellStart"/>
       <w:r>
         <w:rPr>
           <w:rFonts w:ascii="Times New Roman" w:eastAsia="Times New Roman" w:hAnsi="Times New Roman" w:cs="Times New Roman"/>
@@ -9135,8 +12056,19 @@
           <w:szCs w:val="24"/>
           <w14:ligatures w14:val="none"/>
         </w:rPr>
+        <w:t>ω</w:t>
+      </w:r>
+      <w:r>
+        <w:rPr>
+          <w:rFonts w:ascii="Times New Roman" w:eastAsia="Times New Roman" w:hAnsi="Times New Roman" w:cs="Times New Roman"/>
+          <w:kern w:val="0"/>
+          <w:sz w:val="24"/>
+          <w:szCs w:val="24"/>
+          <w14:ligatures w14:val="none"/>
+        </w:rPr>
         <w:t>t</w:t>
       </w:r>
+      <w:proofErr w:type="spellEnd"/>
       <w:r>
         <w:rPr>
           <w:rFonts w:ascii="Times New Roman" w:eastAsia="Times New Roman" w:hAnsi="Times New Roman" w:cs="Times New Roman"/>
@@ -9296,6 +12228,7 @@
           <w14:ligatures w14:val="none"/>
         </w:rPr>
       </w:pPr>
+      <w:proofErr w:type="gramStart"/>
       <w:r>
         <w:rPr>
           <w:rFonts w:asciiTheme="majorBidi" w:eastAsia="Times New Roman" w:hAnsiTheme="majorBidi" w:cstheme="majorBidi"/>
@@ -9305,14 +12238,26 @@
           <w:lang w:bidi="ar-EG"/>
           <w14:ligatures w14:val="none"/>
         </w:rPr>
-        <w:t xml:space="preserve">sin(θ)=sin(π−θ), </w:t>
-      </w:r>
+        <w:t>sin(</w:t>
+      </w:r>
+      <w:proofErr w:type="gramEnd"/>
       <w:r>
         <w:rPr>
           <w:rFonts w:asciiTheme="majorBidi" w:eastAsia="Times New Roman" w:hAnsiTheme="majorBidi" w:cstheme="majorBidi"/>
           <w:kern w:val="0"/>
           <w:sz w:val="24"/>
           <w:szCs w:val="24"/>
+          <w:lang w:bidi="ar-EG"/>
+          <w14:ligatures w14:val="none"/>
+        </w:rPr>
+        <w:t xml:space="preserve">θ)=sin(π−θ), </w:t>
+      </w:r>
+      <w:r>
+        <w:rPr>
+          <w:rFonts w:asciiTheme="majorBidi" w:eastAsia="Times New Roman" w:hAnsiTheme="majorBidi" w:cstheme="majorBidi"/>
+          <w:kern w:val="0"/>
+          <w:sz w:val="24"/>
+          <w:szCs w:val="24"/>
           <w14:ligatures w14:val="none"/>
         </w:rPr>
         <w:t>so two different phases can produce the same value.</w:t>
@@ -9400,6 +12345,7 @@
         </w:rPr>
         <w:t xml:space="preserve"> [</w:t>
       </w:r>
+      <w:proofErr w:type="gramStart"/>
       <w:r>
         <w:rPr>
           <w:rFonts w:asciiTheme="majorBidi" w:eastAsia="Times New Roman" w:hAnsiTheme="majorBidi" w:cstheme="majorBidi"/>
@@ -9420,6 +12366,7 @@
         </w:rPr>
         <w:t>(</w:t>
       </w:r>
+      <w:proofErr w:type="gramEnd"/>
       <w:r>
         <w:rPr>
           <w:rFonts w:asciiTheme="majorBidi" w:eastAsia="Times New Roman" w:hAnsiTheme="majorBidi" w:cstheme="majorBidi"/>
@@ -9472,7 +12419,7 @@
           <w:lang w:bidi="ar-EG"/>
           <w14:ligatures w14:val="none"/>
         </w:rPr>
-        <w:t xml:space="preserve">Furthermore, we use a bank frequencies </w:t>
+        <w:t>Furthermore,</w:t>
       </w:r>
       <w:r>
         <w:rPr>
@@ -9482,7 +12429,7 @@
           <w:szCs w:val="24"/>
           <w14:ligatures w14:val="none"/>
         </w:rPr>
-        <w:t>ω</w:t>
+        <w:t xml:space="preserve"> </w:t>
       </w:r>
       <w:r>
         <w:rPr>
@@ -9492,7 +12439,113 @@
           <w:szCs w:val="24"/>
           <w14:ligatures w14:val="none"/>
         </w:rPr>
-        <w:t xml:space="preserve"> instead of just one. </w:t>
+        <w:t xml:space="preserve">instead of </w:t>
+      </w:r>
+      <w:r>
+        <w:rPr>
+          <w:rFonts w:asciiTheme="majorBidi" w:eastAsia="Times New Roman" w:hAnsiTheme="majorBidi" w:cstheme="majorBidi"/>
+          <w:kern w:val="0"/>
+          <w:sz w:val="24"/>
+          <w:szCs w:val="24"/>
+          <w14:ligatures w14:val="none"/>
+        </w:rPr>
+        <w:t>using just</w:t>
+      </w:r>
+      <w:r>
+        <w:rPr>
+          <w:rFonts w:asciiTheme="majorBidi" w:eastAsia="Times New Roman" w:hAnsiTheme="majorBidi" w:cstheme="majorBidi"/>
+          <w:kern w:val="0"/>
+          <w:sz w:val="24"/>
+          <w:szCs w:val="24"/>
+          <w14:ligatures w14:val="none"/>
+        </w:rPr>
+        <w:t xml:space="preserve"> one</w:t>
+      </w:r>
+      <w:r>
+        <w:rPr>
+          <w:rFonts w:asciiTheme="majorBidi" w:eastAsia="Times New Roman" w:hAnsiTheme="majorBidi" w:cstheme="majorBidi"/>
+          <w:kern w:val="0"/>
+          <w:sz w:val="24"/>
+          <w:szCs w:val="24"/>
+          <w14:ligatures w14:val="none"/>
+        </w:rPr>
+        <w:t xml:space="preserve"> frequency,</w:t>
+      </w:r>
+      <w:r>
+        <w:rPr>
+          <w:rFonts w:asciiTheme="majorBidi" w:eastAsia="Times New Roman" w:hAnsiTheme="majorBidi" w:cstheme="majorBidi"/>
+          <w:kern w:val="0"/>
+          <w:sz w:val="24"/>
+          <w:szCs w:val="24"/>
+          <w:lang w:bidi="ar-EG"/>
+          <w14:ligatures w14:val="none"/>
+        </w:rPr>
+        <w:t xml:space="preserve"> we</w:t>
+      </w:r>
+      <w:r>
+        <w:rPr>
+          <w:rFonts w:asciiTheme="majorBidi" w:eastAsia="Times New Roman" w:hAnsiTheme="majorBidi" w:cstheme="majorBidi"/>
+          <w:kern w:val="0"/>
+          <w:sz w:val="24"/>
+          <w:szCs w:val="24"/>
+          <w:lang w:bidi="ar-EG"/>
+          <w14:ligatures w14:val="none"/>
+        </w:rPr>
+        <w:t xml:space="preserve"> can</w:t>
+      </w:r>
+      <w:r>
+        <w:rPr>
+          <w:rFonts w:asciiTheme="majorBidi" w:eastAsia="Times New Roman" w:hAnsiTheme="majorBidi" w:cstheme="majorBidi"/>
+          <w:kern w:val="0"/>
+          <w:sz w:val="24"/>
+          <w:szCs w:val="24"/>
+          <w:lang w:bidi="ar-EG"/>
+          <w14:ligatures w14:val="none"/>
+        </w:rPr>
+        <w:t xml:space="preserve"> use a </w:t>
+      </w:r>
+      <w:r>
+        <w:rPr>
+          <w:rFonts w:asciiTheme="majorBidi" w:eastAsia="Times New Roman" w:hAnsiTheme="majorBidi" w:cstheme="majorBidi"/>
+          <w:kern w:val="0"/>
+          <w:sz w:val="24"/>
+          <w:szCs w:val="24"/>
+          <w:lang w:bidi="ar-EG"/>
+          <w14:ligatures w14:val="none"/>
+        </w:rPr>
+        <w:t>set of</w:t>
+      </w:r>
+      <w:r>
+        <w:rPr>
+          <w:rFonts w:asciiTheme="majorBidi" w:eastAsia="Times New Roman" w:hAnsiTheme="majorBidi" w:cstheme="majorBidi"/>
+          <w:kern w:val="0"/>
+          <w:sz w:val="24"/>
+          <w:szCs w:val="24"/>
+          <w:lang w:bidi="ar-EG"/>
+          <w14:ligatures w14:val="none"/>
+        </w:rPr>
+        <w:t xml:space="preserve"> frequencies </w:t>
+      </w:r>
+      <w:r>
+        <w:t>{ωᵢ</w:t>
+      </w:r>
+      <w:proofErr w:type="gramStart"/>
+      <w:r>
+        <w:t>}ᵢ</w:t>
+      </w:r>
+      <w:proofErr w:type="gramEnd"/>
+      <w:r>
+        <w:t>₌₁ᴷ.</w:t>
+      </w:r>
+      <w:r>
+        <w:rPr>
+          <w:rFonts w:asciiTheme="majorBidi" w:eastAsia="Times New Roman" w:hAnsiTheme="majorBidi" w:cstheme="majorBidi"/>
+          <w:kern w:val="0"/>
+          <w:sz w:val="24"/>
+          <w:szCs w:val="24"/>
+          <w14:ligatures w14:val="none"/>
+        </w:rPr>
+        <w:t xml:space="preserve">. </w:t>
       </w:r>
     </w:p>
     <w:p>
@@ -9523,7 +12576,16 @@
           <w:sz w:val="24"/>
           <w:szCs w:val="24"/>
         </w:rPr>
-        <w:t xml:space="preserve">  = </w:t>
+        <w:t xml:space="preserve">  = [</w:t>
+      </w:r>
+      <w:r>
+        <w:rPr>
+          <w:rStyle w:val="mop"/>
+          <w:rFonts w:asciiTheme="majorBidi" w:hAnsiTheme="majorBidi" w:cstheme="majorBidi"/>
+          <w:sz w:val="24"/>
+          <w:szCs w:val="24"/>
+        </w:rPr>
+        <w:t>sin</w:t>
       </w:r>
       <w:r>
         <w:rPr>
@@ -9532,7 +12594,52 @@
           <w:sz w:val="24"/>
           <w:szCs w:val="24"/>
         </w:rPr>
-        <w:t>[</w:t>
+        <w:t>(</w:t>
+      </w:r>
+      <w:r>
+        <w:rPr>
+          <w:rStyle w:val="mord"/>
+          <w:rFonts w:asciiTheme="majorBidi" w:hAnsiTheme="majorBidi" w:cstheme="majorBidi"/>
+          <w:sz w:val="24"/>
+          <w:szCs w:val="24"/>
+        </w:rPr>
+        <w:t>ω1</w:t>
+      </w:r>
+      <w:r>
+        <w:rPr>
+          <w:rStyle w:val="vlist-s"/>
+          <w:rFonts w:asciiTheme="majorBidi" w:hAnsiTheme="majorBidi" w:cstheme="majorBidi"/>
+          <w:sz w:val="24"/>
+          <w:szCs w:val="24"/>
+        </w:rPr>
+        <w:t>​</w:t>
+      </w:r>
+      <w:r>
+        <w:rPr>
+          <w:rStyle w:val="mord"/>
+          <w:rFonts w:asciiTheme="majorBidi" w:hAnsiTheme="majorBidi" w:cstheme="majorBidi"/>
+          <w:sz w:val="24"/>
+          <w:szCs w:val="24"/>
+        </w:rPr>
+        <w:t>t</w:t>
+      </w:r>
+      <w:r>
+        <w:rPr>
+          <w:rStyle w:val="mclose"/>
+          <w:rFonts w:asciiTheme="majorBidi" w:hAnsiTheme="majorBidi" w:cstheme="majorBidi"/>
+          <w:sz w:val="24"/>
+          <w:szCs w:val="24"/>
+        </w:rPr>
+        <w:t>)</w:t>
+      </w:r>
+      <w:r>
+        <w:rPr>
+          <w:rStyle w:val="mpunct"/>
+          <w:rFonts w:asciiTheme="majorBidi" w:hAnsiTheme="majorBidi" w:cstheme="majorBidi"/>
+          <w:sz w:val="24"/>
+          <w:szCs w:val="24"/>
+        </w:rPr>
+        <w:t>,</w:t>
       </w:r>
       <w:r>
         <w:rPr>
@@ -9541,6 +12648,69 @@
           <w:sz w:val="24"/>
           <w:szCs w:val="24"/>
         </w:rPr>
+        <w:t>cos</w:t>
+      </w:r>
+      <w:r>
+        <w:rPr>
+          <w:rStyle w:val="mopen"/>
+          <w:rFonts w:asciiTheme="majorBidi" w:hAnsiTheme="majorBidi" w:cstheme="majorBidi"/>
+          <w:sz w:val="24"/>
+          <w:szCs w:val="24"/>
+        </w:rPr>
+        <w:t>(</w:t>
+      </w:r>
+      <w:r>
+        <w:rPr>
+          <w:rStyle w:val="mord"/>
+          <w:rFonts w:asciiTheme="majorBidi" w:hAnsiTheme="majorBidi" w:cstheme="majorBidi"/>
+          <w:sz w:val="24"/>
+          <w:szCs w:val="24"/>
+        </w:rPr>
+        <w:t>ω1</w:t>
+      </w:r>
+      <w:r>
+        <w:rPr>
+          <w:rStyle w:val="vlist-s"/>
+          <w:rFonts w:asciiTheme="majorBidi" w:hAnsiTheme="majorBidi" w:cstheme="majorBidi"/>
+          <w:sz w:val="24"/>
+          <w:szCs w:val="24"/>
+        </w:rPr>
+        <w:t>​</w:t>
+      </w:r>
+      <w:r>
+        <w:rPr>
+          <w:rStyle w:val="mord"/>
+          <w:rFonts w:asciiTheme="majorBidi" w:hAnsiTheme="majorBidi" w:cstheme="majorBidi"/>
+          <w:sz w:val="24"/>
+          <w:szCs w:val="24"/>
+        </w:rPr>
+        <w:t>t</w:t>
+      </w:r>
+      <w:r>
+        <w:rPr>
+          <w:rStyle w:val="mclose"/>
+          <w:rFonts w:asciiTheme="majorBidi" w:hAnsiTheme="majorBidi" w:cstheme="majorBidi"/>
+          <w:sz w:val="24"/>
+          <w:szCs w:val="24"/>
+        </w:rPr>
+        <w:t>)</w:t>
+      </w:r>
+      <w:r>
+        <w:rPr>
+          <w:rStyle w:val="mpunct"/>
+          <w:rFonts w:asciiTheme="majorBidi" w:hAnsiTheme="majorBidi" w:cstheme="majorBidi"/>
+          <w:sz w:val="24"/>
+          <w:szCs w:val="24"/>
+        </w:rPr>
+        <w:t>,</w:t>
+      </w:r>
+      <w:r>
+        <w:rPr>
+          <w:rStyle w:val="mop"/>
+          <w:rFonts w:asciiTheme="majorBidi" w:hAnsiTheme="majorBidi" w:cstheme="majorBidi"/>
+          <w:sz w:val="24"/>
+          <w:szCs w:val="24"/>
+        </w:rPr>
         <w:t>sin</w:t>
       </w:r>
       <w:r>
@@ -9559,7 +12729,7 @@
           <w:sz w:val="24"/>
           <w:szCs w:val="24"/>
         </w:rPr>
-        <w:t>ω1</w:t>
+        <w:t>ω2</w:t>
       </w:r>
       <w:r>
         <w:rPr>
@@ -9622,7 +12792,7 @@
           <w:sz w:val="24"/>
           <w:szCs w:val="24"/>
         </w:rPr>
-        <w:t>ω1</w:t>
+        <w:t>ω2</w:t>
       </w:r>
       <w:r>
         <w:rPr>
@@ -9662,130 +12832,92 @@
       </w:r>
       <w:r>
         <w:rPr>
-          <w:rStyle w:val="mop"/>
-          <w:rFonts w:asciiTheme="majorBidi" w:hAnsiTheme="majorBidi" w:cstheme="majorBidi"/>
-          <w:sz w:val="24"/>
-          <w:szCs w:val="24"/>
-        </w:rPr>
-        <w:t>sin</w:t>
-      </w:r>
-      <w:r>
-        <w:rPr>
-          <w:rStyle w:val="mopen"/>
-          <w:rFonts w:asciiTheme="majorBidi" w:hAnsiTheme="majorBidi" w:cstheme="majorBidi"/>
-          <w:sz w:val="24"/>
-          <w:szCs w:val="24"/>
-        </w:rPr>
-        <w:t>(</w:t>
-      </w:r>
-      <w:r>
-        <w:rPr>
-          <w:rStyle w:val="mord"/>
-          <w:rFonts w:asciiTheme="majorBidi" w:hAnsiTheme="majorBidi" w:cstheme="majorBidi"/>
-          <w:sz w:val="24"/>
-          <w:szCs w:val="24"/>
-        </w:rPr>
-        <w:t>ω2</w:t>
-      </w:r>
-      <w:r>
-        <w:rPr>
-          <w:rStyle w:val="vlist-s"/>
-          <w:rFonts w:asciiTheme="majorBidi" w:hAnsiTheme="majorBidi" w:cstheme="majorBidi"/>
-          <w:sz w:val="24"/>
-          <w:szCs w:val="24"/>
-        </w:rPr>
-        <w:t>​</w:t>
-      </w:r>
-      <w:r>
-        <w:rPr>
-          <w:rStyle w:val="mord"/>
+          <w:rStyle w:val="minner"/>
+          <w:rFonts w:asciiTheme="majorBidi" w:hAnsiTheme="majorBidi" w:cstheme="majorBidi"/>
+          <w:sz w:val="24"/>
+          <w:szCs w:val="24"/>
+        </w:rPr>
+        <w:t>…</w:t>
+      </w:r>
+      <w:r>
+        <w:t xml:space="preserve"> </w:t>
+      </w:r>
+      <w:r>
+        <w:rPr>
+          <w:rStyle w:val="minner"/>
+          <w:rFonts w:asciiTheme="majorBidi" w:hAnsiTheme="majorBidi" w:cstheme="majorBidi"/>
+          <w:sz w:val="24"/>
+          <w:szCs w:val="24"/>
+        </w:rPr>
+        <w:t>sin(</w:t>
+      </w:r>
+      <w:proofErr w:type="spellStart"/>
+      <w:r>
+        <w:rPr>
+          <w:rStyle w:val="minner"/>
+          <w:rFonts w:asciiTheme="majorBidi" w:hAnsiTheme="majorBidi" w:cstheme="majorBidi"/>
+          <w:sz w:val="24"/>
+          <w:szCs w:val="24"/>
+        </w:rPr>
+        <w:t>ω</w:t>
+      </w:r>
+      <w:r>
+        <w:rPr>
+          <w:rStyle w:val="minner"/>
+          <w:rFonts w:asciiTheme="majorBidi" w:hAnsiTheme="majorBidi" w:cstheme="majorBidi"/>
+          <w:sz w:val="24"/>
+          <w:szCs w:val="24"/>
+        </w:rPr>
+        <w:t>k</w:t>
+      </w:r>
+      <w:r>
+        <w:rPr>
+          <w:rStyle w:val="minner"/>
           <w:rFonts w:asciiTheme="majorBidi" w:hAnsiTheme="majorBidi" w:cstheme="majorBidi"/>
           <w:sz w:val="24"/>
           <w:szCs w:val="24"/>
         </w:rPr>
         <w:t>t</w:t>
       </w:r>
-      <w:r>
-        <w:rPr>
-          <w:rStyle w:val="mclose"/>
-          <w:rFonts w:asciiTheme="majorBidi" w:hAnsiTheme="majorBidi" w:cstheme="majorBidi"/>
-          <w:sz w:val="24"/>
-          <w:szCs w:val="24"/>
-        </w:rPr>
-        <w:t>)</w:t>
-      </w:r>
-      <w:r>
-        <w:rPr>
-          <w:rStyle w:val="mpunct"/>
-          <w:rFonts w:asciiTheme="majorBidi" w:hAnsiTheme="majorBidi" w:cstheme="majorBidi"/>
-          <w:sz w:val="24"/>
-          <w:szCs w:val="24"/>
-        </w:rPr>
-        <w:t>,</w:t>
-      </w:r>
-      <w:r>
-        <w:rPr>
-          <w:rStyle w:val="mop"/>
-          <w:rFonts w:asciiTheme="majorBidi" w:hAnsiTheme="majorBidi" w:cstheme="majorBidi"/>
-          <w:sz w:val="24"/>
-          <w:szCs w:val="24"/>
-        </w:rPr>
-        <w:t>cos</w:t>
-      </w:r>
-      <w:r>
-        <w:rPr>
-          <w:rStyle w:val="mopen"/>
-          <w:rFonts w:asciiTheme="majorBidi" w:hAnsiTheme="majorBidi" w:cstheme="majorBidi"/>
-          <w:sz w:val="24"/>
-          <w:szCs w:val="24"/>
-        </w:rPr>
-        <w:t>(</w:t>
-      </w:r>
-      <w:r>
-        <w:rPr>
-          <w:rStyle w:val="mord"/>
-          <w:rFonts w:asciiTheme="majorBidi" w:hAnsiTheme="majorBidi" w:cstheme="majorBidi"/>
-          <w:sz w:val="24"/>
-          <w:szCs w:val="24"/>
-        </w:rPr>
-        <w:t>ω2</w:t>
-      </w:r>
-      <w:r>
-        <w:rPr>
-          <w:rStyle w:val="vlist-s"/>
-          <w:rFonts w:asciiTheme="majorBidi" w:hAnsiTheme="majorBidi" w:cstheme="majorBidi"/>
-          <w:sz w:val="24"/>
-          <w:szCs w:val="24"/>
-        </w:rPr>
-        <w:t>​</w:t>
-      </w:r>
-      <w:r>
-        <w:rPr>
-          <w:rStyle w:val="mord"/>
+      <w:proofErr w:type="spellEnd"/>
+      <w:r>
+        <w:rPr>
+          <w:rStyle w:val="minner"/>
+          <w:rFonts w:asciiTheme="majorBidi" w:hAnsiTheme="majorBidi" w:cstheme="majorBidi"/>
+          <w:sz w:val="24"/>
+          <w:szCs w:val="24"/>
+        </w:rPr>
+        <w:t>), cos(</w:t>
+      </w:r>
+      <w:proofErr w:type="spellStart"/>
+      <w:r>
+        <w:rPr>
+          <w:rStyle w:val="minner"/>
+          <w:rFonts w:asciiTheme="majorBidi" w:hAnsiTheme="majorBidi" w:cstheme="majorBidi"/>
+          <w:sz w:val="24"/>
+          <w:szCs w:val="24"/>
+        </w:rPr>
+        <w:t>ω</w:t>
+      </w:r>
+      <w:r>
+        <w:rPr>
+          <w:rStyle w:val="minner"/>
+          <w:rFonts w:asciiTheme="majorBidi" w:hAnsiTheme="majorBidi" w:cstheme="majorBidi"/>
+          <w:sz w:val="24"/>
+          <w:szCs w:val="24"/>
+        </w:rPr>
+        <w:t>k</w:t>
+      </w:r>
+      <w:r>
+        <w:rPr>
+          <w:rStyle w:val="minner"/>
           <w:rFonts w:asciiTheme="majorBidi" w:hAnsiTheme="majorBidi" w:cstheme="majorBidi"/>
           <w:sz w:val="24"/>
           <w:szCs w:val="24"/>
         </w:rPr>
         <w:t>t</w:t>
       </w:r>
-      <w:r>
-        <w:rPr>
-          <w:rStyle w:val="mclose"/>
-          <w:rFonts w:asciiTheme="majorBidi" w:hAnsiTheme="majorBidi" w:cstheme="majorBidi"/>
-          <w:sz w:val="24"/>
-          <w:szCs w:val="24"/>
-        </w:rPr>
-        <w:t>)</w:t>
-      </w:r>
-      <w:r>
-        <w:rPr>
-          <w:rStyle w:val="mpunct"/>
-          <w:rFonts w:asciiTheme="majorBidi" w:hAnsiTheme="majorBidi" w:cstheme="majorBidi"/>
-          <w:sz w:val="24"/>
-          <w:szCs w:val="24"/>
-        </w:rPr>
-        <w:t>,</w:t>
-      </w:r>
+      <w:proofErr w:type="spellEnd"/>
       <w:r>
         <w:rPr>
           <w:rStyle w:val="minner"/>
@@ -9793,16 +12925,7 @@
           <w:sz w:val="24"/>
           <w:szCs w:val="24"/>
         </w:rPr>
-        <w:t>…</w:t>
-      </w:r>
-      <w:r>
-        <w:rPr>
-          <w:rStyle w:val="mclose"/>
-          <w:rFonts w:asciiTheme="majorBidi" w:hAnsiTheme="majorBidi" w:cstheme="majorBidi"/>
-          <w:sz w:val="24"/>
-          <w:szCs w:val="24"/>
-        </w:rPr>
-        <w:t>]</w:t>
+        <w:t>)]</w:t>
       </w:r>
     </w:p>
     <w:p>
@@ -9825,7 +12948,6 @@
           <w:rFonts w:asciiTheme="majorBidi" w:hAnsiTheme="majorBidi" w:cstheme="majorBidi"/>
           <w:sz w:val="24"/>
           <w:szCs w:val="24"/>
-          <w:lang w:bidi="ar-EG"/>
         </w:rPr>
       </w:pPr>
       <w:r>
@@ -9839,6 +12961,167 @@
         </w:rPr>
         <w:t xml:space="preserve">This is because </w:t>
       </w:r>
+      <w:proofErr w:type="gramStart"/>
+      <w:r>
+        <w:rPr>
+          <w:rFonts w:asciiTheme="majorBidi" w:hAnsiTheme="majorBidi" w:cstheme="majorBidi"/>
+          <w:sz w:val="24"/>
+          <w:szCs w:val="24"/>
+        </w:rPr>
+        <w:t>ξ(</w:t>
+      </w:r>
+      <w:proofErr w:type="gramEnd"/>
+      <w:r>
+        <w:rPr>
+          <w:rFonts w:asciiTheme="majorBidi" w:hAnsiTheme="majorBidi" w:cstheme="majorBidi"/>
+          <w:sz w:val="24"/>
+          <w:szCs w:val="24"/>
+        </w:rPr>
+        <w:t>t)</w:t>
+      </w:r>
+      <w:r>
+        <w:t xml:space="preserve"> </w:t>
+      </w:r>
+      <w:r>
+        <w:rPr>
+          <w:rFonts w:asciiTheme="majorBidi" w:hAnsiTheme="majorBidi" w:cstheme="majorBidi"/>
+          <w:sz w:val="24"/>
+          <w:szCs w:val="24"/>
+        </w:rPr>
+        <w:t xml:space="preserve">can change from trajectory to another and </w:t>
+      </w:r>
+      <w:r>
+        <w:rPr>
+          <w:rFonts w:asciiTheme="majorBidi" w:hAnsiTheme="majorBidi" w:cstheme="majorBidi"/>
+          <w:sz w:val="24"/>
+          <w:szCs w:val="24"/>
+        </w:rPr>
+        <w:t>within the same trajectory so the policy</w:t>
+      </w:r>
+      <w:r>
+        <w:rPr>
+          <w:rFonts w:asciiTheme="majorBidi" w:hAnsiTheme="majorBidi" w:cstheme="majorBidi"/>
+          <w:sz w:val="24"/>
+          <w:szCs w:val="24"/>
+        </w:rPr>
+        <w:t xml:space="preserve"> needs to learn to switch to a </w:t>
+      </w:r>
+      <w:r>
+        <w:rPr>
+          <w:rFonts w:asciiTheme="majorBidi" w:hAnsiTheme="majorBidi" w:cstheme="majorBidi"/>
+          <w:sz w:val="24"/>
+          <w:szCs w:val="24"/>
+        </w:rPr>
+        <w:t>different</w:t>
+      </w:r>
+      <w:r>
+        <w:rPr>
+          <w:rFonts w:asciiTheme="majorBidi" w:hAnsiTheme="majorBidi" w:cstheme="majorBidi"/>
+          <w:sz w:val="24"/>
+          <w:szCs w:val="24"/>
+        </w:rPr>
+        <w:t xml:space="preserve"> frequency and time itself using it</w:t>
+      </w:r>
+      <w:r>
+        <w:rPr>
+          <w:rFonts w:asciiTheme="majorBidi" w:hAnsiTheme="majorBidi" w:cstheme="majorBidi"/>
+          <w:sz w:val="24"/>
+          <w:szCs w:val="24"/>
+        </w:rPr>
+        <w:t xml:space="preserve">. Specifically, we use seven </w:t>
+      </w:r>
+      <w:r>
+        <w:rPr>
+          <w:rFonts w:asciiTheme="majorBidi" w:hAnsiTheme="majorBidi" w:cstheme="majorBidi"/>
+          <w:sz w:val="24"/>
+          <w:szCs w:val="24"/>
+        </w:rPr>
+        <w:t xml:space="preserve">frequencies </w:t>
+      </w:r>
+      <w:r>
+        <w:rPr>
+          <w:rFonts w:asciiTheme="majorBidi" w:hAnsiTheme="majorBidi" w:cstheme="majorBidi"/>
+          <w:sz w:val="24"/>
+          <w:szCs w:val="24"/>
+        </w:rPr>
+        <w:t>{1.5, 1.75, 2.0, 2.25, 2.5, 2.75</w:t>
+      </w:r>
+      <w:r>
+        <w:rPr>
+          <w:rFonts w:asciiTheme="majorBidi" w:hAnsiTheme="majorBidi" w:cstheme="majorBidi"/>
+          <w:sz w:val="24"/>
+          <w:szCs w:val="24"/>
+        </w:rPr>
+        <w:t xml:space="preserve">, </w:t>
+      </w:r>
+      <w:proofErr w:type="gramStart"/>
+      <w:r>
+        <w:rPr>
+          <w:rFonts w:asciiTheme="majorBidi" w:hAnsiTheme="majorBidi" w:cstheme="majorBidi"/>
+          <w:sz w:val="24"/>
+          <w:szCs w:val="24"/>
+        </w:rPr>
+        <w:t>3.0</w:t>
+      </w:r>
+      <w:proofErr w:type="gramEnd"/>
+      <w:r>
+        <w:rPr>
+          <w:rFonts w:asciiTheme="majorBidi" w:hAnsiTheme="majorBidi" w:cstheme="majorBidi"/>
+          <w:sz w:val="24"/>
+          <w:szCs w:val="24"/>
+        </w:rPr>
+        <w:t>}</w:t>
+      </w:r>
+      <w:r>
+        <w:rPr>
+          <w:rFonts w:asciiTheme="majorBidi" w:hAnsiTheme="majorBidi" w:cstheme="majorBidi"/>
+          <w:sz w:val="24"/>
+          <w:szCs w:val="24"/>
+        </w:rPr>
+        <w:t xml:space="preserve"> rad/s</w:t>
+      </w:r>
+      <w:r>
+        <w:rPr>
+          <w:rFonts w:asciiTheme="majorBidi" w:hAnsiTheme="majorBidi" w:cstheme="majorBidi"/>
+          <w:sz w:val="24"/>
+          <w:szCs w:val="24"/>
+        </w:rPr>
+        <w:t>. These</w:t>
+      </w:r>
+      <w:r>
+        <w:rPr>
+          <w:rFonts w:asciiTheme="majorBidi" w:hAnsiTheme="majorBidi" w:cstheme="majorBidi"/>
+          <w:sz w:val="24"/>
+          <w:szCs w:val="24"/>
+        </w:rPr>
+        <w:t xml:space="preserve"> frequencies were selected based on observing </w:t>
+      </w:r>
+      <w:proofErr w:type="gramStart"/>
+      <w:r>
+        <w:rPr>
+          <w:rFonts w:asciiTheme="majorBidi" w:hAnsiTheme="majorBidi" w:cstheme="majorBidi"/>
+          <w:sz w:val="24"/>
+          <w:szCs w:val="24"/>
+        </w:rPr>
+        <w:t>ξ(</w:t>
+      </w:r>
+      <w:proofErr w:type="gramEnd"/>
+      <w:r>
+        <w:rPr>
+          <w:rFonts w:asciiTheme="majorBidi" w:hAnsiTheme="majorBidi" w:cstheme="majorBidi"/>
+          <w:sz w:val="24"/>
+          <w:szCs w:val="24"/>
+        </w:rPr>
+        <w:t>t)</w:t>
+      </w:r>
+      <w:r>
+        <w:rPr>
+          <w:rFonts w:asciiTheme="majorBidi" w:hAnsiTheme="majorBidi" w:cstheme="majorBidi"/>
+          <w:sz w:val="24"/>
+          <w:szCs w:val="24"/>
+        </w:rPr>
+        <w:t xml:space="preserve"> on a wide variation of trajectories. It was observed that </w:t>
+      </w:r>
       <w:r>
         <w:rPr>
           <w:rFonts w:asciiTheme="majorBidi" w:hAnsiTheme="majorBidi" w:cstheme="majorBidi"/>
@@ -9848,6 +13131,911 @@
         <w:t>ξ(t)</w:t>
       </w:r>
       <w:r>
+        <w:rPr>
+          <w:rFonts w:asciiTheme="majorBidi" w:hAnsiTheme="majorBidi" w:cstheme="majorBidi"/>
+          <w:sz w:val="24"/>
+          <w:szCs w:val="24"/>
+        </w:rPr>
+        <w:t xml:space="preserve"> never dips below 1.5</w:t>
+      </w:r>
+      <w:r>
+        <w:rPr>
+          <w:rFonts w:asciiTheme="majorBidi" w:hAnsiTheme="majorBidi" w:cstheme="majorBidi"/>
+          <w:sz w:val="24"/>
+          <w:szCs w:val="24"/>
+        </w:rPr>
+        <w:t xml:space="preserve"> rad/s</w:t>
+      </w:r>
+      <w:r>
+        <w:rPr>
+          <w:rFonts w:asciiTheme="majorBidi" w:hAnsiTheme="majorBidi" w:cstheme="majorBidi"/>
+          <w:sz w:val="24"/>
+          <w:szCs w:val="24"/>
+        </w:rPr>
+        <w:t xml:space="preserve"> and never goes above 3.0</w:t>
+      </w:r>
+      <w:r>
+        <w:rPr>
+          <w:rFonts w:asciiTheme="majorBidi" w:hAnsiTheme="majorBidi" w:cstheme="majorBidi"/>
+          <w:sz w:val="24"/>
+          <w:szCs w:val="24"/>
+        </w:rPr>
+        <w:t xml:space="preserve"> rad/s, so that was the appropriate range to provide. </w:t>
+      </w:r>
+      <w:r>
+        <w:rPr>
+          <w:rFonts w:asciiTheme="majorBidi" w:hAnsiTheme="majorBidi" w:cstheme="majorBidi"/>
+          <w:sz w:val="24"/>
+          <w:szCs w:val="24"/>
+        </w:rPr>
+        <w:t>A spacing of 0.25 rad/s was selected to create a densely spaced frequency set, providing a finer representation of temporal variations within our narrow frequency range</w:t>
+      </w:r>
+      <w:r>
+        <w:rPr>
+          <w:rFonts w:asciiTheme="majorBidi" w:hAnsiTheme="majorBidi" w:cstheme="majorBidi"/>
+          <w:sz w:val="24"/>
+          <w:szCs w:val="24"/>
+        </w:rPr>
+        <w:t xml:space="preserve"> while </w:t>
+      </w:r>
+      <w:r>
+        <w:rPr>
+          <w:rFonts w:asciiTheme="majorBidi" w:hAnsiTheme="majorBidi" w:cstheme="majorBidi"/>
+          <w:sz w:val="24"/>
+          <w:szCs w:val="24"/>
+        </w:rPr>
+        <w:t>avoiding redundancy and excessive growth in the dimensionality of the input representation</w:t>
+      </w:r>
+      <w:r>
+        <w:rPr>
+          <w:rFonts w:asciiTheme="majorBidi" w:hAnsiTheme="majorBidi" w:cstheme="majorBidi"/>
+          <w:sz w:val="24"/>
+          <w:szCs w:val="24"/>
+        </w:rPr>
+        <w:t>. This enables the network to better distinguish between closely spaced temporal frequencies without increasing the total numb</w:t>
+      </w:r>
+      <w:r>
+        <w:rPr>
+          <w:rFonts w:asciiTheme="majorBidi" w:hAnsiTheme="majorBidi" w:cstheme="majorBidi"/>
+          <w:sz w:val="24"/>
+          <w:szCs w:val="24"/>
+        </w:rPr>
+        <w:t>er of frequencies unnecessarily</w:t>
+      </w:r>
+      <w:r>
+        <w:rPr>
+          <w:rFonts w:asciiTheme="majorBidi" w:hAnsiTheme="majorBidi" w:cstheme="majorBidi"/>
+          <w:sz w:val="24"/>
+          <w:szCs w:val="24"/>
+        </w:rPr>
+        <w:t>.</w:t>
+      </w:r>
+    </w:p>
+    <w:p>
+      <w:pPr>
+        <w:tabs>
+          <w:tab w:val="left" w:pos="2700"/>
+        </w:tabs>
+        <w:spacing w:after="0" w:line="240" w:lineRule="auto"/>
+        <w:ind w:left="360"/>
+        <w:rPr>
+          <w:rFonts w:asciiTheme="majorBidi" w:hAnsiTheme="majorBidi" w:cstheme="majorBidi"/>
+          <w:sz w:val="24"/>
+          <w:szCs w:val="24"/>
+        </w:rPr>
+      </w:pPr>
+    </w:p>
+    <w:p>
+      <w:pPr>
+        <w:tabs>
+          <w:tab w:val="left" w:pos="2700"/>
+        </w:tabs>
+        <w:spacing w:after="0" w:line="240" w:lineRule="auto"/>
+        <w:ind w:left="360"/>
+        <w:rPr>
+          <w:rFonts w:asciiTheme="majorBidi" w:hAnsiTheme="majorBidi" w:cstheme="majorBidi"/>
+          <w:sz w:val="24"/>
+          <w:szCs w:val="24"/>
+        </w:rPr>
+      </w:pPr>
+      <w:r>
+        <w:rPr>
+          <w:rFonts w:asciiTheme="majorBidi" w:hAnsiTheme="majorBidi" w:cstheme="majorBidi"/>
+          <w:sz w:val="24"/>
+          <w:szCs w:val="24"/>
+        </w:rPr>
+        <w:t>_____Discuss risk of memorization_______</w:t>
+      </w:r>
+    </w:p>
+    <w:p>
+      <w:pPr>
+        <w:tabs>
+          <w:tab w:val="left" w:pos="2700"/>
+        </w:tabs>
+        <w:spacing w:after="0" w:line="240" w:lineRule="auto"/>
+        <w:ind w:left="360"/>
+        <w:rPr>
+          <w:rFonts w:asciiTheme="majorBidi" w:hAnsiTheme="majorBidi" w:cstheme="majorBidi"/>
+          <w:sz w:val="24"/>
+          <w:szCs w:val="24"/>
+        </w:rPr>
+      </w:pPr>
+    </w:p>
+    <w:p>
+      <w:pPr>
+        <w:tabs>
+          <w:tab w:val="left" w:pos="2700"/>
+        </w:tabs>
+        <w:spacing w:after="0" w:line="240" w:lineRule="auto"/>
+        <w:ind w:left="360"/>
+        <w:rPr>
+          <w:rFonts w:asciiTheme="majorBidi" w:hAnsiTheme="majorBidi" w:cstheme="majorBidi"/>
+          <w:sz w:val="24"/>
+          <w:szCs w:val="24"/>
+        </w:rPr>
+      </w:pPr>
+      <w:r>
+        <w:rPr>
+          <w:rFonts w:asciiTheme="majorBidi" w:hAnsiTheme="majorBidi" w:cstheme="majorBidi"/>
+          <w:sz w:val="24"/>
+          <w:szCs w:val="24"/>
+        </w:rPr>
+        <w:t>_____Final collection of all inputs______</w:t>
+      </w:r>
+    </w:p>
+    <w:p>
+      <w:pPr>
+        <w:tabs>
+          <w:tab w:val="left" w:pos="2700"/>
+        </w:tabs>
+        <w:spacing w:after="0" w:line="240" w:lineRule="auto"/>
+        <w:ind w:left="360"/>
+        <w:rPr>
+          <w:rFonts w:asciiTheme="majorBidi" w:hAnsiTheme="majorBidi" w:cstheme="majorBidi"/>
+          <w:sz w:val="24"/>
+          <w:szCs w:val="24"/>
+          <w:lang w:bidi="ar-EG"/>
+        </w:rPr>
+      </w:pPr>
+    </w:p>
+    <w:p>
+      <w:pPr>
+        <w:tabs>
+          <w:tab w:val="left" w:pos="2700"/>
+        </w:tabs>
+        <w:spacing w:after="0" w:line="240" w:lineRule="auto"/>
+        <w:ind w:left="360"/>
+        <w:rPr>
+          <w:rFonts w:asciiTheme="majorBidi" w:hAnsiTheme="majorBidi" w:cstheme="majorBidi"/>
+          <w:sz w:val="24"/>
+          <w:szCs w:val="24"/>
+          <w:lang w:bidi="ar-EG"/>
+        </w:rPr>
+      </w:pPr>
+      <w:r>
+        <w:rPr>
+          <w:rFonts w:asciiTheme="majorBidi" w:hAnsiTheme="majorBidi" w:cstheme="majorBidi"/>
+          <w:sz w:val="24"/>
+          <w:szCs w:val="24"/>
+          <w:lang w:bidi="ar-EG"/>
+        </w:rPr>
+        <w:t>Dataset Aggregation (</w:t>
+      </w:r>
+      <w:proofErr w:type="spellStart"/>
+      <w:r>
+        <w:rPr>
+          <w:rFonts w:asciiTheme="majorBidi" w:hAnsiTheme="majorBidi" w:cstheme="majorBidi"/>
+          <w:sz w:val="24"/>
+          <w:szCs w:val="24"/>
+          <w:lang w:bidi="ar-EG"/>
+        </w:rPr>
+        <w:t>DAgger</w:t>
+      </w:r>
+      <w:proofErr w:type="spellEnd"/>
+      <w:r>
+        <w:rPr>
+          <w:rFonts w:asciiTheme="majorBidi" w:hAnsiTheme="majorBidi" w:cstheme="majorBidi"/>
+          <w:sz w:val="24"/>
+          <w:szCs w:val="24"/>
+          <w:lang w:bidi="ar-EG"/>
+        </w:rPr>
+        <w:t>)</w:t>
+      </w:r>
+      <w:r>
+        <w:rPr>
+          <w:rFonts w:asciiTheme="majorBidi" w:hAnsiTheme="majorBidi" w:cstheme="majorBidi"/>
+          <w:sz w:val="24"/>
+          <w:szCs w:val="24"/>
+          <w:lang w:bidi="ar-EG"/>
+        </w:rPr>
+        <w:t>:</w:t>
+      </w:r>
+    </w:p>
+    <w:p>
+      <w:pPr>
+        <w:tabs>
+          <w:tab w:val="left" w:pos="2700"/>
+        </w:tabs>
+        <w:spacing w:after="0" w:line="240" w:lineRule="auto"/>
+        <w:ind w:left="360"/>
+        <w:rPr>
+          <w:rFonts w:asciiTheme="majorBidi" w:hAnsiTheme="majorBidi" w:cstheme="majorBidi"/>
+          <w:sz w:val="24"/>
+          <w:szCs w:val="24"/>
+          <w:lang w:bidi="ar-EG"/>
+        </w:rPr>
+      </w:pPr>
+    </w:p>
+    <w:p>
+      <w:pPr>
+        <w:tabs>
+          <w:tab w:val="left" w:pos="2700"/>
+        </w:tabs>
+        <w:spacing w:after="0" w:line="240" w:lineRule="auto"/>
+        <w:ind w:left="360"/>
+        <w:rPr>
+          <w:rFonts w:asciiTheme="majorBidi" w:hAnsiTheme="majorBidi" w:cstheme="majorBidi"/>
+          <w:sz w:val="24"/>
+          <w:szCs w:val="24"/>
+          <w:lang w:bidi="ar-EG"/>
+        </w:rPr>
+      </w:pPr>
+      <w:r>
+        <w:rPr>
+          <w:rFonts w:asciiTheme="majorBidi" w:hAnsiTheme="majorBidi" w:cstheme="majorBidi"/>
+          <w:sz w:val="24"/>
+          <w:szCs w:val="24"/>
+          <w:lang w:bidi="ar-EG"/>
+        </w:rPr>
+        <w:lastRenderedPageBreak/>
+        <w:t xml:space="preserve">While normal BC </w:t>
+      </w:r>
+      <w:r>
+        <w:rPr>
+          <w:rFonts w:asciiTheme="majorBidi" w:hAnsiTheme="majorBidi" w:cstheme="majorBidi"/>
+          <w:sz w:val="24"/>
+          <w:szCs w:val="24"/>
+          <w:lang w:bidi="ar-EG"/>
+        </w:rPr>
+        <w:t>provides a simple and effective way to learn a policy from expert demonstrations by treating imitation learning as a supervised learning problem. The key assumption, however, is that the states encountered by the learner during deployment will look similar to those seen in the expert demonstrations.</w:t>
+      </w:r>
+    </w:p>
+    <w:p>
+      <w:pPr>
+        <w:tabs>
+          <w:tab w:val="left" w:pos="2700"/>
+        </w:tabs>
+        <w:spacing w:after="0" w:line="240" w:lineRule="auto"/>
+        <w:ind w:left="360"/>
+        <w:rPr>
+          <w:rFonts w:asciiTheme="majorBidi" w:hAnsiTheme="majorBidi" w:cstheme="majorBidi"/>
+          <w:sz w:val="24"/>
+          <w:szCs w:val="24"/>
+          <w:lang w:bidi="ar-EG"/>
+        </w:rPr>
+      </w:pPr>
+    </w:p>
+    <w:p>
+      <w:pPr>
+        <w:tabs>
+          <w:tab w:val="left" w:pos="2700"/>
+        </w:tabs>
+        <w:spacing w:after="0" w:line="240" w:lineRule="auto"/>
+        <w:ind w:left="360"/>
+        <w:rPr>
+          <w:rFonts w:asciiTheme="majorBidi" w:hAnsiTheme="majorBidi" w:cstheme="majorBidi"/>
+          <w:sz w:val="24"/>
+          <w:szCs w:val="24"/>
+          <w:lang w:bidi="ar-EG"/>
+        </w:rPr>
+      </w:pPr>
+      <w:r>
+        <w:rPr>
+          <w:rFonts w:asciiTheme="majorBidi" w:hAnsiTheme="majorBidi" w:cstheme="majorBidi"/>
+          <w:sz w:val="24"/>
+          <w:szCs w:val="24"/>
+          <w:lang w:bidi="ar-EG"/>
+        </w:rPr>
+        <w:t>In practice, this assumption often breaks down. A small mistake by the learned policy can take the agent into a state that the expert never visited. Since the policy has not learned how to act in these unfamiliar states, its errors can compound, causing it to drift further away from the expert's trajectory. This is known as covariate shift or the distribution mismatch problem</w:t>
+      </w:r>
+      <w:r>
+        <w:rPr>
+          <w:rFonts w:asciiTheme="majorBidi" w:hAnsiTheme="majorBidi" w:cstheme="majorBidi"/>
+          <w:sz w:val="24"/>
+          <w:szCs w:val="24"/>
+          <w:lang w:bidi="ar-EG"/>
+        </w:rPr>
+        <w:t xml:space="preserve"> [6]</w:t>
+      </w:r>
+      <w:r>
+        <w:rPr>
+          <w:rFonts w:asciiTheme="majorBidi" w:hAnsiTheme="majorBidi" w:cstheme="majorBidi"/>
+          <w:sz w:val="24"/>
+          <w:szCs w:val="24"/>
+          <w:lang w:bidi="ar-EG"/>
+        </w:rPr>
+        <w:t>.</w:t>
+      </w:r>
+    </w:p>
+    <w:p>
+      <w:pPr>
+        <w:tabs>
+          <w:tab w:val="left" w:pos="2700"/>
+        </w:tabs>
+        <w:spacing w:after="0" w:line="240" w:lineRule="auto"/>
+        <w:ind w:left="360"/>
+        <w:rPr>
+          <w:rFonts w:asciiTheme="majorBidi" w:hAnsiTheme="majorBidi" w:cstheme="majorBidi"/>
+          <w:sz w:val="24"/>
+          <w:szCs w:val="24"/>
+          <w:lang w:bidi="ar-EG"/>
+        </w:rPr>
+      </w:pPr>
+    </w:p>
+    <w:p>
+      <w:pPr>
+        <w:tabs>
+          <w:tab w:val="left" w:pos="2700"/>
+        </w:tabs>
+        <w:spacing w:after="0" w:line="240" w:lineRule="auto"/>
+        <w:ind w:left="360"/>
+        <w:rPr>
+          <w:rFonts w:asciiTheme="majorBidi" w:hAnsiTheme="majorBidi" w:cstheme="majorBidi"/>
+          <w:sz w:val="24"/>
+          <w:szCs w:val="24"/>
+          <w:lang w:bidi="ar-EG"/>
+        </w:rPr>
+      </w:pPr>
+      <w:proofErr w:type="spellStart"/>
+      <w:r>
+        <w:rPr>
+          <w:rFonts w:asciiTheme="majorBidi" w:hAnsiTheme="majorBidi" w:cstheme="majorBidi"/>
+          <w:sz w:val="24"/>
+          <w:szCs w:val="24"/>
+          <w:lang w:bidi="ar-EG"/>
+        </w:rPr>
+        <w:t>DAgger</w:t>
+      </w:r>
+      <w:proofErr w:type="spellEnd"/>
+      <w:r>
+        <w:rPr>
+          <w:rFonts w:asciiTheme="majorBidi" w:hAnsiTheme="majorBidi" w:cstheme="majorBidi"/>
+          <w:sz w:val="24"/>
+          <w:szCs w:val="24"/>
+          <w:lang w:bidi="ar-EG"/>
+        </w:rPr>
+        <w:t xml:space="preserve"> addresses this issue by making the learner interact with the environment and querying the expert for the correct action on the states that the learner actually encounters. These newly labeled states are then aggregated with the original demonstrations to retrain the policy</w:t>
+      </w:r>
+      <w:r>
+        <w:rPr>
+          <w:rFonts w:asciiTheme="majorBidi" w:hAnsiTheme="majorBidi" w:cstheme="majorBidi"/>
+          <w:sz w:val="24"/>
+          <w:szCs w:val="24"/>
+          <w:lang w:bidi="ar-EG"/>
+        </w:rPr>
+        <w:t xml:space="preserve"> [6]</w:t>
+      </w:r>
+      <w:r>
+        <w:rPr>
+          <w:rFonts w:asciiTheme="majorBidi" w:hAnsiTheme="majorBidi" w:cstheme="majorBidi"/>
+          <w:sz w:val="24"/>
+          <w:szCs w:val="24"/>
+          <w:lang w:bidi="ar-EG"/>
+        </w:rPr>
+        <w:t>.</w:t>
+      </w:r>
+    </w:p>
+    <w:p>
+      <w:pPr>
+        <w:tabs>
+          <w:tab w:val="left" w:pos="2700"/>
+        </w:tabs>
+        <w:spacing w:after="0" w:line="240" w:lineRule="auto"/>
+        <w:ind w:left="360"/>
+        <w:rPr>
+          <w:rFonts w:asciiTheme="majorBidi" w:hAnsiTheme="majorBidi" w:cstheme="majorBidi"/>
+          <w:sz w:val="24"/>
+          <w:szCs w:val="24"/>
+          <w:lang w:bidi="ar-EG"/>
+        </w:rPr>
+      </w:pPr>
+    </w:p>
+    <w:p>
+      <w:pPr>
+        <w:tabs>
+          <w:tab w:val="left" w:pos="2700"/>
+        </w:tabs>
+        <w:spacing w:after="0" w:line="240" w:lineRule="auto"/>
+        <w:ind w:left="360"/>
+        <w:rPr>
+          <w:rFonts w:asciiTheme="majorBidi" w:hAnsiTheme="majorBidi" w:cstheme="majorBidi"/>
+          <w:sz w:val="24"/>
+          <w:szCs w:val="24"/>
+          <w:lang w:bidi="ar-EG"/>
+        </w:rPr>
+      </w:pPr>
+      <w:r>
+        <w:rPr>
+          <w:rFonts w:asciiTheme="majorBidi" w:hAnsiTheme="majorBidi" w:cstheme="majorBidi"/>
+          <w:sz w:val="24"/>
+          <w:szCs w:val="24"/>
+          <w:lang w:bidi="ar-EG"/>
+        </w:rPr>
+        <w:t xml:space="preserve">Thus, while BC learns to imitate the expert on the expert's state distribution, </w:t>
+      </w:r>
+      <w:proofErr w:type="spellStart"/>
+      <w:r>
+        <w:rPr>
+          <w:rFonts w:asciiTheme="majorBidi" w:hAnsiTheme="majorBidi" w:cstheme="majorBidi"/>
+          <w:sz w:val="24"/>
+          <w:szCs w:val="24"/>
+          <w:lang w:bidi="ar-EG"/>
+        </w:rPr>
+        <w:t>DAgger</w:t>
+      </w:r>
+      <w:proofErr w:type="spellEnd"/>
+      <w:r>
+        <w:rPr>
+          <w:rFonts w:asciiTheme="majorBidi" w:hAnsiTheme="majorBidi" w:cstheme="majorBidi"/>
+          <w:sz w:val="24"/>
+          <w:szCs w:val="24"/>
+          <w:lang w:bidi="ar-EG"/>
+        </w:rPr>
+        <w:t xml:space="preserve"> trains the policy on the states it is likely to encounter itself. This makes </w:t>
+      </w:r>
+      <w:proofErr w:type="spellStart"/>
+      <w:r>
+        <w:rPr>
+          <w:rFonts w:asciiTheme="majorBidi" w:hAnsiTheme="majorBidi" w:cstheme="majorBidi"/>
+          <w:sz w:val="24"/>
+          <w:szCs w:val="24"/>
+          <w:lang w:bidi="ar-EG"/>
+        </w:rPr>
+        <w:t>DAgger</w:t>
+      </w:r>
+      <w:proofErr w:type="spellEnd"/>
+      <w:r>
+        <w:rPr>
+          <w:rFonts w:asciiTheme="majorBidi" w:hAnsiTheme="majorBidi" w:cstheme="majorBidi"/>
+          <w:sz w:val="24"/>
+          <w:szCs w:val="24"/>
+          <w:lang w:bidi="ar-EG"/>
+        </w:rPr>
+        <w:t xml:space="preserve"> particularly useful for reducing compounding errors and improving robustness when the learned policy deviates from the expert.</w:t>
+      </w:r>
+    </w:p>
+    <w:p>
+      <w:pPr>
+        <w:tabs>
+          <w:tab w:val="left" w:pos="2700"/>
+        </w:tabs>
+        <w:spacing w:after="0" w:line="240" w:lineRule="auto"/>
+        <w:ind w:left="360"/>
+        <w:rPr>
+          <w:rFonts w:asciiTheme="majorBidi" w:hAnsiTheme="majorBidi" w:cstheme="majorBidi"/>
+          <w:sz w:val="24"/>
+          <w:szCs w:val="24"/>
+          <w:lang w:bidi="ar-EG"/>
+        </w:rPr>
+      </w:pPr>
+    </w:p>
+    <w:p>
+      <w:pPr>
+        <w:tabs>
+          <w:tab w:val="left" w:pos="2700"/>
+        </w:tabs>
+        <w:spacing w:after="0" w:line="240" w:lineRule="auto"/>
+        <w:ind w:left="360"/>
+        <w:rPr>
+          <w:rFonts w:asciiTheme="majorBidi" w:hAnsiTheme="majorBidi" w:cstheme="majorBidi"/>
+          <w:sz w:val="24"/>
+          <w:szCs w:val="24"/>
+          <w:lang w:bidi="ar-EG"/>
+        </w:rPr>
+      </w:pPr>
+      <w:r>
+        <w:rPr>
+          <w:rFonts w:asciiTheme="majorBidi" w:hAnsiTheme="majorBidi" w:cstheme="majorBidi"/>
+          <w:sz w:val="24"/>
+          <w:szCs w:val="24"/>
+          <w:lang w:bidi="ar-EG"/>
+        </w:rPr>
+        <w:t xml:space="preserve">Moreover, we do not suddenly expose the policy to its completely off-distribution states. We want to </w:t>
+      </w:r>
+      <w:r>
+        <w:rPr>
+          <w:rFonts w:asciiTheme="majorBidi" w:hAnsiTheme="majorBidi" w:cstheme="majorBidi"/>
+          <w:sz w:val="24"/>
+          <w:szCs w:val="24"/>
+          <w:lang w:bidi="ar-EG"/>
+        </w:rPr>
+        <w:t>stay near the good orbit while slowly letting the policy explore off it</w:t>
+      </w:r>
+      <w:r>
+        <w:rPr>
+          <w:rFonts w:asciiTheme="majorBidi" w:hAnsiTheme="majorBidi" w:cstheme="majorBidi"/>
+          <w:sz w:val="24"/>
+          <w:szCs w:val="24"/>
+          <w:lang w:bidi="ar-EG"/>
+        </w:rPr>
+        <w:t xml:space="preserve">. To accomplish that, </w:t>
+      </w:r>
+      <w:proofErr w:type="spellStart"/>
+      <w:r>
+        <w:rPr>
+          <w:rFonts w:asciiTheme="majorBidi" w:hAnsiTheme="majorBidi" w:cstheme="majorBidi"/>
+          <w:sz w:val="24"/>
+          <w:szCs w:val="24"/>
+          <w:lang w:bidi="ar-EG"/>
+        </w:rPr>
+        <w:t>DAgger</w:t>
+      </w:r>
+      <w:proofErr w:type="spellEnd"/>
+      <w:r>
+        <w:rPr>
+          <w:rFonts w:asciiTheme="majorBidi" w:hAnsiTheme="majorBidi" w:cstheme="majorBidi"/>
+          <w:sz w:val="24"/>
+          <w:szCs w:val="24"/>
+          <w:lang w:bidi="ar-EG"/>
+        </w:rPr>
+        <w:t xml:space="preserve"> defines the rollout/data-collection policy as</w:t>
+      </w:r>
+    </w:p>
+    <w:p>
+      <w:pPr>
+        <w:tabs>
+          <w:tab w:val="left" w:pos="2700"/>
+        </w:tabs>
+        <w:spacing w:after="0" w:line="240" w:lineRule="auto"/>
+        <w:ind w:left="360"/>
+        <w:rPr>
+          <w:rFonts w:asciiTheme="majorBidi" w:hAnsiTheme="majorBidi" w:cstheme="majorBidi"/>
+          <w:sz w:val="24"/>
+          <w:szCs w:val="24"/>
+          <w:lang w:bidi="ar-EG"/>
+        </w:rPr>
+      </w:pPr>
+    </w:p>
+    <w:p>
+      <w:pPr>
+        <w:tabs>
+          <w:tab w:val="left" w:pos="2700"/>
+        </w:tabs>
+        <w:spacing w:after="0" w:line="240" w:lineRule="auto"/>
+        <w:ind w:left="360"/>
+        <w:rPr>
+          <w:rFonts w:asciiTheme="majorBidi" w:hAnsiTheme="majorBidi" w:cstheme="majorBidi"/>
+          <w:sz w:val="24"/>
+          <w:szCs w:val="24"/>
+          <w:lang w:bidi="ar-EG"/>
+        </w:rPr>
+      </w:pPr>
+      <w:r>
+        <w:rPr>
+          <w:rFonts w:asciiTheme="majorBidi" w:hAnsiTheme="majorBidi" w:cstheme="majorBidi"/>
+          <w:sz w:val="24"/>
+          <w:szCs w:val="24"/>
+          <w:lang w:bidi="ar-EG"/>
+        </w:rPr>
+        <w:t>$$ \</w:t>
+      </w:r>
+      <w:proofErr w:type="spellStart"/>
+      <w:r>
+        <w:rPr>
+          <w:rFonts w:asciiTheme="majorBidi" w:hAnsiTheme="majorBidi" w:cstheme="majorBidi"/>
+          <w:sz w:val="24"/>
+          <w:szCs w:val="24"/>
+          <w:lang w:bidi="ar-EG"/>
+        </w:rPr>
+        <w:t>pi_i</w:t>
+      </w:r>
+      <w:proofErr w:type="spellEnd"/>
+      <w:r>
+        <w:rPr>
+          <w:rFonts w:asciiTheme="majorBidi" w:hAnsiTheme="majorBidi" w:cstheme="majorBidi"/>
+          <w:sz w:val="24"/>
+          <w:szCs w:val="24"/>
+          <w:lang w:bidi="ar-EG"/>
+        </w:rPr>
+        <w:t xml:space="preserve"> = \</w:t>
+      </w:r>
+      <w:proofErr w:type="spellStart"/>
+      <w:r>
+        <w:rPr>
+          <w:rFonts w:asciiTheme="majorBidi" w:hAnsiTheme="majorBidi" w:cstheme="majorBidi"/>
+          <w:sz w:val="24"/>
+          <w:szCs w:val="24"/>
+          <w:lang w:bidi="ar-EG"/>
+        </w:rPr>
+        <w:t>beta_i</w:t>
+      </w:r>
+      <w:proofErr w:type="spellEnd"/>
+      <w:r>
+        <w:rPr>
+          <w:rFonts w:asciiTheme="majorBidi" w:hAnsiTheme="majorBidi" w:cstheme="majorBidi"/>
+          <w:sz w:val="24"/>
+          <w:szCs w:val="24"/>
+          <w:lang w:bidi="ar-EG"/>
+        </w:rPr>
+        <w:t xml:space="preserve"> \pi^* + (1-\</w:t>
+      </w:r>
+      <w:proofErr w:type="spellStart"/>
+      <w:r>
+        <w:rPr>
+          <w:rFonts w:asciiTheme="majorBidi" w:hAnsiTheme="majorBidi" w:cstheme="majorBidi"/>
+          <w:sz w:val="24"/>
+          <w:szCs w:val="24"/>
+          <w:lang w:bidi="ar-EG"/>
+        </w:rPr>
+        <w:t>beta_i</w:t>
+      </w:r>
+      <w:proofErr w:type="spellEnd"/>
+      <w:r>
+        <w:rPr>
+          <w:rFonts w:asciiTheme="majorBidi" w:hAnsiTheme="majorBidi" w:cstheme="majorBidi"/>
+          <w:sz w:val="24"/>
+          <w:szCs w:val="24"/>
+          <w:lang w:bidi="ar-EG"/>
+        </w:rPr>
+        <w:t>)\</w:t>
+      </w:r>
+      <w:proofErr w:type="gramStart"/>
+      <w:r>
+        <w:rPr>
+          <w:rFonts w:asciiTheme="majorBidi" w:hAnsiTheme="majorBidi" w:cstheme="majorBidi"/>
+          <w:sz w:val="24"/>
+          <w:szCs w:val="24"/>
+          <w:lang w:bidi="ar-EG"/>
+        </w:rPr>
+        <w:t>hat{</w:t>
+      </w:r>
+      <w:proofErr w:type="gramEnd"/>
+      <w:r>
+        <w:rPr>
+          <w:rFonts w:asciiTheme="majorBidi" w:hAnsiTheme="majorBidi" w:cstheme="majorBidi"/>
+          <w:sz w:val="24"/>
+          <w:szCs w:val="24"/>
+          <w:lang w:bidi="ar-EG"/>
+        </w:rPr>
+        <w:t>\pi}_</w:t>
+      </w:r>
+      <w:proofErr w:type="spellStart"/>
+      <w:r>
+        <w:rPr>
+          <w:rFonts w:asciiTheme="majorBidi" w:hAnsiTheme="majorBidi" w:cstheme="majorBidi"/>
+          <w:sz w:val="24"/>
+          <w:szCs w:val="24"/>
+          <w:lang w:bidi="ar-EG"/>
+        </w:rPr>
+        <w:t>i</w:t>
+      </w:r>
+      <w:proofErr w:type="spellEnd"/>
+      <w:r>
+        <w:rPr>
+          <w:rFonts w:asciiTheme="majorBidi" w:hAnsiTheme="majorBidi" w:cstheme="majorBidi"/>
+          <w:sz w:val="24"/>
+          <w:szCs w:val="24"/>
+          <w:lang w:bidi="ar-EG"/>
+        </w:rPr>
+        <w:t>, $$</w:t>
+      </w:r>
+    </w:p>
+    <w:p>
+      <w:pPr>
+        <w:tabs>
+          <w:tab w:val="left" w:pos="2700"/>
+        </w:tabs>
+        <w:spacing w:after="0" w:line="240" w:lineRule="auto"/>
+        <w:ind w:left="360"/>
+        <w:rPr>
+          <w:rFonts w:asciiTheme="majorBidi" w:hAnsiTheme="majorBidi" w:cstheme="majorBidi"/>
+          <w:sz w:val="24"/>
+          <w:szCs w:val="24"/>
+          <w:lang w:bidi="ar-EG"/>
+        </w:rPr>
+      </w:pPr>
+    </w:p>
+    <w:p>
+      <w:pPr>
+        <w:tabs>
+          <w:tab w:val="left" w:pos="2700"/>
+        </w:tabs>
+        <w:spacing w:after="0" w:line="240" w:lineRule="auto"/>
+        <w:ind w:left="360"/>
+        <w:rPr>
+          <w:rFonts w:asciiTheme="majorBidi" w:hAnsiTheme="majorBidi" w:cstheme="majorBidi"/>
+          <w:sz w:val="24"/>
+          <w:szCs w:val="24"/>
+          <w:lang w:bidi="ar-EG"/>
+        </w:rPr>
+      </w:pPr>
+      <w:proofErr w:type="gramStart"/>
+      <w:r>
+        <w:rPr>
+          <w:rFonts w:asciiTheme="majorBidi" w:hAnsiTheme="majorBidi" w:cstheme="majorBidi"/>
+          <w:sz w:val="24"/>
+          <w:szCs w:val="24"/>
+          <w:lang w:bidi="ar-EG"/>
+        </w:rPr>
+        <w:t>where</w:t>
+      </w:r>
+      <w:proofErr w:type="gramEnd"/>
+      <w:r>
+        <w:rPr>
+          <w:rFonts w:asciiTheme="majorBidi" w:hAnsiTheme="majorBidi" w:cstheme="majorBidi"/>
+          <w:sz w:val="24"/>
+          <w:szCs w:val="24"/>
+          <w:lang w:bidi="ar-EG"/>
+        </w:rPr>
+        <w:t>:</w:t>
+      </w:r>
+    </w:p>
+    <w:p>
+      <w:pPr>
+        <w:tabs>
+          <w:tab w:val="left" w:pos="2700"/>
+        </w:tabs>
+        <w:spacing w:after="0" w:line="240" w:lineRule="auto"/>
+        <w:ind w:left="360"/>
+        <w:rPr>
+          <w:rFonts w:asciiTheme="majorBidi" w:hAnsiTheme="majorBidi" w:cstheme="majorBidi"/>
+          <w:sz w:val="24"/>
+          <w:szCs w:val="24"/>
+          <w:lang w:bidi="ar-EG"/>
+        </w:rPr>
+      </w:pPr>
+    </w:p>
+    <w:p>
+      <w:pPr>
+        <w:tabs>
+          <w:tab w:val="left" w:pos="2700"/>
+        </w:tabs>
+        <w:spacing w:after="0" w:line="240" w:lineRule="auto"/>
+        <w:ind w:left="360"/>
+        <w:rPr>
+          <w:rFonts w:asciiTheme="majorBidi" w:hAnsiTheme="majorBidi" w:cstheme="majorBidi"/>
+          <w:sz w:val="24"/>
+          <w:szCs w:val="24"/>
+          <w:lang w:bidi="ar-EG"/>
+        </w:rPr>
+      </w:pPr>
+      <w:proofErr w:type="gramStart"/>
+      <w:r>
+        <w:rPr>
+          <w:rFonts w:asciiTheme="majorBidi" w:hAnsiTheme="majorBidi" w:cstheme="majorBidi"/>
+          <w:sz w:val="24"/>
+          <w:szCs w:val="24"/>
+          <w:lang w:bidi="ar-EG"/>
+        </w:rPr>
+        <w:t>\(</w:t>
+      </w:r>
+      <w:proofErr w:type="gramEnd"/>
+      <w:r>
+        <w:rPr>
+          <w:rFonts w:asciiTheme="majorBidi" w:hAnsiTheme="majorBidi" w:cstheme="majorBidi"/>
+          <w:sz w:val="24"/>
+          <w:szCs w:val="24"/>
+          <w:lang w:bidi="ar-EG"/>
+        </w:rPr>
+        <w:t>\pi^*\) = expert policy</w:t>
+      </w:r>
+    </w:p>
+    <w:p>
+      <w:pPr>
+        <w:tabs>
+          <w:tab w:val="left" w:pos="2700"/>
+        </w:tabs>
+        <w:spacing w:after="0" w:line="240" w:lineRule="auto"/>
+        <w:ind w:left="360"/>
+        <w:rPr>
+          <w:rFonts w:asciiTheme="majorBidi" w:hAnsiTheme="majorBidi" w:cstheme="majorBidi"/>
+          <w:sz w:val="24"/>
+          <w:szCs w:val="24"/>
+          <w:lang w:bidi="ar-EG"/>
+        </w:rPr>
+      </w:pPr>
+      <w:proofErr w:type="gramStart"/>
+      <w:r>
+        <w:rPr>
+          <w:rFonts w:asciiTheme="majorBidi" w:hAnsiTheme="majorBidi" w:cstheme="majorBidi"/>
+          <w:sz w:val="24"/>
+          <w:szCs w:val="24"/>
+          <w:lang w:bidi="ar-EG"/>
+        </w:rPr>
+        <w:t>\(</w:t>
+      </w:r>
+      <w:proofErr w:type="gramEnd"/>
+      <w:r>
+        <w:rPr>
+          <w:rFonts w:asciiTheme="majorBidi" w:hAnsiTheme="majorBidi" w:cstheme="majorBidi"/>
+          <w:sz w:val="24"/>
+          <w:szCs w:val="24"/>
+          <w:lang w:bidi="ar-EG"/>
+        </w:rPr>
+        <w:t>\hat{\pi}_</w:t>
+      </w:r>
+      <w:proofErr w:type="spellStart"/>
+      <w:r>
+        <w:rPr>
+          <w:rFonts w:asciiTheme="majorBidi" w:hAnsiTheme="majorBidi" w:cstheme="majorBidi"/>
+          <w:sz w:val="24"/>
+          <w:szCs w:val="24"/>
+          <w:lang w:bidi="ar-EG"/>
+        </w:rPr>
+        <w:t>i</w:t>
+      </w:r>
+      <w:proofErr w:type="spellEnd"/>
+      <w:r>
+        <w:rPr>
+          <w:rFonts w:asciiTheme="majorBidi" w:hAnsiTheme="majorBidi" w:cstheme="majorBidi"/>
+          <w:sz w:val="24"/>
+          <w:szCs w:val="24"/>
+          <w:lang w:bidi="ar-EG"/>
+        </w:rPr>
+        <w:t>\) = current learned policy</w:t>
+      </w:r>
+    </w:p>
+    <w:p>
+      <w:pPr>
+        <w:tabs>
+          <w:tab w:val="left" w:pos="2700"/>
+        </w:tabs>
+        <w:spacing w:after="0" w:line="240" w:lineRule="auto"/>
+        <w:ind w:left="360"/>
+        <w:rPr>
+          <w:rFonts w:asciiTheme="majorBidi" w:hAnsiTheme="majorBidi" w:cstheme="majorBidi"/>
+          <w:sz w:val="24"/>
+          <w:szCs w:val="24"/>
+          <w:lang w:bidi="ar-EG"/>
+        </w:rPr>
+      </w:pPr>
+      <w:proofErr w:type="gramStart"/>
+      <w:r>
+        <w:rPr>
+          <w:rFonts w:asciiTheme="majorBidi" w:hAnsiTheme="majorBidi" w:cstheme="majorBidi"/>
+          <w:sz w:val="24"/>
+          <w:szCs w:val="24"/>
+          <w:lang w:bidi="ar-EG"/>
+        </w:rPr>
+        <w:t>\(</w:t>
+      </w:r>
+      <w:proofErr w:type="gramEnd"/>
+      <w:r>
+        <w:rPr>
+          <w:rFonts w:asciiTheme="majorBidi" w:hAnsiTheme="majorBidi" w:cstheme="majorBidi"/>
+          <w:sz w:val="24"/>
+          <w:szCs w:val="24"/>
+          <w:lang w:bidi="ar-EG"/>
+        </w:rPr>
+        <w:t>\</w:t>
+      </w:r>
+      <w:proofErr w:type="spellStart"/>
+      <w:r>
+        <w:rPr>
+          <w:rFonts w:asciiTheme="majorBidi" w:hAnsiTheme="majorBidi" w:cstheme="majorBidi"/>
+          <w:sz w:val="24"/>
+          <w:szCs w:val="24"/>
+          <w:lang w:bidi="ar-EG"/>
+        </w:rPr>
+        <w:t>beta_i</w:t>
+      </w:r>
+      <w:proofErr w:type="spellEnd"/>
+      <w:r>
+        <w:rPr>
+          <w:rFonts w:asciiTheme="majorBidi" w:hAnsiTheme="majorBidi" w:cstheme="majorBidi"/>
+          <w:sz w:val="24"/>
+          <w:szCs w:val="24"/>
+          <w:lang w:bidi="ar-EG"/>
+        </w:rPr>
+        <w:t>\) =</w:t>
+      </w:r>
+      <w:r>
+        <w:rPr>
+          <w:rFonts w:asciiTheme="majorBidi" w:hAnsiTheme="majorBidi" w:cstheme="majorBidi"/>
+          <w:sz w:val="24"/>
+          <w:szCs w:val="24"/>
+          <w:lang w:bidi="ar-EG"/>
+        </w:rPr>
         <w:t xml:space="preserve"> </w:t>
       </w:r>
       <w:r>
@@ -9855,222 +14043,271 @@
           <w:rFonts w:asciiTheme="majorBidi" w:hAnsiTheme="majorBidi" w:cstheme="majorBidi"/>
           <w:sz w:val="24"/>
           <w:szCs w:val="24"/>
-        </w:rPr>
-        <w:t xml:space="preserve">can change from trajectory to another and </w:t>
-      </w:r>
-      <w:r>
-        <w:rPr>
-          <w:rFonts w:asciiTheme="majorBidi" w:hAnsiTheme="majorBidi" w:cstheme="majorBidi"/>
-          <w:sz w:val="24"/>
-          <w:szCs w:val="24"/>
-        </w:rPr>
-        <w:t>within the same trajectory so the policy</w:t>
-      </w:r>
-      <w:r>
-        <w:rPr>
-          <w:rFonts w:asciiTheme="majorBidi" w:hAnsiTheme="majorBidi" w:cstheme="majorBidi"/>
-          <w:sz w:val="24"/>
-          <w:szCs w:val="24"/>
-        </w:rPr>
-        <w:t xml:space="preserve"> needs to learn to switch to a </w:t>
-      </w:r>
-      <w:r>
-        <w:rPr>
-          <w:rFonts w:asciiTheme="majorBidi" w:hAnsiTheme="majorBidi" w:cstheme="majorBidi"/>
-          <w:sz w:val="24"/>
-          <w:szCs w:val="24"/>
-        </w:rPr>
-        <w:t>different</w:t>
-      </w:r>
-      <w:r>
-        <w:rPr>
-          <w:rFonts w:asciiTheme="majorBidi" w:hAnsiTheme="majorBidi" w:cstheme="majorBidi"/>
-          <w:sz w:val="24"/>
-          <w:szCs w:val="24"/>
-        </w:rPr>
-        <w:t xml:space="preserve"> frequency and time itself using it</w:t>
-      </w:r>
-      <w:r>
-        <w:rPr>
-          <w:rFonts w:asciiTheme="majorBidi" w:hAnsiTheme="majorBidi" w:cstheme="majorBidi"/>
-          <w:sz w:val="24"/>
-          <w:szCs w:val="24"/>
-        </w:rPr>
-        <w:t xml:space="preserve">. Specifically, we use seven </w:t>
-      </w:r>
-      <w:r>
-        <w:rPr>
-          <w:rFonts w:asciiTheme="majorBidi" w:hAnsiTheme="majorBidi" w:cstheme="majorBidi"/>
-          <w:sz w:val="24"/>
-          <w:szCs w:val="24"/>
-        </w:rPr>
-        <w:t xml:space="preserve">frequencies </w:t>
-      </w:r>
-      <w:r>
-        <w:rPr>
-          <w:rFonts w:asciiTheme="majorBidi" w:hAnsiTheme="majorBidi" w:cstheme="majorBidi"/>
-          <w:sz w:val="24"/>
-          <w:szCs w:val="24"/>
-        </w:rPr>
-        <w:t>{1.5, 1.75, 2.0, 2.25, 2.5, 2.75</w:t>
-      </w:r>
-      <w:r>
-        <w:rPr>
-          <w:rFonts w:asciiTheme="majorBidi" w:hAnsiTheme="majorBidi" w:cstheme="majorBidi"/>
-          <w:sz w:val="24"/>
-          <w:szCs w:val="24"/>
-        </w:rPr>
-        <w:t xml:space="preserve">, </w:t>
-      </w:r>
-      <w:r>
-        <w:rPr>
-          <w:rFonts w:asciiTheme="majorBidi" w:hAnsiTheme="majorBidi" w:cstheme="majorBidi"/>
-          <w:sz w:val="24"/>
-          <w:szCs w:val="24"/>
-        </w:rPr>
-        <w:t>3.0</w:t>
-      </w:r>
-      <w:r>
-        <w:rPr>
-          <w:rFonts w:asciiTheme="majorBidi" w:hAnsiTheme="majorBidi" w:cstheme="majorBidi"/>
-          <w:sz w:val="24"/>
-          <w:szCs w:val="24"/>
-        </w:rPr>
-        <w:t>}</w:t>
-      </w:r>
-      <w:r>
-        <w:rPr>
-          <w:rFonts w:asciiTheme="majorBidi" w:hAnsiTheme="majorBidi" w:cstheme="majorBidi"/>
-          <w:sz w:val="24"/>
-          <w:szCs w:val="24"/>
-        </w:rPr>
-        <w:t xml:space="preserve"> rad/s</w:t>
-      </w:r>
-      <w:r>
-        <w:rPr>
-          <w:rFonts w:asciiTheme="majorBidi" w:hAnsiTheme="majorBidi" w:cstheme="majorBidi"/>
-          <w:sz w:val="24"/>
-          <w:szCs w:val="24"/>
-        </w:rPr>
-        <w:t>. These</w:t>
-      </w:r>
-      <w:r>
-        <w:rPr>
-          <w:rFonts w:asciiTheme="majorBidi" w:hAnsiTheme="majorBidi" w:cstheme="majorBidi"/>
-          <w:sz w:val="24"/>
-          <w:szCs w:val="24"/>
-        </w:rPr>
-        <w:t xml:space="preserve"> frequencies were selected based on observing </w:t>
-      </w:r>
-      <w:r>
-        <w:rPr>
-          <w:rFonts w:asciiTheme="majorBidi" w:hAnsiTheme="majorBidi" w:cstheme="majorBidi"/>
-          <w:sz w:val="24"/>
-          <w:szCs w:val="24"/>
-        </w:rPr>
-        <w:t>ξ(t)</w:t>
-      </w:r>
-      <w:r>
-        <w:rPr>
-          <w:rFonts w:asciiTheme="majorBidi" w:hAnsiTheme="majorBidi" w:cstheme="majorBidi"/>
-          <w:sz w:val="24"/>
-          <w:szCs w:val="24"/>
-        </w:rPr>
-        <w:t xml:space="preserve"> on a wide variation of trajectories. It was observed that </w:t>
-      </w:r>
-      <w:r>
-        <w:rPr>
-          <w:rFonts w:asciiTheme="majorBidi" w:hAnsiTheme="majorBidi" w:cstheme="majorBidi"/>
-          <w:sz w:val="24"/>
-          <w:szCs w:val="24"/>
-        </w:rPr>
-        <w:t>ξ(t)</w:t>
-      </w:r>
-      <w:r>
-        <w:rPr>
-          <w:rFonts w:asciiTheme="majorBidi" w:hAnsiTheme="majorBidi" w:cstheme="majorBidi"/>
-          <w:sz w:val="24"/>
-          <w:szCs w:val="24"/>
-        </w:rPr>
-        <w:t xml:space="preserve"> never dips below 1.5</w:t>
-      </w:r>
-      <w:r>
-        <w:rPr>
-          <w:rFonts w:asciiTheme="majorBidi" w:hAnsiTheme="majorBidi" w:cstheme="majorBidi"/>
-          <w:sz w:val="24"/>
-          <w:szCs w:val="24"/>
-        </w:rPr>
-        <w:t xml:space="preserve"> rad/s</w:t>
-      </w:r>
-      <w:r>
-        <w:rPr>
-          <w:rFonts w:asciiTheme="majorBidi" w:hAnsiTheme="majorBidi" w:cstheme="majorBidi"/>
-          <w:sz w:val="24"/>
-          <w:szCs w:val="24"/>
-        </w:rPr>
-        <w:t xml:space="preserve"> and never goes above 3.0</w:t>
-      </w:r>
-      <w:r>
-        <w:rPr>
-          <w:rFonts w:asciiTheme="majorBidi" w:hAnsiTheme="majorBidi" w:cstheme="majorBidi"/>
-          <w:sz w:val="24"/>
-          <w:szCs w:val="24"/>
-        </w:rPr>
-        <w:t xml:space="preserve"> rad/s, so that was the appropriate range to provide. </w:t>
-      </w:r>
-      <w:r>
-        <w:rPr>
-          <w:rFonts w:asciiTheme="majorBidi" w:hAnsiTheme="majorBidi" w:cstheme="majorBidi"/>
-          <w:sz w:val="24"/>
-          <w:szCs w:val="24"/>
-        </w:rPr>
-        <w:t>A spacing of 0.25 rad/s was selected to create a densely spaced frequency set, providing a finer representation of temporal variations within our narrow frequency range</w:t>
-      </w:r>
-      <w:r>
-        <w:rPr>
-          <w:rFonts w:asciiTheme="majorBidi" w:hAnsiTheme="majorBidi" w:cstheme="majorBidi"/>
-          <w:sz w:val="24"/>
-          <w:szCs w:val="24"/>
-        </w:rPr>
-        <w:t xml:space="preserve"> while </w:t>
-      </w:r>
-      <w:r>
-        <w:rPr>
-          <w:rFonts w:asciiTheme="majorBidi" w:hAnsiTheme="majorBidi" w:cstheme="majorBidi"/>
-          <w:sz w:val="24"/>
-          <w:szCs w:val="24"/>
-        </w:rPr>
-        <w:t>avoiding redundancy and excessive growth in the dimensionality of the input representation</w:t>
-      </w:r>
-      <w:r>
-        <w:rPr>
-          <w:rFonts w:asciiTheme="majorBidi" w:hAnsiTheme="majorBidi" w:cstheme="majorBidi"/>
-          <w:sz w:val="24"/>
-          <w:szCs w:val="24"/>
-        </w:rPr>
-        <w:t>. This enables the network to better distinguish between closely spaced temporal frequencies without increasing the total numb</w:t>
-      </w:r>
-      <w:r>
-        <w:rPr>
-          <w:rFonts w:asciiTheme="majorBidi" w:hAnsiTheme="majorBidi" w:cstheme="majorBidi"/>
-          <w:sz w:val="24"/>
-          <w:szCs w:val="24"/>
-        </w:rPr>
-        <w:t>er of frequencies unnecessarily</w:t>
-      </w:r>
-      <w:r>
-        <w:rPr>
-          <w:rFonts w:asciiTheme="majorBidi" w:hAnsiTheme="majorBidi" w:cstheme="majorBidi"/>
-          <w:sz w:val="24"/>
-          <w:szCs w:val="24"/>
-        </w:rPr>
-        <w:t>.</w:t>
-      </w:r>
-    </w:p>
-    <w:p>
-      <w:pPr>
-        <w:spacing w:line="360" w:lineRule="auto"/>
-        <w:ind w:left="360"/>
+          <w:lang w:bidi="ar-EG"/>
+        </w:rPr>
+        <w:t>mixing parameter β</w:t>
+      </w:r>
+    </w:p>
+    <w:p>
+      <w:pPr>
+        <w:tabs>
+          <w:tab w:val="left" w:pos="2700"/>
+        </w:tabs>
+        <w:spacing w:after="0" w:line="240" w:lineRule="auto"/>
+        <w:ind w:left="360"/>
+        <w:rPr>
+          <w:rFonts w:asciiTheme="majorBidi" w:hAnsiTheme="majorBidi" w:cstheme="majorBidi"/>
+          <w:sz w:val="24"/>
+          <w:szCs w:val="24"/>
+          <w:lang w:bidi="ar-EG"/>
+        </w:rPr>
+      </w:pPr>
+    </w:p>
+    <w:p>
+      <w:pPr>
+        <w:tabs>
+          <w:tab w:val="left" w:pos="2700"/>
+        </w:tabs>
+        <w:spacing w:after="0" w:line="240" w:lineRule="auto"/>
+        <w:ind w:left="360"/>
+        <w:rPr>
+          <w:rFonts w:asciiTheme="majorBidi" w:hAnsiTheme="majorBidi" w:cstheme="majorBidi"/>
+          <w:sz w:val="24"/>
+          <w:szCs w:val="24"/>
+          <w:lang w:bidi="ar-EG"/>
+        </w:rPr>
+      </w:pPr>
+      <w:r>
+        <w:rPr>
+          <w:rFonts w:asciiTheme="majorBidi" w:hAnsiTheme="majorBidi" w:cstheme="majorBidi"/>
+          <w:sz w:val="24"/>
+          <w:szCs w:val="24"/>
+          <w:lang w:bidi="ar-EG"/>
+        </w:rPr>
+        <w:t xml:space="preserve">Unlike the original </w:t>
+      </w:r>
+      <w:proofErr w:type="spellStart"/>
+      <w:r>
+        <w:rPr>
+          <w:rFonts w:asciiTheme="majorBidi" w:hAnsiTheme="majorBidi" w:cstheme="majorBidi"/>
+          <w:sz w:val="24"/>
+          <w:szCs w:val="24"/>
+          <w:lang w:bidi="ar-EG"/>
+        </w:rPr>
+        <w:t>DAgger</w:t>
+      </w:r>
+      <w:proofErr w:type="spellEnd"/>
+      <w:r>
+        <w:rPr>
+          <w:rFonts w:asciiTheme="majorBidi" w:hAnsiTheme="majorBidi" w:cstheme="majorBidi"/>
+          <w:sz w:val="24"/>
+          <w:szCs w:val="24"/>
+          <w:lang w:bidi="ar-EG"/>
+        </w:rPr>
+        <w:t xml:space="preserve"> formulation, where the expert and learner policies are select</w:t>
+      </w:r>
+      <w:r>
+        <w:rPr>
+          <w:rFonts w:asciiTheme="majorBidi" w:hAnsiTheme="majorBidi" w:cstheme="majorBidi"/>
+          <w:sz w:val="24"/>
+          <w:szCs w:val="24"/>
+          <w:lang w:bidi="ar-EG"/>
+        </w:rPr>
+        <w:t>ed stochastically according to the</w:t>
+      </w:r>
+      <w:r>
+        <w:rPr>
+          <w:rFonts w:asciiTheme="majorBidi" w:hAnsiTheme="majorBidi" w:cstheme="majorBidi"/>
+          <w:sz w:val="24"/>
+          <w:szCs w:val="24"/>
+          <w:lang w:bidi="ar-EG"/>
+        </w:rPr>
+        <w:t xml:space="preserve"> mixing probability (\beta), we use (\beta) as an interpolation coefficient to directly combine their actions.</w:t>
+      </w:r>
+      <w:r>
+        <w:rPr>
+          <w:rFonts w:asciiTheme="majorBidi" w:hAnsiTheme="majorBidi" w:cstheme="majorBidi"/>
+          <w:sz w:val="24"/>
+          <w:szCs w:val="24"/>
+          <w:lang w:bidi="ar-EG"/>
+        </w:rPr>
+        <w:t xml:space="preserve"> </w:t>
+      </w:r>
+      <w:r>
+        <w:rPr>
+          <w:rFonts w:asciiTheme="majorBidi" w:hAnsiTheme="majorBidi" w:cstheme="majorBidi"/>
+          <w:sz w:val="24"/>
+          <w:szCs w:val="24"/>
+          <w:lang w:bidi="ar-EG"/>
+        </w:rPr>
+        <w:t>Thus, the executed action is obtained as a weighted combination of</w:t>
+      </w:r>
+      <w:r>
+        <w:rPr>
+          <w:rFonts w:asciiTheme="majorBidi" w:hAnsiTheme="majorBidi" w:cstheme="majorBidi"/>
+          <w:sz w:val="24"/>
+          <w:szCs w:val="24"/>
+          <w:lang w:bidi="ar-EG"/>
+        </w:rPr>
+        <w:t xml:space="preserve"> the expert and learner actions. </w:t>
+      </w:r>
+    </w:p>
+    <w:p>
+      <w:pPr>
+        <w:tabs>
+          <w:tab w:val="left" w:pos="2700"/>
+        </w:tabs>
+        <w:spacing w:after="0" w:line="240" w:lineRule="auto"/>
+        <w:ind w:left="360"/>
+        <w:rPr>
+          <w:rFonts w:asciiTheme="majorBidi" w:hAnsiTheme="majorBidi" w:cstheme="majorBidi"/>
+          <w:sz w:val="24"/>
+          <w:szCs w:val="24"/>
+          <w:lang w:bidi="ar-EG"/>
+        </w:rPr>
+      </w:pPr>
+      <w:r>
+        <w:rPr>
+          <w:rFonts w:asciiTheme="majorBidi" w:hAnsiTheme="majorBidi" w:cstheme="majorBidi"/>
+          <w:sz w:val="24"/>
+          <w:szCs w:val="24"/>
+          <w:lang w:bidi="ar-EG"/>
+        </w:rPr>
+        <w:t>This continuous int</w:t>
+      </w:r>
+      <w:r>
+        <w:rPr>
+          <w:rFonts w:asciiTheme="majorBidi" w:hAnsiTheme="majorBidi" w:cstheme="majorBidi"/>
+          <w:sz w:val="24"/>
+          <w:szCs w:val="24"/>
+          <w:lang w:bidi="ar-EG"/>
+        </w:rPr>
+        <w:t>erpolation is well suited to a control setting that operates in a continuous action space.</w:t>
+      </w:r>
+      <w:r>
+        <w:rPr>
+          <w:rFonts w:asciiTheme="majorBidi" w:hAnsiTheme="majorBidi" w:cstheme="majorBidi"/>
+          <w:sz w:val="24"/>
+          <w:szCs w:val="24"/>
+          <w:lang w:bidi="ar-EG"/>
+        </w:rPr>
+        <w:t xml:space="preserve"> </w:t>
+      </w:r>
+    </w:p>
+    <w:p>
+      <w:pPr>
+        <w:tabs>
+          <w:tab w:val="left" w:pos="2700"/>
+        </w:tabs>
+        <w:spacing w:after="0" w:line="240" w:lineRule="auto"/>
+        <w:ind w:left="360"/>
+        <w:rPr>
+          <w:rFonts w:asciiTheme="majorBidi" w:hAnsiTheme="majorBidi" w:cstheme="majorBidi"/>
+          <w:sz w:val="24"/>
+          <w:szCs w:val="24"/>
+          <w:lang w:bidi="ar-EG"/>
+        </w:rPr>
+      </w:pPr>
+    </w:p>
+    <w:p>
+      <w:pPr>
+        <w:tabs>
+          <w:tab w:val="left" w:pos="2700"/>
+        </w:tabs>
+        <w:spacing w:after="0" w:line="240" w:lineRule="auto"/>
+        <w:ind w:left="360"/>
+        <w:rPr>
+          <w:rFonts w:asciiTheme="majorBidi" w:hAnsiTheme="majorBidi" w:cstheme="majorBidi"/>
+          <w:sz w:val="24"/>
+          <w:szCs w:val="24"/>
+          <w:lang w:bidi="ar-EG"/>
+        </w:rPr>
+      </w:pPr>
+      <w:r>
+        <w:rPr>
+          <w:rFonts w:asciiTheme="majorBidi" w:hAnsiTheme="majorBidi" w:cstheme="majorBidi"/>
+          <w:sz w:val="24"/>
+          <w:szCs w:val="24"/>
+          <w:lang w:bidi="ar-EG"/>
+        </w:rPr>
+        <w:t xml:space="preserve">Additionally, at each </w:t>
+      </w:r>
+      <w:proofErr w:type="spellStart"/>
+      <w:r>
+        <w:rPr>
+          <w:rFonts w:asciiTheme="majorBidi" w:hAnsiTheme="majorBidi" w:cstheme="majorBidi"/>
+          <w:sz w:val="24"/>
+          <w:szCs w:val="24"/>
+          <w:lang w:bidi="ar-EG"/>
+        </w:rPr>
+        <w:t>DAgger</w:t>
+      </w:r>
+      <w:proofErr w:type="spellEnd"/>
+      <w:r>
+        <w:rPr>
+          <w:rFonts w:asciiTheme="majorBidi" w:hAnsiTheme="majorBidi" w:cstheme="majorBidi"/>
+          <w:sz w:val="24"/>
+          <w:szCs w:val="24"/>
+          <w:lang w:bidi="ar-EG"/>
+        </w:rPr>
+        <w:t xml:space="preserve"> iteration, </w:t>
+      </w:r>
+      <w:proofErr w:type="gramStart"/>
+      <w:r>
+        <w:rPr>
+          <w:rFonts w:asciiTheme="majorBidi" w:hAnsiTheme="majorBidi" w:cstheme="majorBidi"/>
+          <w:sz w:val="24"/>
+          <w:szCs w:val="24"/>
+          <w:lang w:bidi="ar-EG"/>
+        </w:rPr>
+        <w:t>\(</w:t>
+      </w:r>
+      <w:proofErr w:type="gramEnd"/>
+      <w:r>
+        <w:rPr>
+          <w:rFonts w:asciiTheme="majorBidi" w:hAnsiTheme="majorBidi" w:cstheme="majorBidi"/>
+          <w:sz w:val="24"/>
+          <w:szCs w:val="24"/>
+          <w:lang w:bidi="ar-EG"/>
+        </w:rPr>
+        <w:t xml:space="preserve">\beta\) is gradually decreased from 1 to 0 (e.g., in decrements of 0.1), resulting in a smooth transition from expert-guided behavior to the learned policy. For each value of </w:t>
+      </w:r>
+      <w:proofErr w:type="gramStart"/>
+      <w:r>
+        <w:rPr>
+          <w:rFonts w:asciiTheme="majorBidi" w:hAnsiTheme="majorBidi" w:cstheme="majorBidi"/>
+          <w:sz w:val="24"/>
+          <w:szCs w:val="24"/>
+          <w:lang w:bidi="ar-EG"/>
+        </w:rPr>
+        <w:t>\(</w:t>
+      </w:r>
+      <w:proofErr w:type="gramEnd"/>
+      <w:r>
+        <w:rPr>
+          <w:rFonts w:asciiTheme="majorBidi" w:hAnsiTheme="majorBidi" w:cstheme="majorBidi"/>
+          <w:sz w:val="24"/>
+          <w:szCs w:val="24"/>
+          <w:lang w:bidi="ar-EG"/>
+        </w:rPr>
+        <w:t>\beta\), data are collected using the resulting mixture of expert and learned actions and subsequently added to the aggregated dataset. The policy network is then retrained from scratch on the entire aggregated dataset before proceeding to the next iteration.</w:t>
+      </w:r>
+    </w:p>
+    <w:p>
+      <w:pPr>
+        <w:tabs>
+          <w:tab w:val="left" w:pos="2700"/>
+        </w:tabs>
+        <w:spacing w:after="0" w:line="240" w:lineRule="auto"/>
+        <w:ind w:left="360"/>
+        <w:rPr>
+          <w:rFonts w:asciiTheme="majorBidi" w:hAnsiTheme="majorBidi" w:cstheme="majorBidi"/>
+          <w:sz w:val="24"/>
+          <w:szCs w:val="24"/>
+          <w:lang w:bidi="ar-EG"/>
+        </w:rPr>
+      </w:pPr>
+      <w:r>
         <w:rPr>
           <w:rFonts w:asciiTheme="majorBidi" w:hAnsiTheme="majorBidi" w:cstheme="majorBidi" w:hint="cs"/>
           <w:sz w:val="24"/>
@@ -10078,44 +14315,769 @@
           <w:rtl/>
           <w:lang w:bidi="ar-EG"/>
         </w:rPr>
-      </w:pPr>
-    </w:p>
-    <w:p>
-      <w:pPr>
-        <w:spacing w:line="360" w:lineRule="auto"/>
-        <w:ind w:left="360"/>
-        <w:rPr>
-          <w:rFonts w:asciiTheme="majorBidi" w:hAnsiTheme="majorBidi" w:cstheme="majorBidi" w:hint="cs"/>
-          <w:sz w:val="24"/>
-          <w:szCs w:val="24"/>
-          <w:rtl/>
-          <w:lang w:bidi="ar-EG"/>
-        </w:rPr>
-      </w:pPr>
-    </w:p>
-    <w:p>
-      <w:pPr>
-        <w:spacing w:line="360" w:lineRule="auto"/>
-        <w:ind w:left="360"/>
-        <w:rPr>
-          <w:rFonts w:asciiTheme="majorBidi" w:hAnsiTheme="majorBidi" w:cstheme="majorBidi"/>
-          <w:sz w:val="24"/>
-          <w:szCs w:val="24"/>
-        </w:rPr>
-      </w:pPr>
-    </w:p>
-    <w:p>
-      <w:pPr>
-        <w:spacing w:line="360" w:lineRule="auto"/>
-        <w:ind w:left="360"/>
-        <w:rPr>
-          <w:rFonts w:asciiTheme="majorBidi" w:hAnsiTheme="majorBidi" w:cstheme="majorBidi"/>
-          <w:sz w:val="24"/>
-          <w:szCs w:val="24"/>
-        </w:rPr>
-      </w:pPr>
+        <w:lastRenderedPageBreak/>
+        <w:t>___</w:t>
+      </w:r>
+      <w:r>
+        <w:rPr>
+          <w:rFonts w:asciiTheme="majorBidi" w:hAnsiTheme="majorBidi" w:cstheme="majorBidi"/>
+          <w:sz w:val="24"/>
+          <w:szCs w:val="24"/>
+          <w:lang w:bidi="ar-EG"/>
+        </w:rPr>
+        <w:t xml:space="preserve">Figure 4 ___ </w:t>
+      </w:r>
+      <w:r>
+        <w:rPr>
+          <w:rFonts w:asciiTheme="majorBidi" w:hAnsiTheme="majorBidi" w:cstheme="majorBidi"/>
+          <w:sz w:val="24"/>
+          <w:szCs w:val="24"/>
+          <w:lang w:bidi="ar-EG"/>
+        </w:rPr>
+        <w:t>Behavioral Cloning Schedule: Phase 1 (Supervised Learning)</w:t>
+      </w:r>
+      <w:r>
+        <w:t xml:space="preserve"> </w:t>
+      </w:r>
+      <w:r>
+        <w:rPr>
+          <w:rFonts w:asciiTheme="majorBidi" w:hAnsiTheme="majorBidi" w:cstheme="majorBidi"/>
+          <w:sz w:val="24"/>
+          <w:szCs w:val="24"/>
+          <w:lang w:bidi="ar-EG"/>
+        </w:rPr>
+        <w:t>→</w:t>
+      </w:r>
+    </w:p>
+    <w:p>
+      <w:pPr>
+        <w:tabs>
+          <w:tab w:val="left" w:pos="2700"/>
+        </w:tabs>
+        <w:spacing w:after="0" w:line="240" w:lineRule="auto"/>
+        <w:ind w:left="360"/>
+        <w:rPr>
+          <w:rFonts w:asciiTheme="majorBidi" w:hAnsiTheme="majorBidi" w:cstheme="majorBidi"/>
+          <w:sz w:val="24"/>
+          <w:szCs w:val="24"/>
+          <w:lang w:bidi="ar-EG"/>
+        </w:rPr>
+      </w:pPr>
+      <w:r>
+        <w:rPr>
+          <w:rFonts w:asciiTheme="majorBidi" w:hAnsiTheme="majorBidi" w:cstheme="majorBidi"/>
+          <w:sz w:val="24"/>
+          <w:szCs w:val="24"/>
+          <w:lang w:bidi="ar-EG"/>
+        </w:rPr>
+        <w:t>Phase 2 (</w:t>
+      </w:r>
+      <w:proofErr w:type="spellStart"/>
+      <w:r>
+        <w:rPr>
+          <w:rFonts w:asciiTheme="majorBidi" w:hAnsiTheme="majorBidi" w:cstheme="majorBidi"/>
+          <w:sz w:val="24"/>
+          <w:szCs w:val="24"/>
+          <w:lang w:bidi="ar-EG"/>
+        </w:rPr>
+        <w:t>DAgger</w:t>
+      </w:r>
+      <w:proofErr w:type="spellEnd"/>
+      <w:r>
+        <w:rPr>
+          <w:rFonts w:asciiTheme="majorBidi" w:hAnsiTheme="majorBidi" w:cstheme="majorBidi"/>
+          <w:sz w:val="24"/>
+          <w:szCs w:val="24"/>
+          <w:lang w:bidi="ar-EG"/>
+        </w:rPr>
+        <w:t>)</w:t>
+      </w:r>
       <w:bookmarkStart w:id="0" w:name="_GoBack"/>
       <w:bookmarkEnd w:id="0"/>
+    </w:p>
+    <w:p>
+      <w:pPr>
+        <w:tabs>
+          <w:tab w:val="left" w:pos="2700"/>
+        </w:tabs>
+        <w:spacing w:after="0" w:line="240" w:lineRule="auto"/>
+        <w:ind w:left="360"/>
+        <w:rPr>
+          <w:rFonts w:asciiTheme="majorBidi" w:hAnsiTheme="majorBidi" w:cstheme="majorBidi"/>
+          <w:sz w:val="24"/>
+          <w:szCs w:val="24"/>
+          <w:lang w:bidi="ar-EG"/>
+        </w:rPr>
+      </w:pPr>
+    </w:p>
+    <w:p>
+      <w:pPr>
+        <w:tabs>
+          <w:tab w:val="left" w:pos="2700"/>
+        </w:tabs>
+        <w:spacing w:after="0" w:line="240" w:lineRule="auto"/>
+        <w:ind w:left="360"/>
+        <w:rPr>
+          <w:rFonts w:asciiTheme="majorBidi" w:hAnsiTheme="majorBidi" w:cstheme="majorBidi"/>
+          <w:sz w:val="24"/>
+          <w:szCs w:val="24"/>
+          <w:lang w:bidi="ar-EG"/>
+        </w:rPr>
+      </w:pPr>
+      <w:r>
+        <w:rPr>
+          <w:rFonts w:asciiTheme="majorBidi" w:hAnsiTheme="majorBidi" w:cstheme="majorBidi"/>
+          <w:sz w:val="24"/>
+          <w:szCs w:val="24"/>
+          <w:lang w:bidi="ar-EG"/>
+        </w:rPr>
+        <w:t xml:space="preserve">Remark 2: </w:t>
+      </w:r>
+      <w:r>
+        <w:rPr>
+          <w:rFonts w:asciiTheme="majorBidi" w:hAnsiTheme="majorBidi" w:cstheme="majorBidi"/>
+          <w:sz w:val="24"/>
+          <w:szCs w:val="24"/>
+          <w:lang w:bidi="ar-EG"/>
+        </w:rPr>
+        <w:t>The policy input ((\dot{\</w:t>
+      </w:r>
+      <w:proofErr w:type="spellStart"/>
+      <w:r>
+        <w:rPr>
+          <w:rFonts w:asciiTheme="majorBidi" w:hAnsiTheme="majorBidi" w:cstheme="majorBidi"/>
+          <w:sz w:val="24"/>
+          <w:szCs w:val="24"/>
+          <w:lang w:bidi="ar-EG"/>
+        </w:rPr>
+        <w:t>mathbf</w:t>
+      </w:r>
+      <w:proofErr w:type="spellEnd"/>
+      <w:r>
+        <w:rPr>
+          <w:rFonts w:asciiTheme="majorBidi" w:hAnsiTheme="majorBidi" w:cstheme="majorBidi"/>
+          <w:sz w:val="24"/>
+          <w:szCs w:val="24"/>
+          <w:lang w:bidi="ar-EG"/>
+        </w:rPr>
+        <w:t>{p}}R, \lambda{t-1})) is reconstructed using the applied (mixed) (\lambda) history, rather than the policy output alone. This is necessary because (\lambda_{t-1}) represents a physical observation of the system state, specifically the cable force distribution that was actually applied to the system at the previous time step, rather than an internal memory state of the policy. Consequently, the observation at time (t) must be consistent with the physical state generated by the applied action (\lambda_{\</w:t>
+      </w:r>
+      <w:proofErr w:type="spellStart"/>
+      <w:r>
+        <w:rPr>
+          <w:rFonts w:asciiTheme="majorBidi" w:hAnsiTheme="majorBidi" w:cstheme="majorBidi"/>
+          <w:sz w:val="24"/>
+          <w:szCs w:val="24"/>
+          <w:lang w:bidi="ar-EG"/>
+        </w:rPr>
+        <w:t>mathrm</w:t>
+      </w:r>
+      <w:proofErr w:type="spellEnd"/>
+      <w:r>
+        <w:rPr>
+          <w:rFonts w:asciiTheme="majorBidi" w:hAnsiTheme="majorBidi" w:cstheme="majorBidi"/>
+          <w:sz w:val="24"/>
+          <w:szCs w:val="24"/>
+          <w:lang w:bidi="ar-EG"/>
+        </w:rPr>
+        <w:t>{applied}</w:t>
+      </w:r>
+      <w:proofErr w:type="gramStart"/>
+      <w:r>
+        <w:rPr>
+          <w:rFonts w:asciiTheme="majorBidi" w:hAnsiTheme="majorBidi" w:cstheme="majorBidi"/>
+          <w:sz w:val="24"/>
+          <w:szCs w:val="24"/>
+          <w:lang w:bidi="ar-EG"/>
+        </w:rPr>
+        <w:t>,t</w:t>
+      </w:r>
+      <w:proofErr w:type="gramEnd"/>
+      <w:r>
+        <w:rPr>
+          <w:rFonts w:asciiTheme="majorBidi" w:hAnsiTheme="majorBidi" w:cstheme="majorBidi"/>
+          <w:sz w:val="24"/>
+          <w:szCs w:val="24"/>
+          <w:lang w:bidi="ar-EG"/>
+        </w:rPr>
+        <w:t>-1}). Using the policy output alone could instead produce a physically inconsistent state in which the kinematic variables reflect the response to one cable-force distribution, while (\lambda_{t-1}) corresponds to another. Reconstructing the input from the applied (\lambda) history therefore ensures that the policy is trained and evaluated on the state distribution it actually encounters during execution.</w:t>
+      </w:r>
+    </w:p>
+    <w:p>
+      <w:pPr>
+        <w:tabs>
+          <w:tab w:val="left" w:pos="2700"/>
+        </w:tabs>
+        <w:spacing w:after="0" w:line="240" w:lineRule="auto"/>
+        <w:ind w:left="360"/>
+        <w:rPr>
+          <w:rFonts w:asciiTheme="majorBidi" w:hAnsiTheme="majorBidi" w:cstheme="majorBidi"/>
+          <w:sz w:val="24"/>
+          <w:szCs w:val="24"/>
+          <w:lang w:bidi="ar-EG"/>
+        </w:rPr>
+      </w:pPr>
+    </w:p>
+    <w:p>
+      <w:pPr>
+        <w:tabs>
+          <w:tab w:val="left" w:pos="2700"/>
+        </w:tabs>
+        <w:spacing w:after="0" w:line="240" w:lineRule="auto"/>
+        <w:ind w:left="360"/>
+        <w:rPr>
+          <w:rFonts w:asciiTheme="majorBidi" w:hAnsiTheme="majorBidi" w:cstheme="majorBidi"/>
+          <w:sz w:val="24"/>
+          <w:szCs w:val="24"/>
+          <w:lang w:bidi="ar-EG"/>
+        </w:rPr>
+      </w:pPr>
+      <w:r>
+        <w:rPr>
+          <w:rFonts w:asciiTheme="majorBidi" w:hAnsiTheme="majorBidi" w:cstheme="majorBidi"/>
+          <w:sz w:val="24"/>
+          <w:szCs w:val="24"/>
+          <w:lang w:bidi="ar-EG"/>
+        </w:rPr>
+        <w:t xml:space="preserve">This strategy worked well when training on a single trajectory, however, during its extension to a much larger set of trajectories to achieve generalization, it became increasingly inefficient due to two main reasons: </w:t>
+      </w:r>
+    </w:p>
+    <w:p>
+      <w:pPr>
+        <w:tabs>
+          <w:tab w:val="left" w:pos="2700"/>
+        </w:tabs>
+        <w:spacing w:after="0" w:line="240" w:lineRule="auto"/>
+        <w:ind w:left="360"/>
+        <w:rPr>
+          <w:rFonts w:asciiTheme="majorBidi" w:hAnsiTheme="majorBidi" w:cstheme="majorBidi"/>
+          <w:sz w:val="24"/>
+          <w:szCs w:val="24"/>
+          <w:lang w:bidi="ar-EG"/>
+        </w:rPr>
+      </w:pPr>
+    </w:p>
+    <w:p>
+      <w:pPr>
+        <w:pStyle w:val="ListParagraph"/>
+        <w:numPr>
+          <w:ilvl w:val="0"/>
+          <w:numId w:val="11"/>
+        </w:numPr>
+        <w:tabs>
+          <w:tab w:val="left" w:pos="2700"/>
+        </w:tabs>
+        <w:spacing w:after="0" w:line="240" w:lineRule="auto"/>
+        <w:rPr>
+          <w:rFonts w:asciiTheme="majorBidi" w:hAnsiTheme="majorBidi" w:cstheme="majorBidi"/>
+          <w:sz w:val="24"/>
+          <w:szCs w:val="24"/>
+          <w:lang w:bidi="ar-EG"/>
+        </w:rPr>
+      </w:pPr>
+      <w:r>
+        <w:rPr>
+          <w:rFonts w:asciiTheme="majorBidi" w:hAnsiTheme="majorBidi" w:cstheme="majorBidi"/>
+          <w:sz w:val="24"/>
+          <w:szCs w:val="24"/>
+          <w:lang w:bidi="ar-EG"/>
+        </w:rPr>
+        <w:t>The MLP</w:t>
+      </w:r>
+      <w:r>
+        <w:rPr>
+          <w:rFonts w:asciiTheme="majorBidi" w:hAnsiTheme="majorBidi" w:cstheme="majorBidi"/>
+          <w:sz w:val="24"/>
+          <w:szCs w:val="24"/>
+          <w:lang w:bidi="ar-EG"/>
+        </w:rPr>
+        <w:t xml:space="preserve"> is started from random weights</w:t>
+      </w:r>
+      <w:r>
+        <w:rPr>
+          <w:rFonts w:asciiTheme="majorBidi" w:hAnsiTheme="majorBidi" w:cstheme="majorBidi"/>
+          <w:sz w:val="24"/>
+          <w:szCs w:val="24"/>
+          <w:lang w:bidi="ar-EG"/>
+        </w:rPr>
+        <w:t xml:space="preserve"> at the beginning of each new </w:t>
+      </w:r>
+      <w:proofErr w:type="spellStart"/>
+      <w:r>
+        <w:rPr>
+          <w:rFonts w:asciiTheme="majorBidi" w:hAnsiTheme="majorBidi" w:cstheme="majorBidi"/>
+          <w:sz w:val="24"/>
+          <w:szCs w:val="24"/>
+          <w:lang w:bidi="ar-EG"/>
+        </w:rPr>
+        <w:t>DAgger</w:t>
+      </w:r>
+      <w:proofErr w:type="spellEnd"/>
+      <w:r>
+        <w:rPr>
+          <w:rFonts w:asciiTheme="majorBidi" w:hAnsiTheme="majorBidi" w:cstheme="majorBidi"/>
+          <w:sz w:val="24"/>
+          <w:szCs w:val="24"/>
+          <w:lang w:bidi="ar-EG"/>
+        </w:rPr>
+        <w:t xml:space="preserve"> iteration. This wastes many</w:t>
+      </w:r>
+      <w:r>
+        <w:rPr>
+          <w:rFonts w:asciiTheme="majorBidi" w:hAnsiTheme="majorBidi" w:cstheme="majorBidi"/>
+          <w:sz w:val="24"/>
+          <w:szCs w:val="24"/>
+          <w:lang w:bidi="ar-EG"/>
+        </w:rPr>
+        <w:t xml:space="preserve"> epochs to relearn stuff that can already exist in the old </w:t>
+      </w:r>
+      <w:r>
+        <w:rPr>
+          <w:rFonts w:asciiTheme="majorBidi" w:hAnsiTheme="majorBidi" w:cstheme="majorBidi"/>
+          <w:sz w:val="24"/>
+          <w:szCs w:val="24"/>
+          <w:lang w:bidi="ar-EG"/>
+        </w:rPr>
+        <w:t xml:space="preserve">MLP weights. </w:t>
+      </w:r>
+      <w:r>
+        <w:rPr>
+          <w:rFonts w:asciiTheme="majorBidi" w:hAnsiTheme="majorBidi" w:cstheme="majorBidi"/>
+          <w:sz w:val="24"/>
+          <w:szCs w:val="24"/>
+          <w:lang w:bidi="ar-EG"/>
+        </w:rPr>
+        <w:t xml:space="preserve">To counteract this, we warm-started each MLP from the previous </w:t>
+      </w:r>
+      <w:proofErr w:type="spellStart"/>
+      <w:r>
+        <w:rPr>
+          <w:rFonts w:asciiTheme="majorBidi" w:hAnsiTheme="majorBidi" w:cstheme="majorBidi"/>
+          <w:sz w:val="24"/>
+          <w:szCs w:val="24"/>
+          <w:lang w:bidi="ar-EG"/>
+        </w:rPr>
+        <w:t>DAgger</w:t>
+      </w:r>
+      <w:proofErr w:type="spellEnd"/>
+      <w:r>
+        <w:rPr>
+          <w:rFonts w:asciiTheme="majorBidi" w:hAnsiTheme="majorBidi" w:cstheme="majorBidi"/>
+          <w:sz w:val="24"/>
+          <w:szCs w:val="24"/>
+          <w:lang w:bidi="ar-EG"/>
+        </w:rPr>
+        <w:t xml:space="preserve"> iteration MLP.</w:t>
+      </w:r>
+    </w:p>
+    <w:p>
+      <w:pPr>
+        <w:pStyle w:val="ListParagraph"/>
+        <w:tabs>
+          <w:tab w:val="left" w:pos="2700"/>
+        </w:tabs>
+        <w:spacing w:after="0" w:line="240" w:lineRule="auto"/>
+        <w:ind w:left="1080"/>
+        <w:rPr>
+          <w:rFonts w:asciiTheme="majorBidi" w:hAnsiTheme="majorBidi" w:cstheme="majorBidi"/>
+          <w:sz w:val="24"/>
+          <w:szCs w:val="24"/>
+          <w:lang w:bidi="ar-EG"/>
+        </w:rPr>
+      </w:pPr>
+      <w:r>
+        <w:rPr>
+          <w:rFonts w:asciiTheme="majorBidi" w:hAnsiTheme="majorBidi" w:cstheme="majorBidi"/>
+          <w:sz w:val="24"/>
+          <w:szCs w:val="24"/>
+          <w:lang w:bidi="ar-EG"/>
+        </w:rPr>
+        <w:t xml:space="preserve">However, this might increase the risk of being trapped in a local minima compounded by creating a sample imbalance in the dataset. </w:t>
+      </w:r>
+      <w:r>
+        <w:rPr>
+          <w:rFonts w:asciiTheme="majorBidi" w:hAnsiTheme="majorBidi" w:cstheme="majorBidi"/>
+          <w:sz w:val="24"/>
+          <w:szCs w:val="24"/>
+          <w:lang w:bidi="ar-EG"/>
+        </w:rPr>
+        <w:t>To illustrate this, we consider the following numerical example.</w:t>
+      </w:r>
+    </w:p>
+    <w:p>
+      <w:pPr>
+        <w:pStyle w:val="ListParagraph"/>
+        <w:tabs>
+          <w:tab w:val="left" w:pos="2700"/>
+        </w:tabs>
+        <w:spacing w:after="0" w:line="240" w:lineRule="auto"/>
+        <w:ind w:left="1080"/>
+        <w:rPr>
+          <w:rFonts w:asciiTheme="majorBidi" w:hAnsiTheme="majorBidi" w:cstheme="majorBidi"/>
+          <w:sz w:val="24"/>
+          <w:szCs w:val="24"/>
+          <w:lang w:bidi="ar-EG"/>
+        </w:rPr>
+      </w:pPr>
+      <w:r>
+        <w:rPr>
+          <w:rFonts w:asciiTheme="majorBidi" w:hAnsiTheme="majorBidi" w:cstheme="majorBidi"/>
+          <w:sz w:val="24"/>
+          <w:szCs w:val="24"/>
+          <w:lang w:bidi="ar-EG"/>
+        </w:rPr>
+        <w:t xml:space="preserve">Suppose each </w:t>
+      </w:r>
+      <w:proofErr w:type="spellStart"/>
+      <w:r>
+        <w:rPr>
+          <w:rFonts w:asciiTheme="majorBidi" w:hAnsiTheme="majorBidi" w:cstheme="majorBidi"/>
+          <w:sz w:val="24"/>
+          <w:szCs w:val="24"/>
+          <w:lang w:bidi="ar-EG"/>
+        </w:rPr>
+        <w:t>DAgger</w:t>
+      </w:r>
+      <w:proofErr w:type="spellEnd"/>
+      <w:r>
+        <w:rPr>
+          <w:rFonts w:asciiTheme="majorBidi" w:hAnsiTheme="majorBidi" w:cstheme="majorBidi"/>
+          <w:sz w:val="24"/>
+          <w:szCs w:val="24"/>
+          <w:lang w:bidi="ar-EG"/>
+        </w:rPr>
+        <w:t xml:space="preserve"> iteration rollout collects a dataset of size N = 10000 </w:t>
+      </w:r>
+    </w:p>
+    <w:p>
+      <w:pPr>
+        <w:pStyle w:val="ListParagraph"/>
+        <w:tabs>
+          <w:tab w:val="left" w:pos="2700"/>
+        </w:tabs>
+        <w:spacing w:after="0" w:line="240" w:lineRule="auto"/>
+        <w:ind w:left="1080"/>
+        <w:rPr>
+          <w:rFonts w:asciiTheme="majorBidi" w:hAnsiTheme="majorBidi" w:cstheme="majorBidi"/>
+          <w:sz w:val="24"/>
+          <w:szCs w:val="24"/>
+          <w:lang w:bidi="ar-EG"/>
+        </w:rPr>
+      </w:pPr>
+      <w:r>
+        <w:rPr>
+          <w:rFonts w:asciiTheme="majorBidi" w:hAnsiTheme="majorBidi" w:cstheme="majorBidi"/>
+          <w:sz w:val="24"/>
+          <w:szCs w:val="24"/>
+        </w:rPr>
+        <w:t>D</w:t>
+      </w:r>
+      <w:r>
+        <w:rPr>
+          <w:rFonts w:asciiTheme="majorBidi" w:hAnsiTheme="majorBidi" w:cstheme="majorBidi"/>
+          <w:sz w:val="24"/>
+          <w:szCs w:val="24"/>
+        </w:rPr>
+        <w:t xml:space="preserve"> </w:t>
+      </w:r>
+      <w:proofErr w:type="gramStart"/>
+      <w:r>
+        <w:rPr>
+          <w:rFonts w:asciiTheme="majorBidi" w:hAnsiTheme="majorBidi" w:cstheme="majorBidi"/>
+          <w:sz w:val="24"/>
+          <w:szCs w:val="24"/>
+        </w:rPr>
+        <w:t>={</w:t>
+      </w:r>
+      <w:proofErr w:type="gramEnd"/>
+      <w:r>
+        <w:rPr>
+          <w:rFonts w:asciiTheme="majorBidi" w:hAnsiTheme="majorBidi" w:cstheme="majorBidi"/>
+          <w:sz w:val="24"/>
+          <w:szCs w:val="24"/>
+        </w:rPr>
+        <w:t>(</w:t>
+      </w:r>
+      <w:proofErr w:type="spellStart"/>
+      <w:r>
+        <w:rPr>
+          <w:rFonts w:asciiTheme="majorBidi" w:hAnsiTheme="majorBidi" w:cstheme="majorBidi"/>
+          <w:sz w:val="24"/>
+          <w:szCs w:val="24"/>
+        </w:rPr>
+        <w:t>si</w:t>
+      </w:r>
+      <w:proofErr w:type="spellEnd"/>
+      <w:r>
+        <w:rPr>
+          <w:rFonts w:asciiTheme="majorBidi" w:hAnsiTheme="majorBidi" w:cstheme="majorBidi"/>
+          <w:sz w:val="24"/>
+          <w:szCs w:val="24"/>
+        </w:rPr>
+        <w:t>​,</w:t>
+      </w:r>
+      <w:proofErr w:type="spellStart"/>
+      <w:r>
+        <w:rPr>
+          <w:rFonts w:asciiTheme="majorBidi" w:hAnsiTheme="majorBidi" w:cstheme="majorBidi"/>
+          <w:sz w:val="24"/>
+          <w:szCs w:val="24"/>
+        </w:rPr>
+        <w:t>ai</w:t>
+      </w:r>
+      <w:proofErr w:type="spellEnd"/>
+      <w:r>
+        <w:rPr>
+          <w:rFonts w:asciiTheme="majorBidi" w:hAnsiTheme="majorBidi" w:cstheme="majorBidi"/>
+          <w:sz w:val="24"/>
+          <w:szCs w:val="24"/>
+        </w:rPr>
+        <w:t>​)}</w:t>
+      </w:r>
+      <w:proofErr w:type="spellStart"/>
+      <w:r>
+        <w:rPr>
+          <w:rFonts w:asciiTheme="majorBidi" w:hAnsiTheme="majorBidi" w:cstheme="majorBidi"/>
+          <w:sz w:val="24"/>
+          <w:szCs w:val="24"/>
+        </w:rPr>
+        <w:t>i</w:t>
+      </w:r>
+      <w:proofErr w:type="spellEnd"/>
+      <w:r>
+        <w:rPr>
+          <w:rFonts w:asciiTheme="majorBidi" w:hAnsiTheme="majorBidi" w:cstheme="majorBidi"/>
+          <w:sz w:val="24"/>
+          <w:szCs w:val="24"/>
+        </w:rPr>
+        <w:t>=1N</w:t>
+      </w:r>
+      <w:r>
+        <w:rPr>
+          <w:rFonts w:asciiTheme="majorBidi" w:hAnsiTheme="majorBidi" w:cstheme="majorBidi"/>
+          <w:sz w:val="24"/>
+          <w:szCs w:val="24"/>
+        </w:rPr>
+        <w:t xml:space="preserve">. </w:t>
+      </w:r>
+      <w:r>
+        <w:rPr>
+          <w:rFonts w:asciiTheme="majorBidi" w:hAnsiTheme="majorBidi" w:cstheme="majorBidi"/>
+          <w:sz w:val="24"/>
+          <w:szCs w:val="24"/>
+        </w:rPr>
+        <w:t>By iteration 9</w:t>
+      </w:r>
+      <w:r>
+        <w:rPr>
+          <w:rFonts w:asciiTheme="majorBidi" w:hAnsiTheme="majorBidi" w:cstheme="majorBidi"/>
+          <w:sz w:val="24"/>
+          <w:szCs w:val="24"/>
+        </w:rPr>
+        <w:t>, the old dataset $D</w:t>
+      </w:r>
+      <w:proofErr w:type="gramStart"/>
+      <w:r>
+        <w:rPr>
+          <w:rFonts w:asciiTheme="majorBidi" w:hAnsiTheme="majorBidi" w:cstheme="majorBidi"/>
+          <w:sz w:val="24"/>
+          <w:szCs w:val="24"/>
+        </w:rPr>
+        <w:t>_{</w:t>
+      </w:r>
+      <w:proofErr w:type="gramEnd"/>
+      <w:r>
+        <w:rPr>
+          <w:rFonts w:asciiTheme="majorBidi" w:hAnsiTheme="majorBidi" w:cstheme="majorBidi"/>
+          <w:sz w:val="24"/>
+          <w:szCs w:val="24"/>
+        </w:rPr>
+        <w:t>\text{old}}$ (has 90,000 samples)</w:t>
+      </w:r>
+      <w:r>
+        <w:rPr>
+          <w:rFonts w:asciiTheme="majorBidi" w:hAnsiTheme="majorBidi" w:cstheme="majorBidi"/>
+          <w:sz w:val="24"/>
+          <w:szCs w:val="24"/>
+        </w:rPr>
+        <w:t xml:space="preserve"> heavily outweighs the newly added rollout data $\Delta D$ (</w:t>
+      </w:r>
+      <w:r>
+        <w:rPr>
+          <w:rFonts w:asciiTheme="majorBidi" w:hAnsiTheme="majorBidi" w:cstheme="majorBidi"/>
+          <w:sz w:val="24"/>
+          <w:szCs w:val="24"/>
+        </w:rPr>
+        <w:t>10000</w:t>
+      </w:r>
+      <w:r>
+        <w:rPr>
+          <w:rFonts w:asciiTheme="majorBidi" w:hAnsiTheme="majorBidi" w:cstheme="majorBidi"/>
+          <w:sz w:val="24"/>
+          <w:szCs w:val="24"/>
+        </w:rPr>
+        <w:t xml:space="preserve"> samples).</w:t>
+      </w:r>
+      <w:r>
+        <w:rPr>
+          <w:rFonts w:asciiTheme="majorBidi" w:hAnsiTheme="majorBidi" w:cstheme="majorBidi"/>
+          <w:sz w:val="24"/>
+          <w:szCs w:val="24"/>
+        </w:rPr>
+        <w:t xml:space="preserve"> The contribution of the newly added data to the learning becomes increasingly diminished </w:t>
+      </w:r>
+      <w:r>
+        <w:rPr>
+          <w:rFonts w:asciiTheme="majorBidi" w:hAnsiTheme="majorBidi" w:cstheme="majorBidi"/>
+          <w:sz w:val="24"/>
+          <w:szCs w:val="24"/>
+        </w:rPr>
+        <w:t xml:space="preserve">especially towards the latter </w:t>
+      </w:r>
+      <w:proofErr w:type="spellStart"/>
+      <w:r>
+        <w:rPr>
+          <w:rFonts w:asciiTheme="majorBidi" w:hAnsiTheme="majorBidi" w:cstheme="majorBidi"/>
+          <w:sz w:val="24"/>
+          <w:szCs w:val="24"/>
+        </w:rPr>
+        <w:t>DAgger</w:t>
+      </w:r>
+      <w:proofErr w:type="spellEnd"/>
+      <w:r>
+        <w:rPr>
+          <w:rFonts w:asciiTheme="majorBidi" w:hAnsiTheme="majorBidi" w:cstheme="majorBidi"/>
+          <w:sz w:val="24"/>
+          <w:szCs w:val="24"/>
+        </w:rPr>
+        <w:t xml:space="preserve"> iterations. This is particularly harmful because </w:t>
+      </w:r>
+      <w:r>
+        <w:rPr>
+          <w:rFonts w:asciiTheme="majorBidi" w:hAnsiTheme="majorBidi" w:cstheme="majorBidi"/>
+          <w:sz w:val="24"/>
+          <w:szCs w:val="24"/>
+        </w:rPr>
+        <w:t>the newly collected samples become increasingly representative of the state distribution encountered by the learned policy in the later iterations where (\beta) approaches zero and the learner increasingly controls the system</w:t>
+      </w:r>
+      <w:r>
+        <w:rPr>
+          <w:rFonts w:asciiTheme="majorBidi" w:hAnsiTheme="majorBidi" w:cstheme="majorBidi"/>
+          <w:sz w:val="24"/>
+          <w:szCs w:val="24"/>
+        </w:rPr>
+        <w:t xml:space="preserve">. </w:t>
+      </w:r>
+      <w:r>
+        <w:rPr>
+          <w:rFonts w:asciiTheme="majorBidi" w:hAnsiTheme="majorBidi" w:cstheme="majorBidi"/>
+          <w:sz w:val="24"/>
+          <w:szCs w:val="24"/>
+        </w:rPr>
+        <w:t>Consequently, the policy may not sufficiently adapt to the newly encountered states, despite these being the most relevant for eventual deployment.</w:t>
+      </w:r>
+      <w:r>
+        <w:rPr>
+          <w:rFonts w:asciiTheme="majorBidi" w:hAnsiTheme="majorBidi" w:cstheme="majorBidi"/>
+          <w:sz w:val="24"/>
+          <w:szCs w:val="24"/>
+        </w:rPr>
+        <w:t xml:space="preserve"> While this might still happen even in the case of training the MLP from scratch, warm-starting from the last iteration MLP might further </w:t>
+      </w:r>
+      <w:r>
+        <w:rPr>
+          <w:rFonts w:asciiTheme="majorBidi" w:hAnsiTheme="majorBidi" w:cstheme="majorBidi"/>
+          <w:sz w:val="24"/>
+          <w:szCs w:val="24"/>
+        </w:rPr>
+        <w:t>exacerbate this effect</w:t>
+      </w:r>
+      <w:r>
+        <w:rPr>
+          <w:rFonts w:asciiTheme="majorBidi" w:hAnsiTheme="majorBidi" w:cstheme="majorBidi"/>
+          <w:sz w:val="24"/>
+          <w:szCs w:val="24"/>
+        </w:rPr>
+        <w:t xml:space="preserve"> causing the MLP to become stuck in a local minimum. Learning rate sentence_________</w:t>
+      </w:r>
+    </w:p>
+    <w:p>
+      <w:pPr>
+        <w:tabs>
+          <w:tab w:val="left" w:pos="2700"/>
+        </w:tabs>
+        <w:spacing w:after="0" w:line="240" w:lineRule="auto"/>
+        <w:rPr>
+          <w:rFonts w:asciiTheme="majorBidi" w:hAnsiTheme="majorBidi" w:cstheme="majorBidi"/>
+          <w:sz w:val="24"/>
+          <w:szCs w:val="24"/>
+          <w:lang w:bidi="ar-EG"/>
+        </w:rPr>
+      </w:pPr>
+    </w:p>
+    <w:p>
+      <w:pPr>
+        <w:tabs>
+          <w:tab w:val="left" w:pos="2700"/>
+        </w:tabs>
+        <w:spacing w:after="0" w:line="240" w:lineRule="auto"/>
+        <w:ind w:left="360"/>
+        <w:rPr>
+          <w:rFonts w:asciiTheme="majorBidi" w:hAnsiTheme="majorBidi" w:cstheme="majorBidi"/>
+          <w:sz w:val="24"/>
+          <w:szCs w:val="24"/>
+          <w:lang w:bidi="ar-EG"/>
+        </w:rPr>
+      </w:pPr>
+    </w:p>
+    <w:p>
+      <w:pPr>
+        <w:spacing w:line="360" w:lineRule="auto"/>
+        <w:ind w:left="360"/>
+        <w:rPr>
+          <w:rFonts w:asciiTheme="majorBidi" w:hAnsiTheme="majorBidi" w:cstheme="majorBidi"/>
+          <w:sz w:val="24"/>
+          <w:szCs w:val="24"/>
+        </w:rPr>
+      </w:pPr>
+      <w:r>
+        <w:rPr>
+          <w:rFonts w:asciiTheme="majorBidi" w:hAnsiTheme="majorBidi" w:cstheme="majorBidi"/>
+          <w:sz w:val="24"/>
+          <w:szCs w:val="24"/>
+        </w:rPr>
+        <w:t xml:space="preserve">Phase Two Methodology: </w:t>
+      </w:r>
+    </w:p>
+    <w:p>
+      <w:pPr>
+        <w:spacing w:line="360" w:lineRule="auto"/>
+        <w:ind w:left="360"/>
+        <w:rPr>
+          <w:rFonts w:asciiTheme="majorBidi" w:hAnsiTheme="majorBidi" w:cstheme="majorBidi"/>
+          <w:sz w:val="24"/>
+          <w:szCs w:val="24"/>
+        </w:rPr>
+      </w:pPr>
+      <w:r>
+        <w:rPr>
+          <w:rFonts w:asciiTheme="majorBidi" w:hAnsiTheme="majorBidi" w:cstheme="majorBidi"/>
+          <w:sz w:val="24"/>
+          <w:szCs w:val="24"/>
+        </w:rPr>
+        <w:t xml:space="preserve">Centralized Training Decentralized Execution (CTDE) </w:t>
+      </w:r>
+    </w:p>
+    <w:p>
+      <w:pPr>
+        <w:spacing w:line="360" w:lineRule="auto"/>
+        <w:ind w:left="360"/>
+        <w:rPr>
+          <w:rFonts w:asciiTheme="majorBidi" w:hAnsiTheme="majorBidi" w:cstheme="majorBidi"/>
+          <w:sz w:val="24"/>
+          <w:szCs w:val="24"/>
+        </w:rPr>
+      </w:pPr>
       <w:r>
         <w:rPr>
           <w:rFonts w:asciiTheme="majorBidi" w:hAnsiTheme="majorBidi" w:cstheme="majorBidi"/>
@@ -10123,61 +15085,25 @@
           <w:szCs w:val="24"/>
         </w:rPr>
         <w:lastRenderedPageBreak/>
-        <w:t xml:space="preserve">Phase Two Methodology: </w:t>
-      </w:r>
-    </w:p>
-    <w:p>
-      <w:pPr>
-        <w:spacing w:line="360" w:lineRule="auto"/>
-        <w:ind w:left="360"/>
-        <w:rPr>
-          <w:rFonts w:asciiTheme="majorBidi" w:hAnsiTheme="majorBidi" w:cstheme="majorBidi"/>
-          <w:sz w:val="24"/>
-          <w:szCs w:val="24"/>
-        </w:rPr>
-      </w:pPr>
-      <w:r>
-        <w:rPr>
-          <w:rFonts w:asciiTheme="majorBidi" w:hAnsiTheme="majorBidi" w:cstheme="majorBidi"/>
-          <w:sz w:val="24"/>
-          <w:szCs w:val="24"/>
-        </w:rPr>
-        <w:t>Centralized Training</w:t>
-      </w:r>
-      <w:r>
-        <w:rPr>
-          <w:rFonts w:asciiTheme="majorBidi" w:hAnsiTheme="majorBidi" w:cstheme="majorBidi"/>
-          <w:sz w:val="24"/>
-          <w:szCs w:val="24"/>
-        </w:rPr>
-        <w:t xml:space="preserve"> Decentralized Execution (CTDE)</w:t>
-      </w:r>
-      <w:r>
-        <w:rPr>
-          <w:rFonts w:asciiTheme="majorBidi" w:hAnsiTheme="majorBidi" w:cstheme="majorBidi"/>
-          <w:sz w:val="24"/>
-          <w:szCs w:val="24"/>
-        </w:rPr>
-        <w:t xml:space="preserve"> </w:t>
-      </w:r>
-    </w:p>
-    <w:p>
-      <w:pPr>
-        <w:spacing w:line="360" w:lineRule="auto"/>
-        <w:ind w:left="360"/>
-        <w:rPr>
-          <w:rFonts w:asciiTheme="majorBidi" w:hAnsiTheme="majorBidi" w:cstheme="majorBidi"/>
-          <w:sz w:val="24"/>
-          <w:szCs w:val="24"/>
-        </w:rPr>
-      </w:pPr>
-      <w:r>
-        <w:rPr>
-          <w:rFonts w:asciiTheme="majorBidi" w:hAnsiTheme="majorBidi" w:cstheme="majorBidi"/>
-          <w:sz w:val="24"/>
-          <w:szCs w:val="24"/>
-        </w:rPr>
-        <w:t xml:space="preserve">• Shared/Centralized critic with access to global state with a ParameterShared decentralized Actor </w:t>
+        <w:t xml:space="preserve">• Shared/Centralized critic with access to global state with a </w:t>
+      </w:r>
+      <w:proofErr w:type="spellStart"/>
+      <w:r>
+        <w:rPr>
+          <w:rFonts w:asciiTheme="majorBidi" w:hAnsiTheme="majorBidi" w:cstheme="majorBidi"/>
+          <w:sz w:val="24"/>
+          <w:szCs w:val="24"/>
+        </w:rPr>
+        <w:t>ParameterShared</w:t>
+      </w:r>
+      <w:proofErr w:type="spellEnd"/>
+      <w:r>
+        <w:rPr>
+          <w:rFonts w:asciiTheme="majorBidi" w:hAnsiTheme="majorBidi" w:cstheme="majorBidi"/>
+          <w:sz w:val="24"/>
+          <w:szCs w:val="24"/>
+        </w:rPr>
+        <w:t xml:space="preserve"> decentralized Actor </w:t>
       </w:r>
     </w:p>
     <w:p>
@@ -10271,7 +15197,27 @@
           <w:szCs w:val="24"/>
           <w:lang w:bidi="ar-EG"/>
         </w:rPr>
-        <w:t>It’s not just about a noisy load state, what’s kinda hidden, is that with the load state and wrench command, the controller used to be able to calculate the drone velocities (using kinematics) with high accuracy. So now under this noisy and delayed load state, this calculation becomes completely unreliable and the policy is forced to learn its action solely based on that noisy load state and its own state, the other drone states are practically inaccessible (and I don’t even do the math and feed them to the f2 policy because I know they are completely unreliable, they rely on the load state and the full force and its derivative (which we don’t have locally) so it’s going to be much more unreliable than the load state)</w:t>
+        <w:t xml:space="preserve">It’s not just about a noisy load state, what’s </w:t>
+      </w:r>
+      <w:proofErr w:type="spellStart"/>
+      <w:r>
+        <w:rPr>
+          <w:rFonts w:asciiTheme="majorBidi" w:hAnsiTheme="majorBidi" w:cstheme="majorBidi"/>
+          <w:sz w:val="24"/>
+          <w:szCs w:val="24"/>
+          <w:lang w:bidi="ar-EG"/>
+        </w:rPr>
+        <w:t>kinda</w:t>
+      </w:r>
+      <w:proofErr w:type="spellEnd"/>
+      <w:r>
+        <w:rPr>
+          <w:rFonts w:asciiTheme="majorBidi" w:hAnsiTheme="majorBidi" w:cstheme="majorBidi"/>
+          <w:sz w:val="24"/>
+          <w:szCs w:val="24"/>
+          <w:lang w:bidi="ar-EG"/>
+        </w:rPr>
+        <w:t xml:space="preserve"> hidden, is that with the load state and wrench command, the controller used to be able to calculate the drone velocities (using kinematics) with high accuracy. So now under this noisy and delayed load state, this calculation becomes completely unreliable and the policy is forced to learn its action solely based on that noisy load state and its own state, the other drone states are practically inaccessible (and I don’t even do the math and feed them to the f2 policy because I know they are completely unreliable, they rely on the load state and the full force and its derivative (which we don’t have locally) so it’s going to be much more unreliable than the load state)</w:t>
       </w:r>
     </w:p>
     <w:p>
@@ -10318,7 +15264,61 @@
           <w:sz w:val="24"/>
           <w:szCs w:val="24"/>
         </w:rPr>
-        <w:t>[1]E. N. Barmpounakis, E. I. Vlahogianni, and J. C. Golias. Unmanned aerial aircraft systems for transportation engineering: Current practice and future challenges.</w:t>
+        <w:t xml:space="preserve">[1]E. N. </w:t>
+      </w:r>
+      <w:proofErr w:type="spellStart"/>
+      <w:r>
+        <w:rPr>
+          <w:rFonts w:asciiTheme="majorBidi" w:hAnsiTheme="majorBidi" w:cstheme="majorBidi"/>
+          <w:sz w:val="24"/>
+          <w:szCs w:val="24"/>
+        </w:rPr>
+        <w:t>Barmpounakis</w:t>
+      </w:r>
+      <w:proofErr w:type="spellEnd"/>
+      <w:r>
+        <w:rPr>
+          <w:rFonts w:asciiTheme="majorBidi" w:hAnsiTheme="majorBidi" w:cstheme="majorBidi"/>
+          <w:sz w:val="24"/>
+          <w:szCs w:val="24"/>
+        </w:rPr>
+        <w:t xml:space="preserve">, E. I. </w:t>
+      </w:r>
+      <w:proofErr w:type="spellStart"/>
+      <w:r>
+        <w:rPr>
+          <w:rFonts w:asciiTheme="majorBidi" w:hAnsiTheme="majorBidi" w:cstheme="majorBidi"/>
+          <w:sz w:val="24"/>
+          <w:szCs w:val="24"/>
+        </w:rPr>
+        <w:t>Vlahogianni</w:t>
+      </w:r>
+      <w:proofErr w:type="spellEnd"/>
+      <w:r>
+        <w:rPr>
+          <w:rFonts w:asciiTheme="majorBidi" w:hAnsiTheme="majorBidi" w:cstheme="majorBidi"/>
+          <w:sz w:val="24"/>
+          <w:szCs w:val="24"/>
+        </w:rPr>
+        <w:t xml:space="preserve">, and J. C. </w:t>
+      </w:r>
+      <w:proofErr w:type="spellStart"/>
+      <w:r>
+        <w:rPr>
+          <w:rFonts w:asciiTheme="majorBidi" w:hAnsiTheme="majorBidi" w:cstheme="majorBidi"/>
+          <w:sz w:val="24"/>
+          <w:szCs w:val="24"/>
+        </w:rPr>
+        <w:t>Golias</w:t>
+      </w:r>
+      <w:proofErr w:type="spellEnd"/>
+      <w:r>
+        <w:rPr>
+          <w:rFonts w:asciiTheme="majorBidi" w:hAnsiTheme="majorBidi" w:cstheme="majorBidi"/>
+          <w:sz w:val="24"/>
+          <w:szCs w:val="24"/>
+        </w:rPr>
+        <w:t>. Unmanned aerial aircraft systems for transportation engineering: Current practice and future challenges.</w:t>
       </w:r>
     </w:p>
     <w:p>
@@ -10338,7 +15338,25 @@
           <w:sz w:val="24"/>
           <w:szCs w:val="24"/>
         </w:rPr>
-        <w:t>[2] citation needed</w:t>
+        <w:t xml:space="preserve">[2] </w:t>
+      </w:r>
+      <w:proofErr w:type="gramStart"/>
+      <w:r>
+        <w:rPr>
+          <w:rFonts w:asciiTheme="majorBidi" w:hAnsiTheme="majorBidi" w:cstheme="majorBidi"/>
+          <w:sz w:val="24"/>
+          <w:szCs w:val="24"/>
+        </w:rPr>
+        <w:t>citation</w:t>
+      </w:r>
+      <w:proofErr w:type="gramEnd"/>
+      <w:r>
+        <w:rPr>
+          <w:rFonts w:asciiTheme="majorBidi" w:hAnsiTheme="majorBidi" w:cstheme="majorBidi"/>
+          <w:sz w:val="24"/>
+          <w:szCs w:val="24"/>
+        </w:rPr>
+        <w:t xml:space="preserve"> needed</w:t>
       </w:r>
     </w:p>
     <w:p>
@@ -10358,15 +15376,51 @@
           <w:sz w:val="24"/>
           <w:szCs w:val="24"/>
         </w:rPr>
-        <w:t>[3],[4]</w:t>
-      </w:r>
-      <w:r>
-        <w:rPr>
-          <w:rFonts w:asciiTheme="majorBidi" w:hAnsiTheme="majorBidi" w:cstheme="majorBidi"/>
-          <w:sz w:val="24"/>
-          <w:szCs w:val="24"/>
-        </w:rPr>
-        <w:t xml:space="preserve"> old papers and sofia’s work</w:t>
+        <w:t>[3]</w:t>
+      </w:r>
+      <w:proofErr w:type="gramStart"/>
+      <w:r>
+        <w:rPr>
+          <w:rFonts w:asciiTheme="majorBidi" w:hAnsiTheme="majorBidi" w:cstheme="majorBidi"/>
+          <w:sz w:val="24"/>
+          <w:szCs w:val="24"/>
+        </w:rPr>
+        <w:t>,[</w:t>
+      </w:r>
+      <w:proofErr w:type="gramEnd"/>
+      <w:r>
+        <w:rPr>
+          <w:rFonts w:asciiTheme="majorBidi" w:hAnsiTheme="majorBidi" w:cstheme="majorBidi"/>
+          <w:sz w:val="24"/>
+          <w:szCs w:val="24"/>
+        </w:rPr>
+        <w:t>4]</w:t>
+      </w:r>
+      <w:r>
+        <w:rPr>
+          <w:rFonts w:asciiTheme="majorBidi" w:hAnsiTheme="majorBidi" w:cstheme="majorBidi"/>
+          <w:sz w:val="24"/>
+          <w:szCs w:val="24"/>
+        </w:rPr>
+        <w:t xml:space="preserve"> old papers and </w:t>
+      </w:r>
+      <w:proofErr w:type="spellStart"/>
+      <w:r>
+        <w:rPr>
+          <w:rFonts w:asciiTheme="majorBidi" w:hAnsiTheme="majorBidi" w:cstheme="majorBidi"/>
+          <w:sz w:val="24"/>
+          <w:szCs w:val="24"/>
+        </w:rPr>
+        <w:t>sofia’s</w:t>
+      </w:r>
+      <w:proofErr w:type="spellEnd"/>
+      <w:r>
+        <w:rPr>
+          <w:rFonts w:asciiTheme="majorBidi" w:hAnsiTheme="majorBidi" w:cstheme="majorBidi"/>
+          <w:sz w:val="24"/>
+          <w:szCs w:val="24"/>
+        </w:rPr>
+        <w:t xml:space="preserve"> work</w:t>
       </w:r>
     </w:p>
     <w:p>
@@ -10378,7 +15432,6 @@
           <w:rFonts w:asciiTheme="majorBidi" w:hAnsiTheme="majorBidi" w:cstheme="majorBidi"/>
           <w:sz w:val="24"/>
           <w:szCs w:val="24"/>
-          <w:lang w:bidi="ar-EG"/>
         </w:rPr>
       </w:pPr>
       <w:r>
@@ -10389,21 +15442,92 @@
         </w:rPr>
         <w:t xml:space="preserve">[5] </w:t>
       </w:r>
-      <w:r>
-        <w:rPr>
-          <w:rFonts w:asciiTheme="majorBidi" w:hAnsiTheme="majorBidi" w:cstheme="majorBidi"/>
-          <w:sz w:val="24"/>
-          <w:szCs w:val="24"/>
-        </w:rPr>
-        <w:t>Tancik et al.</w:t>
-      </w:r>
-      <w:r>
-        <w:rPr>
-          <w:rFonts w:asciiTheme="majorBidi" w:hAnsiTheme="majorBidi" w:cstheme="majorBidi"/>
-          <w:sz w:val="24"/>
-          <w:szCs w:val="24"/>
-        </w:rPr>
-        <w:t xml:space="preserve"> 2020, fourier time enconding</w:t>
+      <w:proofErr w:type="spellStart"/>
+      <w:r>
+        <w:rPr>
+          <w:rFonts w:asciiTheme="majorBidi" w:hAnsiTheme="majorBidi" w:cstheme="majorBidi"/>
+          <w:sz w:val="24"/>
+          <w:szCs w:val="24"/>
+        </w:rPr>
+        <w:t>Tancik</w:t>
+      </w:r>
+      <w:proofErr w:type="spellEnd"/>
+      <w:r>
+        <w:rPr>
+          <w:rFonts w:asciiTheme="majorBidi" w:hAnsiTheme="majorBidi" w:cstheme="majorBidi"/>
+          <w:sz w:val="24"/>
+          <w:szCs w:val="24"/>
+        </w:rPr>
+        <w:t xml:space="preserve"> et al.</w:t>
+      </w:r>
+      <w:r>
+        <w:rPr>
+          <w:rFonts w:asciiTheme="majorBidi" w:hAnsiTheme="majorBidi" w:cstheme="majorBidi"/>
+          <w:sz w:val="24"/>
+          <w:szCs w:val="24"/>
+        </w:rPr>
+        <w:t xml:space="preserve"> 2020, </w:t>
+      </w:r>
+      <w:proofErr w:type="spellStart"/>
+      <w:proofErr w:type="gramStart"/>
+      <w:r>
+        <w:rPr>
+          <w:rFonts w:asciiTheme="majorBidi" w:hAnsiTheme="majorBidi" w:cstheme="majorBidi"/>
+          <w:sz w:val="24"/>
+          <w:szCs w:val="24"/>
+        </w:rPr>
+        <w:t>fourier</w:t>
+      </w:r>
+      <w:proofErr w:type="spellEnd"/>
+      <w:proofErr w:type="gramEnd"/>
+      <w:r>
+        <w:rPr>
+          <w:rFonts w:asciiTheme="majorBidi" w:hAnsiTheme="majorBidi" w:cstheme="majorBidi"/>
+          <w:sz w:val="24"/>
+          <w:szCs w:val="24"/>
+        </w:rPr>
+        <w:t xml:space="preserve"> time </w:t>
+      </w:r>
+      <w:proofErr w:type="spellStart"/>
+      <w:r>
+        <w:rPr>
+          <w:rFonts w:asciiTheme="majorBidi" w:hAnsiTheme="majorBidi" w:cstheme="majorBidi"/>
+          <w:sz w:val="24"/>
+          <w:szCs w:val="24"/>
+        </w:rPr>
+        <w:t>enconding</w:t>
+      </w:r>
+      <w:proofErr w:type="spellEnd"/>
+    </w:p>
+    <w:p>
+      <w:pPr>
+        <w:pStyle w:val="ListParagraph"/>
+        <w:spacing w:line="360" w:lineRule="auto"/>
+        <w:ind w:left="360"/>
+        <w:rPr>
+          <w:rFonts w:asciiTheme="majorBidi" w:hAnsiTheme="majorBidi" w:cstheme="majorBidi"/>
+          <w:b/>
+          <w:bCs/>
+          <w:sz w:val="24"/>
+          <w:szCs w:val="24"/>
+          <w:lang w:bidi="ar-EG"/>
+        </w:rPr>
+      </w:pPr>
+      <w:r>
+        <w:rPr>
+          <w:rFonts w:asciiTheme="majorBidi" w:hAnsiTheme="majorBidi" w:cstheme="majorBidi"/>
+          <w:sz w:val="24"/>
+          <w:szCs w:val="24"/>
+        </w:rPr>
+        <w:t xml:space="preserve">[6] </w:t>
+      </w:r>
+      <w:r>
+        <w:rPr>
+          <w:rFonts w:asciiTheme="majorBidi" w:hAnsiTheme="majorBidi" w:cstheme="majorBidi"/>
+          <w:sz w:val="24"/>
+          <w:szCs w:val="24"/>
+        </w:rPr>
+        <w:t>[Ross et al., 2011]</w:t>
       </w:r>
     </w:p>
     <w:sectPr>
@@ -11519,6 +16643,92 @@
       <w:rPr>
         <w:rFonts w:ascii="Wingdings" w:hAnsi="Wingdings" w:hint="default"/>
       </w:rPr>
+    </w:lvl>
+  </w:abstractNum>
+  <w:abstractNum w:abstractNumId="10">
+    <w:nsid w:val="7D2E0E9E"/>
+    <w:multiLevelType w:val="hybridMultilevel"/>
+    <w:tmpl w:val="F5D0AC7A"/>
+    <w:lvl w:ilvl="0" w:tplc="0409000F">
+      <w:start w:val="1"/>
+      <w:numFmt w:val="decimal"/>
+      <w:lvlText w:val="%1."/>
+      <w:lvlJc w:val="left"/>
+      <w:pPr>
+        <w:ind w:left="1080" w:hanging="360"/>
+      </w:pPr>
+    </w:lvl>
+    <w:lvl w:ilvl="1" w:tplc="04090019">
+      <w:start w:val="1"/>
+      <w:numFmt w:val="lowerLetter"/>
+      <w:lvlText w:val="%2."/>
+      <w:lvlJc w:val="left"/>
+      <w:pPr>
+        <w:ind w:left="1800" w:hanging="360"/>
+      </w:pPr>
+    </w:lvl>
+    <w:lvl w:ilvl="2" w:tplc="0409001B" w:tentative="1">
+      <w:start w:val="1"/>
+      <w:numFmt w:val="lowerRoman"/>
+      <w:lvlText w:val="%3."/>
+      <w:lvlJc w:val="right"/>
+      <w:pPr>
+        <w:ind w:left="2520" w:hanging="180"/>
+      </w:pPr>
+    </w:lvl>
+    <w:lvl w:ilvl="3" w:tplc="0409000F" w:tentative="1">
+      <w:start w:val="1"/>
+      <w:numFmt w:val="decimal"/>
+      <w:lvlText w:val="%4."/>
+      <w:lvlJc w:val="left"/>
+      <w:pPr>
+        <w:ind w:left="3240" w:hanging="360"/>
+      </w:pPr>
+    </w:lvl>
+    <w:lvl w:ilvl="4" w:tplc="04090019" w:tentative="1">
+      <w:start w:val="1"/>
+      <w:numFmt w:val="lowerLetter"/>
+      <w:lvlText w:val="%5."/>
+      <w:lvlJc w:val="left"/>
+      <w:pPr>
+        <w:ind w:left="3960" w:hanging="360"/>
+      </w:pPr>
+    </w:lvl>
+    <w:lvl w:ilvl="5" w:tplc="0409001B" w:tentative="1">
+      <w:start w:val="1"/>
+      <w:numFmt w:val="lowerRoman"/>
+      <w:lvlText w:val="%6."/>
+      <w:lvlJc w:val="right"/>
+      <w:pPr>
+        <w:ind w:left="4680" w:hanging="180"/>
+      </w:pPr>
+    </w:lvl>
+    <w:lvl w:ilvl="6" w:tplc="0409000F" w:tentative="1">
+      <w:start w:val="1"/>
+      <w:numFmt w:val="decimal"/>
+      <w:lvlText w:val="%7."/>
+      <w:lvlJc w:val="left"/>
+      <w:pPr>
+        <w:ind w:left="5400" w:hanging="360"/>
+      </w:pPr>
+    </w:lvl>
+    <w:lvl w:ilvl="7" w:tplc="04090019" w:tentative="1">
+      <w:start w:val="1"/>
+      <w:numFmt w:val="lowerLetter"/>
+      <w:lvlText w:val="%8."/>
+      <w:lvlJc w:val="left"/>
+      <w:pPr>
+        <w:ind w:left="6120" w:hanging="360"/>
+      </w:pPr>
+    </w:lvl>
+    <w:lvl w:ilvl="8" w:tplc="0409001B" w:tentative="1">
+      <w:start w:val="1"/>
+      <w:numFmt w:val="lowerRoman"/>
+      <w:lvlText w:val="%9."/>
+      <w:lvlJc w:val="right"/>
+      <w:pPr>
+        <w:ind w:left="6840" w:hanging="180"/>
+      </w:pPr>
     </w:lvl>
   </w:abstractNum>
   <w:num w:numId="1">
@@ -11550,6 +16760,9 @@
   </w:num>
   <w:num w:numId="10">
     <w:abstractNumId w:val="0"/>
+  </w:num>
+  <w:num w:numId="11">
+    <w:abstractNumId w:val="10"/>
   </w:num>
 </w:numbering>
 </file>

--- a/documentation/thesis text.docx
+++ b/documentation/thesis text.docx
@@ -9966,7 +9966,27 @@
           <w:szCs w:val="24"/>
           <w14:ligatures w14:val="none"/>
         </w:rPr>
-        <w:t xml:space="preserve"> (an MLP) provide </w:t>
+        <w:t xml:space="preserve"> (an MLP) </w:t>
+      </w:r>
+      <w:r>
+        <w:rPr>
+          <w:rFonts w:asciiTheme="majorBidi" w:hAnsiTheme="majorBidi" w:cstheme="majorBidi"/>
+          <w:kern w:val="0"/>
+          <w:sz w:val="24"/>
+          <w:szCs w:val="24"/>
+          <w14:ligatures w14:val="none"/>
+        </w:rPr>
+        <w:t xml:space="preserve">can </w:t>
+      </w:r>
+      <w:r>
+        <w:rPr>
+          <w:rFonts w:asciiTheme="majorBidi" w:hAnsiTheme="majorBidi" w:cstheme="majorBidi"/>
+          <w:kern w:val="0"/>
+          <w:sz w:val="24"/>
+          <w:szCs w:val="24"/>
+          <w14:ligatures w14:val="none"/>
+        </w:rPr>
+        <w:t xml:space="preserve">provide </w:t>
       </w:r>
       <w:r>
         <w:rPr>
@@ -13280,7 +13300,33 @@
           <w:sz w:val="24"/>
           <w:szCs w:val="24"/>
         </w:rPr>
-        <w:t>_____Final collection of all inputs______</w:t>
+        <w:t>To summarize, the observation space can of the Imitation learning policy is:</w:t>
+      </w:r>
+    </w:p>
+    <w:p>
+      <w:pPr>
+        <w:pStyle w:val="ListParagraph"/>
+        <w:numPr>
+          <w:ilvl w:val="0"/>
+          <w:numId w:val="3"/>
+        </w:numPr>
+        <w:tabs>
+          <w:tab w:val="left" w:pos="2700"/>
+        </w:tabs>
+        <w:spacing w:after="0" w:line="240" w:lineRule="auto"/>
+        <w:rPr>
+          <w:rFonts w:asciiTheme="majorBidi" w:hAnsiTheme="majorBidi" w:cstheme="majorBidi"/>
+          <w:sz w:val="24"/>
+          <w:szCs w:val="24"/>
+        </w:rPr>
+      </w:pPr>
+      <w:r>
+        <w:rPr>
+          <w:rFonts w:asciiTheme="majorBidi" w:hAnsiTheme="majorBidi" w:cstheme="majorBidi"/>
+          <w:sz w:val="24"/>
+          <w:szCs w:val="24"/>
+        </w:rPr>
+        <w:t>Fourier time embedding/features</w:t>
       </w:r>
     </w:p>
     <w:p>
@@ -13294,9 +13340,141 @@
           <w:rFonts w:asciiTheme="majorBidi" w:hAnsiTheme="majorBidi" w:cstheme="majorBidi"/>
           <w:sz w:val="24"/>
           <w:szCs w:val="24"/>
-          <w:lang w:bidi="ar-EG"/>
-        </w:rPr>
-      </w:pPr>
+        </w:rPr>
+      </w:pPr>
+      <w:r>
+        <w:rPr>
+          <w:rFonts w:asciiTheme="majorBidi" w:hAnsiTheme="majorBidi" w:cstheme="majorBidi"/>
+          <w:sz w:val="24"/>
+          <w:szCs w:val="24"/>
+        </w:rPr>
+        <w:t xml:space="preserve">                         </w:t>
+      </w:r>
+      <w:r>
+        <w:rPr>
+          <w:rFonts w:asciiTheme="majorBidi" w:hAnsiTheme="majorBidi" w:cstheme="majorBidi"/>
+          <w:sz w:val="24"/>
+          <w:szCs w:val="24"/>
+        </w:rPr>
+        <w:t>ϕ(t)  = [sin(ω1​t),</w:t>
+      </w:r>
+      <w:proofErr w:type="spellStart"/>
+      <w:r>
+        <w:rPr>
+          <w:rFonts w:asciiTheme="majorBidi" w:hAnsiTheme="majorBidi" w:cstheme="majorBidi"/>
+          <w:sz w:val="24"/>
+          <w:szCs w:val="24"/>
+        </w:rPr>
+        <w:t>cos</w:t>
+      </w:r>
+      <w:proofErr w:type="spellEnd"/>
+      <w:r>
+        <w:rPr>
+          <w:rFonts w:asciiTheme="majorBidi" w:hAnsiTheme="majorBidi" w:cstheme="majorBidi"/>
+          <w:sz w:val="24"/>
+          <w:szCs w:val="24"/>
+        </w:rPr>
+        <w:t>(ω1​t),sin(ω2​t),</w:t>
+      </w:r>
+      <w:proofErr w:type="spellStart"/>
+      <w:r>
+        <w:rPr>
+          <w:rFonts w:asciiTheme="majorBidi" w:hAnsiTheme="majorBidi" w:cstheme="majorBidi"/>
+          <w:sz w:val="24"/>
+          <w:szCs w:val="24"/>
+        </w:rPr>
+        <w:t>cos</w:t>
+      </w:r>
+      <w:proofErr w:type="spellEnd"/>
+      <w:r>
+        <w:rPr>
+          <w:rFonts w:asciiTheme="majorBidi" w:hAnsiTheme="majorBidi" w:cstheme="majorBidi"/>
+          <w:sz w:val="24"/>
+          <w:szCs w:val="24"/>
+        </w:rPr>
+        <w:t>(ω2​t),… sin(</w:t>
+      </w:r>
+      <w:proofErr w:type="spellStart"/>
+      <w:r>
+        <w:rPr>
+          <w:rFonts w:asciiTheme="majorBidi" w:hAnsiTheme="majorBidi" w:cstheme="majorBidi"/>
+          <w:sz w:val="24"/>
+          <w:szCs w:val="24"/>
+        </w:rPr>
+        <w:t>ωkt</w:t>
+      </w:r>
+      <w:proofErr w:type="spellEnd"/>
+      <w:r>
+        <w:rPr>
+          <w:rFonts w:asciiTheme="majorBidi" w:hAnsiTheme="majorBidi" w:cstheme="majorBidi"/>
+          <w:sz w:val="24"/>
+          <w:szCs w:val="24"/>
+        </w:rPr>
+        <w:t xml:space="preserve">), </w:t>
+      </w:r>
+      <w:proofErr w:type="spellStart"/>
+      <w:r>
+        <w:rPr>
+          <w:rFonts w:asciiTheme="majorBidi" w:hAnsiTheme="majorBidi" w:cstheme="majorBidi"/>
+          <w:sz w:val="24"/>
+          <w:szCs w:val="24"/>
+        </w:rPr>
+        <w:t>cos</w:t>
+      </w:r>
+      <w:proofErr w:type="spellEnd"/>
+      <w:r>
+        <w:rPr>
+          <w:rFonts w:asciiTheme="majorBidi" w:hAnsiTheme="majorBidi" w:cstheme="majorBidi"/>
+          <w:sz w:val="24"/>
+          <w:szCs w:val="24"/>
+        </w:rPr>
+        <w:t>(</w:t>
+      </w:r>
+      <w:proofErr w:type="spellStart"/>
+      <w:r>
+        <w:rPr>
+          <w:rFonts w:asciiTheme="majorBidi" w:hAnsiTheme="majorBidi" w:cstheme="majorBidi"/>
+          <w:sz w:val="24"/>
+          <w:szCs w:val="24"/>
+        </w:rPr>
+        <w:t>ωkt</w:t>
+      </w:r>
+      <w:proofErr w:type="spellEnd"/>
+      <w:r>
+        <w:rPr>
+          <w:rFonts w:asciiTheme="majorBidi" w:hAnsiTheme="majorBidi" w:cstheme="majorBidi"/>
+          <w:sz w:val="24"/>
+          <w:szCs w:val="24"/>
+        </w:rPr>
+        <w:t>)]</w:t>
+      </w:r>
+    </w:p>
+    <w:p>
+      <w:pPr>
+        <w:pStyle w:val="ListParagraph"/>
+        <w:numPr>
+          <w:ilvl w:val="0"/>
+          <w:numId w:val="3"/>
+        </w:numPr>
+        <w:tabs>
+          <w:tab w:val="left" w:pos="2700"/>
+        </w:tabs>
+        <w:spacing w:after="0" w:line="240" w:lineRule="auto"/>
+        <w:rPr>
+          <w:rFonts w:asciiTheme="majorBidi" w:hAnsiTheme="majorBidi" w:cstheme="majorBidi"/>
+          <w:sz w:val="24"/>
+          <w:szCs w:val="24"/>
+        </w:rPr>
+      </w:pPr>
+      <w:r>
+        <w:rPr>
+          <w:rFonts w:asciiTheme="majorBidi" w:hAnsiTheme="majorBidi" w:cstheme="majorBidi"/>
+          <w:sz w:val="24"/>
+          <w:szCs w:val="24"/>
+        </w:rPr>
+        <w:lastRenderedPageBreak/>
+        <w:t>Reconstructed carrier velocities</w:t>
+      </w:r>
     </w:p>
     <w:p>
       <w:pPr>
@@ -13309,46 +13487,96 @@
           <w:rFonts w:asciiTheme="majorBidi" w:hAnsiTheme="majorBidi" w:cstheme="majorBidi"/>
           <w:sz w:val="24"/>
           <w:szCs w:val="24"/>
-          <w:lang w:bidi="ar-EG"/>
-        </w:rPr>
-      </w:pPr>
-      <w:r>
-        <w:rPr>
-          <w:rFonts w:asciiTheme="majorBidi" w:hAnsiTheme="majorBidi" w:cstheme="majorBidi"/>
-          <w:sz w:val="24"/>
-          <w:szCs w:val="24"/>
-          <w:lang w:bidi="ar-EG"/>
-        </w:rPr>
-        <w:t>Dataset Aggregation (</w:t>
-      </w:r>
-      <w:proofErr w:type="spellStart"/>
-      <w:r>
-        <w:rPr>
-          <w:rFonts w:asciiTheme="majorBidi" w:hAnsiTheme="majorBidi" w:cstheme="majorBidi"/>
-          <w:sz w:val="24"/>
-          <w:szCs w:val="24"/>
-          <w:lang w:bidi="ar-EG"/>
-        </w:rPr>
-        <w:t>DAgger</w:t>
-      </w:r>
-      <w:proofErr w:type="spellEnd"/>
-      <w:r>
-        <w:rPr>
-          <w:rFonts w:asciiTheme="majorBidi" w:hAnsiTheme="majorBidi" w:cstheme="majorBidi"/>
-          <w:sz w:val="24"/>
-          <w:szCs w:val="24"/>
-          <w:lang w:bidi="ar-EG"/>
-        </w:rPr>
-        <w:t>)</w:t>
-      </w:r>
-      <w:r>
-        <w:rPr>
-          <w:rFonts w:asciiTheme="majorBidi" w:hAnsiTheme="majorBidi" w:cstheme="majorBidi"/>
-          <w:sz w:val="24"/>
-          <w:szCs w:val="24"/>
-          <w:lang w:bidi="ar-EG"/>
-        </w:rPr>
-        <w:t>:</w:t>
+        </w:rPr>
+      </w:pPr>
+      <w:r>
+        <w:rPr>
+          <w:rFonts w:asciiTheme="majorBidi" w:hAnsiTheme="majorBidi" w:cstheme="majorBidi"/>
+          <w:sz w:val="24"/>
+          <w:szCs w:val="24"/>
+        </w:rPr>
+        <w:tab/>
+        <w:t>"</w:t>
+      </w:r>
+      <w:proofErr w:type="spellStart"/>
+      <w:r>
+        <w:rPr>
+          <w:rFonts w:asciiTheme="majorBidi" w:hAnsiTheme="majorBidi" w:cstheme="majorBidi"/>
+          <w:sz w:val="24"/>
+          <w:szCs w:val="24"/>
+        </w:rPr>
+        <w:t>ṗ</w:t>
+      </w:r>
+      <w:proofErr w:type="gramStart"/>
+      <w:r>
+        <w:rPr>
+          <w:rFonts w:asciiTheme="majorBidi" w:hAnsiTheme="majorBidi" w:cstheme="majorBidi"/>
+          <w:sz w:val="24"/>
+          <w:szCs w:val="24"/>
+        </w:rPr>
+        <w:t>Ri</w:t>
+      </w:r>
+      <w:proofErr w:type="spellEnd"/>
+      <w:r>
+        <w:rPr>
+          <w:rFonts w:asciiTheme="majorBidi" w:hAnsiTheme="majorBidi" w:cstheme="majorBidi"/>
+          <w:sz w:val="24"/>
+          <w:szCs w:val="24"/>
+        </w:rPr>
+        <w:t>(</w:t>
+      </w:r>
+      <w:proofErr w:type="gramEnd"/>
+      <w:r>
+        <w:rPr>
+          <w:rFonts w:asciiTheme="majorBidi" w:hAnsiTheme="majorBidi" w:cstheme="majorBidi"/>
+          <w:sz w:val="24"/>
+          <w:szCs w:val="24"/>
+        </w:rPr>
+        <w:t xml:space="preserve">t), </w:t>
+      </w:r>
+      <w:proofErr w:type="spellStart"/>
+      <w:r>
+        <w:rPr>
+          <w:rFonts w:asciiTheme="majorBidi" w:hAnsiTheme="majorBidi" w:cstheme="majorBidi"/>
+          <w:sz w:val="24"/>
+          <w:szCs w:val="24"/>
+        </w:rPr>
+        <w:t>i</w:t>
+      </w:r>
+      <w:proofErr w:type="spellEnd"/>
+      <w:r>
+        <w:rPr>
+          <w:rFonts w:asciiTheme="majorBidi" w:hAnsiTheme="majorBidi" w:cstheme="majorBidi"/>
+          <w:sz w:val="24"/>
+          <w:szCs w:val="24"/>
+        </w:rPr>
+        <w:t>=1,2,3,4"</w:t>
+      </w:r>
+    </w:p>
+    <w:p>
+      <w:pPr>
+        <w:pStyle w:val="ListParagraph"/>
+        <w:numPr>
+          <w:ilvl w:val="0"/>
+          <w:numId w:val="3"/>
+        </w:numPr>
+        <w:tabs>
+          <w:tab w:val="left" w:pos="2700"/>
+        </w:tabs>
+        <w:spacing w:after="0" w:line="240" w:lineRule="auto"/>
+        <w:rPr>
+          <w:rFonts w:asciiTheme="majorBidi" w:hAnsiTheme="majorBidi" w:cstheme="majorBidi"/>
+          <w:sz w:val="24"/>
+          <w:szCs w:val="24"/>
+        </w:rPr>
+      </w:pPr>
+      <w:r>
+        <w:rPr>
+          <w:rFonts w:asciiTheme="majorBidi" w:hAnsiTheme="majorBidi" w:cstheme="majorBidi"/>
+          <w:sz w:val="24"/>
+          <w:szCs w:val="24"/>
+        </w:rPr>
+        <w:t>Log-spaced point taps (λ at lags 1, 2, 4, 8, 16, 32, 64, 128, 192, 256 steps)]</w:t>
       </w:r>
     </w:p>
     <w:p>
@@ -13362,9 +13590,24 @@
           <w:rFonts w:asciiTheme="majorBidi" w:hAnsiTheme="majorBidi" w:cstheme="majorBidi"/>
           <w:sz w:val="24"/>
           <w:szCs w:val="24"/>
-          <w:lang w:bidi="ar-EG"/>
-        </w:rPr>
-      </w:pPr>
+        </w:rPr>
+      </w:pPr>
+      <w:r>
+        <w:rPr>
+          <w:rFonts w:asciiTheme="majorBidi" w:hAnsiTheme="majorBidi" w:cstheme="majorBidi"/>
+          <w:sz w:val="24"/>
+          <w:szCs w:val="24"/>
+        </w:rPr>
+        <w:t xml:space="preserve">               </w:t>
+      </w:r>
+      <w:r>
+        <w:rPr>
+          <w:rFonts w:asciiTheme="majorBidi" w:hAnsiTheme="majorBidi" w:cstheme="majorBidi"/>
+          <w:sz w:val="24"/>
+          <w:szCs w:val="24"/>
+        </w:rPr>
+        <w:t>[λ(t-1), λ(t-2), λ(t-4), λ(t-8), λ(t-16), λ(t-32), λ(t-64), λ(t-128), λ(t-192), λ(t-256)]</w:t>
+      </w:r>
     </w:p>
     <w:p>
       <w:pPr>
@@ -13380,25 +13623,6 @@
           <w:lang w:bidi="ar-EG"/>
         </w:rPr>
       </w:pPr>
-      <w:r>
-        <w:rPr>
-          <w:rFonts w:asciiTheme="majorBidi" w:hAnsiTheme="majorBidi" w:cstheme="majorBidi"/>
-          <w:sz w:val="24"/>
-          <w:szCs w:val="24"/>
-          <w:lang w:bidi="ar-EG"/>
-        </w:rPr>
-        <w:lastRenderedPageBreak/>
-        <w:t xml:space="preserve">While normal BC </w:t>
-      </w:r>
-      <w:r>
-        <w:rPr>
-          <w:rFonts w:asciiTheme="majorBidi" w:hAnsiTheme="majorBidi" w:cstheme="majorBidi"/>
-          <w:sz w:val="24"/>
-          <w:szCs w:val="24"/>
-          <w:lang w:bidi="ar-EG"/>
-        </w:rPr>
-        <w:t>provides a simple and effective way to learn a policy from expert demonstrations by treating imitation learning as a supervised learning problem. The key assumption, however, is that the states encountered by the learner during deployment will look similar to those seen in the expert demonstrations.</w:t>
-      </w:r>
     </w:p>
     <w:p>
       <w:pPr>
@@ -13414,6 +13638,44 @@
           <w:lang w:bidi="ar-EG"/>
         </w:rPr>
       </w:pPr>
+      <w:r>
+        <w:rPr>
+          <w:rFonts w:asciiTheme="majorBidi" w:hAnsiTheme="majorBidi" w:cstheme="majorBidi"/>
+          <w:sz w:val="24"/>
+          <w:szCs w:val="24"/>
+          <w:lang w:bidi="ar-EG"/>
+        </w:rPr>
+        <w:t>Dataset Aggregation (</w:t>
+      </w:r>
+      <w:proofErr w:type="spellStart"/>
+      <w:r>
+        <w:rPr>
+          <w:rFonts w:asciiTheme="majorBidi" w:hAnsiTheme="majorBidi" w:cstheme="majorBidi"/>
+          <w:sz w:val="24"/>
+          <w:szCs w:val="24"/>
+          <w:lang w:bidi="ar-EG"/>
+        </w:rPr>
+        <w:t>DAgger</w:t>
+      </w:r>
+      <w:proofErr w:type="spellEnd"/>
+      <w:r>
+        <w:rPr>
+          <w:rFonts w:asciiTheme="majorBidi" w:hAnsiTheme="majorBidi" w:cstheme="majorBidi"/>
+          <w:sz w:val="24"/>
+          <w:szCs w:val="24"/>
+          <w:lang w:bidi="ar-EG"/>
+        </w:rPr>
+        <w:t>)</w:t>
+      </w:r>
+      <w:r>
+        <w:rPr>
+          <w:rFonts w:asciiTheme="majorBidi" w:hAnsiTheme="majorBidi" w:cstheme="majorBidi"/>
+          <w:sz w:val="24"/>
+          <w:szCs w:val="24"/>
+          <w:lang w:bidi="ar-EG"/>
+        </w:rPr>
+        <w:t>:</w:t>
+      </w:r>
     </w:p>
     <w:p>
       <w:pPr>
@@ -13429,33 +13691,6 @@
           <w:lang w:bidi="ar-EG"/>
         </w:rPr>
       </w:pPr>
-      <w:r>
-        <w:rPr>
-          <w:rFonts w:asciiTheme="majorBidi" w:hAnsiTheme="majorBidi" w:cstheme="majorBidi"/>
-          <w:sz w:val="24"/>
-          <w:szCs w:val="24"/>
-          <w:lang w:bidi="ar-EG"/>
-        </w:rPr>
-        <w:t>In practice, this assumption often breaks down. A small mistake by the learned policy can take the agent into a state that the expert never visited. Since the policy has not learned how to act in these unfamiliar states, its errors can compound, causing it to drift further away from the expert's trajectory. This is known as covariate shift or the distribution mismatch problem</w:t>
-      </w:r>
-      <w:r>
-        <w:rPr>
-          <w:rFonts w:asciiTheme="majorBidi" w:hAnsiTheme="majorBidi" w:cstheme="majorBidi"/>
-          <w:sz w:val="24"/>
-          <w:szCs w:val="24"/>
-          <w:lang w:bidi="ar-EG"/>
-        </w:rPr>
-        <w:t xml:space="preserve"> [6]</w:t>
-      </w:r>
-      <w:r>
-        <w:rPr>
-          <w:rFonts w:asciiTheme="majorBidi" w:hAnsiTheme="majorBidi" w:cstheme="majorBidi"/>
-          <w:sz w:val="24"/>
-          <w:szCs w:val="24"/>
-          <w:lang w:bidi="ar-EG"/>
-        </w:rPr>
-        <w:t>.</w:t>
-      </w:r>
     </w:p>
     <w:p>
       <w:pPr>
@@ -13471,6 +13706,24 @@
           <w:lang w:bidi="ar-EG"/>
         </w:rPr>
       </w:pPr>
+      <w:r>
+        <w:rPr>
+          <w:rFonts w:asciiTheme="majorBidi" w:hAnsiTheme="majorBidi" w:cstheme="majorBidi"/>
+          <w:sz w:val="24"/>
+          <w:szCs w:val="24"/>
+          <w:lang w:bidi="ar-EG"/>
+        </w:rPr>
+        <w:t xml:space="preserve">While normal BC </w:t>
+      </w:r>
+      <w:r>
+        <w:rPr>
+          <w:rFonts w:asciiTheme="majorBidi" w:hAnsiTheme="majorBidi" w:cstheme="majorBidi"/>
+          <w:sz w:val="24"/>
+          <w:szCs w:val="24"/>
+          <w:lang w:bidi="ar-EG"/>
+        </w:rPr>
+        <w:t>provides a simple and effective way to learn a policy from expert demonstrations by treating imitation learning as a supervised learning problem. The key assumption, however, is that the states encountered by the learner during deployment will look similar to those seen in the expert demonstrations.</w:t>
+      </w:r>
     </w:p>
     <w:p>
       <w:pPr>
@@ -13486,44 +13739,6 @@
           <w:lang w:bidi="ar-EG"/>
         </w:rPr>
       </w:pPr>
-      <w:proofErr w:type="spellStart"/>
-      <w:r>
-        <w:rPr>
-          <w:rFonts w:asciiTheme="majorBidi" w:hAnsiTheme="majorBidi" w:cstheme="majorBidi"/>
-          <w:sz w:val="24"/>
-          <w:szCs w:val="24"/>
-          <w:lang w:bidi="ar-EG"/>
-        </w:rPr>
-        <w:t>DAgger</w:t>
-      </w:r>
-      <w:proofErr w:type="spellEnd"/>
-      <w:r>
-        <w:rPr>
-          <w:rFonts w:asciiTheme="majorBidi" w:hAnsiTheme="majorBidi" w:cstheme="majorBidi"/>
-          <w:sz w:val="24"/>
-          <w:szCs w:val="24"/>
-          <w:lang w:bidi="ar-EG"/>
-        </w:rPr>
-        <w:t xml:space="preserve"> addresses this issue by making the learner interact with the environment and querying the expert for the correct action on the states that the learner actually encounters. These newly labeled states are then aggregated with the original demonstrations to retrain the policy</w:t>
-      </w:r>
-      <w:r>
-        <w:rPr>
-          <w:rFonts w:asciiTheme="majorBidi" w:hAnsiTheme="majorBidi" w:cstheme="majorBidi"/>
-          <w:sz w:val="24"/>
-          <w:szCs w:val="24"/>
-          <w:lang w:bidi="ar-EG"/>
-        </w:rPr>
-        <w:t xml:space="preserve"> [6]</w:t>
-      </w:r>
-      <w:r>
-        <w:rPr>
-          <w:rFonts w:asciiTheme="majorBidi" w:hAnsiTheme="majorBidi" w:cstheme="majorBidi"/>
-          <w:sz w:val="24"/>
-          <w:szCs w:val="24"/>
-          <w:lang w:bidi="ar-EG"/>
-        </w:rPr>
-        <w:t>.</w:t>
-      </w:r>
     </w:p>
     <w:p>
       <w:pPr>
@@ -13539,6 +13754,33 @@
           <w:lang w:bidi="ar-EG"/>
         </w:rPr>
       </w:pPr>
+      <w:r>
+        <w:rPr>
+          <w:rFonts w:asciiTheme="majorBidi" w:hAnsiTheme="majorBidi" w:cstheme="majorBidi"/>
+          <w:sz w:val="24"/>
+          <w:szCs w:val="24"/>
+          <w:lang w:bidi="ar-EG"/>
+        </w:rPr>
+        <w:t>In practice, this assumption often breaks down. A small mistake by the learned policy can take the agent into a state that the expert never visited. Since the policy has not learned how to act in these unfamiliar states, its errors can compound, causing it to drift further away from the expert's trajectory. This is known as covariate shift or the distribution mismatch problem</w:t>
+      </w:r>
+      <w:r>
+        <w:rPr>
+          <w:rFonts w:asciiTheme="majorBidi" w:hAnsiTheme="majorBidi" w:cstheme="majorBidi"/>
+          <w:sz w:val="24"/>
+          <w:szCs w:val="24"/>
+          <w:lang w:bidi="ar-EG"/>
+        </w:rPr>
+        <w:t xml:space="preserve"> [6]</w:t>
+      </w:r>
+      <w:r>
+        <w:rPr>
+          <w:rFonts w:asciiTheme="majorBidi" w:hAnsiTheme="majorBidi" w:cstheme="majorBidi"/>
+          <w:sz w:val="24"/>
+          <w:szCs w:val="24"/>
+          <w:lang w:bidi="ar-EG"/>
+        </w:rPr>
+        <w:t>.</w:t>
+      </w:r>
     </w:p>
     <w:p>
       <w:pPr>
@@ -13554,55 +13796,6 @@
           <w:lang w:bidi="ar-EG"/>
         </w:rPr>
       </w:pPr>
-      <w:r>
-        <w:rPr>
-          <w:rFonts w:asciiTheme="majorBidi" w:hAnsiTheme="majorBidi" w:cstheme="majorBidi"/>
-          <w:sz w:val="24"/>
-          <w:szCs w:val="24"/>
-          <w:lang w:bidi="ar-EG"/>
-        </w:rPr>
-        <w:t xml:space="preserve">Thus, while BC learns to imitate the expert on the expert's state distribution, </w:t>
-      </w:r>
-      <w:proofErr w:type="spellStart"/>
-      <w:r>
-        <w:rPr>
-          <w:rFonts w:asciiTheme="majorBidi" w:hAnsiTheme="majorBidi" w:cstheme="majorBidi"/>
-          <w:sz w:val="24"/>
-          <w:szCs w:val="24"/>
-          <w:lang w:bidi="ar-EG"/>
-        </w:rPr>
-        <w:t>DAgger</w:t>
-      </w:r>
-      <w:proofErr w:type="spellEnd"/>
-      <w:r>
-        <w:rPr>
-          <w:rFonts w:asciiTheme="majorBidi" w:hAnsiTheme="majorBidi" w:cstheme="majorBidi"/>
-          <w:sz w:val="24"/>
-          <w:szCs w:val="24"/>
-          <w:lang w:bidi="ar-EG"/>
-        </w:rPr>
-        <w:t xml:space="preserve"> trains the policy on the states it is likely to encounter itself. This makes </w:t>
-      </w:r>
-      <w:proofErr w:type="spellStart"/>
-      <w:r>
-        <w:rPr>
-          <w:rFonts w:asciiTheme="majorBidi" w:hAnsiTheme="majorBidi" w:cstheme="majorBidi"/>
-          <w:sz w:val="24"/>
-          <w:szCs w:val="24"/>
-          <w:lang w:bidi="ar-EG"/>
-        </w:rPr>
-        <w:t>DAgger</w:t>
-      </w:r>
-      <w:proofErr w:type="spellEnd"/>
-      <w:r>
-        <w:rPr>
-          <w:rFonts w:asciiTheme="majorBidi" w:hAnsiTheme="majorBidi" w:cstheme="majorBidi"/>
-          <w:sz w:val="24"/>
-          <w:szCs w:val="24"/>
-          <w:lang w:bidi="ar-EG"/>
-        </w:rPr>
-        <w:t xml:space="preserve"> particularly useful for reducing compounding errors and improving robustness when the learned policy deviates from the expert.</w:t>
-      </w:r>
     </w:p>
     <w:p>
       <w:pPr>
@@ -13618,6 +13811,44 @@
           <w:lang w:bidi="ar-EG"/>
         </w:rPr>
       </w:pPr>
+      <w:proofErr w:type="spellStart"/>
+      <w:r>
+        <w:rPr>
+          <w:rFonts w:asciiTheme="majorBidi" w:hAnsiTheme="majorBidi" w:cstheme="majorBidi"/>
+          <w:sz w:val="24"/>
+          <w:szCs w:val="24"/>
+          <w:lang w:bidi="ar-EG"/>
+        </w:rPr>
+        <w:t>DAgger</w:t>
+      </w:r>
+      <w:proofErr w:type="spellEnd"/>
+      <w:r>
+        <w:rPr>
+          <w:rFonts w:asciiTheme="majorBidi" w:hAnsiTheme="majorBidi" w:cstheme="majorBidi"/>
+          <w:sz w:val="24"/>
+          <w:szCs w:val="24"/>
+          <w:lang w:bidi="ar-EG"/>
+        </w:rPr>
+        <w:t xml:space="preserve"> addresses this issue by making the learner interact with the environment and querying the expert for the correct action on the states that the learner actually encounters. These newly labeled states are then aggregated with the original demonstrations to retrain the policy</w:t>
+      </w:r>
+      <w:r>
+        <w:rPr>
+          <w:rFonts w:asciiTheme="majorBidi" w:hAnsiTheme="majorBidi" w:cstheme="majorBidi"/>
+          <w:sz w:val="24"/>
+          <w:szCs w:val="24"/>
+          <w:lang w:bidi="ar-EG"/>
+        </w:rPr>
+        <w:t xml:space="preserve"> [6]</w:t>
+      </w:r>
+      <w:r>
+        <w:rPr>
+          <w:rFonts w:asciiTheme="majorBidi" w:hAnsiTheme="majorBidi" w:cstheme="majorBidi"/>
+          <w:sz w:val="24"/>
+          <w:szCs w:val="24"/>
+          <w:lang w:bidi="ar-EG"/>
+        </w:rPr>
+        <w:t>.</w:t>
+      </w:r>
     </w:p>
     <w:p>
       <w:pPr>
@@ -13633,53 +13864,6 @@
           <w:lang w:bidi="ar-EG"/>
         </w:rPr>
       </w:pPr>
-      <w:r>
-        <w:rPr>
-          <w:rFonts w:asciiTheme="majorBidi" w:hAnsiTheme="majorBidi" w:cstheme="majorBidi"/>
-          <w:sz w:val="24"/>
-          <w:szCs w:val="24"/>
-          <w:lang w:bidi="ar-EG"/>
-        </w:rPr>
-        <w:t xml:space="preserve">Moreover, we do not suddenly expose the policy to its completely off-distribution states. We want to </w:t>
-      </w:r>
-      <w:r>
-        <w:rPr>
-          <w:rFonts w:asciiTheme="majorBidi" w:hAnsiTheme="majorBidi" w:cstheme="majorBidi"/>
-          <w:sz w:val="24"/>
-          <w:szCs w:val="24"/>
-          <w:lang w:bidi="ar-EG"/>
-        </w:rPr>
-        <w:t>stay near the good orbit while slowly letting the policy explore off it</w:t>
-      </w:r>
-      <w:r>
-        <w:rPr>
-          <w:rFonts w:asciiTheme="majorBidi" w:hAnsiTheme="majorBidi" w:cstheme="majorBidi"/>
-          <w:sz w:val="24"/>
-          <w:szCs w:val="24"/>
-          <w:lang w:bidi="ar-EG"/>
-        </w:rPr>
-        <w:t xml:space="preserve">. To accomplish that, </w:t>
-      </w:r>
-      <w:proofErr w:type="spellStart"/>
-      <w:r>
-        <w:rPr>
-          <w:rFonts w:asciiTheme="majorBidi" w:hAnsiTheme="majorBidi" w:cstheme="majorBidi"/>
-          <w:sz w:val="24"/>
-          <w:szCs w:val="24"/>
-          <w:lang w:bidi="ar-EG"/>
-        </w:rPr>
-        <w:t>DAgger</w:t>
-      </w:r>
-      <w:proofErr w:type="spellEnd"/>
-      <w:r>
-        <w:rPr>
-          <w:rFonts w:asciiTheme="majorBidi" w:hAnsiTheme="majorBidi" w:cstheme="majorBidi"/>
-          <w:sz w:val="24"/>
-          <w:szCs w:val="24"/>
-          <w:lang w:bidi="ar-EG"/>
-        </w:rPr>
-        <w:t xml:space="preserve"> defines the rollout/data-collection policy as</w:t>
-      </w:r>
     </w:p>
     <w:p>
       <w:pPr>
@@ -13695,6 +13879,55 @@
           <w:lang w:bidi="ar-EG"/>
         </w:rPr>
       </w:pPr>
+      <w:r>
+        <w:rPr>
+          <w:rFonts w:asciiTheme="majorBidi" w:hAnsiTheme="majorBidi" w:cstheme="majorBidi"/>
+          <w:sz w:val="24"/>
+          <w:szCs w:val="24"/>
+          <w:lang w:bidi="ar-EG"/>
+        </w:rPr>
+        <w:t xml:space="preserve">Thus, while BC learns to imitate the expert on the expert's state distribution, </w:t>
+      </w:r>
+      <w:proofErr w:type="spellStart"/>
+      <w:r>
+        <w:rPr>
+          <w:rFonts w:asciiTheme="majorBidi" w:hAnsiTheme="majorBidi" w:cstheme="majorBidi"/>
+          <w:sz w:val="24"/>
+          <w:szCs w:val="24"/>
+          <w:lang w:bidi="ar-EG"/>
+        </w:rPr>
+        <w:t>DAgger</w:t>
+      </w:r>
+      <w:proofErr w:type="spellEnd"/>
+      <w:r>
+        <w:rPr>
+          <w:rFonts w:asciiTheme="majorBidi" w:hAnsiTheme="majorBidi" w:cstheme="majorBidi"/>
+          <w:sz w:val="24"/>
+          <w:szCs w:val="24"/>
+          <w:lang w:bidi="ar-EG"/>
+        </w:rPr>
+        <w:t xml:space="preserve"> trains the policy on the states it is likely to encounter itself. This makes </w:t>
+      </w:r>
+      <w:proofErr w:type="spellStart"/>
+      <w:r>
+        <w:rPr>
+          <w:rFonts w:asciiTheme="majorBidi" w:hAnsiTheme="majorBidi" w:cstheme="majorBidi"/>
+          <w:sz w:val="24"/>
+          <w:szCs w:val="24"/>
+          <w:lang w:bidi="ar-EG"/>
+        </w:rPr>
+        <w:t>DAgger</w:t>
+      </w:r>
+      <w:proofErr w:type="spellEnd"/>
+      <w:r>
+        <w:rPr>
+          <w:rFonts w:asciiTheme="majorBidi" w:hAnsiTheme="majorBidi" w:cstheme="majorBidi"/>
+          <w:sz w:val="24"/>
+          <w:szCs w:val="24"/>
+          <w:lang w:bidi="ar-EG"/>
+        </w:rPr>
+        <w:t xml:space="preserve"> particularly useful for reducing compounding errors and improving robustness when the learned policy deviates from the expert.</w:t>
+      </w:r>
     </w:p>
     <w:p>
       <w:pPr>
@@ -13710,115 +13943,6 @@
           <w:lang w:bidi="ar-EG"/>
         </w:rPr>
       </w:pPr>
-      <w:r>
-        <w:rPr>
-          <w:rFonts w:asciiTheme="majorBidi" w:hAnsiTheme="majorBidi" w:cstheme="majorBidi"/>
-          <w:sz w:val="24"/>
-          <w:szCs w:val="24"/>
-          <w:lang w:bidi="ar-EG"/>
-        </w:rPr>
-        <w:t>$$ \</w:t>
-      </w:r>
-      <w:proofErr w:type="spellStart"/>
-      <w:r>
-        <w:rPr>
-          <w:rFonts w:asciiTheme="majorBidi" w:hAnsiTheme="majorBidi" w:cstheme="majorBidi"/>
-          <w:sz w:val="24"/>
-          <w:szCs w:val="24"/>
-          <w:lang w:bidi="ar-EG"/>
-        </w:rPr>
-        <w:t>pi_i</w:t>
-      </w:r>
-      <w:proofErr w:type="spellEnd"/>
-      <w:r>
-        <w:rPr>
-          <w:rFonts w:asciiTheme="majorBidi" w:hAnsiTheme="majorBidi" w:cstheme="majorBidi"/>
-          <w:sz w:val="24"/>
-          <w:szCs w:val="24"/>
-          <w:lang w:bidi="ar-EG"/>
-        </w:rPr>
-        <w:t xml:space="preserve"> = \</w:t>
-      </w:r>
-      <w:proofErr w:type="spellStart"/>
-      <w:r>
-        <w:rPr>
-          <w:rFonts w:asciiTheme="majorBidi" w:hAnsiTheme="majorBidi" w:cstheme="majorBidi"/>
-          <w:sz w:val="24"/>
-          <w:szCs w:val="24"/>
-          <w:lang w:bidi="ar-EG"/>
-        </w:rPr>
-        <w:t>beta_i</w:t>
-      </w:r>
-      <w:proofErr w:type="spellEnd"/>
-      <w:r>
-        <w:rPr>
-          <w:rFonts w:asciiTheme="majorBidi" w:hAnsiTheme="majorBidi" w:cstheme="majorBidi"/>
-          <w:sz w:val="24"/>
-          <w:szCs w:val="24"/>
-          <w:lang w:bidi="ar-EG"/>
-        </w:rPr>
-        <w:t xml:space="preserve"> \pi^* + (1-\</w:t>
-      </w:r>
-      <w:proofErr w:type="spellStart"/>
-      <w:r>
-        <w:rPr>
-          <w:rFonts w:asciiTheme="majorBidi" w:hAnsiTheme="majorBidi" w:cstheme="majorBidi"/>
-          <w:sz w:val="24"/>
-          <w:szCs w:val="24"/>
-          <w:lang w:bidi="ar-EG"/>
-        </w:rPr>
-        <w:t>beta_i</w:t>
-      </w:r>
-      <w:proofErr w:type="spellEnd"/>
-      <w:r>
-        <w:rPr>
-          <w:rFonts w:asciiTheme="majorBidi" w:hAnsiTheme="majorBidi" w:cstheme="majorBidi"/>
-          <w:sz w:val="24"/>
-          <w:szCs w:val="24"/>
-          <w:lang w:bidi="ar-EG"/>
-        </w:rPr>
-        <w:t>)\</w:t>
-      </w:r>
-      <w:proofErr w:type="gramStart"/>
-      <w:r>
-        <w:rPr>
-          <w:rFonts w:asciiTheme="majorBidi" w:hAnsiTheme="majorBidi" w:cstheme="majorBidi"/>
-          <w:sz w:val="24"/>
-          <w:szCs w:val="24"/>
-          <w:lang w:bidi="ar-EG"/>
-        </w:rPr>
-        <w:t>hat{</w:t>
-      </w:r>
-      <w:proofErr w:type="gramEnd"/>
-      <w:r>
-        <w:rPr>
-          <w:rFonts w:asciiTheme="majorBidi" w:hAnsiTheme="majorBidi" w:cstheme="majorBidi"/>
-          <w:sz w:val="24"/>
-          <w:szCs w:val="24"/>
-          <w:lang w:bidi="ar-EG"/>
-        </w:rPr>
-        <w:t>\pi}_</w:t>
-      </w:r>
-      <w:proofErr w:type="spellStart"/>
-      <w:r>
-        <w:rPr>
-          <w:rFonts w:asciiTheme="majorBidi" w:hAnsiTheme="majorBidi" w:cstheme="majorBidi"/>
-          <w:sz w:val="24"/>
-          <w:szCs w:val="24"/>
-          <w:lang w:bidi="ar-EG"/>
-        </w:rPr>
-        <w:t>i</w:t>
-      </w:r>
-      <w:proofErr w:type="spellEnd"/>
-      <w:r>
-        <w:rPr>
-          <w:rFonts w:asciiTheme="majorBidi" w:hAnsiTheme="majorBidi" w:cstheme="majorBidi"/>
-          <w:sz w:val="24"/>
-          <w:szCs w:val="24"/>
-          <w:lang w:bidi="ar-EG"/>
-        </w:rPr>
-        <w:t>, $$</w:t>
-      </w:r>
     </w:p>
     <w:p>
       <w:pPr>
@@ -13834,6 +13958,53 @@
           <w:lang w:bidi="ar-EG"/>
         </w:rPr>
       </w:pPr>
+      <w:r>
+        <w:rPr>
+          <w:rFonts w:asciiTheme="majorBidi" w:hAnsiTheme="majorBidi" w:cstheme="majorBidi"/>
+          <w:sz w:val="24"/>
+          <w:szCs w:val="24"/>
+          <w:lang w:bidi="ar-EG"/>
+        </w:rPr>
+        <w:t xml:space="preserve">Moreover, we do not suddenly expose the policy to its completely off-distribution states. We want to </w:t>
+      </w:r>
+      <w:r>
+        <w:rPr>
+          <w:rFonts w:asciiTheme="majorBidi" w:hAnsiTheme="majorBidi" w:cstheme="majorBidi"/>
+          <w:sz w:val="24"/>
+          <w:szCs w:val="24"/>
+          <w:lang w:bidi="ar-EG"/>
+        </w:rPr>
+        <w:t>stay near the good orbit while slowly letting the policy explore off it</w:t>
+      </w:r>
+      <w:r>
+        <w:rPr>
+          <w:rFonts w:asciiTheme="majorBidi" w:hAnsiTheme="majorBidi" w:cstheme="majorBidi"/>
+          <w:sz w:val="24"/>
+          <w:szCs w:val="24"/>
+          <w:lang w:bidi="ar-EG"/>
+        </w:rPr>
+        <w:t xml:space="preserve">. To accomplish that, </w:t>
+      </w:r>
+      <w:proofErr w:type="spellStart"/>
+      <w:r>
+        <w:rPr>
+          <w:rFonts w:asciiTheme="majorBidi" w:hAnsiTheme="majorBidi" w:cstheme="majorBidi"/>
+          <w:sz w:val="24"/>
+          <w:szCs w:val="24"/>
+          <w:lang w:bidi="ar-EG"/>
+        </w:rPr>
+        <w:t>DAgger</w:t>
+      </w:r>
+      <w:proofErr w:type="spellEnd"/>
+      <w:r>
+        <w:rPr>
+          <w:rFonts w:asciiTheme="majorBidi" w:hAnsiTheme="majorBidi" w:cstheme="majorBidi"/>
+          <w:sz w:val="24"/>
+          <w:szCs w:val="24"/>
+          <w:lang w:bidi="ar-EG"/>
+        </w:rPr>
+        <w:t xml:space="preserve"> defines the rollout/data-collection policy as</w:t>
+      </w:r>
     </w:p>
     <w:p>
       <w:pPr>
@@ -13849,26 +14020,6 @@
           <w:lang w:bidi="ar-EG"/>
         </w:rPr>
       </w:pPr>
-      <w:proofErr w:type="gramStart"/>
-      <w:r>
-        <w:rPr>
-          <w:rFonts w:asciiTheme="majorBidi" w:hAnsiTheme="majorBidi" w:cstheme="majorBidi"/>
-          <w:sz w:val="24"/>
-          <w:szCs w:val="24"/>
-          <w:lang w:bidi="ar-EG"/>
-        </w:rPr>
-        <w:t>where</w:t>
-      </w:r>
-      <w:proofErr w:type="gramEnd"/>
-      <w:r>
-        <w:rPr>
-          <w:rFonts w:asciiTheme="majorBidi" w:hAnsiTheme="majorBidi" w:cstheme="majorBidi"/>
-          <w:sz w:val="24"/>
-          <w:szCs w:val="24"/>
-          <w:lang w:bidi="ar-EG"/>
-        </w:rPr>
-        <w:t>:</w:t>
-      </w:r>
     </w:p>
     <w:p>
       <w:pPr>
@@ -13884,6 +14035,115 @@
           <w:lang w:bidi="ar-EG"/>
         </w:rPr>
       </w:pPr>
+      <w:r>
+        <w:rPr>
+          <w:rFonts w:asciiTheme="majorBidi" w:hAnsiTheme="majorBidi" w:cstheme="majorBidi"/>
+          <w:sz w:val="24"/>
+          <w:szCs w:val="24"/>
+          <w:lang w:bidi="ar-EG"/>
+        </w:rPr>
+        <w:t>$$ \</w:t>
+      </w:r>
+      <w:proofErr w:type="spellStart"/>
+      <w:r>
+        <w:rPr>
+          <w:rFonts w:asciiTheme="majorBidi" w:hAnsiTheme="majorBidi" w:cstheme="majorBidi"/>
+          <w:sz w:val="24"/>
+          <w:szCs w:val="24"/>
+          <w:lang w:bidi="ar-EG"/>
+        </w:rPr>
+        <w:t>pi_i</w:t>
+      </w:r>
+      <w:proofErr w:type="spellEnd"/>
+      <w:r>
+        <w:rPr>
+          <w:rFonts w:asciiTheme="majorBidi" w:hAnsiTheme="majorBidi" w:cstheme="majorBidi"/>
+          <w:sz w:val="24"/>
+          <w:szCs w:val="24"/>
+          <w:lang w:bidi="ar-EG"/>
+        </w:rPr>
+        <w:t xml:space="preserve"> = \</w:t>
+      </w:r>
+      <w:proofErr w:type="spellStart"/>
+      <w:r>
+        <w:rPr>
+          <w:rFonts w:asciiTheme="majorBidi" w:hAnsiTheme="majorBidi" w:cstheme="majorBidi"/>
+          <w:sz w:val="24"/>
+          <w:szCs w:val="24"/>
+          <w:lang w:bidi="ar-EG"/>
+        </w:rPr>
+        <w:t>beta_i</w:t>
+      </w:r>
+      <w:proofErr w:type="spellEnd"/>
+      <w:r>
+        <w:rPr>
+          <w:rFonts w:asciiTheme="majorBidi" w:hAnsiTheme="majorBidi" w:cstheme="majorBidi"/>
+          <w:sz w:val="24"/>
+          <w:szCs w:val="24"/>
+          <w:lang w:bidi="ar-EG"/>
+        </w:rPr>
+        <w:t xml:space="preserve"> \pi^* + (1-\</w:t>
+      </w:r>
+      <w:proofErr w:type="spellStart"/>
+      <w:r>
+        <w:rPr>
+          <w:rFonts w:asciiTheme="majorBidi" w:hAnsiTheme="majorBidi" w:cstheme="majorBidi"/>
+          <w:sz w:val="24"/>
+          <w:szCs w:val="24"/>
+          <w:lang w:bidi="ar-EG"/>
+        </w:rPr>
+        <w:t>beta_i</w:t>
+      </w:r>
+      <w:proofErr w:type="spellEnd"/>
+      <w:r>
+        <w:rPr>
+          <w:rFonts w:asciiTheme="majorBidi" w:hAnsiTheme="majorBidi" w:cstheme="majorBidi"/>
+          <w:sz w:val="24"/>
+          <w:szCs w:val="24"/>
+          <w:lang w:bidi="ar-EG"/>
+        </w:rPr>
+        <w:t>)\</w:t>
+      </w:r>
+      <w:proofErr w:type="gramStart"/>
+      <w:r>
+        <w:rPr>
+          <w:rFonts w:asciiTheme="majorBidi" w:hAnsiTheme="majorBidi" w:cstheme="majorBidi"/>
+          <w:sz w:val="24"/>
+          <w:szCs w:val="24"/>
+          <w:lang w:bidi="ar-EG"/>
+        </w:rPr>
+        <w:t>hat{</w:t>
+      </w:r>
+      <w:proofErr w:type="gramEnd"/>
+      <w:r>
+        <w:rPr>
+          <w:rFonts w:asciiTheme="majorBidi" w:hAnsiTheme="majorBidi" w:cstheme="majorBidi"/>
+          <w:sz w:val="24"/>
+          <w:szCs w:val="24"/>
+          <w:lang w:bidi="ar-EG"/>
+        </w:rPr>
+        <w:t>\pi}_</w:t>
+      </w:r>
+      <w:proofErr w:type="spellStart"/>
+      <w:r>
+        <w:rPr>
+          <w:rFonts w:asciiTheme="majorBidi" w:hAnsiTheme="majorBidi" w:cstheme="majorBidi"/>
+          <w:sz w:val="24"/>
+          <w:szCs w:val="24"/>
+          <w:lang w:bidi="ar-EG"/>
+        </w:rPr>
+        <w:t>i</w:t>
+      </w:r>
+      <w:proofErr w:type="spellEnd"/>
+      <w:r>
+        <w:rPr>
+          <w:rFonts w:asciiTheme="majorBidi" w:hAnsiTheme="majorBidi" w:cstheme="majorBidi"/>
+          <w:sz w:val="24"/>
+          <w:szCs w:val="24"/>
+          <w:lang w:bidi="ar-EG"/>
+        </w:rPr>
+        <w:t>, $$</w:t>
+      </w:r>
     </w:p>
     <w:p>
       <w:pPr>
@@ -13899,26 +14159,6 @@
           <w:lang w:bidi="ar-EG"/>
         </w:rPr>
       </w:pPr>
-      <w:proofErr w:type="gramStart"/>
-      <w:r>
-        <w:rPr>
-          <w:rFonts w:asciiTheme="majorBidi" w:hAnsiTheme="majorBidi" w:cstheme="majorBidi"/>
-          <w:sz w:val="24"/>
-          <w:szCs w:val="24"/>
-          <w:lang w:bidi="ar-EG"/>
-        </w:rPr>
-        <w:t>\(</w:t>
-      </w:r>
-      <w:proofErr w:type="gramEnd"/>
-      <w:r>
-        <w:rPr>
-          <w:rFonts w:asciiTheme="majorBidi" w:hAnsiTheme="majorBidi" w:cstheme="majorBidi"/>
-          <w:sz w:val="24"/>
-          <w:szCs w:val="24"/>
-          <w:lang w:bidi="ar-EG"/>
-        </w:rPr>
-        <w:t>\pi^*\) = expert policy</w:t>
-      </w:r>
     </w:p>
     <w:p>
       <w:pPr>
@@ -13942,7 +14182,7 @@
           <w:szCs w:val="24"/>
           <w:lang w:bidi="ar-EG"/>
         </w:rPr>
-        <w:t>\(</w:t>
+        <w:t>where</w:t>
       </w:r>
       <w:proofErr w:type="gramEnd"/>
       <w:r>
@@ -13952,27 +14192,7 @@
           <w:szCs w:val="24"/>
           <w:lang w:bidi="ar-EG"/>
         </w:rPr>
-        <w:t>\hat{\pi}_</w:t>
-      </w:r>
-      <w:proofErr w:type="spellStart"/>
-      <w:r>
-        <w:rPr>
-          <w:rFonts w:asciiTheme="majorBidi" w:hAnsiTheme="majorBidi" w:cstheme="majorBidi"/>
-          <w:sz w:val="24"/>
-          <w:szCs w:val="24"/>
-          <w:lang w:bidi="ar-EG"/>
-        </w:rPr>
-        <w:t>i</w:t>
-      </w:r>
-      <w:proofErr w:type="spellEnd"/>
-      <w:r>
-        <w:rPr>
-          <w:rFonts w:asciiTheme="majorBidi" w:hAnsiTheme="majorBidi" w:cstheme="majorBidi"/>
-          <w:sz w:val="24"/>
-          <w:szCs w:val="24"/>
-          <w:lang w:bidi="ar-EG"/>
-        </w:rPr>
-        <w:t>\) = current learned policy</w:t>
+        <w:t>:</w:t>
       </w:r>
     </w:p>
     <w:p>
@@ -13989,64 +14209,6 @@
           <w:lang w:bidi="ar-EG"/>
         </w:rPr>
       </w:pPr>
-      <w:proofErr w:type="gramStart"/>
-      <w:r>
-        <w:rPr>
-          <w:rFonts w:asciiTheme="majorBidi" w:hAnsiTheme="majorBidi" w:cstheme="majorBidi"/>
-          <w:sz w:val="24"/>
-          <w:szCs w:val="24"/>
-          <w:lang w:bidi="ar-EG"/>
-        </w:rPr>
-        <w:t>\(</w:t>
-      </w:r>
-      <w:proofErr w:type="gramEnd"/>
-      <w:r>
-        <w:rPr>
-          <w:rFonts w:asciiTheme="majorBidi" w:hAnsiTheme="majorBidi" w:cstheme="majorBidi"/>
-          <w:sz w:val="24"/>
-          <w:szCs w:val="24"/>
-          <w:lang w:bidi="ar-EG"/>
-        </w:rPr>
-        <w:t>\</w:t>
-      </w:r>
-      <w:proofErr w:type="spellStart"/>
-      <w:r>
-        <w:rPr>
-          <w:rFonts w:asciiTheme="majorBidi" w:hAnsiTheme="majorBidi" w:cstheme="majorBidi"/>
-          <w:sz w:val="24"/>
-          <w:szCs w:val="24"/>
-          <w:lang w:bidi="ar-EG"/>
-        </w:rPr>
-        <w:t>beta_i</w:t>
-      </w:r>
-      <w:proofErr w:type="spellEnd"/>
-      <w:r>
-        <w:rPr>
-          <w:rFonts w:asciiTheme="majorBidi" w:hAnsiTheme="majorBidi" w:cstheme="majorBidi"/>
-          <w:sz w:val="24"/>
-          <w:szCs w:val="24"/>
-          <w:lang w:bidi="ar-EG"/>
-        </w:rPr>
-        <w:t>\) =</w:t>
-      </w:r>
-      <w:r>
-        <w:rPr>
-          <w:rFonts w:asciiTheme="majorBidi" w:hAnsiTheme="majorBidi" w:cstheme="majorBidi"/>
-          <w:sz w:val="24"/>
-          <w:szCs w:val="24"/>
-          <w:lang w:bidi="ar-EG"/>
-        </w:rPr>
-        <w:t xml:space="preserve"> </w:t>
-      </w:r>
-      <w:r>
-        <w:rPr>
-          <w:rFonts w:asciiTheme="majorBidi" w:hAnsiTheme="majorBidi" w:cstheme="majorBidi"/>
-          <w:sz w:val="24"/>
-          <w:szCs w:val="24"/>
-          <w:lang w:bidi="ar-EG"/>
-        </w:rPr>
-        <w:t>mixing parameter β</w:t>
-      </w:r>
     </w:p>
     <w:p>
       <w:pPr>
@@ -14062,6 +14224,26 @@
           <w:lang w:bidi="ar-EG"/>
         </w:rPr>
       </w:pPr>
+      <w:proofErr w:type="gramStart"/>
+      <w:r>
+        <w:rPr>
+          <w:rFonts w:asciiTheme="majorBidi" w:hAnsiTheme="majorBidi" w:cstheme="majorBidi"/>
+          <w:sz w:val="24"/>
+          <w:szCs w:val="24"/>
+          <w:lang w:bidi="ar-EG"/>
+        </w:rPr>
+        <w:t>\(</w:t>
+      </w:r>
+      <w:proofErr w:type="gramEnd"/>
+      <w:r>
+        <w:rPr>
+          <w:rFonts w:asciiTheme="majorBidi" w:hAnsiTheme="majorBidi" w:cstheme="majorBidi"/>
+          <w:sz w:val="24"/>
+          <w:szCs w:val="24"/>
+          <w:lang w:bidi="ar-EG"/>
+        </w:rPr>
+        <w:t>\pi^*\) = expert policy</w:t>
+      </w:r>
     </w:p>
     <w:p>
       <w:pPr>
@@ -14077,79 +14259,45 @@
           <w:lang w:bidi="ar-EG"/>
         </w:rPr>
       </w:pPr>
-      <w:r>
-        <w:rPr>
-          <w:rFonts w:asciiTheme="majorBidi" w:hAnsiTheme="majorBidi" w:cstheme="majorBidi"/>
-          <w:sz w:val="24"/>
-          <w:szCs w:val="24"/>
-          <w:lang w:bidi="ar-EG"/>
-        </w:rPr>
-        <w:t xml:space="preserve">Unlike the original </w:t>
-      </w:r>
-      <w:proofErr w:type="spellStart"/>
-      <w:r>
-        <w:rPr>
-          <w:rFonts w:asciiTheme="majorBidi" w:hAnsiTheme="majorBidi" w:cstheme="majorBidi"/>
-          <w:sz w:val="24"/>
-          <w:szCs w:val="24"/>
-          <w:lang w:bidi="ar-EG"/>
-        </w:rPr>
-        <w:t>DAgger</w:t>
-      </w:r>
-      <w:proofErr w:type="spellEnd"/>
-      <w:r>
-        <w:rPr>
-          <w:rFonts w:asciiTheme="majorBidi" w:hAnsiTheme="majorBidi" w:cstheme="majorBidi"/>
-          <w:sz w:val="24"/>
-          <w:szCs w:val="24"/>
-          <w:lang w:bidi="ar-EG"/>
-        </w:rPr>
-        <w:t xml:space="preserve"> formulation, where the expert and learner policies are select</w:t>
-      </w:r>
-      <w:r>
-        <w:rPr>
-          <w:rFonts w:asciiTheme="majorBidi" w:hAnsiTheme="majorBidi" w:cstheme="majorBidi"/>
-          <w:sz w:val="24"/>
-          <w:szCs w:val="24"/>
-          <w:lang w:bidi="ar-EG"/>
-        </w:rPr>
-        <w:t>ed stochastically according to the</w:t>
-      </w:r>
-      <w:r>
-        <w:rPr>
-          <w:rFonts w:asciiTheme="majorBidi" w:hAnsiTheme="majorBidi" w:cstheme="majorBidi"/>
-          <w:sz w:val="24"/>
-          <w:szCs w:val="24"/>
-          <w:lang w:bidi="ar-EG"/>
-        </w:rPr>
-        <w:t xml:space="preserve"> mixing probability (\beta), we use (\beta) as an interpolation coefficient to directly combine their actions.</w:t>
-      </w:r>
-      <w:r>
-        <w:rPr>
-          <w:rFonts w:asciiTheme="majorBidi" w:hAnsiTheme="majorBidi" w:cstheme="majorBidi"/>
-          <w:sz w:val="24"/>
-          <w:szCs w:val="24"/>
-          <w:lang w:bidi="ar-EG"/>
-        </w:rPr>
-        <w:t xml:space="preserve"> </w:t>
-      </w:r>
-      <w:r>
-        <w:rPr>
-          <w:rFonts w:asciiTheme="majorBidi" w:hAnsiTheme="majorBidi" w:cstheme="majorBidi"/>
-          <w:sz w:val="24"/>
-          <w:szCs w:val="24"/>
-          <w:lang w:bidi="ar-EG"/>
-        </w:rPr>
-        <w:t>Thus, the executed action is obtained as a weighted combination of</w:t>
-      </w:r>
-      <w:r>
-        <w:rPr>
-          <w:rFonts w:asciiTheme="majorBidi" w:hAnsiTheme="majorBidi" w:cstheme="majorBidi"/>
-          <w:sz w:val="24"/>
-          <w:szCs w:val="24"/>
-          <w:lang w:bidi="ar-EG"/>
-        </w:rPr>
-        <w:t xml:space="preserve"> the expert and learner actions. </w:t>
+      <w:proofErr w:type="gramStart"/>
+      <w:r>
+        <w:rPr>
+          <w:rFonts w:asciiTheme="majorBidi" w:hAnsiTheme="majorBidi" w:cstheme="majorBidi"/>
+          <w:sz w:val="24"/>
+          <w:szCs w:val="24"/>
+          <w:lang w:bidi="ar-EG"/>
+        </w:rPr>
+        <w:t>\(</w:t>
+      </w:r>
+      <w:proofErr w:type="gramEnd"/>
+      <w:r>
+        <w:rPr>
+          <w:rFonts w:asciiTheme="majorBidi" w:hAnsiTheme="majorBidi" w:cstheme="majorBidi"/>
+          <w:sz w:val="24"/>
+          <w:szCs w:val="24"/>
+          <w:lang w:bidi="ar-EG"/>
+        </w:rPr>
+        <w:t>\hat{\pi}_</w:t>
+      </w:r>
+      <w:proofErr w:type="spellStart"/>
+      <w:r>
+        <w:rPr>
+          <w:rFonts w:asciiTheme="majorBidi" w:hAnsiTheme="majorBidi" w:cstheme="majorBidi"/>
+          <w:sz w:val="24"/>
+          <w:szCs w:val="24"/>
+          <w:lang w:bidi="ar-EG"/>
+        </w:rPr>
+        <w:t>i</w:t>
+      </w:r>
+      <w:proofErr w:type="spellEnd"/>
+      <w:r>
+        <w:rPr>
+          <w:rFonts w:asciiTheme="majorBidi" w:hAnsiTheme="majorBidi" w:cstheme="majorBidi"/>
+          <w:sz w:val="24"/>
+          <w:szCs w:val="24"/>
+          <w:lang w:bidi="ar-EG"/>
+        </w:rPr>
+        <w:t>\) = current learned policy</w:t>
       </w:r>
     </w:p>
     <w:p>
@@ -14166,23 +14314,45 @@
           <w:lang w:bidi="ar-EG"/>
         </w:rPr>
       </w:pPr>
-      <w:r>
-        <w:rPr>
-          <w:rFonts w:asciiTheme="majorBidi" w:hAnsiTheme="majorBidi" w:cstheme="majorBidi"/>
-          <w:sz w:val="24"/>
-          <w:szCs w:val="24"/>
-          <w:lang w:bidi="ar-EG"/>
-        </w:rPr>
-        <w:t>This continuous int</w:t>
-      </w:r>
-      <w:r>
-        <w:rPr>
-          <w:rFonts w:asciiTheme="majorBidi" w:hAnsiTheme="majorBidi" w:cstheme="majorBidi"/>
-          <w:sz w:val="24"/>
-          <w:szCs w:val="24"/>
-          <w:lang w:bidi="ar-EG"/>
-        </w:rPr>
-        <w:t>erpolation is well suited to a control setting that operates in a continuous action space.</w:t>
+      <w:proofErr w:type="gramStart"/>
+      <w:r>
+        <w:rPr>
+          <w:rFonts w:asciiTheme="majorBidi" w:hAnsiTheme="majorBidi" w:cstheme="majorBidi"/>
+          <w:sz w:val="24"/>
+          <w:szCs w:val="24"/>
+          <w:lang w:bidi="ar-EG"/>
+        </w:rPr>
+        <w:t>\(</w:t>
+      </w:r>
+      <w:proofErr w:type="gramEnd"/>
+      <w:r>
+        <w:rPr>
+          <w:rFonts w:asciiTheme="majorBidi" w:hAnsiTheme="majorBidi" w:cstheme="majorBidi"/>
+          <w:sz w:val="24"/>
+          <w:szCs w:val="24"/>
+          <w:lang w:bidi="ar-EG"/>
+        </w:rPr>
+        <w:t>\</w:t>
+      </w:r>
+      <w:proofErr w:type="spellStart"/>
+      <w:r>
+        <w:rPr>
+          <w:rFonts w:asciiTheme="majorBidi" w:hAnsiTheme="majorBidi" w:cstheme="majorBidi"/>
+          <w:sz w:val="24"/>
+          <w:szCs w:val="24"/>
+          <w:lang w:bidi="ar-EG"/>
+        </w:rPr>
+        <w:t>beta_i</w:t>
+      </w:r>
+      <w:proofErr w:type="spellEnd"/>
+      <w:r>
+        <w:rPr>
+          <w:rFonts w:asciiTheme="majorBidi" w:hAnsiTheme="majorBidi" w:cstheme="majorBidi"/>
+          <w:sz w:val="24"/>
+          <w:szCs w:val="24"/>
+          <w:lang w:bidi="ar-EG"/>
+        </w:rPr>
+        <w:t>\) =</w:t>
       </w:r>
       <w:r>
         <w:rPr>
@@ -14192,6 +14362,15 @@
           <w:lang w:bidi="ar-EG"/>
         </w:rPr>
         <w:t xml:space="preserve"> </w:t>
+      </w:r>
+      <w:r>
+        <w:rPr>
+          <w:rFonts w:asciiTheme="majorBidi" w:hAnsiTheme="majorBidi" w:cstheme="majorBidi"/>
+          <w:sz w:val="24"/>
+          <w:szCs w:val="24"/>
+          <w:lang w:bidi="ar-EG"/>
+        </w:rPr>
+        <w:t>mixing parameter β</w:t>
       </w:r>
     </w:p>
     <w:p>
@@ -14230,7 +14409,7 @@
           <w:szCs w:val="24"/>
           <w:lang w:bidi="ar-EG"/>
         </w:rPr>
-        <w:t xml:space="preserve">Additionally, at each </w:t>
+        <w:t xml:space="preserve">Unlike the original </w:t>
       </w:r>
       <w:proofErr w:type="spellStart"/>
       <w:r>
@@ -14250,47 +14429,52 @@
           <w:szCs w:val="24"/>
           <w:lang w:bidi="ar-EG"/>
         </w:rPr>
-        <w:t xml:space="preserve"> iteration, </w:t>
-      </w:r>
-      <w:proofErr w:type="gramStart"/>
-      <w:r>
-        <w:rPr>
-          <w:rFonts w:asciiTheme="majorBidi" w:hAnsiTheme="majorBidi" w:cstheme="majorBidi"/>
-          <w:sz w:val="24"/>
-          <w:szCs w:val="24"/>
-          <w:lang w:bidi="ar-EG"/>
-        </w:rPr>
-        <w:t>\(</w:t>
-      </w:r>
-      <w:proofErr w:type="gramEnd"/>
-      <w:r>
-        <w:rPr>
-          <w:rFonts w:asciiTheme="majorBidi" w:hAnsiTheme="majorBidi" w:cstheme="majorBidi"/>
-          <w:sz w:val="24"/>
-          <w:szCs w:val="24"/>
-          <w:lang w:bidi="ar-EG"/>
-        </w:rPr>
-        <w:t xml:space="preserve">\beta\) is gradually decreased from 1 to 0 (e.g., in decrements of 0.1), resulting in a smooth transition from expert-guided behavior to the learned policy. For each value of </w:t>
-      </w:r>
-      <w:proofErr w:type="gramStart"/>
-      <w:r>
-        <w:rPr>
-          <w:rFonts w:asciiTheme="majorBidi" w:hAnsiTheme="majorBidi" w:cstheme="majorBidi"/>
-          <w:sz w:val="24"/>
-          <w:szCs w:val="24"/>
-          <w:lang w:bidi="ar-EG"/>
-        </w:rPr>
-        <w:t>\(</w:t>
-      </w:r>
-      <w:proofErr w:type="gramEnd"/>
-      <w:r>
-        <w:rPr>
-          <w:rFonts w:asciiTheme="majorBidi" w:hAnsiTheme="majorBidi" w:cstheme="majorBidi"/>
-          <w:sz w:val="24"/>
-          <w:szCs w:val="24"/>
-          <w:lang w:bidi="ar-EG"/>
-        </w:rPr>
-        <w:t>\beta\), data are collected using the resulting mixture of expert and learned actions and subsequently added to the aggregated dataset. The policy network is then retrained from scratch on the entire aggregated dataset before proceeding to the next iteration.</w:t>
+        <w:t xml:space="preserve"> formulation, where the expert and learner policies are select</w:t>
+      </w:r>
+      <w:r>
+        <w:rPr>
+          <w:rFonts w:asciiTheme="majorBidi" w:hAnsiTheme="majorBidi" w:cstheme="majorBidi"/>
+          <w:sz w:val="24"/>
+          <w:szCs w:val="24"/>
+          <w:lang w:bidi="ar-EG"/>
+        </w:rPr>
+        <w:t>ed stochastically according to the</w:t>
+      </w:r>
+      <w:r>
+        <w:rPr>
+          <w:rFonts w:asciiTheme="majorBidi" w:hAnsiTheme="majorBidi" w:cstheme="majorBidi"/>
+          <w:sz w:val="24"/>
+          <w:szCs w:val="24"/>
+          <w:lang w:bidi="ar-EG"/>
+        </w:rPr>
+        <w:t xml:space="preserve"> mixing probability (\beta), we use (\beta) as an interpolation coefficient to directly combine their actions.</w:t>
+      </w:r>
+      <w:r>
+        <w:rPr>
+          <w:rFonts w:asciiTheme="majorBidi" w:hAnsiTheme="majorBidi" w:cstheme="majorBidi"/>
+          <w:sz w:val="24"/>
+          <w:szCs w:val="24"/>
+          <w:lang w:bidi="ar-EG"/>
+        </w:rPr>
+        <w:t xml:space="preserve"> </w:t>
+      </w:r>
+      <w:r>
+        <w:rPr>
+          <w:rFonts w:asciiTheme="majorBidi" w:hAnsiTheme="majorBidi" w:cstheme="majorBidi"/>
+          <w:sz w:val="24"/>
+          <w:szCs w:val="24"/>
+          <w:lang w:bidi="ar-EG"/>
+        </w:rPr>
+        <w:t>Thus, the executed action is obtained as a weighted combination of</w:t>
+      </w:r>
+      <w:r>
+        <w:rPr>
+          <w:rFonts w:asciiTheme="majorBidi" w:hAnsiTheme="majorBidi" w:cstheme="majorBidi"/>
+          <w:sz w:val="24"/>
+          <w:szCs w:val="24"/>
+          <w:lang w:bidi="ar-EG"/>
+        </w:rPr>
+        <w:t xml:space="preserve"> the expert and learner actions. </w:t>
       </w:r>
     </w:p>
     <w:p>
@@ -14309,44 +14493,30 @@
       </w:pPr>
       <w:r>
         <w:rPr>
-          <w:rFonts w:asciiTheme="majorBidi" w:hAnsiTheme="majorBidi" w:cstheme="majorBidi" w:hint="cs"/>
-          <w:sz w:val="24"/>
-          <w:szCs w:val="24"/>
-          <w:rtl/>
-          <w:lang w:bidi="ar-EG"/>
-        </w:rPr>
-        <w:lastRenderedPageBreak/>
-        <w:t>___</w:t>
-      </w:r>
-      <w:r>
-        <w:rPr>
-          <w:rFonts w:asciiTheme="majorBidi" w:hAnsiTheme="majorBidi" w:cstheme="majorBidi"/>
-          <w:sz w:val="24"/>
-          <w:szCs w:val="24"/>
-          <w:lang w:bidi="ar-EG"/>
-        </w:rPr>
-        <w:t xml:space="preserve">Figure 4 ___ </w:t>
-      </w:r>
-      <w:r>
-        <w:rPr>
-          <w:rFonts w:asciiTheme="majorBidi" w:hAnsiTheme="majorBidi" w:cstheme="majorBidi"/>
-          <w:sz w:val="24"/>
-          <w:szCs w:val="24"/>
-          <w:lang w:bidi="ar-EG"/>
-        </w:rPr>
-        <w:t>Behavioral Cloning Schedule: Phase 1 (Supervised Learning)</w:t>
-      </w:r>
-      <w:r>
+          <w:rFonts w:asciiTheme="majorBidi" w:hAnsiTheme="majorBidi" w:cstheme="majorBidi"/>
+          <w:sz w:val="24"/>
+          <w:szCs w:val="24"/>
+          <w:lang w:bidi="ar-EG"/>
+        </w:rPr>
+        <w:t>This continuous int</w:t>
+      </w:r>
+      <w:r>
+        <w:rPr>
+          <w:rFonts w:asciiTheme="majorBidi" w:hAnsiTheme="majorBidi" w:cstheme="majorBidi"/>
+          <w:sz w:val="24"/>
+          <w:szCs w:val="24"/>
+          <w:lang w:bidi="ar-EG"/>
+        </w:rPr>
+        <w:t>erpolation is well suited to a control setting that operates in a continuous action space.</w:t>
+      </w:r>
+      <w:r>
+        <w:rPr>
+          <w:rFonts w:asciiTheme="majorBidi" w:hAnsiTheme="majorBidi" w:cstheme="majorBidi"/>
+          <w:sz w:val="24"/>
+          <w:szCs w:val="24"/>
+          <w:lang w:bidi="ar-EG"/>
+        </w:rPr>
         <w:t xml:space="preserve"> </w:t>
-      </w:r>
-      <w:r>
-        <w:rPr>
-          <w:rFonts w:asciiTheme="majorBidi" w:hAnsiTheme="majorBidi" w:cstheme="majorBidi"/>
-          <w:sz w:val="24"/>
-          <w:szCs w:val="24"/>
-          <w:lang w:bidi="ar-EG"/>
-        </w:rPr>
-        <w:t>→</w:t>
       </w:r>
     </w:p>
     <w:p>
@@ -14363,37 +14533,6 @@
           <w:lang w:bidi="ar-EG"/>
         </w:rPr>
       </w:pPr>
-      <w:r>
-        <w:rPr>
-          <w:rFonts w:asciiTheme="majorBidi" w:hAnsiTheme="majorBidi" w:cstheme="majorBidi"/>
-          <w:sz w:val="24"/>
-          <w:szCs w:val="24"/>
-          <w:lang w:bidi="ar-EG"/>
-        </w:rPr>
-        <w:t>Phase 2 (</w:t>
-      </w:r>
-      <w:proofErr w:type="spellStart"/>
-      <w:r>
-        <w:rPr>
-          <w:rFonts w:asciiTheme="majorBidi" w:hAnsiTheme="majorBidi" w:cstheme="majorBidi"/>
-          <w:sz w:val="24"/>
-          <w:szCs w:val="24"/>
-          <w:lang w:bidi="ar-EG"/>
-        </w:rPr>
-        <w:t>DAgger</w:t>
-      </w:r>
-      <w:proofErr w:type="spellEnd"/>
-      <w:r>
-        <w:rPr>
-          <w:rFonts w:asciiTheme="majorBidi" w:hAnsiTheme="majorBidi" w:cstheme="majorBidi"/>
-          <w:sz w:val="24"/>
-          <w:szCs w:val="24"/>
-          <w:lang w:bidi="ar-EG"/>
-        </w:rPr>
-        <w:t>)</w:t>
-      </w:r>
-      <w:bookmarkStart w:id="0" w:name="_GoBack"/>
-      <w:bookmarkEnd w:id="0"/>
     </w:p>
     <w:p>
       <w:pPr>
@@ -14409,6 +14548,75 @@
           <w:lang w:bidi="ar-EG"/>
         </w:rPr>
       </w:pPr>
+      <w:r>
+        <w:rPr>
+          <w:rFonts w:asciiTheme="majorBidi" w:hAnsiTheme="majorBidi" w:cstheme="majorBidi"/>
+          <w:sz w:val="24"/>
+          <w:szCs w:val="24"/>
+          <w:lang w:bidi="ar-EG"/>
+        </w:rPr>
+        <w:t xml:space="preserve">Additionally, at each </w:t>
+      </w:r>
+      <w:proofErr w:type="spellStart"/>
+      <w:r>
+        <w:rPr>
+          <w:rFonts w:asciiTheme="majorBidi" w:hAnsiTheme="majorBidi" w:cstheme="majorBidi"/>
+          <w:sz w:val="24"/>
+          <w:szCs w:val="24"/>
+          <w:lang w:bidi="ar-EG"/>
+        </w:rPr>
+        <w:t>DAgger</w:t>
+      </w:r>
+      <w:proofErr w:type="spellEnd"/>
+      <w:r>
+        <w:rPr>
+          <w:rFonts w:asciiTheme="majorBidi" w:hAnsiTheme="majorBidi" w:cstheme="majorBidi"/>
+          <w:sz w:val="24"/>
+          <w:szCs w:val="24"/>
+          <w:lang w:bidi="ar-EG"/>
+        </w:rPr>
+        <w:t xml:space="preserve"> iteration, </w:t>
+      </w:r>
+      <w:proofErr w:type="gramStart"/>
+      <w:r>
+        <w:rPr>
+          <w:rFonts w:asciiTheme="majorBidi" w:hAnsiTheme="majorBidi" w:cstheme="majorBidi"/>
+          <w:sz w:val="24"/>
+          <w:szCs w:val="24"/>
+          <w:lang w:bidi="ar-EG"/>
+        </w:rPr>
+        <w:t>\(</w:t>
+      </w:r>
+      <w:proofErr w:type="gramEnd"/>
+      <w:r>
+        <w:rPr>
+          <w:rFonts w:asciiTheme="majorBidi" w:hAnsiTheme="majorBidi" w:cstheme="majorBidi"/>
+          <w:sz w:val="24"/>
+          <w:szCs w:val="24"/>
+          <w:lang w:bidi="ar-EG"/>
+        </w:rPr>
+        <w:t xml:space="preserve">\beta\) is gradually decreased from 1 to 0 (e.g., in decrements of 0.1), resulting in a smooth transition from expert-guided behavior to the learned policy. For each value of </w:t>
+      </w:r>
+      <w:proofErr w:type="gramStart"/>
+      <w:r>
+        <w:rPr>
+          <w:rFonts w:asciiTheme="majorBidi" w:hAnsiTheme="majorBidi" w:cstheme="majorBidi"/>
+          <w:sz w:val="24"/>
+          <w:szCs w:val="24"/>
+          <w:lang w:bidi="ar-EG"/>
+        </w:rPr>
+        <w:t>\(</w:t>
+      </w:r>
+      <w:proofErr w:type="gramEnd"/>
+      <w:r>
+        <w:rPr>
+          <w:rFonts w:asciiTheme="majorBidi" w:hAnsiTheme="majorBidi" w:cstheme="majorBidi"/>
+          <w:sz w:val="24"/>
+          <w:szCs w:val="24"/>
+          <w:lang w:bidi="ar-EG"/>
+        </w:rPr>
+        <w:t>\beta\), data are collected using the resulting mixture of expert and learned actions and subsequently added to the aggregated dataset. The policy network is then retrained from scratch on the entire aggregated dataset before proceeding to the next iteration.</w:t>
+      </w:r>
     </w:p>
     <w:p>
       <w:pPr>
@@ -14424,84 +14632,6 @@
           <w:lang w:bidi="ar-EG"/>
         </w:rPr>
       </w:pPr>
-      <w:r>
-        <w:rPr>
-          <w:rFonts w:asciiTheme="majorBidi" w:hAnsiTheme="majorBidi" w:cstheme="majorBidi"/>
-          <w:sz w:val="24"/>
-          <w:szCs w:val="24"/>
-          <w:lang w:bidi="ar-EG"/>
-        </w:rPr>
-        <w:t xml:space="preserve">Remark 2: </w:t>
-      </w:r>
-      <w:r>
-        <w:rPr>
-          <w:rFonts w:asciiTheme="majorBidi" w:hAnsiTheme="majorBidi" w:cstheme="majorBidi"/>
-          <w:sz w:val="24"/>
-          <w:szCs w:val="24"/>
-          <w:lang w:bidi="ar-EG"/>
-        </w:rPr>
-        <w:t>The policy input ((\dot{\</w:t>
-      </w:r>
-      <w:proofErr w:type="spellStart"/>
-      <w:r>
-        <w:rPr>
-          <w:rFonts w:asciiTheme="majorBidi" w:hAnsiTheme="majorBidi" w:cstheme="majorBidi"/>
-          <w:sz w:val="24"/>
-          <w:szCs w:val="24"/>
-          <w:lang w:bidi="ar-EG"/>
-        </w:rPr>
-        <w:t>mathbf</w:t>
-      </w:r>
-      <w:proofErr w:type="spellEnd"/>
-      <w:r>
-        <w:rPr>
-          <w:rFonts w:asciiTheme="majorBidi" w:hAnsiTheme="majorBidi" w:cstheme="majorBidi"/>
-          <w:sz w:val="24"/>
-          <w:szCs w:val="24"/>
-          <w:lang w:bidi="ar-EG"/>
-        </w:rPr>
-        <w:t>{p}}R, \lambda{t-1})) is reconstructed using the applied (mixed) (\lambda) history, rather than the policy output alone. This is necessary because (\lambda_{t-1}) represents a physical observation of the system state, specifically the cable force distribution that was actually applied to the system at the previous time step, rather than an internal memory state of the policy. Consequently, the observation at time (t) must be consistent with the physical state generated by the applied action (\lambda_{\</w:t>
-      </w:r>
-      <w:proofErr w:type="spellStart"/>
-      <w:r>
-        <w:rPr>
-          <w:rFonts w:asciiTheme="majorBidi" w:hAnsiTheme="majorBidi" w:cstheme="majorBidi"/>
-          <w:sz w:val="24"/>
-          <w:szCs w:val="24"/>
-          <w:lang w:bidi="ar-EG"/>
-        </w:rPr>
-        <w:t>mathrm</w:t>
-      </w:r>
-      <w:proofErr w:type="spellEnd"/>
-      <w:r>
-        <w:rPr>
-          <w:rFonts w:asciiTheme="majorBidi" w:hAnsiTheme="majorBidi" w:cstheme="majorBidi"/>
-          <w:sz w:val="24"/>
-          <w:szCs w:val="24"/>
-          <w:lang w:bidi="ar-EG"/>
-        </w:rPr>
-        <w:t>{applied}</w:t>
-      </w:r>
-      <w:proofErr w:type="gramStart"/>
-      <w:r>
-        <w:rPr>
-          <w:rFonts w:asciiTheme="majorBidi" w:hAnsiTheme="majorBidi" w:cstheme="majorBidi"/>
-          <w:sz w:val="24"/>
-          <w:szCs w:val="24"/>
-          <w:lang w:bidi="ar-EG"/>
-        </w:rPr>
-        <w:t>,t</w:t>
-      </w:r>
-      <w:proofErr w:type="gramEnd"/>
-      <w:r>
-        <w:rPr>
-          <w:rFonts w:asciiTheme="majorBidi" w:hAnsiTheme="majorBidi" w:cstheme="majorBidi"/>
-          <w:sz w:val="24"/>
-          <w:szCs w:val="24"/>
-          <w:lang w:bidi="ar-EG"/>
-        </w:rPr>
-        <w:t>-1}). Using the policy output alone could instead produce a physically inconsistent state in which the kinematic variables reflect the response to one cable-force distribution, while (\lambda_{t-1}) corresponds to another. Reconstructing the input from the applied (\lambda) history therefore ensures that the policy is trained and evaluated on the state distribution it actually encounters during execution.</w:t>
-      </w:r>
     </w:p>
     <w:p>
       <w:pPr>
@@ -14517,6 +14647,42 @@
           <w:lang w:bidi="ar-EG"/>
         </w:rPr>
       </w:pPr>
+      <w:r>
+        <w:rPr>
+          <w:rFonts w:asciiTheme="majorBidi" w:hAnsiTheme="majorBidi" w:cstheme="majorBidi"/>
+          <w:sz w:val="24"/>
+          <w:szCs w:val="24"/>
+          <w:lang w:bidi="ar-EG"/>
+        </w:rPr>
+        <w:t xml:space="preserve">In this implementation, the </w:t>
+      </w:r>
+      <w:r>
+        <w:rPr>
+          <w:rFonts w:asciiTheme="majorBidi" w:hAnsiTheme="majorBidi" w:cstheme="majorBidi"/>
+          <w:sz w:val="24"/>
+          <w:szCs w:val="24"/>
+          <w:lang w:bidi="ar-EG"/>
+        </w:rPr>
+        <w:t>β</w:t>
+      </w:r>
+      <w:r>
+        <w:rPr>
+          <w:rFonts w:asciiTheme="majorBidi" w:hAnsiTheme="majorBidi" w:cstheme="majorBidi"/>
+          <w:sz w:val="24"/>
+          <w:szCs w:val="24"/>
+          <w:lang w:bidi="ar-EG"/>
+        </w:rPr>
+        <w:t xml:space="preserve"> schedule that was used is: </w:t>
+      </w:r>
+      <w:r>
+        <w:rPr>
+          <w:rFonts w:asciiTheme="majorBidi" w:hAnsiTheme="majorBidi" w:cstheme="majorBidi"/>
+          <w:sz w:val="24"/>
+          <w:szCs w:val="24"/>
+          <w:lang w:bidi="ar-EG"/>
+        </w:rPr>
+        <w:t>[0.9,0.8,0.7,0.6,0.5,0.4,0.3,0.2,0.15,0.1,0.08,0.06,0.04,0.02,0.0]</w:t>
+      </w:r>
     </w:p>
     <w:p>
       <w:pPr>
@@ -14527,6 +14693,613 @@
         <w:ind w:left="360"/>
         <w:rPr>
           <w:rFonts w:asciiTheme="majorBidi" w:hAnsiTheme="majorBidi" w:cstheme="majorBidi"/>
+          <w:kern w:val="0"/>
+          <w:sz w:val="24"/>
+          <w:szCs w:val="24"/>
+          <w:lang w:bidi="ar-EG"/>
+          <w14:ligatures w14:val="none"/>
+        </w:rPr>
+      </w:pPr>
+      <w:r>
+        <w:rPr>
+          <w:rFonts w:asciiTheme="majorBidi" w:hAnsiTheme="majorBidi" w:cstheme="majorBidi"/>
+          <w:sz w:val="24"/>
+          <w:szCs w:val="24"/>
+          <w:lang w:bidi="ar-EG"/>
+        </w:rPr>
+        <w:t xml:space="preserve">The smaller </w:t>
+      </w:r>
+      <w:r>
+        <w:rPr>
+          <w:rFonts w:asciiTheme="majorBidi" w:hAnsiTheme="majorBidi" w:cstheme="majorBidi"/>
+          <w:kern w:val="0"/>
+          <w:sz w:val="24"/>
+          <w:szCs w:val="24"/>
+          <w:lang w:bidi="ar-EG"/>
+          <w14:ligatures w14:val="none"/>
+        </w:rPr>
+        <w:t>β</w:t>
+      </w:r>
+      <w:r>
+        <w:rPr>
+          <w:rFonts w:asciiTheme="majorBidi" w:hAnsiTheme="majorBidi" w:cstheme="majorBidi"/>
+          <w:kern w:val="0"/>
+          <w:sz w:val="24"/>
+          <w:szCs w:val="24"/>
+          <w:lang w:bidi="ar-EG"/>
+          <w14:ligatures w14:val="none"/>
+        </w:rPr>
+        <w:t xml:space="preserve"> closer to the end is to make the transition to policy closed loop control as smooth as possible.</w:t>
+      </w:r>
+    </w:p>
+    <w:p>
+      <w:pPr>
+        <w:tabs>
+          <w:tab w:val="left" w:pos="2700"/>
+        </w:tabs>
+        <w:spacing w:after="0" w:line="240" w:lineRule="auto"/>
+        <w:ind w:left="360"/>
+        <w:rPr>
+          <w:rFonts w:asciiTheme="majorBidi" w:hAnsiTheme="majorBidi" w:cstheme="majorBidi"/>
+          <w:kern w:val="0"/>
+          <w:sz w:val="24"/>
+          <w:szCs w:val="24"/>
+          <w:lang w:bidi="ar-EG"/>
+          <w14:ligatures w14:val="none"/>
+        </w:rPr>
+      </w:pPr>
+    </w:p>
+    <w:p>
+      <w:pPr>
+        <w:tabs>
+          <w:tab w:val="left" w:pos="2700"/>
+        </w:tabs>
+        <w:spacing w:after="0" w:line="240" w:lineRule="auto"/>
+        <w:ind w:left="360"/>
+        <w:rPr>
+          <w:rFonts w:asciiTheme="majorBidi" w:hAnsiTheme="majorBidi" w:cstheme="majorBidi"/>
+          <w:kern w:val="0"/>
+          <w:sz w:val="24"/>
+          <w:szCs w:val="24"/>
+          <w:lang w:bidi="ar-EG"/>
+          <w14:ligatures w14:val="none"/>
+        </w:rPr>
+      </w:pPr>
+      <w:r>
+        <w:rPr>
+          <w:rFonts w:asciiTheme="majorBidi" w:hAnsiTheme="majorBidi" w:cstheme="majorBidi"/>
+          <w:kern w:val="0"/>
+          <w:sz w:val="24"/>
+          <w:szCs w:val="24"/>
+          <w:lang w:bidi="ar-EG"/>
+          <w14:ligatures w14:val="none"/>
+        </w:rPr>
+        <w:t xml:space="preserve">The </w:t>
+      </w:r>
+      <w:proofErr w:type="spellStart"/>
+      <w:r>
+        <w:rPr>
+          <w:rFonts w:asciiTheme="majorBidi" w:hAnsiTheme="majorBidi" w:cstheme="majorBidi"/>
+          <w:kern w:val="0"/>
+          <w:sz w:val="24"/>
+          <w:szCs w:val="24"/>
+          <w:lang w:bidi="ar-EG"/>
+          <w14:ligatures w14:val="none"/>
+        </w:rPr>
+        <w:t>DAgger</w:t>
+      </w:r>
+      <w:proofErr w:type="spellEnd"/>
+      <w:r>
+        <w:rPr>
+          <w:rFonts w:asciiTheme="majorBidi" w:hAnsiTheme="majorBidi" w:cstheme="majorBidi"/>
+          <w:kern w:val="0"/>
+          <w:sz w:val="24"/>
+          <w:szCs w:val="24"/>
+          <w:lang w:bidi="ar-EG"/>
+          <w14:ligatures w14:val="none"/>
+        </w:rPr>
+        <w:t xml:space="preserve"> iteration can then be summarized in three steps: </w:t>
+      </w:r>
+    </w:p>
+    <w:p>
+      <w:pPr>
+        <w:pStyle w:val="ListParagraph"/>
+        <w:numPr>
+          <w:ilvl w:val="0"/>
+          <w:numId w:val="14"/>
+        </w:numPr>
+        <w:tabs>
+          <w:tab w:val="left" w:pos="2700"/>
+        </w:tabs>
+        <w:spacing w:after="0" w:line="240" w:lineRule="auto"/>
+        <w:rPr>
+          <w:rFonts w:asciiTheme="majorBidi" w:hAnsiTheme="majorBidi" w:cstheme="majorBidi"/>
+          <w:kern w:val="0"/>
+          <w:sz w:val="24"/>
+          <w:szCs w:val="24"/>
+          <w:lang w:bidi="ar-EG"/>
+          <w14:ligatures w14:val="none"/>
+        </w:rPr>
+      </w:pPr>
+      <w:r>
+        <w:rPr>
+          <w:rFonts w:asciiTheme="majorBidi" w:hAnsiTheme="majorBidi" w:cstheme="majorBidi"/>
+          <w:kern w:val="0"/>
+          <w:sz w:val="24"/>
+          <w:szCs w:val="24"/>
+          <w:lang w:bidi="ar-EG"/>
+          <w14:ligatures w14:val="none"/>
+        </w:rPr>
+        <w:t xml:space="preserve">Collect experience using </w:t>
+      </w:r>
+    </w:p>
+    <w:p>
+      <w:pPr>
+        <w:pStyle w:val="ListParagraph"/>
+        <w:tabs>
+          <w:tab w:val="left" w:pos="2700"/>
+        </w:tabs>
+        <w:spacing w:after="0" w:line="240" w:lineRule="auto"/>
+        <w:ind w:left="1080"/>
+        <w:rPr>
+          <w:rFonts w:asciiTheme="majorBidi" w:hAnsiTheme="majorBidi" w:cstheme="majorBidi"/>
+          <w:sz w:val="24"/>
+          <w:szCs w:val="24"/>
+          <w:lang w:bidi="ar-EG"/>
+        </w:rPr>
+      </w:pPr>
+      <w:r>
+        <w:rPr>
+          <w:rFonts w:asciiTheme="majorBidi" w:hAnsiTheme="majorBidi" w:cstheme="majorBidi"/>
+          <w:sz w:val="24"/>
+          <w:szCs w:val="24"/>
+          <w:lang w:bidi="ar-EG"/>
+        </w:rPr>
+        <w:t>$$ \</w:t>
+      </w:r>
+      <w:proofErr w:type="spellStart"/>
+      <w:r>
+        <w:rPr>
+          <w:rFonts w:asciiTheme="majorBidi" w:hAnsiTheme="majorBidi" w:cstheme="majorBidi"/>
+          <w:sz w:val="24"/>
+          <w:szCs w:val="24"/>
+          <w:lang w:bidi="ar-EG"/>
+        </w:rPr>
+        <w:t>pi_i</w:t>
+      </w:r>
+      <w:proofErr w:type="spellEnd"/>
+      <w:r>
+        <w:rPr>
+          <w:rFonts w:asciiTheme="majorBidi" w:hAnsiTheme="majorBidi" w:cstheme="majorBidi"/>
+          <w:sz w:val="24"/>
+          <w:szCs w:val="24"/>
+          <w:lang w:bidi="ar-EG"/>
+        </w:rPr>
+        <w:t xml:space="preserve"> = \</w:t>
+      </w:r>
+      <w:proofErr w:type="spellStart"/>
+      <w:r>
+        <w:rPr>
+          <w:rFonts w:asciiTheme="majorBidi" w:hAnsiTheme="majorBidi" w:cstheme="majorBidi"/>
+          <w:sz w:val="24"/>
+          <w:szCs w:val="24"/>
+          <w:lang w:bidi="ar-EG"/>
+        </w:rPr>
+        <w:t>beta_i</w:t>
+      </w:r>
+      <w:proofErr w:type="spellEnd"/>
+      <w:r>
+        <w:rPr>
+          <w:rFonts w:asciiTheme="majorBidi" w:hAnsiTheme="majorBidi" w:cstheme="majorBidi"/>
+          <w:sz w:val="24"/>
+          <w:szCs w:val="24"/>
+          <w:lang w:bidi="ar-EG"/>
+        </w:rPr>
+        <w:t xml:space="preserve"> \pi^* + (1-\</w:t>
+      </w:r>
+      <w:proofErr w:type="spellStart"/>
+      <w:r>
+        <w:rPr>
+          <w:rFonts w:asciiTheme="majorBidi" w:hAnsiTheme="majorBidi" w:cstheme="majorBidi"/>
+          <w:sz w:val="24"/>
+          <w:szCs w:val="24"/>
+          <w:lang w:bidi="ar-EG"/>
+        </w:rPr>
+        <w:t>beta_i</w:t>
+      </w:r>
+      <w:proofErr w:type="spellEnd"/>
+      <w:r>
+        <w:rPr>
+          <w:rFonts w:asciiTheme="majorBidi" w:hAnsiTheme="majorBidi" w:cstheme="majorBidi"/>
+          <w:sz w:val="24"/>
+          <w:szCs w:val="24"/>
+          <w:lang w:bidi="ar-EG"/>
+        </w:rPr>
+        <w:t>)\</w:t>
+      </w:r>
+      <w:proofErr w:type="gramStart"/>
+      <w:r>
+        <w:rPr>
+          <w:rFonts w:asciiTheme="majorBidi" w:hAnsiTheme="majorBidi" w:cstheme="majorBidi"/>
+          <w:sz w:val="24"/>
+          <w:szCs w:val="24"/>
+          <w:lang w:bidi="ar-EG"/>
+        </w:rPr>
+        <w:t>hat{</w:t>
+      </w:r>
+      <w:proofErr w:type="gramEnd"/>
+      <w:r>
+        <w:rPr>
+          <w:rFonts w:asciiTheme="majorBidi" w:hAnsiTheme="majorBidi" w:cstheme="majorBidi"/>
+          <w:sz w:val="24"/>
+          <w:szCs w:val="24"/>
+          <w:lang w:bidi="ar-EG"/>
+        </w:rPr>
+        <w:t>\pi}_</w:t>
+      </w:r>
+      <w:proofErr w:type="spellStart"/>
+      <w:r>
+        <w:rPr>
+          <w:rFonts w:asciiTheme="majorBidi" w:hAnsiTheme="majorBidi" w:cstheme="majorBidi"/>
+          <w:sz w:val="24"/>
+          <w:szCs w:val="24"/>
+          <w:lang w:bidi="ar-EG"/>
+        </w:rPr>
+        <w:t>i</w:t>
+      </w:r>
+      <w:proofErr w:type="spellEnd"/>
+      <w:r>
+        <w:rPr>
+          <w:rFonts w:asciiTheme="majorBidi" w:hAnsiTheme="majorBidi" w:cstheme="majorBidi"/>
+          <w:sz w:val="24"/>
+          <w:szCs w:val="24"/>
+          <w:lang w:bidi="ar-EG"/>
+        </w:rPr>
+        <w:t>, $$</w:t>
+      </w:r>
+    </w:p>
+    <w:p>
+      <w:pPr>
+        <w:pStyle w:val="ListParagraph"/>
+        <w:numPr>
+          <w:ilvl w:val="0"/>
+          <w:numId w:val="14"/>
+        </w:numPr>
+        <w:tabs>
+          <w:tab w:val="left" w:pos="2700"/>
+        </w:tabs>
+        <w:spacing w:after="0" w:line="240" w:lineRule="auto"/>
+        <w:rPr>
+          <w:rFonts w:asciiTheme="majorBidi" w:hAnsiTheme="majorBidi" w:cstheme="majorBidi"/>
+          <w:sz w:val="24"/>
+          <w:szCs w:val="24"/>
+          <w:lang w:bidi="ar-EG"/>
+        </w:rPr>
+      </w:pPr>
+      <w:r>
+        <w:rPr>
+          <w:rFonts w:asciiTheme="majorBidi" w:hAnsiTheme="majorBidi" w:cstheme="majorBidi"/>
+          <w:sz w:val="24"/>
+          <w:szCs w:val="24"/>
+          <w:lang w:bidi="ar-EG"/>
+        </w:rPr>
+        <w:t>Aggregate the collected experience with the total dataset and train on it</w:t>
+      </w:r>
+    </w:p>
+    <w:p>
+      <w:pPr>
+        <w:pStyle w:val="ListParagraph"/>
+        <w:numPr>
+          <w:ilvl w:val="0"/>
+          <w:numId w:val="14"/>
+        </w:numPr>
+        <w:tabs>
+          <w:tab w:val="left" w:pos="2700"/>
+        </w:tabs>
+        <w:spacing w:after="0" w:line="240" w:lineRule="auto"/>
+        <w:rPr>
+          <w:rFonts w:asciiTheme="majorBidi" w:hAnsiTheme="majorBidi" w:cstheme="majorBidi"/>
+          <w:sz w:val="24"/>
+          <w:szCs w:val="24"/>
+          <w:lang w:bidi="ar-EG"/>
+        </w:rPr>
+      </w:pPr>
+      <w:r>
+        <w:rPr>
+          <w:rFonts w:asciiTheme="majorBidi" w:hAnsiTheme="majorBidi" w:cstheme="majorBidi"/>
+          <w:sz w:val="24"/>
+          <w:szCs w:val="24"/>
+          <w:lang w:bidi="ar-EG"/>
+        </w:rPr>
+        <w:t xml:space="preserve">Decrease </w:t>
+      </w:r>
+      <w:r>
+        <w:rPr>
+          <w:rFonts w:asciiTheme="majorBidi" w:hAnsiTheme="majorBidi" w:cstheme="majorBidi"/>
+          <w:kern w:val="0"/>
+          <w:sz w:val="24"/>
+          <w:szCs w:val="24"/>
+          <w:lang w:bidi="ar-EG"/>
+          <w14:ligatures w14:val="none"/>
+        </w:rPr>
+        <w:t>β</w:t>
+      </w:r>
+      <w:r>
+        <w:rPr>
+          <w:rFonts w:asciiTheme="majorBidi" w:hAnsiTheme="majorBidi" w:cstheme="majorBidi"/>
+          <w:kern w:val="0"/>
+          <w:sz w:val="24"/>
+          <w:szCs w:val="24"/>
+          <w:lang w:bidi="ar-EG"/>
+          <w14:ligatures w14:val="none"/>
+        </w:rPr>
+        <w:t xml:space="preserve"> and repeat</w:t>
+      </w:r>
+    </w:p>
+    <w:p>
+      <w:pPr>
+        <w:pStyle w:val="ListParagraph"/>
+        <w:tabs>
+          <w:tab w:val="left" w:pos="2700"/>
+        </w:tabs>
+        <w:spacing w:after="0" w:line="240" w:lineRule="auto"/>
+        <w:ind w:left="1800"/>
+        <w:rPr>
+          <w:rFonts w:asciiTheme="majorBidi" w:hAnsiTheme="majorBidi" w:cstheme="majorBidi"/>
+          <w:kern w:val="0"/>
+          <w:sz w:val="24"/>
+          <w:szCs w:val="24"/>
+          <w:lang w:bidi="ar-EG"/>
+          <w14:ligatures w14:val="none"/>
+        </w:rPr>
+      </w:pPr>
+    </w:p>
+    <w:p>
+      <w:pPr>
+        <w:tabs>
+          <w:tab w:val="left" w:pos="2700"/>
+        </w:tabs>
+        <w:spacing w:after="0" w:line="240" w:lineRule="auto"/>
+        <w:ind w:left="360"/>
+        <w:rPr>
+          <w:rFonts w:asciiTheme="majorBidi" w:hAnsiTheme="majorBidi" w:cstheme="majorBidi"/>
+          <w:sz w:val="24"/>
+          <w:szCs w:val="24"/>
+          <w:lang w:bidi="ar-EG"/>
+        </w:rPr>
+      </w:pPr>
+    </w:p>
+    <w:p>
+      <w:pPr>
+        <w:tabs>
+          <w:tab w:val="left" w:pos="2700"/>
+        </w:tabs>
+        <w:spacing w:after="0" w:line="240" w:lineRule="auto"/>
+        <w:ind w:left="360"/>
+        <w:rPr>
+          <w:rFonts w:asciiTheme="majorBidi" w:hAnsiTheme="majorBidi" w:cstheme="majorBidi"/>
+          <w:sz w:val="24"/>
+          <w:szCs w:val="24"/>
+          <w:lang w:bidi="ar-EG"/>
+        </w:rPr>
+      </w:pPr>
+      <w:r>
+        <w:rPr>
+          <w:rFonts w:asciiTheme="majorBidi" w:hAnsiTheme="majorBidi" w:cstheme="majorBidi" w:hint="cs"/>
+          <w:sz w:val="24"/>
+          <w:szCs w:val="24"/>
+          <w:rtl/>
+          <w:lang w:bidi="ar-EG"/>
+        </w:rPr>
+        <w:t>___</w:t>
+      </w:r>
+      <w:r>
+        <w:rPr>
+          <w:rFonts w:asciiTheme="majorBidi" w:hAnsiTheme="majorBidi" w:cstheme="majorBidi"/>
+          <w:sz w:val="24"/>
+          <w:szCs w:val="24"/>
+          <w:lang w:bidi="ar-EG"/>
+        </w:rPr>
+        <w:t xml:space="preserve">Figure 4 ___ </w:t>
+      </w:r>
+      <w:r>
+        <w:rPr>
+          <w:rFonts w:asciiTheme="majorBidi" w:hAnsiTheme="majorBidi" w:cstheme="majorBidi"/>
+          <w:sz w:val="24"/>
+          <w:szCs w:val="24"/>
+          <w:lang w:bidi="ar-EG"/>
+        </w:rPr>
+        <w:t>Behavioral Cloning Schedule: Phase 1 (Supervised Learning)</w:t>
+      </w:r>
+      <w:r>
+        <w:t xml:space="preserve"> </w:t>
+      </w:r>
+      <w:r>
+        <w:rPr>
+          <w:rFonts w:asciiTheme="majorBidi" w:hAnsiTheme="majorBidi" w:cstheme="majorBidi"/>
+          <w:sz w:val="24"/>
+          <w:szCs w:val="24"/>
+          <w:lang w:bidi="ar-EG"/>
+        </w:rPr>
+        <w:t>→</w:t>
+      </w:r>
+    </w:p>
+    <w:p>
+      <w:pPr>
+        <w:tabs>
+          <w:tab w:val="left" w:pos="2700"/>
+        </w:tabs>
+        <w:spacing w:after="0" w:line="240" w:lineRule="auto"/>
+        <w:ind w:left="360"/>
+        <w:rPr>
+          <w:rFonts w:asciiTheme="majorBidi" w:hAnsiTheme="majorBidi" w:cstheme="majorBidi"/>
+          <w:sz w:val="24"/>
+          <w:szCs w:val="24"/>
+          <w:lang w:bidi="ar-EG"/>
+        </w:rPr>
+      </w:pPr>
+      <w:r>
+        <w:rPr>
+          <w:rFonts w:asciiTheme="majorBidi" w:hAnsiTheme="majorBidi" w:cstheme="majorBidi"/>
+          <w:sz w:val="24"/>
+          <w:szCs w:val="24"/>
+          <w:lang w:bidi="ar-EG"/>
+        </w:rPr>
+        <w:t>Phase 2 (</w:t>
+      </w:r>
+      <w:proofErr w:type="spellStart"/>
+      <w:r>
+        <w:rPr>
+          <w:rFonts w:asciiTheme="majorBidi" w:hAnsiTheme="majorBidi" w:cstheme="majorBidi"/>
+          <w:sz w:val="24"/>
+          <w:szCs w:val="24"/>
+          <w:lang w:bidi="ar-EG"/>
+        </w:rPr>
+        <w:t>DAgger</w:t>
+      </w:r>
+      <w:proofErr w:type="spellEnd"/>
+      <w:r>
+        <w:rPr>
+          <w:rFonts w:asciiTheme="majorBidi" w:hAnsiTheme="majorBidi" w:cstheme="majorBidi"/>
+          <w:sz w:val="24"/>
+          <w:szCs w:val="24"/>
+          <w:lang w:bidi="ar-EG"/>
+        </w:rPr>
+        <w:t>)</w:t>
+      </w:r>
+    </w:p>
+    <w:p>
+      <w:pPr>
+        <w:tabs>
+          <w:tab w:val="left" w:pos="2700"/>
+        </w:tabs>
+        <w:spacing w:after="0" w:line="240" w:lineRule="auto"/>
+        <w:ind w:left="360"/>
+        <w:rPr>
+          <w:rFonts w:asciiTheme="majorBidi" w:hAnsiTheme="majorBidi" w:cstheme="majorBidi"/>
+          <w:sz w:val="24"/>
+          <w:szCs w:val="24"/>
+          <w:lang w:bidi="ar-EG"/>
+        </w:rPr>
+      </w:pPr>
+    </w:p>
+    <w:p>
+      <w:pPr>
+        <w:tabs>
+          <w:tab w:val="left" w:pos="2700"/>
+        </w:tabs>
+        <w:spacing w:after="0" w:line="240" w:lineRule="auto"/>
+        <w:ind w:left="360"/>
+        <w:rPr>
+          <w:rFonts w:asciiTheme="majorBidi" w:hAnsiTheme="majorBidi" w:cstheme="majorBidi"/>
+          <w:sz w:val="24"/>
+          <w:szCs w:val="24"/>
+          <w:lang w:bidi="ar-EG"/>
+        </w:rPr>
+      </w:pPr>
+      <w:r>
+        <w:rPr>
+          <w:rFonts w:asciiTheme="majorBidi" w:hAnsiTheme="majorBidi" w:cstheme="majorBidi"/>
+          <w:sz w:val="24"/>
+          <w:szCs w:val="24"/>
+          <w:lang w:bidi="ar-EG"/>
+        </w:rPr>
+        <w:t xml:space="preserve">Remark 2: </w:t>
+      </w:r>
+      <w:r>
+        <w:rPr>
+          <w:rFonts w:asciiTheme="majorBidi" w:hAnsiTheme="majorBidi" w:cstheme="majorBidi"/>
+          <w:sz w:val="24"/>
+          <w:szCs w:val="24"/>
+          <w:lang w:bidi="ar-EG"/>
+        </w:rPr>
+        <w:t>The policy input ((\dot{\</w:t>
+      </w:r>
+      <w:proofErr w:type="spellStart"/>
+      <w:r>
+        <w:rPr>
+          <w:rFonts w:asciiTheme="majorBidi" w:hAnsiTheme="majorBidi" w:cstheme="majorBidi"/>
+          <w:sz w:val="24"/>
+          <w:szCs w:val="24"/>
+          <w:lang w:bidi="ar-EG"/>
+        </w:rPr>
+        <w:t>mathbf</w:t>
+      </w:r>
+      <w:proofErr w:type="spellEnd"/>
+      <w:r>
+        <w:rPr>
+          <w:rFonts w:asciiTheme="majorBidi" w:hAnsiTheme="majorBidi" w:cstheme="majorBidi"/>
+          <w:sz w:val="24"/>
+          <w:szCs w:val="24"/>
+          <w:lang w:bidi="ar-EG"/>
+        </w:rPr>
+        <w:t>{p}}R, \lambda{t-1})) is reconstructed using the applied (mixed) (\lambda) history, rather than the policy output alone. This is necessary because (\lambda_{t-1}) represents a physical observation of the system state, specifically the cable force distribution that was actually applied to the system at the previous time step, rather than an internal memory state of the policy. Consequently, the observation at time (t) must be consistent with the physical state generated by the applied action (\lambda_{\</w:t>
+      </w:r>
+      <w:proofErr w:type="spellStart"/>
+      <w:r>
+        <w:rPr>
+          <w:rFonts w:asciiTheme="majorBidi" w:hAnsiTheme="majorBidi" w:cstheme="majorBidi"/>
+          <w:sz w:val="24"/>
+          <w:szCs w:val="24"/>
+          <w:lang w:bidi="ar-EG"/>
+        </w:rPr>
+        <w:t>mathrm</w:t>
+      </w:r>
+      <w:proofErr w:type="spellEnd"/>
+      <w:r>
+        <w:rPr>
+          <w:rFonts w:asciiTheme="majorBidi" w:hAnsiTheme="majorBidi" w:cstheme="majorBidi"/>
+          <w:sz w:val="24"/>
+          <w:szCs w:val="24"/>
+          <w:lang w:bidi="ar-EG"/>
+        </w:rPr>
+        <w:t>{applied}</w:t>
+      </w:r>
+      <w:proofErr w:type="gramStart"/>
+      <w:r>
+        <w:rPr>
+          <w:rFonts w:asciiTheme="majorBidi" w:hAnsiTheme="majorBidi" w:cstheme="majorBidi"/>
+          <w:sz w:val="24"/>
+          <w:szCs w:val="24"/>
+          <w:lang w:bidi="ar-EG"/>
+        </w:rPr>
+        <w:t>,t</w:t>
+      </w:r>
+      <w:proofErr w:type="gramEnd"/>
+      <w:r>
+        <w:rPr>
+          <w:rFonts w:asciiTheme="majorBidi" w:hAnsiTheme="majorBidi" w:cstheme="majorBidi"/>
+          <w:sz w:val="24"/>
+          <w:szCs w:val="24"/>
+          <w:lang w:bidi="ar-EG"/>
+        </w:rPr>
+        <w:t>-1}). Using the policy output alone could instead produce a physically inconsistent state in which the kinematic variables reflect the response to one cable-force distribution, while (\lambda_{t-1}) corresponds to another. Reconstructing the input from the applied (\lambda) history therefore ensures that the policy is trained and evaluated on the state distribution it actually encounters during execution.</w:t>
+      </w:r>
+    </w:p>
+    <w:p>
+      <w:pPr>
+        <w:tabs>
+          <w:tab w:val="left" w:pos="2700"/>
+        </w:tabs>
+        <w:spacing w:after="0" w:line="240" w:lineRule="auto"/>
+        <w:ind w:left="360"/>
+        <w:rPr>
+          <w:rFonts w:asciiTheme="majorBidi" w:hAnsiTheme="majorBidi" w:cstheme="majorBidi"/>
+          <w:sz w:val="24"/>
+          <w:szCs w:val="24"/>
+          <w:lang w:bidi="ar-EG"/>
+        </w:rPr>
+      </w:pPr>
+    </w:p>
+    <w:p>
+      <w:pPr>
+        <w:tabs>
+          <w:tab w:val="left" w:pos="2700"/>
+        </w:tabs>
+        <w:spacing w:after="0" w:line="240" w:lineRule="auto"/>
+        <w:ind w:left="360"/>
+        <w:rPr>
+          <w:rFonts w:asciiTheme="majorBidi" w:hAnsiTheme="majorBidi" w:cstheme="majorBidi"/>
           <w:sz w:val="24"/>
           <w:szCs w:val="24"/>
           <w:lang w:bidi="ar-EG"/>
@@ -14540,6 +15313,62 @@
           <w:lang w:bidi="ar-EG"/>
         </w:rPr>
         <w:t xml:space="preserve">This strategy worked well when training on a single trajectory, however, during its extension to a much larger set of trajectories to achieve generalization, it became increasingly inefficient due to two main reasons: </w:t>
+      </w:r>
+    </w:p>
+    <w:p>
+      <w:pPr>
+        <w:pStyle w:val="ListParagraph"/>
+        <w:numPr>
+          <w:ilvl w:val="0"/>
+          <w:numId w:val="13"/>
+        </w:numPr>
+        <w:tabs>
+          <w:tab w:val="left" w:pos="2700"/>
+        </w:tabs>
+        <w:spacing w:after="0" w:line="240" w:lineRule="auto"/>
+        <w:rPr>
+          <w:rFonts w:asciiTheme="majorBidi" w:hAnsiTheme="majorBidi" w:cstheme="majorBidi"/>
+          <w:sz w:val="24"/>
+          <w:szCs w:val="24"/>
+          <w:lang w:bidi="ar-EG"/>
+        </w:rPr>
+      </w:pPr>
+      <w:r>
+        <w:rPr>
+          <w:rFonts w:asciiTheme="majorBidi" w:hAnsiTheme="majorBidi" w:cstheme="majorBidi"/>
+          <w:sz w:val="24"/>
+          <w:szCs w:val="24"/>
+          <w:lang w:bidi="ar-EG"/>
+        </w:rPr>
+        <w:t>Training the MLP from scratch each iteration</w:t>
+      </w:r>
+    </w:p>
+    <w:p>
+      <w:pPr>
+        <w:pStyle w:val="ListParagraph"/>
+        <w:numPr>
+          <w:ilvl w:val="0"/>
+          <w:numId w:val="13"/>
+        </w:numPr>
+        <w:tabs>
+          <w:tab w:val="left" w:pos="2700"/>
+        </w:tabs>
+        <w:spacing w:after="0" w:line="240" w:lineRule="auto"/>
+        <w:rPr>
+          <w:rFonts w:asciiTheme="majorBidi" w:hAnsiTheme="majorBidi" w:cstheme="majorBidi"/>
+          <w:sz w:val="24"/>
+          <w:szCs w:val="24"/>
+          <w:lang w:bidi="ar-EG"/>
+        </w:rPr>
+      </w:pPr>
+      <w:r>
+        <w:rPr>
+          <w:rFonts w:asciiTheme="majorBidi" w:hAnsiTheme="majorBidi" w:cstheme="majorBidi"/>
+          <w:sz w:val="24"/>
+          <w:szCs w:val="24"/>
+          <w:lang w:bidi="ar-EG"/>
+        </w:rPr>
+        <w:t>Dataset size swelling</w:t>
       </w:r>
     </w:p>
     <w:p>
@@ -14638,16 +15467,7 @@
           <w:szCs w:val="24"/>
           <w:lang w:bidi="ar-EG"/>
         </w:rPr>
-        <w:t xml:space="preserve">MLP weights. </w:t>
-      </w:r>
-      <w:r>
-        <w:rPr>
-          <w:rFonts w:asciiTheme="majorBidi" w:hAnsiTheme="majorBidi" w:cstheme="majorBidi"/>
-          <w:sz w:val="24"/>
-          <w:szCs w:val="24"/>
-          <w:lang w:bidi="ar-EG"/>
-        </w:rPr>
-        <w:t xml:space="preserve">To counteract this, we warm-started each MLP from the previous </w:t>
+        <w:t xml:space="preserve">MLP weights. To counteract this, we warm-started each MLP from the previous </w:t>
       </w:r>
       <w:proofErr w:type="spellStart"/>
       <w:r>
@@ -14692,16 +15512,8 @@
           <w:szCs w:val="24"/>
           <w:lang w:bidi="ar-EG"/>
         </w:rPr>
-        <w:t xml:space="preserve">However, this might increase the risk of being trapped in a local minima compounded by creating a sample imbalance in the dataset. </w:t>
-      </w:r>
-      <w:r>
-        <w:rPr>
-          <w:rFonts w:asciiTheme="majorBidi" w:hAnsiTheme="majorBidi" w:cstheme="majorBidi"/>
-          <w:sz w:val="24"/>
-          <w:szCs w:val="24"/>
-          <w:lang w:bidi="ar-EG"/>
-        </w:rPr>
-        <w:t>To illustrate this, we consider the following numerical example.</w:t>
+        <w:lastRenderedPageBreak/>
+        <w:t>However, this might increase the risk of being trapped in a local minima compounded by creating a sample imbalance in the dataset. To illustrate this, we consider the following numerical example.</w:t>
       </w:r>
     </w:p>
     <w:p>
@@ -14761,7 +15573,6 @@
           <w:rFonts w:asciiTheme="majorBidi" w:hAnsiTheme="majorBidi" w:cstheme="majorBidi"/>
           <w:sz w:val="24"/>
           <w:szCs w:val="24"/>
-          <w:lang w:bidi="ar-EG"/>
         </w:rPr>
       </w:pPr>
       <w:r>
@@ -14858,6 +15669,98 @@
           <w:sz w:val="24"/>
           <w:szCs w:val="24"/>
         </w:rPr>
+        <w:t>. By iteration 9</w:t>
+      </w:r>
+      <w:r>
+        <w:rPr>
+          <w:rFonts w:asciiTheme="majorBidi" w:hAnsiTheme="majorBidi" w:cstheme="majorBidi"/>
+          <w:sz w:val="24"/>
+          <w:szCs w:val="24"/>
+        </w:rPr>
+        <w:t>, the old dataset $D</w:t>
+      </w:r>
+      <w:proofErr w:type="gramStart"/>
+      <w:r>
+        <w:rPr>
+          <w:rFonts w:asciiTheme="majorBidi" w:hAnsiTheme="majorBidi" w:cstheme="majorBidi"/>
+          <w:sz w:val="24"/>
+          <w:szCs w:val="24"/>
+        </w:rPr>
+        <w:t>_{</w:t>
+      </w:r>
+      <w:proofErr w:type="gramEnd"/>
+      <w:r>
+        <w:rPr>
+          <w:rFonts w:asciiTheme="majorBidi" w:hAnsiTheme="majorBidi" w:cstheme="majorBidi"/>
+          <w:sz w:val="24"/>
+          <w:szCs w:val="24"/>
+        </w:rPr>
+        <w:t>\text{old}}$ (has 90,000 samples)</w:t>
+      </w:r>
+      <w:r>
+        <w:rPr>
+          <w:rFonts w:asciiTheme="majorBidi" w:hAnsiTheme="majorBidi" w:cstheme="majorBidi"/>
+          <w:sz w:val="24"/>
+          <w:szCs w:val="24"/>
+        </w:rPr>
+        <w:t xml:space="preserve"> heavily outweighs the newly added rollout data $\Delta D$ (</w:t>
+      </w:r>
+      <w:r>
+        <w:rPr>
+          <w:rFonts w:asciiTheme="majorBidi" w:hAnsiTheme="majorBidi" w:cstheme="majorBidi"/>
+          <w:sz w:val="24"/>
+          <w:szCs w:val="24"/>
+        </w:rPr>
+        <w:t>10000</w:t>
+      </w:r>
+      <w:r>
+        <w:rPr>
+          <w:rFonts w:asciiTheme="majorBidi" w:hAnsiTheme="majorBidi" w:cstheme="majorBidi"/>
+          <w:sz w:val="24"/>
+          <w:szCs w:val="24"/>
+        </w:rPr>
+        <w:t xml:space="preserve"> samples).</w:t>
+      </w:r>
+      <w:r>
+        <w:rPr>
+          <w:rFonts w:asciiTheme="majorBidi" w:hAnsiTheme="majorBidi" w:cstheme="majorBidi"/>
+          <w:sz w:val="24"/>
+          <w:szCs w:val="24"/>
+        </w:rPr>
+        <w:t xml:space="preserve"> The contribution of the newly added data to the learning becomes increasingly diminished especially towards the latter </w:t>
+      </w:r>
+      <w:proofErr w:type="spellStart"/>
+      <w:r>
+        <w:rPr>
+          <w:rFonts w:asciiTheme="majorBidi" w:hAnsiTheme="majorBidi" w:cstheme="majorBidi"/>
+          <w:sz w:val="24"/>
+          <w:szCs w:val="24"/>
+        </w:rPr>
+        <w:t>DAgger</w:t>
+      </w:r>
+      <w:proofErr w:type="spellEnd"/>
+      <w:r>
+        <w:rPr>
+          <w:rFonts w:asciiTheme="majorBidi" w:hAnsiTheme="majorBidi" w:cstheme="majorBidi"/>
+          <w:sz w:val="24"/>
+          <w:szCs w:val="24"/>
+        </w:rPr>
+        <w:t xml:space="preserve"> iterations. This is particularly harmful because </w:t>
+      </w:r>
+      <w:r>
+        <w:rPr>
+          <w:rFonts w:asciiTheme="majorBidi" w:hAnsiTheme="majorBidi" w:cstheme="majorBidi"/>
+          <w:sz w:val="24"/>
+          <w:szCs w:val="24"/>
+        </w:rPr>
+        <w:t>the newly collected samples become increasingly representative of the state distribution encountered by the learned policy in the later iterations where (\beta) approaches zero and the learner increasingly controls the system</w:t>
+      </w:r>
+      <w:r>
+        <w:rPr>
+          <w:rFonts w:asciiTheme="majorBidi" w:hAnsiTheme="majorBidi" w:cstheme="majorBidi"/>
+          <w:sz w:val="24"/>
+          <w:szCs w:val="24"/>
+        </w:rPr>
         <w:t xml:space="preserve">. </w:t>
       </w:r>
       <w:r>
@@ -14866,114 +15769,6 @@
           <w:sz w:val="24"/>
           <w:szCs w:val="24"/>
         </w:rPr>
-        <w:t>By iteration 9</w:t>
-      </w:r>
-      <w:r>
-        <w:rPr>
-          <w:rFonts w:asciiTheme="majorBidi" w:hAnsiTheme="majorBidi" w:cstheme="majorBidi"/>
-          <w:sz w:val="24"/>
-          <w:szCs w:val="24"/>
-        </w:rPr>
-        <w:t>, the old dataset $D</w:t>
-      </w:r>
-      <w:proofErr w:type="gramStart"/>
-      <w:r>
-        <w:rPr>
-          <w:rFonts w:asciiTheme="majorBidi" w:hAnsiTheme="majorBidi" w:cstheme="majorBidi"/>
-          <w:sz w:val="24"/>
-          <w:szCs w:val="24"/>
-        </w:rPr>
-        <w:t>_{</w:t>
-      </w:r>
-      <w:proofErr w:type="gramEnd"/>
-      <w:r>
-        <w:rPr>
-          <w:rFonts w:asciiTheme="majorBidi" w:hAnsiTheme="majorBidi" w:cstheme="majorBidi"/>
-          <w:sz w:val="24"/>
-          <w:szCs w:val="24"/>
-        </w:rPr>
-        <w:t>\text{old}}$ (has 90,000 samples)</w:t>
-      </w:r>
-      <w:r>
-        <w:rPr>
-          <w:rFonts w:asciiTheme="majorBidi" w:hAnsiTheme="majorBidi" w:cstheme="majorBidi"/>
-          <w:sz w:val="24"/>
-          <w:szCs w:val="24"/>
-        </w:rPr>
-        <w:t xml:space="preserve"> heavily outweighs the newly added rollout data $\Delta D$ (</w:t>
-      </w:r>
-      <w:r>
-        <w:rPr>
-          <w:rFonts w:asciiTheme="majorBidi" w:hAnsiTheme="majorBidi" w:cstheme="majorBidi"/>
-          <w:sz w:val="24"/>
-          <w:szCs w:val="24"/>
-        </w:rPr>
-        <w:t>10000</w:t>
-      </w:r>
-      <w:r>
-        <w:rPr>
-          <w:rFonts w:asciiTheme="majorBidi" w:hAnsiTheme="majorBidi" w:cstheme="majorBidi"/>
-          <w:sz w:val="24"/>
-          <w:szCs w:val="24"/>
-        </w:rPr>
-        <w:t xml:space="preserve"> samples).</w:t>
-      </w:r>
-      <w:r>
-        <w:rPr>
-          <w:rFonts w:asciiTheme="majorBidi" w:hAnsiTheme="majorBidi" w:cstheme="majorBidi"/>
-          <w:sz w:val="24"/>
-          <w:szCs w:val="24"/>
-        </w:rPr>
-        <w:t xml:space="preserve"> The contribution of the newly added data to the learning becomes increasingly diminished </w:t>
-      </w:r>
-      <w:r>
-        <w:rPr>
-          <w:rFonts w:asciiTheme="majorBidi" w:hAnsiTheme="majorBidi" w:cstheme="majorBidi"/>
-          <w:sz w:val="24"/>
-          <w:szCs w:val="24"/>
-        </w:rPr>
-        <w:t xml:space="preserve">especially towards the latter </w:t>
-      </w:r>
-      <w:proofErr w:type="spellStart"/>
-      <w:r>
-        <w:rPr>
-          <w:rFonts w:asciiTheme="majorBidi" w:hAnsiTheme="majorBidi" w:cstheme="majorBidi"/>
-          <w:sz w:val="24"/>
-          <w:szCs w:val="24"/>
-        </w:rPr>
-        <w:t>DAgger</w:t>
-      </w:r>
-      <w:proofErr w:type="spellEnd"/>
-      <w:r>
-        <w:rPr>
-          <w:rFonts w:asciiTheme="majorBidi" w:hAnsiTheme="majorBidi" w:cstheme="majorBidi"/>
-          <w:sz w:val="24"/>
-          <w:szCs w:val="24"/>
-        </w:rPr>
-        <w:t xml:space="preserve"> iterations. This is particularly harmful because </w:t>
-      </w:r>
-      <w:r>
-        <w:rPr>
-          <w:rFonts w:asciiTheme="majorBidi" w:hAnsiTheme="majorBidi" w:cstheme="majorBidi"/>
-          <w:sz w:val="24"/>
-          <w:szCs w:val="24"/>
-        </w:rPr>
-        <w:t>the newly collected samples become increasingly representative of the state distribution encountered by the learned policy in the later iterations where (\beta) approaches zero and the learner increasingly controls the system</w:t>
-      </w:r>
-      <w:r>
-        <w:rPr>
-          <w:rFonts w:asciiTheme="majorBidi" w:hAnsiTheme="majorBidi" w:cstheme="majorBidi"/>
-          <w:sz w:val="24"/>
-          <w:szCs w:val="24"/>
-        </w:rPr>
-        <w:t xml:space="preserve">. </w:t>
-      </w:r>
-      <w:r>
-        <w:rPr>
-          <w:rFonts w:asciiTheme="majorBidi" w:hAnsiTheme="majorBidi" w:cstheme="majorBidi"/>
-          <w:sz w:val="24"/>
-          <w:szCs w:val="24"/>
-        </w:rPr>
         <w:t>Consequently, the policy may not sufficiently adapt to the newly encountered states, despite these being the most relevant for eventual deployment.</w:t>
       </w:r>
       <w:r>
@@ -14998,11 +15793,48 @@
           <w:sz w:val="24"/>
           <w:szCs w:val="24"/>
         </w:rPr>
-        <w:t xml:space="preserve"> causing the MLP to become stuck in a local minimum. Learning rate sentence_________</w:t>
-      </w:r>
-    </w:p>
-    <w:p>
-      <w:pPr>
+        <w:t xml:space="preserve"> causing the MLP to become stuck in a local minimum. Utilizing the learning rate might not be suitable to mitigate this problem. By increasing it to escape the local minimum we risk </w:t>
+      </w:r>
+      <w:r>
+        <w:rPr>
+          <w:rFonts w:asciiTheme="majorBidi" w:hAnsiTheme="majorBidi" w:cstheme="majorBidi"/>
+          <w:sz w:val="24"/>
+          <w:szCs w:val="24"/>
+        </w:rPr>
+        <w:t>destroy</w:t>
+      </w:r>
+      <w:r>
+        <w:rPr>
+          <w:rFonts w:asciiTheme="majorBidi" w:hAnsiTheme="majorBidi" w:cstheme="majorBidi"/>
+          <w:sz w:val="24"/>
+          <w:szCs w:val="24"/>
+        </w:rPr>
+        <w:t>ing the features the MLP</w:t>
+      </w:r>
+      <w:r>
+        <w:rPr>
+          <w:rFonts w:asciiTheme="majorBidi" w:hAnsiTheme="majorBidi" w:cstheme="majorBidi"/>
+          <w:sz w:val="24"/>
+          <w:szCs w:val="24"/>
+        </w:rPr>
+        <w:t xml:space="preserve"> already learnt and</w:t>
+      </w:r>
+      <w:r>
+        <w:rPr>
+          <w:rFonts w:asciiTheme="majorBidi" w:hAnsiTheme="majorBidi" w:cstheme="majorBidi"/>
+          <w:sz w:val="24"/>
+          <w:szCs w:val="24"/>
+        </w:rPr>
+        <w:t xml:space="preserve"> then it becomes hard to fine tune. On the other hand, using a smaller learning rate means not being able to escape the local minimum. A dynamic learning rate can be used (higher in the beginning, decreases gradually), however, this was not needed since the upcoming point resolves the core issue.</w:t>
+      </w:r>
+    </w:p>
+    <w:p>
+      <w:pPr>
+        <w:pStyle w:val="ListParagraph"/>
+        <w:numPr>
+          <w:ilvl w:val="0"/>
+          <w:numId w:val="11"/>
+        </w:numPr>
         <w:tabs>
           <w:tab w:val="left" w:pos="2700"/>
         </w:tabs>
@@ -15014,14 +15846,3260 @@
           <w:lang w:bidi="ar-EG"/>
         </w:rPr>
       </w:pPr>
-    </w:p>
-    <w:p>
-      <w:pPr>
+      <w:r>
+        <w:rPr>
+          <w:rFonts w:asciiTheme="majorBidi" w:hAnsiTheme="majorBidi" w:cstheme="majorBidi"/>
+          <w:sz w:val="24"/>
+          <w:szCs w:val="24"/>
+          <w:lang w:bidi="ar-EG"/>
+        </w:rPr>
+        <w:t xml:space="preserve">The dataset size explodes towards the end, by the last couple of iterations the dataset size is more than 10x the original size. </w:t>
+      </w:r>
+      <w:r>
+        <w:rPr>
+          <w:rFonts w:asciiTheme="majorBidi" w:hAnsiTheme="majorBidi" w:cstheme="majorBidi"/>
+          <w:sz w:val="24"/>
+          <w:szCs w:val="24"/>
+          <w:lang w:bidi="ar-EG"/>
+        </w:rPr>
+        <w:t>This problem became especially exacerbated during the generalization phase. The strategy</w:t>
+      </w:r>
+      <w:r>
+        <w:rPr>
+          <w:rFonts w:asciiTheme="majorBidi" w:hAnsiTheme="majorBidi" w:cstheme="majorBidi"/>
+          <w:sz w:val="24"/>
+          <w:szCs w:val="24"/>
+          <w:lang w:bidi="ar-EG"/>
+        </w:rPr>
+        <w:t xml:space="preserve"> is both inefficient because we need to train on too much data that is redundant and </w:t>
+      </w:r>
+      <w:r>
+        <w:rPr>
+          <w:rFonts w:asciiTheme="majorBidi" w:hAnsiTheme="majorBidi" w:cstheme="majorBidi"/>
+          <w:sz w:val="24"/>
+          <w:szCs w:val="24"/>
+          <w:lang w:bidi="ar-EG"/>
+        </w:rPr>
+        <w:t xml:space="preserve">problematic </w:t>
+      </w:r>
+      <w:r>
+        <w:rPr>
+          <w:rFonts w:asciiTheme="majorBidi" w:hAnsiTheme="majorBidi" w:cstheme="majorBidi"/>
+          <w:sz w:val="24"/>
+          <w:szCs w:val="24"/>
+          <w:lang w:bidi="ar-EG"/>
+        </w:rPr>
+        <w:t xml:space="preserve">due to the sample imbalance </w:t>
+      </w:r>
+      <w:r>
+        <w:rPr>
+          <w:rFonts w:asciiTheme="majorBidi" w:hAnsiTheme="majorBidi" w:cstheme="majorBidi"/>
+          <w:sz w:val="24"/>
+          <w:szCs w:val="24"/>
+          <w:lang w:bidi="ar-EG"/>
+        </w:rPr>
+        <w:t xml:space="preserve">discussed </w:t>
+      </w:r>
+      <w:r>
+        <w:rPr>
+          <w:rFonts w:asciiTheme="majorBidi" w:hAnsiTheme="majorBidi" w:cstheme="majorBidi"/>
+          <w:sz w:val="24"/>
+          <w:szCs w:val="24"/>
+          <w:lang w:bidi="ar-EG"/>
+        </w:rPr>
+        <w:t xml:space="preserve">earlier. A more efficient strategy is to train only on newly generated data or on a </w:t>
+      </w:r>
+      <w:r>
+        <w:rPr>
+          <w:rFonts w:asciiTheme="majorBidi" w:hAnsiTheme="majorBidi" w:cstheme="majorBidi"/>
+          <w:sz w:val="24"/>
+          <w:szCs w:val="24"/>
+          <w:lang w:bidi="ar-EG"/>
+        </w:rPr>
+        <w:t>mix</w:t>
+      </w:r>
+      <w:r>
+        <w:rPr>
+          <w:rFonts w:asciiTheme="majorBidi" w:hAnsiTheme="majorBidi" w:cstheme="majorBidi"/>
+          <w:sz w:val="24"/>
+          <w:szCs w:val="24"/>
+          <w:lang w:bidi="ar-EG"/>
+        </w:rPr>
+        <w:t xml:space="preserve"> of new data and a representative sample of data from previous iterations.</w:t>
+      </w:r>
+    </w:p>
+    <w:p>
+      <w:pPr>
+        <w:pStyle w:val="ListParagraph"/>
         <w:tabs>
           <w:tab w:val="left" w:pos="2700"/>
         </w:tabs>
         <w:spacing w:after="0" w:line="240" w:lineRule="auto"/>
-        <w:ind w:left="360"/>
+        <w:ind w:left="1080"/>
+        <w:rPr>
+          <w:rFonts w:asciiTheme="majorBidi" w:hAnsiTheme="majorBidi" w:cstheme="majorBidi"/>
+          <w:sz w:val="24"/>
+          <w:szCs w:val="24"/>
+          <w:lang w:bidi="ar-EG"/>
+        </w:rPr>
+      </w:pPr>
+    </w:p>
+    <w:p>
+      <w:pPr>
+        <w:pStyle w:val="ListParagraph"/>
+        <w:tabs>
+          <w:tab w:val="left" w:pos="2700"/>
+        </w:tabs>
+        <w:spacing w:after="0" w:line="240" w:lineRule="auto"/>
+        <w:ind w:left="1080"/>
+        <w:rPr>
+          <w:rFonts w:asciiTheme="majorBidi" w:hAnsiTheme="majorBidi" w:cstheme="majorBidi"/>
+          <w:sz w:val="24"/>
+          <w:szCs w:val="24"/>
+          <w:lang w:bidi="ar-EG"/>
+        </w:rPr>
+      </w:pPr>
+      <w:r>
+        <w:rPr>
+          <w:rFonts w:asciiTheme="majorBidi" w:hAnsiTheme="majorBidi" w:cstheme="majorBidi"/>
+          <w:sz w:val="24"/>
+          <w:szCs w:val="24"/>
+          <w:lang w:bidi="ar-EG"/>
+        </w:rPr>
+        <w:t xml:space="preserve">The most valuable data for addressing covariate shift is collected in the final </w:t>
+      </w:r>
+      <w:proofErr w:type="spellStart"/>
+      <w:r>
+        <w:rPr>
+          <w:rFonts w:asciiTheme="majorBidi" w:hAnsiTheme="majorBidi" w:cstheme="majorBidi"/>
+          <w:sz w:val="24"/>
+          <w:szCs w:val="24"/>
+          <w:lang w:bidi="ar-EG"/>
+        </w:rPr>
+        <w:t>DAgger</w:t>
+      </w:r>
+      <w:proofErr w:type="spellEnd"/>
+      <w:r>
+        <w:rPr>
+          <w:rFonts w:asciiTheme="majorBidi" w:hAnsiTheme="majorBidi" w:cstheme="majorBidi"/>
+          <w:sz w:val="24"/>
+          <w:szCs w:val="24"/>
+          <w:lang w:bidi="ar-EG"/>
+        </w:rPr>
+        <w:t xml:space="preserve"> iterations, where β≈0\beta\approx0β≈0 and the policy operates autonomously. These trajectories contain the states the learned policy actually visits, including realistic execution drift and recovery behav</w:t>
+      </w:r>
+      <w:r>
+        <w:rPr>
+          <w:rFonts w:asciiTheme="majorBidi" w:hAnsiTheme="majorBidi" w:cstheme="majorBidi"/>
+          <w:sz w:val="24"/>
+          <w:szCs w:val="24"/>
+          <w:lang w:bidi="ar-EG"/>
+        </w:rPr>
+        <w:t>io</w:t>
+      </w:r>
+      <w:r>
+        <w:rPr>
+          <w:rFonts w:asciiTheme="majorBidi" w:hAnsiTheme="majorBidi" w:cstheme="majorBidi"/>
+          <w:sz w:val="24"/>
+          <w:szCs w:val="24"/>
+          <w:lang w:bidi="ar-EG"/>
+        </w:rPr>
+        <w:t>rs that are absent from the original expert demonstrations. As a result, they provide the strongest learning signal for the final policy.</w:t>
+      </w:r>
+    </w:p>
+    <w:p>
+      <w:pPr>
+        <w:pStyle w:val="ListParagraph"/>
+        <w:tabs>
+          <w:tab w:val="left" w:pos="2700"/>
+        </w:tabs>
+        <w:spacing w:after="0" w:line="240" w:lineRule="auto"/>
+        <w:ind w:left="1080"/>
+        <w:rPr>
+          <w:rFonts w:asciiTheme="majorBidi" w:hAnsiTheme="majorBidi" w:cstheme="majorBidi"/>
+          <w:sz w:val="24"/>
+          <w:szCs w:val="24"/>
+          <w:lang w:bidi="ar-EG"/>
+        </w:rPr>
+      </w:pPr>
+    </w:p>
+    <w:p>
+      <w:pPr>
+        <w:pStyle w:val="ListParagraph"/>
+        <w:tabs>
+          <w:tab w:val="left" w:pos="2700"/>
+        </w:tabs>
+        <w:spacing w:after="0" w:line="240" w:lineRule="auto"/>
+        <w:ind w:left="1080"/>
+        <w:rPr>
+          <w:rFonts w:asciiTheme="majorBidi" w:hAnsiTheme="majorBidi" w:cstheme="majorBidi"/>
+          <w:sz w:val="24"/>
+          <w:szCs w:val="24"/>
+          <w:lang w:bidi="ar-EG"/>
+        </w:rPr>
+      </w:pPr>
+      <w:r>
+        <w:rPr>
+          <w:rFonts w:asciiTheme="majorBidi" w:hAnsiTheme="majorBidi" w:cstheme="majorBidi"/>
+          <w:sz w:val="24"/>
+          <w:szCs w:val="24"/>
+          <w:lang w:bidi="ar-EG"/>
+        </w:rPr>
+        <w:t xml:space="preserve">In contrast, early iterations with β=0.9\beta=0.9β=0.9 are dominated by expert intervention. The resulting samples are drawn primarily from </w:t>
+      </w:r>
+      <w:proofErr w:type="gramStart"/>
+      <w:r>
+        <w:rPr>
+          <w:rFonts w:asciiTheme="majorBidi" w:hAnsiTheme="majorBidi" w:cstheme="majorBidi"/>
+          <w:sz w:val="24"/>
+          <w:szCs w:val="24"/>
+          <w:lang w:bidi="ar-EG"/>
+        </w:rPr>
+        <w:t>P(</w:t>
+      </w:r>
+      <w:proofErr w:type="gramEnd"/>
+      <w:r>
+        <w:rPr>
+          <w:rFonts w:asciiTheme="majorBidi" w:hAnsiTheme="majorBidi" w:cstheme="majorBidi"/>
+          <w:sz w:val="24"/>
+          <w:szCs w:val="24"/>
+          <w:lang w:bidi="ar-EG"/>
+        </w:rPr>
+        <w:t>s</w:t>
+      </w:r>
+      <w:r>
+        <w:rPr>
+          <w:rFonts w:ascii="Cambria Math" w:hAnsi="Cambria Math" w:cs="Cambria Math"/>
+          <w:sz w:val="24"/>
+          <w:szCs w:val="24"/>
+          <w:lang w:bidi="ar-EG"/>
+        </w:rPr>
+        <w:t>∣</w:t>
+      </w:r>
+      <w:r>
+        <w:rPr>
+          <w:rFonts w:ascii="Times New Roman" w:hAnsi="Times New Roman" w:cs="Times New Roman"/>
+          <w:sz w:val="24"/>
+          <w:szCs w:val="24"/>
+          <w:lang w:bidi="ar-EG"/>
+        </w:rPr>
+        <w:t>π</w:t>
+      </w:r>
+      <w:r>
+        <w:rPr>
+          <w:rFonts w:asciiTheme="majorBidi" w:hAnsiTheme="majorBidi" w:cstheme="majorBidi"/>
+          <w:sz w:val="24"/>
+          <w:szCs w:val="24"/>
+          <w:lang w:bidi="ar-EG"/>
+        </w:rPr>
+        <w:t>expert)P(s\mid\pi_{\text{expert}})P(s</w:t>
+      </w:r>
+      <w:r>
+        <w:rPr>
+          <w:rFonts w:ascii="Cambria Math" w:hAnsi="Cambria Math" w:cs="Cambria Math"/>
+          <w:sz w:val="24"/>
+          <w:szCs w:val="24"/>
+          <w:lang w:bidi="ar-EG"/>
+        </w:rPr>
+        <w:t>∣</w:t>
+      </w:r>
+      <w:r>
+        <w:rPr>
+          <w:rFonts w:ascii="Times New Roman" w:hAnsi="Times New Roman" w:cs="Times New Roman"/>
+          <w:sz w:val="24"/>
+          <w:szCs w:val="24"/>
+          <w:lang w:bidi="ar-EG"/>
+        </w:rPr>
+        <w:t>π</w:t>
+      </w:r>
+      <w:r>
+        <w:rPr>
+          <w:rFonts w:asciiTheme="majorBidi" w:hAnsiTheme="majorBidi" w:cstheme="majorBidi"/>
+          <w:sz w:val="24"/>
+          <w:szCs w:val="24"/>
+          <w:lang w:bidi="ar-EG"/>
+        </w:rPr>
+        <w:t>expert) and are useful for initializing the policy, but they are less representative of the distribution encountered at deployment. Retaining all of this data throughout training therefore introduces substantial redundancy while contributing relativ</w:t>
+      </w:r>
+      <w:r>
+        <w:rPr>
+          <w:rFonts w:asciiTheme="majorBidi" w:hAnsiTheme="majorBidi" w:cstheme="majorBidi"/>
+          <w:sz w:val="24"/>
+          <w:szCs w:val="24"/>
+          <w:lang w:bidi="ar-EG"/>
+        </w:rPr>
+        <w:t>ely little to the final behavio</w:t>
+      </w:r>
+      <w:r>
+        <w:rPr>
+          <w:rFonts w:asciiTheme="majorBidi" w:hAnsiTheme="majorBidi" w:cstheme="majorBidi"/>
+          <w:sz w:val="24"/>
+          <w:szCs w:val="24"/>
+          <w:lang w:bidi="ar-EG"/>
+        </w:rPr>
+        <w:t>r.</w:t>
+      </w:r>
+    </w:p>
+    <w:p>
+      <w:pPr>
+        <w:pStyle w:val="ListParagraph"/>
+        <w:tabs>
+          <w:tab w:val="left" w:pos="2700"/>
+        </w:tabs>
+        <w:spacing w:after="0" w:line="240" w:lineRule="auto"/>
+        <w:ind w:left="1080"/>
+        <w:rPr>
+          <w:rFonts w:asciiTheme="majorBidi" w:hAnsiTheme="majorBidi" w:cstheme="majorBidi"/>
+          <w:sz w:val="24"/>
+          <w:szCs w:val="24"/>
+          <w:lang w:bidi="ar-EG"/>
+        </w:rPr>
+      </w:pPr>
+    </w:p>
+    <w:p>
+      <w:pPr>
+        <w:pStyle w:val="ListParagraph"/>
+        <w:tabs>
+          <w:tab w:val="left" w:pos="2700"/>
+        </w:tabs>
+        <w:spacing w:after="0" w:line="240" w:lineRule="auto"/>
+        <w:ind w:left="1080"/>
+        <w:rPr>
+          <w:rFonts w:asciiTheme="majorBidi" w:hAnsiTheme="majorBidi" w:cstheme="majorBidi"/>
+          <w:sz w:val="24"/>
+          <w:szCs w:val="24"/>
+          <w:lang w:bidi="ar-EG"/>
+        </w:rPr>
+      </w:pPr>
+      <w:r>
+        <w:rPr>
+          <w:rFonts w:asciiTheme="majorBidi" w:hAnsiTheme="majorBidi" w:cstheme="majorBidi"/>
+          <w:sz w:val="24"/>
+          <w:szCs w:val="24"/>
+          <w:lang w:bidi="ar-EG"/>
+        </w:rPr>
+        <w:t xml:space="preserve">Reducing the dataset size offers two advantages: it lowers the computational cost of training and shifts the emphasis toward the distribution that matters most for autonomous control. A practical compromise is to retain all newly collected data from </w:t>
+      </w:r>
+      <w:r>
+        <w:rPr>
+          <w:rFonts w:asciiTheme="majorBidi" w:hAnsiTheme="majorBidi" w:cstheme="majorBidi"/>
+          <w:sz w:val="24"/>
+          <w:szCs w:val="24"/>
+          <w:lang w:bidi="ar-EG"/>
+        </w:rPr>
+        <w:lastRenderedPageBreak/>
+        <w:t>the final closed loop iterations while keeping only a representative subset of earlier data. For example, an 80% new and 20% sampled historical split preserves examples of recovery from rare, highly off nominal states without allowing redundant expert guided trajectories to dominate training.</w:t>
+      </w:r>
+    </w:p>
+    <w:p>
+      <w:pPr>
+        <w:pStyle w:val="ListParagraph"/>
+        <w:tabs>
+          <w:tab w:val="left" w:pos="2700"/>
+        </w:tabs>
+        <w:spacing w:after="0" w:line="240" w:lineRule="auto"/>
+        <w:ind w:left="1080"/>
+        <w:rPr>
+          <w:rFonts w:asciiTheme="majorBidi" w:hAnsiTheme="majorBidi" w:cstheme="majorBidi"/>
+          <w:sz w:val="24"/>
+          <w:szCs w:val="24"/>
+          <w:lang w:bidi="ar-EG"/>
+        </w:rPr>
+      </w:pPr>
+    </w:p>
+    <w:p>
+      <w:pPr>
+        <w:pStyle w:val="ListParagraph"/>
+        <w:tabs>
+          <w:tab w:val="left" w:pos="2700"/>
+        </w:tabs>
+        <w:spacing w:after="0" w:line="240" w:lineRule="auto"/>
+        <w:ind w:left="1080"/>
+        <w:rPr>
+          <w:rFonts w:asciiTheme="majorBidi" w:hAnsiTheme="majorBidi" w:cstheme="majorBidi"/>
+          <w:sz w:val="24"/>
+          <w:szCs w:val="24"/>
+          <w:lang w:bidi="ar-EG"/>
+        </w:rPr>
+      </w:pPr>
+      <w:r>
+        <w:rPr>
+          <w:rFonts w:asciiTheme="majorBidi" w:hAnsiTheme="majorBidi" w:cstheme="majorBidi"/>
+          <w:sz w:val="24"/>
+          <w:szCs w:val="24"/>
+          <w:lang w:bidi="ar-EG"/>
+        </w:rPr>
+        <w:t>The question then becomes how to choose the 20% old data.</w:t>
+      </w:r>
+    </w:p>
+    <w:p>
+      <w:pPr>
+        <w:pStyle w:val="ListParagraph"/>
+        <w:tabs>
+          <w:tab w:val="left" w:pos="2700"/>
+        </w:tabs>
+        <w:spacing w:after="0" w:line="240" w:lineRule="auto"/>
+        <w:ind w:left="1080"/>
+        <w:rPr>
+          <w:rFonts w:asciiTheme="majorBidi" w:hAnsiTheme="majorBidi" w:cstheme="majorBidi"/>
+          <w:sz w:val="24"/>
+          <w:szCs w:val="24"/>
+          <w:lang w:bidi="ar-EG"/>
+        </w:rPr>
+      </w:pPr>
+    </w:p>
+    <w:p>
+      <w:pPr>
+        <w:pStyle w:val="ListParagraph"/>
+        <w:tabs>
+          <w:tab w:val="left" w:pos="2700"/>
+        </w:tabs>
+        <w:spacing w:after="0" w:line="240" w:lineRule="auto"/>
+        <w:ind w:left="1080"/>
+        <w:rPr>
+          <w:rFonts w:asciiTheme="majorBidi" w:hAnsiTheme="majorBidi" w:cstheme="majorBidi"/>
+          <w:sz w:val="24"/>
+          <w:szCs w:val="24"/>
+          <w:lang w:bidi="ar-EG"/>
+        </w:rPr>
+      </w:pPr>
+      <w:r>
+        <w:rPr>
+          <w:rFonts w:asciiTheme="majorBidi" w:hAnsiTheme="majorBidi" w:cstheme="majorBidi"/>
+          <w:sz w:val="24"/>
+          <w:szCs w:val="24"/>
+          <w:lang w:bidi="ar-EG"/>
+        </w:rPr>
+        <w:t>**Uniform:** Uniform random subsampling of the retained 20% will,</w:t>
+      </w:r>
+      <w:r>
+        <w:rPr>
+          <w:rFonts w:asciiTheme="majorBidi" w:hAnsiTheme="majorBidi" w:cstheme="majorBidi"/>
+          <w:sz w:val="24"/>
+          <w:szCs w:val="24"/>
+          <w:lang w:bidi="ar-EG"/>
+        </w:rPr>
+        <w:t xml:space="preserve"> by chance, mostly keep easy data points</w:t>
+      </w:r>
+      <w:r>
+        <w:rPr>
+          <w:rFonts w:asciiTheme="majorBidi" w:hAnsiTheme="majorBidi" w:cstheme="majorBidi"/>
+          <w:sz w:val="24"/>
+          <w:szCs w:val="24"/>
+          <w:lang w:bidi="ar-EG"/>
+        </w:rPr>
+        <w:t xml:space="preserve">, since that makes up most of any episode, and only occasionally keep the rarer, difficult maneuver </w:t>
+      </w:r>
+      <w:r>
+        <w:rPr>
+          <w:rFonts w:asciiTheme="majorBidi" w:hAnsiTheme="majorBidi" w:cstheme="majorBidi"/>
+          <w:sz w:val="24"/>
+          <w:szCs w:val="24"/>
+          <w:lang w:bidi="ar-EG"/>
+        </w:rPr>
+        <w:t>data points</w:t>
+      </w:r>
+      <w:r>
+        <w:rPr>
+          <w:rFonts w:asciiTheme="majorBidi" w:hAnsiTheme="majorBidi" w:cstheme="majorBidi"/>
+          <w:sz w:val="24"/>
+          <w:szCs w:val="24"/>
+          <w:lang w:bidi="ar-EG"/>
+        </w:rPr>
+        <w:t>. This is not i</w:t>
+      </w:r>
+      <w:r>
+        <w:rPr>
+          <w:rFonts w:asciiTheme="majorBidi" w:hAnsiTheme="majorBidi" w:cstheme="majorBidi"/>
+          <w:sz w:val="24"/>
+          <w:szCs w:val="24"/>
+          <w:lang w:bidi="ar-EG"/>
+        </w:rPr>
+        <w:t>deal, especially towards the later iterations</w:t>
+      </w:r>
+      <w:r>
+        <w:rPr>
+          <w:rFonts w:asciiTheme="majorBidi" w:hAnsiTheme="majorBidi" w:cstheme="majorBidi"/>
+          <w:sz w:val="24"/>
+          <w:szCs w:val="24"/>
+          <w:lang w:bidi="ar-EG"/>
+        </w:rPr>
+        <w:t>.</w:t>
+      </w:r>
+      <w:r>
+        <w:rPr>
+          <w:rFonts w:asciiTheme="majorBidi" w:hAnsiTheme="majorBidi" w:cstheme="majorBidi"/>
+          <w:sz w:val="24"/>
+          <w:szCs w:val="24"/>
+          <w:lang w:bidi="ar-EG"/>
+        </w:rPr>
+        <w:t xml:space="preserve"> </w:t>
+      </w:r>
+      <w:r>
+        <w:rPr>
+          <w:rFonts w:asciiTheme="majorBidi" w:hAnsiTheme="majorBidi" w:cstheme="majorBidi"/>
+          <w:sz w:val="24"/>
+          <w:szCs w:val="24"/>
+          <w:lang w:bidi="ar-EG"/>
+        </w:rPr>
+        <w:t>As more iterations are added, the difficult examples from earlier iterations are increasingly diluted by the much larger number of easy, near-duplicate samples, making it less likely that uniform sampling will retain the data that is actually most informative for correcting the policy.</w:t>
+      </w:r>
+    </w:p>
+    <w:p>
+      <w:pPr>
+        <w:pStyle w:val="ListParagraph"/>
+        <w:tabs>
+          <w:tab w:val="left" w:pos="2700"/>
+        </w:tabs>
+        <w:spacing w:after="0" w:line="240" w:lineRule="auto"/>
+        <w:ind w:left="1080"/>
+        <w:rPr>
+          <w:rFonts w:asciiTheme="majorBidi" w:hAnsiTheme="majorBidi" w:cstheme="majorBidi"/>
+          <w:sz w:val="24"/>
+          <w:szCs w:val="24"/>
+          <w:lang w:bidi="ar-EG"/>
+        </w:rPr>
+      </w:pPr>
+    </w:p>
+    <w:p>
+      <w:pPr>
+        <w:pStyle w:val="ListParagraph"/>
+        <w:tabs>
+          <w:tab w:val="left" w:pos="2700"/>
+        </w:tabs>
+        <w:spacing w:after="0" w:line="240" w:lineRule="auto"/>
+        <w:ind w:left="1080"/>
+        <w:rPr>
+          <w:rFonts w:asciiTheme="majorBidi" w:hAnsiTheme="majorBidi" w:cstheme="majorBidi"/>
+          <w:sz w:val="24"/>
+          <w:szCs w:val="24"/>
+          <w:lang w:bidi="ar-EG"/>
+        </w:rPr>
+      </w:pPr>
+      <w:r>
+        <w:rPr>
+          <w:rFonts w:asciiTheme="majorBidi" w:hAnsiTheme="majorBidi" w:cstheme="majorBidi"/>
+          <w:sz w:val="24"/>
+          <w:szCs w:val="24"/>
+          <w:lang w:bidi="ar-EG"/>
+        </w:rPr>
+        <w:t>**</w:t>
+      </w:r>
+      <w:proofErr w:type="spellStart"/>
+      <w:r>
+        <w:rPr>
+          <w:rFonts w:asciiTheme="majorBidi" w:hAnsiTheme="majorBidi" w:cstheme="majorBidi"/>
+          <w:sz w:val="24"/>
+          <w:szCs w:val="24"/>
+          <w:lang w:bidi="ar-EG"/>
+        </w:rPr>
+        <w:t>Recency</w:t>
+      </w:r>
+      <w:proofErr w:type="spellEnd"/>
+      <w:r>
+        <w:rPr>
+          <w:rFonts w:asciiTheme="majorBidi" w:hAnsiTheme="majorBidi" w:cstheme="majorBidi"/>
+          <w:sz w:val="24"/>
+          <w:szCs w:val="24"/>
+          <w:lang w:bidi="ar-EG"/>
+        </w:rPr>
+        <w:t xml:space="preserve"> bias</w:t>
+      </w:r>
+      <w:r>
+        <w:rPr>
+          <w:rFonts w:asciiTheme="majorBidi" w:hAnsiTheme="majorBidi" w:cstheme="majorBidi"/>
+          <w:sz w:val="24"/>
+          <w:szCs w:val="24"/>
+          <w:lang w:bidi="ar-EG"/>
+        </w:rPr>
+        <w:t>: *</w:t>
+      </w:r>
+      <w:r>
+        <w:rPr>
+          <w:rFonts w:asciiTheme="majorBidi" w:hAnsiTheme="majorBidi" w:cstheme="majorBidi"/>
+          <w:sz w:val="24"/>
+          <w:szCs w:val="24"/>
+          <w:lang w:bidi="ar-EG"/>
+        </w:rPr>
+        <w:t>* Sample more heavily from iterations that are more recent, since they are more representative of the policy's current behavior.</w:t>
+      </w:r>
+      <w:r>
+        <w:rPr>
+          <w:rFonts w:asciiTheme="majorBidi" w:hAnsiTheme="majorBidi" w:cstheme="majorBidi"/>
+          <w:sz w:val="24"/>
+          <w:szCs w:val="24"/>
+          <w:lang w:bidi="ar-EG"/>
+        </w:rPr>
+        <w:t xml:space="preserve"> However, depending on </w:t>
+      </w:r>
+      <w:proofErr w:type="spellStart"/>
+      <w:r>
+        <w:rPr>
+          <w:rFonts w:asciiTheme="majorBidi" w:hAnsiTheme="majorBidi" w:cstheme="majorBidi"/>
+          <w:sz w:val="24"/>
+          <w:szCs w:val="24"/>
+          <w:lang w:bidi="ar-EG"/>
+        </w:rPr>
+        <w:t>recency</w:t>
+      </w:r>
+      <w:proofErr w:type="spellEnd"/>
+      <w:r>
+        <w:rPr>
+          <w:rFonts w:asciiTheme="majorBidi" w:hAnsiTheme="majorBidi" w:cstheme="majorBidi"/>
+          <w:sz w:val="24"/>
+          <w:szCs w:val="24"/>
+          <w:lang w:bidi="ar-EG"/>
+        </w:rPr>
+        <w:t xml:space="preserve"> alone walks into the same trap of representing mostly </w:t>
+      </w:r>
+      <w:r>
+        <w:rPr>
+          <w:rFonts w:asciiTheme="majorBidi" w:hAnsiTheme="majorBidi" w:cstheme="majorBidi"/>
+          <w:sz w:val="24"/>
+          <w:szCs w:val="24"/>
+          <w:lang w:bidi="ar-EG"/>
+        </w:rPr>
+        <w:t xml:space="preserve">easy data points. </w:t>
+      </w:r>
+    </w:p>
+    <w:p>
+      <w:pPr>
+        <w:pStyle w:val="ListParagraph"/>
+        <w:tabs>
+          <w:tab w:val="left" w:pos="2700"/>
+        </w:tabs>
+        <w:spacing w:after="0" w:line="240" w:lineRule="auto"/>
+        <w:ind w:left="1080"/>
+        <w:rPr>
+          <w:rFonts w:asciiTheme="majorBidi" w:hAnsiTheme="majorBidi" w:cstheme="majorBidi"/>
+          <w:sz w:val="24"/>
+          <w:szCs w:val="24"/>
+          <w:lang w:bidi="ar-EG"/>
+        </w:rPr>
+      </w:pPr>
+    </w:p>
+    <w:p>
+      <w:pPr>
+        <w:pStyle w:val="ListParagraph"/>
+        <w:tabs>
+          <w:tab w:val="left" w:pos="2700"/>
+        </w:tabs>
+        <w:spacing w:after="0" w:line="240" w:lineRule="auto"/>
+        <w:ind w:left="1080"/>
+        <w:rPr>
+          <w:rFonts w:asciiTheme="majorBidi" w:hAnsiTheme="majorBidi" w:cstheme="majorBidi"/>
+          <w:sz w:val="24"/>
+          <w:szCs w:val="24"/>
+          <w:lang w:bidi="ar-EG"/>
+        </w:rPr>
+      </w:pPr>
+      <w:r>
+        <w:rPr>
+          <w:rFonts w:asciiTheme="majorBidi" w:hAnsiTheme="majorBidi" w:cstheme="majorBidi"/>
+          <w:sz w:val="24"/>
+          <w:szCs w:val="24"/>
+          <w:lang w:bidi="ar-EG"/>
+        </w:rPr>
+        <w:t>**Hardness bias</w:t>
+      </w:r>
+      <w:r>
+        <w:rPr>
+          <w:rFonts w:asciiTheme="majorBidi" w:hAnsiTheme="majorBidi" w:cstheme="majorBidi"/>
+          <w:sz w:val="24"/>
+          <w:szCs w:val="24"/>
+          <w:lang w:bidi="ar-EG"/>
+        </w:rPr>
+        <w:t>: *</w:t>
+      </w:r>
+      <w:r>
+        <w:rPr>
+          <w:rFonts w:asciiTheme="majorBidi" w:hAnsiTheme="majorBidi" w:cstheme="majorBidi"/>
+          <w:sz w:val="24"/>
+          <w:szCs w:val="24"/>
+          <w:lang w:bidi="ar-EG"/>
+        </w:rPr>
+        <w:t>* If a data point is considered “easy,” e.g., the policy output and expert output are close, either dismiss it entirely or give it much less weight than “hard” points when sampling the old data.</w:t>
+      </w:r>
+      <w:r>
+        <w:rPr>
+          <w:rFonts w:asciiTheme="majorBidi" w:hAnsiTheme="majorBidi" w:cstheme="majorBidi"/>
+          <w:sz w:val="24"/>
+          <w:szCs w:val="24"/>
+          <w:lang w:bidi="ar-EG"/>
+        </w:rPr>
+        <w:t xml:space="preserve"> </w:t>
+      </w:r>
+      <w:r>
+        <w:rPr>
+          <w:rFonts w:asciiTheme="majorBidi" w:hAnsiTheme="majorBidi" w:cstheme="majorBidi"/>
+          <w:sz w:val="24"/>
+          <w:szCs w:val="24"/>
+          <w:lang w:bidi="ar-EG"/>
+        </w:rPr>
+        <w:t>This proved to be less straightforward than it initially seemed, since the difficulty of a data point can be influenced by the history of deviations and errors that preceded it. In some cases, the state itself was not particularly difficult, but because it occurred after a sequence of errors, it appeared to be a hard example according to our criterion. This caused the MLP to learn overly aggressive corrective behaviors, which ultimately degraded performance even further (see the Results section for more details).</w:t>
+      </w:r>
+    </w:p>
+    <w:p>
+      <w:pPr>
+        <w:pStyle w:val="ListParagraph"/>
+        <w:tabs>
+          <w:tab w:val="left" w:pos="2700"/>
+        </w:tabs>
+        <w:spacing w:after="0" w:line="240" w:lineRule="auto"/>
+        <w:ind w:left="1080"/>
+        <w:rPr>
+          <w:rFonts w:asciiTheme="majorBidi" w:hAnsiTheme="majorBidi" w:cstheme="majorBidi"/>
+          <w:sz w:val="24"/>
+          <w:szCs w:val="24"/>
+          <w:lang w:bidi="ar-EG"/>
+        </w:rPr>
+      </w:pPr>
+    </w:p>
+    <w:p>
+      <w:pPr>
+        <w:pStyle w:val="ListParagraph"/>
+        <w:tabs>
+          <w:tab w:val="left" w:pos="2700"/>
+        </w:tabs>
+        <w:spacing w:after="0" w:line="240" w:lineRule="auto"/>
+        <w:ind w:left="1080"/>
+        <w:rPr>
+          <w:rFonts w:asciiTheme="majorBidi" w:hAnsiTheme="majorBidi" w:cstheme="majorBidi"/>
+          <w:sz w:val="24"/>
+          <w:szCs w:val="24"/>
+          <w:lang w:bidi="ar-EG"/>
+        </w:rPr>
+      </w:pPr>
+      <w:r>
+        <w:rPr>
+          <w:rFonts w:asciiTheme="majorBidi" w:hAnsiTheme="majorBidi" w:cstheme="majorBidi"/>
+          <w:sz w:val="24"/>
+          <w:szCs w:val="24"/>
+          <w:lang w:bidi="ar-EG"/>
+        </w:rPr>
+        <w:t>**Stratifying and binning:** Guarantee diversity by classifying points based on maneuver location, such as loitering, turning, moving in a straight line, etc. This can be done using reference velocity and acceleration, and then taking a certain percentage from each bin. The percentage could, for example, be determined by a hardness score for each bin.</w:t>
+      </w:r>
+    </w:p>
+    <w:p>
+      <w:pPr>
+        <w:pStyle w:val="ListParagraph"/>
+        <w:tabs>
+          <w:tab w:val="left" w:pos="2700"/>
+        </w:tabs>
+        <w:spacing w:after="0" w:line="240" w:lineRule="auto"/>
+        <w:ind w:left="1080"/>
+        <w:rPr>
+          <w:rFonts w:asciiTheme="majorBidi" w:hAnsiTheme="majorBidi" w:cstheme="majorBidi"/>
+          <w:sz w:val="24"/>
+          <w:szCs w:val="24"/>
+          <w:lang w:bidi="ar-EG"/>
+        </w:rPr>
+      </w:pPr>
+    </w:p>
+    <w:p>
+      <w:pPr>
+        <w:pStyle w:val="ListParagraph"/>
+        <w:tabs>
+          <w:tab w:val="left" w:pos="2700"/>
+        </w:tabs>
+        <w:spacing w:after="0" w:line="240" w:lineRule="auto"/>
+        <w:ind w:left="1080"/>
+        <w:rPr>
+          <w:rFonts w:asciiTheme="majorBidi" w:hAnsiTheme="majorBidi" w:cstheme="majorBidi"/>
+          <w:sz w:val="24"/>
+          <w:szCs w:val="24"/>
+          <w:lang w:bidi="ar-EG"/>
+        </w:rPr>
+      </w:pPr>
+      <w:r>
+        <w:rPr>
+          <w:rFonts w:asciiTheme="majorBidi" w:hAnsiTheme="majorBidi" w:cstheme="majorBidi"/>
+          <w:sz w:val="24"/>
+          <w:szCs w:val="24"/>
+          <w:lang w:bidi="ar-EG"/>
+        </w:rPr>
+        <w:t xml:space="preserve">Multiple test were conducted using these ideas and different combinations of them. </w:t>
+      </w:r>
+      <w:r>
+        <w:rPr>
+          <w:rFonts w:asciiTheme="majorBidi" w:hAnsiTheme="majorBidi" w:cstheme="majorBidi"/>
+          <w:sz w:val="24"/>
+          <w:szCs w:val="24"/>
+          <w:lang w:bidi="ar-EG"/>
+        </w:rPr>
+        <w:t>The last two ideas</w:t>
+      </w:r>
+      <w:r>
+        <w:rPr>
+          <w:rFonts w:asciiTheme="majorBidi" w:hAnsiTheme="majorBidi" w:cstheme="majorBidi"/>
+          <w:sz w:val="24"/>
+          <w:szCs w:val="24"/>
+          <w:lang w:bidi="ar-EG"/>
+        </w:rPr>
+        <w:t>,</w:t>
+      </w:r>
+      <w:r>
+        <w:rPr>
+          <w:rFonts w:asciiTheme="majorBidi" w:hAnsiTheme="majorBidi" w:cstheme="majorBidi"/>
+          <w:sz w:val="24"/>
+          <w:szCs w:val="24"/>
+          <w:lang w:bidi="ar-EG"/>
+        </w:rPr>
+        <w:t xml:space="preserve"> especially,</w:t>
+      </w:r>
+      <w:r>
+        <w:rPr>
+          <w:rFonts w:asciiTheme="majorBidi" w:hAnsiTheme="majorBidi" w:cstheme="majorBidi"/>
+          <w:sz w:val="24"/>
+          <w:szCs w:val="24"/>
+          <w:lang w:bidi="ar-EG"/>
+        </w:rPr>
+        <w:t xml:space="preserve"> </w:t>
+      </w:r>
+      <w:r>
+        <w:rPr>
+          <w:rFonts w:asciiTheme="majorBidi" w:hAnsiTheme="majorBidi" w:cstheme="majorBidi"/>
+          <w:sz w:val="24"/>
+          <w:szCs w:val="24"/>
+          <w:lang w:bidi="ar-EG"/>
+        </w:rPr>
+        <w:t>were</w:t>
+      </w:r>
+      <w:r>
+        <w:rPr>
+          <w:rFonts w:asciiTheme="majorBidi" w:hAnsiTheme="majorBidi" w:cstheme="majorBidi"/>
+          <w:sz w:val="24"/>
+          <w:szCs w:val="24"/>
+          <w:lang w:bidi="ar-EG"/>
+        </w:rPr>
+        <w:t xml:space="preserve"> be mixed in different ways. For example, t</w:t>
+      </w:r>
+      <w:r>
+        <w:rPr>
+          <w:rFonts w:asciiTheme="majorBidi" w:hAnsiTheme="majorBidi" w:cstheme="majorBidi"/>
+          <w:sz w:val="24"/>
+          <w:szCs w:val="24"/>
+          <w:lang w:bidi="ar-EG"/>
+        </w:rPr>
+        <w:t>he data points within each bin w</w:t>
+      </w:r>
+      <w:r>
+        <w:rPr>
+          <w:rFonts w:asciiTheme="majorBidi" w:hAnsiTheme="majorBidi" w:cstheme="majorBidi"/>
+          <w:sz w:val="24"/>
+          <w:szCs w:val="24"/>
+          <w:lang w:bidi="ar-EG"/>
+        </w:rPr>
+        <w:t>ould be selected</w:t>
+      </w:r>
+      <w:r>
+        <w:rPr>
+          <w:rFonts w:asciiTheme="majorBidi" w:hAnsiTheme="majorBidi" w:cstheme="majorBidi"/>
+          <w:sz w:val="24"/>
+          <w:szCs w:val="24"/>
+          <w:lang w:bidi="ar-EG"/>
+        </w:rPr>
+        <w:t xml:space="preserve"> or not</w:t>
+      </w:r>
+      <w:r>
+        <w:rPr>
+          <w:rFonts w:asciiTheme="majorBidi" w:hAnsiTheme="majorBidi" w:cstheme="majorBidi"/>
+          <w:sz w:val="24"/>
+          <w:szCs w:val="24"/>
+          <w:lang w:bidi="ar-EG"/>
+        </w:rPr>
+        <w:t xml:space="preserve"> based on difficulty to ensure good representation of both the different maneuvers and their difficulty levels.</w:t>
+      </w:r>
+      <w:r>
+        <w:rPr>
+          <w:rFonts w:asciiTheme="majorBidi" w:hAnsiTheme="majorBidi" w:cstheme="majorBidi"/>
+          <w:sz w:val="24"/>
+          <w:szCs w:val="24"/>
+          <w:lang w:bidi="ar-EG"/>
+        </w:rPr>
+        <w:t xml:space="preserve"> </w:t>
+      </w:r>
+    </w:p>
+    <w:p>
+      <w:pPr>
+        <w:pStyle w:val="ListParagraph"/>
+        <w:tabs>
+          <w:tab w:val="left" w:pos="2700"/>
+        </w:tabs>
+        <w:spacing w:after="0" w:line="240" w:lineRule="auto"/>
+        <w:ind w:left="1080"/>
+        <w:rPr>
+          <w:rFonts w:asciiTheme="majorBidi" w:hAnsiTheme="majorBidi" w:cstheme="majorBidi"/>
+          <w:sz w:val="24"/>
+          <w:szCs w:val="24"/>
+          <w:lang w:bidi="ar-EG"/>
+        </w:rPr>
+      </w:pPr>
+    </w:p>
+    <w:p>
+      <w:pPr>
+        <w:pStyle w:val="ListParagraph"/>
+        <w:tabs>
+          <w:tab w:val="left" w:pos="2700"/>
+        </w:tabs>
+        <w:spacing w:after="0" w:line="240" w:lineRule="auto"/>
+        <w:ind w:left="1080"/>
+        <w:rPr>
+          <w:rFonts w:asciiTheme="majorBidi" w:hAnsiTheme="majorBidi" w:cstheme="majorBidi"/>
+          <w:sz w:val="24"/>
+          <w:szCs w:val="24"/>
+          <w:lang w:bidi="ar-EG"/>
+        </w:rPr>
+      </w:pPr>
+      <w:r>
+        <w:rPr>
+          <w:rFonts w:asciiTheme="majorBidi" w:hAnsiTheme="majorBidi" w:cstheme="majorBidi"/>
+          <w:sz w:val="24"/>
+          <w:szCs w:val="24"/>
+          <w:lang w:bidi="ar-EG"/>
+        </w:rPr>
+        <w:t>Final Dataset Management Strategy:</w:t>
+      </w:r>
+    </w:p>
+    <w:p>
+      <w:pPr>
+        <w:pStyle w:val="ListParagraph"/>
+        <w:tabs>
+          <w:tab w:val="left" w:pos="2700"/>
+        </w:tabs>
+        <w:spacing w:after="0" w:line="240" w:lineRule="auto"/>
+        <w:ind w:left="1080"/>
+        <w:rPr>
+          <w:rFonts w:asciiTheme="majorBidi" w:hAnsiTheme="majorBidi" w:cstheme="majorBidi"/>
+          <w:sz w:val="24"/>
+          <w:szCs w:val="24"/>
+          <w:lang w:bidi="ar-EG"/>
+        </w:rPr>
+      </w:pPr>
+      <w:r>
+        <w:rPr>
+          <w:rFonts w:asciiTheme="majorBidi" w:hAnsiTheme="majorBidi" w:cstheme="majorBidi"/>
+          <w:sz w:val="24"/>
+          <w:szCs w:val="24"/>
+          <w:lang w:bidi="ar-EG"/>
+        </w:rPr>
+        <w:br/>
+      </w:r>
+      <w:r>
+        <w:rPr>
+          <w:rFonts w:asciiTheme="majorBidi" w:hAnsiTheme="majorBidi" w:cstheme="majorBidi"/>
+          <w:sz w:val="24"/>
+          <w:szCs w:val="24"/>
+          <w:lang w:bidi="ar-EG"/>
+        </w:rPr>
+        <w:t xml:space="preserve">Each </w:t>
+      </w:r>
+      <w:proofErr w:type="spellStart"/>
+      <w:r>
+        <w:rPr>
+          <w:rFonts w:asciiTheme="majorBidi" w:hAnsiTheme="majorBidi" w:cstheme="majorBidi"/>
+          <w:sz w:val="24"/>
+          <w:szCs w:val="24"/>
+          <w:lang w:bidi="ar-EG"/>
+        </w:rPr>
+        <w:t>DAgger</w:t>
+      </w:r>
+      <w:proofErr w:type="spellEnd"/>
+      <w:r>
+        <w:rPr>
+          <w:rFonts w:asciiTheme="majorBidi" w:hAnsiTheme="majorBidi" w:cstheme="majorBidi"/>
+          <w:sz w:val="24"/>
+          <w:szCs w:val="24"/>
+          <w:lang w:bidi="ar-EG"/>
+        </w:rPr>
+        <w:t xml:space="preserve"> iteration generates approximately **120K new data points**, which we label with **hardness, age, and bin/category**. We keep all of this new data for training and additionally augment it with uniformly sampled old data from a historical pool. When sampling the old data, we enforce a minimum representation per bin. If a </w:t>
+      </w:r>
+      <w:r>
+        <w:rPr>
+          <w:rFonts w:asciiTheme="majorBidi" w:hAnsiTheme="majorBidi" w:cstheme="majorBidi"/>
+          <w:sz w:val="24"/>
+          <w:szCs w:val="24"/>
+          <w:lang w:bidi="ar-EG"/>
+        </w:rPr>
+        <w:lastRenderedPageBreak/>
+        <w:t>bin would contribute less than the minimum 20%, we sample additional points from that bin until this minimum is guaranteed.</w:t>
+      </w:r>
+    </w:p>
+    <w:p>
+      <w:pPr>
+        <w:pStyle w:val="ListParagraph"/>
+        <w:tabs>
+          <w:tab w:val="left" w:pos="2700"/>
+        </w:tabs>
+        <w:spacing w:after="0" w:line="240" w:lineRule="auto"/>
+        <w:ind w:left="1080"/>
+        <w:rPr>
+          <w:rFonts w:asciiTheme="majorBidi" w:hAnsiTheme="majorBidi" w:cstheme="majorBidi"/>
+          <w:sz w:val="24"/>
+          <w:szCs w:val="24"/>
+          <w:lang w:bidi="ar-EG"/>
+        </w:rPr>
+      </w:pPr>
+    </w:p>
+    <w:p>
+      <w:pPr>
+        <w:pStyle w:val="ListParagraph"/>
+        <w:tabs>
+          <w:tab w:val="left" w:pos="2700"/>
+        </w:tabs>
+        <w:spacing w:after="0" w:line="240" w:lineRule="auto"/>
+        <w:ind w:left="1080"/>
+        <w:rPr>
+          <w:rFonts w:asciiTheme="majorBidi" w:hAnsiTheme="majorBidi" w:cstheme="majorBidi"/>
+          <w:sz w:val="24"/>
+          <w:szCs w:val="24"/>
+          <w:lang w:bidi="ar-EG"/>
+        </w:rPr>
+      </w:pPr>
+      <w:r>
+        <w:rPr>
+          <w:rFonts w:asciiTheme="majorBidi" w:hAnsiTheme="majorBidi" w:cstheme="majorBidi"/>
+          <w:sz w:val="24"/>
+          <w:szCs w:val="24"/>
+          <w:lang w:bidi="ar-EG"/>
+        </w:rPr>
+        <w:t>The amount of old data sampled is around **65% of the size of the new data**, resulting in a final training set of approximately **200K points**, with roughly **60% new data and 40% old data**. After training is completed, the new 120K points are added to the old data pool. Since the pool has a fixed size of **250K**, some data is then uniformly sampled for eviction to br</w:t>
+      </w:r>
+      <w:r>
+        <w:rPr>
+          <w:rFonts w:asciiTheme="majorBidi" w:hAnsiTheme="majorBidi" w:cstheme="majorBidi"/>
+          <w:sz w:val="24"/>
+          <w:szCs w:val="24"/>
+          <w:lang w:bidi="ar-EG"/>
+        </w:rPr>
+        <w:t xml:space="preserve">ing the pool back to its target </w:t>
+      </w:r>
+      <w:r>
+        <w:rPr>
+          <w:rFonts w:asciiTheme="majorBidi" w:hAnsiTheme="majorBidi" w:cstheme="majorBidi"/>
+          <w:sz w:val="24"/>
+          <w:szCs w:val="24"/>
+          <w:lang w:bidi="ar-EG"/>
+        </w:rPr>
+        <w:t>size, again respecting the same minimum percentage per bin.</w:t>
+      </w:r>
+    </w:p>
+    <w:p>
+      <w:pPr>
+        <w:pStyle w:val="ListParagraph"/>
+        <w:tabs>
+          <w:tab w:val="left" w:pos="2700"/>
+        </w:tabs>
+        <w:spacing w:after="0" w:line="240" w:lineRule="auto"/>
+        <w:ind w:left="1080"/>
+        <w:rPr>
+          <w:rFonts w:asciiTheme="majorBidi" w:hAnsiTheme="majorBidi" w:cstheme="majorBidi"/>
+          <w:sz w:val="24"/>
+          <w:szCs w:val="24"/>
+          <w:lang w:bidi="ar-EG"/>
+        </w:rPr>
+      </w:pPr>
+    </w:p>
+    <w:p>
+      <w:pPr>
+        <w:pStyle w:val="ListParagraph"/>
+        <w:tabs>
+          <w:tab w:val="left" w:pos="2700"/>
+        </w:tabs>
+        <w:spacing w:after="0" w:line="240" w:lineRule="auto"/>
+        <w:ind w:left="1080"/>
+        <w:rPr>
+          <w:rFonts w:asciiTheme="majorBidi" w:hAnsiTheme="majorBidi" w:cstheme="majorBidi"/>
+          <w:sz w:val="24"/>
+          <w:szCs w:val="24"/>
+          <w:lang w:bidi="ar-EG"/>
+        </w:rPr>
+      </w:pPr>
+      <w:r>
+        <w:rPr>
+          <w:rFonts w:asciiTheme="majorBidi" w:hAnsiTheme="majorBidi" w:cstheme="majorBidi"/>
+          <w:sz w:val="24"/>
+          <w:szCs w:val="24"/>
+          <w:lang w:bidi="ar-EG"/>
+        </w:rPr>
+        <w:t xml:space="preserve">If the evaluation of a </w:t>
+      </w:r>
+      <w:proofErr w:type="spellStart"/>
+      <w:r>
+        <w:rPr>
+          <w:rFonts w:asciiTheme="majorBidi" w:hAnsiTheme="majorBidi" w:cstheme="majorBidi"/>
+          <w:sz w:val="24"/>
+          <w:szCs w:val="24"/>
+          <w:lang w:bidi="ar-EG"/>
+        </w:rPr>
+        <w:t>DAgger</w:t>
+      </w:r>
+      <w:proofErr w:type="spellEnd"/>
+      <w:r>
+        <w:rPr>
+          <w:rFonts w:asciiTheme="majorBidi" w:hAnsiTheme="majorBidi" w:cstheme="majorBidi"/>
+          <w:sz w:val="24"/>
+          <w:szCs w:val="24"/>
+          <w:lang w:bidi="ar-EG"/>
+        </w:rPr>
+        <w:t xml:space="preserve"> iteration proves to be unsatisfactory, based on metrics measuring how well the policy imitates the optimizer, the iteration is repeated with the same \(\beta\). During this process, both the training dataset and the data pool are allowed to expand without any sampling, meaning that all available data is used for training and all data is kept in the pool. Once the policy reaches satisfactory performance, we shrink the datasets back to their normal sizes and resume the standard sampling procedure.</w:t>
+      </w:r>
+    </w:p>
+    <w:p>
+      <w:pPr>
+        <w:pStyle w:val="ListParagraph"/>
+        <w:tabs>
+          <w:tab w:val="left" w:pos="2700"/>
+        </w:tabs>
+        <w:spacing w:after="0" w:line="240" w:lineRule="auto"/>
+        <w:ind w:left="1080"/>
+        <w:rPr>
+          <w:rFonts w:asciiTheme="majorBidi" w:hAnsiTheme="majorBidi" w:cstheme="majorBidi"/>
+          <w:sz w:val="24"/>
+          <w:szCs w:val="24"/>
+          <w:lang w:bidi="ar-EG"/>
+        </w:rPr>
+      </w:pPr>
+    </w:p>
+    <w:p>
+      <w:pPr>
+        <w:pStyle w:val="ListParagraph"/>
+        <w:tabs>
+          <w:tab w:val="left" w:pos="2700"/>
+        </w:tabs>
+        <w:spacing w:after="0" w:line="240" w:lineRule="auto"/>
+        <w:ind w:left="1080"/>
+        <w:rPr>
+          <w:rFonts w:asciiTheme="majorBidi" w:hAnsiTheme="majorBidi" w:cstheme="majorBidi"/>
+          <w:sz w:val="24"/>
+          <w:szCs w:val="24"/>
+          <w:lang w:bidi="ar-EG"/>
+        </w:rPr>
+      </w:pPr>
+      <w:r>
+        <w:rPr>
+          <w:rFonts w:asciiTheme="majorBidi" w:hAnsiTheme="majorBidi" w:cstheme="majorBidi"/>
+          <w:sz w:val="24"/>
+          <w:szCs w:val="24"/>
+          <w:lang w:bidi="ar-EG"/>
+        </w:rPr>
+        <w:t>The bins are defined as:</w:t>
+      </w:r>
+    </w:p>
+    <w:p>
+      <w:pPr>
+        <w:pStyle w:val="ListParagraph"/>
+        <w:tabs>
+          <w:tab w:val="left" w:pos="2700"/>
+        </w:tabs>
+        <w:spacing w:after="0" w:line="240" w:lineRule="auto"/>
+        <w:ind w:left="1080"/>
+        <w:rPr>
+          <w:rFonts w:asciiTheme="majorBidi" w:hAnsiTheme="majorBidi" w:cstheme="majorBidi"/>
+          <w:sz w:val="24"/>
+          <w:szCs w:val="24"/>
+          <w:lang w:bidi="ar-EG"/>
+        </w:rPr>
+      </w:pPr>
+    </w:p>
+    <w:p>
+      <w:pPr>
+        <w:pStyle w:val="ListParagraph"/>
+        <w:tabs>
+          <w:tab w:val="left" w:pos="2700"/>
+        </w:tabs>
+        <w:spacing w:after="0" w:line="240" w:lineRule="auto"/>
+        <w:ind w:left="1080"/>
+        <w:rPr>
+          <w:rFonts w:asciiTheme="majorBidi" w:hAnsiTheme="majorBidi" w:cstheme="majorBidi"/>
+          <w:sz w:val="24"/>
+          <w:szCs w:val="24"/>
+          <w:lang w:bidi="ar-EG"/>
+        </w:rPr>
+      </w:pPr>
+      <w:r>
+        <w:rPr>
+          <w:rFonts w:asciiTheme="majorBidi" w:hAnsiTheme="majorBidi" w:cstheme="majorBidi"/>
+          <w:sz w:val="24"/>
+          <w:szCs w:val="24"/>
+          <w:lang w:bidi="ar-EG"/>
+        </w:rPr>
+        <w:t>* **0 = Loiter</w:t>
+      </w:r>
+      <w:proofErr w:type="gramStart"/>
+      <w:r>
+        <w:rPr>
+          <w:rFonts w:asciiTheme="majorBidi" w:hAnsiTheme="majorBidi" w:cstheme="majorBidi"/>
+          <w:sz w:val="24"/>
+          <w:szCs w:val="24"/>
+          <w:lang w:bidi="ar-EG"/>
+        </w:rPr>
+        <w:t>:*</w:t>
+      </w:r>
+      <w:proofErr w:type="gramEnd"/>
+      <w:r>
+        <w:rPr>
+          <w:rFonts w:asciiTheme="majorBidi" w:hAnsiTheme="majorBidi" w:cstheme="majorBidi"/>
+          <w:sz w:val="24"/>
+          <w:szCs w:val="24"/>
+          <w:lang w:bidi="ar-EG"/>
+        </w:rPr>
+        <w:t>* reference speed \(&lt; V_{\</w:t>
+      </w:r>
+      <w:proofErr w:type="spellStart"/>
+      <w:r>
+        <w:rPr>
+          <w:rFonts w:asciiTheme="majorBidi" w:hAnsiTheme="majorBidi" w:cstheme="majorBidi"/>
+          <w:sz w:val="24"/>
+          <w:szCs w:val="24"/>
+          <w:lang w:bidi="ar-EG"/>
+        </w:rPr>
+        <w:t>mathrm</w:t>
+      </w:r>
+      <w:proofErr w:type="spellEnd"/>
+      <w:r>
+        <w:rPr>
+          <w:rFonts w:asciiTheme="majorBidi" w:hAnsiTheme="majorBidi" w:cstheme="majorBidi"/>
+          <w:sz w:val="24"/>
+          <w:szCs w:val="24"/>
+          <w:lang w:bidi="ar-EG"/>
+        </w:rPr>
+        <w:t>{LO}}=0.05\,\</w:t>
+      </w:r>
+      <w:proofErr w:type="spellStart"/>
+      <w:r>
+        <w:rPr>
+          <w:rFonts w:asciiTheme="majorBidi" w:hAnsiTheme="majorBidi" w:cstheme="majorBidi"/>
+          <w:sz w:val="24"/>
+          <w:szCs w:val="24"/>
+          <w:lang w:bidi="ar-EG"/>
+        </w:rPr>
+        <w:t>mathrm</w:t>
+      </w:r>
+      <w:proofErr w:type="spellEnd"/>
+      <w:r>
+        <w:rPr>
+          <w:rFonts w:asciiTheme="majorBidi" w:hAnsiTheme="majorBidi" w:cstheme="majorBidi"/>
+          <w:sz w:val="24"/>
+          <w:szCs w:val="24"/>
+          <w:lang w:bidi="ar-EG"/>
+        </w:rPr>
+        <w:t>{m/s}\) (parked)</w:t>
+      </w:r>
+    </w:p>
+    <w:p>
+      <w:pPr>
+        <w:pStyle w:val="ListParagraph"/>
+        <w:tabs>
+          <w:tab w:val="left" w:pos="2700"/>
+        </w:tabs>
+        <w:spacing w:after="0" w:line="240" w:lineRule="auto"/>
+        <w:ind w:left="1080"/>
+        <w:rPr>
+          <w:rFonts w:asciiTheme="majorBidi" w:hAnsiTheme="majorBidi" w:cstheme="majorBidi"/>
+          <w:sz w:val="24"/>
+          <w:szCs w:val="24"/>
+          <w:lang w:bidi="ar-EG"/>
+        </w:rPr>
+      </w:pPr>
+      <w:r>
+        <w:rPr>
+          <w:rFonts w:asciiTheme="majorBidi" w:hAnsiTheme="majorBidi" w:cstheme="majorBidi"/>
+          <w:sz w:val="24"/>
+          <w:szCs w:val="24"/>
+          <w:lang w:bidi="ar-EG"/>
+        </w:rPr>
+        <w:t>* **2 = Transition</w:t>
+      </w:r>
+      <w:proofErr w:type="gramStart"/>
+      <w:r>
+        <w:rPr>
+          <w:rFonts w:asciiTheme="majorBidi" w:hAnsiTheme="majorBidi" w:cstheme="majorBidi"/>
+          <w:sz w:val="24"/>
+          <w:szCs w:val="24"/>
+          <w:lang w:bidi="ar-EG"/>
+        </w:rPr>
+        <w:t>:*</w:t>
+      </w:r>
+      <w:proofErr w:type="gramEnd"/>
+      <w:r>
+        <w:rPr>
+          <w:rFonts w:asciiTheme="majorBidi" w:hAnsiTheme="majorBidi" w:cstheme="majorBidi"/>
+          <w:sz w:val="24"/>
+          <w:szCs w:val="24"/>
+          <w:lang w:bidi="ar-EG"/>
+        </w:rPr>
+        <w:t>* reference \(|\</w:t>
+      </w:r>
+      <w:proofErr w:type="spellStart"/>
+      <w:r>
+        <w:rPr>
+          <w:rFonts w:asciiTheme="majorBidi" w:hAnsiTheme="majorBidi" w:cstheme="majorBidi"/>
+          <w:sz w:val="24"/>
+          <w:szCs w:val="24"/>
+          <w:lang w:bidi="ar-EG"/>
+        </w:rPr>
+        <w:t>mathrm</w:t>
+      </w:r>
+      <w:proofErr w:type="spellEnd"/>
+      <w:r>
+        <w:rPr>
+          <w:rFonts w:asciiTheme="majorBidi" w:hAnsiTheme="majorBidi" w:cstheme="majorBidi"/>
+          <w:sz w:val="24"/>
+          <w:szCs w:val="24"/>
+          <w:lang w:bidi="ar-EG"/>
+        </w:rPr>
+        <w:t>{</w:t>
+      </w:r>
+      <w:proofErr w:type="spellStart"/>
+      <w:r>
+        <w:rPr>
+          <w:rFonts w:asciiTheme="majorBidi" w:hAnsiTheme="majorBidi" w:cstheme="majorBidi"/>
+          <w:sz w:val="24"/>
+          <w:szCs w:val="24"/>
+          <w:lang w:bidi="ar-EG"/>
+        </w:rPr>
+        <w:t>accel</w:t>
+      </w:r>
+      <w:proofErr w:type="spellEnd"/>
+      <w:r>
+        <w:rPr>
+          <w:rFonts w:asciiTheme="majorBidi" w:hAnsiTheme="majorBidi" w:cstheme="majorBidi"/>
+          <w:sz w:val="24"/>
+          <w:szCs w:val="24"/>
+          <w:lang w:bidi="ar-EG"/>
+        </w:rPr>
+        <w:t>}| &gt; A_{\</w:t>
+      </w:r>
+      <w:proofErr w:type="spellStart"/>
+      <w:r>
+        <w:rPr>
+          <w:rFonts w:asciiTheme="majorBidi" w:hAnsiTheme="majorBidi" w:cstheme="majorBidi"/>
+          <w:sz w:val="24"/>
+          <w:szCs w:val="24"/>
+          <w:lang w:bidi="ar-EG"/>
+        </w:rPr>
+        <w:t>mathrm</w:t>
+      </w:r>
+      <w:proofErr w:type="spellEnd"/>
+      <w:r>
+        <w:rPr>
+          <w:rFonts w:asciiTheme="majorBidi" w:hAnsiTheme="majorBidi" w:cstheme="majorBidi"/>
+          <w:sz w:val="24"/>
+          <w:szCs w:val="24"/>
+          <w:lang w:bidi="ar-EG"/>
+        </w:rPr>
+        <w:t>{HI}}=0.02\,\</w:t>
+      </w:r>
+      <w:proofErr w:type="spellStart"/>
+      <w:r>
+        <w:rPr>
+          <w:rFonts w:asciiTheme="majorBidi" w:hAnsiTheme="majorBidi" w:cstheme="majorBidi"/>
+          <w:sz w:val="24"/>
+          <w:szCs w:val="24"/>
+          <w:lang w:bidi="ar-EG"/>
+        </w:rPr>
+        <w:t>mathrm</w:t>
+      </w:r>
+      <w:proofErr w:type="spellEnd"/>
+      <w:r>
+        <w:rPr>
+          <w:rFonts w:asciiTheme="majorBidi" w:hAnsiTheme="majorBidi" w:cstheme="majorBidi"/>
+          <w:sz w:val="24"/>
+          <w:szCs w:val="24"/>
+          <w:lang w:bidi="ar-EG"/>
+        </w:rPr>
+        <w:t>{m/s^2}\) (ramping)</w:t>
+      </w:r>
+    </w:p>
+    <w:p>
+      <w:pPr>
+        <w:pStyle w:val="ListParagraph"/>
+        <w:tabs>
+          <w:tab w:val="left" w:pos="2700"/>
+        </w:tabs>
+        <w:spacing w:after="0" w:line="240" w:lineRule="auto"/>
+        <w:ind w:left="1080"/>
+        <w:rPr>
+          <w:rFonts w:asciiTheme="majorBidi" w:hAnsiTheme="majorBidi" w:cstheme="majorBidi"/>
+          <w:sz w:val="24"/>
+          <w:szCs w:val="24"/>
+          <w:lang w:bidi="ar-EG"/>
+        </w:rPr>
+      </w:pPr>
+      <w:r>
+        <w:rPr>
+          <w:rFonts w:asciiTheme="majorBidi" w:hAnsiTheme="majorBidi" w:cstheme="majorBidi"/>
+          <w:sz w:val="24"/>
+          <w:szCs w:val="24"/>
+          <w:lang w:bidi="ar-EG"/>
+        </w:rPr>
+        <w:t>* **1 = Cruise</w:t>
+      </w:r>
+      <w:proofErr w:type="gramStart"/>
+      <w:r>
+        <w:rPr>
+          <w:rFonts w:asciiTheme="majorBidi" w:hAnsiTheme="majorBidi" w:cstheme="majorBidi"/>
+          <w:sz w:val="24"/>
+          <w:szCs w:val="24"/>
+          <w:lang w:bidi="ar-EG"/>
+        </w:rPr>
+        <w:t>:*</w:t>
+      </w:r>
+      <w:proofErr w:type="gramEnd"/>
+      <w:r>
+        <w:rPr>
+          <w:rFonts w:asciiTheme="majorBidi" w:hAnsiTheme="majorBidi" w:cstheme="majorBidi"/>
+          <w:sz w:val="24"/>
+          <w:szCs w:val="24"/>
+          <w:lang w:bidi="ar-EG"/>
+        </w:rPr>
+        <w:t>* everything else (steady motion)</w:t>
+      </w:r>
+      <w:r>
+        <w:rPr>
+          <w:rFonts w:asciiTheme="majorBidi" w:hAnsiTheme="majorBidi" w:cstheme="majorBidi"/>
+          <w:sz w:val="24"/>
+          <w:szCs w:val="24"/>
+          <w:lang w:bidi="ar-EG"/>
+        </w:rPr>
+        <w:br/>
+      </w:r>
+      <w:r>
+        <w:rPr>
+          <w:rFonts w:asciiTheme="majorBidi" w:hAnsiTheme="majorBidi" w:cstheme="majorBidi"/>
+          <w:sz w:val="24"/>
+          <w:szCs w:val="24"/>
+          <w:lang w:bidi="ar-EG"/>
+        </w:rPr>
+        <w:br/>
+      </w:r>
+      <w:r>
+        <w:rPr>
+          <w:rFonts w:asciiTheme="majorBidi" w:hAnsiTheme="majorBidi" w:cstheme="majorBidi"/>
+          <w:sz w:val="24"/>
+          <w:szCs w:val="24"/>
+          <w:lang w:bidi="ar-EG"/>
+        </w:rPr>
+        <w:t>Evaluation metrics:</w:t>
+      </w:r>
+    </w:p>
+    <w:p>
+      <w:pPr>
+        <w:pStyle w:val="ListParagraph"/>
+        <w:tabs>
+          <w:tab w:val="left" w:pos="2700"/>
+        </w:tabs>
+        <w:spacing w:after="0" w:line="240" w:lineRule="auto"/>
+        <w:ind w:left="1080"/>
+        <w:rPr>
+          <w:rFonts w:asciiTheme="majorBidi" w:hAnsiTheme="majorBidi" w:cstheme="majorBidi"/>
+          <w:kern w:val="0"/>
+          <w:sz w:val="24"/>
+          <w:szCs w:val="24"/>
+          <w:lang w:bidi="ar-EG"/>
+          <w14:ligatures w14:val="none"/>
+        </w:rPr>
+      </w:pPr>
+      <w:r>
+        <w:rPr>
+          <w:rFonts w:asciiTheme="majorBidi" w:hAnsiTheme="majorBidi" w:cstheme="majorBidi"/>
+          <w:sz w:val="24"/>
+          <w:szCs w:val="24"/>
+          <w:lang w:bidi="ar-EG"/>
+        </w:rPr>
+        <w:t xml:space="preserve">Two main metrics are used </w:t>
+      </w:r>
+      <w:r>
+        <w:rPr>
+          <w:rFonts w:asciiTheme="majorBidi" w:hAnsiTheme="majorBidi" w:cstheme="majorBidi"/>
+          <w:sz w:val="24"/>
+          <w:szCs w:val="24"/>
+          <w:lang w:bidi="ar-EG"/>
+        </w:rPr>
+        <w:t xml:space="preserve">to determine whether a </w:t>
+      </w:r>
+      <w:proofErr w:type="spellStart"/>
+      <w:r>
+        <w:rPr>
+          <w:rFonts w:asciiTheme="majorBidi" w:hAnsiTheme="majorBidi" w:cstheme="majorBidi"/>
+          <w:sz w:val="24"/>
+          <w:szCs w:val="24"/>
+          <w:lang w:bidi="ar-EG"/>
+        </w:rPr>
+        <w:t>DAgger</w:t>
+      </w:r>
+      <w:proofErr w:type="spellEnd"/>
+      <w:r>
+        <w:rPr>
+          <w:rFonts w:asciiTheme="majorBidi" w:hAnsiTheme="majorBidi" w:cstheme="majorBidi"/>
+          <w:sz w:val="24"/>
+          <w:szCs w:val="24"/>
+          <w:lang w:bidi="ar-EG"/>
+        </w:rPr>
+        <w:t xml:space="preserve"> iteration was successful and we can safely move to a lower </w:t>
+      </w:r>
+      <w:r>
+        <w:rPr>
+          <w:rFonts w:asciiTheme="majorBidi" w:hAnsiTheme="majorBidi" w:cstheme="majorBidi"/>
+          <w:kern w:val="0"/>
+          <w:sz w:val="24"/>
+          <w:szCs w:val="24"/>
+          <w:lang w:bidi="ar-EG"/>
+          <w14:ligatures w14:val="none"/>
+        </w:rPr>
+        <w:t>β</w:t>
+      </w:r>
+      <w:r>
+        <w:rPr>
+          <w:rFonts w:asciiTheme="majorBidi" w:hAnsiTheme="majorBidi" w:cstheme="majorBidi"/>
+          <w:kern w:val="0"/>
+          <w:sz w:val="24"/>
+          <w:szCs w:val="24"/>
+          <w:lang w:bidi="ar-EG"/>
+          <w14:ligatures w14:val="none"/>
+        </w:rPr>
+        <w:t xml:space="preserve"> or not.</w:t>
+      </w:r>
+    </w:p>
+    <w:p>
+      <w:pPr>
+        <w:pStyle w:val="ListParagraph"/>
+        <w:numPr>
+          <w:ilvl w:val="0"/>
+          <w:numId w:val="15"/>
+        </w:numPr>
+        <w:tabs>
+          <w:tab w:val="left" w:pos="2700"/>
+        </w:tabs>
+        <w:spacing w:after="0" w:line="240" w:lineRule="auto"/>
+        <w:rPr>
+          <w:rFonts w:asciiTheme="majorBidi" w:hAnsiTheme="majorBidi" w:cstheme="majorBidi"/>
+          <w:sz w:val="24"/>
+          <w:szCs w:val="24"/>
+          <w:lang w:bidi="ar-EG"/>
+        </w:rPr>
+      </w:pPr>
+      <w:r>
+        <w:rPr>
+          <w:rFonts w:asciiTheme="majorBidi" w:hAnsiTheme="majorBidi" w:cstheme="majorBidi"/>
+          <w:sz w:val="24"/>
+          <w:szCs w:val="24"/>
+          <w:lang w:bidi="ar-EG"/>
+        </w:rPr>
+        <w:t>Jitter:</w:t>
+      </w:r>
+    </w:p>
+    <w:p>
+      <w:pPr>
+        <w:pStyle w:val="w6asjqtextbase"/>
+        <w:ind w:left="1440" w:firstLine="360"/>
+        <w:rPr>
+          <w:rFonts w:asciiTheme="majorBidi" w:hAnsiTheme="majorBidi" w:cstheme="majorBidi"/>
+        </w:rPr>
+      </w:pPr>
+      <w:r>
+        <w:rPr>
+          <w:rFonts w:asciiTheme="majorBidi" w:hAnsiTheme="majorBidi" w:cstheme="majorBidi"/>
+        </w:rPr>
+        <w:t xml:space="preserve">For </w:t>
+      </w:r>
+      <w:r>
+        <w:rPr>
+          <w:rFonts w:asciiTheme="majorBidi" w:hAnsiTheme="majorBidi" w:cstheme="majorBidi"/>
+        </w:rPr>
+        <w:t>carrier</w:t>
+      </w:r>
+      <w:r>
+        <w:rPr>
+          <w:rFonts w:asciiTheme="majorBidi" w:hAnsiTheme="majorBidi" w:cstheme="majorBidi"/>
+        </w:rPr>
+        <w:t xml:space="preserve"> </w:t>
+      </w:r>
+      <w:proofErr w:type="spellStart"/>
+      <w:r>
+        <w:rPr>
+          <w:rFonts w:asciiTheme="majorBidi" w:hAnsiTheme="majorBidi" w:cstheme="majorBidi"/>
+        </w:rPr>
+        <w:t>i</w:t>
+      </w:r>
+      <w:proofErr w:type="spellEnd"/>
+      <w:r>
+        <w:rPr>
+          <w:rFonts w:asciiTheme="majorBidi" w:hAnsiTheme="majorBidi" w:cstheme="majorBidi"/>
+        </w:rPr>
+        <w:t xml:space="preserve">, </w:t>
+      </w:r>
+      <w:r>
+        <w:rPr>
+          <w:rFonts w:asciiTheme="majorBidi" w:hAnsiTheme="majorBidi" w:cstheme="majorBidi"/>
+        </w:rPr>
+        <w:t>we define jitter a</w:t>
+      </w:r>
+      <w:r>
+        <w:rPr>
+          <w:rFonts w:asciiTheme="majorBidi" w:hAnsiTheme="majorBidi" w:cstheme="majorBidi"/>
+        </w:rPr>
+        <w:t>s</w:t>
+      </w:r>
+    </w:p>
+    <w:p>
+      <w:pPr>
+        <w:spacing w:after="0" w:line="240" w:lineRule="auto"/>
+        <w:ind w:left="2160"/>
+        <w:rPr>
+          <w:rFonts w:asciiTheme="majorBidi" w:eastAsia="Times New Roman" w:hAnsiTheme="majorBidi" w:cstheme="majorBidi"/>
+          <w:kern w:val="0"/>
+          <w:sz w:val="24"/>
+          <w:szCs w:val="24"/>
+          <w14:ligatures w14:val="none"/>
+        </w:rPr>
+      </w:pPr>
+      <w:proofErr w:type="spellStart"/>
+      <w:r>
+        <w:rPr>
+          <w:rFonts w:asciiTheme="majorBidi" w:eastAsia="Times New Roman" w:hAnsiTheme="majorBidi" w:cstheme="majorBidi"/>
+          <w:kern w:val="0"/>
+          <w:sz w:val="24"/>
+          <w:szCs w:val="24"/>
+          <w14:ligatures w14:val="none"/>
+        </w:rPr>
+        <w:t>Ji</w:t>
+      </w:r>
+      <w:proofErr w:type="spellEnd"/>
+      <w:r>
+        <w:rPr>
+          <w:rFonts w:asciiTheme="majorBidi" w:eastAsia="Times New Roman" w:hAnsiTheme="majorBidi" w:cstheme="majorBidi"/>
+          <w:kern w:val="0"/>
+          <w:sz w:val="24"/>
+          <w:szCs w:val="24"/>
+          <w14:ligatures w14:val="none"/>
+        </w:rPr>
+        <w:t xml:space="preserve"> = 1T−1 ∑ t=1 T−1 </w:t>
+      </w:r>
+      <w:r>
+        <w:rPr>
+          <w:rFonts w:ascii="Cambria Math" w:eastAsia="Times New Roman" w:hAnsi="Cambria Math" w:cs="Cambria Math"/>
+          <w:kern w:val="0"/>
+          <w:sz w:val="24"/>
+          <w:szCs w:val="24"/>
+          <w14:ligatures w14:val="none"/>
+        </w:rPr>
+        <w:t>∣</w:t>
+      </w:r>
+      <w:proofErr w:type="spellStart"/>
+      <w:r>
+        <w:rPr>
+          <w:rFonts w:ascii="Times New Roman" w:eastAsia="Times New Roman" w:hAnsi="Times New Roman" w:cs="Times New Roman"/>
+          <w:kern w:val="0"/>
+          <w:sz w:val="24"/>
+          <w:szCs w:val="24"/>
+          <w14:ligatures w14:val="none"/>
+        </w:rPr>
+        <w:t>λ</w:t>
+      </w:r>
+      <w:r>
+        <w:rPr>
+          <w:rFonts w:asciiTheme="majorBidi" w:eastAsia="Times New Roman" w:hAnsiTheme="majorBidi" w:cstheme="majorBidi"/>
+          <w:kern w:val="0"/>
+          <w:sz w:val="24"/>
+          <w:szCs w:val="24"/>
+          <w14:ligatures w14:val="none"/>
+        </w:rPr>
+        <w:t>i</w:t>
+      </w:r>
+      <w:proofErr w:type="spellEnd"/>
+      <w:r>
+        <w:rPr>
+          <w:rFonts w:asciiTheme="majorBidi" w:eastAsia="Times New Roman" w:hAnsiTheme="majorBidi" w:cstheme="majorBidi"/>
+          <w:kern w:val="0"/>
+          <w:sz w:val="24"/>
+          <w:szCs w:val="24"/>
+          <w14:ligatures w14:val="none"/>
+        </w:rPr>
+        <w:t>(t)</w:t>
+      </w:r>
+      <w:r>
+        <w:rPr>
+          <w:rFonts w:ascii="Times New Roman" w:eastAsia="Times New Roman" w:hAnsi="Times New Roman" w:cs="Times New Roman"/>
+          <w:kern w:val="0"/>
+          <w:sz w:val="24"/>
+          <w:szCs w:val="24"/>
+          <w14:ligatures w14:val="none"/>
+        </w:rPr>
+        <w:t>−</w:t>
+      </w:r>
+      <w:proofErr w:type="spellStart"/>
+      <w:r>
+        <w:rPr>
+          <w:rFonts w:ascii="Times New Roman" w:eastAsia="Times New Roman" w:hAnsi="Times New Roman" w:cs="Times New Roman"/>
+          <w:kern w:val="0"/>
+          <w:sz w:val="24"/>
+          <w:szCs w:val="24"/>
+          <w14:ligatures w14:val="none"/>
+        </w:rPr>
+        <w:t>λ</w:t>
+      </w:r>
+      <w:r>
+        <w:rPr>
+          <w:rFonts w:asciiTheme="majorBidi" w:eastAsia="Times New Roman" w:hAnsiTheme="majorBidi" w:cstheme="majorBidi"/>
+          <w:kern w:val="0"/>
+          <w:sz w:val="24"/>
+          <w:szCs w:val="24"/>
+          <w14:ligatures w14:val="none"/>
+        </w:rPr>
+        <w:t>i</w:t>
+      </w:r>
+      <w:proofErr w:type="spellEnd"/>
+      <w:r>
+        <w:rPr>
+          <w:rFonts w:asciiTheme="majorBidi" w:eastAsia="Times New Roman" w:hAnsiTheme="majorBidi" w:cstheme="majorBidi"/>
+          <w:kern w:val="0"/>
+          <w:sz w:val="24"/>
+          <w:szCs w:val="24"/>
+          <w14:ligatures w14:val="none"/>
+        </w:rPr>
+        <w:t>(t−1)</w:t>
+      </w:r>
+      <w:r>
+        <w:rPr>
+          <w:rFonts w:ascii="Cambria Math" w:eastAsia="Times New Roman" w:hAnsi="Cambria Math" w:cs="Cambria Math"/>
+          <w:kern w:val="0"/>
+          <w:sz w:val="24"/>
+          <w:szCs w:val="24"/>
+          <w14:ligatures w14:val="none"/>
+        </w:rPr>
+        <w:t>∣</w:t>
+      </w:r>
+      <w:r>
+        <w:rPr>
+          <w:rFonts w:asciiTheme="majorBidi" w:eastAsia="Times New Roman" w:hAnsiTheme="majorBidi" w:cstheme="majorBidi"/>
+          <w:kern w:val="0"/>
+          <w:sz w:val="24"/>
+          <w:szCs w:val="24"/>
+          <w14:ligatures w14:val="none"/>
+        </w:rPr>
+        <w:t xml:space="preserve"> J_i=\frac{1}{T-1}\sum_{t=1}^{T-1}\left|\lambda_i(t)-\lambda_i(t-1)\right|Ji​=T−11​t=1∑T−1​</w:t>
+      </w:r>
+      <w:r>
+        <w:rPr>
+          <w:rFonts w:ascii="Cambria Math" w:eastAsia="Times New Roman" w:hAnsi="Cambria Math" w:cs="Cambria Math"/>
+          <w:kern w:val="0"/>
+          <w:sz w:val="24"/>
+          <w:szCs w:val="24"/>
+          <w14:ligatures w14:val="none"/>
+        </w:rPr>
+        <w:t>∣</w:t>
+      </w:r>
+      <w:r>
+        <w:rPr>
+          <w:rFonts w:asciiTheme="majorBidi" w:eastAsia="Times New Roman" w:hAnsiTheme="majorBidi" w:cstheme="majorBidi"/>
+          <w:kern w:val="0"/>
+          <w:sz w:val="24"/>
+          <w:szCs w:val="24"/>
+          <w14:ligatures w14:val="none"/>
+        </w:rPr>
+        <w:t>λi​(t)−λi​(t−1)</w:t>
+      </w:r>
+      <w:r>
+        <w:rPr>
+          <w:rFonts w:ascii="Cambria Math" w:eastAsia="Times New Roman" w:hAnsi="Cambria Math" w:cs="Cambria Math"/>
+          <w:kern w:val="0"/>
+          <w:sz w:val="24"/>
+          <w:szCs w:val="24"/>
+          <w14:ligatures w14:val="none"/>
+        </w:rPr>
+        <w:t>∣</w:t>
+      </w:r>
+    </w:p>
+    <w:p>
+      <w:pPr>
+        <w:spacing w:before="100" w:beforeAutospacing="1" w:after="100" w:afterAutospacing="1" w:line="240" w:lineRule="auto"/>
+        <w:ind w:left="1800"/>
+        <w:rPr>
+          <w:rFonts w:asciiTheme="majorBidi" w:eastAsia="Times New Roman" w:hAnsiTheme="majorBidi" w:cstheme="majorBidi"/>
+          <w:kern w:val="0"/>
+          <w:sz w:val="24"/>
+          <w:szCs w:val="24"/>
+          <w14:ligatures w14:val="none"/>
+        </w:rPr>
+      </w:pPr>
+      <w:r>
+        <w:rPr>
+          <w:rFonts w:asciiTheme="majorBidi" w:eastAsia="Times New Roman" w:hAnsiTheme="majorBidi" w:cstheme="majorBidi"/>
+          <w:kern w:val="0"/>
+          <w:sz w:val="24"/>
+          <w:szCs w:val="24"/>
+          <w14:ligatures w14:val="none"/>
+        </w:rPr>
+        <w:t xml:space="preserve">It is the </w:t>
+      </w:r>
+      <w:r>
+        <w:rPr>
+          <w:rFonts w:asciiTheme="majorBidi" w:eastAsia="Times New Roman" w:hAnsiTheme="majorBidi" w:cstheme="majorBidi"/>
+          <w:kern w:val="0"/>
+          <w:sz w:val="24"/>
+          <w:szCs w:val="24"/>
+          <w14:ligatures w14:val="none"/>
+        </w:rPr>
+        <w:t>mean absolute change between consecutive time</w:t>
+      </w:r>
+      <w:r>
+        <w:rPr>
+          <w:rFonts w:asciiTheme="majorBidi" w:eastAsia="Times New Roman" w:hAnsiTheme="majorBidi" w:cstheme="majorBidi"/>
+          <w:kern w:val="0"/>
+          <w:sz w:val="24"/>
+          <w:szCs w:val="24"/>
+          <w14:ligatures w14:val="none"/>
+        </w:rPr>
+        <w:t xml:space="preserve"> </w:t>
+      </w:r>
+      <w:r>
+        <w:rPr>
+          <w:rFonts w:asciiTheme="majorBidi" w:eastAsia="Times New Roman" w:hAnsiTheme="majorBidi" w:cstheme="majorBidi"/>
+          <w:kern w:val="0"/>
+          <w:sz w:val="24"/>
+          <w:szCs w:val="24"/>
+          <w14:ligatures w14:val="none"/>
+        </w:rPr>
+        <w:t>steps</w:t>
+      </w:r>
+      <w:r>
+        <w:rPr>
+          <w:rFonts w:asciiTheme="majorBidi" w:eastAsia="Times New Roman" w:hAnsiTheme="majorBidi" w:cstheme="majorBidi"/>
+          <w:kern w:val="0"/>
+          <w:sz w:val="24"/>
+          <w:szCs w:val="24"/>
+          <w14:ligatures w14:val="none"/>
+        </w:rPr>
+        <w:t xml:space="preserve"> </w:t>
+      </w:r>
+      <w:r>
+        <w:rPr>
+          <w:rFonts w:asciiTheme="majorBidi" w:eastAsia="Times New Roman" w:hAnsiTheme="majorBidi" w:cstheme="majorBidi"/>
+          <w:kern w:val="0"/>
+          <w:sz w:val="24"/>
+          <w:szCs w:val="24"/>
+          <w14:ligatures w14:val="none"/>
+        </w:rPr>
+        <w:t>of</w:t>
+      </w:r>
+      <w:r>
+        <w:rPr>
+          <w:rFonts w:asciiTheme="majorBidi" w:eastAsia="Times New Roman" w:hAnsiTheme="majorBidi" w:cstheme="majorBidi"/>
+          <w:kern w:val="0"/>
+          <w:sz w:val="24"/>
+          <w:szCs w:val="24"/>
+          <w14:ligatures w14:val="none"/>
+        </w:rPr>
+        <w:t xml:space="preserve"> </w:t>
+      </w:r>
+      <w:proofErr w:type="spellStart"/>
+      <w:r>
+        <w:rPr>
+          <w:rFonts w:asciiTheme="majorBidi" w:eastAsia="Times New Roman" w:hAnsiTheme="majorBidi" w:cstheme="majorBidi"/>
+          <w:kern w:val="0"/>
+          <w:sz w:val="24"/>
+          <w:szCs w:val="24"/>
+          <w14:ligatures w14:val="none"/>
+        </w:rPr>
+        <w:t>λi</w:t>
+      </w:r>
+      <w:proofErr w:type="spellEnd"/>
+    </w:p>
+    <w:p>
+      <w:pPr>
+        <w:pStyle w:val="w6asjqtextbase"/>
+        <w:numPr>
+          <w:ilvl w:val="1"/>
+          <w:numId w:val="3"/>
+        </w:numPr>
+        <w:rPr>
+          <w:rFonts w:asciiTheme="majorBidi" w:hAnsiTheme="majorBidi" w:cstheme="majorBidi"/>
+        </w:rPr>
+      </w:pPr>
+      <w:proofErr w:type="spellStart"/>
+      <w:proofErr w:type="gramStart"/>
+      <w:r>
+        <w:rPr>
+          <w:rStyle w:val="mord"/>
+          <w:rFonts w:asciiTheme="majorBidi" w:hAnsiTheme="majorBidi" w:cstheme="majorBidi"/>
+        </w:rPr>
+        <w:t>Ji</w:t>
+      </w:r>
+      <w:proofErr w:type="spellEnd"/>
+      <w:r>
+        <w:rPr>
+          <w:rStyle w:val="vlist-s"/>
+          <w:rFonts w:asciiTheme="majorBidi" w:hAnsiTheme="majorBidi" w:cstheme="majorBidi"/>
+        </w:rPr>
+        <w:t xml:space="preserve"> ​=</w:t>
+      </w:r>
+      <w:proofErr w:type="gramEnd"/>
+      <w:r>
+        <w:rPr>
+          <w:rStyle w:val="mrel"/>
+          <w:rFonts w:asciiTheme="majorBidi" w:hAnsiTheme="majorBidi" w:cstheme="majorBidi"/>
+        </w:rPr>
+        <w:t xml:space="preserve"> </w:t>
+      </w:r>
+      <w:r>
+        <w:rPr>
+          <w:rStyle w:val="mord"/>
+          <w:rFonts w:asciiTheme="majorBidi" w:hAnsiTheme="majorBidi" w:cstheme="majorBidi"/>
+        </w:rPr>
+        <w:t>0</w:t>
+      </w:r>
+      <w:r>
+        <w:rPr>
+          <w:rFonts w:asciiTheme="majorBidi" w:hAnsiTheme="majorBidi" w:cstheme="majorBidi"/>
+        </w:rPr>
+        <w:t xml:space="preserve"> means the </w:t>
+      </w:r>
+      <w:r>
+        <w:rPr>
+          <w:rFonts w:asciiTheme="majorBidi" w:hAnsiTheme="majorBidi" w:cstheme="majorBidi"/>
+        </w:rPr>
+        <w:t>carrier</w:t>
+      </w:r>
+      <w:r>
+        <w:rPr>
+          <w:rFonts w:asciiTheme="majorBidi" w:hAnsiTheme="majorBidi" w:cstheme="majorBidi"/>
+        </w:rPr>
+        <w:t xml:space="preserve"> outputs a perfectly constant coefficient throughout the episode.</w:t>
+      </w:r>
+    </w:p>
+    <w:p>
+      <w:pPr>
+        <w:pStyle w:val="w6asjqtextbase"/>
+        <w:numPr>
+          <w:ilvl w:val="1"/>
+          <w:numId w:val="3"/>
+        </w:numPr>
+        <w:rPr>
+          <w:rFonts w:asciiTheme="majorBidi" w:hAnsiTheme="majorBidi" w:cstheme="majorBidi"/>
+        </w:rPr>
+      </w:pPr>
+      <w:r>
+        <w:rPr>
+          <w:rFonts w:asciiTheme="majorBidi" w:hAnsiTheme="majorBidi" w:cstheme="majorBidi"/>
+        </w:rPr>
+        <w:t>Larger</w:t>
+      </w:r>
+      <w:r>
+        <w:rPr>
+          <w:rFonts w:asciiTheme="majorBidi" w:hAnsiTheme="majorBidi" w:cstheme="majorBidi"/>
+        </w:rPr>
+        <w:t xml:space="preserve"> </w:t>
+      </w:r>
+      <w:proofErr w:type="spellStart"/>
+      <w:r>
+        <w:rPr>
+          <w:rStyle w:val="katex-mathml"/>
+          <w:rFonts w:asciiTheme="majorBidi" w:hAnsiTheme="majorBidi" w:cstheme="majorBidi"/>
+        </w:rPr>
+        <w:t>Ji</w:t>
+      </w:r>
+      <w:proofErr w:type="spellEnd"/>
+      <w:proofErr w:type="gramStart"/>
+      <w:r>
+        <w:rPr>
+          <w:rStyle w:val="vlist-s"/>
+          <w:rFonts w:asciiTheme="majorBidi" w:hAnsiTheme="majorBidi" w:cstheme="majorBidi"/>
+        </w:rPr>
+        <w:t>​</w:t>
+      </w:r>
+      <w:r>
+        <w:rPr>
+          <w:rFonts w:asciiTheme="majorBidi" w:hAnsiTheme="majorBidi" w:cstheme="majorBidi"/>
+        </w:rPr>
+        <w:t xml:space="preserve"> means</w:t>
+      </w:r>
+      <w:proofErr w:type="gramEnd"/>
+      <w:r>
+        <w:rPr>
+          <w:rFonts w:asciiTheme="majorBidi" w:hAnsiTheme="majorBidi" w:cstheme="majorBidi"/>
+        </w:rPr>
+        <w:t xml:space="preserve"> the policy changes its command more abruptly from one step to the next.</w:t>
+      </w:r>
+    </w:p>
+    <w:p>
+      <w:pPr>
+        <w:pStyle w:val="w6asjqtextbase"/>
+        <w:numPr>
+          <w:ilvl w:val="1"/>
+          <w:numId w:val="3"/>
+        </w:numPr>
+      </w:pPr>
+      <w:r>
+        <w:rPr>
+          <w:rFonts w:asciiTheme="majorBidi" w:hAnsiTheme="majorBidi" w:cstheme="majorBidi"/>
+        </w:rPr>
+        <w:t>There is no differentiation between increases and</w:t>
+      </w:r>
+      <w:r>
+        <w:t xml:space="preserve"> decreases from one step to the other since the absolute difference is used.</w:t>
+      </w:r>
+    </w:p>
+    <w:p>
+      <w:pPr>
+        <w:spacing w:before="100" w:beforeAutospacing="1" w:after="100" w:afterAutospacing="1" w:line="240" w:lineRule="auto"/>
+        <w:ind w:left="720" w:firstLine="720"/>
+        <w:rPr>
+          <w:rFonts w:ascii="Times New Roman" w:eastAsia="Times New Roman" w:hAnsi="Times New Roman" w:cs="Times New Roman"/>
+          <w:kern w:val="0"/>
+          <w:sz w:val="24"/>
+          <w:szCs w:val="24"/>
+          <w14:ligatures w14:val="none"/>
+        </w:rPr>
+      </w:pPr>
+      <w:r>
+        <w:rPr>
+          <w:rFonts w:ascii="Times New Roman" w:eastAsia="Times New Roman" w:hAnsi="Times New Roman" w:cs="Times New Roman"/>
+          <w:kern w:val="0"/>
+          <w:sz w:val="24"/>
+          <w:szCs w:val="24"/>
+          <w14:ligatures w14:val="none"/>
+        </w:rPr>
+        <w:t>The team metric</w:t>
+      </w:r>
+      <w:r>
+        <w:rPr>
+          <w:rFonts w:ascii="Times New Roman" w:eastAsia="Times New Roman" w:hAnsi="Times New Roman" w:cs="Times New Roman"/>
+          <w:kern w:val="0"/>
+          <w:sz w:val="24"/>
+          <w:szCs w:val="24"/>
+          <w14:ligatures w14:val="none"/>
+        </w:rPr>
+        <w:t xml:space="preserve"> is simply the average across all drones:</w:t>
+      </w:r>
+    </w:p>
+    <w:p>
+      <w:pPr>
+        <w:spacing w:after="0" w:line="240" w:lineRule="auto"/>
+        <w:ind w:left="1440" w:firstLine="360"/>
+        <w:rPr>
+          <w:rFonts w:ascii="Times New Roman" w:eastAsia="Times New Roman" w:hAnsi="Times New Roman" w:cs="Times New Roman"/>
+          <w:kern w:val="0"/>
+          <w:sz w:val="24"/>
+          <w:szCs w:val="24"/>
+          <w14:ligatures w14:val="none"/>
+        </w:rPr>
+      </w:pPr>
+      <w:r>
+        <w:rPr>
+          <w:rFonts w:ascii="Times New Roman" w:eastAsia="Times New Roman" w:hAnsi="Times New Roman" w:cs="Times New Roman"/>
+          <w:kern w:val="0"/>
+          <w:sz w:val="24"/>
+          <w:szCs w:val="24"/>
+          <w14:ligatures w14:val="none"/>
+        </w:rPr>
+        <w:lastRenderedPageBreak/>
+        <w:t>J</w:t>
+      </w:r>
+      <w:r>
+        <w:rPr>
+          <w:rFonts w:ascii="Times New Roman" w:eastAsia="Times New Roman" w:hAnsi="Times New Roman" w:cs="Times New Roman"/>
+          <w:kern w:val="0"/>
+          <w:sz w:val="24"/>
+          <w:szCs w:val="24"/>
+          <w14:ligatures w14:val="none"/>
+        </w:rPr>
+        <w:t xml:space="preserve"> </w:t>
+      </w:r>
+      <w:r>
+        <w:rPr>
+          <w:rFonts w:ascii="Times New Roman" w:eastAsia="Times New Roman" w:hAnsi="Times New Roman" w:cs="Times New Roman"/>
+          <w:kern w:val="0"/>
+          <w:sz w:val="24"/>
+          <w:szCs w:val="24"/>
+          <w14:ligatures w14:val="none"/>
+        </w:rPr>
+        <w:t>=</w:t>
+      </w:r>
+      <w:r>
+        <w:rPr>
+          <w:rFonts w:ascii="Times New Roman" w:eastAsia="Times New Roman" w:hAnsi="Times New Roman" w:cs="Times New Roman"/>
+          <w:kern w:val="0"/>
+          <w:sz w:val="24"/>
+          <w:szCs w:val="24"/>
+          <w14:ligatures w14:val="none"/>
+        </w:rPr>
+        <w:t xml:space="preserve"> </w:t>
+      </w:r>
+      <w:r>
+        <w:rPr>
+          <w:rFonts w:ascii="Times New Roman" w:eastAsia="Times New Roman" w:hAnsi="Times New Roman" w:cs="Times New Roman"/>
+          <w:kern w:val="0"/>
+          <w:sz w:val="24"/>
+          <w:szCs w:val="24"/>
+          <w14:ligatures w14:val="none"/>
+        </w:rPr>
+        <w:t>1N∑</w:t>
+      </w:r>
+      <w:r>
+        <w:rPr>
+          <w:rFonts w:ascii="Times New Roman" w:eastAsia="Times New Roman" w:hAnsi="Times New Roman" w:cs="Times New Roman"/>
+          <w:kern w:val="0"/>
+          <w:sz w:val="24"/>
+          <w:szCs w:val="24"/>
+          <w14:ligatures w14:val="none"/>
+        </w:rPr>
+        <w:t xml:space="preserve">I </w:t>
+      </w:r>
+      <w:r>
+        <w:rPr>
+          <w:rFonts w:ascii="Times New Roman" w:eastAsia="Times New Roman" w:hAnsi="Times New Roman" w:cs="Times New Roman"/>
+          <w:kern w:val="0"/>
+          <w:sz w:val="24"/>
+          <w:szCs w:val="24"/>
+          <w14:ligatures w14:val="none"/>
+        </w:rPr>
+        <w:t>=</w:t>
+      </w:r>
+      <w:r>
+        <w:rPr>
+          <w:rFonts w:ascii="Times New Roman" w:eastAsia="Times New Roman" w:hAnsi="Times New Roman" w:cs="Times New Roman"/>
+          <w:kern w:val="0"/>
+          <w:sz w:val="24"/>
+          <w:szCs w:val="24"/>
+          <w14:ligatures w14:val="none"/>
+        </w:rPr>
+        <w:t xml:space="preserve"> </w:t>
+      </w:r>
+      <w:r>
+        <w:rPr>
+          <w:rFonts w:ascii="Times New Roman" w:eastAsia="Times New Roman" w:hAnsi="Times New Roman" w:cs="Times New Roman"/>
+          <w:kern w:val="0"/>
+          <w:sz w:val="24"/>
+          <w:szCs w:val="24"/>
+          <w14:ligatures w14:val="none"/>
+        </w:rPr>
+        <w:t>1NJiJ</w:t>
+      </w:r>
+      <w:r>
+        <w:rPr>
+          <w:rFonts w:ascii="Times New Roman" w:eastAsia="Times New Roman" w:hAnsi="Times New Roman" w:cs="Times New Roman"/>
+          <w:kern w:val="0"/>
+          <w:sz w:val="24"/>
+          <w:szCs w:val="24"/>
+          <w14:ligatures w14:val="none"/>
+        </w:rPr>
+        <w:t xml:space="preserve"> </w:t>
+      </w:r>
+      <w:r>
+        <w:rPr>
+          <w:rFonts w:ascii="Times New Roman" w:eastAsia="Times New Roman" w:hAnsi="Times New Roman" w:cs="Times New Roman"/>
+          <w:kern w:val="0"/>
+          <w:sz w:val="24"/>
+          <w:szCs w:val="24"/>
+          <w14:ligatures w14:val="none"/>
+        </w:rPr>
+        <w:t>=</w:t>
+      </w:r>
+      <w:r>
+        <w:rPr>
+          <w:rFonts w:ascii="Times New Roman" w:eastAsia="Times New Roman" w:hAnsi="Times New Roman" w:cs="Times New Roman"/>
+          <w:kern w:val="0"/>
+          <w:sz w:val="24"/>
+          <w:szCs w:val="24"/>
+          <w14:ligatures w14:val="none"/>
+        </w:rPr>
+        <w:t xml:space="preserve"> </w:t>
+      </w:r>
+      <w:r>
+        <w:rPr>
+          <w:rFonts w:ascii="Times New Roman" w:eastAsia="Times New Roman" w:hAnsi="Times New Roman" w:cs="Times New Roman"/>
+          <w:kern w:val="0"/>
+          <w:sz w:val="24"/>
+          <w:szCs w:val="24"/>
+          <w14:ligatures w14:val="none"/>
+        </w:rPr>
+        <w:t>\</w:t>
+      </w:r>
+      <w:proofErr w:type="spellStart"/>
+      <w:r>
+        <w:rPr>
+          <w:rFonts w:ascii="Times New Roman" w:eastAsia="Times New Roman" w:hAnsi="Times New Roman" w:cs="Times New Roman"/>
+          <w:kern w:val="0"/>
+          <w:sz w:val="24"/>
+          <w:szCs w:val="24"/>
+          <w14:ligatures w14:val="none"/>
+        </w:rPr>
+        <w:t>frac</w:t>
+      </w:r>
+      <w:proofErr w:type="spellEnd"/>
+      <w:r>
+        <w:rPr>
+          <w:rFonts w:ascii="Times New Roman" w:eastAsia="Times New Roman" w:hAnsi="Times New Roman" w:cs="Times New Roman"/>
+          <w:kern w:val="0"/>
+          <w:sz w:val="24"/>
+          <w:szCs w:val="24"/>
+          <w14:ligatures w14:val="none"/>
+        </w:rPr>
+        <w:t>{1}{N}\sum_{</w:t>
+      </w:r>
+      <w:proofErr w:type="spellStart"/>
+      <w:r>
+        <w:rPr>
+          <w:rFonts w:ascii="Times New Roman" w:eastAsia="Times New Roman" w:hAnsi="Times New Roman" w:cs="Times New Roman"/>
+          <w:kern w:val="0"/>
+          <w:sz w:val="24"/>
+          <w:szCs w:val="24"/>
+          <w14:ligatures w14:val="none"/>
+        </w:rPr>
+        <w:t>i</w:t>
+      </w:r>
+      <w:proofErr w:type="spellEnd"/>
+      <w:r>
+        <w:rPr>
+          <w:rFonts w:ascii="Times New Roman" w:eastAsia="Times New Roman" w:hAnsi="Times New Roman" w:cs="Times New Roman"/>
+          <w:kern w:val="0"/>
+          <w:sz w:val="24"/>
+          <w:szCs w:val="24"/>
+          <w14:ligatures w14:val="none"/>
+        </w:rPr>
+        <w:t>=1}^{N}</w:t>
+      </w:r>
+      <w:proofErr w:type="spellStart"/>
+      <w:r>
+        <w:rPr>
+          <w:rFonts w:ascii="Times New Roman" w:eastAsia="Times New Roman" w:hAnsi="Times New Roman" w:cs="Times New Roman"/>
+          <w:kern w:val="0"/>
+          <w:sz w:val="24"/>
+          <w:szCs w:val="24"/>
+          <w14:ligatures w14:val="none"/>
+        </w:rPr>
+        <w:t>J_iJ</w:t>
+      </w:r>
+      <w:proofErr w:type="spellEnd"/>
+      <w:r>
+        <w:rPr>
+          <w:rFonts w:ascii="Times New Roman" w:eastAsia="Times New Roman" w:hAnsi="Times New Roman" w:cs="Times New Roman"/>
+          <w:kern w:val="0"/>
+          <w:sz w:val="24"/>
+          <w:szCs w:val="24"/>
+          <w14:ligatures w14:val="none"/>
+        </w:rPr>
+        <w:t xml:space="preserve"> </w:t>
+      </w:r>
+      <w:r>
+        <w:rPr>
+          <w:rFonts w:ascii="Times New Roman" w:eastAsia="Times New Roman" w:hAnsi="Times New Roman" w:cs="Times New Roman"/>
+          <w:kern w:val="0"/>
+          <w:sz w:val="24"/>
+          <w:szCs w:val="24"/>
+          <w14:ligatures w14:val="none"/>
+        </w:rPr>
+        <w:t>=</w:t>
+      </w:r>
+      <w:r>
+        <w:rPr>
+          <w:rFonts w:ascii="Times New Roman" w:eastAsia="Times New Roman" w:hAnsi="Times New Roman" w:cs="Times New Roman"/>
+          <w:kern w:val="0"/>
+          <w:sz w:val="24"/>
+          <w:szCs w:val="24"/>
+          <w14:ligatures w14:val="none"/>
+        </w:rPr>
+        <w:t xml:space="preserve"> </w:t>
+      </w:r>
+      <w:r>
+        <w:rPr>
+          <w:rFonts w:ascii="Times New Roman" w:eastAsia="Times New Roman" w:hAnsi="Times New Roman" w:cs="Times New Roman"/>
+          <w:kern w:val="0"/>
+          <w:sz w:val="24"/>
+          <w:szCs w:val="24"/>
+          <w14:ligatures w14:val="none"/>
+        </w:rPr>
+        <w:t>N1​</w:t>
+      </w:r>
+      <w:r>
+        <w:rPr>
+          <w:rFonts w:ascii="Times New Roman" w:eastAsia="Times New Roman" w:hAnsi="Times New Roman" w:cs="Times New Roman"/>
+          <w:kern w:val="0"/>
+          <w:sz w:val="24"/>
+          <w:szCs w:val="24"/>
+          <w14:ligatures w14:val="none"/>
+        </w:rPr>
+        <w:t xml:space="preserve">I </w:t>
+      </w:r>
+      <w:r>
+        <w:rPr>
+          <w:rFonts w:ascii="Times New Roman" w:eastAsia="Times New Roman" w:hAnsi="Times New Roman" w:cs="Times New Roman"/>
+          <w:kern w:val="0"/>
+          <w:sz w:val="24"/>
+          <w:szCs w:val="24"/>
+          <w14:ligatures w14:val="none"/>
+        </w:rPr>
+        <w:t>=</w:t>
+      </w:r>
+      <w:r>
+        <w:rPr>
+          <w:rFonts w:ascii="Times New Roman" w:eastAsia="Times New Roman" w:hAnsi="Times New Roman" w:cs="Times New Roman"/>
+          <w:kern w:val="0"/>
+          <w:sz w:val="24"/>
+          <w:szCs w:val="24"/>
+          <w14:ligatures w14:val="none"/>
+        </w:rPr>
+        <w:t xml:space="preserve"> </w:t>
+      </w:r>
+      <w:r>
+        <w:rPr>
+          <w:rFonts w:ascii="Times New Roman" w:eastAsia="Times New Roman" w:hAnsi="Times New Roman" w:cs="Times New Roman"/>
+          <w:kern w:val="0"/>
+          <w:sz w:val="24"/>
+          <w:szCs w:val="24"/>
+          <w14:ligatures w14:val="none"/>
+        </w:rPr>
+        <w:t>1∑N​</w:t>
+      </w:r>
+      <w:proofErr w:type="spellStart"/>
+      <w:r>
+        <w:rPr>
+          <w:rFonts w:ascii="Times New Roman" w:eastAsia="Times New Roman" w:hAnsi="Times New Roman" w:cs="Times New Roman"/>
+          <w:kern w:val="0"/>
+          <w:sz w:val="24"/>
+          <w:szCs w:val="24"/>
+          <w14:ligatures w14:val="none"/>
+        </w:rPr>
+        <w:t>Ji</w:t>
+      </w:r>
+      <w:proofErr w:type="spellEnd"/>
+      <w:r>
+        <w:rPr>
+          <w:rFonts w:ascii="Times New Roman" w:eastAsia="Times New Roman" w:hAnsi="Times New Roman" w:cs="Times New Roman"/>
+          <w:kern w:val="0"/>
+          <w:sz w:val="24"/>
+          <w:szCs w:val="24"/>
+          <w14:ligatures w14:val="none"/>
+        </w:rPr>
+        <w:t>​</w:t>
+      </w:r>
+    </w:p>
+    <w:p>
+      <w:pPr>
+        <w:pStyle w:val="w6asjqtextbase"/>
+        <w:ind w:left="1440"/>
+      </w:pPr>
+      <w:r>
+        <w:t xml:space="preserve">Remark: this definition relies on our sampling period </w:t>
+      </w:r>
+      <w:proofErr w:type="spellStart"/>
+      <w:proofErr w:type="gramStart"/>
+      <w:r>
+        <w:rPr>
+          <w:rStyle w:val="mord"/>
+        </w:rPr>
+        <w:t>Δt</w:t>
+      </w:r>
+      <w:proofErr w:type="spellEnd"/>
+      <w:proofErr w:type="gramEnd"/>
+      <w:r>
+        <w:rPr>
+          <w:rStyle w:val="mord"/>
+        </w:rPr>
+        <w:t xml:space="preserve"> which is 10ms in our implementation.</w:t>
+      </w:r>
+    </w:p>
+    <w:p>
+      <w:pPr>
+        <w:pStyle w:val="w6asjqtextbase"/>
+        <w:ind w:left="1440"/>
+      </w:pPr>
+      <w:r>
+        <w:t xml:space="preserve">Although we refer to this metric as </w:t>
+      </w:r>
+      <w:r>
+        <w:t xml:space="preserve">jitter, </w:t>
+      </w:r>
+      <w:r>
+        <w:t>it actually measures the mean absolute first difference of the action sequence. Consequently, it captures overall temporal variation in the policy output, including both abrupt fluctuations and smooth, gradual changes.</w:t>
+      </w:r>
+      <w:r>
+        <w:t xml:space="preserve"> Therefore, the optimizer’s smooth </w:t>
+      </w:r>
+      <w:r>
+        <w:t>λ</w:t>
+      </w:r>
+      <w:r>
+        <w:t xml:space="preserve"> has value J ~ 0.016 and we consider a policy to be smooth enough if its J &lt; 0.02.</w:t>
+      </w:r>
+    </w:p>
+    <w:p>
+      <w:pPr>
+        <w:pStyle w:val="w6asjqtextbase"/>
+        <w:numPr>
+          <w:ilvl w:val="0"/>
+          <w:numId w:val="15"/>
+        </w:numPr>
+      </w:pPr>
+      <w:r>
+        <w:t xml:space="preserve">Mean Squared Error: </w:t>
+      </w:r>
+    </w:p>
+    <w:p>
+      <w:pPr>
+        <w:pStyle w:val="ListParagraph"/>
+        <w:spacing w:before="100" w:beforeAutospacing="1" w:after="100" w:afterAutospacing="1" w:line="240" w:lineRule="auto"/>
+        <w:ind w:left="1800"/>
+        <w:rPr>
+          <w:rFonts w:ascii="Times New Roman" w:eastAsia="Times New Roman" w:hAnsi="Times New Roman" w:cs="Times New Roman"/>
+          <w:kern w:val="0"/>
+          <w:sz w:val="24"/>
+          <w:szCs w:val="24"/>
+          <w14:ligatures w14:val="none"/>
+        </w:rPr>
+      </w:pPr>
+      <w:r>
+        <w:rPr>
+          <w:rFonts w:ascii="Times New Roman" w:eastAsia="Times New Roman" w:hAnsi="Times New Roman" w:cs="Times New Roman"/>
+          <w:kern w:val="0"/>
+          <w:sz w:val="24"/>
+          <w:szCs w:val="24"/>
+          <w14:ligatures w14:val="none"/>
+        </w:rPr>
+        <w:t xml:space="preserve">For drone </w:t>
+      </w:r>
+      <w:proofErr w:type="spellStart"/>
+      <w:r>
+        <w:rPr>
+          <w:rFonts w:ascii="Times New Roman" w:eastAsia="Times New Roman" w:hAnsi="Times New Roman" w:cs="Times New Roman"/>
+          <w:kern w:val="0"/>
+          <w:sz w:val="24"/>
+          <w:szCs w:val="24"/>
+          <w14:ligatures w14:val="none"/>
+        </w:rPr>
+        <w:t>i</w:t>
+      </w:r>
+      <w:proofErr w:type="spellEnd"/>
+      <w:r>
+        <w:rPr>
+          <w:rFonts w:ascii="Times New Roman" w:eastAsia="Times New Roman" w:hAnsi="Times New Roman" w:cs="Times New Roman"/>
+          <w:kern w:val="0"/>
+          <w:sz w:val="24"/>
+          <w:szCs w:val="24"/>
+          <w14:ligatures w14:val="none"/>
+        </w:rPr>
+        <w:t>, the mean squared error is:</w:t>
+      </w:r>
+    </w:p>
+    <w:p>
+      <w:pPr>
+        <w:pStyle w:val="ListParagraph"/>
+        <w:spacing w:before="100" w:beforeAutospacing="1" w:after="100" w:afterAutospacing="1" w:line="240" w:lineRule="auto"/>
+        <w:ind w:left="1800"/>
+        <w:rPr>
+          <w:rFonts w:ascii="Times New Roman" w:eastAsia="Times New Roman" w:hAnsi="Times New Roman" w:cs="Times New Roman"/>
+          <w:kern w:val="0"/>
+          <w:sz w:val="24"/>
+          <w:szCs w:val="24"/>
+          <w14:ligatures w14:val="none"/>
+        </w:rPr>
+      </w:pPr>
+    </w:p>
+    <w:p>
+      <w:pPr>
+        <w:pStyle w:val="ListParagraph"/>
+        <w:spacing w:after="0" w:line="240" w:lineRule="auto"/>
+        <w:ind w:left="1800"/>
+        <w:rPr>
+          <w:rFonts w:ascii="Times New Roman" w:eastAsia="Times New Roman" w:hAnsi="Times New Roman" w:cs="Times New Roman"/>
+          <w:kern w:val="0"/>
+          <w:sz w:val="24"/>
+          <w:szCs w:val="24"/>
+          <w14:ligatures w14:val="none"/>
+        </w:rPr>
+      </w:pPr>
+      <w:proofErr w:type="spellStart"/>
+      <w:r>
+        <w:rPr>
+          <w:rFonts w:ascii="Times New Roman" w:eastAsia="Times New Roman" w:hAnsi="Times New Roman" w:cs="Times New Roman"/>
+          <w:kern w:val="0"/>
+          <w:sz w:val="24"/>
+          <w:szCs w:val="24"/>
+          <w14:ligatures w14:val="none"/>
+        </w:rPr>
+        <w:t>MSEi</w:t>
+      </w:r>
+      <w:proofErr w:type="spellEnd"/>
+      <w:r>
+        <w:rPr>
+          <w:rFonts w:ascii="Times New Roman" w:eastAsia="Times New Roman" w:hAnsi="Times New Roman" w:cs="Times New Roman"/>
+          <w:kern w:val="0"/>
+          <w:sz w:val="24"/>
+          <w:szCs w:val="24"/>
+          <w14:ligatures w14:val="none"/>
+        </w:rPr>
+        <w:t xml:space="preserve"> </w:t>
+      </w:r>
+      <w:r>
+        <w:rPr>
+          <w:rFonts w:ascii="Times New Roman" w:eastAsia="Times New Roman" w:hAnsi="Times New Roman" w:cs="Times New Roman"/>
+          <w:kern w:val="0"/>
+          <w:sz w:val="24"/>
+          <w:szCs w:val="24"/>
+          <w14:ligatures w14:val="none"/>
+        </w:rPr>
+        <w:t>=</w:t>
+      </w:r>
+      <w:r>
+        <w:rPr>
+          <w:rFonts w:ascii="Times New Roman" w:eastAsia="Times New Roman" w:hAnsi="Times New Roman" w:cs="Times New Roman"/>
+          <w:kern w:val="0"/>
+          <w:sz w:val="24"/>
+          <w:szCs w:val="24"/>
+          <w14:ligatures w14:val="none"/>
+        </w:rPr>
+        <w:t xml:space="preserve"> </w:t>
+      </w:r>
+      <w:r>
+        <w:rPr>
+          <w:rFonts w:ascii="Times New Roman" w:eastAsia="Times New Roman" w:hAnsi="Times New Roman" w:cs="Times New Roman"/>
+          <w:kern w:val="0"/>
+          <w:sz w:val="24"/>
+          <w:szCs w:val="24"/>
+          <w14:ligatures w14:val="none"/>
+        </w:rPr>
+        <w:t>1T∑t</w:t>
+      </w:r>
+      <w:r>
+        <w:rPr>
+          <w:rFonts w:ascii="Times New Roman" w:eastAsia="Times New Roman" w:hAnsi="Times New Roman" w:cs="Times New Roman"/>
+          <w:kern w:val="0"/>
+          <w:sz w:val="24"/>
+          <w:szCs w:val="24"/>
+          <w14:ligatures w14:val="none"/>
+        </w:rPr>
+        <w:t xml:space="preserve"> </w:t>
+      </w:r>
+      <w:r>
+        <w:rPr>
+          <w:rFonts w:ascii="Times New Roman" w:eastAsia="Times New Roman" w:hAnsi="Times New Roman" w:cs="Times New Roman"/>
+          <w:kern w:val="0"/>
+          <w:sz w:val="24"/>
+          <w:szCs w:val="24"/>
+          <w14:ligatures w14:val="none"/>
+        </w:rPr>
+        <w:t>=</w:t>
+      </w:r>
+      <w:r>
+        <w:rPr>
+          <w:rFonts w:ascii="Times New Roman" w:eastAsia="Times New Roman" w:hAnsi="Times New Roman" w:cs="Times New Roman"/>
+          <w:kern w:val="0"/>
+          <w:sz w:val="24"/>
+          <w:szCs w:val="24"/>
+          <w14:ligatures w14:val="none"/>
+        </w:rPr>
+        <w:t xml:space="preserve"> </w:t>
+      </w:r>
+      <w:r>
+        <w:rPr>
+          <w:rFonts w:ascii="Times New Roman" w:eastAsia="Times New Roman" w:hAnsi="Times New Roman" w:cs="Times New Roman"/>
+          <w:kern w:val="0"/>
+          <w:sz w:val="24"/>
+          <w:szCs w:val="24"/>
+          <w14:ligatures w14:val="none"/>
+        </w:rPr>
+        <w:t>0T−1(</w:t>
+      </w:r>
+      <w:proofErr w:type="spellStart"/>
+      <w:r>
+        <w:rPr>
+          <w:rFonts w:ascii="Times New Roman" w:eastAsia="Times New Roman" w:hAnsi="Times New Roman" w:cs="Times New Roman"/>
+          <w:kern w:val="0"/>
+          <w:sz w:val="24"/>
+          <w:szCs w:val="24"/>
+          <w14:ligatures w14:val="none"/>
+        </w:rPr>
+        <w:t>λi</w:t>
+      </w:r>
+      <w:proofErr w:type="spellEnd"/>
+      <w:r>
+        <w:rPr>
+          <w:rFonts w:ascii="Times New Roman" w:eastAsia="Times New Roman" w:hAnsi="Times New Roman" w:cs="Times New Roman"/>
+          <w:kern w:val="0"/>
+          <w:sz w:val="24"/>
+          <w:szCs w:val="24"/>
+          <w14:ligatures w14:val="none"/>
+        </w:rPr>
+        <w:t>(t)−</w:t>
+      </w:r>
+      <w:proofErr w:type="spellStart"/>
+      <w:r>
+        <w:rPr>
+          <w:rFonts w:ascii="Times New Roman" w:eastAsia="Times New Roman" w:hAnsi="Times New Roman" w:cs="Times New Roman"/>
+          <w:kern w:val="0"/>
+          <w:sz w:val="24"/>
+          <w:szCs w:val="24"/>
+          <w14:ligatures w14:val="none"/>
+        </w:rPr>
+        <w:t>λiexp</w:t>
+      </w:r>
+      <w:proofErr w:type="spellEnd"/>
+      <w:r>
+        <w:rPr>
+          <w:rFonts w:ascii="Times New Roman" w:eastAsia="Times New Roman" w:hAnsi="Times New Roman" w:cs="Times New Roman"/>
+          <w:kern w:val="0"/>
+          <w:sz w:val="24"/>
+          <w:szCs w:val="24"/>
+          <w14:ligatures w14:val="none"/>
+        </w:rPr>
+        <w:t>(t))2\</w:t>
+      </w:r>
+      <w:proofErr w:type="spellStart"/>
+      <w:r>
+        <w:rPr>
+          <w:rFonts w:ascii="Times New Roman" w:eastAsia="Times New Roman" w:hAnsi="Times New Roman" w:cs="Times New Roman"/>
+          <w:kern w:val="0"/>
+          <w:sz w:val="24"/>
+          <w:szCs w:val="24"/>
+          <w14:ligatures w14:val="none"/>
+        </w:rPr>
+        <w:t>mathrm</w:t>
+      </w:r>
+      <w:proofErr w:type="spellEnd"/>
+      <w:r>
+        <w:rPr>
+          <w:rFonts w:ascii="Times New Roman" w:eastAsia="Times New Roman" w:hAnsi="Times New Roman" w:cs="Times New Roman"/>
+          <w:kern w:val="0"/>
+          <w:sz w:val="24"/>
+          <w:szCs w:val="24"/>
+          <w14:ligatures w14:val="none"/>
+        </w:rPr>
+        <w:t>{MSE}_</w:t>
+      </w:r>
+      <w:proofErr w:type="spellStart"/>
+      <w:r>
+        <w:rPr>
+          <w:rFonts w:ascii="Times New Roman" w:eastAsia="Times New Roman" w:hAnsi="Times New Roman" w:cs="Times New Roman"/>
+          <w:kern w:val="0"/>
+          <w:sz w:val="24"/>
+          <w:szCs w:val="24"/>
+          <w14:ligatures w14:val="none"/>
+        </w:rPr>
+        <w:t>i</w:t>
+      </w:r>
+      <w:proofErr w:type="spellEnd"/>
+      <w:r>
+        <w:rPr>
+          <w:rFonts w:ascii="Times New Roman" w:eastAsia="Times New Roman" w:hAnsi="Times New Roman" w:cs="Times New Roman"/>
+          <w:kern w:val="0"/>
+          <w:sz w:val="24"/>
+          <w:szCs w:val="24"/>
+          <w14:ligatures w14:val="none"/>
+        </w:rPr>
+        <w:t xml:space="preserve"> </w:t>
+      </w:r>
+      <w:r>
+        <w:rPr>
+          <w:rFonts w:ascii="Times New Roman" w:eastAsia="Times New Roman" w:hAnsi="Times New Roman" w:cs="Times New Roman"/>
+          <w:kern w:val="0"/>
+          <w:sz w:val="24"/>
+          <w:szCs w:val="24"/>
+          <w14:ligatures w14:val="none"/>
+        </w:rPr>
+        <w:t>=</w:t>
+      </w:r>
+      <w:r>
+        <w:rPr>
+          <w:rFonts w:ascii="Times New Roman" w:eastAsia="Times New Roman" w:hAnsi="Times New Roman" w:cs="Times New Roman"/>
+          <w:kern w:val="0"/>
+          <w:sz w:val="24"/>
+          <w:szCs w:val="24"/>
+          <w14:ligatures w14:val="none"/>
+        </w:rPr>
+        <w:t xml:space="preserve"> </w:t>
+      </w:r>
+      <w:r>
+        <w:rPr>
+          <w:rFonts w:ascii="Times New Roman" w:eastAsia="Times New Roman" w:hAnsi="Times New Roman" w:cs="Times New Roman"/>
+          <w:kern w:val="0"/>
+          <w:sz w:val="24"/>
+          <w:szCs w:val="24"/>
+          <w14:ligatures w14:val="none"/>
+        </w:rPr>
+        <w:t>\frac{1}{T}\sum_{t=0}^{T-1}\left(\lambda_i(t)-\lambda_i^{\mathrm{exp}}(t)\right)^2MSEi</w:t>
+      </w:r>
+      <w:r>
+        <w:rPr>
+          <w:rFonts w:ascii="Times New Roman" w:eastAsia="Times New Roman" w:hAnsi="Times New Roman" w:cs="Times New Roman"/>
+          <w:kern w:val="0"/>
+          <w:sz w:val="24"/>
+          <w:szCs w:val="24"/>
+          <w14:ligatures w14:val="none"/>
+        </w:rPr>
+        <w:t xml:space="preserve"> </w:t>
+      </w:r>
+      <w:r>
+        <w:rPr>
+          <w:rFonts w:ascii="Times New Roman" w:eastAsia="Times New Roman" w:hAnsi="Times New Roman" w:cs="Times New Roman"/>
+          <w:kern w:val="0"/>
+          <w:sz w:val="24"/>
+          <w:szCs w:val="24"/>
+          <w14:ligatures w14:val="none"/>
+        </w:rPr>
+        <w:t>​=</w:t>
+      </w:r>
+      <w:r>
+        <w:rPr>
+          <w:rFonts w:ascii="Times New Roman" w:eastAsia="Times New Roman" w:hAnsi="Times New Roman" w:cs="Times New Roman"/>
+          <w:kern w:val="0"/>
+          <w:sz w:val="24"/>
+          <w:szCs w:val="24"/>
+          <w14:ligatures w14:val="none"/>
+        </w:rPr>
+        <w:t xml:space="preserve"> </w:t>
+      </w:r>
+      <w:r>
+        <w:rPr>
+          <w:rFonts w:ascii="Times New Roman" w:eastAsia="Times New Roman" w:hAnsi="Times New Roman" w:cs="Times New Roman"/>
+          <w:kern w:val="0"/>
+          <w:sz w:val="24"/>
+          <w:szCs w:val="24"/>
+          <w14:ligatures w14:val="none"/>
+        </w:rPr>
+        <w:t>T1​t=0∑T−1​(</w:t>
+      </w:r>
+      <w:proofErr w:type="spellStart"/>
+      <w:r>
+        <w:rPr>
+          <w:rFonts w:ascii="Times New Roman" w:eastAsia="Times New Roman" w:hAnsi="Times New Roman" w:cs="Times New Roman"/>
+          <w:kern w:val="0"/>
+          <w:sz w:val="24"/>
+          <w:szCs w:val="24"/>
+          <w14:ligatures w14:val="none"/>
+        </w:rPr>
+        <w:t>λi</w:t>
+      </w:r>
+      <w:proofErr w:type="spellEnd"/>
+      <w:r>
+        <w:rPr>
+          <w:rFonts w:ascii="Times New Roman" w:eastAsia="Times New Roman" w:hAnsi="Times New Roman" w:cs="Times New Roman"/>
+          <w:kern w:val="0"/>
+          <w:sz w:val="24"/>
+          <w:szCs w:val="24"/>
+          <w14:ligatures w14:val="none"/>
+        </w:rPr>
+        <w:t>​(t)−</w:t>
+      </w:r>
+      <w:proofErr w:type="spellStart"/>
+      <w:r>
+        <w:rPr>
+          <w:rFonts w:ascii="Times New Roman" w:eastAsia="Times New Roman" w:hAnsi="Times New Roman" w:cs="Times New Roman"/>
+          <w:kern w:val="0"/>
+          <w:sz w:val="24"/>
+          <w:szCs w:val="24"/>
+          <w14:ligatures w14:val="none"/>
+        </w:rPr>
+        <w:t>λiexp</w:t>
+      </w:r>
+      <w:proofErr w:type="spellEnd"/>
+      <w:r>
+        <w:rPr>
+          <w:rFonts w:ascii="Times New Roman" w:eastAsia="Times New Roman" w:hAnsi="Times New Roman" w:cs="Times New Roman"/>
+          <w:kern w:val="0"/>
+          <w:sz w:val="24"/>
+          <w:szCs w:val="24"/>
+          <w14:ligatures w14:val="none"/>
+        </w:rPr>
+        <w:t>​(t))2</w:t>
+      </w:r>
+    </w:p>
+    <w:p>
+      <w:pPr>
+        <w:pStyle w:val="ListParagraph"/>
+        <w:spacing w:after="0" w:line="240" w:lineRule="auto"/>
+        <w:ind w:left="1800"/>
+        <w:rPr>
+          <w:rFonts w:ascii="Times New Roman" w:eastAsia="Times New Roman" w:hAnsi="Times New Roman" w:cs="Times New Roman"/>
+          <w:kern w:val="0"/>
+          <w:sz w:val="24"/>
+          <w:szCs w:val="24"/>
+          <w14:ligatures w14:val="none"/>
+        </w:rPr>
+      </w:pPr>
+    </w:p>
+    <w:p>
+      <w:pPr>
+        <w:pStyle w:val="ListParagraph"/>
+        <w:spacing w:after="0" w:line="240" w:lineRule="auto"/>
+        <w:ind w:left="1800"/>
+        <w:rPr>
+          <w:rFonts w:ascii="Times New Roman" w:eastAsia="Times New Roman" w:hAnsi="Times New Roman" w:cs="Times New Roman"/>
+          <w:kern w:val="0"/>
+          <w:sz w:val="24"/>
+          <w:szCs w:val="24"/>
+          <w14:ligatures w14:val="none"/>
+        </w:rPr>
+      </w:pPr>
+      <w:r>
+        <w:rPr>
+          <w:rFonts w:ascii="Times New Roman" w:eastAsia="Times New Roman" w:hAnsi="Times New Roman" w:cs="Times New Roman"/>
+          <w:kern w:val="0"/>
+          <w:sz w:val="24"/>
+          <w:szCs w:val="24"/>
+          <w14:ligatures w14:val="none"/>
+        </w:rPr>
+        <w:t xml:space="preserve">Where </w:t>
+      </w:r>
+      <w:proofErr w:type="spellStart"/>
+      <w:r>
+        <w:rPr>
+          <w:rFonts w:ascii="Times New Roman" w:eastAsia="Times New Roman" w:hAnsi="Times New Roman" w:cs="Times New Roman"/>
+          <w:kern w:val="0"/>
+          <w:sz w:val="24"/>
+          <w:szCs w:val="24"/>
+          <w14:ligatures w14:val="none"/>
+        </w:rPr>
+        <w:t>λi</w:t>
+      </w:r>
+      <w:proofErr w:type="spellEnd"/>
+      <w:r>
+        <w:rPr>
+          <w:rFonts w:ascii="Times New Roman" w:eastAsia="Times New Roman" w:hAnsi="Times New Roman" w:cs="Times New Roman"/>
+          <w:kern w:val="0"/>
+          <w:sz w:val="24"/>
+          <w:szCs w:val="24"/>
+          <w14:ligatures w14:val="none"/>
+        </w:rPr>
+        <w:t xml:space="preserve"> is the policy’s output and </w:t>
+      </w:r>
+      <w:proofErr w:type="spellStart"/>
+      <w:r>
+        <w:rPr>
+          <w:rFonts w:ascii="Times New Roman" w:eastAsia="Times New Roman" w:hAnsi="Times New Roman" w:cs="Times New Roman"/>
+          <w:kern w:val="0"/>
+          <w:sz w:val="24"/>
+          <w:szCs w:val="24"/>
+          <w14:ligatures w14:val="none"/>
+        </w:rPr>
+        <w:t>λiexp</w:t>
+      </w:r>
+      <w:proofErr w:type="spellEnd"/>
+      <w:r>
+        <w:rPr>
+          <w:rFonts w:ascii="Times New Roman" w:eastAsia="Times New Roman" w:hAnsi="Times New Roman" w:cs="Times New Roman"/>
+          <w:kern w:val="0"/>
+          <w:sz w:val="24"/>
+          <w:szCs w:val="24"/>
+          <w14:ligatures w14:val="none"/>
+        </w:rPr>
+        <w:t xml:space="preserve"> is the optimizer’s output.</w:t>
+      </w:r>
+    </w:p>
+    <w:p>
+      <w:pPr>
+        <w:pStyle w:val="ListParagraph"/>
+        <w:spacing w:after="0" w:line="240" w:lineRule="auto"/>
+        <w:ind w:left="1800"/>
+        <w:rPr>
+          <w:rFonts w:ascii="Times New Roman" w:eastAsia="Times New Roman" w:hAnsi="Times New Roman" w:cs="Times New Roman"/>
+          <w:kern w:val="0"/>
+          <w:sz w:val="24"/>
+          <w:szCs w:val="24"/>
+          <w14:ligatures w14:val="none"/>
+        </w:rPr>
+      </w:pPr>
+    </w:p>
+    <w:p>
+      <w:pPr>
+        <w:pStyle w:val="ListParagraph"/>
+        <w:spacing w:before="100" w:beforeAutospacing="1" w:after="100" w:afterAutospacing="1" w:line="240" w:lineRule="auto"/>
+        <w:ind w:left="1800"/>
+        <w:rPr>
+          <w:rFonts w:ascii="Times New Roman" w:eastAsia="Times New Roman" w:hAnsi="Times New Roman" w:cs="Times New Roman"/>
+          <w:kern w:val="0"/>
+          <w:sz w:val="24"/>
+          <w:szCs w:val="24"/>
+          <w14:ligatures w14:val="none"/>
+        </w:rPr>
+      </w:pPr>
+      <w:r>
+        <w:rPr>
+          <w:rFonts w:ascii="Times New Roman" w:eastAsia="Times New Roman" w:hAnsi="Times New Roman" w:cs="Times New Roman"/>
+          <w:kern w:val="0"/>
+          <w:sz w:val="24"/>
+          <w:szCs w:val="24"/>
+          <w14:ligatures w14:val="none"/>
+        </w:rPr>
+        <w:t>The team-level MSE is the average across all drones:</w:t>
+      </w:r>
+    </w:p>
+    <w:p>
+      <w:pPr>
+        <w:pStyle w:val="ListParagraph"/>
+        <w:spacing w:after="0" w:line="240" w:lineRule="auto"/>
+        <w:ind w:left="1800"/>
+        <w:rPr>
+          <w:rFonts w:ascii="Times New Roman" w:eastAsia="Times New Roman" w:hAnsi="Times New Roman" w:cs="Times New Roman"/>
+          <w:kern w:val="0"/>
+          <w:sz w:val="24"/>
+          <w:szCs w:val="24"/>
+          <w14:ligatures w14:val="none"/>
+        </w:rPr>
+      </w:pPr>
+      <w:r>
+        <w:rPr>
+          <w:rFonts w:ascii="Times New Roman" w:eastAsia="Times New Roman" w:hAnsi="Times New Roman" w:cs="Times New Roman"/>
+          <w:kern w:val="0"/>
+          <w:sz w:val="24"/>
+          <w:szCs w:val="24"/>
+          <w14:ligatures w14:val="none"/>
+        </w:rPr>
+        <w:t>MSE</w:t>
+      </w:r>
+      <w:r>
+        <w:rPr>
+          <w:rFonts w:ascii="Times New Roman" w:eastAsia="Times New Roman" w:hAnsi="Times New Roman" w:cs="Times New Roman"/>
+          <w:kern w:val="0"/>
+          <w:sz w:val="24"/>
+          <w:szCs w:val="24"/>
+          <w14:ligatures w14:val="none"/>
+        </w:rPr>
+        <w:t xml:space="preserve"> </w:t>
+      </w:r>
+      <w:r>
+        <w:rPr>
+          <w:rFonts w:ascii="Times New Roman" w:eastAsia="Times New Roman" w:hAnsi="Times New Roman" w:cs="Times New Roman"/>
+          <w:kern w:val="0"/>
+          <w:sz w:val="24"/>
+          <w:szCs w:val="24"/>
+          <w14:ligatures w14:val="none"/>
+        </w:rPr>
+        <w:t>=</w:t>
+      </w:r>
+      <w:r>
+        <w:rPr>
+          <w:rFonts w:ascii="Times New Roman" w:eastAsia="Times New Roman" w:hAnsi="Times New Roman" w:cs="Times New Roman"/>
+          <w:kern w:val="0"/>
+          <w:sz w:val="24"/>
+          <w:szCs w:val="24"/>
+          <w14:ligatures w14:val="none"/>
+        </w:rPr>
+        <w:t xml:space="preserve"> </w:t>
+      </w:r>
+      <w:r>
+        <w:rPr>
+          <w:rFonts w:ascii="Times New Roman" w:eastAsia="Times New Roman" w:hAnsi="Times New Roman" w:cs="Times New Roman"/>
+          <w:kern w:val="0"/>
+          <w:sz w:val="24"/>
+          <w:szCs w:val="24"/>
+          <w14:ligatures w14:val="none"/>
+        </w:rPr>
+        <w:t>1N∑</w:t>
+      </w:r>
+      <w:r>
+        <w:rPr>
+          <w:rFonts w:ascii="Times New Roman" w:eastAsia="Times New Roman" w:hAnsi="Times New Roman" w:cs="Times New Roman"/>
+          <w:kern w:val="0"/>
+          <w:sz w:val="24"/>
+          <w:szCs w:val="24"/>
+          <w14:ligatures w14:val="none"/>
+        </w:rPr>
+        <w:t xml:space="preserve">I </w:t>
+      </w:r>
+      <w:r>
+        <w:rPr>
+          <w:rFonts w:ascii="Times New Roman" w:eastAsia="Times New Roman" w:hAnsi="Times New Roman" w:cs="Times New Roman"/>
+          <w:kern w:val="0"/>
+          <w:sz w:val="24"/>
+          <w:szCs w:val="24"/>
+          <w14:ligatures w14:val="none"/>
+        </w:rPr>
+        <w:t>=</w:t>
+      </w:r>
+      <w:r>
+        <w:rPr>
+          <w:rFonts w:ascii="Times New Roman" w:eastAsia="Times New Roman" w:hAnsi="Times New Roman" w:cs="Times New Roman"/>
+          <w:kern w:val="0"/>
+          <w:sz w:val="24"/>
+          <w:szCs w:val="24"/>
+          <w14:ligatures w14:val="none"/>
+        </w:rPr>
+        <w:t xml:space="preserve"> </w:t>
+      </w:r>
+      <w:r>
+        <w:rPr>
+          <w:rFonts w:ascii="Times New Roman" w:eastAsia="Times New Roman" w:hAnsi="Times New Roman" w:cs="Times New Roman"/>
+          <w:kern w:val="0"/>
+          <w:sz w:val="24"/>
+          <w:szCs w:val="24"/>
+          <w14:ligatures w14:val="none"/>
+        </w:rPr>
+        <w:t>1NMSEi\</w:t>
+      </w:r>
+      <w:proofErr w:type="spellStart"/>
+      <w:proofErr w:type="gramStart"/>
+      <w:r>
+        <w:rPr>
+          <w:rFonts w:ascii="Times New Roman" w:eastAsia="Times New Roman" w:hAnsi="Times New Roman" w:cs="Times New Roman"/>
+          <w:kern w:val="0"/>
+          <w:sz w:val="24"/>
+          <w:szCs w:val="24"/>
+          <w14:ligatures w14:val="none"/>
+        </w:rPr>
+        <w:t>mathrm</w:t>
+      </w:r>
+      <w:proofErr w:type="spellEnd"/>
+      <w:r>
+        <w:rPr>
+          <w:rFonts w:ascii="Times New Roman" w:eastAsia="Times New Roman" w:hAnsi="Times New Roman" w:cs="Times New Roman"/>
+          <w:kern w:val="0"/>
+          <w:sz w:val="24"/>
+          <w:szCs w:val="24"/>
+          <w14:ligatures w14:val="none"/>
+        </w:rPr>
+        <w:t>{</w:t>
+      </w:r>
+      <w:proofErr w:type="gramEnd"/>
+      <w:r>
+        <w:rPr>
+          <w:rFonts w:ascii="Times New Roman" w:eastAsia="Times New Roman" w:hAnsi="Times New Roman" w:cs="Times New Roman"/>
+          <w:kern w:val="0"/>
+          <w:sz w:val="24"/>
+          <w:szCs w:val="24"/>
+          <w14:ligatures w14:val="none"/>
+        </w:rPr>
+        <w:t>MSE}</w:t>
+      </w:r>
+      <w:r>
+        <w:rPr>
+          <w:rFonts w:ascii="Times New Roman" w:eastAsia="Times New Roman" w:hAnsi="Times New Roman" w:cs="Times New Roman"/>
+          <w:kern w:val="0"/>
+          <w:sz w:val="24"/>
+          <w:szCs w:val="24"/>
+          <w14:ligatures w14:val="none"/>
+        </w:rPr>
+        <w:t xml:space="preserve"> </w:t>
+      </w:r>
+      <w:r>
+        <w:rPr>
+          <w:rFonts w:ascii="Times New Roman" w:eastAsia="Times New Roman" w:hAnsi="Times New Roman" w:cs="Times New Roman"/>
+          <w:kern w:val="0"/>
+          <w:sz w:val="24"/>
+          <w:szCs w:val="24"/>
+          <w14:ligatures w14:val="none"/>
+        </w:rPr>
+        <w:t>=</w:t>
+      </w:r>
+      <w:r>
+        <w:rPr>
+          <w:rFonts w:ascii="Times New Roman" w:eastAsia="Times New Roman" w:hAnsi="Times New Roman" w:cs="Times New Roman"/>
+          <w:kern w:val="0"/>
+          <w:sz w:val="24"/>
+          <w:szCs w:val="24"/>
+          <w14:ligatures w14:val="none"/>
+        </w:rPr>
+        <w:t xml:space="preserve"> </w:t>
+      </w:r>
+      <w:r>
+        <w:rPr>
+          <w:rFonts w:ascii="Times New Roman" w:eastAsia="Times New Roman" w:hAnsi="Times New Roman" w:cs="Times New Roman"/>
+          <w:kern w:val="0"/>
+          <w:sz w:val="24"/>
+          <w:szCs w:val="24"/>
+          <w14:ligatures w14:val="none"/>
+        </w:rPr>
+        <w:t>\</w:t>
+      </w:r>
+      <w:proofErr w:type="spellStart"/>
+      <w:r>
+        <w:rPr>
+          <w:rFonts w:ascii="Times New Roman" w:eastAsia="Times New Roman" w:hAnsi="Times New Roman" w:cs="Times New Roman"/>
+          <w:kern w:val="0"/>
+          <w:sz w:val="24"/>
+          <w:szCs w:val="24"/>
+          <w14:ligatures w14:val="none"/>
+        </w:rPr>
+        <w:t>frac</w:t>
+      </w:r>
+      <w:proofErr w:type="spellEnd"/>
+      <w:r>
+        <w:rPr>
+          <w:rFonts w:ascii="Times New Roman" w:eastAsia="Times New Roman" w:hAnsi="Times New Roman" w:cs="Times New Roman"/>
+          <w:kern w:val="0"/>
+          <w:sz w:val="24"/>
+          <w:szCs w:val="24"/>
+          <w14:ligatures w14:val="none"/>
+        </w:rPr>
+        <w:t>{1}{N}\sum_{</w:t>
+      </w:r>
+      <w:proofErr w:type="spellStart"/>
+      <w:r>
+        <w:rPr>
+          <w:rFonts w:ascii="Times New Roman" w:eastAsia="Times New Roman" w:hAnsi="Times New Roman" w:cs="Times New Roman"/>
+          <w:kern w:val="0"/>
+          <w:sz w:val="24"/>
+          <w:szCs w:val="24"/>
+          <w14:ligatures w14:val="none"/>
+        </w:rPr>
+        <w:t>i</w:t>
+      </w:r>
+      <w:proofErr w:type="spellEnd"/>
+      <w:r>
+        <w:rPr>
+          <w:rFonts w:ascii="Times New Roman" w:eastAsia="Times New Roman" w:hAnsi="Times New Roman" w:cs="Times New Roman"/>
+          <w:kern w:val="0"/>
+          <w:sz w:val="24"/>
+          <w:szCs w:val="24"/>
+          <w14:ligatures w14:val="none"/>
+        </w:rPr>
+        <w:t>=1}^{N}\</w:t>
+      </w:r>
+      <w:proofErr w:type="spellStart"/>
+      <w:r>
+        <w:rPr>
+          <w:rFonts w:ascii="Times New Roman" w:eastAsia="Times New Roman" w:hAnsi="Times New Roman" w:cs="Times New Roman"/>
+          <w:kern w:val="0"/>
+          <w:sz w:val="24"/>
+          <w:szCs w:val="24"/>
+          <w14:ligatures w14:val="none"/>
+        </w:rPr>
+        <w:t>mathrm</w:t>
+      </w:r>
+      <w:proofErr w:type="spellEnd"/>
+      <w:r>
+        <w:rPr>
+          <w:rFonts w:ascii="Times New Roman" w:eastAsia="Times New Roman" w:hAnsi="Times New Roman" w:cs="Times New Roman"/>
+          <w:kern w:val="0"/>
+          <w:sz w:val="24"/>
+          <w:szCs w:val="24"/>
+          <w14:ligatures w14:val="none"/>
+        </w:rPr>
+        <w:t>{MSE}_</w:t>
+      </w:r>
+      <w:proofErr w:type="spellStart"/>
+      <w:r>
+        <w:rPr>
+          <w:rFonts w:ascii="Times New Roman" w:eastAsia="Times New Roman" w:hAnsi="Times New Roman" w:cs="Times New Roman"/>
+          <w:kern w:val="0"/>
+          <w:sz w:val="24"/>
+          <w:szCs w:val="24"/>
+          <w14:ligatures w14:val="none"/>
+        </w:rPr>
+        <w:t>iMSE</w:t>
+      </w:r>
+      <w:proofErr w:type="spellEnd"/>
+      <w:r>
+        <w:rPr>
+          <w:rFonts w:ascii="Times New Roman" w:eastAsia="Times New Roman" w:hAnsi="Times New Roman" w:cs="Times New Roman"/>
+          <w:kern w:val="0"/>
+          <w:sz w:val="24"/>
+          <w:szCs w:val="24"/>
+          <w14:ligatures w14:val="none"/>
+        </w:rPr>
+        <w:t>=N1​</w:t>
+      </w:r>
+      <w:r>
+        <w:rPr>
+          <w:rFonts w:ascii="Times New Roman" w:eastAsia="Times New Roman" w:hAnsi="Times New Roman" w:cs="Times New Roman"/>
+          <w:kern w:val="0"/>
+          <w:sz w:val="24"/>
+          <w:szCs w:val="24"/>
+          <w14:ligatures w14:val="none"/>
+        </w:rPr>
+        <w:t xml:space="preserve">I </w:t>
+      </w:r>
+      <w:r>
+        <w:rPr>
+          <w:rFonts w:ascii="Times New Roman" w:eastAsia="Times New Roman" w:hAnsi="Times New Roman" w:cs="Times New Roman"/>
+          <w:kern w:val="0"/>
+          <w:sz w:val="24"/>
+          <w:szCs w:val="24"/>
+          <w14:ligatures w14:val="none"/>
+        </w:rPr>
+        <w:t>=</w:t>
+      </w:r>
+      <w:r>
+        <w:rPr>
+          <w:rFonts w:ascii="Times New Roman" w:eastAsia="Times New Roman" w:hAnsi="Times New Roman" w:cs="Times New Roman"/>
+          <w:kern w:val="0"/>
+          <w:sz w:val="24"/>
+          <w:szCs w:val="24"/>
+          <w14:ligatures w14:val="none"/>
+        </w:rPr>
+        <w:t xml:space="preserve"> </w:t>
+      </w:r>
+      <w:r>
+        <w:rPr>
+          <w:rFonts w:ascii="Times New Roman" w:eastAsia="Times New Roman" w:hAnsi="Times New Roman" w:cs="Times New Roman"/>
+          <w:kern w:val="0"/>
+          <w:sz w:val="24"/>
+          <w:szCs w:val="24"/>
+          <w14:ligatures w14:val="none"/>
+        </w:rPr>
+        <w:t>1∑N​</w:t>
+      </w:r>
+      <w:proofErr w:type="spellStart"/>
+      <w:r>
+        <w:rPr>
+          <w:rFonts w:ascii="Times New Roman" w:eastAsia="Times New Roman" w:hAnsi="Times New Roman" w:cs="Times New Roman"/>
+          <w:kern w:val="0"/>
+          <w:sz w:val="24"/>
+          <w:szCs w:val="24"/>
+          <w14:ligatures w14:val="none"/>
+        </w:rPr>
+        <w:t>MSEi</w:t>
+      </w:r>
+      <w:proofErr w:type="spellEnd"/>
+      <w:r>
+        <w:rPr>
+          <w:rFonts w:ascii="Times New Roman" w:eastAsia="Times New Roman" w:hAnsi="Times New Roman" w:cs="Times New Roman"/>
+          <w:kern w:val="0"/>
+          <w:sz w:val="24"/>
+          <w:szCs w:val="24"/>
+          <w14:ligatures w14:val="none"/>
+        </w:rPr>
+        <w:t>​</w:t>
+      </w:r>
+    </w:p>
+    <w:p>
+      <w:pPr>
+        <w:pStyle w:val="w6asjqtextbase"/>
+        <w:ind w:left="1800"/>
+      </w:pPr>
+      <w:r>
+        <w:t>An MSE &lt; 1e-3 is considered satisfactory.</w:t>
+      </w:r>
+    </w:p>
+    <w:p>
+      <w:pPr>
+        <w:tabs>
+          <w:tab w:val="left" w:pos="2700"/>
+        </w:tabs>
+        <w:spacing w:after="0" w:line="240" w:lineRule="auto"/>
+        <w:rPr>
+          <w:rFonts w:asciiTheme="majorBidi" w:hAnsiTheme="majorBidi" w:cstheme="majorBidi"/>
+          <w:sz w:val="24"/>
+          <w:szCs w:val="24"/>
+          <w:lang w:bidi="ar-EG"/>
+        </w:rPr>
+      </w:pPr>
+    </w:p>
+    <w:p>
+      <w:pPr>
+        <w:pStyle w:val="ListParagraph"/>
+        <w:tabs>
+          <w:tab w:val="left" w:pos="2700"/>
+        </w:tabs>
+        <w:spacing w:after="0" w:line="240" w:lineRule="auto"/>
+        <w:ind w:left="1080"/>
+        <w:rPr>
+          <w:rFonts w:asciiTheme="majorBidi" w:hAnsiTheme="majorBidi" w:cstheme="majorBidi"/>
+          <w:sz w:val="24"/>
+          <w:szCs w:val="24"/>
+          <w:lang w:bidi="ar-EG"/>
+        </w:rPr>
+      </w:pPr>
+    </w:p>
+    <w:p>
+      <w:pPr>
+        <w:pStyle w:val="ListParagraph"/>
+        <w:tabs>
+          <w:tab w:val="left" w:pos="2700"/>
+        </w:tabs>
+        <w:spacing w:after="0" w:line="240" w:lineRule="auto"/>
+        <w:ind w:left="1080"/>
         <w:rPr>
           <w:rFonts w:asciiTheme="majorBidi" w:hAnsiTheme="majorBidi" w:cstheme="majorBidi"/>
           <w:sz w:val="24"/>
@@ -15046,7 +19124,7 @@
           <w:sz w:val="24"/>
           <w:szCs w:val="24"/>
         </w:rPr>
-        <w:t xml:space="preserve">Phase Two Methodology: </w:t>
+        <w:t>Generalization:</w:t>
       </w:r>
     </w:p>
     <w:p>
@@ -15065,7 +19143,57 @@
           <w:sz w:val="24"/>
           <w:szCs w:val="24"/>
         </w:rPr>
-        <w:t xml:space="preserve">Centralized Training Decentralized Execution (CTDE) </w:t>
+        <w:t>Once the policy was successful on one trajectory and the basic methodology proved to be functioning, the next step was to generalize by training on multiple trajectories. Training was done</w:t>
+      </w:r>
+      <w:r>
+        <w:rPr>
+          <w:rFonts w:asciiTheme="majorBidi" w:hAnsiTheme="majorBidi" w:cstheme="majorBidi"/>
+          <w:sz w:val="24"/>
+          <w:szCs w:val="24"/>
+        </w:rPr>
+        <w:t xml:space="preserve"> by sampling random component-wise rest-to-rest </w:t>
+      </w:r>
+      <w:proofErr w:type="spellStart"/>
+      <w:r>
+        <w:rPr>
+          <w:rFonts w:asciiTheme="majorBidi" w:hAnsiTheme="majorBidi" w:cstheme="majorBidi"/>
+          <w:sz w:val="24"/>
+          <w:szCs w:val="24"/>
+        </w:rPr>
+        <w:t>quintic</w:t>
+      </w:r>
+      <w:proofErr w:type="spellEnd"/>
+      <w:r>
+        <w:rPr>
+          <w:rFonts w:asciiTheme="majorBidi" w:hAnsiTheme="majorBidi" w:cstheme="majorBidi"/>
+          <w:sz w:val="24"/>
+          <w:szCs w:val="24"/>
+        </w:rPr>
+        <w:t xml:space="preserve"> polynomial trajectories</w:t>
+      </w:r>
+      <w:r>
+        <w:rPr>
+          <w:rFonts w:asciiTheme="majorBidi" w:hAnsiTheme="majorBidi" w:cstheme="majorBidi"/>
+          <w:sz w:val="24"/>
+          <w:szCs w:val="24"/>
+        </w:rPr>
+        <w:t xml:space="preserve">. A validation/testing set was held out during training </w:t>
+      </w:r>
+      <w:r>
+        <w:rPr>
+          <w:rFonts w:asciiTheme="majorBidi" w:hAnsiTheme="majorBidi" w:cstheme="majorBidi"/>
+          <w:sz w:val="24"/>
+          <w:szCs w:val="24"/>
+        </w:rPr>
+        <w:t>to evaluate the policy's ability to generalize to unseen trajectories</w:t>
+      </w:r>
+      <w:r>
+        <w:rPr>
+          <w:rFonts w:asciiTheme="majorBidi" w:hAnsiTheme="majorBidi" w:cstheme="majorBidi"/>
+          <w:sz w:val="24"/>
+          <w:szCs w:val="24"/>
+        </w:rPr>
+        <w:t xml:space="preserve">. </w:t>
       </w:r>
     </w:p>
     <w:p>
@@ -15084,7 +19212,245 @@
           <w:sz w:val="24"/>
           <w:szCs w:val="24"/>
         </w:rPr>
+        <w:t>The generation of the random trajectories ensured generalization</w:t>
+      </w:r>
+      <w:r>
+        <w:rPr>
+          <w:rFonts w:asciiTheme="majorBidi" w:hAnsiTheme="majorBidi" w:cstheme="majorBidi"/>
+          <w:sz w:val="24"/>
+          <w:szCs w:val="24"/>
+        </w:rPr>
+        <w:t xml:space="preserve"> across</w:t>
+      </w:r>
+      <w:r>
+        <w:rPr>
+          <w:rFonts w:asciiTheme="majorBidi" w:hAnsiTheme="majorBidi" w:cstheme="majorBidi"/>
+          <w:sz w:val="24"/>
+          <w:szCs w:val="24"/>
+        </w:rPr>
+        <w:t xml:space="preserve"> movement scales, </w:t>
+      </w:r>
+      <w:r>
+        <w:rPr>
+          <w:rFonts w:asciiTheme="majorBidi" w:hAnsiTheme="majorBidi" w:cstheme="majorBidi"/>
+          <w:sz w:val="24"/>
+          <w:szCs w:val="24"/>
+        </w:rPr>
+        <w:t>movement axes</w:t>
+      </w:r>
+      <w:r>
+        <w:rPr>
+          <w:rFonts w:asciiTheme="majorBidi" w:hAnsiTheme="majorBidi" w:cstheme="majorBidi"/>
+          <w:sz w:val="24"/>
+          <w:szCs w:val="24"/>
+        </w:rPr>
+        <w:t xml:space="preserve"> and episode durations. For example, testing was done on trajectories with displacements ranging from 0 to 20m along one or multiple axes. Furthermore, </w:t>
+      </w:r>
+      <w:r>
+        <w:rPr>
+          <w:rFonts w:asciiTheme="majorBidi" w:hAnsiTheme="majorBidi" w:cstheme="majorBidi"/>
+          <w:sz w:val="24"/>
+          <w:szCs w:val="24"/>
+        </w:rPr>
+        <w:t>d</w:t>
+      </w:r>
+      <w:r>
+        <w:rPr>
+          <w:rFonts w:asciiTheme="majorBidi" w:hAnsiTheme="majorBidi" w:cstheme="majorBidi"/>
+          <w:sz w:val="24"/>
+          <w:szCs w:val="24"/>
+        </w:rPr>
+        <w:t xml:space="preserve">uring training, episode durations were </w:t>
+      </w:r>
+      <w:r>
+        <w:rPr>
+          <w:rFonts w:asciiTheme="majorBidi" w:hAnsiTheme="majorBidi" w:cstheme="majorBidi"/>
+          <w:sz w:val="24"/>
+          <w:szCs w:val="24"/>
+        </w:rPr>
+        <w:t>up to 35</w:t>
+      </w:r>
+      <w:r>
+        <w:rPr>
+          <w:rFonts w:asciiTheme="majorBidi" w:hAnsiTheme="majorBidi" w:cstheme="majorBidi"/>
+          <w:sz w:val="24"/>
+          <w:szCs w:val="24"/>
+        </w:rPr>
+        <w:t xml:space="preserve">s, while the held-out test set included trajectories </w:t>
+      </w:r>
+      <w:r>
+        <w:rPr>
+          <w:rFonts w:asciiTheme="majorBidi" w:hAnsiTheme="majorBidi" w:cstheme="majorBidi"/>
+          <w:sz w:val="24"/>
+          <w:szCs w:val="24"/>
+        </w:rPr>
         <w:lastRenderedPageBreak/>
+        <w:t>with durations of up to 75</w:t>
+      </w:r>
+      <w:r>
+        <w:rPr>
+          <w:rFonts w:asciiTheme="majorBidi" w:hAnsiTheme="majorBidi" w:cstheme="majorBidi"/>
+          <w:sz w:val="24"/>
+          <w:szCs w:val="24"/>
+        </w:rPr>
+        <w:t>s. Thus, the evaluation included not only unseen combinations of movement magnitudes and axes, but also trajectories substantially longer than those encountered during training. This provides a test of whether the learned policy c</w:t>
+      </w:r>
+      <w:r>
+        <w:rPr>
+          <w:rFonts w:asciiTheme="majorBidi" w:hAnsiTheme="majorBidi" w:cstheme="majorBidi"/>
+          <w:sz w:val="24"/>
+          <w:szCs w:val="24"/>
+        </w:rPr>
+        <w:t>an maintain appropriate behavio</w:t>
+      </w:r>
+      <w:bookmarkStart w:id="0" w:name="_GoBack"/>
+      <w:bookmarkEnd w:id="0"/>
+      <w:r>
+        <w:rPr>
+          <w:rFonts w:asciiTheme="majorBidi" w:hAnsiTheme="majorBidi" w:cstheme="majorBidi"/>
+          <w:sz w:val="24"/>
+          <w:szCs w:val="24"/>
+        </w:rPr>
+        <w:t>r over extended trajectories rather than relying on a fixed episode duration.</w:t>
+      </w:r>
+      <w:r>
+        <w:rPr>
+          <w:rFonts w:asciiTheme="majorBidi" w:hAnsiTheme="majorBidi" w:cstheme="majorBidi"/>
+          <w:sz w:val="24"/>
+          <w:szCs w:val="24"/>
+        </w:rPr>
+        <w:t>.</w:t>
+      </w:r>
+      <w:r>
+        <w:rPr>
+          <w:rFonts w:asciiTheme="majorBidi" w:hAnsiTheme="majorBidi" w:cstheme="majorBidi"/>
+          <w:sz w:val="24"/>
+          <w:szCs w:val="24"/>
+        </w:rPr>
+        <w:t xml:space="preserve"> </w:t>
+      </w:r>
+      <w:r>
+        <w:rPr>
+          <w:rFonts w:asciiTheme="majorBidi" w:hAnsiTheme="majorBidi" w:cstheme="majorBidi"/>
+          <w:sz w:val="24"/>
+          <w:szCs w:val="24"/>
+        </w:rPr>
+        <w:t>Rotation</w:t>
+      </w:r>
+      <w:r>
+        <w:rPr>
+          <w:rFonts w:asciiTheme="majorBidi" w:hAnsiTheme="majorBidi" w:cstheme="majorBidi"/>
+          <w:sz w:val="24"/>
+          <w:szCs w:val="24"/>
+        </w:rPr>
+        <w:t xml:space="preserve">s were limited to the range of [-10 </w:t>
+      </w:r>
+      <w:r>
+        <w:rPr>
+          <w:rFonts w:asciiTheme="majorBidi" w:hAnsiTheme="majorBidi" w:cstheme="majorBidi"/>
+          <w:sz w:val="24"/>
+          <w:szCs w:val="24"/>
+        </w:rPr>
+        <w:t>°</w:t>
+      </w:r>
+      <w:r>
+        <w:rPr>
+          <w:rFonts w:asciiTheme="majorBidi" w:hAnsiTheme="majorBidi" w:cstheme="majorBidi"/>
+          <w:sz w:val="24"/>
+          <w:szCs w:val="24"/>
+        </w:rPr>
+        <w:t>10°</w:t>
+      </w:r>
+      <w:r>
+        <w:rPr>
+          <w:rFonts w:asciiTheme="majorBidi" w:hAnsiTheme="majorBidi" w:cstheme="majorBidi"/>
+          <w:sz w:val="24"/>
+          <w:szCs w:val="24"/>
+        </w:rPr>
+        <w:t>]</w:t>
+      </w:r>
+      <w:r>
+        <w:rPr>
+          <w:rFonts w:asciiTheme="majorBidi" w:hAnsiTheme="majorBidi" w:cstheme="majorBidi"/>
+          <w:sz w:val="24"/>
+          <w:szCs w:val="24"/>
+        </w:rPr>
+        <w:t xml:space="preserve"> for each Euler angle to reduce the risk of system destabilization.</w:t>
+      </w:r>
+      <w:r>
+        <w:rPr>
+          <w:rFonts w:asciiTheme="majorBidi" w:hAnsiTheme="majorBidi" w:cstheme="majorBidi"/>
+          <w:sz w:val="24"/>
+          <w:szCs w:val="24"/>
+        </w:rPr>
+        <w:t xml:space="preserve"> </w:t>
+      </w:r>
+    </w:p>
+    <w:p>
+      <w:pPr>
+        <w:spacing w:line="360" w:lineRule="auto"/>
+        <w:ind w:left="360"/>
+        <w:rPr>
+          <w:rFonts w:asciiTheme="majorBidi" w:hAnsiTheme="majorBidi" w:cstheme="majorBidi"/>
+          <w:sz w:val="24"/>
+          <w:szCs w:val="24"/>
+        </w:rPr>
+      </w:pPr>
+    </w:p>
+    <w:p>
+      <w:pPr>
+        <w:spacing w:line="360" w:lineRule="auto"/>
+        <w:ind w:left="360"/>
+        <w:rPr>
+          <w:rFonts w:asciiTheme="majorBidi" w:hAnsiTheme="majorBidi" w:cstheme="majorBidi"/>
+          <w:sz w:val="24"/>
+          <w:szCs w:val="24"/>
+        </w:rPr>
+      </w:pPr>
+      <w:r>
+        <w:rPr>
+          <w:rFonts w:asciiTheme="majorBidi" w:hAnsiTheme="majorBidi" w:cstheme="majorBidi"/>
+          <w:sz w:val="24"/>
+          <w:szCs w:val="24"/>
+        </w:rPr>
+        <w:t xml:space="preserve">Phase Two Methodology: </w:t>
+      </w:r>
+    </w:p>
+    <w:p>
+      <w:pPr>
+        <w:spacing w:line="360" w:lineRule="auto"/>
+        <w:ind w:left="360"/>
+        <w:rPr>
+          <w:rFonts w:asciiTheme="majorBidi" w:hAnsiTheme="majorBidi" w:cstheme="majorBidi"/>
+          <w:sz w:val="24"/>
+          <w:szCs w:val="24"/>
+        </w:rPr>
+      </w:pPr>
+      <w:r>
+        <w:rPr>
+          <w:rFonts w:asciiTheme="majorBidi" w:hAnsiTheme="majorBidi" w:cstheme="majorBidi"/>
+          <w:sz w:val="24"/>
+          <w:szCs w:val="24"/>
+        </w:rPr>
+        <w:t xml:space="preserve">Centralized Training Decentralized Execution (CTDE) </w:t>
+      </w:r>
+    </w:p>
+    <w:p>
+      <w:pPr>
+        <w:spacing w:line="360" w:lineRule="auto"/>
+        <w:ind w:left="360"/>
+        <w:rPr>
+          <w:rFonts w:asciiTheme="majorBidi" w:hAnsiTheme="majorBidi" w:cstheme="majorBidi"/>
+          <w:sz w:val="24"/>
+          <w:szCs w:val="24"/>
+        </w:rPr>
+      </w:pPr>
+      <w:r>
+        <w:rPr>
+          <w:rFonts w:asciiTheme="majorBidi" w:hAnsiTheme="majorBidi" w:cstheme="majorBidi"/>
+          <w:sz w:val="24"/>
+          <w:szCs w:val="24"/>
+        </w:rPr>
         <w:t xml:space="preserve">• Shared/Centralized critic with access to global state with a </w:t>
       </w:r>
       <w:proofErr w:type="spellStart"/>
@@ -15338,6 +19704,7 @@
           <w:sz w:val="24"/>
           <w:szCs w:val="24"/>
         </w:rPr>
+        <w:lastRenderedPageBreak/>
         <w:t xml:space="preserve">[2] </w:t>
       </w:r>
       <w:proofErr w:type="gramStart"/>
@@ -15543,6 +19910,95 @@
 <file path=word/numbering.xml><?xml version="1.0" encoding="utf-8"?>
 <w:numbering xmlns:wpc="http://schemas.microsoft.com/office/word/2010/wordprocessingCanvas" xmlns:mc="http://schemas.openxmlformats.org/markup-compatibility/2006" xmlns:o="urn:schemas-microsoft-com:office:office" xmlns:r="http://schemas.openxmlformats.org/officeDocument/2006/relationships" xmlns:m="http://schemas.openxmlformats.org/officeDocument/2006/math" xmlns:v="urn:schemas-microsoft-com:vml" xmlns:wp14="http://schemas.microsoft.com/office/word/2010/wordprocessingDrawing" xmlns:wp="http://schemas.openxmlformats.org/drawingml/2006/wordprocessingDrawing" xmlns:w10="urn:schemas-microsoft-com:office:word" xmlns:w="http://schemas.openxmlformats.org/wordprocessingml/2006/main" xmlns:w14="http://schemas.microsoft.com/office/word/2010/wordml" xmlns:w15="http://schemas.microsoft.com/office/word/2012/wordml" xmlns:wpg="http://schemas.microsoft.com/office/word/2010/wordprocessingGroup" xmlns:wpi="http://schemas.microsoft.com/office/word/2010/wordprocessingInk" xmlns:wne="http://schemas.microsoft.com/office/word/2006/wordml" xmlns:wps="http://schemas.microsoft.com/office/word/2010/wordprocessingShape" mc:Ignorable="w14 w15 wp14">
   <w:abstractNum w:abstractNumId="0">
+    <w:nsid w:val="17A668B8"/>
+    <w:multiLevelType w:val="hybridMultilevel"/>
+    <w:tmpl w:val="64B4A8FE"/>
+    <w:lvl w:ilvl="0" w:tplc="D9E81458">
+      <w:start w:val="1"/>
+      <w:numFmt w:val="decimal"/>
+      <w:lvlText w:val="%1-"/>
+      <w:lvlJc w:val="left"/>
+      <w:pPr>
+        <w:ind w:left="1080" w:hanging="360"/>
+      </w:pPr>
+      <w:rPr>
+        <w:rFonts w:hint="default"/>
+      </w:rPr>
+    </w:lvl>
+    <w:lvl w:ilvl="1" w:tplc="04090019">
+      <w:start w:val="1"/>
+      <w:numFmt w:val="lowerLetter"/>
+      <w:lvlText w:val="%2."/>
+      <w:lvlJc w:val="left"/>
+      <w:pPr>
+        <w:ind w:left="1800" w:hanging="360"/>
+      </w:pPr>
+    </w:lvl>
+    <w:lvl w:ilvl="2" w:tplc="0409001B" w:tentative="1">
+      <w:start w:val="1"/>
+      <w:numFmt w:val="lowerRoman"/>
+      <w:lvlText w:val="%3."/>
+      <w:lvlJc w:val="right"/>
+      <w:pPr>
+        <w:ind w:left="2520" w:hanging="180"/>
+      </w:pPr>
+    </w:lvl>
+    <w:lvl w:ilvl="3" w:tplc="0409000F" w:tentative="1">
+      <w:start w:val="1"/>
+      <w:numFmt w:val="decimal"/>
+      <w:lvlText w:val="%4."/>
+      <w:lvlJc w:val="left"/>
+      <w:pPr>
+        <w:ind w:left="3240" w:hanging="360"/>
+      </w:pPr>
+    </w:lvl>
+    <w:lvl w:ilvl="4" w:tplc="04090019" w:tentative="1">
+      <w:start w:val="1"/>
+      <w:numFmt w:val="lowerLetter"/>
+      <w:lvlText w:val="%5."/>
+      <w:lvlJc w:val="left"/>
+      <w:pPr>
+        <w:ind w:left="3960" w:hanging="360"/>
+      </w:pPr>
+    </w:lvl>
+    <w:lvl w:ilvl="5" w:tplc="0409001B" w:tentative="1">
+      <w:start w:val="1"/>
+      <w:numFmt w:val="lowerRoman"/>
+      <w:lvlText w:val="%6."/>
+      <w:lvlJc w:val="right"/>
+      <w:pPr>
+        <w:ind w:left="4680" w:hanging="180"/>
+      </w:pPr>
+    </w:lvl>
+    <w:lvl w:ilvl="6" w:tplc="0409000F" w:tentative="1">
+      <w:start w:val="1"/>
+      <w:numFmt w:val="decimal"/>
+      <w:lvlText w:val="%7."/>
+      <w:lvlJc w:val="left"/>
+      <w:pPr>
+        <w:ind w:left="5400" w:hanging="360"/>
+      </w:pPr>
+    </w:lvl>
+    <w:lvl w:ilvl="7" w:tplc="04090019" w:tentative="1">
+      <w:start w:val="1"/>
+      <w:numFmt w:val="lowerLetter"/>
+      <w:lvlText w:val="%8."/>
+      <w:lvlJc w:val="left"/>
+      <w:pPr>
+        <w:ind w:left="6120" w:hanging="360"/>
+      </w:pPr>
+    </w:lvl>
+    <w:lvl w:ilvl="8" w:tplc="0409001B" w:tentative="1">
+      <w:start w:val="1"/>
+      <w:numFmt w:val="lowerRoman"/>
+      <w:lvlText w:val="%9."/>
+      <w:lvlJc w:val="right"/>
+      <w:pPr>
+        <w:ind w:left="6840" w:hanging="180"/>
+      </w:pPr>
+    </w:lvl>
+  </w:abstractNum>
+  <w:abstractNum w:abstractNumId="1">
     <w:nsid w:val="1A9D3132"/>
     <w:multiLevelType w:val="hybridMultilevel"/>
     <w:tmpl w:val="1552329C"/>
@@ -15628,7 +20084,7 @@
       </w:pPr>
     </w:lvl>
   </w:abstractNum>
-  <w:abstractNum w:abstractNumId="1">
+  <w:abstractNum w:abstractNumId="2">
     <w:nsid w:val="25530F06"/>
     <w:multiLevelType w:val="hybridMultilevel"/>
     <w:tmpl w:val="2A4E5192"/>
@@ -15741,7 +20197,7 @@
       </w:rPr>
     </w:lvl>
   </w:abstractNum>
-  <w:abstractNum w:abstractNumId="2">
+  <w:abstractNum w:abstractNumId="3">
     <w:nsid w:val="33DB0638"/>
     <w:multiLevelType w:val="hybridMultilevel"/>
     <w:tmpl w:val="0670424C"/>
@@ -15854,7 +20310,7 @@
       </w:rPr>
     </w:lvl>
   </w:abstractNum>
-  <w:abstractNum w:abstractNumId="3">
+  <w:abstractNum w:abstractNumId="4">
     <w:nsid w:val="36A35C39"/>
     <w:multiLevelType w:val="hybridMultilevel"/>
     <w:tmpl w:val="6EE85496"/>
@@ -15967,10 +20423,263 @@
       </w:rPr>
     </w:lvl>
   </w:abstractNum>
-  <w:abstractNum w:abstractNumId="4">
+  <w:abstractNum w:abstractNumId="5">
     <w:nsid w:val="54201208"/>
     <w:multiLevelType w:val="hybridMultilevel"/>
-    <w:tmpl w:val="A9964E8A"/>
+    <w:tmpl w:val="A58C9C34"/>
+    <w:lvl w:ilvl="0" w:tplc="04090001">
+      <w:start w:val="1"/>
+      <w:numFmt w:val="bullet"/>
+      <w:lvlText w:val=""/>
+      <w:lvlJc w:val="left"/>
+      <w:pPr>
+        <w:ind w:left="1080" w:hanging="360"/>
+      </w:pPr>
+      <w:rPr>
+        <w:rFonts w:ascii="Symbol" w:hAnsi="Symbol" w:hint="default"/>
+      </w:rPr>
+    </w:lvl>
+    <w:lvl w:ilvl="1" w:tplc="04090003">
+      <w:start w:val="1"/>
+      <w:numFmt w:val="bullet"/>
+      <w:lvlText w:val="o"/>
+      <w:lvlJc w:val="left"/>
+      <w:pPr>
+        <w:ind w:left="1800" w:hanging="360"/>
+      </w:pPr>
+      <w:rPr>
+        <w:rFonts w:ascii="Courier New" w:hAnsi="Courier New" w:cs="Courier New" w:hint="default"/>
+      </w:rPr>
+    </w:lvl>
+    <w:lvl w:ilvl="2" w:tplc="04090005">
+      <w:start w:val="1"/>
+      <w:numFmt w:val="bullet"/>
+      <w:lvlText w:val=""/>
+      <w:lvlJc w:val="left"/>
+      <w:pPr>
+        <w:ind w:left="2520" w:hanging="360"/>
+      </w:pPr>
+      <w:rPr>
+        <w:rFonts w:ascii="Wingdings" w:hAnsi="Wingdings" w:hint="default"/>
+      </w:rPr>
+    </w:lvl>
+    <w:lvl w:ilvl="3" w:tplc="04090001" w:tentative="1">
+      <w:start w:val="1"/>
+      <w:numFmt w:val="bullet"/>
+      <w:lvlText w:val=""/>
+      <w:lvlJc w:val="left"/>
+      <w:pPr>
+        <w:ind w:left="3240" w:hanging="360"/>
+      </w:pPr>
+      <w:rPr>
+        <w:rFonts w:ascii="Symbol" w:hAnsi="Symbol" w:hint="default"/>
+      </w:rPr>
+    </w:lvl>
+    <w:lvl w:ilvl="4" w:tplc="04090003" w:tentative="1">
+      <w:start w:val="1"/>
+      <w:numFmt w:val="bullet"/>
+      <w:lvlText w:val="o"/>
+      <w:lvlJc w:val="left"/>
+      <w:pPr>
+        <w:ind w:left="3960" w:hanging="360"/>
+      </w:pPr>
+      <w:rPr>
+        <w:rFonts w:ascii="Courier New" w:hAnsi="Courier New" w:cs="Courier New" w:hint="default"/>
+      </w:rPr>
+    </w:lvl>
+    <w:lvl w:ilvl="5" w:tplc="04090005" w:tentative="1">
+      <w:start w:val="1"/>
+      <w:numFmt w:val="bullet"/>
+      <w:lvlText w:val=""/>
+      <w:lvlJc w:val="left"/>
+      <w:pPr>
+        <w:ind w:left="4680" w:hanging="360"/>
+      </w:pPr>
+      <w:rPr>
+        <w:rFonts w:ascii="Wingdings" w:hAnsi="Wingdings" w:hint="default"/>
+      </w:rPr>
+    </w:lvl>
+    <w:lvl w:ilvl="6" w:tplc="04090001" w:tentative="1">
+      <w:start w:val="1"/>
+      <w:numFmt w:val="bullet"/>
+      <w:lvlText w:val=""/>
+      <w:lvlJc w:val="left"/>
+      <w:pPr>
+        <w:ind w:left="5400" w:hanging="360"/>
+      </w:pPr>
+      <w:rPr>
+        <w:rFonts w:ascii="Symbol" w:hAnsi="Symbol" w:hint="default"/>
+      </w:rPr>
+    </w:lvl>
+    <w:lvl w:ilvl="7" w:tplc="04090003" w:tentative="1">
+      <w:start w:val="1"/>
+      <w:numFmt w:val="bullet"/>
+      <w:lvlText w:val="o"/>
+      <w:lvlJc w:val="left"/>
+      <w:pPr>
+        <w:ind w:left="6120" w:hanging="360"/>
+      </w:pPr>
+      <w:rPr>
+        <w:rFonts w:ascii="Courier New" w:hAnsi="Courier New" w:cs="Courier New" w:hint="default"/>
+      </w:rPr>
+    </w:lvl>
+    <w:lvl w:ilvl="8" w:tplc="04090005" w:tentative="1">
+      <w:start w:val="1"/>
+      <w:numFmt w:val="bullet"/>
+      <w:lvlText w:val=""/>
+      <w:lvlJc w:val="left"/>
+      <w:pPr>
+        <w:ind w:left="6840" w:hanging="360"/>
+      </w:pPr>
+      <w:rPr>
+        <w:rFonts w:ascii="Wingdings" w:hAnsi="Wingdings" w:hint="default"/>
+      </w:rPr>
+    </w:lvl>
+  </w:abstractNum>
+  <w:abstractNum w:abstractNumId="6">
+    <w:nsid w:val="5B97075B"/>
+    <w:multiLevelType w:val="hybridMultilevel"/>
+    <w:tmpl w:val="D8C6CCF4"/>
+    <w:lvl w:ilvl="0" w:tplc="5120A768">
+      <w:start w:val="1"/>
+      <w:numFmt w:val="bullet"/>
+      <w:lvlText w:val="•"/>
+      <w:lvlJc w:val="left"/>
+      <w:pPr>
+        <w:tabs>
+          <w:tab w:val="num" w:pos="720"/>
+        </w:tabs>
+        <w:ind w:left="720" w:hanging="360"/>
+      </w:pPr>
+      <w:rPr>
+        <w:rFonts w:ascii="Arial" w:hAnsi="Arial" w:hint="default"/>
+      </w:rPr>
+    </w:lvl>
+    <w:lvl w:ilvl="1" w:tplc="D6C4C536" w:tentative="1">
+      <w:start w:val="1"/>
+      <w:numFmt w:val="bullet"/>
+      <w:lvlText w:val="•"/>
+      <w:lvlJc w:val="left"/>
+      <w:pPr>
+        <w:tabs>
+          <w:tab w:val="num" w:pos="1440"/>
+        </w:tabs>
+        <w:ind w:left="1440" w:hanging="360"/>
+      </w:pPr>
+      <w:rPr>
+        <w:rFonts w:ascii="Arial" w:hAnsi="Arial" w:hint="default"/>
+      </w:rPr>
+    </w:lvl>
+    <w:lvl w:ilvl="2" w:tplc="37B44EE2" w:tentative="1">
+      <w:start w:val="1"/>
+      <w:numFmt w:val="bullet"/>
+      <w:lvlText w:val="•"/>
+      <w:lvlJc w:val="left"/>
+      <w:pPr>
+        <w:tabs>
+          <w:tab w:val="num" w:pos="2160"/>
+        </w:tabs>
+        <w:ind w:left="2160" w:hanging="360"/>
+      </w:pPr>
+      <w:rPr>
+        <w:rFonts w:ascii="Arial" w:hAnsi="Arial" w:hint="default"/>
+      </w:rPr>
+    </w:lvl>
+    <w:lvl w:ilvl="3" w:tplc="A07A0482" w:tentative="1">
+      <w:start w:val="1"/>
+      <w:numFmt w:val="bullet"/>
+      <w:lvlText w:val="•"/>
+      <w:lvlJc w:val="left"/>
+      <w:pPr>
+        <w:tabs>
+          <w:tab w:val="num" w:pos="2880"/>
+        </w:tabs>
+        <w:ind w:left="2880" w:hanging="360"/>
+      </w:pPr>
+      <w:rPr>
+        <w:rFonts w:ascii="Arial" w:hAnsi="Arial" w:hint="default"/>
+      </w:rPr>
+    </w:lvl>
+    <w:lvl w:ilvl="4" w:tplc="51963D28" w:tentative="1">
+      <w:start w:val="1"/>
+      <w:numFmt w:val="bullet"/>
+      <w:lvlText w:val="•"/>
+      <w:lvlJc w:val="left"/>
+      <w:pPr>
+        <w:tabs>
+          <w:tab w:val="num" w:pos="3600"/>
+        </w:tabs>
+        <w:ind w:left="3600" w:hanging="360"/>
+      </w:pPr>
+      <w:rPr>
+        <w:rFonts w:ascii="Arial" w:hAnsi="Arial" w:hint="default"/>
+      </w:rPr>
+    </w:lvl>
+    <w:lvl w:ilvl="5" w:tplc="8EAE1544" w:tentative="1">
+      <w:start w:val="1"/>
+      <w:numFmt w:val="bullet"/>
+      <w:lvlText w:val="•"/>
+      <w:lvlJc w:val="left"/>
+      <w:pPr>
+        <w:tabs>
+          <w:tab w:val="num" w:pos="4320"/>
+        </w:tabs>
+        <w:ind w:left="4320" w:hanging="360"/>
+      </w:pPr>
+      <w:rPr>
+        <w:rFonts w:ascii="Arial" w:hAnsi="Arial" w:hint="default"/>
+      </w:rPr>
+    </w:lvl>
+    <w:lvl w:ilvl="6" w:tplc="2C484E3C" w:tentative="1">
+      <w:start w:val="1"/>
+      <w:numFmt w:val="bullet"/>
+      <w:lvlText w:val="•"/>
+      <w:lvlJc w:val="left"/>
+      <w:pPr>
+        <w:tabs>
+          <w:tab w:val="num" w:pos="5040"/>
+        </w:tabs>
+        <w:ind w:left="5040" w:hanging="360"/>
+      </w:pPr>
+      <w:rPr>
+        <w:rFonts w:ascii="Arial" w:hAnsi="Arial" w:hint="default"/>
+      </w:rPr>
+    </w:lvl>
+    <w:lvl w:ilvl="7" w:tplc="C1404A26" w:tentative="1">
+      <w:start w:val="1"/>
+      <w:numFmt w:val="bullet"/>
+      <w:lvlText w:val="•"/>
+      <w:lvlJc w:val="left"/>
+      <w:pPr>
+        <w:tabs>
+          <w:tab w:val="num" w:pos="5760"/>
+        </w:tabs>
+        <w:ind w:left="5760" w:hanging="360"/>
+      </w:pPr>
+      <w:rPr>
+        <w:rFonts w:ascii="Arial" w:hAnsi="Arial" w:hint="default"/>
+      </w:rPr>
+    </w:lvl>
+    <w:lvl w:ilvl="8" w:tplc="2296547E" w:tentative="1">
+      <w:start w:val="1"/>
+      <w:numFmt w:val="bullet"/>
+      <w:lvlText w:val="•"/>
+      <w:lvlJc w:val="left"/>
+      <w:pPr>
+        <w:tabs>
+          <w:tab w:val="num" w:pos="6480"/>
+        </w:tabs>
+        <w:ind w:left="6480" w:hanging="360"/>
+      </w:pPr>
+      <w:rPr>
+        <w:rFonts w:ascii="Arial" w:hAnsi="Arial" w:hint="default"/>
+      </w:rPr>
+    </w:lvl>
+  </w:abstractNum>
+  <w:abstractNum w:abstractNumId="7">
+    <w:nsid w:val="5CD40A6E"/>
+    <w:multiLevelType w:val="hybridMultilevel"/>
+    <w:tmpl w:val="7A6AD6AE"/>
     <w:lvl w:ilvl="0" w:tplc="04090001">
       <w:start w:val="1"/>
       <w:numFmt w:val="bullet"/>
@@ -16080,10 +20789,10 @@
       </w:rPr>
     </w:lvl>
   </w:abstractNum>
-  <w:abstractNum w:abstractNumId="5">
-    <w:nsid w:val="5CD40A6E"/>
+  <w:abstractNum w:abstractNumId="8">
+    <w:nsid w:val="5FC42D68"/>
     <w:multiLevelType w:val="hybridMultilevel"/>
-    <w:tmpl w:val="7A6AD6AE"/>
+    <w:tmpl w:val="33362F8A"/>
     <w:lvl w:ilvl="0" w:tplc="04090001">
       <w:start w:val="1"/>
       <w:numFmt w:val="bullet"/>
@@ -16193,120 +20902,7 @@
       </w:rPr>
     </w:lvl>
   </w:abstractNum>
-  <w:abstractNum w:abstractNumId="6">
-    <w:nsid w:val="5FC42D68"/>
-    <w:multiLevelType w:val="hybridMultilevel"/>
-    <w:tmpl w:val="33362F8A"/>
-    <w:lvl w:ilvl="0" w:tplc="04090001">
-      <w:start w:val="1"/>
-      <w:numFmt w:val="bullet"/>
-      <w:lvlText w:val=""/>
-      <w:lvlJc w:val="left"/>
-      <w:pPr>
-        <w:ind w:left="1080" w:hanging="360"/>
-      </w:pPr>
-      <w:rPr>
-        <w:rFonts w:ascii="Symbol" w:hAnsi="Symbol" w:hint="default"/>
-      </w:rPr>
-    </w:lvl>
-    <w:lvl w:ilvl="1" w:tplc="04090003" w:tentative="1">
-      <w:start w:val="1"/>
-      <w:numFmt w:val="bullet"/>
-      <w:lvlText w:val="o"/>
-      <w:lvlJc w:val="left"/>
-      <w:pPr>
-        <w:ind w:left="1800" w:hanging="360"/>
-      </w:pPr>
-      <w:rPr>
-        <w:rFonts w:ascii="Courier New" w:hAnsi="Courier New" w:cs="Courier New" w:hint="default"/>
-      </w:rPr>
-    </w:lvl>
-    <w:lvl w:ilvl="2" w:tplc="04090005" w:tentative="1">
-      <w:start w:val="1"/>
-      <w:numFmt w:val="bullet"/>
-      <w:lvlText w:val=""/>
-      <w:lvlJc w:val="left"/>
-      <w:pPr>
-        <w:ind w:left="2520" w:hanging="360"/>
-      </w:pPr>
-      <w:rPr>
-        <w:rFonts w:ascii="Wingdings" w:hAnsi="Wingdings" w:hint="default"/>
-      </w:rPr>
-    </w:lvl>
-    <w:lvl w:ilvl="3" w:tplc="04090001" w:tentative="1">
-      <w:start w:val="1"/>
-      <w:numFmt w:val="bullet"/>
-      <w:lvlText w:val=""/>
-      <w:lvlJc w:val="left"/>
-      <w:pPr>
-        <w:ind w:left="3240" w:hanging="360"/>
-      </w:pPr>
-      <w:rPr>
-        <w:rFonts w:ascii="Symbol" w:hAnsi="Symbol" w:hint="default"/>
-      </w:rPr>
-    </w:lvl>
-    <w:lvl w:ilvl="4" w:tplc="04090003" w:tentative="1">
-      <w:start w:val="1"/>
-      <w:numFmt w:val="bullet"/>
-      <w:lvlText w:val="o"/>
-      <w:lvlJc w:val="left"/>
-      <w:pPr>
-        <w:ind w:left="3960" w:hanging="360"/>
-      </w:pPr>
-      <w:rPr>
-        <w:rFonts w:ascii="Courier New" w:hAnsi="Courier New" w:cs="Courier New" w:hint="default"/>
-      </w:rPr>
-    </w:lvl>
-    <w:lvl w:ilvl="5" w:tplc="04090005" w:tentative="1">
-      <w:start w:val="1"/>
-      <w:numFmt w:val="bullet"/>
-      <w:lvlText w:val=""/>
-      <w:lvlJc w:val="left"/>
-      <w:pPr>
-        <w:ind w:left="4680" w:hanging="360"/>
-      </w:pPr>
-      <w:rPr>
-        <w:rFonts w:ascii="Wingdings" w:hAnsi="Wingdings" w:hint="default"/>
-      </w:rPr>
-    </w:lvl>
-    <w:lvl w:ilvl="6" w:tplc="04090001" w:tentative="1">
-      <w:start w:val="1"/>
-      <w:numFmt w:val="bullet"/>
-      <w:lvlText w:val=""/>
-      <w:lvlJc w:val="left"/>
-      <w:pPr>
-        <w:ind w:left="5400" w:hanging="360"/>
-      </w:pPr>
-      <w:rPr>
-        <w:rFonts w:ascii="Symbol" w:hAnsi="Symbol" w:hint="default"/>
-      </w:rPr>
-    </w:lvl>
-    <w:lvl w:ilvl="7" w:tplc="04090003" w:tentative="1">
-      <w:start w:val="1"/>
-      <w:numFmt w:val="bullet"/>
-      <w:lvlText w:val="o"/>
-      <w:lvlJc w:val="left"/>
-      <w:pPr>
-        <w:ind w:left="6120" w:hanging="360"/>
-      </w:pPr>
-      <w:rPr>
-        <w:rFonts w:ascii="Courier New" w:hAnsi="Courier New" w:cs="Courier New" w:hint="default"/>
-      </w:rPr>
-    </w:lvl>
-    <w:lvl w:ilvl="8" w:tplc="04090005" w:tentative="1">
-      <w:start w:val="1"/>
-      <w:numFmt w:val="bullet"/>
-      <w:lvlText w:val=""/>
-      <w:lvlJc w:val="left"/>
-      <w:pPr>
-        <w:ind w:left="6840" w:hanging="360"/>
-      </w:pPr>
-      <w:rPr>
-        <w:rFonts w:ascii="Wingdings" w:hAnsi="Wingdings" w:hint="default"/>
-      </w:rPr>
-    </w:lvl>
-  </w:abstractNum>
-  <w:abstractNum w:abstractNumId="7">
+  <w:abstractNum w:abstractNumId="9">
     <w:nsid w:val="6397759F"/>
     <w:multiLevelType w:val="hybridMultilevel"/>
     <w:tmpl w:val="AE9286A8"/>
@@ -16419,7 +21015,96 @@
       </w:rPr>
     </w:lvl>
   </w:abstractNum>
-  <w:abstractNum w:abstractNumId="8">
+  <w:abstractNum w:abstractNumId="10">
+    <w:nsid w:val="6BEF07CC"/>
+    <w:multiLevelType w:val="hybridMultilevel"/>
+    <w:tmpl w:val="9B0480BA"/>
+    <w:lvl w:ilvl="0" w:tplc="D9E81458">
+      <w:start w:val="1"/>
+      <w:numFmt w:val="decimal"/>
+      <w:lvlText w:val="%1-"/>
+      <w:lvlJc w:val="left"/>
+      <w:pPr>
+        <w:ind w:left="1800" w:hanging="360"/>
+      </w:pPr>
+      <w:rPr>
+        <w:rFonts w:hint="default"/>
+      </w:rPr>
+    </w:lvl>
+    <w:lvl w:ilvl="1" w:tplc="04090019">
+      <w:start w:val="1"/>
+      <w:numFmt w:val="lowerLetter"/>
+      <w:lvlText w:val="%2."/>
+      <w:lvlJc w:val="left"/>
+      <w:pPr>
+        <w:ind w:left="2520" w:hanging="360"/>
+      </w:pPr>
+    </w:lvl>
+    <w:lvl w:ilvl="2" w:tplc="0409001B" w:tentative="1">
+      <w:start w:val="1"/>
+      <w:numFmt w:val="lowerRoman"/>
+      <w:lvlText w:val="%3."/>
+      <w:lvlJc w:val="right"/>
+      <w:pPr>
+        <w:ind w:left="3240" w:hanging="180"/>
+      </w:pPr>
+    </w:lvl>
+    <w:lvl w:ilvl="3" w:tplc="0409000F" w:tentative="1">
+      <w:start w:val="1"/>
+      <w:numFmt w:val="decimal"/>
+      <w:lvlText w:val="%4."/>
+      <w:lvlJc w:val="left"/>
+      <w:pPr>
+        <w:ind w:left="3960" w:hanging="360"/>
+      </w:pPr>
+    </w:lvl>
+    <w:lvl w:ilvl="4" w:tplc="04090019" w:tentative="1">
+      <w:start w:val="1"/>
+      <w:numFmt w:val="lowerLetter"/>
+      <w:lvlText w:val="%5."/>
+      <w:lvlJc w:val="left"/>
+      <w:pPr>
+        <w:ind w:left="4680" w:hanging="360"/>
+      </w:pPr>
+    </w:lvl>
+    <w:lvl w:ilvl="5" w:tplc="0409001B" w:tentative="1">
+      <w:start w:val="1"/>
+      <w:numFmt w:val="lowerRoman"/>
+      <w:lvlText w:val="%6."/>
+      <w:lvlJc w:val="right"/>
+      <w:pPr>
+        <w:ind w:left="5400" w:hanging="180"/>
+      </w:pPr>
+    </w:lvl>
+    <w:lvl w:ilvl="6" w:tplc="0409000F" w:tentative="1">
+      <w:start w:val="1"/>
+      <w:numFmt w:val="decimal"/>
+      <w:lvlText w:val="%7."/>
+      <w:lvlJc w:val="left"/>
+      <w:pPr>
+        <w:ind w:left="6120" w:hanging="360"/>
+      </w:pPr>
+    </w:lvl>
+    <w:lvl w:ilvl="7" w:tplc="04090019" w:tentative="1">
+      <w:start w:val="1"/>
+      <w:numFmt w:val="lowerLetter"/>
+      <w:lvlText w:val="%8."/>
+      <w:lvlJc w:val="left"/>
+      <w:pPr>
+        <w:ind w:left="6840" w:hanging="360"/>
+      </w:pPr>
+    </w:lvl>
+    <w:lvl w:ilvl="8" w:tplc="0409001B" w:tentative="1">
+      <w:start w:val="1"/>
+      <w:numFmt w:val="lowerRoman"/>
+      <w:lvlText w:val="%9."/>
+      <w:lvlJc w:val="right"/>
+      <w:pPr>
+        <w:ind w:left="7560" w:hanging="180"/>
+      </w:pPr>
+    </w:lvl>
+  </w:abstractNum>
+  <w:abstractNum w:abstractNumId="11">
     <w:nsid w:val="6EEE7131"/>
     <w:multiLevelType w:val="multilevel"/>
     <w:tmpl w:val="839A258E"/>
@@ -16532,7 +21217,96 @@
       </w:rPr>
     </w:lvl>
   </w:abstractNum>
-  <w:abstractNum w:abstractNumId="9">
+  <w:abstractNum w:abstractNumId="12">
+    <w:nsid w:val="6FF849D9"/>
+    <w:multiLevelType w:val="hybridMultilevel"/>
+    <w:tmpl w:val="B4FCB480"/>
+    <w:lvl w:ilvl="0" w:tplc="D9E81458">
+      <w:start w:val="1"/>
+      <w:numFmt w:val="decimal"/>
+      <w:lvlText w:val="%1-"/>
+      <w:lvlJc w:val="left"/>
+      <w:pPr>
+        <w:ind w:left="720" w:hanging="360"/>
+      </w:pPr>
+      <w:rPr>
+        <w:rFonts w:hint="default"/>
+      </w:rPr>
+    </w:lvl>
+    <w:lvl w:ilvl="1" w:tplc="04090019" w:tentative="1">
+      <w:start w:val="1"/>
+      <w:numFmt w:val="lowerLetter"/>
+      <w:lvlText w:val="%2."/>
+      <w:lvlJc w:val="left"/>
+      <w:pPr>
+        <w:ind w:left="1440" w:hanging="360"/>
+      </w:pPr>
+    </w:lvl>
+    <w:lvl w:ilvl="2" w:tplc="0409001B" w:tentative="1">
+      <w:start w:val="1"/>
+      <w:numFmt w:val="lowerRoman"/>
+      <w:lvlText w:val="%3."/>
+      <w:lvlJc w:val="right"/>
+      <w:pPr>
+        <w:ind w:left="2160" w:hanging="180"/>
+      </w:pPr>
+    </w:lvl>
+    <w:lvl w:ilvl="3" w:tplc="0409000F" w:tentative="1">
+      <w:start w:val="1"/>
+      <w:numFmt w:val="decimal"/>
+      <w:lvlText w:val="%4."/>
+      <w:lvlJc w:val="left"/>
+      <w:pPr>
+        <w:ind w:left="2880" w:hanging="360"/>
+      </w:pPr>
+    </w:lvl>
+    <w:lvl w:ilvl="4" w:tplc="04090019" w:tentative="1">
+      <w:start w:val="1"/>
+      <w:numFmt w:val="lowerLetter"/>
+      <w:lvlText w:val="%5."/>
+      <w:lvlJc w:val="left"/>
+      <w:pPr>
+        <w:ind w:left="3600" w:hanging="360"/>
+      </w:pPr>
+    </w:lvl>
+    <w:lvl w:ilvl="5" w:tplc="0409001B" w:tentative="1">
+      <w:start w:val="1"/>
+      <w:numFmt w:val="lowerRoman"/>
+      <w:lvlText w:val="%6."/>
+      <w:lvlJc w:val="right"/>
+      <w:pPr>
+        <w:ind w:left="4320" w:hanging="180"/>
+      </w:pPr>
+    </w:lvl>
+    <w:lvl w:ilvl="6" w:tplc="0409000F" w:tentative="1">
+      <w:start w:val="1"/>
+      <w:numFmt w:val="decimal"/>
+      <w:lvlText w:val="%7."/>
+      <w:lvlJc w:val="left"/>
+      <w:pPr>
+        <w:ind w:left="5040" w:hanging="360"/>
+      </w:pPr>
+    </w:lvl>
+    <w:lvl w:ilvl="7" w:tplc="04090019" w:tentative="1">
+      <w:start w:val="1"/>
+      <w:numFmt w:val="lowerLetter"/>
+      <w:lvlText w:val="%8."/>
+      <w:lvlJc w:val="left"/>
+      <w:pPr>
+        <w:ind w:left="5760" w:hanging="360"/>
+      </w:pPr>
+    </w:lvl>
+    <w:lvl w:ilvl="8" w:tplc="0409001B" w:tentative="1">
+      <w:start w:val="1"/>
+      <w:numFmt w:val="lowerRoman"/>
+      <w:lvlText w:val="%9."/>
+      <w:lvlJc w:val="right"/>
+      <w:pPr>
+        <w:ind w:left="6480" w:hanging="180"/>
+      </w:pPr>
+    </w:lvl>
+  </w:abstractNum>
+  <w:abstractNum w:abstractNumId="13">
     <w:nsid w:val="70DD2613"/>
     <w:multiLevelType w:val="hybridMultilevel"/>
     <w:tmpl w:val="B2A0485C"/>
@@ -16645,7 +21419,7 @@
       </w:rPr>
     </w:lvl>
   </w:abstractNum>
-  <w:abstractNum w:abstractNumId="10">
+  <w:abstractNum w:abstractNumId="14">
     <w:nsid w:val="7D2E0E9E"/>
     <w:multiLevelType w:val="hybridMultilevel"/>
     <w:tmpl w:val="F5D0AC7A"/>
@@ -16731,38 +21505,139 @@
       </w:pPr>
     </w:lvl>
   </w:abstractNum>
+  <w:abstractNum w:abstractNumId="15">
+    <w:nsid w:val="7E2111FB"/>
+    <w:multiLevelType w:val="hybridMultilevel"/>
+    <w:tmpl w:val="EA044018"/>
+    <w:lvl w:ilvl="0" w:tplc="0409000F">
+      <w:start w:val="1"/>
+      <w:numFmt w:val="decimal"/>
+      <w:lvlText w:val="%1."/>
+      <w:lvlJc w:val="left"/>
+      <w:pPr>
+        <w:ind w:left="1080" w:hanging="360"/>
+      </w:pPr>
+    </w:lvl>
+    <w:lvl w:ilvl="1" w:tplc="04090019" w:tentative="1">
+      <w:start w:val="1"/>
+      <w:numFmt w:val="lowerLetter"/>
+      <w:lvlText w:val="%2."/>
+      <w:lvlJc w:val="left"/>
+      <w:pPr>
+        <w:ind w:left="1800" w:hanging="360"/>
+      </w:pPr>
+    </w:lvl>
+    <w:lvl w:ilvl="2" w:tplc="0409001B" w:tentative="1">
+      <w:start w:val="1"/>
+      <w:numFmt w:val="lowerRoman"/>
+      <w:lvlText w:val="%3."/>
+      <w:lvlJc w:val="right"/>
+      <w:pPr>
+        <w:ind w:left="2520" w:hanging="180"/>
+      </w:pPr>
+    </w:lvl>
+    <w:lvl w:ilvl="3" w:tplc="0409000F" w:tentative="1">
+      <w:start w:val="1"/>
+      <w:numFmt w:val="decimal"/>
+      <w:lvlText w:val="%4."/>
+      <w:lvlJc w:val="left"/>
+      <w:pPr>
+        <w:ind w:left="3240" w:hanging="360"/>
+      </w:pPr>
+    </w:lvl>
+    <w:lvl w:ilvl="4" w:tplc="04090019" w:tentative="1">
+      <w:start w:val="1"/>
+      <w:numFmt w:val="lowerLetter"/>
+      <w:lvlText w:val="%5."/>
+      <w:lvlJc w:val="left"/>
+      <w:pPr>
+        <w:ind w:left="3960" w:hanging="360"/>
+      </w:pPr>
+    </w:lvl>
+    <w:lvl w:ilvl="5" w:tplc="0409001B" w:tentative="1">
+      <w:start w:val="1"/>
+      <w:numFmt w:val="lowerRoman"/>
+      <w:lvlText w:val="%6."/>
+      <w:lvlJc w:val="right"/>
+      <w:pPr>
+        <w:ind w:left="4680" w:hanging="180"/>
+      </w:pPr>
+    </w:lvl>
+    <w:lvl w:ilvl="6" w:tplc="0409000F" w:tentative="1">
+      <w:start w:val="1"/>
+      <w:numFmt w:val="decimal"/>
+      <w:lvlText w:val="%7."/>
+      <w:lvlJc w:val="left"/>
+      <w:pPr>
+        <w:ind w:left="5400" w:hanging="360"/>
+      </w:pPr>
+    </w:lvl>
+    <w:lvl w:ilvl="7" w:tplc="04090019" w:tentative="1">
+      <w:start w:val="1"/>
+      <w:numFmt w:val="lowerLetter"/>
+      <w:lvlText w:val="%8."/>
+      <w:lvlJc w:val="left"/>
+      <w:pPr>
+        <w:ind w:left="6120" w:hanging="360"/>
+      </w:pPr>
+    </w:lvl>
+    <w:lvl w:ilvl="8" w:tplc="0409001B" w:tentative="1">
+      <w:start w:val="1"/>
+      <w:numFmt w:val="lowerRoman"/>
+      <w:lvlText w:val="%9."/>
+      <w:lvlJc w:val="right"/>
+      <w:pPr>
+        <w:ind w:left="6840" w:hanging="180"/>
+      </w:pPr>
+    </w:lvl>
+  </w:abstractNum>
   <w:num w:numId="1">
+    <w:abstractNumId w:val="11"/>
+  </w:num>
+  <w:num w:numId="2">
+    <w:abstractNumId w:val="7"/>
+  </w:num>
+  <w:num w:numId="3">
+    <w:abstractNumId w:val="5"/>
+  </w:num>
+  <w:num w:numId="4">
+    <w:abstractNumId w:val="13"/>
+  </w:num>
+  <w:num w:numId="5">
     <w:abstractNumId w:val="8"/>
   </w:num>
-  <w:num w:numId="2">
-    <w:abstractNumId w:val="5"/>
-  </w:num>
-  <w:num w:numId="3">
+  <w:num w:numId="6">
     <w:abstractNumId w:val="4"/>
   </w:num>
-  <w:num w:numId="4">
+  <w:num w:numId="7">
+    <w:abstractNumId w:val="2"/>
+  </w:num>
+  <w:num w:numId="8">
     <w:abstractNumId w:val="9"/>
   </w:num>
-  <w:num w:numId="5">
-    <w:abstractNumId w:val="6"/>
-  </w:num>
-  <w:num w:numId="6">
+  <w:num w:numId="9">
     <w:abstractNumId w:val="3"/>
   </w:num>
-  <w:num w:numId="7">
+  <w:num w:numId="10">
     <w:abstractNumId w:val="1"/>
   </w:num>
-  <w:num w:numId="8">
-    <w:abstractNumId w:val="7"/>
+  <w:num w:numId="11">
+    <w:abstractNumId w:val="14"/>
   </w:num>
-  <w:num w:numId="9">
-    <w:abstractNumId w:val="2"/>
+  <w:num w:numId="12">
+    <w:abstractNumId w:val="15"/>
   </w:num>
-  <w:num w:numId="10">
+  <w:num w:numId="13">
+    <w:abstractNumId w:val="12"/>
+  </w:num>
+  <w:num w:numId="14">
     <w:abstractNumId w:val="0"/>
   </w:num>
-  <w:num w:numId="11">
+  <w:num w:numId="15">
     <w:abstractNumId w:val="10"/>
+  </w:num>
+  <w:num w:numId="16">
+    <w:abstractNumId w:val="6"/>
   </w:num>
 </w:numbering>
 </file>
@@ -17162,11 +22037,11 @@
   <w:style w:type="paragraph" w:default="1" w:styleId="Normal">
     <w:name w:val="Normal"/>
     <w:qFormat/>
+    <w:rsid w:val="006B5A6D"/>
   </w:style>
   <w:style w:type="character" w:default="1" w:styleId="DefaultParagraphFont">
     <w:name w:val="Default Paragraph Font"/>
     <w:uiPriority w:val="1"/>
-    <w:semiHidden/>
     <w:unhideWhenUsed/>
   </w:style>
   <w:style w:type="table" w:default="1" w:styleId="TableNormal">
@@ -17342,6 +22217,19 @@
     <w:name w:val="mop"/>
     <w:basedOn w:val="DefaultParagraphFont"/>
     <w:rsid w:val="004F7B98"/>
+  </w:style>
+  <w:style w:type="character" w:styleId="HTMLCode">
+    <w:name w:val="HTML Code"/>
+    <w:basedOn w:val="DefaultParagraphFont"/>
+    <w:uiPriority w:val="99"/>
+    <w:semiHidden/>
+    <w:unhideWhenUsed/>
+    <w:rsid w:val="0042203F"/>
+    <w:rPr>
+      <w:rFonts w:ascii="Courier New" w:eastAsia="Times New Roman" w:hAnsi="Courier New" w:cs="Courier New"/>
+      <w:sz w:val="20"/>
+      <w:szCs w:val="20"/>
+    </w:rPr>
   </w:style>
 </w:styles>
 </file>
@@ -17605,4 +22493,16 @@
     </a:ext>
   </a:extLst>
 </a:theme>
+</file>
+
+<file path=customXml/item1.xml><?xml version="1.0" encoding="utf-8"?>
+<b:Sources xmlns:b="http://schemas.openxmlformats.org/officeDocument/2006/bibliography" xmlns="http://schemas.openxmlformats.org/officeDocument/2006/bibliography" SelectedStyle="\APASixthEditionOfficeOnline.xsl" StyleName="APA" Version="6"/>
+</file>
+
+<file path=customXml/itemProps1.xml><?xml version="1.0" encoding="utf-8"?>
+<ds:datastoreItem xmlns:ds="http://schemas.openxmlformats.org/officeDocument/2006/customXml" ds:itemID="{30A59179-8EE2-4A94-8A2B-789B90F88371}">
+  <ds:schemaRefs>
+    <ds:schemaRef ds:uri="http://schemas.openxmlformats.org/officeDocument/2006/bibliography"/>
+  </ds:schemaRefs>
+</ds:datastoreItem>
 </file>
--- a/documentation/thesis text.docx
+++ b/documentation/thesis text.docx
@@ -1432,18 +1432,7 @@
           <w:szCs w:val="24"/>
           <w:lang w:bidi="ar-EG"/>
         </w:rPr>
-        <w:t>fixed-wing UAVs. In this work</w:t>
-      </w:r>
-      <w:bookmarkStart w:id="0" w:name="_GoBack"/>
-      <w:bookmarkEnd w:id="0"/>
-      <w:r>
-        <w:rPr>
-          <w:rFonts w:asciiTheme="majorBidi" w:hAnsiTheme="majorBidi" w:cstheme="majorBidi"/>
-          <w:sz w:val="24"/>
-          <w:szCs w:val="24"/>
-          <w:lang w:bidi="ar-EG"/>
-        </w:rPr>
-        <w:t xml:space="preserve">, we explore the use of Imitation Learning and Reinforcement learning in this context. </w:t>
+        <w:t xml:space="preserve">fixed-wing UAVs. In this work, we explore the use of Imitation Learning and Reinforcement learning in this context. </w:t>
       </w:r>
     </w:p>
     <w:p>
@@ -2110,7 +2099,7 @@
           <w:szCs w:val="24"/>
           <w:lang w:bidi="ar-EG"/>
         </w:rPr>
-        <w:t>Let the i-</w:t>
+        <w:t xml:space="preserve">Let the </w:t>
       </w:r>
       <w:proofErr w:type="spellStart"/>
       <w:r>
@@ -2120,7 +2109,7 @@
           <w:szCs w:val="24"/>
           <w:lang w:bidi="ar-EG"/>
         </w:rPr>
-        <w:t>th</w:t>
+        <w:t>i-th</w:t>
       </w:r>
       <w:proofErr w:type="spellEnd"/>
       <w:r>
@@ -2130,7 +2119,27 @@
           <w:szCs w:val="24"/>
           <w:lang w:bidi="ar-EG"/>
         </w:rPr>
-        <w:t xml:space="preserve">, i </w:t>
+        <w:t xml:space="preserve">, </w:t>
+      </w:r>
+      <w:proofErr w:type="spellStart"/>
+      <w:r>
+        <w:rPr>
+          <w:rFonts w:asciiTheme="majorBidi" w:hAnsiTheme="majorBidi" w:cstheme="majorBidi"/>
+          <w:sz w:val="24"/>
+          <w:szCs w:val="24"/>
+          <w:lang w:bidi="ar-EG"/>
+        </w:rPr>
+        <w:t>i</w:t>
+      </w:r>
+      <w:proofErr w:type="spellEnd"/>
+      <w:r>
+        <w:rPr>
+          <w:rFonts w:asciiTheme="majorBidi" w:hAnsiTheme="majorBidi" w:cstheme="majorBidi"/>
+          <w:sz w:val="24"/>
+          <w:szCs w:val="24"/>
+          <w:lang w:bidi="ar-EG"/>
+        </w:rPr>
+        <w:t xml:space="preserve"> </w:t>
       </w:r>
       <w:proofErr w:type="gramStart"/>
       <w:r>
@@ -2198,7 +2207,7 @@
           <w:sz w:val="24"/>
           <w:szCs w:val="24"/>
         </w:rPr>
-        <w:t xml:space="preserve"> R&gt; 0. The i-</w:t>
+        <w:t xml:space="preserve"> R&gt; 0. The </w:t>
       </w:r>
       <w:proofErr w:type="spellStart"/>
       <w:r>
@@ -2207,7 +2216,7 @@
           <w:sz w:val="24"/>
           <w:szCs w:val="24"/>
         </w:rPr>
-        <w:t>th</w:t>
+        <w:t>i-th</w:t>
       </w:r>
       <w:proofErr w:type="spellEnd"/>
       <w:r>
@@ -2289,7 +2298,16 @@
           <w:sz w:val="24"/>
           <w:szCs w:val="24"/>
         </w:rPr>
-        <w:t>the i</w:t>
+        <w:t xml:space="preserve">the </w:t>
+      </w:r>
+      <w:proofErr w:type="spellStart"/>
+      <w:r>
+        <w:rPr>
+          <w:rFonts w:asciiTheme="majorBidi" w:hAnsiTheme="majorBidi" w:cstheme="majorBidi"/>
+          <w:sz w:val="24"/>
+          <w:szCs w:val="24"/>
+        </w:rPr>
+        <w:t>i</w:t>
       </w:r>
       <w:proofErr w:type="gramEnd"/>
       <w:r>
@@ -2298,16 +2316,7 @@
           <w:sz w:val="24"/>
           <w:szCs w:val="24"/>
         </w:rPr>
-        <w:t>-</w:t>
-      </w:r>
-      <w:proofErr w:type="spellStart"/>
-      <w:r>
-        <w:rPr>
-          <w:rFonts w:asciiTheme="majorBidi" w:hAnsiTheme="majorBidi" w:cstheme="majorBidi"/>
-          <w:sz w:val="24"/>
-          <w:szCs w:val="24"/>
-        </w:rPr>
-        <w:t>th</w:t>
+        <w:t>-th</w:t>
       </w:r>
       <w:proofErr w:type="spellEnd"/>
       <w:r>
@@ -3131,7 +3140,7 @@
           <w:sz w:val="24"/>
           <w:szCs w:val="24"/>
         </w:rPr>
-        <w:t xml:space="preserve"> R≥0 is the tension in the i-</w:t>
+        <w:t xml:space="preserve"> R≥0 is the tension in the </w:t>
       </w:r>
       <w:proofErr w:type="spellStart"/>
       <w:r>
@@ -3140,7 +3149,7 @@
           <w:sz w:val="24"/>
           <w:szCs w:val="24"/>
         </w:rPr>
-        <w:t>th</w:t>
+        <w:t>i-th</w:t>
       </w:r>
       <w:proofErr w:type="spellEnd"/>
       <w:r>
@@ -3234,7 +3243,7 @@
           <w:sz w:val="24"/>
           <w:szCs w:val="24"/>
         </w:rPr>
-        <w:t xml:space="preserve"> i=1 fi(t), (5) </w:t>
+        <w:t xml:space="preserve"> </w:t>
       </w:r>
       <w:proofErr w:type="spellStart"/>
       <w:r>
@@ -3243,6 +3252,24 @@
           <w:sz w:val="24"/>
           <w:szCs w:val="24"/>
         </w:rPr>
+        <w:t>i</w:t>
+      </w:r>
+      <w:proofErr w:type="spellEnd"/>
+      <w:r>
+        <w:rPr>
+          <w:rFonts w:asciiTheme="majorBidi" w:hAnsiTheme="majorBidi" w:cstheme="majorBidi"/>
+          <w:sz w:val="24"/>
+          <w:szCs w:val="24"/>
+        </w:rPr>
+        <w:t xml:space="preserve">=1 fi(t), (5) </w:t>
+      </w:r>
+      <w:proofErr w:type="spellStart"/>
+      <w:r>
+        <w:rPr>
+          <w:rFonts w:asciiTheme="majorBidi" w:hAnsiTheme="majorBidi" w:cstheme="majorBidi"/>
+          <w:sz w:val="24"/>
+          <w:szCs w:val="24"/>
+        </w:rPr>
         <w:t>JLω</w:t>
       </w:r>
       <w:proofErr w:type="spellEnd"/>
@@ -3306,7 +3333,25 @@
           <w:sz w:val="24"/>
           <w:szCs w:val="24"/>
         </w:rPr>
-        <w:t xml:space="preserve"> i=1 S( </w:t>
+        <w:t xml:space="preserve"> </w:t>
+      </w:r>
+      <w:proofErr w:type="spellStart"/>
+      <w:r>
+        <w:rPr>
+          <w:rFonts w:asciiTheme="majorBidi" w:hAnsiTheme="majorBidi" w:cstheme="majorBidi"/>
+          <w:sz w:val="24"/>
+          <w:szCs w:val="24"/>
+        </w:rPr>
+        <w:t>i</w:t>
+      </w:r>
+      <w:proofErr w:type="spellEnd"/>
+      <w:r>
+        <w:rPr>
+          <w:rFonts w:asciiTheme="majorBidi" w:hAnsiTheme="majorBidi" w:cstheme="majorBidi"/>
+          <w:sz w:val="24"/>
+          <w:szCs w:val="24"/>
+        </w:rPr>
+        <w:t xml:space="preserve">=1 S( </w:t>
       </w:r>
       <w:proofErr w:type="spellStart"/>
       <w:r>
@@ -6183,7 +6228,25 @@
           <w:sz w:val="24"/>
           <w:szCs w:val="24"/>
         </w:rPr>
-        <w:t xml:space="preserve">(ξ(t), A(t), t) = A(t) cos(ξ(t)t + </w:t>
+        <w:t xml:space="preserve">(ξ(t), A(t), t) = A(t) </w:t>
+      </w:r>
+      <w:proofErr w:type="spellStart"/>
+      <w:r>
+        <w:rPr>
+          <w:rFonts w:asciiTheme="majorBidi" w:hAnsiTheme="majorBidi" w:cstheme="majorBidi"/>
+          <w:sz w:val="24"/>
+          <w:szCs w:val="24"/>
+        </w:rPr>
+        <w:t>cos</w:t>
+      </w:r>
+      <w:proofErr w:type="spellEnd"/>
+      <w:r>
+        <w:rPr>
+          <w:rFonts w:asciiTheme="majorBidi" w:hAnsiTheme="majorBidi" w:cstheme="majorBidi"/>
+          <w:sz w:val="24"/>
+          <w:szCs w:val="24"/>
+        </w:rPr>
+        <w:t xml:space="preserve">(ξ(t)t + </w:t>
       </w:r>
       <w:proofErr w:type="spellStart"/>
       <w:r>
@@ -7419,6 +7482,7 @@
         </w:rPr>
         <w:t xml:space="preserve">, for </w:t>
       </w:r>
+      <w:proofErr w:type="spellStart"/>
       <w:r>
         <w:rPr>
           <w:rStyle w:val="katex-mathml"/>
@@ -7426,7 +7490,17 @@
           <w:sz w:val="24"/>
           <w:szCs w:val="24"/>
         </w:rPr>
-        <w:t>i=1,…,</w:t>
+        <w:t>i</w:t>
+      </w:r>
+      <w:proofErr w:type="spellEnd"/>
+      <w:r>
+        <w:rPr>
+          <w:rStyle w:val="katex-mathml"/>
+          <w:rFonts w:asciiTheme="majorBidi" w:hAnsiTheme="majorBidi" w:cstheme="majorBidi"/>
+          <w:sz w:val="24"/>
+          <w:szCs w:val="24"/>
+        </w:rPr>
+        <w:t>=1,…,</w:t>
       </w:r>
       <w:proofErr w:type="spellStart"/>
       <w:r>
@@ -10492,7 +10566,25 @@
           <w:sz w:val="24"/>
           <w:szCs w:val="24"/>
         </w:rPr>
-        <w:t xml:space="preserve">​)}i=1N​, where our state </w:t>
+        <w:t>​)}</w:t>
+      </w:r>
+      <w:proofErr w:type="spellStart"/>
+      <w:r>
+        <w:rPr>
+          <w:rFonts w:asciiTheme="majorBidi" w:hAnsiTheme="majorBidi" w:cstheme="majorBidi"/>
+          <w:sz w:val="24"/>
+          <w:szCs w:val="24"/>
+        </w:rPr>
+        <w:t>i</w:t>
+      </w:r>
+      <w:proofErr w:type="spellEnd"/>
+      <w:r>
+        <w:rPr>
+          <w:rFonts w:asciiTheme="majorBidi" w:hAnsiTheme="majorBidi" w:cstheme="majorBidi"/>
+          <w:sz w:val="24"/>
+          <w:szCs w:val="24"/>
+        </w:rPr>
+        <w:t xml:space="preserve">=1N​, where our state </w:t>
       </w:r>
       <w:proofErr w:type="spellStart"/>
       <w:r>
@@ -11176,7 +11268,25 @@
           <w:sz w:val="24"/>
           <w:szCs w:val="24"/>
         </w:rPr>
-        <w:t xml:space="preserve"> i = 1, … , n are a going to be part of the state. For our particular implementation we chose n = 4, so the first part of our state is p˙R1</w:t>
+        <w:t xml:space="preserve"> </w:t>
+      </w:r>
+      <w:proofErr w:type="spellStart"/>
+      <w:r>
+        <w:rPr>
+          <w:rFonts w:asciiTheme="majorBidi" w:hAnsiTheme="majorBidi" w:cstheme="majorBidi"/>
+          <w:sz w:val="24"/>
+          <w:szCs w:val="24"/>
+        </w:rPr>
+        <w:t>i</w:t>
+      </w:r>
+      <w:proofErr w:type="spellEnd"/>
+      <w:r>
+        <w:rPr>
+          <w:rFonts w:asciiTheme="majorBidi" w:hAnsiTheme="majorBidi" w:cstheme="majorBidi"/>
+          <w:sz w:val="24"/>
+          <w:szCs w:val="24"/>
+        </w:rPr>
+        <w:t xml:space="preserve"> = 1, … , n are a going to be part of the state. For our particular implementation we chose n = 4, so the first part of our state is p˙R1</w:t>
       </w:r>
       <w:proofErr w:type="gramStart"/>
       <w:r>
@@ -11355,7 +11465,29 @@
           <w:szCs w:val="24"/>
           <w14:ligatures w14:val="none"/>
         </w:rPr>
-        <w:t>, i =</w:t>
+        <w:t xml:space="preserve">, </w:t>
+      </w:r>
+      <w:proofErr w:type="spellStart"/>
+      <w:r>
+        <w:rPr>
+          <w:rFonts w:asciiTheme="majorBidi" w:hAnsiTheme="majorBidi" w:cstheme="majorBidi"/>
+          <w:kern w:val="0"/>
+          <w:sz w:val="24"/>
+          <w:szCs w:val="24"/>
+          <w14:ligatures w14:val="none"/>
+        </w:rPr>
+        <w:t>i</w:t>
+      </w:r>
+      <w:proofErr w:type="spellEnd"/>
+      <w:r>
+        <w:rPr>
+          <w:rFonts w:asciiTheme="majorBidi" w:hAnsiTheme="majorBidi" w:cstheme="majorBidi"/>
+          <w:kern w:val="0"/>
+          <w:sz w:val="24"/>
+          <w:szCs w:val="24"/>
+          <w14:ligatures w14:val="none"/>
+        </w:rPr>
+        <w:t xml:space="preserve"> =</w:t>
       </w:r>
       <w:r>
         <w:rPr>
@@ -12335,45 +12467,13 @@
       </w:r>
       <w:r>
         <w:rPr>
-          <w:rFonts w:ascii="Cambria Math" w:hAnsi="Cambria Math" w:cs="Cambria Math"/>
-          <w:kern w:val="0"/>
-          <w:sz w:val="24"/>
-          <w:szCs w:val="24"/>
-          <w14:ligatures w14:val="none"/>
-        </w:rPr>
-        <w:t/>
-      </w:r>
-      <w:proofErr w:type="gramStart"/>
-      <w:r>
-        <w:rPr>
-          <w:rFonts w:ascii="Cambria Math" w:hAnsi="Cambria Math" w:cs="Cambria Math"/>
-          <w:kern w:val="0"/>
-          <w:sz w:val="24"/>
-          <w:szCs w:val="24"/>
-          <w14:ligatures w14:val="none"/>
-        </w:rPr>
-        <w:t/>
-      </w:r>
-      <w:r>
-        <w:rPr>
-          <w:rFonts w:asciiTheme="majorBidi" w:hAnsiTheme="majorBidi" w:cstheme="majorBidi"/>
-          <w:kern w:val="0"/>
-          <w:sz w:val="24"/>
-          <w:szCs w:val="24"/>
-          <w14:ligatures w14:val="none"/>
-        </w:rPr>
-        <w:t>(</w:t>
-      </w:r>
-      <w:proofErr w:type="gramEnd"/>
-      <w:r>
-        <w:rPr>
-          <w:rFonts w:asciiTheme="majorBidi" w:hAnsiTheme="majorBidi" w:cstheme="majorBidi"/>
-          <w:kern w:val="0"/>
-          <w:sz w:val="24"/>
-          <w:szCs w:val="24"/>
-          <w14:ligatures w14:val="none"/>
-        </w:rPr>
-        <w:t>t-1). Once the carrier position and velocity are perturbed or noised in any way, the policy’s inference of the phase can deviate in an unrecoverable way</w:t>
+          <w:rFonts w:asciiTheme="majorBidi" w:hAnsiTheme="majorBidi" w:cstheme="majorBidi"/>
+          <w:kern w:val="0"/>
+          <w:sz w:val="24"/>
+          <w:szCs w:val="24"/>
+          <w14:ligatures w14:val="none"/>
+        </w:rPr>
+        <w:t>(t-1). Once the carrier position and velocity are perturbed or noised in any way, the policy’s inference of the phase can deviate in an unrecoverable way</w:t>
       </w:r>
       <w:r>
         <w:rPr>
@@ -13289,6 +13389,7 @@
         </w:rPr>
         <w:t>,</w:t>
       </w:r>
+      <w:proofErr w:type="spellStart"/>
       <w:r>
         <w:rPr>
           <w:rStyle w:val="mop"/>
@@ -13298,6 +13399,7 @@
         </w:rPr>
         <w:t>cos</w:t>
       </w:r>
+      <w:proofErr w:type="spellEnd"/>
       <w:r>
         <w:rPr>
           <w:rStyle w:val="mopen"/>
@@ -13415,6 +13517,7 @@
         </w:rPr>
         <w:t>,</w:t>
       </w:r>
+      <w:proofErr w:type="spellStart"/>
       <w:r>
         <w:rPr>
           <w:rStyle w:val="mop"/>
@@ -13424,6 +13527,7 @@
         </w:rPr>
         <w:t>cos</w:t>
       </w:r>
+      <w:proofErr w:type="spellEnd"/>
       <w:r>
         <w:rPr>
           <w:rStyle w:val="mopen"/>
@@ -13696,7 +13800,73 @@
           <w:sz w:val="24"/>
           <w:szCs w:val="24"/>
         </w:rPr>
-        <w:t xml:space="preserve">. </w:t>
+        <w:t xml:space="preserve">. Specifically, we use seven </w:t>
+      </w:r>
+      <w:r>
+        <w:rPr>
+          <w:rFonts w:asciiTheme="majorBidi" w:hAnsiTheme="majorBidi" w:cstheme="majorBidi"/>
+          <w:sz w:val="24"/>
+          <w:szCs w:val="24"/>
+        </w:rPr>
+        <w:t xml:space="preserve">frequencies </w:t>
+      </w:r>
+      <w:r>
+        <w:rPr>
+          <w:rFonts w:asciiTheme="majorBidi" w:hAnsiTheme="majorBidi" w:cstheme="majorBidi"/>
+          <w:sz w:val="24"/>
+          <w:szCs w:val="24"/>
+        </w:rPr>
+        <w:t>{1.5, 1.75, 2.0, 2.25, 2.5, 2.75</w:t>
+      </w:r>
+      <w:r>
+        <w:rPr>
+          <w:rFonts w:asciiTheme="majorBidi" w:hAnsiTheme="majorBidi" w:cstheme="majorBidi"/>
+          <w:sz w:val="24"/>
+          <w:szCs w:val="24"/>
+        </w:rPr>
+        <w:t xml:space="preserve">, </w:t>
+      </w:r>
+      <w:proofErr w:type="gramStart"/>
+      <w:r>
+        <w:rPr>
+          <w:rFonts w:asciiTheme="majorBidi" w:hAnsiTheme="majorBidi" w:cstheme="majorBidi"/>
+          <w:sz w:val="24"/>
+          <w:szCs w:val="24"/>
+        </w:rPr>
+        <w:t>3.0</w:t>
+      </w:r>
+      <w:proofErr w:type="gramEnd"/>
+      <w:r>
+        <w:rPr>
+          <w:rFonts w:asciiTheme="majorBidi" w:hAnsiTheme="majorBidi" w:cstheme="majorBidi"/>
+          <w:sz w:val="24"/>
+          <w:szCs w:val="24"/>
+        </w:rPr>
+        <w:t>}</w:t>
+      </w:r>
+      <w:r>
+        <w:rPr>
+          <w:rFonts w:asciiTheme="majorBidi" w:hAnsiTheme="majorBidi" w:cstheme="majorBidi"/>
+          <w:sz w:val="24"/>
+          <w:szCs w:val="24"/>
+        </w:rPr>
+        <w:t xml:space="preserve"> rad/s</w:t>
+      </w:r>
+      <w:r>
+        <w:rPr>
+          <w:rFonts w:asciiTheme="majorBidi" w:hAnsiTheme="majorBidi" w:cstheme="majorBidi"/>
+          <w:sz w:val="24"/>
+          <w:szCs w:val="24"/>
+        </w:rPr>
+        <w:t>. These</w:t>
+      </w:r>
+      <w:r>
+        <w:rPr>
+          <w:rFonts w:asciiTheme="majorBidi" w:hAnsiTheme="majorBidi" w:cstheme="majorBidi"/>
+          <w:sz w:val="24"/>
+          <w:szCs w:val="24"/>
+        </w:rPr>
+        <w:t xml:space="preserve"> </w:t>
       </w:r>
       <w:r>
         <w:rPr>
@@ -13705,73 +13875,7 @@
           <w:szCs w:val="24"/>
         </w:rPr>
         <w:lastRenderedPageBreak/>
-        <w:t xml:space="preserve">Specifically, we use seven </w:t>
-      </w:r>
-      <w:r>
-        <w:rPr>
-          <w:rFonts w:asciiTheme="majorBidi" w:hAnsiTheme="majorBidi" w:cstheme="majorBidi"/>
-          <w:sz w:val="24"/>
-          <w:szCs w:val="24"/>
-        </w:rPr>
-        <w:t xml:space="preserve">frequencies </w:t>
-      </w:r>
-      <w:r>
-        <w:rPr>
-          <w:rFonts w:asciiTheme="majorBidi" w:hAnsiTheme="majorBidi" w:cstheme="majorBidi"/>
-          <w:sz w:val="24"/>
-          <w:szCs w:val="24"/>
-        </w:rPr>
-        <w:t>{1.5, 1.75, 2.0, 2.25, 2.5, 2.75</w:t>
-      </w:r>
-      <w:r>
-        <w:rPr>
-          <w:rFonts w:asciiTheme="majorBidi" w:hAnsiTheme="majorBidi" w:cstheme="majorBidi"/>
-          <w:sz w:val="24"/>
-          <w:szCs w:val="24"/>
-        </w:rPr>
-        <w:t xml:space="preserve">, </w:t>
-      </w:r>
-      <w:proofErr w:type="gramStart"/>
-      <w:r>
-        <w:rPr>
-          <w:rFonts w:asciiTheme="majorBidi" w:hAnsiTheme="majorBidi" w:cstheme="majorBidi"/>
-          <w:sz w:val="24"/>
-          <w:szCs w:val="24"/>
-        </w:rPr>
-        <w:t>3.0</w:t>
-      </w:r>
-      <w:proofErr w:type="gramEnd"/>
-      <w:r>
-        <w:rPr>
-          <w:rFonts w:asciiTheme="majorBidi" w:hAnsiTheme="majorBidi" w:cstheme="majorBidi"/>
-          <w:sz w:val="24"/>
-          <w:szCs w:val="24"/>
-        </w:rPr>
-        <w:t>}</w:t>
-      </w:r>
-      <w:r>
-        <w:rPr>
-          <w:rFonts w:asciiTheme="majorBidi" w:hAnsiTheme="majorBidi" w:cstheme="majorBidi"/>
-          <w:sz w:val="24"/>
-          <w:szCs w:val="24"/>
-        </w:rPr>
-        <w:t xml:space="preserve"> rad/s</w:t>
-      </w:r>
-      <w:r>
-        <w:rPr>
-          <w:rFonts w:asciiTheme="majorBidi" w:hAnsiTheme="majorBidi" w:cstheme="majorBidi"/>
-          <w:sz w:val="24"/>
-          <w:szCs w:val="24"/>
-        </w:rPr>
-        <w:t>. These</w:t>
-      </w:r>
-      <w:r>
-        <w:rPr>
-          <w:rFonts w:asciiTheme="majorBidi" w:hAnsiTheme="majorBidi" w:cstheme="majorBidi"/>
-          <w:sz w:val="24"/>
-          <w:szCs w:val="24"/>
-        </w:rPr>
-        <w:t xml:space="preserve"> frequencies were selected based on observing </w:t>
+        <w:t xml:space="preserve">frequencies were selected based on observing </w:t>
       </w:r>
       <w:proofErr w:type="gramStart"/>
       <w:r>
@@ -14254,7 +14358,25 @@
           <w:sz w:val="24"/>
           <w:szCs w:val="24"/>
         </w:rPr>
-        <w:t>t), i=1,2,3,4"</w:t>
+        <w:t xml:space="preserve">t), </w:t>
+      </w:r>
+      <w:proofErr w:type="spellStart"/>
+      <w:r>
+        <w:rPr>
+          <w:rFonts w:asciiTheme="majorBidi" w:hAnsiTheme="majorBidi" w:cstheme="majorBidi"/>
+          <w:sz w:val="24"/>
+          <w:szCs w:val="24"/>
+        </w:rPr>
+        <w:t>i</w:t>
+      </w:r>
+      <w:proofErr w:type="spellEnd"/>
+      <w:r>
+        <w:rPr>
+          <w:rFonts w:asciiTheme="majorBidi" w:hAnsiTheme="majorBidi" w:cstheme="majorBidi"/>
+          <w:sz w:val="24"/>
+          <w:szCs w:val="24"/>
+        </w:rPr>
+        <w:t>=1,2,3,4"</w:t>
       </w:r>
     </w:p>
     <w:p>
@@ -14746,6 +14868,7 @@
           <w:szCs w:val="24"/>
           <w:lang w:bidi="ar-EG"/>
         </w:rPr>
+        <w:lastRenderedPageBreak/>
         <w:t>$$ \</w:t>
       </w:r>
       <w:proofErr w:type="spellStart"/>
@@ -14826,7 +14949,27 @@
           <w:szCs w:val="24"/>
           <w:lang w:bidi="ar-EG"/>
         </w:rPr>
-        <w:t>\pi}_i, $$</w:t>
+        <w:t>\pi}_</w:t>
+      </w:r>
+      <w:proofErr w:type="spellStart"/>
+      <w:r>
+        <w:rPr>
+          <w:rFonts w:asciiTheme="majorBidi" w:hAnsiTheme="majorBidi" w:cstheme="majorBidi"/>
+          <w:sz w:val="24"/>
+          <w:szCs w:val="24"/>
+          <w:lang w:bidi="ar-EG"/>
+        </w:rPr>
+        <w:t>i</w:t>
+      </w:r>
+      <w:proofErr w:type="spellEnd"/>
+      <w:r>
+        <w:rPr>
+          <w:rFonts w:asciiTheme="majorBidi" w:hAnsiTheme="majorBidi" w:cstheme="majorBidi"/>
+          <w:sz w:val="24"/>
+          <w:szCs w:val="24"/>
+          <w:lang w:bidi="ar-EG"/>
+        </w:rPr>
+        <w:t>, $$</w:t>
       </w:r>
     </w:p>
     <w:p>
@@ -15588,7 +15731,27 @@
           <w:szCs w:val="24"/>
           <w:lang w:bidi="ar-EG"/>
         </w:rPr>
-        <w:t>\pi}_i, $$</w:t>
+        <w:t>\pi}_</w:t>
+      </w:r>
+      <w:proofErr w:type="spellStart"/>
+      <w:r>
+        <w:rPr>
+          <w:rFonts w:asciiTheme="majorBidi" w:hAnsiTheme="majorBidi" w:cstheme="majorBidi"/>
+          <w:sz w:val="24"/>
+          <w:szCs w:val="24"/>
+          <w:lang w:bidi="ar-EG"/>
+        </w:rPr>
+        <w:t>i</w:t>
+      </w:r>
+      <w:proofErr w:type="spellEnd"/>
+      <w:r>
+        <w:rPr>
+          <w:rFonts w:asciiTheme="majorBidi" w:hAnsiTheme="majorBidi" w:cstheme="majorBidi"/>
+          <w:sz w:val="24"/>
+          <w:szCs w:val="24"/>
+          <w:lang w:bidi="ar-EG"/>
+        </w:rPr>
+        <w:t>, $$</w:t>
       </w:r>
     </w:p>
     <w:p>
@@ -15895,7 +16058,7 @@
           <w:szCs w:val="24"/>
           <w:lang w:bidi="ar-EG"/>
         </w:rPr>
-        <w:t xml:space="preserve">-1}). Using the policy output alone could instead produce a physically inconsistent state in which the kinematic variables reflect the response to one </w:t>
+        <w:t xml:space="preserve">-1}). Using the policy output alone could instead produce a physically inconsistent state in which the kinematic variables reflect the response to one cable-force distribution, while (\lambda_{t-1}) corresponds to another. Reconstructing the </w:t>
       </w:r>
       <w:r>
         <w:rPr>
@@ -15905,7 +16068,7 @@
           <w:lang w:bidi="ar-EG"/>
         </w:rPr>
         <w:lastRenderedPageBreak/>
-        <w:t>cable-force distribution, while (\lambda_{t-1}) corresponds to another. Reconstructing the input from the applied (\lambda) history therefore ensures that the policy is trained and evaluated on the state distribution it actually encounters during execution.</w:t>
+        <w:t>input from the applied (\lambda) history therefore ensures that the policy is trained and evaluated on the state distribution it actually encounters during execution.</w:t>
       </w:r>
     </w:p>
     <w:p>
@@ -16274,7 +16437,25 @@
           <w:sz w:val="24"/>
           <w:szCs w:val="24"/>
         </w:rPr>
-        <w:t>​)}i=1N</w:t>
+        <w:t>​)}</w:t>
+      </w:r>
+      <w:proofErr w:type="spellStart"/>
+      <w:r>
+        <w:rPr>
+          <w:rFonts w:asciiTheme="majorBidi" w:hAnsiTheme="majorBidi" w:cstheme="majorBidi"/>
+          <w:sz w:val="24"/>
+          <w:szCs w:val="24"/>
+        </w:rPr>
+        <w:t>i</w:t>
+      </w:r>
+      <w:proofErr w:type="spellEnd"/>
+      <w:r>
+        <w:rPr>
+          <w:rFonts w:asciiTheme="majorBidi" w:hAnsiTheme="majorBidi" w:cstheme="majorBidi"/>
+          <w:sz w:val="24"/>
+          <w:szCs w:val="24"/>
+        </w:rPr>
+        <w:t>=1N</w:t>
       </w:r>
       <w:r>
         <w:rPr>
@@ -16563,7 +16744,25 @@
           <w:szCs w:val="24"/>
           <w:lang w:bidi="ar-EG"/>
         </w:rPr>
-        <w:t xml:space="preserve"> iterations, where β≈0\beta\approx0β≈0 and the policy operates autonomously. These trajectories contain the states the learned policy actually visits, including realistic </w:t>
+        <w:t xml:space="preserve"> iterations, where β≈0\beta\approx0β≈0 and the policy operates autonomously. These trajectories contain the states the learned policy actually visits, including realistic execution drift and recovery behav</w:t>
+      </w:r>
+      <w:r>
+        <w:rPr>
+          <w:rFonts w:asciiTheme="majorBidi" w:hAnsiTheme="majorBidi" w:cstheme="majorBidi"/>
+          <w:sz w:val="24"/>
+          <w:szCs w:val="24"/>
+          <w:lang w:bidi="ar-EG"/>
+        </w:rPr>
+        <w:t>io</w:t>
+      </w:r>
+      <w:r>
+        <w:rPr>
+          <w:rFonts w:asciiTheme="majorBidi" w:hAnsiTheme="majorBidi" w:cstheme="majorBidi"/>
+          <w:sz w:val="24"/>
+          <w:szCs w:val="24"/>
+          <w:lang w:bidi="ar-EG"/>
+        </w:rPr>
+        <w:t xml:space="preserve">rs that are absent from the original expert </w:t>
       </w:r>
       <w:r>
         <w:rPr>
@@ -16573,25 +16772,7 @@
           <w:lang w:bidi="ar-EG"/>
         </w:rPr>
         <w:lastRenderedPageBreak/>
-        <w:t>execution drift and recovery behav</w:t>
-      </w:r>
-      <w:r>
-        <w:rPr>
-          <w:rFonts w:asciiTheme="majorBidi" w:hAnsiTheme="majorBidi" w:cstheme="majorBidi"/>
-          <w:sz w:val="24"/>
-          <w:szCs w:val="24"/>
-          <w:lang w:bidi="ar-EG"/>
-        </w:rPr>
-        <w:t>io</w:t>
-      </w:r>
-      <w:r>
-        <w:rPr>
-          <w:rFonts w:asciiTheme="majorBidi" w:hAnsiTheme="majorBidi" w:cstheme="majorBidi"/>
-          <w:sz w:val="24"/>
-          <w:szCs w:val="24"/>
-          <w:lang w:bidi="ar-EG"/>
-        </w:rPr>
-        <w:t>rs that are absent from the original expert demonstrations. As a result, they provide the strongest learning signal for the final policy.</w:t>
+        <w:t>demonstrations. As a result, they provide the strongest learning signal for the final policy.</w:t>
       </w:r>
     </w:p>
     <w:p>
@@ -18583,7 +18764,29 @@
           <w:szCs w:val="24"/>
           <w14:ligatures w14:val="none"/>
         </w:rPr>
-        <w:t>{1}{N}\sum_{i=1}^{N}</w:t>
+        <w:t>{1}{N}\sum_{</w:t>
+      </w:r>
+      <w:proofErr w:type="spellStart"/>
+      <w:r>
+        <w:rPr>
+          <w:rFonts w:ascii="Times New Roman" w:eastAsia="Times New Roman" w:hAnsi="Times New Roman" w:cs="Times New Roman"/>
+          <w:kern w:val="0"/>
+          <w:sz w:val="24"/>
+          <w:szCs w:val="24"/>
+          <w14:ligatures w14:val="none"/>
+        </w:rPr>
+        <w:t>i</w:t>
+      </w:r>
+      <w:proofErr w:type="spellEnd"/>
+      <w:r>
+        <w:rPr>
+          <w:rFonts w:ascii="Times New Roman" w:eastAsia="Times New Roman" w:hAnsi="Times New Roman" w:cs="Times New Roman"/>
+          <w:kern w:val="0"/>
+          <w:sz w:val="24"/>
+          <w:szCs w:val="24"/>
+          <w14:ligatures w14:val="none"/>
+        </w:rPr>
+        <w:t>=1}^{N}</w:t>
       </w:r>
       <w:proofErr w:type="spellStart"/>
       <w:r>
@@ -18988,8 +19191,20 @@
           <w:szCs w:val="24"/>
           <w14:ligatures w14:val="none"/>
         </w:rPr>
-        <w:t>{MSE}_i</w:t>
-      </w:r>
+        <w:t>{MSE}_</w:t>
+      </w:r>
+      <w:proofErr w:type="spellStart"/>
+      <w:r>
+        <w:rPr>
+          <w:rFonts w:ascii="Times New Roman" w:eastAsia="Times New Roman" w:hAnsi="Times New Roman" w:cs="Times New Roman"/>
+          <w:kern w:val="0"/>
+          <w:sz w:val="24"/>
+          <w:szCs w:val="24"/>
+          <w14:ligatures w14:val="none"/>
+        </w:rPr>
+        <w:t>i</w:t>
+      </w:r>
+      <w:proofErr w:type="spellEnd"/>
       <w:r>
         <w:rPr>
           <w:rFonts w:ascii="Times New Roman" w:eastAsia="Times New Roman" w:hAnsi="Times New Roman" w:cs="Times New Roman"/>
@@ -19432,7 +19647,29 @@
           <w:szCs w:val="24"/>
           <w14:ligatures w14:val="none"/>
         </w:rPr>
-        <w:t>{1}{N}\sum_{i=1}^{N}\</w:t>
+        <w:t>{1}{N}\sum_{</w:t>
+      </w:r>
+      <w:proofErr w:type="spellStart"/>
+      <w:r>
+        <w:rPr>
+          <w:rFonts w:ascii="Times New Roman" w:eastAsia="Times New Roman" w:hAnsi="Times New Roman" w:cs="Times New Roman"/>
+          <w:kern w:val="0"/>
+          <w:sz w:val="24"/>
+          <w:szCs w:val="24"/>
+          <w14:ligatures w14:val="none"/>
+        </w:rPr>
+        <w:t>i</w:t>
+      </w:r>
+      <w:proofErr w:type="spellEnd"/>
+      <w:r>
+        <w:rPr>
+          <w:rFonts w:ascii="Times New Roman" w:eastAsia="Times New Roman" w:hAnsi="Times New Roman" w:cs="Times New Roman"/>
+          <w:kern w:val="0"/>
+          <w:sz w:val="24"/>
+          <w:szCs w:val="24"/>
+          <w14:ligatures w14:val="none"/>
+        </w:rPr>
+        <w:t>=1}^{N}\</w:t>
       </w:r>
       <w:proofErr w:type="spellStart"/>
       <w:r>
@@ -19980,7 +20217,7 @@
           <w:sz w:val="24"/>
           <w:szCs w:val="24"/>
         </w:rPr>
-        <w:t xml:space="preserve">system by all the carriers. Since they will agree on everything and they employ the same algorithm, coordination will be achieved implicitly without the need for communication. Each carrier will calculate the full force </w:t>
+        <w:t>system by all the carriers. Since they will agree on everything and they employ the same algorithm, coordination will be achieved implicitly without the need for communication. Each carrier will calculate the full force (</w:t>
       </w:r>
       <w:r>
         <w:rPr>
@@ -19988,6 +20225,31 @@
           <w:sz w:val="24"/>
           <w:szCs w:val="24"/>
         </w:rPr>
+        <w:t>𝑡</w:t>
+      </w:r>
+      <w:r>
+        <w:rPr>
+          <w:rFonts w:asciiTheme="majorBidi" w:hAnsiTheme="majorBidi" w:cstheme="majorBidi"/>
+          <w:sz w:val="24"/>
+          <w:szCs w:val="24"/>
+        </w:rPr>
+        <w:t xml:space="preserve">) = </w:t>
+      </w:r>
+      <w:r>
+        <w:rPr>
+          <w:rFonts w:ascii="Cambria Math" w:hAnsi="Cambria Math" w:cs="Cambria Math"/>
+          <w:sz w:val="24"/>
+          <w:szCs w:val="24"/>
+        </w:rPr>
+        <w:t>𝑓</w:t>
+      </w:r>
+      <w:r>
+        <w:rPr>
+          <w:rFonts w:ascii="Cambria Math" w:hAnsi="Cambria Math" w:cs="Cambria Math"/>
+          <w:sz w:val="24"/>
+          <w:szCs w:val="24"/>
+          <w:vertAlign w:val="subscript"/>
+        </w:rPr>
         <w:t/>
       </w:r>
       <w:proofErr w:type="gramStart"/>
@@ -19996,6 +20258,7 @@
           <w:rFonts w:ascii="Cambria Math" w:hAnsi="Cambria Math" w:cs="Cambria Math"/>
           <w:sz w:val="24"/>
           <w:szCs w:val="24"/>
+          <w:vertAlign w:val="subscript"/>
         </w:rPr>
         <w:t/>
       </w:r>
@@ -20022,7 +20285,7 @@
           <w:sz w:val="24"/>
           <w:szCs w:val="24"/>
         </w:rPr>
-        <w:t xml:space="preserve">) = </w:t>
+        <w:t xml:space="preserve">)+ </w:t>
       </w:r>
       <w:r>
         <w:rPr>
@@ -20039,7 +20302,7 @@
           <w:szCs w:val="24"/>
           <w:vertAlign w:val="subscript"/>
         </w:rPr>
-        <w:t>𝑔</w:t>
+        <w:t>𝜆</w:t>
       </w:r>
       <w:r>
         <w:rPr>
@@ -20063,7 +20326,7 @@
           <w:sz w:val="24"/>
           <w:szCs w:val="24"/>
         </w:rPr>
-        <w:t xml:space="preserve">)+ </w:t>
+        <w:t xml:space="preserve">) </w:t>
       </w:r>
       <w:r>
         <w:rPr>
@@ -20071,16 +20334,147 @@
           <w:sz w:val="24"/>
           <w:szCs w:val="24"/>
         </w:rPr>
+        <w:t>∈</w:t>
+      </w:r>
+      <w:r>
+        <w:rPr>
+          <w:rFonts w:asciiTheme="majorBidi" w:hAnsiTheme="majorBidi" w:cstheme="majorBidi"/>
+          <w:sz w:val="24"/>
+          <w:szCs w:val="24"/>
+        </w:rPr>
+        <w:t xml:space="preserve"> R</w:t>
+      </w:r>
+      <w:r>
+        <w:rPr>
+          <w:rFonts w:asciiTheme="majorBidi" w:hAnsiTheme="majorBidi" w:cstheme="majorBidi"/>
+          <w:sz w:val="24"/>
+          <w:szCs w:val="24"/>
+          <w:vertAlign w:val="superscript"/>
+        </w:rPr>
+        <w:t xml:space="preserve">12 </w:t>
+      </w:r>
+      <w:r>
+        <w:rPr>
+          <w:rFonts w:asciiTheme="majorBidi" w:hAnsiTheme="majorBidi" w:cstheme="majorBidi"/>
+          <w:sz w:val="24"/>
+          <w:szCs w:val="24"/>
+        </w:rPr>
+        <w:t xml:space="preserve"> and by knowing its ID, will apply its own slice from this vector </w:t>
+      </w:r>
+      <w:r>
+        <w:rPr>
+          <w:rFonts w:ascii="Cambria Math" w:hAnsi="Cambria Math" w:cs="Cambria Math"/>
+          <w:sz w:val="24"/>
+          <w:szCs w:val="24"/>
+        </w:rPr>
         <w:t>𝑓</w:t>
       </w:r>
       <w:r>
         <w:rPr>
+          <w:rFonts w:asciiTheme="majorBidi" w:hAnsiTheme="majorBidi" w:cstheme="majorBidi"/>
+          <w:sz w:val="24"/>
+          <w:szCs w:val="24"/>
+          <w:vertAlign w:val="subscript"/>
+        </w:rPr>
+        <w:t>i</w:t>
+      </w:r>
+      <w:r>
+        <w:rPr>
+          <w:rFonts w:asciiTheme="majorBidi" w:hAnsiTheme="majorBidi" w:cstheme="majorBidi"/>
+          <w:sz w:val="24"/>
+          <w:szCs w:val="24"/>
+        </w:rPr>
+        <w:t>(</w:t>
+      </w:r>
+      <w:r>
+        <w:rPr>
           <w:rFonts w:ascii="Cambria Math" w:hAnsi="Cambria Math" w:cs="Cambria Math"/>
           <w:sz w:val="24"/>
           <w:szCs w:val="24"/>
-          <w:vertAlign w:val="subscript"/>
-        </w:rPr>
-        <w:t>𝜆</w:t>
+        </w:rPr>
+        <w:t>𝑡</w:t>
+      </w:r>
+      <w:r>
+        <w:rPr>
+          <w:rFonts w:asciiTheme="majorBidi" w:hAnsiTheme="majorBidi" w:cstheme="majorBidi"/>
+          <w:sz w:val="24"/>
+          <w:szCs w:val="24"/>
+        </w:rPr>
+        <w:t xml:space="preserve">) </w:t>
+      </w:r>
+      <w:r>
+        <w:rPr>
+          <w:rFonts w:ascii="Cambria Math" w:hAnsi="Cambria Math" w:cs="Cambria Math"/>
+          <w:sz w:val="24"/>
+          <w:szCs w:val="24"/>
+        </w:rPr>
+        <w:t>∈</w:t>
+      </w:r>
+      <w:r>
+        <w:rPr>
+          <w:rFonts w:asciiTheme="majorBidi" w:hAnsiTheme="majorBidi" w:cstheme="majorBidi"/>
+          <w:sz w:val="24"/>
+          <w:szCs w:val="24"/>
+        </w:rPr>
+        <w:t xml:space="preserve"> R</w:t>
+      </w:r>
+      <w:r>
+        <w:rPr>
+          <w:rFonts w:asciiTheme="majorBidi" w:hAnsiTheme="majorBidi" w:cstheme="majorBidi"/>
+          <w:sz w:val="24"/>
+          <w:szCs w:val="24"/>
+          <w:vertAlign w:val="superscript"/>
+        </w:rPr>
+        <w:t xml:space="preserve">3 </w:t>
+      </w:r>
+      <w:r>
+        <w:rPr>
+          <w:rFonts w:asciiTheme="majorBidi" w:hAnsiTheme="majorBidi" w:cstheme="majorBidi"/>
+          <w:sz w:val="24"/>
+          <w:szCs w:val="24"/>
+        </w:rPr>
+        <w:t>. However, this property that might be helpful in theory to deploy the controller in a dece</w:t>
+      </w:r>
+      <w:r>
+        <w:rPr>
+          <w:rFonts w:asciiTheme="majorBidi" w:hAnsiTheme="majorBidi" w:cstheme="majorBidi"/>
+          <w:sz w:val="24"/>
+          <w:szCs w:val="24"/>
+        </w:rPr>
+        <w:t>ntralized fashion instead makes deploying it under realistic assumptions quite delicate. T</w:t>
+      </w:r>
+      <w:r>
+        <w:rPr>
+          <w:rFonts w:asciiTheme="majorBidi" w:hAnsiTheme="majorBidi" w:cstheme="majorBidi"/>
+          <w:sz w:val="24"/>
+          <w:szCs w:val="24"/>
+        </w:rPr>
+        <w:t>he centralized controller uses global information on all the carriers</w:t>
+      </w:r>
+      <w:r>
+        <w:rPr>
+          <w:rFonts w:asciiTheme="majorBidi" w:hAnsiTheme="majorBidi" w:cstheme="majorBidi"/>
+          <w:sz w:val="24"/>
+          <w:szCs w:val="24"/>
+        </w:rPr>
+        <w:t xml:space="preserve"> to calculate </w:t>
+      </w:r>
+      <w:r>
+        <w:rPr>
+          <w:rFonts w:ascii="Cambria Math" w:hAnsi="Cambria Math" w:cs="Cambria Math"/>
+          <w:sz w:val="24"/>
+          <w:szCs w:val="24"/>
+        </w:rPr>
+        <w:t/>
+      </w:r>
+      <w:proofErr w:type="gramStart"/>
+      <w:r>
+        <w:rPr>
+          <w:rFonts w:ascii="Cambria Math" w:hAnsi="Cambria Math" w:cs="Cambria Math"/>
+          <w:sz w:val="24"/>
+          <w:szCs w:val="24"/>
+        </w:rPr>
+        <w:t/>
       </w:r>
       <w:r>
         <w:rPr>
@@ -20090,6 +20484,7 @@
         </w:rPr>
         <w:t>(</w:t>
       </w:r>
+      <w:proofErr w:type="gramEnd"/>
       <w:r>
         <w:rPr>
           <w:rFonts w:ascii="Cambria Math" w:hAnsi="Cambria Math" w:cs="Cambria Math"/>
@@ -20104,194 +20499,11 @@
           <w:sz w:val="24"/>
           <w:szCs w:val="24"/>
         </w:rPr>
-        <w:t xml:space="preserve">) </w:t>
+        <w:t xml:space="preserve">). Specifically all the carrier velocities are needed to calculate </w:t>
       </w:r>
       <w:r>
         <w:rPr>
           <w:rFonts w:ascii="Cambria Math" w:hAnsi="Cambria Math" w:cs="Cambria Math"/>
-          <w:sz w:val="24"/>
-          <w:szCs w:val="24"/>
-        </w:rPr>
-        <w:t>∈</w:t>
-      </w:r>
-      <w:r>
-        <w:rPr>
-          <w:rFonts w:asciiTheme="majorBidi" w:hAnsiTheme="majorBidi" w:cstheme="majorBidi"/>
-          <w:sz w:val="24"/>
-          <w:szCs w:val="24"/>
-        </w:rPr>
-        <w:t xml:space="preserve"> R</w:t>
-      </w:r>
-      <w:r>
-        <w:rPr>
-          <w:rFonts w:asciiTheme="majorBidi" w:hAnsiTheme="majorBidi" w:cstheme="majorBidi"/>
-          <w:sz w:val="24"/>
-          <w:szCs w:val="24"/>
-          <w:vertAlign w:val="superscript"/>
-        </w:rPr>
-        <w:t xml:space="preserve">12 </w:t>
-      </w:r>
-      <w:r>
-        <w:rPr>
-          <w:rFonts w:asciiTheme="majorBidi" w:hAnsiTheme="majorBidi" w:cstheme="majorBidi"/>
-          <w:sz w:val="24"/>
-          <w:szCs w:val="24"/>
-        </w:rPr>
-        <w:t xml:space="preserve"> and by knowing its ID, will apply its own slice from this vector </w:t>
-      </w:r>
-      <w:r>
-        <w:rPr>
-          <w:rFonts w:ascii="Cambria Math" w:hAnsi="Cambria Math" w:cs="Cambria Math"/>
-          <w:sz w:val="24"/>
-          <w:szCs w:val="24"/>
-        </w:rPr>
-        <w:t>𝑓</w:t>
-      </w:r>
-      <w:r>
-        <w:rPr>
-          <w:rFonts w:asciiTheme="majorBidi" w:hAnsiTheme="majorBidi" w:cstheme="majorBidi"/>
-          <w:sz w:val="24"/>
-          <w:szCs w:val="24"/>
-          <w:vertAlign w:val="subscript"/>
-        </w:rPr>
-        <w:t>i</w:t>
-      </w:r>
-      <w:r>
-        <w:rPr>
-          <w:rFonts w:asciiTheme="majorBidi" w:hAnsiTheme="majorBidi" w:cstheme="majorBidi"/>
-          <w:sz w:val="24"/>
-          <w:szCs w:val="24"/>
-        </w:rPr>
-        <w:t>(</w:t>
-      </w:r>
-      <w:r>
-        <w:rPr>
-          <w:rFonts w:ascii="Cambria Math" w:hAnsi="Cambria Math" w:cs="Cambria Math"/>
-          <w:sz w:val="24"/>
-          <w:szCs w:val="24"/>
-        </w:rPr>
-        <w:t>𝑡</w:t>
-      </w:r>
-      <w:r>
-        <w:rPr>
-          <w:rFonts w:asciiTheme="majorBidi" w:hAnsiTheme="majorBidi" w:cstheme="majorBidi"/>
-          <w:sz w:val="24"/>
-          <w:szCs w:val="24"/>
-        </w:rPr>
-        <w:t xml:space="preserve">) </w:t>
-      </w:r>
-      <w:r>
-        <w:rPr>
-          <w:rFonts w:ascii="Cambria Math" w:hAnsi="Cambria Math" w:cs="Cambria Math"/>
-          <w:sz w:val="24"/>
-          <w:szCs w:val="24"/>
-        </w:rPr>
-        <w:t>∈</w:t>
-      </w:r>
-      <w:r>
-        <w:rPr>
-          <w:rFonts w:asciiTheme="majorBidi" w:hAnsiTheme="majorBidi" w:cstheme="majorBidi"/>
-          <w:sz w:val="24"/>
-          <w:szCs w:val="24"/>
-        </w:rPr>
-        <w:t xml:space="preserve"> R</w:t>
-      </w:r>
-      <w:r>
-        <w:rPr>
-          <w:rFonts w:asciiTheme="majorBidi" w:hAnsiTheme="majorBidi" w:cstheme="majorBidi"/>
-          <w:sz w:val="24"/>
-          <w:szCs w:val="24"/>
-          <w:vertAlign w:val="superscript"/>
-        </w:rPr>
-        <w:t xml:space="preserve">3 </w:t>
-      </w:r>
-      <w:r>
-        <w:rPr>
-          <w:rFonts w:asciiTheme="majorBidi" w:hAnsiTheme="majorBidi" w:cstheme="majorBidi"/>
-          <w:sz w:val="24"/>
-          <w:szCs w:val="24"/>
-        </w:rPr>
-        <w:t>. However, this property that might be helpful in theory to deploy the controller in a dece</w:t>
-      </w:r>
-      <w:r>
-        <w:rPr>
-          <w:rFonts w:asciiTheme="majorBidi" w:hAnsiTheme="majorBidi" w:cstheme="majorBidi"/>
-          <w:sz w:val="24"/>
-          <w:szCs w:val="24"/>
-        </w:rPr>
-        <w:t>ntralized fashion instead makes deploying it under realistic assumptions quite delicate. T</w:t>
-      </w:r>
-      <w:r>
-        <w:rPr>
-          <w:rFonts w:asciiTheme="majorBidi" w:hAnsiTheme="majorBidi" w:cstheme="majorBidi"/>
-          <w:sz w:val="24"/>
-          <w:szCs w:val="24"/>
-        </w:rPr>
-        <w:t>he centralized controller uses global information on all the carriers</w:t>
-      </w:r>
-      <w:r>
-        <w:rPr>
-          <w:rFonts w:asciiTheme="majorBidi" w:hAnsiTheme="majorBidi" w:cstheme="majorBidi"/>
-          <w:sz w:val="24"/>
-          <w:szCs w:val="24"/>
-        </w:rPr>
-        <w:t xml:space="preserve"> to calculate </w:t>
-      </w:r>
-      <w:r>
-        <w:rPr>
-          <w:rFonts w:ascii="Cambria Math" w:hAnsi="Cambria Math" w:cs="Cambria Math"/>
-          <w:sz w:val="24"/>
-          <w:szCs w:val="24"/>
-        </w:rPr>
-        <w:t>𝑓</w:t>
-      </w:r>
-      <w:r>
-        <w:rPr>
-          <w:rFonts w:ascii="Cambria Math" w:hAnsi="Cambria Math" w:cs="Cambria Math"/>
-          <w:sz w:val="24"/>
-          <w:szCs w:val="24"/>
-          <w:vertAlign w:val="subscript"/>
-        </w:rPr>
-        <w:t/>
-      </w:r>
-      <w:proofErr w:type="gramStart"/>
-      <w:r>
-        <w:rPr>
-          <w:rFonts w:ascii="Cambria Math" w:hAnsi="Cambria Math" w:cs="Cambria Math"/>
-          <w:sz w:val="24"/>
-          <w:szCs w:val="24"/>
-          <w:vertAlign w:val="subscript"/>
-        </w:rPr>
-        <w:t/>
-      </w:r>
-      <w:r>
-        <w:rPr>
-          <w:rFonts w:asciiTheme="majorBidi" w:hAnsiTheme="majorBidi" w:cstheme="majorBidi"/>
-          <w:sz w:val="24"/>
-          <w:szCs w:val="24"/>
-        </w:rPr>
-        <w:t>(</w:t>
-      </w:r>
-      <w:proofErr w:type="gramEnd"/>
-      <w:r>
-        <w:rPr>
-          <w:rFonts w:ascii="Cambria Math" w:hAnsi="Cambria Math" w:cs="Cambria Math"/>
-          <w:sz w:val="24"/>
-          <w:szCs w:val="24"/>
-        </w:rPr>
-        <w:t>𝑡</w:t>
-      </w:r>
-      <w:r>
-        <w:rPr>
-          <w:rFonts w:asciiTheme="majorBidi" w:hAnsiTheme="majorBidi" w:cstheme="majorBidi"/>
-          <w:sz w:val="24"/>
-          <w:szCs w:val="24"/>
-        </w:rPr>
-        <w:t xml:space="preserve">). Specifically all the carrier velocities are needed to calculate </w:t>
-      </w:r>
-      <w:r>
-        <w:rPr>
-          <w:rFonts w:ascii="Cambria Math" w:hAnsi="Cambria Math" w:cs="Cambria Math"/>
           <w:kern w:val="0"/>
           <w:sz w:val="24"/>
           <w:szCs w:val="24"/>
@@ -20323,34 +20535,8 @@
           <w:sz w:val="24"/>
           <w:szCs w:val="24"/>
         </w:rPr>
-        <w:t xml:space="preserve"> reconstructed using load state and the total applied force </w:t>
-      </w:r>
-      <w:r>
-        <w:rPr>
-          <w:rFonts w:ascii="Cambria Math" w:hAnsi="Cambria Math" w:cs="Cambria Math"/>
-          <w:sz w:val="24"/>
-          <w:szCs w:val="24"/>
-        </w:rPr>
-        <w:t/>
-      </w:r>
-      <w:proofErr w:type="gramStart"/>
-      <w:r>
-        <w:rPr>
-          <w:rFonts w:ascii="Cambria Math" w:hAnsi="Cambria Math" w:cs="Cambria Math"/>
-          <w:sz w:val="24"/>
-          <w:szCs w:val="24"/>
-        </w:rPr>
-        <w:t/>
-      </w:r>
-      <w:r>
-        <w:rPr>
-          <w:rFonts w:asciiTheme="majorBidi" w:hAnsiTheme="majorBidi" w:cstheme="majorBidi"/>
-          <w:sz w:val="24"/>
-          <w:szCs w:val="24"/>
-        </w:rPr>
-        <w:t>(</w:t>
-      </w:r>
-      <w:proofErr w:type="gramEnd"/>
+        <w:t xml:space="preserve"> reconstructed using load state and the total applied force (</w:t>
+      </w:r>
       <w:r>
         <w:rPr>
           <w:rFonts w:ascii="Cambria Math" w:hAnsi="Cambria Math" w:cs="Cambria Math"/>
@@ -21262,24 +21448,14 @@
           <w:sz w:val="24"/>
           <w:szCs w:val="24"/>
         </w:rPr>
-        <w:t>𝑓</w:t>
-      </w:r>
+        <w:t/>
+      </w:r>
+      <w:proofErr w:type="gramStart"/>
       <w:r>
         <w:rPr>
           <w:rFonts w:ascii="Cambria Math" w:hAnsi="Cambria Math" w:cs="Cambria Math"/>
           <w:sz w:val="24"/>
           <w:szCs w:val="24"/>
-          <w:vertAlign w:val="subscript"/>
-        </w:rPr>
-        <w:t/>
-      </w:r>
-      <w:proofErr w:type="gramStart"/>
-      <w:r>
-        <w:rPr>
-          <w:rFonts w:ascii="Cambria Math" w:hAnsi="Cambria Math" w:cs="Cambria Math"/>
-          <w:sz w:val="24"/>
-          <w:szCs w:val="24"/>
-          <w:vertAlign w:val="subscript"/>
         </w:rPr>
         <w:t/>
       </w:r>
@@ -21787,6 +21963,7 @@
         </w:rPr>
         <w:t xml:space="preserve">and </w:t>
       </w:r>
+      <w:proofErr w:type="spellStart"/>
       <w:r>
         <w:rPr>
           <w:rFonts w:asciiTheme="majorBidi" w:hAnsiTheme="majorBidi" w:cstheme="majorBidi"/>
@@ -21794,7 +21971,17 @@
           <w:szCs w:val="24"/>
           <w:u w:val="single"/>
         </w:rPr>
-        <w:t xml:space="preserve">δλ </w:t>
+        <w:t>δλ</w:t>
+      </w:r>
+      <w:proofErr w:type="spellEnd"/>
+      <w:r>
+        <w:rPr>
+          <w:rFonts w:asciiTheme="majorBidi" w:hAnsiTheme="majorBidi" w:cstheme="majorBidi"/>
+          <w:sz w:val="24"/>
+          <w:szCs w:val="24"/>
+          <w:u w:val="single"/>
+        </w:rPr>
+        <w:t xml:space="preserve"> </w:t>
       </w:r>
       <w:r>
         <w:rPr>
@@ -29953,7 +30140,7 @@
         <w:spacing w:line="360" w:lineRule="auto"/>
         <w:ind w:left="1440"/>
         <w:rPr>
-          <w:rFonts w:asciiTheme="majorBidi" w:hAnsiTheme="majorBidi" w:cstheme="majorBidi" w:hint="cs"/>
+          <w:rFonts w:asciiTheme="majorBidi" w:hAnsiTheme="majorBidi" w:cstheme="majorBidi"/>
           <w:sz w:val="24"/>
           <w:szCs w:val="24"/>
           <w:rtl/>
@@ -30415,21 +30602,7 @@
               <w:szCs w:val="24"/>
               <w14:ligatures w14:val="none"/>
             </w:rPr>
-            <m:t xml:space="preserve"> where d = </m:t>
-          </m:r>
-          <m:r>
-            <m:rPr>
-              <m:sty m:val="p"/>
-            </m:rPr>
-            <w:rPr>
-              <w:rFonts w:ascii="Cambria Math" w:eastAsia="Times New Roman" w:hAnsi="Cambria Math" w:cstheme="majorBidi"/>
-              <w:color w:val="262626"/>
-              <w:kern w:val="0"/>
-              <w:sz w:val="24"/>
-              <w:szCs w:val="24"/>
-              <w14:ligatures w14:val="none"/>
-            </w:rPr>
-            <m:t>max</m:t>
+            <m:t xml:space="preserve"> where d = max</m:t>
           </m:r>
           <m:d>
             <m:dPr>
@@ -30565,6 +30738,9 @@
             <m:t xml:space="preserve"> </m:t>
           </m:r>
           <m:r>
+            <m:rPr>
+              <m:sty m:val="p"/>
+            </m:rPr>
             <w:rPr>
               <w:rFonts w:ascii="Cambria Math" w:eastAsia="Times New Roman" w:hAnsi="Cambria Math" w:cstheme="majorBidi"/>
               <w:color w:val="262626"/>
@@ -30619,21 +30795,7 @@
               <w:szCs w:val="24"/>
               <w14:ligatures w14:val="none"/>
             </w:rPr>
-            <m:t>disincentivize aproaching ε,</m:t>
-          </m:r>
-          <m:r>
-            <m:rPr>
-              <m:sty m:val="p"/>
-            </m:rPr>
-            <w:rPr>
-              <w:rFonts w:ascii="Cambria Math" w:eastAsia="Times New Roman" w:hAnsi="Cambria Math" w:cstheme="majorBidi"/>
-              <w:color w:val="262626"/>
-              <w:kern w:val="0"/>
-              <w:sz w:val="24"/>
-              <w:szCs w:val="24"/>
-              <w14:ligatures w14:val="none"/>
-            </w:rPr>
-            <m:t xml:space="preserve"> </m:t>
+            <m:t xml:space="preserve">disincentivize aproaching ε, </m:t>
           </m:r>
           <m:d>
             <m:dPr>
@@ -30695,21 +30857,7 @@
               <w:szCs w:val="24"/>
               <w14:ligatures w14:val="none"/>
             </w:rPr>
-            <m:t xml:space="preserve"> is the velocity norm of carrier i</m:t>
-          </m:r>
-          <m:r>
-            <m:rPr>
-              <m:sty m:val="p"/>
-            </m:rPr>
-            <w:rPr>
-              <w:rFonts w:ascii="Cambria Math" w:eastAsia="Times New Roman" w:hAnsi="Cambria Math" w:cstheme="majorBidi"/>
-              <w:color w:val="262626"/>
-              <w:kern w:val="0"/>
-              <w:sz w:val="24"/>
-              <w:szCs w:val="24"/>
-              <w14:ligatures w14:val="none"/>
-            </w:rPr>
-            <m:t xml:space="preserve">  </m:t>
+            <m:t xml:space="preserve"> is the velocity norm of carrier i  </m:t>
           </m:r>
           <m:r>
             <m:rPr>
@@ -31202,7 +31350,7 @@
         <w:spacing w:line="360" w:lineRule="auto"/>
         <w:ind w:left="1440"/>
         <w:rPr>
-          <w:rFonts w:asciiTheme="majorBidi" w:hAnsiTheme="majorBidi" w:cstheme="majorBidi" w:hint="cs"/>
+          <w:rFonts w:asciiTheme="majorBidi" w:hAnsiTheme="majorBidi" w:cstheme="majorBidi"/>
           <w:sz w:val="24"/>
           <w:szCs w:val="24"/>
           <w:rtl/>
@@ -31399,40 +31547,7 @@
               <w:szCs w:val="24"/>
               <w14:ligatures w14:val="none"/>
             </w:rPr>
-            <m:t>²</m:t>
-          </m:r>
-          <m:r>
-            <w:rPr>
-              <w:rFonts w:ascii="Cambria Math" w:eastAsia="Times New Roman" w:hAnsi="Cambria Math" w:cstheme="majorBidi"/>
-              <w:color w:val="262626"/>
-              <w:kern w:val="0"/>
-              <w:sz w:val="24"/>
-              <w:szCs w:val="24"/>
-              <w14:ligatures w14:val="none"/>
-            </w:rPr>
-            <m:t>=m</m:t>
-          </m:r>
-          <m:r>
-            <w:rPr>
-              <w:rFonts w:ascii="Cambria Math" w:eastAsia="Times New Roman" w:hAnsi="Cambria Math" w:cstheme="majorBidi"/>
-              <w:color w:val="262626"/>
-              <w:kern w:val="0"/>
-              <w:sz w:val="24"/>
-              <w:szCs w:val="24"/>
-              <w14:ligatures w14:val="none"/>
-            </w:rPr>
-            <m:t>in(over</m:t>
-          </m:r>
-          <m:r>
-            <w:rPr>
-              <w:rFonts w:ascii="Cambria Math" w:eastAsia="Times New Roman" w:hAnsi="Cambria Math" w:cstheme="majorBidi"/>
-              <w:color w:val="262626"/>
-              <w:kern w:val="0"/>
-              <w:sz w:val="24"/>
-              <w:szCs w:val="24"/>
-              <w14:ligatures w14:val="none"/>
-            </w:rPr>
-            <m:t xml:space="preserve">² + </m:t>
+            <m:t xml:space="preserve">²=min(over² + </m:t>
           </m:r>
           <m:sSub>
             <m:sSubPr>
@@ -31525,18 +31640,7 @@
               <w:szCs w:val="24"/>
               <w14:ligatures w14:val="none"/>
             </w:rPr>
-            <m:t xml:space="preserve">· over, </m:t>
-          </m:r>
-          <m:r>
-            <w:rPr>
-              <w:rFonts w:ascii="Cambria Math" w:eastAsia="Times New Roman" w:hAnsi="Cambria Math" w:cstheme="majorBidi"/>
-              <w:color w:val="262626"/>
-              <w:kern w:val="0"/>
-              <w:sz w:val="24"/>
-              <w:szCs w:val="24"/>
-              <w14:ligatures w14:val="none"/>
-            </w:rPr>
-            <m:t>ca</m:t>
+            <m:t>· over, ca</m:t>
           </m:r>
           <m:sSub>
             <m:sSubPr>
@@ -31958,18 +32062,7 @@
               <w:szCs w:val="24"/>
               <w14:ligatures w14:val="none"/>
             </w:rPr>
-            <m:t>,</m:t>
-          </m:r>
-          <m:r>
-            <w:rPr>
-              <w:rFonts w:ascii="Cambria Math" w:eastAsia="Times New Roman" w:hAnsi="Cambria Math" w:cstheme="majorBidi"/>
-              <w:color w:val="262626"/>
-              <w:kern w:val="0"/>
-              <w:sz w:val="24"/>
-              <w:szCs w:val="24"/>
-              <w14:ligatures w14:val="none"/>
-            </w:rPr>
-            <m:t xml:space="preserve"> </m:t>
+            <m:t xml:space="preserve">, </m:t>
           </m:r>
           <m:d>
             <m:dPr>
@@ -32127,21 +32220,7 @@
               <w:szCs w:val="24"/>
               <w14:ligatures w14:val="none"/>
             </w:rPr>
-            <m:t xml:space="preserve"> </m:t>
-          </m:r>
-          <m:r>
-            <m:rPr>
-              <m:sty m:val="p"/>
-            </m:rPr>
-            <w:rPr>
-              <w:rFonts w:ascii="Cambria Math" w:eastAsia="Times New Roman" w:hAnsi="Cambria Math" w:cstheme="majorBidi"/>
-              <w:color w:val="262626"/>
-              <w:kern w:val="0"/>
-              <w:sz w:val="24"/>
-              <w:szCs w:val="24"/>
-              <w14:ligatures w14:val="none"/>
-            </w:rPr>
-            <m:t>is the upper bound of acceptable velocity norms and</m:t>
+            <m:t xml:space="preserve"> is the upper bound of acceptable velocity norms and</m:t>
           </m:r>
           <m:r>
             <m:rPr>
@@ -32249,7 +32328,7 @@
         <w:spacing w:line="360" w:lineRule="auto"/>
         <w:ind w:left="1440"/>
         <w:rPr>
-          <w:rFonts w:asciiTheme="majorBidi" w:hAnsiTheme="majorBidi" w:cstheme="majorBidi" w:hint="cs"/>
+          <w:rFonts w:asciiTheme="majorBidi" w:hAnsiTheme="majorBidi" w:cstheme="majorBidi"/>
           <w:sz w:val="24"/>
           <w:szCs w:val="24"/>
           <w:rtl/>
@@ -32523,13 +32602,7 @@
                     <w:rPr>
                       <w:rFonts w:ascii="Cambria Math" w:hAnsi="Cambria Math"/>
                     </w:rPr>
-                    <m:t>+ overλ,i</m:t>
-                  </m:r>
-                  <m:r>
-                    <w:rPr>
-                      <w:rFonts w:ascii="Cambria Math" w:hAnsi="Cambria Math"/>
-                    </w:rPr>
-                    <m:t xml:space="preserve"> ,ca</m:t>
+                    <m:t>+ overλ,i ,ca</m:t>
                   </m:r>
                   <m:sSub>
                     <m:sSubPr>
@@ -32577,6 +32650,9 @@
       <m:oMathPara>
         <m:oMath>
           <m:r>
+            <m:rPr>
+              <m:sty m:val="p"/>
+            </m:rPr>
             <w:rPr>
               <w:rFonts w:ascii="Cambria Math" w:hAnsi="Cambria Math"/>
             </w:rPr>
@@ -32637,6 +32713,9 @@
             <m:t xml:space="preserve">is an upper bound on the whole term value </m:t>
           </m:r>
           <m:r>
+            <m:rPr>
+              <m:sty m:val="p"/>
+            </m:rPr>
             <w:rPr>
               <w:rFonts w:ascii="Cambria Math" w:hAnsi="Cambria Math"/>
             </w:rPr>
@@ -32672,19 +32751,7 @@
             <w:rPr>
               <w:rFonts w:ascii="Cambria Math" w:hAnsi="Cambria Math"/>
             </w:rPr>
-            <m:t xml:space="preserve">, </m:t>
-          </m:r>
-          <m:r>
-            <w:rPr>
-              <w:rFonts w:ascii="Cambria Math" w:hAnsi="Cambria Math"/>
-            </w:rPr>
-            <m:t>s</m:t>
-          </m:r>
-          <m:r>
-            <w:rPr>
-              <w:rFonts w:ascii="Cambria Math" w:hAnsi="Cambria Math"/>
-            </w:rPr>
-            <m:t xml:space="preserve">atλ,i = ‖δλi‖₂ / (κλ • ‖λi,base‖₂) </m:t>
+            <m:t xml:space="preserve">, satλ,i = ‖δλi‖₂ / (κλ • ‖λi,base‖₂) </m:t>
           </m:r>
         </m:oMath>
       </m:oMathPara>
@@ -32704,13 +32771,7 @@
             <w:rPr>
               <w:rFonts w:ascii="Cambria Math" w:hAnsi="Cambria Math"/>
             </w:rPr>
-            <m:t xml:space="preserve">and </m:t>
-          </m:r>
-          <m:r>
-            <w:rPr>
-              <w:rFonts w:ascii="Cambria Math" w:hAnsi="Cambria Math"/>
-            </w:rPr>
-            <m:t>κλ the allowable fraction of the base controller magnitude</m:t>
+            <m:t>and κλ the allowable fraction of the base controller magnitude</m:t>
           </m:r>
         </m:oMath>
       </m:oMathPara>
@@ -32744,6 +32805,7 @@
         </w:rPr>
         <w:t xml:space="preserve">from taking arbitrarily large actions, </w:t>
       </w:r>
+      <w:proofErr w:type="spellStart"/>
       <w:r>
         <w:rPr>
           <w:rFonts w:asciiTheme="majorBidi" w:eastAsia="Times New Roman" w:hAnsiTheme="majorBidi" w:cstheme="majorBidi"/>
@@ -32755,6 +32817,7 @@
         </w:rPr>
         <w:t>δλ</w:t>
       </w:r>
+      <w:proofErr w:type="spellEnd"/>
       <w:r>
         <w:rPr>
           <w:rFonts w:asciiTheme="majorBidi" w:hAnsiTheme="majorBidi" w:cstheme="majorBidi"/>
@@ -32795,13 +32858,7 @@
           <w:rPr>
             <w:rFonts w:ascii="Cambria Math" w:hAnsi="Cambria Math"/>
           </w:rPr>
-          <m:t xml:space="preserve"> </m:t>
-        </m:r>
-        <m:r>
-          <w:rPr>
-            <w:rFonts w:ascii="Cambria Math" w:hAnsi="Cambria Math"/>
-          </w:rPr>
-          <m:t>κλ</m:t>
+          <m:t xml:space="preserve"> κλ</m:t>
         </m:r>
       </m:oMath>
       <w:r>
@@ -32901,29 +32958,7 @@
           <w:szCs w:val="24"/>
           <w14:ligatures w14:val="none"/>
         </w:rPr>
-        <w:t xml:space="preserve">This problem was only observed for </w:t>
-      </w:r>
-      <w:r>
-        <w:rPr>
-          <w:rFonts w:asciiTheme="majorBidi" w:eastAsia="Times New Roman" w:hAnsiTheme="majorBidi" w:cstheme="majorBidi"/>
-          <w:color w:val="262626"/>
-          <w:kern w:val="0"/>
-          <w:sz w:val="24"/>
-          <w:szCs w:val="24"/>
-          <w14:ligatures w14:val="none"/>
-        </w:rPr>
-        <w:t>δλ</w:t>
-      </w:r>
-      <w:r>
-        <w:rPr>
-          <w:rFonts w:asciiTheme="majorBidi" w:eastAsia="Times New Roman" w:hAnsiTheme="majorBidi" w:cstheme="majorBidi"/>
-          <w:color w:val="262626"/>
-          <w:kern w:val="0"/>
-          <w:sz w:val="24"/>
-          <w:szCs w:val="24"/>
-          <w14:ligatures w14:val="none"/>
-        </w:rPr>
-        <w:t xml:space="preserve"> so the penalty is only applied there.</w:t>
+        <w:t>This problem was only observed for δλ so the penalty is only applied there.</w:t>
       </w:r>
       <w:r>
         <w:rPr>
@@ -34867,15 +34902,6 @@
         </w:rPr>
         <w:t xml:space="preserve">To test whether the policy is learning to recover the centralized controller behavior or genuinely learning a different decentralized reactive policy, we conducted an experiment in which we warm-started the policy network from a network that was trained using supervised learning to output </w:t>
       </w:r>
-      <w:r>
-        <w:rPr>
-          <w:rFonts w:asciiTheme="majorBidi" w:hAnsiTheme="majorBidi" w:cstheme="majorBidi"/>
-          <w:sz w:val="24"/>
-          <w:szCs w:val="24"/>
-          <w:lang w:bidi="ar-EG"/>
-        </w:rPr>
-        <w:t xml:space="preserve">δλ* and </w:t>
-      </w:r>
       <w:proofErr w:type="spellStart"/>
       <w:r>
         <w:rPr>
@@ -34884,6 +34910,26 @@
           <w:szCs w:val="24"/>
           <w:lang w:bidi="ar-EG"/>
         </w:rPr>
+        <w:t>δλ</w:t>
+      </w:r>
+      <w:proofErr w:type="spellEnd"/>
+      <w:r>
+        <w:rPr>
+          <w:rFonts w:asciiTheme="majorBidi" w:hAnsiTheme="majorBidi" w:cstheme="majorBidi"/>
+          <w:sz w:val="24"/>
+          <w:szCs w:val="24"/>
+          <w:lang w:bidi="ar-EG"/>
+        </w:rPr>
+        <w:t xml:space="preserve">* and </w:t>
+      </w:r>
+      <w:proofErr w:type="spellStart"/>
+      <w:r>
+        <w:rPr>
+          <w:rFonts w:asciiTheme="majorBidi" w:hAnsiTheme="majorBidi" w:cstheme="majorBidi"/>
+          <w:sz w:val="24"/>
+          <w:szCs w:val="24"/>
+          <w:lang w:bidi="ar-EG"/>
+        </w:rPr>
         <w:t>δw</w:t>
       </w:r>
       <w:proofErr w:type="spellEnd"/>
@@ -34905,14 +34951,25 @@
         </w:rPr>
         <w:t xml:space="preserve">. Where </w:t>
       </w:r>
-      <w:r>
-        <w:rPr>
-          <w:rFonts w:asciiTheme="majorBidi" w:hAnsiTheme="majorBidi" w:cstheme="majorBidi"/>
-          <w:sz w:val="24"/>
-          <w:szCs w:val="24"/>
-          <w:lang w:bidi="ar-EG"/>
-        </w:rPr>
-        <w:t>δλ*</w:t>
+      <w:proofErr w:type="spellStart"/>
+      <w:r>
+        <w:rPr>
+          <w:rFonts w:asciiTheme="majorBidi" w:hAnsiTheme="majorBidi" w:cstheme="majorBidi"/>
+          <w:sz w:val="24"/>
+          <w:szCs w:val="24"/>
+          <w:lang w:bidi="ar-EG"/>
+        </w:rPr>
+        <w:t>δλ</w:t>
+      </w:r>
+      <w:proofErr w:type="spellEnd"/>
+      <w:r>
+        <w:rPr>
+          <w:rFonts w:asciiTheme="majorBidi" w:hAnsiTheme="majorBidi" w:cstheme="majorBidi"/>
+          <w:sz w:val="24"/>
+          <w:szCs w:val="24"/>
+          <w:lang w:bidi="ar-EG"/>
+        </w:rPr>
+        <w:t>*</w:t>
       </w:r>
       <w:r>
         <w:rPr>
@@ -35579,7 +35636,29 @@
           <w:szCs w:val="24"/>
           <w14:ligatures w14:val="none"/>
         </w:rPr>
-        <w:t xml:space="preserve">{1}{4}\sum_{i=1}^{4} </w:t>
+        <w:t>{1}{4}\sum_{</w:t>
+      </w:r>
+      <w:proofErr w:type="spellStart"/>
+      <w:r>
+        <w:rPr>
+          <w:rFonts w:ascii="Times New Roman" w:eastAsia="Times New Roman" w:hAnsi="Times New Roman" w:cs="Times New Roman"/>
+          <w:kern w:val="0"/>
+          <w:sz w:val="24"/>
+          <w:szCs w:val="24"/>
+          <w14:ligatures w14:val="none"/>
+        </w:rPr>
+        <w:t>i</w:t>
+      </w:r>
+      <w:proofErr w:type="spellEnd"/>
+      <w:r>
+        <w:rPr>
+          <w:rFonts w:ascii="Times New Roman" w:eastAsia="Times New Roman" w:hAnsi="Times New Roman" w:cs="Times New Roman"/>
+          <w:kern w:val="0"/>
+          <w:sz w:val="24"/>
+          <w:szCs w:val="24"/>
+          <w14:ligatures w14:val="none"/>
+        </w:rPr>
+        <w:t xml:space="preserve">=1}^{4} </w:t>
       </w:r>
       <w:proofErr w:type="spellStart"/>
       <w:r>
@@ -35779,17 +35858,19 @@
           <w:lang w:bidi="ar-EG"/>
           <w14:ligatures w14:val="standardContextual"/>
         </w:rPr>
-        <w:t>Training the policy on the full set of trajectories simultaneously, with all reward terms active, proved challenging due to the diversity of behaviors and operating conditions. To facilitate policy learning, a curriculum training strategy was therefore adopted, in which both the training trajectories and reward terms were progressively expanded during training. This allows the policy to first learn from a more limited se</w:t>
-      </w:r>
-      <w:r>
+        <w:t>Training the policy on the full set of trajectories simultaneously, with all reward terms active, proved challenging due to the diversity of behaviors and operating conditions. To facilitate policy learning, a curriculum training strategy was therefore adopted, in which both the training trajectories and reward terms were progressively expanded during training. This allows the policy to first learn from a more limited set of trajectories with simpler objectives before being exposed to increasingly diverse scenarios and more complex objectives.</w:t>
+      </w:r>
+    </w:p>
+    <w:p>
+      <w:pPr>
+        <w:pStyle w:val="NormalWeb"/>
         <w:rPr>
           <w:rFonts w:asciiTheme="majorBidi" w:eastAsiaTheme="minorHAnsi" w:hAnsiTheme="majorBidi" w:cstheme="majorBidi"/>
           <w:kern w:val="2"/>
           <w:lang w:bidi="ar-EG"/>
           <w14:ligatures w14:val="standardContextual"/>
         </w:rPr>
-        <w:t xml:space="preserve">t of trajectories with simpler </w:t>
-      </w:r>
+      </w:pPr>
       <w:r>
         <w:rPr>
           <w:rFonts w:asciiTheme="majorBidi" w:eastAsiaTheme="minorHAnsi" w:hAnsiTheme="majorBidi" w:cstheme="majorBidi"/>
@@ -35797,19 +35878,17 @@
           <w:lang w:bidi="ar-EG"/>
           <w14:ligatures w14:val="standardContextual"/>
         </w:rPr>
-        <w:t>objectives before being exposed to increasingly diverse scenarios and more complex objectives.</w:t>
-      </w:r>
-    </w:p>
-    <w:p>
-      <w:pPr>
-        <w:pStyle w:val="NormalWeb"/>
+        <w:t>Training on multiple trajectories</w:t>
+      </w:r>
+      <w:r>
         <w:rPr>
           <w:rFonts w:asciiTheme="majorBidi" w:eastAsiaTheme="minorHAnsi" w:hAnsiTheme="majorBidi" w:cstheme="majorBidi"/>
           <w:kern w:val="2"/>
           <w:lang w:bidi="ar-EG"/>
           <w14:ligatures w14:val="standardContextual"/>
         </w:rPr>
-      </w:pPr>
+        <w:t xml:space="preserve"> together</w:t>
+      </w:r>
       <w:r>
         <w:rPr>
           <w:rFonts w:asciiTheme="majorBidi" w:eastAsiaTheme="minorHAnsi" w:hAnsiTheme="majorBidi" w:cstheme="majorBidi"/>
@@ -35817,7 +35896,7 @@
           <w:lang w:bidi="ar-EG"/>
           <w14:ligatures w14:val="standardContextual"/>
         </w:rPr>
-        <w:t>Training on multiple trajectories</w:t>
+        <w:t xml:space="preserve"> proved to be especially difficult, as the reward becomes extremely high variance, making the learning incredibly slow.</w:t>
       </w:r>
       <w:r>
         <w:rPr>
@@ -35826,7 +35905,7 @@
           <w:lang w:bidi="ar-EG"/>
           <w14:ligatures w14:val="standardContextual"/>
         </w:rPr>
-        <w:t xml:space="preserve"> together</w:t>
+        <w:t xml:space="preserve"> This was not an issue of observation aliasing </w:t>
       </w:r>
       <w:r>
         <w:rPr>
@@ -35835,7 +35914,7 @@
           <w:lang w:bidi="ar-EG"/>
           <w14:ligatures w14:val="standardContextual"/>
         </w:rPr>
-        <w:t xml:space="preserve"> proved to be especially difficult, as the reward becomes extremely high variance, making the learning incredibly slow.</w:t>
+        <w:t>since the load reference trajectory is provided in the observation space. It is also not a</w:t>
       </w:r>
       <w:r>
         <w:rPr>
@@ -35844,7 +35923,7 @@
           <w:lang w:bidi="ar-EG"/>
           <w14:ligatures w14:val="standardContextual"/>
         </w:rPr>
-        <w:t xml:space="preserve"> </w:t>
+        <w:t xml:space="preserve"> network capacity</w:t>
       </w:r>
       <w:r>
         <w:rPr>
@@ -35853,7 +35932,7 @@
           <w:lang w:bidi="ar-EG"/>
           <w14:ligatures w14:val="standardContextual"/>
         </w:rPr>
-        <w:t xml:space="preserve">This was not an issue of observation aliasing </w:t>
+        <w:t xml:space="preserve"> since multiple attempts to increase the size of the MLP were made and the problem persisted. </w:t>
       </w:r>
       <w:r>
         <w:rPr>
@@ -35862,7 +35941,7 @@
           <w:lang w:bidi="ar-EG"/>
           <w14:ligatures w14:val="standardContextual"/>
         </w:rPr>
-        <w:t>since the load reference trajectory is provided in the observation space. It is also not a</w:t>
+        <w:t>To combat this</w:t>
       </w:r>
       <w:r>
         <w:rPr>
@@ -35871,7 +35950,7 @@
           <w:lang w:bidi="ar-EG"/>
           <w14:ligatures w14:val="standardContextual"/>
         </w:rPr>
-        <w:t xml:space="preserve"> network capacity</w:t>
+        <w:t xml:space="preserve"> high variance</w:t>
       </w:r>
       <w:r>
         <w:rPr>
@@ -35880,7 +35959,7 @@
           <w:lang w:bidi="ar-EG"/>
           <w14:ligatures w14:val="standardContextual"/>
         </w:rPr>
-        <w:t xml:space="preserve"> since multiple attempts to increase the size of the MLP were made and the problem persisted. </w:t>
+        <w:t xml:space="preserve">, the policy was first trained on a single </w:t>
       </w:r>
       <w:r>
         <w:rPr>
@@ -35889,7 +35968,8 @@
           <w:lang w:bidi="ar-EG"/>
           <w14:ligatures w14:val="standardContextual"/>
         </w:rPr>
-        <w:t>To combat this</w:t>
+        <w:lastRenderedPageBreak/>
+        <w:t>trajectory until mastery, and then more trajectories were added one by one. However, this still proved to be challenging and does not force the policy to learn to generalize.</w:t>
       </w:r>
       <w:r>
         <w:rPr>
@@ -35898,34 +35978,6 @@
           <w:lang w:bidi="ar-EG"/>
           <w14:ligatures w14:val="standardContextual"/>
         </w:rPr>
-        <w:t xml:space="preserve"> high variance</w:t>
-      </w:r>
-      <w:r>
-        <w:rPr>
-          <w:rFonts w:asciiTheme="majorBidi" w:eastAsiaTheme="minorHAnsi" w:hAnsiTheme="majorBidi" w:cstheme="majorBidi"/>
-          <w:kern w:val="2"/>
-          <w:lang w:bidi="ar-EG"/>
-          <w14:ligatures w14:val="standardContextual"/>
-        </w:rPr>
-        <w:t xml:space="preserve">, the policy was first trained on a single </w:t>
-      </w:r>
-      <w:r>
-        <w:rPr>
-          <w:rFonts w:asciiTheme="majorBidi" w:eastAsiaTheme="minorHAnsi" w:hAnsiTheme="majorBidi" w:cstheme="majorBidi"/>
-          <w:kern w:val="2"/>
-          <w:lang w:bidi="ar-EG"/>
-          <w14:ligatures w14:val="standardContextual"/>
-        </w:rPr>
-        <w:lastRenderedPageBreak/>
-        <w:t>trajectory until mastery, and then more trajectories were added one by one. However, this still proved to be challenging and does not force the policy to learn to generalize.</w:t>
-      </w:r>
-      <w:r>
-        <w:rPr>
-          <w:rFonts w:asciiTheme="majorBidi" w:eastAsiaTheme="minorHAnsi" w:hAnsiTheme="majorBidi" w:cstheme="majorBidi"/>
-          <w:kern w:val="2"/>
-          <w:lang w:bidi="ar-EG"/>
-          <w14:ligatures w14:val="standardContextual"/>
-        </w:rPr>
         <w:t xml:space="preserve"> To ensure the correct diagnosis of the problem, and to explore a potential solution, we conducted the experiment illustrated in the next subsection.</w:t>
       </w:r>
     </w:p>
@@ -36166,7 +36218,21 @@
         <w:rPr>
           <w:lang w:bidi="ar-EG"/>
         </w:rPr>
-        <w:t>D=i=1</w:t>
+        <w:t>D=</w:t>
+      </w:r>
+      <w:proofErr w:type="spellStart"/>
+      <w:r>
+        <w:rPr>
+          <w:lang w:bidi="ar-EG"/>
+        </w:rPr>
+        <w:t>i</w:t>
+      </w:r>
+      <w:proofErr w:type="spellEnd"/>
+      <w:r>
+        <w:rPr>
+          <w:lang w:bidi="ar-EG"/>
+        </w:rPr>
+        <w:t>=1</w:t>
       </w:r>
       <w:r>
         <w:rPr>
@@ -36194,8 +36260,16 @@
         <w:rPr>
           <w:lang w:bidi="ar-EG"/>
         </w:rPr>
-        <w:t>​,πi</w:t>
-      </w:r>
+        <w:t>​,π</w:t>
+      </w:r>
+      <w:proofErr w:type="spellStart"/>
+      <w:r>
+        <w:rPr>
+          <w:lang w:bidi="ar-EG"/>
+        </w:rPr>
+        <w:t>i</w:t>
+      </w:r>
+      <w:proofErr w:type="spellEnd"/>
       <w:proofErr w:type="gramEnd"/>
       <w:r>
         <w:rPr>
@@ -36275,13 +36349,27 @@
         <w:rPr>
           <w:lang w:bidi="ar-EG"/>
         </w:rPr>
-        <w:t>πi(</w:t>
+        <w:t>π</w:t>
       </w:r>
       <w:proofErr w:type="spellStart"/>
       <w:r>
         <w:rPr>
           <w:lang w:bidi="ar-EG"/>
         </w:rPr>
+        <w:t>i</w:t>
+      </w:r>
+      <w:proofErr w:type="spellEnd"/>
+      <w:r>
+        <w:rPr>
+          <w:lang w:bidi="ar-EG"/>
+        </w:rPr>
+        <w:t>(</w:t>
+      </w:r>
+      <w:proofErr w:type="spellStart"/>
+      <w:r>
+        <w:rPr>
+          <w:lang w:bidi="ar-EG"/>
+        </w:rPr>
         <w:t>ot</w:t>
       </w:r>
       <w:proofErr w:type="spellEnd"/>
@@ -36317,7 +36405,21 @@
         <w:rPr>
           <w:lang w:bidi="ar-EG"/>
         </w:rPr>
-        <w:t>)πi​(</w:t>
+        <w:t>)π</w:t>
+      </w:r>
+      <w:proofErr w:type="spellStart"/>
+      <w:r>
+        <w:rPr>
+          <w:lang w:bidi="ar-EG"/>
+        </w:rPr>
+        <w:t>i</w:t>
+      </w:r>
+      <w:proofErr w:type="spellEnd"/>
+      <w:r>
+        <w:rPr>
+          <w:lang w:bidi="ar-EG"/>
+        </w:rPr>
+        <w:t>​(</w:t>
       </w:r>
       <w:proofErr w:type="spellStart"/>
       <w:r>
@@ -36945,7 +37047,7 @@
         <w:spacing w:line="360" w:lineRule="auto"/>
         <w:ind w:left="360"/>
         <w:rPr>
-          <w:rFonts w:asciiTheme="majorBidi" w:hAnsiTheme="majorBidi" w:cstheme="majorBidi" w:hint="cs"/>
+          <w:rFonts w:asciiTheme="majorBidi" w:hAnsiTheme="majorBidi" w:cstheme="majorBidi"/>
           <w:sz w:val="24"/>
           <w:szCs w:val="24"/>
           <w:rtl/>
@@ -37329,6 +37431,140 @@
         <w:ind w:left="360"/>
         <w:rPr>
           <w:rFonts w:asciiTheme="majorBidi" w:hAnsiTheme="majorBidi" w:cstheme="majorBidi"/>
+          <w:sz w:val="24"/>
+          <w:szCs w:val="24"/>
+        </w:rPr>
+      </w:pPr>
+      <w:r>
+        <w:rPr>
+          <w:rFonts w:asciiTheme="majorBidi" w:hAnsiTheme="majorBidi" w:cstheme="majorBidi"/>
+          <w:sz w:val="24"/>
+          <w:szCs w:val="24"/>
+        </w:rPr>
+        <w:t xml:space="preserve">[9] </w:t>
+      </w:r>
+      <w:r>
+        <w:rPr>
+          <w:rFonts w:asciiTheme="majorBidi" w:hAnsiTheme="majorBidi" w:cstheme="majorBidi"/>
+          <w:sz w:val="24"/>
+          <w:szCs w:val="24"/>
+        </w:rPr>
+        <w:t xml:space="preserve">check </w:t>
+      </w:r>
+      <w:proofErr w:type="gramStart"/>
+      <w:r>
+        <w:rPr>
+          <w:rFonts w:asciiTheme="majorBidi" w:hAnsiTheme="majorBidi" w:cstheme="majorBidi"/>
+          <w:sz w:val="24"/>
+          <w:szCs w:val="24"/>
+        </w:rPr>
+        <w:t>out :</w:t>
+      </w:r>
+      <w:proofErr w:type="gramEnd"/>
+      <w:r>
+        <w:rPr>
+          <w:rFonts w:asciiTheme="majorBidi" w:hAnsiTheme="majorBidi" w:cstheme="majorBidi"/>
+          <w:sz w:val="24"/>
+          <w:szCs w:val="24"/>
+        </w:rPr>
+        <w:t xml:space="preserve"> </w:t>
+      </w:r>
+      <w:proofErr w:type="spellStart"/>
+      <w:r>
+        <w:rPr>
+          <w:rFonts w:asciiTheme="majorBidi" w:hAnsiTheme="majorBidi" w:cstheme="majorBidi"/>
+          <w:sz w:val="24"/>
+          <w:szCs w:val="24"/>
+        </w:rPr>
+        <w:t>Jerath</w:t>
+      </w:r>
+      <w:proofErr w:type="spellEnd"/>
+      <w:r>
+        <w:rPr>
+          <w:rFonts w:asciiTheme="majorBidi" w:hAnsiTheme="majorBidi" w:cstheme="majorBidi"/>
+          <w:sz w:val="24"/>
+          <w:szCs w:val="24"/>
+        </w:rPr>
+        <w:t>, K</w:t>
+      </w:r>
+      <w:r>
+        <w:rPr>
+          <w:rFonts w:asciiTheme="majorBidi" w:hAnsiTheme="majorBidi" w:cstheme="majorBidi"/>
+          <w:sz w:val="24"/>
+          <w:szCs w:val="24"/>
+        </w:rPr>
+        <w:t xml:space="preserve"> et al</w:t>
+      </w:r>
+      <w:r>
+        <w:rPr>
+          <w:rFonts w:asciiTheme="majorBidi" w:hAnsiTheme="majorBidi" w:cstheme="majorBidi"/>
+          <w:sz w:val="24"/>
+          <w:szCs w:val="24"/>
+        </w:rPr>
+        <w:t xml:space="preserve"> (2018), “Bridging the gap between sensor noise modeling and sensor characterization,” </w:t>
+      </w:r>
+      <w:r>
+        <w:rPr>
+          <w:rFonts w:asciiTheme="majorBidi" w:hAnsiTheme="majorBidi" w:cstheme="majorBidi"/>
+          <w:sz w:val="24"/>
+          <w:szCs w:val="24"/>
+        </w:rPr>
+        <w:t xml:space="preserve">Or </w:t>
+      </w:r>
+      <w:proofErr w:type="spellStart"/>
+      <w:r>
+        <w:rPr>
+          <w:rFonts w:asciiTheme="majorBidi" w:hAnsiTheme="majorBidi" w:cstheme="majorBidi"/>
+          <w:sz w:val="24"/>
+          <w:szCs w:val="24"/>
+        </w:rPr>
+        <w:t>Besada-Portas</w:t>
+      </w:r>
+      <w:proofErr w:type="spellEnd"/>
+      <w:r>
+        <w:rPr>
+          <w:rFonts w:asciiTheme="majorBidi" w:hAnsiTheme="majorBidi" w:cstheme="majorBidi"/>
+          <w:sz w:val="24"/>
+          <w:szCs w:val="24"/>
+        </w:rPr>
+        <w:t xml:space="preserve"> et al. (2011) for delays</w:t>
+      </w:r>
+    </w:p>
+    <w:p>
+      <w:pPr>
+        <w:pStyle w:val="ListParagraph"/>
+        <w:spacing w:line="360" w:lineRule="auto"/>
+        <w:ind w:left="360"/>
+        <w:rPr>
+          <w:rFonts w:asciiTheme="majorBidi" w:hAnsiTheme="majorBidi" w:cstheme="majorBidi"/>
+          <w:sz w:val="24"/>
+          <w:szCs w:val="24"/>
+        </w:rPr>
+      </w:pPr>
+      <w:r>
+        <w:rPr>
+          <w:rFonts w:asciiTheme="majorBidi" w:hAnsiTheme="majorBidi" w:cstheme="majorBidi"/>
+          <w:sz w:val="24"/>
+          <w:szCs w:val="24"/>
+        </w:rPr>
+        <w:t xml:space="preserve">[10] </w:t>
+      </w:r>
+      <w:r>
+        <w:rPr>
+          <w:rFonts w:asciiTheme="majorBidi" w:hAnsiTheme="majorBidi" w:cstheme="majorBidi"/>
+          <w:sz w:val="24"/>
+          <w:szCs w:val="24"/>
+        </w:rPr>
+        <w:t>An Empirical Model of Large-Batch Training</w:t>
+      </w:r>
+    </w:p>
+    <w:p>
+      <w:pPr>
+        <w:pStyle w:val="ListParagraph"/>
+        <w:spacing w:line="360" w:lineRule="auto"/>
+        <w:ind w:left="360"/>
+        <w:rPr>
+          <w:rFonts w:asciiTheme="majorBidi" w:hAnsiTheme="majorBidi" w:cstheme="majorBidi"/>
           <w:b/>
           <w:bCs/>
           <w:sz w:val="24"/>
@@ -37342,94 +37578,18 @@
           <w:sz w:val="24"/>
           <w:szCs w:val="24"/>
         </w:rPr>
-        <w:t xml:space="preserve">[9] </w:t>
-      </w:r>
-      <w:r>
-        <w:rPr>
-          <w:rFonts w:asciiTheme="majorBidi" w:hAnsiTheme="majorBidi" w:cstheme="majorBidi"/>
-          <w:sz w:val="24"/>
-          <w:szCs w:val="24"/>
-        </w:rPr>
-        <w:t xml:space="preserve">check </w:t>
-      </w:r>
-      <w:proofErr w:type="gramStart"/>
-      <w:r>
-        <w:rPr>
-          <w:rFonts w:asciiTheme="majorBidi" w:hAnsiTheme="majorBidi" w:cstheme="majorBidi"/>
-          <w:sz w:val="24"/>
-          <w:szCs w:val="24"/>
-        </w:rPr>
-        <w:t>out :</w:t>
-      </w:r>
-      <w:proofErr w:type="gramEnd"/>
-      <w:r>
-        <w:rPr>
-          <w:rFonts w:asciiTheme="majorBidi" w:hAnsiTheme="majorBidi" w:cstheme="majorBidi"/>
-          <w:sz w:val="24"/>
-          <w:szCs w:val="24"/>
-        </w:rPr>
-        <w:t xml:space="preserve"> </w:t>
-      </w:r>
-      <w:proofErr w:type="spellStart"/>
-      <w:r>
-        <w:rPr>
-          <w:rFonts w:asciiTheme="majorBidi" w:hAnsiTheme="majorBidi" w:cstheme="majorBidi"/>
-          <w:sz w:val="24"/>
-          <w:szCs w:val="24"/>
-        </w:rPr>
-        <w:t>Jerath</w:t>
-      </w:r>
-      <w:proofErr w:type="spellEnd"/>
-      <w:r>
-        <w:rPr>
-          <w:rFonts w:asciiTheme="majorBidi" w:hAnsiTheme="majorBidi" w:cstheme="majorBidi"/>
-          <w:sz w:val="24"/>
-          <w:szCs w:val="24"/>
-        </w:rPr>
-        <w:t>, K</w:t>
-      </w:r>
-      <w:r>
-        <w:rPr>
-          <w:rFonts w:asciiTheme="majorBidi" w:hAnsiTheme="majorBidi" w:cstheme="majorBidi"/>
-          <w:sz w:val="24"/>
-          <w:szCs w:val="24"/>
-        </w:rPr>
-        <w:t xml:space="preserve"> et al</w:t>
-      </w:r>
-      <w:r>
-        <w:rPr>
-          <w:rFonts w:asciiTheme="majorBidi" w:hAnsiTheme="majorBidi" w:cstheme="majorBidi"/>
-          <w:sz w:val="24"/>
-          <w:szCs w:val="24"/>
-        </w:rPr>
-        <w:t xml:space="preserve"> (2018), “Bridging the gap between sensor noise modeling and sensor characterization,” </w:t>
-      </w:r>
-      <w:r>
-        <w:rPr>
-          <w:rFonts w:asciiTheme="majorBidi" w:hAnsiTheme="majorBidi" w:cstheme="majorBidi"/>
-          <w:sz w:val="24"/>
-          <w:szCs w:val="24"/>
-        </w:rPr>
-        <w:t xml:space="preserve">Or </w:t>
-      </w:r>
-      <w:proofErr w:type="spellStart"/>
-      <w:r>
-        <w:rPr>
-          <w:rFonts w:asciiTheme="majorBidi" w:hAnsiTheme="majorBidi" w:cstheme="majorBidi"/>
-          <w:sz w:val="24"/>
-          <w:szCs w:val="24"/>
-        </w:rPr>
-        <w:t>Besada-Portas</w:t>
-      </w:r>
-      <w:proofErr w:type="spellEnd"/>
-      <w:r>
-        <w:rPr>
-          <w:rFonts w:asciiTheme="majorBidi" w:hAnsiTheme="majorBidi" w:cstheme="majorBidi"/>
-          <w:sz w:val="24"/>
-          <w:szCs w:val="24"/>
-        </w:rPr>
-        <w:t xml:space="preserve"> et al. (2011) for delays</w:t>
-      </w:r>
+        <w:t xml:space="preserve">[11] </w:t>
+      </w:r>
+      <w:r>
+        <w:rPr>
+          <w:rFonts w:asciiTheme="majorBidi" w:hAnsiTheme="majorBidi" w:cstheme="majorBidi"/>
+          <w:sz w:val="24"/>
+          <w:szCs w:val="24"/>
+        </w:rPr>
+        <w:t>Gradient Surgery for Multi-Task Learning" (PCGrad)</w:t>
+      </w:r>
+      <w:bookmarkStart w:id="0" w:name="_GoBack"/>
+      <w:bookmarkEnd w:id="0"/>
     </w:p>
     <w:sectPr>
       <w:pgSz w:w="12240" w:h="15840"/>
@@ -39827,15 +39987,6 @@
   </w:num>
   <w:num w:numId="19">
     <w:abstractNumId w:val="3"/>
-    <w:lvlOverride w:ilvl="0"/>
-    <w:lvlOverride w:ilvl="1"/>
-    <w:lvlOverride w:ilvl="2"/>
-    <w:lvlOverride w:ilvl="3"/>
-    <w:lvlOverride w:ilvl="4"/>
-    <w:lvlOverride w:ilvl="5"/>
-    <w:lvlOverride w:ilvl="6"/>
-    <w:lvlOverride w:ilvl="7"/>
-    <w:lvlOverride w:ilvl="8"/>
   </w:num>
   <w:num w:numId="20">
     <w:abstractNumId w:val="7"/>
@@ -40293,6 +40444,7 @@
   <w:style w:type="character" w:default="1" w:styleId="DefaultParagraphFont">
     <w:name w:val="Default Paragraph Font"/>
     <w:uiPriority w:val="1"/>
+    <w:semiHidden/>
     <w:unhideWhenUsed/>
   </w:style>
   <w:style w:type="table" w:default="1" w:styleId="TableNormal">
@@ -40791,7 +40943,7 @@
 </file>
 
 <file path=customXml/itemProps1.xml><?xml version="1.0" encoding="utf-8"?>
-<ds:datastoreItem xmlns:ds="http://schemas.openxmlformats.org/officeDocument/2006/customXml" ds:itemID="{C495CA2B-35A5-4DCF-80C6-B21F34933FE5}">
+<ds:datastoreItem xmlns:ds="http://schemas.openxmlformats.org/officeDocument/2006/customXml" ds:itemID="{B3495F95-9068-4852-BEDB-B61D7D22E6F7}">
   <ds:schemaRefs>
     <ds:schemaRef ds:uri="http://schemas.openxmlformats.org/officeDocument/2006/bibliography"/>
   </ds:schemaRefs>
